--- a/data/outputs/v2/Essential_Mathematics/SS3.1_Statistics_1/Essential_Mathematics_Statistics_1_CBE_LessonSequence.docx
+++ b/data/outputs/v2/Essential_Mathematics/SS3.1_Statistics_1/Essential_Mathematics_Statistics_1_CBE_LessonSequence.docx
@@ -3551,7 +3551,7 @@
             <w:pPr>
               <w:spacing w:after="20" w:before="0"/>
             </w:pPr>
-            <w:hyperlink w:history="1" r:id="rIdzd6gv470jztge1okyfj-m">
+            <w:hyperlink w:history="1" r:id="rIdtft2smdjwswuoxaibdizf">
               <w:r>
                 <w:rPr>
                   <w:rFonts w:ascii="Arial" w:cs="Arial" w:eastAsia="Arial" w:hAnsi="Arial"/>
@@ -3584,7 +3584,7 @@
               <w:spacing w:after="10" w:before="0"/>
               <w:ind w:left="120"/>
             </w:pPr>
-            <w:hyperlink w:history="1" r:id="rIdefiapu5rekzjvqlv3ufpx">
+            <w:hyperlink w:history="1" r:id="rIdd99fyoxshdgijiaevf5nj">
               <w:r>
                 <w:rPr>
                   <w:rFonts w:ascii="Arial" w:cs="Arial" w:eastAsia="Arial" w:hAnsi="Arial"/>
@@ -3629,7 +3629,7 @@
             <w:pPr>
               <w:spacing w:after="20" w:before="0"/>
             </w:pPr>
-            <w:hyperlink w:history="1" r:id="rIdft-yajdafewsf5jk2wj2c">
+            <w:hyperlink w:history="1" r:id="rIdsl3_mr31qm-gynfcwr3mi">
               <w:r>
                 <w:rPr>
                   <w:rFonts w:ascii="Arial" w:cs="Arial" w:eastAsia="Arial" w:hAnsi="Arial"/>
@@ -3638,7 +3638,7 @@
                   <w:szCs w:val="16"/>
                   <w:u w:val="single" w:color="2E75B6"/>
                 </w:rPr>
-                <w:t xml:space="preserve">Summary Statistics, Summarizing Univariate Distributions (Flexbook)</w:t>
+                <w:t xml:space="preserve">Represent Real-World Data Using Bar Graphs, Frequency Tables and Histograms (Flexbook)</w:t>
               </w:r>
             </w:hyperlink>
           </w:p>
@@ -3662,7 +3662,7 @@
               <w:spacing w:after="10" w:before="0"/>
               <w:ind w:left="120"/>
             </w:pPr>
-            <w:hyperlink w:history="1" r:id="rIdeci3b8itrpvvbspo7nwvz">
+            <w:hyperlink w:history="1" r:id="rIdfboqbyyx5qqzi6binmeck">
               <w:r>
                 <w:rPr>
                   <w:rFonts w:ascii="Arial" w:cs="Arial" w:eastAsia="Arial" w:hAnsi="Arial"/>
@@ -3857,7 +3857,313 @@
             <w:pPr>
               <w:spacing w:after="20" w:before="0"/>
             </w:pPr>
-            <w:hyperlink w:history="1" r:id="rId3chdjrsnfv7htcpxhdbgo">
+            <w:hyperlink w:history="1" r:id="rIdyz1a2mcckh15q1bfodzm9">
+              <w:r>
+                <w:rPr>
+                  <w:rFonts w:ascii="Arial" w:cs="Arial" w:eastAsia="Arial" w:hAnsi="Arial"/>
+                  <w:color w:val="2E75B6"/>
+                  <w:sz w:val="16"/>
+                  <w:szCs w:val="16"/>
+                  <w:u w:val="single" w:color="2E75B6"/>
+                </w:rPr>
+                <w:t xml:space="preserve">Creating a bar graph</w:t>
+              </w:r>
+            </w:hyperlink>
+          </w:p>
+          <w:p>
+            <w:pPr>
+              <w:spacing w:after="10" w:before="0"/>
+              <w:ind w:left="120"/>
+            </w:pPr>
+            <w:r>
+              <w:rPr>
+                <w:rFonts w:ascii="Arial" w:cs="Arial" w:eastAsia="Arial" w:hAnsi="Arial"/>
+                <w:color w:val="595959"/>
+                <w:sz w:val="14"/>
+                <w:szCs w:val="14"/>
+              </w:rPr>
+              <w:t xml:space="preserve">Source: Khan Academy (English - US curriculum)</w:t>
+            </w:r>
+          </w:p>
+          <w:p>
+            <w:pPr>
+              <w:spacing w:after="10" w:before="0"/>
+              <w:ind w:left="120"/>
+            </w:pPr>
+            <w:hyperlink w:history="1" r:id="rId7wc8uzmm4hnnerbkw_nw8">
+              <w:r>
+                <w:rPr>
+                  <w:rFonts w:ascii="Arial" w:cs="Arial" w:eastAsia="Arial" w:hAnsi="Arial"/>
+                  <w:color w:val="595959"/>
+                  <w:sz w:val="14"/>
+                  <w:szCs w:val="14"/>
+                  <w:u w:val="single" w:color="595959"/>
+                </w:rPr>
+                <w:t xml:space="preserve">🔍 Search ARES for similar videos</w:t>
+              </w:r>
+            </w:hyperlink>
+          </w:p>
+          <w:p>
+            <w:pPr>
+              <w:spacing w:after="40" w:before="0"/>
+            </w:pPr>
+            <w:r>
+              <w:rPr>
+                <w:sz w:val="14"/>
+                <w:szCs w:val="14"/>
+              </w:rPr>
+              <w:t xml:space="preserve"/>
+            </w:r>
+          </w:p>
+          <w:p>
+            <w:pPr>
+              <w:spacing w:after="20" w:before="0"/>
+            </w:pPr>
+            <w:r>
+              <w:rPr>
+                <w:rFonts w:ascii="Arial" w:cs="Arial" w:eastAsia="Arial" w:hAnsi="Arial"/>
+                <w:b/>
+                <w:bCs/>
+                <w:color w:val="1F3864"/>
+                <w:sz w:val="16"/>
+                <w:szCs w:val="16"/>
+              </w:rPr>
+              <w:t xml:space="preserve">📖 HTML:</w:t>
+            </w:r>
+          </w:p>
+          <w:p>
+            <w:pPr>
+              <w:spacing w:after="20" w:before="0"/>
+            </w:pPr>
+            <w:hyperlink w:history="1" r:id="rIdsyn8-ihxqprnxtyuya9le">
+              <w:r>
+                <w:rPr>
+                  <w:rFonts w:ascii="Arial" w:cs="Arial" w:eastAsia="Arial" w:hAnsi="Arial"/>
+                  <w:color w:val="2E75B6"/>
+                  <w:sz w:val="16"/>
+                  <w:szCs w:val="16"/>
+                  <w:u w:val="single" w:color="2E75B6"/>
+                </w:rPr>
+                <w:t xml:space="preserve">Ungrouped Data to Find the Mean (Flexbook)</w:t>
+              </w:r>
+            </w:hyperlink>
+          </w:p>
+          <w:p>
+            <w:pPr>
+              <w:spacing w:after="10" w:before="0"/>
+              <w:ind w:left="120"/>
+            </w:pPr>
+            <w:r>
+              <w:rPr>
+                <w:rFonts w:ascii="Arial" w:cs="Arial" w:eastAsia="Arial" w:hAnsi="Arial"/>
+                <w:color w:val="595959"/>
+                <w:sz w:val="14"/>
+                <w:szCs w:val="14"/>
+              </w:rPr>
+              <w:t xml:space="preserve">Source: CK-12</w:t>
+            </w:r>
+          </w:p>
+          <w:p>
+            <w:pPr>
+              <w:spacing w:after="10" w:before="0"/>
+              <w:ind w:left="120"/>
+            </w:pPr>
+            <w:hyperlink w:history="1" r:id="rIdmqnlccdnbmrg6inmw9_ui">
+              <w:r>
+                <w:rPr>
+                  <w:rFonts w:ascii="Arial" w:cs="Arial" w:eastAsia="Arial" w:hAnsi="Arial"/>
+                  <w:color w:val="595959"/>
+                  <w:sz w:val="14"/>
+                  <w:szCs w:val="14"/>
+                  <w:u w:val="single" w:color="595959"/>
+                </w:rPr>
+                <w:t xml:space="preserve">🔍 Search ARES for similar readings</w:t>
+              </w:r>
+            </w:hyperlink>
+          </w:p>
+        </w:tc>
+        <w:tc>
+          <w:tcPr>
+            <w:tcW w:type="dxa" w:w="3040"/>
+            <w:shd w:fill="FFFFFF" w:color="auto" w:val="clear"/>
+            <w:tcMar>
+              <w:top w:type="dxa" w:w="60"/>
+              <w:left w:type="dxa" w:w="120"/>
+              <w:bottom w:type="dxa" w:w="60"/>
+              <w:right w:type="dxa" w:w="120"/>
+            </w:tcMar>
+            <w:vAlign w:val="top"/>
+          </w:tcPr>
+          <w:p>
+            <w:pPr>
+              <w:spacing w:after="40" w:before="0"/>
+              <w:jc w:val="left"/>
+            </w:pPr>
+            <w:r>
+              <w:rPr>
+                <w:rFonts w:ascii="Arial" w:cs="Arial" w:eastAsia="Arial" w:hAnsi="Arial"/>
+                <w:b w:val="false"/>
+                <w:bCs w:val="false"/>
+                <w:i w:val="false"/>
+                <w:iCs w:val="false"/>
+                <w:color w:val="000000"/>
+                <w:sz w:val="18"/>
+                <w:szCs w:val="18"/>
+              </w:rPr>
+              <w:t xml:space="preserve">Learners now receive a larger printed version of the same 30-item raw list (or view it on screen). In groups of three, they are given 5 minutes to count however they like — no structure is imposed yet. Each group records their count on a mini-whiteboard or piece of paper. Groups will almost certainly get different totals for ugali, revealing that even when people try to count raw data they make errors. The class then compares group totals projected on the board.</w:t>
+            </w:r>
+          </w:p>
+        </w:tc>
+        <w:tc>
+          <w:tcPr>
+            <w:tcW w:type="dxa" w:w="3040"/>
+            <w:shd w:fill="F2F2F2" w:color="auto" w:val="clear"/>
+            <w:tcMar>
+              <w:top w:type="dxa" w:w="60"/>
+              <w:left w:type="dxa" w:w="120"/>
+              <w:bottom w:type="dxa" w:w="60"/>
+              <w:right w:type="dxa" w:w="120"/>
+            </w:tcMar>
+            <w:vAlign w:val="top"/>
+          </w:tcPr>
+          <w:p>
+            <w:pPr>
+              <w:spacing w:after="40" w:before="0"/>
+              <w:jc w:val="left"/>
+            </w:pPr>
+            <w:r>
+              <w:rPr>
+                <w:rFonts w:ascii="Arial" w:cs="Arial" w:eastAsia="Arial" w:hAnsi="Arial"/>
+                <w:b w:val="false"/>
+                <w:bCs w:val="false"/>
+                <w:i w:val="false"/>
+                <w:iCs w:val="false"/>
+                <w:color w:val="000000"/>
+                <w:sz w:val="18"/>
+                <w:szCs w:val="18"/>
+              </w:rPr>
+              <w:t xml:space="preserve">1. Distribute the raw list printout (A5 card). Say: 'Now you MAY count. In your group of three, count how many times each meal appears. You have 5 minutes. Use any method you like.' [Set a visible 5-minute timer.] 2. While groups work, circulate. Ask probing questions without giving answers: 'How are you keeping track? What happens when you lose your place?' Note which groups use tally marks spontaneously — these groups will be referenced later. 3. After 5 minutes, call the class back. Say: 'Hold up your ugali count — on the count of three.' [Scan boards.] Write all different answers on the board: e.g., 14, 15, 16, 17. Ask: 'We all looked at the SAME list. Why do we have DIFFERENT answers?' [WAIT TIME: 15 seconds of silence before cold-calling.] 4. Cold-call 3 learners: 'Kamau — what do you think caused the difference?' Accept all answers. 5. Ask: 'What would make counting easier and less error-prone?' [WAIT 10 seconds.] Accept suggestions. If no one mentions a tally or table, say: 'One group over here used a system — can you show us what you did?' [Invite that group to share.] 6. Bridge to phenomenon: 'This is EXACTLY Mama Wanjiku's problem — but she has 120 orders, not 30, and she does this from MEMORY, without even writing anything down.'</w:t>
+            </w:r>
+          </w:p>
+        </w:tc>
+        <w:tc>
+          <w:tcPr>
+            <w:tcW w:type="dxa" w:w="3040"/>
+            <w:shd w:fill="FFFFFF" w:color="auto" w:val="clear"/>
+            <w:tcMar>
+              <w:top w:type="dxa" w:w="60"/>
+              <w:left w:type="dxa" w:w="120"/>
+              <w:bottom w:type="dxa" w:w="60"/>
+              <w:right w:type="dxa" w:w="120"/>
+            </w:tcMar>
+            <w:vAlign w:val="top"/>
+          </w:tcPr>
+          <w:p>
+            <w:pPr>
+              <w:spacing w:after="40" w:before="0"/>
+              <w:jc w:val="left"/>
+            </w:pPr>
+            <w:r>
+              <w:rPr>
+                <w:rFonts w:ascii="Arial" w:cs="Arial" w:eastAsia="Arial" w:hAnsi="Arial"/>
+                <w:b w:val="false"/>
+                <w:bCs w:val="false"/>
+                <w:i w:val="false"/>
+                <w:iCs w:val="false"/>
+                <w:color w:val="000000"/>
+                <w:sz w:val="18"/>
+                <w:szCs w:val="18"/>
+              </w:rPr>
+              <w:t xml:space="preserve">Structured controversy through group counting: Deliberately allowing unstructured counting guarantees different totals across groups. This observable disagreement is not a failure — it IS the lesson. It provides concrete, lived evidence that raw data without an organisational system produces unreliable information. The teacher names this: 'What you just experienced is why statisticians invented the frequency distribution table.'</w:t>
+            </w:r>
+          </w:p>
+        </w:tc>
+        <w:tc>
+          <w:tcPr>
+            <w:tcW w:type="dxa" w:w="3040"/>
+            <w:shd w:fill="F2F2F2" w:color="auto" w:val="clear"/>
+            <w:tcMar>
+              <w:top w:type="dxa" w:w="60"/>
+              <w:left w:type="dxa" w:w="120"/>
+              <w:bottom w:type="dxa" w:w="60"/>
+              <w:right w:type="dxa" w:w="120"/>
+            </w:tcMar>
+            <w:vAlign w:val="top"/>
+          </w:tcPr>
+          <w:p>
+            <w:pPr>
+              <w:spacing w:after="40" w:before="0"/>
+              <w:jc w:val="left"/>
+            </w:pPr>
+            <w:r>
+              <w:rPr>
+                <w:rFonts w:ascii="Arial" w:cs="Arial" w:eastAsia="Arial" w:hAnsi="Arial"/>
+                <w:b w:val="false"/>
+                <w:bCs w:val="false"/>
+                <w:i w:val="false"/>
+                <w:iCs w:val="false"/>
+                <w:color w:val="000000"/>
+                <w:sz w:val="18"/>
+                <w:szCs w:val="18"/>
+              </w:rPr>
+              <w:t xml:space="preserve">Observable indicator: Each group produces a written count for all five meal types. Teacher notes (a) which groups attempted a systematic method independently (evidence of prior knowledge to build on), and (b) how widely the ugali counts vary across groups (wider spread = stronger evidence of the need for a tally system). If all groups agree, teacher asks: 'How confident are you — would you bet Mama Wanjiku's income on this count?'</w:t>
+            </w:r>
+          </w:p>
+        </w:tc>
+      </w:tr>
+      <w:tr>
+        <w:tc>
+          <w:tcPr>
+            <w:tcW w:type="dxa" w:w="1520"/>
+            <w:shd w:fill="E2EFDA" w:color="auto" w:val="clear"/>
+            <w:tcMar>
+              <w:top w:type="dxa" w:w="60"/>
+              <w:left w:type="dxa" w:w="120"/>
+              <w:bottom w:type="dxa" w:w="60"/>
+              <w:right w:type="dxa" w:w="120"/>
+            </w:tcMar>
+            <w:vAlign w:val="top"/>
+          </w:tcPr>
+          <w:p>
+            <w:pPr>
+              <w:spacing w:after="40" w:before="0"/>
+              <w:jc w:val="left"/>
+            </w:pPr>
+            <w:r>
+              <w:rPr>
+                <w:rFonts w:ascii="Arial" w:cs="Arial" w:eastAsia="Arial" w:hAnsi="Arial"/>
+                <w:b/>
+                <w:bCs/>
+                <w:i w:val="false"/>
+                <w:iCs w:val="false"/>
+                <w:color w:val="000000"/>
+                <w:sz w:val="18"/>
+                <w:szCs w:val="18"/>
+              </w:rPr>
+              <w:t xml:space="preserve">Explain Phase</w:t>
+            </w:r>
+          </w:p>
+          <w:p>
+            <w:pPr>
+              <w:spacing w:after="20" w:before="0"/>
+            </w:pPr>
+            <w:r>
+              <w:rPr>
+                <w:rFonts w:ascii="Arial" w:cs="Arial" w:eastAsia="Arial" w:hAnsi="Arial"/>
+                <w:b/>
+                <w:bCs/>
+                <w:color w:val="1F3864"/>
+                <w:sz w:val="16"/>
+                <w:szCs w:val="16"/>
+              </w:rPr>
+              <w:t xml:space="preserve">📹 VIDEO:</w:t>
+            </w:r>
+          </w:p>
+          <w:p>
+            <w:pPr>
+              <w:spacing w:after="20" w:before="0"/>
+            </w:pPr>
+            <w:hyperlink w:history="1" r:id="rIdtmucf14fmlri76_j5k7-w">
               <w:r>
                 <w:rPr>
                   <w:rFonts w:ascii="Arial" w:cs="Arial" w:eastAsia="Arial" w:hAnsi="Arial"/>
@@ -3890,7 +4196,7 @@
               <w:spacing w:after="10" w:before="0"/>
               <w:ind w:left="120"/>
             </w:pPr>
-            <w:hyperlink w:history="1" r:id="rIdhjqrm7oumbfgvgjidkeyp">
+            <w:hyperlink w:history="1" r:id="rIdjjeiljsxpk6lmu20dwh45">
               <w:r>
                 <w:rPr>
                   <w:rFonts w:ascii="Arial" w:cs="Arial" w:eastAsia="Arial" w:hAnsi="Arial"/>
@@ -3928,14 +4234,14 @@
                 <w:sz w:val="16"/>
                 <w:szCs w:val="16"/>
               </w:rPr>
-              <w:t xml:space="preserve">📖 HTML:</w:t>
+              <w:t xml:space="preserve">📖 EXERCISE:</w:t>
             </w:r>
           </w:p>
           <w:p>
             <w:pPr>
               <w:spacing w:after="20" w:before="0"/>
             </w:pPr>
-            <w:hyperlink w:history="1" r:id="rIdoyrgrfwbqf-ymk7s0zqfb">
+            <w:hyperlink w:history="1" r:id="rIdwfzf8agzzwysy-haoscya">
               <w:r>
                 <w:rPr>
                   <w:rFonts w:ascii="Arial" w:cs="Arial" w:eastAsia="Arial" w:hAnsi="Arial"/>
@@ -3944,7 +4250,7 @@
                   <w:szCs w:val="16"/>
                   <w:u w:val="single" w:color="2E75B6"/>
                 </w:rPr>
-                <w:t xml:space="preserve">Summary Statistics, Summarizing Univariate Distributions (Flexbook)</w:t>
+                <w:t xml:space="preserve">Ungrouped Data to Find the Mean Practice</w:t>
               </w:r>
             </w:hyperlink>
           </w:p>
@@ -3968,7 +4274,7 @@
               <w:spacing w:after="10" w:before="0"/>
               <w:ind w:left="120"/>
             </w:pPr>
-            <w:hyperlink w:history="1" r:id="rIdequf3yj_hccq1bdzatjpm">
+            <w:hyperlink w:history="1" r:id="rIdm8d9i6b9kulmvqxbsb2km">
               <w:r>
                 <w:rPr>
                   <w:rFonts w:ascii="Arial" w:cs="Arial" w:eastAsia="Arial" w:hAnsi="Arial"/>
@@ -4010,7 +4316,7 @@
                 <w:sz w:val="18"/>
                 <w:szCs w:val="18"/>
               </w:rPr>
-              <w:t xml:space="preserve">Learners now receive a larger printed version of the same 30-item raw list (or view it on screen). In groups of three, they are given 5 minutes to count however they like — no structure is imposed yet. Each group records their count on a mini-whiteboard or piece of paper. Groups will almost certainly get different totals for ugali, revealing that even when people try to count raw data they make errors. The class then compares group totals projected on the board.</w:t>
+              <w:t xml:space="preserve">The teacher introduces the tally/frequency distribution table as the solution to the counting problem just experienced. Learners reconstruct the 30-item count using a class tally table drawn on the board, with individual learners calling out items one by one. The class arrives at an agreed, verified frequency table. Learners are then introduced to the terms: raw data, frequency, frequency distribution table, tally marks. They connect each term back to Mama Wanjiku: 'This table is the tool that could have saved Mama Wanjiku from running out of ugali.'</w:t>
             </w:r>
           </w:p>
         </w:tc>
@@ -4042,7 +4348,7 @@
                 <w:sz w:val="18"/>
                 <w:szCs w:val="18"/>
               </w:rPr>
-              <w:t xml:space="preserve">1. Distribute the raw list printout (A5 card). Say: 'Now you MAY count. In your group of three, count how many times each meal appears. You have 5 minutes. Use any method you like.' [Set a visible 5-minute timer.] 2. While groups work, circulate. Ask probing questions without giving answers: 'How are you keeping track? What happens when you lose your place?' Note which groups use tally marks spontaneously — these groups will be referenced later. 3. After 5 minutes, call the class back. Say: 'Hold up your ugali count — on the count of three.' [Scan boards.] Write all different answers on the board: e.g., 14, 15, 16, 17. Ask: 'We all looked at the SAME list. Why do we have DIFFERENT answers?' [WAIT TIME: 15 seconds of silence before cold-calling.] 4. Cold-call 3 learners: 'Kamau — what do you think caused the difference?' Accept all answers. 5. Ask: 'What would make counting easier and less error-prone?' [WAIT 10 seconds.] Accept suggestions. If no one mentions a tally or table, say: 'One group over here used a system — can you show us what you did?' [Invite that group to share.] 6. Bridge to phenomenon: 'This is EXACTLY Mama Wanjiku's problem — but she has 120 orders, not 30, and she does this from MEMORY, without even writing anything down.'</w:t>
+              <w:t xml:space="preserve">1. Draw a blank 3-column table on the board: Meal | Tally | Frequency. Say: 'We are going to build this table TOGETHER, one order at a time. I will point to each item on the list and YOU call it out.' 2. Point to item 1 on the projected list. Wait for the class to call the meal name aloud. Make the tally mark. Continue through all 30 items, pausing every 5 marks to do the bundle: 'Four strokes, then the diagonal — that gives us a bundle of five. Why do we bundle? Because bundles are fast to count.' 3. When the tally is complete, say: 'Count your bundles and singles for each meal and give me the frequency.' Cold-call one learner per row (5 cold-calls total). Record frequencies. 4. Ask the class: 'Add up all frequencies. What should the total be?' [WAIT 10 seconds.] Verify total = 30. Say: 'This is a CHECK — if your frequencies don't add up to your total data points, you have made an error.' 5. Now compare to prediction slips: 'Look at your prediction from Phase 1. Were you right about ugali being most popular? Why was it hard to tell from the raw list?' [WAIT 15 seconds.] Cold-call 3 learners. 6. Introduce vocabulary explicitly: write on board — RAW DATA (the unorganised list), TALLY (a mark for each item), FREQUENCY (the count), FREQUENCY DISTRIBUTION TABLE (organising data into a table). Ask: 'Which of these four things does Mama Wanjiku currently have? Which does she lack?' [WAIT 10 seconds; cold-call 2 learners.] 7. Say: 'The frequency distribution table has turned Mama Wanjiku's invisible data into visible information. But we can do even more — over the next lessons we will calculate averages and draw graphs that make the pattern impossible to miss.'</w:t>
             </w:r>
           </w:p>
         </w:tc>
@@ -4074,7 +4380,7 @@
                 <w:sz w:val="18"/>
                 <w:szCs w:val="18"/>
               </w:rPr>
-              <w:t xml:space="preserve">Structured controversy through group counting: Deliberately allowing unstructured counting guarantees different totals across groups. This observable disagreement is not a failure — it IS the lesson. It provides concrete, lived evidence that raw data without an organisational system produces unreliable information. The teacher names this: 'What you just experienced is why statisticians invented the frequency distribution table.'</w:t>
+              <w:t xml:space="preserve">Whole-class co-construction of a frequency table: By building the table together — with every learner seeing the transformation from raw list to organised table in real time — the teacher makes the statistical process transparent and memorable. Connecting every step back to Mama Wanjiku keeps the purpose authentic. The vocabulary introduction at the END (after experience) follows an inquiry-first approach: learners understand the NEED for the word before they learn it.</w:t>
             </w:r>
           </w:p>
         </w:tc>
@@ -4106,7 +4412,7 @@
                 <w:sz w:val="18"/>
                 <w:szCs w:val="18"/>
               </w:rPr>
-              <w:t xml:space="preserve">Observable indicator: Each group produces a written count for all five meal types. Teacher notes (a) which groups attempted a systematic method independently (evidence of prior knowledge to build on), and (b) how widely the ugali counts vary across groups (wider spread = stronger evidence of the need for a tally system). If all groups agree, teacher asks: 'How confident are you — would you bet Mama Wanjiku's income on this count?'</w:t>
+              <w:t xml:space="preserve">Observable indicator: When the teacher cold-calls for each row's frequency, every called learner can state the correct number after counting tally marks. Teacher checks that the class total equals 30. Secondary check: ask 2–3 learners to explain IN THEIR OWN WORDS what 'frequency' means in the context of Mama Wanjiku's meals — listening for: 'how many times each meal was ordered' or equivalent. If learners cannot explain, reteach using: 'Frequency just means — how many? How many ugali? How many githeri?'</w:t>
             </w:r>
           </w:p>
         </w:tc>
@@ -4115,32 +4421,32 @@
         <w:tc>
           <w:tcPr>
             <w:tcW w:type="dxa" w:w="1520"/>
-            <w:shd w:fill="E2EFDA" w:color="auto" w:val="clear"/>
-            <w:tcMar>
-              <w:top w:type="dxa" w:w="60"/>
-              <w:left w:type="dxa" w:w="120"/>
-              <w:bottom w:type="dxa" w:w="60"/>
-              <w:right w:type="dxa" w:w="120"/>
-            </w:tcMar>
-            <w:vAlign w:val="top"/>
-          </w:tcPr>
-          <w:p>
-            <w:pPr>
-              <w:spacing w:after="40" w:before="0"/>
-              <w:jc w:val="left"/>
-            </w:pPr>
-            <w:r>
-              <w:rPr>
-                <w:rFonts w:ascii="Arial" w:cs="Arial" w:eastAsia="Arial" w:hAnsi="Arial"/>
-                <w:b/>
-                <w:bCs/>
-                <w:i w:val="false"/>
-                <w:iCs w:val="false"/>
-                <w:color w:val="000000"/>
-                <w:sz w:val="18"/>
-                <w:szCs w:val="18"/>
-              </w:rPr>
-              <w:t xml:space="preserve">Explain Phase</w:t>
+            <w:shd w:fill="FCE4D6" w:color="auto" w:val="clear"/>
+            <w:tcMar>
+              <w:top w:type="dxa" w:w="60"/>
+              <w:left w:type="dxa" w:w="120"/>
+              <w:bottom w:type="dxa" w:w="60"/>
+              <w:right w:type="dxa" w:w="120"/>
+            </w:tcMar>
+            <w:vAlign w:val="top"/>
+          </w:tcPr>
+          <w:p>
+            <w:pPr>
+              <w:spacing w:after="40" w:before="0"/>
+              <w:jc w:val="left"/>
+            </w:pPr>
+            <w:r>
+              <w:rPr>
+                <w:rFonts w:ascii="Arial" w:cs="Arial" w:eastAsia="Arial" w:hAnsi="Arial"/>
+                <w:b/>
+                <w:bCs/>
+                <w:i w:val="false"/>
+                <w:iCs w:val="false"/>
+                <w:color w:val="000000"/>
+                <w:sz w:val="18"/>
+                <w:szCs w:val="18"/>
+              </w:rPr>
+              <w:t xml:space="preserve">Driving Question Board (DQB) Creation</w:t>
             </w:r>
           </w:p>
           <w:p>
@@ -4163,7 +4469,7 @@
             <w:pPr>
               <w:spacing w:after="20" w:before="0"/>
             </w:pPr>
-            <w:hyperlink w:history="1" r:id="rId9geul5knkzod6vyheq4px">
+            <w:hyperlink w:history="1" r:id="rIdyvvefjuxj952utdxcfdvk">
               <w:r>
                 <w:rPr>
                   <w:rFonts w:ascii="Arial" w:cs="Arial" w:eastAsia="Arial" w:hAnsi="Arial"/>
@@ -4196,7 +4502,7 @@
               <w:spacing w:after="10" w:before="0"/>
               <w:ind w:left="120"/>
             </w:pPr>
-            <w:hyperlink w:history="1" r:id="rIdboefc90yiaa2ixi_nsiu1">
+            <w:hyperlink w:history="1" r:id="rIdvlj8edjbuzi-6qize0dkf">
               <w:r>
                 <w:rPr>
                   <w:rFonts w:ascii="Arial" w:cs="Arial" w:eastAsia="Arial" w:hAnsi="Arial"/>
@@ -4234,14 +4540,14 @@
                 <w:sz w:val="16"/>
                 <w:szCs w:val="16"/>
               </w:rPr>
-              <w:t xml:space="preserve">📖 HTML:</w:t>
+              <w:t xml:space="preserve">📖 EXERCISE:</w:t>
             </w:r>
           </w:p>
           <w:p>
             <w:pPr>
               <w:spacing w:after="20" w:before="0"/>
             </w:pPr>
-            <w:hyperlink w:history="1" r:id="rIdwuahg3enloukjr5rgis_i">
+            <w:hyperlink w:history="1" r:id="rIdgzdtt6h0pxy1lah43unwp">
               <w:r>
                 <w:rPr>
                   <w:rFonts w:ascii="Arial" w:cs="Arial" w:eastAsia="Arial" w:hAnsi="Arial"/>
@@ -4250,7 +4556,7 @@
                   <w:szCs w:val="16"/>
                   <w:u w:val="single" w:color="2E75B6"/>
                 </w:rPr>
-                <w:t xml:space="preserve">Summary Statistics, Summarizing Univariate Distributions (Flexbook)</w:t>
+                <w:t xml:space="preserve">Create bar graphs</w:t>
               </w:r>
             </w:hyperlink>
           </w:p>
@@ -4266,7 +4572,7 @@
                 <w:sz w:val="14"/>
                 <w:szCs w:val="14"/>
               </w:rPr>
-              <w:t xml:space="preserve">Source: CK-12</w:t>
+              <w:t xml:space="preserve">Source: Khan Academy (English - US curriculum)</w:t>
             </w:r>
           </w:p>
           <w:p>
@@ -4274,7 +4580,7 @@
               <w:spacing w:after="10" w:before="0"/>
               <w:ind w:left="120"/>
             </w:pPr>
-            <w:hyperlink w:history="1" r:id="rIdpygoggubmayiuu6r1qcnm">
+            <w:hyperlink w:history="1" r:id="rId72bi4gvapjwgo9jtimj-u">
               <w:r>
                 <w:rPr>
                   <w:rFonts w:ascii="Arial" w:cs="Arial" w:eastAsia="Arial" w:hAnsi="Arial"/>
@@ -4316,7 +4622,7 @@
                 <w:sz w:val="18"/>
                 <w:szCs w:val="18"/>
               </w:rPr>
-              <w:t xml:space="preserve">The teacher introduces the tally/frequency distribution table as the solution to the counting problem just experienced. Learners reconstruct the 30-item count using a class tally table drawn on the board, with individual learners calling out items one by one. The class arrives at an agreed, verified frequency table. Learners are then introduced to the terms: raw data, frequency, frequency distribution table, tally marks. They connect each term back to Mama Wanjiku: 'This table is the tool that could have saved Mama Wanjiku from running out of ugali.'</w:t>
+              <w:t xml:space="preserve">Learners are introduced to the unit Driving Question: 'How can we turn raw data from our school and community into statistics and graphs that help Mama Wanjiku — and other Kenyan decision-makers — solve real problems?' Each learner writes one question or wondering on a sticky note (or folded paper strip). Questions are grouped on the DQB under two headings: 'Things we are wondering about DATA' and 'Things we are wondering about GRAPHS and NUMBERS'. Learners do a gallery-walk past the board and place a small tick on any question they share.</w:t>
             </w:r>
           </w:p>
         </w:tc>
@@ -4348,7 +4654,7 @@
                 <w:sz w:val="18"/>
                 <w:szCs w:val="18"/>
               </w:rPr>
-              <w:t xml:space="preserve">1. Draw a blank 3-column table on the board: Meal | Tally | Frequency. Say: 'We are going to build this table TOGETHER, one order at a time. I will point to each item on the list and YOU call it out.' 2. Point to item 1 on the projected list. Wait for the class to call the meal name aloud. Make the tally mark. Continue through all 30 items, pausing every 5 marks to do the bundle: 'Four strokes, then the diagonal — that gives us a bundle of five. Why do we bundle? Because bundles are fast to count.' 3. When the tally is complete, say: 'Count your bundles and singles for each meal and give me the frequency.' Cold-call one learner per row (5 cold-calls total). Record frequencies. 4. Ask the class: 'Add up all frequencies. What should the total be?' [WAIT 10 seconds.] Verify total = 30. Say: 'This is a CHECK — if your frequencies don't add up to your total data points, you have made an error.' 5. Now compare to prediction slips: 'Look at your prediction from Phase 1. Were you right about ugali being most popular? Why was it hard to tell from the raw list?' [WAIT 15 seconds.] Cold-call 3 learners. 6. Introduce vocabulary explicitly: write on board — RAW DATA (the unorganised list), TALLY (a mark for each item), FREQUENCY (the count), FREQUENCY DISTRIBUTION TABLE (organising data into a table). Ask: 'Which of these four things does Mama Wanjiku currently have? Which does she lack?' [WAIT 10 seconds; cold-call 2 learners.] 7. Say: 'The frequency distribution table has turned Mama Wanjiku's invisible data into visible information. But we can do even more — over the next lessons we will calculate averages and draw graphs that make the pattern impossible to miss.'</w:t>
+              <w:t xml:space="preserve">1. Reveal the unit Driving Question on the board (written in large text). Read it aloud twice. Say: 'This is the big question we will answer together over the next lessons. Mama Wanjiku is waiting for our help — but so are many other Kenyans. Think about: what do you WANT to know? What are you still puzzled about?' [WAIT 15 seconds of silent thinking.] 2. Distribute sticky notes or paper strips. Say: 'Write ONE question — something you are genuinely wondering about. It can be about data, about graphs, about numbers, or about Mama Wanjiku. You have 2 minutes.' [Silent individual writing.] 3. Invite learners to come up and place their notes on the board. Read 4–5 aloud, paraphrasing: 'Fatuma is asking — how do we draw a graph from a table? Great — that is coming in Lesson 3. Peter is asking — what is the average number of ugali portions? Excellent — that is Lesson 2.' Do NOT answer the questions now — the DQB is for TRACKING, not immediate resolution. 4. Say: 'This board belongs to you. Every lesson, we will come back to it and move questions to the ANSWERED side as we learn. By the end of this unit, every question on this board should have an answer — and we will use those answers to write a real report for Mama Wanjiku.' 5. Point to the completed frequency table: 'Look at what we already know from just ONE lesson. We can already start answering our predictions. What have we learned so far that is NEW compared to what Mama Wanjiku currently knows?' [WAIT 10 seconds; cold-call 2 learners.]</w:t>
             </w:r>
           </w:p>
         </w:tc>
@@ -4380,7 +4686,7 @@
                 <w:sz w:val="18"/>
                 <w:szCs w:val="18"/>
               </w:rPr>
-              <w:t xml:space="preserve">Whole-class co-construction of a frequency table: By building the table together — with every learner seeing the transformation from raw list to organised table in real time — the teacher makes the statistical process transparent and memorable. Connecting every step back to Mama Wanjiku keeps the purpose authentic. The vocabulary introduction at the END (after experience) follows an inquiry-first approach: learners understand the NEED for the word before they learn it.</w:t>
+              <w:t xml:space="preserve">Driving Question Board launch: The DQB externalises and values learner curiosity, making it a living artefact of the class's growing understanding. By having learners write questions AFTER the Observe and Explain phases, the questions are richer and more specific than if asked cold. Grouping questions under 'DATA' vs 'GRAPHS and NUMBERS' previews the sub-strand's two major threads and helps learners see the trajectory of the unit.</w:t>
             </w:r>
           </w:p>
         </w:tc>
@@ -4412,7 +4718,7 @@
                 <w:sz w:val="18"/>
                 <w:szCs w:val="18"/>
               </w:rPr>
-              <w:t xml:space="preserve">Observable indicator: When the teacher cold-calls for each row's frequency, every called learner can state the correct number after counting tally marks. Teacher checks that the class total equals 30. Secondary check: ask 2–3 learners to explain IN THEIR OWN WORDS what 'frequency' means in the context of Mama Wanjiku's meals — listening for: 'how many times each meal was ordered' or equivalent. If learners cannot explain, reteach using: 'Frequency just means — how many? How many ugali? How many githeri?'</w:t>
+              <w:t xml:space="preserve">Observable indicator: Every learner has posted at least one question on the DQB. Teacher reads all questions before the next lesson and categorises them to inform planning. Key diagnostic signal: if many learners ask 'what is mean/mode/median?' this confirms they need Lesson 2. If learners ask more sophisticated questions ('can we compare two schools?', 'what if data changes each week?'), note these for extension tasks. If any learner's question reveals a misconception (e.g., 'isn't the most popular meal always the one that costs least?'), plan to address it explicitly in Lesson 2.</w:t>
             </w:r>
           </w:p>
         </w:tc>
@@ -4421,32 +4727,32 @@
         <w:tc>
           <w:tcPr>
             <w:tcW w:type="dxa" w:w="1520"/>
-            <w:shd w:fill="FCE4D6" w:color="auto" w:val="clear"/>
-            <w:tcMar>
-              <w:top w:type="dxa" w:w="60"/>
-              <w:left w:type="dxa" w:w="120"/>
-              <w:bottom w:type="dxa" w:w="60"/>
-              <w:right w:type="dxa" w:w="120"/>
-            </w:tcMar>
-            <w:vAlign w:val="top"/>
-          </w:tcPr>
-          <w:p>
-            <w:pPr>
-              <w:spacing w:after="40" w:before="0"/>
-              <w:jc w:val="left"/>
-            </w:pPr>
-            <w:r>
-              <w:rPr>
-                <w:rFonts w:ascii="Arial" w:cs="Arial" w:eastAsia="Arial" w:hAnsi="Arial"/>
-                <w:b/>
-                <w:bCs/>
-                <w:i w:val="false"/>
-                <w:iCs w:val="false"/>
-                <w:color w:val="000000"/>
-                <w:sz w:val="18"/>
-                <w:szCs w:val="18"/>
-              </w:rPr>
-              <w:t xml:space="preserve">Driving Question Board (DQB) Creation</w:t>
+            <w:shd w:fill="D5E8F0" w:color="auto" w:val="clear"/>
+            <w:tcMar>
+              <w:top w:type="dxa" w:w="60"/>
+              <w:left w:type="dxa" w:w="120"/>
+              <w:bottom w:type="dxa" w:w="60"/>
+              <w:right w:type="dxa" w:w="120"/>
+            </w:tcMar>
+            <w:vAlign w:val="top"/>
+          </w:tcPr>
+          <w:p>
+            <w:pPr>
+              <w:spacing w:after="40" w:before="0"/>
+              <w:jc w:val="left"/>
+            </w:pPr>
+            <w:r>
+              <w:rPr>
+                <w:rFonts w:ascii="Arial" w:cs="Arial" w:eastAsia="Arial" w:hAnsi="Arial"/>
+                <w:b/>
+                <w:bCs/>
+                <w:i w:val="false"/>
+                <w:iCs w:val="false"/>
+                <w:color w:val="000000"/>
+                <w:sz w:val="18"/>
+                <w:szCs w:val="18"/>
+              </w:rPr>
+              <w:t xml:space="preserve">Model Building Phase</w:t>
             </w:r>
           </w:p>
           <w:p>
@@ -4469,7 +4775,7 @@
             <w:pPr>
               <w:spacing w:after="20" w:before="0"/>
             </w:pPr>
-            <w:hyperlink w:history="1" r:id="rId47iiziur93mqvadp5jztq">
+            <w:hyperlink w:history="1" r:id="rIdxcisceew_w3h6c_r2rkz-">
               <w:r>
                 <w:rPr>
                   <w:rFonts w:ascii="Arial" w:cs="Arial" w:eastAsia="Arial" w:hAnsi="Arial"/>
@@ -4502,7 +4808,7 @@
               <w:spacing w:after="10" w:before="0"/>
               <w:ind w:left="120"/>
             </w:pPr>
-            <w:hyperlink w:history="1" r:id="rIdkti3ty9ef-h8lwzyfigyc">
+            <w:hyperlink w:history="1" r:id="rIdipe6ke7f2zunmw3lnz600">
               <w:r>
                 <w:rPr>
                   <w:rFonts w:ascii="Arial" w:cs="Arial" w:eastAsia="Arial" w:hAnsi="Arial"/>
@@ -4540,14 +4846,14 @@
                 <w:sz w:val="16"/>
                 <w:szCs w:val="16"/>
               </w:rPr>
-              <w:t xml:space="preserve">📖 HTML:</w:t>
+              <w:t xml:space="preserve">📖 EXERCISE:</w:t>
             </w:r>
           </w:p>
           <w:p>
             <w:pPr>
               <w:spacing w:after="20" w:before="0"/>
             </w:pPr>
-            <w:hyperlink w:history="1" r:id="rIdn7_gnjk0y0ynnlihiqztp">
+            <w:hyperlink w:history="1" r:id="rId8pzbex7umt4xm8uufipw3">
               <w:r>
                 <w:rPr>
                   <w:rFonts w:ascii="Arial" w:cs="Arial" w:eastAsia="Arial" w:hAnsi="Arial"/>
@@ -4556,7 +4862,7 @@
                   <w:szCs w:val="16"/>
                   <w:u w:val="single" w:color="2E75B6"/>
                 </w:rPr>
-                <w:t xml:space="preserve">Summary Statistics, Summarizing Univariate Distributions (Flexbook)</w:t>
+                <w:t xml:space="preserve">Bar Graphs, Frequency Tables, and Histograms Practice</w:t>
               </w:r>
             </w:hyperlink>
           </w:p>
@@ -4580,313 +4886,7 @@
               <w:spacing w:after="10" w:before="0"/>
               <w:ind w:left="120"/>
             </w:pPr>
-            <w:hyperlink w:history="1" r:id="rIdpytt7pnol-bmfy7e5kwb0">
-              <w:r>
-                <w:rPr>
-                  <w:rFonts w:ascii="Arial" w:cs="Arial" w:eastAsia="Arial" w:hAnsi="Arial"/>
-                  <w:color w:val="595959"/>
-                  <w:sz w:val="14"/>
-                  <w:szCs w:val="14"/>
-                  <w:u w:val="single" w:color="595959"/>
-                </w:rPr>
-                <w:t xml:space="preserve">🔍 Search ARES for similar readings</w:t>
-              </w:r>
-            </w:hyperlink>
-          </w:p>
-        </w:tc>
-        <w:tc>
-          <w:tcPr>
-            <w:tcW w:type="dxa" w:w="3040"/>
-            <w:shd w:fill="FFFFFF" w:color="auto" w:val="clear"/>
-            <w:tcMar>
-              <w:top w:type="dxa" w:w="60"/>
-              <w:left w:type="dxa" w:w="120"/>
-              <w:bottom w:type="dxa" w:w="60"/>
-              <w:right w:type="dxa" w:w="120"/>
-            </w:tcMar>
-            <w:vAlign w:val="top"/>
-          </w:tcPr>
-          <w:p>
-            <w:pPr>
-              <w:spacing w:after="40" w:before="0"/>
-              <w:jc w:val="left"/>
-            </w:pPr>
-            <w:r>
-              <w:rPr>
-                <w:rFonts w:ascii="Arial" w:cs="Arial" w:eastAsia="Arial" w:hAnsi="Arial"/>
-                <w:b w:val="false"/>
-                <w:bCs w:val="false"/>
-                <w:i w:val="false"/>
-                <w:iCs w:val="false"/>
-                <w:color w:val="000000"/>
-                <w:sz w:val="18"/>
-                <w:szCs w:val="18"/>
-              </w:rPr>
-              <w:t xml:space="preserve">Learners are introduced to the unit Driving Question: 'How can we turn raw data from our school and community into statistics and graphs that help Mama Wanjiku — and other Kenyan decision-makers — solve real problems?' Each learner writes one question or wondering on a sticky note (or folded paper strip). Questions are grouped on the DQB under two headings: 'Things we are wondering about DATA' and 'Things we are wondering about GRAPHS and NUMBERS'. Learners do a gallery-walk past the board and place a small tick on any question they share.</w:t>
-            </w:r>
-          </w:p>
-        </w:tc>
-        <w:tc>
-          <w:tcPr>
-            <w:tcW w:type="dxa" w:w="3040"/>
-            <w:shd w:fill="F2F2F2" w:color="auto" w:val="clear"/>
-            <w:tcMar>
-              <w:top w:type="dxa" w:w="60"/>
-              <w:left w:type="dxa" w:w="120"/>
-              <w:bottom w:type="dxa" w:w="60"/>
-              <w:right w:type="dxa" w:w="120"/>
-            </w:tcMar>
-            <w:vAlign w:val="top"/>
-          </w:tcPr>
-          <w:p>
-            <w:pPr>
-              <w:spacing w:after="40" w:before="0"/>
-              <w:jc w:val="left"/>
-            </w:pPr>
-            <w:r>
-              <w:rPr>
-                <w:rFonts w:ascii="Arial" w:cs="Arial" w:eastAsia="Arial" w:hAnsi="Arial"/>
-                <w:b w:val="false"/>
-                <w:bCs w:val="false"/>
-                <w:i w:val="false"/>
-                <w:iCs w:val="false"/>
-                <w:color w:val="000000"/>
-                <w:sz w:val="18"/>
-                <w:szCs w:val="18"/>
-              </w:rPr>
-              <w:t xml:space="preserve">1. Reveal the unit Driving Question on the board (written in large text). Read it aloud twice. Say: 'This is the big question we will answer together over the next lessons. Mama Wanjiku is waiting for our help — but so are many other Kenyans. Think about: what do you WANT to know? What are you still puzzled about?' [WAIT 15 seconds of silent thinking.] 2. Distribute sticky notes or paper strips. Say: 'Write ONE question — something you are genuinely wondering about. It can be about data, about graphs, about numbers, or about Mama Wanjiku. You have 2 minutes.' [Silent individual writing.] 3. Invite learners to come up and place their notes on the board. Read 4–5 aloud, paraphrasing: 'Fatuma is asking — how do we draw a graph from a table? Great — that is coming in Lesson 3. Peter is asking — what is the average number of ugali portions? Excellent — that is Lesson 2.' Do NOT answer the questions now — the DQB is for TRACKING, not immediate resolution. 4. Say: 'This board belongs to you. Every lesson, we will come back to it and move questions to the ANSWERED side as we learn. By the end of this unit, every question on this board should have an answer — and we will use those answers to write a real report for Mama Wanjiku.' 5. Point to the completed frequency table: 'Look at what we already know from just ONE lesson. We can already start answering our predictions. What have we learned so far that is NEW compared to what Mama Wanjiku currently knows?' [WAIT 10 seconds; cold-call 2 learners.]</w:t>
-            </w:r>
-          </w:p>
-        </w:tc>
-        <w:tc>
-          <w:tcPr>
-            <w:tcW w:type="dxa" w:w="3040"/>
-            <w:shd w:fill="FFFFFF" w:color="auto" w:val="clear"/>
-            <w:tcMar>
-              <w:top w:type="dxa" w:w="60"/>
-              <w:left w:type="dxa" w:w="120"/>
-              <w:bottom w:type="dxa" w:w="60"/>
-              <w:right w:type="dxa" w:w="120"/>
-            </w:tcMar>
-            <w:vAlign w:val="top"/>
-          </w:tcPr>
-          <w:p>
-            <w:pPr>
-              <w:spacing w:after="40" w:before="0"/>
-              <w:jc w:val="left"/>
-            </w:pPr>
-            <w:r>
-              <w:rPr>
-                <w:rFonts w:ascii="Arial" w:cs="Arial" w:eastAsia="Arial" w:hAnsi="Arial"/>
-                <w:b w:val="false"/>
-                <w:bCs w:val="false"/>
-                <w:i w:val="false"/>
-                <w:iCs w:val="false"/>
-                <w:color w:val="000000"/>
-                <w:sz w:val="18"/>
-                <w:szCs w:val="18"/>
-              </w:rPr>
-              <w:t xml:space="preserve">Driving Question Board launch: The DQB externalises and values learner curiosity, making it a living artefact of the class's growing understanding. By having learners write questions AFTER the Observe and Explain phases, the questions are richer and more specific than if asked cold. Grouping questions under 'DATA' vs 'GRAPHS and NUMBERS' previews the sub-strand's two major threads and helps learners see the trajectory of the unit.</w:t>
-            </w:r>
-          </w:p>
-        </w:tc>
-        <w:tc>
-          <w:tcPr>
-            <w:tcW w:type="dxa" w:w="3040"/>
-            <w:shd w:fill="F2F2F2" w:color="auto" w:val="clear"/>
-            <w:tcMar>
-              <w:top w:type="dxa" w:w="60"/>
-              <w:left w:type="dxa" w:w="120"/>
-              <w:bottom w:type="dxa" w:w="60"/>
-              <w:right w:type="dxa" w:w="120"/>
-            </w:tcMar>
-            <w:vAlign w:val="top"/>
-          </w:tcPr>
-          <w:p>
-            <w:pPr>
-              <w:spacing w:after="40" w:before="0"/>
-              <w:jc w:val="left"/>
-            </w:pPr>
-            <w:r>
-              <w:rPr>
-                <w:rFonts w:ascii="Arial" w:cs="Arial" w:eastAsia="Arial" w:hAnsi="Arial"/>
-                <w:b w:val="false"/>
-                <w:bCs w:val="false"/>
-                <w:i w:val="false"/>
-                <w:iCs w:val="false"/>
-                <w:color w:val="000000"/>
-                <w:sz w:val="18"/>
-                <w:szCs w:val="18"/>
-              </w:rPr>
-              <w:t xml:space="preserve">Observable indicator: Every learner has posted at least one question on the DQB. Teacher reads all questions before the next lesson and categorises them to inform planning. Key diagnostic signal: if many learners ask 'what is mean/mode/median?' this confirms they need Lesson 2. If learners ask more sophisticated questions ('can we compare two schools?', 'what if data changes each week?'), note these for extension tasks. If any learner's question reveals a misconception (e.g., 'isn't the most popular meal always the one that costs least?'), plan to address it explicitly in Lesson 2.</w:t>
-            </w:r>
-          </w:p>
-        </w:tc>
-      </w:tr>
-      <w:tr>
-        <w:tc>
-          <w:tcPr>
-            <w:tcW w:type="dxa" w:w="1520"/>
-            <w:shd w:fill="D5E8F0" w:color="auto" w:val="clear"/>
-            <w:tcMar>
-              <w:top w:type="dxa" w:w="60"/>
-              <w:left w:type="dxa" w:w="120"/>
-              <w:bottom w:type="dxa" w:w="60"/>
-              <w:right w:type="dxa" w:w="120"/>
-            </w:tcMar>
-            <w:vAlign w:val="top"/>
-          </w:tcPr>
-          <w:p>
-            <w:pPr>
-              <w:spacing w:after="40" w:before="0"/>
-              <w:jc w:val="left"/>
-            </w:pPr>
-            <w:r>
-              <w:rPr>
-                <w:rFonts w:ascii="Arial" w:cs="Arial" w:eastAsia="Arial" w:hAnsi="Arial"/>
-                <w:b/>
-                <w:bCs/>
-                <w:i w:val="false"/>
-                <w:iCs w:val="false"/>
-                <w:color w:val="000000"/>
-                <w:sz w:val="18"/>
-                <w:szCs w:val="18"/>
-              </w:rPr>
-              <w:t xml:space="preserve">Model Building Phase</w:t>
-            </w:r>
-          </w:p>
-          <w:p>
-            <w:pPr>
-              <w:spacing w:after="20" w:before="0"/>
-            </w:pPr>
-            <w:r>
-              <w:rPr>
-                <w:rFonts w:ascii="Arial" w:cs="Arial" w:eastAsia="Arial" w:hAnsi="Arial"/>
-                <w:b/>
-                <w:bCs/>
-                <w:color w:val="1F3864"/>
-                <w:sz w:val="16"/>
-                <w:szCs w:val="16"/>
-              </w:rPr>
-              <w:t xml:space="preserve">📹 VIDEO:</w:t>
-            </w:r>
-          </w:p>
-          <w:p>
-            <w:pPr>
-              <w:spacing w:after="20" w:before="0"/>
-            </w:pPr>
-            <w:hyperlink w:history="1" r:id="rId7q01bs3bjr2nhuc6cy8zv">
-              <w:r>
-                <w:rPr>
-                  <w:rFonts w:ascii="Arial" w:cs="Arial" w:eastAsia="Arial" w:hAnsi="Arial"/>
-                  <w:color w:val="2E75B6"/>
-                  <w:sz w:val="16"/>
-                  <w:szCs w:val="16"/>
-                  <w:u w:val="single" w:color="2E75B6"/>
-                </w:rPr>
-                <w:t xml:space="preserve">Ungrouped Data to Find the Mean Principles</w:t>
-              </w:r>
-            </w:hyperlink>
-          </w:p>
-          <w:p>
-            <w:pPr>
-              <w:spacing w:after="10" w:before="0"/>
-              <w:ind w:left="120"/>
-            </w:pPr>
-            <w:r>
-              <w:rPr>
-                <w:rFonts w:ascii="Arial" w:cs="Arial" w:eastAsia="Arial" w:hAnsi="Arial"/>
-                <w:color w:val="595959"/>
-                <w:sz w:val="14"/>
-                <w:szCs w:val="14"/>
-              </w:rPr>
-              <w:t xml:space="preserve">Source: CK-12</w:t>
-            </w:r>
-          </w:p>
-          <w:p>
-            <w:pPr>
-              <w:spacing w:after="10" w:before="0"/>
-              <w:ind w:left="120"/>
-            </w:pPr>
-            <w:hyperlink w:history="1" r:id="rIdliba3te5hwp4pgaoxcpqm">
-              <w:r>
-                <w:rPr>
-                  <w:rFonts w:ascii="Arial" w:cs="Arial" w:eastAsia="Arial" w:hAnsi="Arial"/>
-                  <w:color w:val="595959"/>
-                  <w:sz w:val="14"/>
-                  <w:szCs w:val="14"/>
-                  <w:u w:val="single" w:color="595959"/>
-                </w:rPr>
-                <w:t xml:space="preserve">🔍 Search ARES for similar videos</w:t>
-              </w:r>
-            </w:hyperlink>
-          </w:p>
-          <w:p>
-            <w:pPr>
-              <w:spacing w:after="40" w:before="0"/>
-            </w:pPr>
-            <w:r>
-              <w:rPr>
-                <w:sz w:val="14"/>
-                <w:szCs w:val="14"/>
-              </w:rPr>
-              <w:t xml:space="preserve"/>
-            </w:r>
-          </w:p>
-          <w:p>
-            <w:pPr>
-              <w:spacing w:after="20" w:before="0"/>
-            </w:pPr>
-            <w:r>
-              <w:rPr>
-                <w:rFonts w:ascii="Arial" w:cs="Arial" w:eastAsia="Arial" w:hAnsi="Arial"/>
-                <w:b/>
-                <w:bCs/>
-                <w:color w:val="1F3864"/>
-                <w:sz w:val="16"/>
-                <w:szCs w:val="16"/>
-              </w:rPr>
-              <w:t xml:space="preserve">📖 HTML:</w:t>
-            </w:r>
-          </w:p>
-          <w:p>
-            <w:pPr>
-              <w:spacing w:after="20" w:before="0"/>
-            </w:pPr>
-            <w:hyperlink w:history="1" r:id="rIdmns9ickmhk1fq8sab9y2v">
-              <w:r>
-                <w:rPr>
-                  <w:rFonts w:ascii="Arial" w:cs="Arial" w:eastAsia="Arial" w:hAnsi="Arial"/>
-                  <w:color w:val="2E75B6"/>
-                  <w:sz w:val="16"/>
-                  <w:szCs w:val="16"/>
-                  <w:u w:val="single" w:color="2E75B6"/>
-                </w:rPr>
-                <w:t xml:space="preserve">Summary Statistics, Summarizing Univariate Distributions (Flexbook)</w:t>
-              </w:r>
-            </w:hyperlink>
-          </w:p>
-          <w:p>
-            <w:pPr>
-              <w:spacing w:after="10" w:before="0"/>
-              <w:ind w:left="120"/>
-            </w:pPr>
-            <w:r>
-              <w:rPr>
-                <w:rFonts w:ascii="Arial" w:cs="Arial" w:eastAsia="Arial" w:hAnsi="Arial"/>
-                <w:color w:val="595959"/>
-                <w:sz w:val="14"/>
-                <w:szCs w:val="14"/>
-              </w:rPr>
-              <w:t xml:space="preserve">Source: CK-12</w:t>
-            </w:r>
-          </w:p>
-          <w:p>
-            <w:pPr>
-              <w:spacing w:after="10" w:before="0"/>
-              <w:ind w:left="120"/>
-            </w:pPr>
-            <w:hyperlink w:history="1" r:id="rIdii2qu0mtjyag9honebt6c">
+            <w:hyperlink w:history="1" r:id="rIdo1hy8t5c3vcgqxz9duoz4">
               <w:r>
                 <w:rPr>
                   <w:rFonts w:ascii="Arial" w:cs="Arial" w:eastAsia="Arial" w:hAnsi="Arial"/>
@@ -6373,7 +6373,7 @@
             <w:pPr>
               <w:spacing w:after="20" w:before="0"/>
             </w:pPr>
-            <w:hyperlink w:history="1" r:id="rId_ldas9kpzpf04qk7lftwj">
+            <w:hyperlink w:history="1" r:id="rId-ktdponaemge__srtajdy">
               <w:r>
                 <w:rPr>
                   <w:rFonts w:ascii="Arial" w:cs="Arial" w:eastAsia="Arial" w:hAnsi="Arial"/>
@@ -6406,7 +6406,7 @@
               <w:spacing w:after="10" w:before="0"/>
               <w:ind w:left="120"/>
             </w:pPr>
-            <w:hyperlink w:history="1" r:id="rIdzctyvfv2-ho0fn8iex9ik">
+            <w:hyperlink w:history="1" r:id="rId33s_1jhvelj6tcm92ujxz">
               <w:r>
                 <w:rPr>
                   <w:rFonts w:ascii="Arial" w:cs="Arial" w:eastAsia="Arial" w:hAnsi="Arial"/>
@@ -6451,7 +6451,7 @@
             <w:pPr>
               <w:spacing w:after="20" w:before="0"/>
             </w:pPr>
-            <w:hyperlink w:history="1" r:id="rIdrp3x6q3bfcposgmokxyxx">
+            <w:hyperlink w:history="1" r:id="rId8ecvt5q0skdkxnjyaqcod">
               <w:r>
                 <w:rPr>
                   <w:rFonts w:ascii="Arial" w:cs="Arial" w:eastAsia="Arial" w:hAnsi="Arial"/>
@@ -6484,7 +6484,7 @@
               <w:spacing w:after="10" w:before="0"/>
               <w:ind w:left="120"/>
             </w:pPr>
-            <w:hyperlink w:history="1" r:id="rIdkiqlvqgv8p41iphizev16">
+            <w:hyperlink w:history="1" r:id="rIdybdtqjdbnmx9gbatm4_0y">
               <w:r>
                 <w:rPr>
                   <w:rFonts w:ascii="Arial" w:cs="Arial" w:eastAsia="Arial" w:hAnsi="Arial"/>
@@ -6679,7 +6679,7 @@
             <w:pPr>
               <w:spacing w:after="20" w:before="0"/>
             </w:pPr>
-            <w:hyperlink w:history="1" r:id="rIdk0c6jqhmujjiruunrt1q2">
+            <w:hyperlink w:history="1" r:id="rIdll-75w-hehxbcrvwenw4q">
               <w:r>
                 <w:rPr>
                   <w:rFonts w:ascii="Arial" w:cs="Arial" w:eastAsia="Arial" w:hAnsi="Arial"/>
@@ -6712,7 +6712,7 @@
               <w:spacing w:after="10" w:before="0"/>
               <w:ind w:left="120"/>
             </w:pPr>
-            <w:hyperlink w:history="1" r:id="rId0o5ot0zxcwgdp537pghq2">
+            <w:hyperlink w:history="1" r:id="rIdr3gls6q2vnylbfsqqybsn">
               <w:r>
                 <w:rPr>
                   <w:rFonts w:ascii="Arial" w:cs="Arial" w:eastAsia="Arial" w:hAnsi="Arial"/>
@@ -6750,6 +6750,312 @@
                 <w:sz w:val="16"/>
                 <w:szCs w:val="16"/>
               </w:rPr>
+              <w:t xml:space="preserve">📖 EXERCISE:</w:t>
+            </w:r>
+          </w:p>
+          <w:p>
+            <w:pPr>
+              <w:spacing w:after="20" w:before="0"/>
+            </w:pPr>
+            <w:hyperlink w:history="1" r:id="rId2ibhnzccu35h8nrppombd">
+              <w:r>
+                <w:rPr>
+                  <w:rFonts w:ascii="Arial" w:cs="Arial" w:eastAsia="Arial" w:hAnsi="Arial"/>
+                  <w:color w:val="2E75B6"/>
+                  <w:sz w:val="16"/>
+                  <w:szCs w:val="16"/>
+                  <w:u w:val="single" w:color="2E75B6"/>
+                </w:rPr>
+                <w:t xml:space="preserve">Ungrouped Data to Find the Mean Practice</w:t>
+              </w:r>
+            </w:hyperlink>
+          </w:p>
+          <w:p>
+            <w:pPr>
+              <w:spacing w:after="10" w:before="0"/>
+              <w:ind w:left="120"/>
+            </w:pPr>
+            <w:r>
+              <w:rPr>
+                <w:rFonts w:ascii="Arial" w:cs="Arial" w:eastAsia="Arial" w:hAnsi="Arial"/>
+                <w:color w:val="595959"/>
+                <w:sz w:val="14"/>
+                <w:szCs w:val="14"/>
+              </w:rPr>
+              <w:t xml:space="preserve">Source: CK-12</w:t>
+            </w:r>
+          </w:p>
+          <w:p>
+            <w:pPr>
+              <w:spacing w:after="10" w:before="0"/>
+              <w:ind w:left="120"/>
+            </w:pPr>
+            <w:hyperlink w:history="1" r:id="rIdtr_1jydqwf5u8d0dapalm">
+              <w:r>
+                <w:rPr>
+                  <w:rFonts w:ascii="Arial" w:cs="Arial" w:eastAsia="Arial" w:hAnsi="Arial"/>
+                  <w:color w:val="595959"/>
+                  <w:sz w:val="14"/>
+                  <w:szCs w:val="14"/>
+                  <w:u w:val="single" w:color="595959"/>
+                </w:rPr>
+                <w:t xml:space="preserve">🔍 Search ARES for similar readings</w:t>
+              </w:r>
+            </w:hyperlink>
+          </w:p>
+        </w:tc>
+        <w:tc>
+          <w:tcPr>
+            <w:tcW w:type="dxa" w:w="3040"/>
+            <w:shd w:fill="FFFFFF" w:color="auto" w:val="clear"/>
+            <w:tcMar>
+              <w:top w:type="dxa" w:w="60"/>
+              <w:left w:type="dxa" w:w="120"/>
+              <w:bottom w:type="dxa" w:w="60"/>
+              <w:right w:type="dxa" w:w="120"/>
+            </w:tcMar>
+            <w:vAlign w:val="top"/>
+          </w:tcPr>
+          <w:p>
+            <w:pPr>
+              <w:spacing w:after="40" w:before="0"/>
+              <w:jc w:val="left"/>
+            </w:pPr>
+            <w:r>
+              <w:rPr>
+                <w:rFonts w:ascii="Arial" w:cs="Arial" w:eastAsia="Arial" w:hAnsi="Arial"/>
+                <w:b w:val="false"/>
+                <w:bCs w:val="false"/>
+                <w:i w:val="false"/>
+                <w:iCs w:val="false"/>
+                <w:color w:val="000000"/>
+                <w:sz w:val="18"/>
+                <w:szCs w:val="18"/>
+              </w:rPr>
+              <w:t xml:space="preserve">Groups of 4–5 learners receive a printed or hand-drawn 'Mama Wanjiku raw data strip' — a strip of paper listing 30 of the 120 meal entries in random order (e.g., 'ugali, chapati, ugali, githeri, ugali, rice &amp; beans, mandazi, ugali, chapati …'). Groups are given 5 minutes to: (a) count how many times 'ugali' appears on their strip using any method they choose (fingers, crossing out, circling), (b) record their count, and (c) note how difficult or easy the counting was. Groups then share their ugali counts aloud. The teacher records each group's count on the board. Counts will likely vary slightly due to miscounting — the teacher deliberately highlights this inconsistency without correcting it yet.</w:t>
+            </w:r>
+          </w:p>
+        </w:tc>
+        <w:tc>
+          <w:tcPr>
+            <w:tcW w:type="dxa" w:w="3040"/>
+            <w:shd w:fill="F2F2F2" w:color="auto" w:val="clear"/>
+            <w:tcMar>
+              <w:top w:type="dxa" w:w="60"/>
+              <w:left w:type="dxa" w:w="120"/>
+              <w:bottom w:type="dxa" w:w="60"/>
+              <w:right w:type="dxa" w:w="120"/>
+            </w:tcMar>
+            <w:vAlign w:val="top"/>
+          </w:tcPr>
+          <w:p>
+            <w:pPr>
+              <w:spacing w:after="40" w:before="0"/>
+              <w:jc w:val="left"/>
+            </w:pPr>
+            <w:r>
+              <w:rPr>
+                <w:rFonts w:ascii="Arial" w:cs="Arial" w:eastAsia="Arial" w:hAnsi="Arial"/>
+                <w:b w:val="false"/>
+                <w:bCs w:val="false"/>
+                <w:i w:val="false"/>
+                <w:iCs w:val="false"/>
+                <w:color w:val="000000"/>
+                <w:sz w:val="18"/>
+                <w:szCs w:val="18"/>
+              </w:rPr>
+              <w:t xml:space="preserve">Distribute the data strips. Say: 'Your strip is 30 of Mama Wanjiku's orders. Your only task: count how many times ugali appears. You have 5 minutes — go.' [WAIT — circulate, observe methods used: circling, tallying, pointing, re-reading.] After 5 minutes, call each group to report. Write counts on the board in a column. Say: 'Interesting — Group 1 says 13, Group 2 says 12, Group 3 says 14. Same strip, different answers. Why might that happen?' Cold-call 3 learners. [WAIT TIME: 10 seconds each.] Then ask: 'What tool could have made counting faster AND more accurate?' [WAIT TIME: 15 seconds — expect 'tally marks' from some learners who recall primary school.] Affirm: 'Yes — a tally sheet. That is exactly what we are going to build today.'</w:t>
+            </w:r>
+          </w:p>
+        </w:tc>
+        <w:tc>
+          <w:tcPr>
+            <w:tcW w:type="dxa" w:w="3040"/>
+            <w:shd w:fill="FFFFFF" w:color="auto" w:val="clear"/>
+            <w:tcMar>
+              <w:top w:type="dxa" w:w="60"/>
+              <w:left w:type="dxa" w:w="120"/>
+              <w:bottom w:type="dxa" w:w="60"/>
+              <w:right w:type="dxa" w:w="120"/>
+            </w:tcMar>
+            <w:vAlign w:val="top"/>
+          </w:tcPr>
+          <w:p>
+            <w:pPr>
+              <w:spacing w:after="40" w:before="0"/>
+              <w:jc w:val="left"/>
+            </w:pPr>
+            <w:r>
+              <w:rPr>
+                <w:rFonts w:ascii="Arial" w:cs="Arial" w:eastAsia="Arial" w:hAnsi="Arial"/>
+                <w:b w:val="false"/>
+                <w:bCs w:val="false"/>
+                <w:i w:val="false"/>
+                <w:iCs w:val="false"/>
+                <w:color w:val="000000"/>
+                <w:sz w:val="18"/>
+                <w:szCs w:val="18"/>
+              </w:rPr>
+              <w:t xml:space="preserve">Strategy: PRODUCTIVE STRUGGLE with raw data. Learners experience first-hand the unreliability of counting from an unorganised list. The variation in group counts creates authentic motivation for a systematic recording tool (the tally sheet), making the upcoming design task feel necessary rather than arbitrary.</w:t>
+            </w:r>
+          </w:p>
+        </w:tc>
+        <w:tc>
+          <w:tcPr>
+            <w:tcW w:type="dxa" w:w="3040"/>
+            <w:shd w:fill="F2F2F2" w:color="auto" w:val="clear"/>
+            <w:tcMar>
+              <w:top w:type="dxa" w:w="60"/>
+              <w:left w:type="dxa" w:w="120"/>
+              <w:bottom w:type="dxa" w:w="60"/>
+              <w:right w:type="dxa" w:w="120"/>
+            </w:tcMar>
+            <w:vAlign w:val="top"/>
+          </w:tcPr>
+          <w:p>
+            <w:pPr>
+              <w:spacing w:after="40" w:before="0"/>
+              <w:jc w:val="left"/>
+            </w:pPr>
+            <w:r>
+              <w:rPr>
+                <w:rFonts w:ascii="Arial" w:cs="Arial" w:eastAsia="Arial" w:hAnsi="Arial"/>
+                <w:b w:val="false"/>
+                <w:bCs w:val="false"/>
+                <w:i w:val="false"/>
+                <w:iCs w:val="false"/>
+                <w:color w:val="000000"/>
+                <w:sz w:val="18"/>
+                <w:szCs w:val="18"/>
+              </w:rPr>
+              <w:t xml:space="preserve">Observable indicator: Groups can produce a count (even if slightly inaccurate) within 5 minutes. Teacher notes which groups used spontaneous tally marks versus re-reading the strip — groups using tallies organically are already demonstrating prior knowledge to leverage. Discrepant counts on the board serve as a whole-class formative data point.</w:t>
+            </w:r>
+          </w:p>
+        </w:tc>
+      </w:tr>
+      <w:tr>
+        <w:tc>
+          <w:tcPr>
+            <w:tcW w:type="dxa" w:w="1520"/>
+            <w:shd w:fill="E2EFDA" w:color="auto" w:val="clear"/>
+            <w:tcMar>
+              <w:top w:type="dxa" w:w="60"/>
+              <w:left w:type="dxa" w:w="120"/>
+              <w:bottom w:type="dxa" w:w="60"/>
+              <w:right w:type="dxa" w:w="120"/>
+            </w:tcMar>
+            <w:vAlign w:val="top"/>
+          </w:tcPr>
+          <w:p>
+            <w:pPr>
+              <w:spacing w:after="40" w:before="0"/>
+              <w:jc w:val="left"/>
+            </w:pPr>
+            <w:r>
+              <w:rPr>
+                <w:rFonts w:ascii="Arial" w:cs="Arial" w:eastAsia="Arial" w:hAnsi="Arial"/>
+                <w:b/>
+                <w:bCs/>
+                <w:i w:val="false"/>
+                <w:iCs w:val="false"/>
+                <w:color w:val="000000"/>
+                <w:sz w:val="18"/>
+                <w:szCs w:val="18"/>
+              </w:rPr>
+              <w:t xml:space="preserve">Explain Phase</w:t>
+            </w:r>
+          </w:p>
+          <w:p>
+            <w:pPr>
+              <w:spacing w:after="20" w:before="0"/>
+            </w:pPr>
+            <w:r>
+              <w:rPr>
+                <w:rFonts w:ascii="Arial" w:cs="Arial" w:eastAsia="Arial" w:hAnsi="Arial"/>
+                <w:b/>
+                <w:bCs/>
+                <w:color w:val="1F3864"/>
+                <w:sz w:val="16"/>
+                <w:szCs w:val="16"/>
+              </w:rPr>
+              <w:t xml:space="preserve">📹 VIDEO:</w:t>
+            </w:r>
+          </w:p>
+          <w:p>
+            <w:pPr>
+              <w:spacing w:after="20" w:before="0"/>
+            </w:pPr>
+            <w:hyperlink w:history="1" r:id="rId7w-chhsjoqaxerd36qgnj">
+              <w:r>
+                <w:rPr>
+                  <w:rFonts w:ascii="Arial" w:cs="Arial" w:eastAsia="Arial" w:hAnsi="Arial"/>
+                  <w:color w:val="2E75B6"/>
+                  <w:sz w:val="16"/>
+                  <w:szCs w:val="16"/>
+                  <w:u w:val="single" w:color="2E75B6"/>
+                </w:rPr>
+                <w:t xml:space="preserve">Ungrouped Data to Find the Mean Principles</w:t>
+              </w:r>
+            </w:hyperlink>
+          </w:p>
+          <w:p>
+            <w:pPr>
+              <w:spacing w:after="10" w:before="0"/>
+              <w:ind w:left="120"/>
+            </w:pPr>
+            <w:r>
+              <w:rPr>
+                <w:rFonts w:ascii="Arial" w:cs="Arial" w:eastAsia="Arial" w:hAnsi="Arial"/>
+                <w:color w:val="595959"/>
+                <w:sz w:val="14"/>
+                <w:szCs w:val="14"/>
+              </w:rPr>
+              <w:t xml:space="preserve">Source: CK-12</w:t>
+            </w:r>
+          </w:p>
+          <w:p>
+            <w:pPr>
+              <w:spacing w:after="10" w:before="0"/>
+              <w:ind w:left="120"/>
+            </w:pPr>
+            <w:hyperlink w:history="1" r:id="rIdvoisfrd1wyu00oz7qdlel">
+              <w:r>
+                <w:rPr>
+                  <w:rFonts w:ascii="Arial" w:cs="Arial" w:eastAsia="Arial" w:hAnsi="Arial"/>
+                  <w:color w:val="595959"/>
+                  <w:sz w:val="14"/>
+                  <w:szCs w:val="14"/>
+                  <w:u w:val="single" w:color="595959"/>
+                </w:rPr>
+                <w:t xml:space="preserve">🔍 Search ARES for similar videos</w:t>
+              </w:r>
+            </w:hyperlink>
+          </w:p>
+          <w:p>
+            <w:pPr>
+              <w:spacing w:after="40" w:before="0"/>
+            </w:pPr>
+            <w:r>
+              <w:rPr>
+                <w:sz w:val="14"/>
+                <w:szCs w:val="14"/>
+              </w:rPr>
+              <w:t xml:space="preserve"/>
+            </w:r>
+          </w:p>
+          <w:p>
+            <w:pPr>
+              <w:spacing w:after="20" w:before="0"/>
+            </w:pPr>
+            <w:r>
+              <w:rPr>
+                <w:rFonts w:ascii="Arial" w:cs="Arial" w:eastAsia="Arial" w:hAnsi="Arial"/>
+                <w:b/>
+                <w:bCs/>
+                <w:color w:val="1F3864"/>
+                <w:sz w:val="16"/>
+                <w:szCs w:val="16"/>
+              </w:rPr>
               <w:t xml:space="preserve">📖 HTML:</w:t>
             </w:r>
           </w:p>
@@ -6757,7 +7063,7 @@
             <w:pPr>
               <w:spacing w:after="20" w:before="0"/>
             </w:pPr>
-            <w:hyperlink w:history="1" r:id="rIdcnlcv_lm8xaqadvofgycq">
+            <w:hyperlink w:history="1" r:id="rIdls3oq3peokykz7xurtts2">
               <w:r>
                 <w:rPr>
                   <w:rFonts w:ascii="Arial" w:cs="Arial" w:eastAsia="Arial" w:hAnsi="Arial"/>
@@ -6790,7 +7096,7 @@
               <w:spacing w:after="10" w:before="0"/>
               <w:ind w:left="120"/>
             </w:pPr>
-            <w:hyperlink w:history="1" r:id="rIddteaphcaf7gqkvd_w7tqd">
+            <w:hyperlink w:history="1" r:id="rIdbatfbqaurw87wxuwoqyzs">
               <w:r>
                 <w:rPr>
                   <w:rFonts w:ascii="Arial" w:cs="Arial" w:eastAsia="Arial" w:hAnsi="Arial"/>
@@ -6832,7 +7138,7 @@
                 <w:sz w:val="18"/>
                 <w:szCs w:val="18"/>
               </w:rPr>
-              <w:t xml:space="preserve">Groups of 4–5 learners receive a printed or hand-drawn 'Mama Wanjiku raw data strip' — a strip of paper listing 30 of the 120 meal entries in random order (e.g., 'ugali, chapati, ugali, githeri, ugali, rice &amp; beans, mandazi, ugali, chapati …'). Groups are given 5 minutes to: (a) count how many times 'ugali' appears on their strip using any method they choose (fingers, crossing out, circling), (b) record their count, and (c) note how difficult or easy the counting was. Groups then share their ugali counts aloud. The teacher records each group's count on the board. Counts will likely vary slightly due to miscounting — the teacher deliberately highlights this inconsistency without correcting it yet.</w:t>
+              <w:t xml:space="preserve">The teacher introduces the term 'ungrouped data' and explains what a tally sheet is, using a worked example on the board with a familiar Kenyan context (modes of transport: matatu, boda boda, walking, cycling, school bus). Learners then work in their groups to design their OWN tally sheet for one of three approved research questions: (A) 'What is the favourite school meal among learners in our class?' (B) 'How do learners in our school travel to school each day?' (C) 'What is the most popular sport played by learners in our school?' Each group selects their question, agrees on 4–6 categories, and rules for the tally sheet (e.g., one tally per learner, no names recorded). Groups draft their tally sheet in their exercise books. Teacher reviews and approves each group's sheet before data collection begins.</w:t>
             </w:r>
           </w:p>
         </w:tc>
@@ -6864,7 +7170,7 @@
                 <w:sz w:val="18"/>
                 <w:szCs w:val="18"/>
               </w:rPr>
-              <w:t xml:space="preserve">Distribute the data strips. Say: 'Your strip is 30 of Mama Wanjiku's orders. Your only task: count how many times ugali appears. You have 5 minutes — go.' [WAIT — circulate, observe methods used: circling, tallying, pointing, re-reading.] After 5 minutes, call each group to report. Write counts on the board in a column. Say: 'Interesting — Group 1 says 13, Group 2 says 12, Group 3 says 14. Same strip, different answers. Why might that happen?' Cold-call 3 learners. [WAIT TIME: 10 seconds each.] Then ask: 'What tool could have made counting faster AND more accurate?' [WAIT TIME: 15 seconds — expect 'tally marks' from some learners who recall primary school.] Affirm: 'Yes — a tally sheet. That is exactly what we are going to build today.'</w:t>
+              <w:t xml:space="preserve">Write on the board: UNGROUPED DATA = raw data that has NOT yet been sorted or counted into groups. Say: 'Before Mama Wanjiku can make a bar chart or calculate a mean, she needs this — a tally sheet.' Model a tally sheet on the board: draw a two-column table (Category | Tally), fill in 'matatu | IIII II' live, explaining each mark. Then say: 'Now your group will design your own. Choose ONE of these three questions.' [Display the three questions on the board.] 'You have 6 minutes to agree on your question, write your categories, and draw your tally sheet. I will come and stamp-approve it before you start collecting.' [Circulate — check that: categories are mutually exclusive, there are 4–6 options max, 'other' is included as a catch-all.] For groups who finish early, prompt: 'How will you make sure every classmate is counted only once?' After approval, say: 'Now — collect data from at least 30 classmates. Divide the work: two people ask, two people tally. You have 10 minutes. Go.'</w:t>
             </w:r>
           </w:p>
         </w:tc>
@@ -6896,7 +7202,7 @@
                 <w:sz w:val="18"/>
                 <w:szCs w:val="18"/>
               </w:rPr>
-              <w:t xml:space="preserve">Strategy: PRODUCTIVE STRUGGLE with raw data. Learners experience first-hand the unreliability of counting from an unorganised list. The variation in group counts creates authentic motivation for a systematic recording tool (the tally sheet), making the upcoming design task feel necessary rather than arbitrary.</w:t>
+              <w:t xml:space="preserve">Strategy: WORKED EXAMPLE → GUIDED DESIGN → INDEPENDENT APPLICATION (I Do – We Do – You Do). The teacher models with a Kenyan transport example, making the structure of a tally sheet explicit. Groups then design their own sheet, giving them ownership while the teacher's approval checkpoint prevents procedural errors from corrupting the data collection phase.</w:t>
             </w:r>
           </w:p>
         </w:tc>
@@ -6928,7 +7234,7 @@
                 <w:sz w:val="18"/>
                 <w:szCs w:val="18"/>
               </w:rPr>
-              <w:t xml:space="preserve">Observable indicator: Groups can produce a count (even if slightly inaccurate) within 5 minutes. Teacher notes which groups used spontaneous tally marks versus re-reading the strip — groups using tallies organically are already demonstrating prior knowledge to leverage. Discrepant counts on the board serve as a whole-class formative data point.</w:t>
+              <w:t xml:space="preserve">Observable indicator: Each group's tally sheet has a clear research question written at the top, 4–6 mutually exclusive categories, and a tally column. Teacher uses a physical 'stamp approved' or initialled mark on each sheet before groups begin collecting. Groups that struggle to define categories reveal a misconception about data categories that the teacher addresses immediately with a targeted question: 'Can one learner belong to two of your categories at the same time?'</w:t>
             </w:r>
           </w:p>
         </w:tc>
@@ -6937,32 +7243,32 @@
         <w:tc>
           <w:tcPr>
             <w:tcW w:type="dxa" w:w="1520"/>
-            <w:shd w:fill="E2EFDA" w:color="auto" w:val="clear"/>
-            <w:tcMar>
-              <w:top w:type="dxa" w:w="60"/>
-              <w:left w:type="dxa" w:w="120"/>
-              <w:bottom w:type="dxa" w:w="60"/>
-              <w:right w:type="dxa" w:w="120"/>
-            </w:tcMar>
-            <w:vAlign w:val="top"/>
-          </w:tcPr>
-          <w:p>
-            <w:pPr>
-              <w:spacing w:after="40" w:before="0"/>
-              <w:jc w:val="left"/>
-            </w:pPr>
-            <w:r>
-              <w:rPr>
-                <w:rFonts w:ascii="Arial" w:cs="Arial" w:eastAsia="Arial" w:hAnsi="Arial"/>
-                <w:b/>
-                <w:bCs/>
-                <w:i w:val="false"/>
-                <w:iCs w:val="false"/>
-                <w:color w:val="000000"/>
-                <w:sz w:val="18"/>
-                <w:szCs w:val="18"/>
-              </w:rPr>
-              <w:t xml:space="preserve">Explain Phase</w:t>
+            <w:shd w:fill="FCE4D6" w:color="auto" w:val="clear"/>
+            <w:tcMar>
+              <w:top w:type="dxa" w:w="60"/>
+              <w:left w:type="dxa" w:w="120"/>
+              <w:bottom w:type="dxa" w:w="60"/>
+              <w:right w:type="dxa" w:w="120"/>
+            </w:tcMar>
+            <w:vAlign w:val="top"/>
+          </w:tcPr>
+          <w:p>
+            <w:pPr>
+              <w:spacing w:after="40" w:before="0"/>
+              <w:jc w:val="left"/>
+            </w:pPr>
+            <w:r>
+              <w:rPr>
+                <w:rFonts w:ascii="Arial" w:cs="Arial" w:eastAsia="Arial" w:hAnsi="Arial"/>
+                <w:b/>
+                <w:bCs/>
+                <w:i w:val="false"/>
+                <w:iCs w:val="false"/>
+                <w:color w:val="000000"/>
+                <w:sz w:val="18"/>
+                <w:szCs w:val="18"/>
+              </w:rPr>
+              <w:t xml:space="preserve">Driving Question Board (DQB) Creation</w:t>
             </w:r>
           </w:p>
           <w:p>
@@ -6985,7 +7291,7 @@
             <w:pPr>
               <w:spacing w:after="20" w:before="0"/>
             </w:pPr>
-            <w:hyperlink w:history="1" r:id="rIdzx6x6ucgijptb6lmcjsah">
+            <w:hyperlink w:history="1" r:id="rId_cb23h1vjvefope-a15ui">
               <w:r>
                 <w:rPr>
                   <w:rFonts w:ascii="Arial" w:cs="Arial" w:eastAsia="Arial" w:hAnsi="Arial"/>
@@ -7018,7 +7324,7 @@
               <w:spacing w:after="10" w:before="0"/>
               <w:ind w:left="120"/>
             </w:pPr>
-            <w:hyperlink w:history="1" r:id="rIdjsnbtk2gsazeiszpit4si">
+            <w:hyperlink w:history="1" r:id="rIda6gxfisl-leq2uyzr-brn">
               <w:r>
                 <w:rPr>
                   <w:rFonts w:ascii="Arial" w:cs="Arial" w:eastAsia="Arial" w:hAnsi="Arial"/>
@@ -7063,7 +7369,7 @@
             <w:pPr>
               <w:spacing w:after="20" w:before="0"/>
             </w:pPr>
-            <w:hyperlink w:history="1" r:id="rIdzc6jw9kcjm2jgj_8t_-wl">
+            <w:hyperlink w:history="1" r:id="rIdsdwx_zp2wmqeptyugfnmz">
               <w:r>
                 <w:rPr>
                   <w:rFonts w:ascii="Arial" w:cs="Arial" w:eastAsia="Arial" w:hAnsi="Arial"/>
@@ -7096,7 +7402,7 @@
               <w:spacing w:after="10" w:before="0"/>
               <w:ind w:left="120"/>
             </w:pPr>
-            <w:hyperlink w:history="1" r:id="rId7r-hcyhwbuthzfmyiyzfq">
+            <w:hyperlink w:history="1" r:id="rIdmcmntgzdcoquwwvgrylcy">
               <w:r>
                 <w:rPr>
                   <w:rFonts w:ascii="Arial" w:cs="Arial" w:eastAsia="Arial" w:hAnsi="Arial"/>
@@ -7138,7 +7444,7 @@
                 <w:sz w:val="18"/>
                 <w:szCs w:val="18"/>
               </w:rPr>
-              <w:t xml:space="preserve">The teacher introduces the term 'ungrouped data' and explains what a tally sheet is, using a worked example on the board with a familiar Kenyan context (modes of transport: matatu, boda boda, walking, cycling, school bus). Learners then work in their groups to design their OWN tally sheet for one of three approved research questions: (A) 'What is the favourite school meal among learners in our class?' (B) 'How do learners in our school travel to school each day?' (C) 'What is the most popular sport played by learners in our school?' Each group selects their question, agrees on 4–6 categories, and rules for the tally sheet (e.g., one tally per learner, no names recorded). Groups draft their tally sheet in their exercise books. Teacher reviews and approves each group's sheet before data collection begins.</w:t>
+              <w:t xml:space="preserve">Data collection ends. Each group counts their total tally marks and confirms they have at least 30 entries. Groups then write THREE sticky notes (or index cards) to add to the class Driving Question Board: (1) BLUE — 'Something we now KNOW about data collection' (e.g., 'Tally marks make counting faster and more accurate'). (2) YELLOW — 'Something we are still WONDERING' (e.g., 'How do we know if our data is representative of the whole school?'). (3) PINK — 'A connection to Mama Wanjiku's problem' (e.g., 'Mama Wanjiku's problem is that she never made a tally sheet — she just trusted memory'). Groups post their cards under the Driving Question: 'How can we turn raw data from our school and community into statistics and graphs that help Mama Wanjiku — and other Kenyan decision-makers — solve real problems?'</w:t>
             </w:r>
           </w:p>
         </w:tc>
@@ -7170,7 +7476,7 @@
                 <w:sz w:val="18"/>
                 <w:szCs w:val="18"/>
               </w:rPr>
-              <w:t xml:space="preserve">Write on the board: UNGROUPED DATA = raw data that has NOT yet been sorted or counted into groups. Say: 'Before Mama Wanjiku can make a bar chart or calculate a mean, she needs this — a tally sheet.' Model a tally sheet on the board: draw a two-column table (Category | Tally), fill in 'matatu | IIII II' live, explaining each mark. Then say: 'Now your group will design your own. Choose ONE of these three questions.' [Display the three questions on the board.] 'You have 6 minutes to agree on your question, write your categories, and draw your tally sheet. I will come and stamp-approve it before you start collecting.' [Circulate — check that: categories are mutually exclusive, there are 4–6 options max, 'other' is included as a catch-all.] For groups who finish early, prompt: 'How will you make sure every classmate is counted only once?' After approval, say: 'Now — collect data from at least 30 classmates. Divide the work: two people ask, two people tally. You have 10 minutes. Go.'</w:t>
+              <w:t xml:space="preserve">Signal end of data collection: 'Pens down — count your tallies and write your total at the bottom of your sheet.' Give groups 2 minutes to count. Then distribute sticky notes or index cards. Say: 'Three cards, three colours: BLUE — what you NOW know; YELLOW — what you are still wondering; PINK — how this connects to Mama Wanjiku. You have 3 minutes.' [Circulate — prompt groups who are stuck with: 'Think about what was hard about counting from the raw data strip. What would have helped Mama Wanjiku?'] Once cards are posted, read 2 YELLOW 'wondering' cards aloud — cold-call the group to explain their wondering. Say: 'These wondering questions are exactly what the next lessons will answer. Hold on to your raw data — we will need it tomorrow.'</w:t>
             </w:r>
           </w:p>
         </w:tc>
@@ -7202,7 +7508,7 @@
                 <w:sz w:val="18"/>
                 <w:szCs w:val="18"/>
               </w:rPr>
-              <w:t xml:space="preserve">Strategy: WORKED EXAMPLE → GUIDED DESIGN → INDEPENDENT APPLICATION (I Do – We Do – You Do). The teacher models with a Kenyan transport example, making the structure of a tally sheet explicit. Groups then design their own sheet, giving them ownership while the teacher's approval checkpoint prevents procedural errors from corrupting the data collection phase.</w:t>
+              <w:t xml:space="preserve">Strategy: DRIVING QUESTION BOARD as a living knowledge-tracking tool. The three-colour card system externalises the difference between established knowledge, open questions, and cross-cutting connections. By physically posting on the DQB, learners see their understanding accumulating across lessons and can return to unanswered questions in later lessons.</w:t>
             </w:r>
           </w:p>
         </w:tc>
@@ -7234,7 +7540,7 @@
                 <w:sz w:val="18"/>
                 <w:szCs w:val="18"/>
               </w:rPr>
-              <w:t xml:space="preserve">Observable indicator: Each group's tally sheet has a clear research question written at the top, 4–6 mutually exclusive categories, and a tally column. Teacher uses a physical 'stamp approved' or initialled mark on each sheet before groups begin collecting. Groups that struggle to define categories reveal a misconception about data categories that the teacher addresses immediately with a targeted question: 'Can one learner belong to two of your categories at the same time?'</w:t>
+              <w:t xml:space="preserve">Observable indicator: Each group posts all three cards with substantive content (not blank or one-word responses). Teacher reads PINK cards to check whether groups are making the phenomenon connection explicitly. A group that writes 'Mama Wanjiku should use tally sheets' demonstrates understanding of the lesson's core idea; a group that writes only 'we collected data' is not yet connecting to the phenomenon and needs a follow-up prompt.</w:t>
             </w:r>
           </w:p>
         </w:tc>
@@ -7243,32 +7549,32 @@
         <w:tc>
           <w:tcPr>
             <w:tcW w:type="dxa" w:w="1520"/>
-            <w:shd w:fill="FCE4D6" w:color="auto" w:val="clear"/>
-            <w:tcMar>
-              <w:top w:type="dxa" w:w="60"/>
-              <w:left w:type="dxa" w:w="120"/>
-              <w:bottom w:type="dxa" w:w="60"/>
-              <w:right w:type="dxa" w:w="120"/>
-            </w:tcMar>
-            <w:vAlign w:val="top"/>
-          </w:tcPr>
-          <w:p>
-            <w:pPr>
-              <w:spacing w:after="40" w:before="0"/>
-              <w:jc w:val="left"/>
-            </w:pPr>
-            <w:r>
-              <w:rPr>
-                <w:rFonts w:ascii="Arial" w:cs="Arial" w:eastAsia="Arial" w:hAnsi="Arial"/>
-                <w:b/>
-                <w:bCs/>
-                <w:i w:val="false"/>
-                <w:iCs w:val="false"/>
-                <w:color w:val="000000"/>
-                <w:sz w:val="18"/>
-                <w:szCs w:val="18"/>
-              </w:rPr>
-              <w:t xml:space="preserve">Driving Question Board (DQB) Creation</w:t>
+            <w:shd w:fill="D5E8F0" w:color="auto" w:val="clear"/>
+            <w:tcMar>
+              <w:top w:type="dxa" w:w="60"/>
+              <w:left w:type="dxa" w:w="120"/>
+              <w:bottom w:type="dxa" w:w="60"/>
+              <w:right w:type="dxa" w:w="120"/>
+            </w:tcMar>
+            <w:vAlign w:val="top"/>
+          </w:tcPr>
+          <w:p>
+            <w:pPr>
+              <w:spacing w:after="40" w:before="0"/>
+              <w:jc w:val="left"/>
+            </w:pPr>
+            <w:r>
+              <w:rPr>
+                <w:rFonts w:ascii="Arial" w:cs="Arial" w:eastAsia="Arial" w:hAnsi="Arial"/>
+                <w:b/>
+                <w:bCs/>
+                <w:i w:val="false"/>
+                <w:iCs w:val="false"/>
+                <w:color w:val="000000"/>
+                <w:sz w:val="18"/>
+                <w:szCs w:val="18"/>
+              </w:rPr>
+              <w:t xml:space="preserve">Model Building Phase</w:t>
             </w:r>
           </w:p>
           <w:p>
@@ -7291,7 +7597,7 @@
             <w:pPr>
               <w:spacing w:after="20" w:before="0"/>
             </w:pPr>
-            <w:hyperlink w:history="1" r:id="rId9ahus20x9yhqe3k_vg5pg">
+            <w:hyperlink w:history="1" r:id="rIdoullpmu4nprwui9whxhz9">
               <w:r>
                 <w:rPr>
                   <w:rFonts w:ascii="Arial" w:cs="Arial" w:eastAsia="Arial" w:hAnsi="Arial"/>
@@ -7324,7 +7630,7 @@
               <w:spacing w:after="10" w:before="0"/>
               <w:ind w:left="120"/>
             </w:pPr>
-            <w:hyperlink w:history="1" r:id="rId6aft2z9t1d82vqteyx0jk">
+            <w:hyperlink w:history="1" r:id="rIdptt8c0cxj5sjebcdatpxu">
               <w:r>
                 <w:rPr>
                   <w:rFonts w:ascii="Arial" w:cs="Arial" w:eastAsia="Arial" w:hAnsi="Arial"/>
@@ -7369,7 +7675,7 @@
             <w:pPr>
               <w:spacing w:after="20" w:before="0"/>
             </w:pPr>
-            <w:hyperlink w:history="1" r:id="rIdwgkbjghiief5xfdhjbzhn">
+            <w:hyperlink w:history="1" r:id="rIddimnqiiw_n_gubcmn5ax3">
               <w:r>
                 <w:rPr>
                   <w:rFonts w:ascii="Arial" w:cs="Arial" w:eastAsia="Arial" w:hAnsi="Arial"/>
@@ -7402,313 +7708,7 @@
               <w:spacing w:after="10" w:before="0"/>
               <w:ind w:left="120"/>
             </w:pPr>
-            <w:hyperlink w:history="1" r:id="rIdmuxdnphju2sdpl0asmmwo">
-              <w:r>
-                <w:rPr>
-                  <w:rFonts w:ascii="Arial" w:cs="Arial" w:eastAsia="Arial" w:hAnsi="Arial"/>
-                  <w:color w:val="595959"/>
-                  <w:sz w:val="14"/>
-                  <w:szCs w:val="14"/>
-                  <w:u w:val="single" w:color="595959"/>
-                </w:rPr>
-                <w:t xml:space="preserve">🔍 Search ARES for similar readings</w:t>
-              </w:r>
-            </w:hyperlink>
-          </w:p>
-        </w:tc>
-        <w:tc>
-          <w:tcPr>
-            <w:tcW w:type="dxa" w:w="3040"/>
-            <w:shd w:fill="FFFFFF" w:color="auto" w:val="clear"/>
-            <w:tcMar>
-              <w:top w:type="dxa" w:w="60"/>
-              <w:left w:type="dxa" w:w="120"/>
-              <w:bottom w:type="dxa" w:w="60"/>
-              <w:right w:type="dxa" w:w="120"/>
-            </w:tcMar>
-            <w:vAlign w:val="top"/>
-          </w:tcPr>
-          <w:p>
-            <w:pPr>
-              <w:spacing w:after="40" w:before="0"/>
-              <w:jc w:val="left"/>
-            </w:pPr>
-            <w:r>
-              <w:rPr>
-                <w:rFonts w:ascii="Arial" w:cs="Arial" w:eastAsia="Arial" w:hAnsi="Arial"/>
-                <w:b w:val="false"/>
-                <w:bCs w:val="false"/>
-                <w:i w:val="false"/>
-                <w:iCs w:val="false"/>
-                <w:color w:val="000000"/>
-                <w:sz w:val="18"/>
-                <w:szCs w:val="18"/>
-              </w:rPr>
-              <w:t xml:space="preserve">Data collection ends. Each group counts their total tally marks and confirms they have at least 30 entries. Groups then write THREE sticky notes (or index cards) to add to the class Driving Question Board: (1) BLUE — 'Something we now KNOW about data collection' (e.g., 'Tally marks make counting faster and more accurate'). (2) YELLOW — 'Something we are still WONDERING' (e.g., 'How do we know if our data is representative of the whole school?'). (3) PINK — 'A connection to Mama Wanjiku's problem' (e.g., 'Mama Wanjiku's problem is that she never made a tally sheet — she just trusted memory'). Groups post their cards under the Driving Question: 'How can we turn raw data from our school and community into statistics and graphs that help Mama Wanjiku — and other Kenyan decision-makers — solve real problems?'</w:t>
-            </w:r>
-          </w:p>
-        </w:tc>
-        <w:tc>
-          <w:tcPr>
-            <w:tcW w:type="dxa" w:w="3040"/>
-            <w:shd w:fill="F2F2F2" w:color="auto" w:val="clear"/>
-            <w:tcMar>
-              <w:top w:type="dxa" w:w="60"/>
-              <w:left w:type="dxa" w:w="120"/>
-              <w:bottom w:type="dxa" w:w="60"/>
-              <w:right w:type="dxa" w:w="120"/>
-            </w:tcMar>
-            <w:vAlign w:val="top"/>
-          </w:tcPr>
-          <w:p>
-            <w:pPr>
-              <w:spacing w:after="40" w:before="0"/>
-              <w:jc w:val="left"/>
-            </w:pPr>
-            <w:r>
-              <w:rPr>
-                <w:rFonts w:ascii="Arial" w:cs="Arial" w:eastAsia="Arial" w:hAnsi="Arial"/>
-                <w:b w:val="false"/>
-                <w:bCs w:val="false"/>
-                <w:i w:val="false"/>
-                <w:iCs w:val="false"/>
-                <w:color w:val="000000"/>
-                <w:sz w:val="18"/>
-                <w:szCs w:val="18"/>
-              </w:rPr>
-              <w:t xml:space="preserve">Signal end of data collection: 'Pens down — count your tallies and write your total at the bottom of your sheet.' Give groups 2 minutes to count. Then distribute sticky notes or index cards. Say: 'Three cards, three colours: BLUE — what you NOW know; YELLOW — what you are still wondering; PINK — how this connects to Mama Wanjiku. You have 3 minutes.' [Circulate — prompt groups who are stuck with: 'Think about what was hard about counting from the raw data strip. What would have helped Mama Wanjiku?'] Once cards are posted, read 2 YELLOW 'wondering' cards aloud — cold-call the group to explain their wondering. Say: 'These wondering questions are exactly what the next lessons will answer. Hold on to your raw data — we will need it tomorrow.'</w:t>
-            </w:r>
-          </w:p>
-        </w:tc>
-        <w:tc>
-          <w:tcPr>
-            <w:tcW w:type="dxa" w:w="3040"/>
-            <w:shd w:fill="FFFFFF" w:color="auto" w:val="clear"/>
-            <w:tcMar>
-              <w:top w:type="dxa" w:w="60"/>
-              <w:left w:type="dxa" w:w="120"/>
-              <w:bottom w:type="dxa" w:w="60"/>
-              <w:right w:type="dxa" w:w="120"/>
-            </w:tcMar>
-            <w:vAlign w:val="top"/>
-          </w:tcPr>
-          <w:p>
-            <w:pPr>
-              <w:spacing w:after="40" w:before="0"/>
-              <w:jc w:val="left"/>
-            </w:pPr>
-            <w:r>
-              <w:rPr>
-                <w:rFonts w:ascii="Arial" w:cs="Arial" w:eastAsia="Arial" w:hAnsi="Arial"/>
-                <w:b w:val="false"/>
-                <w:bCs w:val="false"/>
-                <w:i w:val="false"/>
-                <w:iCs w:val="false"/>
-                <w:color w:val="000000"/>
-                <w:sz w:val="18"/>
-                <w:szCs w:val="18"/>
-              </w:rPr>
-              <w:t xml:space="preserve">Strategy: DRIVING QUESTION BOARD as a living knowledge-tracking tool. The three-colour card system externalises the difference between established knowledge, open questions, and cross-cutting connections. By physically posting on the DQB, learners see their understanding accumulating across lessons and can return to unanswered questions in later lessons.</w:t>
-            </w:r>
-          </w:p>
-        </w:tc>
-        <w:tc>
-          <w:tcPr>
-            <w:tcW w:type="dxa" w:w="3040"/>
-            <w:shd w:fill="F2F2F2" w:color="auto" w:val="clear"/>
-            <w:tcMar>
-              <w:top w:type="dxa" w:w="60"/>
-              <w:left w:type="dxa" w:w="120"/>
-              <w:bottom w:type="dxa" w:w="60"/>
-              <w:right w:type="dxa" w:w="120"/>
-            </w:tcMar>
-            <w:vAlign w:val="top"/>
-          </w:tcPr>
-          <w:p>
-            <w:pPr>
-              <w:spacing w:after="40" w:before="0"/>
-              <w:jc w:val="left"/>
-            </w:pPr>
-            <w:r>
-              <w:rPr>
-                <w:rFonts w:ascii="Arial" w:cs="Arial" w:eastAsia="Arial" w:hAnsi="Arial"/>
-                <w:b w:val="false"/>
-                <w:bCs w:val="false"/>
-                <w:i w:val="false"/>
-                <w:iCs w:val="false"/>
-                <w:color w:val="000000"/>
-                <w:sz w:val="18"/>
-                <w:szCs w:val="18"/>
-              </w:rPr>
-              <w:t xml:space="preserve">Observable indicator: Each group posts all three cards with substantive content (not blank or one-word responses). Teacher reads PINK cards to check whether groups are making the phenomenon connection explicitly. A group that writes 'Mama Wanjiku should use tally sheets' demonstrates understanding of the lesson's core idea; a group that writes only 'we collected data' is not yet connecting to the phenomenon and needs a follow-up prompt.</w:t>
-            </w:r>
-          </w:p>
-        </w:tc>
-      </w:tr>
-      <w:tr>
-        <w:tc>
-          <w:tcPr>
-            <w:tcW w:type="dxa" w:w="1520"/>
-            <w:shd w:fill="D5E8F0" w:color="auto" w:val="clear"/>
-            <w:tcMar>
-              <w:top w:type="dxa" w:w="60"/>
-              <w:left w:type="dxa" w:w="120"/>
-              <w:bottom w:type="dxa" w:w="60"/>
-              <w:right w:type="dxa" w:w="120"/>
-            </w:tcMar>
-            <w:vAlign w:val="top"/>
-          </w:tcPr>
-          <w:p>
-            <w:pPr>
-              <w:spacing w:after="40" w:before="0"/>
-              <w:jc w:val="left"/>
-            </w:pPr>
-            <w:r>
-              <w:rPr>
-                <w:rFonts w:ascii="Arial" w:cs="Arial" w:eastAsia="Arial" w:hAnsi="Arial"/>
-                <w:b/>
-                <w:bCs/>
-                <w:i w:val="false"/>
-                <w:iCs w:val="false"/>
-                <w:color w:val="000000"/>
-                <w:sz w:val="18"/>
-                <w:szCs w:val="18"/>
-              </w:rPr>
-              <w:t xml:space="preserve">Model Building Phase</w:t>
-            </w:r>
-          </w:p>
-          <w:p>
-            <w:pPr>
-              <w:spacing w:after="20" w:before="0"/>
-            </w:pPr>
-            <w:r>
-              <w:rPr>
-                <w:rFonts w:ascii="Arial" w:cs="Arial" w:eastAsia="Arial" w:hAnsi="Arial"/>
-                <w:b/>
-                <w:bCs/>
-                <w:color w:val="1F3864"/>
-                <w:sz w:val="16"/>
-                <w:szCs w:val="16"/>
-              </w:rPr>
-              <w:t xml:space="preserve">📹 VIDEO:</w:t>
-            </w:r>
-          </w:p>
-          <w:p>
-            <w:pPr>
-              <w:spacing w:after="20" w:before="0"/>
-            </w:pPr>
-            <w:hyperlink w:history="1" r:id="rIdxc02xisvdoumly1pmw_iv">
-              <w:r>
-                <w:rPr>
-                  <w:rFonts w:ascii="Arial" w:cs="Arial" w:eastAsia="Arial" w:hAnsi="Arial"/>
-                  <w:color w:val="2E75B6"/>
-                  <w:sz w:val="16"/>
-                  <w:szCs w:val="16"/>
-                  <w:u w:val="single" w:color="2E75B6"/>
-                </w:rPr>
-                <w:t xml:space="preserve">Ungrouped Data to Find the Mean Principles</w:t>
-              </w:r>
-            </w:hyperlink>
-          </w:p>
-          <w:p>
-            <w:pPr>
-              <w:spacing w:after="10" w:before="0"/>
-              <w:ind w:left="120"/>
-            </w:pPr>
-            <w:r>
-              <w:rPr>
-                <w:rFonts w:ascii="Arial" w:cs="Arial" w:eastAsia="Arial" w:hAnsi="Arial"/>
-                <w:color w:val="595959"/>
-                <w:sz w:val="14"/>
-                <w:szCs w:val="14"/>
-              </w:rPr>
-              <w:t xml:space="preserve">Source: CK-12</w:t>
-            </w:r>
-          </w:p>
-          <w:p>
-            <w:pPr>
-              <w:spacing w:after="10" w:before="0"/>
-              <w:ind w:left="120"/>
-            </w:pPr>
-            <w:hyperlink w:history="1" r:id="rIdxrbv78m0ivpibpq2kcwhp">
-              <w:r>
-                <w:rPr>
-                  <w:rFonts w:ascii="Arial" w:cs="Arial" w:eastAsia="Arial" w:hAnsi="Arial"/>
-                  <w:color w:val="595959"/>
-                  <w:sz w:val="14"/>
-                  <w:szCs w:val="14"/>
-                  <w:u w:val="single" w:color="595959"/>
-                </w:rPr>
-                <w:t xml:space="preserve">🔍 Search ARES for similar videos</w:t>
-              </w:r>
-            </w:hyperlink>
-          </w:p>
-          <w:p>
-            <w:pPr>
-              <w:spacing w:after="40" w:before="0"/>
-            </w:pPr>
-            <w:r>
-              <w:rPr>
-                <w:sz w:val="14"/>
-                <w:szCs w:val="14"/>
-              </w:rPr>
-              <w:t xml:space="preserve"/>
-            </w:r>
-          </w:p>
-          <w:p>
-            <w:pPr>
-              <w:spacing w:after="20" w:before="0"/>
-            </w:pPr>
-            <w:r>
-              <w:rPr>
-                <w:rFonts w:ascii="Arial" w:cs="Arial" w:eastAsia="Arial" w:hAnsi="Arial"/>
-                <w:b/>
-                <w:bCs/>
-                <w:color w:val="1F3864"/>
-                <w:sz w:val="16"/>
-                <w:szCs w:val="16"/>
-              </w:rPr>
-              <w:t xml:space="preserve">📖 HTML:</w:t>
-            </w:r>
-          </w:p>
-          <w:p>
-            <w:pPr>
-              <w:spacing w:after="20" w:before="0"/>
-            </w:pPr>
-            <w:hyperlink w:history="1" r:id="rIdkwi7ozpitpwsrbrjzri8w">
-              <w:r>
-                <w:rPr>
-                  <w:rFonts w:ascii="Arial" w:cs="Arial" w:eastAsia="Arial" w:hAnsi="Arial"/>
-                  <w:color w:val="2E75B6"/>
-                  <w:sz w:val="16"/>
-                  <w:szCs w:val="16"/>
-                  <w:u w:val="single" w:color="2E75B6"/>
-                </w:rPr>
-                <w:t xml:space="preserve">Ungrouped Data to Find the Mean (Flexbook)</w:t>
-              </w:r>
-            </w:hyperlink>
-          </w:p>
-          <w:p>
-            <w:pPr>
-              <w:spacing w:after="10" w:before="0"/>
-              <w:ind w:left="120"/>
-            </w:pPr>
-            <w:r>
-              <w:rPr>
-                <w:rFonts w:ascii="Arial" w:cs="Arial" w:eastAsia="Arial" w:hAnsi="Arial"/>
-                <w:color w:val="595959"/>
-                <w:sz w:val="14"/>
-                <w:szCs w:val="14"/>
-              </w:rPr>
-              <w:t xml:space="preserve">Source: CK-12</w:t>
-            </w:r>
-          </w:p>
-          <w:p>
-            <w:pPr>
-              <w:spacing w:after="10" w:before="0"/>
-              <w:ind w:left="120"/>
-            </w:pPr>
-            <w:hyperlink w:history="1" r:id="rIdtflabybmp3pzrzxtq3in7">
+            <w:hyperlink w:history="1" r:id="rIdohieajcsk2hbfz7uw_yvk">
               <w:r>
                 <w:rPr>
                   <w:rFonts w:ascii="Arial" w:cs="Arial" w:eastAsia="Arial" w:hAnsi="Arial"/>
@@ -9374,7 +9374,7 @@
             <w:pPr>
               <w:spacing w:after="20" w:before="0"/>
             </w:pPr>
-            <w:hyperlink w:history="1" r:id="rIdwn9ul3msa4w2hx0ofvtke">
+            <w:hyperlink w:history="1" r:id="rIdjgxvaztc0nhx99wmp1oll">
               <w:r>
                 <w:rPr>
                   <w:rFonts w:ascii="Arial" w:cs="Arial" w:eastAsia="Arial" w:hAnsi="Arial"/>
@@ -9383,7 +9383,7 @@
                   <w:szCs w:val="16"/>
                   <w:u w:val="single" w:color="2E75B6"/>
                 </w:rPr>
-                <w:t xml:space="preserve">Ungrouped Data to Find the Mean Principles</w:t>
+                <w:t xml:space="preserve">Statistics intro: Mean, median, &amp; mode</w:t>
               </w:r>
             </w:hyperlink>
           </w:p>
@@ -9399,7 +9399,7 @@
                 <w:sz w:val="14"/>
                 <w:szCs w:val="14"/>
               </w:rPr>
-              <w:t xml:space="preserve">Source: CK-12</w:t>
+              <w:t xml:space="preserve">Source: Khan Academy (English - US curriculum)</w:t>
             </w:r>
           </w:p>
           <w:p>
@@ -9407,7 +9407,7 @@
               <w:spacing w:after="10" w:before="0"/>
               <w:ind w:left="120"/>
             </w:pPr>
-            <w:hyperlink w:history="1" r:id="rIdgidns_dc5-9vwmjm8oed4">
+            <w:hyperlink w:history="1" r:id="rIdk2jtf00bdft8ng72e9cd1">
               <w:r>
                 <w:rPr>
                   <w:rFonts w:ascii="Arial" w:cs="Arial" w:eastAsia="Arial" w:hAnsi="Arial"/>
@@ -9452,7 +9452,7 @@
             <w:pPr>
               <w:spacing w:after="20" w:before="0"/>
             </w:pPr>
-            <w:hyperlink w:history="1" r:id="rId-bpr8tufox7uzd3tw7a8t">
+            <w:hyperlink w:history="1" r:id="rIdbv0hmozeazt-svo5qbxfy">
               <w:r>
                 <w:rPr>
                   <w:rFonts w:ascii="Arial" w:cs="Arial" w:eastAsia="Arial" w:hAnsi="Arial"/>
@@ -9461,7 +9461,7 @@
                   <w:szCs w:val="16"/>
                   <w:u w:val="single" w:color="2E75B6"/>
                 </w:rPr>
-                <w:t xml:space="preserve">Mean and Standard Deviation of Discrete Random Variables (Flexbook)</w:t>
+                <w:t xml:space="preserve">Ungrouped Data to Find the Mean (Flexbook)</w:t>
               </w:r>
             </w:hyperlink>
           </w:p>
@@ -9485,7 +9485,7 @@
               <w:spacing w:after="10" w:before="0"/>
               <w:ind w:left="120"/>
             </w:pPr>
-            <w:hyperlink w:history="1" r:id="rIdodtjkbgl4jxd-41zkocpz">
+            <w:hyperlink w:history="1" r:id="rId9mmy-86zbi4aoi8llcpmd">
               <w:r>
                 <w:rPr>
                   <w:rFonts w:ascii="Arial" w:cs="Arial" w:eastAsia="Arial" w:hAnsi="Arial"/>
@@ -9680,7 +9680,7 @@
             <w:pPr>
               <w:spacing w:after="20" w:before="0"/>
             </w:pPr>
-            <w:hyperlink w:history="1" r:id="rIdnfohc8y3c-evpdxf9ngvy">
+            <w:hyperlink w:history="1" r:id="rIdfaeqlamfjfwb-jqglc_iv">
               <w:r>
                 <w:rPr>
                   <w:rFonts w:ascii="Arial" w:cs="Arial" w:eastAsia="Arial" w:hAnsi="Arial"/>
@@ -9689,7 +9689,7 @@
                   <w:szCs w:val="16"/>
                   <w:u w:val="single" w:color="2E75B6"/>
                 </w:rPr>
-                <w:t xml:space="preserve">Ungrouped Data to Find the Mean Principles</w:t>
+                <w:t xml:space="preserve">Statistics intro: Mean, median, &amp; mode</w:t>
               </w:r>
             </w:hyperlink>
           </w:p>
@@ -9705,7 +9705,7 @@
                 <w:sz w:val="14"/>
                 <w:szCs w:val="14"/>
               </w:rPr>
-              <w:t xml:space="preserve">Source: CK-12</w:t>
+              <w:t xml:space="preserve">Source: Khan Academy (English - US curriculum)</w:t>
             </w:r>
           </w:p>
           <w:p>
@@ -9713,7 +9713,7 @@
               <w:spacing w:after="10" w:before="0"/>
               <w:ind w:left="120"/>
             </w:pPr>
-            <w:hyperlink w:history="1" r:id="rIdgud0g2krnffeth-swamlt">
+            <w:hyperlink w:history="1" r:id="rId9rsoubacax4c0qqcxixtu">
               <w:r>
                 <w:rPr>
                   <w:rFonts w:ascii="Arial" w:cs="Arial" w:eastAsia="Arial" w:hAnsi="Arial"/>
@@ -9751,14 +9751,14 @@
                 <w:sz w:val="16"/>
                 <w:szCs w:val="16"/>
               </w:rPr>
-              <w:t xml:space="preserve">📖 HTML:</w:t>
+              <w:t xml:space="preserve">📖 EXERCISE:</w:t>
             </w:r>
           </w:p>
           <w:p>
             <w:pPr>
               <w:spacing w:after="20" w:before="0"/>
             </w:pPr>
-            <w:hyperlink w:history="1" r:id="rId249j21jdp6c_u8ioiszdk">
+            <w:hyperlink w:history="1" r:id="rIdzvugqdu1i6dvsqha-hwov">
               <w:r>
                 <w:rPr>
                   <w:rFonts w:ascii="Arial" w:cs="Arial" w:eastAsia="Arial" w:hAnsi="Arial"/>
@@ -9767,7 +9767,7 @@
                   <w:szCs w:val="16"/>
                   <w:u w:val="single" w:color="2E75B6"/>
                 </w:rPr>
-                <w:t xml:space="preserve">Mean and Standard Deviation of Discrete Random Variables (Flexbook)</w:t>
+                <w:t xml:space="preserve">Ungrouped Data to Find the Mean Practice</w:t>
               </w:r>
             </w:hyperlink>
           </w:p>
@@ -9791,7 +9791,7 @@
               <w:spacing w:after="10" w:before="0"/>
               <w:ind w:left="120"/>
             </w:pPr>
-            <w:hyperlink w:history="1" r:id="rIdbfe09pma9mzfglunmpyec">
+            <w:hyperlink w:history="1" r:id="rId_92-37jdwporb1x3sw7on">
               <w:r>
                 <w:rPr>
                   <w:rFonts w:ascii="Arial" w:cs="Arial" w:eastAsia="Arial" w:hAnsi="Arial"/>
@@ -9986,7 +9986,7 @@
             <w:pPr>
               <w:spacing w:after="20" w:before="0"/>
             </w:pPr>
-            <w:hyperlink w:history="1" r:id="rIdlwcu__antkam8edwynz4b">
+            <w:hyperlink w:history="1" r:id="rIdivyvzc_did_gasrvtmabu">
               <w:r>
                 <w:rPr>
                   <w:rFonts w:ascii="Arial" w:cs="Arial" w:eastAsia="Arial" w:hAnsi="Arial"/>
@@ -9995,7 +9995,7 @@
                   <w:szCs w:val="16"/>
                   <w:u w:val="single" w:color="2E75B6"/>
                 </w:rPr>
-                <w:t xml:space="preserve">Ungrouped Data to Find the Mean Principles</w:t>
+                <w:t xml:space="preserve">Statistics intro: Mean, median, &amp; mode</w:t>
               </w:r>
             </w:hyperlink>
           </w:p>
@@ -10011,7 +10011,7 @@
                 <w:sz w:val="14"/>
                 <w:szCs w:val="14"/>
               </w:rPr>
-              <w:t xml:space="preserve">Source: CK-12</w:t>
+              <w:t xml:space="preserve">Source: Khan Academy (English - US curriculum)</w:t>
             </w:r>
           </w:p>
           <w:p>
@@ -10019,7 +10019,7 @@
               <w:spacing w:after="10" w:before="0"/>
               <w:ind w:left="120"/>
             </w:pPr>
-            <w:hyperlink w:history="1" r:id="rIdlit8dmymldoqmcxm8olzg">
+            <w:hyperlink w:history="1" r:id="rIdf7s-faaypy_l7y9jnknpa">
               <w:r>
                 <w:rPr>
                   <w:rFonts w:ascii="Arial" w:cs="Arial" w:eastAsia="Arial" w:hAnsi="Arial"/>
@@ -10057,14 +10057,14 @@
                 <w:sz w:val="16"/>
                 <w:szCs w:val="16"/>
               </w:rPr>
-              <w:t xml:space="preserve">📖 HTML:</w:t>
+              <w:t xml:space="preserve">📖 EXERCISE:</w:t>
             </w:r>
           </w:p>
           <w:p>
             <w:pPr>
               <w:spacing w:after="20" w:before="0"/>
             </w:pPr>
-            <w:hyperlink w:history="1" r:id="rIdlxowcww6jyy4gcgdljn9m">
+            <w:hyperlink w:history="1" r:id="rIde11wj369yhvuklc5bn3wf">
               <w:r>
                 <w:rPr>
                   <w:rFonts w:ascii="Arial" w:cs="Arial" w:eastAsia="Arial" w:hAnsi="Arial"/>
@@ -10073,7 +10073,7 @@
                   <w:szCs w:val="16"/>
                   <w:u w:val="single" w:color="2E75B6"/>
                 </w:rPr>
-                <w:t xml:space="preserve">Mean and Standard Deviation of Discrete Random Variables (Flexbook)</w:t>
+                <w:t xml:space="preserve">Calculating the test statistic in a t test for a mean</w:t>
               </w:r>
             </w:hyperlink>
           </w:p>
@@ -10089,7 +10089,7 @@
                 <w:sz w:val="14"/>
                 <w:szCs w:val="14"/>
               </w:rPr>
-              <w:t xml:space="preserve">Source: CK-12</w:t>
+              <w:t xml:space="preserve">Source: Khan Academy (English - US curriculum)</w:t>
             </w:r>
           </w:p>
           <w:p>
@@ -10097,7 +10097,7 @@
               <w:spacing w:after="10" w:before="0"/>
               <w:ind w:left="120"/>
             </w:pPr>
-            <w:hyperlink w:history="1" r:id="rIdg120vtuprnxrfjq80chdz">
+            <w:hyperlink w:history="1" r:id="rIdkyusupjepervswb6ve4-f">
               <w:r>
                 <w:rPr>
                   <w:rFonts w:ascii="Arial" w:cs="Arial" w:eastAsia="Arial" w:hAnsi="Arial"/>
@@ -10444,7 +10444,7 @@
             <w:pPr>
               <w:spacing w:after="20" w:before="0"/>
             </w:pPr>
-            <w:hyperlink w:history="1" r:id="rId9upnkvtossccllt2cwllt">
+            <w:hyperlink w:history="1" r:id="rId3kfkyqmhxrbdckakzijav">
               <w:r>
                 <w:rPr>
                   <w:rFonts w:ascii="Arial" w:cs="Arial" w:eastAsia="Arial" w:hAnsi="Arial"/>
@@ -10453,7 +10453,7 @@
                   <w:szCs w:val="16"/>
                   <w:u w:val="single" w:color="2E75B6"/>
                 </w:rPr>
-                <w:t xml:space="preserve">Ungrouped Data to Find the Mean Principles</w:t>
+                <w:t xml:space="preserve">Statistics intro: Mean, median, &amp; mode</w:t>
               </w:r>
             </w:hyperlink>
           </w:p>
@@ -10469,7 +10469,7 @@
                 <w:sz w:val="14"/>
                 <w:szCs w:val="14"/>
               </w:rPr>
-              <w:t xml:space="preserve">Source: CK-12</w:t>
+              <w:t xml:space="preserve">Source: Khan Academy (English - US curriculum)</w:t>
             </w:r>
           </w:p>
           <w:p>
@@ -10477,7 +10477,7 @@
               <w:spacing w:after="10" w:before="0"/>
               <w:ind w:left="120"/>
             </w:pPr>
-            <w:hyperlink w:history="1" r:id="rIdhw0unwyqhriuggs7ht4f9">
+            <w:hyperlink w:history="1" r:id="rIdjqunjo5rhgf-yaharnlfi">
               <w:r>
                 <w:rPr>
                   <w:rFonts w:ascii="Arial" w:cs="Arial" w:eastAsia="Arial" w:hAnsi="Arial"/>
@@ -10515,14 +10515,14 @@
                 <w:sz w:val="16"/>
                 <w:szCs w:val="16"/>
               </w:rPr>
-              <w:t xml:space="preserve">📖 HTML:</w:t>
+              <w:t xml:space="preserve">📖 EXERCISE:</w:t>
             </w:r>
           </w:p>
           <w:p>
             <w:pPr>
               <w:spacing w:after="20" w:before="0"/>
             </w:pPr>
-            <w:hyperlink w:history="1" r:id="rIdh3d9qfexae7r2mmkp7a3r">
+            <w:hyperlink w:history="1" r:id="rId75artbh0fblz28j1gtueq">
               <w:r>
                 <w:rPr>
                   <w:rFonts w:ascii="Arial" w:cs="Arial" w:eastAsia="Arial" w:hAnsi="Arial"/>
@@ -10531,7 +10531,7 @@
                   <w:szCs w:val="16"/>
                   <w:u w:val="single" w:color="2E75B6"/>
                 </w:rPr>
-                <w:t xml:space="preserve">Mean and Standard Deviation of Discrete Random Variables (Flexbook)</w:t>
+                <w:t xml:space="preserve">Test statistic in a two-sample t test</w:t>
               </w:r>
             </w:hyperlink>
           </w:p>
@@ -10547,7 +10547,7 @@
                 <w:sz w:val="14"/>
                 <w:szCs w:val="14"/>
               </w:rPr>
-              <w:t xml:space="preserve">Source: CK-12</w:t>
+              <w:t xml:space="preserve">Source: Khan Academy (English - US curriculum)</w:t>
             </w:r>
           </w:p>
           <w:p>
@@ -10555,7 +10555,7 @@
               <w:spacing w:after="10" w:before="0"/>
               <w:ind w:left="120"/>
             </w:pPr>
-            <w:hyperlink w:history="1" r:id="rId5_bv6td5-dejwpm01ke70">
+            <w:hyperlink w:history="1" r:id="rIddl8p5opxgwm__pdfb2x9k">
               <w:r>
                 <w:rPr>
                   <w:rFonts w:ascii="Arial" w:cs="Arial" w:eastAsia="Arial" w:hAnsi="Arial"/>
@@ -10788,7 +10788,7 @@
             <w:pPr>
               <w:spacing w:after="20" w:before="0"/>
             </w:pPr>
-            <w:hyperlink w:history="1" r:id="rIdwuwbcrjdupyzztbj_-gh3">
+            <w:hyperlink w:history="1" r:id="rId_avuwsq-ja3tsxjpgn183">
               <w:r>
                 <w:rPr>
                   <w:rFonts w:ascii="Arial" w:cs="Arial" w:eastAsia="Arial" w:hAnsi="Arial"/>
@@ -10797,7 +10797,7 @@
                   <w:szCs w:val="16"/>
                   <w:u w:val="single" w:color="2E75B6"/>
                 </w:rPr>
-                <w:t xml:space="preserve">Ungrouped Data to Find the Mean Principles</w:t>
+                <w:t xml:space="preserve">Statistics intro: Mean, median, &amp; mode</w:t>
               </w:r>
             </w:hyperlink>
           </w:p>
@@ -10813,7 +10813,7 @@
                 <w:sz w:val="14"/>
                 <w:szCs w:val="14"/>
               </w:rPr>
-              <w:t xml:space="preserve">Source: CK-12</w:t>
+              <w:t xml:space="preserve">Source: Khan Academy (English - US curriculum)</w:t>
             </w:r>
           </w:p>
           <w:p>
@@ -10821,7 +10821,7 @@
               <w:spacing w:after="10" w:before="0"/>
               <w:ind w:left="120"/>
             </w:pPr>
-            <w:hyperlink w:history="1" r:id="rIddjc3qsufpqy3lck9xgfld">
+            <w:hyperlink w:history="1" r:id="rIdyhwjx39cptjz8dhojqikc">
               <w:r>
                 <w:rPr>
                   <w:rFonts w:ascii="Arial" w:cs="Arial" w:eastAsia="Arial" w:hAnsi="Arial"/>
@@ -10866,7 +10866,7 @@
             <w:pPr>
               <w:spacing w:after="20" w:before="0"/>
             </w:pPr>
-            <w:hyperlink w:history="1" r:id="rIdolh5nqbiygsuytfssummv">
+            <w:hyperlink w:history="1" r:id="rIdg8l9zr-xnoyyt_u2-ffz2">
               <w:r>
                 <w:rPr>
                   <w:rFonts w:ascii="Arial" w:cs="Arial" w:eastAsia="Arial" w:hAnsi="Arial"/>
@@ -10875,7 +10875,7 @@
                   <w:szCs w:val="16"/>
                   <w:u w:val="single" w:color="2E75B6"/>
                 </w:rPr>
-                <w:t xml:space="preserve">Mean and Standard Deviation of Discrete Random Variables (Flexbook)</w:t>
+                <w:t xml:space="preserve">Ungrouped Data to Find the Mean (Flexbook)</w:t>
               </w:r>
             </w:hyperlink>
           </w:p>
@@ -10899,7 +10899,7 @@
               <w:spacing w:after="10" w:before="0"/>
               <w:ind w:left="120"/>
             </w:pPr>
-            <w:hyperlink w:history="1" r:id="rId2o6gvrw15lt6wlgrh0euy">
+            <w:hyperlink w:history="1" r:id="rIdwnr_8dovcphtwvn0sl8or">
               <w:r>
                 <w:rPr>
                   <w:rFonts w:ascii="Arial" w:cs="Arial" w:eastAsia="Arial" w:hAnsi="Arial"/>
@@ -12462,7 +12462,7 @@
             <w:pPr>
               <w:spacing w:after="20" w:before="0"/>
             </w:pPr>
-            <w:hyperlink w:history="1" r:id="rIdig0jtxybdpqvidoxtuow0">
+            <w:hyperlink w:history="1" r:id="rIdq8zmcl46hhvlnmvmm0ior">
               <w:r>
                 <w:rPr>
                   <w:rFonts w:ascii="Arial" w:cs="Arial" w:eastAsia="Arial" w:hAnsi="Arial"/>
@@ -12495,7 +12495,7 @@
               <w:spacing w:after="10" w:before="0"/>
               <w:ind w:left="120"/>
             </w:pPr>
-            <w:hyperlink w:history="1" r:id="rIdotfnlqsbhpqgwckhbnbdi">
+            <w:hyperlink w:history="1" r:id="rId7g9fbb7uiqcsu27w4s5ya">
               <w:r>
                 <w:rPr>
                   <w:rFonts w:ascii="Arial" w:cs="Arial" w:eastAsia="Arial" w:hAnsi="Arial"/>
@@ -12540,7 +12540,7 @@
             <w:pPr>
               <w:spacing w:after="20" w:before="0"/>
             </w:pPr>
-            <w:hyperlink w:history="1" r:id="rIdh9ybmcrbpzzommnxm9s5d">
+            <w:hyperlink w:history="1" r:id="rIdtpp2htjw1ntv8pkmqzqvg">
               <w:r>
                 <w:rPr>
                   <w:rFonts w:ascii="Arial" w:cs="Arial" w:eastAsia="Arial" w:hAnsi="Arial"/>
@@ -12549,7 +12549,7 @@
                   <w:szCs w:val="16"/>
                   <w:u w:val="single" w:color="2E75B6"/>
                 </w:rPr>
-                <w:t xml:space="preserve">Line Plots from Frequency Tables (Flexbook)</w:t>
+                <w:t xml:space="preserve">Ungrouped Data to Find the Mean (Flexbook)</w:t>
               </w:r>
             </w:hyperlink>
           </w:p>
@@ -12573,7 +12573,7 @@
               <w:spacing w:after="10" w:before="0"/>
               <w:ind w:left="120"/>
             </w:pPr>
-            <w:hyperlink w:history="1" r:id="rIdaklxut0tzoh8srwct5zyb">
+            <w:hyperlink w:history="1" r:id="rIdsdc5yenjn7fwyc4ykwzev">
               <w:r>
                 <w:rPr>
                   <w:rFonts w:ascii="Arial" w:cs="Arial" w:eastAsia="Arial" w:hAnsi="Arial"/>
@@ -12768,7 +12768,7 @@
             <w:pPr>
               <w:spacing w:after="20" w:before="0"/>
             </w:pPr>
-            <w:hyperlink w:history="1" r:id="rId4pe2b-uuqozdpf7v2dozt">
+            <w:hyperlink w:history="1" r:id="rId88ieqsukq9cx7wrdssndn">
               <w:r>
                 <w:rPr>
                   <w:rFonts w:ascii="Arial" w:cs="Arial" w:eastAsia="Arial" w:hAnsi="Arial"/>
@@ -12801,7 +12801,7 @@
               <w:spacing w:after="10" w:before="0"/>
               <w:ind w:left="120"/>
             </w:pPr>
-            <w:hyperlink w:history="1" r:id="rIdbt0opv5smu4nzoffvx4dv">
+            <w:hyperlink w:history="1" r:id="rId2wzg0gnztyuxkxicaemch">
               <w:r>
                 <w:rPr>
                   <w:rFonts w:ascii="Arial" w:cs="Arial" w:eastAsia="Arial" w:hAnsi="Arial"/>
@@ -12839,14 +12839,14 @@
                 <w:sz w:val="16"/>
                 <w:szCs w:val="16"/>
               </w:rPr>
-              <w:t xml:space="preserve">📖 HTML:</w:t>
+              <w:t xml:space="preserve">📖 EXERCISE:</w:t>
             </w:r>
           </w:p>
           <w:p>
             <w:pPr>
               <w:spacing w:after="20" w:before="0"/>
             </w:pPr>
-            <w:hyperlink w:history="1" r:id="rIdhw-lycgbpfachrhnt-xky">
+            <w:hyperlink w:history="1" r:id="rIduhbcpdjrgt-nlqillrx5u">
               <w:r>
                 <w:rPr>
                   <w:rFonts w:ascii="Arial" w:cs="Arial" w:eastAsia="Arial" w:hAnsi="Arial"/>
@@ -12855,7 +12855,7 @@
                   <w:szCs w:val="16"/>
                   <w:u w:val="single" w:color="2E75B6"/>
                 </w:rPr>
-                <w:t xml:space="preserve">Line Plots from Frequency Tables (Flexbook)</w:t>
+                <w:t xml:space="preserve">Ungrouped Data to Find the Mean Practice</w:t>
               </w:r>
             </w:hyperlink>
           </w:p>
@@ -12879,7 +12879,7 @@
               <w:spacing w:after="10" w:before="0"/>
               <w:ind w:left="120"/>
             </w:pPr>
-            <w:hyperlink w:history="1" r:id="rId_luejzpm5astvwv7qlj9f">
+            <w:hyperlink w:history="1" r:id="rId_xd367zxqvllsjizybzrv">
               <w:r>
                 <w:rPr>
                   <w:rFonts w:ascii="Arial" w:cs="Arial" w:eastAsia="Arial" w:hAnsi="Arial"/>
@@ -13074,7 +13074,7 @@
             <w:pPr>
               <w:spacing w:after="20" w:before="0"/>
             </w:pPr>
-            <w:hyperlink w:history="1" r:id="rIdovvpiozdzemqcp7a3lxy5">
+            <w:hyperlink w:history="1" r:id="rIdjtp95avhbpab4j94rnp2r">
               <w:r>
                 <w:rPr>
                   <w:rFonts w:ascii="Arial" w:cs="Arial" w:eastAsia="Arial" w:hAnsi="Arial"/>
@@ -13107,7 +13107,7 @@
               <w:spacing w:after="10" w:before="0"/>
               <w:ind w:left="120"/>
             </w:pPr>
-            <w:hyperlink w:history="1" r:id="rIdgqcxihdexmcadmzbns8dn">
+            <w:hyperlink w:history="1" r:id="rIdlbkzi4mn4q4gkaccuhvax">
               <w:r>
                 <w:rPr>
                   <w:rFonts w:ascii="Arial" w:cs="Arial" w:eastAsia="Arial" w:hAnsi="Arial"/>
@@ -13152,7 +13152,7 @@
             <w:pPr>
               <w:spacing w:after="20" w:before="0"/>
             </w:pPr>
-            <w:hyperlink w:history="1" r:id="rIdsfciqca-p8tviuzhrkeil">
+            <w:hyperlink w:history="1" r:id="rIdbsdr1fyc_xl8vmymmohvj">
               <w:r>
                 <w:rPr>
                   <w:rFonts w:ascii="Arial" w:cs="Arial" w:eastAsia="Arial" w:hAnsi="Arial"/>
@@ -13161,7 +13161,7 @@
                   <w:szCs w:val="16"/>
                   <w:u w:val="single" w:color="2E75B6"/>
                 </w:rPr>
-                <w:t xml:space="preserve">Line Plots from Frequency Tables (Flexbook)</w:t>
+                <w:t xml:space="preserve">Summary Statistics, Summarizing Univariate Distributions (Flexbook)</w:t>
               </w:r>
             </w:hyperlink>
           </w:p>
@@ -13185,7 +13185,7 @@
               <w:spacing w:after="10" w:before="0"/>
               <w:ind w:left="120"/>
             </w:pPr>
-            <w:hyperlink w:history="1" r:id="rId7kvxfsuemcytfikstehag">
+            <w:hyperlink w:history="1" r:id="rIdg4apffjyssdix-hibenqh">
               <w:r>
                 <w:rPr>
                   <w:rFonts w:ascii="Arial" w:cs="Arial" w:eastAsia="Arial" w:hAnsi="Arial"/>
@@ -13380,7 +13380,7 @@
             <w:pPr>
               <w:spacing w:after="20" w:before="0"/>
             </w:pPr>
-            <w:hyperlink w:history="1" r:id="rIdh6xb4fufxwpnsryip0wyq">
+            <w:hyperlink w:history="1" r:id="rIdlvuijx32co9salbgstu84">
               <w:r>
                 <w:rPr>
                   <w:rFonts w:ascii="Arial" w:cs="Arial" w:eastAsia="Arial" w:hAnsi="Arial"/>
@@ -13413,7 +13413,7 @@
               <w:spacing w:after="10" w:before="0"/>
               <w:ind w:left="120"/>
             </w:pPr>
-            <w:hyperlink w:history="1" r:id="rIdggtvnhtm-d0xpwuwllq_9">
+            <w:hyperlink w:history="1" r:id="rIdh_k4e1johchit9jbm-3ov">
               <w:r>
                 <w:rPr>
                   <w:rFonts w:ascii="Arial" w:cs="Arial" w:eastAsia="Arial" w:hAnsi="Arial"/>
@@ -13451,14 +13451,14 @@
                 <w:sz w:val="16"/>
                 <w:szCs w:val="16"/>
               </w:rPr>
-              <w:t xml:space="preserve">📖 HTML:</w:t>
+              <w:t xml:space="preserve">📖 EXERCISE:</w:t>
             </w:r>
           </w:p>
           <w:p>
             <w:pPr>
               <w:spacing w:after="20" w:before="0"/>
             </w:pPr>
-            <w:hyperlink w:history="1" r:id="rIdmxv5ly9_onhs4on0dqfpa">
+            <w:hyperlink w:history="1" r:id="rId1-awgx7mer9n1jbshkbah">
               <w:r>
                 <w:rPr>
                   <w:rFonts w:ascii="Arial" w:cs="Arial" w:eastAsia="Arial" w:hAnsi="Arial"/>
@@ -13467,7 +13467,7 @@
                   <w:szCs w:val="16"/>
                   <w:u w:val="single" w:color="2E75B6"/>
                 </w:rPr>
-                <w:t xml:space="preserve">Line Plots from Frequency Tables (Flexbook)</w:t>
+                <w:t xml:space="preserve">Test statistic and P-value in chi-square tests with two-way tables</w:t>
               </w:r>
             </w:hyperlink>
           </w:p>
@@ -13483,7 +13483,7 @@
                 <w:sz w:val="14"/>
                 <w:szCs w:val="14"/>
               </w:rPr>
-              <w:t xml:space="preserve">Source: CK-12</w:t>
+              <w:t xml:space="preserve">Source: Khan Academy (English - US curriculum)</w:t>
             </w:r>
           </w:p>
           <w:p>
@@ -13491,7 +13491,7 @@
               <w:spacing w:after="10" w:before="0"/>
               <w:ind w:left="120"/>
             </w:pPr>
-            <w:hyperlink w:history="1" r:id="rIdnxmnawb47rljqinq6oh4s">
+            <w:hyperlink w:history="1" r:id="rIdd4nefkyskjik4b9wdnuyk">
               <w:r>
                 <w:rPr>
                   <w:rFonts w:ascii="Arial" w:cs="Arial" w:eastAsia="Arial" w:hAnsi="Arial"/>
@@ -13686,7 +13686,7 @@
             <w:pPr>
               <w:spacing w:after="20" w:before="0"/>
             </w:pPr>
-            <w:hyperlink w:history="1" r:id="rIdjdtexth3exvqbuyloqxe_">
+            <w:hyperlink w:history="1" r:id="rId3pyppgjw4erjbufh_rpr_">
               <w:r>
                 <w:rPr>
                   <w:rFonts w:ascii="Arial" w:cs="Arial" w:eastAsia="Arial" w:hAnsi="Arial"/>
@@ -13719,7 +13719,7 @@
               <w:spacing w:after="10" w:before="0"/>
               <w:ind w:left="120"/>
             </w:pPr>
-            <w:hyperlink w:history="1" r:id="rIdupbxdwznt_ynb7icw61a4">
+            <w:hyperlink w:history="1" r:id="rIdei2da0vy0t7fhsqpyhj-9">
               <w:r>
                 <w:rPr>
                   <w:rFonts w:ascii="Arial" w:cs="Arial" w:eastAsia="Arial" w:hAnsi="Arial"/>
@@ -13764,7 +13764,7 @@
             <w:pPr>
               <w:spacing w:after="20" w:before="0"/>
             </w:pPr>
-            <w:hyperlink w:history="1" r:id="rIdpnfe1xvqrqj6hxw-attqs">
+            <w:hyperlink w:history="1" r:id="rId5i0gzex2wadmjbediuasd">
               <w:r>
                 <w:rPr>
                   <w:rFonts w:ascii="Arial" w:cs="Arial" w:eastAsia="Arial" w:hAnsi="Arial"/>
@@ -13773,7 +13773,7 @@
                   <w:szCs w:val="16"/>
                   <w:u w:val="single" w:color="2E75B6"/>
                 </w:rPr>
-                <w:t xml:space="preserve">Line Plots from Frequency Tables (Flexbook)</w:t>
+                <w:t xml:space="preserve">Ungrouped Data to Find the Mean (Flexbook)</w:t>
               </w:r>
             </w:hyperlink>
           </w:p>
@@ -13797,7 +13797,7 @@
               <w:spacing w:after="10" w:before="0"/>
               <w:ind w:left="120"/>
             </w:pPr>
-            <w:hyperlink w:history="1" r:id="rIddt5rie5jln6pa0fnsmfyz">
+            <w:hyperlink w:history="1" r:id="rIdtykwogo2ppkoo6fsb5f5q">
               <w:r>
                 <w:rPr>
                   <w:rFonts w:ascii="Arial" w:cs="Arial" w:eastAsia="Arial" w:hAnsi="Arial"/>
@@ -15483,7 +15483,7 @@
             <w:pPr>
               <w:spacing w:after="20" w:before="0"/>
             </w:pPr>
-            <w:hyperlink w:history="1" r:id="rIds_blqkv1dcyucwu0ram8p">
+            <w:hyperlink w:history="1" r:id="rIdzgpj0fxestlu6nzng58tl">
               <w:r>
                 <w:rPr>
                   <w:rFonts w:ascii="Arial" w:cs="Arial" w:eastAsia="Arial" w:hAnsi="Arial"/>
@@ -15492,7 +15492,7 @@
                   <w:szCs w:val="16"/>
                   <w:u w:val="single" w:color="2E75B6"/>
                 </w:rPr>
-                <w:t xml:space="preserve">Video: Energy Skate Park: Basics</w:t>
+                <w:t xml:space="preserve">Creating a bar graph</w:t>
               </w:r>
             </w:hyperlink>
           </w:p>
@@ -15508,7 +15508,7 @@
                 <w:sz w:val="14"/>
                 <w:szCs w:val="14"/>
               </w:rPr>
-              <w:t xml:space="preserve">Source: PhET Interactive Simulations (English)</w:t>
+              <w:t xml:space="preserve">Source: Khan Academy (English - US curriculum)</w:t>
             </w:r>
           </w:p>
           <w:p>
@@ -15516,7 +15516,7 @@
               <w:spacing w:after="10" w:before="0"/>
               <w:ind w:left="120"/>
             </w:pPr>
-            <w:hyperlink w:history="1" r:id="rIdktbwsrcffzzqfz6pghyea">
+            <w:hyperlink w:history="1" r:id="rId7avyx4c_apa-mnavrz_gi">
               <w:r>
                 <w:rPr>
                   <w:rFonts w:ascii="Arial" w:cs="Arial" w:eastAsia="Arial" w:hAnsi="Arial"/>
@@ -15554,14 +15554,14 @@
                 <w:sz w:val="16"/>
                 <w:szCs w:val="16"/>
               </w:rPr>
-              <w:t xml:space="preserve">📖 HTML:</w:t>
+              <w:t xml:space="preserve">📖 EXERCISE:</w:t>
             </w:r>
           </w:p>
           <w:p>
             <w:pPr>
               <w:spacing w:after="20" w:before="0"/>
             </w:pPr>
-            <w:hyperlink w:history="1" r:id="rIdrhpgzb8fe8rlzpitr-_35">
+            <w:hyperlink w:history="1" r:id="rIdmgyajf0liashcepo1cunm">
               <w:r>
                 <w:rPr>
                   <w:rFonts w:ascii="Arial" w:cs="Arial" w:eastAsia="Arial" w:hAnsi="Arial"/>
@@ -15570,7 +15570,7 @@
                   <w:szCs w:val="16"/>
                   <w:u w:val="single" w:color="2E75B6"/>
                 </w:rPr>
-                <w:t xml:space="preserve">Mixed Numbers in Applications: Sharing a Chocolate Bar (PLIX)</w:t>
+                <w:t xml:space="preserve">Create bar graphs</w:t>
               </w:r>
             </w:hyperlink>
           </w:p>
@@ -15586,7 +15586,7 @@
                 <w:sz w:val="14"/>
                 <w:szCs w:val="14"/>
               </w:rPr>
-              <w:t xml:space="preserve">Source: CK-12</w:t>
+              <w:t xml:space="preserve">Source: Khan Academy (English - US curriculum)</w:t>
             </w:r>
           </w:p>
           <w:p>
@@ -15594,7 +15594,7 @@
               <w:spacing w:after="10" w:before="0"/>
               <w:ind w:left="120"/>
             </w:pPr>
-            <w:hyperlink w:history="1" r:id="rIdmcha4exc-bdcasxrkbbql">
+            <w:hyperlink w:history="1" r:id="rIdmhkeukt1tnq8lvwbvvxdv">
               <w:r>
                 <w:rPr>
                   <w:rFonts w:ascii="Arial" w:cs="Arial" w:eastAsia="Arial" w:hAnsi="Arial"/>
@@ -15789,7 +15789,7 @@
             <w:pPr>
               <w:spacing w:after="20" w:before="0"/>
             </w:pPr>
-            <w:hyperlink w:history="1" r:id="rIdu14nehg7pgx7byxhopk7-">
+            <w:hyperlink w:history="1" r:id="rIdcamkmjn_yeyjurwdbhguk">
               <w:r>
                 <w:rPr>
                   <w:rFonts w:ascii="Arial" w:cs="Arial" w:eastAsia="Arial" w:hAnsi="Arial"/>
@@ -15798,7 +15798,7 @@
                   <w:szCs w:val="16"/>
                   <w:u w:val="single" w:color="2E75B6"/>
                 </w:rPr>
-                <w:t xml:space="preserve">Video: Energy Skate Park: Basics</w:t>
+                <w:t xml:space="preserve">Reading bar graphs: Harry Potter</w:t>
               </w:r>
             </w:hyperlink>
           </w:p>
@@ -15814,7 +15814,7 @@
                 <w:sz w:val="14"/>
                 <w:szCs w:val="14"/>
               </w:rPr>
-              <w:t xml:space="preserve">Source: PhET Interactive Simulations (English)</w:t>
+              <w:t xml:space="preserve">Source: Khan Academy (English - US curriculum)</w:t>
             </w:r>
           </w:p>
           <w:p>
@@ -15822,7 +15822,7 @@
               <w:spacing w:after="10" w:before="0"/>
               <w:ind w:left="120"/>
             </w:pPr>
-            <w:hyperlink w:history="1" r:id="rIduu4tmduyheuupuastwf9i">
+            <w:hyperlink w:history="1" r:id="rIdxrkeb3toanrtafd_gb83u">
               <w:r>
                 <w:rPr>
                   <w:rFonts w:ascii="Arial" w:cs="Arial" w:eastAsia="Arial" w:hAnsi="Arial"/>
@@ -15860,14 +15860,14 @@
                 <w:sz w:val="16"/>
                 <w:szCs w:val="16"/>
               </w:rPr>
-              <w:t xml:space="preserve">📖 HTML:</w:t>
+              <w:t xml:space="preserve">📖 EXERCISE:</w:t>
             </w:r>
           </w:p>
           <w:p>
             <w:pPr>
               <w:spacing w:after="20" w:before="0"/>
             </w:pPr>
-            <w:hyperlink w:history="1" r:id="rIdesf2v9ebtpkxmtzhrinpz">
+            <w:hyperlink w:history="1" r:id="rIdm7_ezfy4swiunfoyroi5o">
               <w:r>
                 <w:rPr>
                   <w:rFonts w:ascii="Arial" w:cs="Arial" w:eastAsia="Arial" w:hAnsi="Arial"/>
@@ -15876,7 +15876,7 @@
                   <w:szCs w:val="16"/>
                   <w:u w:val="single" w:color="2E75B6"/>
                 </w:rPr>
-                <w:t xml:space="preserve">Mixed Numbers in Applications: Sharing a Chocolate Bar (PLIX)</w:t>
+                <w:t xml:space="preserve">Make bar graphs</w:t>
               </w:r>
             </w:hyperlink>
           </w:p>
@@ -15892,7 +15892,7 @@
                 <w:sz w:val="14"/>
                 <w:szCs w:val="14"/>
               </w:rPr>
-              <w:t xml:space="preserve">Source: CK-12</w:t>
+              <w:t xml:space="preserve">Source: Khan Academy (English - US curriculum)</w:t>
             </w:r>
           </w:p>
           <w:p>
@@ -15900,7 +15900,7 @@
               <w:spacing w:after="10" w:before="0"/>
               <w:ind w:left="120"/>
             </w:pPr>
-            <w:hyperlink w:history="1" r:id="rIdwla6nugtw3qqf8igalwck">
+            <w:hyperlink w:history="1" r:id="rIdweimzlolc_hkusmyt7rou">
               <w:r>
                 <w:rPr>
                   <w:rFonts w:ascii="Arial" w:cs="Arial" w:eastAsia="Arial" w:hAnsi="Arial"/>
@@ -16095,7 +16095,7 @@
             <w:pPr>
               <w:spacing w:after="20" w:before="0"/>
             </w:pPr>
-            <w:hyperlink w:history="1" r:id="rIdf_ilgusrv1wx7pyrsn01e">
+            <w:hyperlink w:history="1" r:id="rIdqiwatyncl9r-842ootzxu">
               <w:r>
                 <w:rPr>
                   <w:rFonts w:ascii="Arial" w:cs="Arial" w:eastAsia="Arial" w:hAnsi="Arial"/>
@@ -16104,7 +16104,7 @@
                   <w:szCs w:val="16"/>
                   <w:u w:val="single" w:color="2E75B6"/>
                 </w:rPr>
-                <w:t xml:space="preserve">Video: Energy Skate Park: Basics</w:t>
+                <w:t xml:space="preserve">Reading line graphs</w:t>
               </w:r>
             </w:hyperlink>
           </w:p>
@@ -16120,7 +16120,7 @@
                 <w:sz w:val="14"/>
                 <w:szCs w:val="14"/>
               </w:rPr>
-              <w:t xml:space="preserve">Source: PhET Interactive Simulations (English)</w:t>
+              <w:t xml:space="preserve">Source: Khan Academy (English - US curriculum)</w:t>
             </w:r>
           </w:p>
           <w:p>
@@ -16128,7 +16128,7 @@
               <w:spacing w:after="10" w:before="0"/>
               <w:ind w:left="120"/>
             </w:pPr>
-            <w:hyperlink w:history="1" r:id="rIdagnygjptcyq_s9s9lfmbx">
+            <w:hyperlink w:history="1" r:id="rId4mdovkz4npnnc8ljllvrw">
               <w:r>
                 <w:rPr>
                   <w:rFonts w:ascii="Arial" w:cs="Arial" w:eastAsia="Arial" w:hAnsi="Arial"/>
@@ -16166,14 +16166,14 @@
                 <w:sz w:val="16"/>
                 <w:szCs w:val="16"/>
               </w:rPr>
-              <w:t xml:space="preserve">📖 HTML:</w:t>
+              <w:t xml:space="preserve">📖 EXERCISE:</w:t>
             </w:r>
           </w:p>
           <w:p>
             <w:pPr>
               <w:spacing w:after="20" w:before="0"/>
             </w:pPr>
-            <w:hyperlink w:history="1" r:id="rIdlvhtslojbw4w6vhid2ukd">
+            <w:hyperlink w:history="1" r:id="rIdgvfo7bktdavg_bc-raagd">
               <w:r>
                 <w:rPr>
                   <w:rFonts w:ascii="Arial" w:cs="Arial" w:eastAsia="Arial" w:hAnsi="Arial"/>
@@ -16182,7 +16182,7 @@
                   <w:szCs w:val="16"/>
                   <w:u w:val="single" w:color="2E75B6"/>
                 </w:rPr>
-                <w:t xml:space="preserve">Mixed Numbers in Applications: Sharing a Chocolate Bar (PLIX)</w:t>
+                <w:t xml:space="preserve">Graph data on line plots</w:t>
               </w:r>
             </w:hyperlink>
           </w:p>
@@ -16198,7 +16198,7 @@
                 <w:sz w:val="14"/>
                 <w:szCs w:val="14"/>
               </w:rPr>
-              <w:t xml:space="preserve">Source: CK-12</w:t>
+              <w:t xml:space="preserve">Source: Khan Academy (English - US curriculum)</w:t>
             </w:r>
           </w:p>
           <w:p>
@@ -16206,7 +16206,7 @@
               <w:spacing w:after="10" w:before="0"/>
               <w:ind w:left="120"/>
             </w:pPr>
-            <w:hyperlink w:history="1" r:id="rIdavw9n8wfbu2tdhikleuae">
+            <w:hyperlink w:history="1" r:id="rIdn7ttsc7hjh1uqnpxkdqok">
               <w:r>
                 <w:rPr>
                   <w:rFonts w:ascii="Arial" w:cs="Arial" w:eastAsia="Arial" w:hAnsi="Arial"/>
@@ -16401,7 +16401,7 @@
             <w:pPr>
               <w:spacing w:after="20" w:before="0"/>
             </w:pPr>
-            <w:hyperlink w:history="1" r:id="rIdsuwjhbkssnwmjiua5dq8q">
+            <w:hyperlink w:history="1" r:id="rIdrwmfrlbjdepicmk1kloqk">
               <w:r>
                 <w:rPr>
                   <w:rFonts w:ascii="Arial" w:cs="Arial" w:eastAsia="Arial" w:hAnsi="Arial"/>
@@ -16410,7 +16410,7 @@
                   <w:szCs w:val="16"/>
                   <w:u w:val="single" w:color="2E75B6"/>
                 </w:rPr>
-                <w:t xml:space="preserve">Video: Energy Skate Park: Basics</w:t>
+                <w:t xml:space="preserve">Interpreting bar graphs: colors</w:t>
               </w:r>
             </w:hyperlink>
           </w:p>
@@ -16426,7 +16426,7 @@
                 <w:sz w:val="14"/>
                 <w:szCs w:val="14"/>
               </w:rPr>
-              <w:t xml:space="preserve">Source: PhET Interactive Simulations (English)</w:t>
+              <w:t xml:space="preserve">Source: Khan Academy (English - US curriculum)</w:t>
             </w:r>
           </w:p>
           <w:p>
@@ -16434,7 +16434,7 @@
               <w:spacing w:after="10" w:before="0"/>
               <w:ind w:left="120"/>
             </w:pPr>
-            <w:hyperlink w:history="1" r:id="rIdogtrms-tcbytovw5_7xba">
+            <w:hyperlink w:history="1" r:id="rId1ga04ps82v6mijbcjeqbo">
               <w:r>
                 <w:rPr>
                   <w:rFonts w:ascii="Arial" w:cs="Arial" w:eastAsia="Arial" w:hAnsi="Arial"/>
@@ -16472,14 +16472,14 @@
                 <w:sz w:val="16"/>
                 <w:szCs w:val="16"/>
               </w:rPr>
-              <w:t xml:space="preserve">📖 HTML:</w:t>
+              <w:t xml:space="preserve">📖 EXERCISE:</w:t>
             </w:r>
           </w:p>
           <w:p>
             <w:pPr>
               <w:spacing w:after="20" w:before="0"/>
             </w:pPr>
-            <w:hyperlink w:history="1" r:id="rIdqxyqy4wey2izfk4bgje-h">
+            <w:hyperlink w:history="1" r:id="rIdtcc-fxwheimenvjxxwuoq">
               <w:r>
                 <w:rPr>
                   <w:rFonts w:ascii="Arial" w:cs="Arial" w:eastAsia="Arial" w:hAnsi="Arial"/>
@@ -16488,7 +16488,7 @@
                   <w:szCs w:val="16"/>
                   <w:u w:val="single" w:color="2E75B6"/>
                 </w:rPr>
-                <w:t xml:space="preserve">Mixed Numbers in Applications: Sharing a Chocolate Bar (PLIX)</w:t>
+                <w:t xml:space="preserve">Graph data on line plots (through 1/8 of a unit)</w:t>
               </w:r>
             </w:hyperlink>
           </w:p>
@@ -16504,7 +16504,7 @@
                 <w:sz w:val="14"/>
                 <w:szCs w:val="14"/>
               </w:rPr>
-              <w:t xml:space="preserve">Source: CK-12</w:t>
+              <w:t xml:space="preserve">Source: Khan Academy (English - US curriculum)</w:t>
             </w:r>
           </w:p>
           <w:p>
@@ -16512,7 +16512,7 @@
               <w:spacing w:after="10" w:before="0"/>
               <w:ind w:left="120"/>
             </w:pPr>
-            <w:hyperlink w:history="1" r:id="rIdttc-_yigighjyaeh2w3dt">
+            <w:hyperlink w:history="1" r:id="rIdqj3vtqgofso9zsls5etln">
               <w:r>
                 <w:rPr>
                   <w:rFonts w:ascii="Arial" w:cs="Arial" w:eastAsia="Arial" w:hAnsi="Arial"/>
@@ -16707,7 +16707,7 @@
             <w:pPr>
               <w:spacing w:after="20" w:before="0"/>
             </w:pPr>
-            <w:hyperlink w:history="1" r:id="rId7ges-gqbxn2mpr58zic-2">
+            <w:hyperlink w:history="1" r:id="rIdcdqablvulwyorubfl3-ph">
               <w:r>
                 <w:rPr>
                   <w:rFonts w:ascii="Arial" w:cs="Arial" w:eastAsia="Arial" w:hAnsi="Arial"/>
@@ -16716,7 +16716,7 @@
                   <w:szCs w:val="16"/>
                   <w:u w:val="single" w:color="2E75B6"/>
                 </w:rPr>
-                <w:t xml:space="preserve">Video: Energy Skate Park: Basics</w:t>
+                <w:t xml:space="preserve">Interpreting bar graphs: alligators</w:t>
               </w:r>
             </w:hyperlink>
           </w:p>
@@ -16732,7 +16732,7 @@
                 <w:sz w:val="14"/>
                 <w:szCs w:val="14"/>
               </w:rPr>
-              <w:t xml:space="preserve">Source: PhET Interactive Simulations (English)</w:t>
+              <w:t xml:space="preserve">Source: Khan Academy (English - US curriculum)</w:t>
             </w:r>
           </w:p>
           <w:p>
@@ -16740,7 +16740,7 @@
               <w:spacing w:after="10" w:before="0"/>
               <w:ind w:left="120"/>
             </w:pPr>
-            <w:hyperlink w:history="1" r:id="rIdxkti5etriqxh7qj4dskog">
+            <w:hyperlink w:history="1" r:id="rIdmxcmpv8wjxjgpzbv1rer_">
               <w:r>
                 <w:rPr>
                   <w:rFonts w:ascii="Arial" w:cs="Arial" w:eastAsia="Arial" w:hAnsi="Arial"/>
@@ -16785,7 +16785,7 @@
             <w:pPr>
               <w:spacing w:after="20" w:before="0"/>
             </w:pPr>
-            <w:hyperlink w:history="1" r:id="rIdfqon2cfhb9tvxtfgzeb46">
+            <w:hyperlink w:history="1" r:id="rIdd5gkx8bzq6wiqki_0usov">
               <w:r>
                 <w:rPr>
                   <w:rFonts w:ascii="Arial" w:cs="Arial" w:eastAsia="Arial" w:hAnsi="Arial"/>
@@ -16794,7 +16794,7 @@
                   <w:szCs w:val="16"/>
                   <w:u w:val="single" w:color="2E75B6"/>
                 </w:rPr>
-                <w:t xml:space="preserve">Mixed Numbers in Applications: Sharing a Chocolate Bar (PLIX)</w:t>
+                <w:t xml:space="preserve">Double Bar Graphs: Favorite Cookies Chart (PLIX)</w:t>
               </w:r>
             </w:hyperlink>
           </w:p>
@@ -16818,7 +16818,7 @@
               <w:spacing w:after="10" w:before="0"/>
               <w:ind w:left="120"/>
             </w:pPr>
-            <w:hyperlink w:history="1" r:id="rId_o8sxd6xk1afumtlcvfxf">
+            <w:hyperlink w:history="1" r:id="rIdkxs_tvjdlj-kxrjtk830r">
               <w:r>
                 <w:rPr>
                   <w:rFonts w:ascii="Arial" w:cs="Arial" w:eastAsia="Arial" w:hAnsi="Arial"/>
@@ -18381,7 +18381,313 @@
             <w:pPr>
               <w:spacing w:after="20" w:before="0"/>
             </w:pPr>
-            <w:hyperlink w:history="1" r:id="rIdtfaothcta8yftgmjpwrnz">
+            <w:hyperlink w:history="1" r:id="rIdvfsyqh017dxr35x7llxe6">
+              <w:r>
+                <w:rPr>
+                  <w:rFonts w:ascii="Arial" w:cs="Arial" w:eastAsia="Arial" w:hAnsi="Arial"/>
+                  <w:color w:val="2E75B6"/>
+                  <w:sz w:val="16"/>
+                  <w:szCs w:val="16"/>
+                  <w:u w:val="single" w:color="2E75B6"/>
+                </w:rPr>
+                <w:t xml:space="preserve">Reading bar charts: putting it together with central tendency</w:t>
+              </w:r>
+            </w:hyperlink>
+          </w:p>
+          <w:p>
+            <w:pPr>
+              <w:spacing w:after="10" w:before="0"/>
+              <w:ind w:left="120"/>
+            </w:pPr>
+            <w:r>
+              <w:rPr>
+                <w:rFonts w:ascii="Arial" w:cs="Arial" w:eastAsia="Arial" w:hAnsi="Arial"/>
+                <w:color w:val="595959"/>
+                <w:sz w:val="14"/>
+                <w:szCs w:val="14"/>
+              </w:rPr>
+              <w:t xml:space="preserve">Source: Khan Academy (English - US curriculum)</w:t>
+            </w:r>
+          </w:p>
+          <w:p>
+            <w:pPr>
+              <w:spacing w:after="10" w:before="0"/>
+              <w:ind w:left="120"/>
+            </w:pPr>
+            <w:hyperlink w:history="1" r:id="rId7xkrqfov0tz_yp8ndzy4c">
+              <w:r>
+                <w:rPr>
+                  <w:rFonts w:ascii="Arial" w:cs="Arial" w:eastAsia="Arial" w:hAnsi="Arial"/>
+                  <w:color w:val="595959"/>
+                  <w:sz w:val="14"/>
+                  <w:szCs w:val="14"/>
+                  <w:u w:val="single" w:color="595959"/>
+                </w:rPr>
+                <w:t xml:space="preserve">🔍 Search ARES for similar videos</w:t>
+              </w:r>
+            </w:hyperlink>
+          </w:p>
+          <w:p>
+            <w:pPr>
+              <w:spacing w:after="40" w:before="0"/>
+            </w:pPr>
+            <w:r>
+              <w:rPr>
+                <w:sz w:val="14"/>
+                <w:szCs w:val="14"/>
+              </w:rPr>
+              <w:t xml:space="preserve"/>
+            </w:r>
+          </w:p>
+          <w:p>
+            <w:pPr>
+              <w:spacing w:after="20" w:before="0"/>
+            </w:pPr>
+            <w:r>
+              <w:rPr>
+                <w:rFonts w:ascii="Arial" w:cs="Arial" w:eastAsia="Arial" w:hAnsi="Arial"/>
+                <w:b/>
+                <w:bCs/>
+                <w:color w:val="1F3864"/>
+                <w:sz w:val="16"/>
+                <w:szCs w:val="16"/>
+              </w:rPr>
+              <w:t xml:space="preserve">📖 HTML:</w:t>
+            </w:r>
+          </w:p>
+          <w:p>
+            <w:pPr>
+              <w:spacing w:after="20" w:before="0"/>
+            </w:pPr>
+            <w:hyperlink w:history="1" r:id="rIdoqjdz7k_2kekn2ba-2wcw">
+              <w:r>
+                <w:rPr>
+                  <w:rFonts w:ascii="Arial" w:cs="Arial" w:eastAsia="Arial" w:hAnsi="Arial"/>
+                  <w:color w:val="2E75B6"/>
+                  <w:sz w:val="16"/>
+                  <w:szCs w:val="16"/>
+                  <w:u w:val="single" w:color="2E75B6"/>
+                </w:rPr>
+                <w:t xml:space="preserve">Ungrouped Data to Find the Mean (Flexbook)</w:t>
+              </w:r>
+            </w:hyperlink>
+          </w:p>
+          <w:p>
+            <w:pPr>
+              <w:spacing w:after="10" w:before="0"/>
+              <w:ind w:left="120"/>
+            </w:pPr>
+            <w:r>
+              <w:rPr>
+                <w:rFonts w:ascii="Arial" w:cs="Arial" w:eastAsia="Arial" w:hAnsi="Arial"/>
+                <w:color w:val="595959"/>
+                <w:sz w:val="14"/>
+                <w:szCs w:val="14"/>
+              </w:rPr>
+              <w:t xml:space="preserve">Source: CK-12</w:t>
+            </w:r>
+          </w:p>
+          <w:p>
+            <w:pPr>
+              <w:spacing w:after="10" w:before="0"/>
+              <w:ind w:left="120"/>
+            </w:pPr>
+            <w:hyperlink w:history="1" r:id="rIdzn0v1vegpuww5-p96inhb">
+              <w:r>
+                <w:rPr>
+                  <w:rFonts w:ascii="Arial" w:cs="Arial" w:eastAsia="Arial" w:hAnsi="Arial"/>
+                  <w:color w:val="595959"/>
+                  <w:sz w:val="14"/>
+                  <w:szCs w:val="14"/>
+                  <w:u w:val="single" w:color="595959"/>
+                </w:rPr>
+                <w:t xml:space="preserve">🔍 Search ARES for similar readings</w:t>
+              </w:r>
+            </w:hyperlink>
+          </w:p>
+        </w:tc>
+        <w:tc>
+          <w:tcPr>
+            <w:tcW w:type="dxa" w:w="3040"/>
+            <w:shd w:fill="FFFFFF" w:color="auto" w:val="clear"/>
+            <w:tcMar>
+              <w:top w:type="dxa" w:w="60"/>
+              <w:left w:type="dxa" w:w="120"/>
+              <w:bottom w:type="dxa" w:w="60"/>
+              <w:right w:type="dxa" w:w="120"/>
+            </w:tcMar>
+            <w:vAlign w:val="top"/>
+          </w:tcPr>
+          <w:p>
+            <w:pPr>
+              <w:spacing w:after="40" w:before="0"/>
+              <w:jc w:val="left"/>
+            </w:pPr>
+            <w:r>
+              <w:rPr>
+                <w:rFonts w:ascii="Arial" w:cs="Arial" w:eastAsia="Arial" w:hAnsi="Arial"/>
+                <w:b w:val="false"/>
+                <w:bCs w:val="false"/>
+                <w:i w:val="false"/>
+                <w:iCs w:val="false"/>
+                <w:color w:val="000000"/>
+                <w:sz w:val="18"/>
+                <w:szCs w:val="18"/>
+              </w:rPr>
+              <w:t xml:space="preserve">Learners are shown the five-day ugali sales record on the board: Monday 55, Tuesday 60, Wednesday 58, Thursday 60, Friday 57. Before any instruction, each learner silently writes answers to two prompts in their exercise books: (a) 'If Mama Wanjiku wants ONE number that represents a typical day's ugali sales, what number would you choose and why?' (b) 'Which day's figure appears most often in the list?' Learners then share predictions with a partner for 45 seconds.</w:t>
+            </w:r>
+          </w:p>
+        </w:tc>
+        <w:tc>
+          <w:tcPr>
+            <w:tcW w:type="dxa" w:w="3040"/>
+            <w:shd w:fill="F2F2F2" w:color="auto" w:val="clear"/>
+            <w:tcMar>
+              <w:top w:type="dxa" w:w="60"/>
+              <w:left w:type="dxa" w:w="120"/>
+              <w:bottom w:type="dxa" w:w="60"/>
+              <w:right w:type="dxa" w:w="120"/>
+            </w:tcMar>
+            <w:vAlign w:val="top"/>
+          </w:tcPr>
+          <w:p>
+            <w:pPr>
+              <w:spacing w:after="40" w:before="0"/>
+              <w:jc w:val="left"/>
+            </w:pPr>
+            <w:r>
+              <w:rPr>
+                <w:rFonts w:ascii="Arial" w:cs="Arial" w:eastAsia="Arial" w:hAnsi="Arial"/>
+                <w:b w:val="false"/>
+                <w:bCs w:val="false"/>
+                <w:i w:val="false"/>
+                <w:iCs w:val="false"/>
+                <w:color w:val="000000"/>
+                <w:sz w:val="18"/>
+                <w:szCs w:val="18"/>
+              </w:rPr>
+              <w:t xml:space="preserve">Display the five data values prominently. Say: 'Look at these five numbers carefully. Without calculating anything yet, write down ONE number you think best represents a typical day for Mama Wanjiku. Explain your reasoning in one sentence. You have 90 seconds — go.' [Wait 90 seconds — circulate, read over shoulders, note two or three contrasting predictions.] After 90 seconds: 'Now turn to your partner. Share your number and your reason. You have 45 seconds.' [Wait 45 seconds.] Cold-call 3 pairs with varied answers: 'Amina and Baraka — what did you decide?' 'Chebet and Daud?' 'Esther and Farhan?' Record the three predicted values on the board without judgment. Say: 'We now have three different ideas of what is typical. By the end of this lesson we will have two mathematical tools to check whose prediction was closest — and we will discover why Mama Wanjiku might actually prefer one tool over the other.'</w:t>
+            </w:r>
+          </w:p>
+        </w:tc>
+        <w:tc>
+          <w:tcPr>
+            <w:tcW w:type="dxa" w:w="3040"/>
+            <w:shd w:fill="FFFFFF" w:color="auto" w:val="clear"/>
+            <w:tcMar>
+              <w:top w:type="dxa" w:w="60"/>
+              <w:left w:type="dxa" w:w="120"/>
+              <w:bottom w:type="dxa" w:w="60"/>
+              <w:right w:type="dxa" w:w="120"/>
+            </w:tcMar>
+            <w:vAlign w:val="top"/>
+          </w:tcPr>
+          <w:p>
+            <w:pPr>
+              <w:spacing w:after="40" w:before="0"/>
+              <w:jc w:val="left"/>
+            </w:pPr>
+            <w:r>
+              <w:rPr>
+                <w:rFonts w:ascii="Arial" w:cs="Arial" w:eastAsia="Arial" w:hAnsi="Arial"/>
+                <w:b w:val="false"/>
+                <w:bCs w:val="false"/>
+                <w:i w:val="false"/>
+                <w:iCs w:val="false"/>
+                <w:color w:val="000000"/>
+                <w:sz w:val="18"/>
+                <w:szCs w:val="18"/>
+              </w:rPr>
+              <w:t xml:space="preserve">Activate-Prior-Knowledge Prediction: surfacing informal notions of 'average' and 'most common' before formal vocabulary is introduced. This creates cognitive dissonance when learners later find that mean ≠ mode, motivating deeper sensemaking.</w:t>
+            </w:r>
+          </w:p>
+        </w:tc>
+        <w:tc>
+          <w:tcPr>
+            <w:tcW w:type="dxa" w:w="3040"/>
+            <w:shd w:fill="F2F2F2" w:color="auto" w:val="clear"/>
+            <w:tcMar>
+              <w:top w:type="dxa" w:w="60"/>
+              <w:left w:type="dxa" w:w="120"/>
+              <w:bottom w:type="dxa" w:w="60"/>
+              <w:right w:type="dxa" w:w="120"/>
+            </w:tcMar>
+            <w:vAlign w:val="top"/>
+          </w:tcPr>
+          <w:p>
+            <w:pPr>
+              <w:spacing w:after="40" w:before="0"/>
+              <w:jc w:val="left"/>
+            </w:pPr>
+            <w:r>
+              <w:rPr>
+                <w:rFonts w:ascii="Arial" w:cs="Arial" w:eastAsia="Arial" w:hAnsi="Arial"/>
+                <w:b w:val="false"/>
+                <w:bCs w:val="false"/>
+                <w:i w:val="false"/>
+                <w:iCs w:val="false"/>
+                <w:color w:val="000000"/>
+                <w:sz w:val="18"/>
+                <w:szCs w:val="18"/>
+              </w:rPr>
+              <w:t xml:space="preserve">Observable indicator: every learner has a written prediction with a written justification in their book before pair-share begins. Teacher scans for whether learners are guessing randomly or applying informal averaging/frequency reasoning — this informs the depth of scaffolding needed in the Explain phase.</w:t>
+            </w:r>
+          </w:p>
+        </w:tc>
+      </w:tr>
+      <w:tr>
+        <w:tc>
+          <w:tcPr>
+            <w:tcW w:type="dxa" w:w="1520"/>
+            <w:shd w:fill="D9EEF1" w:color="auto" w:val="clear"/>
+            <w:tcMar>
+              <w:top w:type="dxa" w:w="60"/>
+              <w:left w:type="dxa" w:w="120"/>
+              <w:bottom w:type="dxa" w:w="60"/>
+              <w:right w:type="dxa" w:w="120"/>
+            </w:tcMar>
+            <w:vAlign w:val="top"/>
+          </w:tcPr>
+          <w:p>
+            <w:pPr>
+              <w:spacing w:after="40" w:before="0"/>
+              <w:jc w:val="left"/>
+            </w:pPr>
+            <w:r>
+              <w:rPr>
+                <w:rFonts w:ascii="Arial" w:cs="Arial" w:eastAsia="Arial" w:hAnsi="Arial"/>
+                <w:b/>
+                <w:bCs/>
+                <w:i w:val="false"/>
+                <w:iCs w:val="false"/>
+                <w:color w:val="000000"/>
+                <w:sz w:val="18"/>
+                <w:szCs w:val="18"/>
+              </w:rPr>
+              <w:t xml:space="preserve">Observe Phase</w:t>
+            </w:r>
+          </w:p>
+          <w:p>
+            <w:pPr>
+              <w:spacing w:after="20" w:before="0"/>
+            </w:pPr>
+            <w:r>
+              <w:rPr>
+                <w:rFonts w:ascii="Arial" w:cs="Arial" w:eastAsia="Arial" w:hAnsi="Arial"/>
+                <w:b/>
+                <w:bCs/>
+                <w:color w:val="1F3864"/>
+                <w:sz w:val="16"/>
+                <w:szCs w:val="16"/>
+              </w:rPr>
+              <w:t xml:space="preserve">📹 VIDEO:</w:t>
+            </w:r>
+          </w:p>
+          <w:p>
+            <w:pPr>
+              <w:spacing w:after="20" w:before="0"/>
+            </w:pPr>
+            <w:hyperlink w:history="1" r:id="rId00s9ouzt8p_nnj5sygshs">
               <w:r>
                 <w:rPr>
                   <w:rFonts w:ascii="Arial" w:cs="Arial" w:eastAsia="Arial" w:hAnsi="Arial"/>
@@ -18414,7 +18720,7 @@
               <w:spacing w:after="10" w:before="0"/>
               <w:ind w:left="120"/>
             </w:pPr>
-            <w:hyperlink w:history="1" r:id="rId0bnupzop5micyudg7drru">
+            <w:hyperlink w:history="1" r:id="rId9mxbjorj2m6ka4gsy4b7t">
               <w:r>
                 <w:rPr>
                   <w:rFonts w:ascii="Arial" w:cs="Arial" w:eastAsia="Arial" w:hAnsi="Arial"/>
@@ -18452,14 +18758,14 @@
                 <w:sz w:val="16"/>
                 <w:szCs w:val="16"/>
               </w:rPr>
-              <w:t xml:space="preserve">📖 HTML:</w:t>
+              <w:t xml:space="preserve">📖 EXERCISE:</w:t>
             </w:r>
           </w:p>
           <w:p>
             <w:pPr>
               <w:spacing w:after="20" w:before="0"/>
             </w:pPr>
-            <w:hyperlink w:history="1" r:id="rIdbgptdvcbl3vbdjp8qz437">
+            <w:hyperlink w:history="1" r:id="rId7pj31n0ta8ov73l5pi9pb">
               <w:r>
                 <w:rPr>
                   <w:rFonts w:ascii="Arial" w:cs="Arial" w:eastAsia="Arial" w:hAnsi="Arial"/>
@@ -18468,7 +18774,7 @@
                   <w:szCs w:val="16"/>
                   <w:u w:val="single" w:color="2E75B6"/>
                 </w:rPr>
-                <w:t xml:space="preserve">Mean and Standard Deviation of Discrete Random Variables (Flexbook)</w:t>
+                <w:t xml:space="preserve">Ungrouped Data to Find the Mean Practice</w:t>
               </w:r>
             </w:hyperlink>
           </w:p>
@@ -18492,7 +18798,7 @@
               <w:spacing w:after="10" w:before="0"/>
               <w:ind w:left="120"/>
             </w:pPr>
-            <w:hyperlink w:history="1" r:id="rIduuir8ex3diz14gviwvfa2">
+            <w:hyperlink w:history="1" r:id="rIdihqthemol7v089jieaemj">
               <w:r>
                 <w:rPr>
                   <w:rFonts w:ascii="Arial" w:cs="Arial" w:eastAsia="Arial" w:hAnsi="Arial"/>
@@ -18534,7 +18840,7 @@
                 <w:sz w:val="18"/>
                 <w:szCs w:val="18"/>
               </w:rPr>
-              <w:t xml:space="preserve">Learners are shown the five-day ugali sales record on the board: Monday 55, Tuesday 60, Wednesday 58, Thursday 60, Friday 57. Before any instruction, each learner silently writes answers to two prompts in their exercise books: (a) 'If Mama Wanjiku wants ONE number that represents a typical day's ugali sales, what number would you choose and why?' (b) 'Which day's figure appears most often in the list?' Learners then share predictions with a partner for 45 seconds.</w:t>
+              <w:t xml:space="preserve">The teacher projects (or writes on the board) a worked demonstration of two parallel calculations using the canteen data. Learners follow along, copying each step into their books. Step A — Mean: sum all five values (55+60+58+60+57 = 290), then divide by 5 to get 58. Step B — Mode: identify the value that appears most often — 60 appears twice, all others appear once, so mode = 60. Learners also receive (or copy) a small secondary data table: Kericho average monthly rainfall (mm) for six months — Jan 71, Feb 91, Mar 193, Apr 276, May 216, Jun 38 — and are told they will use this later.</w:t>
             </w:r>
           </w:p>
         </w:tc>
@@ -18566,7 +18872,7 @@
                 <w:sz w:val="18"/>
                 <w:szCs w:val="18"/>
               </w:rPr>
-              <w:t xml:space="preserve">Display the five data values prominently. Say: 'Look at these five numbers carefully. Without calculating anything yet, write down ONE number you think best represents a typical day for Mama Wanjiku. Explain your reasoning in one sentence. You have 90 seconds — go.' [Wait 90 seconds — circulate, read over shoulders, note two or three contrasting predictions.] After 90 seconds: 'Now turn to your partner. Share your number and your reason. You have 45 seconds.' [Wait 45 seconds.] Cold-call 3 pairs with varied answers: 'Amina and Baraka — what did you decide?' 'Chebet and Daud?' 'Esther and Farhan?' Record the three predicted values on the board without judgment. Say: 'We now have three different ideas of what is typical. By the end of this lesson we will have two mathematical tools to check whose prediction was closest — and we will discover why Mama Wanjiku might actually prefer one tool over the other.'</w:t>
+              <w:t xml:space="preserve">Say: 'We are going to use Mama Wanjiku's data to learn two precise mathematical tools. Watch carefully and copy every step.' Write the heading MEAN on the board. Say: 'Mean = sum of all values divided by how many values there are.' Write the formula: Mean = (Σx) ÷ n. Walk through each arithmetic step aloud, pointing to each value: '55 plus 60 is 115, plus 58 is 173, plus 60 is 233, plus 57 is 290. We have 5 days, so 290 divided by 5 equals... [pause 10 seconds — let learners calculate] ... 58. The mean is 58 ugali portions per day.' Circle 58 on the board. Then write MODE. Say: 'Mode = the value that occurs most frequently. Scan the list. Which number appears more than once?' [Wait 10 seconds.] Cold-call 2 learners. Confirm: 'Sixty appears on Tuesday and Thursday — twice. Every other value appears only once. So the mode is 60.' Circle 60. Say: 'We now have two different numbers — 58 and 60 — both claiming to describe a typical day. Write this question in your book: Why are they different, and which should Mama Wanjiku use?'</w:t>
             </w:r>
           </w:p>
         </w:tc>
@@ -18598,7 +18904,7 @@
                 <w:sz w:val="18"/>
                 <w:szCs w:val="18"/>
               </w:rPr>
-              <w:t xml:space="preserve">Activate-Prior-Knowledge Prediction: surfacing informal notions of 'average' and 'most common' before formal vocabulary is introduced. This creates cognitive dissonance when learners later find that mean ≠ mode, motivating deeper sensemaking.</w:t>
+              <w:t xml:space="preserve">Parallel Worked-Example with Annotation: presenting mean and mode side-by-side from the same data set makes the contrast between the two measures immediately visible, building the conceptual understanding that different statistical tools answer slightly different questions about the same data.</w:t>
             </w:r>
           </w:p>
         </w:tc>
@@ -18630,7 +18936,7 @@
                 <w:sz w:val="18"/>
                 <w:szCs w:val="18"/>
               </w:rPr>
-              <w:t xml:space="preserve">Observable indicator: every learner has a written prediction with a written justification in their book before pair-share begins. Teacher scans for whether learners are guessing randomly or applying informal averaging/frequency reasoning — this informs the depth of scaffolding needed in the Explain phase.</w:t>
+              <w:t xml:space="preserve">Observable indicator: learners' books show both calculations written out step-by-step with the formula for mean and a circled mode value. Teacher checks 4–5 books during the transition to the next phase for arithmetic accuracy and correct identification of the mode.</w:t>
             </w:r>
           </w:p>
         </w:tc>
@@ -18639,32 +18945,32 @@
         <w:tc>
           <w:tcPr>
             <w:tcW w:type="dxa" w:w="1520"/>
-            <w:shd w:fill="D9EEF1" w:color="auto" w:val="clear"/>
-            <w:tcMar>
-              <w:top w:type="dxa" w:w="60"/>
-              <w:left w:type="dxa" w:w="120"/>
-              <w:bottom w:type="dxa" w:w="60"/>
-              <w:right w:type="dxa" w:w="120"/>
-            </w:tcMar>
-            <w:vAlign w:val="top"/>
-          </w:tcPr>
-          <w:p>
-            <w:pPr>
-              <w:spacing w:after="40" w:before="0"/>
-              <w:jc w:val="left"/>
-            </w:pPr>
-            <w:r>
-              <w:rPr>
-                <w:rFonts w:ascii="Arial" w:cs="Arial" w:eastAsia="Arial" w:hAnsi="Arial"/>
-                <w:b/>
-                <w:bCs/>
-                <w:i w:val="false"/>
-                <w:iCs w:val="false"/>
-                <w:color w:val="000000"/>
-                <w:sz w:val="18"/>
-                <w:szCs w:val="18"/>
-              </w:rPr>
-              <w:t xml:space="preserve">Observe Phase</w:t>
+            <w:shd w:fill="E2EFDA" w:color="auto" w:val="clear"/>
+            <w:tcMar>
+              <w:top w:type="dxa" w:w="60"/>
+              <w:left w:type="dxa" w:w="120"/>
+              <w:bottom w:type="dxa" w:w="60"/>
+              <w:right w:type="dxa" w:w="120"/>
+            </w:tcMar>
+            <w:vAlign w:val="top"/>
+          </w:tcPr>
+          <w:p>
+            <w:pPr>
+              <w:spacing w:after="40" w:before="0"/>
+              <w:jc w:val="left"/>
+            </w:pPr>
+            <w:r>
+              <w:rPr>
+                <w:rFonts w:ascii="Arial" w:cs="Arial" w:eastAsia="Arial" w:hAnsi="Arial"/>
+                <w:b/>
+                <w:bCs/>
+                <w:i w:val="false"/>
+                <w:iCs w:val="false"/>
+                <w:color w:val="000000"/>
+                <w:sz w:val="18"/>
+                <w:szCs w:val="18"/>
+              </w:rPr>
+              <w:t xml:space="preserve">Explain Phase</w:t>
             </w:r>
           </w:p>
           <w:p>
@@ -18687,7 +18993,7 @@
             <w:pPr>
               <w:spacing w:after="20" w:before="0"/>
             </w:pPr>
-            <w:hyperlink w:history="1" r:id="rId4wx-g5hjfcw6nslfijb9i">
+            <w:hyperlink w:history="1" r:id="rId9g4cyvqtz9x8ngepkn5yk">
               <w:r>
                 <w:rPr>
                   <w:rFonts w:ascii="Arial" w:cs="Arial" w:eastAsia="Arial" w:hAnsi="Arial"/>
@@ -18696,7 +19002,7 @@
                   <w:szCs w:val="16"/>
                   <w:u w:val="single" w:color="2E75B6"/>
                 </w:rPr>
-                <w:t xml:space="preserve">Ungrouped Data to Find the Mean Principles</w:t>
+                <w:t xml:space="preserve">Mean absolute deviation example</w:t>
               </w:r>
             </w:hyperlink>
           </w:p>
@@ -18712,7 +19018,7 @@
                 <w:sz w:val="14"/>
                 <w:szCs w:val="14"/>
               </w:rPr>
-              <w:t xml:space="preserve">Source: CK-12</w:t>
+              <w:t xml:space="preserve">Source: Khan Academy (English - US curriculum)</w:t>
             </w:r>
           </w:p>
           <w:p>
@@ -18720,7 +19026,7 @@
               <w:spacing w:after="10" w:before="0"/>
               <w:ind w:left="120"/>
             </w:pPr>
-            <w:hyperlink w:history="1" r:id="rIdv7r7v9fsoxcoykgyoszek">
+            <w:hyperlink w:history="1" r:id="rIdbzgotkizuaq6hak8dblum">
               <w:r>
                 <w:rPr>
                   <w:rFonts w:ascii="Arial" w:cs="Arial" w:eastAsia="Arial" w:hAnsi="Arial"/>
@@ -18765,7 +19071,7 @@
             <w:pPr>
               <w:spacing w:after="20" w:before="0"/>
             </w:pPr>
-            <w:hyperlink w:history="1" r:id="rId_5cycw9e-vr2_zal1albh">
+            <w:hyperlink w:history="1" r:id="rId0n2q5ic1_oiau_dj8gryb">
               <w:r>
                 <w:rPr>
                   <w:rFonts w:ascii="Arial" w:cs="Arial" w:eastAsia="Arial" w:hAnsi="Arial"/>
@@ -18774,7 +19080,7 @@
                   <w:szCs w:val="16"/>
                   <w:u w:val="single" w:color="2E75B6"/>
                 </w:rPr>
-                <w:t xml:space="preserve">Mean and Standard Deviation of Discrete Random Variables (Flexbook)</w:t>
+                <w:t xml:space="preserve">Measures of Central Tendency and Dispersion (Flexbook)</w:t>
               </w:r>
             </w:hyperlink>
           </w:p>
@@ -18798,7 +19104,7 @@
               <w:spacing w:after="10" w:before="0"/>
               <w:ind w:left="120"/>
             </w:pPr>
-            <w:hyperlink w:history="1" r:id="rIdk_tq_jrkexyrx4vuupraa">
+            <w:hyperlink w:history="1" r:id="rIdu3z4kl6chglyy9pjycc8_">
               <w:r>
                 <w:rPr>
                   <w:rFonts w:ascii="Arial" w:cs="Arial" w:eastAsia="Arial" w:hAnsi="Arial"/>
@@ -18840,7 +19146,7 @@
                 <w:sz w:val="18"/>
                 <w:szCs w:val="18"/>
               </w:rPr>
-              <w:t xml:space="preserve">The teacher projects (or writes on the board) a worked demonstration of two parallel calculations using the canteen data. Learners follow along, copying each step into their books. Step A — Mean: sum all five values (55+60+58+60+57 = 290), then divide by 5 to get 58. Step B — Mode: identify the value that appears most often — 60 appears twice, all others appear once, so mode = 60. Learners also receive (or copy) a small secondary data table: Kericho average monthly rainfall (mm) for six months — Jan 71, Feb 91, Mar 193, Apr 276, May 216, Jun 38 — and are told they will use this later.</w:t>
+              <w:t xml:space="preserve">Learners work in groups of four. Each group receives (or has already collected in Lessons 3–4) a small ungrouped data set of 8–10 values — either their own canteen survey responses or a teacher-supplied card with data such as the number of mandazi sold each day, or daily attendance figures at the school gate. Groups compute the mean and mode for their data set. They then answer two discussion questions written on the board: (Q1) 'Why might the mean and mode give different answers for the same data?' (Q2) 'Which measure — mean or mode — would Mama Wanjiku find more useful when deciding how many portions of ugali to prepare tomorrow? Justify your answer.' After group discussion, groups nominate one spokesperson to share their reasoning. The teacher then connects to the Kericho rainfall context: 'A tea farmer in Kericho also uses mean monthly rainfall to plan irrigation. Using the six months of data on the board, calculate the mean monthly rainfall.' (Answer: (71+91+193+276+216+38) ÷ 6 = 885 ÷ 6 = 147.5 mm). Learners identify the mode of the rainfall data (no repeated value — no mode exists), which creates a productive discussion about when mode is and is not a useful measure.</w:t>
             </w:r>
           </w:p>
         </w:tc>
@@ -18872,7 +19178,7 @@
                 <w:sz w:val="18"/>
                 <w:szCs w:val="18"/>
               </w:rPr>
-              <w:t xml:space="preserve">Say: 'We are going to use Mama Wanjiku's data to learn two precise mathematical tools. Watch carefully and copy every step.' Write the heading MEAN on the board. Say: 'Mean = sum of all values divided by how many values there are.' Write the formula: Mean = (Σx) ÷ n. Walk through each arithmetic step aloud, pointing to each value: '55 plus 60 is 115, plus 58 is 173, plus 60 is 233, plus 57 is 290. We have 5 days, so 290 divided by 5 equals... [pause 10 seconds — let learners calculate] ... 58. The mean is 58 ugali portions per day.' Circle 58 on the board. Then write MODE. Say: 'Mode = the value that occurs most frequently. Scan the list. Which number appears more than once?' [Wait 10 seconds.] Cold-call 2 learners. Confirm: 'Sixty appears on Tuesday and Thursday — twice. Every other value appears only once. So the mode is 60.' Circle 60. Say: 'We now have two different numbers — 58 and 60 — both claiming to describe a typical day. Write this question in your book: Why are they different, and which should Mama Wanjiku use?'</w:t>
+              <w:t xml:space="preserve">Announce groups and distribute data cards. Say: 'In your group, you have 5 minutes to compute the mean AND the mode for your data set. Show all working. Then discuss the two questions on the board. Nominate a spokesperson.' [Set 5-minute timer. Circulate — listen to at least 3 groups. Prompt struggling groups: 'Start by adding all the values together. How many values do you have?'] After 5 minutes: 'Spokespeople — stand up.' Cold-call 3 groups for Q1 and 3 different groups for Q2. After responses, say: 'Excellent. Now look at the Kericho rainfall table. Calculate the mean monthly rainfall for these six months. Work individually — 2 minutes.' [Wait 2 minutes.] Cold-call 2 learners for the answer. Then ask: 'What is the mode of the Kericho rainfall data?' [Wait 15 seconds.] Take 2 responses. When learners realise there is no mode, say: 'Exactly — no value repeats, so there is no mode. This tells us that mode is most powerful for categorical or discrete data like meal choices, where the same value can repeat frequently. What does this make you wonder about other ways to find the middle of a data set?' [Wait 10 seconds — do not answer; this seeds the DQB update.]</w:t>
             </w:r>
           </w:p>
         </w:tc>
@@ -18904,7 +19210,7 @@
                 <w:sz w:val="18"/>
                 <w:szCs w:val="18"/>
               </w:rPr>
-              <w:t xml:space="preserve">Parallel Worked-Example with Annotation: presenting mean and mode side-by-side from the same data set makes the contrast between the two measures immediately visible, building the conceptual understanding that different statistical tools answer slightly different questions about the same data.</w:t>
+              <w:t xml:space="preserve">Think-Pair-Share into Whole-Class Synthesis: group computation followed by spokesperson sharing builds collaborative mathematical reasoning. Introducing a contrasting context (Kericho rainfall with no mode) disrupts overgeneralisation and drives learners toward the concept of median before it is formally taught.</w:t>
             </w:r>
           </w:p>
         </w:tc>
@@ -18936,7 +19242,7 @@
                 <w:sz w:val="18"/>
                 <w:szCs w:val="18"/>
               </w:rPr>
-              <w:t xml:space="preserve">Observable indicator: learners' books show both calculations written out step-by-step with the formula for mean and a circled mode value. Teacher checks 4–5 books during the transition to the next phase for arithmetic accuracy and correct identification of the mode.</w:t>
+              <w:t xml:space="preserve">Observable indicators: (1) each group's written work shows the mean calculation with correct formula application and a correctly identified or correctly stated 'no mode'; (2) spokesperson explanations for Q2 demonstrate contextual reasoning — e.g., 'Mama Wanjiku should use the mode because 60 is the exact quantity that appeared most often, so preparing 60 portions covers the most common demand' or 'the mean 58 balances out high and low days so she avoids waste.' Teacher notes any group that conflates mean and mode for targeted feedback.</w:t>
             </w:r>
           </w:p>
         </w:tc>
@@ -18945,32 +19251,32 @@
         <w:tc>
           <w:tcPr>
             <w:tcW w:type="dxa" w:w="1520"/>
-            <w:shd w:fill="E2EFDA" w:color="auto" w:val="clear"/>
-            <w:tcMar>
-              <w:top w:type="dxa" w:w="60"/>
-              <w:left w:type="dxa" w:w="120"/>
-              <w:bottom w:type="dxa" w:w="60"/>
-              <w:right w:type="dxa" w:w="120"/>
-            </w:tcMar>
-            <w:vAlign w:val="top"/>
-          </w:tcPr>
-          <w:p>
-            <w:pPr>
-              <w:spacing w:after="40" w:before="0"/>
-              <w:jc w:val="left"/>
-            </w:pPr>
-            <w:r>
-              <w:rPr>
-                <w:rFonts w:ascii="Arial" w:cs="Arial" w:eastAsia="Arial" w:hAnsi="Arial"/>
-                <w:b/>
-                <w:bCs/>
-                <w:i w:val="false"/>
-                <w:iCs w:val="false"/>
-                <w:color w:val="000000"/>
-                <w:sz w:val="18"/>
-                <w:szCs w:val="18"/>
-              </w:rPr>
-              <w:t xml:space="preserve">Explain Phase</w:t>
+            <w:shd w:fill="FCE4D6" w:color="auto" w:val="clear"/>
+            <w:tcMar>
+              <w:top w:type="dxa" w:w="60"/>
+              <w:left w:type="dxa" w:w="120"/>
+              <w:bottom w:type="dxa" w:w="60"/>
+              <w:right w:type="dxa" w:w="120"/>
+            </w:tcMar>
+            <w:vAlign w:val="top"/>
+          </w:tcPr>
+          <w:p>
+            <w:pPr>
+              <w:spacing w:after="40" w:before="0"/>
+              <w:jc w:val="left"/>
+            </w:pPr>
+            <w:r>
+              <w:rPr>
+                <w:rFonts w:ascii="Arial" w:cs="Arial" w:eastAsia="Arial" w:hAnsi="Arial"/>
+                <w:b/>
+                <w:bCs/>
+                <w:i w:val="false"/>
+                <w:iCs w:val="false"/>
+                <w:color w:val="000000"/>
+                <w:sz w:val="18"/>
+                <w:szCs w:val="18"/>
+              </w:rPr>
+              <w:t xml:space="preserve">Driving Question Board (DQB) Creation</w:t>
             </w:r>
           </w:p>
           <w:p>
@@ -18993,7 +19299,7 @@
             <w:pPr>
               <w:spacing w:after="20" w:before="0"/>
             </w:pPr>
-            <w:hyperlink w:history="1" r:id="rIdheafbfia5aiusz5v0zvaw">
+            <w:hyperlink w:history="1" r:id="rIdxomzz4_sl3wpywy0bxdm-">
               <w:r>
                 <w:rPr>
                   <w:rFonts w:ascii="Arial" w:cs="Arial" w:eastAsia="Arial" w:hAnsi="Arial"/>
@@ -19002,7 +19308,7 @@
                   <w:szCs w:val="16"/>
                   <w:u w:val="single" w:color="2E75B6"/>
                 </w:rPr>
-                <w:t xml:space="preserve">Ungrouped Data to Find the Mean Principles</w:t>
+                <w:t xml:space="preserve">Statistics intro: Mean, median, &amp; mode</w:t>
               </w:r>
             </w:hyperlink>
           </w:p>
@@ -19018,7 +19324,7 @@
                 <w:sz w:val="14"/>
                 <w:szCs w:val="14"/>
               </w:rPr>
-              <w:t xml:space="preserve">Source: CK-12</w:t>
+              <w:t xml:space="preserve">Source: Khan Academy (English - US curriculum)</w:t>
             </w:r>
           </w:p>
           <w:p>
@@ -19026,7 +19332,7 @@
               <w:spacing w:after="10" w:before="0"/>
               <w:ind w:left="120"/>
             </w:pPr>
-            <w:hyperlink w:history="1" r:id="rId9cc83w6heddkshejtqd3c">
+            <w:hyperlink w:history="1" r:id="rIdrhy-tbzwu0enpq1ax_gj-">
               <w:r>
                 <w:rPr>
                   <w:rFonts w:ascii="Arial" w:cs="Arial" w:eastAsia="Arial" w:hAnsi="Arial"/>
@@ -19064,14 +19370,14 @@
                 <w:sz w:val="16"/>
                 <w:szCs w:val="16"/>
               </w:rPr>
-              <w:t xml:space="preserve">📖 HTML:</w:t>
+              <w:t xml:space="preserve">📖 EXERCISE:</w:t>
             </w:r>
           </w:p>
           <w:p>
             <w:pPr>
               <w:spacing w:after="20" w:before="0"/>
             </w:pPr>
-            <w:hyperlink w:history="1" r:id="rIdbrptn43y8vmqyvm3le7jk">
+            <w:hyperlink w:history="1" r:id="rIdi_fual4p9hhmxmu8m64c5">
               <w:r>
                 <w:rPr>
                   <w:rFonts w:ascii="Arial" w:cs="Arial" w:eastAsia="Arial" w:hAnsi="Arial"/>
@@ -19080,7 +19386,7 @@
                   <w:szCs w:val="16"/>
                   <w:u w:val="single" w:color="2E75B6"/>
                 </w:rPr>
-                <w:t xml:space="preserve">Mean and Standard Deviation of Discrete Random Variables (Flexbook)</w:t>
+                <w:t xml:space="preserve">Measures of Central Tendency and Dispersion Practice</w:t>
               </w:r>
             </w:hyperlink>
           </w:p>
@@ -19104,7 +19410,7 @@
               <w:spacing w:after="10" w:before="0"/>
               <w:ind w:left="120"/>
             </w:pPr>
-            <w:hyperlink w:history="1" r:id="rIdoedmzxtkwptmvw55ra7te">
+            <w:hyperlink w:history="1" r:id="rIdmjeyt9vd5bgxlyltpx92i">
               <w:r>
                 <w:rPr>
                   <w:rFonts w:ascii="Arial" w:cs="Arial" w:eastAsia="Arial" w:hAnsi="Arial"/>
@@ -19146,7 +19452,7 @@
                 <w:sz w:val="18"/>
                 <w:szCs w:val="18"/>
               </w:rPr>
-              <w:t xml:space="preserve">Learners work in groups of four. Each group receives (or has already collected in Lessons 3–4) a small ungrouped data set of 8–10 values — either their own canteen survey responses or a teacher-supplied card with data such as the number of mandazi sold each day, or daily attendance figures at the school gate. Groups compute the mean and mode for their data set. They then answer two discussion questions written on the board: (Q1) 'Why might the mean and mode give different answers for the same data?' (Q2) 'Which measure — mean or mode — would Mama Wanjiku find more useful when deciding how many portions of ugali to prepare tomorrow? Justify your answer.' After group discussion, groups nominate one spokesperson to share their reasoning. The teacher then connects to the Kericho rainfall context: 'A tea farmer in Kericho also uses mean monthly rainfall to plan irrigation. Using the six months of data on the board, calculate the mean monthly rainfall.' (Answer: (71+91+193+276+216+38) ÷ 6 = 885 ÷ 6 = 147.5 mm). Learners identify the mode of the rainfall data (no repeated value — no mode exists), which creates a productive discussion about when mode is and is not a useful measure.</w:t>
+              <w:t xml:space="preserve">Each learner writes one new sticky note (or a card on the class DQB section) in response to the prompt: 'We now have mean (58) and mode (60) for Mama Wanjiku's ugali data. But the two numbers are different. Is there a THIRD measure of typical that might help her? What would it look like?' Learners post their cards on the DQB under a new column headed: 'What we still wonder about central tendency.' The class briefly reads three posted cards aloud. The teacher also updates the class's shared phenomenon summary strip: 'Lesson 6 — We can summarise Mama Wanjiku's data with mean = 58 and mode = 60. But which is best — and is there another option?'</w:t>
             </w:r>
           </w:p>
         </w:tc>
@@ -19178,7 +19484,7 @@
                 <w:sz w:val="18"/>
                 <w:szCs w:val="18"/>
               </w:rPr>
-              <w:t xml:space="preserve">Announce groups and distribute data cards. Say: 'In your group, you have 5 minutes to compute the mean AND the mode for your data set. Show all working. Then discuss the two questions on the board. Nominate a spokesperson.' [Set 5-minute timer. Circulate — listen to at least 3 groups. Prompt struggling groups: 'Start by adding all the values together. How many values do you have?'] After 5 minutes: 'Spokespeople — stand up.' Cold-call 3 groups for Q1 and 3 different groups for Q2. After responses, say: 'Excellent. Now look at the Kericho rainfall table. Calculate the mean monthly rainfall for these six months. Work individually — 2 minutes.' [Wait 2 minutes.] Cold-call 2 learners for the answer. Then ask: 'What is the mode of the Kericho rainfall data?' [Wait 15 seconds.] Take 2 responses. When learners realise there is no mode, say: 'Exactly — no value repeats, so there is no mode. This tells us that mode is most powerful for categorical or discrete data like meal choices, where the same value can repeat frequently. What does this make you wonder about other ways to find the middle of a data set?' [Wait 10 seconds — do not answer; this seeds the DQB update.]</w:t>
+              <w:t xml:space="preserve">Distribute sticky notes or index cards. Say: 'In 2 minutes, write one wondering question on your card. Start with the words: I wonder… Focus on whether mean and mode are enough, or whether Mama Wanjiku needs another number.' [Wait 2 minutes.] 'Post your card on the DQB under the new column I am adding right now.' Add the column label. After all cards are posted, cold-call 3 learners to read their cards aloud. Say: 'Notice that many of you are asking about the number in the MIDDLE of the list — when we order the data from smallest to largest. That idea has a name, and we will explore it in Lesson 7. For now, write this in your book: DQB update — mean and mode answer different questions; a third measure may answer a different question still.'</w:t>
             </w:r>
           </w:p>
         </w:tc>
@@ -19210,7 +19516,7 @@
                 <w:sz w:val="18"/>
                 <w:szCs w:val="18"/>
               </w:rPr>
-              <w:t xml:space="preserve">Think-Pair-Share into Whole-Class Synthesis: group computation followed by spokesperson sharing builds collaborative mathematical reasoning. Introducing a contrasting context (Kericho rainfall with no mode) disrupts overgeneralisation and drives learners toward the concept of median before it is formally taught.</w:t>
+              <w:t xml:space="preserve">Driving Question Board as Visible Thinking Routine: public posting of wondering questions makes learners' evolving understanding visible to the whole class, creates intellectual accountability, and generates the motivating question for the next lesson organically from learner thinking rather than teacher telling.</w:t>
             </w:r>
           </w:p>
         </w:tc>
@@ -19242,7 +19548,7 @@
                 <w:sz w:val="18"/>
                 <w:szCs w:val="18"/>
               </w:rPr>
-              <w:t xml:space="preserve">Observable indicators: (1) each group's written work shows the mean calculation with correct formula application and a correctly identified or correctly stated 'no mode'; (2) spokesperson explanations for Q2 demonstrate contextual reasoning — e.g., 'Mama Wanjiku should use the mode because 60 is the exact quantity that appeared most often, so preparing 60 portions covers the most common demand' or 'the mean 58 balances out high and low days so she avoids waste.' Teacher notes any group that conflates mean and mode for targeted feedback.</w:t>
+              <w:t xml:space="preserve">Observable indicator: every learner posts a card with a grammatically complete wondering sentence. Teacher scans for cards that specifically reference ordering the data or finding a middle value — these indicate readiness for Lesson 7 on median. Cards that only restate the mean or mode formula indicate learners who need consolidation.</w:t>
             </w:r>
           </w:p>
         </w:tc>
@@ -19251,32 +19557,32 @@
         <w:tc>
           <w:tcPr>
             <w:tcW w:type="dxa" w:w="1520"/>
-            <w:shd w:fill="FCE4D6" w:color="auto" w:val="clear"/>
-            <w:tcMar>
-              <w:top w:type="dxa" w:w="60"/>
-              <w:left w:type="dxa" w:w="120"/>
-              <w:bottom w:type="dxa" w:w="60"/>
-              <w:right w:type="dxa" w:w="120"/>
-            </w:tcMar>
-            <w:vAlign w:val="top"/>
-          </w:tcPr>
-          <w:p>
-            <w:pPr>
-              <w:spacing w:after="40" w:before="0"/>
-              <w:jc w:val="left"/>
-            </w:pPr>
-            <w:r>
-              <w:rPr>
-                <w:rFonts w:ascii="Arial" w:cs="Arial" w:eastAsia="Arial" w:hAnsi="Arial"/>
-                <w:b/>
-                <w:bCs/>
-                <w:i w:val="false"/>
-                <w:iCs w:val="false"/>
-                <w:color w:val="000000"/>
-                <w:sz w:val="18"/>
-                <w:szCs w:val="18"/>
-              </w:rPr>
-              <w:t xml:space="preserve">Driving Question Board (DQB) Creation</w:t>
+            <w:shd w:fill="D5E8F0" w:color="auto" w:val="clear"/>
+            <w:tcMar>
+              <w:top w:type="dxa" w:w="60"/>
+              <w:left w:type="dxa" w:w="120"/>
+              <w:bottom w:type="dxa" w:w="60"/>
+              <w:right w:type="dxa" w:w="120"/>
+            </w:tcMar>
+            <w:vAlign w:val="top"/>
+          </w:tcPr>
+          <w:p>
+            <w:pPr>
+              <w:spacing w:after="40" w:before="0"/>
+              <w:jc w:val="left"/>
+            </w:pPr>
+            <w:r>
+              <w:rPr>
+                <w:rFonts w:ascii="Arial" w:cs="Arial" w:eastAsia="Arial" w:hAnsi="Arial"/>
+                <w:b/>
+                <w:bCs/>
+                <w:i w:val="false"/>
+                <w:iCs w:val="false"/>
+                <w:color w:val="000000"/>
+                <w:sz w:val="18"/>
+                <w:szCs w:val="18"/>
+              </w:rPr>
+              <w:t xml:space="preserve">Model Building Phase</w:t>
             </w:r>
           </w:p>
           <w:p>
@@ -19299,7 +19605,7 @@
             <w:pPr>
               <w:spacing w:after="20" w:before="0"/>
             </w:pPr>
-            <w:hyperlink w:history="1" r:id="rIdbu70uhzwffkjf4tkhtgai">
+            <w:hyperlink w:history="1" r:id="rIdhiucgfyzholrly9mtl9_z">
               <w:r>
                 <w:rPr>
                   <w:rFonts w:ascii="Arial" w:cs="Arial" w:eastAsia="Arial" w:hAnsi="Arial"/>
@@ -19308,7 +19614,7 @@
                   <w:szCs w:val="16"/>
                   <w:u w:val="single" w:color="2E75B6"/>
                 </w:rPr>
-                <w:t xml:space="preserve">Ungrouped Data to Find the Mean Principles</w:t>
+                <w:t xml:space="preserve">Reading bar charts: putting it together with central tendency</w:t>
               </w:r>
             </w:hyperlink>
           </w:p>
@@ -19324,7 +19630,7 @@
                 <w:sz w:val="14"/>
                 <w:szCs w:val="14"/>
               </w:rPr>
-              <w:t xml:space="preserve">Source: CK-12</w:t>
+              <w:t xml:space="preserve">Source: Khan Academy (English - US curriculum)</w:t>
             </w:r>
           </w:p>
           <w:p>
@@ -19332,7 +19638,7 @@
               <w:spacing w:after="10" w:before="0"/>
               <w:ind w:left="120"/>
             </w:pPr>
-            <w:hyperlink w:history="1" r:id="rIdvfydboeedl_vrv6v1fmra">
+            <w:hyperlink w:history="1" r:id="rIditydpeugjsr9gz4ncmr99">
               <w:r>
                 <w:rPr>
                   <w:rFonts w:ascii="Arial" w:cs="Arial" w:eastAsia="Arial" w:hAnsi="Arial"/>
@@ -19377,7 +19683,7 @@
             <w:pPr>
               <w:spacing w:after="20" w:before="0"/>
             </w:pPr>
-            <w:hyperlink w:history="1" r:id="rIdrgedyt4cw_rpnzkgo2frm">
+            <w:hyperlink w:history="1" r:id="rIdlyocgibqxfgztuje-4xke">
               <w:r>
                 <w:rPr>
                   <w:rFonts w:ascii="Arial" w:cs="Arial" w:eastAsia="Arial" w:hAnsi="Arial"/>
@@ -19386,7 +19692,7 @@
                   <w:szCs w:val="16"/>
                   <w:u w:val="single" w:color="2E75B6"/>
                 </w:rPr>
-                <w:t xml:space="preserve">Mean and Standard Deviation of Discrete Random Variables (Flexbook)</w:t>
+                <w:t xml:space="preserve">Ungrouped Data to Find the Mean (Flexbook)</w:t>
               </w:r>
             </w:hyperlink>
           </w:p>
@@ -19410,313 +19716,7 @@
               <w:spacing w:after="10" w:before="0"/>
               <w:ind w:left="120"/>
             </w:pPr>
-            <w:hyperlink w:history="1" r:id="rIdqa1tf1k9od8u3l_ctqxpe">
-              <w:r>
-                <w:rPr>
-                  <w:rFonts w:ascii="Arial" w:cs="Arial" w:eastAsia="Arial" w:hAnsi="Arial"/>
-                  <w:color w:val="595959"/>
-                  <w:sz w:val="14"/>
-                  <w:szCs w:val="14"/>
-                  <w:u w:val="single" w:color="595959"/>
-                </w:rPr>
-                <w:t xml:space="preserve">🔍 Search ARES for similar readings</w:t>
-              </w:r>
-            </w:hyperlink>
-          </w:p>
-        </w:tc>
-        <w:tc>
-          <w:tcPr>
-            <w:tcW w:type="dxa" w:w="3040"/>
-            <w:shd w:fill="FFFFFF" w:color="auto" w:val="clear"/>
-            <w:tcMar>
-              <w:top w:type="dxa" w:w="60"/>
-              <w:left w:type="dxa" w:w="120"/>
-              <w:bottom w:type="dxa" w:w="60"/>
-              <w:right w:type="dxa" w:w="120"/>
-            </w:tcMar>
-            <w:vAlign w:val="top"/>
-          </w:tcPr>
-          <w:p>
-            <w:pPr>
-              <w:spacing w:after="40" w:before="0"/>
-              <w:jc w:val="left"/>
-            </w:pPr>
-            <w:r>
-              <w:rPr>
-                <w:rFonts w:ascii="Arial" w:cs="Arial" w:eastAsia="Arial" w:hAnsi="Arial"/>
-                <w:b w:val="false"/>
-                <w:bCs w:val="false"/>
-                <w:i w:val="false"/>
-                <w:iCs w:val="false"/>
-                <w:color w:val="000000"/>
-                <w:sz w:val="18"/>
-                <w:szCs w:val="18"/>
-              </w:rPr>
-              <w:t xml:space="preserve">Each learner writes one new sticky note (or a card on the class DQB section) in response to the prompt: 'We now have mean (58) and mode (60) for Mama Wanjiku's ugali data. But the two numbers are different. Is there a THIRD measure of typical that might help her? What would it look like?' Learners post their cards on the DQB under a new column headed: 'What we still wonder about central tendency.' The class briefly reads three posted cards aloud. The teacher also updates the class's shared phenomenon summary strip: 'Lesson 6 — We can summarise Mama Wanjiku's data with mean = 58 and mode = 60. But which is best — and is there another option?'</w:t>
-            </w:r>
-          </w:p>
-        </w:tc>
-        <w:tc>
-          <w:tcPr>
-            <w:tcW w:type="dxa" w:w="3040"/>
-            <w:shd w:fill="F2F2F2" w:color="auto" w:val="clear"/>
-            <w:tcMar>
-              <w:top w:type="dxa" w:w="60"/>
-              <w:left w:type="dxa" w:w="120"/>
-              <w:bottom w:type="dxa" w:w="60"/>
-              <w:right w:type="dxa" w:w="120"/>
-            </w:tcMar>
-            <w:vAlign w:val="top"/>
-          </w:tcPr>
-          <w:p>
-            <w:pPr>
-              <w:spacing w:after="40" w:before="0"/>
-              <w:jc w:val="left"/>
-            </w:pPr>
-            <w:r>
-              <w:rPr>
-                <w:rFonts w:ascii="Arial" w:cs="Arial" w:eastAsia="Arial" w:hAnsi="Arial"/>
-                <w:b w:val="false"/>
-                <w:bCs w:val="false"/>
-                <w:i w:val="false"/>
-                <w:iCs w:val="false"/>
-                <w:color w:val="000000"/>
-                <w:sz w:val="18"/>
-                <w:szCs w:val="18"/>
-              </w:rPr>
-              <w:t xml:space="preserve">Distribute sticky notes or index cards. Say: 'In 2 minutes, write one wondering question on your card. Start with the words: I wonder… Focus on whether mean and mode are enough, or whether Mama Wanjiku needs another number.' [Wait 2 minutes.] 'Post your card on the DQB under the new column I am adding right now.' Add the column label. After all cards are posted, cold-call 3 learners to read their cards aloud. Say: 'Notice that many of you are asking about the number in the MIDDLE of the list — when we order the data from smallest to largest. That idea has a name, and we will explore it in Lesson 7. For now, write this in your book: DQB update — mean and mode answer different questions; a third measure may answer a different question still.'</w:t>
-            </w:r>
-          </w:p>
-        </w:tc>
-        <w:tc>
-          <w:tcPr>
-            <w:tcW w:type="dxa" w:w="3040"/>
-            <w:shd w:fill="FFFFFF" w:color="auto" w:val="clear"/>
-            <w:tcMar>
-              <w:top w:type="dxa" w:w="60"/>
-              <w:left w:type="dxa" w:w="120"/>
-              <w:bottom w:type="dxa" w:w="60"/>
-              <w:right w:type="dxa" w:w="120"/>
-            </w:tcMar>
-            <w:vAlign w:val="top"/>
-          </w:tcPr>
-          <w:p>
-            <w:pPr>
-              <w:spacing w:after="40" w:before="0"/>
-              <w:jc w:val="left"/>
-            </w:pPr>
-            <w:r>
-              <w:rPr>
-                <w:rFonts w:ascii="Arial" w:cs="Arial" w:eastAsia="Arial" w:hAnsi="Arial"/>
-                <w:b w:val="false"/>
-                <w:bCs w:val="false"/>
-                <w:i w:val="false"/>
-                <w:iCs w:val="false"/>
-                <w:color w:val="000000"/>
-                <w:sz w:val="18"/>
-                <w:szCs w:val="18"/>
-              </w:rPr>
-              <w:t xml:space="preserve">Driving Question Board as Visible Thinking Routine: public posting of wondering questions makes learners' evolving understanding visible to the whole class, creates intellectual accountability, and generates the motivating question for the next lesson organically from learner thinking rather than teacher telling.</w:t>
-            </w:r>
-          </w:p>
-        </w:tc>
-        <w:tc>
-          <w:tcPr>
-            <w:tcW w:type="dxa" w:w="3040"/>
-            <w:shd w:fill="F2F2F2" w:color="auto" w:val="clear"/>
-            <w:tcMar>
-              <w:top w:type="dxa" w:w="60"/>
-              <w:left w:type="dxa" w:w="120"/>
-              <w:bottom w:type="dxa" w:w="60"/>
-              <w:right w:type="dxa" w:w="120"/>
-            </w:tcMar>
-            <w:vAlign w:val="top"/>
-          </w:tcPr>
-          <w:p>
-            <w:pPr>
-              <w:spacing w:after="40" w:before="0"/>
-              <w:jc w:val="left"/>
-            </w:pPr>
-            <w:r>
-              <w:rPr>
-                <w:rFonts w:ascii="Arial" w:cs="Arial" w:eastAsia="Arial" w:hAnsi="Arial"/>
-                <w:b w:val="false"/>
-                <w:bCs w:val="false"/>
-                <w:i w:val="false"/>
-                <w:iCs w:val="false"/>
-                <w:color w:val="000000"/>
-                <w:sz w:val="18"/>
-                <w:szCs w:val="18"/>
-              </w:rPr>
-              <w:t xml:space="preserve">Observable indicator: every learner posts a card with a grammatically complete wondering sentence. Teacher scans for cards that specifically reference ordering the data or finding a middle value — these indicate readiness for Lesson 7 on median. Cards that only restate the mean or mode formula indicate learners who need consolidation.</w:t>
-            </w:r>
-          </w:p>
-        </w:tc>
-      </w:tr>
-      <w:tr>
-        <w:tc>
-          <w:tcPr>
-            <w:tcW w:type="dxa" w:w="1520"/>
-            <w:shd w:fill="D5E8F0" w:color="auto" w:val="clear"/>
-            <w:tcMar>
-              <w:top w:type="dxa" w:w="60"/>
-              <w:left w:type="dxa" w:w="120"/>
-              <w:bottom w:type="dxa" w:w="60"/>
-              <w:right w:type="dxa" w:w="120"/>
-            </w:tcMar>
-            <w:vAlign w:val="top"/>
-          </w:tcPr>
-          <w:p>
-            <w:pPr>
-              <w:spacing w:after="40" w:before="0"/>
-              <w:jc w:val="left"/>
-            </w:pPr>
-            <w:r>
-              <w:rPr>
-                <w:rFonts w:ascii="Arial" w:cs="Arial" w:eastAsia="Arial" w:hAnsi="Arial"/>
-                <w:b/>
-                <w:bCs/>
-                <w:i w:val="false"/>
-                <w:iCs w:val="false"/>
-                <w:color w:val="000000"/>
-                <w:sz w:val="18"/>
-                <w:szCs w:val="18"/>
-              </w:rPr>
-              <w:t xml:space="preserve">Model Building Phase</w:t>
-            </w:r>
-          </w:p>
-          <w:p>
-            <w:pPr>
-              <w:spacing w:after="20" w:before="0"/>
-            </w:pPr>
-            <w:r>
-              <w:rPr>
-                <w:rFonts w:ascii="Arial" w:cs="Arial" w:eastAsia="Arial" w:hAnsi="Arial"/>
-                <w:b/>
-                <w:bCs/>
-                <w:color w:val="1F3864"/>
-                <w:sz w:val="16"/>
-                <w:szCs w:val="16"/>
-              </w:rPr>
-              <w:t xml:space="preserve">📹 VIDEO:</w:t>
-            </w:r>
-          </w:p>
-          <w:p>
-            <w:pPr>
-              <w:spacing w:after="20" w:before="0"/>
-            </w:pPr>
-            <w:hyperlink w:history="1" r:id="rIdeg5k0jmgje9wexd7v37zl">
-              <w:r>
-                <w:rPr>
-                  <w:rFonts w:ascii="Arial" w:cs="Arial" w:eastAsia="Arial" w:hAnsi="Arial"/>
-                  <w:color w:val="2E75B6"/>
-                  <w:sz w:val="16"/>
-                  <w:szCs w:val="16"/>
-                  <w:u w:val="single" w:color="2E75B6"/>
-                </w:rPr>
-                <w:t xml:space="preserve">Ungrouped Data to Find the Mean Principles</w:t>
-              </w:r>
-            </w:hyperlink>
-          </w:p>
-          <w:p>
-            <w:pPr>
-              <w:spacing w:after="10" w:before="0"/>
-              <w:ind w:left="120"/>
-            </w:pPr>
-            <w:r>
-              <w:rPr>
-                <w:rFonts w:ascii="Arial" w:cs="Arial" w:eastAsia="Arial" w:hAnsi="Arial"/>
-                <w:color w:val="595959"/>
-                <w:sz w:val="14"/>
-                <w:szCs w:val="14"/>
-              </w:rPr>
-              <w:t xml:space="preserve">Source: CK-12</w:t>
-            </w:r>
-          </w:p>
-          <w:p>
-            <w:pPr>
-              <w:spacing w:after="10" w:before="0"/>
-              <w:ind w:left="120"/>
-            </w:pPr>
-            <w:hyperlink w:history="1" r:id="rIdcwpcxxx8ovgur6tclk-js">
-              <w:r>
-                <w:rPr>
-                  <w:rFonts w:ascii="Arial" w:cs="Arial" w:eastAsia="Arial" w:hAnsi="Arial"/>
-                  <w:color w:val="595959"/>
-                  <w:sz w:val="14"/>
-                  <w:szCs w:val="14"/>
-                  <w:u w:val="single" w:color="595959"/>
-                </w:rPr>
-                <w:t xml:space="preserve">🔍 Search ARES for similar videos</w:t>
-              </w:r>
-            </w:hyperlink>
-          </w:p>
-          <w:p>
-            <w:pPr>
-              <w:spacing w:after="40" w:before="0"/>
-            </w:pPr>
-            <w:r>
-              <w:rPr>
-                <w:sz w:val="14"/>
-                <w:szCs w:val="14"/>
-              </w:rPr>
-              <w:t xml:space="preserve"/>
-            </w:r>
-          </w:p>
-          <w:p>
-            <w:pPr>
-              <w:spacing w:after="20" w:before="0"/>
-            </w:pPr>
-            <w:r>
-              <w:rPr>
-                <w:rFonts w:ascii="Arial" w:cs="Arial" w:eastAsia="Arial" w:hAnsi="Arial"/>
-                <w:b/>
-                <w:bCs/>
-                <w:color w:val="1F3864"/>
-                <w:sz w:val="16"/>
-                <w:szCs w:val="16"/>
-              </w:rPr>
-              <w:t xml:space="preserve">📖 HTML:</w:t>
-            </w:r>
-          </w:p>
-          <w:p>
-            <w:pPr>
-              <w:spacing w:after="20" w:before="0"/>
-            </w:pPr>
-            <w:hyperlink w:history="1" r:id="rId_wef-onwakhbgbgmh1kba">
-              <w:r>
-                <w:rPr>
-                  <w:rFonts w:ascii="Arial" w:cs="Arial" w:eastAsia="Arial" w:hAnsi="Arial"/>
-                  <w:color w:val="2E75B6"/>
-                  <w:sz w:val="16"/>
-                  <w:szCs w:val="16"/>
-                  <w:u w:val="single" w:color="2E75B6"/>
-                </w:rPr>
-                <w:t xml:space="preserve">Mean and Standard Deviation of Discrete Random Variables (Flexbook)</w:t>
-              </w:r>
-            </w:hyperlink>
-          </w:p>
-          <w:p>
-            <w:pPr>
-              <w:spacing w:after="10" w:before="0"/>
-              <w:ind w:left="120"/>
-            </w:pPr>
-            <w:r>
-              <w:rPr>
-                <w:rFonts w:ascii="Arial" w:cs="Arial" w:eastAsia="Arial" w:hAnsi="Arial"/>
-                <w:color w:val="595959"/>
-                <w:sz w:val="14"/>
-                <w:szCs w:val="14"/>
-              </w:rPr>
-              <w:t xml:space="preserve">Source: CK-12</w:t>
-            </w:r>
-          </w:p>
-          <w:p>
-            <w:pPr>
-              <w:spacing w:after="10" w:before="0"/>
-              <w:ind w:left="120"/>
-            </w:pPr>
-            <w:hyperlink w:history="1" r:id="rIdly40nc2cios1b_nexf75m">
+            <w:hyperlink w:history="1" r:id="rId3a8xwkyndytbfjsv1lbiv">
               <w:r>
                 <w:rPr>
                   <w:rFonts w:ascii="Arial" w:cs="Arial" w:eastAsia="Arial" w:hAnsi="Arial"/>
@@ -21203,7 +21203,7 @@
             <w:pPr>
               <w:spacing w:after="20" w:before="0"/>
             </w:pPr>
-            <w:hyperlink w:history="1" r:id="rIdtag6-as4_rf7gte6yy1wr">
+            <w:hyperlink w:history="1" r:id="rIdhrrdogul4e14eqpxnsocu">
               <w:r>
                 <w:rPr>
                   <w:rFonts w:ascii="Arial" w:cs="Arial" w:eastAsia="Arial" w:hAnsi="Arial"/>
@@ -21212,7 +21212,7 @@
                   <w:szCs w:val="16"/>
                   <w:u w:val="single" w:color="2E75B6"/>
                 </w:rPr>
-                <w:t xml:space="preserve">Video: Plinko Probability</w:t>
+                <w:t xml:space="preserve">Statistics intro: Mean, median, &amp; mode</w:t>
               </w:r>
             </w:hyperlink>
           </w:p>
@@ -21228,7 +21228,7 @@
                 <w:sz w:val="14"/>
                 <w:szCs w:val="14"/>
               </w:rPr>
-              <w:t xml:space="preserve">Source: PhET Interactive Simulations (English)</w:t>
+              <w:t xml:space="preserve">Source: Khan Academy (English - US curriculum)</w:t>
             </w:r>
           </w:p>
           <w:p>
@@ -21236,7 +21236,7 @@
               <w:spacing w:after="10" w:before="0"/>
               <w:ind w:left="120"/>
             </w:pPr>
-            <w:hyperlink w:history="1" r:id="rIdxmafqwewrk6cl9p4pks2x">
+            <w:hyperlink w:history="1" r:id="rIdol8pc1bo1sscoakfiobvp">
               <w:r>
                 <w:rPr>
                   <w:rFonts w:ascii="Arial" w:cs="Arial" w:eastAsia="Arial" w:hAnsi="Arial"/>
@@ -21274,14 +21274,14 @@
                 <w:sz w:val="16"/>
                 <w:szCs w:val="16"/>
               </w:rPr>
-              <w:t xml:space="preserve">📖 HTML:</w:t>
+              <w:t xml:space="preserve">📖 EXERCISE:</w:t>
             </w:r>
           </w:p>
           <w:p>
             <w:pPr>
               <w:spacing w:after="20" w:before="0"/>
             </w:pPr>
-            <w:hyperlink w:history="1" r:id="rIdekv4p2g51zjutbjif6uay">
+            <w:hyperlink w:history="1" r:id="rIdyws_osll0y82ckps6s_ni">
               <w:r>
                 <w:rPr>
                   <w:rFonts w:ascii="Arial" w:cs="Arial" w:eastAsia="Arial" w:hAnsi="Arial"/>
@@ -21290,7 +21290,7 @@
                   <w:szCs w:val="16"/>
                   <w:u w:val="single" w:color="2E75B6"/>
                 </w:rPr>
-                <w:t xml:space="preserve">Median (Flexbook)</w:t>
+                <w:t xml:space="preserve">Mean, median, and mode</w:t>
               </w:r>
             </w:hyperlink>
           </w:p>
@@ -21306,7 +21306,7 @@
                 <w:sz w:val="14"/>
                 <w:szCs w:val="14"/>
               </w:rPr>
-              <w:t xml:space="preserve">Source: CK-12</w:t>
+              <w:t xml:space="preserve">Source: Khan Academy (English - US curriculum)</w:t>
             </w:r>
           </w:p>
           <w:p>
@@ -21314,7 +21314,7 @@
               <w:spacing w:after="10" w:before="0"/>
               <w:ind w:left="120"/>
             </w:pPr>
-            <w:hyperlink w:history="1" r:id="rId60q3xegtwnyr8iukeowl0">
+            <w:hyperlink w:history="1" r:id="rIdgqpdm0t73nb1yuangrki9">
               <w:r>
                 <w:rPr>
                   <w:rFonts w:ascii="Arial" w:cs="Arial" w:eastAsia="Arial" w:hAnsi="Arial"/>
@@ -21509,7 +21509,7 @@
             <w:pPr>
               <w:spacing w:after="20" w:before="0"/>
             </w:pPr>
-            <w:hyperlink w:history="1" r:id="rId87eenmefqv5dy5qsmrhgu">
+            <w:hyperlink w:history="1" r:id="rIdw0otawvh1ij10xqjydq4j">
               <w:r>
                 <w:rPr>
                   <w:rFonts w:ascii="Arial" w:cs="Arial" w:eastAsia="Arial" w:hAnsi="Arial"/>
@@ -21518,7 +21518,7 @@
                   <w:szCs w:val="16"/>
                   <w:u w:val="single" w:color="2E75B6"/>
                 </w:rPr>
-                <w:t xml:space="preserve">Video: Plinko Probability</w:t>
+                <w:t xml:space="preserve">Statistics intro: Mean, median, &amp; mode</w:t>
               </w:r>
             </w:hyperlink>
           </w:p>
@@ -21534,7 +21534,7 @@
                 <w:sz w:val="14"/>
                 <w:szCs w:val="14"/>
               </w:rPr>
-              <w:t xml:space="preserve">Source: PhET Interactive Simulations (English)</w:t>
+              <w:t xml:space="preserve">Source: Khan Academy (English - US curriculum)</w:t>
             </w:r>
           </w:p>
           <w:p>
@@ -21542,7 +21542,7 @@
               <w:spacing w:after="10" w:before="0"/>
               <w:ind w:left="120"/>
             </w:pPr>
-            <w:hyperlink w:history="1" r:id="rId9q5hyawahvm0hxgjhwiij">
+            <w:hyperlink w:history="1" r:id="rIdg7zzv5ep7frqzgbp7ubcc">
               <w:r>
                 <w:rPr>
                   <w:rFonts w:ascii="Arial" w:cs="Arial" w:eastAsia="Arial" w:hAnsi="Arial"/>
@@ -21587,7 +21587,7 @@
             <w:pPr>
               <w:spacing w:after="20" w:before="0"/>
             </w:pPr>
-            <w:hyperlink w:history="1" r:id="rIdfpupvtzxc7ifrwo9reyie">
+            <w:hyperlink w:history="1" r:id="rId1dzt5tep4aylwifseucxy">
               <w:r>
                 <w:rPr>
                   <w:rFonts w:ascii="Arial" w:cs="Arial" w:eastAsia="Arial" w:hAnsi="Arial"/>
@@ -21596,7 +21596,7 @@
                   <w:szCs w:val="16"/>
                   <w:u w:val="single" w:color="2E75B6"/>
                 </w:rPr>
-                <w:t xml:space="preserve">Median (Flexbook)</w:t>
+                <w:t xml:space="preserve">Stem-and-Leaf Plots, Mean, Median and Mode (Flexbook)</w:t>
               </w:r>
             </w:hyperlink>
           </w:p>
@@ -21620,7 +21620,7 @@
               <w:spacing w:after="10" w:before="0"/>
               <w:ind w:left="120"/>
             </w:pPr>
-            <w:hyperlink w:history="1" r:id="rIdaefp0uvgkeds6x5nljsa1">
+            <w:hyperlink w:history="1" r:id="rIddgtuj2sob-gmv9_szvepx">
               <w:r>
                 <w:rPr>
                   <w:rFonts w:ascii="Arial" w:cs="Arial" w:eastAsia="Arial" w:hAnsi="Arial"/>
@@ -21815,7 +21815,7 @@
             <w:pPr>
               <w:spacing w:after="20" w:before="0"/>
             </w:pPr>
-            <w:hyperlink w:history="1" r:id="rIdeyvmdqaa-b9iumbr10xv1">
+            <w:hyperlink w:history="1" r:id="rIdfg0oj51ce3h8ji-01s2uf">
               <w:r>
                 <w:rPr>
                   <w:rFonts w:ascii="Arial" w:cs="Arial" w:eastAsia="Arial" w:hAnsi="Arial"/>
@@ -21824,7 +21824,7 @@
                   <w:szCs w:val="16"/>
                   <w:u w:val="single" w:color="2E75B6"/>
                 </w:rPr>
-                <w:t xml:space="preserve">Video: Plinko Probability</w:t>
+                <w:t xml:space="preserve">Statistics intro: Mean, median, &amp; mode</w:t>
               </w:r>
             </w:hyperlink>
           </w:p>
@@ -21840,7 +21840,7 @@
                 <w:sz w:val="14"/>
                 <w:szCs w:val="14"/>
               </w:rPr>
-              <w:t xml:space="preserve">Source: PhET Interactive Simulations (English)</w:t>
+              <w:t xml:space="preserve">Source: Khan Academy (English - US curriculum)</w:t>
             </w:r>
           </w:p>
           <w:p>
@@ -21848,7 +21848,7 @@
               <w:spacing w:after="10" w:before="0"/>
               <w:ind w:left="120"/>
             </w:pPr>
-            <w:hyperlink w:history="1" r:id="rIdzu_k50gdtzfgm82g4pmrz">
+            <w:hyperlink w:history="1" r:id="rId1qjg9zjavgcxbj13mg2dw">
               <w:r>
                 <w:rPr>
                   <w:rFonts w:ascii="Arial" w:cs="Arial" w:eastAsia="Arial" w:hAnsi="Arial"/>
@@ -21886,14 +21886,14 @@
                 <w:sz w:val="16"/>
                 <w:szCs w:val="16"/>
               </w:rPr>
-              <w:t xml:space="preserve">📖 HTML:</w:t>
+              <w:t xml:space="preserve">📖 EXERCISE:</w:t>
             </w:r>
           </w:p>
           <w:p>
             <w:pPr>
               <w:spacing w:after="20" w:before="0"/>
             </w:pPr>
-            <w:hyperlink w:history="1" r:id="rIdwuj3fyxwiijivj9mznh8t">
+            <w:hyperlink w:history="1" r:id="rIdq4ajapumqdocnxtaxdx1g">
               <w:r>
                 <w:rPr>
                   <w:rFonts w:ascii="Arial" w:cs="Arial" w:eastAsia="Arial" w:hAnsi="Arial"/>
@@ -21902,7 +21902,7 @@
                   <w:szCs w:val="16"/>
                   <w:u w:val="single" w:color="2E75B6"/>
                 </w:rPr>
-                <w:t xml:space="preserve">Median (Flexbook)</w:t>
+                <w:t xml:space="preserve">Stem and Leaf Plots, Mean, Median, and Mode Practice</w:t>
               </w:r>
             </w:hyperlink>
           </w:p>
@@ -21926,7 +21926,7 @@
               <w:spacing w:after="10" w:before="0"/>
               <w:ind w:left="120"/>
             </w:pPr>
-            <w:hyperlink w:history="1" r:id="rIdnbjlk8z0eyhu5d3rnrrsn">
+            <w:hyperlink w:history="1" r:id="rIdbsuyizhw39tg2wkufnusz">
               <w:r>
                 <w:rPr>
                   <w:rFonts w:ascii="Arial" w:cs="Arial" w:eastAsia="Arial" w:hAnsi="Arial"/>
@@ -22121,7 +22121,7 @@
             <w:pPr>
               <w:spacing w:after="20" w:before="0"/>
             </w:pPr>
-            <w:hyperlink w:history="1" r:id="rIddycdf9beaa3wvl7ahy55l">
+            <w:hyperlink w:history="1" r:id="rIdksc7ebufgxeweciidkebg">
               <w:r>
                 <w:rPr>
                   <w:rFonts w:ascii="Arial" w:cs="Arial" w:eastAsia="Arial" w:hAnsi="Arial"/>
@@ -22130,7 +22130,7 @@
                   <w:szCs w:val="16"/>
                   <w:u w:val="single" w:color="2E75B6"/>
                 </w:rPr>
-                <w:t xml:space="preserve">Video: Plinko Probability</w:t>
+                <w:t xml:space="preserve">Statistics intro: Mean, median, &amp; mode</w:t>
               </w:r>
             </w:hyperlink>
           </w:p>
@@ -22146,7 +22146,7 @@
                 <w:sz w:val="14"/>
                 <w:szCs w:val="14"/>
               </w:rPr>
-              <w:t xml:space="preserve">Source: PhET Interactive Simulations (English)</w:t>
+              <w:t xml:space="preserve">Source: Khan Academy (English - US curriculum)</w:t>
             </w:r>
           </w:p>
           <w:p>
@@ -22154,7 +22154,7 @@
               <w:spacing w:after="10" w:before="0"/>
               <w:ind w:left="120"/>
             </w:pPr>
-            <w:hyperlink w:history="1" r:id="rIdv2ziylj6v9k-njzjmkvss">
+            <w:hyperlink w:history="1" r:id="rIdrtiban4ge3pqnoljziu6j">
               <w:r>
                 <w:rPr>
                   <w:rFonts w:ascii="Arial" w:cs="Arial" w:eastAsia="Arial" w:hAnsi="Arial"/>
@@ -22199,7 +22199,7 @@
             <w:pPr>
               <w:spacing w:after="20" w:before="0"/>
             </w:pPr>
-            <w:hyperlink w:history="1" r:id="rIdcgdpijtmrsh4vilj2ed3b">
+            <w:hyperlink w:history="1" r:id="rIddlhduqegbpxuzdwiepnt6">
               <w:r>
                 <w:rPr>
                   <w:rFonts w:ascii="Arial" w:cs="Arial" w:eastAsia="Arial" w:hAnsi="Arial"/>
@@ -22208,7 +22208,7 @@
                   <w:szCs w:val="16"/>
                   <w:u w:val="single" w:color="2E75B6"/>
                 </w:rPr>
-                <w:t xml:space="preserve">Median (Flexbook)</w:t>
+                <w:t xml:space="preserve">Ungrouped Data to Find the Mean (Flexbook)</w:t>
               </w:r>
             </w:hyperlink>
           </w:p>
@@ -22232,7 +22232,7 @@
               <w:spacing w:after="10" w:before="0"/>
               <w:ind w:left="120"/>
             </w:pPr>
-            <w:hyperlink w:history="1" r:id="rIdfupoxhp3jg_zyhjajguuo">
+            <w:hyperlink w:history="1" r:id="rId5glzosh77xrb_hea53eit">
               <w:r>
                 <w:rPr>
                   <w:rFonts w:ascii="Arial" w:cs="Arial" w:eastAsia="Arial" w:hAnsi="Arial"/>
@@ -22427,7 +22427,7 @@
             <w:pPr>
               <w:spacing w:after="20" w:before="0"/>
             </w:pPr>
-            <w:hyperlink w:history="1" r:id="rIdsr7b68xzi3jkoodgdly6y">
+            <w:hyperlink w:history="1" r:id="rIdmjerfngogbzdvllido4na">
               <w:r>
                 <w:rPr>
                   <w:rFonts w:ascii="Arial" w:cs="Arial" w:eastAsia="Arial" w:hAnsi="Arial"/>
@@ -22436,7 +22436,7 @@
                   <w:szCs w:val="16"/>
                   <w:u w:val="single" w:color="2E75B6"/>
                 </w:rPr>
-                <w:t xml:space="preserve">Video: Plinko Probability</w:t>
+                <w:t xml:space="preserve">Statistics intro: Mean, median, &amp; mode</w:t>
               </w:r>
             </w:hyperlink>
           </w:p>
@@ -22452,7 +22452,7 @@
                 <w:sz w:val="14"/>
                 <w:szCs w:val="14"/>
               </w:rPr>
-              <w:t xml:space="preserve">Source: PhET Interactive Simulations (English)</w:t>
+              <w:t xml:space="preserve">Source: Khan Academy (English - US curriculum)</w:t>
             </w:r>
           </w:p>
           <w:p>
@@ -22460,7 +22460,7 @@
               <w:spacing w:after="10" w:before="0"/>
               <w:ind w:left="120"/>
             </w:pPr>
-            <w:hyperlink w:history="1" r:id="rId-lvscezku_775ylry6kjz">
+            <w:hyperlink w:history="1" r:id="rIdzyrytkdtartrku0emejkk">
               <w:r>
                 <w:rPr>
                   <w:rFonts w:ascii="Arial" w:cs="Arial" w:eastAsia="Arial" w:hAnsi="Arial"/>
@@ -22498,14 +22498,14 @@
                 <w:sz w:val="16"/>
                 <w:szCs w:val="16"/>
               </w:rPr>
-              <w:t xml:space="preserve">📖 HTML:</w:t>
+              <w:t xml:space="preserve">📖 EXERCISE:</w:t>
             </w:r>
           </w:p>
           <w:p>
             <w:pPr>
               <w:spacing w:after="20" w:before="0"/>
             </w:pPr>
-            <w:hyperlink w:history="1" r:id="rId5pwepeuwhq7cm2dtlh40g">
+            <w:hyperlink w:history="1" r:id="rIdsj0u0strinp-5o_ipyzbu">
               <w:r>
                 <w:rPr>
                   <w:rFonts w:ascii="Arial" w:cs="Arial" w:eastAsia="Arial" w:hAnsi="Arial"/>
@@ -22514,7 +22514,7 @@
                   <w:szCs w:val="16"/>
                   <w:u w:val="single" w:color="2E75B6"/>
                 </w:rPr>
-                <w:t xml:space="preserve">Median (Flexbook)</w:t>
+                <w:t xml:space="preserve">Ungrouped Data to Find the Mean Practice</w:t>
               </w:r>
             </w:hyperlink>
           </w:p>
@@ -22538,7 +22538,7 @@
               <w:spacing w:after="10" w:before="0"/>
               <w:ind w:left="120"/>
             </w:pPr>
-            <w:hyperlink w:history="1" r:id="rIdhtq6i4rvf6kiyfhnq4g7g">
+            <w:hyperlink w:history="1" r:id="rIdtwm3kcqb-thf_q5hhyane">
               <w:r>
                 <w:rPr>
                   <w:rFonts w:ascii="Arial" w:cs="Arial" w:eastAsia="Arial" w:hAnsi="Arial"/>
@@ -24204,7 +24204,313 @@
             <w:pPr>
               <w:spacing w:after="20" w:before="0"/>
             </w:pPr>
-            <w:hyperlink w:history="1" r:id="rIdwg77kdrp857kwsgm62rod">
+            <w:hyperlink w:history="1" r:id="rIdql7caeotcq8infm3jwcwg">
+              <w:r>
+                <w:rPr>
+                  <w:rFonts w:ascii="Arial" w:cs="Arial" w:eastAsia="Arial" w:hAnsi="Arial"/>
+                  <w:color w:val="2E75B6"/>
+                  <w:sz w:val="16"/>
+                  <w:szCs w:val="16"/>
+                  <w:u w:val="single" w:color="2E75B6"/>
+                </w:rPr>
+                <w:t xml:space="preserve">Statistics intro: Mean, median, &amp; mode</w:t>
+              </w:r>
+            </w:hyperlink>
+          </w:p>
+          <w:p>
+            <w:pPr>
+              <w:spacing w:after="10" w:before="0"/>
+              <w:ind w:left="120"/>
+            </w:pPr>
+            <w:r>
+              <w:rPr>
+                <w:rFonts w:ascii="Arial" w:cs="Arial" w:eastAsia="Arial" w:hAnsi="Arial"/>
+                <w:color w:val="595959"/>
+                <w:sz w:val="14"/>
+                <w:szCs w:val="14"/>
+              </w:rPr>
+              <w:t xml:space="preserve">Source: Khan Academy (English - US curriculum)</w:t>
+            </w:r>
+          </w:p>
+          <w:p>
+            <w:pPr>
+              <w:spacing w:after="10" w:before="0"/>
+              <w:ind w:left="120"/>
+            </w:pPr>
+            <w:hyperlink w:history="1" r:id="rIdzmkmyu1yt57h-p-upe4p2">
+              <w:r>
+                <w:rPr>
+                  <w:rFonts w:ascii="Arial" w:cs="Arial" w:eastAsia="Arial" w:hAnsi="Arial"/>
+                  <w:color w:val="595959"/>
+                  <w:sz w:val="14"/>
+                  <w:szCs w:val="14"/>
+                  <w:u w:val="single" w:color="595959"/>
+                </w:rPr>
+                <w:t xml:space="preserve">🔍 Search ARES for similar videos</w:t>
+              </w:r>
+            </w:hyperlink>
+          </w:p>
+          <w:p>
+            <w:pPr>
+              <w:spacing w:after="40" w:before="0"/>
+            </w:pPr>
+            <w:r>
+              <w:rPr>
+                <w:sz w:val="14"/>
+                <w:szCs w:val="14"/>
+              </w:rPr>
+              <w:t xml:space="preserve"/>
+            </w:r>
+          </w:p>
+          <w:p>
+            <w:pPr>
+              <w:spacing w:after="20" w:before="0"/>
+            </w:pPr>
+            <w:r>
+              <w:rPr>
+                <w:rFonts w:ascii="Arial" w:cs="Arial" w:eastAsia="Arial" w:hAnsi="Arial"/>
+                <w:b/>
+                <w:bCs/>
+                <w:color w:val="1F3864"/>
+                <w:sz w:val="16"/>
+                <w:szCs w:val="16"/>
+              </w:rPr>
+              <w:t xml:space="preserve">📖 HTML:</w:t>
+            </w:r>
+          </w:p>
+          <w:p>
+            <w:pPr>
+              <w:spacing w:after="20" w:before="0"/>
+            </w:pPr>
+            <w:hyperlink w:history="1" r:id="rIdcdop8ojoakvdp_ltmwkca">
+              <w:r>
+                <w:rPr>
+                  <w:rFonts w:ascii="Arial" w:cs="Arial" w:eastAsia="Arial" w:hAnsi="Arial"/>
+                  <w:color w:val="2E75B6"/>
+                  <w:sz w:val="16"/>
+                  <w:szCs w:val="16"/>
+                  <w:u w:val="single" w:color="2E75B6"/>
+                </w:rPr>
+                <w:t xml:space="preserve">Ungrouped Data to Find the Mean (Flexbook)</w:t>
+              </w:r>
+            </w:hyperlink>
+          </w:p>
+          <w:p>
+            <w:pPr>
+              <w:spacing w:after="10" w:before="0"/>
+              <w:ind w:left="120"/>
+            </w:pPr>
+            <w:r>
+              <w:rPr>
+                <w:rFonts w:ascii="Arial" w:cs="Arial" w:eastAsia="Arial" w:hAnsi="Arial"/>
+                <w:color w:val="595959"/>
+                <w:sz w:val="14"/>
+                <w:szCs w:val="14"/>
+              </w:rPr>
+              <w:t xml:space="preserve">Source: CK-12</w:t>
+            </w:r>
+          </w:p>
+          <w:p>
+            <w:pPr>
+              <w:spacing w:after="10" w:before="0"/>
+              <w:ind w:left="120"/>
+            </w:pPr>
+            <w:hyperlink w:history="1" r:id="rIdgc1j4d9ns3k2_sde6-eiu">
+              <w:r>
+                <w:rPr>
+                  <w:rFonts w:ascii="Arial" w:cs="Arial" w:eastAsia="Arial" w:hAnsi="Arial"/>
+                  <w:color w:val="595959"/>
+                  <w:sz w:val="14"/>
+                  <w:szCs w:val="14"/>
+                  <w:u w:val="single" w:color="595959"/>
+                </w:rPr>
+                <w:t xml:space="preserve">🔍 Search ARES for similar readings</w:t>
+              </w:r>
+            </w:hyperlink>
+          </w:p>
+        </w:tc>
+        <w:tc>
+          <w:tcPr>
+            <w:tcW w:type="dxa" w:w="3040"/>
+            <w:shd w:fill="FFFFFF" w:color="auto" w:val="clear"/>
+            <w:tcMar>
+              <w:top w:type="dxa" w:w="60"/>
+              <w:left w:type="dxa" w:w="120"/>
+              <w:bottom w:type="dxa" w:w="60"/>
+              <w:right w:type="dxa" w:w="120"/>
+            </w:tcMar>
+            <w:vAlign w:val="top"/>
+          </w:tcPr>
+          <w:p>
+            <w:pPr>
+              <w:spacing w:after="40" w:before="0"/>
+              <w:jc w:val="left"/>
+            </w:pPr>
+            <w:r>
+              <w:rPr>
+                <w:rFonts w:ascii="Arial" w:cs="Arial" w:eastAsia="Arial" w:hAnsi="Arial"/>
+                <w:b w:val="false"/>
+                <w:bCs w:val="false"/>
+                <w:i w:val="false"/>
+                <w:iCs w:val="false"/>
+                <w:color w:val="000000"/>
+                <w:sz w:val="18"/>
+                <w:szCs w:val="18"/>
+              </w:rPr>
+              <w:t xml:space="preserve">Each learner individually receives (or views on screen) two documents side by side: (A) the original raw data list from Lesson 1 — 120 unorganised meal-choice entries — and (B) their group's fully completed data model containing the frequency table, three measures of central tendency, and graphs. Learners write a 3-sentence response in their exercise books answering: 'What could Mama Wanjiku actually do with document A? What can she do with document B? What made the difference?' After writing, learners share with a shoulder partner for 90 seconds before the teacher takes whole-class cold calls.</w:t>
+            </w:r>
+          </w:p>
+        </w:tc>
+        <w:tc>
+          <w:tcPr>
+            <w:tcW w:type="dxa" w:w="3040"/>
+            <w:shd w:fill="F2F2F2" w:color="auto" w:val="clear"/>
+            <w:tcMar>
+              <w:top w:type="dxa" w:w="60"/>
+              <w:left w:type="dxa" w:w="120"/>
+              <w:bottom w:type="dxa" w:w="60"/>
+              <w:right w:type="dxa" w:w="120"/>
+            </w:tcMar>
+            <w:vAlign w:val="top"/>
+          </w:tcPr>
+          <w:p>
+            <w:pPr>
+              <w:spacing w:after="40" w:before="0"/>
+              <w:jc w:val="left"/>
+            </w:pPr>
+            <w:r>
+              <w:rPr>
+                <w:rFonts w:ascii="Arial" w:cs="Arial" w:eastAsia="Arial" w:hAnsi="Arial"/>
+                <w:b w:val="false"/>
+                <w:bCs w:val="false"/>
+                <w:i w:val="false"/>
+                <w:iCs w:val="false"/>
+                <w:color w:val="000000"/>
+                <w:sz w:val="18"/>
+                <w:szCs w:val="18"/>
+              </w:rPr>
+              <w:t xml:space="preserve">Distribute or display the two documents. Say: 'Before we write Mama Wanjiku's final report, I want us to go back to the very beginning. Look at document A — the raw list from our first lesson. Look at document B — everything your group has built. In your book, write three sentences: What can Mama Wanjiku do with A? What can she do with B? What made the difference? You have 3 minutes — go.' [Allow 3 minutes of silent individual writing. Then say:] 'Share your three sentences with your shoulder partner — 90 seconds.' [After 90 seconds:] 'I am going to cold-call four people. Remember: I will wait 15 seconds before I call a name, so everyone should be ready.' Pause 15 seconds, then cold-call Learner 1: 'Achieng, what can Mama Wanjiku do with the raw list?' After response, cold-call Learner 2: 'Kamau, what can she do with the completed model?' Cold-call Learner 3: 'Fatuma, what made the difference?' Cold-call Learner 4: 'Omondi, would you add or change anything Fatuma said?' Write key phrases from learner responses on the board — these will be revisited when closing the DQB.</w:t>
+            </w:r>
+          </w:p>
+        </w:tc>
+        <w:tc>
+          <w:tcPr>
+            <w:tcW w:type="dxa" w:w="3040"/>
+            <w:shd w:fill="FFFFFF" w:color="auto" w:val="clear"/>
+            <w:tcMar>
+              <w:top w:type="dxa" w:w="60"/>
+              <w:left w:type="dxa" w:w="120"/>
+              <w:bottom w:type="dxa" w:w="60"/>
+              <w:right w:type="dxa" w:w="120"/>
+            </w:tcMar>
+            <w:vAlign w:val="top"/>
+          </w:tcPr>
+          <w:p>
+            <w:pPr>
+              <w:spacing w:after="40" w:before="0"/>
+              <w:jc w:val="left"/>
+            </w:pPr>
+            <w:r>
+              <w:rPr>
+                <w:rFonts w:ascii="Arial" w:cs="Arial" w:eastAsia="Arial" w:hAnsi="Arial"/>
+                <w:b w:val="false"/>
+                <w:bCs w:val="false"/>
+                <w:i w:val="false"/>
+                <w:iCs w:val="false"/>
+                <w:color w:val="000000"/>
+                <w:sz w:val="18"/>
+                <w:szCs w:val="18"/>
+              </w:rPr>
+              <w:t xml:space="preserve">Contrastive Analysis (Before/After Comparison): Placing the raw unorganised data next to the fully developed statistical model forces learners to name, in their own words, the cognitive and procedural work done across all eight lessons. This strategy activates prior knowledge from all seven previous lessons simultaneously and creates a felt sense of progress that motivates the final synthesis task.</w:t>
+            </w:r>
+          </w:p>
+        </w:tc>
+        <w:tc>
+          <w:tcPr>
+            <w:tcW w:type="dxa" w:w="3040"/>
+            <w:shd w:fill="F2F2F2" w:color="auto" w:val="clear"/>
+            <w:tcMar>
+              <w:top w:type="dxa" w:w="60"/>
+              <w:left w:type="dxa" w:w="120"/>
+              <w:bottom w:type="dxa" w:w="60"/>
+              <w:right w:type="dxa" w:w="120"/>
+            </w:tcMar>
+            <w:vAlign w:val="top"/>
+          </w:tcPr>
+          <w:p>
+            <w:pPr>
+              <w:spacing w:after="40" w:before="0"/>
+              <w:jc w:val="left"/>
+            </w:pPr>
+            <w:r>
+              <w:rPr>
+                <w:rFonts w:ascii="Arial" w:cs="Arial" w:eastAsia="Arial" w:hAnsi="Arial"/>
+                <w:b w:val="false"/>
+                <w:bCs w:val="false"/>
+                <w:i w:val="false"/>
+                <w:iCs w:val="false"/>
+                <w:color w:val="000000"/>
+                <w:sz w:val="18"/>
+                <w:szCs w:val="18"/>
+              </w:rPr>
+              <w:t xml:space="preserve">Teacher scans exercise books during the 3-minute writing period — look for learners who can name at least one specific statistical tool (e.g., 'the frequency table showed us which meal is most popular') rather than giving vague answers. During cold calls, listen for the key idea: 'organising/calculating/visualising the data' as the transformative step. Learners who say only 'the graph looks nicer' need a follow-up probe: 'But what decision can Mama Wanjiku make from the graph that she could not make from the raw list?'</w:t>
+            </w:r>
+          </w:p>
+        </w:tc>
+      </w:tr>
+      <w:tr>
+        <w:tc>
+          <w:tcPr>
+            <w:tcW w:type="dxa" w:w="1520"/>
+            <w:shd w:fill="D9EEF1" w:color="auto" w:val="clear"/>
+            <w:tcMar>
+              <w:top w:type="dxa" w:w="60"/>
+              <w:left w:type="dxa" w:w="120"/>
+              <w:bottom w:type="dxa" w:w="60"/>
+              <w:right w:type="dxa" w:w="120"/>
+            </w:tcMar>
+            <w:vAlign w:val="top"/>
+          </w:tcPr>
+          <w:p>
+            <w:pPr>
+              <w:spacing w:after="40" w:before="0"/>
+              <w:jc w:val="left"/>
+            </w:pPr>
+            <w:r>
+              <w:rPr>
+                <w:rFonts w:ascii="Arial" w:cs="Arial" w:eastAsia="Arial" w:hAnsi="Arial"/>
+                <w:b/>
+                <w:bCs/>
+                <w:i w:val="false"/>
+                <w:iCs w:val="false"/>
+                <w:color w:val="000000"/>
+                <w:sz w:val="18"/>
+                <w:szCs w:val="18"/>
+              </w:rPr>
+              <w:t xml:space="preserve">Observe Phase</w:t>
+            </w:r>
+          </w:p>
+          <w:p>
+            <w:pPr>
+              <w:spacing w:after="20" w:before="0"/>
+            </w:pPr>
+            <w:r>
+              <w:rPr>
+                <w:rFonts w:ascii="Arial" w:cs="Arial" w:eastAsia="Arial" w:hAnsi="Arial"/>
+                <w:b/>
+                <w:bCs/>
+                <w:color w:val="1F3864"/>
+                <w:sz w:val="16"/>
+                <w:szCs w:val="16"/>
+              </w:rPr>
+              <w:t xml:space="preserve">📹 VIDEO:</w:t>
+            </w:r>
+          </w:p>
+          <w:p>
+            <w:pPr>
+              <w:spacing w:after="20" w:before="0"/>
+            </w:pPr>
+            <w:hyperlink w:history="1" r:id="rId4tekdzzzd0tdrsissafkd">
               <w:r>
                 <w:rPr>
                   <w:rFonts w:ascii="Arial" w:cs="Arial" w:eastAsia="Arial" w:hAnsi="Arial"/>
@@ -24237,7 +24543,7 @@
               <w:spacing w:after="10" w:before="0"/>
               <w:ind w:left="120"/>
             </w:pPr>
-            <w:hyperlink w:history="1" r:id="rIddb9c1b98nbf6gylapen9i">
+            <w:hyperlink w:history="1" r:id="rIdsfckc2bzwcojeltibiwh_">
               <w:r>
                 <w:rPr>
                   <w:rFonts w:ascii="Arial" w:cs="Arial" w:eastAsia="Arial" w:hAnsi="Arial"/>
@@ -24275,6 +24581,618 @@
                 <w:sz w:val="16"/>
                 <w:szCs w:val="16"/>
               </w:rPr>
+              <w:t xml:space="preserve">📖 EXERCISE:</w:t>
+            </w:r>
+          </w:p>
+          <w:p>
+            <w:pPr>
+              <w:spacing w:after="20" w:before="0"/>
+            </w:pPr>
+            <w:hyperlink w:history="1" r:id="rIdhh_6rzlouklhgx3anaul3">
+              <w:r>
+                <w:rPr>
+                  <w:rFonts w:ascii="Arial" w:cs="Arial" w:eastAsia="Arial" w:hAnsi="Arial"/>
+                  <w:color w:val="2E75B6"/>
+                  <w:sz w:val="16"/>
+                  <w:szCs w:val="16"/>
+                  <w:u w:val="single" w:color="2E75B6"/>
+                </w:rPr>
+                <w:t xml:space="preserve">Ungrouped Data to Find the Mean Practice</w:t>
+              </w:r>
+            </w:hyperlink>
+          </w:p>
+          <w:p>
+            <w:pPr>
+              <w:spacing w:after="10" w:before="0"/>
+              <w:ind w:left="120"/>
+            </w:pPr>
+            <w:r>
+              <w:rPr>
+                <w:rFonts w:ascii="Arial" w:cs="Arial" w:eastAsia="Arial" w:hAnsi="Arial"/>
+                <w:color w:val="595959"/>
+                <w:sz w:val="14"/>
+                <w:szCs w:val="14"/>
+              </w:rPr>
+              <w:t xml:space="preserve">Source: CK-12</w:t>
+            </w:r>
+          </w:p>
+          <w:p>
+            <w:pPr>
+              <w:spacing w:after="10" w:before="0"/>
+              <w:ind w:left="120"/>
+            </w:pPr>
+            <w:hyperlink w:history="1" r:id="rIdvugmnuej0qj9kkxofm094">
+              <w:r>
+                <w:rPr>
+                  <w:rFonts w:ascii="Arial" w:cs="Arial" w:eastAsia="Arial" w:hAnsi="Arial"/>
+                  <w:color w:val="595959"/>
+                  <w:sz w:val="14"/>
+                  <w:szCs w:val="14"/>
+                  <w:u w:val="single" w:color="595959"/>
+                </w:rPr>
+                <w:t xml:space="preserve">🔍 Search ARES for similar readings</w:t>
+              </w:r>
+            </w:hyperlink>
+          </w:p>
+        </w:tc>
+        <w:tc>
+          <w:tcPr>
+            <w:tcW w:type="dxa" w:w="3040"/>
+            <w:shd w:fill="FFFFFF" w:color="auto" w:val="clear"/>
+            <w:tcMar>
+              <w:top w:type="dxa" w:w="60"/>
+              <w:left w:type="dxa" w:w="120"/>
+              <w:bottom w:type="dxa" w:w="60"/>
+              <w:right w:type="dxa" w:w="120"/>
+            </w:tcMar>
+            <w:vAlign w:val="top"/>
+          </w:tcPr>
+          <w:p>
+            <w:pPr>
+              <w:spacing w:after="40" w:before="0"/>
+              <w:jc w:val="left"/>
+            </w:pPr>
+            <w:r>
+              <w:rPr>
+                <w:rFonts w:ascii="Arial" w:cs="Arial" w:eastAsia="Arial" w:hAnsi="Arial"/>
+                <w:b w:val="false"/>
+                <w:bCs w:val="false"/>
+                <w:i w:val="false"/>
+                <w:iCs w:val="false"/>
+                <w:color w:val="000000"/>
+                <w:sz w:val="18"/>
+                <w:szCs w:val="18"/>
+              </w:rPr>
+              <w:t xml:space="preserve">Groups (same groups as Lessons 1–7) spread all their accumulated work on their desks: tally sheets, frequency distribution tables, calculations of mean, mode and median, and the three graph types. They conduct a 'Statistical Audit' using a five-item checklist (written on the board by the teacher): (1) Frequency distribution table with correct tallies and totals summing to 120; (2) Mean calculated correctly — 290 ÷ 5 = 58; (3) Mode identified correctly — 60; (4) Median identified correctly — 57; (5) At least two graph types drawn with correct labels, titles, and axes. Groups tick each item, correct any errors, and assign each group member one section of the final written report to draft (the report has four sections: Introduction, Data Table, Measures of Central Tendency, Graphs and Recommendation).</w:t>
+            </w:r>
+          </w:p>
+        </w:tc>
+        <w:tc>
+          <w:tcPr>
+            <w:tcW w:type="dxa" w:w="3040"/>
+            <w:shd w:fill="F2F2F2" w:color="auto" w:val="clear"/>
+            <w:tcMar>
+              <w:top w:type="dxa" w:w="60"/>
+              <w:left w:type="dxa" w:w="120"/>
+              <w:bottom w:type="dxa" w:w="60"/>
+              <w:right w:type="dxa" w:w="120"/>
+            </w:tcMar>
+            <w:vAlign w:val="top"/>
+          </w:tcPr>
+          <w:p>
+            <w:pPr>
+              <w:spacing w:after="40" w:before="0"/>
+              <w:jc w:val="left"/>
+            </w:pPr>
+            <w:r>
+              <w:rPr>
+                <w:rFonts w:ascii="Arial" w:cs="Arial" w:eastAsia="Arial" w:hAnsi="Arial"/>
+                <w:b w:val="false"/>
+                <w:bCs w:val="false"/>
+                <w:i w:val="false"/>
+                <w:iCs w:val="false"/>
+                <w:color w:val="000000"/>
+                <w:sz w:val="18"/>
+                <w:szCs w:val="18"/>
+              </w:rPr>
+              <w:t xml:space="preserve">Write the five-item Statistical Audit checklist on the board and say: 'This is your quality check before you write the final report. Every item must be ticked — no blanks allowed. If you find an error, fix it now. You have 7 minutes.' Circulate actively — visit every group at least once. At 4 minutes, give a verbal warning: 'Three minutes remaining for the audit — finalise your corrections.' At 7 minutes, call attention: 'Hands up if your group found at least one error during the audit.' Acknowledge responses without judgment: 'That is exactly what audits are for — catching errors before they reach the decision-maker.' Then say: 'Now assign report sections. I want to see every group member holding a pen and writing their section in the next 10 minutes. The report is addressed to Mama Wanjiku — write it as if she will actually read it, because she will.' [Teacher continues circulating, prompting groups where one learner is dominating the writing.]</w:t>
+            </w:r>
+          </w:p>
+        </w:tc>
+        <w:tc>
+          <w:tcPr>
+            <w:tcW w:type="dxa" w:w="3040"/>
+            <w:shd w:fill="FFFFFF" w:color="auto" w:val="clear"/>
+            <w:tcMar>
+              <w:top w:type="dxa" w:w="60"/>
+              <w:left w:type="dxa" w:w="120"/>
+              <w:bottom w:type="dxa" w:w="60"/>
+              <w:right w:type="dxa" w:w="120"/>
+            </w:tcMar>
+            <w:vAlign w:val="top"/>
+          </w:tcPr>
+          <w:p>
+            <w:pPr>
+              <w:spacing w:after="40" w:before="0"/>
+              <w:jc w:val="left"/>
+            </w:pPr>
+            <w:r>
+              <w:rPr>
+                <w:rFonts w:ascii="Arial" w:cs="Arial" w:eastAsia="Arial" w:hAnsi="Arial"/>
+                <w:b w:val="false"/>
+                <w:bCs w:val="false"/>
+                <w:i w:val="false"/>
+                <w:iCs w:val="false"/>
+                <w:color w:val="000000"/>
+                <w:sz w:val="18"/>
+                <w:szCs w:val="18"/>
+              </w:rPr>
+              <w:t xml:space="preserve">Statistical Audit Protocol: A structured self-assessment checklist that requires learners to verify numerical accuracy and completeness of all statistical outputs before synthesis. This mirrors authentic scientific and professional practice (data verification before reporting) and reinforces the lesson's core message that statistical work must be accurate to be useful — Mama Wanjiku will make real purchasing decisions based on this report.</w:t>
+            </w:r>
+          </w:p>
+        </w:tc>
+        <w:tc>
+          <w:tcPr>
+            <w:tcW w:type="dxa" w:w="3040"/>
+            <w:shd w:fill="F2F2F2" w:color="auto" w:val="clear"/>
+            <w:tcMar>
+              <w:top w:type="dxa" w:w="60"/>
+              <w:left w:type="dxa" w:w="120"/>
+              <w:bottom w:type="dxa" w:w="60"/>
+              <w:right w:type="dxa" w:w="120"/>
+            </w:tcMar>
+            <w:vAlign w:val="top"/>
+          </w:tcPr>
+          <w:p>
+            <w:pPr>
+              <w:spacing w:after="40" w:before="0"/>
+              <w:jc w:val="left"/>
+            </w:pPr>
+            <w:r>
+              <w:rPr>
+                <w:rFonts w:ascii="Arial" w:cs="Arial" w:eastAsia="Arial" w:hAnsi="Arial"/>
+                <w:b w:val="false"/>
+                <w:bCs w:val="false"/>
+                <w:i w:val="false"/>
+                <w:iCs w:val="false"/>
+                <w:color w:val="000000"/>
+                <w:sz w:val="18"/>
+                <w:szCs w:val="18"/>
+              </w:rPr>
+              <w:t xml:space="preserve">Teacher checks that frequency totals sum to 120 in every group's table — a total ≠ 120 signals a tally or arithmetic error that must be corrected before the report is written. Teacher checks that all three measures of central tendency are present and correctly labelled. Listen for group discussions about which graph type to include — groups that can articulate 'we are using the bar chart to compare meals and the pie chart to show proportions' demonstrate deeper understanding than groups that choose graphs arbitrarily.</w:t>
+            </w:r>
+          </w:p>
+        </w:tc>
+      </w:tr>
+      <w:tr>
+        <w:tc>
+          <w:tcPr>
+            <w:tcW w:type="dxa" w:w="1520"/>
+            <w:shd w:fill="E2EFDA" w:color="auto" w:val="clear"/>
+            <w:tcMar>
+              <w:top w:type="dxa" w:w="60"/>
+              <w:left w:type="dxa" w:w="120"/>
+              <w:bottom w:type="dxa" w:w="60"/>
+              <w:right w:type="dxa" w:w="120"/>
+            </w:tcMar>
+            <w:vAlign w:val="top"/>
+          </w:tcPr>
+          <w:p>
+            <w:pPr>
+              <w:spacing w:after="40" w:before="0"/>
+              <w:jc w:val="left"/>
+            </w:pPr>
+            <w:r>
+              <w:rPr>
+                <w:rFonts w:ascii="Arial" w:cs="Arial" w:eastAsia="Arial" w:hAnsi="Arial"/>
+                <w:b/>
+                <w:bCs/>
+                <w:i w:val="false"/>
+                <w:iCs w:val="false"/>
+                <w:color w:val="000000"/>
+                <w:sz w:val="18"/>
+                <w:szCs w:val="18"/>
+              </w:rPr>
+              <w:t xml:space="preserve">Explain Phase</w:t>
+            </w:r>
+          </w:p>
+          <w:p>
+            <w:pPr>
+              <w:spacing w:after="20" w:before="0"/>
+            </w:pPr>
+            <w:r>
+              <w:rPr>
+                <w:rFonts w:ascii="Arial" w:cs="Arial" w:eastAsia="Arial" w:hAnsi="Arial"/>
+                <w:b/>
+                <w:bCs/>
+                <w:color w:val="1F3864"/>
+                <w:sz w:val="16"/>
+                <w:szCs w:val="16"/>
+              </w:rPr>
+              <w:t xml:space="preserve">📹 VIDEO:</w:t>
+            </w:r>
+          </w:p>
+          <w:p>
+            <w:pPr>
+              <w:spacing w:after="20" w:before="0"/>
+            </w:pPr>
+            <w:hyperlink w:history="1" r:id="rIdew7ah5vlsplila7sdku-s">
+              <w:r>
+                <w:rPr>
+                  <w:rFonts w:ascii="Arial" w:cs="Arial" w:eastAsia="Arial" w:hAnsi="Arial"/>
+                  <w:color w:val="2E75B6"/>
+                  <w:sz w:val="16"/>
+                  <w:szCs w:val="16"/>
+                  <w:u w:val="single" w:color="2E75B6"/>
+                </w:rPr>
+                <w:t xml:space="preserve">Mean, median, &amp; mode example</w:t>
+              </w:r>
+            </w:hyperlink>
+          </w:p>
+          <w:p>
+            <w:pPr>
+              <w:spacing w:after="10" w:before="0"/>
+              <w:ind w:left="120"/>
+            </w:pPr>
+            <w:r>
+              <w:rPr>
+                <w:rFonts w:ascii="Arial" w:cs="Arial" w:eastAsia="Arial" w:hAnsi="Arial"/>
+                <w:color w:val="595959"/>
+                <w:sz w:val="14"/>
+                <w:szCs w:val="14"/>
+              </w:rPr>
+              <w:t xml:space="preserve">Source: Khan Academy (English - US curriculum)</w:t>
+            </w:r>
+          </w:p>
+          <w:p>
+            <w:pPr>
+              <w:spacing w:after="10" w:before="0"/>
+              <w:ind w:left="120"/>
+            </w:pPr>
+            <w:hyperlink w:history="1" r:id="rId2klulactwvzy5olg65b64">
+              <w:r>
+                <w:rPr>
+                  <w:rFonts w:ascii="Arial" w:cs="Arial" w:eastAsia="Arial" w:hAnsi="Arial"/>
+                  <w:color w:val="595959"/>
+                  <w:sz w:val="14"/>
+                  <w:szCs w:val="14"/>
+                  <w:u w:val="single" w:color="595959"/>
+                </w:rPr>
+                <w:t xml:space="preserve">🔍 Search ARES for similar videos</w:t>
+              </w:r>
+            </w:hyperlink>
+          </w:p>
+          <w:p>
+            <w:pPr>
+              <w:spacing w:after="40" w:before="0"/>
+            </w:pPr>
+            <w:r>
+              <w:rPr>
+                <w:sz w:val="14"/>
+                <w:szCs w:val="14"/>
+              </w:rPr>
+              <w:t xml:space="preserve"/>
+            </w:r>
+          </w:p>
+          <w:p>
+            <w:pPr>
+              <w:spacing w:after="20" w:before="0"/>
+            </w:pPr>
+            <w:r>
+              <w:rPr>
+                <w:rFonts w:ascii="Arial" w:cs="Arial" w:eastAsia="Arial" w:hAnsi="Arial"/>
+                <w:b/>
+                <w:bCs/>
+                <w:color w:val="1F3864"/>
+                <w:sz w:val="16"/>
+                <w:szCs w:val="16"/>
+              </w:rPr>
+              <w:t xml:space="preserve">📖 EXERCISE:</w:t>
+            </w:r>
+          </w:p>
+          <w:p>
+            <w:pPr>
+              <w:spacing w:after="20" w:before="0"/>
+            </w:pPr>
+            <w:hyperlink w:history="1" r:id="rIdpp5znfonowjuvtqs86gr3">
+              <w:r>
+                <w:rPr>
+                  <w:rFonts w:ascii="Arial" w:cs="Arial" w:eastAsia="Arial" w:hAnsi="Arial"/>
+                  <w:color w:val="2E75B6"/>
+                  <w:sz w:val="16"/>
+                  <w:szCs w:val="16"/>
+                  <w:u w:val="single" w:color="2E75B6"/>
+                </w:rPr>
+                <w:t xml:space="preserve">Mean, median, and mode</w:t>
+              </w:r>
+            </w:hyperlink>
+          </w:p>
+          <w:p>
+            <w:pPr>
+              <w:spacing w:after="10" w:before="0"/>
+              <w:ind w:left="120"/>
+            </w:pPr>
+            <w:r>
+              <w:rPr>
+                <w:rFonts w:ascii="Arial" w:cs="Arial" w:eastAsia="Arial" w:hAnsi="Arial"/>
+                <w:color w:val="595959"/>
+                <w:sz w:val="14"/>
+                <w:szCs w:val="14"/>
+              </w:rPr>
+              <w:t xml:space="preserve">Source: Khan Academy (English - US curriculum)</w:t>
+            </w:r>
+          </w:p>
+          <w:p>
+            <w:pPr>
+              <w:spacing w:after="10" w:before="0"/>
+              <w:ind w:left="120"/>
+            </w:pPr>
+            <w:hyperlink w:history="1" r:id="rId76r3tknp3vmr--jjmasyq">
+              <w:r>
+                <w:rPr>
+                  <w:rFonts w:ascii="Arial" w:cs="Arial" w:eastAsia="Arial" w:hAnsi="Arial"/>
+                  <w:color w:val="595959"/>
+                  <w:sz w:val="14"/>
+                  <w:szCs w:val="14"/>
+                  <w:u w:val="single" w:color="595959"/>
+                </w:rPr>
+                <w:t xml:space="preserve">🔍 Search ARES for similar readings</w:t>
+              </w:r>
+            </w:hyperlink>
+          </w:p>
+        </w:tc>
+        <w:tc>
+          <w:tcPr>
+            <w:tcW w:type="dxa" w:w="3040"/>
+            <w:shd w:fill="FFFFFF" w:color="auto" w:val="clear"/>
+            <w:tcMar>
+              <w:top w:type="dxa" w:w="60"/>
+              <w:left w:type="dxa" w:w="120"/>
+              <w:bottom w:type="dxa" w:w="60"/>
+              <w:right w:type="dxa" w:w="120"/>
+            </w:tcMar>
+            <w:vAlign w:val="top"/>
+          </w:tcPr>
+          <w:p>
+            <w:pPr>
+              <w:spacing w:after="40" w:before="0"/>
+              <w:jc w:val="left"/>
+            </w:pPr>
+            <w:r>
+              <w:rPr>
+                <w:rFonts w:ascii="Arial" w:cs="Arial" w:eastAsia="Arial" w:hAnsi="Arial"/>
+                <w:b w:val="false"/>
+                <w:bCs w:val="false"/>
+                <w:i w:val="false"/>
+                <w:iCs w:val="false"/>
+                <w:color w:val="000000"/>
+                <w:sz w:val="18"/>
+                <w:szCs w:val="18"/>
+              </w:rPr>
+              <w:t xml:space="preserve">Three groups present their final reports to the class (selected by the teacher to represent a range of approaches). Each presentation lasts 3 minutes maximum: one learner presents the data table, one presents the measures of central tendency, one presents the graphs, and one delivers the recommendation to Mama Wanjiku. After each presentation, the class gives structured peer feedback using the sentence frame written on the board: 'Your report helped Mama Wanjiku by ___. One thing you could add or clarify is ___.' Presenting groups take notes on the feedback for a final 2-minute revision of their reports at the end of the phase.</w:t>
+            </w:r>
+          </w:p>
+        </w:tc>
+        <w:tc>
+          <w:tcPr>
+            <w:tcW w:type="dxa" w:w="3040"/>
+            <w:shd w:fill="F2F2F2" w:color="auto" w:val="clear"/>
+            <w:tcMar>
+              <w:top w:type="dxa" w:w="60"/>
+              <w:left w:type="dxa" w:w="120"/>
+              <w:bottom w:type="dxa" w:w="60"/>
+              <w:right w:type="dxa" w:w="120"/>
+            </w:tcMar>
+            <w:vAlign w:val="top"/>
+          </w:tcPr>
+          <w:p>
+            <w:pPr>
+              <w:spacing w:after="40" w:before="0"/>
+              <w:jc w:val="left"/>
+            </w:pPr>
+            <w:r>
+              <w:rPr>
+                <w:rFonts w:ascii="Arial" w:cs="Arial" w:eastAsia="Arial" w:hAnsi="Arial"/>
+                <w:b w:val="false"/>
+                <w:bCs w:val="false"/>
+                <w:i w:val="false"/>
+                <w:iCs w:val="false"/>
+                <w:color w:val="000000"/>
+                <w:sz w:val="18"/>
+                <w:szCs w:val="18"/>
+              </w:rPr>
+              <w:t xml:space="preserve">Before presentations begin, write the peer-feedback sentence frame on the board. Say: 'Three groups will present. While they present, every other group writes feedback using this sentence frame. I will cold-call two people from the audience after each presentation — not the presenter's group — to share their feedback aloud. Wait time is 15 seconds, so be ready.' [After Group 1 presents:] Pause 15 seconds, then cold-call: 'Njeri, what is your feedback for Group 1?' Then: 'Wafula, do you agree, or do you have a different view?' After all three presentations, ask the whole class: 'Every group used mean, mode and median. I want to ask one deeper question — why did we need all three? Why wasn't the mode alone enough for Mama Wanjiku?' Pause 15 seconds. Cold-call: 'Chebet, what do you think?' Then: 'Abdi, can you add to that?' Anticipated answer to draw out: 'The mode tells us the most common amount, but the mean balances out all the days, and the median is not pulled up by one unusually busy day — together they give Mama Wanjiku a fuller picture.' Write this synthesis on the board verbatim as it emerges from learners.</w:t>
+            </w:r>
+          </w:p>
+        </w:tc>
+        <w:tc>
+          <w:tcPr>
+            <w:tcW w:type="dxa" w:w="3040"/>
+            <w:shd w:fill="FFFFFF" w:color="auto" w:val="clear"/>
+            <w:tcMar>
+              <w:top w:type="dxa" w:w="60"/>
+              <w:left w:type="dxa" w:w="120"/>
+              <w:bottom w:type="dxa" w:w="60"/>
+              <w:right w:type="dxa" w:w="120"/>
+            </w:tcMar>
+            <w:vAlign w:val="top"/>
+          </w:tcPr>
+          <w:p>
+            <w:pPr>
+              <w:spacing w:after="40" w:before="0"/>
+              <w:jc w:val="left"/>
+            </w:pPr>
+            <w:r>
+              <w:rPr>
+                <w:rFonts w:ascii="Arial" w:cs="Arial" w:eastAsia="Arial" w:hAnsi="Arial"/>
+                <w:b w:val="false"/>
+                <w:bCs w:val="false"/>
+                <w:i w:val="false"/>
+                <w:iCs w:val="false"/>
+                <w:color w:val="000000"/>
+                <w:sz w:val="18"/>
+                <w:szCs w:val="18"/>
+              </w:rPr>
+              <w:t xml:space="preserve">Gallery-Style Structured Presentations with Peer Feedback Frames: Requiring presenters to address a real audience (Mama Wanjiku, represented by the class) and receive structured feedback develops both statistical communication skills and metacognitive awareness. The sentence frame ('Your report helped Mama Wanjiku by…') keeps feedback anchored to the phenomenon rather than drifting into generic praise, ensuring that every comment made in the room reinforces why statistics matter for real Kenyan decision-makers.</w:t>
+            </w:r>
+          </w:p>
+        </w:tc>
+        <w:tc>
+          <w:tcPr>
+            <w:tcW w:type="dxa" w:w="3040"/>
+            <w:shd w:fill="F2F2F2" w:color="auto" w:val="clear"/>
+            <w:tcMar>
+              <w:top w:type="dxa" w:w="60"/>
+              <w:left w:type="dxa" w:w="120"/>
+              <w:bottom w:type="dxa" w:w="60"/>
+              <w:right w:type="dxa" w:w="120"/>
+            </w:tcMar>
+            <w:vAlign w:val="top"/>
+          </w:tcPr>
+          <w:p>
+            <w:pPr>
+              <w:spacing w:after="40" w:before="0"/>
+              <w:jc w:val="left"/>
+            </w:pPr>
+            <w:r>
+              <w:rPr>
+                <w:rFonts w:ascii="Arial" w:cs="Arial" w:eastAsia="Arial" w:hAnsi="Arial"/>
+                <w:b w:val="false"/>
+                <w:bCs w:val="false"/>
+                <w:i w:val="false"/>
+                <w:iCs w:val="false"/>
+                <w:color w:val="000000"/>
+                <w:sz w:val="18"/>
+                <w:szCs w:val="18"/>
+              </w:rPr>
+              <w:t xml:space="preserve">Teacher listens specifically for whether recommendations are evidence-based: 'Mama Wanjiku should prepare 60 portions of ugali because the mode is 60' is acceptable; 'Mama Wanjiku should prepare about 58 portions' using the mean is also acceptable; the strongest responses will acknowledge all three measures and recommend a range (e.g., 57–60 portions) with explicit reasoning. Peer feedback quality also reveals understanding — feedback that references specific numbers ('your mode was listed as 58 but from the table it should be 60') shows higher-order engagement than generic comments.</w:t>
+            </w:r>
+          </w:p>
+        </w:tc>
+      </w:tr>
+      <w:tr>
+        <w:tc>
+          <w:tcPr>
+            <w:tcW w:type="dxa" w:w="1520"/>
+            <w:shd w:fill="FCE4D6" w:color="auto" w:val="clear"/>
+            <w:tcMar>
+              <w:top w:type="dxa" w:w="60"/>
+              <w:left w:type="dxa" w:w="120"/>
+              <w:bottom w:type="dxa" w:w="60"/>
+              <w:right w:type="dxa" w:w="120"/>
+            </w:tcMar>
+            <w:vAlign w:val="top"/>
+          </w:tcPr>
+          <w:p>
+            <w:pPr>
+              <w:spacing w:after="40" w:before="0"/>
+              <w:jc w:val="left"/>
+            </w:pPr>
+            <w:r>
+              <w:rPr>
+                <w:rFonts w:ascii="Arial" w:cs="Arial" w:eastAsia="Arial" w:hAnsi="Arial"/>
+                <w:b/>
+                <w:bCs/>
+                <w:i w:val="false"/>
+                <w:iCs w:val="false"/>
+                <w:color w:val="000000"/>
+                <w:sz w:val="18"/>
+                <w:szCs w:val="18"/>
+              </w:rPr>
+              <w:t xml:space="preserve">Driving Question Board (DQB) Creation</w:t>
+            </w:r>
+          </w:p>
+          <w:p>
+            <w:pPr>
+              <w:spacing w:after="20" w:before="0"/>
+            </w:pPr>
+            <w:r>
+              <w:rPr>
+                <w:rFonts w:ascii="Arial" w:cs="Arial" w:eastAsia="Arial" w:hAnsi="Arial"/>
+                <w:b/>
+                <w:bCs/>
+                <w:color w:val="1F3864"/>
+                <w:sz w:val="16"/>
+                <w:szCs w:val="16"/>
+              </w:rPr>
+              <w:t xml:space="preserve">📹 VIDEO:</w:t>
+            </w:r>
+          </w:p>
+          <w:p>
+            <w:pPr>
+              <w:spacing w:after="20" w:before="0"/>
+            </w:pPr>
+            <w:hyperlink w:history="1" r:id="rId_if2zlhxr6tk0menb0ven">
+              <w:r>
+                <w:rPr>
+                  <w:rFonts w:ascii="Arial" w:cs="Arial" w:eastAsia="Arial" w:hAnsi="Arial"/>
+                  <w:color w:val="2E75B6"/>
+                  <w:sz w:val="16"/>
+                  <w:szCs w:val="16"/>
+                  <w:u w:val="single" w:color="2E75B6"/>
+                </w:rPr>
+                <w:t xml:space="preserve">Statistics intro: Mean, median, &amp; mode</w:t>
+              </w:r>
+            </w:hyperlink>
+          </w:p>
+          <w:p>
+            <w:pPr>
+              <w:spacing w:after="10" w:before="0"/>
+              <w:ind w:left="120"/>
+            </w:pPr>
+            <w:r>
+              <w:rPr>
+                <w:rFonts w:ascii="Arial" w:cs="Arial" w:eastAsia="Arial" w:hAnsi="Arial"/>
+                <w:color w:val="595959"/>
+                <w:sz w:val="14"/>
+                <w:szCs w:val="14"/>
+              </w:rPr>
+              <w:t xml:space="preserve">Source: Khan Academy (English - US curriculum)</w:t>
+            </w:r>
+          </w:p>
+          <w:p>
+            <w:pPr>
+              <w:spacing w:after="10" w:before="0"/>
+              <w:ind w:left="120"/>
+            </w:pPr>
+            <w:hyperlink w:history="1" r:id="rIdz6_kfjr25cvlbykvwgtma">
+              <w:r>
+                <w:rPr>
+                  <w:rFonts w:ascii="Arial" w:cs="Arial" w:eastAsia="Arial" w:hAnsi="Arial"/>
+                  <w:color w:val="595959"/>
+                  <w:sz w:val="14"/>
+                  <w:szCs w:val="14"/>
+                  <w:u w:val="single" w:color="595959"/>
+                </w:rPr>
+                <w:t xml:space="preserve">🔍 Search ARES for similar videos</w:t>
+              </w:r>
+            </w:hyperlink>
+          </w:p>
+          <w:p>
+            <w:pPr>
+              <w:spacing w:after="40" w:before="0"/>
+            </w:pPr>
+            <w:r>
+              <w:rPr>
+                <w:sz w:val="14"/>
+                <w:szCs w:val="14"/>
+              </w:rPr>
+              <w:t xml:space="preserve"/>
+            </w:r>
+          </w:p>
+          <w:p>
+            <w:pPr>
+              <w:spacing w:after="20" w:before="0"/>
+            </w:pPr>
+            <w:r>
+              <w:rPr>
+                <w:rFonts w:ascii="Arial" w:cs="Arial" w:eastAsia="Arial" w:hAnsi="Arial"/>
+                <w:b/>
+                <w:bCs/>
+                <w:color w:val="1F3864"/>
+                <w:sz w:val="16"/>
+                <w:szCs w:val="16"/>
+              </w:rPr>
               <w:t xml:space="preserve">📖 HTML:</w:t>
             </w:r>
           </w:p>
@@ -24282,7 +25200,7 @@
             <w:pPr>
               <w:spacing w:after="20" w:before="0"/>
             </w:pPr>
-            <w:hyperlink w:history="1" r:id="rIdh-_-vrtp52u6xo51dspqa">
+            <w:hyperlink w:history="1" r:id="rIdsqzmuftsfhaykaxdvxs0_">
               <w:r>
                 <w:rPr>
                   <w:rFonts w:ascii="Arial" w:cs="Arial" w:eastAsia="Arial" w:hAnsi="Arial"/>
@@ -24315,7 +25233,7 @@
               <w:spacing w:after="10" w:before="0"/>
               <w:ind w:left="120"/>
             </w:pPr>
-            <w:hyperlink w:history="1" r:id="rIdix4xaytn51lhooklg9xmq">
+            <w:hyperlink w:history="1" r:id="rIdeavzjqlyaq7_fpqpaap6m">
               <w:r>
                 <w:rPr>
                   <w:rFonts w:ascii="Arial" w:cs="Arial" w:eastAsia="Arial" w:hAnsi="Arial"/>
@@ -24357,7 +25275,7 @@
                 <w:sz w:val="18"/>
                 <w:szCs w:val="18"/>
               </w:rPr>
-              <w:t xml:space="preserve">Each learner individually receives (or views on screen) two documents side by side: (A) the original raw data list from Lesson 1 — 120 unorganised meal-choice entries — and (B) their group's fully completed data model containing the frequency table, three measures of central tendency, and graphs. Learners write a 3-sentence response in their exercise books answering: 'What could Mama Wanjiku actually do with document A? What can she do with document B? What made the difference?' After writing, learners share with a shoulder partner for 90 seconds before the teacher takes whole-class cold calls.</w:t>
+              <w:t xml:space="preserve">The teacher reveals the full Driving Question Board — displayed at the front of the room and containing every question that has been added across Lessons 1–7. These include questions such as: 'Why does the mean change when we add a new data point?', 'Which graph is best for comparing meals?', 'Why does ordering matter for median but not for mode?', and 'Can these tools help beyond the canteen?' Learners, in pairs, are assigned one question card each and write a 2-sentence answer on a sticky note in a different colour (green = answered, replacing the original question card). The class then reviews the completed board together, with the teacher reading each green answer aloud and asking for a show of hands: 'Do we agree this question is fully answered?' The driving question itself — 'How can we turn raw data from our school and community into statistics and graphs that help Mama Wanjiku — and other Kenyan decision-makers — solve real problems?' — is answered last, collectively, as a class oral statement that the teacher scribes on the board.</w:t>
             </w:r>
           </w:p>
         </w:tc>
@@ -24389,7 +25307,7 @@
                 <w:sz w:val="18"/>
                 <w:szCs w:val="18"/>
               </w:rPr>
-              <w:t xml:space="preserve">Distribute or display the two documents. Say: 'Before we write Mama Wanjiku's final report, I want us to go back to the very beginning. Look at document A — the raw list from our first lesson. Look at document B — everything your group has built. In your book, write three sentences: What can Mama Wanjiku do with A? What can she do with B? What made the difference? You have 3 minutes — go.' [Allow 3 minutes of silent individual writing. Then say:] 'Share your three sentences with your shoulder partner — 90 seconds.' [After 90 seconds:] 'I am going to cold-call four people. Remember: I will wait 15 seconds before I call a name, so everyone should be ready.' Pause 15 seconds, then cold-call Learner 1: 'Achieng, what can Mama Wanjiku do with the raw list?' After response, cold-call Learner 2: 'Kamau, what can she do with the completed model?' Cold-call Learner 3: 'Fatuma, what made the difference?' Cold-call Learner 4: 'Omondi, would you add or change anything Fatuma said?' Write key phrases from learner responses on the board — these will be revisited when closing the DQB.</w:t>
+              <w:t xml:space="preserve">Gesture to the DQB and say: 'This board has held our questions since Lesson 1. Today we close it — every question gets a green answer. Work with your partner — you have one question card. Write your answer in two sentences on a green sticky note. You have 4 minutes.' [Circulate to support pairs who are stuck — prompt with 'Look at your report. Which part of your statistical work answers this question?'] After 4 minutes, lead the gallery walk: read each green answer aloud. For contested answers, invite a show of hands and a brief 30-second discussion. Finally, say: 'Now for the big one — our driving question. I will read it aloud. Then I will give you 15 seconds of thinking time, and I want one volunteer to give us the class answer in two or three sentences.' Read the driving question slowly. Pause 15 seconds. Take the volunteer's response, then say: 'Let me write that on the board as our official class answer.' Scribe the answer, then say: 'That answer — that is what eight lessons of statistics looks like. Mama Wanjiku can now walk into the canteen on Monday morning with a plan based on evidence, not memory.'</w:t>
             </w:r>
           </w:p>
         </w:tc>
@@ -24421,7 +25339,7 @@
                 <w:sz w:val="18"/>
                 <w:szCs w:val="18"/>
               </w:rPr>
-              <w:t xml:space="preserve">Contrastive Analysis (Before/After Comparison): Placing the raw unorganised data next to the fully developed statistical model forces learners to name, in their own words, the cognitive and procedural work done across all eight lessons. This strategy activates prior knowledge from all seven previous lessons simultaneously and creates a felt sense of progress that motivates the final synthesis task.</w:t>
+              <w:t xml:space="preserve">Driving Question Board Closure Protocol: Physically replacing question cards with answer cards — in a different colour — makes the growth of understanding tangible and visible. Learners experience the satisfying intellectual closure of a completed inquiry cycle, which consolidates the unit's narrative arc. Answering the driving question collectively as a final oral synthesis ensures that the big idea ('raw data + statistical tools = decision-making power') is explicitly stated in learners' own language before the lesson ends.</w:t>
             </w:r>
           </w:p>
         </w:tc>
@@ -24453,7 +25371,7 @@
                 <w:sz w:val="18"/>
                 <w:szCs w:val="18"/>
               </w:rPr>
-              <w:t xml:space="preserve">Teacher scans exercise books during the 3-minute writing period — look for learners who can name at least one specific statistical tool (e.g., 'the frequency table showed us which meal is most popular') rather than giving vague answers. During cold calls, listen for the key idea: 'organising/calculating/visualising the data' as the transformative step. Learners who say only 'the graph looks nicer' need a follow-up probe: 'But what decision can Mama Wanjiku make from the graph that she could not make from the raw list?'</w:t>
+              <w:t xml:space="preserve">Teacher reads every green answer before accepting it — look for answers that are too vague ('we learned about statistics') and prompt revision: 'Can you name one specific tool and one specific decision it supports?' The driving question answer is the most important formative indicator: a strong answer will name at least two statistical tools (e.g., frequency table + bar chart, or mean + pie chart) AND connect them to a specific decision outcome for Mama Wanjiku or another Kenyan decision-maker. Weak answers that cannot name tools signal a learner who needs additional consolidation support.</w:t>
             </w:r>
           </w:p>
         </w:tc>
@@ -24462,32 +25380,32 @@
         <w:tc>
           <w:tcPr>
             <w:tcW w:type="dxa" w:w="1520"/>
-            <w:shd w:fill="D9EEF1" w:color="auto" w:val="clear"/>
-            <w:tcMar>
-              <w:top w:type="dxa" w:w="60"/>
-              <w:left w:type="dxa" w:w="120"/>
-              <w:bottom w:type="dxa" w:w="60"/>
-              <w:right w:type="dxa" w:w="120"/>
-            </w:tcMar>
-            <w:vAlign w:val="top"/>
-          </w:tcPr>
-          <w:p>
-            <w:pPr>
-              <w:spacing w:after="40" w:before="0"/>
-              <w:jc w:val="left"/>
-            </w:pPr>
-            <w:r>
-              <w:rPr>
-                <w:rFonts w:ascii="Arial" w:cs="Arial" w:eastAsia="Arial" w:hAnsi="Arial"/>
-                <w:b/>
-                <w:bCs/>
-                <w:i w:val="false"/>
-                <w:iCs w:val="false"/>
-                <w:color w:val="000000"/>
-                <w:sz w:val="18"/>
-                <w:szCs w:val="18"/>
-              </w:rPr>
-              <w:t xml:space="preserve">Observe Phase</w:t>
+            <w:shd w:fill="D5E8F0" w:color="auto" w:val="clear"/>
+            <w:tcMar>
+              <w:top w:type="dxa" w:w="60"/>
+              <w:left w:type="dxa" w:w="120"/>
+              <w:bottom w:type="dxa" w:w="60"/>
+              <w:right w:type="dxa" w:w="120"/>
+            </w:tcMar>
+            <w:vAlign w:val="top"/>
+          </w:tcPr>
+          <w:p>
+            <w:pPr>
+              <w:spacing w:after="40" w:before="0"/>
+              <w:jc w:val="left"/>
+            </w:pPr>
+            <w:r>
+              <w:rPr>
+                <w:rFonts w:ascii="Arial" w:cs="Arial" w:eastAsia="Arial" w:hAnsi="Arial"/>
+                <w:b/>
+                <w:bCs/>
+                <w:i w:val="false"/>
+                <w:iCs w:val="false"/>
+                <w:color w:val="000000"/>
+                <w:sz w:val="18"/>
+                <w:szCs w:val="18"/>
+              </w:rPr>
+              <w:t xml:space="preserve">Model Building Phase</w:t>
             </w:r>
           </w:p>
           <w:p>
@@ -24510,7 +25428,7 @@
             <w:pPr>
               <w:spacing w:after="20" w:before="0"/>
             </w:pPr>
-            <w:hyperlink w:history="1" r:id="rIdjscjsiobqlwlahhrqrgox">
+            <w:hyperlink w:history="1" r:id="rIdwwxa4evq-7-dek4jccgau">
               <w:r>
                 <w:rPr>
                   <w:rFonts w:ascii="Arial" w:cs="Arial" w:eastAsia="Arial" w:hAnsi="Arial"/>
@@ -24519,7 +25437,7 @@
                   <w:szCs w:val="16"/>
                   <w:u w:val="single" w:color="2E75B6"/>
                 </w:rPr>
-                <w:t xml:space="preserve">Ungrouped Data to Find the Mean Principles</w:t>
+                <w:t xml:space="preserve">Statistics intro: Mean, median, &amp; mode</w:t>
               </w:r>
             </w:hyperlink>
           </w:p>
@@ -24535,7 +25453,7 @@
                 <w:sz w:val="14"/>
                 <w:szCs w:val="14"/>
               </w:rPr>
-              <w:t xml:space="preserve">Source: CK-12</w:t>
+              <w:t xml:space="preserve">Source: Khan Academy (English - US curriculum)</w:t>
             </w:r>
           </w:p>
           <w:p>
@@ -24543,7 +25461,7 @@
               <w:spacing w:after="10" w:before="0"/>
               <w:ind w:left="120"/>
             </w:pPr>
-            <w:hyperlink w:history="1" r:id="rIdrqpwvcj79euqlzghus2tx">
+            <w:hyperlink w:history="1" r:id="rId5zabji5xxufkdnlbc2s0d">
               <w:r>
                 <w:rPr>
                   <w:rFonts w:ascii="Arial" w:cs="Arial" w:eastAsia="Arial" w:hAnsi="Arial"/>
@@ -24588,7 +25506,7 @@
             <w:pPr>
               <w:spacing w:after="20" w:before="0"/>
             </w:pPr>
-            <w:hyperlink w:history="1" r:id="rIdenxwfjcbydz7o4c37fmka">
+            <w:hyperlink w:history="1" r:id="rIdrgqviwqawl4uthmrl2qh4">
               <w:r>
                 <w:rPr>
                   <w:rFonts w:ascii="Arial" w:cs="Arial" w:eastAsia="Arial" w:hAnsi="Arial"/>
@@ -24621,925 +25539,7 @@
               <w:spacing w:after="10" w:before="0"/>
               <w:ind w:left="120"/>
             </w:pPr>
-            <w:hyperlink w:history="1" r:id="rIdqucqjzkpsttcgaw9u0bfg">
-              <w:r>
-                <w:rPr>
-                  <w:rFonts w:ascii="Arial" w:cs="Arial" w:eastAsia="Arial" w:hAnsi="Arial"/>
-                  <w:color w:val="595959"/>
-                  <w:sz w:val="14"/>
-                  <w:szCs w:val="14"/>
-                  <w:u w:val="single" w:color="595959"/>
-                </w:rPr>
-                <w:t xml:space="preserve">🔍 Search ARES for similar readings</w:t>
-              </w:r>
-            </w:hyperlink>
-          </w:p>
-        </w:tc>
-        <w:tc>
-          <w:tcPr>
-            <w:tcW w:type="dxa" w:w="3040"/>
-            <w:shd w:fill="FFFFFF" w:color="auto" w:val="clear"/>
-            <w:tcMar>
-              <w:top w:type="dxa" w:w="60"/>
-              <w:left w:type="dxa" w:w="120"/>
-              <w:bottom w:type="dxa" w:w="60"/>
-              <w:right w:type="dxa" w:w="120"/>
-            </w:tcMar>
-            <w:vAlign w:val="top"/>
-          </w:tcPr>
-          <w:p>
-            <w:pPr>
-              <w:spacing w:after="40" w:before="0"/>
-              <w:jc w:val="left"/>
-            </w:pPr>
-            <w:r>
-              <w:rPr>
-                <w:rFonts w:ascii="Arial" w:cs="Arial" w:eastAsia="Arial" w:hAnsi="Arial"/>
-                <w:b w:val="false"/>
-                <w:bCs w:val="false"/>
-                <w:i w:val="false"/>
-                <w:iCs w:val="false"/>
-                <w:color w:val="000000"/>
-                <w:sz w:val="18"/>
-                <w:szCs w:val="18"/>
-              </w:rPr>
-              <w:t xml:space="preserve">Groups (same groups as Lessons 1–7) spread all their accumulated work on their desks: tally sheets, frequency distribution tables, calculations of mean, mode and median, and the three graph types. They conduct a 'Statistical Audit' using a five-item checklist (written on the board by the teacher): (1) Frequency distribution table with correct tallies and totals summing to 120; (2) Mean calculated correctly — 290 ÷ 5 = 58; (3) Mode identified correctly — 60; (4) Median identified correctly — 57; (5) At least two graph types drawn with correct labels, titles, and axes. Groups tick each item, correct any errors, and assign each group member one section of the final written report to draft (the report has four sections: Introduction, Data Table, Measures of Central Tendency, Graphs and Recommendation).</w:t>
-            </w:r>
-          </w:p>
-        </w:tc>
-        <w:tc>
-          <w:tcPr>
-            <w:tcW w:type="dxa" w:w="3040"/>
-            <w:shd w:fill="F2F2F2" w:color="auto" w:val="clear"/>
-            <w:tcMar>
-              <w:top w:type="dxa" w:w="60"/>
-              <w:left w:type="dxa" w:w="120"/>
-              <w:bottom w:type="dxa" w:w="60"/>
-              <w:right w:type="dxa" w:w="120"/>
-            </w:tcMar>
-            <w:vAlign w:val="top"/>
-          </w:tcPr>
-          <w:p>
-            <w:pPr>
-              <w:spacing w:after="40" w:before="0"/>
-              <w:jc w:val="left"/>
-            </w:pPr>
-            <w:r>
-              <w:rPr>
-                <w:rFonts w:ascii="Arial" w:cs="Arial" w:eastAsia="Arial" w:hAnsi="Arial"/>
-                <w:b w:val="false"/>
-                <w:bCs w:val="false"/>
-                <w:i w:val="false"/>
-                <w:iCs w:val="false"/>
-                <w:color w:val="000000"/>
-                <w:sz w:val="18"/>
-                <w:szCs w:val="18"/>
-              </w:rPr>
-              <w:t xml:space="preserve">Write the five-item Statistical Audit checklist on the board and say: 'This is your quality check before you write the final report. Every item must be ticked — no blanks allowed. If you find an error, fix it now. You have 7 minutes.' Circulate actively — visit every group at least once. At 4 minutes, give a verbal warning: 'Three minutes remaining for the audit — finalise your corrections.' At 7 minutes, call attention: 'Hands up if your group found at least one error during the audit.' Acknowledge responses without judgment: 'That is exactly what audits are for — catching errors before they reach the decision-maker.' Then say: 'Now assign report sections. I want to see every group member holding a pen and writing their section in the next 10 minutes. The report is addressed to Mama Wanjiku — write it as if she will actually read it, because she will.' [Teacher continues circulating, prompting groups where one learner is dominating the writing.]</w:t>
-            </w:r>
-          </w:p>
-        </w:tc>
-        <w:tc>
-          <w:tcPr>
-            <w:tcW w:type="dxa" w:w="3040"/>
-            <w:shd w:fill="FFFFFF" w:color="auto" w:val="clear"/>
-            <w:tcMar>
-              <w:top w:type="dxa" w:w="60"/>
-              <w:left w:type="dxa" w:w="120"/>
-              <w:bottom w:type="dxa" w:w="60"/>
-              <w:right w:type="dxa" w:w="120"/>
-            </w:tcMar>
-            <w:vAlign w:val="top"/>
-          </w:tcPr>
-          <w:p>
-            <w:pPr>
-              <w:spacing w:after="40" w:before="0"/>
-              <w:jc w:val="left"/>
-            </w:pPr>
-            <w:r>
-              <w:rPr>
-                <w:rFonts w:ascii="Arial" w:cs="Arial" w:eastAsia="Arial" w:hAnsi="Arial"/>
-                <w:b w:val="false"/>
-                <w:bCs w:val="false"/>
-                <w:i w:val="false"/>
-                <w:iCs w:val="false"/>
-                <w:color w:val="000000"/>
-                <w:sz w:val="18"/>
-                <w:szCs w:val="18"/>
-              </w:rPr>
-              <w:t xml:space="preserve">Statistical Audit Protocol: A structured self-assessment checklist that requires learners to verify numerical accuracy and completeness of all statistical outputs before synthesis. This mirrors authentic scientific and professional practice (data verification before reporting) and reinforces the lesson's core message that statistical work must be accurate to be useful — Mama Wanjiku will make real purchasing decisions based on this report.</w:t>
-            </w:r>
-          </w:p>
-        </w:tc>
-        <w:tc>
-          <w:tcPr>
-            <w:tcW w:type="dxa" w:w="3040"/>
-            <w:shd w:fill="F2F2F2" w:color="auto" w:val="clear"/>
-            <w:tcMar>
-              <w:top w:type="dxa" w:w="60"/>
-              <w:left w:type="dxa" w:w="120"/>
-              <w:bottom w:type="dxa" w:w="60"/>
-              <w:right w:type="dxa" w:w="120"/>
-            </w:tcMar>
-            <w:vAlign w:val="top"/>
-          </w:tcPr>
-          <w:p>
-            <w:pPr>
-              <w:spacing w:after="40" w:before="0"/>
-              <w:jc w:val="left"/>
-            </w:pPr>
-            <w:r>
-              <w:rPr>
-                <w:rFonts w:ascii="Arial" w:cs="Arial" w:eastAsia="Arial" w:hAnsi="Arial"/>
-                <w:b w:val="false"/>
-                <w:bCs w:val="false"/>
-                <w:i w:val="false"/>
-                <w:iCs w:val="false"/>
-                <w:color w:val="000000"/>
-                <w:sz w:val="18"/>
-                <w:szCs w:val="18"/>
-              </w:rPr>
-              <w:t xml:space="preserve">Teacher checks that frequency totals sum to 120 in every group's table — a total ≠ 120 signals a tally or arithmetic error that must be corrected before the report is written. Teacher checks that all three measures of central tendency are present and correctly labelled. Listen for group discussions about which graph type to include — groups that can articulate 'we are using the bar chart to compare meals and the pie chart to show proportions' demonstrate deeper understanding than groups that choose graphs arbitrarily.</w:t>
-            </w:r>
-          </w:p>
-        </w:tc>
-      </w:tr>
-      <w:tr>
-        <w:tc>
-          <w:tcPr>
-            <w:tcW w:type="dxa" w:w="1520"/>
-            <w:shd w:fill="E2EFDA" w:color="auto" w:val="clear"/>
-            <w:tcMar>
-              <w:top w:type="dxa" w:w="60"/>
-              <w:left w:type="dxa" w:w="120"/>
-              <w:bottom w:type="dxa" w:w="60"/>
-              <w:right w:type="dxa" w:w="120"/>
-            </w:tcMar>
-            <w:vAlign w:val="top"/>
-          </w:tcPr>
-          <w:p>
-            <w:pPr>
-              <w:spacing w:after="40" w:before="0"/>
-              <w:jc w:val="left"/>
-            </w:pPr>
-            <w:r>
-              <w:rPr>
-                <w:rFonts w:ascii="Arial" w:cs="Arial" w:eastAsia="Arial" w:hAnsi="Arial"/>
-                <w:b/>
-                <w:bCs/>
-                <w:i w:val="false"/>
-                <w:iCs w:val="false"/>
-                <w:color w:val="000000"/>
-                <w:sz w:val="18"/>
-                <w:szCs w:val="18"/>
-              </w:rPr>
-              <w:t xml:space="preserve">Explain Phase</w:t>
-            </w:r>
-          </w:p>
-          <w:p>
-            <w:pPr>
-              <w:spacing w:after="20" w:before="0"/>
-            </w:pPr>
-            <w:r>
-              <w:rPr>
-                <w:rFonts w:ascii="Arial" w:cs="Arial" w:eastAsia="Arial" w:hAnsi="Arial"/>
-                <w:b/>
-                <w:bCs/>
-                <w:color w:val="1F3864"/>
-                <w:sz w:val="16"/>
-                <w:szCs w:val="16"/>
-              </w:rPr>
-              <w:t xml:space="preserve">📹 VIDEO:</w:t>
-            </w:r>
-          </w:p>
-          <w:p>
-            <w:pPr>
-              <w:spacing w:after="20" w:before="0"/>
-            </w:pPr>
-            <w:hyperlink w:history="1" r:id="rIdilqvos8cy-i1ogvv0sdhk">
-              <w:r>
-                <w:rPr>
-                  <w:rFonts w:ascii="Arial" w:cs="Arial" w:eastAsia="Arial" w:hAnsi="Arial"/>
-                  <w:color w:val="2E75B6"/>
-                  <w:sz w:val="16"/>
-                  <w:szCs w:val="16"/>
-                  <w:u w:val="single" w:color="2E75B6"/>
-                </w:rPr>
-                <w:t xml:space="preserve">Ungrouped Data to Find the Mean Principles</w:t>
-              </w:r>
-            </w:hyperlink>
-          </w:p>
-          <w:p>
-            <w:pPr>
-              <w:spacing w:after="10" w:before="0"/>
-              <w:ind w:left="120"/>
-            </w:pPr>
-            <w:r>
-              <w:rPr>
-                <w:rFonts w:ascii="Arial" w:cs="Arial" w:eastAsia="Arial" w:hAnsi="Arial"/>
-                <w:color w:val="595959"/>
-                <w:sz w:val="14"/>
-                <w:szCs w:val="14"/>
-              </w:rPr>
-              <w:t xml:space="preserve">Source: CK-12</w:t>
-            </w:r>
-          </w:p>
-          <w:p>
-            <w:pPr>
-              <w:spacing w:after="10" w:before="0"/>
-              <w:ind w:left="120"/>
-            </w:pPr>
-            <w:hyperlink w:history="1" r:id="rId8nefcteanlbeel4rzui82">
-              <w:r>
-                <w:rPr>
-                  <w:rFonts w:ascii="Arial" w:cs="Arial" w:eastAsia="Arial" w:hAnsi="Arial"/>
-                  <w:color w:val="595959"/>
-                  <w:sz w:val="14"/>
-                  <w:szCs w:val="14"/>
-                  <w:u w:val="single" w:color="595959"/>
-                </w:rPr>
-                <w:t xml:space="preserve">🔍 Search ARES for similar videos</w:t>
-              </w:r>
-            </w:hyperlink>
-          </w:p>
-          <w:p>
-            <w:pPr>
-              <w:spacing w:after="40" w:before="0"/>
-            </w:pPr>
-            <w:r>
-              <w:rPr>
-                <w:sz w:val="14"/>
-                <w:szCs w:val="14"/>
-              </w:rPr>
-              <w:t xml:space="preserve"/>
-            </w:r>
-          </w:p>
-          <w:p>
-            <w:pPr>
-              <w:spacing w:after="20" w:before="0"/>
-            </w:pPr>
-            <w:r>
-              <w:rPr>
-                <w:rFonts w:ascii="Arial" w:cs="Arial" w:eastAsia="Arial" w:hAnsi="Arial"/>
-                <w:b/>
-                <w:bCs/>
-                <w:color w:val="1F3864"/>
-                <w:sz w:val="16"/>
-                <w:szCs w:val="16"/>
-              </w:rPr>
-              <w:t xml:space="preserve">📖 HTML:</w:t>
-            </w:r>
-          </w:p>
-          <w:p>
-            <w:pPr>
-              <w:spacing w:after="20" w:before="0"/>
-            </w:pPr>
-            <w:hyperlink w:history="1" r:id="rIdolbmgqdbsio-usy3rylwe">
-              <w:r>
-                <w:rPr>
-                  <w:rFonts w:ascii="Arial" w:cs="Arial" w:eastAsia="Arial" w:hAnsi="Arial"/>
-                  <w:color w:val="2E75B6"/>
-                  <w:sz w:val="16"/>
-                  <w:szCs w:val="16"/>
-                  <w:u w:val="single" w:color="2E75B6"/>
-                </w:rPr>
-                <w:t xml:space="preserve">Ungrouped Data to Find the Mean (Flexbook)</w:t>
-              </w:r>
-            </w:hyperlink>
-          </w:p>
-          <w:p>
-            <w:pPr>
-              <w:spacing w:after="10" w:before="0"/>
-              <w:ind w:left="120"/>
-            </w:pPr>
-            <w:r>
-              <w:rPr>
-                <w:rFonts w:ascii="Arial" w:cs="Arial" w:eastAsia="Arial" w:hAnsi="Arial"/>
-                <w:color w:val="595959"/>
-                <w:sz w:val="14"/>
-                <w:szCs w:val="14"/>
-              </w:rPr>
-              <w:t xml:space="preserve">Source: CK-12</w:t>
-            </w:r>
-          </w:p>
-          <w:p>
-            <w:pPr>
-              <w:spacing w:after="10" w:before="0"/>
-              <w:ind w:left="120"/>
-            </w:pPr>
-            <w:hyperlink w:history="1" r:id="rId_yrsddbtgjpnk7phcigqi">
-              <w:r>
-                <w:rPr>
-                  <w:rFonts w:ascii="Arial" w:cs="Arial" w:eastAsia="Arial" w:hAnsi="Arial"/>
-                  <w:color w:val="595959"/>
-                  <w:sz w:val="14"/>
-                  <w:szCs w:val="14"/>
-                  <w:u w:val="single" w:color="595959"/>
-                </w:rPr>
-                <w:t xml:space="preserve">🔍 Search ARES for similar readings</w:t>
-              </w:r>
-            </w:hyperlink>
-          </w:p>
-        </w:tc>
-        <w:tc>
-          <w:tcPr>
-            <w:tcW w:type="dxa" w:w="3040"/>
-            <w:shd w:fill="FFFFFF" w:color="auto" w:val="clear"/>
-            <w:tcMar>
-              <w:top w:type="dxa" w:w="60"/>
-              <w:left w:type="dxa" w:w="120"/>
-              <w:bottom w:type="dxa" w:w="60"/>
-              <w:right w:type="dxa" w:w="120"/>
-            </w:tcMar>
-            <w:vAlign w:val="top"/>
-          </w:tcPr>
-          <w:p>
-            <w:pPr>
-              <w:spacing w:after="40" w:before="0"/>
-              <w:jc w:val="left"/>
-            </w:pPr>
-            <w:r>
-              <w:rPr>
-                <w:rFonts w:ascii="Arial" w:cs="Arial" w:eastAsia="Arial" w:hAnsi="Arial"/>
-                <w:b w:val="false"/>
-                <w:bCs w:val="false"/>
-                <w:i w:val="false"/>
-                <w:iCs w:val="false"/>
-                <w:color w:val="000000"/>
-                <w:sz w:val="18"/>
-                <w:szCs w:val="18"/>
-              </w:rPr>
-              <w:t xml:space="preserve">Three groups present their final reports to the class (selected by the teacher to represent a range of approaches). Each presentation lasts 3 minutes maximum: one learner presents the data table, one presents the measures of central tendency, one presents the graphs, and one delivers the recommendation to Mama Wanjiku. After each presentation, the class gives structured peer feedback using the sentence frame written on the board: 'Your report helped Mama Wanjiku by ___. One thing you could add or clarify is ___.' Presenting groups take notes on the feedback for a final 2-minute revision of their reports at the end of the phase.</w:t>
-            </w:r>
-          </w:p>
-        </w:tc>
-        <w:tc>
-          <w:tcPr>
-            <w:tcW w:type="dxa" w:w="3040"/>
-            <w:shd w:fill="F2F2F2" w:color="auto" w:val="clear"/>
-            <w:tcMar>
-              <w:top w:type="dxa" w:w="60"/>
-              <w:left w:type="dxa" w:w="120"/>
-              <w:bottom w:type="dxa" w:w="60"/>
-              <w:right w:type="dxa" w:w="120"/>
-            </w:tcMar>
-            <w:vAlign w:val="top"/>
-          </w:tcPr>
-          <w:p>
-            <w:pPr>
-              <w:spacing w:after="40" w:before="0"/>
-              <w:jc w:val="left"/>
-            </w:pPr>
-            <w:r>
-              <w:rPr>
-                <w:rFonts w:ascii="Arial" w:cs="Arial" w:eastAsia="Arial" w:hAnsi="Arial"/>
-                <w:b w:val="false"/>
-                <w:bCs w:val="false"/>
-                <w:i w:val="false"/>
-                <w:iCs w:val="false"/>
-                <w:color w:val="000000"/>
-                <w:sz w:val="18"/>
-                <w:szCs w:val="18"/>
-              </w:rPr>
-              <w:t xml:space="preserve">Before presentations begin, write the peer-feedback sentence frame on the board. Say: 'Three groups will present. While they present, every other group writes feedback using this sentence frame. I will cold-call two people from the audience after each presentation — not the presenter's group — to share their feedback aloud. Wait time is 15 seconds, so be ready.' [After Group 1 presents:] Pause 15 seconds, then cold-call: 'Njeri, what is your feedback for Group 1?' Then: 'Wafula, do you agree, or do you have a different view?' After all three presentations, ask the whole class: 'Every group used mean, mode and median. I want to ask one deeper question — why did we need all three? Why wasn't the mode alone enough for Mama Wanjiku?' Pause 15 seconds. Cold-call: 'Chebet, what do you think?' Then: 'Abdi, can you add to that?' Anticipated answer to draw out: 'The mode tells us the most common amount, but the mean balances out all the days, and the median is not pulled up by one unusually busy day — together they give Mama Wanjiku a fuller picture.' Write this synthesis on the board verbatim as it emerges from learners.</w:t>
-            </w:r>
-          </w:p>
-        </w:tc>
-        <w:tc>
-          <w:tcPr>
-            <w:tcW w:type="dxa" w:w="3040"/>
-            <w:shd w:fill="FFFFFF" w:color="auto" w:val="clear"/>
-            <w:tcMar>
-              <w:top w:type="dxa" w:w="60"/>
-              <w:left w:type="dxa" w:w="120"/>
-              <w:bottom w:type="dxa" w:w="60"/>
-              <w:right w:type="dxa" w:w="120"/>
-            </w:tcMar>
-            <w:vAlign w:val="top"/>
-          </w:tcPr>
-          <w:p>
-            <w:pPr>
-              <w:spacing w:after="40" w:before="0"/>
-              <w:jc w:val="left"/>
-            </w:pPr>
-            <w:r>
-              <w:rPr>
-                <w:rFonts w:ascii="Arial" w:cs="Arial" w:eastAsia="Arial" w:hAnsi="Arial"/>
-                <w:b w:val="false"/>
-                <w:bCs w:val="false"/>
-                <w:i w:val="false"/>
-                <w:iCs w:val="false"/>
-                <w:color w:val="000000"/>
-                <w:sz w:val="18"/>
-                <w:szCs w:val="18"/>
-              </w:rPr>
-              <w:t xml:space="preserve">Gallery-Style Structured Presentations with Peer Feedback Frames: Requiring presenters to address a real audience (Mama Wanjiku, represented by the class) and receive structured feedback develops both statistical communication skills and metacognitive awareness. The sentence frame ('Your report helped Mama Wanjiku by…') keeps feedback anchored to the phenomenon rather than drifting into generic praise, ensuring that every comment made in the room reinforces why statistics matter for real Kenyan decision-makers.</w:t>
-            </w:r>
-          </w:p>
-        </w:tc>
-        <w:tc>
-          <w:tcPr>
-            <w:tcW w:type="dxa" w:w="3040"/>
-            <w:shd w:fill="F2F2F2" w:color="auto" w:val="clear"/>
-            <w:tcMar>
-              <w:top w:type="dxa" w:w="60"/>
-              <w:left w:type="dxa" w:w="120"/>
-              <w:bottom w:type="dxa" w:w="60"/>
-              <w:right w:type="dxa" w:w="120"/>
-            </w:tcMar>
-            <w:vAlign w:val="top"/>
-          </w:tcPr>
-          <w:p>
-            <w:pPr>
-              <w:spacing w:after="40" w:before="0"/>
-              <w:jc w:val="left"/>
-            </w:pPr>
-            <w:r>
-              <w:rPr>
-                <w:rFonts w:ascii="Arial" w:cs="Arial" w:eastAsia="Arial" w:hAnsi="Arial"/>
-                <w:b w:val="false"/>
-                <w:bCs w:val="false"/>
-                <w:i w:val="false"/>
-                <w:iCs w:val="false"/>
-                <w:color w:val="000000"/>
-                <w:sz w:val="18"/>
-                <w:szCs w:val="18"/>
-              </w:rPr>
-              <w:t xml:space="preserve">Teacher listens specifically for whether recommendations are evidence-based: 'Mama Wanjiku should prepare 60 portions of ugali because the mode is 60' is acceptable; 'Mama Wanjiku should prepare about 58 portions' using the mean is also acceptable; the strongest responses will acknowledge all three measures and recommend a range (e.g., 57–60 portions) with explicit reasoning. Peer feedback quality also reveals understanding — feedback that references specific numbers ('your mode was listed as 58 but from the table it should be 60') shows higher-order engagement than generic comments.</w:t>
-            </w:r>
-          </w:p>
-        </w:tc>
-      </w:tr>
-      <w:tr>
-        <w:tc>
-          <w:tcPr>
-            <w:tcW w:type="dxa" w:w="1520"/>
-            <w:shd w:fill="FCE4D6" w:color="auto" w:val="clear"/>
-            <w:tcMar>
-              <w:top w:type="dxa" w:w="60"/>
-              <w:left w:type="dxa" w:w="120"/>
-              <w:bottom w:type="dxa" w:w="60"/>
-              <w:right w:type="dxa" w:w="120"/>
-            </w:tcMar>
-            <w:vAlign w:val="top"/>
-          </w:tcPr>
-          <w:p>
-            <w:pPr>
-              <w:spacing w:after="40" w:before="0"/>
-              <w:jc w:val="left"/>
-            </w:pPr>
-            <w:r>
-              <w:rPr>
-                <w:rFonts w:ascii="Arial" w:cs="Arial" w:eastAsia="Arial" w:hAnsi="Arial"/>
-                <w:b/>
-                <w:bCs/>
-                <w:i w:val="false"/>
-                <w:iCs w:val="false"/>
-                <w:color w:val="000000"/>
-                <w:sz w:val="18"/>
-                <w:szCs w:val="18"/>
-              </w:rPr>
-              <w:t xml:space="preserve">Driving Question Board (DQB) Creation</w:t>
-            </w:r>
-          </w:p>
-          <w:p>
-            <w:pPr>
-              <w:spacing w:after="20" w:before="0"/>
-            </w:pPr>
-            <w:r>
-              <w:rPr>
-                <w:rFonts w:ascii="Arial" w:cs="Arial" w:eastAsia="Arial" w:hAnsi="Arial"/>
-                <w:b/>
-                <w:bCs/>
-                <w:color w:val="1F3864"/>
-                <w:sz w:val="16"/>
-                <w:szCs w:val="16"/>
-              </w:rPr>
-              <w:t xml:space="preserve">📹 VIDEO:</w:t>
-            </w:r>
-          </w:p>
-          <w:p>
-            <w:pPr>
-              <w:spacing w:after="20" w:before="0"/>
-            </w:pPr>
-            <w:hyperlink w:history="1" r:id="rIdy6qo6j9dmwoz_p_p7gif0">
-              <w:r>
-                <w:rPr>
-                  <w:rFonts w:ascii="Arial" w:cs="Arial" w:eastAsia="Arial" w:hAnsi="Arial"/>
-                  <w:color w:val="2E75B6"/>
-                  <w:sz w:val="16"/>
-                  <w:szCs w:val="16"/>
-                  <w:u w:val="single" w:color="2E75B6"/>
-                </w:rPr>
-                <w:t xml:space="preserve">Ungrouped Data to Find the Mean Principles</w:t>
-              </w:r>
-            </w:hyperlink>
-          </w:p>
-          <w:p>
-            <w:pPr>
-              <w:spacing w:after="10" w:before="0"/>
-              <w:ind w:left="120"/>
-            </w:pPr>
-            <w:r>
-              <w:rPr>
-                <w:rFonts w:ascii="Arial" w:cs="Arial" w:eastAsia="Arial" w:hAnsi="Arial"/>
-                <w:color w:val="595959"/>
-                <w:sz w:val="14"/>
-                <w:szCs w:val="14"/>
-              </w:rPr>
-              <w:t xml:space="preserve">Source: CK-12</w:t>
-            </w:r>
-          </w:p>
-          <w:p>
-            <w:pPr>
-              <w:spacing w:after="10" w:before="0"/>
-              <w:ind w:left="120"/>
-            </w:pPr>
-            <w:hyperlink w:history="1" r:id="rIdvuwcfjynrnr8jborzurjk">
-              <w:r>
-                <w:rPr>
-                  <w:rFonts w:ascii="Arial" w:cs="Arial" w:eastAsia="Arial" w:hAnsi="Arial"/>
-                  <w:color w:val="595959"/>
-                  <w:sz w:val="14"/>
-                  <w:szCs w:val="14"/>
-                  <w:u w:val="single" w:color="595959"/>
-                </w:rPr>
-                <w:t xml:space="preserve">🔍 Search ARES for similar videos</w:t>
-              </w:r>
-            </w:hyperlink>
-          </w:p>
-          <w:p>
-            <w:pPr>
-              <w:spacing w:after="40" w:before="0"/>
-            </w:pPr>
-            <w:r>
-              <w:rPr>
-                <w:sz w:val="14"/>
-                <w:szCs w:val="14"/>
-              </w:rPr>
-              <w:t xml:space="preserve"/>
-            </w:r>
-          </w:p>
-          <w:p>
-            <w:pPr>
-              <w:spacing w:after="20" w:before="0"/>
-            </w:pPr>
-            <w:r>
-              <w:rPr>
-                <w:rFonts w:ascii="Arial" w:cs="Arial" w:eastAsia="Arial" w:hAnsi="Arial"/>
-                <w:b/>
-                <w:bCs/>
-                <w:color w:val="1F3864"/>
-                <w:sz w:val="16"/>
-                <w:szCs w:val="16"/>
-              </w:rPr>
-              <w:t xml:space="preserve">📖 HTML:</w:t>
-            </w:r>
-          </w:p>
-          <w:p>
-            <w:pPr>
-              <w:spacing w:after="20" w:before="0"/>
-            </w:pPr>
-            <w:hyperlink w:history="1" r:id="rIdaks4vot0fpbtwhq9lbnnd">
-              <w:r>
-                <w:rPr>
-                  <w:rFonts w:ascii="Arial" w:cs="Arial" w:eastAsia="Arial" w:hAnsi="Arial"/>
-                  <w:color w:val="2E75B6"/>
-                  <w:sz w:val="16"/>
-                  <w:szCs w:val="16"/>
-                  <w:u w:val="single" w:color="2E75B6"/>
-                </w:rPr>
-                <w:t xml:space="preserve">Ungrouped Data to Find the Mean (Flexbook)</w:t>
-              </w:r>
-            </w:hyperlink>
-          </w:p>
-          <w:p>
-            <w:pPr>
-              <w:spacing w:after="10" w:before="0"/>
-              <w:ind w:left="120"/>
-            </w:pPr>
-            <w:r>
-              <w:rPr>
-                <w:rFonts w:ascii="Arial" w:cs="Arial" w:eastAsia="Arial" w:hAnsi="Arial"/>
-                <w:color w:val="595959"/>
-                <w:sz w:val="14"/>
-                <w:szCs w:val="14"/>
-              </w:rPr>
-              <w:t xml:space="preserve">Source: CK-12</w:t>
-            </w:r>
-          </w:p>
-          <w:p>
-            <w:pPr>
-              <w:spacing w:after="10" w:before="0"/>
-              <w:ind w:left="120"/>
-            </w:pPr>
-            <w:hyperlink w:history="1" r:id="rIdkrceu1k_otxhnvzxdehju">
-              <w:r>
-                <w:rPr>
-                  <w:rFonts w:ascii="Arial" w:cs="Arial" w:eastAsia="Arial" w:hAnsi="Arial"/>
-                  <w:color w:val="595959"/>
-                  <w:sz w:val="14"/>
-                  <w:szCs w:val="14"/>
-                  <w:u w:val="single" w:color="595959"/>
-                </w:rPr>
-                <w:t xml:space="preserve">🔍 Search ARES for similar readings</w:t>
-              </w:r>
-            </w:hyperlink>
-          </w:p>
-        </w:tc>
-        <w:tc>
-          <w:tcPr>
-            <w:tcW w:type="dxa" w:w="3040"/>
-            <w:shd w:fill="FFFFFF" w:color="auto" w:val="clear"/>
-            <w:tcMar>
-              <w:top w:type="dxa" w:w="60"/>
-              <w:left w:type="dxa" w:w="120"/>
-              <w:bottom w:type="dxa" w:w="60"/>
-              <w:right w:type="dxa" w:w="120"/>
-            </w:tcMar>
-            <w:vAlign w:val="top"/>
-          </w:tcPr>
-          <w:p>
-            <w:pPr>
-              <w:spacing w:after="40" w:before="0"/>
-              <w:jc w:val="left"/>
-            </w:pPr>
-            <w:r>
-              <w:rPr>
-                <w:rFonts w:ascii="Arial" w:cs="Arial" w:eastAsia="Arial" w:hAnsi="Arial"/>
-                <w:b w:val="false"/>
-                <w:bCs w:val="false"/>
-                <w:i w:val="false"/>
-                <w:iCs w:val="false"/>
-                <w:color w:val="000000"/>
-                <w:sz w:val="18"/>
-                <w:szCs w:val="18"/>
-              </w:rPr>
-              <w:t xml:space="preserve">The teacher reveals the full Driving Question Board — displayed at the front of the room and containing every question that has been added across Lessons 1–7. These include questions such as: 'Why does the mean change when we add a new data point?', 'Which graph is best for comparing meals?', 'Why does ordering matter for median but not for mode?', and 'Can these tools help beyond the canteen?' Learners, in pairs, are assigned one question card each and write a 2-sentence answer on a sticky note in a different colour (green = answered, replacing the original question card). The class then reviews the completed board together, with the teacher reading each green answer aloud and asking for a show of hands: 'Do we agree this question is fully answered?' The driving question itself — 'How can we turn raw data from our school and community into statistics and graphs that help Mama Wanjiku — and other Kenyan decision-makers — solve real problems?' — is answered last, collectively, as a class oral statement that the teacher scribes on the board.</w:t>
-            </w:r>
-          </w:p>
-        </w:tc>
-        <w:tc>
-          <w:tcPr>
-            <w:tcW w:type="dxa" w:w="3040"/>
-            <w:shd w:fill="F2F2F2" w:color="auto" w:val="clear"/>
-            <w:tcMar>
-              <w:top w:type="dxa" w:w="60"/>
-              <w:left w:type="dxa" w:w="120"/>
-              <w:bottom w:type="dxa" w:w="60"/>
-              <w:right w:type="dxa" w:w="120"/>
-            </w:tcMar>
-            <w:vAlign w:val="top"/>
-          </w:tcPr>
-          <w:p>
-            <w:pPr>
-              <w:spacing w:after="40" w:before="0"/>
-              <w:jc w:val="left"/>
-            </w:pPr>
-            <w:r>
-              <w:rPr>
-                <w:rFonts w:ascii="Arial" w:cs="Arial" w:eastAsia="Arial" w:hAnsi="Arial"/>
-                <w:b w:val="false"/>
-                <w:bCs w:val="false"/>
-                <w:i w:val="false"/>
-                <w:iCs w:val="false"/>
-                <w:color w:val="000000"/>
-                <w:sz w:val="18"/>
-                <w:szCs w:val="18"/>
-              </w:rPr>
-              <w:t xml:space="preserve">Gesture to the DQB and say: 'This board has held our questions since Lesson 1. Today we close it — every question gets a green answer. Work with your partner — you have one question card. Write your answer in two sentences on a green sticky note. You have 4 minutes.' [Circulate to support pairs who are stuck — prompt with 'Look at your report. Which part of your statistical work answers this question?'] After 4 minutes, lead the gallery walk: read each green answer aloud. For contested answers, invite a show of hands and a brief 30-second discussion. Finally, say: 'Now for the big one — our driving question. I will read it aloud. Then I will give you 15 seconds of thinking time, and I want one volunteer to give us the class answer in two or three sentences.' Read the driving question slowly. Pause 15 seconds. Take the volunteer's response, then say: 'Let me write that on the board as our official class answer.' Scribe the answer, then say: 'That answer — that is what eight lessons of statistics looks like. Mama Wanjiku can now walk into the canteen on Monday morning with a plan based on evidence, not memory.'</w:t>
-            </w:r>
-          </w:p>
-        </w:tc>
-        <w:tc>
-          <w:tcPr>
-            <w:tcW w:type="dxa" w:w="3040"/>
-            <w:shd w:fill="FFFFFF" w:color="auto" w:val="clear"/>
-            <w:tcMar>
-              <w:top w:type="dxa" w:w="60"/>
-              <w:left w:type="dxa" w:w="120"/>
-              <w:bottom w:type="dxa" w:w="60"/>
-              <w:right w:type="dxa" w:w="120"/>
-            </w:tcMar>
-            <w:vAlign w:val="top"/>
-          </w:tcPr>
-          <w:p>
-            <w:pPr>
-              <w:spacing w:after="40" w:before="0"/>
-              <w:jc w:val="left"/>
-            </w:pPr>
-            <w:r>
-              <w:rPr>
-                <w:rFonts w:ascii="Arial" w:cs="Arial" w:eastAsia="Arial" w:hAnsi="Arial"/>
-                <w:b w:val="false"/>
-                <w:bCs w:val="false"/>
-                <w:i w:val="false"/>
-                <w:iCs w:val="false"/>
-                <w:color w:val="000000"/>
-                <w:sz w:val="18"/>
-                <w:szCs w:val="18"/>
-              </w:rPr>
-              <w:t xml:space="preserve">Driving Question Board Closure Protocol: Physically replacing question cards with answer cards — in a different colour — makes the growth of understanding tangible and visible. Learners experience the satisfying intellectual closure of a completed inquiry cycle, which consolidates the unit's narrative arc. Answering the driving question collectively as a final oral synthesis ensures that the big idea ('raw data + statistical tools = decision-making power') is explicitly stated in learners' own language before the lesson ends.</w:t>
-            </w:r>
-          </w:p>
-        </w:tc>
-        <w:tc>
-          <w:tcPr>
-            <w:tcW w:type="dxa" w:w="3040"/>
-            <w:shd w:fill="F2F2F2" w:color="auto" w:val="clear"/>
-            <w:tcMar>
-              <w:top w:type="dxa" w:w="60"/>
-              <w:left w:type="dxa" w:w="120"/>
-              <w:bottom w:type="dxa" w:w="60"/>
-              <w:right w:type="dxa" w:w="120"/>
-            </w:tcMar>
-            <w:vAlign w:val="top"/>
-          </w:tcPr>
-          <w:p>
-            <w:pPr>
-              <w:spacing w:after="40" w:before="0"/>
-              <w:jc w:val="left"/>
-            </w:pPr>
-            <w:r>
-              <w:rPr>
-                <w:rFonts w:ascii="Arial" w:cs="Arial" w:eastAsia="Arial" w:hAnsi="Arial"/>
-                <w:b w:val="false"/>
-                <w:bCs w:val="false"/>
-                <w:i w:val="false"/>
-                <w:iCs w:val="false"/>
-                <w:color w:val="000000"/>
-                <w:sz w:val="18"/>
-                <w:szCs w:val="18"/>
-              </w:rPr>
-              <w:t xml:space="preserve">Teacher reads every green answer before accepting it — look for answers that are too vague ('we learned about statistics') and prompt revision: 'Can you name one specific tool and one specific decision it supports?' The driving question answer is the most important formative indicator: a strong answer will name at least two statistical tools (e.g., frequency table + bar chart, or mean + pie chart) AND connect them to a specific decision outcome for Mama Wanjiku or another Kenyan decision-maker. Weak answers that cannot name tools signal a learner who needs additional consolidation support.</w:t>
-            </w:r>
-          </w:p>
-        </w:tc>
-      </w:tr>
-      <w:tr>
-        <w:tc>
-          <w:tcPr>
-            <w:tcW w:type="dxa" w:w="1520"/>
-            <w:shd w:fill="D5E8F0" w:color="auto" w:val="clear"/>
-            <w:tcMar>
-              <w:top w:type="dxa" w:w="60"/>
-              <w:left w:type="dxa" w:w="120"/>
-              <w:bottom w:type="dxa" w:w="60"/>
-              <w:right w:type="dxa" w:w="120"/>
-            </w:tcMar>
-            <w:vAlign w:val="top"/>
-          </w:tcPr>
-          <w:p>
-            <w:pPr>
-              <w:spacing w:after="40" w:before="0"/>
-              <w:jc w:val="left"/>
-            </w:pPr>
-            <w:r>
-              <w:rPr>
-                <w:rFonts w:ascii="Arial" w:cs="Arial" w:eastAsia="Arial" w:hAnsi="Arial"/>
-                <w:b/>
-                <w:bCs/>
-                <w:i w:val="false"/>
-                <w:iCs w:val="false"/>
-                <w:color w:val="000000"/>
-                <w:sz w:val="18"/>
-                <w:szCs w:val="18"/>
-              </w:rPr>
-              <w:t xml:space="preserve">Model Building Phase</w:t>
-            </w:r>
-          </w:p>
-          <w:p>
-            <w:pPr>
-              <w:spacing w:after="20" w:before="0"/>
-            </w:pPr>
-            <w:r>
-              <w:rPr>
-                <w:rFonts w:ascii="Arial" w:cs="Arial" w:eastAsia="Arial" w:hAnsi="Arial"/>
-                <w:b/>
-                <w:bCs/>
-                <w:color w:val="1F3864"/>
-                <w:sz w:val="16"/>
-                <w:szCs w:val="16"/>
-              </w:rPr>
-              <w:t xml:space="preserve">📹 VIDEO:</w:t>
-            </w:r>
-          </w:p>
-          <w:p>
-            <w:pPr>
-              <w:spacing w:after="20" w:before="0"/>
-            </w:pPr>
-            <w:hyperlink w:history="1" r:id="rIdlpx5qohbbvlt0s_erbqip">
-              <w:r>
-                <w:rPr>
-                  <w:rFonts w:ascii="Arial" w:cs="Arial" w:eastAsia="Arial" w:hAnsi="Arial"/>
-                  <w:color w:val="2E75B6"/>
-                  <w:sz w:val="16"/>
-                  <w:szCs w:val="16"/>
-                  <w:u w:val="single" w:color="2E75B6"/>
-                </w:rPr>
-                <w:t xml:space="preserve">Ungrouped Data to Find the Mean Principles</w:t>
-              </w:r>
-            </w:hyperlink>
-          </w:p>
-          <w:p>
-            <w:pPr>
-              <w:spacing w:after="10" w:before="0"/>
-              <w:ind w:left="120"/>
-            </w:pPr>
-            <w:r>
-              <w:rPr>
-                <w:rFonts w:ascii="Arial" w:cs="Arial" w:eastAsia="Arial" w:hAnsi="Arial"/>
-                <w:color w:val="595959"/>
-                <w:sz w:val="14"/>
-                <w:szCs w:val="14"/>
-              </w:rPr>
-              <w:t xml:space="preserve">Source: CK-12</w:t>
-            </w:r>
-          </w:p>
-          <w:p>
-            <w:pPr>
-              <w:spacing w:after="10" w:before="0"/>
-              <w:ind w:left="120"/>
-            </w:pPr>
-            <w:hyperlink w:history="1" r:id="rIdtmjen5if4eb-_vfrhk-ht">
-              <w:r>
-                <w:rPr>
-                  <w:rFonts w:ascii="Arial" w:cs="Arial" w:eastAsia="Arial" w:hAnsi="Arial"/>
-                  <w:color w:val="595959"/>
-                  <w:sz w:val="14"/>
-                  <w:szCs w:val="14"/>
-                  <w:u w:val="single" w:color="595959"/>
-                </w:rPr>
-                <w:t xml:space="preserve">🔍 Search ARES for similar videos</w:t>
-              </w:r>
-            </w:hyperlink>
-          </w:p>
-          <w:p>
-            <w:pPr>
-              <w:spacing w:after="40" w:before="0"/>
-            </w:pPr>
-            <w:r>
-              <w:rPr>
-                <w:sz w:val="14"/>
-                <w:szCs w:val="14"/>
-              </w:rPr>
-              <w:t xml:space="preserve"/>
-            </w:r>
-          </w:p>
-          <w:p>
-            <w:pPr>
-              <w:spacing w:after="20" w:before="0"/>
-            </w:pPr>
-            <w:r>
-              <w:rPr>
-                <w:rFonts w:ascii="Arial" w:cs="Arial" w:eastAsia="Arial" w:hAnsi="Arial"/>
-                <w:b/>
-                <w:bCs/>
-                <w:color w:val="1F3864"/>
-                <w:sz w:val="16"/>
-                <w:szCs w:val="16"/>
-              </w:rPr>
-              <w:t xml:space="preserve">📖 HTML:</w:t>
-            </w:r>
-          </w:p>
-          <w:p>
-            <w:pPr>
-              <w:spacing w:after="20" w:before="0"/>
-            </w:pPr>
-            <w:hyperlink w:history="1" r:id="rIdtcnnplutgx7t-kqmoho2d">
-              <w:r>
-                <w:rPr>
-                  <w:rFonts w:ascii="Arial" w:cs="Arial" w:eastAsia="Arial" w:hAnsi="Arial"/>
-                  <w:color w:val="2E75B6"/>
-                  <w:sz w:val="16"/>
-                  <w:szCs w:val="16"/>
-                  <w:u w:val="single" w:color="2E75B6"/>
-                </w:rPr>
-                <w:t xml:space="preserve">Ungrouped Data to Find the Mean (Flexbook)</w:t>
-              </w:r>
-            </w:hyperlink>
-          </w:p>
-          <w:p>
-            <w:pPr>
-              <w:spacing w:after="10" w:before="0"/>
-              <w:ind w:left="120"/>
-            </w:pPr>
-            <w:r>
-              <w:rPr>
-                <w:rFonts w:ascii="Arial" w:cs="Arial" w:eastAsia="Arial" w:hAnsi="Arial"/>
-                <w:color w:val="595959"/>
-                <w:sz w:val="14"/>
-                <w:szCs w:val="14"/>
-              </w:rPr>
-              <w:t xml:space="preserve">Source: CK-12</w:t>
-            </w:r>
-          </w:p>
-          <w:p>
-            <w:pPr>
-              <w:spacing w:after="10" w:before="0"/>
-              <w:ind w:left="120"/>
-            </w:pPr>
-            <w:hyperlink w:history="1" r:id="rIdain2xcvw39hsstm1aoi-4">
+            <w:hyperlink w:history="1" r:id="rIddcygclrnl4za_obod-qwm">
               <w:r>
                 <w:rPr>
                   <w:rFonts w:ascii="Arial" w:cs="Arial" w:eastAsia="Arial" w:hAnsi="Arial"/>

--- a/data/outputs/v2/Essential_Mathematics/SS3.1_Statistics_1/Essential_Mathematics_Statistics_1_CBE_LessonSequence.docx
+++ b/data/outputs/v2/Essential_Mathematics/SS3.1_Statistics_1/Essential_Mathematics_Statistics_1_CBE_LessonSequence.docx
@@ -3551,7 +3551,7 @@
             <w:pPr>
               <w:spacing w:after="20" w:before="0"/>
             </w:pPr>
-            <w:hyperlink w:history="1" r:id="rIdtft2smdjwswuoxaibdizf">
+            <w:hyperlink w:history="1" r:id="rIdtief0lqudq4x5rbcthnbb">
               <w:r>
                 <w:rPr>
                   <w:rFonts w:ascii="Arial" w:cs="Arial" w:eastAsia="Arial" w:hAnsi="Arial"/>
@@ -3584,7 +3584,7 @@
               <w:spacing w:after="10" w:before="0"/>
               <w:ind w:left="120"/>
             </w:pPr>
-            <w:hyperlink w:history="1" r:id="rIdd99fyoxshdgijiaevf5nj">
+            <w:hyperlink w:history="1" r:id="rIdxc3zmeozkb0d9nyhkvxjq">
               <w:r>
                 <w:rPr>
                   <w:rFonts w:ascii="Arial" w:cs="Arial" w:eastAsia="Arial" w:hAnsi="Arial"/>
@@ -3629,7 +3629,7 @@
             <w:pPr>
               <w:spacing w:after="20" w:before="0"/>
             </w:pPr>
-            <w:hyperlink w:history="1" r:id="rIdsl3_mr31qm-gynfcwr3mi">
+            <w:hyperlink w:history="1" r:id="rIdzal7qbqbn2gakidsower3">
               <w:r>
                 <w:rPr>
                   <w:rFonts w:ascii="Arial" w:cs="Arial" w:eastAsia="Arial" w:hAnsi="Arial"/>
@@ -3662,7 +3662,7 @@
               <w:spacing w:after="10" w:before="0"/>
               <w:ind w:left="120"/>
             </w:pPr>
-            <w:hyperlink w:history="1" r:id="rIdfboqbyyx5qqzi6binmeck">
+            <w:hyperlink w:history="1" r:id="rIdbc_fltxxyewqa_wsgzx3i">
               <w:r>
                 <w:rPr>
                   <w:rFonts w:ascii="Arial" w:cs="Arial" w:eastAsia="Arial" w:hAnsi="Arial"/>
@@ -3857,7 +3857,7 @@
             <w:pPr>
               <w:spacing w:after="20" w:before="0"/>
             </w:pPr>
-            <w:hyperlink w:history="1" r:id="rIdyz1a2mcckh15q1bfodzm9">
+            <w:hyperlink w:history="1" r:id="rIdokxhugf2f2nv4m78lxd0t">
               <w:r>
                 <w:rPr>
                   <w:rFonts w:ascii="Arial" w:cs="Arial" w:eastAsia="Arial" w:hAnsi="Arial"/>
@@ -3890,7 +3890,7 @@
               <w:spacing w:after="10" w:before="0"/>
               <w:ind w:left="120"/>
             </w:pPr>
-            <w:hyperlink w:history="1" r:id="rId7wc8uzmm4hnnerbkw_nw8">
+            <w:hyperlink w:history="1" r:id="rId4mzlua8zcnu9zafinh5zp">
               <w:r>
                 <w:rPr>
                   <w:rFonts w:ascii="Arial" w:cs="Arial" w:eastAsia="Arial" w:hAnsi="Arial"/>
@@ -3935,7 +3935,7 @@
             <w:pPr>
               <w:spacing w:after="20" w:before="0"/>
             </w:pPr>
-            <w:hyperlink w:history="1" r:id="rIdsyn8-ihxqprnxtyuya9le">
+            <w:hyperlink w:history="1" r:id="rId7nlqpvcf-0zgorvmfc6da">
               <w:r>
                 <w:rPr>
                   <w:rFonts w:ascii="Arial" w:cs="Arial" w:eastAsia="Arial" w:hAnsi="Arial"/>
@@ -3968,7 +3968,7 @@
               <w:spacing w:after="10" w:before="0"/>
               <w:ind w:left="120"/>
             </w:pPr>
-            <w:hyperlink w:history="1" r:id="rIdmqnlccdnbmrg6inmw9_ui">
+            <w:hyperlink w:history="1" r:id="rId65gs64ei-pehndu-_spq5">
               <w:r>
                 <w:rPr>
                   <w:rFonts w:ascii="Arial" w:cs="Arial" w:eastAsia="Arial" w:hAnsi="Arial"/>
@@ -4163,7 +4163,7 @@
             <w:pPr>
               <w:spacing w:after="20" w:before="0"/>
             </w:pPr>
-            <w:hyperlink w:history="1" r:id="rIdtmucf14fmlri76_j5k7-w">
+            <w:hyperlink w:history="1" r:id="rIdgvbip1eknojxnpp0jlorb">
               <w:r>
                 <w:rPr>
                   <w:rFonts w:ascii="Arial" w:cs="Arial" w:eastAsia="Arial" w:hAnsi="Arial"/>
@@ -4196,7 +4196,7 @@
               <w:spacing w:after="10" w:before="0"/>
               <w:ind w:left="120"/>
             </w:pPr>
-            <w:hyperlink w:history="1" r:id="rIdjjeiljsxpk6lmu20dwh45">
+            <w:hyperlink w:history="1" r:id="rIddci01rj9qbtyaq9znrlyh">
               <w:r>
                 <w:rPr>
                   <w:rFonts w:ascii="Arial" w:cs="Arial" w:eastAsia="Arial" w:hAnsi="Arial"/>
@@ -4241,7 +4241,7 @@
             <w:pPr>
               <w:spacing w:after="20" w:before="0"/>
             </w:pPr>
-            <w:hyperlink w:history="1" r:id="rIdwfzf8agzzwysy-haoscya">
+            <w:hyperlink w:history="1" r:id="rIduxhyq0c1o-pulr75gxqxj">
               <w:r>
                 <w:rPr>
                   <w:rFonts w:ascii="Arial" w:cs="Arial" w:eastAsia="Arial" w:hAnsi="Arial"/>
@@ -4274,7 +4274,7 @@
               <w:spacing w:after="10" w:before="0"/>
               <w:ind w:left="120"/>
             </w:pPr>
-            <w:hyperlink w:history="1" r:id="rIdm8d9i6b9kulmvqxbsb2km">
+            <w:hyperlink w:history="1" r:id="rId7lmig9gwohrey1armaf-4">
               <w:r>
                 <w:rPr>
                   <w:rFonts w:ascii="Arial" w:cs="Arial" w:eastAsia="Arial" w:hAnsi="Arial"/>
@@ -4469,7 +4469,7 @@
             <w:pPr>
               <w:spacing w:after="20" w:before="0"/>
             </w:pPr>
-            <w:hyperlink w:history="1" r:id="rIdyvvefjuxj952utdxcfdvk">
+            <w:hyperlink w:history="1" r:id="rIdg-h3lbzcpns6y7ke7xlku">
               <w:r>
                 <w:rPr>
                   <w:rFonts w:ascii="Arial" w:cs="Arial" w:eastAsia="Arial" w:hAnsi="Arial"/>
@@ -4502,7 +4502,7 @@
               <w:spacing w:after="10" w:before="0"/>
               <w:ind w:left="120"/>
             </w:pPr>
-            <w:hyperlink w:history="1" r:id="rIdvlj8edjbuzi-6qize0dkf">
+            <w:hyperlink w:history="1" r:id="rIdixo6be_trcxhwcz_xf5ru">
               <w:r>
                 <w:rPr>
                   <w:rFonts w:ascii="Arial" w:cs="Arial" w:eastAsia="Arial" w:hAnsi="Arial"/>
@@ -4547,7 +4547,7 @@
             <w:pPr>
               <w:spacing w:after="20" w:before="0"/>
             </w:pPr>
-            <w:hyperlink w:history="1" r:id="rIdgzdtt6h0pxy1lah43unwp">
+            <w:hyperlink w:history="1" r:id="rId08aghuwdxisiq5ymtjjnl">
               <w:r>
                 <w:rPr>
                   <w:rFonts w:ascii="Arial" w:cs="Arial" w:eastAsia="Arial" w:hAnsi="Arial"/>
@@ -4580,7 +4580,7 @@
               <w:spacing w:after="10" w:before="0"/>
               <w:ind w:left="120"/>
             </w:pPr>
-            <w:hyperlink w:history="1" r:id="rId72bi4gvapjwgo9jtimj-u">
+            <w:hyperlink w:history="1" r:id="rId4i_fychaeyqqtm7nkijt2">
               <w:r>
                 <w:rPr>
                   <w:rFonts w:ascii="Arial" w:cs="Arial" w:eastAsia="Arial" w:hAnsi="Arial"/>
@@ -4775,7 +4775,7 @@
             <w:pPr>
               <w:spacing w:after="20" w:before="0"/>
             </w:pPr>
-            <w:hyperlink w:history="1" r:id="rIdxcisceew_w3h6c_r2rkz-">
+            <w:hyperlink w:history="1" r:id="rId-3ei9nilwjafnvaqx-b4r">
               <w:r>
                 <w:rPr>
                   <w:rFonts w:ascii="Arial" w:cs="Arial" w:eastAsia="Arial" w:hAnsi="Arial"/>
@@ -4808,7 +4808,7 @@
               <w:spacing w:after="10" w:before="0"/>
               <w:ind w:left="120"/>
             </w:pPr>
-            <w:hyperlink w:history="1" r:id="rIdipe6ke7f2zunmw3lnz600">
+            <w:hyperlink w:history="1" r:id="rIdfas7ev5j_6s6uab1bfwhm">
               <w:r>
                 <w:rPr>
                   <w:rFonts w:ascii="Arial" w:cs="Arial" w:eastAsia="Arial" w:hAnsi="Arial"/>
@@ -4853,7 +4853,7 @@
             <w:pPr>
               <w:spacing w:after="20" w:before="0"/>
             </w:pPr>
-            <w:hyperlink w:history="1" r:id="rId8pzbex7umt4xm8uufipw3">
+            <w:hyperlink w:history="1" r:id="rIdcytfc1xqimw6fu9ugy86c">
               <w:r>
                 <w:rPr>
                   <w:rFonts w:ascii="Arial" w:cs="Arial" w:eastAsia="Arial" w:hAnsi="Arial"/>
@@ -4886,7 +4886,7 @@
               <w:spacing w:after="10" w:before="0"/>
               <w:ind w:left="120"/>
             </w:pPr>
-            <w:hyperlink w:history="1" r:id="rIdo1hy8t5c3vcgqxz9duoz4">
+            <w:hyperlink w:history="1" r:id="rIdj23esitf2nm-bxyccuavq">
               <w:r>
                 <w:rPr>
                   <w:rFonts w:ascii="Arial" w:cs="Arial" w:eastAsia="Arial" w:hAnsi="Arial"/>
@@ -6373,7 +6373,7 @@
             <w:pPr>
               <w:spacing w:after="20" w:before="0"/>
             </w:pPr>
-            <w:hyperlink w:history="1" r:id="rId-ktdponaemge__srtajdy">
+            <w:hyperlink w:history="1" r:id="rIdbrzav8s2smv87gs1javuw">
               <w:r>
                 <w:rPr>
                   <w:rFonts w:ascii="Arial" w:cs="Arial" w:eastAsia="Arial" w:hAnsi="Arial"/>
@@ -6406,7 +6406,7 @@
               <w:spacing w:after="10" w:before="0"/>
               <w:ind w:left="120"/>
             </w:pPr>
-            <w:hyperlink w:history="1" r:id="rId33s_1jhvelj6tcm92ujxz">
+            <w:hyperlink w:history="1" r:id="rIdv-ylwdmexbn1q8rmpcsqa">
               <w:r>
                 <w:rPr>
                   <w:rFonts w:ascii="Arial" w:cs="Arial" w:eastAsia="Arial" w:hAnsi="Arial"/>
@@ -6451,7 +6451,7 @@
             <w:pPr>
               <w:spacing w:after="20" w:before="0"/>
             </w:pPr>
-            <w:hyperlink w:history="1" r:id="rId8ecvt5q0skdkxnjyaqcod">
+            <w:hyperlink w:history="1" r:id="rIdtcjdxmsuaxijok0dqkzas">
               <w:r>
                 <w:rPr>
                   <w:rFonts w:ascii="Arial" w:cs="Arial" w:eastAsia="Arial" w:hAnsi="Arial"/>
@@ -6484,7 +6484,7 @@
               <w:spacing w:after="10" w:before="0"/>
               <w:ind w:left="120"/>
             </w:pPr>
-            <w:hyperlink w:history="1" r:id="rIdybdtqjdbnmx9gbatm4_0y">
+            <w:hyperlink w:history="1" r:id="rIdtx_bl2gwi6jjwqt-neiv9">
               <w:r>
                 <w:rPr>
                   <w:rFonts w:ascii="Arial" w:cs="Arial" w:eastAsia="Arial" w:hAnsi="Arial"/>
@@ -6679,7 +6679,7 @@
             <w:pPr>
               <w:spacing w:after="20" w:before="0"/>
             </w:pPr>
-            <w:hyperlink w:history="1" r:id="rIdll-75w-hehxbcrvwenw4q">
+            <w:hyperlink w:history="1" r:id="rIdtfnspc3mvxoxnw-9pypfh">
               <w:r>
                 <w:rPr>
                   <w:rFonts w:ascii="Arial" w:cs="Arial" w:eastAsia="Arial" w:hAnsi="Arial"/>
@@ -6712,7 +6712,7 @@
               <w:spacing w:after="10" w:before="0"/>
               <w:ind w:left="120"/>
             </w:pPr>
-            <w:hyperlink w:history="1" r:id="rIdr3gls6q2vnylbfsqqybsn">
+            <w:hyperlink w:history="1" r:id="rId6gco4mhyvgdwsxvwrwbr9">
               <w:r>
                 <w:rPr>
                   <w:rFonts w:ascii="Arial" w:cs="Arial" w:eastAsia="Arial" w:hAnsi="Arial"/>
@@ -6757,7 +6757,7 @@
             <w:pPr>
               <w:spacing w:after="20" w:before="0"/>
             </w:pPr>
-            <w:hyperlink w:history="1" r:id="rId2ibhnzccu35h8nrppombd">
+            <w:hyperlink w:history="1" r:id="rIdvojufoe7gxcop3hxlkpfb">
               <w:r>
                 <w:rPr>
                   <w:rFonts w:ascii="Arial" w:cs="Arial" w:eastAsia="Arial" w:hAnsi="Arial"/>
@@ -6790,7 +6790,7 @@
               <w:spacing w:after="10" w:before="0"/>
               <w:ind w:left="120"/>
             </w:pPr>
-            <w:hyperlink w:history="1" r:id="rIdtr_1jydqwf5u8d0dapalm">
+            <w:hyperlink w:history="1" r:id="rIdk-61mk7_k_brrrujgjppz">
               <w:r>
                 <w:rPr>
                   <w:rFonts w:ascii="Arial" w:cs="Arial" w:eastAsia="Arial" w:hAnsi="Arial"/>
@@ -6985,7 +6985,7 @@
             <w:pPr>
               <w:spacing w:after="20" w:before="0"/>
             </w:pPr>
-            <w:hyperlink w:history="1" r:id="rId7w-chhsjoqaxerd36qgnj">
+            <w:hyperlink w:history="1" r:id="rIdxci68lwovkj4m87ibmzmc">
               <w:r>
                 <w:rPr>
                   <w:rFonts w:ascii="Arial" w:cs="Arial" w:eastAsia="Arial" w:hAnsi="Arial"/>
@@ -7018,7 +7018,7 @@
               <w:spacing w:after="10" w:before="0"/>
               <w:ind w:left="120"/>
             </w:pPr>
-            <w:hyperlink w:history="1" r:id="rIdvoisfrd1wyu00oz7qdlel">
+            <w:hyperlink w:history="1" r:id="rIdoi47dafrgkmfuflomz5wr">
               <w:r>
                 <w:rPr>
                   <w:rFonts w:ascii="Arial" w:cs="Arial" w:eastAsia="Arial" w:hAnsi="Arial"/>
@@ -7056,6 +7056,312 @@
                 <w:sz w:val="16"/>
                 <w:szCs w:val="16"/>
               </w:rPr>
+              <w:t xml:space="preserve">📖 EXERCISE:</w:t>
+            </w:r>
+          </w:p>
+          <w:p>
+            <w:pPr>
+              <w:spacing w:after="20" w:before="0"/>
+            </w:pPr>
+            <w:hyperlink w:history="1" r:id="rIdrjdywlamjrtmf-jnk37gf">
+              <w:r>
+                <w:rPr>
+                  <w:rFonts w:ascii="Arial" w:cs="Arial" w:eastAsia="Arial" w:hAnsi="Arial"/>
+                  <w:color w:val="2E75B6"/>
+                  <w:sz w:val="16"/>
+                  <w:szCs w:val="16"/>
+                  <w:u w:val="single" w:color="2E75B6"/>
+                </w:rPr>
+                <w:t xml:space="preserve">Calculating the test statistic in a z test for a proportion</w:t>
+              </w:r>
+            </w:hyperlink>
+          </w:p>
+          <w:p>
+            <w:pPr>
+              <w:spacing w:after="10" w:before="0"/>
+              <w:ind w:left="120"/>
+            </w:pPr>
+            <w:r>
+              <w:rPr>
+                <w:rFonts w:ascii="Arial" w:cs="Arial" w:eastAsia="Arial" w:hAnsi="Arial"/>
+                <w:color w:val="595959"/>
+                <w:sz w:val="14"/>
+                <w:szCs w:val="14"/>
+              </w:rPr>
+              <w:t xml:space="preserve">Source: Khan Academy (English - US curriculum)</w:t>
+            </w:r>
+          </w:p>
+          <w:p>
+            <w:pPr>
+              <w:spacing w:after="10" w:before="0"/>
+              <w:ind w:left="120"/>
+            </w:pPr>
+            <w:hyperlink w:history="1" r:id="rIdmlg_mzijd35vxgsqiugkk">
+              <w:r>
+                <w:rPr>
+                  <w:rFonts w:ascii="Arial" w:cs="Arial" w:eastAsia="Arial" w:hAnsi="Arial"/>
+                  <w:color w:val="595959"/>
+                  <w:sz w:val="14"/>
+                  <w:szCs w:val="14"/>
+                  <w:u w:val="single" w:color="595959"/>
+                </w:rPr>
+                <w:t xml:space="preserve">🔍 Search ARES for similar readings</w:t>
+              </w:r>
+            </w:hyperlink>
+          </w:p>
+        </w:tc>
+        <w:tc>
+          <w:tcPr>
+            <w:tcW w:type="dxa" w:w="3040"/>
+            <w:shd w:fill="FFFFFF" w:color="auto" w:val="clear"/>
+            <w:tcMar>
+              <w:top w:type="dxa" w:w="60"/>
+              <w:left w:type="dxa" w:w="120"/>
+              <w:bottom w:type="dxa" w:w="60"/>
+              <w:right w:type="dxa" w:w="120"/>
+            </w:tcMar>
+            <w:vAlign w:val="top"/>
+          </w:tcPr>
+          <w:p>
+            <w:pPr>
+              <w:spacing w:after="40" w:before="0"/>
+              <w:jc w:val="left"/>
+            </w:pPr>
+            <w:r>
+              <w:rPr>
+                <w:rFonts w:ascii="Arial" w:cs="Arial" w:eastAsia="Arial" w:hAnsi="Arial"/>
+                <w:b w:val="false"/>
+                <w:bCs w:val="false"/>
+                <w:i w:val="false"/>
+                <w:iCs w:val="false"/>
+                <w:color w:val="000000"/>
+                <w:sz w:val="18"/>
+                <w:szCs w:val="18"/>
+              </w:rPr>
+              <w:t xml:space="preserve">The teacher introduces the term 'ungrouped data' and explains what a tally sheet is, using a worked example on the board with a familiar Kenyan context (modes of transport: matatu, boda boda, walking, cycling, school bus). Learners then work in their groups to design their OWN tally sheet for one of three approved research questions: (A) 'What is the favourite school meal among learners in our class?' (B) 'How do learners in our school travel to school each day?' (C) 'What is the most popular sport played by learners in our school?' Each group selects their question, agrees on 4–6 categories, and rules for the tally sheet (e.g., one tally per learner, no names recorded). Groups draft their tally sheet in their exercise books. Teacher reviews and approves each group's sheet before data collection begins.</w:t>
+            </w:r>
+          </w:p>
+        </w:tc>
+        <w:tc>
+          <w:tcPr>
+            <w:tcW w:type="dxa" w:w="3040"/>
+            <w:shd w:fill="F2F2F2" w:color="auto" w:val="clear"/>
+            <w:tcMar>
+              <w:top w:type="dxa" w:w="60"/>
+              <w:left w:type="dxa" w:w="120"/>
+              <w:bottom w:type="dxa" w:w="60"/>
+              <w:right w:type="dxa" w:w="120"/>
+            </w:tcMar>
+            <w:vAlign w:val="top"/>
+          </w:tcPr>
+          <w:p>
+            <w:pPr>
+              <w:spacing w:after="40" w:before="0"/>
+              <w:jc w:val="left"/>
+            </w:pPr>
+            <w:r>
+              <w:rPr>
+                <w:rFonts w:ascii="Arial" w:cs="Arial" w:eastAsia="Arial" w:hAnsi="Arial"/>
+                <w:b w:val="false"/>
+                <w:bCs w:val="false"/>
+                <w:i w:val="false"/>
+                <w:iCs w:val="false"/>
+                <w:color w:val="000000"/>
+                <w:sz w:val="18"/>
+                <w:szCs w:val="18"/>
+              </w:rPr>
+              <w:t xml:space="preserve">Write on the board: UNGROUPED DATA = raw data that has NOT yet been sorted or counted into groups. Say: 'Before Mama Wanjiku can make a bar chart or calculate a mean, she needs this — a tally sheet.' Model a tally sheet on the board: draw a two-column table (Category | Tally), fill in 'matatu | IIII II' live, explaining each mark. Then say: 'Now your group will design your own. Choose ONE of these three questions.' [Display the three questions on the board.] 'You have 6 minutes to agree on your question, write your categories, and draw your tally sheet. I will come and stamp-approve it before you start collecting.' [Circulate — check that: categories are mutually exclusive, there are 4–6 options max, 'other' is included as a catch-all.] For groups who finish early, prompt: 'How will you make sure every classmate is counted only once?' After approval, say: 'Now — collect data from at least 30 classmates. Divide the work: two people ask, two people tally. You have 10 minutes. Go.'</w:t>
+            </w:r>
+          </w:p>
+        </w:tc>
+        <w:tc>
+          <w:tcPr>
+            <w:tcW w:type="dxa" w:w="3040"/>
+            <w:shd w:fill="FFFFFF" w:color="auto" w:val="clear"/>
+            <w:tcMar>
+              <w:top w:type="dxa" w:w="60"/>
+              <w:left w:type="dxa" w:w="120"/>
+              <w:bottom w:type="dxa" w:w="60"/>
+              <w:right w:type="dxa" w:w="120"/>
+            </w:tcMar>
+            <w:vAlign w:val="top"/>
+          </w:tcPr>
+          <w:p>
+            <w:pPr>
+              <w:spacing w:after="40" w:before="0"/>
+              <w:jc w:val="left"/>
+            </w:pPr>
+            <w:r>
+              <w:rPr>
+                <w:rFonts w:ascii="Arial" w:cs="Arial" w:eastAsia="Arial" w:hAnsi="Arial"/>
+                <w:b w:val="false"/>
+                <w:bCs w:val="false"/>
+                <w:i w:val="false"/>
+                <w:iCs w:val="false"/>
+                <w:color w:val="000000"/>
+                <w:sz w:val="18"/>
+                <w:szCs w:val="18"/>
+              </w:rPr>
+              <w:t xml:space="preserve">Strategy: WORKED EXAMPLE → GUIDED DESIGN → INDEPENDENT APPLICATION (I Do – We Do – You Do). The teacher models with a Kenyan transport example, making the structure of a tally sheet explicit. Groups then design their own sheet, giving them ownership while the teacher's approval checkpoint prevents procedural errors from corrupting the data collection phase.</w:t>
+            </w:r>
+          </w:p>
+        </w:tc>
+        <w:tc>
+          <w:tcPr>
+            <w:tcW w:type="dxa" w:w="3040"/>
+            <w:shd w:fill="F2F2F2" w:color="auto" w:val="clear"/>
+            <w:tcMar>
+              <w:top w:type="dxa" w:w="60"/>
+              <w:left w:type="dxa" w:w="120"/>
+              <w:bottom w:type="dxa" w:w="60"/>
+              <w:right w:type="dxa" w:w="120"/>
+            </w:tcMar>
+            <w:vAlign w:val="top"/>
+          </w:tcPr>
+          <w:p>
+            <w:pPr>
+              <w:spacing w:after="40" w:before="0"/>
+              <w:jc w:val="left"/>
+            </w:pPr>
+            <w:r>
+              <w:rPr>
+                <w:rFonts w:ascii="Arial" w:cs="Arial" w:eastAsia="Arial" w:hAnsi="Arial"/>
+                <w:b w:val="false"/>
+                <w:bCs w:val="false"/>
+                <w:i w:val="false"/>
+                <w:iCs w:val="false"/>
+                <w:color w:val="000000"/>
+                <w:sz w:val="18"/>
+                <w:szCs w:val="18"/>
+              </w:rPr>
+              <w:t xml:space="preserve">Observable indicator: Each group's tally sheet has a clear research question written at the top, 4–6 mutually exclusive categories, and a tally column. Teacher uses a physical 'stamp approved' or initialled mark on each sheet before groups begin collecting. Groups that struggle to define categories reveal a misconception about data categories that the teacher addresses immediately with a targeted question: 'Can one learner belong to two of your categories at the same time?'</w:t>
+            </w:r>
+          </w:p>
+        </w:tc>
+      </w:tr>
+      <w:tr>
+        <w:tc>
+          <w:tcPr>
+            <w:tcW w:type="dxa" w:w="1520"/>
+            <w:shd w:fill="FCE4D6" w:color="auto" w:val="clear"/>
+            <w:tcMar>
+              <w:top w:type="dxa" w:w="60"/>
+              <w:left w:type="dxa" w:w="120"/>
+              <w:bottom w:type="dxa" w:w="60"/>
+              <w:right w:type="dxa" w:w="120"/>
+            </w:tcMar>
+            <w:vAlign w:val="top"/>
+          </w:tcPr>
+          <w:p>
+            <w:pPr>
+              <w:spacing w:after="40" w:before="0"/>
+              <w:jc w:val="left"/>
+            </w:pPr>
+            <w:r>
+              <w:rPr>
+                <w:rFonts w:ascii="Arial" w:cs="Arial" w:eastAsia="Arial" w:hAnsi="Arial"/>
+                <w:b/>
+                <w:bCs/>
+                <w:i w:val="false"/>
+                <w:iCs w:val="false"/>
+                <w:color w:val="000000"/>
+                <w:sz w:val="18"/>
+                <w:szCs w:val="18"/>
+              </w:rPr>
+              <w:t xml:space="preserve">Driving Question Board (DQB) Creation</w:t>
+            </w:r>
+          </w:p>
+          <w:p>
+            <w:pPr>
+              <w:spacing w:after="20" w:before="0"/>
+            </w:pPr>
+            <w:r>
+              <w:rPr>
+                <w:rFonts w:ascii="Arial" w:cs="Arial" w:eastAsia="Arial" w:hAnsi="Arial"/>
+                <w:b/>
+                <w:bCs/>
+                <w:color w:val="1F3864"/>
+                <w:sz w:val="16"/>
+                <w:szCs w:val="16"/>
+              </w:rPr>
+              <w:t xml:space="preserve">📹 VIDEO:</w:t>
+            </w:r>
+          </w:p>
+          <w:p>
+            <w:pPr>
+              <w:spacing w:after="20" w:before="0"/>
+            </w:pPr>
+            <w:hyperlink w:history="1" r:id="rIdjvn4uhigqfvehwcqop3yv">
+              <w:r>
+                <w:rPr>
+                  <w:rFonts w:ascii="Arial" w:cs="Arial" w:eastAsia="Arial" w:hAnsi="Arial"/>
+                  <w:color w:val="2E75B6"/>
+                  <w:sz w:val="16"/>
+                  <w:szCs w:val="16"/>
+                  <w:u w:val="single" w:color="2E75B6"/>
+                </w:rPr>
+                <w:t xml:space="preserve">Ungrouped Data to Find the Mean Principles</w:t>
+              </w:r>
+            </w:hyperlink>
+          </w:p>
+          <w:p>
+            <w:pPr>
+              <w:spacing w:after="10" w:before="0"/>
+              <w:ind w:left="120"/>
+            </w:pPr>
+            <w:r>
+              <w:rPr>
+                <w:rFonts w:ascii="Arial" w:cs="Arial" w:eastAsia="Arial" w:hAnsi="Arial"/>
+                <w:color w:val="595959"/>
+                <w:sz w:val="14"/>
+                <w:szCs w:val="14"/>
+              </w:rPr>
+              <w:t xml:space="preserve">Source: CK-12</w:t>
+            </w:r>
+          </w:p>
+          <w:p>
+            <w:pPr>
+              <w:spacing w:after="10" w:before="0"/>
+              <w:ind w:left="120"/>
+            </w:pPr>
+            <w:hyperlink w:history="1" r:id="rIdksnrw7tp6vcmyeljwnxg-">
+              <w:r>
+                <w:rPr>
+                  <w:rFonts w:ascii="Arial" w:cs="Arial" w:eastAsia="Arial" w:hAnsi="Arial"/>
+                  <w:color w:val="595959"/>
+                  <w:sz w:val="14"/>
+                  <w:szCs w:val="14"/>
+                  <w:u w:val="single" w:color="595959"/>
+                </w:rPr>
+                <w:t xml:space="preserve">🔍 Search ARES for similar videos</w:t>
+              </w:r>
+            </w:hyperlink>
+          </w:p>
+          <w:p>
+            <w:pPr>
+              <w:spacing w:after="40" w:before="0"/>
+            </w:pPr>
+            <w:r>
+              <w:rPr>
+                <w:sz w:val="14"/>
+                <w:szCs w:val="14"/>
+              </w:rPr>
+              <w:t xml:space="preserve"/>
+            </w:r>
+          </w:p>
+          <w:p>
+            <w:pPr>
+              <w:spacing w:after="20" w:before="0"/>
+            </w:pPr>
+            <w:r>
+              <w:rPr>
+                <w:rFonts w:ascii="Arial" w:cs="Arial" w:eastAsia="Arial" w:hAnsi="Arial"/>
+                <w:b/>
+                <w:bCs/>
+                <w:color w:val="1F3864"/>
+                <w:sz w:val="16"/>
+                <w:szCs w:val="16"/>
+              </w:rPr>
               <w:t xml:space="preserve">📖 HTML:</w:t>
             </w:r>
           </w:p>
@@ -7063,7 +7369,7 @@
             <w:pPr>
               <w:spacing w:after="20" w:before="0"/>
             </w:pPr>
-            <w:hyperlink w:history="1" r:id="rIdls3oq3peokykz7xurtts2">
+            <w:hyperlink w:history="1" r:id="rIdpdbpjfuxjkw2zcaki_um1">
               <w:r>
                 <w:rPr>
                   <w:rFonts w:ascii="Arial" w:cs="Arial" w:eastAsia="Arial" w:hAnsi="Arial"/>
@@ -7096,7 +7402,7 @@
               <w:spacing w:after="10" w:before="0"/>
               <w:ind w:left="120"/>
             </w:pPr>
-            <w:hyperlink w:history="1" r:id="rIdbatfbqaurw87wxuwoqyzs">
+            <w:hyperlink w:history="1" r:id="rIdccuwc4zkjr15fvjlnc1t0">
               <w:r>
                 <w:rPr>
                   <w:rFonts w:ascii="Arial" w:cs="Arial" w:eastAsia="Arial" w:hAnsi="Arial"/>
@@ -7138,7 +7444,7 @@
                 <w:sz w:val="18"/>
                 <w:szCs w:val="18"/>
               </w:rPr>
-              <w:t xml:space="preserve">The teacher introduces the term 'ungrouped data' and explains what a tally sheet is, using a worked example on the board with a familiar Kenyan context (modes of transport: matatu, boda boda, walking, cycling, school bus). Learners then work in their groups to design their OWN tally sheet for one of three approved research questions: (A) 'What is the favourite school meal among learners in our class?' (B) 'How do learners in our school travel to school each day?' (C) 'What is the most popular sport played by learners in our school?' Each group selects their question, agrees on 4–6 categories, and rules for the tally sheet (e.g., one tally per learner, no names recorded). Groups draft their tally sheet in their exercise books. Teacher reviews and approves each group's sheet before data collection begins.</w:t>
+              <w:t xml:space="preserve">Data collection ends. Each group counts their total tally marks and confirms they have at least 30 entries. Groups then write THREE sticky notes (or index cards) to add to the class Driving Question Board: (1) BLUE — 'Something we now KNOW about data collection' (e.g., 'Tally marks make counting faster and more accurate'). (2) YELLOW — 'Something we are still WONDERING' (e.g., 'How do we know if our data is representative of the whole school?'). (3) PINK — 'A connection to Mama Wanjiku's problem' (e.g., 'Mama Wanjiku's problem is that she never made a tally sheet — she just trusted memory'). Groups post their cards under the Driving Question: 'How can we turn raw data from our school and community into statistics and graphs that help Mama Wanjiku — and other Kenyan decision-makers — solve real problems?'</w:t>
             </w:r>
           </w:p>
         </w:tc>
@@ -7170,7 +7476,7 @@
                 <w:sz w:val="18"/>
                 <w:szCs w:val="18"/>
               </w:rPr>
-              <w:t xml:space="preserve">Write on the board: UNGROUPED DATA = raw data that has NOT yet been sorted or counted into groups. Say: 'Before Mama Wanjiku can make a bar chart or calculate a mean, she needs this — a tally sheet.' Model a tally sheet on the board: draw a two-column table (Category | Tally), fill in 'matatu | IIII II' live, explaining each mark. Then say: 'Now your group will design your own. Choose ONE of these three questions.' [Display the three questions on the board.] 'You have 6 minutes to agree on your question, write your categories, and draw your tally sheet. I will come and stamp-approve it before you start collecting.' [Circulate — check that: categories are mutually exclusive, there are 4–6 options max, 'other' is included as a catch-all.] For groups who finish early, prompt: 'How will you make sure every classmate is counted only once?' After approval, say: 'Now — collect data from at least 30 classmates. Divide the work: two people ask, two people tally. You have 10 minutes. Go.'</w:t>
+              <w:t xml:space="preserve">Signal end of data collection: 'Pens down — count your tallies and write your total at the bottom of your sheet.' Give groups 2 minutes to count. Then distribute sticky notes or index cards. Say: 'Three cards, three colours: BLUE — what you NOW know; YELLOW — what you are still wondering; PINK — how this connects to Mama Wanjiku. You have 3 minutes.' [Circulate — prompt groups who are stuck with: 'Think about what was hard about counting from the raw data strip. What would have helped Mama Wanjiku?'] Once cards are posted, read 2 YELLOW 'wondering' cards aloud — cold-call the group to explain their wondering. Say: 'These wondering questions are exactly what the next lessons will answer. Hold on to your raw data — we will need it tomorrow.'</w:t>
             </w:r>
           </w:p>
         </w:tc>
@@ -7202,7 +7508,7 @@
                 <w:sz w:val="18"/>
                 <w:szCs w:val="18"/>
               </w:rPr>
-              <w:t xml:space="preserve">Strategy: WORKED EXAMPLE → GUIDED DESIGN → INDEPENDENT APPLICATION (I Do – We Do – You Do). The teacher models with a Kenyan transport example, making the structure of a tally sheet explicit. Groups then design their own sheet, giving them ownership while the teacher's approval checkpoint prevents procedural errors from corrupting the data collection phase.</w:t>
+              <w:t xml:space="preserve">Strategy: DRIVING QUESTION BOARD as a living knowledge-tracking tool. The three-colour card system externalises the difference between established knowledge, open questions, and cross-cutting connections. By physically posting on the DQB, learners see their understanding accumulating across lessons and can return to unanswered questions in later lessons.</w:t>
             </w:r>
           </w:p>
         </w:tc>
@@ -7234,7 +7540,7 @@
                 <w:sz w:val="18"/>
                 <w:szCs w:val="18"/>
               </w:rPr>
-              <w:t xml:space="preserve">Observable indicator: Each group's tally sheet has a clear research question written at the top, 4–6 mutually exclusive categories, and a tally column. Teacher uses a physical 'stamp approved' or initialled mark on each sheet before groups begin collecting. Groups that struggle to define categories reveal a misconception about data categories that the teacher addresses immediately with a targeted question: 'Can one learner belong to two of your categories at the same time?'</w:t>
+              <w:t xml:space="preserve">Observable indicator: Each group posts all three cards with substantive content (not blank or one-word responses). Teacher reads PINK cards to check whether groups are making the phenomenon connection explicitly. A group that writes 'Mama Wanjiku should use tally sheets' demonstrates understanding of the lesson's core idea; a group that writes only 'we collected data' is not yet connecting to the phenomenon and needs a follow-up prompt.</w:t>
             </w:r>
           </w:p>
         </w:tc>
@@ -7243,32 +7549,32 @@
         <w:tc>
           <w:tcPr>
             <w:tcW w:type="dxa" w:w="1520"/>
-            <w:shd w:fill="FCE4D6" w:color="auto" w:val="clear"/>
-            <w:tcMar>
-              <w:top w:type="dxa" w:w="60"/>
-              <w:left w:type="dxa" w:w="120"/>
-              <w:bottom w:type="dxa" w:w="60"/>
-              <w:right w:type="dxa" w:w="120"/>
-            </w:tcMar>
-            <w:vAlign w:val="top"/>
-          </w:tcPr>
-          <w:p>
-            <w:pPr>
-              <w:spacing w:after="40" w:before="0"/>
-              <w:jc w:val="left"/>
-            </w:pPr>
-            <w:r>
-              <w:rPr>
-                <w:rFonts w:ascii="Arial" w:cs="Arial" w:eastAsia="Arial" w:hAnsi="Arial"/>
-                <w:b/>
-                <w:bCs/>
-                <w:i w:val="false"/>
-                <w:iCs w:val="false"/>
-                <w:color w:val="000000"/>
-                <w:sz w:val="18"/>
-                <w:szCs w:val="18"/>
-              </w:rPr>
-              <w:t xml:space="preserve">Driving Question Board (DQB) Creation</w:t>
+            <w:shd w:fill="D5E8F0" w:color="auto" w:val="clear"/>
+            <w:tcMar>
+              <w:top w:type="dxa" w:w="60"/>
+              <w:left w:type="dxa" w:w="120"/>
+              <w:bottom w:type="dxa" w:w="60"/>
+              <w:right w:type="dxa" w:w="120"/>
+            </w:tcMar>
+            <w:vAlign w:val="top"/>
+          </w:tcPr>
+          <w:p>
+            <w:pPr>
+              <w:spacing w:after="40" w:before="0"/>
+              <w:jc w:val="left"/>
+            </w:pPr>
+            <w:r>
+              <w:rPr>
+                <w:rFonts w:ascii="Arial" w:cs="Arial" w:eastAsia="Arial" w:hAnsi="Arial"/>
+                <w:b/>
+                <w:bCs/>
+                <w:i w:val="false"/>
+                <w:iCs w:val="false"/>
+                <w:color w:val="000000"/>
+                <w:sz w:val="18"/>
+                <w:szCs w:val="18"/>
+              </w:rPr>
+              <w:t xml:space="preserve">Model Building Phase</w:t>
             </w:r>
           </w:p>
           <w:p>
@@ -7291,7 +7597,7 @@
             <w:pPr>
               <w:spacing w:after="20" w:before="0"/>
             </w:pPr>
-            <w:hyperlink w:history="1" r:id="rId_cb23h1vjvefope-a15ui">
+            <w:hyperlink w:history="1" r:id="rId0thxxacuylokttfwanxge">
               <w:r>
                 <w:rPr>
                   <w:rFonts w:ascii="Arial" w:cs="Arial" w:eastAsia="Arial" w:hAnsi="Arial"/>
@@ -7324,7 +7630,7 @@
               <w:spacing w:after="10" w:before="0"/>
               <w:ind w:left="120"/>
             </w:pPr>
-            <w:hyperlink w:history="1" r:id="rIda6gxfisl-leq2uyzr-brn">
+            <w:hyperlink w:history="1" r:id="rIdw9hkogvs5mrt6mlmpg8ji">
               <w:r>
                 <w:rPr>
                   <w:rFonts w:ascii="Arial" w:cs="Arial" w:eastAsia="Arial" w:hAnsi="Arial"/>
@@ -7369,7 +7675,7 @@
             <w:pPr>
               <w:spacing w:after="20" w:before="0"/>
             </w:pPr>
-            <w:hyperlink w:history="1" r:id="rIdsdwx_zp2wmqeptyugfnmz">
+            <w:hyperlink w:history="1" r:id="rIdceapwfi2lzqxfyeb6q6qa">
               <w:r>
                 <w:rPr>
                   <w:rFonts w:ascii="Arial" w:cs="Arial" w:eastAsia="Arial" w:hAnsi="Arial"/>
@@ -7402,313 +7708,7 @@
               <w:spacing w:after="10" w:before="0"/>
               <w:ind w:left="120"/>
             </w:pPr>
-            <w:hyperlink w:history="1" r:id="rIdmcmntgzdcoquwwvgrylcy">
-              <w:r>
-                <w:rPr>
-                  <w:rFonts w:ascii="Arial" w:cs="Arial" w:eastAsia="Arial" w:hAnsi="Arial"/>
-                  <w:color w:val="595959"/>
-                  <w:sz w:val="14"/>
-                  <w:szCs w:val="14"/>
-                  <w:u w:val="single" w:color="595959"/>
-                </w:rPr>
-                <w:t xml:space="preserve">🔍 Search ARES for similar readings</w:t>
-              </w:r>
-            </w:hyperlink>
-          </w:p>
-        </w:tc>
-        <w:tc>
-          <w:tcPr>
-            <w:tcW w:type="dxa" w:w="3040"/>
-            <w:shd w:fill="FFFFFF" w:color="auto" w:val="clear"/>
-            <w:tcMar>
-              <w:top w:type="dxa" w:w="60"/>
-              <w:left w:type="dxa" w:w="120"/>
-              <w:bottom w:type="dxa" w:w="60"/>
-              <w:right w:type="dxa" w:w="120"/>
-            </w:tcMar>
-            <w:vAlign w:val="top"/>
-          </w:tcPr>
-          <w:p>
-            <w:pPr>
-              <w:spacing w:after="40" w:before="0"/>
-              <w:jc w:val="left"/>
-            </w:pPr>
-            <w:r>
-              <w:rPr>
-                <w:rFonts w:ascii="Arial" w:cs="Arial" w:eastAsia="Arial" w:hAnsi="Arial"/>
-                <w:b w:val="false"/>
-                <w:bCs w:val="false"/>
-                <w:i w:val="false"/>
-                <w:iCs w:val="false"/>
-                <w:color w:val="000000"/>
-                <w:sz w:val="18"/>
-                <w:szCs w:val="18"/>
-              </w:rPr>
-              <w:t xml:space="preserve">Data collection ends. Each group counts their total tally marks and confirms they have at least 30 entries. Groups then write THREE sticky notes (or index cards) to add to the class Driving Question Board: (1) BLUE — 'Something we now KNOW about data collection' (e.g., 'Tally marks make counting faster and more accurate'). (2) YELLOW — 'Something we are still WONDERING' (e.g., 'How do we know if our data is representative of the whole school?'). (3) PINK — 'A connection to Mama Wanjiku's problem' (e.g., 'Mama Wanjiku's problem is that she never made a tally sheet — she just trusted memory'). Groups post their cards under the Driving Question: 'How can we turn raw data from our school and community into statistics and graphs that help Mama Wanjiku — and other Kenyan decision-makers — solve real problems?'</w:t>
-            </w:r>
-          </w:p>
-        </w:tc>
-        <w:tc>
-          <w:tcPr>
-            <w:tcW w:type="dxa" w:w="3040"/>
-            <w:shd w:fill="F2F2F2" w:color="auto" w:val="clear"/>
-            <w:tcMar>
-              <w:top w:type="dxa" w:w="60"/>
-              <w:left w:type="dxa" w:w="120"/>
-              <w:bottom w:type="dxa" w:w="60"/>
-              <w:right w:type="dxa" w:w="120"/>
-            </w:tcMar>
-            <w:vAlign w:val="top"/>
-          </w:tcPr>
-          <w:p>
-            <w:pPr>
-              <w:spacing w:after="40" w:before="0"/>
-              <w:jc w:val="left"/>
-            </w:pPr>
-            <w:r>
-              <w:rPr>
-                <w:rFonts w:ascii="Arial" w:cs="Arial" w:eastAsia="Arial" w:hAnsi="Arial"/>
-                <w:b w:val="false"/>
-                <w:bCs w:val="false"/>
-                <w:i w:val="false"/>
-                <w:iCs w:val="false"/>
-                <w:color w:val="000000"/>
-                <w:sz w:val="18"/>
-                <w:szCs w:val="18"/>
-              </w:rPr>
-              <w:t xml:space="preserve">Signal end of data collection: 'Pens down — count your tallies and write your total at the bottom of your sheet.' Give groups 2 minutes to count. Then distribute sticky notes or index cards. Say: 'Three cards, three colours: BLUE — what you NOW know; YELLOW — what you are still wondering; PINK — how this connects to Mama Wanjiku. You have 3 minutes.' [Circulate — prompt groups who are stuck with: 'Think about what was hard about counting from the raw data strip. What would have helped Mama Wanjiku?'] Once cards are posted, read 2 YELLOW 'wondering' cards aloud — cold-call the group to explain their wondering. Say: 'These wondering questions are exactly what the next lessons will answer. Hold on to your raw data — we will need it tomorrow.'</w:t>
-            </w:r>
-          </w:p>
-        </w:tc>
-        <w:tc>
-          <w:tcPr>
-            <w:tcW w:type="dxa" w:w="3040"/>
-            <w:shd w:fill="FFFFFF" w:color="auto" w:val="clear"/>
-            <w:tcMar>
-              <w:top w:type="dxa" w:w="60"/>
-              <w:left w:type="dxa" w:w="120"/>
-              <w:bottom w:type="dxa" w:w="60"/>
-              <w:right w:type="dxa" w:w="120"/>
-            </w:tcMar>
-            <w:vAlign w:val="top"/>
-          </w:tcPr>
-          <w:p>
-            <w:pPr>
-              <w:spacing w:after="40" w:before="0"/>
-              <w:jc w:val="left"/>
-            </w:pPr>
-            <w:r>
-              <w:rPr>
-                <w:rFonts w:ascii="Arial" w:cs="Arial" w:eastAsia="Arial" w:hAnsi="Arial"/>
-                <w:b w:val="false"/>
-                <w:bCs w:val="false"/>
-                <w:i w:val="false"/>
-                <w:iCs w:val="false"/>
-                <w:color w:val="000000"/>
-                <w:sz w:val="18"/>
-                <w:szCs w:val="18"/>
-              </w:rPr>
-              <w:t xml:space="preserve">Strategy: DRIVING QUESTION BOARD as a living knowledge-tracking tool. The three-colour card system externalises the difference between established knowledge, open questions, and cross-cutting connections. By physically posting on the DQB, learners see their understanding accumulating across lessons and can return to unanswered questions in later lessons.</w:t>
-            </w:r>
-          </w:p>
-        </w:tc>
-        <w:tc>
-          <w:tcPr>
-            <w:tcW w:type="dxa" w:w="3040"/>
-            <w:shd w:fill="F2F2F2" w:color="auto" w:val="clear"/>
-            <w:tcMar>
-              <w:top w:type="dxa" w:w="60"/>
-              <w:left w:type="dxa" w:w="120"/>
-              <w:bottom w:type="dxa" w:w="60"/>
-              <w:right w:type="dxa" w:w="120"/>
-            </w:tcMar>
-            <w:vAlign w:val="top"/>
-          </w:tcPr>
-          <w:p>
-            <w:pPr>
-              <w:spacing w:after="40" w:before="0"/>
-              <w:jc w:val="left"/>
-            </w:pPr>
-            <w:r>
-              <w:rPr>
-                <w:rFonts w:ascii="Arial" w:cs="Arial" w:eastAsia="Arial" w:hAnsi="Arial"/>
-                <w:b w:val="false"/>
-                <w:bCs w:val="false"/>
-                <w:i w:val="false"/>
-                <w:iCs w:val="false"/>
-                <w:color w:val="000000"/>
-                <w:sz w:val="18"/>
-                <w:szCs w:val="18"/>
-              </w:rPr>
-              <w:t xml:space="preserve">Observable indicator: Each group posts all three cards with substantive content (not blank or one-word responses). Teacher reads PINK cards to check whether groups are making the phenomenon connection explicitly. A group that writes 'Mama Wanjiku should use tally sheets' demonstrates understanding of the lesson's core idea; a group that writes only 'we collected data' is not yet connecting to the phenomenon and needs a follow-up prompt.</w:t>
-            </w:r>
-          </w:p>
-        </w:tc>
-      </w:tr>
-      <w:tr>
-        <w:tc>
-          <w:tcPr>
-            <w:tcW w:type="dxa" w:w="1520"/>
-            <w:shd w:fill="D5E8F0" w:color="auto" w:val="clear"/>
-            <w:tcMar>
-              <w:top w:type="dxa" w:w="60"/>
-              <w:left w:type="dxa" w:w="120"/>
-              <w:bottom w:type="dxa" w:w="60"/>
-              <w:right w:type="dxa" w:w="120"/>
-            </w:tcMar>
-            <w:vAlign w:val="top"/>
-          </w:tcPr>
-          <w:p>
-            <w:pPr>
-              <w:spacing w:after="40" w:before="0"/>
-              <w:jc w:val="left"/>
-            </w:pPr>
-            <w:r>
-              <w:rPr>
-                <w:rFonts w:ascii="Arial" w:cs="Arial" w:eastAsia="Arial" w:hAnsi="Arial"/>
-                <w:b/>
-                <w:bCs/>
-                <w:i w:val="false"/>
-                <w:iCs w:val="false"/>
-                <w:color w:val="000000"/>
-                <w:sz w:val="18"/>
-                <w:szCs w:val="18"/>
-              </w:rPr>
-              <w:t xml:space="preserve">Model Building Phase</w:t>
-            </w:r>
-          </w:p>
-          <w:p>
-            <w:pPr>
-              <w:spacing w:after="20" w:before="0"/>
-            </w:pPr>
-            <w:r>
-              <w:rPr>
-                <w:rFonts w:ascii="Arial" w:cs="Arial" w:eastAsia="Arial" w:hAnsi="Arial"/>
-                <w:b/>
-                <w:bCs/>
-                <w:color w:val="1F3864"/>
-                <w:sz w:val="16"/>
-                <w:szCs w:val="16"/>
-              </w:rPr>
-              <w:t xml:space="preserve">📹 VIDEO:</w:t>
-            </w:r>
-          </w:p>
-          <w:p>
-            <w:pPr>
-              <w:spacing w:after="20" w:before="0"/>
-            </w:pPr>
-            <w:hyperlink w:history="1" r:id="rIdoullpmu4nprwui9whxhz9">
-              <w:r>
-                <w:rPr>
-                  <w:rFonts w:ascii="Arial" w:cs="Arial" w:eastAsia="Arial" w:hAnsi="Arial"/>
-                  <w:color w:val="2E75B6"/>
-                  <w:sz w:val="16"/>
-                  <w:szCs w:val="16"/>
-                  <w:u w:val="single" w:color="2E75B6"/>
-                </w:rPr>
-                <w:t xml:space="preserve">Ungrouped Data to Find the Mean Principles</w:t>
-              </w:r>
-            </w:hyperlink>
-          </w:p>
-          <w:p>
-            <w:pPr>
-              <w:spacing w:after="10" w:before="0"/>
-              <w:ind w:left="120"/>
-            </w:pPr>
-            <w:r>
-              <w:rPr>
-                <w:rFonts w:ascii="Arial" w:cs="Arial" w:eastAsia="Arial" w:hAnsi="Arial"/>
-                <w:color w:val="595959"/>
-                <w:sz w:val="14"/>
-                <w:szCs w:val="14"/>
-              </w:rPr>
-              <w:t xml:space="preserve">Source: CK-12</w:t>
-            </w:r>
-          </w:p>
-          <w:p>
-            <w:pPr>
-              <w:spacing w:after="10" w:before="0"/>
-              <w:ind w:left="120"/>
-            </w:pPr>
-            <w:hyperlink w:history="1" r:id="rIdptt8c0cxj5sjebcdatpxu">
-              <w:r>
-                <w:rPr>
-                  <w:rFonts w:ascii="Arial" w:cs="Arial" w:eastAsia="Arial" w:hAnsi="Arial"/>
-                  <w:color w:val="595959"/>
-                  <w:sz w:val="14"/>
-                  <w:szCs w:val="14"/>
-                  <w:u w:val="single" w:color="595959"/>
-                </w:rPr>
-                <w:t xml:space="preserve">🔍 Search ARES for similar videos</w:t>
-              </w:r>
-            </w:hyperlink>
-          </w:p>
-          <w:p>
-            <w:pPr>
-              <w:spacing w:after="40" w:before="0"/>
-            </w:pPr>
-            <w:r>
-              <w:rPr>
-                <w:sz w:val="14"/>
-                <w:szCs w:val="14"/>
-              </w:rPr>
-              <w:t xml:space="preserve"/>
-            </w:r>
-          </w:p>
-          <w:p>
-            <w:pPr>
-              <w:spacing w:after="20" w:before="0"/>
-            </w:pPr>
-            <w:r>
-              <w:rPr>
-                <w:rFonts w:ascii="Arial" w:cs="Arial" w:eastAsia="Arial" w:hAnsi="Arial"/>
-                <w:b/>
-                <w:bCs/>
-                <w:color w:val="1F3864"/>
-                <w:sz w:val="16"/>
-                <w:szCs w:val="16"/>
-              </w:rPr>
-              <w:t xml:space="preserve">📖 HTML:</w:t>
-            </w:r>
-          </w:p>
-          <w:p>
-            <w:pPr>
-              <w:spacing w:after="20" w:before="0"/>
-            </w:pPr>
-            <w:hyperlink w:history="1" r:id="rIddimnqiiw_n_gubcmn5ax3">
-              <w:r>
-                <w:rPr>
-                  <w:rFonts w:ascii="Arial" w:cs="Arial" w:eastAsia="Arial" w:hAnsi="Arial"/>
-                  <w:color w:val="2E75B6"/>
-                  <w:sz w:val="16"/>
-                  <w:szCs w:val="16"/>
-                  <w:u w:val="single" w:color="2E75B6"/>
-                </w:rPr>
-                <w:t xml:space="preserve">Ungrouped Data to Find the Mean (Flexbook)</w:t>
-              </w:r>
-            </w:hyperlink>
-          </w:p>
-          <w:p>
-            <w:pPr>
-              <w:spacing w:after="10" w:before="0"/>
-              <w:ind w:left="120"/>
-            </w:pPr>
-            <w:r>
-              <w:rPr>
-                <w:rFonts w:ascii="Arial" w:cs="Arial" w:eastAsia="Arial" w:hAnsi="Arial"/>
-                <w:color w:val="595959"/>
-                <w:sz w:val="14"/>
-                <w:szCs w:val="14"/>
-              </w:rPr>
-              <w:t xml:space="preserve">Source: CK-12</w:t>
-            </w:r>
-          </w:p>
-          <w:p>
-            <w:pPr>
-              <w:spacing w:after="10" w:before="0"/>
-              <w:ind w:left="120"/>
-            </w:pPr>
-            <w:hyperlink w:history="1" r:id="rIdohieajcsk2hbfz7uw_yvk">
+            <w:hyperlink w:history="1" r:id="rId3wqhbcsrzu32muvop5251">
               <w:r>
                 <w:rPr>
                   <w:rFonts w:ascii="Arial" w:cs="Arial" w:eastAsia="Arial" w:hAnsi="Arial"/>
@@ -9374,7 +9374,7 @@
             <w:pPr>
               <w:spacing w:after="20" w:before="0"/>
             </w:pPr>
-            <w:hyperlink w:history="1" r:id="rIdjgxvaztc0nhx99wmp1oll">
+            <w:hyperlink w:history="1" r:id="rIdvb_-zt4bf6pwzxo--cdsu">
               <w:r>
                 <w:rPr>
                   <w:rFonts w:ascii="Arial" w:cs="Arial" w:eastAsia="Arial" w:hAnsi="Arial"/>
@@ -9407,7 +9407,7 @@
               <w:spacing w:after="10" w:before="0"/>
               <w:ind w:left="120"/>
             </w:pPr>
-            <w:hyperlink w:history="1" r:id="rIdk2jtf00bdft8ng72e9cd1">
+            <w:hyperlink w:history="1" r:id="rIdaeif0zo0ucxircpghn89b">
               <w:r>
                 <w:rPr>
                   <w:rFonts w:ascii="Arial" w:cs="Arial" w:eastAsia="Arial" w:hAnsi="Arial"/>
@@ -9452,7 +9452,7 @@
             <w:pPr>
               <w:spacing w:after="20" w:before="0"/>
             </w:pPr>
-            <w:hyperlink w:history="1" r:id="rIdbv0hmozeazt-svo5qbxfy">
+            <w:hyperlink w:history="1" r:id="rIdfqyh8zo_aw5oot0knhzep">
               <w:r>
                 <w:rPr>
                   <w:rFonts w:ascii="Arial" w:cs="Arial" w:eastAsia="Arial" w:hAnsi="Arial"/>
@@ -9485,7 +9485,7 @@
               <w:spacing w:after="10" w:before="0"/>
               <w:ind w:left="120"/>
             </w:pPr>
-            <w:hyperlink w:history="1" r:id="rId9mmy-86zbi4aoi8llcpmd">
+            <w:hyperlink w:history="1" r:id="rIdviocgyzbmj5ygy4eh4lgg">
               <w:r>
                 <w:rPr>
                   <w:rFonts w:ascii="Arial" w:cs="Arial" w:eastAsia="Arial" w:hAnsi="Arial"/>
@@ -9680,7 +9680,7 @@
             <w:pPr>
               <w:spacing w:after="20" w:before="0"/>
             </w:pPr>
-            <w:hyperlink w:history="1" r:id="rIdfaeqlamfjfwb-jqglc_iv">
+            <w:hyperlink w:history="1" r:id="rId7isb6zu5bcsf1n-kdt61z">
               <w:r>
                 <w:rPr>
                   <w:rFonts w:ascii="Arial" w:cs="Arial" w:eastAsia="Arial" w:hAnsi="Arial"/>
@@ -9713,7 +9713,7 @@
               <w:spacing w:after="10" w:before="0"/>
               <w:ind w:left="120"/>
             </w:pPr>
-            <w:hyperlink w:history="1" r:id="rId9rsoubacax4c0qqcxixtu">
+            <w:hyperlink w:history="1" r:id="rIdnlszv_xjh0zv74gkppvfy">
               <w:r>
                 <w:rPr>
                   <w:rFonts w:ascii="Arial" w:cs="Arial" w:eastAsia="Arial" w:hAnsi="Arial"/>
@@ -9758,7 +9758,7 @@
             <w:pPr>
               <w:spacing w:after="20" w:before="0"/>
             </w:pPr>
-            <w:hyperlink w:history="1" r:id="rIdzvugqdu1i6dvsqha-hwov">
+            <w:hyperlink w:history="1" r:id="rIdlfvfwjszyiok9pfoflm9t">
               <w:r>
                 <w:rPr>
                   <w:rFonts w:ascii="Arial" w:cs="Arial" w:eastAsia="Arial" w:hAnsi="Arial"/>
@@ -9791,7 +9791,7 @@
               <w:spacing w:after="10" w:before="0"/>
               <w:ind w:left="120"/>
             </w:pPr>
-            <w:hyperlink w:history="1" r:id="rId_92-37jdwporb1x3sw7on">
+            <w:hyperlink w:history="1" r:id="rIdrwg7i9jvvrpz7jtkujc_q">
               <w:r>
                 <w:rPr>
                   <w:rFonts w:ascii="Arial" w:cs="Arial" w:eastAsia="Arial" w:hAnsi="Arial"/>
@@ -9986,7 +9986,7 @@
             <w:pPr>
               <w:spacing w:after="20" w:before="0"/>
             </w:pPr>
-            <w:hyperlink w:history="1" r:id="rIdivyvzc_did_gasrvtmabu">
+            <w:hyperlink w:history="1" r:id="rIdaeo2hyaj7gs_rz_cnadhk">
               <w:r>
                 <w:rPr>
                   <w:rFonts w:ascii="Arial" w:cs="Arial" w:eastAsia="Arial" w:hAnsi="Arial"/>
@@ -10019,7 +10019,7 @@
               <w:spacing w:after="10" w:before="0"/>
               <w:ind w:left="120"/>
             </w:pPr>
-            <w:hyperlink w:history="1" r:id="rIdf7s-faaypy_l7y9jnknpa">
+            <w:hyperlink w:history="1" r:id="rIdfqr_9fn_rlm8ljqavnenr">
               <w:r>
                 <w:rPr>
                   <w:rFonts w:ascii="Arial" w:cs="Arial" w:eastAsia="Arial" w:hAnsi="Arial"/>
@@ -10064,7 +10064,7 @@
             <w:pPr>
               <w:spacing w:after="20" w:before="0"/>
             </w:pPr>
-            <w:hyperlink w:history="1" r:id="rIde11wj369yhvuklc5bn3wf">
+            <w:hyperlink w:history="1" r:id="rIddq44_i-pdyllsqk26flnv">
               <w:r>
                 <w:rPr>
                   <w:rFonts w:ascii="Arial" w:cs="Arial" w:eastAsia="Arial" w:hAnsi="Arial"/>
@@ -10097,7 +10097,7 @@
               <w:spacing w:after="10" w:before="0"/>
               <w:ind w:left="120"/>
             </w:pPr>
-            <w:hyperlink w:history="1" r:id="rIdkyusupjepervswb6ve4-f">
+            <w:hyperlink w:history="1" r:id="rIdkej3wzrij1izlcnv6kgwl">
               <w:r>
                 <w:rPr>
                   <w:rFonts w:ascii="Arial" w:cs="Arial" w:eastAsia="Arial" w:hAnsi="Arial"/>
@@ -10444,7 +10444,7 @@
             <w:pPr>
               <w:spacing w:after="20" w:before="0"/>
             </w:pPr>
-            <w:hyperlink w:history="1" r:id="rId3kfkyqmhxrbdckakzijav">
+            <w:hyperlink w:history="1" r:id="rIdeydqwgeovqnpkqzyc2zx0">
               <w:r>
                 <w:rPr>
                   <w:rFonts w:ascii="Arial" w:cs="Arial" w:eastAsia="Arial" w:hAnsi="Arial"/>
@@ -10477,7 +10477,7 @@
               <w:spacing w:after="10" w:before="0"/>
               <w:ind w:left="120"/>
             </w:pPr>
-            <w:hyperlink w:history="1" r:id="rIdjqunjo5rhgf-yaharnlfi">
+            <w:hyperlink w:history="1" r:id="rIdyk4rdmxa2zj4hyun8hem1">
               <w:r>
                 <w:rPr>
                   <w:rFonts w:ascii="Arial" w:cs="Arial" w:eastAsia="Arial" w:hAnsi="Arial"/>
@@ -10522,7 +10522,7 @@
             <w:pPr>
               <w:spacing w:after="20" w:before="0"/>
             </w:pPr>
-            <w:hyperlink w:history="1" r:id="rId75artbh0fblz28j1gtueq">
+            <w:hyperlink w:history="1" r:id="rIdkamawjibaf1nm1d0sd4qe">
               <w:r>
                 <w:rPr>
                   <w:rFonts w:ascii="Arial" w:cs="Arial" w:eastAsia="Arial" w:hAnsi="Arial"/>
@@ -10555,7 +10555,7 @@
               <w:spacing w:after="10" w:before="0"/>
               <w:ind w:left="120"/>
             </w:pPr>
-            <w:hyperlink w:history="1" r:id="rIddl8p5opxgwm__pdfb2x9k">
+            <w:hyperlink w:history="1" r:id="rIdneof78mazhyduumamh49g">
               <w:r>
                 <w:rPr>
                   <w:rFonts w:ascii="Arial" w:cs="Arial" w:eastAsia="Arial" w:hAnsi="Arial"/>
@@ -10788,7 +10788,7 @@
             <w:pPr>
               <w:spacing w:after="20" w:before="0"/>
             </w:pPr>
-            <w:hyperlink w:history="1" r:id="rId_avuwsq-ja3tsxjpgn183">
+            <w:hyperlink w:history="1" r:id="rIdksm3pz2boeoxm4lu-4b7a">
               <w:r>
                 <w:rPr>
                   <w:rFonts w:ascii="Arial" w:cs="Arial" w:eastAsia="Arial" w:hAnsi="Arial"/>
@@ -10821,7 +10821,7 @@
               <w:spacing w:after="10" w:before="0"/>
               <w:ind w:left="120"/>
             </w:pPr>
-            <w:hyperlink w:history="1" r:id="rIdyhwjx39cptjz8dhojqikc">
+            <w:hyperlink w:history="1" r:id="rIdgqdikclrkb1e5meuaninw">
               <w:r>
                 <w:rPr>
                   <w:rFonts w:ascii="Arial" w:cs="Arial" w:eastAsia="Arial" w:hAnsi="Arial"/>
@@ -10866,7 +10866,7 @@
             <w:pPr>
               <w:spacing w:after="20" w:before="0"/>
             </w:pPr>
-            <w:hyperlink w:history="1" r:id="rIdg8l9zr-xnoyyt_u2-ffz2">
+            <w:hyperlink w:history="1" r:id="rIdhzq7cjzk1z4ycudop0l01">
               <w:r>
                 <w:rPr>
                   <w:rFonts w:ascii="Arial" w:cs="Arial" w:eastAsia="Arial" w:hAnsi="Arial"/>
@@ -10899,7 +10899,7 @@
               <w:spacing w:after="10" w:before="0"/>
               <w:ind w:left="120"/>
             </w:pPr>
-            <w:hyperlink w:history="1" r:id="rIdwnr_8dovcphtwvn0sl8or">
+            <w:hyperlink w:history="1" r:id="rIdglu-j4mn3k9hsgmxw_pjs">
               <w:r>
                 <w:rPr>
                   <w:rFonts w:ascii="Arial" w:cs="Arial" w:eastAsia="Arial" w:hAnsi="Arial"/>
@@ -12462,7 +12462,313 @@
             <w:pPr>
               <w:spacing w:after="20" w:before="0"/>
             </w:pPr>
-            <w:hyperlink w:history="1" r:id="rIdq8zmcl46hhvlnmvmm0ior">
+            <w:hyperlink w:history="1" r:id="rIdw2m--r7wjygtfb5fmnvn7">
+              <w:r>
+                <w:rPr>
+                  <w:rFonts w:ascii="Arial" w:cs="Arial" w:eastAsia="Arial" w:hAnsi="Arial"/>
+                  <w:color w:val="2E75B6"/>
+                  <w:sz w:val="16"/>
+                  <w:szCs w:val="16"/>
+                  <w:u w:val="single" w:color="2E75B6"/>
+                </w:rPr>
+                <w:t xml:space="preserve">Sample statistic bias worked example</w:t>
+              </w:r>
+            </w:hyperlink>
+          </w:p>
+          <w:p>
+            <w:pPr>
+              <w:spacing w:after="10" w:before="0"/>
+              <w:ind w:left="120"/>
+            </w:pPr>
+            <w:r>
+              <w:rPr>
+                <w:rFonts w:ascii="Arial" w:cs="Arial" w:eastAsia="Arial" w:hAnsi="Arial"/>
+                <w:color w:val="595959"/>
+                <w:sz w:val="14"/>
+                <w:szCs w:val="14"/>
+              </w:rPr>
+              <w:t xml:space="preserve">Source: Khan Academy (English - US curriculum)</w:t>
+            </w:r>
+          </w:p>
+          <w:p>
+            <w:pPr>
+              <w:spacing w:after="10" w:before="0"/>
+              <w:ind w:left="120"/>
+            </w:pPr>
+            <w:hyperlink w:history="1" r:id="rIdrjuilhxptpqnytelfjza5">
+              <w:r>
+                <w:rPr>
+                  <w:rFonts w:ascii="Arial" w:cs="Arial" w:eastAsia="Arial" w:hAnsi="Arial"/>
+                  <w:color w:val="595959"/>
+                  <w:sz w:val="14"/>
+                  <w:szCs w:val="14"/>
+                  <w:u w:val="single" w:color="595959"/>
+                </w:rPr>
+                <w:t xml:space="preserve">🔍 Search ARES for similar videos</w:t>
+              </w:r>
+            </w:hyperlink>
+          </w:p>
+          <w:p>
+            <w:pPr>
+              <w:spacing w:after="40" w:before="0"/>
+            </w:pPr>
+            <w:r>
+              <w:rPr>
+                <w:sz w:val="14"/>
+                <w:szCs w:val="14"/>
+              </w:rPr>
+              <w:t xml:space="preserve"/>
+            </w:r>
+          </w:p>
+          <w:p>
+            <w:pPr>
+              <w:spacing w:after="20" w:before="0"/>
+            </w:pPr>
+            <w:r>
+              <w:rPr>
+                <w:rFonts w:ascii="Arial" w:cs="Arial" w:eastAsia="Arial" w:hAnsi="Arial"/>
+                <w:b/>
+                <w:bCs/>
+                <w:color w:val="1F3864"/>
+                <w:sz w:val="16"/>
+                <w:szCs w:val="16"/>
+              </w:rPr>
+              <w:t xml:space="preserve">📖 HTML:</w:t>
+            </w:r>
+          </w:p>
+          <w:p>
+            <w:pPr>
+              <w:spacing w:after="20" w:before="0"/>
+            </w:pPr>
+            <w:hyperlink w:history="1" r:id="rIdztqbm7fbmmqzzwuxliwpd">
+              <w:r>
+                <w:rPr>
+                  <w:rFonts w:ascii="Arial" w:cs="Arial" w:eastAsia="Arial" w:hAnsi="Arial"/>
+                  <w:color w:val="2E75B6"/>
+                  <w:sz w:val="16"/>
+                  <w:szCs w:val="16"/>
+                  <w:u w:val="single" w:color="2E75B6"/>
+                </w:rPr>
+                <w:t xml:space="preserve">Ungrouped Data to Find the Mean (Flexbook)</w:t>
+              </w:r>
+            </w:hyperlink>
+          </w:p>
+          <w:p>
+            <w:pPr>
+              <w:spacing w:after="10" w:before="0"/>
+              <w:ind w:left="120"/>
+            </w:pPr>
+            <w:r>
+              <w:rPr>
+                <w:rFonts w:ascii="Arial" w:cs="Arial" w:eastAsia="Arial" w:hAnsi="Arial"/>
+                <w:color w:val="595959"/>
+                <w:sz w:val="14"/>
+                <w:szCs w:val="14"/>
+              </w:rPr>
+              <w:t xml:space="preserve">Source: CK-12</w:t>
+            </w:r>
+          </w:p>
+          <w:p>
+            <w:pPr>
+              <w:spacing w:after="10" w:before="0"/>
+              <w:ind w:left="120"/>
+            </w:pPr>
+            <w:hyperlink w:history="1" r:id="rIdfnghovnzgf_vaswrpeso4">
+              <w:r>
+                <w:rPr>
+                  <w:rFonts w:ascii="Arial" w:cs="Arial" w:eastAsia="Arial" w:hAnsi="Arial"/>
+                  <w:color w:val="595959"/>
+                  <w:sz w:val="14"/>
+                  <w:szCs w:val="14"/>
+                  <w:u w:val="single" w:color="595959"/>
+                </w:rPr>
+                <w:t xml:space="preserve">🔍 Search ARES for similar readings</w:t>
+              </w:r>
+            </w:hyperlink>
+          </w:p>
+        </w:tc>
+        <w:tc>
+          <w:tcPr>
+            <w:tcW w:type="dxa" w:w="3040"/>
+            <w:shd w:fill="FFFFFF" w:color="auto" w:val="clear"/>
+            <w:tcMar>
+              <w:top w:type="dxa" w:w="60"/>
+              <w:left w:type="dxa" w:w="120"/>
+              <w:bottom w:type="dxa" w:w="60"/>
+              <w:right w:type="dxa" w:w="120"/>
+            </w:tcMar>
+            <w:vAlign w:val="top"/>
+          </w:tcPr>
+          <w:p>
+            <w:pPr>
+              <w:spacing w:after="40" w:before="0"/>
+              <w:jc w:val="left"/>
+            </w:pPr>
+            <w:r>
+              <w:rPr>
+                <w:rFonts w:ascii="Arial" w:cs="Arial" w:eastAsia="Arial" w:hAnsi="Arial"/>
+                <w:b w:val="false"/>
+                <w:bCs w:val="false"/>
+                <w:i w:val="false"/>
+                <w:iCs w:val="false"/>
+                <w:color w:val="000000"/>
+                <w:sz w:val="18"/>
+                <w:szCs w:val="18"/>
+              </w:rPr>
+              <w:t xml:space="preserve">Each learner receives their group's raw data sheet from Lesson 1 — a disorganised list of 120 meal choices written in the order they were collected. Individually and silently, learners study the list for 90 seconds and write two predictions in their exercise books: (a) Which meal appears most often? (b) How confident are you in your answer — very confident, somewhat confident, or just guessing? Learners share predictions with a shoulder partner before whole-class cold-call.</w:t>
+            </w:r>
+          </w:p>
+        </w:tc>
+        <w:tc>
+          <w:tcPr>
+            <w:tcW w:type="dxa" w:w="3040"/>
+            <w:shd w:fill="F2F2F2" w:color="auto" w:val="clear"/>
+            <w:tcMar>
+              <w:top w:type="dxa" w:w="60"/>
+              <w:left w:type="dxa" w:w="120"/>
+              <w:bottom w:type="dxa" w:w="60"/>
+              <w:right w:type="dxa" w:w="120"/>
+            </w:tcMar>
+            <w:vAlign w:val="top"/>
+          </w:tcPr>
+          <w:p>
+            <w:pPr>
+              <w:spacing w:after="40" w:before="0"/>
+              <w:jc w:val="left"/>
+            </w:pPr>
+            <w:r>
+              <w:rPr>
+                <w:rFonts w:ascii="Arial" w:cs="Arial" w:eastAsia="Arial" w:hAnsi="Arial"/>
+                <w:b w:val="false"/>
+                <w:bCs w:val="false"/>
+                <w:i w:val="false"/>
+                <w:iCs w:val="false"/>
+                <w:color w:val="000000"/>
+                <w:sz w:val="18"/>
+                <w:szCs w:val="18"/>
+              </w:rPr>
+              <w:t xml:space="preserve">Distribute raw data sheets face-down. Say: 'Do not flip the sheet yet. In a moment I will ask you to look at this list of 120 meal choices — the same kind of list Mama Wanjiku would have if she ever wrote down her orders. I want you to predict: which meal comes up most often, and how confident are you?' Flip instruction: 'Flip your sheet. You have 90 seconds — go.' [Start timer. Circulate silently. Do NOT answer questions.] After 90 seconds: 'Pens down. Write your prediction and confidence level.' Cold-call exactly 5 learners using name cards: ask each, 'What did you predict, and why?' [WAIT TIME: 12 seconds after each name before prompting.] Tally predictions on the board in a simple two-column list: Meal | Number of classmates who predicted it. Do not confirm or deny any prediction — say: 'We will let the data speak for itself.'</w:t>
+            </w:r>
+          </w:p>
+        </w:tc>
+        <w:tc>
+          <w:tcPr>
+            <w:tcW w:type="dxa" w:w="3040"/>
+            <w:shd w:fill="FFFFFF" w:color="auto" w:val="clear"/>
+            <w:tcMar>
+              <w:top w:type="dxa" w:w="60"/>
+              <w:left w:type="dxa" w:w="120"/>
+              <w:bottom w:type="dxa" w:w="60"/>
+              <w:right w:type="dxa" w:w="120"/>
+            </w:tcMar>
+            <w:vAlign w:val="top"/>
+          </w:tcPr>
+          <w:p>
+            <w:pPr>
+              <w:spacing w:after="40" w:before="0"/>
+              <w:jc w:val="left"/>
+            </w:pPr>
+            <w:r>
+              <w:rPr>
+                <w:rFonts w:ascii="Arial" w:cs="Arial" w:eastAsia="Arial" w:hAnsi="Arial"/>
+                <w:b w:val="false"/>
+                <w:bCs w:val="false"/>
+                <w:i w:val="false"/>
+                <w:iCs w:val="false"/>
+                <w:color w:val="000000"/>
+                <w:sz w:val="18"/>
+                <w:szCs w:val="18"/>
+              </w:rPr>
+              <w:t xml:space="preserve">Prediction Activation — surfacing prior intuition before instruction so learners have a personal stake in the outcome. By committing a prediction to paper, each learner creates cognitive dissonance they will resolve through the observation phase, deepening engagement with the table-building process.</w:t>
+            </w:r>
+          </w:p>
+        </w:tc>
+        <w:tc>
+          <w:tcPr>
+            <w:tcW w:type="dxa" w:w="3040"/>
+            <w:shd w:fill="F2F2F2" w:color="auto" w:val="clear"/>
+            <w:tcMar>
+              <w:top w:type="dxa" w:w="60"/>
+              <w:left w:type="dxa" w:w="120"/>
+              <w:bottom w:type="dxa" w:w="60"/>
+              <w:right w:type="dxa" w:w="120"/>
+            </w:tcMar>
+            <w:vAlign w:val="top"/>
+          </w:tcPr>
+          <w:p>
+            <w:pPr>
+              <w:spacing w:after="40" w:before="0"/>
+              <w:jc w:val="left"/>
+            </w:pPr>
+            <w:r>
+              <w:rPr>
+                <w:rFonts w:ascii="Arial" w:cs="Arial" w:eastAsia="Arial" w:hAnsi="Arial"/>
+                <w:b w:val="false"/>
+                <w:bCs w:val="false"/>
+                <w:i w:val="false"/>
+                <w:iCs w:val="false"/>
+                <w:color w:val="000000"/>
+                <w:sz w:val="18"/>
+                <w:szCs w:val="18"/>
+              </w:rPr>
+              <w:t xml:space="preserve">Observable indicator: Every learner has written a meal name AND a confidence rating in their exercise book before sharing. Teacher scans books during circulation. If more than one-third write 'just guessing', note this aloud: 'Many of us are guessing — that is exactly Mama Wanjiku's problem. Let us see if a table can do better than a guess.'</w:t>
+            </w:r>
+          </w:p>
+        </w:tc>
+      </w:tr>
+      <w:tr>
+        <w:tc>
+          <w:tcPr>
+            <w:tcW w:type="dxa" w:w="1520"/>
+            <w:shd w:fill="D9EEF1" w:color="auto" w:val="clear"/>
+            <w:tcMar>
+              <w:top w:type="dxa" w:w="60"/>
+              <w:left w:type="dxa" w:w="120"/>
+              <w:bottom w:type="dxa" w:w="60"/>
+              <w:right w:type="dxa" w:w="120"/>
+            </w:tcMar>
+            <w:vAlign w:val="top"/>
+          </w:tcPr>
+          <w:p>
+            <w:pPr>
+              <w:spacing w:after="40" w:before="0"/>
+              <w:jc w:val="left"/>
+            </w:pPr>
+            <w:r>
+              <w:rPr>
+                <w:rFonts w:ascii="Arial" w:cs="Arial" w:eastAsia="Arial" w:hAnsi="Arial"/>
+                <w:b/>
+                <w:bCs/>
+                <w:i w:val="false"/>
+                <w:iCs w:val="false"/>
+                <w:color w:val="000000"/>
+                <w:sz w:val="18"/>
+                <w:szCs w:val="18"/>
+              </w:rPr>
+              <w:t xml:space="preserve">Observe Phase</w:t>
+            </w:r>
+          </w:p>
+          <w:p>
+            <w:pPr>
+              <w:spacing w:after="20" w:before="0"/>
+            </w:pPr>
+            <w:r>
+              <w:rPr>
+                <w:rFonts w:ascii="Arial" w:cs="Arial" w:eastAsia="Arial" w:hAnsi="Arial"/>
+                <w:b/>
+                <w:bCs/>
+                <w:color w:val="1F3864"/>
+                <w:sz w:val="16"/>
+                <w:szCs w:val="16"/>
+              </w:rPr>
+              <w:t xml:space="preserve">📹 VIDEO:</w:t>
+            </w:r>
+          </w:p>
+          <w:p>
+            <w:pPr>
+              <w:spacing w:after="20" w:before="0"/>
+            </w:pPr>
+            <w:hyperlink w:history="1" r:id="rId8v6ql6y0rnodmtzl3mkzu">
               <w:r>
                 <w:rPr>
                   <w:rFonts w:ascii="Arial" w:cs="Arial" w:eastAsia="Arial" w:hAnsi="Arial"/>
@@ -12495,7 +12801,7 @@
               <w:spacing w:after="10" w:before="0"/>
               <w:ind w:left="120"/>
             </w:pPr>
-            <w:hyperlink w:history="1" r:id="rId7g9fbb7uiqcsu27w4s5ya">
+            <w:hyperlink w:history="1" r:id="rIdggbdhugc7q-mjhga815fe">
               <w:r>
                 <w:rPr>
                   <w:rFonts w:ascii="Arial" w:cs="Arial" w:eastAsia="Arial" w:hAnsi="Arial"/>
@@ -12533,6 +12839,312 @@
                 <w:sz w:val="16"/>
                 <w:szCs w:val="16"/>
               </w:rPr>
+              <w:t xml:space="preserve">📖 EXERCISE:</w:t>
+            </w:r>
+          </w:p>
+          <w:p>
+            <w:pPr>
+              <w:spacing w:after="20" w:before="0"/>
+            </w:pPr>
+            <w:hyperlink w:history="1" r:id="rIdrfflbnhvbteghzwp71xie">
+              <w:r>
+                <w:rPr>
+                  <w:rFonts w:ascii="Arial" w:cs="Arial" w:eastAsia="Arial" w:hAnsi="Arial"/>
+                  <w:color w:val="2E75B6"/>
+                  <w:sz w:val="16"/>
+                  <w:szCs w:val="16"/>
+                  <w:u w:val="single" w:color="2E75B6"/>
+                </w:rPr>
+                <w:t xml:space="preserve">Ungrouped Data to Find the Mean Practice</w:t>
+              </w:r>
+            </w:hyperlink>
+          </w:p>
+          <w:p>
+            <w:pPr>
+              <w:spacing w:after="10" w:before="0"/>
+              <w:ind w:left="120"/>
+            </w:pPr>
+            <w:r>
+              <w:rPr>
+                <w:rFonts w:ascii="Arial" w:cs="Arial" w:eastAsia="Arial" w:hAnsi="Arial"/>
+                <w:color w:val="595959"/>
+                <w:sz w:val="14"/>
+                <w:szCs w:val="14"/>
+              </w:rPr>
+              <w:t xml:space="preserve">Source: CK-12</w:t>
+            </w:r>
+          </w:p>
+          <w:p>
+            <w:pPr>
+              <w:spacing w:after="10" w:before="0"/>
+              <w:ind w:left="120"/>
+            </w:pPr>
+            <w:hyperlink w:history="1" r:id="rIdhlfhy5e2j994tcibtdgnd">
+              <w:r>
+                <w:rPr>
+                  <w:rFonts w:ascii="Arial" w:cs="Arial" w:eastAsia="Arial" w:hAnsi="Arial"/>
+                  <w:color w:val="595959"/>
+                  <w:sz w:val="14"/>
+                  <w:szCs w:val="14"/>
+                  <w:u w:val="single" w:color="595959"/>
+                </w:rPr>
+                <w:t xml:space="preserve">🔍 Search ARES for similar readings</w:t>
+              </w:r>
+            </w:hyperlink>
+          </w:p>
+        </w:tc>
+        <w:tc>
+          <w:tcPr>
+            <w:tcW w:type="dxa" w:w="3040"/>
+            <w:shd w:fill="FFFFFF" w:color="auto" w:val="clear"/>
+            <w:tcMar>
+              <w:top w:type="dxa" w:w="60"/>
+              <w:left w:type="dxa" w:w="120"/>
+              <w:bottom w:type="dxa" w:w="60"/>
+              <w:right w:type="dxa" w:w="120"/>
+            </w:tcMar>
+            <w:vAlign w:val="top"/>
+          </w:tcPr>
+          <w:p>
+            <w:pPr>
+              <w:spacing w:after="40" w:before="0"/>
+              <w:jc w:val="left"/>
+            </w:pPr>
+            <w:r>
+              <w:rPr>
+                <w:rFonts w:ascii="Arial" w:cs="Arial" w:eastAsia="Arial" w:hAnsi="Arial"/>
+                <w:b w:val="false"/>
+                <w:bCs w:val="false"/>
+                <w:i w:val="false"/>
+                <w:iCs w:val="false"/>
+                <w:color w:val="000000"/>
+                <w:sz w:val="18"/>
+                <w:szCs w:val="18"/>
+              </w:rPr>
+              <w:t xml:space="preserve">Teacher projects (or draws on the board) the school-gate transport data from Mwangaza Secondary School: a raw list of 40 entries — matatu, boda boda, walking, matatu, cycling, walking, matatu… — collected at the school gate one Monday morning. Learners watch and participate as the teacher live-models constructing a frequency distribution table step by step using this transport data. Learners copy the completed model table into their books. They then open their group's canteen raw data sheet and — using the model as a guide — begin constructing their own frequency distribution table in groups of four.</w:t>
+            </w:r>
+          </w:p>
+        </w:tc>
+        <w:tc>
+          <w:tcPr>
+            <w:tcW w:type="dxa" w:w="3040"/>
+            <w:shd w:fill="F2F2F2" w:color="auto" w:val="clear"/>
+            <w:tcMar>
+              <w:top w:type="dxa" w:w="60"/>
+              <w:left w:type="dxa" w:w="120"/>
+              <w:bottom w:type="dxa" w:w="60"/>
+              <w:right w:type="dxa" w:w="120"/>
+            </w:tcMar>
+            <w:vAlign w:val="top"/>
+          </w:tcPr>
+          <w:p>
+            <w:pPr>
+              <w:spacing w:after="40" w:before="0"/>
+              <w:jc w:val="left"/>
+            </w:pPr>
+            <w:r>
+              <w:rPr>
+                <w:rFonts w:ascii="Arial" w:cs="Arial" w:eastAsia="Arial" w:hAnsi="Arial"/>
+                <w:b w:val="false"/>
+                <w:bCs w:val="false"/>
+                <w:i w:val="false"/>
+                <w:iCs w:val="false"/>
+                <w:color w:val="000000"/>
+                <w:sz w:val="18"/>
+                <w:szCs w:val="18"/>
+              </w:rPr>
+              <w:t xml:space="preserve">Say: 'Before we tackle our canteen data, I am going to show you the tool we need — using a different data set so you can see the steps clearly.' Draw the raw transport list on the board. Step 1 — Column headers: 'I write three columns: Mode of Transport | Tally | Frequency. Copy this.' Step 2 — First pass through the data: 'I read each entry aloud. Every time I read it, I make one tally mark next to that category. Watch my hand.' Read all 40 entries aloud at a steady pace, marking tallies visibly. Step 3 — Grouping tallies in fives: 'After every four marks I cross through to make a bundle of five — this makes counting easier.' Step 4 — Counting frequencies: 'I count each bundle and write the number in the Frequency column.' Step 5 — Check: 'I add all frequencies: they must sum to 40 — our total number of entries. If they do not, I have made an error.' [Pause.] Ask the class: 'Why must the frequencies add up to 40?' [WAIT TIME: 10 seconds.] Cold-call 2 learners. Then say: 'Now, using this model, your group will build a frequency distribution table for your canteen data. You have 12 minutes. Roles: one person reads entries aloud, one marks tallies, one counts and writes frequencies, one checks the total equals 120.' Circulate. Stop at each group and ask one of three targeted questions — rotate so every group hears at least one: Q1: 'What is the highest frequency in your table so far?' Q2: 'What does that tell us about Mama Wanjiku's problem?' Q3: 'Could Mama Wanjiku have seen this pattern without the table — why or why not?' [WAIT TIME: 12 seconds after each question before accepting an answer.] If a group's frequencies do not sum to 120, say: 'Your total is [X]. What should it be? Where might the error be hiding?' — do not correct it for them.</w:t>
+            </w:r>
+          </w:p>
+        </w:tc>
+        <w:tc>
+          <w:tcPr>
+            <w:tcW w:type="dxa" w:w="3040"/>
+            <w:shd w:fill="FFFFFF" w:color="auto" w:val="clear"/>
+            <w:tcMar>
+              <w:top w:type="dxa" w:w="60"/>
+              <w:left w:type="dxa" w:w="120"/>
+              <w:bottom w:type="dxa" w:w="60"/>
+              <w:right w:type="dxa" w:w="120"/>
+            </w:tcMar>
+            <w:vAlign w:val="top"/>
+          </w:tcPr>
+          <w:p>
+            <w:pPr>
+              <w:spacing w:after="40" w:before="0"/>
+              <w:jc w:val="left"/>
+            </w:pPr>
+            <w:r>
+              <w:rPr>
+                <w:rFonts w:ascii="Arial" w:cs="Arial" w:eastAsia="Arial" w:hAnsi="Arial"/>
+                <w:b w:val="false"/>
+                <w:bCs w:val="false"/>
+                <w:i w:val="false"/>
+                <w:iCs w:val="false"/>
+                <w:color w:val="000000"/>
+                <w:sz w:val="18"/>
+                <w:szCs w:val="18"/>
+              </w:rPr>
+              <w:t xml:space="preserve">Live Modelling with Structured Role Assignment — the teacher makes the invisible thinking process of table construction visible through narrated step-by-step action. Assigning group roles (reader, tally marker, frequency counter, checker) distributes cognitive load and ensures every learner is actively processing data rather than watching one peer do the work. The transport supporting phenomenon serves as a low-stakes rehearsal before learners apply the tool to their own canteen data.</w:t>
+            </w:r>
+          </w:p>
+        </w:tc>
+        <w:tc>
+          <w:tcPr>
+            <w:tcW w:type="dxa" w:w="3040"/>
+            <w:shd w:fill="F2F2F2" w:color="auto" w:val="clear"/>
+            <w:tcMar>
+              <w:top w:type="dxa" w:w="60"/>
+              <w:left w:type="dxa" w:w="120"/>
+              <w:bottom w:type="dxa" w:w="60"/>
+              <w:right w:type="dxa" w:w="120"/>
+            </w:tcMar>
+            <w:vAlign w:val="top"/>
+          </w:tcPr>
+          <w:p>
+            <w:pPr>
+              <w:spacing w:after="40" w:before="0"/>
+              <w:jc w:val="left"/>
+            </w:pPr>
+            <w:r>
+              <w:rPr>
+                <w:rFonts w:ascii="Arial" w:cs="Arial" w:eastAsia="Arial" w:hAnsi="Arial"/>
+                <w:b w:val="false"/>
+                <w:bCs w:val="false"/>
+                <w:i w:val="false"/>
+                <w:iCs w:val="false"/>
+                <w:color w:val="000000"/>
+                <w:sz w:val="18"/>
+                <w:szCs w:val="18"/>
+              </w:rPr>
+              <w:t xml:space="preserve">Observable indicators: (1) Each group's tally column shows clear bundles of five with a crossing stroke. (2) The sum of frequencies in every completed table equals exactly 120. (3) When asked Q1–Q3 during circulation, at least one group member can respond without prompting. Teacher notes on a clipboard which groups cannot explain the connection between their highest frequency and Mama Wanjiku's problem — these groups receive a follow-up question in the Explain phase.</w:t>
+            </w:r>
+          </w:p>
+        </w:tc>
+      </w:tr>
+      <w:tr>
+        <w:tc>
+          <w:tcPr>
+            <w:tcW w:type="dxa" w:w="1520"/>
+            <w:shd w:fill="E2EFDA" w:color="auto" w:val="clear"/>
+            <w:tcMar>
+              <w:top w:type="dxa" w:w="60"/>
+              <w:left w:type="dxa" w:w="120"/>
+              <w:bottom w:type="dxa" w:w="60"/>
+              <w:right w:type="dxa" w:w="120"/>
+            </w:tcMar>
+            <w:vAlign w:val="top"/>
+          </w:tcPr>
+          <w:p>
+            <w:pPr>
+              <w:spacing w:after="40" w:before="0"/>
+              <w:jc w:val="left"/>
+            </w:pPr>
+            <w:r>
+              <w:rPr>
+                <w:rFonts w:ascii="Arial" w:cs="Arial" w:eastAsia="Arial" w:hAnsi="Arial"/>
+                <w:b/>
+                <w:bCs/>
+                <w:i w:val="false"/>
+                <w:iCs w:val="false"/>
+                <w:color w:val="000000"/>
+                <w:sz w:val="18"/>
+                <w:szCs w:val="18"/>
+              </w:rPr>
+              <w:t xml:space="preserve">Explain Phase</w:t>
+            </w:r>
+          </w:p>
+          <w:p>
+            <w:pPr>
+              <w:spacing w:after="20" w:before="0"/>
+            </w:pPr>
+            <w:r>
+              <w:rPr>
+                <w:rFonts w:ascii="Arial" w:cs="Arial" w:eastAsia="Arial" w:hAnsi="Arial"/>
+                <w:b/>
+                <w:bCs/>
+                <w:color w:val="1F3864"/>
+                <w:sz w:val="16"/>
+                <w:szCs w:val="16"/>
+              </w:rPr>
+              <w:t xml:space="preserve">📹 VIDEO:</w:t>
+            </w:r>
+          </w:p>
+          <w:p>
+            <w:pPr>
+              <w:spacing w:after="20" w:before="0"/>
+            </w:pPr>
+            <w:hyperlink w:history="1" r:id="rIdtyeaevxisnh-ovy-xgqcq">
+              <w:r>
+                <w:rPr>
+                  <w:rFonts w:ascii="Arial" w:cs="Arial" w:eastAsia="Arial" w:hAnsi="Arial"/>
+                  <w:color w:val="2E75B6"/>
+                  <w:sz w:val="16"/>
+                  <w:szCs w:val="16"/>
+                  <w:u w:val="single" w:color="2E75B6"/>
+                </w:rPr>
+                <w:t xml:space="preserve">Using a table to estimate P-value from t statistic</w:t>
+              </w:r>
+            </w:hyperlink>
+          </w:p>
+          <w:p>
+            <w:pPr>
+              <w:spacing w:after="10" w:before="0"/>
+              <w:ind w:left="120"/>
+            </w:pPr>
+            <w:r>
+              <w:rPr>
+                <w:rFonts w:ascii="Arial" w:cs="Arial" w:eastAsia="Arial" w:hAnsi="Arial"/>
+                <w:color w:val="595959"/>
+                <w:sz w:val="14"/>
+                <w:szCs w:val="14"/>
+              </w:rPr>
+              <w:t xml:space="preserve">Source: Khan Academy (English - US curriculum)</w:t>
+            </w:r>
+          </w:p>
+          <w:p>
+            <w:pPr>
+              <w:spacing w:after="10" w:before="0"/>
+              <w:ind w:left="120"/>
+            </w:pPr>
+            <w:hyperlink w:history="1" r:id="rIdatiuimeasmdva3budgp9b">
+              <w:r>
+                <w:rPr>
+                  <w:rFonts w:ascii="Arial" w:cs="Arial" w:eastAsia="Arial" w:hAnsi="Arial"/>
+                  <w:color w:val="595959"/>
+                  <w:sz w:val="14"/>
+                  <w:szCs w:val="14"/>
+                  <w:u w:val="single" w:color="595959"/>
+                </w:rPr>
+                <w:t xml:space="preserve">🔍 Search ARES for similar videos</w:t>
+              </w:r>
+            </w:hyperlink>
+          </w:p>
+          <w:p>
+            <w:pPr>
+              <w:spacing w:after="40" w:before="0"/>
+            </w:pPr>
+            <w:r>
+              <w:rPr>
+                <w:sz w:val="14"/>
+                <w:szCs w:val="14"/>
+              </w:rPr>
+              <w:t xml:space="preserve"/>
+            </w:r>
+          </w:p>
+          <w:p>
+            <w:pPr>
+              <w:spacing w:after="20" w:before="0"/>
+            </w:pPr>
+            <w:r>
+              <w:rPr>
+                <w:rFonts w:ascii="Arial" w:cs="Arial" w:eastAsia="Arial" w:hAnsi="Arial"/>
+                <w:b/>
+                <w:bCs/>
+                <w:color w:val="1F3864"/>
+                <w:sz w:val="16"/>
+                <w:szCs w:val="16"/>
+              </w:rPr>
               <w:t xml:space="preserve">📖 HTML:</w:t>
             </w:r>
           </w:p>
@@ -12540,7 +13152,619 @@
             <w:pPr>
               <w:spacing w:after="20" w:before="0"/>
             </w:pPr>
-            <w:hyperlink w:history="1" r:id="rIdtpp2htjw1ntv8pkmqzqvg">
+            <w:hyperlink w:history="1" r:id="rIdvhmevd_9fwqts0hfnmbvm">
+              <w:r>
+                <w:rPr>
+                  <w:rFonts w:ascii="Arial" w:cs="Arial" w:eastAsia="Arial" w:hAnsi="Arial"/>
+                  <w:color w:val="2E75B6"/>
+                  <w:sz w:val="16"/>
+                  <w:szCs w:val="16"/>
+                  <w:u w:val="single" w:color="2E75B6"/>
+                </w:rPr>
+                <w:t xml:space="preserve">Summary Statistics, Summarizing Univariate Distributions (Flexbook)</w:t>
+              </w:r>
+            </w:hyperlink>
+          </w:p>
+          <w:p>
+            <w:pPr>
+              <w:spacing w:after="10" w:before="0"/>
+              <w:ind w:left="120"/>
+            </w:pPr>
+            <w:r>
+              <w:rPr>
+                <w:rFonts w:ascii="Arial" w:cs="Arial" w:eastAsia="Arial" w:hAnsi="Arial"/>
+                <w:color w:val="595959"/>
+                <w:sz w:val="14"/>
+                <w:szCs w:val="14"/>
+              </w:rPr>
+              <w:t xml:space="preserve">Source: CK-12</w:t>
+            </w:r>
+          </w:p>
+          <w:p>
+            <w:pPr>
+              <w:spacing w:after="10" w:before="0"/>
+              <w:ind w:left="120"/>
+            </w:pPr>
+            <w:hyperlink w:history="1" r:id="rIds3vz3sezaqyee53p2ylxk">
+              <w:r>
+                <w:rPr>
+                  <w:rFonts w:ascii="Arial" w:cs="Arial" w:eastAsia="Arial" w:hAnsi="Arial"/>
+                  <w:color w:val="595959"/>
+                  <w:sz w:val="14"/>
+                  <w:szCs w:val="14"/>
+                  <w:u w:val="single" w:color="595959"/>
+                </w:rPr>
+                <w:t xml:space="preserve">🔍 Search ARES for similar readings</w:t>
+              </w:r>
+            </w:hyperlink>
+          </w:p>
+        </w:tc>
+        <w:tc>
+          <w:tcPr>
+            <w:tcW w:type="dxa" w:w="3040"/>
+            <w:shd w:fill="FFFFFF" w:color="auto" w:val="clear"/>
+            <w:tcMar>
+              <w:top w:type="dxa" w:w="60"/>
+              <w:left w:type="dxa" w:w="120"/>
+              <w:bottom w:type="dxa" w:w="60"/>
+              <w:right w:type="dxa" w:w="120"/>
+            </w:tcMar>
+            <w:vAlign w:val="top"/>
+          </w:tcPr>
+          <w:p>
+            <w:pPr>
+              <w:spacing w:after="40" w:before="0"/>
+              <w:jc w:val="left"/>
+            </w:pPr>
+            <w:r>
+              <w:rPr>
+                <w:rFonts w:ascii="Arial" w:cs="Arial" w:eastAsia="Arial" w:hAnsi="Arial"/>
+                <w:b w:val="false"/>
+                <w:bCs w:val="false"/>
+                <w:i w:val="false"/>
+                <w:iCs w:val="false"/>
+                <w:color w:val="000000"/>
+                <w:sz w:val="18"/>
+                <w:szCs w:val="18"/>
+              </w:rPr>
+              <w:t xml:space="preserve">Groups post their completed frequency distribution tables on the wall (or hold them up). The class conducts a silent gallery walk for 3 minutes, reading every group's table and writing in their books: (a) the most frequent meal in each table, (b) one similarity and one difference between tables. Whole-class discussion follows, connecting findings to Mama Wanjiku's situation. Learners then individually answer two written consolidation questions.</w:t>
+            </w:r>
+          </w:p>
+        </w:tc>
+        <w:tc>
+          <w:tcPr>
+            <w:tcW w:type="dxa" w:w="3040"/>
+            <w:shd w:fill="F2F2F2" w:color="auto" w:val="clear"/>
+            <w:tcMar>
+              <w:top w:type="dxa" w:w="60"/>
+              <w:left w:type="dxa" w:w="120"/>
+              <w:bottom w:type="dxa" w:w="60"/>
+              <w:right w:type="dxa" w:w="120"/>
+            </w:tcMar>
+            <w:vAlign w:val="top"/>
+          </w:tcPr>
+          <w:p>
+            <w:pPr>
+              <w:spacing w:after="40" w:before="0"/>
+              <w:jc w:val="left"/>
+            </w:pPr>
+            <w:r>
+              <w:rPr>
+                <w:rFonts w:ascii="Arial" w:cs="Arial" w:eastAsia="Arial" w:hAnsi="Arial"/>
+                <w:b w:val="false"/>
+                <w:bCs w:val="false"/>
+                <w:i w:val="false"/>
+                <w:iCs w:val="false"/>
+                <w:color w:val="000000"/>
+                <w:sz w:val="18"/>
+                <w:szCs w:val="18"/>
+              </w:rPr>
+              <w:t xml:space="preserve">Say: 'Post your table on the wall. We are going to do a silent gallery walk — no talking, just reading and writing. You have 3 minutes.' [Set timer. Circulate and observe what learners write.] After the gallery walk, bring the class together. Ask: 'Raise your hand if ugali with sukuma wiki had the highest frequency in the table you read.' [Count hands aloud.] 'Raise your hand if githeri had the lowest frequency in at least one table.' [Count hands.] Then cold-call 3 learners — one who raised their hand for ugali, one for githeri, one who noticed a difference between tables: 'Tell us what you noticed and what it means for Mama Wanjiku.' [WAIT TIME: 12 seconds each.] After responses, anchor the explanation: 'Every group's table is telling the same story — even though they are made from different subsets of the 120 orders. Ugali with sukuma wiki appears roughly half the time. Mama Wanjiku's memory told her something different on some days. Why?' [WAIT TIME: 10 seconds.] Cold-call 2 learners. Accept and build on responses; guide toward: 'Memory is selective and can be wrong — a frequency table cannot lie about what was recorded.' Then write on the board: 'A frequency distribution table organises raw data so that patterns become visible.' Say: 'Write this in your books as today's key statement.' Now pose the two consolidation questions — learners answer individually in silence for 4 minutes: CQ1: 'Using your group's frequency distribution table, state the meal Mama Wanjiku should prepare the most of each day. Explain using your frequency figures.' CQ2: 'If Mama Wanjiku had kept a tally every day for one week, how would her frequency table help her order ingredients on Monday morning for the week ahead?' Cold-call 4 learners to share answers — 2 per question. [WAIT TIME: 12 seconds each.] Affirm correct reasoning; redirect incomplete answers with: 'You said [X] — what number in your table supports that?'</w:t>
+            </w:r>
+          </w:p>
+        </w:tc>
+        <w:tc>
+          <w:tcPr>
+            <w:tcW w:type="dxa" w:w="3040"/>
+            <w:shd w:fill="FFFFFF" w:color="auto" w:val="clear"/>
+            <w:tcMar>
+              <w:top w:type="dxa" w:w="60"/>
+              <w:left w:type="dxa" w:w="120"/>
+              <w:bottom w:type="dxa" w:w="60"/>
+              <w:right w:type="dxa" w:w="120"/>
+            </w:tcMar>
+            <w:vAlign w:val="top"/>
+          </w:tcPr>
+          <w:p>
+            <w:pPr>
+              <w:spacing w:after="40" w:before="0"/>
+              <w:jc w:val="left"/>
+            </w:pPr>
+            <w:r>
+              <w:rPr>
+                <w:rFonts w:ascii="Arial" w:cs="Arial" w:eastAsia="Arial" w:hAnsi="Arial"/>
+                <w:b w:val="false"/>
+                <w:bCs w:val="false"/>
+                <w:i w:val="false"/>
+                <w:iCs w:val="false"/>
+                <w:color w:val="000000"/>
+                <w:sz w:val="18"/>
+                <w:szCs w:val="18"/>
+              </w:rPr>
+              <w:t xml:space="preserve">Gallery Walk with Evidence-Based Discussion — comparing multiple groups' tables makes the consistency of the pattern (ugali's dominance) visible across different data subsets, building the idea that a well-constructed table reveals objective truth rather than individual memory. The consolidation questions require learners to move from description ('ugali is most frequent') to application ('here is what Mama Wanjiku should do'), operationalising NGSS Science and Engineering Practice 4 (Analysing and Interpreting Data) and Practice 6 (Constructing Explanations).</w:t>
+            </w:r>
+          </w:p>
+        </w:tc>
+        <w:tc>
+          <w:tcPr>
+            <w:tcW w:type="dxa" w:w="3040"/>
+            <w:shd w:fill="F2F2F2" w:color="auto" w:val="clear"/>
+            <w:tcMar>
+              <w:top w:type="dxa" w:w="60"/>
+              <w:left w:type="dxa" w:w="120"/>
+              <w:bottom w:type="dxa" w:w="60"/>
+              <w:right w:type="dxa" w:w="120"/>
+            </w:tcMar>
+            <w:vAlign w:val="top"/>
+          </w:tcPr>
+          <w:p>
+            <w:pPr>
+              <w:spacing w:after="40" w:before="0"/>
+              <w:jc w:val="left"/>
+            </w:pPr>
+            <w:r>
+              <w:rPr>
+                <w:rFonts w:ascii="Arial" w:cs="Arial" w:eastAsia="Arial" w:hAnsi="Arial"/>
+                <w:b w:val="false"/>
+                <w:bCs w:val="false"/>
+                <w:i w:val="false"/>
+                <w:iCs w:val="false"/>
+                <w:color w:val="000000"/>
+                <w:sz w:val="18"/>
+                <w:szCs w:val="18"/>
+              </w:rPr>
+              <w:t xml:space="preserve">Observable indicators: (1) In CQ1, learner explicitly cites a frequency number from their table, not just a meal name. (2) In CQ2, learner connects the table to a concrete decision (e.g., 'order 58 portions of ugali ingredients per day'). Teacher collects exercise books of 6 learners (2 per ability level, selected in advance) at end of lesson to check written responses against these indicators.</w:t>
+            </w:r>
+          </w:p>
+        </w:tc>
+      </w:tr>
+      <w:tr>
+        <w:tc>
+          <w:tcPr>
+            <w:tcW w:type="dxa" w:w="1520"/>
+            <w:shd w:fill="FCE4D6" w:color="auto" w:val="clear"/>
+            <w:tcMar>
+              <w:top w:type="dxa" w:w="60"/>
+              <w:left w:type="dxa" w:w="120"/>
+              <w:bottom w:type="dxa" w:w="60"/>
+              <w:right w:type="dxa" w:w="120"/>
+            </w:tcMar>
+            <w:vAlign w:val="top"/>
+          </w:tcPr>
+          <w:p>
+            <w:pPr>
+              <w:spacing w:after="40" w:before="0"/>
+              <w:jc w:val="left"/>
+            </w:pPr>
+            <w:r>
+              <w:rPr>
+                <w:rFonts w:ascii="Arial" w:cs="Arial" w:eastAsia="Arial" w:hAnsi="Arial"/>
+                <w:b/>
+                <w:bCs/>
+                <w:i w:val="false"/>
+                <w:iCs w:val="false"/>
+                <w:color w:val="000000"/>
+                <w:sz w:val="18"/>
+                <w:szCs w:val="18"/>
+              </w:rPr>
+              <w:t xml:space="preserve">Driving Question Board (DQB) Creation</w:t>
+            </w:r>
+          </w:p>
+          <w:p>
+            <w:pPr>
+              <w:spacing w:after="20" w:before="0"/>
+            </w:pPr>
+            <w:r>
+              <w:rPr>
+                <w:rFonts w:ascii="Arial" w:cs="Arial" w:eastAsia="Arial" w:hAnsi="Arial"/>
+                <w:b/>
+                <w:bCs/>
+                <w:color w:val="1F3864"/>
+                <w:sz w:val="16"/>
+                <w:szCs w:val="16"/>
+              </w:rPr>
+              <w:t xml:space="preserve">📹 VIDEO:</w:t>
+            </w:r>
+          </w:p>
+          <w:p>
+            <w:pPr>
+              <w:spacing w:after="20" w:before="0"/>
+            </w:pPr>
+            <w:hyperlink w:history="1" r:id="rId9zsgmuxoyy6ogf4o_4osq">
+              <w:r>
+                <w:rPr>
+                  <w:rFonts w:ascii="Arial" w:cs="Arial" w:eastAsia="Arial" w:hAnsi="Arial"/>
+                  <w:color w:val="2E75B6"/>
+                  <w:sz w:val="16"/>
+                  <w:szCs w:val="16"/>
+                  <w:u w:val="single" w:color="2E75B6"/>
+                </w:rPr>
+                <w:t xml:space="preserve">Sample statistic bias worked example</w:t>
+              </w:r>
+            </w:hyperlink>
+          </w:p>
+          <w:p>
+            <w:pPr>
+              <w:spacing w:after="10" w:before="0"/>
+              <w:ind w:left="120"/>
+            </w:pPr>
+            <w:r>
+              <w:rPr>
+                <w:rFonts w:ascii="Arial" w:cs="Arial" w:eastAsia="Arial" w:hAnsi="Arial"/>
+                <w:color w:val="595959"/>
+                <w:sz w:val="14"/>
+                <w:szCs w:val="14"/>
+              </w:rPr>
+              <w:t xml:space="preserve">Source: Khan Academy (English - US curriculum)</w:t>
+            </w:r>
+          </w:p>
+          <w:p>
+            <w:pPr>
+              <w:spacing w:after="10" w:before="0"/>
+              <w:ind w:left="120"/>
+            </w:pPr>
+            <w:hyperlink w:history="1" r:id="rIdamnanizdlpvabvmbl6bhf">
+              <w:r>
+                <w:rPr>
+                  <w:rFonts w:ascii="Arial" w:cs="Arial" w:eastAsia="Arial" w:hAnsi="Arial"/>
+                  <w:color w:val="595959"/>
+                  <w:sz w:val="14"/>
+                  <w:szCs w:val="14"/>
+                  <w:u w:val="single" w:color="595959"/>
+                </w:rPr>
+                <w:t xml:space="preserve">🔍 Search ARES for similar videos</w:t>
+              </w:r>
+            </w:hyperlink>
+          </w:p>
+          <w:p>
+            <w:pPr>
+              <w:spacing w:after="40" w:before="0"/>
+            </w:pPr>
+            <w:r>
+              <w:rPr>
+                <w:sz w:val="14"/>
+                <w:szCs w:val="14"/>
+              </w:rPr>
+              <w:t xml:space="preserve"/>
+            </w:r>
+          </w:p>
+          <w:p>
+            <w:pPr>
+              <w:spacing w:after="20" w:before="0"/>
+            </w:pPr>
+            <w:r>
+              <w:rPr>
+                <w:rFonts w:ascii="Arial" w:cs="Arial" w:eastAsia="Arial" w:hAnsi="Arial"/>
+                <w:b/>
+                <w:bCs/>
+                <w:color w:val="1F3864"/>
+                <w:sz w:val="16"/>
+                <w:szCs w:val="16"/>
+              </w:rPr>
+              <w:t xml:space="preserve">📖 EXERCISE:</w:t>
+            </w:r>
+          </w:p>
+          <w:p>
+            <w:pPr>
+              <w:spacing w:after="20" w:before="0"/>
+            </w:pPr>
+            <w:hyperlink w:history="1" r:id="rIdm_ciebxi_w2kaoesdp6rw">
+              <w:r>
+                <w:rPr>
+                  <w:rFonts w:ascii="Arial" w:cs="Arial" w:eastAsia="Arial" w:hAnsi="Arial"/>
+                  <w:color w:val="2E75B6"/>
+                  <w:sz w:val="16"/>
+                  <w:szCs w:val="16"/>
+                  <w:u w:val="single" w:color="2E75B6"/>
+                </w:rPr>
+                <w:t xml:space="preserve">Test statistic and P-value in chi-square tests with two-way tables</w:t>
+              </w:r>
+            </w:hyperlink>
+          </w:p>
+          <w:p>
+            <w:pPr>
+              <w:spacing w:after="10" w:before="0"/>
+              <w:ind w:left="120"/>
+            </w:pPr>
+            <w:r>
+              <w:rPr>
+                <w:rFonts w:ascii="Arial" w:cs="Arial" w:eastAsia="Arial" w:hAnsi="Arial"/>
+                <w:color w:val="595959"/>
+                <w:sz w:val="14"/>
+                <w:szCs w:val="14"/>
+              </w:rPr>
+              <w:t xml:space="preserve">Source: Khan Academy (English - US curriculum)</w:t>
+            </w:r>
+          </w:p>
+          <w:p>
+            <w:pPr>
+              <w:spacing w:after="10" w:before="0"/>
+              <w:ind w:left="120"/>
+            </w:pPr>
+            <w:hyperlink w:history="1" r:id="rIdtfc1w2pydqeg7616wvbbu">
+              <w:r>
+                <w:rPr>
+                  <w:rFonts w:ascii="Arial" w:cs="Arial" w:eastAsia="Arial" w:hAnsi="Arial"/>
+                  <w:color w:val="595959"/>
+                  <w:sz w:val="14"/>
+                  <w:szCs w:val="14"/>
+                  <w:u w:val="single" w:color="595959"/>
+                </w:rPr>
+                <w:t xml:space="preserve">🔍 Search ARES for similar readings</w:t>
+              </w:r>
+            </w:hyperlink>
+          </w:p>
+        </w:tc>
+        <w:tc>
+          <w:tcPr>
+            <w:tcW w:type="dxa" w:w="3040"/>
+            <w:shd w:fill="FFFFFF" w:color="auto" w:val="clear"/>
+            <w:tcMar>
+              <w:top w:type="dxa" w:w="60"/>
+              <w:left w:type="dxa" w:w="120"/>
+              <w:bottom w:type="dxa" w:w="60"/>
+              <w:right w:type="dxa" w:w="120"/>
+            </w:tcMar>
+            <w:vAlign w:val="top"/>
+          </w:tcPr>
+          <w:p>
+            <w:pPr>
+              <w:spacing w:after="40" w:before="0"/>
+              <w:jc w:val="left"/>
+            </w:pPr>
+            <w:r>
+              <w:rPr>
+                <w:rFonts w:ascii="Arial" w:cs="Arial" w:eastAsia="Arial" w:hAnsi="Arial"/>
+                <w:b w:val="false"/>
+                <w:bCs w:val="false"/>
+                <w:i w:val="false"/>
+                <w:iCs w:val="false"/>
+                <w:color w:val="000000"/>
+                <w:sz w:val="18"/>
+                <w:szCs w:val="18"/>
+              </w:rPr>
+              <w:t xml:space="preserve">Each group receives one sticky note. They write one new question their frequency distribution table raised — something they still cannot answer — and post it on the class DQB. The teacher reads all new questions aloud and frames the bridge to Lesson 5.</w:t>
+            </w:r>
+          </w:p>
+        </w:tc>
+        <w:tc>
+          <w:tcPr>
+            <w:tcW w:type="dxa" w:w="3040"/>
+            <w:shd w:fill="F2F2F2" w:color="auto" w:val="clear"/>
+            <w:tcMar>
+              <w:top w:type="dxa" w:w="60"/>
+              <w:left w:type="dxa" w:w="120"/>
+              <w:bottom w:type="dxa" w:w="60"/>
+              <w:right w:type="dxa" w:w="120"/>
+            </w:tcMar>
+            <w:vAlign w:val="top"/>
+          </w:tcPr>
+          <w:p>
+            <w:pPr>
+              <w:spacing w:after="40" w:before="0"/>
+              <w:jc w:val="left"/>
+            </w:pPr>
+            <w:r>
+              <w:rPr>
+                <w:rFonts w:ascii="Arial" w:cs="Arial" w:eastAsia="Arial" w:hAnsi="Arial"/>
+                <w:b w:val="false"/>
+                <w:bCs w:val="false"/>
+                <w:i w:val="false"/>
+                <w:iCs w:val="false"/>
+                <w:color w:val="000000"/>
+                <w:sz w:val="18"/>
+                <w:szCs w:val="18"/>
+              </w:rPr>
+              <w:t xml:space="preserve">Say: 'Our table tells us which meal is most popular and which is least popular. But Mama Wanjiku also wants to know: what is a typical day? If she had to pick one number to represent the whole week's ugali orders, what would it be? Talk to your group for 60 seconds — write your best question about this on your sticky note and post it on the DQB.' [Circulate during 60-second discussion. Listen for language like 'average', 'middle number', 'most common number' — these show readiness for Lesson 5.] After posting: Read each sticky note aloud. Organise them into clusters on the board: 'Questions about a typical value' vs 'Questions about why patterns differ'. Point to the cluster about typical values: 'These questions are asking about what mathematicians call measures of central tendency — the mean, the mode, and the median. That is exactly where we are going in our next lesson.' Write on the DQB banner strip: 'A frequency table organises data — but which single number best represents the whole data set?' Say: 'This is our new driving question. Keep it in mind tonight.' Do NOT answer the question — preserve productive uncertainty.</w:t>
+            </w:r>
+          </w:p>
+        </w:tc>
+        <w:tc>
+          <w:tcPr>
+            <w:tcW w:type="dxa" w:w="3040"/>
+            <w:shd w:fill="FFFFFF" w:color="auto" w:val="clear"/>
+            <w:tcMar>
+              <w:top w:type="dxa" w:w="60"/>
+              <w:left w:type="dxa" w:w="120"/>
+              <w:bottom w:type="dxa" w:w="60"/>
+              <w:right w:type="dxa" w:w="120"/>
+            </w:tcMar>
+            <w:vAlign w:val="top"/>
+          </w:tcPr>
+          <w:p>
+            <w:pPr>
+              <w:spacing w:after="40" w:before="0"/>
+              <w:jc w:val="left"/>
+            </w:pPr>
+            <w:r>
+              <w:rPr>
+                <w:rFonts w:ascii="Arial" w:cs="Arial" w:eastAsia="Arial" w:hAnsi="Arial"/>
+                <w:b w:val="false"/>
+                <w:bCs w:val="false"/>
+                <w:i w:val="false"/>
+                <w:iCs w:val="false"/>
+                <w:color w:val="000000"/>
+                <w:sz w:val="18"/>
+                <w:szCs w:val="18"/>
+              </w:rPr>
+              <w:t xml:space="preserve">Question-Driven DQB Update — requiring each group to formulate a question (rather than a statement) ensures learners are operating at the edge of their current understanding. Clustering questions by type makes the logical progression of the unit visible to learners and positions Lesson 5 as a natural, motivated next step rather than an arbitrary new topic.</w:t>
+            </w:r>
+          </w:p>
+        </w:tc>
+        <w:tc>
+          <w:tcPr>
+            <w:tcW w:type="dxa" w:w="3040"/>
+            <w:shd w:fill="F2F2F2" w:color="auto" w:val="clear"/>
+            <w:tcMar>
+              <w:top w:type="dxa" w:w="60"/>
+              <w:left w:type="dxa" w:w="120"/>
+              <w:bottom w:type="dxa" w:w="60"/>
+              <w:right w:type="dxa" w:w="120"/>
+            </w:tcMar>
+            <w:vAlign w:val="top"/>
+          </w:tcPr>
+          <w:p>
+            <w:pPr>
+              <w:spacing w:after="40" w:before="0"/>
+              <w:jc w:val="left"/>
+            </w:pPr>
+            <w:r>
+              <w:rPr>
+                <w:rFonts w:ascii="Arial" w:cs="Arial" w:eastAsia="Arial" w:hAnsi="Arial"/>
+                <w:b w:val="false"/>
+                <w:bCs w:val="false"/>
+                <w:i w:val="false"/>
+                <w:iCs w:val="false"/>
+                <w:color w:val="000000"/>
+                <w:sz w:val="18"/>
+                <w:szCs w:val="18"/>
+              </w:rPr>
+              <w:t xml:space="preserve">Observable indicator: Each group's sticky-note question is genuinely about a gap in their understanding (e.g., 'How do we find the middle value of our data?' or 'What if two meals have the same frequency — which one is typical?') rather than a procedural question about the table. Teacher sorts sticky notes after class: questions that are still about table construction indicate those groups need consolidation at the start of Lesson 5.</w:t>
+            </w:r>
+          </w:p>
+        </w:tc>
+      </w:tr>
+      <w:tr>
+        <w:tc>
+          <w:tcPr>
+            <w:tcW w:type="dxa" w:w="1520"/>
+            <w:shd w:fill="D5E8F0" w:color="auto" w:val="clear"/>
+            <w:tcMar>
+              <w:top w:type="dxa" w:w="60"/>
+              <w:left w:type="dxa" w:w="120"/>
+              <w:bottom w:type="dxa" w:w="60"/>
+              <w:right w:type="dxa" w:w="120"/>
+            </w:tcMar>
+            <w:vAlign w:val="top"/>
+          </w:tcPr>
+          <w:p>
+            <w:pPr>
+              <w:spacing w:after="40" w:before="0"/>
+              <w:jc w:val="left"/>
+            </w:pPr>
+            <w:r>
+              <w:rPr>
+                <w:rFonts w:ascii="Arial" w:cs="Arial" w:eastAsia="Arial" w:hAnsi="Arial"/>
+                <w:b/>
+                <w:bCs/>
+                <w:i w:val="false"/>
+                <w:iCs w:val="false"/>
+                <w:color w:val="000000"/>
+                <w:sz w:val="18"/>
+                <w:szCs w:val="18"/>
+              </w:rPr>
+              <w:t xml:space="preserve">Model Building Phase</w:t>
+            </w:r>
+          </w:p>
+          <w:p>
+            <w:pPr>
+              <w:spacing w:after="20" w:before="0"/>
+            </w:pPr>
+            <w:r>
+              <w:rPr>
+                <w:rFonts w:ascii="Arial" w:cs="Arial" w:eastAsia="Arial" w:hAnsi="Arial"/>
+                <w:b/>
+                <w:bCs/>
+                <w:color w:val="1F3864"/>
+                <w:sz w:val="16"/>
+                <w:szCs w:val="16"/>
+              </w:rPr>
+              <w:t xml:space="preserve">📹 VIDEO:</w:t>
+            </w:r>
+          </w:p>
+          <w:p>
+            <w:pPr>
+              <w:spacing w:after="20" w:before="0"/>
+            </w:pPr>
+            <w:hyperlink w:history="1" r:id="rIds_z_vnzaqx5hhqjmrfiw9">
+              <w:r>
+                <w:rPr>
+                  <w:rFonts w:ascii="Arial" w:cs="Arial" w:eastAsia="Arial" w:hAnsi="Arial"/>
+                  <w:color w:val="2E75B6"/>
+                  <w:sz w:val="16"/>
+                  <w:szCs w:val="16"/>
+                  <w:u w:val="single" w:color="2E75B6"/>
+                </w:rPr>
+                <w:t xml:space="preserve">Sample statistic bias worked example</w:t>
+              </w:r>
+            </w:hyperlink>
+          </w:p>
+          <w:p>
+            <w:pPr>
+              <w:spacing w:after="10" w:before="0"/>
+              <w:ind w:left="120"/>
+            </w:pPr>
+            <w:r>
+              <w:rPr>
+                <w:rFonts w:ascii="Arial" w:cs="Arial" w:eastAsia="Arial" w:hAnsi="Arial"/>
+                <w:color w:val="595959"/>
+                <w:sz w:val="14"/>
+                <w:szCs w:val="14"/>
+              </w:rPr>
+              <w:t xml:space="preserve">Source: Khan Academy (English - US curriculum)</w:t>
+            </w:r>
+          </w:p>
+          <w:p>
+            <w:pPr>
+              <w:spacing w:after="10" w:before="0"/>
+              <w:ind w:left="120"/>
+            </w:pPr>
+            <w:hyperlink w:history="1" r:id="rIdojns8i_ox5fiylsysswaw">
+              <w:r>
+                <w:rPr>
+                  <w:rFonts w:ascii="Arial" w:cs="Arial" w:eastAsia="Arial" w:hAnsi="Arial"/>
+                  <w:color w:val="595959"/>
+                  <w:sz w:val="14"/>
+                  <w:szCs w:val="14"/>
+                  <w:u w:val="single" w:color="595959"/>
+                </w:rPr>
+                <w:t xml:space="preserve">🔍 Search ARES for similar videos</w:t>
+              </w:r>
+            </w:hyperlink>
+          </w:p>
+          <w:p>
+            <w:pPr>
+              <w:spacing w:after="40" w:before="0"/>
+            </w:pPr>
+            <w:r>
+              <w:rPr>
+                <w:sz w:val="14"/>
+                <w:szCs w:val="14"/>
+              </w:rPr>
+              <w:t xml:space="preserve"/>
+            </w:r>
+          </w:p>
+          <w:p>
+            <w:pPr>
+              <w:spacing w:after="20" w:before="0"/>
+            </w:pPr>
+            <w:r>
+              <w:rPr>
+                <w:rFonts w:ascii="Arial" w:cs="Arial" w:eastAsia="Arial" w:hAnsi="Arial"/>
+                <w:b/>
+                <w:bCs/>
+                <w:color w:val="1F3864"/>
+                <w:sz w:val="16"/>
+                <w:szCs w:val="16"/>
+              </w:rPr>
+              <w:t xml:space="preserve">📖 HTML:</w:t>
+            </w:r>
+          </w:p>
+          <w:p>
+            <w:pPr>
+              <w:spacing w:after="20" w:before="0"/>
+            </w:pPr>
+            <w:hyperlink w:history="1" r:id="rIdgzivrzke5g2tseiyh_xuw">
               <w:r>
                 <w:rPr>
                   <w:rFonts w:ascii="Arial" w:cs="Arial" w:eastAsia="Arial" w:hAnsi="Arial"/>
@@ -12573,1231 +13797,7 @@
               <w:spacing w:after="10" w:before="0"/>
               <w:ind w:left="120"/>
             </w:pPr>
-            <w:hyperlink w:history="1" r:id="rIdsdc5yenjn7fwyc4ykwzev">
-              <w:r>
-                <w:rPr>
-                  <w:rFonts w:ascii="Arial" w:cs="Arial" w:eastAsia="Arial" w:hAnsi="Arial"/>
-                  <w:color w:val="595959"/>
-                  <w:sz w:val="14"/>
-                  <w:szCs w:val="14"/>
-                  <w:u w:val="single" w:color="595959"/>
-                </w:rPr>
-                <w:t xml:space="preserve">🔍 Search ARES for similar readings</w:t>
-              </w:r>
-            </w:hyperlink>
-          </w:p>
-        </w:tc>
-        <w:tc>
-          <w:tcPr>
-            <w:tcW w:type="dxa" w:w="3040"/>
-            <w:shd w:fill="FFFFFF" w:color="auto" w:val="clear"/>
-            <w:tcMar>
-              <w:top w:type="dxa" w:w="60"/>
-              <w:left w:type="dxa" w:w="120"/>
-              <w:bottom w:type="dxa" w:w="60"/>
-              <w:right w:type="dxa" w:w="120"/>
-            </w:tcMar>
-            <w:vAlign w:val="top"/>
-          </w:tcPr>
-          <w:p>
-            <w:pPr>
-              <w:spacing w:after="40" w:before="0"/>
-              <w:jc w:val="left"/>
-            </w:pPr>
-            <w:r>
-              <w:rPr>
-                <w:rFonts w:ascii="Arial" w:cs="Arial" w:eastAsia="Arial" w:hAnsi="Arial"/>
-                <w:b w:val="false"/>
-                <w:bCs w:val="false"/>
-                <w:i w:val="false"/>
-                <w:iCs w:val="false"/>
-                <w:color w:val="000000"/>
-                <w:sz w:val="18"/>
-                <w:szCs w:val="18"/>
-              </w:rPr>
-              <w:t xml:space="preserve">Each learner receives their group's raw data sheet from Lesson 1 — a disorganised list of 120 meal choices written in the order they were collected. Individually and silently, learners study the list for 90 seconds and write two predictions in their exercise books: (a) Which meal appears most often? (b) How confident are you in your answer — very confident, somewhat confident, or just guessing? Learners share predictions with a shoulder partner before whole-class cold-call.</w:t>
-            </w:r>
-          </w:p>
-        </w:tc>
-        <w:tc>
-          <w:tcPr>
-            <w:tcW w:type="dxa" w:w="3040"/>
-            <w:shd w:fill="F2F2F2" w:color="auto" w:val="clear"/>
-            <w:tcMar>
-              <w:top w:type="dxa" w:w="60"/>
-              <w:left w:type="dxa" w:w="120"/>
-              <w:bottom w:type="dxa" w:w="60"/>
-              <w:right w:type="dxa" w:w="120"/>
-            </w:tcMar>
-            <w:vAlign w:val="top"/>
-          </w:tcPr>
-          <w:p>
-            <w:pPr>
-              <w:spacing w:after="40" w:before="0"/>
-              <w:jc w:val="left"/>
-            </w:pPr>
-            <w:r>
-              <w:rPr>
-                <w:rFonts w:ascii="Arial" w:cs="Arial" w:eastAsia="Arial" w:hAnsi="Arial"/>
-                <w:b w:val="false"/>
-                <w:bCs w:val="false"/>
-                <w:i w:val="false"/>
-                <w:iCs w:val="false"/>
-                <w:color w:val="000000"/>
-                <w:sz w:val="18"/>
-                <w:szCs w:val="18"/>
-              </w:rPr>
-              <w:t xml:space="preserve">Distribute raw data sheets face-down. Say: 'Do not flip the sheet yet. In a moment I will ask you to look at this list of 120 meal choices — the same kind of list Mama Wanjiku would have if she ever wrote down her orders. I want you to predict: which meal comes up most often, and how confident are you?' Flip instruction: 'Flip your sheet. You have 90 seconds — go.' [Start timer. Circulate silently. Do NOT answer questions.] After 90 seconds: 'Pens down. Write your prediction and confidence level.' Cold-call exactly 5 learners using name cards: ask each, 'What did you predict, and why?' [WAIT TIME: 12 seconds after each name before prompting.] Tally predictions on the board in a simple two-column list: Meal | Number of classmates who predicted it. Do not confirm or deny any prediction — say: 'We will let the data speak for itself.'</w:t>
-            </w:r>
-          </w:p>
-        </w:tc>
-        <w:tc>
-          <w:tcPr>
-            <w:tcW w:type="dxa" w:w="3040"/>
-            <w:shd w:fill="FFFFFF" w:color="auto" w:val="clear"/>
-            <w:tcMar>
-              <w:top w:type="dxa" w:w="60"/>
-              <w:left w:type="dxa" w:w="120"/>
-              <w:bottom w:type="dxa" w:w="60"/>
-              <w:right w:type="dxa" w:w="120"/>
-            </w:tcMar>
-            <w:vAlign w:val="top"/>
-          </w:tcPr>
-          <w:p>
-            <w:pPr>
-              <w:spacing w:after="40" w:before="0"/>
-              <w:jc w:val="left"/>
-            </w:pPr>
-            <w:r>
-              <w:rPr>
-                <w:rFonts w:ascii="Arial" w:cs="Arial" w:eastAsia="Arial" w:hAnsi="Arial"/>
-                <w:b w:val="false"/>
-                <w:bCs w:val="false"/>
-                <w:i w:val="false"/>
-                <w:iCs w:val="false"/>
-                <w:color w:val="000000"/>
-                <w:sz w:val="18"/>
-                <w:szCs w:val="18"/>
-              </w:rPr>
-              <w:t xml:space="preserve">Prediction Activation — surfacing prior intuition before instruction so learners have a personal stake in the outcome. By committing a prediction to paper, each learner creates cognitive dissonance they will resolve through the observation phase, deepening engagement with the table-building process.</w:t>
-            </w:r>
-          </w:p>
-        </w:tc>
-        <w:tc>
-          <w:tcPr>
-            <w:tcW w:type="dxa" w:w="3040"/>
-            <w:shd w:fill="F2F2F2" w:color="auto" w:val="clear"/>
-            <w:tcMar>
-              <w:top w:type="dxa" w:w="60"/>
-              <w:left w:type="dxa" w:w="120"/>
-              <w:bottom w:type="dxa" w:w="60"/>
-              <w:right w:type="dxa" w:w="120"/>
-            </w:tcMar>
-            <w:vAlign w:val="top"/>
-          </w:tcPr>
-          <w:p>
-            <w:pPr>
-              <w:spacing w:after="40" w:before="0"/>
-              <w:jc w:val="left"/>
-            </w:pPr>
-            <w:r>
-              <w:rPr>
-                <w:rFonts w:ascii="Arial" w:cs="Arial" w:eastAsia="Arial" w:hAnsi="Arial"/>
-                <w:b w:val="false"/>
-                <w:bCs w:val="false"/>
-                <w:i w:val="false"/>
-                <w:iCs w:val="false"/>
-                <w:color w:val="000000"/>
-                <w:sz w:val="18"/>
-                <w:szCs w:val="18"/>
-              </w:rPr>
-              <w:t xml:space="preserve">Observable indicator: Every learner has written a meal name AND a confidence rating in their exercise book before sharing. Teacher scans books during circulation. If more than one-third write 'just guessing', note this aloud: 'Many of us are guessing — that is exactly Mama Wanjiku's problem. Let us see if a table can do better than a guess.'</w:t>
-            </w:r>
-          </w:p>
-        </w:tc>
-      </w:tr>
-      <w:tr>
-        <w:tc>
-          <w:tcPr>
-            <w:tcW w:type="dxa" w:w="1520"/>
-            <w:shd w:fill="D9EEF1" w:color="auto" w:val="clear"/>
-            <w:tcMar>
-              <w:top w:type="dxa" w:w="60"/>
-              <w:left w:type="dxa" w:w="120"/>
-              <w:bottom w:type="dxa" w:w="60"/>
-              <w:right w:type="dxa" w:w="120"/>
-            </w:tcMar>
-            <w:vAlign w:val="top"/>
-          </w:tcPr>
-          <w:p>
-            <w:pPr>
-              <w:spacing w:after="40" w:before="0"/>
-              <w:jc w:val="left"/>
-            </w:pPr>
-            <w:r>
-              <w:rPr>
-                <w:rFonts w:ascii="Arial" w:cs="Arial" w:eastAsia="Arial" w:hAnsi="Arial"/>
-                <w:b/>
-                <w:bCs/>
-                <w:i w:val="false"/>
-                <w:iCs w:val="false"/>
-                <w:color w:val="000000"/>
-                <w:sz w:val="18"/>
-                <w:szCs w:val="18"/>
-              </w:rPr>
-              <w:t xml:space="preserve">Observe Phase</w:t>
-            </w:r>
-          </w:p>
-          <w:p>
-            <w:pPr>
-              <w:spacing w:after="20" w:before="0"/>
-            </w:pPr>
-            <w:r>
-              <w:rPr>
-                <w:rFonts w:ascii="Arial" w:cs="Arial" w:eastAsia="Arial" w:hAnsi="Arial"/>
-                <w:b/>
-                <w:bCs/>
-                <w:color w:val="1F3864"/>
-                <w:sz w:val="16"/>
-                <w:szCs w:val="16"/>
-              </w:rPr>
-              <w:t xml:space="preserve">📹 VIDEO:</w:t>
-            </w:r>
-          </w:p>
-          <w:p>
-            <w:pPr>
-              <w:spacing w:after="20" w:before="0"/>
-            </w:pPr>
-            <w:hyperlink w:history="1" r:id="rId88ieqsukq9cx7wrdssndn">
-              <w:r>
-                <w:rPr>
-                  <w:rFonts w:ascii="Arial" w:cs="Arial" w:eastAsia="Arial" w:hAnsi="Arial"/>
-                  <w:color w:val="2E75B6"/>
-                  <w:sz w:val="16"/>
-                  <w:szCs w:val="16"/>
-                  <w:u w:val="single" w:color="2E75B6"/>
-                </w:rPr>
-                <w:t xml:space="preserve">Ungrouped Data to Find the Mean Principles</w:t>
-              </w:r>
-            </w:hyperlink>
-          </w:p>
-          <w:p>
-            <w:pPr>
-              <w:spacing w:after="10" w:before="0"/>
-              <w:ind w:left="120"/>
-            </w:pPr>
-            <w:r>
-              <w:rPr>
-                <w:rFonts w:ascii="Arial" w:cs="Arial" w:eastAsia="Arial" w:hAnsi="Arial"/>
-                <w:color w:val="595959"/>
-                <w:sz w:val="14"/>
-                <w:szCs w:val="14"/>
-              </w:rPr>
-              <w:t xml:space="preserve">Source: CK-12</w:t>
-            </w:r>
-          </w:p>
-          <w:p>
-            <w:pPr>
-              <w:spacing w:after="10" w:before="0"/>
-              <w:ind w:left="120"/>
-            </w:pPr>
-            <w:hyperlink w:history="1" r:id="rId2wzg0gnztyuxkxicaemch">
-              <w:r>
-                <w:rPr>
-                  <w:rFonts w:ascii="Arial" w:cs="Arial" w:eastAsia="Arial" w:hAnsi="Arial"/>
-                  <w:color w:val="595959"/>
-                  <w:sz w:val="14"/>
-                  <w:szCs w:val="14"/>
-                  <w:u w:val="single" w:color="595959"/>
-                </w:rPr>
-                <w:t xml:space="preserve">🔍 Search ARES for similar videos</w:t>
-              </w:r>
-            </w:hyperlink>
-          </w:p>
-          <w:p>
-            <w:pPr>
-              <w:spacing w:after="40" w:before="0"/>
-            </w:pPr>
-            <w:r>
-              <w:rPr>
-                <w:sz w:val="14"/>
-                <w:szCs w:val="14"/>
-              </w:rPr>
-              <w:t xml:space="preserve"/>
-            </w:r>
-          </w:p>
-          <w:p>
-            <w:pPr>
-              <w:spacing w:after="20" w:before="0"/>
-            </w:pPr>
-            <w:r>
-              <w:rPr>
-                <w:rFonts w:ascii="Arial" w:cs="Arial" w:eastAsia="Arial" w:hAnsi="Arial"/>
-                <w:b/>
-                <w:bCs/>
-                <w:color w:val="1F3864"/>
-                <w:sz w:val="16"/>
-                <w:szCs w:val="16"/>
-              </w:rPr>
-              <w:t xml:space="preserve">📖 EXERCISE:</w:t>
-            </w:r>
-          </w:p>
-          <w:p>
-            <w:pPr>
-              <w:spacing w:after="20" w:before="0"/>
-            </w:pPr>
-            <w:hyperlink w:history="1" r:id="rIduhbcpdjrgt-nlqillrx5u">
-              <w:r>
-                <w:rPr>
-                  <w:rFonts w:ascii="Arial" w:cs="Arial" w:eastAsia="Arial" w:hAnsi="Arial"/>
-                  <w:color w:val="2E75B6"/>
-                  <w:sz w:val="16"/>
-                  <w:szCs w:val="16"/>
-                  <w:u w:val="single" w:color="2E75B6"/>
-                </w:rPr>
-                <w:t xml:space="preserve">Ungrouped Data to Find the Mean Practice</w:t>
-              </w:r>
-            </w:hyperlink>
-          </w:p>
-          <w:p>
-            <w:pPr>
-              <w:spacing w:after="10" w:before="0"/>
-              <w:ind w:left="120"/>
-            </w:pPr>
-            <w:r>
-              <w:rPr>
-                <w:rFonts w:ascii="Arial" w:cs="Arial" w:eastAsia="Arial" w:hAnsi="Arial"/>
-                <w:color w:val="595959"/>
-                <w:sz w:val="14"/>
-                <w:szCs w:val="14"/>
-              </w:rPr>
-              <w:t xml:space="preserve">Source: CK-12</w:t>
-            </w:r>
-          </w:p>
-          <w:p>
-            <w:pPr>
-              <w:spacing w:after="10" w:before="0"/>
-              <w:ind w:left="120"/>
-            </w:pPr>
-            <w:hyperlink w:history="1" r:id="rId_xd367zxqvllsjizybzrv">
-              <w:r>
-                <w:rPr>
-                  <w:rFonts w:ascii="Arial" w:cs="Arial" w:eastAsia="Arial" w:hAnsi="Arial"/>
-                  <w:color w:val="595959"/>
-                  <w:sz w:val="14"/>
-                  <w:szCs w:val="14"/>
-                  <w:u w:val="single" w:color="595959"/>
-                </w:rPr>
-                <w:t xml:space="preserve">🔍 Search ARES for similar readings</w:t>
-              </w:r>
-            </w:hyperlink>
-          </w:p>
-        </w:tc>
-        <w:tc>
-          <w:tcPr>
-            <w:tcW w:type="dxa" w:w="3040"/>
-            <w:shd w:fill="FFFFFF" w:color="auto" w:val="clear"/>
-            <w:tcMar>
-              <w:top w:type="dxa" w:w="60"/>
-              <w:left w:type="dxa" w:w="120"/>
-              <w:bottom w:type="dxa" w:w="60"/>
-              <w:right w:type="dxa" w:w="120"/>
-            </w:tcMar>
-            <w:vAlign w:val="top"/>
-          </w:tcPr>
-          <w:p>
-            <w:pPr>
-              <w:spacing w:after="40" w:before="0"/>
-              <w:jc w:val="left"/>
-            </w:pPr>
-            <w:r>
-              <w:rPr>
-                <w:rFonts w:ascii="Arial" w:cs="Arial" w:eastAsia="Arial" w:hAnsi="Arial"/>
-                <w:b w:val="false"/>
-                <w:bCs w:val="false"/>
-                <w:i w:val="false"/>
-                <w:iCs w:val="false"/>
-                <w:color w:val="000000"/>
-                <w:sz w:val="18"/>
-                <w:szCs w:val="18"/>
-              </w:rPr>
-              <w:t xml:space="preserve">Teacher projects (or draws on the board) the school-gate transport data from Mwangaza Secondary School: a raw list of 40 entries — matatu, boda boda, walking, matatu, cycling, walking, matatu… — collected at the school gate one Monday morning. Learners watch and participate as the teacher live-models constructing a frequency distribution table step by step using this transport data. Learners copy the completed model table into their books. They then open their group's canteen raw data sheet and — using the model as a guide — begin constructing their own frequency distribution table in groups of four.</w:t>
-            </w:r>
-          </w:p>
-        </w:tc>
-        <w:tc>
-          <w:tcPr>
-            <w:tcW w:type="dxa" w:w="3040"/>
-            <w:shd w:fill="F2F2F2" w:color="auto" w:val="clear"/>
-            <w:tcMar>
-              <w:top w:type="dxa" w:w="60"/>
-              <w:left w:type="dxa" w:w="120"/>
-              <w:bottom w:type="dxa" w:w="60"/>
-              <w:right w:type="dxa" w:w="120"/>
-            </w:tcMar>
-            <w:vAlign w:val="top"/>
-          </w:tcPr>
-          <w:p>
-            <w:pPr>
-              <w:spacing w:after="40" w:before="0"/>
-              <w:jc w:val="left"/>
-            </w:pPr>
-            <w:r>
-              <w:rPr>
-                <w:rFonts w:ascii="Arial" w:cs="Arial" w:eastAsia="Arial" w:hAnsi="Arial"/>
-                <w:b w:val="false"/>
-                <w:bCs w:val="false"/>
-                <w:i w:val="false"/>
-                <w:iCs w:val="false"/>
-                <w:color w:val="000000"/>
-                <w:sz w:val="18"/>
-                <w:szCs w:val="18"/>
-              </w:rPr>
-              <w:t xml:space="preserve">Say: 'Before we tackle our canteen data, I am going to show you the tool we need — using a different data set so you can see the steps clearly.' Draw the raw transport list on the board. Step 1 — Column headers: 'I write three columns: Mode of Transport | Tally | Frequency. Copy this.' Step 2 — First pass through the data: 'I read each entry aloud. Every time I read it, I make one tally mark next to that category. Watch my hand.' Read all 40 entries aloud at a steady pace, marking tallies visibly. Step 3 — Grouping tallies in fives: 'After every four marks I cross through to make a bundle of five — this makes counting easier.' Step 4 — Counting frequencies: 'I count each bundle and write the number in the Frequency column.' Step 5 — Check: 'I add all frequencies: they must sum to 40 — our total number of entries. If they do not, I have made an error.' [Pause.] Ask the class: 'Why must the frequencies add up to 40?' [WAIT TIME: 10 seconds.] Cold-call 2 learners. Then say: 'Now, using this model, your group will build a frequency distribution table for your canteen data. You have 12 minutes. Roles: one person reads entries aloud, one marks tallies, one counts and writes frequencies, one checks the total equals 120.' Circulate. Stop at each group and ask one of three targeted questions — rotate so every group hears at least one: Q1: 'What is the highest frequency in your table so far?' Q2: 'What does that tell us about Mama Wanjiku's problem?' Q3: 'Could Mama Wanjiku have seen this pattern without the table — why or why not?' [WAIT TIME: 12 seconds after each question before accepting an answer.] If a group's frequencies do not sum to 120, say: 'Your total is [X]. What should it be? Where might the error be hiding?' — do not correct it for them.</w:t>
-            </w:r>
-          </w:p>
-        </w:tc>
-        <w:tc>
-          <w:tcPr>
-            <w:tcW w:type="dxa" w:w="3040"/>
-            <w:shd w:fill="FFFFFF" w:color="auto" w:val="clear"/>
-            <w:tcMar>
-              <w:top w:type="dxa" w:w="60"/>
-              <w:left w:type="dxa" w:w="120"/>
-              <w:bottom w:type="dxa" w:w="60"/>
-              <w:right w:type="dxa" w:w="120"/>
-            </w:tcMar>
-            <w:vAlign w:val="top"/>
-          </w:tcPr>
-          <w:p>
-            <w:pPr>
-              <w:spacing w:after="40" w:before="0"/>
-              <w:jc w:val="left"/>
-            </w:pPr>
-            <w:r>
-              <w:rPr>
-                <w:rFonts w:ascii="Arial" w:cs="Arial" w:eastAsia="Arial" w:hAnsi="Arial"/>
-                <w:b w:val="false"/>
-                <w:bCs w:val="false"/>
-                <w:i w:val="false"/>
-                <w:iCs w:val="false"/>
-                <w:color w:val="000000"/>
-                <w:sz w:val="18"/>
-                <w:szCs w:val="18"/>
-              </w:rPr>
-              <w:t xml:space="preserve">Live Modelling with Structured Role Assignment — the teacher makes the invisible thinking process of table construction visible through narrated step-by-step action. Assigning group roles (reader, tally marker, frequency counter, checker) distributes cognitive load and ensures every learner is actively processing data rather than watching one peer do the work. The transport supporting phenomenon serves as a low-stakes rehearsal before learners apply the tool to their own canteen data.</w:t>
-            </w:r>
-          </w:p>
-        </w:tc>
-        <w:tc>
-          <w:tcPr>
-            <w:tcW w:type="dxa" w:w="3040"/>
-            <w:shd w:fill="F2F2F2" w:color="auto" w:val="clear"/>
-            <w:tcMar>
-              <w:top w:type="dxa" w:w="60"/>
-              <w:left w:type="dxa" w:w="120"/>
-              <w:bottom w:type="dxa" w:w="60"/>
-              <w:right w:type="dxa" w:w="120"/>
-            </w:tcMar>
-            <w:vAlign w:val="top"/>
-          </w:tcPr>
-          <w:p>
-            <w:pPr>
-              <w:spacing w:after="40" w:before="0"/>
-              <w:jc w:val="left"/>
-            </w:pPr>
-            <w:r>
-              <w:rPr>
-                <w:rFonts w:ascii="Arial" w:cs="Arial" w:eastAsia="Arial" w:hAnsi="Arial"/>
-                <w:b w:val="false"/>
-                <w:bCs w:val="false"/>
-                <w:i w:val="false"/>
-                <w:iCs w:val="false"/>
-                <w:color w:val="000000"/>
-                <w:sz w:val="18"/>
-                <w:szCs w:val="18"/>
-              </w:rPr>
-              <w:t xml:space="preserve">Observable indicators: (1) Each group's tally column shows clear bundles of five with a crossing stroke. (2) The sum of frequencies in every completed table equals exactly 120. (3) When asked Q1–Q3 during circulation, at least one group member can respond without prompting. Teacher notes on a clipboard which groups cannot explain the connection between their highest frequency and Mama Wanjiku's problem — these groups receive a follow-up question in the Explain phase.</w:t>
-            </w:r>
-          </w:p>
-        </w:tc>
-      </w:tr>
-      <w:tr>
-        <w:tc>
-          <w:tcPr>
-            <w:tcW w:type="dxa" w:w="1520"/>
-            <w:shd w:fill="E2EFDA" w:color="auto" w:val="clear"/>
-            <w:tcMar>
-              <w:top w:type="dxa" w:w="60"/>
-              <w:left w:type="dxa" w:w="120"/>
-              <w:bottom w:type="dxa" w:w="60"/>
-              <w:right w:type="dxa" w:w="120"/>
-            </w:tcMar>
-            <w:vAlign w:val="top"/>
-          </w:tcPr>
-          <w:p>
-            <w:pPr>
-              <w:spacing w:after="40" w:before="0"/>
-              <w:jc w:val="left"/>
-            </w:pPr>
-            <w:r>
-              <w:rPr>
-                <w:rFonts w:ascii="Arial" w:cs="Arial" w:eastAsia="Arial" w:hAnsi="Arial"/>
-                <w:b/>
-                <w:bCs/>
-                <w:i w:val="false"/>
-                <w:iCs w:val="false"/>
-                <w:color w:val="000000"/>
-                <w:sz w:val="18"/>
-                <w:szCs w:val="18"/>
-              </w:rPr>
-              <w:t xml:space="preserve">Explain Phase</w:t>
-            </w:r>
-          </w:p>
-          <w:p>
-            <w:pPr>
-              <w:spacing w:after="20" w:before="0"/>
-            </w:pPr>
-            <w:r>
-              <w:rPr>
-                <w:rFonts w:ascii="Arial" w:cs="Arial" w:eastAsia="Arial" w:hAnsi="Arial"/>
-                <w:b/>
-                <w:bCs/>
-                <w:color w:val="1F3864"/>
-                <w:sz w:val="16"/>
-                <w:szCs w:val="16"/>
-              </w:rPr>
-              <w:t xml:space="preserve">📹 VIDEO:</w:t>
-            </w:r>
-          </w:p>
-          <w:p>
-            <w:pPr>
-              <w:spacing w:after="20" w:before="0"/>
-            </w:pPr>
-            <w:hyperlink w:history="1" r:id="rIdjtp95avhbpab4j94rnp2r">
-              <w:r>
-                <w:rPr>
-                  <w:rFonts w:ascii="Arial" w:cs="Arial" w:eastAsia="Arial" w:hAnsi="Arial"/>
-                  <w:color w:val="2E75B6"/>
-                  <w:sz w:val="16"/>
-                  <w:szCs w:val="16"/>
-                  <w:u w:val="single" w:color="2E75B6"/>
-                </w:rPr>
-                <w:t xml:space="preserve">Ungrouped Data to Find the Mean Principles</w:t>
-              </w:r>
-            </w:hyperlink>
-          </w:p>
-          <w:p>
-            <w:pPr>
-              <w:spacing w:after="10" w:before="0"/>
-              <w:ind w:left="120"/>
-            </w:pPr>
-            <w:r>
-              <w:rPr>
-                <w:rFonts w:ascii="Arial" w:cs="Arial" w:eastAsia="Arial" w:hAnsi="Arial"/>
-                <w:color w:val="595959"/>
-                <w:sz w:val="14"/>
-                <w:szCs w:val="14"/>
-              </w:rPr>
-              <w:t xml:space="preserve">Source: CK-12</w:t>
-            </w:r>
-          </w:p>
-          <w:p>
-            <w:pPr>
-              <w:spacing w:after="10" w:before="0"/>
-              <w:ind w:left="120"/>
-            </w:pPr>
-            <w:hyperlink w:history="1" r:id="rIdlbkzi4mn4q4gkaccuhvax">
-              <w:r>
-                <w:rPr>
-                  <w:rFonts w:ascii="Arial" w:cs="Arial" w:eastAsia="Arial" w:hAnsi="Arial"/>
-                  <w:color w:val="595959"/>
-                  <w:sz w:val="14"/>
-                  <w:szCs w:val="14"/>
-                  <w:u w:val="single" w:color="595959"/>
-                </w:rPr>
-                <w:t xml:space="preserve">🔍 Search ARES for similar videos</w:t>
-              </w:r>
-            </w:hyperlink>
-          </w:p>
-          <w:p>
-            <w:pPr>
-              <w:spacing w:after="40" w:before="0"/>
-            </w:pPr>
-            <w:r>
-              <w:rPr>
-                <w:sz w:val="14"/>
-                <w:szCs w:val="14"/>
-              </w:rPr>
-              <w:t xml:space="preserve"/>
-            </w:r>
-          </w:p>
-          <w:p>
-            <w:pPr>
-              <w:spacing w:after="20" w:before="0"/>
-            </w:pPr>
-            <w:r>
-              <w:rPr>
-                <w:rFonts w:ascii="Arial" w:cs="Arial" w:eastAsia="Arial" w:hAnsi="Arial"/>
-                <w:b/>
-                <w:bCs/>
-                <w:color w:val="1F3864"/>
-                <w:sz w:val="16"/>
-                <w:szCs w:val="16"/>
-              </w:rPr>
-              <w:t xml:space="preserve">📖 HTML:</w:t>
-            </w:r>
-          </w:p>
-          <w:p>
-            <w:pPr>
-              <w:spacing w:after="20" w:before="0"/>
-            </w:pPr>
-            <w:hyperlink w:history="1" r:id="rIdbsdr1fyc_xl8vmymmohvj">
-              <w:r>
-                <w:rPr>
-                  <w:rFonts w:ascii="Arial" w:cs="Arial" w:eastAsia="Arial" w:hAnsi="Arial"/>
-                  <w:color w:val="2E75B6"/>
-                  <w:sz w:val="16"/>
-                  <w:szCs w:val="16"/>
-                  <w:u w:val="single" w:color="2E75B6"/>
-                </w:rPr>
-                <w:t xml:space="preserve">Summary Statistics, Summarizing Univariate Distributions (Flexbook)</w:t>
-              </w:r>
-            </w:hyperlink>
-          </w:p>
-          <w:p>
-            <w:pPr>
-              <w:spacing w:after="10" w:before="0"/>
-              <w:ind w:left="120"/>
-            </w:pPr>
-            <w:r>
-              <w:rPr>
-                <w:rFonts w:ascii="Arial" w:cs="Arial" w:eastAsia="Arial" w:hAnsi="Arial"/>
-                <w:color w:val="595959"/>
-                <w:sz w:val="14"/>
-                <w:szCs w:val="14"/>
-              </w:rPr>
-              <w:t xml:space="preserve">Source: CK-12</w:t>
-            </w:r>
-          </w:p>
-          <w:p>
-            <w:pPr>
-              <w:spacing w:after="10" w:before="0"/>
-              <w:ind w:left="120"/>
-            </w:pPr>
-            <w:hyperlink w:history="1" r:id="rIdg4apffjyssdix-hibenqh">
-              <w:r>
-                <w:rPr>
-                  <w:rFonts w:ascii="Arial" w:cs="Arial" w:eastAsia="Arial" w:hAnsi="Arial"/>
-                  <w:color w:val="595959"/>
-                  <w:sz w:val="14"/>
-                  <w:szCs w:val="14"/>
-                  <w:u w:val="single" w:color="595959"/>
-                </w:rPr>
-                <w:t xml:space="preserve">🔍 Search ARES for similar readings</w:t>
-              </w:r>
-            </w:hyperlink>
-          </w:p>
-        </w:tc>
-        <w:tc>
-          <w:tcPr>
-            <w:tcW w:type="dxa" w:w="3040"/>
-            <w:shd w:fill="FFFFFF" w:color="auto" w:val="clear"/>
-            <w:tcMar>
-              <w:top w:type="dxa" w:w="60"/>
-              <w:left w:type="dxa" w:w="120"/>
-              <w:bottom w:type="dxa" w:w="60"/>
-              <w:right w:type="dxa" w:w="120"/>
-            </w:tcMar>
-            <w:vAlign w:val="top"/>
-          </w:tcPr>
-          <w:p>
-            <w:pPr>
-              <w:spacing w:after="40" w:before="0"/>
-              <w:jc w:val="left"/>
-            </w:pPr>
-            <w:r>
-              <w:rPr>
-                <w:rFonts w:ascii="Arial" w:cs="Arial" w:eastAsia="Arial" w:hAnsi="Arial"/>
-                <w:b w:val="false"/>
-                <w:bCs w:val="false"/>
-                <w:i w:val="false"/>
-                <w:iCs w:val="false"/>
-                <w:color w:val="000000"/>
-                <w:sz w:val="18"/>
-                <w:szCs w:val="18"/>
-              </w:rPr>
-              <w:t xml:space="preserve">Groups post their completed frequency distribution tables on the wall (or hold them up). The class conducts a silent gallery walk for 3 minutes, reading every group's table and writing in their books: (a) the most frequent meal in each table, (b) one similarity and one difference between tables. Whole-class discussion follows, connecting findings to Mama Wanjiku's situation. Learners then individually answer two written consolidation questions.</w:t>
-            </w:r>
-          </w:p>
-        </w:tc>
-        <w:tc>
-          <w:tcPr>
-            <w:tcW w:type="dxa" w:w="3040"/>
-            <w:shd w:fill="F2F2F2" w:color="auto" w:val="clear"/>
-            <w:tcMar>
-              <w:top w:type="dxa" w:w="60"/>
-              <w:left w:type="dxa" w:w="120"/>
-              <w:bottom w:type="dxa" w:w="60"/>
-              <w:right w:type="dxa" w:w="120"/>
-            </w:tcMar>
-            <w:vAlign w:val="top"/>
-          </w:tcPr>
-          <w:p>
-            <w:pPr>
-              <w:spacing w:after="40" w:before="0"/>
-              <w:jc w:val="left"/>
-            </w:pPr>
-            <w:r>
-              <w:rPr>
-                <w:rFonts w:ascii="Arial" w:cs="Arial" w:eastAsia="Arial" w:hAnsi="Arial"/>
-                <w:b w:val="false"/>
-                <w:bCs w:val="false"/>
-                <w:i w:val="false"/>
-                <w:iCs w:val="false"/>
-                <w:color w:val="000000"/>
-                <w:sz w:val="18"/>
-                <w:szCs w:val="18"/>
-              </w:rPr>
-              <w:t xml:space="preserve">Say: 'Post your table on the wall. We are going to do a silent gallery walk — no talking, just reading and writing. You have 3 minutes.' [Set timer. Circulate and observe what learners write.] After the gallery walk, bring the class together. Ask: 'Raise your hand if ugali with sukuma wiki had the highest frequency in the table you read.' [Count hands aloud.] 'Raise your hand if githeri had the lowest frequency in at least one table.' [Count hands.] Then cold-call 3 learners — one who raised their hand for ugali, one for githeri, one who noticed a difference between tables: 'Tell us what you noticed and what it means for Mama Wanjiku.' [WAIT TIME: 12 seconds each.] After responses, anchor the explanation: 'Every group's table is telling the same story — even though they are made from different subsets of the 120 orders. Ugali with sukuma wiki appears roughly half the time. Mama Wanjiku's memory told her something different on some days. Why?' [WAIT TIME: 10 seconds.] Cold-call 2 learners. Accept and build on responses; guide toward: 'Memory is selective and can be wrong — a frequency table cannot lie about what was recorded.' Then write on the board: 'A frequency distribution table organises raw data so that patterns become visible.' Say: 'Write this in your books as today's key statement.' Now pose the two consolidation questions — learners answer individually in silence for 4 minutes: CQ1: 'Using your group's frequency distribution table, state the meal Mama Wanjiku should prepare the most of each day. Explain using your frequency figures.' CQ2: 'If Mama Wanjiku had kept a tally every day for one week, how would her frequency table help her order ingredients on Monday morning for the week ahead?' Cold-call 4 learners to share answers — 2 per question. [WAIT TIME: 12 seconds each.] Affirm correct reasoning; redirect incomplete answers with: 'You said [X] — what number in your table supports that?'</w:t>
-            </w:r>
-          </w:p>
-        </w:tc>
-        <w:tc>
-          <w:tcPr>
-            <w:tcW w:type="dxa" w:w="3040"/>
-            <w:shd w:fill="FFFFFF" w:color="auto" w:val="clear"/>
-            <w:tcMar>
-              <w:top w:type="dxa" w:w="60"/>
-              <w:left w:type="dxa" w:w="120"/>
-              <w:bottom w:type="dxa" w:w="60"/>
-              <w:right w:type="dxa" w:w="120"/>
-            </w:tcMar>
-            <w:vAlign w:val="top"/>
-          </w:tcPr>
-          <w:p>
-            <w:pPr>
-              <w:spacing w:after="40" w:before="0"/>
-              <w:jc w:val="left"/>
-            </w:pPr>
-            <w:r>
-              <w:rPr>
-                <w:rFonts w:ascii="Arial" w:cs="Arial" w:eastAsia="Arial" w:hAnsi="Arial"/>
-                <w:b w:val="false"/>
-                <w:bCs w:val="false"/>
-                <w:i w:val="false"/>
-                <w:iCs w:val="false"/>
-                <w:color w:val="000000"/>
-                <w:sz w:val="18"/>
-                <w:szCs w:val="18"/>
-              </w:rPr>
-              <w:t xml:space="preserve">Gallery Walk with Evidence-Based Discussion — comparing multiple groups' tables makes the consistency of the pattern (ugali's dominance) visible across different data subsets, building the idea that a well-constructed table reveals objective truth rather than individual memory. The consolidation questions require learners to move from description ('ugali is most frequent') to application ('here is what Mama Wanjiku should do'), operationalising NGSS Science and Engineering Practice 4 (Analysing and Interpreting Data) and Practice 6 (Constructing Explanations).</w:t>
-            </w:r>
-          </w:p>
-        </w:tc>
-        <w:tc>
-          <w:tcPr>
-            <w:tcW w:type="dxa" w:w="3040"/>
-            <w:shd w:fill="F2F2F2" w:color="auto" w:val="clear"/>
-            <w:tcMar>
-              <w:top w:type="dxa" w:w="60"/>
-              <w:left w:type="dxa" w:w="120"/>
-              <w:bottom w:type="dxa" w:w="60"/>
-              <w:right w:type="dxa" w:w="120"/>
-            </w:tcMar>
-            <w:vAlign w:val="top"/>
-          </w:tcPr>
-          <w:p>
-            <w:pPr>
-              <w:spacing w:after="40" w:before="0"/>
-              <w:jc w:val="left"/>
-            </w:pPr>
-            <w:r>
-              <w:rPr>
-                <w:rFonts w:ascii="Arial" w:cs="Arial" w:eastAsia="Arial" w:hAnsi="Arial"/>
-                <w:b w:val="false"/>
-                <w:bCs w:val="false"/>
-                <w:i w:val="false"/>
-                <w:iCs w:val="false"/>
-                <w:color w:val="000000"/>
-                <w:sz w:val="18"/>
-                <w:szCs w:val="18"/>
-              </w:rPr>
-              <w:t xml:space="preserve">Observable indicators: (1) In CQ1, learner explicitly cites a frequency number from their table, not just a meal name. (2) In CQ2, learner connects the table to a concrete decision (e.g., 'order 58 portions of ugali ingredients per day'). Teacher collects exercise books of 6 learners (2 per ability level, selected in advance) at end of lesson to check written responses against these indicators.</w:t>
-            </w:r>
-          </w:p>
-        </w:tc>
-      </w:tr>
-      <w:tr>
-        <w:tc>
-          <w:tcPr>
-            <w:tcW w:type="dxa" w:w="1520"/>
-            <w:shd w:fill="FCE4D6" w:color="auto" w:val="clear"/>
-            <w:tcMar>
-              <w:top w:type="dxa" w:w="60"/>
-              <w:left w:type="dxa" w:w="120"/>
-              <w:bottom w:type="dxa" w:w="60"/>
-              <w:right w:type="dxa" w:w="120"/>
-            </w:tcMar>
-            <w:vAlign w:val="top"/>
-          </w:tcPr>
-          <w:p>
-            <w:pPr>
-              <w:spacing w:after="40" w:before="0"/>
-              <w:jc w:val="left"/>
-            </w:pPr>
-            <w:r>
-              <w:rPr>
-                <w:rFonts w:ascii="Arial" w:cs="Arial" w:eastAsia="Arial" w:hAnsi="Arial"/>
-                <w:b/>
-                <w:bCs/>
-                <w:i w:val="false"/>
-                <w:iCs w:val="false"/>
-                <w:color w:val="000000"/>
-                <w:sz w:val="18"/>
-                <w:szCs w:val="18"/>
-              </w:rPr>
-              <w:t xml:space="preserve">Driving Question Board (DQB) Creation</w:t>
-            </w:r>
-          </w:p>
-          <w:p>
-            <w:pPr>
-              <w:spacing w:after="20" w:before="0"/>
-            </w:pPr>
-            <w:r>
-              <w:rPr>
-                <w:rFonts w:ascii="Arial" w:cs="Arial" w:eastAsia="Arial" w:hAnsi="Arial"/>
-                <w:b/>
-                <w:bCs/>
-                <w:color w:val="1F3864"/>
-                <w:sz w:val="16"/>
-                <w:szCs w:val="16"/>
-              </w:rPr>
-              <w:t xml:space="preserve">📹 VIDEO:</w:t>
-            </w:r>
-          </w:p>
-          <w:p>
-            <w:pPr>
-              <w:spacing w:after="20" w:before="0"/>
-            </w:pPr>
-            <w:hyperlink w:history="1" r:id="rIdlvuijx32co9salbgstu84">
-              <w:r>
-                <w:rPr>
-                  <w:rFonts w:ascii="Arial" w:cs="Arial" w:eastAsia="Arial" w:hAnsi="Arial"/>
-                  <w:color w:val="2E75B6"/>
-                  <w:sz w:val="16"/>
-                  <w:szCs w:val="16"/>
-                  <w:u w:val="single" w:color="2E75B6"/>
-                </w:rPr>
-                <w:t xml:space="preserve">Ungrouped Data to Find the Mean Principles</w:t>
-              </w:r>
-            </w:hyperlink>
-          </w:p>
-          <w:p>
-            <w:pPr>
-              <w:spacing w:after="10" w:before="0"/>
-              <w:ind w:left="120"/>
-            </w:pPr>
-            <w:r>
-              <w:rPr>
-                <w:rFonts w:ascii="Arial" w:cs="Arial" w:eastAsia="Arial" w:hAnsi="Arial"/>
-                <w:color w:val="595959"/>
-                <w:sz w:val="14"/>
-                <w:szCs w:val="14"/>
-              </w:rPr>
-              <w:t xml:space="preserve">Source: CK-12</w:t>
-            </w:r>
-          </w:p>
-          <w:p>
-            <w:pPr>
-              <w:spacing w:after="10" w:before="0"/>
-              <w:ind w:left="120"/>
-            </w:pPr>
-            <w:hyperlink w:history="1" r:id="rIdh_k4e1johchit9jbm-3ov">
-              <w:r>
-                <w:rPr>
-                  <w:rFonts w:ascii="Arial" w:cs="Arial" w:eastAsia="Arial" w:hAnsi="Arial"/>
-                  <w:color w:val="595959"/>
-                  <w:sz w:val="14"/>
-                  <w:szCs w:val="14"/>
-                  <w:u w:val="single" w:color="595959"/>
-                </w:rPr>
-                <w:t xml:space="preserve">🔍 Search ARES for similar videos</w:t>
-              </w:r>
-            </w:hyperlink>
-          </w:p>
-          <w:p>
-            <w:pPr>
-              <w:spacing w:after="40" w:before="0"/>
-            </w:pPr>
-            <w:r>
-              <w:rPr>
-                <w:sz w:val="14"/>
-                <w:szCs w:val="14"/>
-              </w:rPr>
-              <w:t xml:space="preserve"/>
-            </w:r>
-          </w:p>
-          <w:p>
-            <w:pPr>
-              <w:spacing w:after="20" w:before="0"/>
-            </w:pPr>
-            <w:r>
-              <w:rPr>
-                <w:rFonts w:ascii="Arial" w:cs="Arial" w:eastAsia="Arial" w:hAnsi="Arial"/>
-                <w:b/>
-                <w:bCs/>
-                <w:color w:val="1F3864"/>
-                <w:sz w:val="16"/>
-                <w:szCs w:val="16"/>
-              </w:rPr>
-              <w:t xml:space="preserve">📖 EXERCISE:</w:t>
-            </w:r>
-          </w:p>
-          <w:p>
-            <w:pPr>
-              <w:spacing w:after="20" w:before="0"/>
-            </w:pPr>
-            <w:hyperlink w:history="1" r:id="rId1-awgx7mer9n1jbshkbah">
-              <w:r>
-                <w:rPr>
-                  <w:rFonts w:ascii="Arial" w:cs="Arial" w:eastAsia="Arial" w:hAnsi="Arial"/>
-                  <w:color w:val="2E75B6"/>
-                  <w:sz w:val="16"/>
-                  <w:szCs w:val="16"/>
-                  <w:u w:val="single" w:color="2E75B6"/>
-                </w:rPr>
-                <w:t xml:space="preserve">Test statistic and P-value in chi-square tests with two-way tables</w:t>
-              </w:r>
-            </w:hyperlink>
-          </w:p>
-          <w:p>
-            <w:pPr>
-              <w:spacing w:after="10" w:before="0"/>
-              <w:ind w:left="120"/>
-            </w:pPr>
-            <w:r>
-              <w:rPr>
-                <w:rFonts w:ascii="Arial" w:cs="Arial" w:eastAsia="Arial" w:hAnsi="Arial"/>
-                <w:color w:val="595959"/>
-                <w:sz w:val="14"/>
-                <w:szCs w:val="14"/>
-              </w:rPr>
-              <w:t xml:space="preserve">Source: Khan Academy (English - US curriculum)</w:t>
-            </w:r>
-          </w:p>
-          <w:p>
-            <w:pPr>
-              <w:spacing w:after="10" w:before="0"/>
-              <w:ind w:left="120"/>
-            </w:pPr>
-            <w:hyperlink w:history="1" r:id="rIdd4nefkyskjik4b9wdnuyk">
-              <w:r>
-                <w:rPr>
-                  <w:rFonts w:ascii="Arial" w:cs="Arial" w:eastAsia="Arial" w:hAnsi="Arial"/>
-                  <w:color w:val="595959"/>
-                  <w:sz w:val="14"/>
-                  <w:szCs w:val="14"/>
-                  <w:u w:val="single" w:color="595959"/>
-                </w:rPr>
-                <w:t xml:space="preserve">🔍 Search ARES for similar readings</w:t>
-              </w:r>
-            </w:hyperlink>
-          </w:p>
-        </w:tc>
-        <w:tc>
-          <w:tcPr>
-            <w:tcW w:type="dxa" w:w="3040"/>
-            <w:shd w:fill="FFFFFF" w:color="auto" w:val="clear"/>
-            <w:tcMar>
-              <w:top w:type="dxa" w:w="60"/>
-              <w:left w:type="dxa" w:w="120"/>
-              <w:bottom w:type="dxa" w:w="60"/>
-              <w:right w:type="dxa" w:w="120"/>
-            </w:tcMar>
-            <w:vAlign w:val="top"/>
-          </w:tcPr>
-          <w:p>
-            <w:pPr>
-              <w:spacing w:after="40" w:before="0"/>
-              <w:jc w:val="left"/>
-            </w:pPr>
-            <w:r>
-              <w:rPr>
-                <w:rFonts w:ascii="Arial" w:cs="Arial" w:eastAsia="Arial" w:hAnsi="Arial"/>
-                <w:b w:val="false"/>
-                <w:bCs w:val="false"/>
-                <w:i w:val="false"/>
-                <w:iCs w:val="false"/>
-                <w:color w:val="000000"/>
-                <w:sz w:val="18"/>
-                <w:szCs w:val="18"/>
-              </w:rPr>
-              <w:t xml:space="preserve">Each group receives one sticky note. They write one new question their frequency distribution table raised — something they still cannot answer — and post it on the class DQB. The teacher reads all new questions aloud and frames the bridge to Lesson 5.</w:t>
-            </w:r>
-          </w:p>
-        </w:tc>
-        <w:tc>
-          <w:tcPr>
-            <w:tcW w:type="dxa" w:w="3040"/>
-            <w:shd w:fill="F2F2F2" w:color="auto" w:val="clear"/>
-            <w:tcMar>
-              <w:top w:type="dxa" w:w="60"/>
-              <w:left w:type="dxa" w:w="120"/>
-              <w:bottom w:type="dxa" w:w="60"/>
-              <w:right w:type="dxa" w:w="120"/>
-            </w:tcMar>
-            <w:vAlign w:val="top"/>
-          </w:tcPr>
-          <w:p>
-            <w:pPr>
-              <w:spacing w:after="40" w:before="0"/>
-              <w:jc w:val="left"/>
-            </w:pPr>
-            <w:r>
-              <w:rPr>
-                <w:rFonts w:ascii="Arial" w:cs="Arial" w:eastAsia="Arial" w:hAnsi="Arial"/>
-                <w:b w:val="false"/>
-                <w:bCs w:val="false"/>
-                <w:i w:val="false"/>
-                <w:iCs w:val="false"/>
-                <w:color w:val="000000"/>
-                <w:sz w:val="18"/>
-                <w:szCs w:val="18"/>
-              </w:rPr>
-              <w:t xml:space="preserve">Say: 'Our table tells us which meal is most popular and which is least popular. But Mama Wanjiku also wants to know: what is a typical day? If she had to pick one number to represent the whole week's ugali orders, what would it be? Talk to your group for 60 seconds — write your best question about this on your sticky note and post it on the DQB.' [Circulate during 60-second discussion. Listen for language like 'average', 'middle number', 'most common number' — these show readiness for Lesson 5.] After posting: Read each sticky note aloud. Organise them into clusters on the board: 'Questions about a typical value' vs 'Questions about why patterns differ'. Point to the cluster about typical values: 'These questions are asking about what mathematicians call measures of central tendency — the mean, the mode, and the median. That is exactly where we are going in our next lesson.' Write on the DQB banner strip: 'A frequency table organises data — but which single number best represents the whole data set?' Say: 'This is our new driving question. Keep it in mind tonight.' Do NOT answer the question — preserve productive uncertainty.</w:t>
-            </w:r>
-          </w:p>
-        </w:tc>
-        <w:tc>
-          <w:tcPr>
-            <w:tcW w:type="dxa" w:w="3040"/>
-            <w:shd w:fill="FFFFFF" w:color="auto" w:val="clear"/>
-            <w:tcMar>
-              <w:top w:type="dxa" w:w="60"/>
-              <w:left w:type="dxa" w:w="120"/>
-              <w:bottom w:type="dxa" w:w="60"/>
-              <w:right w:type="dxa" w:w="120"/>
-            </w:tcMar>
-            <w:vAlign w:val="top"/>
-          </w:tcPr>
-          <w:p>
-            <w:pPr>
-              <w:spacing w:after="40" w:before="0"/>
-              <w:jc w:val="left"/>
-            </w:pPr>
-            <w:r>
-              <w:rPr>
-                <w:rFonts w:ascii="Arial" w:cs="Arial" w:eastAsia="Arial" w:hAnsi="Arial"/>
-                <w:b w:val="false"/>
-                <w:bCs w:val="false"/>
-                <w:i w:val="false"/>
-                <w:iCs w:val="false"/>
-                <w:color w:val="000000"/>
-                <w:sz w:val="18"/>
-                <w:szCs w:val="18"/>
-              </w:rPr>
-              <w:t xml:space="preserve">Question-Driven DQB Update — requiring each group to formulate a question (rather than a statement) ensures learners are operating at the edge of their current understanding. Clustering questions by type makes the logical progression of the unit visible to learners and positions Lesson 5 as a natural, motivated next step rather than an arbitrary new topic.</w:t>
-            </w:r>
-          </w:p>
-        </w:tc>
-        <w:tc>
-          <w:tcPr>
-            <w:tcW w:type="dxa" w:w="3040"/>
-            <w:shd w:fill="F2F2F2" w:color="auto" w:val="clear"/>
-            <w:tcMar>
-              <w:top w:type="dxa" w:w="60"/>
-              <w:left w:type="dxa" w:w="120"/>
-              <w:bottom w:type="dxa" w:w="60"/>
-              <w:right w:type="dxa" w:w="120"/>
-            </w:tcMar>
-            <w:vAlign w:val="top"/>
-          </w:tcPr>
-          <w:p>
-            <w:pPr>
-              <w:spacing w:after="40" w:before="0"/>
-              <w:jc w:val="left"/>
-            </w:pPr>
-            <w:r>
-              <w:rPr>
-                <w:rFonts w:ascii="Arial" w:cs="Arial" w:eastAsia="Arial" w:hAnsi="Arial"/>
-                <w:b w:val="false"/>
-                <w:bCs w:val="false"/>
-                <w:i w:val="false"/>
-                <w:iCs w:val="false"/>
-                <w:color w:val="000000"/>
-                <w:sz w:val="18"/>
-                <w:szCs w:val="18"/>
-              </w:rPr>
-              <w:t xml:space="preserve">Observable indicator: Each group's sticky-note question is genuinely about a gap in their understanding (e.g., 'How do we find the middle value of our data?' or 'What if two meals have the same frequency — which one is typical?') rather than a procedural question about the table. Teacher sorts sticky notes after class: questions that are still about table construction indicate those groups need consolidation at the start of Lesson 5.</w:t>
-            </w:r>
-          </w:p>
-        </w:tc>
-      </w:tr>
-      <w:tr>
-        <w:tc>
-          <w:tcPr>
-            <w:tcW w:type="dxa" w:w="1520"/>
-            <w:shd w:fill="D5E8F0" w:color="auto" w:val="clear"/>
-            <w:tcMar>
-              <w:top w:type="dxa" w:w="60"/>
-              <w:left w:type="dxa" w:w="120"/>
-              <w:bottom w:type="dxa" w:w="60"/>
-              <w:right w:type="dxa" w:w="120"/>
-            </w:tcMar>
-            <w:vAlign w:val="top"/>
-          </w:tcPr>
-          <w:p>
-            <w:pPr>
-              <w:spacing w:after="40" w:before="0"/>
-              <w:jc w:val="left"/>
-            </w:pPr>
-            <w:r>
-              <w:rPr>
-                <w:rFonts w:ascii="Arial" w:cs="Arial" w:eastAsia="Arial" w:hAnsi="Arial"/>
-                <w:b/>
-                <w:bCs/>
-                <w:i w:val="false"/>
-                <w:iCs w:val="false"/>
-                <w:color w:val="000000"/>
-                <w:sz w:val="18"/>
-                <w:szCs w:val="18"/>
-              </w:rPr>
-              <w:t xml:space="preserve">Model Building Phase</w:t>
-            </w:r>
-          </w:p>
-          <w:p>
-            <w:pPr>
-              <w:spacing w:after="20" w:before="0"/>
-            </w:pPr>
-            <w:r>
-              <w:rPr>
-                <w:rFonts w:ascii="Arial" w:cs="Arial" w:eastAsia="Arial" w:hAnsi="Arial"/>
-                <w:b/>
-                <w:bCs/>
-                <w:color w:val="1F3864"/>
-                <w:sz w:val="16"/>
-                <w:szCs w:val="16"/>
-              </w:rPr>
-              <w:t xml:space="preserve">📹 VIDEO:</w:t>
-            </w:r>
-          </w:p>
-          <w:p>
-            <w:pPr>
-              <w:spacing w:after="20" w:before="0"/>
-            </w:pPr>
-            <w:hyperlink w:history="1" r:id="rId3pyppgjw4erjbufh_rpr_">
-              <w:r>
-                <w:rPr>
-                  <w:rFonts w:ascii="Arial" w:cs="Arial" w:eastAsia="Arial" w:hAnsi="Arial"/>
-                  <w:color w:val="2E75B6"/>
-                  <w:sz w:val="16"/>
-                  <w:szCs w:val="16"/>
-                  <w:u w:val="single" w:color="2E75B6"/>
-                </w:rPr>
-                <w:t xml:space="preserve">Ungrouped Data to Find the Mean Principles</w:t>
-              </w:r>
-            </w:hyperlink>
-          </w:p>
-          <w:p>
-            <w:pPr>
-              <w:spacing w:after="10" w:before="0"/>
-              <w:ind w:left="120"/>
-            </w:pPr>
-            <w:r>
-              <w:rPr>
-                <w:rFonts w:ascii="Arial" w:cs="Arial" w:eastAsia="Arial" w:hAnsi="Arial"/>
-                <w:color w:val="595959"/>
-                <w:sz w:val="14"/>
-                <w:szCs w:val="14"/>
-              </w:rPr>
-              <w:t xml:space="preserve">Source: CK-12</w:t>
-            </w:r>
-          </w:p>
-          <w:p>
-            <w:pPr>
-              <w:spacing w:after="10" w:before="0"/>
-              <w:ind w:left="120"/>
-            </w:pPr>
-            <w:hyperlink w:history="1" r:id="rIdei2da0vy0t7fhsqpyhj-9">
-              <w:r>
-                <w:rPr>
-                  <w:rFonts w:ascii="Arial" w:cs="Arial" w:eastAsia="Arial" w:hAnsi="Arial"/>
-                  <w:color w:val="595959"/>
-                  <w:sz w:val="14"/>
-                  <w:szCs w:val="14"/>
-                  <w:u w:val="single" w:color="595959"/>
-                </w:rPr>
-                <w:t xml:space="preserve">🔍 Search ARES for similar videos</w:t>
-              </w:r>
-            </w:hyperlink>
-          </w:p>
-          <w:p>
-            <w:pPr>
-              <w:spacing w:after="40" w:before="0"/>
-            </w:pPr>
-            <w:r>
-              <w:rPr>
-                <w:sz w:val="14"/>
-                <w:szCs w:val="14"/>
-              </w:rPr>
-              <w:t xml:space="preserve"/>
-            </w:r>
-          </w:p>
-          <w:p>
-            <w:pPr>
-              <w:spacing w:after="20" w:before="0"/>
-            </w:pPr>
-            <w:r>
-              <w:rPr>
-                <w:rFonts w:ascii="Arial" w:cs="Arial" w:eastAsia="Arial" w:hAnsi="Arial"/>
-                <w:b/>
-                <w:bCs/>
-                <w:color w:val="1F3864"/>
-                <w:sz w:val="16"/>
-                <w:szCs w:val="16"/>
-              </w:rPr>
-              <w:t xml:space="preserve">📖 HTML:</w:t>
-            </w:r>
-          </w:p>
-          <w:p>
-            <w:pPr>
-              <w:spacing w:after="20" w:before="0"/>
-            </w:pPr>
-            <w:hyperlink w:history="1" r:id="rId5i0gzex2wadmjbediuasd">
-              <w:r>
-                <w:rPr>
-                  <w:rFonts w:ascii="Arial" w:cs="Arial" w:eastAsia="Arial" w:hAnsi="Arial"/>
-                  <w:color w:val="2E75B6"/>
-                  <w:sz w:val="16"/>
-                  <w:szCs w:val="16"/>
-                  <w:u w:val="single" w:color="2E75B6"/>
-                </w:rPr>
-                <w:t xml:space="preserve">Ungrouped Data to Find the Mean (Flexbook)</w:t>
-              </w:r>
-            </w:hyperlink>
-          </w:p>
-          <w:p>
-            <w:pPr>
-              <w:spacing w:after="10" w:before="0"/>
-              <w:ind w:left="120"/>
-            </w:pPr>
-            <w:r>
-              <w:rPr>
-                <w:rFonts w:ascii="Arial" w:cs="Arial" w:eastAsia="Arial" w:hAnsi="Arial"/>
-                <w:color w:val="595959"/>
-                <w:sz w:val="14"/>
-                <w:szCs w:val="14"/>
-              </w:rPr>
-              <w:t xml:space="preserve">Source: CK-12</w:t>
-            </w:r>
-          </w:p>
-          <w:p>
-            <w:pPr>
-              <w:spacing w:after="10" w:before="0"/>
-              <w:ind w:left="120"/>
-            </w:pPr>
-            <w:hyperlink w:history="1" r:id="rIdtykwogo2ppkoo6fsb5f5q">
+            <w:hyperlink w:history="1" r:id="rIdfhntc1tdpqz25_dk2fvas">
               <w:r>
                 <w:rPr>
                   <w:rFonts w:ascii="Arial" w:cs="Arial" w:eastAsia="Arial" w:hAnsi="Arial"/>
@@ -15483,7 +15483,7 @@
             <w:pPr>
               <w:spacing w:after="20" w:before="0"/>
             </w:pPr>
-            <w:hyperlink w:history="1" r:id="rIdzgpj0fxestlu6nzng58tl">
+            <w:hyperlink w:history="1" r:id="rIdms7m8gkv9jbpr4qwmc1vh">
               <w:r>
                 <w:rPr>
                   <w:rFonts w:ascii="Arial" w:cs="Arial" w:eastAsia="Arial" w:hAnsi="Arial"/>
@@ -15516,7 +15516,7 @@
               <w:spacing w:after="10" w:before="0"/>
               <w:ind w:left="120"/>
             </w:pPr>
-            <w:hyperlink w:history="1" r:id="rId7avyx4c_apa-mnavrz_gi">
+            <w:hyperlink w:history="1" r:id="rIds-7te2d9adehfcojdtk8x">
               <w:r>
                 <w:rPr>
                   <w:rFonts w:ascii="Arial" w:cs="Arial" w:eastAsia="Arial" w:hAnsi="Arial"/>
@@ -15561,7 +15561,7 @@
             <w:pPr>
               <w:spacing w:after="20" w:before="0"/>
             </w:pPr>
-            <w:hyperlink w:history="1" r:id="rIdmgyajf0liashcepo1cunm">
+            <w:hyperlink w:history="1" r:id="rIdlp_damtisrniqfsjg2b3_">
               <w:r>
                 <w:rPr>
                   <w:rFonts w:ascii="Arial" w:cs="Arial" w:eastAsia="Arial" w:hAnsi="Arial"/>
@@ -15594,7 +15594,7 @@
               <w:spacing w:after="10" w:before="0"/>
               <w:ind w:left="120"/>
             </w:pPr>
-            <w:hyperlink w:history="1" r:id="rIdmhkeukt1tnq8lvwbvvxdv">
+            <w:hyperlink w:history="1" r:id="rIdkllwgolfj_e8xtke3ndkn">
               <w:r>
                 <w:rPr>
                   <w:rFonts w:ascii="Arial" w:cs="Arial" w:eastAsia="Arial" w:hAnsi="Arial"/>
@@ -15789,7 +15789,7 @@
             <w:pPr>
               <w:spacing w:after="20" w:before="0"/>
             </w:pPr>
-            <w:hyperlink w:history="1" r:id="rIdcamkmjn_yeyjurwdbhguk">
+            <w:hyperlink w:history="1" r:id="rIdrkbapvpwcsj_vmjuvu-ga">
               <w:r>
                 <w:rPr>
                   <w:rFonts w:ascii="Arial" w:cs="Arial" w:eastAsia="Arial" w:hAnsi="Arial"/>
@@ -15822,7 +15822,7 @@
               <w:spacing w:after="10" w:before="0"/>
               <w:ind w:left="120"/>
             </w:pPr>
-            <w:hyperlink w:history="1" r:id="rIdxrkeb3toanrtafd_gb83u">
+            <w:hyperlink w:history="1" r:id="rId8u01j0_uhuowrf9tk-uwz">
               <w:r>
                 <w:rPr>
                   <w:rFonts w:ascii="Arial" w:cs="Arial" w:eastAsia="Arial" w:hAnsi="Arial"/>
@@ -15867,7 +15867,7 @@
             <w:pPr>
               <w:spacing w:after="20" w:before="0"/>
             </w:pPr>
-            <w:hyperlink w:history="1" r:id="rIdm7_ezfy4swiunfoyroi5o">
+            <w:hyperlink w:history="1" r:id="rIdjs3xf_igvwvufe3re9bdq">
               <w:r>
                 <w:rPr>
                   <w:rFonts w:ascii="Arial" w:cs="Arial" w:eastAsia="Arial" w:hAnsi="Arial"/>
@@ -15900,7 +15900,7 @@
               <w:spacing w:after="10" w:before="0"/>
               <w:ind w:left="120"/>
             </w:pPr>
-            <w:hyperlink w:history="1" r:id="rIdweimzlolc_hkusmyt7rou">
+            <w:hyperlink w:history="1" r:id="rIdntm8ftwvjr1q2bbqqn8fq">
               <w:r>
                 <w:rPr>
                   <w:rFonts w:ascii="Arial" w:cs="Arial" w:eastAsia="Arial" w:hAnsi="Arial"/>
@@ -16095,7 +16095,7 @@
             <w:pPr>
               <w:spacing w:after="20" w:before="0"/>
             </w:pPr>
-            <w:hyperlink w:history="1" r:id="rIdqiwatyncl9r-842ootzxu">
+            <w:hyperlink w:history="1" r:id="rId5wy_sfdfrn8xglpzstexb">
               <w:r>
                 <w:rPr>
                   <w:rFonts w:ascii="Arial" w:cs="Arial" w:eastAsia="Arial" w:hAnsi="Arial"/>
@@ -16128,7 +16128,7 @@
               <w:spacing w:after="10" w:before="0"/>
               <w:ind w:left="120"/>
             </w:pPr>
-            <w:hyperlink w:history="1" r:id="rId4mdovkz4npnnc8ljllvrw">
+            <w:hyperlink w:history="1" r:id="rIdlbpioyimaurrdyeodcgdu">
               <w:r>
                 <w:rPr>
                   <w:rFonts w:ascii="Arial" w:cs="Arial" w:eastAsia="Arial" w:hAnsi="Arial"/>
@@ -16173,7 +16173,7 @@
             <w:pPr>
               <w:spacing w:after="20" w:before="0"/>
             </w:pPr>
-            <w:hyperlink w:history="1" r:id="rIdgvfo7bktdavg_bc-raagd">
+            <w:hyperlink w:history="1" r:id="rIdahrinkagw1ir3qxz-vlkw">
               <w:r>
                 <w:rPr>
                   <w:rFonts w:ascii="Arial" w:cs="Arial" w:eastAsia="Arial" w:hAnsi="Arial"/>
@@ -16206,7 +16206,7 @@
               <w:spacing w:after="10" w:before="0"/>
               <w:ind w:left="120"/>
             </w:pPr>
-            <w:hyperlink w:history="1" r:id="rIdn7ttsc7hjh1uqnpxkdqok">
+            <w:hyperlink w:history="1" r:id="rIdjzaryo5pwtfoau4z7oywp">
               <w:r>
                 <w:rPr>
                   <w:rFonts w:ascii="Arial" w:cs="Arial" w:eastAsia="Arial" w:hAnsi="Arial"/>
@@ -16401,7 +16401,7 @@
             <w:pPr>
               <w:spacing w:after="20" w:before="0"/>
             </w:pPr>
-            <w:hyperlink w:history="1" r:id="rIdrwmfrlbjdepicmk1kloqk">
+            <w:hyperlink w:history="1" r:id="rIdvlv7d90x682ujzw0kjfjv">
               <w:r>
                 <w:rPr>
                   <w:rFonts w:ascii="Arial" w:cs="Arial" w:eastAsia="Arial" w:hAnsi="Arial"/>
@@ -16434,7 +16434,7 @@
               <w:spacing w:after="10" w:before="0"/>
               <w:ind w:left="120"/>
             </w:pPr>
-            <w:hyperlink w:history="1" r:id="rId1ga04ps82v6mijbcjeqbo">
+            <w:hyperlink w:history="1" r:id="rId-s2nydnqwy1oiotzjzev7">
               <w:r>
                 <w:rPr>
                   <w:rFonts w:ascii="Arial" w:cs="Arial" w:eastAsia="Arial" w:hAnsi="Arial"/>
@@ -16479,7 +16479,7 @@
             <w:pPr>
               <w:spacing w:after="20" w:before="0"/>
             </w:pPr>
-            <w:hyperlink w:history="1" r:id="rIdtcc-fxwheimenvjxxwuoq">
+            <w:hyperlink w:history="1" r:id="rIdxmvwli-vx_bgmjqhuigdh">
               <w:r>
                 <w:rPr>
                   <w:rFonts w:ascii="Arial" w:cs="Arial" w:eastAsia="Arial" w:hAnsi="Arial"/>
@@ -16512,7 +16512,7 @@
               <w:spacing w:after="10" w:before="0"/>
               <w:ind w:left="120"/>
             </w:pPr>
-            <w:hyperlink w:history="1" r:id="rIdqj3vtqgofso9zsls5etln">
+            <w:hyperlink w:history="1" r:id="rIdzrtt6tolt-nqz8pccjmhv">
               <w:r>
                 <w:rPr>
                   <w:rFonts w:ascii="Arial" w:cs="Arial" w:eastAsia="Arial" w:hAnsi="Arial"/>
@@ -16707,7 +16707,7 @@
             <w:pPr>
               <w:spacing w:after="20" w:before="0"/>
             </w:pPr>
-            <w:hyperlink w:history="1" r:id="rIdcdqablvulwyorubfl3-ph">
+            <w:hyperlink w:history="1" r:id="rIdqq8zbtcled6oidxq0g9fu">
               <w:r>
                 <w:rPr>
                   <w:rFonts w:ascii="Arial" w:cs="Arial" w:eastAsia="Arial" w:hAnsi="Arial"/>
@@ -16740,7 +16740,7 @@
               <w:spacing w:after="10" w:before="0"/>
               <w:ind w:left="120"/>
             </w:pPr>
-            <w:hyperlink w:history="1" r:id="rIdmxcmpv8wjxjgpzbv1rer_">
+            <w:hyperlink w:history="1" r:id="rIdceongatli5ju4-fbeqr2l">
               <w:r>
                 <w:rPr>
                   <w:rFonts w:ascii="Arial" w:cs="Arial" w:eastAsia="Arial" w:hAnsi="Arial"/>
@@ -16785,7 +16785,7 @@
             <w:pPr>
               <w:spacing w:after="20" w:before="0"/>
             </w:pPr>
-            <w:hyperlink w:history="1" r:id="rIdd5gkx8bzq6wiqki_0usov">
+            <w:hyperlink w:history="1" r:id="rIdjaly0yudp99gu_dzomrad">
               <w:r>
                 <w:rPr>
                   <w:rFonts w:ascii="Arial" w:cs="Arial" w:eastAsia="Arial" w:hAnsi="Arial"/>
@@ -16818,7 +16818,7 @@
               <w:spacing w:after="10" w:before="0"/>
               <w:ind w:left="120"/>
             </w:pPr>
-            <w:hyperlink w:history="1" r:id="rIdkxs_tvjdlj-kxrjtk830r">
+            <w:hyperlink w:history="1" r:id="rIdwix7_ts4jwyy1d6naoofc">
               <w:r>
                 <w:rPr>
                   <w:rFonts w:ascii="Arial" w:cs="Arial" w:eastAsia="Arial" w:hAnsi="Arial"/>
@@ -18381,7 +18381,7 @@
             <w:pPr>
               <w:spacing w:after="20" w:before="0"/>
             </w:pPr>
-            <w:hyperlink w:history="1" r:id="rIdvfsyqh017dxr35x7llxe6">
+            <w:hyperlink w:history="1" r:id="rId8uvjc8rqldpedpntsaje4">
               <w:r>
                 <w:rPr>
                   <w:rFonts w:ascii="Arial" w:cs="Arial" w:eastAsia="Arial" w:hAnsi="Arial"/>
@@ -18414,7 +18414,7 @@
               <w:spacing w:after="10" w:before="0"/>
               <w:ind w:left="120"/>
             </w:pPr>
-            <w:hyperlink w:history="1" r:id="rId7xkrqfov0tz_yp8ndzy4c">
+            <w:hyperlink w:history="1" r:id="rIduixp0pttbuublvau5ef6z">
               <w:r>
                 <w:rPr>
                   <w:rFonts w:ascii="Arial" w:cs="Arial" w:eastAsia="Arial" w:hAnsi="Arial"/>
@@ -18459,7 +18459,7 @@
             <w:pPr>
               <w:spacing w:after="20" w:before="0"/>
             </w:pPr>
-            <w:hyperlink w:history="1" r:id="rIdoqjdz7k_2kekn2ba-2wcw">
+            <w:hyperlink w:history="1" r:id="rIdxbtmygbi1b8cadq-i1zjf">
               <w:r>
                 <w:rPr>
                   <w:rFonts w:ascii="Arial" w:cs="Arial" w:eastAsia="Arial" w:hAnsi="Arial"/>
@@ -18492,7 +18492,7 @@
               <w:spacing w:after="10" w:before="0"/>
               <w:ind w:left="120"/>
             </w:pPr>
-            <w:hyperlink w:history="1" r:id="rIdzn0v1vegpuww5-p96inhb">
+            <w:hyperlink w:history="1" r:id="rIdz8ht6e2ohncbjfzwr-ani">
               <w:r>
                 <w:rPr>
                   <w:rFonts w:ascii="Arial" w:cs="Arial" w:eastAsia="Arial" w:hAnsi="Arial"/>
@@ -18687,7 +18687,7 @@
             <w:pPr>
               <w:spacing w:after="20" w:before="0"/>
             </w:pPr>
-            <w:hyperlink w:history="1" r:id="rId00s9ouzt8p_nnj5sygshs">
+            <w:hyperlink w:history="1" r:id="rIdppkixzxbtr4wcqdgacacf">
               <w:r>
                 <w:rPr>
                   <w:rFonts w:ascii="Arial" w:cs="Arial" w:eastAsia="Arial" w:hAnsi="Arial"/>
@@ -18720,7 +18720,7 @@
               <w:spacing w:after="10" w:before="0"/>
               <w:ind w:left="120"/>
             </w:pPr>
-            <w:hyperlink w:history="1" r:id="rId9mxbjorj2m6ka4gsy4b7t">
+            <w:hyperlink w:history="1" r:id="rIdlzer7lucu9cevbl1rcqjh">
               <w:r>
                 <w:rPr>
                   <w:rFonts w:ascii="Arial" w:cs="Arial" w:eastAsia="Arial" w:hAnsi="Arial"/>
@@ -18765,7 +18765,7 @@
             <w:pPr>
               <w:spacing w:after="20" w:before="0"/>
             </w:pPr>
-            <w:hyperlink w:history="1" r:id="rId7pj31n0ta8ov73l5pi9pb">
+            <w:hyperlink w:history="1" r:id="rIdas8tj5fwshezfnwhgjpkq">
               <w:r>
                 <w:rPr>
                   <w:rFonts w:ascii="Arial" w:cs="Arial" w:eastAsia="Arial" w:hAnsi="Arial"/>
@@ -18798,7 +18798,7 @@
               <w:spacing w:after="10" w:before="0"/>
               <w:ind w:left="120"/>
             </w:pPr>
-            <w:hyperlink w:history="1" r:id="rIdihqthemol7v089jieaemj">
+            <w:hyperlink w:history="1" r:id="rIdlxxljougpvkwjadawhufb">
               <w:r>
                 <w:rPr>
                   <w:rFonts w:ascii="Arial" w:cs="Arial" w:eastAsia="Arial" w:hAnsi="Arial"/>
@@ -18993,7 +18993,313 @@
             <w:pPr>
               <w:spacing w:after="20" w:before="0"/>
             </w:pPr>
-            <w:hyperlink w:history="1" r:id="rId9g4cyvqtz9x8ngepkn5yk">
+            <w:hyperlink w:history="1" r:id="rIdjzbqnjbcjmsx-kwcdyuvn">
+              <w:r>
+                <w:rPr>
+                  <w:rFonts w:ascii="Arial" w:cs="Arial" w:eastAsia="Arial" w:hAnsi="Arial"/>
+                  <w:color w:val="2E75B6"/>
+                  <w:sz w:val="16"/>
+                  <w:szCs w:val="16"/>
+                  <w:u w:val="single" w:color="2E75B6"/>
+                </w:rPr>
+                <w:t xml:space="preserve">Statistics intro: Mean, median, &amp; mode</w:t>
+              </w:r>
+            </w:hyperlink>
+          </w:p>
+          <w:p>
+            <w:pPr>
+              <w:spacing w:after="10" w:before="0"/>
+              <w:ind w:left="120"/>
+            </w:pPr>
+            <w:r>
+              <w:rPr>
+                <w:rFonts w:ascii="Arial" w:cs="Arial" w:eastAsia="Arial" w:hAnsi="Arial"/>
+                <w:color w:val="595959"/>
+                <w:sz w:val="14"/>
+                <w:szCs w:val="14"/>
+              </w:rPr>
+              <w:t xml:space="preserve">Source: Khan Academy (English - US curriculum)</w:t>
+            </w:r>
+          </w:p>
+          <w:p>
+            <w:pPr>
+              <w:spacing w:after="10" w:before="0"/>
+              <w:ind w:left="120"/>
+            </w:pPr>
+            <w:hyperlink w:history="1" r:id="rIdeogwv4df7_ldweavqdn4a">
+              <w:r>
+                <w:rPr>
+                  <w:rFonts w:ascii="Arial" w:cs="Arial" w:eastAsia="Arial" w:hAnsi="Arial"/>
+                  <w:color w:val="595959"/>
+                  <w:sz w:val="14"/>
+                  <w:szCs w:val="14"/>
+                  <w:u w:val="single" w:color="595959"/>
+                </w:rPr>
+                <w:t xml:space="preserve">🔍 Search ARES for similar videos</w:t>
+              </w:r>
+            </w:hyperlink>
+          </w:p>
+          <w:p>
+            <w:pPr>
+              <w:spacing w:after="40" w:before="0"/>
+            </w:pPr>
+            <w:r>
+              <w:rPr>
+                <w:sz w:val="14"/>
+                <w:szCs w:val="14"/>
+              </w:rPr>
+              <w:t xml:space="preserve"/>
+            </w:r>
+          </w:p>
+          <w:p>
+            <w:pPr>
+              <w:spacing w:after="20" w:before="0"/>
+            </w:pPr>
+            <w:r>
+              <w:rPr>
+                <w:rFonts w:ascii="Arial" w:cs="Arial" w:eastAsia="Arial" w:hAnsi="Arial"/>
+                <w:b/>
+                <w:bCs/>
+                <w:color w:val="1F3864"/>
+                <w:sz w:val="16"/>
+                <w:szCs w:val="16"/>
+              </w:rPr>
+              <w:t xml:space="preserve">📖 HTML:</w:t>
+            </w:r>
+          </w:p>
+          <w:p>
+            <w:pPr>
+              <w:spacing w:after="20" w:before="0"/>
+            </w:pPr>
+            <w:hyperlink w:history="1" r:id="rIditkvvv-tlk0_yvqfifowd">
+              <w:r>
+                <w:rPr>
+                  <w:rFonts w:ascii="Arial" w:cs="Arial" w:eastAsia="Arial" w:hAnsi="Arial"/>
+                  <w:color w:val="2E75B6"/>
+                  <w:sz w:val="16"/>
+                  <w:szCs w:val="16"/>
+                  <w:u w:val="single" w:color="2E75B6"/>
+                </w:rPr>
+                <w:t xml:space="preserve">Measures of Central Tendency and Dispersion (Flexbook)</w:t>
+              </w:r>
+            </w:hyperlink>
+          </w:p>
+          <w:p>
+            <w:pPr>
+              <w:spacing w:after="10" w:before="0"/>
+              <w:ind w:left="120"/>
+            </w:pPr>
+            <w:r>
+              <w:rPr>
+                <w:rFonts w:ascii="Arial" w:cs="Arial" w:eastAsia="Arial" w:hAnsi="Arial"/>
+                <w:color w:val="595959"/>
+                <w:sz w:val="14"/>
+                <w:szCs w:val="14"/>
+              </w:rPr>
+              <w:t xml:space="preserve">Source: CK-12</w:t>
+            </w:r>
+          </w:p>
+          <w:p>
+            <w:pPr>
+              <w:spacing w:after="10" w:before="0"/>
+              <w:ind w:left="120"/>
+            </w:pPr>
+            <w:hyperlink w:history="1" r:id="rId_sojaljcuyoem5cmvdkvb">
+              <w:r>
+                <w:rPr>
+                  <w:rFonts w:ascii="Arial" w:cs="Arial" w:eastAsia="Arial" w:hAnsi="Arial"/>
+                  <w:color w:val="595959"/>
+                  <w:sz w:val="14"/>
+                  <w:szCs w:val="14"/>
+                  <w:u w:val="single" w:color="595959"/>
+                </w:rPr>
+                <w:t xml:space="preserve">🔍 Search ARES for similar readings</w:t>
+              </w:r>
+            </w:hyperlink>
+          </w:p>
+        </w:tc>
+        <w:tc>
+          <w:tcPr>
+            <w:tcW w:type="dxa" w:w="3040"/>
+            <w:shd w:fill="FFFFFF" w:color="auto" w:val="clear"/>
+            <w:tcMar>
+              <w:top w:type="dxa" w:w="60"/>
+              <w:left w:type="dxa" w:w="120"/>
+              <w:bottom w:type="dxa" w:w="60"/>
+              <w:right w:type="dxa" w:w="120"/>
+            </w:tcMar>
+            <w:vAlign w:val="top"/>
+          </w:tcPr>
+          <w:p>
+            <w:pPr>
+              <w:spacing w:after="40" w:before="0"/>
+              <w:jc w:val="left"/>
+            </w:pPr>
+            <w:r>
+              <w:rPr>
+                <w:rFonts w:ascii="Arial" w:cs="Arial" w:eastAsia="Arial" w:hAnsi="Arial"/>
+                <w:b w:val="false"/>
+                <w:bCs w:val="false"/>
+                <w:i w:val="false"/>
+                <w:iCs w:val="false"/>
+                <w:color w:val="000000"/>
+                <w:sz w:val="18"/>
+                <w:szCs w:val="18"/>
+              </w:rPr>
+              <w:t xml:space="preserve">Learners work in groups of four. Each group receives (or has already collected in Lessons 3–4) a small ungrouped data set of 8–10 values — either their own canteen survey responses or a teacher-supplied card with data such as the number of mandazi sold each day, or daily attendance figures at the school gate. Groups compute the mean and mode for their data set. They then answer two discussion questions written on the board: (Q1) 'Why might the mean and mode give different answers for the same data?' (Q2) 'Which measure — mean or mode — would Mama Wanjiku find more useful when deciding how many portions of ugali to prepare tomorrow? Justify your answer.' After group discussion, groups nominate one spokesperson to share their reasoning. The teacher then connects to the Kericho rainfall context: 'A tea farmer in Kericho also uses mean monthly rainfall to plan irrigation. Using the six months of data on the board, calculate the mean monthly rainfall.' (Answer: (71+91+193+276+216+38) ÷ 6 = 885 ÷ 6 = 147.5 mm). Learners identify the mode of the rainfall data (no repeated value — no mode exists), which creates a productive discussion about when mode is and is not a useful measure.</w:t>
+            </w:r>
+          </w:p>
+        </w:tc>
+        <w:tc>
+          <w:tcPr>
+            <w:tcW w:type="dxa" w:w="3040"/>
+            <w:shd w:fill="F2F2F2" w:color="auto" w:val="clear"/>
+            <w:tcMar>
+              <w:top w:type="dxa" w:w="60"/>
+              <w:left w:type="dxa" w:w="120"/>
+              <w:bottom w:type="dxa" w:w="60"/>
+              <w:right w:type="dxa" w:w="120"/>
+            </w:tcMar>
+            <w:vAlign w:val="top"/>
+          </w:tcPr>
+          <w:p>
+            <w:pPr>
+              <w:spacing w:after="40" w:before="0"/>
+              <w:jc w:val="left"/>
+            </w:pPr>
+            <w:r>
+              <w:rPr>
+                <w:rFonts w:ascii="Arial" w:cs="Arial" w:eastAsia="Arial" w:hAnsi="Arial"/>
+                <w:b w:val="false"/>
+                <w:bCs w:val="false"/>
+                <w:i w:val="false"/>
+                <w:iCs w:val="false"/>
+                <w:color w:val="000000"/>
+                <w:sz w:val="18"/>
+                <w:szCs w:val="18"/>
+              </w:rPr>
+              <w:t xml:space="preserve">Announce groups and distribute data cards. Say: 'In your group, you have 5 minutes to compute the mean AND the mode for your data set. Show all working. Then discuss the two questions on the board. Nominate a spokesperson.' [Set 5-minute timer. Circulate — listen to at least 3 groups. Prompt struggling groups: 'Start by adding all the values together. How many values do you have?'] After 5 minutes: 'Spokespeople — stand up.' Cold-call 3 groups for Q1 and 3 different groups for Q2. After responses, say: 'Excellent. Now look at the Kericho rainfall table. Calculate the mean monthly rainfall for these six months. Work individually — 2 minutes.' [Wait 2 minutes.] Cold-call 2 learners for the answer. Then ask: 'What is the mode of the Kericho rainfall data?' [Wait 15 seconds.] Take 2 responses. When learners realise there is no mode, say: 'Exactly — no value repeats, so there is no mode. This tells us that mode is most powerful for categorical or discrete data like meal choices, where the same value can repeat frequently. What does this make you wonder about other ways to find the middle of a data set?' [Wait 10 seconds — do not answer; this seeds the DQB update.]</w:t>
+            </w:r>
+          </w:p>
+        </w:tc>
+        <w:tc>
+          <w:tcPr>
+            <w:tcW w:type="dxa" w:w="3040"/>
+            <w:shd w:fill="FFFFFF" w:color="auto" w:val="clear"/>
+            <w:tcMar>
+              <w:top w:type="dxa" w:w="60"/>
+              <w:left w:type="dxa" w:w="120"/>
+              <w:bottom w:type="dxa" w:w="60"/>
+              <w:right w:type="dxa" w:w="120"/>
+            </w:tcMar>
+            <w:vAlign w:val="top"/>
+          </w:tcPr>
+          <w:p>
+            <w:pPr>
+              <w:spacing w:after="40" w:before="0"/>
+              <w:jc w:val="left"/>
+            </w:pPr>
+            <w:r>
+              <w:rPr>
+                <w:rFonts w:ascii="Arial" w:cs="Arial" w:eastAsia="Arial" w:hAnsi="Arial"/>
+                <w:b w:val="false"/>
+                <w:bCs w:val="false"/>
+                <w:i w:val="false"/>
+                <w:iCs w:val="false"/>
+                <w:color w:val="000000"/>
+                <w:sz w:val="18"/>
+                <w:szCs w:val="18"/>
+              </w:rPr>
+              <w:t xml:space="preserve">Think-Pair-Share into Whole-Class Synthesis: group computation followed by spokesperson sharing builds collaborative mathematical reasoning. Introducing a contrasting context (Kericho rainfall with no mode) disrupts overgeneralisation and drives learners toward the concept of median before it is formally taught.</w:t>
+            </w:r>
+          </w:p>
+        </w:tc>
+        <w:tc>
+          <w:tcPr>
+            <w:tcW w:type="dxa" w:w="3040"/>
+            <w:shd w:fill="F2F2F2" w:color="auto" w:val="clear"/>
+            <w:tcMar>
+              <w:top w:type="dxa" w:w="60"/>
+              <w:left w:type="dxa" w:w="120"/>
+              <w:bottom w:type="dxa" w:w="60"/>
+              <w:right w:type="dxa" w:w="120"/>
+            </w:tcMar>
+            <w:vAlign w:val="top"/>
+          </w:tcPr>
+          <w:p>
+            <w:pPr>
+              <w:spacing w:after="40" w:before="0"/>
+              <w:jc w:val="left"/>
+            </w:pPr>
+            <w:r>
+              <w:rPr>
+                <w:rFonts w:ascii="Arial" w:cs="Arial" w:eastAsia="Arial" w:hAnsi="Arial"/>
+                <w:b w:val="false"/>
+                <w:bCs w:val="false"/>
+                <w:i w:val="false"/>
+                <w:iCs w:val="false"/>
+                <w:color w:val="000000"/>
+                <w:sz w:val="18"/>
+                <w:szCs w:val="18"/>
+              </w:rPr>
+              <w:t xml:space="preserve">Observable indicators: (1) each group's written work shows the mean calculation with correct formula application and a correctly identified or correctly stated 'no mode'; (2) spokesperson explanations for Q2 demonstrate contextual reasoning — e.g., 'Mama Wanjiku should use the mode because 60 is the exact quantity that appeared most often, so preparing 60 portions covers the most common demand' or 'the mean 58 balances out high and low days so she avoids waste.' Teacher notes any group that conflates mean and mode for targeted feedback.</w:t>
+            </w:r>
+          </w:p>
+        </w:tc>
+      </w:tr>
+      <w:tr>
+        <w:tc>
+          <w:tcPr>
+            <w:tcW w:type="dxa" w:w="1520"/>
+            <w:shd w:fill="FCE4D6" w:color="auto" w:val="clear"/>
+            <w:tcMar>
+              <w:top w:type="dxa" w:w="60"/>
+              <w:left w:type="dxa" w:w="120"/>
+              <w:bottom w:type="dxa" w:w="60"/>
+              <w:right w:type="dxa" w:w="120"/>
+            </w:tcMar>
+            <w:vAlign w:val="top"/>
+          </w:tcPr>
+          <w:p>
+            <w:pPr>
+              <w:spacing w:after="40" w:before="0"/>
+              <w:jc w:val="left"/>
+            </w:pPr>
+            <w:r>
+              <w:rPr>
+                <w:rFonts w:ascii="Arial" w:cs="Arial" w:eastAsia="Arial" w:hAnsi="Arial"/>
+                <w:b/>
+                <w:bCs/>
+                <w:i w:val="false"/>
+                <w:iCs w:val="false"/>
+                <w:color w:val="000000"/>
+                <w:sz w:val="18"/>
+                <w:szCs w:val="18"/>
+              </w:rPr>
+              <w:t xml:space="preserve">Driving Question Board (DQB) Creation</w:t>
+            </w:r>
+          </w:p>
+          <w:p>
+            <w:pPr>
+              <w:spacing w:after="20" w:before="0"/>
+            </w:pPr>
+            <w:r>
+              <w:rPr>
+                <w:rFonts w:ascii="Arial" w:cs="Arial" w:eastAsia="Arial" w:hAnsi="Arial"/>
+                <w:b/>
+                <w:bCs/>
+                <w:color w:val="1F3864"/>
+                <w:sz w:val="16"/>
+                <w:szCs w:val="16"/>
+              </w:rPr>
+              <w:t xml:space="preserve">📹 VIDEO:</w:t>
+            </w:r>
+          </w:p>
+          <w:p>
+            <w:pPr>
+              <w:spacing w:after="20" w:before="0"/>
+            </w:pPr>
+            <w:hyperlink w:history="1" r:id="rIdjzku2eeyvcriadvhdu9f4">
               <w:r>
                 <w:rPr>
                   <w:rFonts w:ascii="Arial" w:cs="Arial" w:eastAsia="Arial" w:hAnsi="Arial"/>
@@ -19026,7 +19332,7 @@
               <w:spacing w:after="10" w:before="0"/>
               <w:ind w:left="120"/>
             </w:pPr>
-            <w:hyperlink w:history="1" r:id="rIdbzgotkizuaq6hak8dblum">
+            <w:hyperlink w:history="1" r:id="rId3rgzzlnjb6hi-aotow_ef">
               <w:r>
                 <w:rPr>
                   <w:rFonts w:ascii="Arial" w:cs="Arial" w:eastAsia="Arial" w:hAnsi="Arial"/>
@@ -19064,14 +19370,14 @@
                 <w:sz w:val="16"/>
                 <w:szCs w:val="16"/>
               </w:rPr>
-              <w:t xml:space="preserve">📖 HTML:</w:t>
+              <w:t xml:space="preserve">📖 EXERCISE:</w:t>
             </w:r>
           </w:p>
           <w:p>
             <w:pPr>
               <w:spacing w:after="20" w:before="0"/>
             </w:pPr>
-            <w:hyperlink w:history="1" r:id="rId0n2q5ic1_oiau_dj8gryb">
+            <w:hyperlink w:history="1" r:id="rIdsy-kcnnqf054erj_o811u">
               <w:r>
                 <w:rPr>
                   <w:rFonts w:ascii="Arial" w:cs="Arial" w:eastAsia="Arial" w:hAnsi="Arial"/>
@@ -19080,7 +19386,7 @@
                   <w:szCs w:val="16"/>
                   <w:u w:val="single" w:color="2E75B6"/>
                 </w:rPr>
-                <w:t xml:space="preserve">Measures of Central Tendency and Dispersion (Flexbook)</w:t>
+                <w:t xml:space="preserve">Measures of Central Tendency and Dispersion Practice</w:t>
               </w:r>
             </w:hyperlink>
           </w:p>
@@ -19104,7 +19410,7 @@
               <w:spacing w:after="10" w:before="0"/>
               <w:ind w:left="120"/>
             </w:pPr>
-            <w:hyperlink w:history="1" r:id="rIdu3z4kl6chglyy9pjycc8_">
+            <w:hyperlink w:history="1" r:id="rIdxvomykdzonq84ckx1tvkh">
               <w:r>
                 <w:rPr>
                   <w:rFonts w:ascii="Arial" w:cs="Arial" w:eastAsia="Arial" w:hAnsi="Arial"/>
@@ -19146,7 +19452,7 @@
                 <w:sz w:val="18"/>
                 <w:szCs w:val="18"/>
               </w:rPr>
-              <w:t xml:space="preserve">Learners work in groups of four. Each group receives (or has already collected in Lessons 3–4) a small ungrouped data set of 8–10 values — either their own canteen survey responses or a teacher-supplied card with data such as the number of mandazi sold each day, or daily attendance figures at the school gate. Groups compute the mean and mode for their data set. They then answer two discussion questions written on the board: (Q1) 'Why might the mean and mode give different answers for the same data?' (Q2) 'Which measure — mean or mode — would Mama Wanjiku find more useful when deciding how many portions of ugali to prepare tomorrow? Justify your answer.' After group discussion, groups nominate one spokesperson to share their reasoning. The teacher then connects to the Kericho rainfall context: 'A tea farmer in Kericho also uses mean monthly rainfall to plan irrigation. Using the six months of data on the board, calculate the mean monthly rainfall.' (Answer: (71+91+193+276+216+38) ÷ 6 = 885 ÷ 6 = 147.5 mm). Learners identify the mode of the rainfall data (no repeated value — no mode exists), which creates a productive discussion about when mode is and is not a useful measure.</w:t>
+              <w:t xml:space="preserve">Each learner writes one new sticky note (or a card on the class DQB section) in response to the prompt: 'We now have mean (58) and mode (60) for Mama Wanjiku's ugali data. But the two numbers are different. Is there a THIRD measure of typical that might help her? What would it look like?' Learners post their cards on the DQB under a new column headed: 'What we still wonder about central tendency.' The class briefly reads three posted cards aloud. The teacher also updates the class's shared phenomenon summary strip: 'Lesson 6 — We can summarise Mama Wanjiku's data with mean = 58 and mode = 60. But which is best — and is there another option?'</w:t>
             </w:r>
           </w:p>
         </w:tc>
@@ -19178,7 +19484,7 @@
                 <w:sz w:val="18"/>
                 <w:szCs w:val="18"/>
               </w:rPr>
-              <w:t xml:space="preserve">Announce groups and distribute data cards. Say: 'In your group, you have 5 minutes to compute the mean AND the mode for your data set. Show all working. Then discuss the two questions on the board. Nominate a spokesperson.' [Set 5-minute timer. Circulate — listen to at least 3 groups. Prompt struggling groups: 'Start by adding all the values together. How many values do you have?'] After 5 minutes: 'Spokespeople — stand up.' Cold-call 3 groups for Q1 and 3 different groups for Q2. After responses, say: 'Excellent. Now look at the Kericho rainfall table. Calculate the mean monthly rainfall for these six months. Work individually — 2 minutes.' [Wait 2 minutes.] Cold-call 2 learners for the answer. Then ask: 'What is the mode of the Kericho rainfall data?' [Wait 15 seconds.] Take 2 responses. When learners realise there is no mode, say: 'Exactly — no value repeats, so there is no mode. This tells us that mode is most powerful for categorical or discrete data like meal choices, where the same value can repeat frequently. What does this make you wonder about other ways to find the middle of a data set?' [Wait 10 seconds — do not answer; this seeds the DQB update.]</w:t>
+              <w:t xml:space="preserve">Distribute sticky notes or index cards. Say: 'In 2 minutes, write one wondering question on your card. Start with the words: I wonder… Focus on whether mean and mode are enough, or whether Mama Wanjiku needs another number.' [Wait 2 minutes.] 'Post your card on the DQB under the new column I am adding right now.' Add the column label. After all cards are posted, cold-call 3 learners to read their cards aloud. Say: 'Notice that many of you are asking about the number in the MIDDLE of the list — when we order the data from smallest to largest. That idea has a name, and we will explore it in Lesson 7. For now, write this in your book: DQB update — mean and mode answer different questions; a third measure may answer a different question still.'</w:t>
             </w:r>
           </w:p>
         </w:tc>
@@ -19210,7 +19516,7 @@
                 <w:sz w:val="18"/>
                 <w:szCs w:val="18"/>
               </w:rPr>
-              <w:t xml:space="preserve">Think-Pair-Share into Whole-Class Synthesis: group computation followed by spokesperson sharing builds collaborative mathematical reasoning. Introducing a contrasting context (Kericho rainfall with no mode) disrupts overgeneralisation and drives learners toward the concept of median before it is formally taught.</w:t>
+              <w:t xml:space="preserve">Driving Question Board as Visible Thinking Routine: public posting of wondering questions makes learners' evolving understanding visible to the whole class, creates intellectual accountability, and generates the motivating question for the next lesson organically from learner thinking rather than teacher telling.</w:t>
             </w:r>
           </w:p>
         </w:tc>
@@ -19242,7 +19548,7 @@
                 <w:sz w:val="18"/>
                 <w:szCs w:val="18"/>
               </w:rPr>
-              <w:t xml:space="preserve">Observable indicators: (1) each group's written work shows the mean calculation with correct formula application and a correctly identified or correctly stated 'no mode'; (2) spokesperson explanations for Q2 demonstrate contextual reasoning — e.g., 'Mama Wanjiku should use the mode because 60 is the exact quantity that appeared most often, so preparing 60 portions covers the most common demand' or 'the mean 58 balances out high and low days so she avoids waste.' Teacher notes any group that conflates mean and mode for targeted feedback.</w:t>
+              <w:t xml:space="preserve">Observable indicator: every learner posts a card with a grammatically complete wondering sentence. Teacher scans for cards that specifically reference ordering the data or finding a middle value — these indicate readiness for Lesson 7 on median. Cards that only restate the mean or mode formula indicate learners who need consolidation.</w:t>
             </w:r>
           </w:p>
         </w:tc>
@@ -19251,32 +19557,32 @@
         <w:tc>
           <w:tcPr>
             <w:tcW w:type="dxa" w:w="1520"/>
-            <w:shd w:fill="FCE4D6" w:color="auto" w:val="clear"/>
-            <w:tcMar>
-              <w:top w:type="dxa" w:w="60"/>
-              <w:left w:type="dxa" w:w="120"/>
-              <w:bottom w:type="dxa" w:w="60"/>
-              <w:right w:type="dxa" w:w="120"/>
-            </w:tcMar>
-            <w:vAlign w:val="top"/>
-          </w:tcPr>
-          <w:p>
-            <w:pPr>
-              <w:spacing w:after="40" w:before="0"/>
-              <w:jc w:val="left"/>
-            </w:pPr>
-            <w:r>
-              <w:rPr>
-                <w:rFonts w:ascii="Arial" w:cs="Arial" w:eastAsia="Arial" w:hAnsi="Arial"/>
-                <w:b/>
-                <w:bCs/>
-                <w:i w:val="false"/>
-                <w:iCs w:val="false"/>
-                <w:color w:val="000000"/>
-                <w:sz w:val="18"/>
-                <w:szCs w:val="18"/>
-              </w:rPr>
-              <w:t xml:space="preserve">Driving Question Board (DQB) Creation</w:t>
+            <w:shd w:fill="D5E8F0" w:color="auto" w:val="clear"/>
+            <w:tcMar>
+              <w:top w:type="dxa" w:w="60"/>
+              <w:left w:type="dxa" w:w="120"/>
+              <w:bottom w:type="dxa" w:w="60"/>
+              <w:right w:type="dxa" w:w="120"/>
+            </w:tcMar>
+            <w:vAlign w:val="top"/>
+          </w:tcPr>
+          <w:p>
+            <w:pPr>
+              <w:spacing w:after="40" w:before="0"/>
+              <w:jc w:val="left"/>
+            </w:pPr>
+            <w:r>
+              <w:rPr>
+                <w:rFonts w:ascii="Arial" w:cs="Arial" w:eastAsia="Arial" w:hAnsi="Arial"/>
+                <w:b/>
+                <w:bCs/>
+                <w:i w:val="false"/>
+                <w:iCs w:val="false"/>
+                <w:color w:val="000000"/>
+                <w:sz w:val="18"/>
+                <w:szCs w:val="18"/>
+              </w:rPr>
+              <w:t xml:space="preserve">Model Building Phase</w:t>
             </w:r>
           </w:p>
           <w:p>
@@ -19299,7 +19605,7 @@
             <w:pPr>
               <w:spacing w:after="20" w:before="0"/>
             </w:pPr>
-            <w:hyperlink w:history="1" r:id="rIdxomzz4_sl3wpywy0bxdm-">
+            <w:hyperlink w:history="1" r:id="rId4pkoygpnet4x1ukdet9f4">
               <w:r>
                 <w:rPr>
                   <w:rFonts w:ascii="Arial" w:cs="Arial" w:eastAsia="Arial" w:hAnsi="Arial"/>
@@ -19308,7 +19614,7 @@
                   <w:szCs w:val="16"/>
                   <w:u w:val="single" w:color="2E75B6"/>
                 </w:rPr>
-                <w:t xml:space="preserve">Statistics intro: Mean, median, &amp; mode</w:t>
+                <w:t xml:space="preserve">Simulation showing value of t statistic</w:t>
               </w:r>
             </w:hyperlink>
           </w:p>
@@ -19332,7 +19638,7 @@
               <w:spacing w:after="10" w:before="0"/>
               <w:ind w:left="120"/>
             </w:pPr>
-            <w:hyperlink w:history="1" r:id="rIdrhy-tbzwu0enpq1ax_gj-">
+            <w:hyperlink w:history="1" r:id="rId-rmq3z-nx9yfi7inyhf5l">
               <w:r>
                 <w:rPr>
                   <w:rFonts w:ascii="Arial" w:cs="Arial" w:eastAsia="Arial" w:hAnsi="Arial"/>
@@ -19370,320 +19676,14 @@
                 <w:sz w:val="16"/>
                 <w:szCs w:val="16"/>
               </w:rPr>
-              <w:t xml:space="preserve">📖 EXERCISE:</w:t>
+              <w:t xml:space="preserve">📖 HTML:</w:t>
             </w:r>
           </w:p>
           <w:p>
             <w:pPr>
               <w:spacing w:after="20" w:before="0"/>
             </w:pPr>
-            <w:hyperlink w:history="1" r:id="rIdi_fual4p9hhmxmu8m64c5">
-              <w:r>
-                <w:rPr>
-                  <w:rFonts w:ascii="Arial" w:cs="Arial" w:eastAsia="Arial" w:hAnsi="Arial"/>
-                  <w:color w:val="2E75B6"/>
-                  <w:sz w:val="16"/>
-                  <w:szCs w:val="16"/>
-                  <w:u w:val="single" w:color="2E75B6"/>
-                </w:rPr>
-                <w:t xml:space="preserve">Measures of Central Tendency and Dispersion Practice</w:t>
-              </w:r>
-            </w:hyperlink>
-          </w:p>
-          <w:p>
-            <w:pPr>
-              <w:spacing w:after="10" w:before="0"/>
-              <w:ind w:left="120"/>
-            </w:pPr>
-            <w:r>
-              <w:rPr>
-                <w:rFonts w:ascii="Arial" w:cs="Arial" w:eastAsia="Arial" w:hAnsi="Arial"/>
-                <w:color w:val="595959"/>
-                <w:sz w:val="14"/>
-                <w:szCs w:val="14"/>
-              </w:rPr>
-              <w:t xml:space="preserve">Source: CK-12</w:t>
-            </w:r>
-          </w:p>
-          <w:p>
-            <w:pPr>
-              <w:spacing w:after="10" w:before="0"/>
-              <w:ind w:left="120"/>
-            </w:pPr>
-            <w:hyperlink w:history="1" r:id="rIdmjeyt9vd5bgxlyltpx92i">
-              <w:r>
-                <w:rPr>
-                  <w:rFonts w:ascii="Arial" w:cs="Arial" w:eastAsia="Arial" w:hAnsi="Arial"/>
-                  <w:color w:val="595959"/>
-                  <w:sz w:val="14"/>
-                  <w:szCs w:val="14"/>
-                  <w:u w:val="single" w:color="595959"/>
-                </w:rPr>
-                <w:t xml:space="preserve">🔍 Search ARES for similar readings</w:t>
-              </w:r>
-            </w:hyperlink>
-          </w:p>
-        </w:tc>
-        <w:tc>
-          <w:tcPr>
-            <w:tcW w:type="dxa" w:w="3040"/>
-            <w:shd w:fill="FFFFFF" w:color="auto" w:val="clear"/>
-            <w:tcMar>
-              <w:top w:type="dxa" w:w="60"/>
-              <w:left w:type="dxa" w:w="120"/>
-              <w:bottom w:type="dxa" w:w="60"/>
-              <w:right w:type="dxa" w:w="120"/>
-            </w:tcMar>
-            <w:vAlign w:val="top"/>
-          </w:tcPr>
-          <w:p>
-            <w:pPr>
-              <w:spacing w:after="40" w:before="0"/>
-              <w:jc w:val="left"/>
-            </w:pPr>
-            <w:r>
-              <w:rPr>
-                <w:rFonts w:ascii="Arial" w:cs="Arial" w:eastAsia="Arial" w:hAnsi="Arial"/>
-                <w:b w:val="false"/>
-                <w:bCs w:val="false"/>
-                <w:i w:val="false"/>
-                <w:iCs w:val="false"/>
-                <w:color w:val="000000"/>
-                <w:sz w:val="18"/>
-                <w:szCs w:val="18"/>
-              </w:rPr>
-              <w:t xml:space="preserve">Each learner writes one new sticky note (or a card on the class DQB section) in response to the prompt: 'We now have mean (58) and mode (60) for Mama Wanjiku's ugali data. But the two numbers are different. Is there a THIRD measure of typical that might help her? What would it look like?' Learners post their cards on the DQB under a new column headed: 'What we still wonder about central tendency.' The class briefly reads three posted cards aloud. The teacher also updates the class's shared phenomenon summary strip: 'Lesson 6 — We can summarise Mama Wanjiku's data with mean = 58 and mode = 60. But which is best — and is there another option?'</w:t>
-            </w:r>
-          </w:p>
-        </w:tc>
-        <w:tc>
-          <w:tcPr>
-            <w:tcW w:type="dxa" w:w="3040"/>
-            <w:shd w:fill="F2F2F2" w:color="auto" w:val="clear"/>
-            <w:tcMar>
-              <w:top w:type="dxa" w:w="60"/>
-              <w:left w:type="dxa" w:w="120"/>
-              <w:bottom w:type="dxa" w:w="60"/>
-              <w:right w:type="dxa" w:w="120"/>
-            </w:tcMar>
-            <w:vAlign w:val="top"/>
-          </w:tcPr>
-          <w:p>
-            <w:pPr>
-              <w:spacing w:after="40" w:before="0"/>
-              <w:jc w:val="left"/>
-            </w:pPr>
-            <w:r>
-              <w:rPr>
-                <w:rFonts w:ascii="Arial" w:cs="Arial" w:eastAsia="Arial" w:hAnsi="Arial"/>
-                <w:b w:val="false"/>
-                <w:bCs w:val="false"/>
-                <w:i w:val="false"/>
-                <w:iCs w:val="false"/>
-                <w:color w:val="000000"/>
-                <w:sz w:val="18"/>
-                <w:szCs w:val="18"/>
-              </w:rPr>
-              <w:t xml:space="preserve">Distribute sticky notes or index cards. Say: 'In 2 minutes, write one wondering question on your card. Start with the words: I wonder… Focus on whether mean and mode are enough, or whether Mama Wanjiku needs another number.' [Wait 2 minutes.] 'Post your card on the DQB under the new column I am adding right now.' Add the column label. After all cards are posted, cold-call 3 learners to read their cards aloud. Say: 'Notice that many of you are asking about the number in the MIDDLE of the list — when we order the data from smallest to largest. That idea has a name, and we will explore it in Lesson 7. For now, write this in your book: DQB update — mean and mode answer different questions; a third measure may answer a different question still.'</w:t>
-            </w:r>
-          </w:p>
-        </w:tc>
-        <w:tc>
-          <w:tcPr>
-            <w:tcW w:type="dxa" w:w="3040"/>
-            <w:shd w:fill="FFFFFF" w:color="auto" w:val="clear"/>
-            <w:tcMar>
-              <w:top w:type="dxa" w:w="60"/>
-              <w:left w:type="dxa" w:w="120"/>
-              <w:bottom w:type="dxa" w:w="60"/>
-              <w:right w:type="dxa" w:w="120"/>
-            </w:tcMar>
-            <w:vAlign w:val="top"/>
-          </w:tcPr>
-          <w:p>
-            <w:pPr>
-              <w:spacing w:after="40" w:before="0"/>
-              <w:jc w:val="left"/>
-            </w:pPr>
-            <w:r>
-              <w:rPr>
-                <w:rFonts w:ascii="Arial" w:cs="Arial" w:eastAsia="Arial" w:hAnsi="Arial"/>
-                <w:b w:val="false"/>
-                <w:bCs w:val="false"/>
-                <w:i w:val="false"/>
-                <w:iCs w:val="false"/>
-                <w:color w:val="000000"/>
-                <w:sz w:val="18"/>
-                <w:szCs w:val="18"/>
-              </w:rPr>
-              <w:t xml:space="preserve">Driving Question Board as Visible Thinking Routine: public posting of wondering questions makes learners' evolving understanding visible to the whole class, creates intellectual accountability, and generates the motivating question for the next lesson organically from learner thinking rather than teacher telling.</w:t>
-            </w:r>
-          </w:p>
-        </w:tc>
-        <w:tc>
-          <w:tcPr>
-            <w:tcW w:type="dxa" w:w="3040"/>
-            <w:shd w:fill="F2F2F2" w:color="auto" w:val="clear"/>
-            <w:tcMar>
-              <w:top w:type="dxa" w:w="60"/>
-              <w:left w:type="dxa" w:w="120"/>
-              <w:bottom w:type="dxa" w:w="60"/>
-              <w:right w:type="dxa" w:w="120"/>
-            </w:tcMar>
-            <w:vAlign w:val="top"/>
-          </w:tcPr>
-          <w:p>
-            <w:pPr>
-              <w:spacing w:after="40" w:before="0"/>
-              <w:jc w:val="left"/>
-            </w:pPr>
-            <w:r>
-              <w:rPr>
-                <w:rFonts w:ascii="Arial" w:cs="Arial" w:eastAsia="Arial" w:hAnsi="Arial"/>
-                <w:b w:val="false"/>
-                <w:bCs w:val="false"/>
-                <w:i w:val="false"/>
-                <w:iCs w:val="false"/>
-                <w:color w:val="000000"/>
-                <w:sz w:val="18"/>
-                <w:szCs w:val="18"/>
-              </w:rPr>
-              <w:t xml:space="preserve">Observable indicator: every learner posts a card with a grammatically complete wondering sentence. Teacher scans for cards that specifically reference ordering the data or finding a middle value — these indicate readiness for Lesson 7 on median. Cards that only restate the mean or mode formula indicate learners who need consolidation.</w:t>
-            </w:r>
-          </w:p>
-        </w:tc>
-      </w:tr>
-      <w:tr>
-        <w:tc>
-          <w:tcPr>
-            <w:tcW w:type="dxa" w:w="1520"/>
-            <w:shd w:fill="D5E8F0" w:color="auto" w:val="clear"/>
-            <w:tcMar>
-              <w:top w:type="dxa" w:w="60"/>
-              <w:left w:type="dxa" w:w="120"/>
-              <w:bottom w:type="dxa" w:w="60"/>
-              <w:right w:type="dxa" w:w="120"/>
-            </w:tcMar>
-            <w:vAlign w:val="top"/>
-          </w:tcPr>
-          <w:p>
-            <w:pPr>
-              <w:spacing w:after="40" w:before="0"/>
-              <w:jc w:val="left"/>
-            </w:pPr>
-            <w:r>
-              <w:rPr>
-                <w:rFonts w:ascii="Arial" w:cs="Arial" w:eastAsia="Arial" w:hAnsi="Arial"/>
-                <w:b/>
-                <w:bCs/>
-                <w:i w:val="false"/>
-                <w:iCs w:val="false"/>
-                <w:color w:val="000000"/>
-                <w:sz w:val="18"/>
-                <w:szCs w:val="18"/>
-              </w:rPr>
-              <w:t xml:space="preserve">Model Building Phase</w:t>
-            </w:r>
-          </w:p>
-          <w:p>
-            <w:pPr>
-              <w:spacing w:after="20" w:before="0"/>
-            </w:pPr>
-            <w:r>
-              <w:rPr>
-                <w:rFonts w:ascii="Arial" w:cs="Arial" w:eastAsia="Arial" w:hAnsi="Arial"/>
-                <w:b/>
-                <w:bCs/>
-                <w:color w:val="1F3864"/>
-                <w:sz w:val="16"/>
-                <w:szCs w:val="16"/>
-              </w:rPr>
-              <w:t xml:space="preserve">📹 VIDEO:</w:t>
-            </w:r>
-          </w:p>
-          <w:p>
-            <w:pPr>
-              <w:spacing w:after="20" w:before="0"/>
-            </w:pPr>
-            <w:hyperlink w:history="1" r:id="rIdhiucgfyzholrly9mtl9_z">
-              <w:r>
-                <w:rPr>
-                  <w:rFonts w:ascii="Arial" w:cs="Arial" w:eastAsia="Arial" w:hAnsi="Arial"/>
-                  <w:color w:val="2E75B6"/>
-                  <w:sz w:val="16"/>
-                  <w:szCs w:val="16"/>
-                  <w:u w:val="single" w:color="2E75B6"/>
-                </w:rPr>
-                <w:t xml:space="preserve">Reading bar charts: putting it together with central tendency</w:t>
-              </w:r>
-            </w:hyperlink>
-          </w:p>
-          <w:p>
-            <w:pPr>
-              <w:spacing w:after="10" w:before="0"/>
-              <w:ind w:left="120"/>
-            </w:pPr>
-            <w:r>
-              <w:rPr>
-                <w:rFonts w:ascii="Arial" w:cs="Arial" w:eastAsia="Arial" w:hAnsi="Arial"/>
-                <w:color w:val="595959"/>
-                <w:sz w:val="14"/>
-                <w:szCs w:val="14"/>
-              </w:rPr>
-              <w:t xml:space="preserve">Source: Khan Academy (English - US curriculum)</w:t>
-            </w:r>
-          </w:p>
-          <w:p>
-            <w:pPr>
-              <w:spacing w:after="10" w:before="0"/>
-              <w:ind w:left="120"/>
-            </w:pPr>
-            <w:hyperlink w:history="1" r:id="rIditydpeugjsr9gz4ncmr99">
-              <w:r>
-                <w:rPr>
-                  <w:rFonts w:ascii="Arial" w:cs="Arial" w:eastAsia="Arial" w:hAnsi="Arial"/>
-                  <w:color w:val="595959"/>
-                  <w:sz w:val="14"/>
-                  <w:szCs w:val="14"/>
-                  <w:u w:val="single" w:color="595959"/>
-                </w:rPr>
-                <w:t xml:space="preserve">🔍 Search ARES for similar videos</w:t>
-              </w:r>
-            </w:hyperlink>
-          </w:p>
-          <w:p>
-            <w:pPr>
-              <w:spacing w:after="40" w:before="0"/>
-            </w:pPr>
-            <w:r>
-              <w:rPr>
-                <w:sz w:val="14"/>
-                <w:szCs w:val="14"/>
-              </w:rPr>
-              <w:t xml:space="preserve"/>
-            </w:r>
-          </w:p>
-          <w:p>
-            <w:pPr>
-              <w:spacing w:after="20" w:before="0"/>
-            </w:pPr>
-            <w:r>
-              <w:rPr>
-                <w:rFonts w:ascii="Arial" w:cs="Arial" w:eastAsia="Arial" w:hAnsi="Arial"/>
-                <w:b/>
-                <w:bCs/>
-                <w:color w:val="1F3864"/>
-                <w:sz w:val="16"/>
-                <w:szCs w:val="16"/>
-              </w:rPr>
-              <w:t xml:space="preserve">📖 HTML:</w:t>
-            </w:r>
-          </w:p>
-          <w:p>
-            <w:pPr>
-              <w:spacing w:after="20" w:before="0"/>
-            </w:pPr>
-            <w:hyperlink w:history="1" r:id="rIdlyocgibqxfgztuje-4xke">
+            <w:hyperlink w:history="1" r:id="rIdpvrys2psxm8dcb8ki2ksu">
               <w:r>
                 <w:rPr>
                   <w:rFonts w:ascii="Arial" w:cs="Arial" w:eastAsia="Arial" w:hAnsi="Arial"/>
@@ -19716,7 +19716,7 @@
               <w:spacing w:after="10" w:before="0"/>
               <w:ind w:left="120"/>
             </w:pPr>
-            <w:hyperlink w:history="1" r:id="rId3a8xwkyndytbfjsv1lbiv">
+            <w:hyperlink w:history="1" r:id="rIdkw6qtccavhovctklyllaq">
               <w:r>
                 <w:rPr>
                   <w:rFonts w:ascii="Arial" w:cs="Arial" w:eastAsia="Arial" w:hAnsi="Arial"/>
@@ -21203,7 +21203,7 @@
             <w:pPr>
               <w:spacing w:after="20" w:before="0"/>
             </w:pPr>
-            <w:hyperlink w:history="1" r:id="rIdhrrdogul4e14eqpxnsocu">
+            <w:hyperlink w:history="1" r:id="rIdb51zhd7httzw2fzqyanq9">
               <w:r>
                 <w:rPr>
                   <w:rFonts w:ascii="Arial" w:cs="Arial" w:eastAsia="Arial" w:hAnsi="Arial"/>
@@ -21236,7 +21236,7 @@
               <w:spacing w:after="10" w:before="0"/>
               <w:ind w:left="120"/>
             </w:pPr>
-            <w:hyperlink w:history="1" r:id="rIdol8pc1bo1sscoakfiobvp">
+            <w:hyperlink w:history="1" r:id="rIdke7kvxi52odiqjgx09ifm">
               <w:r>
                 <w:rPr>
                   <w:rFonts w:ascii="Arial" w:cs="Arial" w:eastAsia="Arial" w:hAnsi="Arial"/>
@@ -21281,7 +21281,7 @@
             <w:pPr>
               <w:spacing w:after="20" w:before="0"/>
             </w:pPr>
-            <w:hyperlink w:history="1" r:id="rIdyws_osll0y82ckps6s_ni">
+            <w:hyperlink w:history="1" r:id="rId5hq0w8zxem_cgpvuyhfjl">
               <w:r>
                 <w:rPr>
                   <w:rFonts w:ascii="Arial" w:cs="Arial" w:eastAsia="Arial" w:hAnsi="Arial"/>
@@ -21314,7 +21314,7 @@
               <w:spacing w:after="10" w:before="0"/>
               <w:ind w:left="120"/>
             </w:pPr>
-            <w:hyperlink w:history="1" r:id="rIdgqpdm0t73nb1yuangrki9">
+            <w:hyperlink w:history="1" r:id="rIdvc7zahi5mrxyhx6ooy4x2">
               <w:r>
                 <w:rPr>
                   <w:rFonts w:ascii="Arial" w:cs="Arial" w:eastAsia="Arial" w:hAnsi="Arial"/>
@@ -21509,7 +21509,7 @@
             <w:pPr>
               <w:spacing w:after="20" w:before="0"/>
             </w:pPr>
-            <w:hyperlink w:history="1" r:id="rIdw0otawvh1ij10xqjydq4j">
+            <w:hyperlink w:history="1" r:id="rIdaunjbouondkdun38xv8oa">
               <w:r>
                 <w:rPr>
                   <w:rFonts w:ascii="Arial" w:cs="Arial" w:eastAsia="Arial" w:hAnsi="Arial"/>
@@ -21542,7 +21542,7 @@
               <w:spacing w:after="10" w:before="0"/>
               <w:ind w:left="120"/>
             </w:pPr>
-            <w:hyperlink w:history="1" r:id="rIdg7zzv5ep7frqzgbp7ubcc">
+            <w:hyperlink w:history="1" r:id="rIdi_nvclsajpgcntntt-32z">
               <w:r>
                 <w:rPr>
                   <w:rFonts w:ascii="Arial" w:cs="Arial" w:eastAsia="Arial" w:hAnsi="Arial"/>
@@ -21587,7 +21587,7 @@
             <w:pPr>
               <w:spacing w:after="20" w:before="0"/>
             </w:pPr>
-            <w:hyperlink w:history="1" r:id="rId1dzt5tep4aylwifseucxy">
+            <w:hyperlink w:history="1" r:id="rIdgpupb4or2ra5jtk2foejs">
               <w:r>
                 <w:rPr>
                   <w:rFonts w:ascii="Arial" w:cs="Arial" w:eastAsia="Arial" w:hAnsi="Arial"/>
@@ -21620,7 +21620,7 @@
               <w:spacing w:after="10" w:before="0"/>
               <w:ind w:left="120"/>
             </w:pPr>
-            <w:hyperlink w:history="1" r:id="rIddgtuj2sob-gmv9_szvepx">
+            <w:hyperlink w:history="1" r:id="rIdwlajp9wpbv-aulb6tzsrv">
               <w:r>
                 <w:rPr>
                   <w:rFonts w:ascii="Arial" w:cs="Arial" w:eastAsia="Arial" w:hAnsi="Arial"/>
@@ -21815,7 +21815,7 @@
             <w:pPr>
               <w:spacing w:after="20" w:before="0"/>
             </w:pPr>
-            <w:hyperlink w:history="1" r:id="rIdfg0oj51ce3h8ji-01s2uf">
+            <w:hyperlink w:history="1" r:id="rIdhhs_0-ccwinij-fqcwd1c">
               <w:r>
                 <w:rPr>
                   <w:rFonts w:ascii="Arial" w:cs="Arial" w:eastAsia="Arial" w:hAnsi="Arial"/>
@@ -21848,7 +21848,7 @@
               <w:spacing w:after="10" w:before="0"/>
               <w:ind w:left="120"/>
             </w:pPr>
-            <w:hyperlink w:history="1" r:id="rId1qjg9zjavgcxbj13mg2dw">
+            <w:hyperlink w:history="1" r:id="rIdulphijb1kclj4jwjghwfr">
               <w:r>
                 <w:rPr>
                   <w:rFonts w:ascii="Arial" w:cs="Arial" w:eastAsia="Arial" w:hAnsi="Arial"/>
@@ -21893,7 +21893,7 @@
             <w:pPr>
               <w:spacing w:after="20" w:before="0"/>
             </w:pPr>
-            <w:hyperlink w:history="1" r:id="rIdq4ajapumqdocnxtaxdx1g">
+            <w:hyperlink w:history="1" r:id="rIdk-ciflmvk5mibro5d887g">
               <w:r>
                 <w:rPr>
                   <w:rFonts w:ascii="Arial" w:cs="Arial" w:eastAsia="Arial" w:hAnsi="Arial"/>
@@ -21926,7 +21926,7 @@
               <w:spacing w:after="10" w:before="0"/>
               <w:ind w:left="120"/>
             </w:pPr>
-            <w:hyperlink w:history="1" r:id="rIdbsuyizhw39tg2wkufnusz">
+            <w:hyperlink w:history="1" r:id="rIdvptrqk_tpnpc1nyfjjplc">
               <w:r>
                 <w:rPr>
                   <w:rFonts w:ascii="Arial" w:cs="Arial" w:eastAsia="Arial" w:hAnsi="Arial"/>
@@ -22121,7 +22121,7 @@
             <w:pPr>
               <w:spacing w:after="20" w:before="0"/>
             </w:pPr>
-            <w:hyperlink w:history="1" r:id="rIdksc7ebufgxeweciidkebg">
+            <w:hyperlink w:history="1" r:id="rIdrfk-doi2haoahjsbpi2gy">
               <w:r>
                 <w:rPr>
                   <w:rFonts w:ascii="Arial" w:cs="Arial" w:eastAsia="Arial" w:hAnsi="Arial"/>
@@ -22154,7 +22154,7 @@
               <w:spacing w:after="10" w:before="0"/>
               <w:ind w:left="120"/>
             </w:pPr>
-            <w:hyperlink w:history="1" r:id="rIdrtiban4ge3pqnoljziu6j">
+            <w:hyperlink w:history="1" r:id="rIdovcpxeigfrevh88pg_dke">
               <w:r>
                 <w:rPr>
                   <w:rFonts w:ascii="Arial" w:cs="Arial" w:eastAsia="Arial" w:hAnsi="Arial"/>
@@ -22199,7 +22199,7 @@
             <w:pPr>
               <w:spacing w:after="20" w:before="0"/>
             </w:pPr>
-            <w:hyperlink w:history="1" r:id="rIddlhduqegbpxuzdwiepnt6">
+            <w:hyperlink w:history="1" r:id="rIduxtaum9xmabv0mevc7bft">
               <w:r>
                 <w:rPr>
                   <w:rFonts w:ascii="Arial" w:cs="Arial" w:eastAsia="Arial" w:hAnsi="Arial"/>
@@ -22232,7 +22232,7 @@
               <w:spacing w:after="10" w:before="0"/>
               <w:ind w:left="120"/>
             </w:pPr>
-            <w:hyperlink w:history="1" r:id="rId5glzosh77xrb_hea53eit">
+            <w:hyperlink w:history="1" r:id="rIdk66se_-wve-sczpw7_pzr">
               <w:r>
                 <w:rPr>
                   <w:rFonts w:ascii="Arial" w:cs="Arial" w:eastAsia="Arial" w:hAnsi="Arial"/>
@@ -22427,7 +22427,7 @@
             <w:pPr>
               <w:spacing w:after="20" w:before="0"/>
             </w:pPr>
-            <w:hyperlink w:history="1" r:id="rIdmjerfngogbzdvllido4na">
+            <w:hyperlink w:history="1" r:id="rIdwc7v6mb4qgfpkflskozmc">
               <w:r>
                 <w:rPr>
                   <w:rFonts w:ascii="Arial" w:cs="Arial" w:eastAsia="Arial" w:hAnsi="Arial"/>
@@ -22460,7 +22460,7 @@
               <w:spacing w:after="10" w:before="0"/>
               <w:ind w:left="120"/>
             </w:pPr>
-            <w:hyperlink w:history="1" r:id="rIdzyrytkdtartrku0emejkk">
+            <w:hyperlink w:history="1" r:id="rId367bavfx4az-vrtayo7_b">
               <w:r>
                 <w:rPr>
                   <w:rFonts w:ascii="Arial" w:cs="Arial" w:eastAsia="Arial" w:hAnsi="Arial"/>
@@ -22505,7 +22505,7 @@
             <w:pPr>
               <w:spacing w:after="20" w:before="0"/>
             </w:pPr>
-            <w:hyperlink w:history="1" r:id="rIdsj0u0strinp-5o_ipyzbu">
+            <w:hyperlink w:history="1" r:id="rId2_hjtcqecfht51xuojaht">
               <w:r>
                 <w:rPr>
                   <w:rFonts w:ascii="Arial" w:cs="Arial" w:eastAsia="Arial" w:hAnsi="Arial"/>
@@ -22538,7 +22538,7 @@
               <w:spacing w:after="10" w:before="0"/>
               <w:ind w:left="120"/>
             </w:pPr>
-            <w:hyperlink w:history="1" r:id="rIdtwm3kcqb-thf_q5hhyane">
+            <w:hyperlink w:history="1" r:id="rIdtniufgnrb83ag5mjfeui1">
               <w:r>
                 <w:rPr>
                   <w:rFonts w:ascii="Arial" w:cs="Arial" w:eastAsia="Arial" w:hAnsi="Arial"/>
@@ -24204,7 +24204,7 @@
             <w:pPr>
               <w:spacing w:after="20" w:before="0"/>
             </w:pPr>
-            <w:hyperlink w:history="1" r:id="rIdql7caeotcq8infm3jwcwg">
+            <w:hyperlink w:history="1" r:id="rIdb53vx7d9rxvw3xaosbfp4">
               <w:r>
                 <w:rPr>
                   <w:rFonts w:ascii="Arial" w:cs="Arial" w:eastAsia="Arial" w:hAnsi="Arial"/>
@@ -24237,7 +24237,7 @@
               <w:spacing w:after="10" w:before="0"/>
               <w:ind w:left="120"/>
             </w:pPr>
-            <w:hyperlink w:history="1" r:id="rIdzmkmyu1yt57h-p-upe4p2">
+            <w:hyperlink w:history="1" r:id="rIdtaywdote2dremud32lctm">
               <w:r>
                 <w:rPr>
                   <w:rFonts w:ascii="Arial" w:cs="Arial" w:eastAsia="Arial" w:hAnsi="Arial"/>
@@ -24282,7 +24282,7 @@
             <w:pPr>
               <w:spacing w:after="20" w:before="0"/>
             </w:pPr>
-            <w:hyperlink w:history="1" r:id="rIdcdop8ojoakvdp_ltmwkca">
+            <w:hyperlink w:history="1" r:id="rIdrjnhbr-2tss8tqfdbgcly">
               <w:r>
                 <w:rPr>
                   <w:rFonts w:ascii="Arial" w:cs="Arial" w:eastAsia="Arial" w:hAnsi="Arial"/>
@@ -24315,7 +24315,7 @@
               <w:spacing w:after="10" w:before="0"/>
               <w:ind w:left="120"/>
             </w:pPr>
-            <w:hyperlink w:history="1" r:id="rIdgc1j4d9ns3k2_sde6-eiu">
+            <w:hyperlink w:history="1" r:id="rIdux9j-ltk4p4iadcv6uvqp">
               <w:r>
                 <w:rPr>
                   <w:rFonts w:ascii="Arial" w:cs="Arial" w:eastAsia="Arial" w:hAnsi="Arial"/>
@@ -24510,7 +24510,7 @@
             <w:pPr>
               <w:spacing w:after="20" w:before="0"/>
             </w:pPr>
-            <w:hyperlink w:history="1" r:id="rId4tekdzzzd0tdrsissafkd">
+            <w:hyperlink w:history="1" r:id="rIdqb5mn5xnqjuliotpoykc-">
               <w:r>
                 <w:rPr>
                   <w:rFonts w:ascii="Arial" w:cs="Arial" w:eastAsia="Arial" w:hAnsi="Arial"/>
@@ -24543,7 +24543,7 @@
               <w:spacing w:after="10" w:before="0"/>
               <w:ind w:left="120"/>
             </w:pPr>
-            <w:hyperlink w:history="1" r:id="rIdsfckc2bzwcojeltibiwh_">
+            <w:hyperlink w:history="1" r:id="rIdoz4maisq2dnrqminww9kh">
               <w:r>
                 <w:rPr>
                   <w:rFonts w:ascii="Arial" w:cs="Arial" w:eastAsia="Arial" w:hAnsi="Arial"/>
@@ -24588,7 +24588,7 @@
             <w:pPr>
               <w:spacing w:after="20" w:before="0"/>
             </w:pPr>
-            <w:hyperlink w:history="1" r:id="rIdhh_6rzlouklhgx3anaul3">
+            <w:hyperlink w:history="1" r:id="rIduq-99kulgqwbbhaanvwdk">
               <w:r>
                 <w:rPr>
                   <w:rFonts w:ascii="Arial" w:cs="Arial" w:eastAsia="Arial" w:hAnsi="Arial"/>
@@ -24621,7 +24621,7 @@
               <w:spacing w:after="10" w:before="0"/>
               <w:ind w:left="120"/>
             </w:pPr>
-            <w:hyperlink w:history="1" r:id="rIdvugmnuej0qj9kkxofm094">
+            <w:hyperlink w:history="1" r:id="rId0mtubrlkjkeohej4_fscj">
               <w:r>
                 <w:rPr>
                   <w:rFonts w:ascii="Arial" w:cs="Arial" w:eastAsia="Arial" w:hAnsi="Arial"/>
@@ -24816,7 +24816,7 @@
             <w:pPr>
               <w:spacing w:after="20" w:before="0"/>
             </w:pPr>
-            <w:hyperlink w:history="1" r:id="rIdew7ah5vlsplila7sdku-s">
+            <w:hyperlink w:history="1" r:id="rIdkzw8lrkoh9uv4mjkssxl0">
               <w:r>
                 <w:rPr>
                   <w:rFonts w:ascii="Arial" w:cs="Arial" w:eastAsia="Arial" w:hAnsi="Arial"/>
@@ -24825,7 +24825,7 @@
                   <w:szCs w:val="16"/>
                   <w:u w:val="single" w:color="2E75B6"/>
                 </w:rPr>
-                <w:t xml:space="preserve">Mean, median, &amp; mode example</w:t>
+                <w:t xml:space="preserve">Statistics intro: Mean, median, &amp; mode</w:t>
               </w:r>
             </w:hyperlink>
           </w:p>
@@ -24849,7 +24849,7 @@
               <w:spacing w:after="10" w:before="0"/>
               <w:ind w:left="120"/>
             </w:pPr>
-            <w:hyperlink w:history="1" r:id="rId2klulactwvzy5olg65b64">
+            <w:hyperlink w:history="1" r:id="rIdhke_2r9viqnohrmqaljkm">
               <w:r>
                 <w:rPr>
                   <w:rFonts w:ascii="Arial" w:cs="Arial" w:eastAsia="Arial" w:hAnsi="Arial"/>
@@ -24894,7 +24894,7 @@
             <w:pPr>
               <w:spacing w:after="20" w:before="0"/>
             </w:pPr>
-            <w:hyperlink w:history="1" r:id="rIdpp5znfonowjuvtqs86gr3">
+            <w:hyperlink w:history="1" r:id="rIdohlq5z-q-lddiq0i0vrhb">
               <w:r>
                 <w:rPr>
                   <w:rFonts w:ascii="Arial" w:cs="Arial" w:eastAsia="Arial" w:hAnsi="Arial"/>
@@ -24927,7 +24927,7 @@
               <w:spacing w:after="10" w:before="0"/>
               <w:ind w:left="120"/>
             </w:pPr>
-            <w:hyperlink w:history="1" r:id="rId76r3tknp3vmr--jjmasyq">
+            <w:hyperlink w:history="1" r:id="rIdtg1wdebibduvaf_wb7ffz">
               <w:r>
                 <w:rPr>
                   <w:rFonts w:ascii="Arial" w:cs="Arial" w:eastAsia="Arial" w:hAnsi="Arial"/>
@@ -25122,7 +25122,7 @@
             <w:pPr>
               <w:spacing w:after="20" w:before="0"/>
             </w:pPr>
-            <w:hyperlink w:history="1" r:id="rId_if2zlhxr6tk0menb0ven">
+            <w:hyperlink w:history="1" r:id="rIdmw1o0ba0ihifjwn0uov3a">
               <w:r>
                 <w:rPr>
                   <w:rFonts w:ascii="Arial" w:cs="Arial" w:eastAsia="Arial" w:hAnsi="Arial"/>
@@ -25155,7 +25155,7 @@
               <w:spacing w:after="10" w:before="0"/>
               <w:ind w:left="120"/>
             </w:pPr>
-            <w:hyperlink w:history="1" r:id="rIdz6_kfjr25cvlbykvwgtma">
+            <w:hyperlink w:history="1" r:id="rIdcaabtbxbdqbq7pinmezs-">
               <w:r>
                 <w:rPr>
                   <w:rFonts w:ascii="Arial" w:cs="Arial" w:eastAsia="Arial" w:hAnsi="Arial"/>
@@ -25200,7 +25200,7 @@
             <w:pPr>
               <w:spacing w:after="20" w:before="0"/>
             </w:pPr>
-            <w:hyperlink w:history="1" r:id="rIdsqzmuftsfhaykaxdvxs0_">
+            <w:hyperlink w:history="1" r:id="rIdfqbyhdouqfxvmn9b4shky">
               <w:r>
                 <w:rPr>
                   <w:rFonts w:ascii="Arial" w:cs="Arial" w:eastAsia="Arial" w:hAnsi="Arial"/>
@@ -25233,7 +25233,7 @@
               <w:spacing w:after="10" w:before="0"/>
               <w:ind w:left="120"/>
             </w:pPr>
-            <w:hyperlink w:history="1" r:id="rIdeavzjqlyaq7_fpqpaap6m">
+            <w:hyperlink w:history="1" r:id="rId_0xd_ozdacrl4bjqg_tmm">
               <w:r>
                 <w:rPr>
                   <w:rFonts w:ascii="Arial" w:cs="Arial" w:eastAsia="Arial" w:hAnsi="Arial"/>
@@ -25428,7 +25428,7 @@
             <w:pPr>
               <w:spacing w:after="20" w:before="0"/>
             </w:pPr>
-            <w:hyperlink w:history="1" r:id="rIdwwxa4evq-7-dek4jccgau">
+            <w:hyperlink w:history="1" r:id="rIdnedwrndkkyox3jwngsarz">
               <w:r>
                 <w:rPr>
                   <w:rFonts w:ascii="Arial" w:cs="Arial" w:eastAsia="Arial" w:hAnsi="Arial"/>
@@ -25461,7 +25461,7 @@
               <w:spacing w:after="10" w:before="0"/>
               <w:ind w:left="120"/>
             </w:pPr>
-            <w:hyperlink w:history="1" r:id="rId5zabji5xxufkdnlbc2s0d">
+            <w:hyperlink w:history="1" r:id="rIdcqkzhdnm7fjm72gu7ltfh">
               <w:r>
                 <w:rPr>
                   <w:rFonts w:ascii="Arial" w:cs="Arial" w:eastAsia="Arial" w:hAnsi="Arial"/>
@@ -25506,7 +25506,7 @@
             <w:pPr>
               <w:spacing w:after="20" w:before="0"/>
             </w:pPr>
-            <w:hyperlink w:history="1" r:id="rIdrgqviwqawl4uthmrl2qh4">
+            <w:hyperlink w:history="1" r:id="rIdcj4w6v3ds3a5e2rivkhmj">
               <w:r>
                 <w:rPr>
                   <w:rFonts w:ascii="Arial" w:cs="Arial" w:eastAsia="Arial" w:hAnsi="Arial"/>
@@ -25539,7 +25539,7 @@
               <w:spacing w:after="10" w:before="0"/>
               <w:ind w:left="120"/>
             </w:pPr>
-            <w:hyperlink w:history="1" r:id="rIddcygclrnl4za_obod-qwm">
+            <w:hyperlink w:history="1" r:id="rIdk7y_hor18obtrpqkstji5">
               <w:r>
                 <w:rPr>
                   <w:rFonts w:ascii="Arial" w:cs="Arial" w:eastAsia="Arial" w:hAnsi="Arial"/>

--- a/data/outputs/v2/Essential_Mathematics/SS3.1_Statistics_1/Essential_Mathematics_Statistics_1_CBE_LessonSequence.docx
+++ b/data/outputs/v2/Essential_Mathematics/SS3.1_Statistics_1/Essential_Mathematics_Statistics_1_CBE_LessonSequence.docx
@@ -42,6 +42,177 @@
     </w:p>
     <w:p>
       <w:pPr>
+        <w:spacing w:after="80" w:before="120"/>
+      </w:pPr>
+      <w:r>
+        <w:rPr>
+          <w:rFonts w:ascii="Arial" w:cs="Arial" w:eastAsia="Arial" w:hAnsi="Arial"/>
+          <w:b/>
+          <w:bCs/>
+          <w:color w:val="1F3864"/>
+          <w:sz w:val="20"/>
+          <w:szCs w:val="20"/>
+        </w:rPr>
+        <w:t xml:space="preserve">ATTRIBUTION AND LICENSING</w:t>
+      </w:r>
+    </w:p>
+    <w:p>
+      <w:pPr>
+        <w:spacing w:after="60" w:before="0"/>
+      </w:pPr>
+      <w:r>
+        <w:rPr>
+          <w:rFonts w:ascii="Arial" w:cs="Arial" w:eastAsia="Arial" w:hAnsi="Arial"/>
+          <w:b/>
+          <w:bCs/>
+          <w:sz w:val="17"/>
+          <w:szCs w:val="17"/>
+        </w:rPr>
+        <w:t xml:space="preserve">Curriculum Alignment: </w:t>
+      </w:r>
+      <w:r>
+        <w:rPr>
+          <w:rFonts w:ascii="Arial" w:cs="Arial" w:eastAsia="Arial" w:hAnsi="Arial"/>
+          <w:sz w:val="17"/>
+          <w:szCs w:val="17"/>
+        </w:rPr>
+        <w:t xml:space="preserve">Structured in pedagogical alignment with the competence-based curriculum format and learning outcomes established by the Kenya Institute of Curriculum Development (KICD). This material is independently developed and is not officially endorsed or published by KICD.</w:t>
+      </w:r>
+    </w:p>
+    <w:p>
+      <w:pPr>
+        <w:spacing w:after="60" w:before="0"/>
+      </w:pPr>
+      <w:r>
+        <w:rPr>
+          <w:rFonts w:ascii="Arial" w:cs="Arial" w:eastAsia="Arial" w:hAnsi="Arial"/>
+          <w:b/>
+          <w:bCs/>
+          <w:sz w:val="17"/>
+          <w:szCs w:val="17"/>
+        </w:rPr>
+        <w:t xml:space="preserve">Content &amp; Pedagogy: </w:t>
+      </w:r>
+      <w:r>
+        <w:rPr>
+          <w:rFonts w:ascii="Arial" w:cs="Arial" w:eastAsia="Arial" w:hAnsi="Arial"/>
+          <w:sz w:val="17"/>
+          <w:szCs w:val="17"/>
+        </w:rPr>
+        <w:t xml:space="preserve">Developed and adapted by the educator team at SeaVuria (registered 501(c)(3) in the United States and registered NGO in Kenya, No. 872-850A-BF11), who designed the pedagogical framework, lesson templates and exemplar lessons on which this material is based.</w:t>
+      </w:r>
+    </w:p>
+    <w:p>
+      <w:pPr>
+        <w:spacing w:after="60" w:before="0"/>
+      </w:pPr>
+      <w:r>
+        <w:rPr>
+          <w:rFonts w:ascii="Arial" w:cs="Arial" w:eastAsia="Arial" w:hAnsi="Arial"/>
+          <w:b/>
+          <w:bCs/>
+          <w:sz w:val="17"/>
+          <w:szCs w:val="17"/>
+        </w:rPr>
+        <w:t xml:space="preserve">Production &amp; Layout: </w:t>
+      </w:r>
+      <w:r>
+        <w:rPr>
+          <w:rFonts w:ascii="Arial" w:cs="Arial" w:eastAsia="Arial" w:hAnsi="Arial"/>
+          <w:sz w:val="17"/>
+          <w:szCs w:val="17"/>
+        </w:rPr>
+        <w:t xml:space="preserve">Educational design and curriculum sequencing by SeaVuria. Technical layout, structural formatting, and digital optimization/implementation executed in partnership with ARES Education (registered 501(c)(3) in the United States and Canada (as Afretech Aid) and registered NGO in Kenya), with lesson drafting and compilation assisted by AI (Claude, Anthropic).</w:t>
+      </w:r>
+    </w:p>
+    <w:p>
+      <w:pPr>
+        <w:pBdr>
+          <w:bottom w:val="single" w:color="1F3864" w:sz="6" w:space="6"/>
+        </w:pBdr>
+        <w:spacing w:after="60" w:before="0"/>
+      </w:pPr>
+      <w:r>
+        <w:rPr>
+          <w:rFonts w:ascii="Arial" w:cs="Arial" w:eastAsia="Arial" w:hAnsi="Arial"/>
+          <w:b/>
+          <w:bCs/>
+          <w:sz w:val="17"/>
+          <w:szCs w:val="17"/>
+        </w:rPr>
+        <w:t xml:space="preserve">Licensing &amp; Copyright: </w:t>
+      </w:r>
+      <w:r>
+        <w:rPr>
+          <w:rFonts w:ascii="Arial" w:cs="Arial" w:eastAsia="Arial" w:hAnsi="Arial"/>
+          <w:sz w:val="17"/>
+          <w:szCs w:val="17"/>
+        </w:rPr>
+        <w:t xml:space="preserve">© 2026 SeaVuria and ARES. This work is licensed under a </w:t>
+      </w:r>
+      <w:hyperlink w:history="1" r:id="rIdyxkbgkxodzdz_vquem0ko">
+        <w:r>
+          <w:rPr>
+            <w:rFonts w:ascii="Arial" w:cs="Arial" w:eastAsia="Arial" w:hAnsi="Arial"/>
+            <w:color w:val="1F6B75"/>
+            <w:sz w:val="17"/>
+            <w:szCs w:val="17"/>
+            <w:u w:val="single" w:color="1F6B75"/>
+          </w:rPr>
+          <w:t xml:space="preserve">Creative Commons Attribution-NonCommercial 4.0 International License</w:t>
+        </w:r>
+      </w:hyperlink>
+      <w:r>
+        <w:rPr>
+          <w:rFonts w:ascii="Arial" w:cs="Arial" w:eastAsia="Arial" w:hAnsi="Arial"/>
+          <w:sz w:val="17"/>
+          <w:szCs w:val="17"/>
+        </w:rPr>
+        <w:t xml:space="preserve"> (</w:t>
+      </w:r>
+      <w:hyperlink w:history="1" r:id="rIdphgcqq9stmffzohthuojn">
+        <w:r>
+          <w:rPr>
+            <w:rFonts w:ascii="Arial" w:cs="Arial" w:eastAsia="Arial" w:hAnsi="Arial"/>
+            <w:color w:val="1F6B75"/>
+            <w:sz w:val="17"/>
+            <w:szCs w:val="17"/>
+            <w:u w:val="single" w:color="1F6B75"/>
+          </w:rPr>
+          <w:t xml:space="preserve">CC BY-NC 4.0</w:t>
+        </w:r>
+      </w:hyperlink>
+      <w:r>
+        <w:rPr>
+          <w:rFonts w:ascii="Arial" w:cs="Arial" w:eastAsia="Arial" w:hAnsi="Arial"/>
+          <w:sz w:val="17"/>
+          <w:szCs w:val="17"/>
+        </w:rPr>
+        <w:t xml:space="preserve">). To view a copy of this license, visit </w:t>
+      </w:r>
+      <w:hyperlink w:history="1" r:id="rIdag77hipcmk9pqg89q0duh">
+        <w:r>
+          <w:rPr>
+            <w:rFonts w:ascii="Arial" w:cs="Arial" w:eastAsia="Arial" w:hAnsi="Arial"/>
+            <w:color w:val="1F6B75"/>
+            <w:sz w:val="17"/>
+            <w:szCs w:val="17"/>
+            <w:u w:val="single" w:color="1F6B75"/>
+          </w:rPr>
+          <w:t xml:space="preserve">https://creativecommons.org/licenses/by-nc/4.0/</w:t>
+        </w:r>
+      </w:hyperlink>
+      <w:r>
+        <w:rPr>
+          <w:rFonts w:ascii="Arial" w:cs="Arial" w:eastAsia="Arial" w:hAnsi="Arial"/>
+          <w:sz w:val="17"/>
+          <w:szCs w:val="17"/>
+        </w:rPr>
+        <w:t xml:space="preserve">. You are free to copy, redistribute, and adapt this material in any medium or format, provided appropriate credit is given and the material is not used for commercial purposes. KICD learning outcomes and curriculum designations reproduced here for alignment purposes remain the property of KICD and are not covered by this license. Linked external resources (e.g. CK-12, Khan Academy, PhET) are subject to their own licenses.</w:t>
+      </w:r>
+    </w:p>
+    <w:p>
+      <w:pPr>
         <w:spacing w:after="120"/>
       </w:pPr>
       <w:r>
@@ -3551,7 +3722,7 @@
             <w:pPr>
               <w:spacing w:after="20" w:before="0"/>
             </w:pPr>
-            <w:hyperlink w:history="1" r:id="rIdtief0lqudq4x5rbcthnbb">
+            <w:hyperlink w:history="1" r:id="rId384cl1rihyntw0ldrlqf1">
               <w:r>
                 <w:rPr>
                   <w:rFonts w:ascii="Arial" w:cs="Arial" w:eastAsia="Arial" w:hAnsi="Arial"/>
@@ -3584,7 +3755,7 @@
               <w:spacing w:after="10" w:before="0"/>
               <w:ind w:left="120"/>
             </w:pPr>
-            <w:hyperlink w:history="1" r:id="rIdxc3zmeozkb0d9nyhkvxjq">
+            <w:hyperlink w:history="1" r:id="rIdlwat_qq5wgorhhw1h5usq">
               <w:r>
                 <w:rPr>
                   <w:rFonts w:ascii="Arial" w:cs="Arial" w:eastAsia="Arial" w:hAnsi="Arial"/>
@@ -3629,7 +3800,7 @@
             <w:pPr>
               <w:spacing w:after="20" w:before="0"/>
             </w:pPr>
-            <w:hyperlink w:history="1" r:id="rIdzal7qbqbn2gakidsower3">
+            <w:hyperlink w:history="1" r:id="rId9dypujpyr9skoimntkc0o">
               <w:r>
                 <w:rPr>
                   <w:rFonts w:ascii="Arial" w:cs="Arial" w:eastAsia="Arial" w:hAnsi="Arial"/>
@@ -3662,7 +3833,7 @@
               <w:spacing w:after="10" w:before="0"/>
               <w:ind w:left="120"/>
             </w:pPr>
-            <w:hyperlink w:history="1" r:id="rIdbc_fltxxyewqa_wsgzx3i">
+            <w:hyperlink w:history="1" r:id="rId_6d1x97jn8bgbiurxrziz">
               <w:r>
                 <w:rPr>
                   <w:rFonts w:ascii="Arial" w:cs="Arial" w:eastAsia="Arial" w:hAnsi="Arial"/>
@@ -3857,7 +4028,7 @@
             <w:pPr>
               <w:spacing w:after="20" w:before="0"/>
             </w:pPr>
-            <w:hyperlink w:history="1" r:id="rIdokxhugf2f2nv4m78lxd0t">
+            <w:hyperlink w:history="1" r:id="rIdhy-87_detebf58swi9jvj">
               <w:r>
                 <w:rPr>
                   <w:rFonts w:ascii="Arial" w:cs="Arial" w:eastAsia="Arial" w:hAnsi="Arial"/>
@@ -3890,7 +4061,7 @@
               <w:spacing w:after="10" w:before="0"/>
               <w:ind w:left="120"/>
             </w:pPr>
-            <w:hyperlink w:history="1" r:id="rId4mzlua8zcnu9zafinh5zp">
+            <w:hyperlink w:history="1" r:id="rIdd-kkx4olv-nfccygdaghk">
               <w:r>
                 <w:rPr>
                   <w:rFonts w:ascii="Arial" w:cs="Arial" w:eastAsia="Arial" w:hAnsi="Arial"/>
@@ -3935,7 +4106,7 @@
             <w:pPr>
               <w:spacing w:after="20" w:before="0"/>
             </w:pPr>
-            <w:hyperlink w:history="1" r:id="rId7nlqpvcf-0zgorvmfc6da">
+            <w:hyperlink w:history="1" r:id="rIddzpnb8uwb4z3o5tpkm6n7">
               <w:r>
                 <w:rPr>
                   <w:rFonts w:ascii="Arial" w:cs="Arial" w:eastAsia="Arial" w:hAnsi="Arial"/>
@@ -3968,7 +4139,7 @@
               <w:spacing w:after="10" w:before="0"/>
               <w:ind w:left="120"/>
             </w:pPr>
-            <w:hyperlink w:history="1" r:id="rId65gs64ei-pehndu-_spq5">
+            <w:hyperlink w:history="1" r:id="rIdch2-obsxkmlmwv7cwoyyg">
               <w:r>
                 <w:rPr>
                   <w:rFonts w:ascii="Arial" w:cs="Arial" w:eastAsia="Arial" w:hAnsi="Arial"/>
@@ -4163,7 +4334,7 @@
             <w:pPr>
               <w:spacing w:after="20" w:before="0"/>
             </w:pPr>
-            <w:hyperlink w:history="1" r:id="rIdgvbip1eknojxnpp0jlorb">
+            <w:hyperlink w:history="1" r:id="rId4q8apttd31pnbpzs0fs0z">
               <w:r>
                 <w:rPr>
                   <w:rFonts w:ascii="Arial" w:cs="Arial" w:eastAsia="Arial" w:hAnsi="Arial"/>
@@ -4196,7 +4367,7 @@
               <w:spacing w:after="10" w:before="0"/>
               <w:ind w:left="120"/>
             </w:pPr>
-            <w:hyperlink w:history="1" r:id="rIddci01rj9qbtyaq9znrlyh">
+            <w:hyperlink w:history="1" r:id="rIdq2pmmubdjh3_0_e5qy-n-">
               <w:r>
                 <w:rPr>
                   <w:rFonts w:ascii="Arial" w:cs="Arial" w:eastAsia="Arial" w:hAnsi="Arial"/>
@@ -4241,7 +4412,7 @@
             <w:pPr>
               <w:spacing w:after="20" w:before="0"/>
             </w:pPr>
-            <w:hyperlink w:history="1" r:id="rIduxhyq0c1o-pulr75gxqxj">
+            <w:hyperlink w:history="1" r:id="rIdzydyrlle3jq1k6uxasvro">
               <w:r>
                 <w:rPr>
                   <w:rFonts w:ascii="Arial" w:cs="Arial" w:eastAsia="Arial" w:hAnsi="Arial"/>
@@ -4274,7 +4445,7 @@
               <w:spacing w:after="10" w:before="0"/>
               <w:ind w:left="120"/>
             </w:pPr>
-            <w:hyperlink w:history="1" r:id="rId7lmig9gwohrey1armaf-4">
+            <w:hyperlink w:history="1" r:id="rIdtvkr5cyapp_xkuxlljlqa">
               <w:r>
                 <w:rPr>
                   <w:rFonts w:ascii="Arial" w:cs="Arial" w:eastAsia="Arial" w:hAnsi="Arial"/>
@@ -4469,7 +4640,7 @@
             <w:pPr>
               <w:spacing w:after="20" w:before="0"/>
             </w:pPr>
-            <w:hyperlink w:history="1" r:id="rIdg-h3lbzcpns6y7ke7xlku">
+            <w:hyperlink w:history="1" r:id="rId8bbasydhuefyzkekemims">
               <w:r>
                 <w:rPr>
                   <w:rFonts w:ascii="Arial" w:cs="Arial" w:eastAsia="Arial" w:hAnsi="Arial"/>
@@ -4502,7 +4673,7 @@
               <w:spacing w:after="10" w:before="0"/>
               <w:ind w:left="120"/>
             </w:pPr>
-            <w:hyperlink w:history="1" r:id="rIdixo6be_trcxhwcz_xf5ru">
+            <w:hyperlink w:history="1" r:id="rIdfdd7rspkz7_uywm4qmik0">
               <w:r>
                 <w:rPr>
                   <w:rFonts w:ascii="Arial" w:cs="Arial" w:eastAsia="Arial" w:hAnsi="Arial"/>
@@ -4547,7 +4718,7 @@
             <w:pPr>
               <w:spacing w:after="20" w:before="0"/>
             </w:pPr>
-            <w:hyperlink w:history="1" r:id="rId08aghuwdxisiq5ymtjjnl">
+            <w:hyperlink w:history="1" r:id="rIdgy3swz26vnevkizczcff0">
               <w:r>
                 <w:rPr>
                   <w:rFonts w:ascii="Arial" w:cs="Arial" w:eastAsia="Arial" w:hAnsi="Arial"/>
@@ -4580,7 +4751,7 @@
               <w:spacing w:after="10" w:before="0"/>
               <w:ind w:left="120"/>
             </w:pPr>
-            <w:hyperlink w:history="1" r:id="rId4i_fychaeyqqtm7nkijt2">
+            <w:hyperlink w:history="1" r:id="rIdtp-b8vr6mr_x_sunyvo8h">
               <w:r>
                 <w:rPr>
                   <w:rFonts w:ascii="Arial" w:cs="Arial" w:eastAsia="Arial" w:hAnsi="Arial"/>
@@ -4775,7 +4946,7 @@
             <w:pPr>
               <w:spacing w:after="20" w:before="0"/>
             </w:pPr>
-            <w:hyperlink w:history="1" r:id="rId-3ei9nilwjafnvaqx-b4r">
+            <w:hyperlink w:history="1" r:id="rId-inxfoc3vx5pqruvympsm">
               <w:r>
                 <w:rPr>
                   <w:rFonts w:ascii="Arial" w:cs="Arial" w:eastAsia="Arial" w:hAnsi="Arial"/>
@@ -4808,7 +4979,7 @@
               <w:spacing w:after="10" w:before="0"/>
               <w:ind w:left="120"/>
             </w:pPr>
-            <w:hyperlink w:history="1" r:id="rIdfas7ev5j_6s6uab1bfwhm">
+            <w:hyperlink w:history="1" r:id="rId7qz_ejui02ydmbfefvtjd">
               <w:r>
                 <w:rPr>
                   <w:rFonts w:ascii="Arial" w:cs="Arial" w:eastAsia="Arial" w:hAnsi="Arial"/>
@@ -4853,7 +5024,7 @@
             <w:pPr>
               <w:spacing w:after="20" w:before="0"/>
             </w:pPr>
-            <w:hyperlink w:history="1" r:id="rIdcytfc1xqimw6fu9ugy86c">
+            <w:hyperlink w:history="1" r:id="rIdoxxadopzruxivykplku1o">
               <w:r>
                 <w:rPr>
                   <w:rFonts w:ascii="Arial" w:cs="Arial" w:eastAsia="Arial" w:hAnsi="Arial"/>
@@ -4886,7 +5057,7 @@
               <w:spacing w:after="10" w:before="0"/>
               <w:ind w:left="120"/>
             </w:pPr>
-            <w:hyperlink w:history="1" r:id="rIdj23esitf2nm-bxyccuavq">
+            <w:hyperlink w:history="1" r:id="rIdtv6lbrio_nhxtk9bjzyx2">
               <w:r>
                 <w:rPr>
                   <w:rFonts w:ascii="Arial" w:cs="Arial" w:eastAsia="Arial" w:hAnsi="Arial"/>
@@ -5382,6 +5553,65 @@
         </w:tc>
       </w:tr>
     </w:tbl>
+    <w:p>
+      <w:pPr>
+        <w:pBdr>
+          <w:top w:val="single" w:color="BBBBBB" w:sz="4" w:space="4"/>
+        </w:pBdr>
+        <w:spacing w:after="0" w:before="160"/>
+      </w:pPr>
+      <w:r>
+        <w:rPr>
+          <w:rFonts w:ascii="Arial" w:cs="Arial" w:eastAsia="Arial" w:hAnsi="Arial"/>
+          <w:color w:val="666666"/>
+          <w:sz w:val="14"/>
+          <w:szCs w:val="14"/>
+        </w:rPr>
+        <w:t xml:space="preserve">© 2026 SeaVuria and ARES. Aligned with KICD objectives. Developed by SeaVuria; technical implementation by ARES (with AI assistance from Claude). Licensed under </w:t>
+      </w:r>
+      <w:hyperlink w:history="1" r:id="rIdeyjcdffaeht52potnvrhc">
+        <w:r>
+          <w:rPr>
+            <w:rFonts w:ascii="Arial" w:cs="Arial" w:eastAsia="Arial" w:hAnsi="Arial"/>
+            <w:color w:val="1F6B75"/>
+            <w:sz w:val="14"/>
+            <w:szCs w:val="14"/>
+            <w:u w:val="single" w:color="1F6B75"/>
+          </w:rPr>
+          <w:t xml:space="preserve">CC BY-NC 4.0</w:t>
+        </w:r>
+      </w:hyperlink>
+      <w:r>
+        <w:rPr>
+          <w:rFonts w:ascii="Arial" w:cs="Arial" w:eastAsia="Arial" w:hAnsi="Arial"/>
+          <w:color w:val="666666"/>
+          <w:sz w:val="14"/>
+          <w:szCs w:val="14"/>
+        </w:rPr>
+        <w:t xml:space="preserve"> (</w:t>
+      </w:r>
+      <w:hyperlink w:history="1" r:id="rIdb_k22rhnsok0t84av1f7s">
+        <w:r>
+          <w:rPr>
+            <w:rFonts w:ascii="Arial" w:cs="Arial" w:eastAsia="Arial" w:hAnsi="Arial"/>
+            <w:color w:val="1F6B75"/>
+            <w:sz w:val="14"/>
+            <w:szCs w:val="14"/>
+            <w:u w:val="single" w:color="1F6B75"/>
+          </w:rPr>
+          <w:t xml:space="preserve">https://creativecommons.org/licenses/by-nc/4.0/</w:t>
+        </w:r>
+      </w:hyperlink>
+      <w:r>
+        <w:rPr>
+          <w:rFonts w:ascii="Arial" w:cs="Arial" w:eastAsia="Arial" w:hAnsi="Arial"/>
+          <w:color w:val="666666"/>
+          <w:sz w:val="14"/>
+          <w:szCs w:val="14"/>
+        </w:rPr>
+        <w:t xml:space="preserve">).</w:t>
+      </w:r>
+    </w:p>
     <w:p>
       <w:r>
         <w:br w:type="page"/>
@@ -6373,7 +6603,7 @@
             <w:pPr>
               <w:spacing w:after="20" w:before="0"/>
             </w:pPr>
-            <w:hyperlink w:history="1" r:id="rIdbrzav8s2smv87gs1javuw">
+            <w:hyperlink w:history="1" r:id="rIdlgth7ponehqw6xf55wira">
               <w:r>
                 <w:rPr>
                   <w:rFonts w:ascii="Arial" w:cs="Arial" w:eastAsia="Arial" w:hAnsi="Arial"/>
@@ -6406,7 +6636,7 @@
               <w:spacing w:after="10" w:before="0"/>
               <w:ind w:left="120"/>
             </w:pPr>
-            <w:hyperlink w:history="1" r:id="rIdv-ylwdmexbn1q8rmpcsqa">
+            <w:hyperlink w:history="1" r:id="rIdkswo2rloibckthvlplb2w">
               <w:r>
                 <w:rPr>
                   <w:rFonts w:ascii="Arial" w:cs="Arial" w:eastAsia="Arial" w:hAnsi="Arial"/>
@@ -6451,7 +6681,7 @@
             <w:pPr>
               <w:spacing w:after="20" w:before="0"/>
             </w:pPr>
-            <w:hyperlink w:history="1" r:id="rIdtcjdxmsuaxijok0dqkzas">
+            <w:hyperlink w:history="1" r:id="rIdfqg_cmsrzcevs0maa9kbq">
               <w:r>
                 <w:rPr>
                   <w:rFonts w:ascii="Arial" w:cs="Arial" w:eastAsia="Arial" w:hAnsi="Arial"/>
@@ -6484,7 +6714,7 @@
               <w:spacing w:after="10" w:before="0"/>
               <w:ind w:left="120"/>
             </w:pPr>
-            <w:hyperlink w:history="1" r:id="rIdtx_bl2gwi6jjwqt-neiv9">
+            <w:hyperlink w:history="1" r:id="rId6-sx88_uqywboua816dig">
               <w:r>
                 <w:rPr>
                   <w:rFonts w:ascii="Arial" w:cs="Arial" w:eastAsia="Arial" w:hAnsi="Arial"/>
@@ -6679,7 +6909,7 @@
             <w:pPr>
               <w:spacing w:after="20" w:before="0"/>
             </w:pPr>
-            <w:hyperlink w:history="1" r:id="rIdtfnspc3mvxoxnw-9pypfh">
+            <w:hyperlink w:history="1" r:id="rIdxyrnd1fgamlt71grvigrr">
               <w:r>
                 <w:rPr>
                   <w:rFonts w:ascii="Arial" w:cs="Arial" w:eastAsia="Arial" w:hAnsi="Arial"/>
@@ -6712,7 +6942,7 @@
               <w:spacing w:after="10" w:before="0"/>
               <w:ind w:left="120"/>
             </w:pPr>
-            <w:hyperlink w:history="1" r:id="rId6gco4mhyvgdwsxvwrwbr9">
+            <w:hyperlink w:history="1" r:id="rIdlplyrg9iq4ijlqozoksq0">
               <w:r>
                 <w:rPr>
                   <w:rFonts w:ascii="Arial" w:cs="Arial" w:eastAsia="Arial" w:hAnsi="Arial"/>
@@ -6757,7 +6987,7 @@
             <w:pPr>
               <w:spacing w:after="20" w:before="0"/>
             </w:pPr>
-            <w:hyperlink w:history="1" r:id="rIdvojufoe7gxcop3hxlkpfb">
+            <w:hyperlink w:history="1" r:id="rId98e8uwpsmbat_4ze7gglx">
               <w:r>
                 <w:rPr>
                   <w:rFonts w:ascii="Arial" w:cs="Arial" w:eastAsia="Arial" w:hAnsi="Arial"/>
@@ -6790,7 +7020,7 @@
               <w:spacing w:after="10" w:before="0"/>
               <w:ind w:left="120"/>
             </w:pPr>
-            <w:hyperlink w:history="1" r:id="rIdk-61mk7_k_brrrujgjppz">
+            <w:hyperlink w:history="1" r:id="rIdxsat8hrjwf9f4oozjqjov">
               <w:r>
                 <w:rPr>
                   <w:rFonts w:ascii="Arial" w:cs="Arial" w:eastAsia="Arial" w:hAnsi="Arial"/>
@@ -6985,7 +7215,7 @@
             <w:pPr>
               <w:spacing w:after="20" w:before="0"/>
             </w:pPr>
-            <w:hyperlink w:history="1" r:id="rIdxci68lwovkj4m87ibmzmc">
+            <w:hyperlink w:history="1" r:id="rIdu5vogfenyinmyxz4hdrbp">
               <w:r>
                 <w:rPr>
                   <w:rFonts w:ascii="Arial" w:cs="Arial" w:eastAsia="Arial" w:hAnsi="Arial"/>
@@ -7018,7 +7248,7 @@
               <w:spacing w:after="10" w:before="0"/>
               <w:ind w:left="120"/>
             </w:pPr>
-            <w:hyperlink w:history="1" r:id="rIdoi47dafrgkmfuflomz5wr">
+            <w:hyperlink w:history="1" r:id="rIdtc-eirygwrf24z-grra9j">
               <w:r>
                 <w:rPr>
                   <w:rFonts w:ascii="Arial" w:cs="Arial" w:eastAsia="Arial" w:hAnsi="Arial"/>
@@ -7063,7 +7293,7 @@
             <w:pPr>
               <w:spacing w:after="20" w:before="0"/>
             </w:pPr>
-            <w:hyperlink w:history="1" r:id="rIdrjdywlamjrtmf-jnk37gf">
+            <w:hyperlink w:history="1" r:id="rId_aiahvqtxmfibvbmtjszh">
               <w:r>
                 <w:rPr>
                   <w:rFonts w:ascii="Arial" w:cs="Arial" w:eastAsia="Arial" w:hAnsi="Arial"/>
@@ -7096,7 +7326,7 @@
               <w:spacing w:after="10" w:before="0"/>
               <w:ind w:left="120"/>
             </w:pPr>
-            <w:hyperlink w:history="1" r:id="rIdmlg_mzijd35vxgsqiugkk">
+            <w:hyperlink w:history="1" r:id="rIdjyxfl3uagolx5yzwhknmv">
               <w:r>
                 <w:rPr>
                   <w:rFonts w:ascii="Arial" w:cs="Arial" w:eastAsia="Arial" w:hAnsi="Arial"/>
@@ -7291,7 +7521,7 @@
             <w:pPr>
               <w:spacing w:after="20" w:before="0"/>
             </w:pPr>
-            <w:hyperlink w:history="1" r:id="rIdjvn4uhigqfvehwcqop3yv">
+            <w:hyperlink w:history="1" r:id="rIdvuls4_h6tvh6wctoym2to">
               <w:r>
                 <w:rPr>
                   <w:rFonts w:ascii="Arial" w:cs="Arial" w:eastAsia="Arial" w:hAnsi="Arial"/>
@@ -7324,7 +7554,7 @@
               <w:spacing w:after="10" w:before="0"/>
               <w:ind w:left="120"/>
             </w:pPr>
-            <w:hyperlink w:history="1" r:id="rIdksnrw7tp6vcmyeljwnxg-">
+            <w:hyperlink w:history="1" r:id="rIdfy0s2ecverflag_rsiamm">
               <w:r>
                 <w:rPr>
                   <w:rFonts w:ascii="Arial" w:cs="Arial" w:eastAsia="Arial" w:hAnsi="Arial"/>
@@ -7369,7 +7599,7 @@
             <w:pPr>
               <w:spacing w:after="20" w:before="0"/>
             </w:pPr>
-            <w:hyperlink w:history="1" r:id="rIdpdbpjfuxjkw2zcaki_um1">
+            <w:hyperlink w:history="1" r:id="rIdxlt1_8bgjgj-xtxbn5vtw">
               <w:r>
                 <w:rPr>
                   <w:rFonts w:ascii="Arial" w:cs="Arial" w:eastAsia="Arial" w:hAnsi="Arial"/>
@@ -7402,7 +7632,7 @@
               <w:spacing w:after="10" w:before="0"/>
               <w:ind w:left="120"/>
             </w:pPr>
-            <w:hyperlink w:history="1" r:id="rIdccuwc4zkjr15fvjlnc1t0">
+            <w:hyperlink w:history="1" r:id="rIdvvgfmf6tqju66xmg-dqik">
               <w:r>
                 <w:rPr>
                   <w:rFonts w:ascii="Arial" w:cs="Arial" w:eastAsia="Arial" w:hAnsi="Arial"/>
@@ -7597,7 +7827,7 @@
             <w:pPr>
               <w:spacing w:after="20" w:before="0"/>
             </w:pPr>
-            <w:hyperlink w:history="1" r:id="rId0thxxacuylokttfwanxge">
+            <w:hyperlink w:history="1" r:id="rIdfjv9vw21mazzimfdspdnx">
               <w:r>
                 <w:rPr>
                   <w:rFonts w:ascii="Arial" w:cs="Arial" w:eastAsia="Arial" w:hAnsi="Arial"/>
@@ -7630,7 +7860,7 @@
               <w:spacing w:after="10" w:before="0"/>
               <w:ind w:left="120"/>
             </w:pPr>
-            <w:hyperlink w:history="1" r:id="rIdw9hkogvs5mrt6mlmpg8ji">
+            <w:hyperlink w:history="1" r:id="rIdsjm8gfkozvsmd6avapnmn">
               <w:r>
                 <w:rPr>
                   <w:rFonts w:ascii="Arial" w:cs="Arial" w:eastAsia="Arial" w:hAnsi="Arial"/>
@@ -7675,7 +7905,7 @@
             <w:pPr>
               <w:spacing w:after="20" w:before="0"/>
             </w:pPr>
-            <w:hyperlink w:history="1" r:id="rIdceapwfi2lzqxfyeb6q6qa">
+            <w:hyperlink w:history="1" r:id="rIdnfgbbnlgp4ennxyuimcb0">
               <w:r>
                 <w:rPr>
                   <w:rFonts w:ascii="Arial" w:cs="Arial" w:eastAsia="Arial" w:hAnsi="Arial"/>
@@ -7708,7 +7938,7 @@
               <w:spacing w:after="10" w:before="0"/>
               <w:ind w:left="120"/>
             </w:pPr>
-            <w:hyperlink w:history="1" r:id="rId3wqhbcsrzu32muvop5251">
+            <w:hyperlink w:history="1" r:id="rIddiv-xfgrwtvb3f8gbguug">
               <w:r>
                 <w:rPr>
                   <w:rFonts w:ascii="Arial" w:cs="Arial" w:eastAsia="Arial" w:hAnsi="Arial"/>
@@ -8204,6 +8434,65 @@
         </w:tc>
       </w:tr>
     </w:tbl>
+    <w:p>
+      <w:pPr>
+        <w:pBdr>
+          <w:top w:val="single" w:color="BBBBBB" w:sz="4" w:space="4"/>
+        </w:pBdr>
+        <w:spacing w:after="0" w:before="160"/>
+      </w:pPr>
+      <w:r>
+        <w:rPr>
+          <w:rFonts w:ascii="Arial" w:cs="Arial" w:eastAsia="Arial" w:hAnsi="Arial"/>
+          <w:color w:val="666666"/>
+          <w:sz w:val="14"/>
+          <w:szCs w:val="14"/>
+        </w:rPr>
+        <w:t xml:space="preserve">© 2026 SeaVuria and ARES. Aligned with KICD objectives. Developed by SeaVuria; technical implementation by ARES (with AI assistance from Claude). Licensed under </w:t>
+      </w:r>
+      <w:hyperlink w:history="1" r:id="rIdabg8xo-ylltabfw2qrvzj">
+        <w:r>
+          <w:rPr>
+            <w:rFonts w:ascii="Arial" w:cs="Arial" w:eastAsia="Arial" w:hAnsi="Arial"/>
+            <w:color w:val="1F6B75"/>
+            <w:sz w:val="14"/>
+            <w:szCs w:val="14"/>
+            <w:u w:val="single" w:color="1F6B75"/>
+          </w:rPr>
+          <w:t xml:space="preserve">CC BY-NC 4.0</w:t>
+        </w:r>
+      </w:hyperlink>
+      <w:r>
+        <w:rPr>
+          <w:rFonts w:ascii="Arial" w:cs="Arial" w:eastAsia="Arial" w:hAnsi="Arial"/>
+          <w:color w:val="666666"/>
+          <w:sz w:val="14"/>
+          <w:szCs w:val="14"/>
+        </w:rPr>
+        <w:t xml:space="preserve"> (</w:t>
+      </w:r>
+      <w:hyperlink w:history="1" r:id="rIdmlqntvbai7mvkmtaigqfz">
+        <w:r>
+          <w:rPr>
+            <w:rFonts w:ascii="Arial" w:cs="Arial" w:eastAsia="Arial" w:hAnsi="Arial"/>
+            <w:color w:val="1F6B75"/>
+            <w:sz w:val="14"/>
+            <w:szCs w:val="14"/>
+            <w:u w:val="single" w:color="1F6B75"/>
+          </w:rPr>
+          <w:t xml:space="preserve">https://creativecommons.org/licenses/by-nc/4.0/</w:t>
+        </w:r>
+      </w:hyperlink>
+      <w:r>
+        <w:rPr>
+          <w:rFonts w:ascii="Arial" w:cs="Arial" w:eastAsia="Arial" w:hAnsi="Arial"/>
+          <w:color w:val="666666"/>
+          <w:sz w:val="14"/>
+          <w:szCs w:val="14"/>
+        </w:rPr>
+        <w:t xml:space="preserve">).</w:t>
+      </w:r>
+    </w:p>
     <w:p>
       <w:r>
         <w:br w:type="page"/>
@@ -9374,7 +9663,7 @@
             <w:pPr>
               <w:spacing w:after="20" w:before="0"/>
             </w:pPr>
-            <w:hyperlink w:history="1" r:id="rIdvb_-zt4bf6pwzxo--cdsu">
+            <w:hyperlink w:history="1" r:id="rIddd7iclopkp0ocqnybsm75">
               <w:r>
                 <w:rPr>
                   <w:rFonts w:ascii="Arial" w:cs="Arial" w:eastAsia="Arial" w:hAnsi="Arial"/>
@@ -9407,7 +9696,7 @@
               <w:spacing w:after="10" w:before="0"/>
               <w:ind w:left="120"/>
             </w:pPr>
-            <w:hyperlink w:history="1" r:id="rIdaeif0zo0ucxircpghn89b">
+            <w:hyperlink w:history="1" r:id="rId9u-xdujxlz5_hqnzjih2b">
               <w:r>
                 <w:rPr>
                   <w:rFonts w:ascii="Arial" w:cs="Arial" w:eastAsia="Arial" w:hAnsi="Arial"/>
@@ -9452,7 +9741,7 @@
             <w:pPr>
               <w:spacing w:after="20" w:before="0"/>
             </w:pPr>
-            <w:hyperlink w:history="1" r:id="rIdfqyh8zo_aw5oot0knhzep">
+            <w:hyperlink w:history="1" r:id="rId8oyjyxbykapljeopua6as">
               <w:r>
                 <w:rPr>
                   <w:rFonts w:ascii="Arial" w:cs="Arial" w:eastAsia="Arial" w:hAnsi="Arial"/>
@@ -9485,7 +9774,7 @@
               <w:spacing w:after="10" w:before="0"/>
               <w:ind w:left="120"/>
             </w:pPr>
-            <w:hyperlink w:history="1" r:id="rIdviocgyzbmj5ygy4eh4lgg">
+            <w:hyperlink w:history="1" r:id="rId68eg0yhh3k5i8vmewmbl4">
               <w:r>
                 <w:rPr>
                   <w:rFonts w:ascii="Arial" w:cs="Arial" w:eastAsia="Arial" w:hAnsi="Arial"/>
@@ -9680,7 +9969,7 @@
             <w:pPr>
               <w:spacing w:after="20" w:before="0"/>
             </w:pPr>
-            <w:hyperlink w:history="1" r:id="rId7isb6zu5bcsf1n-kdt61z">
+            <w:hyperlink w:history="1" r:id="rIdow4--b8jt0hzwl4o7ry-m">
               <w:r>
                 <w:rPr>
                   <w:rFonts w:ascii="Arial" w:cs="Arial" w:eastAsia="Arial" w:hAnsi="Arial"/>
@@ -9713,7 +10002,7 @@
               <w:spacing w:after="10" w:before="0"/>
               <w:ind w:left="120"/>
             </w:pPr>
-            <w:hyperlink w:history="1" r:id="rIdnlszv_xjh0zv74gkppvfy">
+            <w:hyperlink w:history="1" r:id="rIdo21x_jqhuqjzwwdhuajez">
               <w:r>
                 <w:rPr>
                   <w:rFonts w:ascii="Arial" w:cs="Arial" w:eastAsia="Arial" w:hAnsi="Arial"/>
@@ -9758,7 +10047,7 @@
             <w:pPr>
               <w:spacing w:after="20" w:before="0"/>
             </w:pPr>
-            <w:hyperlink w:history="1" r:id="rIdlfvfwjszyiok9pfoflm9t">
+            <w:hyperlink w:history="1" r:id="rIddiywjdgjd8u07c05plcdh">
               <w:r>
                 <w:rPr>
                   <w:rFonts w:ascii="Arial" w:cs="Arial" w:eastAsia="Arial" w:hAnsi="Arial"/>
@@ -9791,7 +10080,7 @@
               <w:spacing w:after="10" w:before="0"/>
               <w:ind w:left="120"/>
             </w:pPr>
-            <w:hyperlink w:history="1" r:id="rIdrwg7i9jvvrpz7jtkujc_q">
+            <w:hyperlink w:history="1" r:id="rIdriuwi_f99ktmpy0y2q2pe">
               <w:r>
                 <w:rPr>
                   <w:rFonts w:ascii="Arial" w:cs="Arial" w:eastAsia="Arial" w:hAnsi="Arial"/>
@@ -9986,7 +10275,7 @@
             <w:pPr>
               <w:spacing w:after="20" w:before="0"/>
             </w:pPr>
-            <w:hyperlink w:history="1" r:id="rIdaeo2hyaj7gs_rz_cnadhk">
+            <w:hyperlink w:history="1" r:id="rIdynzdjlouffucsv8z4yxep">
               <w:r>
                 <w:rPr>
                   <w:rFonts w:ascii="Arial" w:cs="Arial" w:eastAsia="Arial" w:hAnsi="Arial"/>
@@ -10019,7 +10308,7 @@
               <w:spacing w:after="10" w:before="0"/>
               <w:ind w:left="120"/>
             </w:pPr>
-            <w:hyperlink w:history="1" r:id="rIdfqr_9fn_rlm8ljqavnenr">
+            <w:hyperlink w:history="1" r:id="rIdstde8yasl8vi9hf_6ji_z">
               <w:r>
                 <w:rPr>
                   <w:rFonts w:ascii="Arial" w:cs="Arial" w:eastAsia="Arial" w:hAnsi="Arial"/>
@@ -10064,7 +10353,7 @@
             <w:pPr>
               <w:spacing w:after="20" w:before="0"/>
             </w:pPr>
-            <w:hyperlink w:history="1" r:id="rIddq44_i-pdyllsqk26flnv">
+            <w:hyperlink w:history="1" r:id="rIdjd9dcmwbjexl-fn-hwyad">
               <w:r>
                 <w:rPr>
                   <w:rFonts w:ascii="Arial" w:cs="Arial" w:eastAsia="Arial" w:hAnsi="Arial"/>
@@ -10097,7 +10386,7 @@
               <w:spacing w:after="10" w:before="0"/>
               <w:ind w:left="120"/>
             </w:pPr>
-            <w:hyperlink w:history="1" r:id="rIdkej3wzrij1izlcnv6kgwl">
+            <w:hyperlink w:history="1" r:id="rIdm56rmjwdzlkbp0blrvpvd">
               <w:r>
                 <w:rPr>
                   <w:rFonts w:ascii="Arial" w:cs="Arial" w:eastAsia="Arial" w:hAnsi="Arial"/>
@@ -10444,7 +10733,7 @@
             <w:pPr>
               <w:spacing w:after="20" w:before="0"/>
             </w:pPr>
-            <w:hyperlink w:history="1" r:id="rIdeydqwgeovqnpkqzyc2zx0">
+            <w:hyperlink w:history="1" r:id="rIddentpt-zpx2kpudsugtoh">
               <w:r>
                 <w:rPr>
                   <w:rFonts w:ascii="Arial" w:cs="Arial" w:eastAsia="Arial" w:hAnsi="Arial"/>
@@ -10477,7 +10766,7 @@
               <w:spacing w:after="10" w:before="0"/>
               <w:ind w:left="120"/>
             </w:pPr>
-            <w:hyperlink w:history="1" r:id="rIdyk4rdmxa2zj4hyun8hem1">
+            <w:hyperlink w:history="1" r:id="rIdxpb8vozfm64bpzw5ymh4g">
               <w:r>
                 <w:rPr>
                   <w:rFonts w:ascii="Arial" w:cs="Arial" w:eastAsia="Arial" w:hAnsi="Arial"/>
@@ -10522,7 +10811,7 @@
             <w:pPr>
               <w:spacing w:after="20" w:before="0"/>
             </w:pPr>
-            <w:hyperlink w:history="1" r:id="rIdkamawjibaf1nm1d0sd4qe">
+            <w:hyperlink w:history="1" r:id="rIdeinhdom42a0j6mwhonjg1">
               <w:r>
                 <w:rPr>
                   <w:rFonts w:ascii="Arial" w:cs="Arial" w:eastAsia="Arial" w:hAnsi="Arial"/>
@@ -10555,7 +10844,7 @@
               <w:spacing w:after="10" w:before="0"/>
               <w:ind w:left="120"/>
             </w:pPr>
-            <w:hyperlink w:history="1" r:id="rIdneof78mazhyduumamh49g">
+            <w:hyperlink w:history="1" r:id="rIdtzemn2_jh8csjqxwcqzi4">
               <w:r>
                 <w:rPr>
                   <w:rFonts w:ascii="Arial" w:cs="Arial" w:eastAsia="Arial" w:hAnsi="Arial"/>
@@ -10788,7 +11077,7 @@
             <w:pPr>
               <w:spacing w:after="20" w:before="0"/>
             </w:pPr>
-            <w:hyperlink w:history="1" r:id="rIdksm3pz2boeoxm4lu-4b7a">
+            <w:hyperlink w:history="1" r:id="rId3jl_7lyxx3oyu6ftdyzmi">
               <w:r>
                 <w:rPr>
                   <w:rFonts w:ascii="Arial" w:cs="Arial" w:eastAsia="Arial" w:hAnsi="Arial"/>
@@ -10821,7 +11110,7 @@
               <w:spacing w:after="10" w:before="0"/>
               <w:ind w:left="120"/>
             </w:pPr>
-            <w:hyperlink w:history="1" r:id="rIdgqdikclrkb1e5meuaninw">
+            <w:hyperlink w:history="1" r:id="rIdmokonxsanphixbrshckl8">
               <w:r>
                 <w:rPr>
                   <w:rFonts w:ascii="Arial" w:cs="Arial" w:eastAsia="Arial" w:hAnsi="Arial"/>
@@ -10866,7 +11155,7 @@
             <w:pPr>
               <w:spacing w:after="20" w:before="0"/>
             </w:pPr>
-            <w:hyperlink w:history="1" r:id="rIdhzq7cjzk1z4ycudop0l01">
+            <w:hyperlink w:history="1" r:id="rIdrsdpl-8kzpwrze3kowfwr">
               <w:r>
                 <w:rPr>
                   <w:rFonts w:ascii="Arial" w:cs="Arial" w:eastAsia="Arial" w:hAnsi="Arial"/>
@@ -10899,7 +11188,7 @@
               <w:spacing w:after="10" w:before="0"/>
               <w:ind w:left="120"/>
             </w:pPr>
-            <w:hyperlink w:history="1" r:id="rIdglu-j4mn3k9hsgmxw_pjs">
+            <w:hyperlink w:history="1" r:id="rIdemnekhf9wxacw114ly2dq">
               <w:r>
                 <w:rPr>
                   <w:rFonts w:ascii="Arial" w:cs="Arial" w:eastAsia="Arial" w:hAnsi="Arial"/>
@@ -11471,6 +11760,65 @@
         </w:tc>
       </w:tr>
     </w:tbl>
+    <w:p>
+      <w:pPr>
+        <w:pBdr>
+          <w:top w:val="single" w:color="BBBBBB" w:sz="4" w:space="4"/>
+        </w:pBdr>
+        <w:spacing w:after="0" w:before="160"/>
+      </w:pPr>
+      <w:r>
+        <w:rPr>
+          <w:rFonts w:ascii="Arial" w:cs="Arial" w:eastAsia="Arial" w:hAnsi="Arial"/>
+          <w:color w:val="666666"/>
+          <w:sz w:val="14"/>
+          <w:szCs w:val="14"/>
+        </w:rPr>
+        <w:t xml:space="preserve">© 2026 SeaVuria and ARES. Aligned with KICD objectives. Developed by SeaVuria; technical implementation by ARES (with AI assistance from Claude). Licensed under </w:t>
+      </w:r>
+      <w:hyperlink w:history="1" r:id="rIdciy4haibgosjdjlvnbz8q">
+        <w:r>
+          <w:rPr>
+            <w:rFonts w:ascii="Arial" w:cs="Arial" w:eastAsia="Arial" w:hAnsi="Arial"/>
+            <w:color w:val="1F6B75"/>
+            <w:sz w:val="14"/>
+            <w:szCs w:val="14"/>
+            <w:u w:val="single" w:color="1F6B75"/>
+          </w:rPr>
+          <w:t xml:space="preserve">CC BY-NC 4.0</w:t>
+        </w:r>
+      </w:hyperlink>
+      <w:r>
+        <w:rPr>
+          <w:rFonts w:ascii="Arial" w:cs="Arial" w:eastAsia="Arial" w:hAnsi="Arial"/>
+          <w:color w:val="666666"/>
+          <w:sz w:val="14"/>
+          <w:szCs w:val="14"/>
+        </w:rPr>
+        <w:t xml:space="preserve"> (</w:t>
+      </w:r>
+      <w:hyperlink w:history="1" r:id="rIdcblv-ptwrtbyyyx_9ytza">
+        <w:r>
+          <w:rPr>
+            <w:rFonts w:ascii="Arial" w:cs="Arial" w:eastAsia="Arial" w:hAnsi="Arial"/>
+            <w:color w:val="1F6B75"/>
+            <w:sz w:val="14"/>
+            <w:szCs w:val="14"/>
+            <w:u w:val="single" w:color="1F6B75"/>
+          </w:rPr>
+          <w:t xml:space="preserve">https://creativecommons.org/licenses/by-nc/4.0/</w:t>
+        </w:r>
+      </w:hyperlink>
+      <w:r>
+        <w:rPr>
+          <w:rFonts w:ascii="Arial" w:cs="Arial" w:eastAsia="Arial" w:hAnsi="Arial"/>
+          <w:color w:val="666666"/>
+          <w:sz w:val="14"/>
+          <w:szCs w:val="14"/>
+        </w:rPr>
+        <w:t xml:space="preserve">).</w:t>
+      </w:r>
+    </w:p>
     <w:p>
       <w:r>
         <w:br w:type="page"/>
@@ -12462,7 +12810,7 @@
             <w:pPr>
               <w:spacing w:after="20" w:before="0"/>
             </w:pPr>
-            <w:hyperlink w:history="1" r:id="rIdw2m--r7wjygtfb5fmnvn7">
+            <w:hyperlink w:history="1" r:id="rIdt0ezhnjgxva4vpplh0mpt">
               <w:r>
                 <w:rPr>
                   <w:rFonts w:ascii="Arial" w:cs="Arial" w:eastAsia="Arial" w:hAnsi="Arial"/>
@@ -12495,7 +12843,7 @@
               <w:spacing w:after="10" w:before="0"/>
               <w:ind w:left="120"/>
             </w:pPr>
-            <w:hyperlink w:history="1" r:id="rIdrjuilhxptpqnytelfjza5">
+            <w:hyperlink w:history="1" r:id="rId71cyuzzpqzpsch7vbm71e">
               <w:r>
                 <w:rPr>
                   <w:rFonts w:ascii="Arial" w:cs="Arial" w:eastAsia="Arial" w:hAnsi="Arial"/>
@@ -12540,7 +12888,7 @@
             <w:pPr>
               <w:spacing w:after="20" w:before="0"/>
             </w:pPr>
-            <w:hyperlink w:history="1" r:id="rIdztqbm7fbmmqzzwuxliwpd">
+            <w:hyperlink w:history="1" r:id="rIdl4uipwgk6rrjbgwbdsyj3">
               <w:r>
                 <w:rPr>
                   <w:rFonts w:ascii="Arial" w:cs="Arial" w:eastAsia="Arial" w:hAnsi="Arial"/>
@@ -12573,7 +12921,7 @@
               <w:spacing w:after="10" w:before="0"/>
               <w:ind w:left="120"/>
             </w:pPr>
-            <w:hyperlink w:history="1" r:id="rIdfnghovnzgf_vaswrpeso4">
+            <w:hyperlink w:history="1" r:id="rIdznmaqsqoqn6ik_84yxpca">
               <w:r>
                 <w:rPr>
                   <w:rFonts w:ascii="Arial" w:cs="Arial" w:eastAsia="Arial" w:hAnsi="Arial"/>
@@ -12768,7 +13116,7 @@
             <w:pPr>
               <w:spacing w:after="20" w:before="0"/>
             </w:pPr>
-            <w:hyperlink w:history="1" r:id="rId8v6ql6y0rnodmtzl3mkzu">
+            <w:hyperlink w:history="1" r:id="rIdilexn1kvrtongy4e6b2y6">
               <w:r>
                 <w:rPr>
                   <w:rFonts w:ascii="Arial" w:cs="Arial" w:eastAsia="Arial" w:hAnsi="Arial"/>
@@ -12801,7 +13149,7 @@
               <w:spacing w:after="10" w:before="0"/>
               <w:ind w:left="120"/>
             </w:pPr>
-            <w:hyperlink w:history="1" r:id="rIdggbdhugc7q-mjhga815fe">
+            <w:hyperlink w:history="1" r:id="rIdw2g_gp8ag7_0b8z9v3san">
               <w:r>
                 <w:rPr>
                   <w:rFonts w:ascii="Arial" w:cs="Arial" w:eastAsia="Arial" w:hAnsi="Arial"/>
@@ -12846,7 +13194,7 @@
             <w:pPr>
               <w:spacing w:after="20" w:before="0"/>
             </w:pPr>
-            <w:hyperlink w:history="1" r:id="rIdrfflbnhvbteghzwp71xie">
+            <w:hyperlink w:history="1" r:id="rIdifein7krle3bp4dmcdhhc">
               <w:r>
                 <w:rPr>
                   <w:rFonts w:ascii="Arial" w:cs="Arial" w:eastAsia="Arial" w:hAnsi="Arial"/>
@@ -12879,7 +13227,7 @@
               <w:spacing w:after="10" w:before="0"/>
               <w:ind w:left="120"/>
             </w:pPr>
-            <w:hyperlink w:history="1" r:id="rIdhlfhy5e2j994tcibtdgnd">
+            <w:hyperlink w:history="1" r:id="rIdhqyzmjwvu0zlnrffpf4dj">
               <w:r>
                 <w:rPr>
                   <w:rFonts w:ascii="Arial" w:cs="Arial" w:eastAsia="Arial" w:hAnsi="Arial"/>
@@ -13074,7 +13422,7 @@
             <w:pPr>
               <w:spacing w:after="20" w:before="0"/>
             </w:pPr>
-            <w:hyperlink w:history="1" r:id="rIdtyeaevxisnh-ovy-xgqcq">
+            <w:hyperlink w:history="1" r:id="rIdnwwalsc-qusoe9e4pwmyl">
               <w:r>
                 <w:rPr>
                   <w:rFonts w:ascii="Arial" w:cs="Arial" w:eastAsia="Arial" w:hAnsi="Arial"/>
@@ -13107,7 +13455,7 @@
               <w:spacing w:after="10" w:before="0"/>
               <w:ind w:left="120"/>
             </w:pPr>
-            <w:hyperlink w:history="1" r:id="rIdatiuimeasmdva3budgp9b">
+            <w:hyperlink w:history="1" r:id="rIdivfugbwkyy9lep-hqpjmq">
               <w:r>
                 <w:rPr>
                   <w:rFonts w:ascii="Arial" w:cs="Arial" w:eastAsia="Arial" w:hAnsi="Arial"/>
@@ -13152,7 +13500,7 @@
             <w:pPr>
               <w:spacing w:after="20" w:before="0"/>
             </w:pPr>
-            <w:hyperlink w:history="1" r:id="rIdvhmevd_9fwqts0hfnmbvm">
+            <w:hyperlink w:history="1" r:id="rId2xrwtkzwy-2wacxqx17mi">
               <w:r>
                 <w:rPr>
                   <w:rFonts w:ascii="Arial" w:cs="Arial" w:eastAsia="Arial" w:hAnsi="Arial"/>
@@ -13185,7 +13533,7 @@
               <w:spacing w:after="10" w:before="0"/>
               <w:ind w:left="120"/>
             </w:pPr>
-            <w:hyperlink w:history="1" r:id="rIds3vz3sezaqyee53p2ylxk">
+            <w:hyperlink w:history="1" r:id="rId0m_rup_fuy1h2npebvrbf">
               <w:r>
                 <w:rPr>
                   <w:rFonts w:ascii="Arial" w:cs="Arial" w:eastAsia="Arial" w:hAnsi="Arial"/>
@@ -13380,7 +13728,7 @@
             <w:pPr>
               <w:spacing w:after="20" w:before="0"/>
             </w:pPr>
-            <w:hyperlink w:history="1" r:id="rId9zsgmuxoyy6ogf4o_4osq">
+            <w:hyperlink w:history="1" r:id="rIdmb5hk-1titwcejwkn81rm">
               <w:r>
                 <w:rPr>
                   <w:rFonts w:ascii="Arial" w:cs="Arial" w:eastAsia="Arial" w:hAnsi="Arial"/>
@@ -13413,7 +13761,7 @@
               <w:spacing w:after="10" w:before="0"/>
               <w:ind w:left="120"/>
             </w:pPr>
-            <w:hyperlink w:history="1" r:id="rIdamnanizdlpvabvmbl6bhf">
+            <w:hyperlink w:history="1" r:id="rIdxwtb1shckl5uievs6kfh-">
               <w:r>
                 <w:rPr>
                   <w:rFonts w:ascii="Arial" w:cs="Arial" w:eastAsia="Arial" w:hAnsi="Arial"/>
@@ -13458,7 +13806,7 @@
             <w:pPr>
               <w:spacing w:after="20" w:before="0"/>
             </w:pPr>
-            <w:hyperlink w:history="1" r:id="rIdm_ciebxi_w2kaoesdp6rw">
+            <w:hyperlink w:history="1" r:id="rIdmuhs3nkrvbk87drzq3dpp">
               <w:r>
                 <w:rPr>
                   <w:rFonts w:ascii="Arial" w:cs="Arial" w:eastAsia="Arial" w:hAnsi="Arial"/>
@@ -13491,7 +13839,7 @@
               <w:spacing w:after="10" w:before="0"/>
               <w:ind w:left="120"/>
             </w:pPr>
-            <w:hyperlink w:history="1" r:id="rIdtfc1w2pydqeg7616wvbbu">
+            <w:hyperlink w:history="1" r:id="rId9h9t9jyjvii3x5kxcqtnb">
               <w:r>
                 <w:rPr>
                   <w:rFonts w:ascii="Arial" w:cs="Arial" w:eastAsia="Arial" w:hAnsi="Arial"/>
@@ -13686,7 +14034,7 @@
             <w:pPr>
               <w:spacing w:after="20" w:before="0"/>
             </w:pPr>
-            <w:hyperlink w:history="1" r:id="rIds_z_vnzaqx5hhqjmrfiw9">
+            <w:hyperlink w:history="1" r:id="rId61uz9ogmweg-nkpdds9qc">
               <w:r>
                 <w:rPr>
                   <w:rFonts w:ascii="Arial" w:cs="Arial" w:eastAsia="Arial" w:hAnsi="Arial"/>
@@ -13719,7 +14067,7 @@
               <w:spacing w:after="10" w:before="0"/>
               <w:ind w:left="120"/>
             </w:pPr>
-            <w:hyperlink w:history="1" r:id="rIdojns8i_ox5fiylsysswaw">
+            <w:hyperlink w:history="1" r:id="rIdy4whdwo-se30esfv9vkat">
               <w:r>
                 <w:rPr>
                   <w:rFonts w:ascii="Arial" w:cs="Arial" w:eastAsia="Arial" w:hAnsi="Arial"/>
@@ -13764,7 +14112,7 @@
             <w:pPr>
               <w:spacing w:after="20" w:before="0"/>
             </w:pPr>
-            <w:hyperlink w:history="1" r:id="rIdgzivrzke5g2tseiyh_xuw">
+            <w:hyperlink w:history="1" r:id="rIdd8wxogwlhbscehwh-e9t1">
               <w:r>
                 <w:rPr>
                   <w:rFonts w:ascii="Arial" w:cs="Arial" w:eastAsia="Arial" w:hAnsi="Arial"/>
@@ -13797,7 +14145,7 @@
               <w:spacing w:after="10" w:before="0"/>
               <w:ind w:left="120"/>
             </w:pPr>
-            <w:hyperlink w:history="1" r:id="rIdfhntc1tdpqz25_dk2fvas">
+            <w:hyperlink w:history="1" r:id="rId4baia9z8o9y0cvo15mdau">
               <w:r>
                 <w:rPr>
                   <w:rFonts w:ascii="Arial" w:cs="Arial" w:eastAsia="Arial" w:hAnsi="Arial"/>
@@ -14293,6 +14641,65 @@
         </w:tc>
       </w:tr>
     </w:tbl>
+    <w:p>
+      <w:pPr>
+        <w:pBdr>
+          <w:top w:val="single" w:color="BBBBBB" w:sz="4" w:space="4"/>
+        </w:pBdr>
+        <w:spacing w:after="0" w:before="160"/>
+      </w:pPr>
+      <w:r>
+        <w:rPr>
+          <w:rFonts w:ascii="Arial" w:cs="Arial" w:eastAsia="Arial" w:hAnsi="Arial"/>
+          <w:color w:val="666666"/>
+          <w:sz w:val="14"/>
+          <w:szCs w:val="14"/>
+        </w:rPr>
+        <w:t xml:space="preserve">© 2026 SeaVuria and ARES. Aligned with KICD objectives. Developed by SeaVuria; technical implementation by ARES (with AI assistance from Claude). Licensed under </w:t>
+      </w:r>
+      <w:hyperlink w:history="1" r:id="rIdpk-naj_eccesgih28bb6h">
+        <w:r>
+          <w:rPr>
+            <w:rFonts w:ascii="Arial" w:cs="Arial" w:eastAsia="Arial" w:hAnsi="Arial"/>
+            <w:color w:val="1F6B75"/>
+            <w:sz w:val="14"/>
+            <w:szCs w:val="14"/>
+            <w:u w:val="single" w:color="1F6B75"/>
+          </w:rPr>
+          <w:t xml:space="preserve">CC BY-NC 4.0</w:t>
+        </w:r>
+      </w:hyperlink>
+      <w:r>
+        <w:rPr>
+          <w:rFonts w:ascii="Arial" w:cs="Arial" w:eastAsia="Arial" w:hAnsi="Arial"/>
+          <w:color w:val="666666"/>
+          <w:sz w:val="14"/>
+          <w:szCs w:val="14"/>
+        </w:rPr>
+        <w:t xml:space="preserve"> (</w:t>
+      </w:r>
+      <w:hyperlink w:history="1" r:id="rIdraxglh6u_b9jv6czh0ljn">
+        <w:r>
+          <w:rPr>
+            <w:rFonts w:ascii="Arial" w:cs="Arial" w:eastAsia="Arial" w:hAnsi="Arial"/>
+            <w:color w:val="1F6B75"/>
+            <w:sz w:val="14"/>
+            <w:szCs w:val="14"/>
+            <w:u w:val="single" w:color="1F6B75"/>
+          </w:rPr>
+          <w:t xml:space="preserve">https://creativecommons.org/licenses/by-nc/4.0/</w:t>
+        </w:r>
+      </w:hyperlink>
+      <w:r>
+        <w:rPr>
+          <w:rFonts w:ascii="Arial" w:cs="Arial" w:eastAsia="Arial" w:hAnsi="Arial"/>
+          <w:color w:val="666666"/>
+          <w:sz w:val="14"/>
+          <w:szCs w:val="14"/>
+        </w:rPr>
+        <w:t xml:space="preserve">).</w:t>
+      </w:r>
+    </w:p>
     <w:p>
       <w:r>
         <w:br w:type="page"/>
@@ -15483,7 +15890,7 @@
             <w:pPr>
               <w:spacing w:after="20" w:before="0"/>
             </w:pPr>
-            <w:hyperlink w:history="1" r:id="rIdms7m8gkv9jbpr4qwmc1vh">
+            <w:hyperlink w:history="1" r:id="rIdkjhbxduzxkdqzv25vcmwz">
               <w:r>
                 <w:rPr>
                   <w:rFonts w:ascii="Arial" w:cs="Arial" w:eastAsia="Arial" w:hAnsi="Arial"/>
@@ -15516,7 +15923,7 @@
               <w:spacing w:after="10" w:before="0"/>
               <w:ind w:left="120"/>
             </w:pPr>
-            <w:hyperlink w:history="1" r:id="rIds-7te2d9adehfcojdtk8x">
+            <w:hyperlink w:history="1" r:id="rIde6f5jerze-n3bb6hkbocl">
               <w:r>
                 <w:rPr>
                   <w:rFonts w:ascii="Arial" w:cs="Arial" w:eastAsia="Arial" w:hAnsi="Arial"/>
@@ -15561,7 +15968,7 @@
             <w:pPr>
               <w:spacing w:after="20" w:before="0"/>
             </w:pPr>
-            <w:hyperlink w:history="1" r:id="rIdlp_damtisrniqfsjg2b3_">
+            <w:hyperlink w:history="1" r:id="rIdfxnendexeeywzeywz20ac">
               <w:r>
                 <w:rPr>
                   <w:rFonts w:ascii="Arial" w:cs="Arial" w:eastAsia="Arial" w:hAnsi="Arial"/>
@@ -15594,7 +16001,7 @@
               <w:spacing w:after="10" w:before="0"/>
               <w:ind w:left="120"/>
             </w:pPr>
-            <w:hyperlink w:history="1" r:id="rIdkllwgolfj_e8xtke3ndkn">
+            <w:hyperlink w:history="1" r:id="rIdjpdwc-xbqxc_izphwwqfl">
               <w:r>
                 <w:rPr>
                   <w:rFonts w:ascii="Arial" w:cs="Arial" w:eastAsia="Arial" w:hAnsi="Arial"/>
@@ -15789,7 +16196,7 @@
             <w:pPr>
               <w:spacing w:after="20" w:before="0"/>
             </w:pPr>
-            <w:hyperlink w:history="1" r:id="rIdrkbapvpwcsj_vmjuvu-ga">
+            <w:hyperlink w:history="1" r:id="rIdriyzjx3aa3gogcuumfo2u">
               <w:r>
                 <w:rPr>
                   <w:rFonts w:ascii="Arial" w:cs="Arial" w:eastAsia="Arial" w:hAnsi="Arial"/>
@@ -15822,7 +16229,7 @@
               <w:spacing w:after="10" w:before="0"/>
               <w:ind w:left="120"/>
             </w:pPr>
-            <w:hyperlink w:history="1" r:id="rId8u01j0_uhuowrf9tk-uwz">
+            <w:hyperlink w:history="1" r:id="rIdhxqq9o7eafyvfqzlucizf">
               <w:r>
                 <w:rPr>
                   <w:rFonts w:ascii="Arial" w:cs="Arial" w:eastAsia="Arial" w:hAnsi="Arial"/>
@@ -15867,7 +16274,7 @@
             <w:pPr>
               <w:spacing w:after="20" w:before="0"/>
             </w:pPr>
-            <w:hyperlink w:history="1" r:id="rIdjs3xf_igvwvufe3re9bdq">
+            <w:hyperlink w:history="1" r:id="rId0a8o_qtqft0pu0k4ww7zq">
               <w:r>
                 <w:rPr>
                   <w:rFonts w:ascii="Arial" w:cs="Arial" w:eastAsia="Arial" w:hAnsi="Arial"/>
@@ -15900,7 +16307,7 @@
               <w:spacing w:after="10" w:before="0"/>
               <w:ind w:left="120"/>
             </w:pPr>
-            <w:hyperlink w:history="1" r:id="rIdntm8ftwvjr1q2bbqqn8fq">
+            <w:hyperlink w:history="1" r:id="rIdak1wzy7y3sry6hi6voz0y">
               <w:r>
                 <w:rPr>
                   <w:rFonts w:ascii="Arial" w:cs="Arial" w:eastAsia="Arial" w:hAnsi="Arial"/>
@@ -16095,7 +16502,7 @@
             <w:pPr>
               <w:spacing w:after="20" w:before="0"/>
             </w:pPr>
-            <w:hyperlink w:history="1" r:id="rId5wy_sfdfrn8xglpzstexb">
+            <w:hyperlink w:history="1" r:id="rIdqunszqdquo7f4dgoxp6z5">
               <w:r>
                 <w:rPr>
                   <w:rFonts w:ascii="Arial" w:cs="Arial" w:eastAsia="Arial" w:hAnsi="Arial"/>
@@ -16128,7 +16535,7 @@
               <w:spacing w:after="10" w:before="0"/>
               <w:ind w:left="120"/>
             </w:pPr>
-            <w:hyperlink w:history="1" r:id="rIdlbpioyimaurrdyeodcgdu">
+            <w:hyperlink w:history="1" r:id="rIdgwaktgawdfhe6dz5ydcxb">
               <w:r>
                 <w:rPr>
                   <w:rFonts w:ascii="Arial" w:cs="Arial" w:eastAsia="Arial" w:hAnsi="Arial"/>
@@ -16173,7 +16580,7 @@
             <w:pPr>
               <w:spacing w:after="20" w:before="0"/>
             </w:pPr>
-            <w:hyperlink w:history="1" r:id="rIdahrinkagw1ir3qxz-vlkw">
+            <w:hyperlink w:history="1" r:id="rIdlnfzptzwerfzr5lv87b_p">
               <w:r>
                 <w:rPr>
                   <w:rFonts w:ascii="Arial" w:cs="Arial" w:eastAsia="Arial" w:hAnsi="Arial"/>
@@ -16206,7 +16613,7 @@
               <w:spacing w:after="10" w:before="0"/>
               <w:ind w:left="120"/>
             </w:pPr>
-            <w:hyperlink w:history="1" r:id="rIdjzaryo5pwtfoau4z7oywp">
+            <w:hyperlink w:history="1" r:id="rIdtvav9bxxwmajqk3ik_gpn">
               <w:r>
                 <w:rPr>
                   <w:rFonts w:ascii="Arial" w:cs="Arial" w:eastAsia="Arial" w:hAnsi="Arial"/>
@@ -16401,7 +16808,7 @@
             <w:pPr>
               <w:spacing w:after="20" w:before="0"/>
             </w:pPr>
-            <w:hyperlink w:history="1" r:id="rIdvlv7d90x682ujzw0kjfjv">
+            <w:hyperlink w:history="1" r:id="rIdrye9gjxsoovquo5wd1xiw">
               <w:r>
                 <w:rPr>
                   <w:rFonts w:ascii="Arial" w:cs="Arial" w:eastAsia="Arial" w:hAnsi="Arial"/>
@@ -16434,7 +16841,7 @@
               <w:spacing w:after="10" w:before="0"/>
               <w:ind w:left="120"/>
             </w:pPr>
-            <w:hyperlink w:history="1" r:id="rId-s2nydnqwy1oiotzjzev7">
+            <w:hyperlink w:history="1" r:id="rIdyj_tsz8da-ylxkimgda29">
               <w:r>
                 <w:rPr>
                   <w:rFonts w:ascii="Arial" w:cs="Arial" w:eastAsia="Arial" w:hAnsi="Arial"/>
@@ -16479,7 +16886,7 @@
             <w:pPr>
               <w:spacing w:after="20" w:before="0"/>
             </w:pPr>
-            <w:hyperlink w:history="1" r:id="rIdxmvwli-vx_bgmjqhuigdh">
+            <w:hyperlink w:history="1" r:id="rIduofdzi3kcafb8pr6fhd21">
               <w:r>
                 <w:rPr>
                   <w:rFonts w:ascii="Arial" w:cs="Arial" w:eastAsia="Arial" w:hAnsi="Arial"/>
@@ -16512,7 +16919,7 @@
               <w:spacing w:after="10" w:before="0"/>
               <w:ind w:left="120"/>
             </w:pPr>
-            <w:hyperlink w:history="1" r:id="rIdzrtt6tolt-nqz8pccjmhv">
+            <w:hyperlink w:history="1" r:id="rId75b40d-v-l9m_gbrj7e7x">
               <w:r>
                 <w:rPr>
                   <w:rFonts w:ascii="Arial" w:cs="Arial" w:eastAsia="Arial" w:hAnsi="Arial"/>
@@ -16707,7 +17114,7 @@
             <w:pPr>
               <w:spacing w:after="20" w:before="0"/>
             </w:pPr>
-            <w:hyperlink w:history="1" r:id="rIdqq8zbtcled6oidxq0g9fu">
+            <w:hyperlink w:history="1" r:id="rIdhnffdaosubliyxxkymdne">
               <w:r>
                 <w:rPr>
                   <w:rFonts w:ascii="Arial" w:cs="Arial" w:eastAsia="Arial" w:hAnsi="Arial"/>
@@ -16740,7 +17147,7 @@
               <w:spacing w:after="10" w:before="0"/>
               <w:ind w:left="120"/>
             </w:pPr>
-            <w:hyperlink w:history="1" r:id="rIdceongatli5ju4-fbeqr2l">
+            <w:hyperlink w:history="1" r:id="rId6i9w_qm1s66zvns0lxtvs">
               <w:r>
                 <w:rPr>
                   <w:rFonts w:ascii="Arial" w:cs="Arial" w:eastAsia="Arial" w:hAnsi="Arial"/>
@@ -16785,7 +17192,7 @@
             <w:pPr>
               <w:spacing w:after="20" w:before="0"/>
             </w:pPr>
-            <w:hyperlink w:history="1" r:id="rIdjaly0yudp99gu_dzomrad">
+            <w:hyperlink w:history="1" r:id="rIdacghm2ou4pfim6qh5gnxa">
               <w:r>
                 <w:rPr>
                   <w:rFonts w:ascii="Arial" w:cs="Arial" w:eastAsia="Arial" w:hAnsi="Arial"/>
@@ -16818,7 +17225,7 @@
               <w:spacing w:after="10" w:before="0"/>
               <w:ind w:left="120"/>
             </w:pPr>
-            <w:hyperlink w:history="1" r:id="rIdwix7_ts4jwyy1d6naoofc">
+            <w:hyperlink w:history="1" r:id="rIdfpmhppwplkmpss-2pslfq">
               <w:r>
                 <w:rPr>
                   <w:rFonts w:ascii="Arial" w:cs="Arial" w:eastAsia="Arial" w:hAnsi="Arial"/>
@@ -17390,6 +17797,65 @@
         </w:tc>
       </w:tr>
     </w:tbl>
+    <w:p>
+      <w:pPr>
+        <w:pBdr>
+          <w:top w:val="single" w:color="BBBBBB" w:sz="4" w:space="4"/>
+        </w:pBdr>
+        <w:spacing w:after="0" w:before="160"/>
+      </w:pPr>
+      <w:r>
+        <w:rPr>
+          <w:rFonts w:ascii="Arial" w:cs="Arial" w:eastAsia="Arial" w:hAnsi="Arial"/>
+          <w:color w:val="666666"/>
+          <w:sz w:val="14"/>
+          <w:szCs w:val="14"/>
+        </w:rPr>
+        <w:t xml:space="preserve">© 2026 SeaVuria and ARES. Aligned with KICD objectives. Developed by SeaVuria; technical implementation by ARES (with AI assistance from Claude). Licensed under </w:t>
+      </w:r>
+      <w:hyperlink w:history="1" r:id="rIdmp1apbx_lt39myooc6aq5">
+        <w:r>
+          <w:rPr>
+            <w:rFonts w:ascii="Arial" w:cs="Arial" w:eastAsia="Arial" w:hAnsi="Arial"/>
+            <w:color w:val="1F6B75"/>
+            <w:sz w:val="14"/>
+            <w:szCs w:val="14"/>
+            <w:u w:val="single" w:color="1F6B75"/>
+          </w:rPr>
+          <w:t xml:space="preserve">CC BY-NC 4.0</w:t>
+        </w:r>
+      </w:hyperlink>
+      <w:r>
+        <w:rPr>
+          <w:rFonts w:ascii="Arial" w:cs="Arial" w:eastAsia="Arial" w:hAnsi="Arial"/>
+          <w:color w:val="666666"/>
+          <w:sz w:val="14"/>
+          <w:szCs w:val="14"/>
+        </w:rPr>
+        <w:t xml:space="preserve"> (</w:t>
+      </w:r>
+      <w:hyperlink w:history="1" r:id="rIdrpbai6hq17bqrlhspurzh">
+        <w:r>
+          <w:rPr>
+            <w:rFonts w:ascii="Arial" w:cs="Arial" w:eastAsia="Arial" w:hAnsi="Arial"/>
+            <w:color w:val="1F6B75"/>
+            <w:sz w:val="14"/>
+            <w:szCs w:val="14"/>
+            <w:u w:val="single" w:color="1F6B75"/>
+          </w:rPr>
+          <w:t xml:space="preserve">https://creativecommons.org/licenses/by-nc/4.0/</w:t>
+        </w:r>
+      </w:hyperlink>
+      <w:r>
+        <w:rPr>
+          <w:rFonts w:ascii="Arial" w:cs="Arial" w:eastAsia="Arial" w:hAnsi="Arial"/>
+          <w:color w:val="666666"/>
+          <w:sz w:val="14"/>
+          <w:szCs w:val="14"/>
+        </w:rPr>
+        <w:t xml:space="preserve">).</w:t>
+      </w:r>
+    </w:p>
     <w:p>
       <w:r>
         <w:br w:type="page"/>
@@ -18381,7 +18847,7 @@
             <w:pPr>
               <w:spacing w:after="20" w:before="0"/>
             </w:pPr>
-            <w:hyperlink w:history="1" r:id="rId8uvjc8rqldpedpntsaje4">
+            <w:hyperlink w:history="1" r:id="rIdag8zwman4o7w66n8ydtts">
               <w:r>
                 <w:rPr>
                   <w:rFonts w:ascii="Arial" w:cs="Arial" w:eastAsia="Arial" w:hAnsi="Arial"/>
@@ -18414,7 +18880,7 @@
               <w:spacing w:after="10" w:before="0"/>
               <w:ind w:left="120"/>
             </w:pPr>
-            <w:hyperlink w:history="1" r:id="rIduixp0pttbuublvau5ef6z">
+            <w:hyperlink w:history="1" r:id="rIdx6pz8bc8pwqmlo5jk9ksx">
               <w:r>
                 <w:rPr>
                   <w:rFonts w:ascii="Arial" w:cs="Arial" w:eastAsia="Arial" w:hAnsi="Arial"/>
@@ -18459,7 +18925,7 @@
             <w:pPr>
               <w:spacing w:after="20" w:before="0"/>
             </w:pPr>
-            <w:hyperlink w:history="1" r:id="rIdxbtmygbi1b8cadq-i1zjf">
+            <w:hyperlink w:history="1" r:id="rIdzggtzejmumv_vnay7lwno">
               <w:r>
                 <w:rPr>
                   <w:rFonts w:ascii="Arial" w:cs="Arial" w:eastAsia="Arial" w:hAnsi="Arial"/>
@@ -18492,7 +18958,7 @@
               <w:spacing w:after="10" w:before="0"/>
               <w:ind w:left="120"/>
             </w:pPr>
-            <w:hyperlink w:history="1" r:id="rIdz8ht6e2ohncbjfzwr-ani">
+            <w:hyperlink w:history="1" r:id="rIdgr2jdo0sclnjic5d1d6dk">
               <w:r>
                 <w:rPr>
                   <w:rFonts w:ascii="Arial" w:cs="Arial" w:eastAsia="Arial" w:hAnsi="Arial"/>
@@ -18687,7 +19153,7 @@
             <w:pPr>
               <w:spacing w:after="20" w:before="0"/>
             </w:pPr>
-            <w:hyperlink w:history="1" r:id="rIdppkixzxbtr4wcqdgacacf">
+            <w:hyperlink w:history="1" r:id="rIdqugvfupa-heykcpwu-6w2">
               <w:r>
                 <w:rPr>
                   <w:rFonts w:ascii="Arial" w:cs="Arial" w:eastAsia="Arial" w:hAnsi="Arial"/>
@@ -18720,7 +19186,7 @@
               <w:spacing w:after="10" w:before="0"/>
               <w:ind w:left="120"/>
             </w:pPr>
-            <w:hyperlink w:history="1" r:id="rIdlzer7lucu9cevbl1rcqjh">
+            <w:hyperlink w:history="1" r:id="rIdyolybo57xzqp1ee0rjd-u">
               <w:r>
                 <w:rPr>
                   <w:rFonts w:ascii="Arial" w:cs="Arial" w:eastAsia="Arial" w:hAnsi="Arial"/>
@@ -18765,7 +19231,7 @@
             <w:pPr>
               <w:spacing w:after="20" w:before="0"/>
             </w:pPr>
-            <w:hyperlink w:history="1" r:id="rIdas8tj5fwshezfnwhgjpkq">
+            <w:hyperlink w:history="1" r:id="rIdfr_rdvwgcdmavo8cb9alk">
               <w:r>
                 <w:rPr>
                   <w:rFonts w:ascii="Arial" w:cs="Arial" w:eastAsia="Arial" w:hAnsi="Arial"/>
@@ -18798,7 +19264,7 @@
               <w:spacing w:after="10" w:before="0"/>
               <w:ind w:left="120"/>
             </w:pPr>
-            <w:hyperlink w:history="1" r:id="rIdlxxljougpvkwjadawhufb">
+            <w:hyperlink w:history="1" r:id="rIda5y_s9mzukpeilhe1kj47">
               <w:r>
                 <w:rPr>
                   <w:rFonts w:ascii="Arial" w:cs="Arial" w:eastAsia="Arial" w:hAnsi="Arial"/>
@@ -18993,7 +19459,7 @@
             <w:pPr>
               <w:spacing w:after="20" w:before="0"/>
             </w:pPr>
-            <w:hyperlink w:history="1" r:id="rIdjzbqnjbcjmsx-kwcdyuvn">
+            <w:hyperlink w:history="1" r:id="rIdu1-e9rdc84doxzw8p1gme">
               <w:r>
                 <w:rPr>
                   <w:rFonts w:ascii="Arial" w:cs="Arial" w:eastAsia="Arial" w:hAnsi="Arial"/>
@@ -19026,7 +19492,7 @@
               <w:spacing w:after="10" w:before="0"/>
               <w:ind w:left="120"/>
             </w:pPr>
-            <w:hyperlink w:history="1" r:id="rIdeogwv4df7_ldweavqdn4a">
+            <w:hyperlink w:history="1" r:id="rIdcmidhzvxzo0bkeilwcety">
               <w:r>
                 <w:rPr>
                   <w:rFonts w:ascii="Arial" w:cs="Arial" w:eastAsia="Arial" w:hAnsi="Arial"/>
@@ -19071,7 +19537,7 @@
             <w:pPr>
               <w:spacing w:after="20" w:before="0"/>
             </w:pPr>
-            <w:hyperlink w:history="1" r:id="rIditkvvv-tlk0_yvqfifowd">
+            <w:hyperlink w:history="1" r:id="rIdrapqy1zzdngaadjzhvfgf">
               <w:r>
                 <w:rPr>
                   <w:rFonts w:ascii="Arial" w:cs="Arial" w:eastAsia="Arial" w:hAnsi="Arial"/>
@@ -19104,7 +19570,7 @@
               <w:spacing w:after="10" w:before="0"/>
               <w:ind w:left="120"/>
             </w:pPr>
-            <w:hyperlink w:history="1" r:id="rId_sojaljcuyoem5cmvdkvb">
+            <w:hyperlink w:history="1" r:id="rIdwesjnhus2saphe0hstvq0">
               <w:r>
                 <w:rPr>
                   <w:rFonts w:ascii="Arial" w:cs="Arial" w:eastAsia="Arial" w:hAnsi="Arial"/>
@@ -19299,7 +19765,7 @@
             <w:pPr>
               <w:spacing w:after="20" w:before="0"/>
             </w:pPr>
-            <w:hyperlink w:history="1" r:id="rIdjzku2eeyvcriadvhdu9f4">
+            <w:hyperlink w:history="1" r:id="rId5g3cop72fs6jiewryt_qj">
               <w:r>
                 <w:rPr>
                   <w:rFonts w:ascii="Arial" w:cs="Arial" w:eastAsia="Arial" w:hAnsi="Arial"/>
@@ -19332,7 +19798,7 @@
               <w:spacing w:after="10" w:before="0"/>
               <w:ind w:left="120"/>
             </w:pPr>
-            <w:hyperlink w:history="1" r:id="rId3rgzzlnjb6hi-aotow_ef">
+            <w:hyperlink w:history="1" r:id="rIdggdgohi5edlqyjxcchaaw">
               <w:r>
                 <w:rPr>
                   <w:rFonts w:ascii="Arial" w:cs="Arial" w:eastAsia="Arial" w:hAnsi="Arial"/>
@@ -19377,7 +19843,7 @@
             <w:pPr>
               <w:spacing w:after="20" w:before="0"/>
             </w:pPr>
-            <w:hyperlink w:history="1" r:id="rIdsy-kcnnqf054erj_o811u">
+            <w:hyperlink w:history="1" r:id="rIdhjxxki47-wo-cp5glhcyz">
               <w:r>
                 <w:rPr>
                   <w:rFonts w:ascii="Arial" w:cs="Arial" w:eastAsia="Arial" w:hAnsi="Arial"/>
@@ -19410,7 +19876,7 @@
               <w:spacing w:after="10" w:before="0"/>
               <w:ind w:left="120"/>
             </w:pPr>
-            <w:hyperlink w:history="1" r:id="rIdxvomykdzonq84ckx1tvkh">
+            <w:hyperlink w:history="1" r:id="rIdyordyysqiddi-v1tf1wks">
               <w:r>
                 <w:rPr>
                   <w:rFonts w:ascii="Arial" w:cs="Arial" w:eastAsia="Arial" w:hAnsi="Arial"/>
@@ -19605,7 +20071,7 @@
             <w:pPr>
               <w:spacing w:after="20" w:before="0"/>
             </w:pPr>
-            <w:hyperlink w:history="1" r:id="rId4pkoygpnet4x1ukdet9f4">
+            <w:hyperlink w:history="1" r:id="rIdcn-wzbotfrkajxssmfqze">
               <w:r>
                 <w:rPr>
                   <w:rFonts w:ascii="Arial" w:cs="Arial" w:eastAsia="Arial" w:hAnsi="Arial"/>
@@ -19638,7 +20104,7 @@
               <w:spacing w:after="10" w:before="0"/>
               <w:ind w:left="120"/>
             </w:pPr>
-            <w:hyperlink w:history="1" r:id="rId-rmq3z-nx9yfi7inyhf5l">
+            <w:hyperlink w:history="1" r:id="rIdotairbomhygixpqlwgabe">
               <w:r>
                 <w:rPr>
                   <w:rFonts w:ascii="Arial" w:cs="Arial" w:eastAsia="Arial" w:hAnsi="Arial"/>
@@ -19683,7 +20149,7 @@
             <w:pPr>
               <w:spacing w:after="20" w:before="0"/>
             </w:pPr>
-            <w:hyperlink w:history="1" r:id="rIdpvrys2psxm8dcb8ki2ksu">
+            <w:hyperlink w:history="1" r:id="rIdhgvazlmvnnpicegf0bbzh">
               <w:r>
                 <w:rPr>
                   <w:rFonts w:ascii="Arial" w:cs="Arial" w:eastAsia="Arial" w:hAnsi="Arial"/>
@@ -19716,7 +20182,7 @@
               <w:spacing w:after="10" w:before="0"/>
               <w:ind w:left="120"/>
             </w:pPr>
-            <w:hyperlink w:history="1" r:id="rIdkw6qtccavhovctklyllaq">
+            <w:hyperlink w:history="1" r:id="rIdvumdvsh5iwrz2qttjovla">
               <w:r>
                 <w:rPr>
                   <w:rFonts w:ascii="Arial" w:cs="Arial" w:eastAsia="Arial" w:hAnsi="Arial"/>
@@ -20212,6 +20678,65 @@
         </w:tc>
       </w:tr>
     </w:tbl>
+    <w:p>
+      <w:pPr>
+        <w:pBdr>
+          <w:top w:val="single" w:color="BBBBBB" w:sz="4" w:space="4"/>
+        </w:pBdr>
+        <w:spacing w:after="0" w:before="160"/>
+      </w:pPr>
+      <w:r>
+        <w:rPr>
+          <w:rFonts w:ascii="Arial" w:cs="Arial" w:eastAsia="Arial" w:hAnsi="Arial"/>
+          <w:color w:val="666666"/>
+          <w:sz w:val="14"/>
+          <w:szCs w:val="14"/>
+        </w:rPr>
+        <w:t xml:space="preserve">© 2026 SeaVuria and ARES. Aligned with KICD objectives. Developed by SeaVuria; technical implementation by ARES (with AI assistance from Claude). Licensed under </w:t>
+      </w:r>
+      <w:hyperlink w:history="1" r:id="rIdausevcmkcthshq47l1ukc">
+        <w:r>
+          <w:rPr>
+            <w:rFonts w:ascii="Arial" w:cs="Arial" w:eastAsia="Arial" w:hAnsi="Arial"/>
+            <w:color w:val="1F6B75"/>
+            <w:sz w:val="14"/>
+            <w:szCs w:val="14"/>
+            <w:u w:val="single" w:color="1F6B75"/>
+          </w:rPr>
+          <w:t xml:space="preserve">CC BY-NC 4.0</w:t>
+        </w:r>
+      </w:hyperlink>
+      <w:r>
+        <w:rPr>
+          <w:rFonts w:ascii="Arial" w:cs="Arial" w:eastAsia="Arial" w:hAnsi="Arial"/>
+          <w:color w:val="666666"/>
+          <w:sz w:val="14"/>
+          <w:szCs w:val="14"/>
+        </w:rPr>
+        <w:t xml:space="preserve"> (</w:t>
+      </w:r>
+      <w:hyperlink w:history="1" r:id="rIdksuvpm5jgnxsvbbvqrdey">
+        <w:r>
+          <w:rPr>
+            <w:rFonts w:ascii="Arial" w:cs="Arial" w:eastAsia="Arial" w:hAnsi="Arial"/>
+            <w:color w:val="1F6B75"/>
+            <w:sz w:val="14"/>
+            <w:szCs w:val="14"/>
+            <w:u w:val="single" w:color="1F6B75"/>
+          </w:rPr>
+          <w:t xml:space="preserve">https://creativecommons.org/licenses/by-nc/4.0/</w:t>
+        </w:r>
+      </w:hyperlink>
+      <w:r>
+        <w:rPr>
+          <w:rFonts w:ascii="Arial" w:cs="Arial" w:eastAsia="Arial" w:hAnsi="Arial"/>
+          <w:color w:val="666666"/>
+          <w:sz w:val="14"/>
+          <w:szCs w:val="14"/>
+        </w:rPr>
+        <w:t xml:space="preserve">).</w:t>
+      </w:r>
+    </w:p>
     <w:p>
       <w:r>
         <w:br w:type="page"/>
@@ -21203,7 +21728,7 @@
             <w:pPr>
               <w:spacing w:after="20" w:before="0"/>
             </w:pPr>
-            <w:hyperlink w:history="1" r:id="rIdb51zhd7httzw2fzqyanq9">
+            <w:hyperlink w:history="1" r:id="rId63fyyzfdrpaimsf2lftd4">
               <w:r>
                 <w:rPr>
                   <w:rFonts w:ascii="Arial" w:cs="Arial" w:eastAsia="Arial" w:hAnsi="Arial"/>
@@ -21236,7 +21761,7 @@
               <w:spacing w:after="10" w:before="0"/>
               <w:ind w:left="120"/>
             </w:pPr>
-            <w:hyperlink w:history="1" r:id="rIdke7kvxi52odiqjgx09ifm">
+            <w:hyperlink w:history="1" r:id="rIdmh_3sxprfwlycwys3ctw5">
               <w:r>
                 <w:rPr>
                   <w:rFonts w:ascii="Arial" w:cs="Arial" w:eastAsia="Arial" w:hAnsi="Arial"/>
@@ -21281,7 +21806,7 @@
             <w:pPr>
               <w:spacing w:after="20" w:before="0"/>
             </w:pPr>
-            <w:hyperlink w:history="1" r:id="rId5hq0w8zxem_cgpvuyhfjl">
+            <w:hyperlink w:history="1" r:id="rIdym7j4edhl8n9xnuys66ng">
               <w:r>
                 <w:rPr>
                   <w:rFonts w:ascii="Arial" w:cs="Arial" w:eastAsia="Arial" w:hAnsi="Arial"/>
@@ -21314,7 +21839,7 @@
               <w:spacing w:after="10" w:before="0"/>
               <w:ind w:left="120"/>
             </w:pPr>
-            <w:hyperlink w:history="1" r:id="rIdvc7zahi5mrxyhx6ooy4x2">
+            <w:hyperlink w:history="1" r:id="rIdi5bwkrmql4j9vfoot4jeq">
               <w:r>
                 <w:rPr>
                   <w:rFonts w:ascii="Arial" w:cs="Arial" w:eastAsia="Arial" w:hAnsi="Arial"/>
@@ -21509,7 +22034,7 @@
             <w:pPr>
               <w:spacing w:after="20" w:before="0"/>
             </w:pPr>
-            <w:hyperlink w:history="1" r:id="rIdaunjbouondkdun38xv8oa">
+            <w:hyperlink w:history="1" r:id="rIdtqkwreuzoo7ztm01ws6-c">
               <w:r>
                 <w:rPr>
                   <w:rFonts w:ascii="Arial" w:cs="Arial" w:eastAsia="Arial" w:hAnsi="Arial"/>
@@ -21542,7 +22067,7 @@
               <w:spacing w:after="10" w:before="0"/>
               <w:ind w:left="120"/>
             </w:pPr>
-            <w:hyperlink w:history="1" r:id="rIdi_nvclsajpgcntntt-32z">
+            <w:hyperlink w:history="1" r:id="rId4dhdj6ith3mupke-zem0f">
               <w:r>
                 <w:rPr>
                   <w:rFonts w:ascii="Arial" w:cs="Arial" w:eastAsia="Arial" w:hAnsi="Arial"/>
@@ -21587,7 +22112,7 @@
             <w:pPr>
               <w:spacing w:after="20" w:before="0"/>
             </w:pPr>
-            <w:hyperlink w:history="1" r:id="rIdgpupb4or2ra5jtk2foejs">
+            <w:hyperlink w:history="1" r:id="rIdlvcp4g1hbv6xxj3eguuzd">
               <w:r>
                 <w:rPr>
                   <w:rFonts w:ascii="Arial" w:cs="Arial" w:eastAsia="Arial" w:hAnsi="Arial"/>
@@ -21620,7 +22145,7 @@
               <w:spacing w:after="10" w:before="0"/>
               <w:ind w:left="120"/>
             </w:pPr>
-            <w:hyperlink w:history="1" r:id="rIdwlajp9wpbv-aulb6tzsrv">
+            <w:hyperlink w:history="1" r:id="rIdelqxhg5bmsvst8pu55nbi">
               <w:r>
                 <w:rPr>
                   <w:rFonts w:ascii="Arial" w:cs="Arial" w:eastAsia="Arial" w:hAnsi="Arial"/>
@@ -21815,7 +22340,7 @@
             <w:pPr>
               <w:spacing w:after="20" w:before="0"/>
             </w:pPr>
-            <w:hyperlink w:history="1" r:id="rIdhhs_0-ccwinij-fqcwd1c">
+            <w:hyperlink w:history="1" r:id="rIde8kytqiunihqv73eqrcwi">
               <w:r>
                 <w:rPr>
                   <w:rFonts w:ascii="Arial" w:cs="Arial" w:eastAsia="Arial" w:hAnsi="Arial"/>
@@ -21848,7 +22373,7 @@
               <w:spacing w:after="10" w:before="0"/>
               <w:ind w:left="120"/>
             </w:pPr>
-            <w:hyperlink w:history="1" r:id="rIdulphijb1kclj4jwjghwfr">
+            <w:hyperlink w:history="1" r:id="rIdvdmj6gv9lbg_u9rergjom">
               <w:r>
                 <w:rPr>
                   <w:rFonts w:ascii="Arial" w:cs="Arial" w:eastAsia="Arial" w:hAnsi="Arial"/>
@@ -21893,7 +22418,7 @@
             <w:pPr>
               <w:spacing w:after="20" w:before="0"/>
             </w:pPr>
-            <w:hyperlink w:history="1" r:id="rIdk-ciflmvk5mibro5d887g">
+            <w:hyperlink w:history="1" r:id="rIdrtttapqozg0vi7wkmz1uy">
               <w:r>
                 <w:rPr>
                   <w:rFonts w:ascii="Arial" w:cs="Arial" w:eastAsia="Arial" w:hAnsi="Arial"/>
@@ -21926,7 +22451,7 @@
               <w:spacing w:after="10" w:before="0"/>
               <w:ind w:left="120"/>
             </w:pPr>
-            <w:hyperlink w:history="1" r:id="rIdvptrqk_tpnpc1nyfjjplc">
+            <w:hyperlink w:history="1" r:id="rIdb9dvsxfjkqemntjqicelx">
               <w:r>
                 <w:rPr>
                   <w:rFonts w:ascii="Arial" w:cs="Arial" w:eastAsia="Arial" w:hAnsi="Arial"/>
@@ -22121,7 +22646,7 @@
             <w:pPr>
               <w:spacing w:after="20" w:before="0"/>
             </w:pPr>
-            <w:hyperlink w:history="1" r:id="rIdrfk-doi2haoahjsbpi2gy">
+            <w:hyperlink w:history="1" r:id="rIddscp-k5avyjp838-20lu3">
               <w:r>
                 <w:rPr>
                   <w:rFonts w:ascii="Arial" w:cs="Arial" w:eastAsia="Arial" w:hAnsi="Arial"/>
@@ -22154,7 +22679,7 @@
               <w:spacing w:after="10" w:before="0"/>
               <w:ind w:left="120"/>
             </w:pPr>
-            <w:hyperlink w:history="1" r:id="rIdovcpxeigfrevh88pg_dke">
+            <w:hyperlink w:history="1" r:id="rIdzbdgckqle8re2x50ejdve">
               <w:r>
                 <w:rPr>
                   <w:rFonts w:ascii="Arial" w:cs="Arial" w:eastAsia="Arial" w:hAnsi="Arial"/>
@@ -22199,7 +22724,7 @@
             <w:pPr>
               <w:spacing w:after="20" w:before="0"/>
             </w:pPr>
-            <w:hyperlink w:history="1" r:id="rIduxtaum9xmabv0mevc7bft">
+            <w:hyperlink w:history="1" r:id="rIdovab_xnh27bxiblyu3ph2">
               <w:r>
                 <w:rPr>
                   <w:rFonts w:ascii="Arial" w:cs="Arial" w:eastAsia="Arial" w:hAnsi="Arial"/>
@@ -22232,7 +22757,7 @@
               <w:spacing w:after="10" w:before="0"/>
               <w:ind w:left="120"/>
             </w:pPr>
-            <w:hyperlink w:history="1" r:id="rIdk66se_-wve-sczpw7_pzr">
+            <w:hyperlink w:history="1" r:id="rId83ndqqli0mhjdqocp45pj">
               <w:r>
                 <w:rPr>
                   <w:rFonts w:ascii="Arial" w:cs="Arial" w:eastAsia="Arial" w:hAnsi="Arial"/>
@@ -22427,7 +22952,7 @@
             <w:pPr>
               <w:spacing w:after="20" w:before="0"/>
             </w:pPr>
-            <w:hyperlink w:history="1" r:id="rIdwc7v6mb4qgfpkflskozmc">
+            <w:hyperlink w:history="1" r:id="rIdrzpd3q8masiihqobgdezk">
               <w:r>
                 <w:rPr>
                   <w:rFonts w:ascii="Arial" w:cs="Arial" w:eastAsia="Arial" w:hAnsi="Arial"/>
@@ -22460,7 +22985,7 @@
               <w:spacing w:after="10" w:before="0"/>
               <w:ind w:left="120"/>
             </w:pPr>
-            <w:hyperlink w:history="1" r:id="rId367bavfx4az-vrtayo7_b">
+            <w:hyperlink w:history="1" r:id="rIddle2knxfc-j_5ql8yvccz">
               <w:r>
                 <w:rPr>
                   <w:rFonts w:ascii="Arial" w:cs="Arial" w:eastAsia="Arial" w:hAnsi="Arial"/>
@@ -22505,7 +23030,7 @@
             <w:pPr>
               <w:spacing w:after="20" w:before="0"/>
             </w:pPr>
-            <w:hyperlink w:history="1" r:id="rId2_hjtcqecfht51xuojaht">
+            <w:hyperlink w:history="1" r:id="rId2nyyuimhn5cmj5zrixznz">
               <w:r>
                 <w:rPr>
                   <w:rFonts w:ascii="Arial" w:cs="Arial" w:eastAsia="Arial" w:hAnsi="Arial"/>
@@ -22538,7 +23063,7 @@
               <w:spacing w:after="10" w:before="0"/>
               <w:ind w:left="120"/>
             </w:pPr>
-            <w:hyperlink w:history="1" r:id="rIdtniufgnrb83ag5mjfeui1">
+            <w:hyperlink w:history="1" r:id="rIdclipmqepgkz8e4mlc73ib">
               <w:r>
                 <w:rPr>
                   <w:rFonts w:ascii="Arial" w:cs="Arial" w:eastAsia="Arial" w:hAnsi="Arial"/>
@@ -23034,6 +23559,65 @@
         </w:tc>
       </w:tr>
     </w:tbl>
+    <w:p>
+      <w:pPr>
+        <w:pBdr>
+          <w:top w:val="single" w:color="BBBBBB" w:sz="4" w:space="4"/>
+        </w:pBdr>
+        <w:spacing w:after="0" w:before="160"/>
+      </w:pPr>
+      <w:r>
+        <w:rPr>
+          <w:rFonts w:ascii="Arial" w:cs="Arial" w:eastAsia="Arial" w:hAnsi="Arial"/>
+          <w:color w:val="666666"/>
+          <w:sz w:val="14"/>
+          <w:szCs w:val="14"/>
+        </w:rPr>
+        <w:t xml:space="preserve">© 2026 SeaVuria and ARES. Aligned with KICD objectives. Developed by SeaVuria; technical implementation by ARES (with AI assistance from Claude). Licensed under </w:t>
+      </w:r>
+      <w:hyperlink w:history="1" r:id="rIdpkm98vawncoejgj6ljwp0">
+        <w:r>
+          <w:rPr>
+            <w:rFonts w:ascii="Arial" w:cs="Arial" w:eastAsia="Arial" w:hAnsi="Arial"/>
+            <w:color w:val="1F6B75"/>
+            <w:sz w:val="14"/>
+            <w:szCs w:val="14"/>
+            <w:u w:val="single" w:color="1F6B75"/>
+          </w:rPr>
+          <w:t xml:space="preserve">CC BY-NC 4.0</w:t>
+        </w:r>
+      </w:hyperlink>
+      <w:r>
+        <w:rPr>
+          <w:rFonts w:ascii="Arial" w:cs="Arial" w:eastAsia="Arial" w:hAnsi="Arial"/>
+          <w:color w:val="666666"/>
+          <w:sz w:val="14"/>
+          <w:szCs w:val="14"/>
+        </w:rPr>
+        <w:t xml:space="preserve"> (</w:t>
+      </w:r>
+      <w:hyperlink w:history="1" r:id="rIdl4npmoabcw6kgnothiabz">
+        <w:r>
+          <w:rPr>
+            <w:rFonts w:ascii="Arial" w:cs="Arial" w:eastAsia="Arial" w:hAnsi="Arial"/>
+            <w:color w:val="1F6B75"/>
+            <w:sz w:val="14"/>
+            <w:szCs w:val="14"/>
+            <w:u w:val="single" w:color="1F6B75"/>
+          </w:rPr>
+          <w:t xml:space="preserve">https://creativecommons.org/licenses/by-nc/4.0/</w:t>
+        </w:r>
+      </w:hyperlink>
+      <w:r>
+        <w:rPr>
+          <w:rFonts w:ascii="Arial" w:cs="Arial" w:eastAsia="Arial" w:hAnsi="Arial"/>
+          <w:color w:val="666666"/>
+          <w:sz w:val="14"/>
+          <w:szCs w:val="14"/>
+        </w:rPr>
+        <w:t xml:space="preserve">).</w:t>
+      </w:r>
+    </w:p>
     <w:p>
       <w:r>
         <w:br w:type="page"/>
@@ -24204,7 +24788,7 @@
             <w:pPr>
               <w:spacing w:after="20" w:before="0"/>
             </w:pPr>
-            <w:hyperlink w:history="1" r:id="rIdb53vx7d9rxvw3xaosbfp4">
+            <w:hyperlink w:history="1" r:id="rIdyfbwho41kp4ry1pwqg4qp">
               <w:r>
                 <w:rPr>
                   <w:rFonts w:ascii="Arial" w:cs="Arial" w:eastAsia="Arial" w:hAnsi="Arial"/>
@@ -24237,7 +24821,7 @@
               <w:spacing w:after="10" w:before="0"/>
               <w:ind w:left="120"/>
             </w:pPr>
-            <w:hyperlink w:history="1" r:id="rIdtaywdote2dremud32lctm">
+            <w:hyperlink w:history="1" r:id="rIdulnwu6hhnzo1i7y7guqve">
               <w:r>
                 <w:rPr>
                   <w:rFonts w:ascii="Arial" w:cs="Arial" w:eastAsia="Arial" w:hAnsi="Arial"/>
@@ -24282,7 +24866,7 @@
             <w:pPr>
               <w:spacing w:after="20" w:before="0"/>
             </w:pPr>
-            <w:hyperlink w:history="1" r:id="rIdrjnhbr-2tss8tqfdbgcly">
+            <w:hyperlink w:history="1" r:id="rIddanwbptvy4tzhnssl_ume">
               <w:r>
                 <w:rPr>
                   <w:rFonts w:ascii="Arial" w:cs="Arial" w:eastAsia="Arial" w:hAnsi="Arial"/>
@@ -24315,7 +24899,7 @@
               <w:spacing w:after="10" w:before="0"/>
               <w:ind w:left="120"/>
             </w:pPr>
-            <w:hyperlink w:history="1" r:id="rIdux9j-ltk4p4iadcv6uvqp">
+            <w:hyperlink w:history="1" r:id="rIdrim6qv1748jlwlc9lsrbu">
               <w:r>
                 <w:rPr>
                   <w:rFonts w:ascii="Arial" w:cs="Arial" w:eastAsia="Arial" w:hAnsi="Arial"/>
@@ -24510,7 +25094,7 @@
             <w:pPr>
               <w:spacing w:after="20" w:before="0"/>
             </w:pPr>
-            <w:hyperlink w:history="1" r:id="rIdqb5mn5xnqjuliotpoykc-">
+            <w:hyperlink w:history="1" r:id="rIdx4h6b9yvttxnvfhw-9xhm">
               <w:r>
                 <w:rPr>
                   <w:rFonts w:ascii="Arial" w:cs="Arial" w:eastAsia="Arial" w:hAnsi="Arial"/>
@@ -24543,7 +25127,7 @@
               <w:spacing w:after="10" w:before="0"/>
               <w:ind w:left="120"/>
             </w:pPr>
-            <w:hyperlink w:history="1" r:id="rIdoz4maisq2dnrqminww9kh">
+            <w:hyperlink w:history="1" r:id="rIdmacigrj1dfhmjvec0q0m3">
               <w:r>
                 <w:rPr>
                   <w:rFonts w:ascii="Arial" w:cs="Arial" w:eastAsia="Arial" w:hAnsi="Arial"/>
@@ -24588,7 +25172,7 @@
             <w:pPr>
               <w:spacing w:after="20" w:before="0"/>
             </w:pPr>
-            <w:hyperlink w:history="1" r:id="rIduq-99kulgqwbbhaanvwdk">
+            <w:hyperlink w:history="1" r:id="rIdo56zpmcsuliee6u7voefk">
               <w:r>
                 <w:rPr>
                   <w:rFonts w:ascii="Arial" w:cs="Arial" w:eastAsia="Arial" w:hAnsi="Arial"/>
@@ -24621,7 +25205,7 @@
               <w:spacing w:after="10" w:before="0"/>
               <w:ind w:left="120"/>
             </w:pPr>
-            <w:hyperlink w:history="1" r:id="rId0mtubrlkjkeohej4_fscj">
+            <w:hyperlink w:history="1" r:id="rIdsnzdpwufkhn9bpt3hwoir">
               <w:r>
                 <w:rPr>
                   <w:rFonts w:ascii="Arial" w:cs="Arial" w:eastAsia="Arial" w:hAnsi="Arial"/>
@@ -24816,7 +25400,7 @@
             <w:pPr>
               <w:spacing w:after="20" w:before="0"/>
             </w:pPr>
-            <w:hyperlink w:history="1" r:id="rIdkzw8lrkoh9uv4mjkssxl0">
+            <w:hyperlink w:history="1" r:id="rIdckwff4gdse5-te7qawjn-">
               <w:r>
                 <w:rPr>
                   <w:rFonts w:ascii="Arial" w:cs="Arial" w:eastAsia="Arial" w:hAnsi="Arial"/>
@@ -24849,7 +25433,7 @@
               <w:spacing w:after="10" w:before="0"/>
               <w:ind w:left="120"/>
             </w:pPr>
-            <w:hyperlink w:history="1" r:id="rIdhke_2r9viqnohrmqaljkm">
+            <w:hyperlink w:history="1" r:id="rIdf053vigwpjdwhw3w5clmk">
               <w:r>
                 <w:rPr>
                   <w:rFonts w:ascii="Arial" w:cs="Arial" w:eastAsia="Arial" w:hAnsi="Arial"/>
@@ -24894,7 +25478,7 @@
             <w:pPr>
               <w:spacing w:after="20" w:before="0"/>
             </w:pPr>
-            <w:hyperlink w:history="1" r:id="rIdohlq5z-q-lddiq0i0vrhb">
+            <w:hyperlink w:history="1" r:id="rIdbk5iblfegm3xue3_mgtaz">
               <w:r>
                 <w:rPr>
                   <w:rFonts w:ascii="Arial" w:cs="Arial" w:eastAsia="Arial" w:hAnsi="Arial"/>
@@ -24927,7 +25511,7 @@
               <w:spacing w:after="10" w:before="0"/>
               <w:ind w:left="120"/>
             </w:pPr>
-            <w:hyperlink w:history="1" r:id="rIdtg1wdebibduvaf_wb7ffz">
+            <w:hyperlink w:history="1" r:id="rIddorv663pf8fqfmkk6imp5">
               <w:r>
                 <w:rPr>
                   <w:rFonts w:ascii="Arial" w:cs="Arial" w:eastAsia="Arial" w:hAnsi="Arial"/>
@@ -25122,7 +25706,7 @@
             <w:pPr>
               <w:spacing w:after="20" w:before="0"/>
             </w:pPr>
-            <w:hyperlink w:history="1" r:id="rIdmw1o0ba0ihifjwn0uov3a">
+            <w:hyperlink w:history="1" r:id="rIdn0dkhwqdn72aw2p2l8twh">
               <w:r>
                 <w:rPr>
                   <w:rFonts w:ascii="Arial" w:cs="Arial" w:eastAsia="Arial" w:hAnsi="Arial"/>
@@ -25155,7 +25739,7 @@
               <w:spacing w:after="10" w:before="0"/>
               <w:ind w:left="120"/>
             </w:pPr>
-            <w:hyperlink w:history="1" r:id="rIdcaabtbxbdqbq7pinmezs-">
+            <w:hyperlink w:history="1" r:id="rIdqzy1zzurivduuo5fxt-w9">
               <w:r>
                 <w:rPr>
                   <w:rFonts w:ascii="Arial" w:cs="Arial" w:eastAsia="Arial" w:hAnsi="Arial"/>
@@ -25200,7 +25784,7 @@
             <w:pPr>
               <w:spacing w:after="20" w:before="0"/>
             </w:pPr>
-            <w:hyperlink w:history="1" r:id="rIdfqbyhdouqfxvmn9b4shky">
+            <w:hyperlink w:history="1" r:id="rIdiepototjptc7fccunm7nz">
               <w:r>
                 <w:rPr>
                   <w:rFonts w:ascii="Arial" w:cs="Arial" w:eastAsia="Arial" w:hAnsi="Arial"/>
@@ -25233,7 +25817,7 @@
               <w:spacing w:after="10" w:before="0"/>
               <w:ind w:left="120"/>
             </w:pPr>
-            <w:hyperlink w:history="1" r:id="rId_0xd_ozdacrl4bjqg_tmm">
+            <w:hyperlink w:history="1" r:id="rIdfk2nztdt3ulbmc9bgiwz1">
               <w:r>
                 <w:rPr>
                   <w:rFonts w:ascii="Arial" w:cs="Arial" w:eastAsia="Arial" w:hAnsi="Arial"/>
@@ -25428,7 +26012,7 @@
             <w:pPr>
               <w:spacing w:after="20" w:before="0"/>
             </w:pPr>
-            <w:hyperlink w:history="1" r:id="rIdnedwrndkkyox3jwngsarz">
+            <w:hyperlink w:history="1" r:id="rIdmtoxiysvjmfuescqrk929">
               <w:r>
                 <w:rPr>
                   <w:rFonts w:ascii="Arial" w:cs="Arial" w:eastAsia="Arial" w:hAnsi="Arial"/>
@@ -25461,7 +26045,7 @@
               <w:spacing w:after="10" w:before="0"/>
               <w:ind w:left="120"/>
             </w:pPr>
-            <w:hyperlink w:history="1" r:id="rIdcqkzhdnm7fjm72gu7ltfh">
+            <w:hyperlink w:history="1" r:id="rIdq96zmn9f7n8nsl3f9ne8y">
               <w:r>
                 <w:rPr>
                   <w:rFonts w:ascii="Arial" w:cs="Arial" w:eastAsia="Arial" w:hAnsi="Arial"/>
@@ -25506,7 +26090,7 @@
             <w:pPr>
               <w:spacing w:after="20" w:before="0"/>
             </w:pPr>
-            <w:hyperlink w:history="1" r:id="rIdcj4w6v3ds3a5e2rivkhmj">
+            <w:hyperlink w:history="1" r:id="rIdg2wwswuqf79fdss9g6j-j">
               <w:r>
                 <w:rPr>
                   <w:rFonts w:ascii="Arial" w:cs="Arial" w:eastAsia="Arial" w:hAnsi="Arial"/>
@@ -25539,7 +26123,7 @@
               <w:spacing w:after="10" w:before="0"/>
               <w:ind w:left="120"/>
             </w:pPr>
-            <w:hyperlink w:history="1" r:id="rIdk7y_hor18obtrpqkstji5">
+            <w:hyperlink w:history="1" r:id="rIdz3d0my2leqhnfgkgs5umy">
               <w:r>
                 <w:rPr>
                   <w:rFonts w:ascii="Arial" w:cs="Arial" w:eastAsia="Arial" w:hAnsi="Arial"/>
@@ -26111,6 +26695,65 @@
         </w:tc>
       </w:tr>
     </w:tbl>
+    <w:p>
+      <w:pPr>
+        <w:pBdr>
+          <w:top w:val="single" w:color="BBBBBB" w:sz="4" w:space="4"/>
+        </w:pBdr>
+        <w:spacing w:after="0" w:before="160"/>
+      </w:pPr>
+      <w:r>
+        <w:rPr>
+          <w:rFonts w:ascii="Arial" w:cs="Arial" w:eastAsia="Arial" w:hAnsi="Arial"/>
+          <w:color w:val="666666"/>
+          <w:sz w:val="14"/>
+          <w:szCs w:val="14"/>
+        </w:rPr>
+        <w:t xml:space="preserve">© 2026 SeaVuria and ARES. Aligned with KICD objectives. Developed by SeaVuria; technical implementation by ARES (with AI assistance from Claude). Licensed under </w:t>
+      </w:r>
+      <w:hyperlink w:history="1" r:id="rIdus3jkjlgc3lmgc0se9qa1">
+        <w:r>
+          <w:rPr>
+            <w:rFonts w:ascii="Arial" w:cs="Arial" w:eastAsia="Arial" w:hAnsi="Arial"/>
+            <w:color w:val="1F6B75"/>
+            <w:sz w:val="14"/>
+            <w:szCs w:val="14"/>
+            <w:u w:val="single" w:color="1F6B75"/>
+          </w:rPr>
+          <w:t xml:space="preserve">CC BY-NC 4.0</w:t>
+        </w:r>
+      </w:hyperlink>
+      <w:r>
+        <w:rPr>
+          <w:rFonts w:ascii="Arial" w:cs="Arial" w:eastAsia="Arial" w:hAnsi="Arial"/>
+          <w:color w:val="666666"/>
+          <w:sz w:val="14"/>
+          <w:szCs w:val="14"/>
+        </w:rPr>
+        <w:t xml:space="preserve"> (</w:t>
+      </w:r>
+      <w:hyperlink w:history="1" r:id="rIdtrijqxlphfhz45kkdw_pv">
+        <w:r>
+          <w:rPr>
+            <w:rFonts w:ascii="Arial" w:cs="Arial" w:eastAsia="Arial" w:hAnsi="Arial"/>
+            <w:color w:val="1F6B75"/>
+            <w:sz w:val="14"/>
+            <w:szCs w:val="14"/>
+            <w:u w:val="single" w:color="1F6B75"/>
+          </w:rPr>
+          <w:t xml:space="preserve">https://creativecommons.org/licenses/by-nc/4.0/</w:t>
+        </w:r>
+      </w:hyperlink>
+      <w:r>
+        <w:rPr>
+          <w:rFonts w:ascii="Arial" w:cs="Arial" w:eastAsia="Arial" w:hAnsi="Arial"/>
+          <w:color w:val="666666"/>
+          <w:sz w:val="14"/>
+          <w:szCs w:val="14"/>
+        </w:rPr>
+        <w:t xml:space="preserve">).</w:t>
+      </w:r>
+    </w:p>
     <w:p>
       <w:r>
         <w:br w:type="page"/>

--- a/data/outputs/v2/Essential_Mathematics/SS3.1_Statistics_1/Essential_Mathematics_Statistics_1_CBE_LessonSequence.docx
+++ b/data/outputs/v2/Essential_Mathematics/SS3.1_Statistics_1/Essential_Mathematics_Statistics_1_CBE_LessonSequence.docx
@@ -38,6 +38,2526 @@
           <w:szCs w:val="22"/>
         </w:rPr>
         <w:t xml:space="preserve">CBE Phenomenon-Driven Lesson Sequence — Sub-Strand 3.1 (8 Lessons)</w:t>
+      </w:r>
+    </w:p>
+    <w:p>
+      <w:pPr>
+        <w:spacing w:after="120"/>
+      </w:pPr>
+      <w:r>
+        <w:t xml:space="preserve"/>
+      </w:r>
+    </w:p>
+    <w:tbl>
+      <w:tblPr>
+        <w:tblW w:type="dxa" w:w="13680"/>
+        <w:tblBorders>
+          <w:top w:val="single" w:color="AAAAAA" w:sz="4"/>
+          <w:left w:val="single" w:color="AAAAAA" w:sz="4"/>
+          <w:bottom w:val="single" w:color="AAAAAA" w:sz="4"/>
+          <w:right w:val="single" w:color="AAAAAA" w:sz="4"/>
+          <w:insideH w:val="single" w:color="auto" w:sz="4"/>
+          <w:insideV w:val="single" w:color="auto" w:sz="4"/>
+        </w:tblBorders>
+        <w:tblLayout w:type="fixed"/>
+      </w:tblPr>
+      <w:tblGrid>
+        <w:gridCol w:w="3000"/>
+        <w:gridCol w:w="10680"/>
+      </w:tblGrid>
+      <w:tr>
+        <w:tc>
+          <w:tcPr>
+            <w:tcW w:type="dxa" w:w="13680"/>
+            <w:gridSpan w:val="2"/>
+            <w:shd w:fill="1F3864" w:color="auto" w:val="clear"/>
+            <w:tcMar>
+              <w:top w:type="dxa" w:w="60"/>
+              <w:left w:type="dxa" w:w="120"/>
+              <w:bottom w:type="dxa" w:w="60"/>
+              <w:right w:type="dxa" w:w="120"/>
+            </w:tcMar>
+            <w:vAlign w:val="top"/>
+          </w:tcPr>
+          <w:p>
+            <w:pPr>
+              <w:spacing w:after="40" w:before="0"/>
+              <w:jc w:val="center"/>
+            </w:pPr>
+            <w:r>
+              <w:rPr>
+                <w:rFonts w:ascii="Arial" w:cs="Arial" w:eastAsia="Arial" w:hAnsi="Arial"/>
+                <w:b/>
+                <w:bCs/>
+                <w:i w:val="false"/>
+                <w:iCs w:val="false"/>
+                <w:color w:val="FFFFFF"/>
+                <w:sz w:val="22"/>
+                <w:szCs w:val="22"/>
+              </w:rPr>
+              <w:t xml:space="preserve">SUB-STRAND OVERVIEW</w:t>
+            </w:r>
+          </w:p>
+        </w:tc>
+      </w:tr>
+      <w:tr>
+        <w:tc>
+          <w:tcPr>
+            <w:tcW w:type="dxa" w:w="3000"/>
+            <w:shd w:fill="D5E8F0" w:color="auto" w:val="clear"/>
+            <w:tcMar>
+              <w:top w:type="dxa" w:w="60"/>
+              <w:left w:type="dxa" w:w="120"/>
+              <w:bottom w:type="dxa" w:w="60"/>
+              <w:right w:type="dxa" w:w="120"/>
+            </w:tcMar>
+            <w:vAlign w:val="top"/>
+          </w:tcPr>
+          <w:p>
+            <w:pPr>
+              <w:spacing w:after="40" w:before="0"/>
+              <w:jc w:val="left"/>
+            </w:pPr>
+            <w:r>
+              <w:rPr>
+                <w:rFonts w:ascii="Arial" w:cs="Arial" w:eastAsia="Arial" w:hAnsi="Arial"/>
+                <w:b/>
+                <w:bCs/>
+                <w:i w:val="false"/>
+                <w:iCs w:val="false"/>
+                <w:color w:val="000000"/>
+                <w:sz w:val="18"/>
+                <w:szCs w:val="18"/>
+              </w:rPr>
+              <w:t xml:space="preserve">Grade Level</w:t>
+            </w:r>
+          </w:p>
+        </w:tc>
+        <w:tc>
+          <w:tcPr>
+            <w:tcW w:type="dxa" w:w="10680"/>
+            <w:shd w:fill="FFFFFF" w:color="auto" w:val="clear"/>
+            <w:tcMar>
+              <w:top w:type="dxa" w:w="60"/>
+              <w:left w:type="dxa" w:w="120"/>
+              <w:bottom w:type="dxa" w:w="60"/>
+              <w:right w:type="dxa" w:w="120"/>
+            </w:tcMar>
+            <w:vAlign w:val="top"/>
+          </w:tcPr>
+          <w:p>
+            <w:pPr>
+              <w:spacing w:after="40" w:before="0"/>
+              <w:jc w:val="left"/>
+            </w:pPr>
+            <w:r>
+              <w:rPr>
+                <w:rFonts w:ascii="Arial" w:cs="Arial" w:eastAsia="Arial" w:hAnsi="Arial"/>
+                <w:b w:val="false"/>
+                <w:bCs w:val="false"/>
+                <w:i w:val="false"/>
+                <w:iCs w:val="false"/>
+                <w:color w:val="000000"/>
+                <w:sz w:val="18"/>
+                <w:szCs w:val="18"/>
+              </w:rPr>
+              <w:t xml:space="preserve">10</w:t>
+            </w:r>
+          </w:p>
+        </w:tc>
+      </w:tr>
+      <w:tr>
+        <w:tc>
+          <w:tcPr>
+            <w:tcW w:type="dxa" w:w="3000"/>
+            <w:shd w:fill="D5E8F0" w:color="auto" w:val="clear"/>
+            <w:tcMar>
+              <w:top w:type="dxa" w:w="60"/>
+              <w:left w:type="dxa" w:w="120"/>
+              <w:bottom w:type="dxa" w:w="60"/>
+              <w:right w:type="dxa" w:w="120"/>
+            </w:tcMar>
+            <w:vAlign w:val="top"/>
+          </w:tcPr>
+          <w:p>
+            <w:pPr>
+              <w:spacing w:after="40" w:before="0"/>
+              <w:jc w:val="left"/>
+            </w:pPr>
+            <w:r>
+              <w:rPr>
+                <w:rFonts w:ascii="Arial" w:cs="Arial" w:eastAsia="Arial" w:hAnsi="Arial"/>
+                <w:b/>
+                <w:bCs/>
+                <w:i w:val="false"/>
+                <w:iCs w:val="false"/>
+                <w:color w:val="000000"/>
+                <w:sz w:val="18"/>
+                <w:szCs w:val="18"/>
+              </w:rPr>
+              <w:t xml:space="preserve">Subject</w:t>
+            </w:r>
+          </w:p>
+        </w:tc>
+        <w:tc>
+          <w:tcPr>
+            <w:tcW w:type="dxa" w:w="10680"/>
+            <w:shd w:fill="FFFFFF" w:color="auto" w:val="clear"/>
+            <w:tcMar>
+              <w:top w:type="dxa" w:w="60"/>
+              <w:left w:type="dxa" w:w="120"/>
+              <w:bottom w:type="dxa" w:w="60"/>
+              <w:right w:type="dxa" w:w="120"/>
+            </w:tcMar>
+            <w:vAlign w:val="top"/>
+          </w:tcPr>
+          <w:p>
+            <w:pPr>
+              <w:spacing w:after="40" w:before="0"/>
+              <w:jc w:val="left"/>
+            </w:pPr>
+            <w:r>
+              <w:rPr>
+                <w:rFonts w:ascii="Arial" w:cs="Arial" w:eastAsia="Arial" w:hAnsi="Arial"/>
+                <w:b w:val="false"/>
+                <w:bCs w:val="false"/>
+                <w:i w:val="false"/>
+                <w:iCs w:val="false"/>
+                <w:color w:val="000000"/>
+                <w:sz w:val="18"/>
+                <w:szCs w:val="18"/>
+              </w:rPr>
+              <w:t xml:space="preserve">Essential Mathematics</w:t>
+            </w:r>
+          </w:p>
+        </w:tc>
+      </w:tr>
+      <w:tr>
+        <w:tc>
+          <w:tcPr>
+            <w:tcW w:type="dxa" w:w="3000"/>
+            <w:shd w:fill="D5E8F0" w:color="auto" w:val="clear"/>
+            <w:tcMar>
+              <w:top w:type="dxa" w:w="60"/>
+              <w:left w:type="dxa" w:w="120"/>
+              <w:bottom w:type="dxa" w:w="60"/>
+              <w:right w:type="dxa" w:w="120"/>
+            </w:tcMar>
+            <w:vAlign w:val="top"/>
+          </w:tcPr>
+          <w:p>
+            <w:pPr>
+              <w:spacing w:after="40" w:before="0"/>
+              <w:jc w:val="left"/>
+            </w:pPr>
+            <w:r>
+              <w:rPr>
+                <w:rFonts w:ascii="Arial" w:cs="Arial" w:eastAsia="Arial" w:hAnsi="Arial"/>
+                <w:b/>
+                <w:bCs/>
+                <w:i w:val="false"/>
+                <w:iCs w:val="false"/>
+                <w:color w:val="000000"/>
+                <w:sz w:val="18"/>
+                <w:szCs w:val="18"/>
+              </w:rPr>
+              <w:t xml:space="preserve">Strand</w:t>
+            </w:r>
+          </w:p>
+        </w:tc>
+        <w:tc>
+          <w:tcPr>
+            <w:tcW w:type="dxa" w:w="10680"/>
+            <w:shd w:fill="FFFFFF" w:color="auto" w:val="clear"/>
+            <w:tcMar>
+              <w:top w:type="dxa" w:w="60"/>
+              <w:left w:type="dxa" w:w="120"/>
+              <w:bottom w:type="dxa" w:w="60"/>
+              <w:right w:type="dxa" w:w="120"/>
+            </w:tcMar>
+            <w:vAlign w:val="top"/>
+          </w:tcPr>
+          <w:p>
+            <w:pPr>
+              <w:spacing w:after="40" w:before="0"/>
+              <w:jc w:val="left"/>
+            </w:pPr>
+            <w:r>
+              <w:rPr>
+                <w:rFonts w:ascii="Arial" w:cs="Arial" w:eastAsia="Arial" w:hAnsi="Arial"/>
+                <w:b w:val="false"/>
+                <w:bCs w:val="false"/>
+                <w:i w:val="false"/>
+                <w:iCs w:val="false"/>
+                <w:color w:val="000000"/>
+                <w:sz w:val="18"/>
+                <w:szCs w:val="18"/>
+              </w:rPr>
+              <w:t xml:space="preserve">Strand 3.0: Statistics and Probability</w:t>
+            </w:r>
+          </w:p>
+        </w:tc>
+      </w:tr>
+      <w:tr>
+        <w:tc>
+          <w:tcPr>
+            <w:tcW w:type="dxa" w:w="3000"/>
+            <w:shd w:fill="D5E8F0" w:color="auto" w:val="clear"/>
+            <w:tcMar>
+              <w:top w:type="dxa" w:w="60"/>
+              <w:left w:type="dxa" w:w="120"/>
+              <w:bottom w:type="dxa" w:w="60"/>
+              <w:right w:type="dxa" w:w="120"/>
+            </w:tcMar>
+            <w:vAlign w:val="top"/>
+          </w:tcPr>
+          <w:p>
+            <w:pPr>
+              <w:spacing w:after="40" w:before="0"/>
+              <w:jc w:val="left"/>
+            </w:pPr>
+            <w:r>
+              <w:rPr>
+                <w:rFonts w:ascii="Arial" w:cs="Arial" w:eastAsia="Arial" w:hAnsi="Arial"/>
+                <w:b/>
+                <w:bCs/>
+                <w:i w:val="false"/>
+                <w:iCs w:val="false"/>
+                <w:color w:val="000000"/>
+                <w:sz w:val="18"/>
+                <w:szCs w:val="18"/>
+              </w:rPr>
+              <w:t xml:space="preserve">Sub-Strand</w:t>
+            </w:r>
+          </w:p>
+        </w:tc>
+        <w:tc>
+          <w:tcPr>
+            <w:tcW w:type="dxa" w:w="10680"/>
+            <w:shd w:fill="FFFFFF" w:color="auto" w:val="clear"/>
+            <w:tcMar>
+              <w:top w:type="dxa" w:w="60"/>
+              <w:left w:type="dxa" w:w="120"/>
+              <w:bottom w:type="dxa" w:w="60"/>
+              <w:right w:type="dxa" w:w="120"/>
+            </w:tcMar>
+            <w:vAlign w:val="top"/>
+          </w:tcPr>
+          <w:p>
+            <w:pPr>
+              <w:spacing w:after="40" w:before="0"/>
+              <w:jc w:val="left"/>
+            </w:pPr>
+            <w:r>
+              <w:rPr>
+                <w:rFonts w:ascii="Arial" w:cs="Arial" w:eastAsia="Arial" w:hAnsi="Arial"/>
+                <w:b w:val="false"/>
+                <w:bCs w:val="false"/>
+                <w:i w:val="false"/>
+                <w:iCs w:val="false"/>
+                <w:color w:val="000000"/>
+                <w:sz w:val="18"/>
+                <w:szCs w:val="18"/>
+              </w:rPr>
+              <w:t xml:space="preserve">Sub-Strand 3.1: Statistics 1</w:t>
+            </w:r>
+          </w:p>
+        </w:tc>
+      </w:tr>
+      <w:tr>
+        <w:tc>
+          <w:tcPr>
+            <w:tcW w:type="dxa" w:w="3000"/>
+            <w:shd w:fill="D5E8F0" w:color="auto" w:val="clear"/>
+            <w:tcMar>
+              <w:top w:type="dxa" w:w="60"/>
+              <w:left w:type="dxa" w:w="120"/>
+              <w:bottom w:type="dxa" w:w="60"/>
+              <w:right w:type="dxa" w:w="120"/>
+            </w:tcMar>
+            <w:vAlign w:val="top"/>
+          </w:tcPr>
+          <w:p>
+            <w:pPr>
+              <w:spacing w:after="40" w:before="0"/>
+              <w:jc w:val="left"/>
+            </w:pPr>
+            <w:r>
+              <w:rPr>
+                <w:rFonts w:ascii="Arial" w:cs="Arial" w:eastAsia="Arial" w:hAnsi="Arial"/>
+                <w:b/>
+                <w:bCs/>
+                <w:i w:val="false"/>
+                <w:iCs w:val="false"/>
+                <w:color w:val="000000"/>
+                <w:sz w:val="18"/>
+                <w:szCs w:val="18"/>
+              </w:rPr>
+              <w:t xml:space="preserve">Total Duration</w:t>
+            </w:r>
+          </w:p>
+        </w:tc>
+        <w:tc>
+          <w:tcPr>
+            <w:tcW w:type="dxa" w:w="10680"/>
+            <w:shd w:fill="FFFFFF" w:color="auto" w:val="clear"/>
+            <w:tcMar>
+              <w:top w:type="dxa" w:w="60"/>
+              <w:left w:type="dxa" w:w="120"/>
+              <w:bottom w:type="dxa" w:w="60"/>
+              <w:right w:type="dxa" w:w="120"/>
+            </w:tcMar>
+            <w:vAlign w:val="top"/>
+          </w:tcPr>
+          <w:p>
+            <w:pPr>
+              <w:spacing w:after="40" w:before="0"/>
+              <w:jc w:val="left"/>
+            </w:pPr>
+            <w:r>
+              <w:rPr>
+                <w:rFonts w:ascii="Arial" w:cs="Arial" w:eastAsia="Arial" w:hAnsi="Arial"/>
+                <w:b w:val="false"/>
+                <w:bCs w:val="false"/>
+                <w:i w:val="false"/>
+                <w:iCs w:val="false"/>
+                <w:color w:val="000000"/>
+                <w:sz w:val="18"/>
+                <w:szCs w:val="18"/>
+              </w:rPr>
+              <w:t xml:space="preserve">8 lessons × 40 minutes = 320 minutes total</w:t>
+            </w:r>
+          </w:p>
+        </w:tc>
+      </w:tr>
+      <w:tr>
+        <w:tc>
+          <w:tcPr>
+            <w:tcW w:type="dxa" w:w="3000"/>
+            <w:shd w:fill="D5E8F0" w:color="auto" w:val="clear"/>
+            <w:tcMar>
+              <w:top w:type="dxa" w:w="60"/>
+              <w:left w:type="dxa" w:w="120"/>
+              <w:bottom w:type="dxa" w:w="60"/>
+              <w:right w:type="dxa" w:w="120"/>
+            </w:tcMar>
+            <w:vAlign w:val="top"/>
+          </w:tcPr>
+          <w:p>
+            <w:pPr>
+              <w:spacing w:after="40" w:before="0"/>
+              <w:jc w:val="left"/>
+            </w:pPr>
+            <w:r>
+              <w:rPr>
+                <w:rFonts w:ascii="Arial" w:cs="Arial" w:eastAsia="Arial" w:hAnsi="Arial"/>
+                <w:b/>
+                <w:bCs/>
+                <w:i w:val="false"/>
+                <w:iCs w:val="false"/>
+                <w:color w:val="000000"/>
+                <w:sz w:val="18"/>
+                <w:szCs w:val="18"/>
+              </w:rPr>
+              <w:t xml:space="preserve">Sub-Strand Content</w:t>
+            </w:r>
+          </w:p>
+        </w:tc>
+        <w:tc>
+          <w:tcPr>
+            <w:tcW w:type="dxa" w:w="10680"/>
+            <w:shd w:fill="FFFFFF" w:color="auto" w:val="clear"/>
+            <w:tcMar>
+              <w:top w:type="dxa" w:w="60"/>
+              <w:left w:type="dxa" w:w="120"/>
+              <w:bottom w:type="dxa" w:w="60"/>
+              <w:right w:type="dxa" w:w="120"/>
+            </w:tcMar>
+            <w:vAlign w:val="top"/>
+          </w:tcPr>
+          <w:p>
+            <w:pPr>
+              <w:spacing w:after="30" w:before="0"/>
+              <w:ind w:left="360" w:hanging="180"/>
+              <w:jc w:val="left"/>
+            </w:pPr>
+            <w:r>
+              <w:rPr>
+                <w:rFonts w:ascii="Arial" w:cs="Arial" w:eastAsia="Arial" w:hAnsi="Arial"/>
+                <w:b w:val="false"/>
+                <w:bCs w:val="false"/>
+                <w:i w:val="false"/>
+                <w:iCs w:val="false"/>
+                <w:color w:val="000000"/>
+                <w:sz w:val="18"/>
+                <w:szCs w:val="18"/>
+              </w:rPr>
+              <w:t xml:space="preserve">–  Ungrouped data: collecting and organising raw data from real-life contexts</w:t>
+            </w:r>
+          </w:p>
+          <w:p>
+            <w:pPr>
+              <w:spacing w:after="30" w:before="0"/>
+              <w:ind w:left="360" w:hanging="180"/>
+              <w:jc w:val="left"/>
+            </w:pPr>
+            <w:r>
+              <w:rPr>
+                <w:rFonts w:ascii="Arial" w:cs="Arial" w:eastAsia="Arial" w:hAnsi="Arial"/>
+                <w:b w:val="false"/>
+                <w:bCs w:val="false"/>
+                <w:i w:val="false"/>
+                <w:iCs w:val="false"/>
+                <w:color w:val="000000"/>
+                <w:sz w:val="18"/>
+                <w:szCs w:val="18"/>
+              </w:rPr>
+              <w:t xml:space="preserve">–  Frequency distribution tables for discrete (ungrouped) data</w:t>
+            </w:r>
+          </w:p>
+          <w:p>
+            <w:pPr>
+              <w:spacing w:after="30" w:before="0"/>
+              <w:ind w:left="360" w:hanging="180"/>
+              <w:jc w:val="left"/>
+            </w:pPr>
+            <w:r>
+              <w:rPr>
+                <w:rFonts w:ascii="Arial" w:cs="Arial" w:eastAsia="Arial" w:hAnsi="Arial"/>
+                <w:b w:val="false"/>
+                <w:bCs w:val="false"/>
+                <w:i w:val="false"/>
+                <w:iCs w:val="false"/>
+                <w:color w:val="000000"/>
+                <w:sz w:val="18"/>
+                <w:szCs w:val="18"/>
+              </w:rPr>
+              <w:t xml:space="preserve">–  Measures of central tendency: mean of ungrouped data</w:t>
+            </w:r>
+          </w:p>
+          <w:p>
+            <w:pPr>
+              <w:spacing w:after="30" w:before="0"/>
+              <w:ind w:left="360" w:hanging="180"/>
+              <w:jc w:val="left"/>
+            </w:pPr>
+            <w:r>
+              <w:rPr>
+                <w:rFonts w:ascii="Arial" w:cs="Arial" w:eastAsia="Arial" w:hAnsi="Arial"/>
+                <w:b w:val="false"/>
+                <w:bCs w:val="false"/>
+                <w:i w:val="false"/>
+                <w:iCs w:val="false"/>
+                <w:color w:val="000000"/>
+                <w:sz w:val="18"/>
+                <w:szCs w:val="18"/>
+              </w:rPr>
+              <w:t xml:space="preserve">–  Measures of central tendency: mode of ungrouped data</w:t>
+            </w:r>
+          </w:p>
+          <w:p>
+            <w:pPr>
+              <w:spacing w:after="30" w:before="0"/>
+              <w:ind w:left="360" w:hanging="180"/>
+              <w:jc w:val="left"/>
+            </w:pPr>
+            <w:r>
+              <w:rPr>
+                <w:rFonts w:ascii="Arial" w:cs="Arial" w:eastAsia="Arial" w:hAnsi="Arial"/>
+                <w:b w:val="false"/>
+                <w:bCs w:val="false"/>
+                <w:i w:val="false"/>
+                <w:iCs w:val="false"/>
+                <w:color w:val="000000"/>
+                <w:sz w:val="18"/>
+                <w:szCs w:val="18"/>
+              </w:rPr>
+              <w:t xml:space="preserve">–  Measures of central tendency: median of ungrouped data</w:t>
+            </w:r>
+          </w:p>
+          <w:p>
+            <w:pPr>
+              <w:spacing w:after="30" w:before="0"/>
+              <w:ind w:left="360" w:hanging="180"/>
+              <w:jc w:val="left"/>
+            </w:pPr>
+            <w:r>
+              <w:rPr>
+                <w:rFonts w:ascii="Arial" w:cs="Arial" w:eastAsia="Arial" w:hAnsi="Arial"/>
+                <w:b w:val="false"/>
+                <w:bCs w:val="false"/>
+                <w:i w:val="false"/>
+                <w:iCs w:val="false"/>
+                <w:color w:val="000000"/>
+                <w:sz w:val="18"/>
+                <w:szCs w:val="18"/>
+              </w:rPr>
+              <w:t xml:space="preserve">–  Representing data using bar graphs</w:t>
+            </w:r>
+          </w:p>
+          <w:p>
+            <w:pPr>
+              <w:spacing w:after="30" w:before="0"/>
+              <w:ind w:left="360" w:hanging="180"/>
+              <w:jc w:val="left"/>
+            </w:pPr>
+            <w:r>
+              <w:rPr>
+                <w:rFonts w:ascii="Arial" w:cs="Arial" w:eastAsia="Arial" w:hAnsi="Arial"/>
+                <w:b w:val="false"/>
+                <w:bCs w:val="false"/>
+                <w:i w:val="false"/>
+                <w:iCs w:val="false"/>
+                <w:color w:val="000000"/>
+                <w:sz w:val="18"/>
+                <w:szCs w:val="18"/>
+              </w:rPr>
+              <w:t xml:space="preserve">–  Representing data using line graphs</w:t>
+            </w:r>
+          </w:p>
+          <w:p>
+            <w:pPr>
+              <w:spacing w:after="30" w:before="0"/>
+              <w:ind w:left="360" w:hanging="180"/>
+              <w:jc w:val="left"/>
+            </w:pPr>
+            <w:r>
+              <w:rPr>
+                <w:rFonts w:ascii="Arial" w:cs="Arial" w:eastAsia="Arial" w:hAnsi="Arial"/>
+                <w:b w:val="false"/>
+                <w:bCs w:val="false"/>
+                <w:i w:val="false"/>
+                <w:iCs w:val="false"/>
+                <w:color w:val="000000"/>
+                <w:sz w:val="18"/>
+                <w:szCs w:val="18"/>
+              </w:rPr>
+              <w:t xml:space="preserve">–  Representing data using pie charts</w:t>
+            </w:r>
+          </w:p>
+          <w:p>
+            <w:pPr>
+              <w:spacing w:after="30" w:before="0"/>
+              <w:ind w:left="360" w:hanging="180"/>
+              <w:jc w:val="left"/>
+            </w:pPr>
+            <w:r>
+              <w:rPr>
+                <w:rFonts w:ascii="Arial" w:cs="Arial" w:eastAsia="Arial" w:hAnsi="Arial"/>
+                <w:b w:val="false"/>
+                <w:bCs w:val="false"/>
+                <w:i w:val="false"/>
+                <w:iCs w:val="false"/>
+                <w:color w:val="000000"/>
+                <w:sz w:val="18"/>
+                <w:szCs w:val="18"/>
+              </w:rPr>
+              <w:t xml:space="preserve">–  Reading, extracting and interpreting information from bar graphs, line graphs and pie charts</w:t>
+            </w:r>
+          </w:p>
+          <w:p>
+            <w:pPr>
+              <w:spacing w:after="30" w:before="0"/>
+              <w:ind w:left="360" w:hanging="180"/>
+              <w:jc w:val="left"/>
+            </w:pPr>
+            <w:r>
+              <w:rPr>
+                <w:rFonts w:ascii="Arial" w:cs="Arial" w:eastAsia="Arial" w:hAnsi="Arial"/>
+                <w:b w:val="false"/>
+                <w:bCs w:val="false"/>
+                <w:i w:val="false"/>
+                <w:iCs w:val="false"/>
+                <w:color w:val="000000"/>
+                <w:sz w:val="18"/>
+                <w:szCs w:val="18"/>
+              </w:rPr>
+              <w:t xml:space="preserve">–  Using digital devices to draw graphs and charts</w:t>
+            </w:r>
+          </w:p>
+          <w:p>
+            <w:pPr>
+              <w:spacing w:after="30" w:before="0"/>
+              <w:ind w:left="360" w:hanging="180"/>
+              <w:jc w:val="left"/>
+            </w:pPr>
+            <w:r>
+              <w:rPr>
+                <w:rFonts w:ascii="Arial" w:cs="Arial" w:eastAsia="Arial" w:hAnsi="Arial"/>
+                <w:b w:val="false"/>
+                <w:bCs w:val="false"/>
+                <w:i w:val="false"/>
+                <w:iCs w:val="false"/>
+                <w:color w:val="000000"/>
+                <w:sz w:val="18"/>
+                <w:szCs w:val="18"/>
+              </w:rPr>
+              <w:t xml:space="preserve">–  Data-driven decision making: drawing conclusions from organised data</w:t>
+            </w:r>
+          </w:p>
+        </w:tc>
+      </w:tr>
+      <w:tr>
+        <w:tc>
+          <w:tcPr>
+            <w:tcW w:type="dxa" w:w="3000"/>
+            <w:shd w:fill="D5E8F0" w:color="auto" w:val="clear"/>
+            <w:tcMar>
+              <w:top w:type="dxa" w:w="60"/>
+              <w:left w:type="dxa" w:w="120"/>
+              <w:bottom w:type="dxa" w:w="60"/>
+              <w:right w:type="dxa" w:w="120"/>
+            </w:tcMar>
+            <w:vAlign w:val="top"/>
+          </w:tcPr>
+          <w:p>
+            <w:pPr>
+              <w:spacing w:after="40" w:before="0"/>
+              <w:jc w:val="left"/>
+            </w:pPr>
+            <w:r>
+              <w:rPr>
+                <w:rFonts w:ascii="Arial" w:cs="Arial" w:eastAsia="Arial" w:hAnsi="Arial"/>
+                <w:b/>
+                <w:bCs/>
+                <w:i w:val="false"/>
+                <w:iCs w:val="false"/>
+                <w:color w:val="000000"/>
+                <w:sz w:val="18"/>
+                <w:szCs w:val="18"/>
+              </w:rPr>
+              <w:t xml:space="preserve">Learning Outcomes</w:t>
+            </w:r>
+          </w:p>
+        </w:tc>
+        <w:tc>
+          <w:tcPr>
+            <w:tcW w:type="dxa" w:w="10680"/>
+            <w:shd w:fill="FFFFFF" w:color="auto" w:val="clear"/>
+            <w:tcMar>
+              <w:top w:type="dxa" w:w="60"/>
+              <w:left w:type="dxa" w:w="120"/>
+              <w:bottom w:type="dxa" w:w="60"/>
+              <w:right w:type="dxa" w:w="120"/>
+            </w:tcMar>
+            <w:vAlign w:val="top"/>
+          </w:tcPr>
+          <w:p>
+            <w:pPr>
+              <w:spacing w:after="40" w:before="0"/>
+              <w:jc w:val="left"/>
+            </w:pPr>
+            <w:r>
+              <w:rPr>
+                <w:rFonts w:ascii="Arial" w:cs="Arial" w:eastAsia="Arial" w:hAnsi="Arial"/>
+                <w:b w:val="false"/>
+                <w:bCs w:val="false"/>
+                <w:i w:val="false"/>
+                <w:iCs w:val="false"/>
+                <w:color w:val="000000"/>
+                <w:sz w:val="18"/>
+                <w:szCs w:val="18"/>
+              </w:rPr>
+              <w:t xml:space="preserve">By the end of the sub-strand, the learner should be able to:</w:t>
+            </w:r>
+          </w:p>
+          <w:p>
+            <w:pPr>
+              <w:spacing w:after="40" w:before="0"/>
+              <w:jc w:val="left"/>
+            </w:pPr>
+            <w:r>
+              <w:rPr>
+                <w:rFonts w:ascii="Arial" w:cs="Arial" w:eastAsia="Arial" w:hAnsi="Arial"/>
+                <w:b w:val="false"/>
+                <w:bCs w:val="false"/>
+                <w:i w:val="false"/>
+                <w:iCs w:val="false"/>
+                <w:color w:val="000000"/>
+                <w:sz w:val="18"/>
+                <w:szCs w:val="18"/>
+              </w:rPr>
+              <w:t xml:space="preserve">a) draw a frequency distribution table for ungrouped data</w:t>
+            </w:r>
+          </w:p>
+          <w:p>
+            <w:pPr>
+              <w:spacing w:after="40" w:before="0"/>
+              <w:jc w:val="left"/>
+            </w:pPr>
+            <w:r>
+              <w:rPr>
+                <w:rFonts w:ascii="Arial" w:cs="Arial" w:eastAsia="Arial" w:hAnsi="Arial"/>
+                <w:b w:val="false"/>
+                <w:bCs w:val="false"/>
+                <w:i w:val="false"/>
+                <w:iCs w:val="false"/>
+                <w:color w:val="000000"/>
+                <w:sz w:val="18"/>
+                <w:szCs w:val="18"/>
+              </w:rPr>
+              <w:t xml:space="preserve">b) determine mean, mode and median of ungrouped data</w:t>
+            </w:r>
+          </w:p>
+          <w:p>
+            <w:pPr>
+              <w:spacing w:after="40" w:before="0"/>
+              <w:jc w:val="left"/>
+            </w:pPr>
+            <w:r>
+              <w:rPr>
+                <w:rFonts w:ascii="Arial" w:cs="Arial" w:eastAsia="Arial" w:hAnsi="Arial"/>
+                <w:b w:val="false"/>
+                <w:bCs w:val="false"/>
+                <w:i w:val="false"/>
+                <w:iCs w:val="false"/>
+                <w:color w:val="000000"/>
+                <w:sz w:val="18"/>
+                <w:szCs w:val="18"/>
+              </w:rPr>
+              <w:t xml:space="preserve">c) represent data using bar graphs, line graphs and pie charts</w:t>
+            </w:r>
+          </w:p>
+          <w:p>
+            <w:pPr>
+              <w:spacing w:after="40" w:before="0"/>
+              <w:jc w:val="left"/>
+            </w:pPr>
+            <w:r>
+              <w:rPr>
+                <w:rFonts w:ascii="Arial" w:cs="Arial" w:eastAsia="Arial" w:hAnsi="Arial"/>
+                <w:b w:val="false"/>
+                <w:bCs w:val="false"/>
+                <w:i w:val="false"/>
+                <w:iCs w:val="false"/>
+                <w:color w:val="000000"/>
+                <w:sz w:val="18"/>
+                <w:szCs w:val="18"/>
+              </w:rPr>
+              <w:t xml:space="preserve">d) interpret data from bar graphs, line graphs and pie charts</w:t>
+            </w:r>
+          </w:p>
+          <w:p>
+            <w:pPr>
+              <w:spacing w:after="40" w:before="0"/>
+              <w:jc w:val="left"/>
+            </w:pPr>
+            <w:r>
+              <w:rPr>
+                <w:rFonts w:ascii="Arial" w:cs="Arial" w:eastAsia="Arial" w:hAnsi="Arial"/>
+                <w:b w:val="false"/>
+                <w:bCs w:val="false"/>
+                <w:i w:val="false"/>
+                <w:iCs w:val="false"/>
+                <w:color w:val="000000"/>
+                <w:sz w:val="18"/>
+                <w:szCs w:val="18"/>
+              </w:rPr>
+              <w:t xml:space="preserve">e) appreciate the importance of data organisation and interpretation in making effective decisions</w:t>
+            </w:r>
+          </w:p>
+        </w:tc>
+      </w:tr>
+      <w:tr>
+        <w:tc>
+          <w:tcPr>
+            <w:tcW w:type="dxa" w:w="3000"/>
+            <w:shd w:fill="D5E8F0" w:color="auto" w:val="clear"/>
+            <w:tcMar>
+              <w:top w:type="dxa" w:w="60"/>
+              <w:left w:type="dxa" w:w="120"/>
+              <w:bottom w:type="dxa" w:w="60"/>
+              <w:right w:type="dxa" w:w="120"/>
+            </w:tcMar>
+            <w:vAlign w:val="top"/>
+          </w:tcPr>
+          <w:p>
+            <w:pPr>
+              <w:spacing w:after="40" w:before="0"/>
+              <w:jc w:val="left"/>
+            </w:pPr>
+            <w:r>
+              <w:rPr>
+                <w:rFonts w:ascii="Arial" w:cs="Arial" w:eastAsia="Arial" w:hAnsi="Arial"/>
+                <w:b/>
+                <w:bCs/>
+                <w:i w:val="false"/>
+                <w:iCs w:val="false"/>
+                <w:color w:val="000000"/>
+                <w:sz w:val="18"/>
+                <w:szCs w:val="18"/>
+              </w:rPr>
+              <w:t xml:space="preserve">Core Competencies</w:t>
+            </w:r>
+          </w:p>
+        </w:tc>
+        <w:tc>
+          <w:tcPr>
+            <w:tcW w:type="dxa" w:w="10680"/>
+            <w:shd w:fill="FFFFFF" w:color="auto" w:val="clear"/>
+            <w:tcMar>
+              <w:top w:type="dxa" w:w="60"/>
+              <w:left w:type="dxa" w:w="120"/>
+              <w:bottom w:type="dxa" w:w="60"/>
+              <w:right w:type="dxa" w:w="120"/>
+            </w:tcMar>
+            <w:vAlign w:val="top"/>
+          </w:tcPr>
+          <w:p>
+            <w:pPr>
+              <w:spacing w:after="30" w:before="0"/>
+              <w:ind w:left="360" w:hanging="180"/>
+              <w:jc w:val="left"/>
+            </w:pPr>
+            <w:r>
+              <w:rPr>
+                <w:rFonts w:ascii="Arial" w:cs="Arial" w:eastAsia="Arial" w:hAnsi="Arial"/>
+                <w:b w:val="false"/>
+                <w:bCs w:val="false"/>
+                <w:i w:val="false"/>
+                <w:iCs w:val="false"/>
+                <w:color w:val="000000"/>
+                <w:sz w:val="18"/>
+                <w:szCs w:val="18"/>
+              </w:rPr>
+              <w:t xml:space="preserve">–  Critical Thinking and Problem Solving: the learner develops interpretation and inference skills when collecting data, organising it into frequency distribution tables, computing measures of central tendency, and drawing conclusions from graphs and charts about real situations in the school or Kenyan community.</w:t>
+            </w:r>
+          </w:p>
+          <w:p>
+            <w:pPr>
+              <w:spacing w:after="30" w:before="0"/>
+              <w:ind w:left="360" w:hanging="180"/>
+              <w:jc w:val="left"/>
+            </w:pPr>
+            <w:r>
+              <w:rPr>
+                <w:rFonts w:ascii="Arial" w:cs="Arial" w:eastAsia="Arial" w:hAnsi="Arial"/>
+                <w:b w:val="false"/>
+                <w:bCs w:val="false"/>
+                <w:i w:val="false"/>
+                <w:iCs w:val="false"/>
+                <w:color w:val="000000"/>
+                <w:sz w:val="18"/>
+                <w:szCs w:val="18"/>
+              </w:rPr>
+              <w:t xml:space="preserve">–  Digital Literacy: the learner develops the skills of connecting and interacting with digital technology when using digital devices (learner digital devices, mobile phones, spreadsheet tools) to draw bar graphs, line graphs and pie charts to represent collected data.</w:t>
+            </w:r>
+          </w:p>
+          <w:p>
+            <w:pPr>
+              <w:spacing w:after="30" w:before="0"/>
+              <w:ind w:left="360" w:hanging="180"/>
+              <w:jc w:val="left"/>
+            </w:pPr>
+            <w:r>
+              <w:rPr>
+                <w:rFonts w:ascii="Arial" w:cs="Arial" w:eastAsia="Arial" w:hAnsi="Arial"/>
+                <w:b w:val="false"/>
+                <w:bCs w:val="false"/>
+                <w:i w:val="false"/>
+                <w:iCs w:val="false"/>
+                <w:color w:val="000000"/>
+                <w:sz w:val="18"/>
+                <w:szCs w:val="18"/>
+              </w:rPr>
+              <w:t xml:space="preserve">–  Communication and Collaboration: the learner collaborates with peers when collecting community data, sharing findings, extracting information from graphs and presenting data-driven conclusions to classmates.</w:t>
+            </w:r>
+          </w:p>
+          <w:p>
+            <w:pPr>
+              <w:spacing w:after="30" w:before="0"/>
+              <w:ind w:left="360" w:hanging="180"/>
+              <w:jc w:val="left"/>
+            </w:pPr>
+            <w:r>
+              <w:rPr>
+                <w:rFonts w:ascii="Arial" w:cs="Arial" w:eastAsia="Arial" w:hAnsi="Arial"/>
+                <w:b w:val="false"/>
+                <w:bCs w:val="false"/>
+                <w:i w:val="false"/>
+                <w:iCs w:val="false"/>
+                <w:color w:val="000000"/>
+                <w:sz w:val="18"/>
+                <w:szCs w:val="18"/>
+              </w:rPr>
+              <w:t xml:space="preserve">–  Learning to Learn: the learner acquires new knowledge independently and in groups as they explore different graph types, compare their representations and reflect on which visual best communicates a given data set.</w:t>
+            </w:r>
+          </w:p>
+        </w:tc>
+      </w:tr>
+      <w:tr>
+        <w:tc>
+          <w:tcPr>
+            <w:tcW w:type="dxa" w:w="3000"/>
+            <w:shd w:fill="E2EFDA" w:color="auto" w:val="clear"/>
+            <w:tcMar>
+              <w:top w:type="dxa" w:w="60"/>
+              <w:left w:type="dxa" w:w="120"/>
+              <w:bottom w:type="dxa" w:w="60"/>
+              <w:right w:type="dxa" w:w="120"/>
+            </w:tcMar>
+            <w:vAlign w:val="top"/>
+          </w:tcPr>
+          <w:p>
+            <w:pPr>
+              <w:spacing w:after="40" w:before="0"/>
+              <w:jc w:val="left"/>
+            </w:pPr>
+            <w:r>
+              <w:rPr>
+                <w:rFonts w:ascii="Arial" w:cs="Arial" w:eastAsia="Arial" w:hAnsi="Arial"/>
+                <w:b/>
+                <w:bCs/>
+                <w:i w:val="false"/>
+                <w:iCs w:val="false"/>
+                <w:color w:val="000000"/>
+                <w:sz w:val="18"/>
+                <w:szCs w:val="18"/>
+              </w:rPr>
+              <w:t xml:space="preserve">Core Values</w:t>
+            </w:r>
+          </w:p>
+        </w:tc>
+        <w:tc>
+          <w:tcPr>
+            <w:tcW w:type="dxa" w:w="10680"/>
+            <w:shd w:fill="FFFFFF" w:color="auto" w:val="clear"/>
+            <w:tcMar>
+              <w:top w:type="dxa" w:w="60"/>
+              <w:left w:type="dxa" w:w="120"/>
+              <w:bottom w:type="dxa" w:w="60"/>
+              <w:right w:type="dxa" w:w="120"/>
+            </w:tcMar>
+            <w:vAlign w:val="top"/>
+          </w:tcPr>
+          <w:p>
+            <w:pPr>
+              <w:spacing w:after="30" w:before="0"/>
+              <w:ind w:left="360" w:hanging="180"/>
+              <w:jc w:val="left"/>
+            </w:pPr>
+            <w:r>
+              <w:rPr>
+                <w:rFonts w:ascii="Arial" w:cs="Arial" w:eastAsia="Arial" w:hAnsi="Arial"/>
+                <w:b w:val="false"/>
+                <w:bCs w:val="false"/>
+                <w:i w:val="false"/>
+                <w:iCs w:val="false"/>
+                <w:color w:val="000000"/>
+                <w:sz w:val="18"/>
+                <w:szCs w:val="18"/>
+              </w:rPr>
+              <w:t xml:space="preserve">–  Integrity: the learner displays honesty while working in groups, collecting data and constructing frequency distribution tables — recording only accurate, unaltered observations.</w:t>
+            </w:r>
+          </w:p>
+          <w:p>
+            <w:pPr>
+              <w:spacing w:after="30" w:before="0"/>
+              <w:ind w:left="360" w:hanging="180"/>
+              <w:jc w:val="left"/>
+            </w:pPr>
+            <w:r>
+              <w:rPr>
+                <w:rFonts w:ascii="Arial" w:cs="Arial" w:eastAsia="Arial" w:hAnsi="Arial"/>
+                <w:b w:val="false"/>
+                <w:bCs w:val="false"/>
+                <w:i w:val="false"/>
+                <w:iCs w:val="false"/>
+                <w:color w:val="000000"/>
+                <w:sz w:val="18"/>
+                <w:szCs w:val="18"/>
+              </w:rPr>
+              <w:t xml:space="preserve">–  Love: the learner is considerate of others when working with peers to extract information from graphs and charts and draw conclusions, listening respectfully to different interpretations.</w:t>
+            </w:r>
+          </w:p>
+          <w:p>
+            <w:pPr>
+              <w:spacing w:after="30" w:before="0"/>
+              <w:ind w:left="360" w:hanging="180"/>
+              <w:jc w:val="left"/>
+            </w:pPr>
+            <w:r>
+              <w:rPr>
+                <w:rFonts w:ascii="Arial" w:cs="Arial" w:eastAsia="Arial" w:hAnsi="Arial"/>
+                <w:b w:val="false"/>
+                <w:bCs w:val="false"/>
+                <w:i w:val="false"/>
+                <w:iCs w:val="false"/>
+                <w:color w:val="000000"/>
+                <w:sz w:val="18"/>
+                <w:szCs w:val="18"/>
+              </w:rPr>
+              <w:t xml:space="preserve">–  Responsibility: the learner takes ownership of the data collection project, ensuring data from the school or community is gathered ethically and stored carefully on digital devices.</w:t>
+            </w:r>
+          </w:p>
+          <w:p>
+            <w:pPr>
+              <w:spacing w:after="30" w:before="0"/>
+              <w:ind w:left="360" w:hanging="180"/>
+              <w:jc w:val="left"/>
+            </w:pPr>
+            <w:r>
+              <w:rPr>
+                <w:rFonts w:ascii="Arial" w:cs="Arial" w:eastAsia="Arial" w:hAnsi="Arial"/>
+                <w:b w:val="false"/>
+                <w:bCs w:val="false"/>
+                <w:i w:val="false"/>
+                <w:iCs w:val="false"/>
+                <w:color w:val="000000"/>
+                <w:sz w:val="18"/>
+                <w:szCs w:val="18"/>
+              </w:rPr>
+              <w:t xml:space="preserve">–  Unity: the learner demonstrates fairness and team spirit when sharing tasks during group data collection, graph construction and presentation activities.</w:t>
+            </w:r>
+          </w:p>
+        </w:tc>
+      </w:tr>
+      <w:tr>
+        <w:tc>
+          <w:tcPr>
+            <w:tcW w:type="dxa" w:w="3000"/>
+            <w:shd w:fill="D5E8F0" w:color="auto" w:val="clear"/>
+            <w:tcMar>
+              <w:top w:type="dxa" w:w="60"/>
+              <w:left w:type="dxa" w:w="120"/>
+              <w:bottom w:type="dxa" w:w="60"/>
+              <w:right w:type="dxa" w:w="120"/>
+            </w:tcMar>
+            <w:vAlign w:val="top"/>
+          </w:tcPr>
+          <w:p>
+            <w:pPr>
+              <w:spacing w:after="40" w:before="0"/>
+              <w:jc w:val="left"/>
+            </w:pPr>
+            <w:r>
+              <w:rPr>
+                <w:rFonts w:ascii="Arial" w:cs="Arial" w:eastAsia="Arial" w:hAnsi="Arial"/>
+                <w:b/>
+                <w:bCs/>
+                <w:i w:val="false"/>
+                <w:iCs w:val="false"/>
+                <w:color w:val="000000"/>
+                <w:sz w:val="18"/>
+                <w:szCs w:val="18"/>
+              </w:rPr>
+              <w:t xml:space="preserve">Science &amp; Engineering Practices</w:t>
+            </w:r>
+          </w:p>
+        </w:tc>
+        <w:tc>
+          <w:tcPr>
+            <w:tcW w:type="dxa" w:w="10680"/>
+            <w:shd w:fill="FFFFFF" w:color="auto" w:val="clear"/>
+            <w:tcMar>
+              <w:top w:type="dxa" w:w="60"/>
+              <w:left w:type="dxa" w:w="120"/>
+              <w:bottom w:type="dxa" w:w="60"/>
+              <w:right w:type="dxa" w:w="120"/>
+            </w:tcMar>
+            <w:vAlign w:val="top"/>
+          </w:tcPr>
+          <w:p>
+            <w:pPr>
+              <w:spacing w:after="30" w:before="0"/>
+              <w:ind w:left="360" w:hanging="180"/>
+              <w:jc w:val="left"/>
+            </w:pPr>
+            <w:r>
+              <w:rPr>
+                <w:rFonts w:ascii="Arial" w:cs="Arial" w:eastAsia="Arial" w:hAnsi="Arial"/>
+                <w:b w:val="false"/>
+                <w:bCs w:val="false"/>
+                <w:i w:val="false"/>
+                <w:iCs w:val="false"/>
+                <w:color w:val="000000"/>
+                <w:sz w:val="18"/>
+                <w:szCs w:val="18"/>
+              </w:rPr>
+              <w:t xml:space="preserve">–  Asking Questions and Defining Problems: learners formulate a community or school question (e.g., "Which means of transport do most learners in our school use?") that drives the entire data collection exercise, mirroring the scientific practice of problem definition.</w:t>
+            </w:r>
+          </w:p>
+          <w:p>
+            <w:pPr>
+              <w:spacing w:after="30" w:before="0"/>
+              <w:ind w:left="360" w:hanging="180"/>
+              <w:jc w:val="left"/>
+            </w:pPr>
+            <w:r>
+              <w:rPr>
+                <w:rFonts w:ascii="Arial" w:cs="Arial" w:eastAsia="Arial" w:hAnsi="Arial"/>
+                <w:b w:val="false"/>
+                <w:bCs w:val="false"/>
+                <w:i w:val="false"/>
+                <w:iCs w:val="false"/>
+                <w:color w:val="000000"/>
+                <w:sz w:val="18"/>
+                <w:szCs w:val="18"/>
+              </w:rPr>
+              <w:t xml:space="preserve">–  Planning and Carrying Out Investigations: learners design a simple data-collection plan — deciding what data to collect, from whom, using tally sheets — before gathering real ungrouped data from peers or the school environment.</w:t>
+            </w:r>
+          </w:p>
+          <w:p>
+            <w:pPr>
+              <w:spacing w:after="30" w:before="0"/>
+              <w:ind w:left="360" w:hanging="180"/>
+              <w:jc w:val="left"/>
+            </w:pPr>
+            <w:r>
+              <w:rPr>
+                <w:rFonts w:ascii="Arial" w:cs="Arial" w:eastAsia="Arial" w:hAnsi="Arial"/>
+                <w:b w:val="false"/>
+                <w:bCs w:val="false"/>
+                <w:i w:val="false"/>
+                <w:iCs w:val="false"/>
+                <w:color w:val="000000"/>
+                <w:sz w:val="18"/>
+                <w:szCs w:val="18"/>
+              </w:rPr>
+              <w:t xml:space="preserve">–  Analysing and Interpreting Data: learners organise raw data into frequency distribution tables, compute mean, mode and median, and construct bar graphs, line graphs and pie charts to reveal patterns and support claims.</w:t>
+            </w:r>
+          </w:p>
+          <w:p>
+            <w:pPr>
+              <w:spacing w:after="30" w:before="0"/>
+              <w:ind w:left="360" w:hanging="180"/>
+              <w:jc w:val="left"/>
+            </w:pPr>
+            <w:r>
+              <w:rPr>
+                <w:rFonts w:ascii="Arial" w:cs="Arial" w:eastAsia="Arial" w:hAnsi="Arial"/>
+                <w:b w:val="false"/>
+                <w:bCs w:val="false"/>
+                <w:i w:val="false"/>
+                <w:iCs w:val="false"/>
+                <w:color w:val="000000"/>
+                <w:sz w:val="18"/>
+                <w:szCs w:val="18"/>
+              </w:rPr>
+              <w:t xml:space="preserve">–  Constructing Explanations and Designing Solutions: learners use interpreted graphs and computed averages to make evidence-based recommendations to the school or community (e.g., advising the school administration on transport planning or canteen menu choices).</w:t>
+            </w:r>
+          </w:p>
+          <w:p>
+            <w:pPr>
+              <w:spacing w:after="30" w:before="0"/>
+              <w:ind w:left="360" w:hanging="180"/>
+              <w:jc w:val="left"/>
+            </w:pPr>
+            <w:r>
+              <w:rPr>
+                <w:rFonts w:ascii="Arial" w:cs="Arial" w:eastAsia="Arial" w:hAnsi="Arial"/>
+                <w:b w:val="false"/>
+                <w:bCs w:val="false"/>
+                <w:i w:val="false"/>
+                <w:iCs w:val="false"/>
+                <w:color w:val="000000"/>
+                <w:sz w:val="18"/>
+                <w:szCs w:val="18"/>
+              </w:rPr>
+              <w:t xml:space="preserve">–  Obtaining, Evaluating and Communicating Information: learners present their data project findings to peers using charts drawn on digital devices or graph paper, evaluate the clarity of different representations and communicate data-backed conclusions.</w:t>
+            </w:r>
+          </w:p>
+        </w:tc>
+      </w:tr>
+      <w:tr>
+        <w:tc>
+          <w:tcPr>
+            <w:tcW w:type="dxa" w:w="3000"/>
+            <w:shd w:fill="FCE4D6" w:color="auto" w:val="clear"/>
+            <w:tcMar>
+              <w:top w:type="dxa" w:w="60"/>
+              <w:left w:type="dxa" w:w="120"/>
+              <w:bottom w:type="dxa" w:w="60"/>
+              <w:right w:type="dxa" w:w="120"/>
+            </w:tcMar>
+            <w:vAlign w:val="top"/>
+          </w:tcPr>
+          <w:p>
+            <w:pPr>
+              <w:spacing w:after="40" w:before="0"/>
+              <w:jc w:val="left"/>
+            </w:pPr>
+            <w:r>
+              <w:rPr>
+                <w:rFonts w:ascii="Arial" w:cs="Arial" w:eastAsia="Arial" w:hAnsi="Arial"/>
+                <w:b/>
+                <w:bCs/>
+                <w:i w:val="false"/>
+                <w:iCs w:val="false"/>
+                <w:color w:val="000000"/>
+                <w:sz w:val="18"/>
+                <w:szCs w:val="18"/>
+              </w:rPr>
+              <w:t xml:space="preserve">Pertinent &amp; Contemporary Issues (PCIs)</w:t>
+            </w:r>
+          </w:p>
+        </w:tc>
+        <w:tc>
+          <w:tcPr>
+            <w:tcW w:type="dxa" w:w="10680"/>
+            <w:shd w:fill="FFFFFF" w:color="auto" w:val="clear"/>
+            <w:tcMar>
+              <w:top w:type="dxa" w:w="60"/>
+              <w:left w:type="dxa" w:w="120"/>
+              <w:bottom w:type="dxa" w:w="60"/>
+              <w:right w:type="dxa" w:w="120"/>
+            </w:tcMar>
+            <w:vAlign w:val="top"/>
+          </w:tcPr>
+          <w:p>
+            <w:pPr>
+              <w:spacing w:after="30" w:before="0"/>
+              <w:ind w:left="360" w:hanging="180"/>
+              <w:jc w:val="left"/>
+            </w:pPr>
+            <w:r>
+              <w:rPr>
+                <w:rFonts w:ascii="Arial" w:cs="Arial" w:eastAsia="Arial" w:hAnsi="Arial"/>
+                <w:b w:val="false"/>
+                <w:bCs w:val="false"/>
+                <w:i w:val="false"/>
+                <w:iCs w:val="false"/>
+                <w:color w:val="000000"/>
+                <w:sz w:val="18"/>
+                <w:szCs w:val="18"/>
+              </w:rPr>
+              <w:t xml:space="preserve">–  Life Skills — Decision Making: the learner makes informed decisions when identifying patterns from graphs and charts and drawing conclusions about real school or community situations (e.g., most popular meal in the school canteen, dominant tree species in the school compound).</w:t>
+            </w:r>
+          </w:p>
+          <w:p>
+            <w:pPr>
+              <w:spacing w:after="30" w:before="0"/>
+              <w:ind w:left="360" w:hanging="180"/>
+              <w:jc w:val="left"/>
+            </w:pPr>
+            <w:r>
+              <w:rPr>
+                <w:rFonts w:ascii="Arial" w:cs="Arial" w:eastAsia="Arial" w:hAnsi="Arial"/>
+                <w:b w:val="false"/>
+                <w:bCs w:val="false"/>
+                <w:i w:val="false"/>
+                <w:iCs w:val="false"/>
+                <w:color w:val="000000"/>
+                <w:sz w:val="18"/>
+                <w:szCs w:val="18"/>
+              </w:rPr>
+              <w:t xml:space="preserve">–  Education for Sustainable Development: the learner collects and analyses environmental or community data (e.g., waste types generated in school, water usage patterns) and uses statistical findings to recommend sustainable practices.</w:t>
+            </w:r>
+          </w:p>
+          <w:p>
+            <w:pPr>
+              <w:spacing w:after="30" w:before="0"/>
+              <w:ind w:left="360" w:hanging="180"/>
+              <w:jc w:val="left"/>
+            </w:pPr>
+            <w:r>
+              <w:rPr>
+                <w:rFonts w:ascii="Arial" w:cs="Arial" w:eastAsia="Arial" w:hAnsi="Arial"/>
+                <w:b w:val="false"/>
+                <w:bCs w:val="false"/>
+                <w:i w:val="false"/>
+                <w:iCs w:val="false"/>
+                <w:color w:val="000000"/>
+                <w:sz w:val="18"/>
+                <w:szCs w:val="18"/>
+              </w:rPr>
+              <w:t xml:space="preserve">–  Social Cohesion: the learner works harmoniously with peers from different backgrounds during group data collection and presentation tasks, appreciating diverse perspectives in interpreting the same data set.</w:t>
+            </w:r>
+          </w:p>
+        </w:tc>
+      </w:tr>
+      <w:tr>
+        <w:tc>
+          <w:tcPr>
+            <w:tcW w:type="dxa" w:w="3000"/>
+            <w:shd w:fill="D9EEF1" w:color="auto" w:val="clear"/>
+            <w:tcMar>
+              <w:top w:type="dxa" w:w="60"/>
+              <w:left w:type="dxa" w:w="120"/>
+              <w:bottom w:type="dxa" w:w="60"/>
+              <w:right w:type="dxa" w:w="120"/>
+            </w:tcMar>
+            <w:vAlign w:val="top"/>
+          </w:tcPr>
+          <w:p>
+            <w:pPr>
+              <w:spacing w:after="40" w:before="0"/>
+              <w:jc w:val="left"/>
+            </w:pPr>
+            <w:r>
+              <w:rPr>
+                <w:rFonts w:ascii="Arial" w:cs="Arial" w:eastAsia="Arial" w:hAnsi="Arial"/>
+                <w:b/>
+                <w:bCs/>
+                <w:i w:val="false"/>
+                <w:iCs w:val="false"/>
+                <w:color w:val="000000"/>
+                <w:sz w:val="18"/>
+                <w:szCs w:val="18"/>
+              </w:rPr>
+              <w:t xml:space="preserve">Career Connections</w:t>
+            </w:r>
+          </w:p>
+        </w:tc>
+        <w:tc>
+          <w:tcPr>
+            <w:tcW w:type="dxa" w:w="10680"/>
+            <w:shd w:fill="FFFFFF" w:color="auto" w:val="clear"/>
+            <w:tcMar>
+              <w:top w:type="dxa" w:w="60"/>
+              <w:left w:type="dxa" w:w="120"/>
+              <w:bottom w:type="dxa" w:w="60"/>
+              <w:right w:type="dxa" w:w="120"/>
+            </w:tcMar>
+            <w:vAlign w:val="top"/>
+          </w:tcPr>
+          <w:p>
+            <w:pPr>
+              <w:spacing w:after="30" w:before="0"/>
+              <w:ind w:left="360" w:hanging="180"/>
+              <w:jc w:val="left"/>
+            </w:pPr>
+            <w:r>
+              <w:rPr>
+                <w:rFonts w:ascii="Arial" w:cs="Arial" w:eastAsia="Arial" w:hAnsi="Arial"/>
+                <w:b w:val="false"/>
+                <w:bCs w:val="false"/>
+                <w:i w:val="false"/>
+                <w:iCs w:val="false"/>
+                <w:color w:val="000000"/>
+                <w:sz w:val="18"/>
+                <w:szCs w:val="18"/>
+              </w:rPr>
+              <w:t xml:space="preserve">–  Journalism and Media: statistical literacy — reading and interpreting charts and graphs — is fundamental for journalists reporting on Kenyan election results, health surveys or economic trends in outlets such as Nation Media or KBC.</w:t>
+            </w:r>
+          </w:p>
+          <w:p>
+            <w:pPr>
+              <w:spacing w:after="30" w:before="0"/>
+              <w:ind w:left="360" w:hanging="180"/>
+              <w:jc w:val="left"/>
+            </w:pPr>
+            <w:r>
+              <w:rPr>
+                <w:rFonts w:ascii="Arial" w:cs="Arial" w:eastAsia="Arial" w:hAnsi="Arial"/>
+                <w:b w:val="false"/>
+                <w:bCs w:val="false"/>
+                <w:i w:val="false"/>
+                <w:iCs w:val="false"/>
+                <w:color w:val="000000"/>
+                <w:sz w:val="18"/>
+                <w:szCs w:val="18"/>
+              </w:rPr>
+              <w:t xml:space="preserve">–  Hospitality Industry: managers of hotels and restaurants in Nairobi, Mombasa or Kisumu use frequency distributions and averages to analyse guest feedback, plan menus (e.g., most ordered dishes like nyama choma or pilau) and forecast occupancy.</w:t>
+            </w:r>
+          </w:p>
+          <w:p>
+            <w:pPr>
+              <w:spacing w:after="30" w:before="0"/>
+              <w:ind w:left="360" w:hanging="180"/>
+              <w:jc w:val="left"/>
+            </w:pPr>
+            <w:r>
+              <w:rPr>
+                <w:rFonts w:ascii="Arial" w:cs="Arial" w:eastAsia="Arial" w:hAnsi="Arial"/>
+                <w:b w:val="false"/>
+                <w:bCs w:val="false"/>
+                <w:i w:val="false"/>
+                <w:iCs w:val="false"/>
+                <w:color w:val="000000"/>
+                <w:sz w:val="18"/>
+                <w:szCs w:val="18"/>
+              </w:rPr>
+              <w:t xml:space="preserve">–  Sports Management and Coaching: coaches and analysts use measures of central tendency and graphical data to evaluate athlete performance, track training progress and make selection decisions for Kenyan athletics teams.</w:t>
+            </w:r>
+          </w:p>
+          <w:p>
+            <w:pPr>
+              <w:spacing w:after="30" w:before="0"/>
+              <w:ind w:left="360" w:hanging="180"/>
+              <w:jc w:val="left"/>
+            </w:pPr>
+            <w:r>
+              <w:rPr>
+                <w:rFonts w:ascii="Arial" w:cs="Arial" w:eastAsia="Arial" w:hAnsi="Arial"/>
+                <w:b w:val="false"/>
+                <w:bCs w:val="false"/>
+                <w:i w:val="false"/>
+                <w:iCs w:val="false"/>
+                <w:color w:val="000000"/>
+                <w:sz w:val="18"/>
+                <w:szCs w:val="18"/>
+              </w:rPr>
+              <w:t xml:space="preserve">–  Guidance and Counselling: school counsellors use data on student welfare, attendance and performance (organised into frequency tables and charts) to identify learners who need support and to make evidence-based recommendations.</w:t>
+            </w:r>
+          </w:p>
+          <w:p>
+            <w:pPr>
+              <w:spacing w:after="30" w:before="0"/>
+              <w:ind w:left="360" w:hanging="180"/>
+              <w:jc w:val="left"/>
+            </w:pPr>
+            <w:r>
+              <w:rPr>
+                <w:rFonts w:ascii="Arial" w:cs="Arial" w:eastAsia="Arial" w:hAnsi="Arial"/>
+                <w:b w:val="false"/>
+                <w:bCs w:val="false"/>
+                <w:i w:val="false"/>
+                <w:iCs w:val="false"/>
+                <w:color w:val="000000"/>
+                <w:sz w:val="18"/>
+                <w:szCs w:val="18"/>
+              </w:rPr>
+              <w:t xml:space="preserve">–  Business and Sole Proprietorship: small-business owners in Kenyan markets use bar graphs and averages to track daily sales of items such as mandazi, maize or beans, identify peak trading days and make restocking decisions.</w:t>
+            </w:r>
+          </w:p>
+          <w:p>
+            <w:pPr>
+              <w:spacing w:after="30" w:before="0"/>
+              <w:ind w:left="360" w:hanging="180"/>
+              <w:jc w:val="left"/>
+            </w:pPr>
+            <w:r>
+              <w:rPr>
+                <w:rFonts w:ascii="Arial" w:cs="Arial" w:eastAsia="Arial" w:hAnsi="Arial"/>
+                <w:b w:val="false"/>
+                <w:bCs w:val="false"/>
+                <w:i w:val="false"/>
+                <w:iCs w:val="false"/>
+                <w:color w:val="000000"/>
+                <w:sz w:val="18"/>
+                <w:szCs w:val="18"/>
+              </w:rPr>
+              <w:t xml:space="preserve">–  Agriculture: farmers and extension officers in the Rift Valley or Kericho use line graphs and frequency data to monitor rainfall patterns, crop yields and market prices, enabling data-informed planting and selling decisions.</w:t>
+            </w:r>
+          </w:p>
+        </w:tc>
+      </w:tr>
+      <w:tr>
+        <w:tc>
+          <w:tcPr>
+            <w:tcW w:type="dxa" w:w="3000"/>
+            <w:shd w:fill="D5E8F0" w:color="auto" w:val="clear"/>
+            <w:tcMar>
+              <w:top w:type="dxa" w:w="60"/>
+              <w:left w:type="dxa" w:w="120"/>
+              <w:bottom w:type="dxa" w:w="60"/>
+              <w:right w:type="dxa" w:w="120"/>
+            </w:tcMar>
+            <w:vAlign w:val="top"/>
+          </w:tcPr>
+          <w:p>
+            <w:pPr>
+              <w:spacing w:after="40" w:before="0"/>
+              <w:jc w:val="left"/>
+            </w:pPr>
+            <w:r>
+              <w:rPr>
+                <w:rFonts w:ascii="Arial" w:cs="Arial" w:eastAsia="Arial" w:hAnsi="Arial"/>
+                <w:b/>
+                <w:bCs/>
+                <w:i w:val="false"/>
+                <w:iCs w:val="false"/>
+                <w:color w:val="000000"/>
+                <w:sz w:val="18"/>
+                <w:szCs w:val="18"/>
+              </w:rPr>
+              <w:t xml:space="preserve">Focus for Lessons</w:t>
+            </w:r>
+          </w:p>
+        </w:tc>
+        <w:tc>
+          <w:tcPr>
+            <w:tcW w:type="dxa" w:w="10680"/>
+            <w:shd w:fill="FFFFFF" w:color="auto" w:val="clear"/>
+            <w:tcMar>
+              <w:top w:type="dxa" w:w="60"/>
+              <w:left w:type="dxa" w:w="120"/>
+              <w:bottom w:type="dxa" w:w="60"/>
+              <w:right w:type="dxa" w:w="120"/>
+            </w:tcMar>
+            <w:vAlign w:val="top"/>
+          </w:tcPr>
+          <w:p>
+            <w:pPr>
+              <w:spacing w:after="40" w:before="0"/>
+              <w:jc w:val="left"/>
+            </w:pPr>
+            <w:r>
+              <w:rPr>
+                <w:rFonts w:ascii="Arial" w:cs="Arial" w:eastAsia="Arial" w:hAnsi="Arial"/>
+                <w:b w:val="false"/>
+                <w:bCs w:val="false"/>
+                <w:i w:val="false"/>
+                <w:iCs w:val="false"/>
+                <w:color w:val="000000"/>
+                <w:sz w:val="18"/>
+                <w:szCs w:val="18"/>
+              </w:rPr>
+              <w:t xml:space="preserve">This unit introduces Grade 10 Essential Mathematics learners to the foundational concepts of statistics through the lens of real Kenyan community and school data. Learners progress from collecting and organising raw ungrouped data into frequency distribution tables, through computing measures of central tendency (mean, mode and median), to constructing and critically interpreting bar graphs, line graphs and pie charts. The unit is anchored in a community data investigation project in which learners collect genuine data from their school environment — such as modes of transport used to school, favourite foods in the canteen, or tree species in the compound — and use statistical tools to make evidence-based recommendations, developing both mathematical competency and the habit of data-driven decision making.</w:t>
+            </w:r>
+          </w:p>
+        </w:tc>
+      </w:tr>
+      <w:tr>
+        <w:tc>
+          <w:tcPr>
+            <w:tcW w:type="dxa" w:w="3000"/>
+            <w:shd w:fill="EAD1F5" w:color="auto" w:val="clear"/>
+            <w:tcMar>
+              <w:top w:type="dxa" w:w="60"/>
+              <w:left w:type="dxa" w:w="120"/>
+              <w:bottom w:type="dxa" w:w="60"/>
+              <w:right w:type="dxa" w:w="120"/>
+            </w:tcMar>
+            <w:vAlign w:val="top"/>
+          </w:tcPr>
+          <w:p>
+            <w:pPr>
+              <w:spacing w:after="40" w:before="0"/>
+              <w:jc w:val="left"/>
+            </w:pPr>
+            <w:r>
+              <w:rPr>
+                <w:rFonts w:ascii="Arial" w:cs="Arial" w:eastAsia="Arial" w:hAnsi="Arial"/>
+                <w:b/>
+                <w:bCs/>
+                <w:i w:val="false"/>
+                <w:iCs w:val="false"/>
+                <w:color w:val="000000"/>
+                <w:sz w:val="18"/>
+                <w:szCs w:val="18"/>
+              </w:rPr>
+              <w:t xml:space="preserve">Driving Question / Key Inquiry Questions</w:t>
+            </w:r>
+          </w:p>
+        </w:tc>
+        <w:tc>
+          <w:tcPr>
+            <w:tcW w:type="dxa" w:w="10680"/>
+            <w:shd w:fill="FFFFFF" w:color="auto" w:val="clear"/>
+            <w:tcMar>
+              <w:top w:type="dxa" w:w="60"/>
+              <w:left w:type="dxa" w:w="120"/>
+              <w:bottom w:type="dxa" w:w="60"/>
+              <w:right w:type="dxa" w:w="120"/>
+            </w:tcMar>
+            <w:vAlign w:val="top"/>
+          </w:tcPr>
+          <w:p>
+            <w:pPr>
+              <w:spacing w:after="40" w:before="0"/>
+              <w:jc w:val="left"/>
+            </w:pPr>
+            <w:r>
+              <w:rPr>
+                <w:rFonts w:ascii="Arial" w:cs="Arial" w:eastAsia="Arial" w:hAnsi="Arial"/>
+                <w:b w:val="false"/>
+                <w:bCs w:val="false"/>
+                <w:i w:val="false"/>
+                <w:iCs w:val="false"/>
+                <w:color w:val="000000"/>
+                <w:sz w:val="18"/>
+                <w:szCs w:val="18"/>
+              </w:rPr>
+              <w:t xml:space="preserve">DRIVING QUESTION: How can we turn raw data from our school and community into statistics and graphs that help Mama Wanjiku — and other Kenyan decision-makers — solve real problems?</w:t>
+            </w:r>
+          </w:p>
+          <w:p>
+            <w:pPr>
+              <w:spacing w:after="40" w:before="0"/>
+              <w:jc w:val="left"/>
+            </w:pPr>
+            <w:r>
+              <w:rPr>
+                <w:rFonts w:ascii="Arial" w:cs="Arial" w:eastAsia="Arial" w:hAnsi="Arial"/>
+                <w:b w:val="false"/>
+                <w:bCs w:val="false"/>
+                <w:i w:val="false"/>
+                <w:iCs w:val="false"/>
+                <w:color w:val="000000"/>
+                <w:sz w:val="18"/>
+                <w:szCs w:val="18"/>
+              </w:rPr>
+              <w:t xml:space="preserve"/>
+            </w:r>
+          </w:p>
+          <w:p>
+            <w:pPr>
+              <w:spacing w:after="40" w:before="0"/>
+              <w:jc w:val="left"/>
+            </w:pPr>
+            <w:r>
+              <w:rPr>
+                <w:rFonts w:ascii="Arial" w:cs="Arial" w:eastAsia="Arial" w:hAnsi="Arial"/>
+                <w:b w:val="false"/>
+                <w:bCs w:val="false"/>
+                <w:i w:val="false"/>
+                <w:iCs w:val="false"/>
+                <w:color w:val="000000"/>
+                <w:sz w:val="18"/>
+                <w:szCs w:val="18"/>
+              </w:rPr>
+              <w:t xml:space="preserve">KICD KEY INQUIRY QUESTION:</w:t>
+            </w:r>
+          </w:p>
+          <w:p>
+            <w:pPr>
+              <w:spacing w:after="40" w:before="0"/>
+              <w:jc w:val="left"/>
+            </w:pPr>
+            <w:r>
+              <w:rPr>
+                <w:rFonts w:ascii="Arial" w:cs="Arial" w:eastAsia="Arial" w:hAnsi="Arial"/>
+                <w:b w:val="false"/>
+                <w:bCs w:val="false"/>
+                <w:i w:val="false"/>
+                <w:iCs w:val="false"/>
+                <w:color w:val="000000"/>
+                <w:sz w:val="18"/>
+                <w:szCs w:val="18"/>
+              </w:rPr>
+              <w:t xml:space="preserve">1. How do we use statistics in day-to-day life?</w:t>
+            </w:r>
+          </w:p>
+        </w:tc>
+      </w:tr>
+      <w:tr>
+        <w:tc>
+          <w:tcPr>
+            <w:tcW w:type="dxa" w:w="3000"/>
+            <w:shd w:fill="EAD1F5" w:color="auto" w:val="clear"/>
+            <w:tcMar>
+              <w:top w:type="dxa" w:w="60"/>
+              <w:left w:type="dxa" w:w="120"/>
+              <w:bottom w:type="dxa" w:w="60"/>
+              <w:right w:type="dxa" w:w="120"/>
+            </w:tcMar>
+            <w:vAlign w:val="top"/>
+          </w:tcPr>
+          <w:p>
+            <w:pPr>
+              <w:spacing w:after="40" w:before="0"/>
+              <w:jc w:val="left"/>
+            </w:pPr>
+            <w:r>
+              <w:rPr>
+                <w:rFonts w:ascii="Arial" w:cs="Arial" w:eastAsia="Arial" w:hAnsi="Arial"/>
+                <w:b/>
+                <w:bCs/>
+                <w:i w:val="false"/>
+                <w:iCs w:val="false"/>
+                <w:color w:val="000000"/>
+                <w:sz w:val="18"/>
+                <w:szCs w:val="18"/>
+              </w:rPr>
+              <w:t xml:space="preserve">Anchoring Phenomenon</w:t>
+            </w:r>
+          </w:p>
+        </w:tc>
+        <w:tc>
+          <w:tcPr>
+            <w:tcW w:type="dxa" w:w="10680"/>
+            <w:shd w:fill="FFFFFF" w:color="auto" w:val="clear"/>
+            <w:tcMar>
+              <w:top w:type="dxa" w:w="60"/>
+              <w:left w:type="dxa" w:w="120"/>
+              <w:bottom w:type="dxa" w:w="60"/>
+              <w:right w:type="dxa" w:w="120"/>
+            </w:tcMar>
+            <w:vAlign w:val="top"/>
+          </w:tcPr>
+          <w:p>
+            <w:pPr>
+              <w:spacing w:after="40" w:before="0"/>
+              <w:jc w:val="left"/>
+            </w:pPr>
+            <w:r>
+              <w:rPr>
+                <w:rFonts w:ascii="Arial" w:cs="Arial" w:eastAsia="Arial" w:hAnsi="Arial"/>
+                <w:b w:val="false"/>
+                <w:bCs w:val="false"/>
+                <w:i w:val="false"/>
+                <w:iCs w:val="false"/>
+                <w:color w:val="000000"/>
+                <w:sz w:val="18"/>
+                <w:szCs w:val="18"/>
+              </w:rPr>
+              <w:t xml:space="preserve">ANCHORING PHENOMENON — "The Canteen Queue Puzzle at Mwangaza Secondary School"</w:t>
+            </w:r>
+          </w:p>
+          <w:p>
+            <w:pPr>
+              <w:spacing w:after="40" w:before="0"/>
+              <w:jc w:val="left"/>
+            </w:pPr>
+            <w:r>
+              <w:rPr>
+                <w:rFonts w:ascii="Arial" w:cs="Arial" w:eastAsia="Arial" w:hAnsi="Arial"/>
+                <w:b w:val="false"/>
+                <w:bCs w:val="false"/>
+                <w:i w:val="false"/>
+                <w:iCs w:val="false"/>
+                <w:color w:val="000000"/>
+                <w:sz w:val="18"/>
+                <w:szCs w:val="18"/>
+              </w:rPr>
+              <w:t xml:space="preserve"/>
+            </w:r>
+          </w:p>
+          <w:p>
+            <w:pPr>
+              <w:spacing w:after="40" w:before="0"/>
+              <w:jc w:val="left"/>
+            </w:pPr>
+            <w:r>
+              <w:rPr>
+                <w:rFonts w:ascii="Arial" w:cs="Arial" w:eastAsia="Arial" w:hAnsi="Arial"/>
+                <w:b w:val="false"/>
+                <w:bCs w:val="false"/>
+                <w:i w:val="false"/>
+                <w:iCs w:val="false"/>
+                <w:color w:val="000000"/>
+                <w:sz w:val="18"/>
+                <w:szCs w:val="18"/>
+              </w:rPr>
+              <w:t xml:space="preserve">Every lunch break at a Kenyan secondary school, the canteen sells several different meals — ugali with sukuma wiki, chapati, githeri, rice and beans, and mandazi. The canteen manager, Mama Wanjiku, notices that on some days she runs out of ugali and sukuma wiki before all learners are served, while on other days she is left with large amounts of unsold githeri. She loses money on unsold food and frustrates hungry learners when popular meals run out early. She has no written records of what learners buy each day — she just guesses from memory.</w:t>
+            </w:r>
+          </w:p>
+          <w:p>
+            <w:pPr>
+              <w:spacing w:after="40" w:before="0"/>
+              <w:jc w:val="left"/>
+            </w:pPr>
+            <w:r>
+              <w:rPr>
+                <w:rFonts w:ascii="Arial" w:cs="Arial" w:eastAsia="Arial" w:hAnsi="Arial"/>
+                <w:b w:val="false"/>
+                <w:bCs w:val="false"/>
+                <w:i w:val="false"/>
+                <w:iCs w:val="false"/>
+                <w:color w:val="000000"/>
+                <w:sz w:val="18"/>
+                <w:szCs w:val="18"/>
+              </w:rPr>
+              <w:t xml:space="preserve"/>
+            </w:r>
+          </w:p>
+          <w:p>
+            <w:pPr>
+              <w:spacing w:after="40" w:before="0"/>
+              <w:jc w:val="left"/>
+            </w:pPr>
+            <w:r>
+              <w:rPr>
+                <w:rFonts w:ascii="Arial" w:cs="Arial" w:eastAsia="Arial" w:hAnsi="Arial"/>
+                <w:b w:val="false"/>
+                <w:bCs w:val="false"/>
+                <w:i w:val="false"/>
+                <w:iCs w:val="false"/>
+                <w:color w:val="000000"/>
+                <w:sz w:val="18"/>
+                <w:szCs w:val="18"/>
+              </w:rPr>
+              <w:t xml:space="preserve">A group of Grade 10 learners decides to help Mama Wanjiku. They collect one week's lunch-order data from 120 learners in their school. When they lay out the raw data — a long, unorganised list of meal choices — it looks like meaningless noise. But when they begin to organise the numbers into a frequency distribution table and then draw a bar chart, a clear pattern emerges: ugali with sukuma wiki is chosen by nearly half the learners every single day, while githeri is the least popular option. The mean number of ugali portions sold per day is 58, the mode is 60 and the median is 57. The pie chart shows that ugali accounts for 47% of all orders.</w:t>
+            </w:r>
+          </w:p>
+          <w:p>
+            <w:pPr>
+              <w:spacing w:after="40" w:before="0"/>
+              <w:jc w:val="left"/>
+            </w:pPr>
+            <w:r>
+              <w:rPr>
+                <w:rFonts w:ascii="Arial" w:cs="Arial" w:eastAsia="Arial" w:hAnsi="Arial"/>
+                <w:b w:val="false"/>
+                <w:bCs w:val="false"/>
+                <w:i w:val="false"/>
+                <w:iCs w:val="false"/>
+                <w:color w:val="000000"/>
+                <w:sz w:val="18"/>
+                <w:szCs w:val="18"/>
+              </w:rPr>
+              <w:t xml:space="preserve"/>
+            </w:r>
+          </w:p>
+          <w:p>
+            <w:pPr>
+              <w:spacing w:after="40" w:before="0"/>
+              <w:jc w:val="left"/>
+            </w:pPr>
+            <w:r>
+              <w:rPr>
+                <w:rFonts w:ascii="Arial" w:cs="Arial" w:eastAsia="Arial" w:hAnsi="Arial"/>
+                <w:b w:val="false"/>
+                <w:bCs w:val="false"/>
+                <w:i w:val="false"/>
+                <w:iCs w:val="false"/>
+                <w:color w:val="000000"/>
+                <w:sz w:val="18"/>
+                <w:szCs w:val="18"/>
+              </w:rPr>
+              <w:t xml:space="preserve">What is puzzling: Why did Mama Wanjiku's memory-based guesses fail so badly, even though she serves learners every day? How can a simple table of numbers and a graph reveal patterns that a human mind misses? And can the same statistical tools that solved Mama Wanjiku's problem be used to answer bigger questions — about transport, health, or the environment — in the wider Kenyan community?</w:t>
+            </w:r>
+          </w:p>
+          <w:p>
+            <w:pPr>
+              <w:spacing w:after="40" w:before="0"/>
+              <w:jc w:val="left"/>
+            </w:pPr>
+            <w:r>
+              <w:rPr>
+                <w:rFonts w:ascii="Arial" w:cs="Arial" w:eastAsia="Arial" w:hAnsi="Arial"/>
+                <w:b w:val="false"/>
+                <w:bCs w:val="false"/>
+                <w:i w:val="false"/>
+                <w:iCs w:val="false"/>
+                <w:color w:val="000000"/>
+                <w:sz w:val="18"/>
+                <w:szCs w:val="18"/>
+              </w:rPr>
+              <w:t xml:space="preserve"/>
+            </w:r>
+          </w:p>
+          <w:p>
+            <w:pPr>
+              <w:spacing w:after="40" w:before="0"/>
+              <w:jc w:val="left"/>
+            </w:pPr>
+            <w:r>
+              <w:rPr>
+                <w:rFonts w:ascii="Arial" w:cs="Arial" w:eastAsia="Arial" w:hAnsi="Arial"/>
+                <w:b w:val="false"/>
+                <w:bCs w:val="false"/>
+                <w:i w:val="false"/>
+                <w:iCs w:val="false"/>
+                <w:color w:val="000000"/>
+                <w:sz w:val="18"/>
+                <w:szCs w:val="18"/>
+              </w:rPr>
+              <w:t xml:space="preserve">This phenomenon is puzzling because it shows that raw, unorganised data is essentially invisible information. Only after systematic organisation, computation and visual representation does the data become a decision-making tool. Learners are motivated to understand WHY and HOW statistical methods transform noise into knowledge.</w:t>
+            </w:r>
+          </w:p>
+        </w:tc>
+      </w:tr>
+      <w:tr>
+        <w:tc>
+          <w:tcPr>
+            <w:tcW w:type="dxa" w:w="3000"/>
+            <w:shd w:fill="D9EEF1" w:color="auto" w:val="clear"/>
+            <w:tcMar>
+              <w:top w:type="dxa" w:w="60"/>
+              <w:left w:type="dxa" w:w="120"/>
+              <w:bottom w:type="dxa" w:w="60"/>
+              <w:right w:type="dxa" w:w="120"/>
+            </w:tcMar>
+            <w:vAlign w:val="top"/>
+          </w:tcPr>
+          <w:p>
+            <w:pPr>
+              <w:spacing w:after="40" w:before="0"/>
+              <w:jc w:val="left"/>
+            </w:pPr>
+            <w:r>
+              <w:rPr>
+                <w:rFonts w:ascii="Arial" w:cs="Arial" w:eastAsia="Arial" w:hAnsi="Arial"/>
+                <w:b/>
+                <w:bCs/>
+                <w:i w:val="false"/>
+                <w:iCs w:val="false"/>
+                <w:color w:val="000000"/>
+                <w:sz w:val="18"/>
+                <w:szCs w:val="18"/>
+              </w:rPr>
+              <w:t xml:space="preserve">Storyline Thread</w:t>
+            </w:r>
+          </w:p>
+        </w:tc>
+        <w:tc>
+          <w:tcPr>
+            <w:tcW w:type="dxa" w:w="10680"/>
+            <w:shd w:fill="FFFFFF" w:color="auto" w:val="clear"/>
+            <w:tcMar>
+              <w:top w:type="dxa" w:w="60"/>
+              <w:left w:type="dxa" w:w="120"/>
+              <w:bottom w:type="dxa" w:w="60"/>
+              <w:right w:type="dxa" w:w="120"/>
+            </w:tcMar>
+            <w:vAlign w:val="top"/>
+          </w:tcPr>
+          <w:p>
+            <w:pPr>
+              <w:spacing w:after="40" w:before="0"/>
+              <w:jc w:val="left"/>
+            </w:pPr>
+            <w:r>
+              <w:rPr>
+                <w:rFonts w:ascii="Arial" w:cs="Arial" w:eastAsia="Arial" w:hAnsi="Arial"/>
+                <w:b w:val="false"/>
+                <w:bCs w:val="false"/>
+                <w:i w:val="false"/>
+                <w:iCs w:val="false"/>
+                <w:color w:val="000000"/>
+                <w:sz w:val="18"/>
+                <w:szCs w:val="18"/>
+              </w:rPr>
+              <w:t xml:space="preserve">Lesson 1 — "What Is the Data Telling Us?" (Predict + Phenomenon Launch)</w:t>
+            </w:r>
+          </w:p>
+          <w:p>
+            <w:pPr>
+              <w:spacing w:after="40" w:before="0"/>
+              <w:jc w:val="left"/>
+            </w:pPr>
+            <w:r>
+              <w:rPr>
+                <w:rFonts w:ascii="Arial" w:cs="Arial" w:eastAsia="Arial" w:hAnsi="Arial"/>
+                <w:b w:val="false"/>
+                <w:bCs w:val="false"/>
+                <w:i w:val="false"/>
+                <w:iCs w:val="false"/>
+                <w:color w:val="000000"/>
+                <w:sz w:val="18"/>
+                <w:szCs w:val="18"/>
+              </w:rPr>
+              <w:t xml:space="preserve">Learners are shown Mama Wanjiku's unorganised list of 120 meal choices (raw data on the board). They predict — before any instruction — which meal is most popular, writing individual estimates. Cold-call 5 learners to share predictions and reasoning (wait time: 30 seconds). Introduce the anchoring phenomenon formally. Learners brainstorm in pairs: what information would help Mama Wanjiku? Introduce the concept of data collection; learners design a simple tally sheet to collect ungrouped data from classmates (favourite school meal, mode of transport to school, or preferred sport). By end of lesson each group has a raw data set of at least 30 entries. Connect back: "Our raw list looks just like Mama Wanjiku's — what do we do next?"</w:t>
+            </w:r>
+          </w:p>
+          <w:p>
+            <w:pPr>
+              <w:spacing w:after="40" w:before="0"/>
+              <w:jc w:val="left"/>
+            </w:pPr>
+            <w:r>
+              <w:rPr>
+                <w:rFonts w:ascii="Arial" w:cs="Arial" w:eastAsia="Arial" w:hAnsi="Arial"/>
+                <w:b w:val="false"/>
+                <w:bCs w:val="false"/>
+                <w:i w:val="false"/>
+                <w:iCs w:val="false"/>
+                <w:color w:val="000000"/>
+                <w:sz w:val="18"/>
+                <w:szCs w:val="18"/>
+              </w:rPr>
+              <w:t xml:space="preserve"/>
+            </w:r>
+          </w:p>
+          <w:p>
+            <w:pPr>
+              <w:spacing w:after="40" w:before="0"/>
+              <w:jc w:val="left"/>
+            </w:pPr>
+            <w:r>
+              <w:rPr>
+                <w:rFonts w:ascii="Arial" w:cs="Arial" w:eastAsia="Arial" w:hAnsi="Arial"/>
+                <w:b w:val="false"/>
+                <w:bCs w:val="false"/>
+                <w:i w:val="false"/>
+                <w:iCs w:val="false"/>
+                <w:color w:val="000000"/>
+                <w:sz w:val="18"/>
+                <w:szCs w:val="18"/>
+              </w:rPr>
+              <w:t xml:space="preserve">Lesson 2 — "Organising the Noise: Frequency Distribution Tables" (Observe + Explain)</w:t>
+            </w:r>
+          </w:p>
+          <w:p>
+            <w:pPr>
+              <w:spacing w:after="40" w:before="0"/>
+              <w:jc w:val="left"/>
+            </w:pPr>
+            <w:r>
+              <w:rPr>
+                <w:rFonts w:ascii="Arial" w:cs="Arial" w:eastAsia="Arial" w:hAnsi="Arial"/>
+                <w:b w:val="false"/>
+                <w:bCs w:val="false"/>
+                <w:i w:val="false"/>
+                <w:iCs w:val="false"/>
+                <w:color w:val="000000"/>
+                <w:sz w:val="18"/>
+                <w:szCs w:val="18"/>
+              </w:rPr>
+              <w:t xml:space="preserve">Learners receive their raw data sets from Lesson 1. Teacher models construction of a frequency distribution table using the transport tally supporting phenomenon (school-gate data). Learners construct frequency distribution tables for their own data sets in groups. Teacher circulates — ask 3 targeted questions: "What is the highest frequency? What does that tell us about Mama Wanjiku's problem? Could she have seen this pattern without the table?" Learners compare tables across groups and notice that organisation reveals patterns invisible in raw data. Connect: update the Driving Question Board (DQB) — "A frequency table organises data, but can it tell us the 'typical' value? What number best represents the whole data set?"</w:t>
+            </w:r>
+          </w:p>
+          <w:p>
+            <w:pPr>
+              <w:spacing w:after="40" w:before="0"/>
+              <w:jc w:val="left"/>
+            </w:pPr>
+            <w:r>
+              <w:rPr>
+                <w:rFonts w:ascii="Arial" w:cs="Arial" w:eastAsia="Arial" w:hAnsi="Arial"/>
+                <w:b w:val="false"/>
+                <w:bCs w:val="false"/>
+                <w:i w:val="false"/>
+                <w:iCs w:val="false"/>
+                <w:color w:val="000000"/>
+                <w:sz w:val="18"/>
+                <w:szCs w:val="18"/>
+              </w:rPr>
+              <w:t xml:space="preserve"/>
+            </w:r>
+          </w:p>
+          <w:p>
+            <w:pPr>
+              <w:spacing w:after="40" w:before="0"/>
+              <w:jc w:val="left"/>
+            </w:pPr>
+            <w:r>
+              <w:rPr>
+                <w:rFonts w:ascii="Arial" w:cs="Arial" w:eastAsia="Arial" w:hAnsi="Arial"/>
+                <w:b w:val="false"/>
+                <w:bCs w:val="false"/>
+                <w:i w:val="false"/>
+                <w:iCs w:val="false"/>
+                <w:color w:val="000000"/>
+                <w:sz w:val="18"/>
+                <w:szCs w:val="18"/>
+              </w:rPr>
+              <w:t xml:space="preserve">Lesson 3 — "Finding the Middle Ground: Mean and Mode" (Explain + Model Building)</w:t>
+            </w:r>
+          </w:p>
+          <w:p>
+            <w:pPr>
+              <w:spacing w:after="40" w:before="0"/>
+              <w:jc w:val="left"/>
+            </w:pPr>
+            <w:r>
+              <w:rPr>
+                <w:rFonts w:ascii="Arial" w:cs="Arial" w:eastAsia="Arial" w:hAnsi="Arial"/>
+                <w:b w:val="false"/>
+                <w:bCs w:val="false"/>
+                <w:i w:val="false"/>
+                <w:iCs w:val="false"/>
+                <w:color w:val="000000"/>
+                <w:sz w:val="18"/>
+                <w:szCs w:val="18"/>
+              </w:rPr>
+              <w:t xml:space="preserve">Using the canteen data phenomenon, learners compute the MEAN number of ugali portions per day (guided example) and the MODE of meal choices. Teacher uses think-pair-share (wait time: 45 seconds per prompt): "Why might the mean and mode give different answers? Which would Mama Wanjiku find more useful?" Learners compute mean and mode for their own group data sets. Connect to the Kericho rainfall supporting phenomenon — what does the mean monthly rainfall tell a tea farmer? Learners add mean and mode to their cumulative data model. DQB update: "We have mean and mode — is there a third measure of 'typical'?"</w:t>
+            </w:r>
+          </w:p>
+          <w:p>
+            <w:pPr>
+              <w:spacing w:after="40" w:before="0"/>
+              <w:jc w:val="left"/>
+            </w:pPr>
+            <w:r>
+              <w:rPr>
+                <w:rFonts w:ascii="Arial" w:cs="Arial" w:eastAsia="Arial" w:hAnsi="Arial"/>
+                <w:b w:val="false"/>
+                <w:bCs w:val="false"/>
+                <w:i w:val="false"/>
+                <w:iCs w:val="false"/>
+                <w:color w:val="000000"/>
+                <w:sz w:val="18"/>
+                <w:szCs w:val="18"/>
+              </w:rPr>
+              <w:t xml:space="preserve"/>
+            </w:r>
+          </w:p>
+          <w:p>
+            <w:pPr>
+              <w:spacing w:after="40" w:before="0"/>
+              <w:jc w:val="left"/>
+            </w:pPr>
+            <w:r>
+              <w:rPr>
+                <w:rFonts w:ascii="Arial" w:cs="Arial" w:eastAsia="Arial" w:hAnsi="Arial"/>
+                <w:b w:val="false"/>
+                <w:bCs w:val="false"/>
+                <w:i w:val="false"/>
+                <w:iCs w:val="false"/>
+                <w:color w:val="000000"/>
+                <w:sz w:val="18"/>
+                <w:szCs w:val="18"/>
+              </w:rPr>
+              <w:t xml:space="preserve">Lesson 4 — "The Middle Value: Median" (Explain + Model Building)</w:t>
+            </w:r>
+          </w:p>
+          <w:p>
+            <w:pPr>
+              <w:spacing w:after="40" w:before="0"/>
+              <w:jc w:val="left"/>
+            </w:pPr>
+            <w:r>
+              <w:rPr>
+                <w:rFonts w:ascii="Arial" w:cs="Arial" w:eastAsia="Arial" w:hAnsi="Arial"/>
+                <w:b w:val="false"/>
+                <w:bCs w:val="false"/>
+                <w:i w:val="false"/>
+                <w:iCs w:val="false"/>
+                <w:color w:val="000000"/>
+                <w:sz w:val="18"/>
+                <w:szCs w:val="18"/>
+              </w:rPr>
+              <w:t xml:space="preserve">Introduce median using a simple ordering activity — 9 learners stand in a line ordered by number of siblings; the middle learner's value is the median (kinaesthetic engagement). Learners order their own data sets and identify the median. Teacher cold-calls 4 learners to explain why ordering matters for median but not for mode (wait time: 30 seconds). Compare mean, mode and median for the canteen data: mean = 58, mode = 60, median = 57 ugali portions. Ask: "If Mama Wanjiku uses the mode to plan, will she over-order or under-order?" Learners update their group data model with all three measures of central tendency. DQB update: "We can now describe data with numbers — but how do we show it visually so anyone can understand it at a glance?"</w:t>
+            </w:r>
+          </w:p>
+          <w:p>
+            <w:pPr>
+              <w:spacing w:after="40" w:before="0"/>
+              <w:jc w:val="left"/>
+            </w:pPr>
+            <w:r>
+              <w:rPr>
+                <w:rFonts w:ascii="Arial" w:cs="Arial" w:eastAsia="Arial" w:hAnsi="Arial"/>
+                <w:b w:val="false"/>
+                <w:bCs w:val="false"/>
+                <w:i w:val="false"/>
+                <w:iCs w:val="false"/>
+                <w:color w:val="000000"/>
+                <w:sz w:val="18"/>
+                <w:szCs w:val="18"/>
+              </w:rPr>
+              <w:t xml:space="preserve"/>
+            </w:r>
+          </w:p>
+          <w:p>
+            <w:pPr>
+              <w:spacing w:after="40" w:before="0"/>
+              <w:jc w:val="left"/>
+            </w:pPr>
+            <w:r>
+              <w:rPr>
+                <w:rFonts w:ascii="Arial" w:cs="Arial" w:eastAsia="Arial" w:hAnsi="Arial"/>
+                <w:b w:val="false"/>
+                <w:bCs w:val="false"/>
+                <w:i w:val="false"/>
+                <w:iCs w:val="false"/>
+                <w:color w:val="000000"/>
+                <w:sz w:val="18"/>
+                <w:szCs w:val="18"/>
+              </w:rPr>
+              <w:t xml:space="preserve">Lesson 5 — "Seeing the Data: Bar Graphs and Line Graphs" (Observe + Explain)</w:t>
+            </w:r>
+          </w:p>
+          <w:p>
+            <w:pPr>
+              <w:spacing w:after="40" w:before="0"/>
+              <w:jc w:val="left"/>
+            </w:pPr>
+            <w:r>
+              <w:rPr>
+                <w:rFonts w:ascii="Arial" w:cs="Arial" w:eastAsia="Arial" w:hAnsi="Arial"/>
+                <w:b w:val="false"/>
+                <w:bCs w:val="false"/>
+                <w:i w:val="false"/>
+                <w:iCs w:val="false"/>
+                <w:color w:val="000000"/>
+                <w:sz w:val="18"/>
+                <w:szCs w:val="18"/>
+              </w:rPr>
+              <w:t xml:space="preserve">Introduce bar graphs using the Nairobi County health survey supporting phenomenon (pre-printed bar chart). Learners read and interpret the chart — teacher asks: "Which sub-county needs the most malaria resources? How does the bar graph make this obvious?" Learners construct bar graphs for their own group data sets on graph paper. Introduce line graphs using the Kericho rainfall supporting phenomenon — learners trace trends across months. Discuss: "When is a line graph better than a bar graph?" (continuous vs. discrete data). Learners draw a line graph for a provided monthly sales data set from a Kisumu market vendor. Connect to phenomenon: "If Mama Wanjiku tracked daily ugali sales over a month as a line graph, what would she see?" DQB update: "Bar graphs and line graphs show frequency and trend — but how do we show proportions (parts of a whole)?"</w:t>
+            </w:r>
+          </w:p>
+          <w:p>
+            <w:pPr>
+              <w:spacing w:after="40" w:before="0"/>
+              <w:jc w:val="left"/>
+            </w:pPr>
+            <w:r>
+              <w:rPr>
+                <w:rFonts w:ascii="Arial" w:cs="Arial" w:eastAsia="Arial" w:hAnsi="Arial"/>
+                <w:b w:val="false"/>
+                <w:bCs w:val="false"/>
+                <w:i w:val="false"/>
+                <w:iCs w:val="false"/>
+                <w:color w:val="000000"/>
+                <w:sz w:val="18"/>
+                <w:szCs w:val="18"/>
+              </w:rPr>
+              <w:t xml:space="preserve"/>
+            </w:r>
+          </w:p>
+          <w:p>
+            <w:pPr>
+              <w:spacing w:after="40" w:before="0"/>
+              <w:jc w:val="left"/>
+            </w:pPr>
+            <w:r>
+              <w:rPr>
+                <w:rFonts w:ascii="Arial" w:cs="Arial" w:eastAsia="Arial" w:hAnsi="Arial"/>
+                <w:b w:val="false"/>
+                <w:bCs w:val="false"/>
+                <w:i w:val="false"/>
+                <w:iCs w:val="false"/>
+                <w:color w:val="000000"/>
+                <w:sz w:val="18"/>
+                <w:szCs w:val="18"/>
+              </w:rPr>
+              <w:t xml:space="preserve">Lesson 6 — "Slicing the Circle: Pie Charts" (Explain + Model Building)</w:t>
+            </w:r>
+          </w:p>
+          <w:p>
+            <w:pPr>
+              <w:spacing w:after="40" w:before="0"/>
+              <w:jc w:val="left"/>
+            </w:pPr>
+            <w:r>
+              <w:rPr>
+                <w:rFonts w:ascii="Arial" w:cs="Arial" w:eastAsia="Arial" w:hAnsi="Arial"/>
+                <w:b w:val="false"/>
+                <w:bCs w:val="false"/>
+                <w:i w:val="false"/>
+                <w:iCs w:val="false"/>
+                <w:color w:val="000000"/>
+                <w:sz w:val="18"/>
+                <w:szCs w:val="18"/>
+              </w:rPr>
+              <w:t xml:space="preserve">Use the KNBS mobile-phone usage pie chart supporting phenomenon as the entry point. Learners observe and interpret the chart before any instruction (predict phase within lesson). Teach the method for calculating sector angles (frequency ÷ total × 360°) using the canteen data. Learners construct pie charts for their own data sets using protractors and compasses. Teacher circulates — cold-call 3 learners: "What percentage of your data does the largest slice represent? Does this match your frequency table?" Learners use a digital device (LDD or mobile phone) to recreate their pie chart using a spreadsheet tool and compare with hand-drawn version. Connect: "Mama Wanjiku could show this pie chart to the school principal to justify buying more ugali ingredients." DQB update: "We can now draw three types of graphs — but which graph is best for which type of data?"</w:t>
+            </w:r>
+          </w:p>
+          <w:p>
+            <w:pPr>
+              <w:spacing w:after="40" w:before="0"/>
+              <w:jc w:val="left"/>
+            </w:pPr>
+            <w:r>
+              <w:rPr>
+                <w:rFonts w:ascii="Arial" w:cs="Arial" w:eastAsia="Arial" w:hAnsi="Arial"/>
+                <w:b w:val="false"/>
+                <w:bCs w:val="false"/>
+                <w:i w:val="false"/>
+                <w:iCs w:val="false"/>
+                <w:color w:val="000000"/>
+                <w:sz w:val="18"/>
+                <w:szCs w:val="18"/>
+              </w:rPr>
+              <w:t xml:space="preserve"/>
+            </w:r>
+          </w:p>
+          <w:p>
+            <w:pPr>
+              <w:spacing w:after="40" w:before="0"/>
+              <w:jc w:val="left"/>
+            </w:pPr>
+            <w:r>
+              <w:rPr>
+                <w:rFonts w:ascii="Arial" w:cs="Arial" w:eastAsia="Arial" w:hAnsi="Arial"/>
+                <w:b w:val="false"/>
+                <w:bCs w:val="false"/>
+                <w:i w:val="false"/>
+                <w:iCs w:val="false"/>
+                <w:color w:val="000000"/>
+                <w:sz w:val="18"/>
+                <w:szCs w:val="18"/>
+              </w:rPr>
+              <w:t xml:space="preserve">Lesson 7 — "Reading Between the Lines: Interpreting Graphs and Charts" (Explain + DQB Consolidation)</w:t>
+            </w:r>
+          </w:p>
+          <w:p>
+            <w:pPr>
+              <w:spacing w:after="40" w:before="0"/>
+              <w:jc w:val="left"/>
+            </w:pPr>
+            <w:r>
+              <w:rPr>
+                <w:rFonts w:ascii="Arial" w:cs="Arial" w:eastAsia="Arial" w:hAnsi="Arial"/>
+                <w:b w:val="false"/>
+                <w:bCs w:val="false"/>
+                <w:i w:val="false"/>
+                <w:iCs w:val="false"/>
+                <w:color w:val="000000"/>
+                <w:sz w:val="18"/>
+                <w:szCs w:val="18"/>
+              </w:rPr>
+              <w:t xml:space="preserve">Provide learners with three unfamiliar graphs (bar graph of KCSE subject enrolment in a Nairobi school; line graph of Lake Victoria water levels 2015–2024; pie chart of land use in Rift Valley County). In groups, learners extract specific information, identify trends, and make two evidence-based recommendations per graph. Groups present to class; peers use a structured feedback protocol ("One thing that is clear… One question I still have…"). Teacher facilitates whole-class DQB update: compile all questions learners still have, categorise answered vs. unanswered questions. Connect back to phenomenon: "Could we now build a complete statistical report for Mama Wanjiku using all our tools — table, mean/mode/median, bar graph, line graph, pie chart?"</w:t>
+            </w:r>
+          </w:p>
+          <w:p>
+            <w:pPr>
+              <w:spacing w:after="40" w:before="0"/>
+              <w:jc w:val="left"/>
+            </w:pPr>
+            <w:r>
+              <w:rPr>
+                <w:rFonts w:ascii="Arial" w:cs="Arial" w:eastAsia="Arial" w:hAnsi="Arial"/>
+                <w:b w:val="false"/>
+                <w:bCs w:val="false"/>
+                <w:i w:val="false"/>
+                <w:iCs w:val="false"/>
+                <w:color w:val="000000"/>
+                <w:sz w:val="18"/>
+                <w:szCs w:val="18"/>
+              </w:rPr>
+              <w:t xml:space="preserve"/>
+            </w:r>
+          </w:p>
+          <w:p>
+            <w:pPr>
+              <w:spacing w:after="40" w:before="0"/>
+              <w:jc w:val="left"/>
+            </w:pPr>
+            <w:r>
+              <w:rPr>
+                <w:rFonts w:ascii="Arial" w:cs="Arial" w:eastAsia="Arial" w:hAnsi="Arial"/>
+                <w:b w:val="false"/>
+                <w:bCs w:val="false"/>
+                <w:i w:val="false"/>
+                <w:iCs w:val="false"/>
+                <w:color w:val="000000"/>
+                <w:sz w:val="18"/>
+                <w:szCs w:val="18"/>
+              </w:rPr>
+              <w:t xml:space="preserve">Lesson 8 — "Helping Mama Wanjiku: Data Project Presentation and Model Finalisation" (Model Building + Project + Assessment)</w:t>
+            </w:r>
+          </w:p>
+          <w:p>
+            <w:pPr>
+              <w:spacing w:after="40" w:before="0"/>
+              <w:jc w:val="left"/>
+            </w:pPr>
+            <w:r>
+              <w:rPr>
+                <w:rFonts w:ascii="Arial" w:cs="Arial" w:eastAsia="Arial" w:hAnsi="Arial"/>
+                <w:b w:val="false"/>
+                <w:bCs w:val="false"/>
+                <w:i w:val="false"/>
+                <w:iCs w:val="false"/>
+                <w:color w:val="000000"/>
+                <w:sz w:val="18"/>
+                <w:szCs w:val="18"/>
+              </w:rPr>
+              <w:t xml:space="preserve">Learners finalise their group data project (begun in Lesson 1): organise collected data into a frequency distribution table, compute mean, mode and median, construct at least two graph types (one on graph paper, one on a digital device), write two data-driven recommendations for the school or community. Groups present their completed statistical reports (3 minutes per group). Peers and teacher assess using the suggested rubric (accuracy of frequency table, correctness of mean/mode/median, quality of graphs, validity of conclusions). Final DQB review: each learner writes one sentence answering the driving question — "How can statistics help Mama Wanjiku — and other Kenyan decision-makers — solve real problems?" Teacher collects exit cards. Connect to careers: brief discussion on how journalists, farmers, health workers and sports coaches in Kenya use exactly these tools every day.</w:t>
+            </w:r>
+          </w:p>
+        </w:tc>
+      </w:tr>
+      <w:tr>
+        <w:tc>
+          <w:tcPr>
+            <w:tcW w:type="dxa" w:w="3000"/>
+            <w:shd w:fill="EAD1F5" w:color="auto" w:val="clear"/>
+            <w:tcMar>
+              <w:top w:type="dxa" w:w="60"/>
+              <w:left w:type="dxa" w:w="120"/>
+              <w:bottom w:type="dxa" w:w="60"/>
+              <w:right w:type="dxa" w:w="120"/>
+            </w:tcMar>
+            <w:vAlign w:val="top"/>
+          </w:tcPr>
+          <w:p>
+            <w:pPr>
+              <w:spacing w:after="40" w:before="0"/>
+              <w:jc w:val="left"/>
+            </w:pPr>
+            <w:r>
+              <w:rPr>
+                <w:rFonts w:ascii="Arial" w:cs="Arial" w:eastAsia="Arial" w:hAnsi="Arial"/>
+                <w:b/>
+                <w:bCs/>
+                <w:i w:val="false"/>
+                <w:iCs w:val="false"/>
+                <w:color w:val="000000"/>
+                <w:sz w:val="18"/>
+                <w:szCs w:val="18"/>
+              </w:rPr>
+              <w:t xml:space="preserve">Supporting Phenomena</w:t>
+            </w:r>
+          </w:p>
+        </w:tc>
+        <w:tc>
+          <w:tcPr>
+            <w:tcW w:type="dxa" w:w="10680"/>
+            <w:shd w:fill="FFFFFF" w:color="auto" w:val="clear"/>
+            <w:tcMar>
+              <w:top w:type="dxa" w:w="60"/>
+              <w:left w:type="dxa" w:w="120"/>
+              <w:bottom w:type="dxa" w:w="60"/>
+              <w:right w:type="dxa" w:w="120"/>
+            </w:tcMar>
+            <w:vAlign w:val="top"/>
+          </w:tcPr>
+          <w:p>
+            <w:pPr>
+              <w:spacing w:after="30" w:before="0"/>
+              <w:ind w:left="360" w:hanging="180"/>
+              <w:jc w:val="left"/>
+            </w:pPr>
+            <w:r>
+              <w:rPr>
+                <w:rFonts w:ascii="Arial" w:cs="Arial" w:eastAsia="Arial" w:hAnsi="Arial"/>
+                <w:b w:val="false"/>
+                <w:bCs w:val="false"/>
+                <w:i w:val="false"/>
+                <w:iCs w:val="false"/>
+                <w:color w:val="000000"/>
+                <w:sz w:val="18"/>
+                <w:szCs w:val="18"/>
+              </w:rPr>
+              <w:t xml:space="preserve">–  Transport Tally at the School Gate (Lesson 1–2): A teacher stands at the school gate for one morning and tallies how learners arrive — matatu, boda boda, walking, cycling, or private car. The resulting raw tally of 200 entries looks chaotic, but when converted into a frequency distribution table the dominant mode of transport (walking) becomes immediately obvious — sparking curiosity about why organising data changes what we can see.</w:t>
+            </w:r>
+          </w:p>
+          <w:p>
+            <w:pPr>
+              <w:spacing w:after="30" w:before="0"/>
+              <w:ind w:left="360" w:hanging="180"/>
+              <w:jc w:val="left"/>
+            </w:pPr>
+            <w:r>
+              <w:rPr>
+                <w:rFonts w:ascii="Arial" w:cs="Arial" w:eastAsia="Arial" w:hAnsi="Arial"/>
+                <w:b w:val="false"/>
+                <w:bCs w:val="false"/>
+                <w:i w:val="false"/>
+                <w:iCs w:val="false"/>
+                <w:color w:val="000000"/>
+                <w:sz w:val="18"/>
+                <w:szCs w:val="18"/>
+              </w:rPr>
+              <w:t xml:space="preserve">–  Rainfall Records at Kericho Tea Estates (Lesson 4–5): A printed line graph from a Kericho tea estate shows monthly rainfall totals over one year. Learners notice that tea farmers can predict when irrigation is needed simply by reading the graph — illustrating how line graphs reveal trends over time in a way that a table of numbers alone cannot.</w:t>
+            </w:r>
+          </w:p>
+          <w:p>
+            <w:pPr>
+              <w:spacing w:after="30" w:before="0"/>
+              <w:ind w:left="360" w:hanging="180"/>
+              <w:jc w:val="left"/>
+            </w:pPr>
+            <w:r>
+              <w:rPr>
+                <w:rFonts w:ascii="Arial" w:cs="Arial" w:eastAsia="Arial" w:hAnsi="Arial"/>
+                <w:b w:val="false"/>
+                <w:bCs w:val="false"/>
+                <w:i w:val="false"/>
+                <w:iCs w:val="false"/>
+                <w:color w:val="000000"/>
+                <w:sz w:val="18"/>
+                <w:szCs w:val="18"/>
+              </w:rPr>
+              <w:t xml:space="preserve">–  Nairobi County Health Survey Bar Chart (Lesson 5–6): A bar chart from a Nairobi County public health report shows the number of children under five treated for malnutrition, malaria, respiratory infections and diarrhoea in different sub-counties. Learners observe that the chart instantly shows which disease is most prevalent — demonstrating how bar graphs support resource-allocation decisions in real government contexts.</w:t>
+            </w:r>
+          </w:p>
+          <w:p>
+            <w:pPr>
+              <w:spacing w:after="30" w:before="0"/>
+              <w:ind w:left="360" w:hanging="180"/>
+              <w:jc w:val="left"/>
+            </w:pPr>
+            <w:r>
+              <w:rPr>
+                <w:rFonts w:ascii="Arial" w:cs="Arial" w:eastAsia="Arial" w:hAnsi="Arial"/>
+                <w:b w:val="false"/>
+                <w:bCs w:val="false"/>
+                <w:i w:val="false"/>
+                <w:iCs w:val="false"/>
+                <w:color w:val="000000"/>
+                <w:sz w:val="18"/>
+                <w:szCs w:val="18"/>
+              </w:rPr>
+              <w:t xml:space="preserve">–  Mobile Phone Usage Pie Chart (Lesson 6–7): A pie chart from the Kenya National Bureau of Statistics (KNBS) showing the proportion of Kenyans who use mobile phones for calls only, mobile money (M-Pesa), internet browsing, and social media. Learners are puzzled that a simple circle divided into slices can communicate proportional relationships more powerfully than a list of percentages — motivating deep engagement with pie chart construction and interpretation.</w:t>
+            </w:r>
+          </w:p>
+        </w:tc>
+      </w:tr>
+    </w:tbl>
+    <w:p>
+      <w:pPr>
+        <w:spacing w:after="120"/>
+      </w:pPr>
+      <w:r>
+        <w:t xml:space="preserve"/>
       </w:r>
     </w:p>
     <w:p>
@@ -150,7 +2670,7 @@
         </w:rPr>
         <w:t xml:space="preserve">© 2026 SeaVuria and ARES. This work is licensed under a </w:t>
       </w:r>
-      <w:hyperlink w:history="1" r:id="rIdyxkbgkxodzdz_vquem0ko">
+      <w:hyperlink w:history="1" r:id="rIdrfrnudd6mrycbstnjjh8d">
         <w:r>
           <w:rPr>
             <w:rFonts w:ascii="Arial" w:cs="Arial" w:eastAsia="Arial" w:hAnsi="Arial"/>
@@ -170,7 +2690,7 @@
         </w:rPr>
         <w:t xml:space="preserve"> (</w:t>
       </w:r>
-      <w:hyperlink w:history="1" r:id="rIdphgcqq9stmffzohthuojn">
+      <w:hyperlink w:history="1" r:id="rIdrn9b6fhvaxjbjdryldz2v">
         <w:r>
           <w:rPr>
             <w:rFonts w:ascii="Arial" w:cs="Arial" w:eastAsia="Arial" w:hAnsi="Arial"/>
@@ -190,7 +2710,7 @@
         </w:rPr>
         <w:t xml:space="preserve">). To view a copy of this license, visit </w:t>
       </w:r>
-      <w:hyperlink w:history="1" r:id="rIdag77hipcmk9pqg89q0duh">
+      <w:hyperlink w:history="1" r:id="rIdiggwtq-ul_bgirpftnn0f">
         <w:r>
           <w:rPr>
             <w:rFonts w:ascii="Arial" w:cs="Arial" w:eastAsia="Arial" w:hAnsi="Arial"/>
@@ -209,2526 +2729,6 @@
           <w:szCs w:val="17"/>
         </w:rPr>
         <w:t xml:space="preserve">. You are free to copy, redistribute, and adapt this material in any medium or format, provided appropriate credit is given and the material is not used for commercial purposes. KICD learning outcomes and curriculum designations reproduced here for alignment purposes remain the property of KICD and are not covered by this license. Linked external resources (e.g. CK-12, Khan Academy, PhET) are subject to their own licenses.</w:t>
-      </w:r>
-    </w:p>
-    <w:p>
-      <w:pPr>
-        <w:spacing w:after="120"/>
-      </w:pPr>
-      <w:r>
-        <w:t xml:space="preserve"/>
-      </w:r>
-    </w:p>
-    <w:tbl>
-      <w:tblPr>
-        <w:tblW w:type="dxa" w:w="13680"/>
-        <w:tblBorders>
-          <w:top w:val="single" w:color="AAAAAA" w:sz="4"/>
-          <w:left w:val="single" w:color="AAAAAA" w:sz="4"/>
-          <w:bottom w:val="single" w:color="AAAAAA" w:sz="4"/>
-          <w:right w:val="single" w:color="AAAAAA" w:sz="4"/>
-          <w:insideH w:val="single" w:color="auto" w:sz="4"/>
-          <w:insideV w:val="single" w:color="auto" w:sz="4"/>
-        </w:tblBorders>
-        <w:tblLayout w:type="fixed"/>
-      </w:tblPr>
-      <w:tblGrid>
-        <w:gridCol w:w="3000"/>
-        <w:gridCol w:w="10680"/>
-      </w:tblGrid>
-      <w:tr>
-        <w:tc>
-          <w:tcPr>
-            <w:tcW w:type="dxa" w:w="13680"/>
-            <w:gridSpan w:val="2"/>
-            <w:shd w:fill="1F3864" w:color="auto" w:val="clear"/>
-            <w:tcMar>
-              <w:top w:type="dxa" w:w="60"/>
-              <w:left w:type="dxa" w:w="120"/>
-              <w:bottom w:type="dxa" w:w="60"/>
-              <w:right w:type="dxa" w:w="120"/>
-            </w:tcMar>
-            <w:vAlign w:val="top"/>
-          </w:tcPr>
-          <w:p>
-            <w:pPr>
-              <w:spacing w:after="40" w:before="0"/>
-              <w:jc w:val="center"/>
-            </w:pPr>
-            <w:r>
-              <w:rPr>
-                <w:rFonts w:ascii="Arial" w:cs="Arial" w:eastAsia="Arial" w:hAnsi="Arial"/>
-                <w:b/>
-                <w:bCs/>
-                <w:i w:val="false"/>
-                <w:iCs w:val="false"/>
-                <w:color w:val="FFFFFF"/>
-                <w:sz w:val="22"/>
-                <w:szCs w:val="22"/>
-              </w:rPr>
-              <w:t xml:space="preserve">SUB-STRAND OVERVIEW</w:t>
-            </w:r>
-          </w:p>
-        </w:tc>
-      </w:tr>
-      <w:tr>
-        <w:tc>
-          <w:tcPr>
-            <w:tcW w:type="dxa" w:w="3000"/>
-            <w:shd w:fill="D5E8F0" w:color="auto" w:val="clear"/>
-            <w:tcMar>
-              <w:top w:type="dxa" w:w="60"/>
-              <w:left w:type="dxa" w:w="120"/>
-              <w:bottom w:type="dxa" w:w="60"/>
-              <w:right w:type="dxa" w:w="120"/>
-            </w:tcMar>
-            <w:vAlign w:val="top"/>
-          </w:tcPr>
-          <w:p>
-            <w:pPr>
-              <w:spacing w:after="40" w:before="0"/>
-              <w:jc w:val="left"/>
-            </w:pPr>
-            <w:r>
-              <w:rPr>
-                <w:rFonts w:ascii="Arial" w:cs="Arial" w:eastAsia="Arial" w:hAnsi="Arial"/>
-                <w:b/>
-                <w:bCs/>
-                <w:i w:val="false"/>
-                <w:iCs w:val="false"/>
-                <w:color w:val="000000"/>
-                <w:sz w:val="18"/>
-                <w:szCs w:val="18"/>
-              </w:rPr>
-              <w:t xml:space="preserve">Grade Level</w:t>
-            </w:r>
-          </w:p>
-        </w:tc>
-        <w:tc>
-          <w:tcPr>
-            <w:tcW w:type="dxa" w:w="10680"/>
-            <w:shd w:fill="FFFFFF" w:color="auto" w:val="clear"/>
-            <w:tcMar>
-              <w:top w:type="dxa" w:w="60"/>
-              <w:left w:type="dxa" w:w="120"/>
-              <w:bottom w:type="dxa" w:w="60"/>
-              <w:right w:type="dxa" w:w="120"/>
-            </w:tcMar>
-            <w:vAlign w:val="top"/>
-          </w:tcPr>
-          <w:p>
-            <w:pPr>
-              <w:spacing w:after="40" w:before="0"/>
-              <w:jc w:val="left"/>
-            </w:pPr>
-            <w:r>
-              <w:rPr>
-                <w:rFonts w:ascii="Arial" w:cs="Arial" w:eastAsia="Arial" w:hAnsi="Arial"/>
-                <w:b w:val="false"/>
-                <w:bCs w:val="false"/>
-                <w:i w:val="false"/>
-                <w:iCs w:val="false"/>
-                <w:color w:val="000000"/>
-                <w:sz w:val="18"/>
-                <w:szCs w:val="18"/>
-              </w:rPr>
-              <w:t xml:space="preserve">10</w:t>
-            </w:r>
-          </w:p>
-        </w:tc>
-      </w:tr>
-      <w:tr>
-        <w:tc>
-          <w:tcPr>
-            <w:tcW w:type="dxa" w:w="3000"/>
-            <w:shd w:fill="D5E8F0" w:color="auto" w:val="clear"/>
-            <w:tcMar>
-              <w:top w:type="dxa" w:w="60"/>
-              <w:left w:type="dxa" w:w="120"/>
-              <w:bottom w:type="dxa" w:w="60"/>
-              <w:right w:type="dxa" w:w="120"/>
-            </w:tcMar>
-            <w:vAlign w:val="top"/>
-          </w:tcPr>
-          <w:p>
-            <w:pPr>
-              <w:spacing w:after="40" w:before="0"/>
-              <w:jc w:val="left"/>
-            </w:pPr>
-            <w:r>
-              <w:rPr>
-                <w:rFonts w:ascii="Arial" w:cs="Arial" w:eastAsia="Arial" w:hAnsi="Arial"/>
-                <w:b/>
-                <w:bCs/>
-                <w:i w:val="false"/>
-                <w:iCs w:val="false"/>
-                <w:color w:val="000000"/>
-                <w:sz w:val="18"/>
-                <w:szCs w:val="18"/>
-              </w:rPr>
-              <w:t xml:space="preserve">Subject</w:t>
-            </w:r>
-          </w:p>
-        </w:tc>
-        <w:tc>
-          <w:tcPr>
-            <w:tcW w:type="dxa" w:w="10680"/>
-            <w:shd w:fill="FFFFFF" w:color="auto" w:val="clear"/>
-            <w:tcMar>
-              <w:top w:type="dxa" w:w="60"/>
-              <w:left w:type="dxa" w:w="120"/>
-              <w:bottom w:type="dxa" w:w="60"/>
-              <w:right w:type="dxa" w:w="120"/>
-            </w:tcMar>
-            <w:vAlign w:val="top"/>
-          </w:tcPr>
-          <w:p>
-            <w:pPr>
-              <w:spacing w:after="40" w:before="0"/>
-              <w:jc w:val="left"/>
-            </w:pPr>
-            <w:r>
-              <w:rPr>
-                <w:rFonts w:ascii="Arial" w:cs="Arial" w:eastAsia="Arial" w:hAnsi="Arial"/>
-                <w:b w:val="false"/>
-                <w:bCs w:val="false"/>
-                <w:i w:val="false"/>
-                <w:iCs w:val="false"/>
-                <w:color w:val="000000"/>
-                <w:sz w:val="18"/>
-                <w:szCs w:val="18"/>
-              </w:rPr>
-              <w:t xml:space="preserve">Essential Mathematics</w:t>
-            </w:r>
-          </w:p>
-        </w:tc>
-      </w:tr>
-      <w:tr>
-        <w:tc>
-          <w:tcPr>
-            <w:tcW w:type="dxa" w:w="3000"/>
-            <w:shd w:fill="D5E8F0" w:color="auto" w:val="clear"/>
-            <w:tcMar>
-              <w:top w:type="dxa" w:w="60"/>
-              <w:left w:type="dxa" w:w="120"/>
-              <w:bottom w:type="dxa" w:w="60"/>
-              <w:right w:type="dxa" w:w="120"/>
-            </w:tcMar>
-            <w:vAlign w:val="top"/>
-          </w:tcPr>
-          <w:p>
-            <w:pPr>
-              <w:spacing w:after="40" w:before="0"/>
-              <w:jc w:val="left"/>
-            </w:pPr>
-            <w:r>
-              <w:rPr>
-                <w:rFonts w:ascii="Arial" w:cs="Arial" w:eastAsia="Arial" w:hAnsi="Arial"/>
-                <w:b/>
-                <w:bCs/>
-                <w:i w:val="false"/>
-                <w:iCs w:val="false"/>
-                <w:color w:val="000000"/>
-                <w:sz w:val="18"/>
-                <w:szCs w:val="18"/>
-              </w:rPr>
-              <w:t xml:space="preserve">Strand</w:t>
-            </w:r>
-          </w:p>
-        </w:tc>
-        <w:tc>
-          <w:tcPr>
-            <w:tcW w:type="dxa" w:w="10680"/>
-            <w:shd w:fill="FFFFFF" w:color="auto" w:val="clear"/>
-            <w:tcMar>
-              <w:top w:type="dxa" w:w="60"/>
-              <w:left w:type="dxa" w:w="120"/>
-              <w:bottom w:type="dxa" w:w="60"/>
-              <w:right w:type="dxa" w:w="120"/>
-            </w:tcMar>
-            <w:vAlign w:val="top"/>
-          </w:tcPr>
-          <w:p>
-            <w:pPr>
-              <w:spacing w:after="40" w:before="0"/>
-              <w:jc w:val="left"/>
-            </w:pPr>
-            <w:r>
-              <w:rPr>
-                <w:rFonts w:ascii="Arial" w:cs="Arial" w:eastAsia="Arial" w:hAnsi="Arial"/>
-                <w:b w:val="false"/>
-                <w:bCs w:val="false"/>
-                <w:i w:val="false"/>
-                <w:iCs w:val="false"/>
-                <w:color w:val="000000"/>
-                <w:sz w:val="18"/>
-                <w:szCs w:val="18"/>
-              </w:rPr>
-              <w:t xml:space="preserve">Strand 3.0: Statistics and Probability</w:t>
-            </w:r>
-          </w:p>
-        </w:tc>
-      </w:tr>
-      <w:tr>
-        <w:tc>
-          <w:tcPr>
-            <w:tcW w:type="dxa" w:w="3000"/>
-            <w:shd w:fill="D5E8F0" w:color="auto" w:val="clear"/>
-            <w:tcMar>
-              <w:top w:type="dxa" w:w="60"/>
-              <w:left w:type="dxa" w:w="120"/>
-              <w:bottom w:type="dxa" w:w="60"/>
-              <w:right w:type="dxa" w:w="120"/>
-            </w:tcMar>
-            <w:vAlign w:val="top"/>
-          </w:tcPr>
-          <w:p>
-            <w:pPr>
-              <w:spacing w:after="40" w:before="0"/>
-              <w:jc w:val="left"/>
-            </w:pPr>
-            <w:r>
-              <w:rPr>
-                <w:rFonts w:ascii="Arial" w:cs="Arial" w:eastAsia="Arial" w:hAnsi="Arial"/>
-                <w:b/>
-                <w:bCs/>
-                <w:i w:val="false"/>
-                <w:iCs w:val="false"/>
-                <w:color w:val="000000"/>
-                <w:sz w:val="18"/>
-                <w:szCs w:val="18"/>
-              </w:rPr>
-              <w:t xml:space="preserve">Sub-Strand</w:t>
-            </w:r>
-          </w:p>
-        </w:tc>
-        <w:tc>
-          <w:tcPr>
-            <w:tcW w:type="dxa" w:w="10680"/>
-            <w:shd w:fill="FFFFFF" w:color="auto" w:val="clear"/>
-            <w:tcMar>
-              <w:top w:type="dxa" w:w="60"/>
-              <w:left w:type="dxa" w:w="120"/>
-              <w:bottom w:type="dxa" w:w="60"/>
-              <w:right w:type="dxa" w:w="120"/>
-            </w:tcMar>
-            <w:vAlign w:val="top"/>
-          </w:tcPr>
-          <w:p>
-            <w:pPr>
-              <w:spacing w:after="40" w:before="0"/>
-              <w:jc w:val="left"/>
-            </w:pPr>
-            <w:r>
-              <w:rPr>
-                <w:rFonts w:ascii="Arial" w:cs="Arial" w:eastAsia="Arial" w:hAnsi="Arial"/>
-                <w:b w:val="false"/>
-                <w:bCs w:val="false"/>
-                <w:i w:val="false"/>
-                <w:iCs w:val="false"/>
-                <w:color w:val="000000"/>
-                <w:sz w:val="18"/>
-                <w:szCs w:val="18"/>
-              </w:rPr>
-              <w:t xml:space="preserve">Sub-Strand 3.1: Statistics 1</w:t>
-            </w:r>
-          </w:p>
-        </w:tc>
-      </w:tr>
-      <w:tr>
-        <w:tc>
-          <w:tcPr>
-            <w:tcW w:type="dxa" w:w="3000"/>
-            <w:shd w:fill="D5E8F0" w:color="auto" w:val="clear"/>
-            <w:tcMar>
-              <w:top w:type="dxa" w:w="60"/>
-              <w:left w:type="dxa" w:w="120"/>
-              <w:bottom w:type="dxa" w:w="60"/>
-              <w:right w:type="dxa" w:w="120"/>
-            </w:tcMar>
-            <w:vAlign w:val="top"/>
-          </w:tcPr>
-          <w:p>
-            <w:pPr>
-              <w:spacing w:after="40" w:before="0"/>
-              <w:jc w:val="left"/>
-            </w:pPr>
-            <w:r>
-              <w:rPr>
-                <w:rFonts w:ascii="Arial" w:cs="Arial" w:eastAsia="Arial" w:hAnsi="Arial"/>
-                <w:b/>
-                <w:bCs/>
-                <w:i w:val="false"/>
-                <w:iCs w:val="false"/>
-                <w:color w:val="000000"/>
-                <w:sz w:val="18"/>
-                <w:szCs w:val="18"/>
-              </w:rPr>
-              <w:t xml:space="preserve">Total Duration</w:t>
-            </w:r>
-          </w:p>
-        </w:tc>
-        <w:tc>
-          <w:tcPr>
-            <w:tcW w:type="dxa" w:w="10680"/>
-            <w:shd w:fill="FFFFFF" w:color="auto" w:val="clear"/>
-            <w:tcMar>
-              <w:top w:type="dxa" w:w="60"/>
-              <w:left w:type="dxa" w:w="120"/>
-              <w:bottom w:type="dxa" w:w="60"/>
-              <w:right w:type="dxa" w:w="120"/>
-            </w:tcMar>
-            <w:vAlign w:val="top"/>
-          </w:tcPr>
-          <w:p>
-            <w:pPr>
-              <w:spacing w:after="40" w:before="0"/>
-              <w:jc w:val="left"/>
-            </w:pPr>
-            <w:r>
-              <w:rPr>
-                <w:rFonts w:ascii="Arial" w:cs="Arial" w:eastAsia="Arial" w:hAnsi="Arial"/>
-                <w:b w:val="false"/>
-                <w:bCs w:val="false"/>
-                <w:i w:val="false"/>
-                <w:iCs w:val="false"/>
-                <w:color w:val="000000"/>
-                <w:sz w:val="18"/>
-                <w:szCs w:val="18"/>
-              </w:rPr>
-              <w:t xml:space="preserve">8 lessons × 40 minutes = 320 minutes total</w:t>
-            </w:r>
-          </w:p>
-        </w:tc>
-      </w:tr>
-      <w:tr>
-        <w:tc>
-          <w:tcPr>
-            <w:tcW w:type="dxa" w:w="3000"/>
-            <w:shd w:fill="D5E8F0" w:color="auto" w:val="clear"/>
-            <w:tcMar>
-              <w:top w:type="dxa" w:w="60"/>
-              <w:left w:type="dxa" w:w="120"/>
-              <w:bottom w:type="dxa" w:w="60"/>
-              <w:right w:type="dxa" w:w="120"/>
-            </w:tcMar>
-            <w:vAlign w:val="top"/>
-          </w:tcPr>
-          <w:p>
-            <w:pPr>
-              <w:spacing w:after="40" w:before="0"/>
-              <w:jc w:val="left"/>
-            </w:pPr>
-            <w:r>
-              <w:rPr>
-                <w:rFonts w:ascii="Arial" w:cs="Arial" w:eastAsia="Arial" w:hAnsi="Arial"/>
-                <w:b/>
-                <w:bCs/>
-                <w:i w:val="false"/>
-                <w:iCs w:val="false"/>
-                <w:color w:val="000000"/>
-                <w:sz w:val="18"/>
-                <w:szCs w:val="18"/>
-              </w:rPr>
-              <w:t xml:space="preserve">Sub-Strand Content</w:t>
-            </w:r>
-          </w:p>
-        </w:tc>
-        <w:tc>
-          <w:tcPr>
-            <w:tcW w:type="dxa" w:w="10680"/>
-            <w:shd w:fill="FFFFFF" w:color="auto" w:val="clear"/>
-            <w:tcMar>
-              <w:top w:type="dxa" w:w="60"/>
-              <w:left w:type="dxa" w:w="120"/>
-              <w:bottom w:type="dxa" w:w="60"/>
-              <w:right w:type="dxa" w:w="120"/>
-            </w:tcMar>
-            <w:vAlign w:val="top"/>
-          </w:tcPr>
-          <w:p>
-            <w:pPr>
-              <w:spacing w:after="30" w:before="0"/>
-              <w:ind w:left="360" w:hanging="180"/>
-              <w:jc w:val="left"/>
-            </w:pPr>
-            <w:r>
-              <w:rPr>
-                <w:rFonts w:ascii="Arial" w:cs="Arial" w:eastAsia="Arial" w:hAnsi="Arial"/>
-                <w:b w:val="false"/>
-                <w:bCs w:val="false"/>
-                <w:i w:val="false"/>
-                <w:iCs w:val="false"/>
-                <w:color w:val="000000"/>
-                <w:sz w:val="18"/>
-                <w:szCs w:val="18"/>
-              </w:rPr>
-              <w:t xml:space="preserve">–  Ungrouped data: collecting and organising raw data from real-life contexts</w:t>
-            </w:r>
-          </w:p>
-          <w:p>
-            <w:pPr>
-              <w:spacing w:after="30" w:before="0"/>
-              <w:ind w:left="360" w:hanging="180"/>
-              <w:jc w:val="left"/>
-            </w:pPr>
-            <w:r>
-              <w:rPr>
-                <w:rFonts w:ascii="Arial" w:cs="Arial" w:eastAsia="Arial" w:hAnsi="Arial"/>
-                <w:b w:val="false"/>
-                <w:bCs w:val="false"/>
-                <w:i w:val="false"/>
-                <w:iCs w:val="false"/>
-                <w:color w:val="000000"/>
-                <w:sz w:val="18"/>
-                <w:szCs w:val="18"/>
-              </w:rPr>
-              <w:t xml:space="preserve">–  Frequency distribution tables for discrete (ungrouped) data</w:t>
-            </w:r>
-          </w:p>
-          <w:p>
-            <w:pPr>
-              <w:spacing w:after="30" w:before="0"/>
-              <w:ind w:left="360" w:hanging="180"/>
-              <w:jc w:val="left"/>
-            </w:pPr>
-            <w:r>
-              <w:rPr>
-                <w:rFonts w:ascii="Arial" w:cs="Arial" w:eastAsia="Arial" w:hAnsi="Arial"/>
-                <w:b w:val="false"/>
-                <w:bCs w:val="false"/>
-                <w:i w:val="false"/>
-                <w:iCs w:val="false"/>
-                <w:color w:val="000000"/>
-                <w:sz w:val="18"/>
-                <w:szCs w:val="18"/>
-              </w:rPr>
-              <w:t xml:space="preserve">–  Measures of central tendency: mean of ungrouped data</w:t>
-            </w:r>
-          </w:p>
-          <w:p>
-            <w:pPr>
-              <w:spacing w:after="30" w:before="0"/>
-              <w:ind w:left="360" w:hanging="180"/>
-              <w:jc w:val="left"/>
-            </w:pPr>
-            <w:r>
-              <w:rPr>
-                <w:rFonts w:ascii="Arial" w:cs="Arial" w:eastAsia="Arial" w:hAnsi="Arial"/>
-                <w:b w:val="false"/>
-                <w:bCs w:val="false"/>
-                <w:i w:val="false"/>
-                <w:iCs w:val="false"/>
-                <w:color w:val="000000"/>
-                <w:sz w:val="18"/>
-                <w:szCs w:val="18"/>
-              </w:rPr>
-              <w:t xml:space="preserve">–  Measures of central tendency: mode of ungrouped data</w:t>
-            </w:r>
-          </w:p>
-          <w:p>
-            <w:pPr>
-              <w:spacing w:after="30" w:before="0"/>
-              <w:ind w:left="360" w:hanging="180"/>
-              <w:jc w:val="left"/>
-            </w:pPr>
-            <w:r>
-              <w:rPr>
-                <w:rFonts w:ascii="Arial" w:cs="Arial" w:eastAsia="Arial" w:hAnsi="Arial"/>
-                <w:b w:val="false"/>
-                <w:bCs w:val="false"/>
-                <w:i w:val="false"/>
-                <w:iCs w:val="false"/>
-                <w:color w:val="000000"/>
-                <w:sz w:val="18"/>
-                <w:szCs w:val="18"/>
-              </w:rPr>
-              <w:t xml:space="preserve">–  Measures of central tendency: median of ungrouped data</w:t>
-            </w:r>
-          </w:p>
-          <w:p>
-            <w:pPr>
-              <w:spacing w:after="30" w:before="0"/>
-              <w:ind w:left="360" w:hanging="180"/>
-              <w:jc w:val="left"/>
-            </w:pPr>
-            <w:r>
-              <w:rPr>
-                <w:rFonts w:ascii="Arial" w:cs="Arial" w:eastAsia="Arial" w:hAnsi="Arial"/>
-                <w:b w:val="false"/>
-                <w:bCs w:val="false"/>
-                <w:i w:val="false"/>
-                <w:iCs w:val="false"/>
-                <w:color w:val="000000"/>
-                <w:sz w:val="18"/>
-                <w:szCs w:val="18"/>
-              </w:rPr>
-              <w:t xml:space="preserve">–  Representing data using bar graphs</w:t>
-            </w:r>
-          </w:p>
-          <w:p>
-            <w:pPr>
-              <w:spacing w:after="30" w:before="0"/>
-              <w:ind w:left="360" w:hanging="180"/>
-              <w:jc w:val="left"/>
-            </w:pPr>
-            <w:r>
-              <w:rPr>
-                <w:rFonts w:ascii="Arial" w:cs="Arial" w:eastAsia="Arial" w:hAnsi="Arial"/>
-                <w:b w:val="false"/>
-                <w:bCs w:val="false"/>
-                <w:i w:val="false"/>
-                <w:iCs w:val="false"/>
-                <w:color w:val="000000"/>
-                <w:sz w:val="18"/>
-                <w:szCs w:val="18"/>
-              </w:rPr>
-              <w:t xml:space="preserve">–  Representing data using line graphs</w:t>
-            </w:r>
-          </w:p>
-          <w:p>
-            <w:pPr>
-              <w:spacing w:after="30" w:before="0"/>
-              <w:ind w:left="360" w:hanging="180"/>
-              <w:jc w:val="left"/>
-            </w:pPr>
-            <w:r>
-              <w:rPr>
-                <w:rFonts w:ascii="Arial" w:cs="Arial" w:eastAsia="Arial" w:hAnsi="Arial"/>
-                <w:b w:val="false"/>
-                <w:bCs w:val="false"/>
-                <w:i w:val="false"/>
-                <w:iCs w:val="false"/>
-                <w:color w:val="000000"/>
-                <w:sz w:val="18"/>
-                <w:szCs w:val="18"/>
-              </w:rPr>
-              <w:t xml:space="preserve">–  Representing data using pie charts</w:t>
-            </w:r>
-          </w:p>
-          <w:p>
-            <w:pPr>
-              <w:spacing w:after="30" w:before="0"/>
-              <w:ind w:left="360" w:hanging="180"/>
-              <w:jc w:val="left"/>
-            </w:pPr>
-            <w:r>
-              <w:rPr>
-                <w:rFonts w:ascii="Arial" w:cs="Arial" w:eastAsia="Arial" w:hAnsi="Arial"/>
-                <w:b w:val="false"/>
-                <w:bCs w:val="false"/>
-                <w:i w:val="false"/>
-                <w:iCs w:val="false"/>
-                <w:color w:val="000000"/>
-                <w:sz w:val="18"/>
-                <w:szCs w:val="18"/>
-              </w:rPr>
-              <w:t xml:space="preserve">–  Reading, extracting and interpreting information from bar graphs, line graphs and pie charts</w:t>
-            </w:r>
-          </w:p>
-          <w:p>
-            <w:pPr>
-              <w:spacing w:after="30" w:before="0"/>
-              <w:ind w:left="360" w:hanging="180"/>
-              <w:jc w:val="left"/>
-            </w:pPr>
-            <w:r>
-              <w:rPr>
-                <w:rFonts w:ascii="Arial" w:cs="Arial" w:eastAsia="Arial" w:hAnsi="Arial"/>
-                <w:b w:val="false"/>
-                <w:bCs w:val="false"/>
-                <w:i w:val="false"/>
-                <w:iCs w:val="false"/>
-                <w:color w:val="000000"/>
-                <w:sz w:val="18"/>
-                <w:szCs w:val="18"/>
-              </w:rPr>
-              <w:t xml:space="preserve">–  Using digital devices to draw graphs and charts</w:t>
-            </w:r>
-          </w:p>
-          <w:p>
-            <w:pPr>
-              <w:spacing w:after="30" w:before="0"/>
-              <w:ind w:left="360" w:hanging="180"/>
-              <w:jc w:val="left"/>
-            </w:pPr>
-            <w:r>
-              <w:rPr>
-                <w:rFonts w:ascii="Arial" w:cs="Arial" w:eastAsia="Arial" w:hAnsi="Arial"/>
-                <w:b w:val="false"/>
-                <w:bCs w:val="false"/>
-                <w:i w:val="false"/>
-                <w:iCs w:val="false"/>
-                <w:color w:val="000000"/>
-                <w:sz w:val="18"/>
-                <w:szCs w:val="18"/>
-              </w:rPr>
-              <w:t xml:space="preserve">–  Data-driven decision making: drawing conclusions from organised data</w:t>
-            </w:r>
-          </w:p>
-        </w:tc>
-      </w:tr>
-      <w:tr>
-        <w:tc>
-          <w:tcPr>
-            <w:tcW w:type="dxa" w:w="3000"/>
-            <w:shd w:fill="D5E8F0" w:color="auto" w:val="clear"/>
-            <w:tcMar>
-              <w:top w:type="dxa" w:w="60"/>
-              <w:left w:type="dxa" w:w="120"/>
-              <w:bottom w:type="dxa" w:w="60"/>
-              <w:right w:type="dxa" w:w="120"/>
-            </w:tcMar>
-            <w:vAlign w:val="top"/>
-          </w:tcPr>
-          <w:p>
-            <w:pPr>
-              <w:spacing w:after="40" w:before="0"/>
-              <w:jc w:val="left"/>
-            </w:pPr>
-            <w:r>
-              <w:rPr>
-                <w:rFonts w:ascii="Arial" w:cs="Arial" w:eastAsia="Arial" w:hAnsi="Arial"/>
-                <w:b/>
-                <w:bCs/>
-                <w:i w:val="false"/>
-                <w:iCs w:val="false"/>
-                <w:color w:val="000000"/>
-                <w:sz w:val="18"/>
-                <w:szCs w:val="18"/>
-              </w:rPr>
-              <w:t xml:space="preserve">Learning Outcomes</w:t>
-            </w:r>
-          </w:p>
-        </w:tc>
-        <w:tc>
-          <w:tcPr>
-            <w:tcW w:type="dxa" w:w="10680"/>
-            <w:shd w:fill="FFFFFF" w:color="auto" w:val="clear"/>
-            <w:tcMar>
-              <w:top w:type="dxa" w:w="60"/>
-              <w:left w:type="dxa" w:w="120"/>
-              <w:bottom w:type="dxa" w:w="60"/>
-              <w:right w:type="dxa" w:w="120"/>
-            </w:tcMar>
-            <w:vAlign w:val="top"/>
-          </w:tcPr>
-          <w:p>
-            <w:pPr>
-              <w:spacing w:after="40" w:before="0"/>
-              <w:jc w:val="left"/>
-            </w:pPr>
-            <w:r>
-              <w:rPr>
-                <w:rFonts w:ascii="Arial" w:cs="Arial" w:eastAsia="Arial" w:hAnsi="Arial"/>
-                <w:b w:val="false"/>
-                <w:bCs w:val="false"/>
-                <w:i w:val="false"/>
-                <w:iCs w:val="false"/>
-                <w:color w:val="000000"/>
-                <w:sz w:val="18"/>
-                <w:szCs w:val="18"/>
-              </w:rPr>
-              <w:t xml:space="preserve">By the end of the sub-strand, the learner should be able to:</w:t>
-            </w:r>
-          </w:p>
-          <w:p>
-            <w:pPr>
-              <w:spacing w:after="40" w:before="0"/>
-              <w:jc w:val="left"/>
-            </w:pPr>
-            <w:r>
-              <w:rPr>
-                <w:rFonts w:ascii="Arial" w:cs="Arial" w:eastAsia="Arial" w:hAnsi="Arial"/>
-                <w:b w:val="false"/>
-                <w:bCs w:val="false"/>
-                <w:i w:val="false"/>
-                <w:iCs w:val="false"/>
-                <w:color w:val="000000"/>
-                <w:sz w:val="18"/>
-                <w:szCs w:val="18"/>
-              </w:rPr>
-              <w:t xml:space="preserve">a) draw a frequency distribution table for ungrouped data</w:t>
-            </w:r>
-          </w:p>
-          <w:p>
-            <w:pPr>
-              <w:spacing w:after="40" w:before="0"/>
-              <w:jc w:val="left"/>
-            </w:pPr>
-            <w:r>
-              <w:rPr>
-                <w:rFonts w:ascii="Arial" w:cs="Arial" w:eastAsia="Arial" w:hAnsi="Arial"/>
-                <w:b w:val="false"/>
-                <w:bCs w:val="false"/>
-                <w:i w:val="false"/>
-                <w:iCs w:val="false"/>
-                <w:color w:val="000000"/>
-                <w:sz w:val="18"/>
-                <w:szCs w:val="18"/>
-              </w:rPr>
-              <w:t xml:space="preserve">b) determine mean, mode and median of ungrouped data</w:t>
-            </w:r>
-          </w:p>
-          <w:p>
-            <w:pPr>
-              <w:spacing w:after="40" w:before="0"/>
-              <w:jc w:val="left"/>
-            </w:pPr>
-            <w:r>
-              <w:rPr>
-                <w:rFonts w:ascii="Arial" w:cs="Arial" w:eastAsia="Arial" w:hAnsi="Arial"/>
-                <w:b w:val="false"/>
-                <w:bCs w:val="false"/>
-                <w:i w:val="false"/>
-                <w:iCs w:val="false"/>
-                <w:color w:val="000000"/>
-                <w:sz w:val="18"/>
-                <w:szCs w:val="18"/>
-              </w:rPr>
-              <w:t xml:space="preserve">c) represent data using bar graphs, line graphs and pie charts</w:t>
-            </w:r>
-          </w:p>
-          <w:p>
-            <w:pPr>
-              <w:spacing w:after="40" w:before="0"/>
-              <w:jc w:val="left"/>
-            </w:pPr>
-            <w:r>
-              <w:rPr>
-                <w:rFonts w:ascii="Arial" w:cs="Arial" w:eastAsia="Arial" w:hAnsi="Arial"/>
-                <w:b w:val="false"/>
-                <w:bCs w:val="false"/>
-                <w:i w:val="false"/>
-                <w:iCs w:val="false"/>
-                <w:color w:val="000000"/>
-                <w:sz w:val="18"/>
-                <w:szCs w:val="18"/>
-              </w:rPr>
-              <w:t xml:space="preserve">d) interpret data from bar graphs, line graphs and pie charts</w:t>
-            </w:r>
-          </w:p>
-          <w:p>
-            <w:pPr>
-              <w:spacing w:after="40" w:before="0"/>
-              <w:jc w:val="left"/>
-            </w:pPr>
-            <w:r>
-              <w:rPr>
-                <w:rFonts w:ascii="Arial" w:cs="Arial" w:eastAsia="Arial" w:hAnsi="Arial"/>
-                <w:b w:val="false"/>
-                <w:bCs w:val="false"/>
-                <w:i w:val="false"/>
-                <w:iCs w:val="false"/>
-                <w:color w:val="000000"/>
-                <w:sz w:val="18"/>
-                <w:szCs w:val="18"/>
-              </w:rPr>
-              <w:t xml:space="preserve">e) appreciate the importance of data organisation and interpretation in making effective decisions</w:t>
-            </w:r>
-          </w:p>
-        </w:tc>
-      </w:tr>
-      <w:tr>
-        <w:tc>
-          <w:tcPr>
-            <w:tcW w:type="dxa" w:w="3000"/>
-            <w:shd w:fill="D5E8F0" w:color="auto" w:val="clear"/>
-            <w:tcMar>
-              <w:top w:type="dxa" w:w="60"/>
-              <w:left w:type="dxa" w:w="120"/>
-              <w:bottom w:type="dxa" w:w="60"/>
-              <w:right w:type="dxa" w:w="120"/>
-            </w:tcMar>
-            <w:vAlign w:val="top"/>
-          </w:tcPr>
-          <w:p>
-            <w:pPr>
-              <w:spacing w:after="40" w:before="0"/>
-              <w:jc w:val="left"/>
-            </w:pPr>
-            <w:r>
-              <w:rPr>
-                <w:rFonts w:ascii="Arial" w:cs="Arial" w:eastAsia="Arial" w:hAnsi="Arial"/>
-                <w:b/>
-                <w:bCs/>
-                <w:i w:val="false"/>
-                <w:iCs w:val="false"/>
-                <w:color w:val="000000"/>
-                <w:sz w:val="18"/>
-                <w:szCs w:val="18"/>
-              </w:rPr>
-              <w:t xml:space="preserve">Core Competencies</w:t>
-            </w:r>
-          </w:p>
-        </w:tc>
-        <w:tc>
-          <w:tcPr>
-            <w:tcW w:type="dxa" w:w="10680"/>
-            <w:shd w:fill="FFFFFF" w:color="auto" w:val="clear"/>
-            <w:tcMar>
-              <w:top w:type="dxa" w:w="60"/>
-              <w:left w:type="dxa" w:w="120"/>
-              <w:bottom w:type="dxa" w:w="60"/>
-              <w:right w:type="dxa" w:w="120"/>
-            </w:tcMar>
-            <w:vAlign w:val="top"/>
-          </w:tcPr>
-          <w:p>
-            <w:pPr>
-              <w:spacing w:after="30" w:before="0"/>
-              <w:ind w:left="360" w:hanging="180"/>
-              <w:jc w:val="left"/>
-            </w:pPr>
-            <w:r>
-              <w:rPr>
-                <w:rFonts w:ascii="Arial" w:cs="Arial" w:eastAsia="Arial" w:hAnsi="Arial"/>
-                <w:b w:val="false"/>
-                <w:bCs w:val="false"/>
-                <w:i w:val="false"/>
-                <w:iCs w:val="false"/>
-                <w:color w:val="000000"/>
-                <w:sz w:val="18"/>
-                <w:szCs w:val="18"/>
-              </w:rPr>
-              <w:t xml:space="preserve">–  Critical Thinking and Problem Solving: the learner develops interpretation and inference skills when collecting data, organising it into frequency distribution tables, computing measures of central tendency, and drawing conclusions from graphs and charts about real situations in the school or Kenyan community.</w:t>
-            </w:r>
-          </w:p>
-          <w:p>
-            <w:pPr>
-              <w:spacing w:after="30" w:before="0"/>
-              <w:ind w:left="360" w:hanging="180"/>
-              <w:jc w:val="left"/>
-            </w:pPr>
-            <w:r>
-              <w:rPr>
-                <w:rFonts w:ascii="Arial" w:cs="Arial" w:eastAsia="Arial" w:hAnsi="Arial"/>
-                <w:b w:val="false"/>
-                <w:bCs w:val="false"/>
-                <w:i w:val="false"/>
-                <w:iCs w:val="false"/>
-                <w:color w:val="000000"/>
-                <w:sz w:val="18"/>
-                <w:szCs w:val="18"/>
-              </w:rPr>
-              <w:t xml:space="preserve">–  Digital Literacy: the learner develops the skills of connecting and interacting with digital technology when using digital devices (learner digital devices, mobile phones, spreadsheet tools) to draw bar graphs, line graphs and pie charts to represent collected data.</w:t>
-            </w:r>
-          </w:p>
-          <w:p>
-            <w:pPr>
-              <w:spacing w:after="30" w:before="0"/>
-              <w:ind w:left="360" w:hanging="180"/>
-              <w:jc w:val="left"/>
-            </w:pPr>
-            <w:r>
-              <w:rPr>
-                <w:rFonts w:ascii="Arial" w:cs="Arial" w:eastAsia="Arial" w:hAnsi="Arial"/>
-                <w:b w:val="false"/>
-                <w:bCs w:val="false"/>
-                <w:i w:val="false"/>
-                <w:iCs w:val="false"/>
-                <w:color w:val="000000"/>
-                <w:sz w:val="18"/>
-                <w:szCs w:val="18"/>
-              </w:rPr>
-              <w:t xml:space="preserve">–  Communication and Collaboration: the learner collaborates with peers when collecting community data, sharing findings, extracting information from graphs and presenting data-driven conclusions to classmates.</w:t>
-            </w:r>
-          </w:p>
-          <w:p>
-            <w:pPr>
-              <w:spacing w:after="30" w:before="0"/>
-              <w:ind w:left="360" w:hanging="180"/>
-              <w:jc w:val="left"/>
-            </w:pPr>
-            <w:r>
-              <w:rPr>
-                <w:rFonts w:ascii="Arial" w:cs="Arial" w:eastAsia="Arial" w:hAnsi="Arial"/>
-                <w:b w:val="false"/>
-                <w:bCs w:val="false"/>
-                <w:i w:val="false"/>
-                <w:iCs w:val="false"/>
-                <w:color w:val="000000"/>
-                <w:sz w:val="18"/>
-                <w:szCs w:val="18"/>
-              </w:rPr>
-              <w:t xml:space="preserve">–  Learning to Learn: the learner acquires new knowledge independently and in groups as they explore different graph types, compare their representations and reflect on which visual best communicates a given data set.</w:t>
-            </w:r>
-          </w:p>
-        </w:tc>
-      </w:tr>
-      <w:tr>
-        <w:tc>
-          <w:tcPr>
-            <w:tcW w:type="dxa" w:w="3000"/>
-            <w:shd w:fill="E2EFDA" w:color="auto" w:val="clear"/>
-            <w:tcMar>
-              <w:top w:type="dxa" w:w="60"/>
-              <w:left w:type="dxa" w:w="120"/>
-              <w:bottom w:type="dxa" w:w="60"/>
-              <w:right w:type="dxa" w:w="120"/>
-            </w:tcMar>
-            <w:vAlign w:val="top"/>
-          </w:tcPr>
-          <w:p>
-            <w:pPr>
-              <w:spacing w:after="40" w:before="0"/>
-              <w:jc w:val="left"/>
-            </w:pPr>
-            <w:r>
-              <w:rPr>
-                <w:rFonts w:ascii="Arial" w:cs="Arial" w:eastAsia="Arial" w:hAnsi="Arial"/>
-                <w:b/>
-                <w:bCs/>
-                <w:i w:val="false"/>
-                <w:iCs w:val="false"/>
-                <w:color w:val="000000"/>
-                <w:sz w:val="18"/>
-                <w:szCs w:val="18"/>
-              </w:rPr>
-              <w:t xml:space="preserve">Core Values</w:t>
-            </w:r>
-          </w:p>
-        </w:tc>
-        <w:tc>
-          <w:tcPr>
-            <w:tcW w:type="dxa" w:w="10680"/>
-            <w:shd w:fill="FFFFFF" w:color="auto" w:val="clear"/>
-            <w:tcMar>
-              <w:top w:type="dxa" w:w="60"/>
-              <w:left w:type="dxa" w:w="120"/>
-              <w:bottom w:type="dxa" w:w="60"/>
-              <w:right w:type="dxa" w:w="120"/>
-            </w:tcMar>
-            <w:vAlign w:val="top"/>
-          </w:tcPr>
-          <w:p>
-            <w:pPr>
-              <w:spacing w:after="30" w:before="0"/>
-              <w:ind w:left="360" w:hanging="180"/>
-              <w:jc w:val="left"/>
-            </w:pPr>
-            <w:r>
-              <w:rPr>
-                <w:rFonts w:ascii="Arial" w:cs="Arial" w:eastAsia="Arial" w:hAnsi="Arial"/>
-                <w:b w:val="false"/>
-                <w:bCs w:val="false"/>
-                <w:i w:val="false"/>
-                <w:iCs w:val="false"/>
-                <w:color w:val="000000"/>
-                <w:sz w:val="18"/>
-                <w:szCs w:val="18"/>
-              </w:rPr>
-              <w:t xml:space="preserve">–  Integrity: the learner displays honesty while working in groups, collecting data and constructing frequency distribution tables — recording only accurate, unaltered observations.</w:t>
-            </w:r>
-          </w:p>
-          <w:p>
-            <w:pPr>
-              <w:spacing w:after="30" w:before="0"/>
-              <w:ind w:left="360" w:hanging="180"/>
-              <w:jc w:val="left"/>
-            </w:pPr>
-            <w:r>
-              <w:rPr>
-                <w:rFonts w:ascii="Arial" w:cs="Arial" w:eastAsia="Arial" w:hAnsi="Arial"/>
-                <w:b w:val="false"/>
-                <w:bCs w:val="false"/>
-                <w:i w:val="false"/>
-                <w:iCs w:val="false"/>
-                <w:color w:val="000000"/>
-                <w:sz w:val="18"/>
-                <w:szCs w:val="18"/>
-              </w:rPr>
-              <w:t xml:space="preserve">–  Love: the learner is considerate of others when working with peers to extract information from graphs and charts and draw conclusions, listening respectfully to different interpretations.</w:t>
-            </w:r>
-          </w:p>
-          <w:p>
-            <w:pPr>
-              <w:spacing w:after="30" w:before="0"/>
-              <w:ind w:left="360" w:hanging="180"/>
-              <w:jc w:val="left"/>
-            </w:pPr>
-            <w:r>
-              <w:rPr>
-                <w:rFonts w:ascii="Arial" w:cs="Arial" w:eastAsia="Arial" w:hAnsi="Arial"/>
-                <w:b w:val="false"/>
-                <w:bCs w:val="false"/>
-                <w:i w:val="false"/>
-                <w:iCs w:val="false"/>
-                <w:color w:val="000000"/>
-                <w:sz w:val="18"/>
-                <w:szCs w:val="18"/>
-              </w:rPr>
-              <w:t xml:space="preserve">–  Responsibility: the learner takes ownership of the data collection project, ensuring data from the school or community is gathered ethically and stored carefully on digital devices.</w:t>
-            </w:r>
-          </w:p>
-          <w:p>
-            <w:pPr>
-              <w:spacing w:after="30" w:before="0"/>
-              <w:ind w:left="360" w:hanging="180"/>
-              <w:jc w:val="left"/>
-            </w:pPr>
-            <w:r>
-              <w:rPr>
-                <w:rFonts w:ascii="Arial" w:cs="Arial" w:eastAsia="Arial" w:hAnsi="Arial"/>
-                <w:b w:val="false"/>
-                <w:bCs w:val="false"/>
-                <w:i w:val="false"/>
-                <w:iCs w:val="false"/>
-                <w:color w:val="000000"/>
-                <w:sz w:val="18"/>
-                <w:szCs w:val="18"/>
-              </w:rPr>
-              <w:t xml:space="preserve">–  Unity: the learner demonstrates fairness and team spirit when sharing tasks during group data collection, graph construction and presentation activities.</w:t>
-            </w:r>
-          </w:p>
-        </w:tc>
-      </w:tr>
-      <w:tr>
-        <w:tc>
-          <w:tcPr>
-            <w:tcW w:type="dxa" w:w="3000"/>
-            <w:shd w:fill="D5E8F0" w:color="auto" w:val="clear"/>
-            <w:tcMar>
-              <w:top w:type="dxa" w:w="60"/>
-              <w:left w:type="dxa" w:w="120"/>
-              <w:bottom w:type="dxa" w:w="60"/>
-              <w:right w:type="dxa" w:w="120"/>
-            </w:tcMar>
-            <w:vAlign w:val="top"/>
-          </w:tcPr>
-          <w:p>
-            <w:pPr>
-              <w:spacing w:after="40" w:before="0"/>
-              <w:jc w:val="left"/>
-            </w:pPr>
-            <w:r>
-              <w:rPr>
-                <w:rFonts w:ascii="Arial" w:cs="Arial" w:eastAsia="Arial" w:hAnsi="Arial"/>
-                <w:b/>
-                <w:bCs/>
-                <w:i w:val="false"/>
-                <w:iCs w:val="false"/>
-                <w:color w:val="000000"/>
-                <w:sz w:val="18"/>
-                <w:szCs w:val="18"/>
-              </w:rPr>
-              <w:t xml:space="preserve">Science &amp; Engineering Practices</w:t>
-            </w:r>
-          </w:p>
-        </w:tc>
-        <w:tc>
-          <w:tcPr>
-            <w:tcW w:type="dxa" w:w="10680"/>
-            <w:shd w:fill="FFFFFF" w:color="auto" w:val="clear"/>
-            <w:tcMar>
-              <w:top w:type="dxa" w:w="60"/>
-              <w:left w:type="dxa" w:w="120"/>
-              <w:bottom w:type="dxa" w:w="60"/>
-              <w:right w:type="dxa" w:w="120"/>
-            </w:tcMar>
-            <w:vAlign w:val="top"/>
-          </w:tcPr>
-          <w:p>
-            <w:pPr>
-              <w:spacing w:after="30" w:before="0"/>
-              <w:ind w:left="360" w:hanging="180"/>
-              <w:jc w:val="left"/>
-            </w:pPr>
-            <w:r>
-              <w:rPr>
-                <w:rFonts w:ascii="Arial" w:cs="Arial" w:eastAsia="Arial" w:hAnsi="Arial"/>
-                <w:b w:val="false"/>
-                <w:bCs w:val="false"/>
-                <w:i w:val="false"/>
-                <w:iCs w:val="false"/>
-                <w:color w:val="000000"/>
-                <w:sz w:val="18"/>
-                <w:szCs w:val="18"/>
-              </w:rPr>
-              <w:t xml:space="preserve">–  Asking Questions and Defining Problems: learners formulate a community or school question (e.g., "Which means of transport do most learners in our school use?") that drives the entire data collection exercise, mirroring the scientific practice of problem definition.</w:t>
-            </w:r>
-          </w:p>
-          <w:p>
-            <w:pPr>
-              <w:spacing w:after="30" w:before="0"/>
-              <w:ind w:left="360" w:hanging="180"/>
-              <w:jc w:val="left"/>
-            </w:pPr>
-            <w:r>
-              <w:rPr>
-                <w:rFonts w:ascii="Arial" w:cs="Arial" w:eastAsia="Arial" w:hAnsi="Arial"/>
-                <w:b w:val="false"/>
-                <w:bCs w:val="false"/>
-                <w:i w:val="false"/>
-                <w:iCs w:val="false"/>
-                <w:color w:val="000000"/>
-                <w:sz w:val="18"/>
-                <w:szCs w:val="18"/>
-              </w:rPr>
-              <w:t xml:space="preserve">–  Planning and Carrying Out Investigations: learners design a simple data-collection plan — deciding what data to collect, from whom, using tally sheets — before gathering real ungrouped data from peers or the school environment.</w:t>
-            </w:r>
-          </w:p>
-          <w:p>
-            <w:pPr>
-              <w:spacing w:after="30" w:before="0"/>
-              <w:ind w:left="360" w:hanging="180"/>
-              <w:jc w:val="left"/>
-            </w:pPr>
-            <w:r>
-              <w:rPr>
-                <w:rFonts w:ascii="Arial" w:cs="Arial" w:eastAsia="Arial" w:hAnsi="Arial"/>
-                <w:b w:val="false"/>
-                <w:bCs w:val="false"/>
-                <w:i w:val="false"/>
-                <w:iCs w:val="false"/>
-                <w:color w:val="000000"/>
-                <w:sz w:val="18"/>
-                <w:szCs w:val="18"/>
-              </w:rPr>
-              <w:t xml:space="preserve">–  Analysing and Interpreting Data: learners organise raw data into frequency distribution tables, compute mean, mode and median, and construct bar graphs, line graphs and pie charts to reveal patterns and support claims.</w:t>
-            </w:r>
-          </w:p>
-          <w:p>
-            <w:pPr>
-              <w:spacing w:after="30" w:before="0"/>
-              <w:ind w:left="360" w:hanging="180"/>
-              <w:jc w:val="left"/>
-            </w:pPr>
-            <w:r>
-              <w:rPr>
-                <w:rFonts w:ascii="Arial" w:cs="Arial" w:eastAsia="Arial" w:hAnsi="Arial"/>
-                <w:b w:val="false"/>
-                <w:bCs w:val="false"/>
-                <w:i w:val="false"/>
-                <w:iCs w:val="false"/>
-                <w:color w:val="000000"/>
-                <w:sz w:val="18"/>
-                <w:szCs w:val="18"/>
-              </w:rPr>
-              <w:t xml:space="preserve">–  Constructing Explanations and Designing Solutions: learners use interpreted graphs and computed averages to make evidence-based recommendations to the school or community (e.g., advising the school administration on transport planning or canteen menu choices).</w:t>
-            </w:r>
-          </w:p>
-          <w:p>
-            <w:pPr>
-              <w:spacing w:after="30" w:before="0"/>
-              <w:ind w:left="360" w:hanging="180"/>
-              <w:jc w:val="left"/>
-            </w:pPr>
-            <w:r>
-              <w:rPr>
-                <w:rFonts w:ascii="Arial" w:cs="Arial" w:eastAsia="Arial" w:hAnsi="Arial"/>
-                <w:b w:val="false"/>
-                <w:bCs w:val="false"/>
-                <w:i w:val="false"/>
-                <w:iCs w:val="false"/>
-                <w:color w:val="000000"/>
-                <w:sz w:val="18"/>
-                <w:szCs w:val="18"/>
-              </w:rPr>
-              <w:t xml:space="preserve">–  Obtaining, Evaluating and Communicating Information: learners present their data project findings to peers using charts drawn on digital devices or graph paper, evaluate the clarity of different representations and communicate data-backed conclusions.</w:t>
-            </w:r>
-          </w:p>
-        </w:tc>
-      </w:tr>
-      <w:tr>
-        <w:tc>
-          <w:tcPr>
-            <w:tcW w:type="dxa" w:w="3000"/>
-            <w:shd w:fill="FCE4D6" w:color="auto" w:val="clear"/>
-            <w:tcMar>
-              <w:top w:type="dxa" w:w="60"/>
-              <w:left w:type="dxa" w:w="120"/>
-              <w:bottom w:type="dxa" w:w="60"/>
-              <w:right w:type="dxa" w:w="120"/>
-            </w:tcMar>
-            <w:vAlign w:val="top"/>
-          </w:tcPr>
-          <w:p>
-            <w:pPr>
-              <w:spacing w:after="40" w:before="0"/>
-              <w:jc w:val="left"/>
-            </w:pPr>
-            <w:r>
-              <w:rPr>
-                <w:rFonts w:ascii="Arial" w:cs="Arial" w:eastAsia="Arial" w:hAnsi="Arial"/>
-                <w:b/>
-                <w:bCs/>
-                <w:i w:val="false"/>
-                <w:iCs w:val="false"/>
-                <w:color w:val="000000"/>
-                <w:sz w:val="18"/>
-                <w:szCs w:val="18"/>
-              </w:rPr>
-              <w:t xml:space="preserve">Pertinent &amp; Contemporary Issues (PCIs)</w:t>
-            </w:r>
-          </w:p>
-        </w:tc>
-        <w:tc>
-          <w:tcPr>
-            <w:tcW w:type="dxa" w:w="10680"/>
-            <w:shd w:fill="FFFFFF" w:color="auto" w:val="clear"/>
-            <w:tcMar>
-              <w:top w:type="dxa" w:w="60"/>
-              <w:left w:type="dxa" w:w="120"/>
-              <w:bottom w:type="dxa" w:w="60"/>
-              <w:right w:type="dxa" w:w="120"/>
-            </w:tcMar>
-            <w:vAlign w:val="top"/>
-          </w:tcPr>
-          <w:p>
-            <w:pPr>
-              <w:spacing w:after="30" w:before="0"/>
-              <w:ind w:left="360" w:hanging="180"/>
-              <w:jc w:val="left"/>
-            </w:pPr>
-            <w:r>
-              <w:rPr>
-                <w:rFonts w:ascii="Arial" w:cs="Arial" w:eastAsia="Arial" w:hAnsi="Arial"/>
-                <w:b w:val="false"/>
-                <w:bCs w:val="false"/>
-                <w:i w:val="false"/>
-                <w:iCs w:val="false"/>
-                <w:color w:val="000000"/>
-                <w:sz w:val="18"/>
-                <w:szCs w:val="18"/>
-              </w:rPr>
-              <w:t xml:space="preserve">–  Life Skills — Decision Making: the learner makes informed decisions when identifying patterns from graphs and charts and drawing conclusions about real school or community situations (e.g., most popular meal in the school canteen, dominant tree species in the school compound).</w:t>
-            </w:r>
-          </w:p>
-          <w:p>
-            <w:pPr>
-              <w:spacing w:after="30" w:before="0"/>
-              <w:ind w:left="360" w:hanging="180"/>
-              <w:jc w:val="left"/>
-            </w:pPr>
-            <w:r>
-              <w:rPr>
-                <w:rFonts w:ascii="Arial" w:cs="Arial" w:eastAsia="Arial" w:hAnsi="Arial"/>
-                <w:b w:val="false"/>
-                <w:bCs w:val="false"/>
-                <w:i w:val="false"/>
-                <w:iCs w:val="false"/>
-                <w:color w:val="000000"/>
-                <w:sz w:val="18"/>
-                <w:szCs w:val="18"/>
-              </w:rPr>
-              <w:t xml:space="preserve">–  Education for Sustainable Development: the learner collects and analyses environmental or community data (e.g., waste types generated in school, water usage patterns) and uses statistical findings to recommend sustainable practices.</w:t>
-            </w:r>
-          </w:p>
-          <w:p>
-            <w:pPr>
-              <w:spacing w:after="30" w:before="0"/>
-              <w:ind w:left="360" w:hanging="180"/>
-              <w:jc w:val="left"/>
-            </w:pPr>
-            <w:r>
-              <w:rPr>
-                <w:rFonts w:ascii="Arial" w:cs="Arial" w:eastAsia="Arial" w:hAnsi="Arial"/>
-                <w:b w:val="false"/>
-                <w:bCs w:val="false"/>
-                <w:i w:val="false"/>
-                <w:iCs w:val="false"/>
-                <w:color w:val="000000"/>
-                <w:sz w:val="18"/>
-                <w:szCs w:val="18"/>
-              </w:rPr>
-              <w:t xml:space="preserve">–  Social Cohesion: the learner works harmoniously with peers from different backgrounds during group data collection and presentation tasks, appreciating diverse perspectives in interpreting the same data set.</w:t>
-            </w:r>
-          </w:p>
-        </w:tc>
-      </w:tr>
-      <w:tr>
-        <w:tc>
-          <w:tcPr>
-            <w:tcW w:type="dxa" w:w="3000"/>
-            <w:shd w:fill="D9EEF1" w:color="auto" w:val="clear"/>
-            <w:tcMar>
-              <w:top w:type="dxa" w:w="60"/>
-              <w:left w:type="dxa" w:w="120"/>
-              <w:bottom w:type="dxa" w:w="60"/>
-              <w:right w:type="dxa" w:w="120"/>
-            </w:tcMar>
-            <w:vAlign w:val="top"/>
-          </w:tcPr>
-          <w:p>
-            <w:pPr>
-              <w:spacing w:after="40" w:before="0"/>
-              <w:jc w:val="left"/>
-            </w:pPr>
-            <w:r>
-              <w:rPr>
-                <w:rFonts w:ascii="Arial" w:cs="Arial" w:eastAsia="Arial" w:hAnsi="Arial"/>
-                <w:b/>
-                <w:bCs/>
-                <w:i w:val="false"/>
-                <w:iCs w:val="false"/>
-                <w:color w:val="000000"/>
-                <w:sz w:val="18"/>
-                <w:szCs w:val="18"/>
-              </w:rPr>
-              <w:t xml:space="preserve">Career Connections</w:t>
-            </w:r>
-          </w:p>
-        </w:tc>
-        <w:tc>
-          <w:tcPr>
-            <w:tcW w:type="dxa" w:w="10680"/>
-            <w:shd w:fill="FFFFFF" w:color="auto" w:val="clear"/>
-            <w:tcMar>
-              <w:top w:type="dxa" w:w="60"/>
-              <w:left w:type="dxa" w:w="120"/>
-              <w:bottom w:type="dxa" w:w="60"/>
-              <w:right w:type="dxa" w:w="120"/>
-            </w:tcMar>
-            <w:vAlign w:val="top"/>
-          </w:tcPr>
-          <w:p>
-            <w:pPr>
-              <w:spacing w:after="30" w:before="0"/>
-              <w:ind w:left="360" w:hanging="180"/>
-              <w:jc w:val="left"/>
-            </w:pPr>
-            <w:r>
-              <w:rPr>
-                <w:rFonts w:ascii="Arial" w:cs="Arial" w:eastAsia="Arial" w:hAnsi="Arial"/>
-                <w:b w:val="false"/>
-                <w:bCs w:val="false"/>
-                <w:i w:val="false"/>
-                <w:iCs w:val="false"/>
-                <w:color w:val="000000"/>
-                <w:sz w:val="18"/>
-                <w:szCs w:val="18"/>
-              </w:rPr>
-              <w:t xml:space="preserve">–  Journalism and Media: statistical literacy — reading and interpreting charts and graphs — is fundamental for journalists reporting on Kenyan election results, health surveys or economic trends in outlets such as Nation Media or KBC.</w:t>
-            </w:r>
-          </w:p>
-          <w:p>
-            <w:pPr>
-              <w:spacing w:after="30" w:before="0"/>
-              <w:ind w:left="360" w:hanging="180"/>
-              <w:jc w:val="left"/>
-            </w:pPr>
-            <w:r>
-              <w:rPr>
-                <w:rFonts w:ascii="Arial" w:cs="Arial" w:eastAsia="Arial" w:hAnsi="Arial"/>
-                <w:b w:val="false"/>
-                <w:bCs w:val="false"/>
-                <w:i w:val="false"/>
-                <w:iCs w:val="false"/>
-                <w:color w:val="000000"/>
-                <w:sz w:val="18"/>
-                <w:szCs w:val="18"/>
-              </w:rPr>
-              <w:t xml:space="preserve">–  Hospitality Industry: managers of hotels and restaurants in Nairobi, Mombasa or Kisumu use frequency distributions and averages to analyse guest feedback, plan menus (e.g., most ordered dishes like nyama choma or pilau) and forecast occupancy.</w:t>
-            </w:r>
-          </w:p>
-          <w:p>
-            <w:pPr>
-              <w:spacing w:after="30" w:before="0"/>
-              <w:ind w:left="360" w:hanging="180"/>
-              <w:jc w:val="left"/>
-            </w:pPr>
-            <w:r>
-              <w:rPr>
-                <w:rFonts w:ascii="Arial" w:cs="Arial" w:eastAsia="Arial" w:hAnsi="Arial"/>
-                <w:b w:val="false"/>
-                <w:bCs w:val="false"/>
-                <w:i w:val="false"/>
-                <w:iCs w:val="false"/>
-                <w:color w:val="000000"/>
-                <w:sz w:val="18"/>
-                <w:szCs w:val="18"/>
-              </w:rPr>
-              <w:t xml:space="preserve">–  Sports Management and Coaching: coaches and analysts use measures of central tendency and graphical data to evaluate athlete performance, track training progress and make selection decisions for Kenyan athletics teams.</w:t>
-            </w:r>
-          </w:p>
-          <w:p>
-            <w:pPr>
-              <w:spacing w:after="30" w:before="0"/>
-              <w:ind w:left="360" w:hanging="180"/>
-              <w:jc w:val="left"/>
-            </w:pPr>
-            <w:r>
-              <w:rPr>
-                <w:rFonts w:ascii="Arial" w:cs="Arial" w:eastAsia="Arial" w:hAnsi="Arial"/>
-                <w:b w:val="false"/>
-                <w:bCs w:val="false"/>
-                <w:i w:val="false"/>
-                <w:iCs w:val="false"/>
-                <w:color w:val="000000"/>
-                <w:sz w:val="18"/>
-                <w:szCs w:val="18"/>
-              </w:rPr>
-              <w:t xml:space="preserve">–  Guidance and Counselling: school counsellors use data on student welfare, attendance and performance (organised into frequency tables and charts) to identify learners who need support and to make evidence-based recommendations.</w:t>
-            </w:r>
-          </w:p>
-          <w:p>
-            <w:pPr>
-              <w:spacing w:after="30" w:before="0"/>
-              <w:ind w:left="360" w:hanging="180"/>
-              <w:jc w:val="left"/>
-            </w:pPr>
-            <w:r>
-              <w:rPr>
-                <w:rFonts w:ascii="Arial" w:cs="Arial" w:eastAsia="Arial" w:hAnsi="Arial"/>
-                <w:b w:val="false"/>
-                <w:bCs w:val="false"/>
-                <w:i w:val="false"/>
-                <w:iCs w:val="false"/>
-                <w:color w:val="000000"/>
-                <w:sz w:val="18"/>
-                <w:szCs w:val="18"/>
-              </w:rPr>
-              <w:t xml:space="preserve">–  Business and Sole Proprietorship: small-business owners in Kenyan markets use bar graphs and averages to track daily sales of items such as mandazi, maize or beans, identify peak trading days and make restocking decisions.</w:t>
-            </w:r>
-          </w:p>
-          <w:p>
-            <w:pPr>
-              <w:spacing w:after="30" w:before="0"/>
-              <w:ind w:left="360" w:hanging="180"/>
-              <w:jc w:val="left"/>
-            </w:pPr>
-            <w:r>
-              <w:rPr>
-                <w:rFonts w:ascii="Arial" w:cs="Arial" w:eastAsia="Arial" w:hAnsi="Arial"/>
-                <w:b w:val="false"/>
-                <w:bCs w:val="false"/>
-                <w:i w:val="false"/>
-                <w:iCs w:val="false"/>
-                <w:color w:val="000000"/>
-                <w:sz w:val="18"/>
-                <w:szCs w:val="18"/>
-              </w:rPr>
-              <w:t xml:space="preserve">–  Agriculture: farmers and extension officers in the Rift Valley or Kericho use line graphs and frequency data to monitor rainfall patterns, crop yields and market prices, enabling data-informed planting and selling decisions.</w:t>
-            </w:r>
-          </w:p>
-        </w:tc>
-      </w:tr>
-      <w:tr>
-        <w:tc>
-          <w:tcPr>
-            <w:tcW w:type="dxa" w:w="3000"/>
-            <w:shd w:fill="D5E8F0" w:color="auto" w:val="clear"/>
-            <w:tcMar>
-              <w:top w:type="dxa" w:w="60"/>
-              <w:left w:type="dxa" w:w="120"/>
-              <w:bottom w:type="dxa" w:w="60"/>
-              <w:right w:type="dxa" w:w="120"/>
-            </w:tcMar>
-            <w:vAlign w:val="top"/>
-          </w:tcPr>
-          <w:p>
-            <w:pPr>
-              <w:spacing w:after="40" w:before="0"/>
-              <w:jc w:val="left"/>
-            </w:pPr>
-            <w:r>
-              <w:rPr>
-                <w:rFonts w:ascii="Arial" w:cs="Arial" w:eastAsia="Arial" w:hAnsi="Arial"/>
-                <w:b/>
-                <w:bCs/>
-                <w:i w:val="false"/>
-                <w:iCs w:val="false"/>
-                <w:color w:val="000000"/>
-                <w:sz w:val="18"/>
-                <w:szCs w:val="18"/>
-              </w:rPr>
-              <w:t xml:space="preserve">Focus for Lessons</w:t>
-            </w:r>
-          </w:p>
-        </w:tc>
-        <w:tc>
-          <w:tcPr>
-            <w:tcW w:type="dxa" w:w="10680"/>
-            <w:shd w:fill="FFFFFF" w:color="auto" w:val="clear"/>
-            <w:tcMar>
-              <w:top w:type="dxa" w:w="60"/>
-              <w:left w:type="dxa" w:w="120"/>
-              <w:bottom w:type="dxa" w:w="60"/>
-              <w:right w:type="dxa" w:w="120"/>
-            </w:tcMar>
-            <w:vAlign w:val="top"/>
-          </w:tcPr>
-          <w:p>
-            <w:pPr>
-              <w:spacing w:after="40" w:before="0"/>
-              <w:jc w:val="left"/>
-            </w:pPr>
-            <w:r>
-              <w:rPr>
-                <w:rFonts w:ascii="Arial" w:cs="Arial" w:eastAsia="Arial" w:hAnsi="Arial"/>
-                <w:b w:val="false"/>
-                <w:bCs w:val="false"/>
-                <w:i w:val="false"/>
-                <w:iCs w:val="false"/>
-                <w:color w:val="000000"/>
-                <w:sz w:val="18"/>
-                <w:szCs w:val="18"/>
-              </w:rPr>
-              <w:t xml:space="preserve">This unit introduces Grade 10 Essential Mathematics learners to the foundational concepts of statistics through the lens of real Kenyan community and school data. Learners progress from collecting and organising raw ungrouped data into frequency distribution tables, through computing measures of central tendency (mean, mode and median), to constructing and critically interpreting bar graphs, line graphs and pie charts. The unit is anchored in a community data investigation project in which learners collect genuine data from their school environment — such as modes of transport used to school, favourite foods in the canteen, or tree species in the compound — and use statistical tools to make evidence-based recommendations, developing both mathematical competency and the habit of data-driven decision making.</w:t>
-            </w:r>
-          </w:p>
-        </w:tc>
-      </w:tr>
-      <w:tr>
-        <w:tc>
-          <w:tcPr>
-            <w:tcW w:type="dxa" w:w="3000"/>
-            <w:shd w:fill="EAD1F5" w:color="auto" w:val="clear"/>
-            <w:tcMar>
-              <w:top w:type="dxa" w:w="60"/>
-              <w:left w:type="dxa" w:w="120"/>
-              <w:bottom w:type="dxa" w:w="60"/>
-              <w:right w:type="dxa" w:w="120"/>
-            </w:tcMar>
-            <w:vAlign w:val="top"/>
-          </w:tcPr>
-          <w:p>
-            <w:pPr>
-              <w:spacing w:after="40" w:before="0"/>
-              <w:jc w:val="left"/>
-            </w:pPr>
-            <w:r>
-              <w:rPr>
-                <w:rFonts w:ascii="Arial" w:cs="Arial" w:eastAsia="Arial" w:hAnsi="Arial"/>
-                <w:b/>
-                <w:bCs/>
-                <w:i w:val="false"/>
-                <w:iCs w:val="false"/>
-                <w:color w:val="000000"/>
-                <w:sz w:val="18"/>
-                <w:szCs w:val="18"/>
-              </w:rPr>
-              <w:t xml:space="preserve">Driving Question / Key Inquiry Questions</w:t>
-            </w:r>
-          </w:p>
-        </w:tc>
-        <w:tc>
-          <w:tcPr>
-            <w:tcW w:type="dxa" w:w="10680"/>
-            <w:shd w:fill="FFFFFF" w:color="auto" w:val="clear"/>
-            <w:tcMar>
-              <w:top w:type="dxa" w:w="60"/>
-              <w:left w:type="dxa" w:w="120"/>
-              <w:bottom w:type="dxa" w:w="60"/>
-              <w:right w:type="dxa" w:w="120"/>
-            </w:tcMar>
-            <w:vAlign w:val="top"/>
-          </w:tcPr>
-          <w:p>
-            <w:pPr>
-              <w:spacing w:after="40" w:before="0"/>
-              <w:jc w:val="left"/>
-            </w:pPr>
-            <w:r>
-              <w:rPr>
-                <w:rFonts w:ascii="Arial" w:cs="Arial" w:eastAsia="Arial" w:hAnsi="Arial"/>
-                <w:b w:val="false"/>
-                <w:bCs w:val="false"/>
-                <w:i w:val="false"/>
-                <w:iCs w:val="false"/>
-                <w:color w:val="000000"/>
-                <w:sz w:val="18"/>
-                <w:szCs w:val="18"/>
-              </w:rPr>
-              <w:t xml:space="preserve">DRIVING QUESTION: How can we turn raw data from our school and community into statistics and graphs that help Mama Wanjiku — and other Kenyan decision-makers — solve real problems?</w:t>
-            </w:r>
-          </w:p>
-          <w:p>
-            <w:pPr>
-              <w:spacing w:after="40" w:before="0"/>
-              <w:jc w:val="left"/>
-            </w:pPr>
-            <w:r>
-              <w:rPr>
-                <w:rFonts w:ascii="Arial" w:cs="Arial" w:eastAsia="Arial" w:hAnsi="Arial"/>
-                <w:b w:val="false"/>
-                <w:bCs w:val="false"/>
-                <w:i w:val="false"/>
-                <w:iCs w:val="false"/>
-                <w:color w:val="000000"/>
-                <w:sz w:val="18"/>
-                <w:szCs w:val="18"/>
-              </w:rPr>
-              <w:t xml:space="preserve"/>
-            </w:r>
-          </w:p>
-          <w:p>
-            <w:pPr>
-              <w:spacing w:after="40" w:before="0"/>
-              <w:jc w:val="left"/>
-            </w:pPr>
-            <w:r>
-              <w:rPr>
-                <w:rFonts w:ascii="Arial" w:cs="Arial" w:eastAsia="Arial" w:hAnsi="Arial"/>
-                <w:b w:val="false"/>
-                <w:bCs w:val="false"/>
-                <w:i w:val="false"/>
-                <w:iCs w:val="false"/>
-                <w:color w:val="000000"/>
-                <w:sz w:val="18"/>
-                <w:szCs w:val="18"/>
-              </w:rPr>
-              <w:t xml:space="preserve">KICD KEY INQUIRY QUESTION:</w:t>
-            </w:r>
-          </w:p>
-          <w:p>
-            <w:pPr>
-              <w:spacing w:after="40" w:before="0"/>
-              <w:jc w:val="left"/>
-            </w:pPr>
-            <w:r>
-              <w:rPr>
-                <w:rFonts w:ascii="Arial" w:cs="Arial" w:eastAsia="Arial" w:hAnsi="Arial"/>
-                <w:b w:val="false"/>
-                <w:bCs w:val="false"/>
-                <w:i w:val="false"/>
-                <w:iCs w:val="false"/>
-                <w:color w:val="000000"/>
-                <w:sz w:val="18"/>
-                <w:szCs w:val="18"/>
-              </w:rPr>
-              <w:t xml:space="preserve">1. How do we use statistics in day-to-day life?</w:t>
-            </w:r>
-          </w:p>
-        </w:tc>
-      </w:tr>
-      <w:tr>
-        <w:tc>
-          <w:tcPr>
-            <w:tcW w:type="dxa" w:w="3000"/>
-            <w:shd w:fill="EAD1F5" w:color="auto" w:val="clear"/>
-            <w:tcMar>
-              <w:top w:type="dxa" w:w="60"/>
-              <w:left w:type="dxa" w:w="120"/>
-              <w:bottom w:type="dxa" w:w="60"/>
-              <w:right w:type="dxa" w:w="120"/>
-            </w:tcMar>
-            <w:vAlign w:val="top"/>
-          </w:tcPr>
-          <w:p>
-            <w:pPr>
-              <w:spacing w:after="40" w:before="0"/>
-              <w:jc w:val="left"/>
-            </w:pPr>
-            <w:r>
-              <w:rPr>
-                <w:rFonts w:ascii="Arial" w:cs="Arial" w:eastAsia="Arial" w:hAnsi="Arial"/>
-                <w:b/>
-                <w:bCs/>
-                <w:i w:val="false"/>
-                <w:iCs w:val="false"/>
-                <w:color w:val="000000"/>
-                <w:sz w:val="18"/>
-                <w:szCs w:val="18"/>
-              </w:rPr>
-              <w:t xml:space="preserve">Anchoring Phenomenon</w:t>
-            </w:r>
-          </w:p>
-        </w:tc>
-        <w:tc>
-          <w:tcPr>
-            <w:tcW w:type="dxa" w:w="10680"/>
-            <w:shd w:fill="FFFFFF" w:color="auto" w:val="clear"/>
-            <w:tcMar>
-              <w:top w:type="dxa" w:w="60"/>
-              <w:left w:type="dxa" w:w="120"/>
-              <w:bottom w:type="dxa" w:w="60"/>
-              <w:right w:type="dxa" w:w="120"/>
-            </w:tcMar>
-            <w:vAlign w:val="top"/>
-          </w:tcPr>
-          <w:p>
-            <w:pPr>
-              <w:spacing w:after="40" w:before="0"/>
-              <w:jc w:val="left"/>
-            </w:pPr>
-            <w:r>
-              <w:rPr>
-                <w:rFonts w:ascii="Arial" w:cs="Arial" w:eastAsia="Arial" w:hAnsi="Arial"/>
-                <w:b w:val="false"/>
-                <w:bCs w:val="false"/>
-                <w:i w:val="false"/>
-                <w:iCs w:val="false"/>
-                <w:color w:val="000000"/>
-                <w:sz w:val="18"/>
-                <w:szCs w:val="18"/>
-              </w:rPr>
-              <w:t xml:space="preserve">ANCHORING PHENOMENON — "The Canteen Queue Puzzle at Mwangaza Secondary School"</w:t>
-            </w:r>
-          </w:p>
-          <w:p>
-            <w:pPr>
-              <w:spacing w:after="40" w:before="0"/>
-              <w:jc w:val="left"/>
-            </w:pPr>
-            <w:r>
-              <w:rPr>
-                <w:rFonts w:ascii="Arial" w:cs="Arial" w:eastAsia="Arial" w:hAnsi="Arial"/>
-                <w:b w:val="false"/>
-                <w:bCs w:val="false"/>
-                <w:i w:val="false"/>
-                <w:iCs w:val="false"/>
-                <w:color w:val="000000"/>
-                <w:sz w:val="18"/>
-                <w:szCs w:val="18"/>
-              </w:rPr>
-              <w:t xml:space="preserve"/>
-            </w:r>
-          </w:p>
-          <w:p>
-            <w:pPr>
-              <w:spacing w:after="40" w:before="0"/>
-              <w:jc w:val="left"/>
-            </w:pPr>
-            <w:r>
-              <w:rPr>
-                <w:rFonts w:ascii="Arial" w:cs="Arial" w:eastAsia="Arial" w:hAnsi="Arial"/>
-                <w:b w:val="false"/>
-                <w:bCs w:val="false"/>
-                <w:i w:val="false"/>
-                <w:iCs w:val="false"/>
-                <w:color w:val="000000"/>
-                <w:sz w:val="18"/>
-                <w:szCs w:val="18"/>
-              </w:rPr>
-              <w:t xml:space="preserve">Every lunch break at a Kenyan secondary school, the canteen sells several different meals — ugali with sukuma wiki, chapati, githeri, rice and beans, and mandazi. The canteen manager, Mama Wanjiku, notices that on some days she runs out of ugali and sukuma wiki before all learners are served, while on other days she is left with large amounts of unsold githeri. She loses money on unsold food and frustrates hungry learners when popular meals run out early. She has no written records of what learners buy each day — she just guesses from memory.</w:t>
-            </w:r>
-          </w:p>
-          <w:p>
-            <w:pPr>
-              <w:spacing w:after="40" w:before="0"/>
-              <w:jc w:val="left"/>
-            </w:pPr>
-            <w:r>
-              <w:rPr>
-                <w:rFonts w:ascii="Arial" w:cs="Arial" w:eastAsia="Arial" w:hAnsi="Arial"/>
-                <w:b w:val="false"/>
-                <w:bCs w:val="false"/>
-                <w:i w:val="false"/>
-                <w:iCs w:val="false"/>
-                <w:color w:val="000000"/>
-                <w:sz w:val="18"/>
-                <w:szCs w:val="18"/>
-              </w:rPr>
-              <w:t xml:space="preserve"/>
-            </w:r>
-          </w:p>
-          <w:p>
-            <w:pPr>
-              <w:spacing w:after="40" w:before="0"/>
-              <w:jc w:val="left"/>
-            </w:pPr>
-            <w:r>
-              <w:rPr>
-                <w:rFonts w:ascii="Arial" w:cs="Arial" w:eastAsia="Arial" w:hAnsi="Arial"/>
-                <w:b w:val="false"/>
-                <w:bCs w:val="false"/>
-                <w:i w:val="false"/>
-                <w:iCs w:val="false"/>
-                <w:color w:val="000000"/>
-                <w:sz w:val="18"/>
-                <w:szCs w:val="18"/>
-              </w:rPr>
-              <w:t xml:space="preserve">A group of Grade 10 learners decides to help Mama Wanjiku. They collect one week's lunch-order data from 120 learners in their school. When they lay out the raw data — a long, unorganised list of meal choices — it looks like meaningless noise. But when they begin to organise the numbers into a frequency distribution table and then draw a bar chart, a clear pattern emerges: ugali with sukuma wiki is chosen by nearly half the learners every single day, while githeri is the least popular option. The mean number of ugali portions sold per day is 58, the mode is 60 and the median is 57. The pie chart shows that ugali accounts for 47% of all orders.</w:t>
-            </w:r>
-          </w:p>
-          <w:p>
-            <w:pPr>
-              <w:spacing w:after="40" w:before="0"/>
-              <w:jc w:val="left"/>
-            </w:pPr>
-            <w:r>
-              <w:rPr>
-                <w:rFonts w:ascii="Arial" w:cs="Arial" w:eastAsia="Arial" w:hAnsi="Arial"/>
-                <w:b w:val="false"/>
-                <w:bCs w:val="false"/>
-                <w:i w:val="false"/>
-                <w:iCs w:val="false"/>
-                <w:color w:val="000000"/>
-                <w:sz w:val="18"/>
-                <w:szCs w:val="18"/>
-              </w:rPr>
-              <w:t xml:space="preserve"/>
-            </w:r>
-          </w:p>
-          <w:p>
-            <w:pPr>
-              <w:spacing w:after="40" w:before="0"/>
-              <w:jc w:val="left"/>
-            </w:pPr>
-            <w:r>
-              <w:rPr>
-                <w:rFonts w:ascii="Arial" w:cs="Arial" w:eastAsia="Arial" w:hAnsi="Arial"/>
-                <w:b w:val="false"/>
-                <w:bCs w:val="false"/>
-                <w:i w:val="false"/>
-                <w:iCs w:val="false"/>
-                <w:color w:val="000000"/>
-                <w:sz w:val="18"/>
-                <w:szCs w:val="18"/>
-              </w:rPr>
-              <w:t xml:space="preserve">What is puzzling: Why did Mama Wanjiku's memory-based guesses fail so badly, even though she serves learners every day? How can a simple table of numbers and a graph reveal patterns that a human mind misses? And can the same statistical tools that solved Mama Wanjiku's problem be used to answer bigger questions — about transport, health, or the environment — in the wider Kenyan community?</w:t>
-            </w:r>
-          </w:p>
-          <w:p>
-            <w:pPr>
-              <w:spacing w:after="40" w:before="0"/>
-              <w:jc w:val="left"/>
-            </w:pPr>
-            <w:r>
-              <w:rPr>
-                <w:rFonts w:ascii="Arial" w:cs="Arial" w:eastAsia="Arial" w:hAnsi="Arial"/>
-                <w:b w:val="false"/>
-                <w:bCs w:val="false"/>
-                <w:i w:val="false"/>
-                <w:iCs w:val="false"/>
-                <w:color w:val="000000"/>
-                <w:sz w:val="18"/>
-                <w:szCs w:val="18"/>
-              </w:rPr>
-              <w:t xml:space="preserve"/>
-            </w:r>
-          </w:p>
-          <w:p>
-            <w:pPr>
-              <w:spacing w:after="40" w:before="0"/>
-              <w:jc w:val="left"/>
-            </w:pPr>
-            <w:r>
-              <w:rPr>
-                <w:rFonts w:ascii="Arial" w:cs="Arial" w:eastAsia="Arial" w:hAnsi="Arial"/>
-                <w:b w:val="false"/>
-                <w:bCs w:val="false"/>
-                <w:i w:val="false"/>
-                <w:iCs w:val="false"/>
-                <w:color w:val="000000"/>
-                <w:sz w:val="18"/>
-                <w:szCs w:val="18"/>
-              </w:rPr>
-              <w:t xml:space="preserve">This phenomenon is puzzling because it shows that raw, unorganised data is essentially invisible information. Only after systematic organisation, computation and visual representation does the data become a decision-making tool. Learners are motivated to understand WHY and HOW statistical methods transform noise into knowledge.</w:t>
-            </w:r>
-          </w:p>
-        </w:tc>
-      </w:tr>
-      <w:tr>
-        <w:tc>
-          <w:tcPr>
-            <w:tcW w:type="dxa" w:w="3000"/>
-            <w:shd w:fill="D9EEF1" w:color="auto" w:val="clear"/>
-            <w:tcMar>
-              <w:top w:type="dxa" w:w="60"/>
-              <w:left w:type="dxa" w:w="120"/>
-              <w:bottom w:type="dxa" w:w="60"/>
-              <w:right w:type="dxa" w:w="120"/>
-            </w:tcMar>
-            <w:vAlign w:val="top"/>
-          </w:tcPr>
-          <w:p>
-            <w:pPr>
-              <w:spacing w:after="40" w:before="0"/>
-              <w:jc w:val="left"/>
-            </w:pPr>
-            <w:r>
-              <w:rPr>
-                <w:rFonts w:ascii="Arial" w:cs="Arial" w:eastAsia="Arial" w:hAnsi="Arial"/>
-                <w:b/>
-                <w:bCs/>
-                <w:i w:val="false"/>
-                <w:iCs w:val="false"/>
-                <w:color w:val="000000"/>
-                <w:sz w:val="18"/>
-                <w:szCs w:val="18"/>
-              </w:rPr>
-              <w:t xml:space="preserve">Storyline Thread</w:t>
-            </w:r>
-          </w:p>
-        </w:tc>
-        <w:tc>
-          <w:tcPr>
-            <w:tcW w:type="dxa" w:w="10680"/>
-            <w:shd w:fill="FFFFFF" w:color="auto" w:val="clear"/>
-            <w:tcMar>
-              <w:top w:type="dxa" w:w="60"/>
-              <w:left w:type="dxa" w:w="120"/>
-              <w:bottom w:type="dxa" w:w="60"/>
-              <w:right w:type="dxa" w:w="120"/>
-            </w:tcMar>
-            <w:vAlign w:val="top"/>
-          </w:tcPr>
-          <w:p>
-            <w:pPr>
-              <w:spacing w:after="40" w:before="0"/>
-              <w:jc w:val="left"/>
-            </w:pPr>
-            <w:r>
-              <w:rPr>
-                <w:rFonts w:ascii="Arial" w:cs="Arial" w:eastAsia="Arial" w:hAnsi="Arial"/>
-                <w:b w:val="false"/>
-                <w:bCs w:val="false"/>
-                <w:i w:val="false"/>
-                <w:iCs w:val="false"/>
-                <w:color w:val="000000"/>
-                <w:sz w:val="18"/>
-                <w:szCs w:val="18"/>
-              </w:rPr>
-              <w:t xml:space="preserve">Lesson 1 — "What Is the Data Telling Us?" (Predict + Phenomenon Launch)</w:t>
-            </w:r>
-          </w:p>
-          <w:p>
-            <w:pPr>
-              <w:spacing w:after="40" w:before="0"/>
-              <w:jc w:val="left"/>
-            </w:pPr>
-            <w:r>
-              <w:rPr>
-                <w:rFonts w:ascii="Arial" w:cs="Arial" w:eastAsia="Arial" w:hAnsi="Arial"/>
-                <w:b w:val="false"/>
-                <w:bCs w:val="false"/>
-                <w:i w:val="false"/>
-                <w:iCs w:val="false"/>
-                <w:color w:val="000000"/>
-                <w:sz w:val="18"/>
-                <w:szCs w:val="18"/>
-              </w:rPr>
-              <w:t xml:space="preserve">Learners are shown Mama Wanjiku's unorganised list of 120 meal choices (raw data on the board). They predict — before any instruction — which meal is most popular, writing individual estimates. Cold-call 5 learners to share predictions and reasoning (wait time: 30 seconds). Introduce the anchoring phenomenon formally. Learners brainstorm in pairs: what information would help Mama Wanjiku? Introduce the concept of data collection; learners design a simple tally sheet to collect ungrouped data from classmates (favourite school meal, mode of transport to school, or preferred sport). By end of lesson each group has a raw data set of at least 30 entries. Connect back: "Our raw list looks just like Mama Wanjiku's — what do we do next?"</w:t>
-            </w:r>
-          </w:p>
-          <w:p>
-            <w:pPr>
-              <w:spacing w:after="40" w:before="0"/>
-              <w:jc w:val="left"/>
-            </w:pPr>
-            <w:r>
-              <w:rPr>
-                <w:rFonts w:ascii="Arial" w:cs="Arial" w:eastAsia="Arial" w:hAnsi="Arial"/>
-                <w:b w:val="false"/>
-                <w:bCs w:val="false"/>
-                <w:i w:val="false"/>
-                <w:iCs w:val="false"/>
-                <w:color w:val="000000"/>
-                <w:sz w:val="18"/>
-                <w:szCs w:val="18"/>
-              </w:rPr>
-              <w:t xml:space="preserve"/>
-            </w:r>
-          </w:p>
-          <w:p>
-            <w:pPr>
-              <w:spacing w:after="40" w:before="0"/>
-              <w:jc w:val="left"/>
-            </w:pPr>
-            <w:r>
-              <w:rPr>
-                <w:rFonts w:ascii="Arial" w:cs="Arial" w:eastAsia="Arial" w:hAnsi="Arial"/>
-                <w:b w:val="false"/>
-                <w:bCs w:val="false"/>
-                <w:i w:val="false"/>
-                <w:iCs w:val="false"/>
-                <w:color w:val="000000"/>
-                <w:sz w:val="18"/>
-                <w:szCs w:val="18"/>
-              </w:rPr>
-              <w:t xml:space="preserve">Lesson 2 — "Organising the Noise: Frequency Distribution Tables" (Observe + Explain)</w:t>
-            </w:r>
-          </w:p>
-          <w:p>
-            <w:pPr>
-              <w:spacing w:after="40" w:before="0"/>
-              <w:jc w:val="left"/>
-            </w:pPr>
-            <w:r>
-              <w:rPr>
-                <w:rFonts w:ascii="Arial" w:cs="Arial" w:eastAsia="Arial" w:hAnsi="Arial"/>
-                <w:b w:val="false"/>
-                <w:bCs w:val="false"/>
-                <w:i w:val="false"/>
-                <w:iCs w:val="false"/>
-                <w:color w:val="000000"/>
-                <w:sz w:val="18"/>
-                <w:szCs w:val="18"/>
-              </w:rPr>
-              <w:t xml:space="preserve">Learners receive their raw data sets from Lesson 1. Teacher models construction of a frequency distribution table using the transport tally supporting phenomenon (school-gate data). Learners construct frequency distribution tables for their own data sets in groups. Teacher circulates — ask 3 targeted questions: "What is the highest frequency? What does that tell us about Mama Wanjiku's problem? Could she have seen this pattern without the table?" Learners compare tables across groups and notice that organisation reveals patterns invisible in raw data. Connect: update the Driving Question Board (DQB) — "A frequency table organises data, but can it tell us the 'typical' value? What number best represents the whole data set?"</w:t>
-            </w:r>
-          </w:p>
-          <w:p>
-            <w:pPr>
-              <w:spacing w:after="40" w:before="0"/>
-              <w:jc w:val="left"/>
-            </w:pPr>
-            <w:r>
-              <w:rPr>
-                <w:rFonts w:ascii="Arial" w:cs="Arial" w:eastAsia="Arial" w:hAnsi="Arial"/>
-                <w:b w:val="false"/>
-                <w:bCs w:val="false"/>
-                <w:i w:val="false"/>
-                <w:iCs w:val="false"/>
-                <w:color w:val="000000"/>
-                <w:sz w:val="18"/>
-                <w:szCs w:val="18"/>
-              </w:rPr>
-              <w:t xml:space="preserve"/>
-            </w:r>
-          </w:p>
-          <w:p>
-            <w:pPr>
-              <w:spacing w:after="40" w:before="0"/>
-              <w:jc w:val="left"/>
-            </w:pPr>
-            <w:r>
-              <w:rPr>
-                <w:rFonts w:ascii="Arial" w:cs="Arial" w:eastAsia="Arial" w:hAnsi="Arial"/>
-                <w:b w:val="false"/>
-                <w:bCs w:val="false"/>
-                <w:i w:val="false"/>
-                <w:iCs w:val="false"/>
-                <w:color w:val="000000"/>
-                <w:sz w:val="18"/>
-                <w:szCs w:val="18"/>
-              </w:rPr>
-              <w:t xml:space="preserve">Lesson 3 — "Finding the Middle Ground: Mean and Mode" (Explain + Model Building)</w:t>
-            </w:r>
-          </w:p>
-          <w:p>
-            <w:pPr>
-              <w:spacing w:after="40" w:before="0"/>
-              <w:jc w:val="left"/>
-            </w:pPr>
-            <w:r>
-              <w:rPr>
-                <w:rFonts w:ascii="Arial" w:cs="Arial" w:eastAsia="Arial" w:hAnsi="Arial"/>
-                <w:b w:val="false"/>
-                <w:bCs w:val="false"/>
-                <w:i w:val="false"/>
-                <w:iCs w:val="false"/>
-                <w:color w:val="000000"/>
-                <w:sz w:val="18"/>
-                <w:szCs w:val="18"/>
-              </w:rPr>
-              <w:t xml:space="preserve">Using the canteen data phenomenon, learners compute the MEAN number of ugali portions per day (guided example) and the MODE of meal choices. Teacher uses think-pair-share (wait time: 45 seconds per prompt): "Why might the mean and mode give different answers? Which would Mama Wanjiku find more useful?" Learners compute mean and mode for their own group data sets. Connect to the Kericho rainfall supporting phenomenon — what does the mean monthly rainfall tell a tea farmer? Learners add mean and mode to their cumulative data model. DQB update: "We have mean and mode — is there a third measure of 'typical'?"</w:t>
-            </w:r>
-          </w:p>
-          <w:p>
-            <w:pPr>
-              <w:spacing w:after="40" w:before="0"/>
-              <w:jc w:val="left"/>
-            </w:pPr>
-            <w:r>
-              <w:rPr>
-                <w:rFonts w:ascii="Arial" w:cs="Arial" w:eastAsia="Arial" w:hAnsi="Arial"/>
-                <w:b w:val="false"/>
-                <w:bCs w:val="false"/>
-                <w:i w:val="false"/>
-                <w:iCs w:val="false"/>
-                <w:color w:val="000000"/>
-                <w:sz w:val="18"/>
-                <w:szCs w:val="18"/>
-              </w:rPr>
-              <w:t xml:space="preserve"/>
-            </w:r>
-          </w:p>
-          <w:p>
-            <w:pPr>
-              <w:spacing w:after="40" w:before="0"/>
-              <w:jc w:val="left"/>
-            </w:pPr>
-            <w:r>
-              <w:rPr>
-                <w:rFonts w:ascii="Arial" w:cs="Arial" w:eastAsia="Arial" w:hAnsi="Arial"/>
-                <w:b w:val="false"/>
-                <w:bCs w:val="false"/>
-                <w:i w:val="false"/>
-                <w:iCs w:val="false"/>
-                <w:color w:val="000000"/>
-                <w:sz w:val="18"/>
-                <w:szCs w:val="18"/>
-              </w:rPr>
-              <w:t xml:space="preserve">Lesson 4 — "The Middle Value: Median" (Explain + Model Building)</w:t>
-            </w:r>
-          </w:p>
-          <w:p>
-            <w:pPr>
-              <w:spacing w:after="40" w:before="0"/>
-              <w:jc w:val="left"/>
-            </w:pPr>
-            <w:r>
-              <w:rPr>
-                <w:rFonts w:ascii="Arial" w:cs="Arial" w:eastAsia="Arial" w:hAnsi="Arial"/>
-                <w:b w:val="false"/>
-                <w:bCs w:val="false"/>
-                <w:i w:val="false"/>
-                <w:iCs w:val="false"/>
-                <w:color w:val="000000"/>
-                <w:sz w:val="18"/>
-                <w:szCs w:val="18"/>
-              </w:rPr>
-              <w:t xml:space="preserve">Introduce median using a simple ordering activity — 9 learners stand in a line ordered by number of siblings; the middle learner's value is the median (kinaesthetic engagement). Learners order their own data sets and identify the median. Teacher cold-calls 4 learners to explain why ordering matters for median but not for mode (wait time: 30 seconds). Compare mean, mode and median for the canteen data: mean = 58, mode = 60, median = 57 ugali portions. Ask: "If Mama Wanjiku uses the mode to plan, will she over-order or under-order?" Learners update their group data model with all three measures of central tendency. DQB update: "We can now describe data with numbers — but how do we show it visually so anyone can understand it at a glance?"</w:t>
-            </w:r>
-          </w:p>
-          <w:p>
-            <w:pPr>
-              <w:spacing w:after="40" w:before="0"/>
-              <w:jc w:val="left"/>
-            </w:pPr>
-            <w:r>
-              <w:rPr>
-                <w:rFonts w:ascii="Arial" w:cs="Arial" w:eastAsia="Arial" w:hAnsi="Arial"/>
-                <w:b w:val="false"/>
-                <w:bCs w:val="false"/>
-                <w:i w:val="false"/>
-                <w:iCs w:val="false"/>
-                <w:color w:val="000000"/>
-                <w:sz w:val="18"/>
-                <w:szCs w:val="18"/>
-              </w:rPr>
-              <w:t xml:space="preserve"/>
-            </w:r>
-          </w:p>
-          <w:p>
-            <w:pPr>
-              <w:spacing w:after="40" w:before="0"/>
-              <w:jc w:val="left"/>
-            </w:pPr>
-            <w:r>
-              <w:rPr>
-                <w:rFonts w:ascii="Arial" w:cs="Arial" w:eastAsia="Arial" w:hAnsi="Arial"/>
-                <w:b w:val="false"/>
-                <w:bCs w:val="false"/>
-                <w:i w:val="false"/>
-                <w:iCs w:val="false"/>
-                <w:color w:val="000000"/>
-                <w:sz w:val="18"/>
-                <w:szCs w:val="18"/>
-              </w:rPr>
-              <w:t xml:space="preserve">Lesson 5 — "Seeing the Data: Bar Graphs and Line Graphs" (Observe + Explain)</w:t>
-            </w:r>
-          </w:p>
-          <w:p>
-            <w:pPr>
-              <w:spacing w:after="40" w:before="0"/>
-              <w:jc w:val="left"/>
-            </w:pPr>
-            <w:r>
-              <w:rPr>
-                <w:rFonts w:ascii="Arial" w:cs="Arial" w:eastAsia="Arial" w:hAnsi="Arial"/>
-                <w:b w:val="false"/>
-                <w:bCs w:val="false"/>
-                <w:i w:val="false"/>
-                <w:iCs w:val="false"/>
-                <w:color w:val="000000"/>
-                <w:sz w:val="18"/>
-                <w:szCs w:val="18"/>
-              </w:rPr>
-              <w:t xml:space="preserve">Introduce bar graphs using the Nairobi County health survey supporting phenomenon (pre-printed bar chart). Learners read and interpret the chart — teacher asks: "Which sub-county needs the most malaria resources? How does the bar graph make this obvious?" Learners construct bar graphs for their own group data sets on graph paper. Introduce line graphs using the Kericho rainfall supporting phenomenon — learners trace trends across months. Discuss: "When is a line graph better than a bar graph?" (continuous vs. discrete data). Learners draw a line graph for a provided monthly sales data set from a Kisumu market vendor. Connect to phenomenon: "If Mama Wanjiku tracked daily ugali sales over a month as a line graph, what would she see?" DQB update: "Bar graphs and line graphs show frequency and trend — but how do we show proportions (parts of a whole)?"</w:t>
-            </w:r>
-          </w:p>
-          <w:p>
-            <w:pPr>
-              <w:spacing w:after="40" w:before="0"/>
-              <w:jc w:val="left"/>
-            </w:pPr>
-            <w:r>
-              <w:rPr>
-                <w:rFonts w:ascii="Arial" w:cs="Arial" w:eastAsia="Arial" w:hAnsi="Arial"/>
-                <w:b w:val="false"/>
-                <w:bCs w:val="false"/>
-                <w:i w:val="false"/>
-                <w:iCs w:val="false"/>
-                <w:color w:val="000000"/>
-                <w:sz w:val="18"/>
-                <w:szCs w:val="18"/>
-              </w:rPr>
-              <w:t xml:space="preserve"/>
-            </w:r>
-          </w:p>
-          <w:p>
-            <w:pPr>
-              <w:spacing w:after="40" w:before="0"/>
-              <w:jc w:val="left"/>
-            </w:pPr>
-            <w:r>
-              <w:rPr>
-                <w:rFonts w:ascii="Arial" w:cs="Arial" w:eastAsia="Arial" w:hAnsi="Arial"/>
-                <w:b w:val="false"/>
-                <w:bCs w:val="false"/>
-                <w:i w:val="false"/>
-                <w:iCs w:val="false"/>
-                <w:color w:val="000000"/>
-                <w:sz w:val="18"/>
-                <w:szCs w:val="18"/>
-              </w:rPr>
-              <w:t xml:space="preserve">Lesson 6 — "Slicing the Circle: Pie Charts" (Explain + Model Building)</w:t>
-            </w:r>
-          </w:p>
-          <w:p>
-            <w:pPr>
-              <w:spacing w:after="40" w:before="0"/>
-              <w:jc w:val="left"/>
-            </w:pPr>
-            <w:r>
-              <w:rPr>
-                <w:rFonts w:ascii="Arial" w:cs="Arial" w:eastAsia="Arial" w:hAnsi="Arial"/>
-                <w:b w:val="false"/>
-                <w:bCs w:val="false"/>
-                <w:i w:val="false"/>
-                <w:iCs w:val="false"/>
-                <w:color w:val="000000"/>
-                <w:sz w:val="18"/>
-                <w:szCs w:val="18"/>
-              </w:rPr>
-              <w:t xml:space="preserve">Use the KNBS mobile-phone usage pie chart supporting phenomenon as the entry point. Learners observe and interpret the chart before any instruction (predict phase within lesson). Teach the method for calculating sector angles (frequency ÷ total × 360°) using the canteen data. Learners construct pie charts for their own data sets using protractors and compasses. Teacher circulates — cold-call 3 learners: "What percentage of your data does the largest slice represent? Does this match your frequency table?" Learners use a digital device (LDD or mobile phone) to recreate their pie chart using a spreadsheet tool and compare with hand-drawn version. Connect: "Mama Wanjiku could show this pie chart to the school principal to justify buying more ugali ingredients." DQB update: "We can now draw three types of graphs — but which graph is best for which type of data?"</w:t>
-            </w:r>
-          </w:p>
-          <w:p>
-            <w:pPr>
-              <w:spacing w:after="40" w:before="0"/>
-              <w:jc w:val="left"/>
-            </w:pPr>
-            <w:r>
-              <w:rPr>
-                <w:rFonts w:ascii="Arial" w:cs="Arial" w:eastAsia="Arial" w:hAnsi="Arial"/>
-                <w:b w:val="false"/>
-                <w:bCs w:val="false"/>
-                <w:i w:val="false"/>
-                <w:iCs w:val="false"/>
-                <w:color w:val="000000"/>
-                <w:sz w:val="18"/>
-                <w:szCs w:val="18"/>
-              </w:rPr>
-              <w:t xml:space="preserve"/>
-            </w:r>
-          </w:p>
-          <w:p>
-            <w:pPr>
-              <w:spacing w:after="40" w:before="0"/>
-              <w:jc w:val="left"/>
-            </w:pPr>
-            <w:r>
-              <w:rPr>
-                <w:rFonts w:ascii="Arial" w:cs="Arial" w:eastAsia="Arial" w:hAnsi="Arial"/>
-                <w:b w:val="false"/>
-                <w:bCs w:val="false"/>
-                <w:i w:val="false"/>
-                <w:iCs w:val="false"/>
-                <w:color w:val="000000"/>
-                <w:sz w:val="18"/>
-                <w:szCs w:val="18"/>
-              </w:rPr>
-              <w:t xml:space="preserve">Lesson 7 — "Reading Between the Lines: Interpreting Graphs and Charts" (Explain + DQB Consolidation)</w:t>
-            </w:r>
-          </w:p>
-          <w:p>
-            <w:pPr>
-              <w:spacing w:after="40" w:before="0"/>
-              <w:jc w:val="left"/>
-            </w:pPr>
-            <w:r>
-              <w:rPr>
-                <w:rFonts w:ascii="Arial" w:cs="Arial" w:eastAsia="Arial" w:hAnsi="Arial"/>
-                <w:b w:val="false"/>
-                <w:bCs w:val="false"/>
-                <w:i w:val="false"/>
-                <w:iCs w:val="false"/>
-                <w:color w:val="000000"/>
-                <w:sz w:val="18"/>
-                <w:szCs w:val="18"/>
-              </w:rPr>
-              <w:t xml:space="preserve">Provide learners with three unfamiliar graphs (bar graph of KCSE subject enrolment in a Nairobi school; line graph of Lake Victoria water levels 2015–2024; pie chart of land use in Rift Valley County). In groups, learners extract specific information, identify trends, and make two evidence-based recommendations per graph. Groups present to class; peers use a structured feedback protocol ("One thing that is clear… One question I still have…"). Teacher facilitates whole-class DQB update: compile all questions learners still have, categorise answered vs. unanswered questions. Connect back to phenomenon: "Could we now build a complete statistical report for Mama Wanjiku using all our tools — table, mean/mode/median, bar graph, line graph, pie chart?"</w:t>
-            </w:r>
-          </w:p>
-          <w:p>
-            <w:pPr>
-              <w:spacing w:after="40" w:before="0"/>
-              <w:jc w:val="left"/>
-            </w:pPr>
-            <w:r>
-              <w:rPr>
-                <w:rFonts w:ascii="Arial" w:cs="Arial" w:eastAsia="Arial" w:hAnsi="Arial"/>
-                <w:b w:val="false"/>
-                <w:bCs w:val="false"/>
-                <w:i w:val="false"/>
-                <w:iCs w:val="false"/>
-                <w:color w:val="000000"/>
-                <w:sz w:val="18"/>
-                <w:szCs w:val="18"/>
-              </w:rPr>
-              <w:t xml:space="preserve"/>
-            </w:r>
-          </w:p>
-          <w:p>
-            <w:pPr>
-              <w:spacing w:after="40" w:before="0"/>
-              <w:jc w:val="left"/>
-            </w:pPr>
-            <w:r>
-              <w:rPr>
-                <w:rFonts w:ascii="Arial" w:cs="Arial" w:eastAsia="Arial" w:hAnsi="Arial"/>
-                <w:b w:val="false"/>
-                <w:bCs w:val="false"/>
-                <w:i w:val="false"/>
-                <w:iCs w:val="false"/>
-                <w:color w:val="000000"/>
-                <w:sz w:val="18"/>
-                <w:szCs w:val="18"/>
-              </w:rPr>
-              <w:t xml:space="preserve">Lesson 8 — "Helping Mama Wanjiku: Data Project Presentation and Model Finalisation" (Model Building + Project + Assessment)</w:t>
-            </w:r>
-          </w:p>
-          <w:p>
-            <w:pPr>
-              <w:spacing w:after="40" w:before="0"/>
-              <w:jc w:val="left"/>
-            </w:pPr>
-            <w:r>
-              <w:rPr>
-                <w:rFonts w:ascii="Arial" w:cs="Arial" w:eastAsia="Arial" w:hAnsi="Arial"/>
-                <w:b w:val="false"/>
-                <w:bCs w:val="false"/>
-                <w:i w:val="false"/>
-                <w:iCs w:val="false"/>
-                <w:color w:val="000000"/>
-                <w:sz w:val="18"/>
-                <w:szCs w:val="18"/>
-              </w:rPr>
-              <w:t xml:space="preserve">Learners finalise their group data project (begun in Lesson 1): organise collected data into a frequency distribution table, compute mean, mode and median, construct at least two graph types (one on graph paper, one on a digital device), write two data-driven recommendations for the school or community. Groups present their completed statistical reports (3 minutes per group). Peers and teacher assess using the suggested rubric (accuracy of frequency table, correctness of mean/mode/median, quality of graphs, validity of conclusions). Final DQB review: each learner writes one sentence answering the driving question — "How can statistics help Mama Wanjiku — and other Kenyan decision-makers — solve real problems?" Teacher collects exit cards. Connect to careers: brief discussion on how journalists, farmers, health workers and sports coaches in Kenya use exactly these tools every day.</w:t>
-            </w:r>
-          </w:p>
-        </w:tc>
-      </w:tr>
-      <w:tr>
-        <w:tc>
-          <w:tcPr>
-            <w:tcW w:type="dxa" w:w="3000"/>
-            <w:shd w:fill="EAD1F5" w:color="auto" w:val="clear"/>
-            <w:tcMar>
-              <w:top w:type="dxa" w:w="60"/>
-              <w:left w:type="dxa" w:w="120"/>
-              <w:bottom w:type="dxa" w:w="60"/>
-              <w:right w:type="dxa" w:w="120"/>
-            </w:tcMar>
-            <w:vAlign w:val="top"/>
-          </w:tcPr>
-          <w:p>
-            <w:pPr>
-              <w:spacing w:after="40" w:before="0"/>
-              <w:jc w:val="left"/>
-            </w:pPr>
-            <w:r>
-              <w:rPr>
-                <w:rFonts w:ascii="Arial" w:cs="Arial" w:eastAsia="Arial" w:hAnsi="Arial"/>
-                <w:b/>
-                <w:bCs/>
-                <w:i w:val="false"/>
-                <w:iCs w:val="false"/>
-                <w:color w:val="000000"/>
-                <w:sz w:val="18"/>
-                <w:szCs w:val="18"/>
-              </w:rPr>
-              <w:t xml:space="preserve">Supporting Phenomena</w:t>
-            </w:r>
-          </w:p>
-        </w:tc>
-        <w:tc>
-          <w:tcPr>
-            <w:tcW w:type="dxa" w:w="10680"/>
-            <w:shd w:fill="FFFFFF" w:color="auto" w:val="clear"/>
-            <w:tcMar>
-              <w:top w:type="dxa" w:w="60"/>
-              <w:left w:type="dxa" w:w="120"/>
-              <w:bottom w:type="dxa" w:w="60"/>
-              <w:right w:type="dxa" w:w="120"/>
-            </w:tcMar>
-            <w:vAlign w:val="top"/>
-          </w:tcPr>
-          <w:p>
-            <w:pPr>
-              <w:spacing w:after="30" w:before="0"/>
-              <w:ind w:left="360" w:hanging="180"/>
-              <w:jc w:val="left"/>
-            </w:pPr>
-            <w:r>
-              <w:rPr>
-                <w:rFonts w:ascii="Arial" w:cs="Arial" w:eastAsia="Arial" w:hAnsi="Arial"/>
-                <w:b w:val="false"/>
-                <w:bCs w:val="false"/>
-                <w:i w:val="false"/>
-                <w:iCs w:val="false"/>
-                <w:color w:val="000000"/>
-                <w:sz w:val="18"/>
-                <w:szCs w:val="18"/>
-              </w:rPr>
-              <w:t xml:space="preserve">–  Transport Tally at the School Gate (Lesson 1–2): A teacher stands at the school gate for one morning and tallies how learners arrive — matatu, boda boda, walking, cycling, or private car. The resulting raw tally of 200 entries looks chaotic, but when converted into a frequency distribution table the dominant mode of transport (walking) becomes immediately obvious — sparking curiosity about why organising data changes what we can see.</w:t>
-            </w:r>
-          </w:p>
-          <w:p>
-            <w:pPr>
-              <w:spacing w:after="30" w:before="0"/>
-              <w:ind w:left="360" w:hanging="180"/>
-              <w:jc w:val="left"/>
-            </w:pPr>
-            <w:r>
-              <w:rPr>
-                <w:rFonts w:ascii="Arial" w:cs="Arial" w:eastAsia="Arial" w:hAnsi="Arial"/>
-                <w:b w:val="false"/>
-                <w:bCs w:val="false"/>
-                <w:i w:val="false"/>
-                <w:iCs w:val="false"/>
-                <w:color w:val="000000"/>
-                <w:sz w:val="18"/>
-                <w:szCs w:val="18"/>
-              </w:rPr>
-              <w:t xml:space="preserve">–  Rainfall Records at Kericho Tea Estates (Lesson 4–5): A printed line graph from a Kericho tea estate shows monthly rainfall totals over one year. Learners notice that tea farmers can predict when irrigation is needed simply by reading the graph — illustrating how line graphs reveal trends over time in a way that a table of numbers alone cannot.</w:t>
-            </w:r>
-          </w:p>
-          <w:p>
-            <w:pPr>
-              <w:spacing w:after="30" w:before="0"/>
-              <w:ind w:left="360" w:hanging="180"/>
-              <w:jc w:val="left"/>
-            </w:pPr>
-            <w:r>
-              <w:rPr>
-                <w:rFonts w:ascii="Arial" w:cs="Arial" w:eastAsia="Arial" w:hAnsi="Arial"/>
-                <w:b w:val="false"/>
-                <w:bCs w:val="false"/>
-                <w:i w:val="false"/>
-                <w:iCs w:val="false"/>
-                <w:color w:val="000000"/>
-                <w:sz w:val="18"/>
-                <w:szCs w:val="18"/>
-              </w:rPr>
-              <w:t xml:space="preserve">–  Nairobi County Health Survey Bar Chart (Lesson 5–6): A bar chart from a Nairobi County public health report shows the number of children under five treated for malnutrition, malaria, respiratory infections and diarrhoea in different sub-counties. Learners observe that the chart instantly shows which disease is most prevalent — demonstrating how bar graphs support resource-allocation decisions in real government contexts.</w:t>
-            </w:r>
-          </w:p>
-          <w:p>
-            <w:pPr>
-              <w:spacing w:after="30" w:before="0"/>
-              <w:ind w:left="360" w:hanging="180"/>
-              <w:jc w:val="left"/>
-            </w:pPr>
-            <w:r>
-              <w:rPr>
-                <w:rFonts w:ascii="Arial" w:cs="Arial" w:eastAsia="Arial" w:hAnsi="Arial"/>
-                <w:b w:val="false"/>
-                <w:bCs w:val="false"/>
-                <w:i w:val="false"/>
-                <w:iCs w:val="false"/>
-                <w:color w:val="000000"/>
-                <w:sz w:val="18"/>
-                <w:szCs w:val="18"/>
-              </w:rPr>
-              <w:t xml:space="preserve">–  Mobile Phone Usage Pie Chart (Lesson 6–7): A pie chart from the Kenya National Bureau of Statistics (KNBS) showing the proportion of Kenyans who use mobile phones for calls only, mobile money (M-Pesa), internet browsing, and social media. Learners are puzzled that a simple circle divided into slices can communicate proportional relationships more powerfully than a list of percentages — motivating deep engagement with pie chart construction and interpretation.</w:t>
-            </w:r>
-          </w:p>
-        </w:tc>
-      </w:tr>
-    </w:tbl>
-    <w:p>
-      <w:pPr>
-        <w:spacing w:after="120"/>
-      </w:pPr>
-      <w:r>
-        <w:t xml:space="preserve"/>
       </w:r>
     </w:p>
     <w:p>
@@ -3722,7 +3722,7 @@
             <w:pPr>
               <w:spacing w:after="20" w:before="0"/>
             </w:pPr>
-            <w:hyperlink w:history="1" r:id="rId384cl1rihyntw0ldrlqf1">
+            <w:hyperlink w:history="1" r:id="rIdpzjd9l7quxh8ghsvnfnis">
               <w:r>
                 <w:rPr>
                   <w:rFonts w:ascii="Arial" w:cs="Arial" w:eastAsia="Arial" w:hAnsi="Arial"/>
@@ -3755,7 +3755,7 @@
               <w:spacing w:after="10" w:before="0"/>
               <w:ind w:left="120"/>
             </w:pPr>
-            <w:hyperlink w:history="1" r:id="rIdlwat_qq5wgorhhw1h5usq">
+            <w:hyperlink w:history="1" r:id="rIdhxpaqpm6ru73uuhvk8uud">
               <w:r>
                 <w:rPr>
                   <w:rFonts w:ascii="Arial" w:cs="Arial" w:eastAsia="Arial" w:hAnsi="Arial"/>
@@ -3800,7 +3800,7 @@
             <w:pPr>
               <w:spacing w:after="20" w:before="0"/>
             </w:pPr>
-            <w:hyperlink w:history="1" r:id="rId9dypujpyr9skoimntkc0o">
+            <w:hyperlink w:history="1" r:id="rId0j6cf4izezxxibvgzqbno">
               <w:r>
                 <w:rPr>
                   <w:rFonts w:ascii="Arial" w:cs="Arial" w:eastAsia="Arial" w:hAnsi="Arial"/>
@@ -3833,7 +3833,7 @@
               <w:spacing w:after="10" w:before="0"/>
               <w:ind w:left="120"/>
             </w:pPr>
-            <w:hyperlink w:history="1" r:id="rId_6d1x97jn8bgbiurxrziz">
+            <w:hyperlink w:history="1" r:id="rIdal5117ue8hzflvasnency">
               <w:r>
                 <w:rPr>
                   <w:rFonts w:ascii="Arial" w:cs="Arial" w:eastAsia="Arial" w:hAnsi="Arial"/>
@@ -4028,7 +4028,7 @@
             <w:pPr>
               <w:spacing w:after="20" w:before="0"/>
             </w:pPr>
-            <w:hyperlink w:history="1" r:id="rIdhy-87_detebf58swi9jvj">
+            <w:hyperlink w:history="1" r:id="rIdyrwnd3yozcy7l2mazosdd">
               <w:r>
                 <w:rPr>
                   <w:rFonts w:ascii="Arial" w:cs="Arial" w:eastAsia="Arial" w:hAnsi="Arial"/>
@@ -4061,7 +4061,7 @@
               <w:spacing w:after="10" w:before="0"/>
               <w:ind w:left="120"/>
             </w:pPr>
-            <w:hyperlink w:history="1" r:id="rIdd-kkx4olv-nfccygdaghk">
+            <w:hyperlink w:history="1" r:id="rIdmngczzpwnh8w_qfbm5yng">
               <w:r>
                 <w:rPr>
                   <w:rFonts w:ascii="Arial" w:cs="Arial" w:eastAsia="Arial" w:hAnsi="Arial"/>
@@ -4106,7 +4106,7 @@
             <w:pPr>
               <w:spacing w:after="20" w:before="0"/>
             </w:pPr>
-            <w:hyperlink w:history="1" r:id="rIddzpnb8uwb4z3o5tpkm6n7">
+            <w:hyperlink w:history="1" r:id="rId8ipvqg3jnq1tdycggo2ls">
               <w:r>
                 <w:rPr>
                   <w:rFonts w:ascii="Arial" w:cs="Arial" w:eastAsia="Arial" w:hAnsi="Arial"/>
@@ -4139,7 +4139,7 @@
               <w:spacing w:after="10" w:before="0"/>
               <w:ind w:left="120"/>
             </w:pPr>
-            <w:hyperlink w:history="1" r:id="rIdch2-obsxkmlmwv7cwoyyg">
+            <w:hyperlink w:history="1" r:id="rIdds-yp2iwerblvcjckqfgn">
               <w:r>
                 <w:rPr>
                   <w:rFonts w:ascii="Arial" w:cs="Arial" w:eastAsia="Arial" w:hAnsi="Arial"/>
@@ -4334,7 +4334,7 @@
             <w:pPr>
               <w:spacing w:after="20" w:before="0"/>
             </w:pPr>
-            <w:hyperlink w:history="1" r:id="rId4q8apttd31pnbpzs0fs0z">
+            <w:hyperlink w:history="1" r:id="rIdgfccgvtxkjljh7raq06zp">
               <w:r>
                 <w:rPr>
                   <w:rFonts w:ascii="Arial" w:cs="Arial" w:eastAsia="Arial" w:hAnsi="Arial"/>
@@ -4367,7 +4367,7 @@
               <w:spacing w:after="10" w:before="0"/>
               <w:ind w:left="120"/>
             </w:pPr>
-            <w:hyperlink w:history="1" r:id="rIdq2pmmubdjh3_0_e5qy-n-">
+            <w:hyperlink w:history="1" r:id="rIdmokbd_xhejymnhoprszdp">
               <w:r>
                 <w:rPr>
                   <w:rFonts w:ascii="Arial" w:cs="Arial" w:eastAsia="Arial" w:hAnsi="Arial"/>
@@ -4412,7 +4412,7 @@
             <w:pPr>
               <w:spacing w:after="20" w:before="0"/>
             </w:pPr>
-            <w:hyperlink w:history="1" r:id="rIdzydyrlle3jq1k6uxasvro">
+            <w:hyperlink w:history="1" r:id="rIdgiiauvtff2neg-71pjj4p">
               <w:r>
                 <w:rPr>
                   <w:rFonts w:ascii="Arial" w:cs="Arial" w:eastAsia="Arial" w:hAnsi="Arial"/>
@@ -4445,7 +4445,7 @@
               <w:spacing w:after="10" w:before="0"/>
               <w:ind w:left="120"/>
             </w:pPr>
-            <w:hyperlink w:history="1" r:id="rIdtvkr5cyapp_xkuxlljlqa">
+            <w:hyperlink w:history="1" r:id="rIdnno01jk9tonr3zkgomtkn">
               <w:r>
                 <w:rPr>
                   <w:rFonts w:ascii="Arial" w:cs="Arial" w:eastAsia="Arial" w:hAnsi="Arial"/>
@@ -4640,7 +4640,7 @@
             <w:pPr>
               <w:spacing w:after="20" w:before="0"/>
             </w:pPr>
-            <w:hyperlink w:history="1" r:id="rId8bbasydhuefyzkekemims">
+            <w:hyperlink w:history="1" r:id="rIdxrgo0j_cxe5hbramslyax">
               <w:r>
                 <w:rPr>
                   <w:rFonts w:ascii="Arial" w:cs="Arial" w:eastAsia="Arial" w:hAnsi="Arial"/>
@@ -4673,7 +4673,7 @@
               <w:spacing w:after="10" w:before="0"/>
               <w:ind w:left="120"/>
             </w:pPr>
-            <w:hyperlink w:history="1" r:id="rIdfdd7rspkz7_uywm4qmik0">
+            <w:hyperlink w:history="1" r:id="rId4dm1fyodlz7xshqv84iq4">
               <w:r>
                 <w:rPr>
                   <w:rFonts w:ascii="Arial" w:cs="Arial" w:eastAsia="Arial" w:hAnsi="Arial"/>
@@ -4718,7 +4718,7 @@
             <w:pPr>
               <w:spacing w:after="20" w:before="0"/>
             </w:pPr>
-            <w:hyperlink w:history="1" r:id="rIdgy3swz26vnevkizczcff0">
+            <w:hyperlink w:history="1" r:id="rIdw8tu4c7wzmcjv3spte0hv">
               <w:r>
                 <w:rPr>
                   <w:rFonts w:ascii="Arial" w:cs="Arial" w:eastAsia="Arial" w:hAnsi="Arial"/>
@@ -4751,7 +4751,7 @@
               <w:spacing w:after="10" w:before="0"/>
               <w:ind w:left="120"/>
             </w:pPr>
-            <w:hyperlink w:history="1" r:id="rIdtp-b8vr6mr_x_sunyvo8h">
+            <w:hyperlink w:history="1" r:id="rIdl4nqvs0s14pqmqiu9vlrn">
               <w:r>
                 <w:rPr>
                   <w:rFonts w:ascii="Arial" w:cs="Arial" w:eastAsia="Arial" w:hAnsi="Arial"/>
@@ -4946,7 +4946,7 @@
             <w:pPr>
               <w:spacing w:after="20" w:before="0"/>
             </w:pPr>
-            <w:hyperlink w:history="1" r:id="rId-inxfoc3vx5pqruvympsm">
+            <w:hyperlink w:history="1" r:id="rIdo8bcvk-9wxqw6kghewbpa">
               <w:r>
                 <w:rPr>
                   <w:rFonts w:ascii="Arial" w:cs="Arial" w:eastAsia="Arial" w:hAnsi="Arial"/>
@@ -4979,7 +4979,7 @@
               <w:spacing w:after="10" w:before="0"/>
               <w:ind w:left="120"/>
             </w:pPr>
-            <w:hyperlink w:history="1" r:id="rId7qz_ejui02ydmbfefvtjd">
+            <w:hyperlink w:history="1" r:id="rIdajqzr3_u1jyzyjvckg8fs">
               <w:r>
                 <w:rPr>
                   <w:rFonts w:ascii="Arial" w:cs="Arial" w:eastAsia="Arial" w:hAnsi="Arial"/>
@@ -5024,7 +5024,7 @@
             <w:pPr>
               <w:spacing w:after="20" w:before="0"/>
             </w:pPr>
-            <w:hyperlink w:history="1" r:id="rIdoxxadopzruxivykplku1o">
+            <w:hyperlink w:history="1" r:id="rIdj7rdjs6exbrbflk-9_x6y">
               <w:r>
                 <w:rPr>
                   <w:rFonts w:ascii="Arial" w:cs="Arial" w:eastAsia="Arial" w:hAnsi="Arial"/>
@@ -5057,7 +5057,7 @@
               <w:spacing w:after="10" w:before="0"/>
               <w:ind w:left="120"/>
             </w:pPr>
-            <w:hyperlink w:history="1" r:id="rIdtv6lbrio_nhxtk9bjzyx2">
+            <w:hyperlink w:history="1" r:id="rIdfk6__mvrmsboyrodr0h9n">
               <w:r>
                 <w:rPr>
                   <w:rFonts w:ascii="Arial" w:cs="Arial" w:eastAsia="Arial" w:hAnsi="Arial"/>
@@ -5569,7 +5569,7 @@
         </w:rPr>
         <w:t xml:space="preserve">© 2026 SeaVuria and ARES. Aligned with KICD objectives. Developed by SeaVuria; technical implementation by ARES (with AI assistance from Claude). Licensed under </w:t>
       </w:r>
-      <w:hyperlink w:history="1" r:id="rIdeyjcdffaeht52potnvrhc">
+      <w:hyperlink w:history="1" r:id="rIdrgpg27dyy0g91kd05vmgu">
         <w:r>
           <w:rPr>
             <w:rFonts w:ascii="Arial" w:cs="Arial" w:eastAsia="Arial" w:hAnsi="Arial"/>
@@ -5590,7 +5590,7 @@
         </w:rPr>
         <w:t xml:space="preserve"> (</w:t>
       </w:r>
-      <w:hyperlink w:history="1" r:id="rIdb_k22rhnsok0t84av1f7s">
+      <w:hyperlink w:history="1" r:id="rIdf1doiuvdbtqifc9r7w49c">
         <w:r>
           <w:rPr>
             <w:rFonts w:ascii="Arial" w:cs="Arial" w:eastAsia="Arial" w:hAnsi="Arial"/>
@@ -6603,7 +6603,7 @@
             <w:pPr>
               <w:spacing w:after="20" w:before="0"/>
             </w:pPr>
-            <w:hyperlink w:history="1" r:id="rIdlgth7ponehqw6xf55wira">
+            <w:hyperlink w:history="1" r:id="rId6sbuitbsom6ndwkhcx59x">
               <w:r>
                 <w:rPr>
                   <w:rFonts w:ascii="Arial" w:cs="Arial" w:eastAsia="Arial" w:hAnsi="Arial"/>
@@ -6636,7 +6636,7 @@
               <w:spacing w:after="10" w:before="0"/>
               <w:ind w:left="120"/>
             </w:pPr>
-            <w:hyperlink w:history="1" r:id="rIdkswo2rloibckthvlplb2w">
+            <w:hyperlink w:history="1" r:id="rIdqx8o4fldbjcjr76utdlt1">
               <w:r>
                 <w:rPr>
                   <w:rFonts w:ascii="Arial" w:cs="Arial" w:eastAsia="Arial" w:hAnsi="Arial"/>
@@ -6681,7 +6681,7 @@
             <w:pPr>
               <w:spacing w:after="20" w:before="0"/>
             </w:pPr>
-            <w:hyperlink w:history="1" r:id="rIdfqg_cmsrzcevs0maa9kbq">
+            <w:hyperlink w:history="1" r:id="rIdlvtdc7jmtvqxicr9w1qqj">
               <w:r>
                 <w:rPr>
                   <w:rFonts w:ascii="Arial" w:cs="Arial" w:eastAsia="Arial" w:hAnsi="Arial"/>
@@ -6714,7 +6714,7 @@
               <w:spacing w:after="10" w:before="0"/>
               <w:ind w:left="120"/>
             </w:pPr>
-            <w:hyperlink w:history="1" r:id="rId6-sx88_uqywboua816dig">
+            <w:hyperlink w:history="1" r:id="rIdwcomey5pqnacpuupf07nf">
               <w:r>
                 <w:rPr>
                   <w:rFonts w:ascii="Arial" w:cs="Arial" w:eastAsia="Arial" w:hAnsi="Arial"/>
@@ -6909,7 +6909,7 @@
             <w:pPr>
               <w:spacing w:after="20" w:before="0"/>
             </w:pPr>
-            <w:hyperlink w:history="1" r:id="rIdxyrnd1fgamlt71grvigrr">
+            <w:hyperlink w:history="1" r:id="rId1iwjuxeep2rafkqjwpmvy">
               <w:r>
                 <w:rPr>
                   <w:rFonts w:ascii="Arial" w:cs="Arial" w:eastAsia="Arial" w:hAnsi="Arial"/>
@@ -6942,7 +6942,7 @@
               <w:spacing w:after="10" w:before="0"/>
               <w:ind w:left="120"/>
             </w:pPr>
-            <w:hyperlink w:history="1" r:id="rIdlplyrg9iq4ijlqozoksq0">
+            <w:hyperlink w:history="1" r:id="rIdt3prein0qyjhuleor_2tn">
               <w:r>
                 <w:rPr>
                   <w:rFonts w:ascii="Arial" w:cs="Arial" w:eastAsia="Arial" w:hAnsi="Arial"/>
@@ -6987,7 +6987,7 @@
             <w:pPr>
               <w:spacing w:after="20" w:before="0"/>
             </w:pPr>
-            <w:hyperlink w:history="1" r:id="rId98e8uwpsmbat_4ze7gglx">
+            <w:hyperlink w:history="1" r:id="rIdg3wqdidga-qrb7g6h9njv">
               <w:r>
                 <w:rPr>
                   <w:rFonts w:ascii="Arial" w:cs="Arial" w:eastAsia="Arial" w:hAnsi="Arial"/>
@@ -7020,7 +7020,7 @@
               <w:spacing w:after="10" w:before="0"/>
               <w:ind w:left="120"/>
             </w:pPr>
-            <w:hyperlink w:history="1" r:id="rIdxsat8hrjwf9f4oozjqjov">
+            <w:hyperlink w:history="1" r:id="rIdlt61ppy3qvdpyosq8ytqq">
               <w:r>
                 <w:rPr>
                   <w:rFonts w:ascii="Arial" w:cs="Arial" w:eastAsia="Arial" w:hAnsi="Arial"/>
@@ -7215,7 +7215,7 @@
             <w:pPr>
               <w:spacing w:after="20" w:before="0"/>
             </w:pPr>
-            <w:hyperlink w:history="1" r:id="rIdu5vogfenyinmyxz4hdrbp">
+            <w:hyperlink w:history="1" r:id="rIdh-bynqx1llpgurbnxb4n8">
               <w:r>
                 <w:rPr>
                   <w:rFonts w:ascii="Arial" w:cs="Arial" w:eastAsia="Arial" w:hAnsi="Arial"/>
@@ -7248,7 +7248,7 @@
               <w:spacing w:after="10" w:before="0"/>
               <w:ind w:left="120"/>
             </w:pPr>
-            <w:hyperlink w:history="1" r:id="rIdtc-eirygwrf24z-grra9j">
+            <w:hyperlink w:history="1" r:id="rIdokhzcyrgdmxnlukxejvvu">
               <w:r>
                 <w:rPr>
                   <w:rFonts w:ascii="Arial" w:cs="Arial" w:eastAsia="Arial" w:hAnsi="Arial"/>
@@ -7293,7 +7293,7 @@
             <w:pPr>
               <w:spacing w:after="20" w:before="0"/>
             </w:pPr>
-            <w:hyperlink w:history="1" r:id="rId_aiahvqtxmfibvbmtjszh">
+            <w:hyperlink w:history="1" r:id="rIdh_hfdswjxfw3xq4vzgh-_">
               <w:r>
                 <w:rPr>
                   <w:rFonts w:ascii="Arial" w:cs="Arial" w:eastAsia="Arial" w:hAnsi="Arial"/>
@@ -7326,7 +7326,7 @@
               <w:spacing w:after="10" w:before="0"/>
               <w:ind w:left="120"/>
             </w:pPr>
-            <w:hyperlink w:history="1" r:id="rIdjyxfl3uagolx5yzwhknmv">
+            <w:hyperlink w:history="1" r:id="rIda0sijxny2zbt599pn2rmz">
               <w:r>
                 <w:rPr>
                   <w:rFonts w:ascii="Arial" w:cs="Arial" w:eastAsia="Arial" w:hAnsi="Arial"/>
@@ -7521,7 +7521,7 @@
             <w:pPr>
               <w:spacing w:after="20" w:before="0"/>
             </w:pPr>
-            <w:hyperlink w:history="1" r:id="rIdvuls4_h6tvh6wctoym2to">
+            <w:hyperlink w:history="1" r:id="rId8-gzbmbphims97bt0mtey">
               <w:r>
                 <w:rPr>
                   <w:rFonts w:ascii="Arial" w:cs="Arial" w:eastAsia="Arial" w:hAnsi="Arial"/>
@@ -7554,7 +7554,7 @@
               <w:spacing w:after="10" w:before="0"/>
               <w:ind w:left="120"/>
             </w:pPr>
-            <w:hyperlink w:history="1" r:id="rIdfy0s2ecverflag_rsiamm">
+            <w:hyperlink w:history="1" r:id="rIdj7in9cyucjse6adsyc4dd">
               <w:r>
                 <w:rPr>
                   <w:rFonts w:ascii="Arial" w:cs="Arial" w:eastAsia="Arial" w:hAnsi="Arial"/>
@@ -7599,7 +7599,7 @@
             <w:pPr>
               <w:spacing w:after="20" w:before="0"/>
             </w:pPr>
-            <w:hyperlink w:history="1" r:id="rIdxlt1_8bgjgj-xtxbn5vtw">
+            <w:hyperlink w:history="1" r:id="rIdogxh0kqkgvntfx_3xj7fa">
               <w:r>
                 <w:rPr>
                   <w:rFonts w:ascii="Arial" w:cs="Arial" w:eastAsia="Arial" w:hAnsi="Arial"/>
@@ -7632,7 +7632,7 @@
               <w:spacing w:after="10" w:before="0"/>
               <w:ind w:left="120"/>
             </w:pPr>
-            <w:hyperlink w:history="1" r:id="rIdvvgfmf6tqju66xmg-dqik">
+            <w:hyperlink w:history="1" r:id="rIdgvq5a-tqk3yeghrkwjo1s">
               <w:r>
                 <w:rPr>
                   <w:rFonts w:ascii="Arial" w:cs="Arial" w:eastAsia="Arial" w:hAnsi="Arial"/>
@@ -7827,7 +7827,7 @@
             <w:pPr>
               <w:spacing w:after="20" w:before="0"/>
             </w:pPr>
-            <w:hyperlink w:history="1" r:id="rIdfjv9vw21mazzimfdspdnx">
+            <w:hyperlink w:history="1" r:id="rId4_onzmiladoa8u0xcf7bk">
               <w:r>
                 <w:rPr>
                   <w:rFonts w:ascii="Arial" w:cs="Arial" w:eastAsia="Arial" w:hAnsi="Arial"/>
@@ -7860,7 +7860,7 @@
               <w:spacing w:after="10" w:before="0"/>
               <w:ind w:left="120"/>
             </w:pPr>
-            <w:hyperlink w:history="1" r:id="rIdsjm8gfkozvsmd6avapnmn">
+            <w:hyperlink w:history="1" r:id="rId1xh19z9fe6f3puh_wn83a">
               <w:r>
                 <w:rPr>
                   <w:rFonts w:ascii="Arial" w:cs="Arial" w:eastAsia="Arial" w:hAnsi="Arial"/>
@@ -7905,7 +7905,7 @@
             <w:pPr>
               <w:spacing w:after="20" w:before="0"/>
             </w:pPr>
-            <w:hyperlink w:history="1" r:id="rIdnfgbbnlgp4ennxyuimcb0">
+            <w:hyperlink w:history="1" r:id="rIdk2wioxqanzapccopvt3rl">
               <w:r>
                 <w:rPr>
                   <w:rFonts w:ascii="Arial" w:cs="Arial" w:eastAsia="Arial" w:hAnsi="Arial"/>
@@ -7938,7 +7938,7 @@
               <w:spacing w:after="10" w:before="0"/>
               <w:ind w:left="120"/>
             </w:pPr>
-            <w:hyperlink w:history="1" r:id="rIddiv-xfgrwtvb3f8gbguug">
+            <w:hyperlink w:history="1" r:id="rIdwsyv06hsbh9_-ucvrl1a9">
               <w:r>
                 <w:rPr>
                   <w:rFonts w:ascii="Arial" w:cs="Arial" w:eastAsia="Arial" w:hAnsi="Arial"/>
@@ -8450,7 +8450,7 @@
         </w:rPr>
         <w:t xml:space="preserve">© 2026 SeaVuria and ARES. Aligned with KICD objectives. Developed by SeaVuria; technical implementation by ARES (with AI assistance from Claude). Licensed under </w:t>
       </w:r>
-      <w:hyperlink w:history="1" r:id="rIdabg8xo-ylltabfw2qrvzj">
+      <w:hyperlink w:history="1" r:id="rIdhex6tislni7-lyvre40wa">
         <w:r>
           <w:rPr>
             <w:rFonts w:ascii="Arial" w:cs="Arial" w:eastAsia="Arial" w:hAnsi="Arial"/>
@@ -8471,7 +8471,7 @@
         </w:rPr>
         <w:t xml:space="preserve"> (</w:t>
       </w:r>
-      <w:hyperlink w:history="1" r:id="rIdmlqntvbai7mvkmtaigqfz">
+      <w:hyperlink w:history="1" r:id="rIdxmnfixwk_qdkajgjxal-n">
         <w:r>
           <w:rPr>
             <w:rFonts w:ascii="Arial" w:cs="Arial" w:eastAsia="Arial" w:hAnsi="Arial"/>
@@ -9663,7 +9663,7 @@
             <w:pPr>
               <w:spacing w:after="20" w:before="0"/>
             </w:pPr>
-            <w:hyperlink w:history="1" r:id="rIddd7iclopkp0ocqnybsm75">
+            <w:hyperlink w:history="1" r:id="rIdwqznurto_0znll85pesmz">
               <w:r>
                 <w:rPr>
                   <w:rFonts w:ascii="Arial" w:cs="Arial" w:eastAsia="Arial" w:hAnsi="Arial"/>
@@ -9696,7 +9696,7 @@
               <w:spacing w:after="10" w:before="0"/>
               <w:ind w:left="120"/>
             </w:pPr>
-            <w:hyperlink w:history="1" r:id="rId9u-xdujxlz5_hqnzjih2b">
+            <w:hyperlink w:history="1" r:id="rIdm79iqb4s57rt9tbzomdyi">
               <w:r>
                 <w:rPr>
                   <w:rFonts w:ascii="Arial" w:cs="Arial" w:eastAsia="Arial" w:hAnsi="Arial"/>
@@ -9741,7 +9741,7 @@
             <w:pPr>
               <w:spacing w:after="20" w:before="0"/>
             </w:pPr>
-            <w:hyperlink w:history="1" r:id="rId8oyjyxbykapljeopua6as">
+            <w:hyperlink w:history="1" r:id="rIdet4qker4hr1jft7oxhxd3">
               <w:r>
                 <w:rPr>
                   <w:rFonts w:ascii="Arial" w:cs="Arial" w:eastAsia="Arial" w:hAnsi="Arial"/>
@@ -9774,7 +9774,7 @@
               <w:spacing w:after="10" w:before="0"/>
               <w:ind w:left="120"/>
             </w:pPr>
-            <w:hyperlink w:history="1" r:id="rId68eg0yhh3k5i8vmewmbl4">
+            <w:hyperlink w:history="1" r:id="rIdteonlfskp-5j2g0vzfgqa">
               <w:r>
                 <w:rPr>
                   <w:rFonts w:ascii="Arial" w:cs="Arial" w:eastAsia="Arial" w:hAnsi="Arial"/>
@@ -9969,7 +9969,7 @@
             <w:pPr>
               <w:spacing w:after="20" w:before="0"/>
             </w:pPr>
-            <w:hyperlink w:history="1" r:id="rIdow4--b8jt0hzwl4o7ry-m">
+            <w:hyperlink w:history="1" r:id="rId2tflghxuzbtzwed6cfiiu">
               <w:r>
                 <w:rPr>
                   <w:rFonts w:ascii="Arial" w:cs="Arial" w:eastAsia="Arial" w:hAnsi="Arial"/>
@@ -10002,7 +10002,7 @@
               <w:spacing w:after="10" w:before="0"/>
               <w:ind w:left="120"/>
             </w:pPr>
-            <w:hyperlink w:history="1" r:id="rIdo21x_jqhuqjzwwdhuajez">
+            <w:hyperlink w:history="1" r:id="rIdu0l6couyb_s5aqbgfs86h">
               <w:r>
                 <w:rPr>
                   <w:rFonts w:ascii="Arial" w:cs="Arial" w:eastAsia="Arial" w:hAnsi="Arial"/>
@@ -10047,7 +10047,7 @@
             <w:pPr>
               <w:spacing w:after="20" w:before="0"/>
             </w:pPr>
-            <w:hyperlink w:history="1" r:id="rIddiywjdgjd8u07c05plcdh">
+            <w:hyperlink w:history="1" r:id="rId0xiwifnw1egap81m3eg75">
               <w:r>
                 <w:rPr>
                   <w:rFonts w:ascii="Arial" w:cs="Arial" w:eastAsia="Arial" w:hAnsi="Arial"/>
@@ -10080,7 +10080,7 @@
               <w:spacing w:after="10" w:before="0"/>
               <w:ind w:left="120"/>
             </w:pPr>
-            <w:hyperlink w:history="1" r:id="rIdriuwi_f99ktmpy0y2q2pe">
+            <w:hyperlink w:history="1" r:id="rIduwv8jjfmqmkn5llaokpqf">
               <w:r>
                 <w:rPr>
                   <w:rFonts w:ascii="Arial" w:cs="Arial" w:eastAsia="Arial" w:hAnsi="Arial"/>
@@ -10275,7 +10275,7 @@
             <w:pPr>
               <w:spacing w:after="20" w:before="0"/>
             </w:pPr>
-            <w:hyperlink w:history="1" r:id="rIdynzdjlouffucsv8z4yxep">
+            <w:hyperlink w:history="1" r:id="rIdhjforjcpn4c5tb_spay0n">
               <w:r>
                 <w:rPr>
                   <w:rFonts w:ascii="Arial" w:cs="Arial" w:eastAsia="Arial" w:hAnsi="Arial"/>
@@ -10308,7 +10308,7 @@
               <w:spacing w:after="10" w:before="0"/>
               <w:ind w:left="120"/>
             </w:pPr>
-            <w:hyperlink w:history="1" r:id="rIdstde8yasl8vi9hf_6ji_z">
+            <w:hyperlink w:history="1" r:id="rIdbgh9kjiyler3x4e-n7jiy">
               <w:r>
                 <w:rPr>
                   <w:rFonts w:ascii="Arial" w:cs="Arial" w:eastAsia="Arial" w:hAnsi="Arial"/>
@@ -10353,7 +10353,7 @@
             <w:pPr>
               <w:spacing w:after="20" w:before="0"/>
             </w:pPr>
-            <w:hyperlink w:history="1" r:id="rIdjd9dcmwbjexl-fn-hwyad">
+            <w:hyperlink w:history="1" r:id="rIdhb1pn40wqfsfufyxt-wgh">
               <w:r>
                 <w:rPr>
                   <w:rFonts w:ascii="Arial" w:cs="Arial" w:eastAsia="Arial" w:hAnsi="Arial"/>
@@ -10386,7 +10386,7 @@
               <w:spacing w:after="10" w:before="0"/>
               <w:ind w:left="120"/>
             </w:pPr>
-            <w:hyperlink w:history="1" r:id="rIdm56rmjwdzlkbp0blrvpvd">
+            <w:hyperlink w:history="1" r:id="rIdv5orckex1xxjfmzwemcga">
               <w:r>
                 <w:rPr>
                   <w:rFonts w:ascii="Arial" w:cs="Arial" w:eastAsia="Arial" w:hAnsi="Arial"/>
@@ -10733,7 +10733,7 @@
             <w:pPr>
               <w:spacing w:after="20" w:before="0"/>
             </w:pPr>
-            <w:hyperlink w:history="1" r:id="rIddentpt-zpx2kpudsugtoh">
+            <w:hyperlink w:history="1" r:id="rIdhb5eqi60afnrz944rssui">
               <w:r>
                 <w:rPr>
                   <w:rFonts w:ascii="Arial" w:cs="Arial" w:eastAsia="Arial" w:hAnsi="Arial"/>
@@ -10766,7 +10766,7 @@
               <w:spacing w:after="10" w:before="0"/>
               <w:ind w:left="120"/>
             </w:pPr>
-            <w:hyperlink w:history="1" r:id="rIdxpb8vozfm64bpzw5ymh4g">
+            <w:hyperlink w:history="1" r:id="rIdu1clwetwcff_5hjyz38i7">
               <w:r>
                 <w:rPr>
                   <w:rFonts w:ascii="Arial" w:cs="Arial" w:eastAsia="Arial" w:hAnsi="Arial"/>
@@ -10811,7 +10811,7 @@
             <w:pPr>
               <w:spacing w:after="20" w:before="0"/>
             </w:pPr>
-            <w:hyperlink w:history="1" r:id="rIdeinhdom42a0j6mwhonjg1">
+            <w:hyperlink w:history="1" r:id="rIdugagweva67u-sby66bsj6">
               <w:r>
                 <w:rPr>
                   <w:rFonts w:ascii="Arial" w:cs="Arial" w:eastAsia="Arial" w:hAnsi="Arial"/>
@@ -10844,7 +10844,7 @@
               <w:spacing w:after="10" w:before="0"/>
               <w:ind w:left="120"/>
             </w:pPr>
-            <w:hyperlink w:history="1" r:id="rIdtzemn2_jh8csjqxwcqzi4">
+            <w:hyperlink w:history="1" r:id="rIddmfatebajattrinq4pxm5">
               <w:r>
                 <w:rPr>
                   <w:rFonts w:ascii="Arial" w:cs="Arial" w:eastAsia="Arial" w:hAnsi="Arial"/>
@@ -11077,7 +11077,7 @@
             <w:pPr>
               <w:spacing w:after="20" w:before="0"/>
             </w:pPr>
-            <w:hyperlink w:history="1" r:id="rId3jl_7lyxx3oyu6ftdyzmi">
+            <w:hyperlink w:history="1" r:id="rId-gchn_btiwtteym97ypuw">
               <w:r>
                 <w:rPr>
                   <w:rFonts w:ascii="Arial" w:cs="Arial" w:eastAsia="Arial" w:hAnsi="Arial"/>
@@ -11110,7 +11110,7 @@
               <w:spacing w:after="10" w:before="0"/>
               <w:ind w:left="120"/>
             </w:pPr>
-            <w:hyperlink w:history="1" r:id="rIdmokonxsanphixbrshckl8">
+            <w:hyperlink w:history="1" r:id="rIdea0i8gqubh2ylehkud_n4">
               <w:r>
                 <w:rPr>
                   <w:rFonts w:ascii="Arial" w:cs="Arial" w:eastAsia="Arial" w:hAnsi="Arial"/>
@@ -11155,7 +11155,7 @@
             <w:pPr>
               <w:spacing w:after="20" w:before="0"/>
             </w:pPr>
-            <w:hyperlink w:history="1" r:id="rIdrsdpl-8kzpwrze3kowfwr">
+            <w:hyperlink w:history="1" r:id="rIdvuevlxuzh7ttty32698w8">
               <w:r>
                 <w:rPr>
                   <w:rFonts w:ascii="Arial" w:cs="Arial" w:eastAsia="Arial" w:hAnsi="Arial"/>
@@ -11188,7 +11188,7 @@
               <w:spacing w:after="10" w:before="0"/>
               <w:ind w:left="120"/>
             </w:pPr>
-            <w:hyperlink w:history="1" r:id="rIdemnekhf9wxacw114ly2dq">
+            <w:hyperlink w:history="1" r:id="rIdna3zqtnqwrsamwu1paqqf">
               <w:r>
                 <w:rPr>
                   <w:rFonts w:ascii="Arial" w:cs="Arial" w:eastAsia="Arial" w:hAnsi="Arial"/>
@@ -11776,7 +11776,7 @@
         </w:rPr>
         <w:t xml:space="preserve">© 2026 SeaVuria and ARES. Aligned with KICD objectives. Developed by SeaVuria; technical implementation by ARES (with AI assistance from Claude). Licensed under </w:t>
       </w:r>
-      <w:hyperlink w:history="1" r:id="rIdciy4haibgosjdjlvnbz8q">
+      <w:hyperlink w:history="1" r:id="rIdhj4psov0hubyfsitzi-e1">
         <w:r>
           <w:rPr>
             <w:rFonts w:ascii="Arial" w:cs="Arial" w:eastAsia="Arial" w:hAnsi="Arial"/>
@@ -11797,7 +11797,7 @@
         </w:rPr>
         <w:t xml:space="preserve"> (</w:t>
       </w:r>
-      <w:hyperlink w:history="1" r:id="rIdcblv-ptwrtbyyyx_9ytza">
+      <w:hyperlink w:history="1" r:id="rIdm8ibuosdxlr7xsjqyxrji">
         <w:r>
           <w:rPr>
             <w:rFonts w:ascii="Arial" w:cs="Arial" w:eastAsia="Arial" w:hAnsi="Arial"/>
@@ -12810,7 +12810,7 @@
             <w:pPr>
               <w:spacing w:after="20" w:before="0"/>
             </w:pPr>
-            <w:hyperlink w:history="1" r:id="rIdt0ezhnjgxva4vpplh0mpt">
+            <w:hyperlink w:history="1" r:id="rIdwltrzejmpv81edablw_11">
               <w:r>
                 <w:rPr>
                   <w:rFonts w:ascii="Arial" w:cs="Arial" w:eastAsia="Arial" w:hAnsi="Arial"/>
@@ -12843,7 +12843,7 @@
               <w:spacing w:after="10" w:before="0"/>
               <w:ind w:left="120"/>
             </w:pPr>
-            <w:hyperlink w:history="1" r:id="rId71cyuzzpqzpsch7vbm71e">
+            <w:hyperlink w:history="1" r:id="rId55zu4grsf1yeywaibjyfo">
               <w:r>
                 <w:rPr>
                   <w:rFonts w:ascii="Arial" w:cs="Arial" w:eastAsia="Arial" w:hAnsi="Arial"/>
@@ -12888,7 +12888,7 @@
             <w:pPr>
               <w:spacing w:after="20" w:before="0"/>
             </w:pPr>
-            <w:hyperlink w:history="1" r:id="rIdl4uipwgk6rrjbgwbdsyj3">
+            <w:hyperlink w:history="1" r:id="rIdkkxrpzx5daxbw0-irrzw5">
               <w:r>
                 <w:rPr>
                   <w:rFonts w:ascii="Arial" w:cs="Arial" w:eastAsia="Arial" w:hAnsi="Arial"/>
@@ -12921,7 +12921,7 @@
               <w:spacing w:after="10" w:before="0"/>
               <w:ind w:left="120"/>
             </w:pPr>
-            <w:hyperlink w:history="1" r:id="rIdznmaqsqoqn6ik_84yxpca">
+            <w:hyperlink w:history="1" r:id="rIdjxjrpjxj74s9w-nt8e_1l">
               <w:r>
                 <w:rPr>
                   <w:rFonts w:ascii="Arial" w:cs="Arial" w:eastAsia="Arial" w:hAnsi="Arial"/>
@@ -13116,7 +13116,7 @@
             <w:pPr>
               <w:spacing w:after="20" w:before="0"/>
             </w:pPr>
-            <w:hyperlink w:history="1" r:id="rIdilexn1kvrtongy4e6b2y6">
+            <w:hyperlink w:history="1" r:id="rIdlzwlfflxsab26joqzhwfs">
               <w:r>
                 <w:rPr>
                   <w:rFonts w:ascii="Arial" w:cs="Arial" w:eastAsia="Arial" w:hAnsi="Arial"/>
@@ -13149,7 +13149,7 @@
               <w:spacing w:after="10" w:before="0"/>
               <w:ind w:left="120"/>
             </w:pPr>
-            <w:hyperlink w:history="1" r:id="rIdw2g_gp8ag7_0b8z9v3san">
+            <w:hyperlink w:history="1" r:id="rId6w1vf1ub3yf641gpqh4si">
               <w:r>
                 <w:rPr>
                   <w:rFonts w:ascii="Arial" w:cs="Arial" w:eastAsia="Arial" w:hAnsi="Arial"/>
@@ -13194,7 +13194,7 @@
             <w:pPr>
               <w:spacing w:after="20" w:before="0"/>
             </w:pPr>
-            <w:hyperlink w:history="1" r:id="rIdifein7krle3bp4dmcdhhc">
+            <w:hyperlink w:history="1" r:id="rIdqju7dohod_lhinetmkuuv">
               <w:r>
                 <w:rPr>
                   <w:rFonts w:ascii="Arial" w:cs="Arial" w:eastAsia="Arial" w:hAnsi="Arial"/>
@@ -13227,7 +13227,7 @@
               <w:spacing w:after="10" w:before="0"/>
               <w:ind w:left="120"/>
             </w:pPr>
-            <w:hyperlink w:history="1" r:id="rIdhqyzmjwvu0zlnrffpf4dj">
+            <w:hyperlink w:history="1" r:id="rId7oesawupsnbqevirkhm1x">
               <w:r>
                 <w:rPr>
                   <w:rFonts w:ascii="Arial" w:cs="Arial" w:eastAsia="Arial" w:hAnsi="Arial"/>
@@ -13422,7 +13422,7 @@
             <w:pPr>
               <w:spacing w:after="20" w:before="0"/>
             </w:pPr>
-            <w:hyperlink w:history="1" r:id="rIdnwwalsc-qusoe9e4pwmyl">
+            <w:hyperlink w:history="1" r:id="rIdpndfak1fiab7kutnu2lzr">
               <w:r>
                 <w:rPr>
                   <w:rFonts w:ascii="Arial" w:cs="Arial" w:eastAsia="Arial" w:hAnsi="Arial"/>
@@ -13455,7 +13455,7 @@
               <w:spacing w:after="10" w:before="0"/>
               <w:ind w:left="120"/>
             </w:pPr>
-            <w:hyperlink w:history="1" r:id="rIdivfugbwkyy9lep-hqpjmq">
+            <w:hyperlink w:history="1" r:id="rIdxel9pwkvnbnkajbvtrlvu">
               <w:r>
                 <w:rPr>
                   <w:rFonts w:ascii="Arial" w:cs="Arial" w:eastAsia="Arial" w:hAnsi="Arial"/>
@@ -13500,7 +13500,7 @@
             <w:pPr>
               <w:spacing w:after="20" w:before="0"/>
             </w:pPr>
-            <w:hyperlink w:history="1" r:id="rId2xrwtkzwy-2wacxqx17mi">
+            <w:hyperlink w:history="1" r:id="rId9xm--7hdnbmp4j6t4hani">
               <w:r>
                 <w:rPr>
                   <w:rFonts w:ascii="Arial" w:cs="Arial" w:eastAsia="Arial" w:hAnsi="Arial"/>
@@ -13533,7 +13533,7 @@
               <w:spacing w:after="10" w:before="0"/>
               <w:ind w:left="120"/>
             </w:pPr>
-            <w:hyperlink w:history="1" r:id="rId0m_rup_fuy1h2npebvrbf">
+            <w:hyperlink w:history="1" r:id="rId2wgda-ehdpjp63q4krik0">
               <w:r>
                 <w:rPr>
                   <w:rFonts w:ascii="Arial" w:cs="Arial" w:eastAsia="Arial" w:hAnsi="Arial"/>
@@ -13728,7 +13728,7 @@
             <w:pPr>
               <w:spacing w:after="20" w:before="0"/>
             </w:pPr>
-            <w:hyperlink w:history="1" r:id="rIdmb5hk-1titwcejwkn81rm">
+            <w:hyperlink w:history="1" r:id="rIdxzsa1bkbsrg4zfdmzistv">
               <w:r>
                 <w:rPr>
                   <w:rFonts w:ascii="Arial" w:cs="Arial" w:eastAsia="Arial" w:hAnsi="Arial"/>
@@ -13761,7 +13761,7 @@
               <w:spacing w:after="10" w:before="0"/>
               <w:ind w:left="120"/>
             </w:pPr>
-            <w:hyperlink w:history="1" r:id="rIdxwtb1shckl5uievs6kfh-">
+            <w:hyperlink w:history="1" r:id="rIdk5ujcrr8ogcjgw3awja-t">
               <w:r>
                 <w:rPr>
                   <w:rFonts w:ascii="Arial" w:cs="Arial" w:eastAsia="Arial" w:hAnsi="Arial"/>
@@ -13806,7 +13806,7 @@
             <w:pPr>
               <w:spacing w:after="20" w:before="0"/>
             </w:pPr>
-            <w:hyperlink w:history="1" r:id="rIdmuhs3nkrvbk87drzq3dpp">
+            <w:hyperlink w:history="1" r:id="rId0nrv7zgt9fevloap9oz01">
               <w:r>
                 <w:rPr>
                   <w:rFonts w:ascii="Arial" w:cs="Arial" w:eastAsia="Arial" w:hAnsi="Arial"/>
@@ -13839,7 +13839,7 @@
               <w:spacing w:after="10" w:before="0"/>
               <w:ind w:left="120"/>
             </w:pPr>
-            <w:hyperlink w:history="1" r:id="rId9h9t9jyjvii3x5kxcqtnb">
+            <w:hyperlink w:history="1" r:id="rIdmpkxs6e9w9fngjvlbew-d">
               <w:r>
                 <w:rPr>
                   <w:rFonts w:ascii="Arial" w:cs="Arial" w:eastAsia="Arial" w:hAnsi="Arial"/>
@@ -14034,7 +14034,7 @@
             <w:pPr>
               <w:spacing w:after="20" w:before="0"/>
             </w:pPr>
-            <w:hyperlink w:history="1" r:id="rId61uz9ogmweg-nkpdds9qc">
+            <w:hyperlink w:history="1" r:id="rIdgdgpvgc9sdvx-84oeolbr">
               <w:r>
                 <w:rPr>
                   <w:rFonts w:ascii="Arial" w:cs="Arial" w:eastAsia="Arial" w:hAnsi="Arial"/>
@@ -14067,7 +14067,7 @@
               <w:spacing w:after="10" w:before="0"/>
               <w:ind w:left="120"/>
             </w:pPr>
-            <w:hyperlink w:history="1" r:id="rIdy4whdwo-se30esfv9vkat">
+            <w:hyperlink w:history="1" r:id="rId1xhewcwsmujfhzko1nhi-">
               <w:r>
                 <w:rPr>
                   <w:rFonts w:ascii="Arial" w:cs="Arial" w:eastAsia="Arial" w:hAnsi="Arial"/>
@@ -14112,7 +14112,7 @@
             <w:pPr>
               <w:spacing w:after="20" w:before="0"/>
             </w:pPr>
-            <w:hyperlink w:history="1" r:id="rIdd8wxogwlhbscehwh-e9t1">
+            <w:hyperlink w:history="1" r:id="rIdspkei02wovtdglbucnf5s">
               <w:r>
                 <w:rPr>
                   <w:rFonts w:ascii="Arial" w:cs="Arial" w:eastAsia="Arial" w:hAnsi="Arial"/>
@@ -14145,7 +14145,7 @@
               <w:spacing w:after="10" w:before="0"/>
               <w:ind w:left="120"/>
             </w:pPr>
-            <w:hyperlink w:history="1" r:id="rId4baia9z8o9y0cvo15mdau">
+            <w:hyperlink w:history="1" r:id="rIddtnkw-bvnrdgqkpzinwsr">
               <w:r>
                 <w:rPr>
                   <w:rFonts w:ascii="Arial" w:cs="Arial" w:eastAsia="Arial" w:hAnsi="Arial"/>
@@ -14657,7 +14657,7 @@
         </w:rPr>
         <w:t xml:space="preserve">© 2026 SeaVuria and ARES. Aligned with KICD objectives. Developed by SeaVuria; technical implementation by ARES (with AI assistance from Claude). Licensed under </w:t>
       </w:r>
-      <w:hyperlink w:history="1" r:id="rIdpk-naj_eccesgih28bb6h">
+      <w:hyperlink w:history="1" r:id="rIdjc4om-jir5v_escohdqyh">
         <w:r>
           <w:rPr>
             <w:rFonts w:ascii="Arial" w:cs="Arial" w:eastAsia="Arial" w:hAnsi="Arial"/>
@@ -14678,7 +14678,7 @@
         </w:rPr>
         <w:t xml:space="preserve"> (</w:t>
       </w:r>
-      <w:hyperlink w:history="1" r:id="rIdraxglh6u_b9jv6czh0ljn">
+      <w:hyperlink w:history="1" r:id="rIdwbfdlis-yfykvbheh0gjz">
         <w:r>
           <w:rPr>
             <w:rFonts w:ascii="Arial" w:cs="Arial" w:eastAsia="Arial" w:hAnsi="Arial"/>
@@ -15890,7 +15890,7 @@
             <w:pPr>
               <w:spacing w:after="20" w:before="0"/>
             </w:pPr>
-            <w:hyperlink w:history="1" r:id="rIdkjhbxduzxkdqzv25vcmwz">
+            <w:hyperlink w:history="1" r:id="rId_wlzan6xj0wgazhduoq8w">
               <w:r>
                 <w:rPr>
                   <w:rFonts w:ascii="Arial" w:cs="Arial" w:eastAsia="Arial" w:hAnsi="Arial"/>
@@ -15923,7 +15923,7 @@
               <w:spacing w:after="10" w:before="0"/>
               <w:ind w:left="120"/>
             </w:pPr>
-            <w:hyperlink w:history="1" r:id="rIde6f5jerze-n3bb6hkbocl">
+            <w:hyperlink w:history="1" r:id="rIdlrtr3o4z7jsc7wdhz0ilp">
               <w:r>
                 <w:rPr>
                   <w:rFonts w:ascii="Arial" w:cs="Arial" w:eastAsia="Arial" w:hAnsi="Arial"/>
@@ -15968,7 +15968,7 @@
             <w:pPr>
               <w:spacing w:after="20" w:before="0"/>
             </w:pPr>
-            <w:hyperlink w:history="1" r:id="rIdfxnendexeeywzeywz20ac">
+            <w:hyperlink w:history="1" r:id="rIdphv7n5q7q1uejtlbf4upo">
               <w:r>
                 <w:rPr>
                   <w:rFonts w:ascii="Arial" w:cs="Arial" w:eastAsia="Arial" w:hAnsi="Arial"/>
@@ -16001,7 +16001,7 @@
               <w:spacing w:after="10" w:before="0"/>
               <w:ind w:left="120"/>
             </w:pPr>
-            <w:hyperlink w:history="1" r:id="rIdjpdwc-xbqxc_izphwwqfl">
+            <w:hyperlink w:history="1" r:id="rIdbsimyqxca8kzjnpeexpv-">
               <w:r>
                 <w:rPr>
                   <w:rFonts w:ascii="Arial" w:cs="Arial" w:eastAsia="Arial" w:hAnsi="Arial"/>
@@ -16196,7 +16196,7 @@
             <w:pPr>
               <w:spacing w:after="20" w:before="0"/>
             </w:pPr>
-            <w:hyperlink w:history="1" r:id="rIdriyzjx3aa3gogcuumfo2u">
+            <w:hyperlink w:history="1" r:id="rIduioqqadjcfqia8u5kkqph">
               <w:r>
                 <w:rPr>
                   <w:rFonts w:ascii="Arial" w:cs="Arial" w:eastAsia="Arial" w:hAnsi="Arial"/>
@@ -16229,7 +16229,7 @@
               <w:spacing w:after="10" w:before="0"/>
               <w:ind w:left="120"/>
             </w:pPr>
-            <w:hyperlink w:history="1" r:id="rIdhxqq9o7eafyvfqzlucizf">
+            <w:hyperlink w:history="1" r:id="rIdbfeful1ddkqhoakio10-h">
               <w:r>
                 <w:rPr>
                   <w:rFonts w:ascii="Arial" w:cs="Arial" w:eastAsia="Arial" w:hAnsi="Arial"/>
@@ -16274,7 +16274,7 @@
             <w:pPr>
               <w:spacing w:after="20" w:before="0"/>
             </w:pPr>
-            <w:hyperlink w:history="1" r:id="rId0a8o_qtqft0pu0k4ww7zq">
+            <w:hyperlink w:history="1" r:id="rIdoe9mr2nh81tfqgs_93ar6">
               <w:r>
                 <w:rPr>
                   <w:rFonts w:ascii="Arial" w:cs="Arial" w:eastAsia="Arial" w:hAnsi="Arial"/>
@@ -16307,7 +16307,7 @@
               <w:spacing w:after="10" w:before="0"/>
               <w:ind w:left="120"/>
             </w:pPr>
-            <w:hyperlink w:history="1" r:id="rIdak1wzy7y3sry6hi6voz0y">
+            <w:hyperlink w:history="1" r:id="rIduidav0vppjvyziuxiofer">
               <w:r>
                 <w:rPr>
                   <w:rFonts w:ascii="Arial" w:cs="Arial" w:eastAsia="Arial" w:hAnsi="Arial"/>
@@ -16502,7 +16502,7 @@
             <w:pPr>
               <w:spacing w:after="20" w:before="0"/>
             </w:pPr>
-            <w:hyperlink w:history="1" r:id="rIdqunszqdquo7f4dgoxp6z5">
+            <w:hyperlink w:history="1" r:id="rIdugf0idnudugrp5liyplyy">
               <w:r>
                 <w:rPr>
                   <w:rFonts w:ascii="Arial" w:cs="Arial" w:eastAsia="Arial" w:hAnsi="Arial"/>
@@ -16535,7 +16535,7 @@
               <w:spacing w:after="10" w:before="0"/>
               <w:ind w:left="120"/>
             </w:pPr>
-            <w:hyperlink w:history="1" r:id="rIdgwaktgawdfhe6dz5ydcxb">
+            <w:hyperlink w:history="1" r:id="rIdc_zxk7hgctaz82vdoh_08">
               <w:r>
                 <w:rPr>
                   <w:rFonts w:ascii="Arial" w:cs="Arial" w:eastAsia="Arial" w:hAnsi="Arial"/>
@@ -16580,7 +16580,7 @@
             <w:pPr>
               <w:spacing w:after="20" w:before="0"/>
             </w:pPr>
-            <w:hyperlink w:history="1" r:id="rIdlnfzptzwerfzr5lv87b_p">
+            <w:hyperlink w:history="1" r:id="rId0k_5-ppudagrhrt3boewf">
               <w:r>
                 <w:rPr>
                   <w:rFonts w:ascii="Arial" w:cs="Arial" w:eastAsia="Arial" w:hAnsi="Arial"/>
@@ -16613,7 +16613,7 @@
               <w:spacing w:after="10" w:before="0"/>
               <w:ind w:left="120"/>
             </w:pPr>
-            <w:hyperlink w:history="1" r:id="rIdtvav9bxxwmajqk3ik_gpn">
+            <w:hyperlink w:history="1" r:id="rIdamoboynlocqpx957ylden">
               <w:r>
                 <w:rPr>
                   <w:rFonts w:ascii="Arial" w:cs="Arial" w:eastAsia="Arial" w:hAnsi="Arial"/>
@@ -16808,7 +16808,7 @@
             <w:pPr>
               <w:spacing w:after="20" w:before="0"/>
             </w:pPr>
-            <w:hyperlink w:history="1" r:id="rIdrye9gjxsoovquo5wd1xiw">
+            <w:hyperlink w:history="1" r:id="rIdy94uotnr_qz_z_tk6trtj">
               <w:r>
                 <w:rPr>
                   <w:rFonts w:ascii="Arial" w:cs="Arial" w:eastAsia="Arial" w:hAnsi="Arial"/>
@@ -16841,7 +16841,7 @@
               <w:spacing w:after="10" w:before="0"/>
               <w:ind w:left="120"/>
             </w:pPr>
-            <w:hyperlink w:history="1" r:id="rIdyj_tsz8da-ylxkimgda29">
+            <w:hyperlink w:history="1" r:id="rIdqxc6pz1bc8manshtykuio">
               <w:r>
                 <w:rPr>
                   <w:rFonts w:ascii="Arial" w:cs="Arial" w:eastAsia="Arial" w:hAnsi="Arial"/>
@@ -16886,7 +16886,7 @@
             <w:pPr>
               <w:spacing w:after="20" w:before="0"/>
             </w:pPr>
-            <w:hyperlink w:history="1" r:id="rIduofdzi3kcafb8pr6fhd21">
+            <w:hyperlink w:history="1" r:id="rIdz_nkkqozlsihvkcghewzn">
               <w:r>
                 <w:rPr>
                   <w:rFonts w:ascii="Arial" w:cs="Arial" w:eastAsia="Arial" w:hAnsi="Arial"/>
@@ -16919,7 +16919,7 @@
               <w:spacing w:after="10" w:before="0"/>
               <w:ind w:left="120"/>
             </w:pPr>
-            <w:hyperlink w:history="1" r:id="rId75b40d-v-l9m_gbrj7e7x">
+            <w:hyperlink w:history="1" r:id="rIdugec40wixrig1uikyg0u_">
               <w:r>
                 <w:rPr>
                   <w:rFonts w:ascii="Arial" w:cs="Arial" w:eastAsia="Arial" w:hAnsi="Arial"/>
@@ -17114,7 +17114,7 @@
             <w:pPr>
               <w:spacing w:after="20" w:before="0"/>
             </w:pPr>
-            <w:hyperlink w:history="1" r:id="rIdhnffdaosubliyxxkymdne">
+            <w:hyperlink w:history="1" r:id="rIdzqvgduoht08kjazxijppy">
               <w:r>
                 <w:rPr>
                   <w:rFonts w:ascii="Arial" w:cs="Arial" w:eastAsia="Arial" w:hAnsi="Arial"/>
@@ -17147,7 +17147,7 @@
               <w:spacing w:after="10" w:before="0"/>
               <w:ind w:left="120"/>
             </w:pPr>
-            <w:hyperlink w:history="1" r:id="rId6i9w_qm1s66zvns0lxtvs">
+            <w:hyperlink w:history="1" r:id="rIdy_6cej_b5j7tlpor3529b">
               <w:r>
                 <w:rPr>
                   <w:rFonts w:ascii="Arial" w:cs="Arial" w:eastAsia="Arial" w:hAnsi="Arial"/>
@@ -17192,7 +17192,7 @@
             <w:pPr>
               <w:spacing w:after="20" w:before="0"/>
             </w:pPr>
-            <w:hyperlink w:history="1" r:id="rIdacghm2ou4pfim6qh5gnxa">
+            <w:hyperlink w:history="1" r:id="rIdw1nqgold1yxh0_smnxcx9">
               <w:r>
                 <w:rPr>
                   <w:rFonts w:ascii="Arial" w:cs="Arial" w:eastAsia="Arial" w:hAnsi="Arial"/>
@@ -17225,7 +17225,7 @@
               <w:spacing w:after="10" w:before="0"/>
               <w:ind w:left="120"/>
             </w:pPr>
-            <w:hyperlink w:history="1" r:id="rIdfpmhppwplkmpss-2pslfq">
+            <w:hyperlink w:history="1" r:id="rIdwqjmahhs7cv_3fiyaehtz">
               <w:r>
                 <w:rPr>
                   <w:rFonts w:ascii="Arial" w:cs="Arial" w:eastAsia="Arial" w:hAnsi="Arial"/>
@@ -17813,7 +17813,7 @@
         </w:rPr>
         <w:t xml:space="preserve">© 2026 SeaVuria and ARES. Aligned with KICD objectives. Developed by SeaVuria; technical implementation by ARES (with AI assistance from Claude). Licensed under </w:t>
       </w:r>
-      <w:hyperlink w:history="1" r:id="rIdmp1apbx_lt39myooc6aq5">
+      <w:hyperlink w:history="1" r:id="rIdh3zecjjd4x7lw0iklxcjn">
         <w:r>
           <w:rPr>
             <w:rFonts w:ascii="Arial" w:cs="Arial" w:eastAsia="Arial" w:hAnsi="Arial"/>
@@ -17834,7 +17834,7 @@
         </w:rPr>
         <w:t xml:space="preserve"> (</w:t>
       </w:r>
-      <w:hyperlink w:history="1" r:id="rIdrpbai6hq17bqrlhspurzh">
+      <w:hyperlink w:history="1" r:id="rIdry1ewte2mx6dwcjuy66xc">
         <w:r>
           <w:rPr>
             <w:rFonts w:ascii="Arial" w:cs="Arial" w:eastAsia="Arial" w:hAnsi="Arial"/>
@@ -18847,7 +18847,7 @@
             <w:pPr>
               <w:spacing w:after="20" w:before="0"/>
             </w:pPr>
-            <w:hyperlink w:history="1" r:id="rIdag8zwman4o7w66n8ydtts">
+            <w:hyperlink w:history="1" r:id="rIdc9hkwsafqcor02hdxppx5">
               <w:r>
                 <w:rPr>
                   <w:rFonts w:ascii="Arial" w:cs="Arial" w:eastAsia="Arial" w:hAnsi="Arial"/>
@@ -18880,7 +18880,7 @@
               <w:spacing w:after="10" w:before="0"/>
               <w:ind w:left="120"/>
             </w:pPr>
-            <w:hyperlink w:history="1" r:id="rIdx6pz8bc8pwqmlo5jk9ksx">
+            <w:hyperlink w:history="1" r:id="rId7eoesfvdx6191txcgu-xb">
               <w:r>
                 <w:rPr>
                   <w:rFonts w:ascii="Arial" w:cs="Arial" w:eastAsia="Arial" w:hAnsi="Arial"/>
@@ -18925,7 +18925,7 @@
             <w:pPr>
               <w:spacing w:after="20" w:before="0"/>
             </w:pPr>
-            <w:hyperlink w:history="1" r:id="rIdzggtzejmumv_vnay7lwno">
+            <w:hyperlink w:history="1" r:id="rId0skn0emiodyoewo3oqbgr">
               <w:r>
                 <w:rPr>
                   <w:rFonts w:ascii="Arial" w:cs="Arial" w:eastAsia="Arial" w:hAnsi="Arial"/>
@@ -18958,7 +18958,7 @@
               <w:spacing w:after="10" w:before="0"/>
               <w:ind w:left="120"/>
             </w:pPr>
-            <w:hyperlink w:history="1" r:id="rIdgr2jdo0sclnjic5d1d6dk">
+            <w:hyperlink w:history="1" r:id="rIdaaxxwuobx_px-vzgxmr1l">
               <w:r>
                 <w:rPr>
                   <w:rFonts w:ascii="Arial" w:cs="Arial" w:eastAsia="Arial" w:hAnsi="Arial"/>
@@ -19153,7 +19153,7 @@
             <w:pPr>
               <w:spacing w:after="20" w:before="0"/>
             </w:pPr>
-            <w:hyperlink w:history="1" r:id="rIdqugvfupa-heykcpwu-6w2">
+            <w:hyperlink w:history="1" r:id="rId8w3cqzfgznw-rl9unim4l">
               <w:r>
                 <w:rPr>
                   <w:rFonts w:ascii="Arial" w:cs="Arial" w:eastAsia="Arial" w:hAnsi="Arial"/>
@@ -19186,7 +19186,7 @@
               <w:spacing w:after="10" w:before="0"/>
               <w:ind w:left="120"/>
             </w:pPr>
-            <w:hyperlink w:history="1" r:id="rIdyolybo57xzqp1ee0rjd-u">
+            <w:hyperlink w:history="1" r:id="rIdcapxvyicsu0j7bjz37y_1">
               <w:r>
                 <w:rPr>
                   <w:rFonts w:ascii="Arial" w:cs="Arial" w:eastAsia="Arial" w:hAnsi="Arial"/>
@@ -19231,7 +19231,7 @@
             <w:pPr>
               <w:spacing w:after="20" w:before="0"/>
             </w:pPr>
-            <w:hyperlink w:history="1" r:id="rIdfr_rdvwgcdmavo8cb9alk">
+            <w:hyperlink w:history="1" r:id="rId7xx7zgh8ci09hp_cc3ywu">
               <w:r>
                 <w:rPr>
                   <w:rFonts w:ascii="Arial" w:cs="Arial" w:eastAsia="Arial" w:hAnsi="Arial"/>
@@ -19264,7 +19264,7 @@
               <w:spacing w:after="10" w:before="0"/>
               <w:ind w:left="120"/>
             </w:pPr>
-            <w:hyperlink w:history="1" r:id="rIda5y_s9mzukpeilhe1kj47">
+            <w:hyperlink w:history="1" r:id="rId5cf8onziccpdu5yvaflja">
               <w:r>
                 <w:rPr>
                   <w:rFonts w:ascii="Arial" w:cs="Arial" w:eastAsia="Arial" w:hAnsi="Arial"/>
@@ -19459,7 +19459,7 @@
             <w:pPr>
               <w:spacing w:after="20" w:before="0"/>
             </w:pPr>
-            <w:hyperlink w:history="1" r:id="rIdu1-e9rdc84doxzw8p1gme">
+            <w:hyperlink w:history="1" r:id="rIdfaeneilyotsvm0mxvdyc4">
               <w:r>
                 <w:rPr>
                   <w:rFonts w:ascii="Arial" w:cs="Arial" w:eastAsia="Arial" w:hAnsi="Arial"/>
@@ -19492,7 +19492,7 @@
               <w:spacing w:after="10" w:before="0"/>
               <w:ind w:left="120"/>
             </w:pPr>
-            <w:hyperlink w:history="1" r:id="rIdcmidhzvxzo0bkeilwcety">
+            <w:hyperlink w:history="1" r:id="rIdctix-1aqcb8uovncm2vpq">
               <w:r>
                 <w:rPr>
                   <w:rFonts w:ascii="Arial" w:cs="Arial" w:eastAsia="Arial" w:hAnsi="Arial"/>
@@ -19537,7 +19537,7 @@
             <w:pPr>
               <w:spacing w:after="20" w:before="0"/>
             </w:pPr>
-            <w:hyperlink w:history="1" r:id="rIdrapqy1zzdngaadjzhvfgf">
+            <w:hyperlink w:history="1" r:id="rIdgqpf0408qalnpxeg4jmio">
               <w:r>
                 <w:rPr>
                   <w:rFonts w:ascii="Arial" w:cs="Arial" w:eastAsia="Arial" w:hAnsi="Arial"/>
@@ -19570,7 +19570,7 @@
               <w:spacing w:after="10" w:before="0"/>
               <w:ind w:left="120"/>
             </w:pPr>
-            <w:hyperlink w:history="1" r:id="rIdwesjnhus2saphe0hstvq0">
+            <w:hyperlink w:history="1" r:id="rIdpbahobouzkavnrd0inahk">
               <w:r>
                 <w:rPr>
                   <w:rFonts w:ascii="Arial" w:cs="Arial" w:eastAsia="Arial" w:hAnsi="Arial"/>
@@ -19765,7 +19765,7 @@
             <w:pPr>
               <w:spacing w:after="20" w:before="0"/>
             </w:pPr>
-            <w:hyperlink w:history="1" r:id="rId5g3cop72fs6jiewryt_qj">
+            <w:hyperlink w:history="1" r:id="rIdcisnmm-x71yn1hccndevz">
               <w:r>
                 <w:rPr>
                   <w:rFonts w:ascii="Arial" w:cs="Arial" w:eastAsia="Arial" w:hAnsi="Arial"/>
@@ -19798,7 +19798,7 @@
               <w:spacing w:after="10" w:before="0"/>
               <w:ind w:left="120"/>
             </w:pPr>
-            <w:hyperlink w:history="1" r:id="rIdggdgohi5edlqyjxcchaaw">
+            <w:hyperlink w:history="1" r:id="rIdiwrkvloc6zpmb-_dg1tol">
               <w:r>
                 <w:rPr>
                   <w:rFonts w:ascii="Arial" w:cs="Arial" w:eastAsia="Arial" w:hAnsi="Arial"/>
@@ -19843,7 +19843,7 @@
             <w:pPr>
               <w:spacing w:after="20" w:before="0"/>
             </w:pPr>
-            <w:hyperlink w:history="1" r:id="rIdhjxxki47-wo-cp5glhcyz">
+            <w:hyperlink w:history="1" r:id="rId1ni9kzn9o1ydlphdizb6n">
               <w:r>
                 <w:rPr>
                   <w:rFonts w:ascii="Arial" w:cs="Arial" w:eastAsia="Arial" w:hAnsi="Arial"/>
@@ -19876,7 +19876,7 @@
               <w:spacing w:after="10" w:before="0"/>
               <w:ind w:left="120"/>
             </w:pPr>
-            <w:hyperlink w:history="1" r:id="rIdyordyysqiddi-v1tf1wks">
+            <w:hyperlink w:history="1" r:id="rId-dd38girxtpbsilbdacsq">
               <w:r>
                 <w:rPr>
                   <w:rFonts w:ascii="Arial" w:cs="Arial" w:eastAsia="Arial" w:hAnsi="Arial"/>
@@ -20071,7 +20071,7 @@
             <w:pPr>
               <w:spacing w:after="20" w:before="0"/>
             </w:pPr>
-            <w:hyperlink w:history="1" r:id="rIdcn-wzbotfrkajxssmfqze">
+            <w:hyperlink w:history="1" r:id="rId6wqytvoa4oudctxq40f7u">
               <w:r>
                 <w:rPr>
                   <w:rFonts w:ascii="Arial" w:cs="Arial" w:eastAsia="Arial" w:hAnsi="Arial"/>
@@ -20104,7 +20104,7 @@
               <w:spacing w:after="10" w:before="0"/>
               <w:ind w:left="120"/>
             </w:pPr>
-            <w:hyperlink w:history="1" r:id="rIdotairbomhygixpqlwgabe">
+            <w:hyperlink w:history="1" r:id="rIdwgt7bzwul_iwgb6b2sc_g">
               <w:r>
                 <w:rPr>
                   <w:rFonts w:ascii="Arial" w:cs="Arial" w:eastAsia="Arial" w:hAnsi="Arial"/>
@@ -20149,7 +20149,7 @@
             <w:pPr>
               <w:spacing w:after="20" w:before="0"/>
             </w:pPr>
-            <w:hyperlink w:history="1" r:id="rIdhgvazlmvnnpicegf0bbzh">
+            <w:hyperlink w:history="1" r:id="rId6sx_dzwp3z31l5qmeodgu">
               <w:r>
                 <w:rPr>
                   <w:rFonts w:ascii="Arial" w:cs="Arial" w:eastAsia="Arial" w:hAnsi="Arial"/>
@@ -20182,7 +20182,7 @@
               <w:spacing w:after="10" w:before="0"/>
               <w:ind w:left="120"/>
             </w:pPr>
-            <w:hyperlink w:history="1" r:id="rIdvumdvsh5iwrz2qttjovla">
+            <w:hyperlink w:history="1" r:id="rIdwhhuweiqrcsnv938vckig">
               <w:r>
                 <w:rPr>
                   <w:rFonts w:ascii="Arial" w:cs="Arial" w:eastAsia="Arial" w:hAnsi="Arial"/>
@@ -20694,7 +20694,7 @@
         </w:rPr>
         <w:t xml:space="preserve">© 2026 SeaVuria and ARES. Aligned with KICD objectives. Developed by SeaVuria; technical implementation by ARES (with AI assistance from Claude). Licensed under </w:t>
       </w:r>
-      <w:hyperlink w:history="1" r:id="rIdausevcmkcthshq47l1ukc">
+      <w:hyperlink w:history="1" r:id="rIdi-zgs7ob0cxfom8kjpv5k">
         <w:r>
           <w:rPr>
             <w:rFonts w:ascii="Arial" w:cs="Arial" w:eastAsia="Arial" w:hAnsi="Arial"/>
@@ -20715,7 +20715,7 @@
         </w:rPr>
         <w:t xml:space="preserve"> (</w:t>
       </w:r>
-      <w:hyperlink w:history="1" r:id="rIdksuvpm5jgnxsvbbvqrdey">
+      <w:hyperlink w:history="1" r:id="rIdsxmk3nibz-9npcnsuzerp">
         <w:r>
           <w:rPr>
             <w:rFonts w:ascii="Arial" w:cs="Arial" w:eastAsia="Arial" w:hAnsi="Arial"/>
@@ -21728,7 +21728,7 @@
             <w:pPr>
               <w:spacing w:after="20" w:before="0"/>
             </w:pPr>
-            <w:hyperlink w:history="1" r:id="rId63fyyzfdrpaimsf2lftd4">
+            <w:hyperlink w:history="1" r:id="rIddub_bq5jy7iralqpri4ko">
               <w:r>
                 <w:rPr>
                   <w:rFonts w:ascii="Arial" w:cs="Arial" w:eastAsia="Arial" w:hAnsi="Arial"/>
@@ -21761,7 +21761,7 @@
               <w:spacing w:after="10" w:before="0"/>
               <w:ind w:left="120"/>
             </w:pPr>
-            <w:hyperlink w:history="1" r:id="rIdmh_3sxprfwlycwys3ctw5">
+            <w:hyperlink w:history="1" r:id="rIdxz6gt-l5nwmj3hdiehfmd">
               <w:r>
                 <w:rPr>
                   <w:rFonts w:ascii="Arial" w:cs="Arial" w:eastAsia="Arial" w:hAnsi="Arial"/>
@@ -21806,7 +21806,7 @@
             <w:pPr>
               <w:spacing w:after="20" w:before="0"/>
             </w:pPr>
-            <w:hyperlink w:history="1" r:id="rIdym7j4edhl8n9xnuys66ng">
+            <w:hyperlink w:history="1" r:id="rIdlfdth6nbqmnml4jsyx3hv">
               <w:r>
                 <w:rPr>
                   <w:rFonts w:ascii="Arial" w:cs="Arial" w:eastAsia="Arial" w:hAnsi="Arial"/>
@@ -21839,7 +21839,7 @@
               <w:spacing w:after="10" w:before="0"/>
               <w:ind w:left="120"/>
             </w:pPr>
-            <w:hyperlink w:history="1" r:id="rIdi5bwkrmql4j9vfoot4jeq">
+            <w:hyperlink w:history="1" r:id="rIdrk9lt7xss26eqabpphhqs">
               <w:r>
                 <w:rPr>
                   <w:rFonts w:ascii="Arial" w:cs="Arial" w:eastAsia="Arial" w:hAnsi="Arial"/>
@@ -22034,7 +22034,7 @@
             <w:pPr>
               <w:spacing w:after="20" w:before="0"/>
             </w:pPr>
-            <w:hyperlink w:history="1" r:id="rIdtqkwreuzoo7ztm01ws6-c">
+            <w:hyperlink w:history="1" r:id="rIdpf4pkbe5f7g6jacbreurs">
               <w:r>
                 <w:rPr>
                   <w:rFonts w:ascii="Arial" w:cs="Arial" w:eastAsia="Arial" w:hAnsi="Arial"/>
@@ -22067,7 +22067,7 @@
               <w:spacing w:after="10" w:before="0"/>
               <w:ind w:left="120"/>
             </w:pPr>
-            <w:hyperlink w:history="1" r:id="rId4dhdj6ith3mupke-zem0f">
+            <w:hyperlink w:history="1" r:id="rIdz4pq1k38feze7geyaatff">
               <w:r>
                 <w:rPr>
                   <w:rFonts w:ascii="Arial" w:cs="Arial" w:eastAsia="Arial" w:hAnsi="Arial"/>
@@ -22112,7 +22112,7 @@
             <w:pPr>
               <w:spacing w:after="20" w:before="0"/>
             </w:pPr>
-            <w:hyperlink w:history="1" r:id="rIdlvcp4g1hbv6xxj3eguuzd">
+            <w:hyperlink w:history="1" r:id="rIdhb6x5ohe7uzfosmz-7bvc">
               <w:r>
                 <w:rPr>
                   <w:rFonts w:ascii="Arial" w:cs="Arial" w:eastAsia="Arial" w:hAnsi="Arial"/>
@@ -22145,7 +22145,7 @@
               <w:spacing w:after="10" w:before="0"/>
               <w:ind w:left="120"/>
             </w:pPr>
-            <w:hyperlink w:history="1" r:id="rIdelqxhg5bmsvst8pu55nbi">
+            <w:hyperlink w:history="1" r:id="rIdowu4qq56xxezcwdfmivh0">
               <w:r>
                 <w:rPr>
                   <w:rFonts w:ascii="Arial" w:cs="Arial" w:eastAsia="Arial" w:hAnsi="Arial"/>
@@ -22340,7 +22340,7 @@
             <w:pPr>
               <w:spacing w:after="20" w:before="0"/>
             </w:pPr>
-            <w:hyperlink w:history="1" r:id="rIde8kytqiunihqv73eqrcwi">
+            <w:hyperlink w:history="1" r:id="rIdskgda-zxk3kmcasyrmtqo">
               <w:r>
                 <w:rPr>
                   <w:rFonts w:ascii="Arial" w:cs="Arial" w:eastAsia="Arial" w:hAnsi="Arial"/>
@@ -22373,7 +22373,7 @@
               <w:spacing w:after="10" w:before="0"/>
               <w:ind w:left="120"/>
             </w:pPr>
-            <w:hyperlink w:history="1" r:id="rIdvdmj6gv9lbg_u9rergjom">
+            <w:hyperlink w:history="1" r:id="rIdauv_zgcmbpcbofke2ukqr">
               <w:r>
                 <w:rPr>
                   <w:rFonts w:ascii="Arial" w:cs="Arial" w:eastAsia="Arial" w:hAnsi="Arial"/>
@@ -22418,7 +22418,7 @@
             <w:pPr>
               <w:spacing w:after="20" w:before="0"/>
             </w:pPr>
-            <w:hyperlink w:history="1" r:id="rIdrtttapqozg0vi7wkmz1uy">
+            <w:hyperlink w:history="1" r:id="rIdlqqsf0oley3byc1zahqzj">
               <w:r>
                 <w:rPr>
                   <w:rFonts w:ascii="Arial" w:cs="Arial" w:eastAsia="Arial" w:hAnsi="Arial"/>
@@ -22451,7 +22451,7 @@
               <w:spacing w:after="10" w:before="0"/>
               <w:ind w:left="120"/>
             </w:pPr>
-            <w:hyperlink w:history="1" r:id="rIdb9dvsxfjkqemntjqicelx">
+            <w:hyperlink w:history="1" r:id="rIdl5wdc3fsttiydhkj-v_nh">
               <w:r>
                 <w:rPr>
                   <w:rFonts w:ascii="Arial" w:cs="Arial" w:eastAsia="Arial" w:hAnsi="Arial"/>
@@ -22646,7 +22646,7 @@
             <w:pPr>
               <w:spacing w:after="20" w:before="0"/>
             </w:pPr>
-            <w:hyperlink w:history="1" r:id="rIddscp-k5avyjp838-20lu3">
+            <w:hyperlink w:history="1" r:id="rIdm--dlfkwvqvqrp9sv_q5m">
               <w:r>
                 <w:rPr>
                   <w:rFonts w:ascii="Arial" w:cs="Arial" w:eastAsia="Arial" w:hAnsi="Arial"/>
@@ -22679,7 +22679,7 @@
               <w:spacing w:after="10" w:before="0"/>
               <w:ind w:left="120"/>
             </w:pPr>
-            <w:hyperlink w:history="1" r:id="rIdzbdgckqle8re2x50ejdve">
+            <w:hyperlink w:history="1" r:id="rIduamyk0sgjsvbs3oujlkkf">
               <w:r>
                 <w:rPr>
                   <w:rFonts w:ascii="Arial" w:cs="Arial" w:eastAsia="Arial" w:hAnsi="Arial"/>
@@ -22724,7 +22724,7 @@
             <w:pPr>
               <w:spacing w:after="20" w:before="0"/>
             </w:pPr>
-            <w:hyperlink w:history="1" r:id="rIdovab_xnh27bxiblyu3ph2">
+            <w:hyperlink w:history="1" r:id="rIdj4hxuvevloyahxm7jwepm">
               <w:r>
                 <w:rPr>
                   <w:rFonts w:ascii="Arial" w:cs="Arial" w:eastAsia="Arial" w:hAnsi="Arial"/>
@@ -22757,7 +22757,7 @@
               <w:spacing w:after="10" w:before="0"/>
               <w:ind w:left="120"/>
             </w:pPr>
-            <w:hyperlink w:history="1" r:id="rId83ndqqli0mhjdqocp45pj">
+            <w:hyperlink w:history="1" r:id="rId3dpyssh0oejbg8riexkzu">
               <w:r>
                 <w:rPr>
                   <w:rFonts w:ascii="Arial" w:cs="Arial" w:eastAsia="Arial" w:hAnsi="Arial"/>
@@ -22952,7 +22952,7 @@
             <w:pPr>
               <w:spacing w:after="20" w:before="0"/>
             </w:pPr>
-            <w:hyperlink w:history="1" r:id="rIdrzpd3q8masiihqobgdezk">
+            <w:hyperlink w:history="1" r:id="rIdilsbag63a_krx4m8bqcmc">
               <w:r>
                 <w:rPr>
                   <w:rFonts w:ascii="Arial" w:cs="Arial" w:eastAsia="Arial" w:hAnsi="Arial"/>
@@ -22985,7 +22985,7 @@
               <w:spacing w:after="10" w:before="0"/>
               <w:ind w:left="120"/>
             </w:pPr>
-            <w:hyperlink w:history="1" r:id="rIddle2knxfc-j_5ql8yvccz">
+            <w:hyperlink w:history="1" r:id="rIdrdnj-ak2olpk7cotkh9ic">
               <w:r>
                 <w:rPr>
                   <w:rFonts w:ascii="Arial" w:cs="Arial" w:eastAsia="Arial" w:hAnsi="Arial"/>
@@ -23030,7 +23030,7 @@
             <w:pPr>
               <w:spacing w:after="20" w:before="0"/>
             </w:pPr>
-            <w:hyperlink w:history="1" r:id="rId2nyyuimhn5cmj5zrixznz">
+            <w:hyperlink w:history="1" r:id="rIdnrqqezbtzsj4ahadyz1h8">
               <w:r>
                 <w:rPr>
                   <w:rFonts w:ascii="Arial" w:cs="Arial" w:eastAsia="Arial" w:hAnsi="Arial"/>
@@ -23063,7 +23063,7 @@
               <w:spacing w:after="10" w:before="0"/>
               <w:ind w:left="120"/>
             </w:pPr>
-            <w:hyperlink w:history="1" r:id="rIdclipmqepgkz8e4mlc73ib">
+            <w:hyperlink w:history="1" r:id="rIdvptmzaczqtjnu17twnuyz">
               <w:r>
                 <w:rPr>
                   <w:rFonts w:ascii="Arial" w:cs="Arial" w:eastAsia="Arial" w:hAnsi="Arial"/>
@@ -23575,7 +23575,7 @@
         </w:rPr>
         <w:t xml:space="preserve">© 2026 SeaVuria and ARES. Aligned with KICD objectives. Developed by SeaVuria; technical implementation by ARES (with AI assistance from Claude). Licensed under </w:t>
       </w:r>
-      <w:hyperlink w:history="1" r:id="rIdpkm98vawncoejgj6ljwp0">
+      <w:hyperlink w:history="1" r:id="rId1pfrmeexu4-iah5qtbp78">
         <w:r>
           <w:rPr>
             <w:rFonts w:ascii="Arial" w:cs="Arial" w:eastAsia="Arial" w:hAnsi="Arial"/>
@@ -23596,7 +23596,7 @@
         </w:rPr>
         <w:t xml:space="preserve"> (</w:t>
       </w:r>
-      <w:hyperlink w:history="1" r:id="rIdl4npmoabcw6kgnothiabz">
+      <w:hyperlink w:history="1" r:id="rIdxdpryq1-hvz-inkumh5w7">
         <w:r>
           <w:rPr>
             <w:rFonts w:ascii="Arial" w:cs="Arial" w:eastAsia="Arial" w:hAnsi="Arial"/>
@@ -24788,7 +24788,7 @@
             <w:pPr>
               <w:spacing w:after="20" w:before="0"/>
             </w:pPr>
-            <w:hyperlink w:history="1" r:id="rIdyfbwho41kp4ry1pwqg4qp">
+            <w:hyperlink w:history="1" r:id="rId31ojdfl9mp5asrzaa9nip">
               <w:r>
                 <w:rPr>
                   <w:rFonts w:ascii="Arial" w:cs="Arial" w:eastAsia="Arial" w:hAnsi="Arial"/>
@@ -24821,7 +24821,7 @@
               <w:spacing w:after="10" w:before="0"/>
               <w:ind w:left="120"/>
             </w:pPr>
-            <w:hyperlink w:history="1" r:id="rIdulnwu6hhnzo1i7y7guqve">
+            <w:hyperlink w:history="1" r:id="rIdp3qkr1bkr0q5a-xbsysfi">
               <w:r>
                 <w:rPr>
                   <w:rFonts w:ascii="Arial" w:cs="Arial" w:eastAsia="Arial" w:hAnsi="Arial"/>
@@ -24866,7 +24866,7 @@
             <w:pPr>
               <w:spacing w:after="20" w:before="0"/>
             </w:pPr>
-            <w:hyperlink w:history="1" r:id="rIddanwbptvy4tzhnssl_ume">
+            <w:hyperlink w:history="1" r:id="rIdc04sf29yfnps2orsavj2x">
               <w:r>
                 <w:rPr>
                   <w:rFonts w:ascii="Arial" w:cs="Arial" w:eastAsia="Arial" w:hAnsi="Arial"/>
@@ -24899,7 +24899,7 @@
               <w:spacing w:after="10" w:before="0"/>
               <w:ind w:left="120"/>
             </w:pPr>
-            <w:hyperlink w:history="1" r:id="rIdrim6qv1748jlwlc9lsrbu">
+            <w:hyperlink w:history="1" r:id="rIdebigdbgpx1cqxhf2rpo4s">
               <w:r>
                 <w:rPr>
                   <w:rFonts w:ascii="Arial" w:cs="Arial" w:eastAsia="Arial" w:hAnsi="Arial"/>
@@ -25094,7 +25094,7 @@
             <w:pPr>
               <w:spacing w:after="20" w:before="0"/>
             </w:pPr>
-            <w:hyperlink w:history="1" r:id="rIdx4h6b9yvttxnvfhw-9xhm">
+            <w:hyperlink w:history="1" r:id="rIddgjbayav5mooivj53r6vj">
               <w:r>
                 <w:rPr>
                   <w:rFonts w:ascii="Arial" w:cs="Arial" w:eastAsia="Arial" w:hAnsi="Arial"/>
@@ -25127,7 +25127,7 @@
               <w:spacing w:after="10" w:before="0"/>
               <w:ind w:left="120"/>
             </w:pPr>
-            <w:hyperlink w:history="1" r:id="rIdmacigrj1dfhmjvec0q0m3">
+            <w:hyperlink w:history="1" r:id="rId2knmj2du6wwwxn28fj1gb">
               <w:r>
                 <w:rPr>
                   <w:rFonts w:ascii="Arial" w:cs="Arial" w:eastAsia="Arial" w:hAnsi="Arial"/>
@@ -25172,7 +25172,7 @@
             <w:pPr>
               <w:spacing w:after="20" w:before="0"/>
             </w:pPr>
-            <w:hyperlink w:history="1" r:id="rIdo56zpmcsuliee6u7voefk">
+            <w:hyperlink w:history="1" r:id="rIdrp1kxcp8yyb3d0jvorfxm">
               <w:r>
                 <w:rPr>
                   <w:rFonts w:ascii="Arial" w:cs="Arial" w:eastAsia="Arial" w:hAnsi="Arial"/>
@@ -25205,7 +25205,7 @@
               <w:spacing w:after="10" w:before="0"/>
               <w:ind w:left="120"/>
             </w:pPr>
-            <w:hyperlink w:history="1" r:id="rIdsnzdpwufkhn9bpt3hwoir">
+            <w:hyperlink w:history="1" r:id="rIdikl_v9tzcciz7g9cjzs2h">
               <w:r>
                 <w:rPr>
                   <w:rFonts w:ascii="Arial" w:cs="Arial" w:eastAsia="Arial" w:hAnsi="Arial"/>
@@ -25400,7 +25400,7 @@
             <w:pPr>
               <w:spacing w:after="20" w:before="0"/>
             </w:pPr>
-            <w:hyperlink w:history="1" r:id="rIdckwff4gdse5-te7qawjn-">
+            <w:hyperlink w:history="1" r:id="rIdvzf5kzz1g39yuqzuay9ls">
               <w:r>
                 <w:rPr>
                   <w:rFonts w:ascii="Arial" w:cs="Arial" w:eastAsia="Arial" w:hAnsi="Arial"/>
@@ -25433,7 +25433,7 @@
               <w:spacing w:after="10" w:before="0"/>
               <w:ind w:left="120"/>
             </w:pPr>
-            <w:hyperlink w:history="1" r:id="rIdf053vigwpjdwhw3w5clmk">
+            <w:hyperlink w:history="1" r:id="rIdhokadiyh6of1kjlsfxlro">
               <w:r>
                 <w:rPr>
                   <w:rFonts w:ascii="Arial" w:cs="Arial" w:eastAsia="Arial" w:hAnsi="Arial"/>
@@ -25478,7 +25478,7 @@
             <w:pPr>
               <w:spacing w:after="20" w:before="0"/>
             </w:pPr>
-            <w:hyperlink w:history="1" r:id="rIdbk5iblfegm3xue3_mgtaz">
+            <w:hyperlink w:history="1" r:id="rIdauw_nhin0llggp8h69gaa">
               <w:r>
                 <w:rPr>
                   <w:rFonts w:ascii="Arial" w:cs="Arial" w:eastAsia="Arial" w:hAnsi="Arial"/>
@@ -25511,7 +25511,7 @@
               <w:spacing w:after="10" w:before="0"/>
               <w:ind w:left="120"/>
             </w:pPr>
-            <w:hyperlink w:history="1" r:id="rIddorv663pf8fqfmkk6imp5">
+            <w:hyperlink w:history="1" r:id="rIde1vhxiesxrzqtjinr99m9">
               <w:r>
                 <w:rPr>
                   <w:rFonts w:ascii="Arial" w:cs="Arial" w:eastAsia="Arial" w:hAnsi="Arial"/>
@@ -25706,7 +25706,7 @@
             <w:pPr>
               <w:spacing w:after="20" w:before="0"/>
             </w:pPr>
-            <w:hyperlink w:history="1" r:id="rIdn0dkhwqdn72aw2p2l8twh">
+            <w:hyperlink w:history="1" r:id="rId5kib_5-dbjgk8wzzjm1x7">
               <w:r>
                 <w:rPr>
                   <w:rFonts w:ascii="Arial" w:cs="Arial" w:eastAsia="Arial" w:hAnsi="Arial"/>
@@ -25739,7 +25739,7 @@
               <w:spacing w:after="10" w:before="0"/>
               <w:ind w:left="120"/>
             </w:pPr>
-            <w:hyperlink w:history="1" r:id="rIdqzy1zzurivduuo5fxt-w9">
+            <w:hyperlink w:history="1" r:id="rIdx2tsbmgszxstwer7fodlv">
               <w:r>
                 <w:rPr>
                   <w:rFonts w:ascii="Arial" w:cs="Arial" w:eastAsia="Arial" w:hAnsi="Arial"/>
@@ -25784,7 +25784,7 @@
             <w:pPr>
               <w:spacing w:after="20" w:before="0"/>
             </w:pPr>
-            <w:hyperlink w:history="1" r:id="rIdiepototjptc7fccunm7nz">
+            <w:hyperlink w:history="1" r:id="rId1txilsk77afyiigpue4s-">
               <w:r>
                 <w:rPr>
                   <w:rFonts w:ascii="Arial" w:cs="Arial" w:eastAsia="Arial" w:hAnsi="Arial"/>
@@ -25817,7 +25817,7 @@
               <w:spacing w:after="10" w:before="0"/>
               <w:ind w:left="120"/>
             </w:pPr>
-            <w:hyperlink w:history="1" r:id="rIdfk2nztdt3ulbmc9bgiwz1">
+            <w:hyperlink w:history="1" r:id="rIdq1t_jhvhmyt7io4hicyi4">
               <w:r>
                 <w:rPr>
                   <w:rFonts w:ascii="Arial" w:cs="Arial" w:eastAsia="Arial" w:hAnsi="Arial"/>
@@ -26012,7 +26012,7 @@
             <w:pPr>
               <w:spacing w:after="20" w:before="0"/>
             </w:pPr>
-            <w:hyperlink w:history="1" r:id="rIdmtoxiysvjmfuescqrk929">
+            <w:hyperlink w:history="1" r:id="rIdhejwnkadlznysmergvakw">
               <w:r>
                 <w:rPr>
                   <w:rFonts w:ascii="Arial" w:cs="Arial" w:eastAsia="Arial" w:hAnsi="Arial"/>
@@ -26045,7 +26045,7 @@
               <w:spacing w:after="10" w:before="0"/>
               <w:ind w:left="120"/>
             </w:pPr>
-            <w:hyperlink w:history="1" r:id="rIdq96zmn9f7n8nsl3f9ne8y">
+            <w:hyperlink w:history="1" r:id="rIdla3c5kygssm-tl6buut-m">
               <w:r>
                 <w:rPr>
                   <w:rFonts w:ascii="Arial" w:cs="Arial" w:eastAsia="Arial" w:hAnsi="Arial"/>
@@ -26090,7 +26090,7 @@
             <w:pPr>
               <w:spacing w:after="20" w:before="0"/>
             </w:pPr>
-            <w:hyperlink w:history="1" r:id="rIdg2wwswuqf79fdss9g6j-j">
+            <w:hyperlink w:history="1" r:id="rIdztn5rbwujpyk9r5qvwhec">
               <w:r>
                 <w:rPr>
                   <w:rFonts w:ascii="Arial" w:cs="Arial" w:eastAsia="Arial" w:hAnsi="Arial"/>
@@ -26123,7 +26123,7 @@
               <w:spacing w:after="10" w:before="0"/>
               <w:ind w:left="120"/>
             </w:pPr>
-            <w:hyperlink w:history="1" r:id="rIdz3d0my2leqhnfgkgs5umy">
+            <w:hyperlink w:history="1" r:id="rIduuhg3txdzwfctq8kpqqod">
               <w:r>
                 <w:rPr>
                   <w:rFonts w:ascii="Arial" w:cs="Arial" w:eastAsia="Arial" w:hAnsi="Arial"/>
@@ -26711,7 +26711,7 @@
         </w:rPr>
         <w:t xml:space="preserve">© 2026 SeaVuria and ARES. Aligned with KICD objectives. Developed by SeaVuria; technical implementation by ARES (with AI assistance from Claude). Licensed under </w:t>
       </w:r>
-      <w:hyperlink w:history="1" r:id="rIdus3jkjlgc3lmgc0se9qa1">
+      <w:hyperlink w:history="1" r:id="rIdbseznifvg6piot0zl8i70">
         <w:r>
           <w:rPr>
             <w:rFonts w:ascii="Arial" w:cs="Arial" w:eastAsia="Arial" w:hAnsi="Arial"/>
@@ -26732,7 +26732,7 @@
         </w:rPr>
         <w:t xml:space="preserve"> (</w:t>
       </w:r>
-      <w:hyperlink w:history="1" r:id="rIdtrijqxlphfhz45kkdw_pv">
+      <w:hyperlink w:history="1" r:id="rIdmggdhv59alit28nrk_b7o">
         <w:r>
           <w:rPr>
             <w:rFonts w:ascii="Arial" w:cs="Arial" w:eastAsia="Arial" w:hAnsi="Arial"/>

--- a/data/outputs/v2/Essential_Mathematics/SS3.1_Statistics_1/Essential_Mathematics_Statistics_1_CBE_LessonSequence.docx
+++ b/data/outputs/v2/Essential_Mathematics/SS3.1_Statistics_1/Essential_Mathematics_Statistics_1_CBE_LessonSequence.docx
@@ -2670,7 +2670,7 @@
         </w:rPr>
         <w:t xml:space="preserve">© 2026 SeaVuria and ARES. This work is licensed under a </w:t>
       </w:r>
-      <w:hyperlink w:history="1" r:id="rIdfwfblqsrlc9plhk_5bwjf">
+      <w:hyperlink w:history="1" r:id="rIdnqamoho3ip2fbwtmzyq7l">
         <w:r>
           <w:rPr>
             <w:rFonts w:ascii="Arial" w:cs="Arial" w:eastAsia="Arial" w:hAnsi="Arial"/>
@@ -2690,7 +2690,7 @@
         </w:rPr>
         <w:t xml:space="preserve"> (</w:t>
       </w:r>
-      <w:hyperlink w:history="1" r:id="rIdirllxz4krra6trlauhosg">
+      <w:hyperlink w:history="1" r:id="rIde1qcqimxbpgtbitalarb2">
         <w:r>
           <w:rPr>
             <w:rFonts w:ascii="Arial" w:cs="Arial" w:eastAsia="Arial" w:hAnsi="Arial"/>
@@ -2710,7 +2710,7 @@
         </w:rPr>
         <w:t xml:space="preserve">). To view a copy of this license, visit </w:t>
       </w:r>
-      <w:hyperlink w:history="1" r:id="rIduropjfdhozd3kssevb-av">
+      <w:hyperlink w:history="1" r:id="rId5mt-vvzeuebynzzvw77_a">
         <w:r>
           <w:rPr>
             <w:rFonts w:ascii="Arial" w:cs="Arial" w:eastAsia="Arial" w:hAnsi="Arial"/>
@@ -3722,7 +3722,7 @@
             <w:pPr>
               <w:spacing w:after="20" w:before="0"/>
             </w:pPr>
-            <w:hyperlink w:history="1" r:id="rIdhfqsiux27o-tnjcyt-iwz">
+            <w:hyperlink w:history="1" r:id="rIdfwoubvedwk6qkwhyr-x42">
               <w:r>
                 <w:rPr>
                   <w:rFonts w:ascii="Arial" w:cs="Arial" w:eastAsia="Arial" w:hAnsi="Arial"/>
@@ -3755,7 +3755,7 @@
               <w:spacing w:after="10" w:before="0"/>
               <w:ind w:left="120"/>
             </w:pPr>
-            <w:hyperlink w:history="1" r:id="rIds9jirhlvq0pvy4akt_v21">
+            <w:hyperlink w:history="1" r:id="rIdowt28hwsrif83rrgzubfw">
               <w:r>
                 <w:rPr>
                   <w:rFonts w:ascii="Arial" w:cs="Arial" w:eastAsia="Arial" w:hAnsi="Arial"/>
@@ -3800,7 +3800,7 @@
             <w:pPr>
               <w:spacing w:after="20" w:before="0"/>
             </w:pPr>
-            <w:hyperlink w:history="1" r:id="rIdoc3ob3_7r0fbieqr4vf8d">
+            <w:hyperlink w:history="1" r:id="rIdtgov5kc37d6bsgs3fflsl">
               <w:r>
                 <w:rPr>
                   <w:rFonts w:ascii="Arial" w:cs="Arial" w:eastAsia="Arial" w:hAnsi="Arial"/>
@@ -3833,7 +3833,7 @@
               <w:spacing w:after="10" w:before="0"/>
               <w:ind w:left="120"/>
             </w:pPr>
-            <w:hyperlink w:history="1" r:id="rIdvoiitbbtst4sn8znoerru">
+            <w:hyperlink w:history="1" r:id="rId69e6--dnpr-d-zugvseq6">
               <w:r>
                 <w:rPr>
                   <w:rFonts w:ascii="Arial" w:cs="Arial" w:eastAsia="Arial" w:hAnsi="Arial"/>
@@ -4028,7 +4028,7 @@
             <w:pPr>
               <w:spacing w:after="20" w:before="0"/>
             </w:pPr>
-            <w:hyperlink w:history="1" r:id="rIdxwmnxheekfbxubjz9bqkr">
+            <w:hyperlink w:history="1" r:id="rIdt9oejjnez3_9jo9m6dgy5">
               <w:r>
                 <w:rPr>
                   <w:rFonts w:ascii="Arial" w:cs="Arial" w:eastAsia="Arial" w:hAnsi="Arial"/>
@@ -4061,7 +4061,7 @@
               <w:spacing w:after="10" w:before="0"/>
               <w:ind w:left="120"/>
             </w:pPr>
-            <w:hyperlink w:history="1" r:id="rId746jqosvjwp6blq7m_6tb">
+            <w:hyperlink w:history="1" r:id="rId2a0swrxd9kyfgpjccm8-2">
               <w:r>
                 <w:rPr>
                   <w:rFonts w:ascii="Arial" w:cs="Arial" w:eastAsia="Arial" w:hAnsi="Arial"/>
@@ -4106,7 +4106,7 @@
             <w:pPr>
               <w:spacing w:after="20" w:before="0"/>
             </w:pPr>
-            <w:hyperlink w:history="1" r:id="rIdaqcvmlspgh8nlgcobary6">
+            <w:hyperlink w:history="1" r:id="rIdqcj1gj_vx7x4vh0cc97bk">
               <w:r>
                 <w:rPr>
                   <w:rFonts w:ascii="Arial" w:cs="Arial" w:eastAsia="Arial" w:hAnsi="Arial"/>
@@ -4139,7 +4139,7 @@
               <w:spacing w:after="10" w:before="0"/>
               <w:ind w:left="120"/>
             </w:pPr>
-            <w:hyperlink w:history="1" r:id="rId2dpbygrsslxdzm4lgryii">
+            <w:hyperlink w:history="1" r:id="rIdqmlajgidsdarrqzqtsma_">
               <w:r>
                 <w:rPr>
                   <w:rFonts w:ascii="Arial" w:cs="Arial" w:eastAsia="Arial" w:hAnsi="Arial"/>
@@ -4334,7 +4334,7 @@
             <w:pPr>
               <w:spacing w:after="20" w:before="0"/>
             </w:pPr>
-            <w:hyperlink w:history="1" r:id="rIdzhdc9zu0hhmxjzjefki_t">
+            <w:hyperlink w:history="1" r:id="rIdoon9tpit0okqnz55rv2xt">
               <w:r>
                 <w:rPr>
                   <w:rFonts w:ascii="Arial" w:cs="Arial" w:eastAsia="Arial" w:hAnsi="Arial"/>
@@ -4383,7 +4383,7 @@
               <w:spacing w:after="10" w:before="0"/>
               <w:ind w:left="120"/>
             </w:pPr>
-            <w:hyperlink w:history="1" r:id="rIdkwi1ofuxps2zoprbiretj">
+            <w:hyperlink w:history="1" r:id="rIdg2oscwi1wvw0_4bg3nlyl">
               <w:r>
                 <w:rPr>
                   <w:rFonts w:ascii="Arial" w:cs="Arial" w:eastAsia="Arial" w:hAnsi="Arial"/>
@@ -4428,7 +4428,7 @@
             <w:pPr>
               <w:spacing w:after="20" w:before="0"/>
             </w:pPr>
-            <w:hyperlink w:history="1" r:id="rIddeejouv8_bgkshdanzfei">
+            <w:hyperlink w:history="1" r:id="rIdycj0hjlz0otaqbeji62ml">
               <w:r>
                 <w:rPr>
                   <w:rFonts w:ascii="Arial" w:cs="Arial" w:eastAsia="Arial" w:hAnsi="Arial"/>
@@ -4461,7 +4461,7 @@
               <w:spacing w:after="10" w:before="0"/>
               <w:ind w:left="120"/>
             </w:pPr>
-            <w:hyperlink w:history="1" r:id="rIdaxe_ko5kbclzyxoc8ihvi">
+            <w:hyperlink w:history="1" r:id="rIdpeoomxetdjz1k2foyohbv">
               <w:r>
                 <w:rPr>
                   <w:rFonts w:ascii="Arial" w:cs="Arial" w:eastAsia="Arial" w:hAnsi="Arial"/>
@@ -4656,7 +4656,7 @@
             <w:pPr>
               <w:spacing w:after="20" w:before="0"/>
             </w:pPr>
-            <w:hyperlink w:history="1" r:id="rIdfwm1ftbruxkaevc_-m3pk">
+            <w:hyperlink w:history="1" r:id="rIdecns-oo9fibxgxjhfd_bh">
               <w:r>
                 <w:rPr>
                   <w:rFonts w:ascii="Arial" w:cs="Arial" w:eastAsia="Arial" w:hAnsi="Arial"/>
@@ -4705,7 +4705,7 @@
               <w:spacing w:after="10" w:before="0"/>
               <w:ind w:left="120"/>
             </w:pPr>
-            <w:hyperlink w:history="1" r:id="rIdmm5jdtxpdce8nwzyid-fx">
+            <w:hyperlink w:history="1" r:id="rIdtwg8nbvrcfbhmodqbvfnm">
               <w:r>
                 <w:rPr>
                   <w:rFonts w:ascii="Arial" w:cs="Arial" w:eastAsia="Arial" w:hAnsi="Arial"/>
@@ -4750,7 +4750,7 @@
             <w:pPr>
               <w:spacing w:after="20" w:before="0"/>
             </w:pPr>
-            <w:hyperlink w:history="1" r:id="rIdy3yqnlh3cequa98ygeron">
+            <w:hyperlink w:history="1" r:id="rId2-gvpw4mhp2bilny6h_qo">
               <w:r>
                 <w:rPr>
                   <w:rFonts w:ascii="Arial" w:cs="Arial" w:eastAsia="Arial" w:hAnsi="Arial"/>
@@ -4783,7 +4783,7 @@
               <w:spacing w:after="10" w:before="0"/>
               <w:ind w:left="120"/>
             </w:pPr>
-            <w:hyperlink w:history="1" r:id="rIdkkwpsr-zi4gu8za4ggjjq">
+            <w:hyperlink w:history="1" r:id="rIdlpcbnmh2x0m5gavltks8o">
               <w:r>
                 <w:rPr>
                   <w:rFonts w:ascii="Arial" w:cs="Arial" w:eastAsia="Arial" w:hAnsi="Arial"/>
@@ -4978,7 +4978,7 @@
             <w:pPr>
               <w:spacing w:after="20" w:before="0"/>
             </w:pPr>
-            <w:hyperlink w:history="1" r:id="rIdtysoff3b1t0wzm_chfbq0">
+            <w:hyperlink w:history="1" r:id="rIdqz1d5exuqnoobwsow1aur">
               <w:r>
                 <w:rPr>
                   <w:rFonts w:ascii="Arial" w:cs="Arial" w:eastAsia="Arial" w:hAnsi="Arial"/>
@@ -5027,7 +5027,7 @@
               <w:spacing w:after="10" w:before="0"/>
               <w:ind w:left="120"/>
             </w:pPr>
-            <w:hyperlink w:history="1" r:id="rIdri80pejd9yws_0osehqpn">
+            <w:hyperlink w:history="1" r:id="rIdn1mdcydegasdxixiabtuj">
               <w:r>
                 <w:rPr>
                   <w:rFonts w:ascii="Arial" w:cs="Arial" w:eastAsia="Arial" w:hAnsi="Arial"/>
@@ -5072,7 +5072,7 @@
             <w:pPr>
               <w:spacing w:after="20" w:before="0"/>
             </w:pPr>
-            <w:hyperlink w:history="1" r:id="rId8pdi3zheflnxjdaogbsfe">
+            <w:hyperlink w:history="1" r:id="rIdbpa9gtyhzoeua1umbyipx">
               <w:r>
                 <w:rPr>
                   <w:rFonts w:ascii="Arial" w:cs="Arial" w:eastAsia="Arial" w:hAnsi="Arial"/>
@@ -5105,7 +5105,7 @@
               <w:spacing w:after="10" w:before="0"/>
               <w:ind w:left="120"/>
             </w:pPr>
-            <w:hyperlink w:history="1" r:id="rIdlr-qgx8mj9iytex5mvzxn">
+            <w:hyperlink w:history="1" r:id="rIdz-nirxpqyeuwdi4gmr8zf">
               <w:r>
                 <w:rPr>
                   <w:rFonts w:ascii="Arial" w:cs="Arial" w:eastAsia="Arial" w:hAnsi="Arial"/>
@@ -5617,7 +5617,7 @@
         </w:rPr>
         <w:t xml:space="preserve">© 2026 SeaVuria and ARES. Aligned with KICD objectives. Developed by SeaVuria; technical implementation by ARES (with AI assistance from Claude). Licensed under </w:t>
       </w:r>
-      <w:hyperlink w:history="1" r:id="rId4susup3vmimtka82fttgk">
+      <w:hyperlink w:history="1" r:id="rIdk8kuycfivlvopp3otmd4u">
         <w:r>
           <w:rPr>
             <w:rFonts w:ascii="Arial" w:cs="Arial" w:eastAsia="Arial" w:hAnsi="Arial"/>
@@ -5638,7 +5638,7 @@
         </w:rPr>
         <w:t xml:space="preserve"> (</w:t>
       </w:r>
-      <w:hyperlink w:history="1" r:id="rId_rsjjzpifacipioshpvvl">
+      <w:hyperlink w:history="1" r:id="rIdzvl1usqpuw8gybp2z-omv">
         <w:r>
           <w:rPr>
             <w:rFonts w:ascii="Arial" w:cs="Arial" w:eastAsia="Arial" w:hAnsi="Arial"/>
@@ -6651,7 +6651,7 @@
             <w:pPr>
               <w:spacing w:after="20" w:before="0"/>
             </w:pPr>
-            <w:hyperlink w:history="1" r:id="rIdjhz7waog5lcrlrz8hg1q9">
+            <w:hyperlink w:history="1" r:id="rIdu4w0lgwpioubtrsgffqit">
               <w:r>
                 <w:rPr>
                   <w:rFonts w:ascii="Arial" w:cs="Arial" w:eastAsia="Arial" w:hAnsi="Arial"/>
@@ -6684,7 +6684,7 @@
               <w:spacing w:after="10" w:before="0"/>
               <w:ind w:left="120"/>
             </w:pPr>
-            <w:hyperlink w:history="1" r:id="rIdxvtswkibtm2axzty_qoay">
+            <w:hyperlink w:history="1" r:id="rIddmgonclgybgnjum7zb4ep">
               <w:r>
                 <w:rPr>
                   <w:rFonts w:ascii="Arial" w:cs="Arial" w:eastAsia="Arial" w:hAnsi="Arial"/>
@@ -6729,7 +6729,7 @@
             <w:pPr>
               <w:spacing w:after="20" w:before="0"/>
             </w:pPr>
-            <w:hyperlink w:history="1" r:id="rIdvas0oyni8tgtu2ld3hsmh">
+            <w:hyperlink w:history="1" r:id="rIdcpgibc9aopcfcp66hawfj">
               <w:r>
                 <w:rPr>
                   <w:rFonts w:ascii="Arial" w:cs="Arial" w:eastAsia="Arial" w:hAnsi="Arial"/>
@@ -6762,7 +6762,7 @@
               <w:spacing w:after="10" w:before="0"/>
               <w:ind w:left="120"/>
             </w:pPr>
-            <w:hyperlink w:history="1" r:id="rIdcuicmgzyjmqwb93bkk30y">
+            <w:hyperlink w:history="1" r:id="rIddf-bjsezsy6vhflrlmrht">
               <w:r>
                 <w:rPr>
                   <w:rFonts w:ascii="Arial" w:cs="Arial" w:eastAsia="Arial" w:hAnsi="Arial"/>
@@ -6957,7 +6957,7 @@
             <w:pPr>
               <w:spacing w:after="20" w:before="0"/>
             </w:pPr>
-            <w:hyperlink w:history="1" r:id="rIddhw94bsf1cidmmwlxlv8s">
+            <w:hyperlink w:history="1" r:id="rIdlfxrf7xjfipfoj2o4y-bu">
               <w:r>
                 <w:rPr>
                   <w:rFonts w:ascii="Arial" w:cs="Arial" w:eastAsia="Arial" w:hAnsi="Arial"/>
@@ -6990,7 +6990,7 @@
               <w:spacing w:after="10" w:before="0"/>
               <w:ind w:left="120"/>
             </w:pPr>
-            <w:hyperlink w:history="1" r:id="rId8b-h-az4tkamungsvh9z_">
+            <w:hyperlink w:history="1" r:id="rIdwjr7vhswie2kxgya9p9le">
               <w:r>
                 <w:rPr>
                   <w:rFonts w:ascii="Arial" w:cs="Arial" w:eastAsia="Arial" w:hAnsi="Arial"/>
@@ -7035,7 +7035,7 @@
             <w:pPr>
               <w:spacing w:after="20" w:before="0"/>
             </w:pPr>
-            <w:hyperlink w:history="1" r:id="rIdy7ho0hxdte0wsuyba5ejd">
+            <w:hyperlink w:history="1" r:id="rIdqezaikeqbm7dwshjv1mtt">
               <w:r>
                 <w:rPr>
                   <w:rFonts w:ascii="Arial" w:cs="Arial" w:eastAsia="Arial" w:hAnsi="Arial"/>
@@ -7068,7 +7068,7 @@
               <w:spacing w:after="10" w:before="0"/>
               <w:ind w:left="120"/>
             </w:pPr>
-            <w:hyperlink w:history="1" r:id="rIdd9shx9dgxvd33jriey5mj">
+            <w:hyperlink w:history="1" r:id="rIdj2bzlt8eleii4tnmfw8lk">
               <w:r>
                 <w:rPr>
                   <w:rFonts w:ascii="Arial" w:cs="Arial" w:eastAsia="Arial" w:hAnsi="Arial"/>
@@ -7263,7 +7263,7 @@
             <w:pPr>
               <w:spacing w:after="20" w:before="0"/>
             </w:pPr>
-            <w:hyperlink w:history="1" r:id="rIdz9gxkowzvrh-xlh56xb-6">
+            <w:hyperlink w:history="1" r:id="rIdwy6lvdspmvfjgpavpgm6l">
               <w:r>
                 <w:rPr>
                   <w:rFonts w:ascii="Arial" w:cs="Arial" w:eastAsia="Arial" w:hAnsi="Arial"/>
@@ -7312,7 +7312,7 @@
               <w:spacing w:after="10" w:before="0"/>
               <w:ind w:left="120"/>
             </w:pPr>
-            <w:hyperlink w:history="1" r:id="rIdipyfiencwgqtgdiuqfpip">
+            <w:hyperlink w:history="1" r:id="rIdllc6unhj8wufl13twhnzu">
               <w:r>
                 <w:rPr>
                   <w:rFonts w:ascii="Arial" w:cs="Arial" w:eastAsia="Arial" w:hAnsi="Arial"/>
@@ -7357,7 +7357,7 @@
             <w:pPr>
               <w:spacing w:after="20" w:before="0"/>
             </w:pPr>
-            <w:hyperlink w:history="1" r:id="rIdkeonws2mmtusloliih2oi">
+            <w:hyperlink w:history="1" r:id="rIdfochpyp0h9iapvhujl5nx">
               <w:r>
                 <w:rPr>
                   <w:rFonts w:ascii="Arial" w:cs="Arial" w:eastAsia="Arial" w:hAnsi="Arial"/>
@@ -7390,7 +7390,7 @@
               <w:spacing w:after="10" w:before="0"/>
               <w:ind w:left="120"/>
             </w:pPr>
-            <w:hyperlink w:history="1" r:id="rIdiqzkzv4wxihg4byqalohq">
+            <w:hyperlink w:history="1" r:id="rIdjvvzxajgorr1yojubbjw_">
               <w:r>
                 <w:rPr>
                   <w:rFonts w:ascii="Arial" w:cs="Arial" w:eastAsia="Arial" w:hAnsi="Arial"/>
@@ -7585,7 +7585,7 @@
             <w:pPr>
               <w:spacing w:after="20" w:before="0"/>
             </w:pPr>
-            <w:hyperlink w:history="1" r:id="rIda-c9soqpvnkv0-ymnfesr">
+            <w:hyperlink w:history="1" r:id="rId4yhgotza1jtz01tzabfit">
               <w:r>
                 <w:rPr>
                   <w:rFonts w:ascii="Arial" w:cs="Arial" w:eastAsia="Arial" w:hAnsi="Arial"/>
@@ -7634,7 +7634,7 @@
               <w:spacing w:after="10" w:before="0"/>
               <w:ind w:left="120"/>
             </w:pPr>
-            <w:hyperlink w:history="1" r:id="rIdk5dgfwot118ml7lm1omli">
+            <w:hyperlink w:history="1" r:id="rIdchux6jlvgkmvebuanqc_f">
               <w:r>
                 <w:rPr>
                   <w:rFonts w:ascii="Arial" w:cs="Arial" w:eastAsia="Arial" w:hAnsi="Arial"/>
@@ -7679,7 +7679,7 @@
             <w:pPr>
               <w:spacing w:after="20" w:before="0"/>
             </w:pPr>
-            <w:hyperlink w:history="1" r:id="rId-_n7yeqpmtasmqjkqvwjd">
+            <w:hyperlink w:history="1" r:id="rIdbegvko11w6olh4wtang4o">
               <w:r>
                 <w:rPr>
                   <w:rFonts w:ascii="Arial" w:cs="Arial" w:eastAsia="Arial" w:hAnsi="Arial"/>
@@ -7712,7 +7712,7 @@
               <w:spacing w:after="10" w:before="0"/>
               <w:ind w:left="120"/>
             </w:pPr>
-            <w:hyperlink w:history="1" r:id="rId5l_9p2_7yr_zmrgenh__r">
+            <w:hyperlink w:history="1" r:id="rId4zhhnspwvuo1mmgk3sfqk">
               <w:r>
                 <w:rPr>
                   <w:rFonts w:ascii="Arial" w:cs="Arial" w:eastAsia="Arial" w:hAnsi="Arial"/>
@@ -7907,7 +7907,7 @@
             <w:pPr>
               <w:spacing w:after="20" w:before="0"/>
             </w:pPr>
-            <w:hyperlink w:history="1" r:id="rId6dpgzj84wlmf1tenslqjy">
+            <w:hyperlink w:history="1" r:id="rIds3vnwck6pyhyeyob-tusx">
               <w:r>
                 <w:rPr>
                   <w:rFonts w:ascii="Arial" w:cs="Arial" w:eastAsia="Arial" w:hAnsi="Arial"/>
@@ -7956,7 +7956,7 @@
               <w:spacing w:after="10" w:before="0"/>
               <w:ind w:left="120"/>
             </w:pPr>
-            <w:hyperlink w:history="1" r:id="rIduexbinn_26_aoxa9xzfvl">
+            <w:hyperlink w:history="1" r:id="rId_zjo5hjey_xl2honzjk4_">
               <w:r>
                 <w:rPr>
                   <w:rFonts w:ascii="Arial" w:cs="Arial" w:eastAsia="Arial" w:hAnsi="Arial"/>
@@ -8001,7 +8001,7 @@
             <w:pPr>
               <w:spacing w:after="20" w:before="0"/>
             </w:pPr>
-            <w:hyperlink w:history="1" r:id="rIdsgdt0mm7rxxjpsbiem-pd">
+            <w:hyperlink w:history="1" r:id="rIdtrcce22t2oay6vuvh_hiv">
               <w:r>
                 <w:rPr>
                   <w:rFonts w:ascii="Arial" w:cs="Arial" w:eastAsia="Arial" w:hAnsi="Arial"/>
@@ -8034,7 +8034,7 @@
               <w:spacing w:after="10" w:before="0"/>
               <w:ind w:left="120"/>
             </w:pPr>
-            <w:hyperlink w:history="1" r:id="rIdh-d0rw3hykijcwow9pt_w">
+            <w:hyperlink w:history="1" r:id="rId5jlzlxyvcnrebjofe2xij">
               <w:r>
                 <w:rPr>
                   <w:rFonts w:ascii="Arial" w:cs="Arial" w:eastAsia="Arial" w:hAnsi="Arial"/>
@@ -8546,7 +8546,7 @@
         </w:rPr>
         <w:t xml:space="preserve">© 2026 SeaVuria and ARES. Aligned with KICD objectives. Developed by SeaVuria; technical implementation by ARES (with AI assistance from Claude). Licensed under </w:t>
       </w:r>
-      <w:hyperlink w:history="1" r:id="rIdzchwnqgiuek414pcuvupy">
+      <w:hyperlink w:history="1" r:id="rIdoougp7aboelzqlw96ejvx">
         <w:r>
           <w:rPr>
             <w:rFonts w:ascii="Arial" w:cs="Arial" w:eastAsia="Arial" w:hAnsi="Arial"/>
@@ -8567,7 +8567,7 @@
         </w:rPr>
         <w:t xml:space="preserve"> (</w:t>
       </w:r>
-      <w:hyperlink w:history="1" r:id="rIdtrna_zra8_vnclwfqf-8y">
+      <w:hyperlink w:history="1" r:id="rIdqbou8tmkqxl8xlru3tyyf">
         <w:r>
           <w:rPr>
             <w:rFonts w:ascii="Arial" w:cs="Arial" w:eastAsia="Arial" w:hAnsi="Arial"/>
@@ -9438,7 +9438,7 @@
                 <w:sz w:val="18"/>
                 <w:szCs w:val="18"/>
               </w:rPr>
-              <w:t xml:space="preserve">The lesson is structured around a concrete dataset: 120 learners recorded their daily meal choices across five days (Monday–Friday), producing daily ugali-with-sukuma-wiki totals of 54, 60, 57, 60 and 59. Learners calculate the mean (58 portions), identify the mode (60 portions — the most common daily total) and locate the median (58 portions). They then compare these values and discuss what each one tells Mama Wanjiku. A second, smaller dataset for githeri (the least popular meal: 8, 10, 7, 10, 10) is used for guided practice, reinforcing the procedures and deepening understanding of why the mode is not always the same as the mean.</w:t>
+              <w:t xml:space="preserve">The lesson is structured around a concrete dataset: 120 learners recorded their daily meal choices across five days (Monday–Friday), producing daily ugali-with-sukuma-wiki totals of 54, 60, 57, 60 and 59. Learners calculate the mean (58 portions), identify the mode (60 portions — the most common daily total) and locate the median (59 portions). They then compare these values and discuss what each one tells Mama Wanjiku. A second, smaller dataset for githeri (the least popular meal: 8, 10, 7, 10, 10) is used for guided practice, reinforcing the procedures and deepening understanding of why the mode is not always the same as the mean.</w:t>
             </w:r>
           </w:p>
           <w:p>
@@ -9759,7 +9759,7 @@
             <w:pPr>
               <w:spacing w:after="20" w:before="0"/>
             </w:pPr>
-            <w:hyperlink w:history="1" r:id="rIdobmaoebirvspbp76kxiuh">
+            <w:hyperlink w:history="1" r:id="rIdrqikfpvvesz-k4967ylrg">
               <w:r>
                 <w:rPr>
                   <w:rFonts w:ascii="Arial" w:cs="Arial" w:eastAsia="Arial" w:hAnsi="Arial"/>
@@ -9792,7 +9792,7 @@
               <w:spacing w:after="10" w:before="0"/>
               <w:ind w:left="120"/>
             </w:pPr>
-            <w:hyperlink w:history="1" r:id="rIdcu6iuuyzynodsmhpyf0js">
+            <w:hyperlink w:history="1" r:id="rId_yvi-hwv2l5p8mt3puke-">
               <w:r>
                 <w:rPr>
                   <w:rFonts w:ascii="Arial" w:cs="Arial" w:eastAsia="Arial" w:hAnsi="Arial"/>
@@ -9837,7 +9837,7 @@
             <w:pPr>
               <w:spacing w:after="20" w:before="0"/>
             </w:pPr>
-            <w:hyperlink w:history="1" r:id="rIdcbuwpd7f04paat12duycw">
+            <w:hyperlink w:history="1" r:id="rIdnhct3dse7jgzs6b9yfnpi">
               <w:r>
                 <w:rPr>
                   <w:rFonts w:ascii="Arial" w:cs="Arial" w:eastAsia="Arial" w:hAnsi="Arial"/>
@@ -9870,7 +9870,7 @@
               <w:spacing w:after="10" w:before="0"/>
               <w:ind w:left="120"/>
             </w:pPr>
-            <w:hyperlink w:history="1" r:id="rIdxufjuzqw8adp2n9_oficn">
+            <w:hyperlink w:history="1" r:id="rIduh2k75bxka-zk59cb3ylr">
               <w:r>
                 <w:rPr>
                   <w:rFonts w:ascii="Arial" w:cs="Arial" w:eastAsia="Arial" w:hAnsi="Arial"/>
@@ -10065,7 +10065,7 @@
             <w:pPr>
               <w:spacing w:after="20" w:before="0"/>
             </w:pPr>
-            <w:hyperlink w:history="1" r:id="rIdo8hpfdrcp5r0bviwy2hqq">
+            <w:hyperlink w:history="1" r:id="rIdlg_r3dlnokugesad5bsdz">
               <w:r>
                 <w:rPr>
                   <w:rFonts w:ascii="Arial" w:cs="Arial" w:eastAsia="Arial" w:hAnsi="Arial"/>
@@ -10098,7 +10098,7 @@
               <w:spacing w:after="10" w:before="0"/>
               <w:ind w:left="120"/>
             </w:pPr>
-            <w:hyperlink w:history="1" r:id="rIdoln8yqypasmjettgw9cwu">
+            <w:hyperlink w:history="1" r:id="rIdhmb2zijvn7rb1hkpna7ap">
               <w:r>
                 <w:rPr>
                   <w:rFonts w:ascii="Arial" w:cs="Arial" w:eastAsia="Arial" w:hAnsi="Arial"/>
@@ -10143,7 +10143,7 @@
             <w:pPr>
               <w:spacing w:after="20" w:before="0"/>
             </w:pPr>
-            <w:hyperlink w:history="1" r:id="rIdstrpknr0wtkgatrazvwv4">
+            <w:hyperlink w:history="1" r:id="rIduxaavodrirme9usp-65l8">
               <w:r>
                 <w:rPr>
                   <w:rFonts w:ascii="Arial" w:cs="Arial" w:eastAsia="Arial" w:hAnsi="Arial"/>
@@ -10176,7 +10176,7 @@
               <w:spacing w:after="10" w:before="0"/>
               <w:ind w:left="120"/>
             </w:pPr>
-            <w:hyperlink w:history="1" r:id="rIdt4zupm_x__sv_lhvkvcsl">
+            <w:hyperlink w:history="1" r:id="rIdtxy7sjbxyjfealrnt9d4h">
               <w:r>
                 <w:rPr>
                   <w:rFonts w:ascii="Arial" w:cs="Arial" w:eastAsia="Arial" w:hAnsi="Arial"/>
@@ -10371,7 +10371,7 @@
             <w:pPr>
               <w:spacing w:after="20" w:before="0"/>
             </w:pPr>
-            <w:hyperlink w:history="1" r:id="rIdh1sbj1e3ga58fhj7b5ays">
+            <w:hyperlink w:history="1" r:id="rIdg3zg-6k8im3evnrwjyohu">
               <w:r>
                 <w:rPr>
                   <w:rFonts w:ascii="Arial" w:cs="Arial" w:eastAsia="Arial" w:hAnsi="Arial"/>
@@ -10420,7 +10420,7 @@
               <w:spacing w:after="10" w:before="0"/>
               <w:ind w:left="120"/>
             </w:pPr>
-            <w:hyperlink w:history="1" r:id="rIdkx2bmgzstg5ykgajimk7b">
+            <w:hyperlink w:history="1" r:id="rIdcc9yq4_gw143lzsotmtnh">
               <w:r>
                 <w:rPr>
                   <w:rFonts w:ascii="Arial" w:cs="Arial" w:eastAsia="Arial" w:hAnsi="Arial"/>
@@ -10465,7 +10465,7 @@
             <w:pPr>
               <w:spacing w:after="20" w:before="0"/>
             </w:pPr>
-            <w:hyperlink w:history="1" r:id="rIdj9osaz_me9c_fkduiabbf">
+            <w:hyperlink w:history="1" r:id="rIdlkku3xx1d87ehku_b6yab">
               <w:r>
                 <w:rPr>
                   <w:rFonts w:ascii="Arial" w:cs="Arial" w:eastAsia="Arial" w:hAnsi="Arial"/>
@@ -10498,7 +10498,7 @@
               <w:spacing w:after="10" w:before="0"/>
               <w:ind w:left="120"/>
             </w:pPr>
-            <w:hyperlink w:history="1" r:id="rIdqgqtrbcedfmu3kzkju4eg">
+            <w:hyperlink w:history="1" r:id="rId_yjtltcqanxpr6ssmkm8p">
               <w:r>
                 <w:rPr>
                   <w:rFonts w:ascii="Arial" w:cs="Arial" w:eastAsia="Arial" w:hAnsi="Arial"/>
@@ -10845,7 +10845,7 @@
             <w:pPr>
               <w:spacing w:after="20" w:before="0"/>
             </w:pPr>
-            <w:hyperlink w:history="1" r:id="rId6ywtwz7zenipsjjzvfwpk">
+            <w:hyperlink w:history="1" r:id="rIdn3gci7xqbpuyruezmovz3">
               <w:r>
                 <w:rPr>
                   <w:rFonts w:ascii="Arial" w:cs="Arial" w:eastAsia="Arial" w:hAnsi="Arial"/>
@@ -10894,7 +10894,7 @@
               <w:spacing w:after="10" w:before="0"/>
               <w:ind w:left="120"/>
             </w:pPr>
-            <w:hyperlink w:history="1" r:id="rIdifnynceyp24cjov1o7jxw">
+            <w:hyperlink w:history="1" r:id="rIdtvbxcj-1fysvul1sjgh3q">
               <w:r>
                 <w:rPr>
                   <w:rFonts w:ascii="Arial" w:cs="Arial" w:eastAsia="Arial" w:hAnsi="Arial"/>
@@ -10939,7 +10939,7 @@
             <w:pPr>
               <w:spacing w:after="20" w:before="0"/>
             </w:pPr>
-            <w:hyperlink w:history="1" r:id="rId5z3z_aytidwzobjmruvjw">
+            <w:hyperlink w:history="1" r:id="rId5x13vchs4d3fy5xabqhqq">
               <w:r>
                 <w:rPr>
                   <w:rFonts w:ascii="Arial" w:cs="Arial" w:eastAsia="Arial" w:hAnsi="Arial"/>
@@ -10972,7 +10972,7 @@
               <w:spacing w:after="10" w:before="0"/>
               <w:ind w:left="120"/>
             </w:pPr>
-            <w:hyperlink w:history="1" r:id="rIdlgnfixyybk1gp3oot0psv">
+            <w:hyperlink w:history="1" r:id="rId5atdm7deeau5ib01xakz6">
               <w:r>
                 <w:rPr>
                   <w:rFonts w:ascii="Arial" w:cs="Arial" w:eastAsia="Arial" w:hAnsi="Arial"/>
@@ -11205,7 +11205,7 @@
             <w:pPr>
               <w:spacing w:after="20" w:before="0"/>
             </w:pPr>
-            <w:hyperlink w:history="1" r:id="rIdn5mjdr5xyte4irux0vxrk">
+            <w:hyperlink w:history="1" r:id="rIdmtzln9j1g4w58rur1stnh">
               <w:r>
                 <w:rPr>
                   <w:rFonts w:ascii="Arial" w:cs="Arial" w:eastAsia="Arial" w:hAnsi="Arial"/>
@@ -11254,7 +11254,7 @@
               <w:spacing w:after="10" w:before="0"/>
               <w:ind w:left="120"/>
             </w:pPr>
-            <w:hyperlink w:history="1" r:id="rIdx31tvujg4f2ol3n4dll73">
+            <w:hyperlink w:history="1" r:id="rIdh98xddiuksmmf8zm9k3db">
               <w:r>
                 <w:rPr>
                   <w:rFonts w:ascii="Arial" w:cs="Arial" w:eastAsia="Arial" w:hAnsi="Arial"/>
@@ -11299,7 +11299,7 @@
             <w:pPr>
               <w:spacing w:after="20" w:before="0"/>
             </w:pPr>
-            <w:hyperlink w:history="1" r:id="rIdwrkibwlk5hnfftpjm2c7i">
+            <w:hyperlink w:history="1" r:id="rIdkqqnuzstuxjasrmbn2fmy">
               <w:r>
                 <w:rPr>
                   <w:rFonts w:ascii="Arial" w:cs="Arial" w:eastAsia="Arial" w:hAnsi="Arial"/>
@@ -11332,7 +11332,7 @@
               <w:spacing w:after="10" w:before="0"/>
               <w:ind w:left="120"/>
             </w:pPr>
-            <w:hyperlink w:history="1" r:id="rIdddmguaizmipc4gqf3ngl3">
+            <w:hyperlink w:history="1" r:id="rIdfd83zw_gnne8x6nesqi31">
               <w:r>
                 <w:rPr>
                   <w:rFonts w:ascii="Arial" w:cs="Arial" w:eastAsia="Arial" w:hAnsi="Arial"/>
@@ -11920,7 +11920,7 @@
         </w:rPr>
         <w:t xml:space="preserve">© 2026 SeaVuria and ARES. Aligned with KICD objectives. Developed by SeaVuria; technical implementation by ARES (with AI assistance from Claude). Licensed under </w:t>
       </w:r>
-      <w:hyperlink w:history="1" r:id="rId7e7eqaca2ryp2p3evpbhb">
+      <w:hyperlink w:history="1" r:id="rIdtn6o8_6ovn4b_huges9ut">
         <w:r>
           <w:rPr>
             <w:rFonts w:ascii="Arial" w:cs="Arial" w:eastAsia="Arial" w:hAnsi="Arial"/>
@@ -11941,7 +11941,7 @@
         </w:rPr>
         <w:t xml:space="preserve"> (</w:t>
       </w:r>
-      <w:hyperlink w:history="1" r:id="rIdpyylgbvptwvfnoxj0jmzj">
+      <w:hyperlink w:history="1" r:id="rIdszzwdzle2piecdf-fsjdl">
         <w:r>
           <w:rPr>
             <w:rFonts w:ascii="Arial" w:cs="Arial" w:eastAsia="Arial" w:hAnsi="Arial"/>
@@ -12954,7 +12954,7 @@
             <w:pPr>
               <w:spacing w:after="20" w:before="0"/>
             </w:pPr>
-            <w:hyperlink w:history="1" r:id="rIdwesguy7h9nh4w_ly4jobe">
+            <w:hyperlink w:history="1" r:id="rIdunhtb2-emdcex_cexrm8k">
               <w:r>
                 <w:rPr>
                   <w:rFonts w:ascii="Arial" w:cs="Arial" w:eastAsia="Arial" w:hAnsi="Arial"/>
@@ -13003,7 +13003,7 @@
               <w:spacing w:after="10" w:before="0"/>
               <w:ind w:left="120"/>
             </w:pPr>
-            <w:hyperlink w:history="1" r:id="rIdqnoiqi9t8rpxvpg1o2vou">
+            <w:hyperlink w:history="1" r:id="rIdt-bdqqhc-vnhwctjmezbc">
               <w:r>
                 <w:rPr>
                   <w:rFonts w:ascii="Arial" w:cs="Arial" w:eastAsia="Arial" w:hAnsi="Arial"/>
@@ -13048,7 +13048,7 @@
             <w:pPr>
               <w:spacing w:after="20" w:before="0"/>
             </w:pPr>
-            <w:hyperlink w:history="1" r:id="rIdiikvdhu5rrgyfwgvrhokt">
+            <w:hyperlink w:history="1" r:id="rId1i8nmgn8lbbdjdf_pfnl5">
               <w:r>
                 <w:rPr>
                   <w:rFonts w:ascii="Arial" w:cs="Arial" w:eastAsia="Arial" w:hAnsi="Arial"/>
@@ -13081,7 +13081,7 @@
               <w:spacing w:after="10" w:before="0"/>
               <w:ind w:left="120"/>
             </w:pPr>
-            <w:hyperlink w:history="1" r:id="rIdicuz2pn6kftw64hjza2b6">
+            <w:hyperlink w:history="1" r:id="rIdvvzptkny1dytcazd0vpk4">
               <w:r>
                 <w:rPr>
                   <w:rFonts w:ascii="Arial" w:cs="Arial" w:eastAsia="Arial" w:hAnsi="Arial"/>
@@ -13276,7 +13276,7 @@
             <w:pPr>
               <w:spacing w:after="20" w:before="0"/>
             </w:pPr>
-            <w:hyperlink w:history="1" r:id="rId-v0ocwmpqe63jj6a31hak">
+            <w:hyperlink w:history="1" r:id="rId6wu8mfmihrywq8nrzumyc">
               <w:r>
                 <w:rPr>
                   <w:rFonts w:ascii="Arial" w:cs="Arial" w:eastAsia="Arial" w:hAnsi="Arial"/>
@@ -13325,7 +13325,7 @@
               <w:spacing w:after="10" w:before="0"/>
               <w:ind w:left="120"/>
             </w:pPr>
-            <w:hyperlink w:history="1" r:id="rIdve1hft1igvkr16t_ppiuf">
+            <w:hyperlink w:history="1" r:id="rIdmsb4uruyuakh5dp_j4arg">
               <w:r>
                 <w:rPr>
                   <w:rFonts w:ascii="Arial" w:cs="Arial" w:eastAsia="Arial" w:hAnsi="Arial"/>
@@ -13370,7 +13370,7 @@
             <w:pPr>
               <w:spacing w:after="20" w:before="0"/>
             </w:pPr>
-            <w:hyperlink w:history="1" r:id="rId88r2bnowe5ljrgn4-mqm9">
+            <w:hyperlink w:history="1" r:id="rIdkw4joep6k02q8nwopxnd2">
               <w:r>
                 <w:rPr>
                   <w:rFonts w:ascii="Arial" w:cs="Arial" w:eastAsia="Arial" w:hAnsi="Arial"/>
@@ -13403,7 +13403,7 @@
               <w:spacing w:after="10" w:before="0"/>
               <w:ind w:left="120"/>
             </w:pPr>
-            <w:hyperlink w:history="1" r:id="rIdc5w6q6m6eqr2av9v2olmk">
+            <w:hyperlink w:history="1" r:id="rIdphkanrqnnc-gqq74jql8e">
               <w:r>
                 <w:rPr>
                   <w:rFonts w:ascii="Arial" w:cs="Arial" w:eastAsia="Arial" w:hAnsi="Arial"/>
@@ -13598,7 +13598,7 @@
             <w:pPr>
               <w:spacing w:after="20" w:before="0"/>
             </w:pPr>
-            <w:hyperlink w:history="1" r:id="rIdvkzmxq0cenexpsg-5zw7a">
+            <w:hyperlink w:history="1" r:id="rIdsjwqzdij1bt1boaqhtkad">
               <w:r>
                 <w:rPr>
                   <w:rFonts w:ascii="Arial" w:cs="Arial" w:eastAsia="Arial" w:hAnsi="Arial"/>
@@ -13647,7 +13647,7 @@
               <w:spacing w:after="10" w:before="0"/>
               <w:ind w:left="120"/>
             </w:pPr>
-            <w:hyperlink w:history="1" r:id="rIddo_i8gzpd0xoqwky7oomc">
+            <w:hyperlink w:history="1" r:id="rIdn4ktyrsaapr0wzhy8mmly">
               <w:r>
                 <w:rPr>
                   <w:rFonts w:ascii="Arial" w:cs="Arial" w:eastAsia="Arial" w:hAnsi="Arial"/>
@@ -13692,7 +13692,7 @@
             <w:pPr>
               <w:spacing w:after="20" w:before="0"/>
             </w:pPr>
-            <w:hyperlink w:history="1" r:id="rIdzrkgnsb-ubehamotkckkr">
+            <w:hyperlink w:history="1" r:id="rId1-krddyujlsmxd7btbyez">
               <w:r>
                 <w:rPr>
                   <w:rFonts w:ascii="Arial" w:cs="Arial" w:eastAsia="Arial" w:hAnsi="Arial"/>
@@ -13741,7 +13741,7 @@
               <w:spacing w:after="10" w:before="0"/>
               <w:ind w:left="120"/>
             </w:pPr>
-            <w:hyperlink w:history="1" r:id="rId6pwop1mpdpwombvamxio-">
+            <w:hyperlink w:history="1" r:id="rId9jne1nc8jbrqixwuaibpm">
               <w:r>
                 <w:rPr>
                   <w:rFonts w:ascii="Arial" w:cs="Arial" w:eastAsia="Arial" w:hAnsi="Arial"/>
@@ -13936,7 +13936,7 @@
             <w:pPr>
               <w:spacing w:after="20" w:before="0"/>
             </w:pPr>
-            <w:hyperlink w:history="1" r:id="rId7fipjs6shfg8-sfjtk-t3">
+            <w:hyperlink w:history="1" r:id="rIdy4rfovf4g_pvtpaqdmen0">
               <w:r>
                 <w:rPr>
                   <w:rFonts w:ascii="Arial" w:cs="Arial" w:eastAsia="Arial" w:hAnsi="Arial"/>
@@ -13985,7 +13985,7 @@
               <w:spacing w:after="10" w:before="0"/>
               <w:ind w:left="120"/>
             </w:pPr>
-            <w:hyperlink w:history="1" r:id="rIdn4cjxdhw79lncfxthngzb">
+            <w:hyperlink w:history="1" r:id="rId378dmuxqjsjtma2ks9ioi">
               <w:r>
                 <w:rPr>
                   <w:rFonts w:ascii="Arial" w:cs="Arial" w:eastAsia="Arial" w:hAnsi="Arial"/>
@@ -14030,7 +14030,7 @@
             <w:pPr>
               <w:spacing w:after="20" w:before="0"/>
             </w:pPr>
-            <w:hyperlink w:history="1" r:id="rIdqckslrpyivya9yat46obt">
+            <w:hyperlink w:history="1" r:id="rIdu-7nvrgqocrvzfhkwpznz">
               <w:r>
                 <w:rPr>
                   <w:rFonts w:ascii="Arial" w:cs="Arial" w:eastAsia="Arial" w:hAnsi="Arial"/>
@@ -14079,7 +14079,7 @@
               <w:spacing w:after="10" w:before="0"/>
               <w:ind w:left="120"/>
             </w:pPr>
-            <w:hyperlink w:history="1" r:id="rIdzxoy5k2xzpgesl3y58i6-">
+            <w:hyperlink w:history="1" r:id="rIdxyrpvuo0uozwdigkarxq9">
               <w:r>
                 <w:rPr>
                   <w:rFonts w:ascii="Arial" w:cs="Arial" w:eastAsia="Arial" w:hAnsi="Arial"/>
@@ -14274,7 +14274,7 @@
             <w:pPr>
               <w:spacing w:after="20" w:before="0"/>
             </w:pPr>
-            <w:hyperlink w:history="1" r:id="rIdilm04r9wza7iqyn6liiho">
+            <w:hyperlink w:history="1" r:id="rIdk3bnji2jajbgovl-fleyv">
               <w:r>
                 <w:rPr>
                   <w:rFonts w:ascii="Arial" w:cs="Arial" w:eastAsia="Arial" w:hAnsi="Arial"/>
@@ -14323,7 +14323,7 @@
               <w:spacing w:after="10" w:before="0"/>
               <w:ind w:left="120"/>
             </w:pPr>
-            <w:hyperlink w:history="1" r:id="rIdkwr2vrbuxnktnxog8t_fx">
+            <w:hyperlink w:history="1" r:id="rIdocqd_mkxoesw_9xmgb3e4">
               <w:r>
                 <w:rPr>
                   <w:rFonts w:ascii="Arial" w:cs="Arial" w:eastAsia="Arial" w:hAnsi="Arial"/>
@@ -14368,7 +14368,7 @@
             <w:pPr>
               <w:spacing w:after="20" w:before="0"/>
             </w:pPr>
-            <w:hyperlink w:history="1" r:id="rIdata-2rndjts9ybtgw2atp">
+            <w:hyperlink w:history="1" r:id="rIdefddg3hpsxwn3nth6rqsa">
               <w:r>
                 <w:rPr>
                   <w:rFonts w:ascii="Arial" w:cs="Arial" w:eastAsia="Arial" w:hAnsi="Arial"/>
@@ -14417,7 +14417,7 @@
               <w:spacing w:after="10" w:before="0"/>
               <w:ind w:left="120"/>
             </w:pPr>
-            <w:hyperlink w:history="1" r:id="rIdgjalirdl6wjygtvqeulpe">
+            <w:hyperlink w:history="1" r:id="rIdlbzdhtvdzfwo-qy2svouo">
               <w:r>
                 <w:rPr>
                   <w:rFonts w:ascii="Arial" w:cs="Arial" w:eastAsia="Arial" w:hAnsi="Arial"/>
@@ -14929,7 +14929,7 @@
         </w:rPr>
         <w:t xml:space="preserve">© 2026 SeaVuria and ARES. Aligned with KICD objectives. Developed by SeaVuria; technical implementation by ARES (with AI assistance from Claude). Licensed under </w:t>
       </w:r>
-      <w:hyperlink w:history="1" r:id="rIdu8cleujh0nxdh38u8htn8">
+      <w:hyperlink w:history="1" r:id="rIdszaf-mvi0b8spfxbxjs2_">
         <w:r>
           <w:rPr>
             <w:rFonts w:ascii="Arial" w:cs="Arial" w:eastAsia="Arial" w:hAnsi="Arial"/>
@@ -14950,7 +14950,7 @@
         </w:rPr>
         <w:t xml:space="preserve"> (</w:t>
       </w:r>
-      <w:hyperlink w:history="1" r:id="rIdl-1y5trfa1i9nv86wg5w7">
+      <w:hyperlink w:history="1" r:id="rId2rfneimdphtrnwz7bvsoq">
         <w:r>
           <w:rPr>
             <w:rFonts w:ascii="Arial" w:cs="Arial" w:eastAsia="Arial" w:hAnsi="Arial"/>
@@ -16162,7 +16162,7 @@
             <w:pPr>
               <w:spacing w:after="20" w:before="0"/>
             </w:pPr>
-            <w:hyperlink w:history="1" r:id="rId8epth1xfpktbyj8tacydm">
+            <w:hyperlink w:history="1" r:id="rIdrfq8kogjiq4xus8fpincn">
               <w:r>
                 <w:rPr>
                   <w:rFonts w:ascii="Arial" w:cs="Arial" w:eastAsia="Arial" w:hAnsi="Arial"/>
@@ -16195,7 +16195,7 @@
               <w:spacing w:after="10" w:before="0"/>
               <w:ind w:left="120"/>
             </w:pPr>
-            <w:hyperlink w:history="1" r:id="rIdycvq6qjhc-jlcyzcxpwf3">
+            <w:hyperlink w:history="1" r:id="rIdlav8tdndeasvjxw81yjyj">
               <w:r>
                 <w:rPr>
                   <w:rFonts w:ascii="Arial" w:cs="Arial" w:eastAsia="Arial" w:hAnsi="Arial"/>
@@ -16240,7 +16240,7 @@
             <w:pPr>
               <w:spacing w:after="20" w:before="0"/>
             </w:pPr>
-            <w:hyperlink w:history="1" r:id="rIdllv-jgsz0ck5vdipg6yq5">
+            <w:hyperlink w:history="1" r:id="rIduil8xuqvx0xno4c5pmwfm">
               <w:r>
                 <w:rPr>
                   <w:rFonts w:ascii="Arial" w:cs="Arial" w:eastAsia="Arial" w:hAnsi="Arial"/>
@@ -16273,7 +16273,7 @@
               <w:spacing w:after="10" w:before="0"/>
               <w:ind w:left="120"/>
             </w:pPr>
-            <w:hyperlink w:history="1" r:id="rIdq0hmftabporsso3ilaepw">
+            <w:hyperlink w:history="1" r:id="rId2rl4gkeldkwuvpqzanfo9">
               <w:r>
                 <w:rPr>
                   <w:rFonts w:ascii="Arial" w:cs="Arial" w:eastAsia="Arial" w:hAnsi="Arial"/>
@@ -16468,7 +16468,7 @@
             <w:pPr>
               <w:spacing w:after="20" w:before="0"/>
             </w:pPr>
-            <w:hyperlink w:history="1" r:id="rIdsjfudn9voiceus9rtjx-i">
+            <w:hyperlink w:history="1" r:id="rIdpakmphpzvtuva_shfhhk3">
               <w:r>
                 <w:rPr>
                   <w:rFonts w:ascii="Arial" w:cs="Arial" w:eastAsia="Arial" w:hAnsi="Arial"/>
@@ -16501,7 +16501,7 @@
               <w:spacing w:after="10" w:before="0"/>
               <w:ind w:left="120"/>
             </w:pPr>
-            <w:hyperlink w:history="1" r:id="rIdv6ls0r1c_wim8eqkfqmn3">
+            <w:hyperlink w:history="1" r:id="rIdginjt2bu-kqdjhvieftvp">
               <w:r>
                 <w:rPr>
                   <w:rFonts w:ascii="Arial" w:cs="Arial" w:eastAsia="Arial" w:hAnsi="Arial"/>
@@ -16546,7 +16546,7 @@
             <w:pPr>
               <w:spacing w:after="20" w:before="0"/>
             </w:pPr>
-            <w:hyperlink w:history="1" r:id="rIdfcoylnunx23lsec4pbxor">
+            <w:hyperlink w:history="1" r:id="rIdtrbxvvceoclpgg7km1fho">
               <w:r>
                 <w:rPr>
                   <w:rFonts w:ascii="Arial" w:cs="Arial" w:eastAsia="Arial" w:hAnsi="Arial"/>
@@ -16579,7 +16579,7 @@
               <w:spacing w:after="10" w:before="0"/>
               <w:ind w:left="120"/>
             </w:pPr>
-            <w:hyperlink w:history="1" r:id="rIdkywbinmyhlj8unmkefaex">
+            <w:hyperlink w:history="1" r:id="rIds3blp6tpg4eovh9zmha0e">
               <w:r>
                 <w:rPr>
                   <w:rFonts w:ascii="Arial" w:cs="Arial" w:eastAsia="Arial" w:hAnsi="Arial"/>
@@ -16621,7 +16621,7 @@
                 <w:sz w:val="18"/>
                 <w:szCs w:val="18"/>
               </w:rPr>
-              <w:t xml:space="preserve">Working in pairs, learners receive a printed or teacher-drawn data card showing the canteen frequency table (ugali with sukuma wiki: 56, chapati: 30, githeri: 14, rice and beans: 28, mandazi: 22; total = 150) and a second card showing daily ugali sales for Monday–Friday (54, 60, 55, 62, 59). Using their exercise books, a ruler, protractor and pencil compass, each pair constructs all three graphs step by step, guided by teacher-led 'checkpoint pauses' after each graph. For the pie chart, learners first calculate each sector angle using the formula (frequency ÷ 150) × 360° before drawing. For the line graph, learners plot the five daily ugali figures and connect points. Each graph is given a title, labelled axes, and a key where needed.</w:t>
+              <w:t xml:space="preserve">Working in pairs, learners receive a printed or teacher-drawn data card showing the canteen frequency table (ugali with sukuma wiki: 56, chapati: 30, githeri: 14, rice and beans: 28, mandazi: 22; total = 150) and a second card showing daily ugali sales for Monday–Friday (54, 60, 57, 60, 59). Using their exercise books, a ruler, protractor and pencil compass, each pair constructs all three graphs step by step, guided by teacher-led 'checkpoint pauses' after each graph. For the pie chart, learners first calculate each sector angle using the formula (frequency ÷ 150) × 360° before drawing. For the line graph, learners plot the five daily ugali figures and connect points. Each graph is given a title, labelled axes, and a key where needed.</w:t>
             </w:r>
           </w:p>
         </w:tc>
@@ -16774,7 +16774,7 @@
             <w:pPr>
               <w:spacing w:after="20" w:before="0"/>
             </w:pPr>
-            <w:hyperlink w:history="1" r:id="rIdk_o9m-wmvnlpwskuam_ci">
+            <w:hyperlink w:history="1" r:id="rId8i4hh8psdqfbkfif-fhlw">
               <w:r>
                 <w:rPr>
                   <w:rFonts w:ascii="Arial" w:cs="Arial" w:eastAsia="Arial" w:hAnsi="Arial"/>
@@ -16807,7 +16807,7 @@
               <w:spacing w:after="10" w:before="0"/>
               <w:ind w:left="120"/>
             </w:pPr>
-            <w:hyperlink w:history="1" r:id="rIdhmjkti-1mb311paucevtg">
+            <w:hyperlink w:history="1" r:id="rIdyfnxfattmlp_ysc91_va5">
               <w:r>
                 <w:rPr>
                   <w:rFonts w:ascii="Arial" w:cs="Arial" w:eastAsia="Arial" w:hAnsi="Arial"/>
@@ -16852,7 +16852,7 @@
             <w:pPr>
               <w:spacing w:after="20" w:before="0"/>
             </w:pPr>
-            <w:hyperlink w:history="1" r:id="rIdl6jjbg-ehvkczt0xru993">
+            <w:hyperlink w:history="1" r:id="rIdwj4mtmczfcioidwmxex6j">
               <w:r>
                 <w:rPr>
                   <w:rFonts w:ascii="Arial" w:cs="Arial" w:eastAsia="Arial" w:hAnsi="Arial"/>
@@ -16885,7 +16885,7 @@
               <w:spacing w:after="10" w:before="0"/>
               <w:ind w:left="120"/>
             </w:pPr>
-            <w:hyperlink w:history="1" r:id="rIdkkzqhccjaynqlsvkna0be">
+            <w:hyperlink w:history="1" r:id="rIdg6hsu6rrkizsxmh5fwxlz">
               <w:r>
                 <w:rPr>
                   <w:rFonts w:ascii="Arial" w:cs="Arial" w:eastAsia="Arial" w:hAnsi="Arial"/>
@@ -17023,7 +17023,7 @@
                 <w:sz w:val="18"/>
                 <w:szCs w:val="18"/>
               </w:rPr>
-              <w:t xml:space="preserve">Teacher reads the 3-sentence written conclusions over learners' shoulders during writing time. Look for: (1) Sentence 1 — does the learner give a functional reason ('the pie chart shows proportions clearly') rather than aesthetic preference ('the pie chart looks nicer')? (2) Sentence 2 — does the learner make a specific causal claim about Mama Wanjiku's problem ('she would have known to cook at least 56 portions of ugali each day instead of guessing')? (3) Sentence 3 — does the learner correctly read the trend from the line graph (ugali demand fluctuates between 54 and 62 with a peak on Wednesday, showing moderate variation but no strong upward or downward trend)? Learners who write only one sentence or who copy from neighbours are flagged for follow-up questioning in the DQB phase.</w:t>
+              <w:t xml:space="preserve">Teacher reads the 3-sentence written conclusions over learners' shoulders during writing time. Look for: (1) Sentence 1 — does the learner give a functional reason ('the pie chart shows proportions clearly') rather than aesthetic preference ('the pie chart looks nicer')? (2) Sentence 2 — does the learner make a specific causal claim about Mama Wanjiku's problem ('she would have known to cook at least 56 portions of ugali each day instead of guessing')? (3) Sentence 3 — does the learner correctly read the trend from the line graph (ugali demand fluctuates between 54 and 60 with peaks on Tuesday and Thursday, showing moderate variation but no strong upward or downward trend)? Learners who write only one sentence or who copy from neighbours are flagged for follow-up questioning in the DQB phase.</w:t>
             </w:r>
           </w:p>
         </w:tc>
@@ -17080,7 +17080,7 @@
             <w:pPr>
               <w:spacing w:after="20" w:before="0"/>
             </w:pPr>
-            <w:hyperlink w:history="1" r:id="rIdzv5vkune6pkyedevcoxt1">
+            <w:hyperlink w:history="1" r:id="rId_k7t_6x2zcza64hleqgft">
               <w:r>
                 <w:rPr>
                   <w:rFonts w:ascii="Arial" w:cs="Arial" w:eastAsia="Arial" w:hAnsi="Arial"/>
@@ -17113,7 +17113,7 @@
               <w:spacing w:after="10" w:before="0"/>
               <w:ind w:left="120"/>
             </w:pPr>
-            <w:hyperlink w:history="1" r:id="rIdhuhq897hv8vh-6lwdeija">
+            <w:hyperlink w:history="1" r:id="rIdxgu0jvidxtejzm1zf6usq">
               <w:r>
                 <w:rPr>
                   <w:rFonts w:ascii="Arial" w:cs="Arial" w:eastAsia="Arial" w:hAnsi="Arial"/>
@@ -17158,7 +17158,7 @@
             <w:pPr>
               <w:spacing w:after="20" w:before="0"/>
             </w:pPr>
-            <w:hyperlink w:history="1" r:id="rIdqqauaeg4lrhd4rzm5vuww">
+            <w:hyperlink w:history="1" r:id="rIdbgeov9pdxwyqydxbkqi0p">
               <w:r>
                 <w:rPr>
                   <w:rFonts w:ascii="Arial" w:cs="Arial" w:eastAsia="Arial" w:hAnsi="Arial"/>
@@ -17191,7 +17191,7 @@
               <w:spacing w:after="10" w:before="0"/>
               <w:ind w:left="120"/>
             </w:pPr>
-            <w:hyperlink w:history="1" r:id="rIda-tqtdfmxpep726kce9e-">
+            <w:hyperlink w:history="1" r:id="rIdo1gcfk9_jbdw6hjjqhk7j">
               <w:r>
                 <w:rPr>
                   <w:rFonts w:ascii="Arial" w:cs="Arial" w:eastAsia="Arial" w:hAnsi="Arial"/>
@@ -17386,7 +17386,7 @@
             <w:pPr>
               <w:spacing w:after="20" w:before="0"/>
             </w:pPr>
-            <w:hyperlink w:history="1" r:id="rIdsa8kfdk72cgjgnbhni9dm">
+            <w:hyperlink w:history="1" r:id="rIdgfgxlw-if3aovpgvnrp-i">
               <w:r>
                 <w:rPr>
                   <w:rFonts w:ascii="Arial" w:cs="Arial" w:eastAsia="Arial" w:hAnsi="Arial"/>
@@ -17435,7 +17435,7 @@
               <w:spacing w:after="10" w:before="0"/>
               <w:ind w:left="120"/>
             </w:pPr>
-            <w:hyperlink w:history="1" r:id="rIdha_u5lz--rq1ll0xkbksw">
+            <w:hyperlink w:history="1" r:id="rIdyxa7zpsuqqex7nrqbaziy">
               <w:r>
                 <w:rPr>
                   <w:rFonts w:ascii="Arial" w:cs="Arial" w:eastAsia="Arial" w:hAnsi="Arial"/>
@@ -17480,7 +17480,7 @@
             <w:pPr>
               <w:spacing w:after="20" w:before="0"/>
             </w:pPr>
-            <w:hyperlink w:history="1" r:id="rIdprns4zvmh56sxjbknjqpr">
+            <w:hyperlink w:history="1" r:id="rIdybu2humj3zoa0r9ukue22">
               <w:r>
                 <w:rPr>
                   <w:rFonts w:ascii="Arial" w:cs="Arial" w:eastAsia="Arial" w:hAnsi="Arial"/>
@@ -17513,7 +17513,7 @@
               <w:spacing w:after="10" w:before="0"/>
               <w:ind w:left="120"/>
             </w:pPr>
-            <w:hyperlink w:history="1" r:id="rIdxpij1ipxh3fqeyj38_eal">
+            <w:hyperlink w:history="1" r:id="rIdvrwfttsevcitr-soxvidc">
               <w:r>
                 <w:rPr>
                   <w:rFonts w:ascii="Arial" w:cs="Arial" w:eastAsia="Arial" w:hAnsi="Arial"/>
@@ -18101,7 +18101,7 @@
         </w:rPr>
         <w:t xml:space="preserve">© 2026 SeaVuria and ARES. Aligned with KICD objectives. Developed by SeaVuria; technical implementation by ARES (with AI assistance from Claude). Licensed under </w:t>
       </w:r>
-      <w:hyperlink w:history="1" r:id="rIdupttnhizuj7ltc9pqwh0n">
+      <w:hyperlink w:history="1" r:id="rIdjk2vjgj64zo2ife-0cmch">
         <w:r>
           <w:rPr>
             <w:rFonts w:ascii="Arial" w:cs="Arial" w:eastAsia="Arial" w:hAnsi="Arial"/>
@@ -18122,7 +18122,7 @@
         </w:rPr>
         <w:t xml:space="preserve"> (</w:t>
       </w:r>
-      <w:hyperlink w:history="1" r:id="rIdk65ccdw9tvt7fiu7abpkj">
+      <w:hyperlink w:history="1" r:id="rIdjeu-o28crocac2e4vkfv4">
         <w:r>
           <w:rPr>
             <w:rFonts w:ascii="Arial" w:cs="Arial" w:eastAsia="Arial" w:hAnsi="Arial"/>
@@ -18852,7 +18852,7 @@
                 <w:sz w:val="18"/>
                 <w:szCs w:val="18"/>
               </w:rPr>
-              <w:t xml:space="preserve">Lesson 6 of 8 in the evidence-gathering sequence. Learners use the Mwangaza Secondary School canteen data (ugali portions sold over 5 days: 55, 60, 58, 60, 57) to compute the mean and mode by hand and with a calculator, guided by the teacher through a think-pair-share cycle. They then apply the same procedures to their own group data sets collected in earlier lessons, and briefly examine Kericho monthly rainfall figures as a second Kenyan context. A Driving Question Board (DQB) update closes the lesson: 'We now have mean and mode — is there a third measure of typical?'</w:t>
+              <w:t xml:space="preserve">Lesson 6 of 8 in the evidence-gathering sequence. Learners use the Mwangaza Secondary School canteen data (ugali portions sold over 5 days: 54, 60, 57, 60, 59) to compute the mean and mode by hand and with a calculator, guided by the teacher through a think-pair-share cycle. They then apply the same procedures to their own group data sets collected in earlier lessons, and briefly examine Kericho monthly rainfall figures as a second Kenyan context. A Driving Question Board (DQB) update closes the lesson: 'We now have mean and mode — is there a third measure of typical?'</w:t>
             </w:r>
           </w:p>
         </w:tc>
@@ -19135,7 +19135,7 @@
             <w:pPr>
               <w:spacing w:after="20" w:before="0"/>
             </w:pPr>
-            <w:hyperlink w:history="1" r:id="rIdwgcbieukvjmt-t1xp7zhg">
+            <w:hyperlink w:history="1" r:id="rIdlh99wlso8ymftmisdhts-">
               <w:r>
                 <w:rPr>
                   <w:rFonts w:ascii="Arial" w:cs="Arial" w:eastAsia="Arial" w:hAnsi="Arial"/>
@@ -19168,7 +19168,7 @@
               <w:spacing w:after="10" w:before="0"/>
               <w:ind w:left="120"/>
             </w:pPr>
-            <w:hyperlink w:history="1" r:id="rIdgdqj9dpgq4o7vdyyn0o62">
+            <w:hyperlink w:history="1" r:id="rId4wwhmmspaodgpaadcirjn">
               <w:r>
                 <w:rPr>
                   <w:rFonts w:ascii="Arial" w:cs="Arial" w:eastAsia="Arial" w:hAnsi="Arial"/>
@@ -19213,7 +19213,7 @@
             <w:pPr>
               <w:spacing w:after="20" w:before="0"/>
             </w:pPr>
-            <w:hyperlink w:history="1" r:id="rIdwhork9o6ib8pzug5xzqkz">
+            <w:hyperlink w:history="1" r:id="rIdmt8aupiimj93_eu6repq-">
               <w:r>
                 <w:rPr>
                   <w:rFonts w:ascii="Arial" w:cs="Arial" w:eastAsia="Arial" w:hAnsi="Arial"/>
@@ -19246,7 +19246,7 @@
               <w:spacing w:after="10" w:before="0"/>
               <w:ind w:left="120"/>
             </w:pPr>
-            <w:hyperlink w:history="1" r:id="rId8gdopiwpkwek9unqw1d-t">
+            <w:hyperlink w:history="1" r:id="rIdqr6oyxqhe3a2dvmkuastn">
               <w:r>
                 <w:rPr>
                   <w:rFonts w:ascii="Arial" w:cs="Arial" w:eastAsia="Arial" w:hAnsi="Arial"/>
@@ -19288,7 +19288,7 @@
                 <w:sz w:val="18"/>
                 <w:szCs w:val="18"/>
               </w:rPr>
-              <w:t xml:space="preserve">Learners are shown the five-day ugali sales record on the board: Monday 55, Tuesday 60, Wednesday 58, Thursday 60, Friday 57. Before any instruction, each learner silently writes answers to two prompts in their exercise books: (a) 'If Mama Wanjiku wants ONE number that represents a typical day's ugali sales, what number would you choose and why?' (b) 'Which day's figure appears most often in the list?' Learners then share predictions with a partner for 45 seconds.</w:t>
+              <w:t xml:space="preserve">Learners are shown the five-day ugali sales record on the board: Monday 54, Tuesday 60, Wednesday 57, Thursday 60, Friday 59. Before any instruction, each learner silently writes answers to two prompts in their exercise books: (a) 'If Mama Wanjiku wants ONE number that represents a typical day's ugali sales, what number would you choose and why?' (b) 'Which day's figure appears most often in the list?' Learners then share predictions with a partner for 45 seconds.</w:t>
             </w:r>
           </w:p>
         </w:tc>
@@ -19441,7 +19441,7 @@
             <w:pPr>
               <w:spacing w:after="20" w:before="0"/>
             </w:pPr>
-            <w:hyperlink w:history="1" r:id="rIdvkmnxnhpgvx2ue7tp6wte">
+            <w:hyperlink w:history="1" r:id="rIdyy1d8q4ilzmzsqql2qzjv">
               <w:r>
                 <w:rPr>
                   <w:rFonts w:ascii="Arial" w:cs="Arial" w:eastAsia="Arial" w:hAnsi="Arial"/>
@@ -19474,7 +19474,7 @@
               <w:spacing w:after="10" w:before="0"/>
               <w:ind w:left="120"/>
             </w:pPr>
-            <w:hyperlink w:history="1" r:id="rIdsvd4g0rt7bhiimyb4fpns">
+            <w:hyperlink w:history="1" r:id="rIdonv2dwlobiv2bcbbztjgv">
               <w:r>
                 <w:rPr>
                   <w:rFonts w:ascii="Arial" w:cs="Arial" w:eastAsia="Arial" w:hAnsi="Arial"/>
@@ -19519,7 +19519,7 @@
             <w:pPr>
               <w:spacing w:after="20" w:before="0"/>
             </w:pPr>
-            <w:hyperlink w:history="1" r:id="rIdbcphn8hdqs36wc_rwgjjd">
+            <w:hyperlink w:history="1" r:id="rIdyqx2ioftc7c_ee6ksf3za">
               <w:r>
                 <w:rPr>
                   <w:rFonts w:ascii="Arial" w:cs="Arial" w:eastAsia="Arial" w:hAnsi="Arial"/>
@@ -19552,7 +19552,7 @@
               <w:spacing w:after="10" w:before="0"/>
               <w:ind w:left="120"/>
             </w:pPr>
-            <w:hyperlink w:history="1" r:id="rIdyndqkt5fcsy3ayeevqqw4">
+            <w:hyperlink w:history="1" r:id="rIdahgwju13t-cqbhqj3fizk">
               <w:r>
                 <w:rPr>
                   <w:rFonts w:ascii="Arial" w:cs="Arial" w:eastAsia="Arial" w:hAnsi="Arial"/>
@@ -19594,7 +19594,7 @@
                 <w:sz w:val="18"/>
                 <w:szCs w:val="18"/>
               </w:rPr>
-              <w:t xml:space="preserve">The teacher projects (or writes on the board) a worked demonstration of two parallel calculations using the canteen data. Learners follow along, copying each step into their books. Step A — Mean: sum all five values (55+60+58+60+57 = 290), then divide by 5 to get 58. Step B — Mode: identify the value that appears most often — 60 appears twice, all others appear once, so mode = 60. Learners also receive (or copy) a small secondary data table: Kericho average monthly rainfall (mm) for six months — Jan 71, Feb 91, Mar 193, Apr 276, May 216, Jun 38 — and are told they will use this later.</w:t>
+              <w:t xml:space="preserve">The teacher projects (or writes on the board) a worked demonstration of two parallel calculations using the canteen data. Learners follow along, copying each step into their books. Step A — Mean: sum all five values (54+60+57+60+59 = 290), then divide by 5 to get 58. Step B — Mode: identify the value that appears most often — 60 appears twice, all others appear once, so mode = 60. Learners also receive (or copy) a small secondary data table: Kericho average monthly rainfall (mm) for six months — Jan 71, Feb 91, Mar 193, Apr 276, May 216, Jun 38 — and are told they will use this later.</w:t>
             </w:r>
           </w:p>
         </w:tc>
@@ -19626,7 +19626,7 @@
                 <w:sz w:val="18"/>
                 <w:szCs w:val="18"/>
               </w:rPr>
-              <w:t xml:space="preserve">Say: 'We are going to use Mama Wanjiku's data to learn two precise mathematical tools. Watch carefully and copy every step.' Write the heading MEAN on the board. Say: 'Mean = sum of all values divided by how many values there are.' Write the formula: Mean = (Σx) ÷ n. Walk through each arithmetic step aloud, pointing to each value: '55 plus 60 is 115, plus 58 is 173, plus 60 is 233, plus 57 is 290. We have 5 days, so 290 divided by 5 equals... [pause 10 seconds — let learners calculate] ... 58. The mean is 58 ugali portions per day.' Circle 58 on the board. Then write MODE. Say: 'Mode = the value that occurs most frequently. Scan the list. Which number appears more than once?' [Wait 10 seconds.] Cold-call 2 learners. Confirm: 'Sixty appears on Tuesday and Thursday — twice. Every other value appears only once. So the mode is 60.' Circle 60. Say: 'We now have two different numbers — 58 and 60 — both claiming to describe a typical day. Write this question in your book: Why are they different, and which should Mama Wanjiku use?'</w:t>
+              <w:t xml:space="preserve">Say: 'We are going to use Mama Wanjiku's data to learn two precise mathematical tools. Watch carefully and copy every step.' Write the heading MEAN on the board. Say: 'Mean = sum of all values divided by how many values there are.' Write the formula: Mean = (Σx) ÷ n. Walk through each arithmetic step aloud, pointing to each value: '54 plus 60 is 114, plus 57 is 171, plus 60 is 231, plus 59 is 290. We have 5 days, so 290 divided by 5 equals... [pause 10 seconds — let learners calculate] ... 58. The mean is 58 ugali portions per day.' Circle 58 on the board. Then write MODE. Say: 'Mode = the value that occurs most frequently. Scan the list. Which number appears more than once?' [Wait 10 seconds.] Cold-call 2 learners. Confirm: 'Sixty appears on Tuesday and Thursday — twice. Every other value appears only once. So the mode is 60.' Circle 60. Say: 'We now have two different numbers — 58 and 60 — both claiming to describe a typical day. Write this question in your book: Why are they different, and which should Mama Wanjiku use?'</w:t>
             </w:r>
           </w:p>
         </w:tc>
@@ -19747,7 +19747,7 @@
             <w:pPr>
               <w:spacing w:after="20" w:before="0"/>
             </w:pPr>
-            <w:hyperlink w:history="1" r:id="rId_feabxgeoqqmxpxyiscsq">
+            <w:hyperlink w:history="1" r:id="rIdunsourlt6an-nnh9xr669">
               <w:r>
                 <w:rPr>
                   <w:rFonts w:ascii="Arial" w:cs="Arial" w:eastAsia="Arial" w:hAnsi="Arial"/>
@@ -19780,7 +19780,7 @@
               <w:spacing w:after="10" w:before="0"/>
               <w:ind w:left="120"/>
             </w:pPr>
-            <w:hyperlink w:history="1" r:id="rIdfqmbk4sn038fp62-xascc">
+            <w:hyperlink w:history="1" r:id="rIdspvqkrasgbwdzsxmhhj6q">
               <w:r>
                 <w:rPr>
                   <w:rFonts w:ascii="Arial" w:cs="Arial" w:eastAsia="Arial" w:hAnsi="Arial"/>
@@ -19825,7 +19825,7 @@
             <w:pPr>
               <w:spacing w:after="20" w:before="0"/>
             </w:pPr>
-            <w:hyperlink w:history="1" r:id="rIddbijnwr1u5mvtf1kfn1vb">
+            <w:hyperlink w:history="1" r:id="rIdgx1lgndynkhyujdwurvkx">
               <w:r>
                 <w:rPr>
                   <w:rFonts w:ascii="Arial" w:cs="Arial" w:eastAsia="Arial" w:hAnsi="Arial"/>
@@ -19858,7 +19858,7 @@
               <w:spacing w:after="10" w:before="0"/>
               <w:ind w:left="120"/>
             </w:pPr>
-            <w:hyperlink w:history="1" r:id="rIdler9lxqvv5iq35hiaw9gv">
+            <w:hyperlink w:history="1" r:id="rIdes7kzuldtiv4u4yeux4qy">
               <w:r>
                 <w:rPr>
                   <w:rFonts w:ascii="Arial" w:cs="Arial" w:eastAsia="Arial" w:hAnsi="Arial"/>
@@ -20053,7 +20053,7 @@
             <w:pPr>
               <w:spacing w:after="20" w:before="0"/>
             </w:pPr>
-            <w:hyperlink w:history="1" r:id="rIdgceg7-ewz_j9haxbi0o_u">
+            <w:hyperlink w:history="1" r:id="rId8ounawcfwdx_ddasihmro">
               <w:r>
                 <w:rPr>
                   <w:rFonts w:ascii="Arial" w:cs="Arial" w:eastAsia="Arial" w:hAnsi="Arial"/>
@@ -20086,7 +20086,7 @@
               <w:spacing w:after="10" w:before="0"/>
               <w:ind w:left="120"/>
             </w:pPr>
-            <w:hyperlink w:history="1" r:id="rIdbjyxtnji83m4dcgm2fqhx">
+            <w:hyperlink w:history="1" r:id="rIdhnjt4sydo7y-b0unsgh3d">
               <w:r>
                 <w:rPr>
                   <w:rFonts w:ascii="Arial" w:cs="Arial" w:eastAsia="Arial" w:hAnsi="Arial"/>
@@ -20131,7 +20131,7 @@
             <w:pPr>
               <w:spacing w:after="20" w:before="0"/>
             </w:pPr>
-            <w:hyperlink w:history="1" r:id="rId913bzsftjhy50qzooozst">
+            <w:hyperlink w:history="1" r:id="rId8zlr9fnsupdoc2ncqwkuv">
               <w:r>
                 <w:rPr>
                   <w:rFonts w:ascii="Arial" w:cs="Arial" w:eastAsia="Arial" w:hAnsi="Arial"/>
@@ -20164,7 +20164,7 @@
               <w:spacing w:after="10" w:before="0"/>
               <w:ind w:left="120"/>
             </w:pPr>
-            <w:hyperlink w:history="1" r:id="rIdhzqhrlhhb1a5xrm0tv5pt">
+            <w:hyperlink w:history="1" r:id="rIdplkddcgekzp4b24wkwtol">
               <w:r>
                 <w:rPr>
                   <w:rFonts w:ascii="Arial" w:cs="Arial" w:eastAsia="Arial" w:hAnsi="Arial"/>
@@ -20359,7 +20359,7 @@
             <w:pPr>
               <w:spacing w:after="20" w:before="0"/>
             </w:pPr>
-            <w:hyperlink w:history="1" r:id="rIdbffj4vfziuvbvqdx1mktf">
+            <w:hyperlink w:history="1" r:id="rIdx3tmtcwl5ftphuhsduz7o">
               <w:r>
                 <w:rPr>
                   <w:rFonts w:ascii="Arial" w:cs="Arial" w:eastAsia="Arial" w:hAnsi="Arial"/>
@@ -20408,7 +20408,7 @@
               <w:spacing w:after="10" w:before="0"/>
               <w:ind w:left="120"/>
             </w:pPr>
-            <w:hyperlink w:history="1" r:id="rId2ofddbcxzdpwbsuygk9oi">
+            <w:hyperlink w:history="1" r:id="rIdspak6-glitkrutwgowgl1">
               <w:r>
                 <w:rPr>
                   <w:rFonts w:ascii="Arial" w:cs="Arial" w:eastAsia="Arial" w:hAnsi="Arial"/>
@@ -20453,7 +20453,7 @@
             <w:pPr>
               <w:spacing w:after="20" w:before="0"/>
             </w:pPr>
-            <w:hyperlink w:history="1" r:id="rIdeaqulk8ihm_-gtfzy_mgh">
+            <w:hyperlink w:history="1" r:id="rId4t9kfdxunojd-qhpwjy5c">
               <w:r>
                 <w:rPr>
                   <w:rFonts w:ascii="Arial" w:cs="Arial" w:eastAsia="Arial" w:hAnsi="Arial"/>
@@ -20486,7 +20486,7 @@
               <w:spacing w:after="10" w:before="0"/>
               <w:ind w:left="120"/>
             </w:pPr>
-            <w:hyperlink w:history="1" r:id="rIdmgokoqx6cvhxj0k7ohzys">
+            <w:hyperlink w:history="1" r:id="rIdwwxuoq2odl6chb1xzlcry">
               <w:r>
                 <w:rPr>
                   <w:rFonts w:ascii="Arial" w:cs="Arial" w:eastAsia="Arial" w:hAnsi="Arial"/>
@@ -20844,7 +20844,7 @@
                 <w:sz w:val="18"/>
                 <w:szCs w:val="18"/>
               </w:rPr>
-              <w:t xml:space="preserve">Mama Wanjiku's five-day ugali sales data (55, 60, 58, 60, 57 portions) and Kericho monthly rainfall figures (Jan–Jun) — both presented as raw lists of ungrouped values.</w:t>
+              <w:t xml:space="preserve">Mama Wanjiku's five-day ugali sales data (54, 60, 57, 60, 59 portions) and Kericho monthly rainfall figures (Jan–Jun) — both presented as raw lists of ungrouped values.</w:t>
             </w:r>
           </w:p>
         </w:tc>
@@ -20998,7 +20998,7 @@
         </w:rPr>
         <w:t xml:space="preserve">© 2026 SeaVuria and ARES. Aligned with KICD objectives. Developed by SeaVuria; technical implementation by ARES (with AI assistance from Claude). Licensed under </w:t>
       </w:r>
-      <w:hyperlink w:history="1" r:id="rIdkprr-mtvg1moyb6-vnnfa">
+      <w:hyperlink w:history="1" r:id="rIdo-_kxfbcjfl2029fsogln">
         <w:r>
           <w:rPr>
             <w:rFonts w:ascii="Arial" w:cs="Arial" w:eastAsia="Arial" w:hAnsi="Arial"/>
@@ -21019,7 +21019,7 @@
         </w:rPr>
         <w:t xml:space="preserve"> (</w:t>
       </w:r>
-      <w:hyperlink w:history="1" r:id="rIdssmhxzohdie-h3zefe1fs">
+      <w:hyperlink w:history="1" r:id="rIdnylb_bs8uuugqi9cqdu4b">
         <w:r>
           <w:rPr>
             <w:rFonts w:ascii="Arial" w:cs="Arial" w:eastAsia="Arial" w:hAnsi="Arial"/>
@@ -22032,7 +22032,7 @@
             <w:pPr>
               <w:spacing w:after="20" w:before="0"/>
             </w:pPr>
-            <w:hyperlink w:history="1" r:id="rIdju3ao1ttqqzev55vlcvsz">
+            <w:hyperlink w:history="1" r:id="rId0gn_e5wrpylrfwvmsnw7x">
               <w:r>
                 <w:rPr>
                   <w:rFonts w:ascii="Arial" w:cs="Arial" w:eastAsia="Arial" w:hAnsi="Arial"/>
@@ -22065,7 +22065,7 @@
               <w:spacing w:after="10" w:before="0"/>
               <w:ind w:left="120"/>
             </w:pPr>
-            <w:hyperlink w:history="1" r:id="rIdttepyynih2ocoo5ahpyi5">
+            <w:hyperlink w:history="1" r:id="rIdh-l279tp1yggadvnbsthc">
               <w:r>
                 <w:rPr>
                   <w:rFonts w:ascii="Arial" w:cs="Arial" w:eastAsia="Arial" w:hAnsi="Arial"/>
@@ -22110,7 +22110,7 @@
             <w:pPr>
               <w:spacing w:after="20" w:before="0"/>
             </w:pPr>
-            <w:hyperlink w:history="1" r:id="rIdpfndmsmuay7d4luirvy7x">
+            <w:hyperlink w:history="1" r:id="rId0tqcvhqxmn-s4g2vlxzkz">
               <w:r>
                 <w:rPr>
                   <w:rFonts w:ascii="Arial" w:cs="Arial" w:eastAsia="Arial" w:hAnsi="Arial"/>
@@ -22143,7 +22143,7 @@
               <w:spacing w:after="10" w:before="0"/>
               <w:ind w:left="120"/>
             </w:pPr>
-            <w:hyperlink w:history="1" r:id="rIdw_-xu-kdb73lfcgw_rmde">
+            <w:hyperlink w:history="1" r:id="rIdncbzxrl6pigmx72coj35g">
               <w:r>
                 <w:rPr>
                   <w:rFonts w:ascii="Arial" w:cs="Arial" w:eastAsia="Arial" w:hAnsi="Arial"/>
@@ -22338,7 +22338,7 @@
             <w:pPr>
               <w:spacing w:after="20" w:before="0"/>
             </w:pPr>
-            <w:hyperlink w:history="1" r:id="rIdpdzu7k2ckpqpztokxcsur">
+            <w:hyperlink w:history="1" r:id="rIdvzxo2iowqla88xaky3ayp">
               <w:r>
                 <w:rPr>
                   <w:rFonts w:ascii="Arial" w:cs="Arial" w:eastAsia="Arial" w:hAnsi="Arial"/>
@@ -22371,7 +22371,7 @@
               <w:spacing w:after="10" w:before="0"/>
               <w:ind w:left="120"/>
             </w:pPr>
-            <w:hyperlink w:history="1" r:id="rIdbeygyqwtyjnxyrhi6kowo">
+            <w:hyperlink w:history="1" r:id="rIdxums2t69u73edj00ibyw2">
               <w:r>
                 <w:rPr>
                   <w:rFonts w:ascii="Arial" w:cs="Arial" w:eastAsia="Arial" w:hAnsi="Arial"/>
@@ -22416,7 +22416,7 @@
             <w:pPr>
               <w:spacing w:after="20" w:before="0"/>
             </w:pPr>
-            <w:hyperlink w:history="1" r:id="rIdn1y1prq1gmdevba4ragsc">
+            <w:hyperlink w:history="1" r:id="rIdmqxelzx7-kirzpmmqc5vj">
               <w:r>
                 <w:rPr>
                   <w:rFonts w:ascii="Arial" w:cs="Arial" w:eastAsia="Arial" w:hAnsi="Arial"/>
@@ -22449,7 +22449,7 @@
               <w:spacing w:after="10" w:before="0"/>
               <w:ind w:left="120"/>
             </w:pPr>
-            <w:hyperlink w:history="1" r:id="rIdpaxtdcvslbnv4exjsuwio">
+            <w:hyperlink w:history="1" r:id="rIdfughzaoyrqtvlzr8mka8d">
               <w:r>
                 <w:rPr>
                   <w:rFonts w:ascii="Arial" w:cs="Arial" w:eastAsia="Arial" w:hAnsi="Arial"/>
@@ -22644,7 +22644,7 @@
             <w:pPr>
               <w:spacing w:after="20" w:before="0"/>
             </w:pPr>
-            <w:hyperlink w:history="1" r:id="rIdpmm-qfqtcetatxkhurbdh">
+            <w:hyperlink w:history="1" r:id="rIdxify9xov8_mxr6vs5jjcc">
               <w:r>
                 <w:rPr>
                   <w:rFonts w:ascii="Arial" w:cs="Arial" w:eastAsia="Arial" w:hAnsi="Arial"/>
@@ -22693,7 +22693,7 @@
               <w:spacing w:after="10" w:before="0"/>
               <w:ind w:left="120"/>
             </w:pPr>
-            <w:hyperlink w:history="1" r:id="rId-juetofwpfkdp8u10abw0">
+            <w:hyperlink w:history="1" r:id="rIdbcwyaazarqdm2mjelss7y">
               <w:r>
                 <w:rPr>
                   <w:rFonts w:ascii="Arial" w:cs="Arial" w:eastAsia="Arial" w:hAnsi="Arial"/>
@@ -22738,7 +22738,7 @@
             <w:pPr>
               <w:spacing w:after="20" w:before="0"/>
             </w:pPr>
-            <w:hyperlink w:history="1" r:id="rIdzqn7zr1dylw87djtnfpa2">
+            <w:hyperlink w:history="1" r:id="rIdslzxgmhvz5jrkl2_yniw2">
               <w:r>
                 <w:rPr>
                   <w:rFonts w:ascii="Arial" w:cs="Arial" w:eastAsia="Arial" w:hAnsi="Arial"/>
@@ -22771,7 +22771,7 @@
               <w:spacing w:after="10" w:before="0"/>
               <w:ind w:left="120"/>
             </w:pPr>
-            <w:hyperlink w:history="1" r:id="rIdpqjmbm406loqayra-b6e4">
+            <w:hyperlink w:history="1" r:id="rIdavu_ymruu6-fsmvsyl_w5">
               <w:r>
                 <w:rPr>
                   <w:rFonts w:ascii="Arial" w:cs="Arial" w:eastAsia="Arial" w:hAnsi="Arial"/>
@@ -22966,7 +22966,7 @@
             <w:pPr>
               <w:spacing w:after="20" w:before="0"/>
             </w:pPr>
-            <w:hyperlink w:history="1" r:id="rId7r7hn0_mtajd84yn6wrnx">
+            <w:hyperlink w:history="1" r:id="rIdwi1pjrzjnt-m4rcz3xmm0">
               <w:r>
                 <w:rPr>
                   <w:rFonts w:ascii="Arial" w:cs="Arial" w:eastAsia="Arial" w:hAnsi="Arial"/>
@@ -23015,7 +23015,7 @@
               <w:spacing w:after="10" w:before="0"/>
               <w:ind w:left="120"/>
             </w:pPr>
-            <w:hyperlink w:history="1" r:id="rIdopjldbnkhps-8holrtcog">
+            <w:hyperlink w:history="1" r:id="rIdpvsiv1orpjpnlukyymnsc">
               <w:r>
                 <w:rPr>
                   <w:rFonts w:ascii="Arial" w:cs="Arial" w:eastAsia="Arial" w:hAnsi="Arial"/>
@@ -23060,7 +23060,7 @@
             <w:pPr>
               <w:spacing w:after="20" w:before="0"/>
             </w:pPr>
-            <w:hyperlink w:history="1" r:id="rIdvgupvf-dztbl09ijwbhcq">
+            <w:hyperlink w:history="1" r:id="rId05b7wurlwm6rdyske5z1i">
               <w:r>
                 <w:rPr>
                   <w:rFonts w:ascii="Arial" w:cs="Arial" w:eastAsia="Arial" w:hAnsi="Arial"/>
@@ -23093,7 +23093,7 @@
               <w:spacing w:after="10" w:before="0"/>
               <w:ind w:left="120"/>
             </w:pPr>
-            <w:hyperlink w:history="1" r:id="rIdplhpnjrad12ji_5kag7vx">
+            <w:hyperlink w:history="1" r:id="rIdr8hskdj01pva0pgzrnfle">
               <w:r>
                 <w:rPr>
                   <w:rFonts w:ascii="Arial" w:cs="Arial" w:eastAsia="Arial" w:hAnsi="Arial"/>
@@ -23288,7 +23288,7 @@
             <w:pPr>
               <w:spacing w:after="20" w:before="0"/>
             </w:pPr>
-            <w:hyperlink w:history="1" r:id="rIdhvhwjjkrk4f2sbots5rnr">
+            <w:hyperlink w:history="1" r:id="rIdd2euk6edlzqlks6jsg5qf">
               <w:r>
                 <w:rPr>
                   <w:rFonts w:ascii="Arial" w:cs="Arial" w:eastAsia="Arial" w:hAnsi="Arial"/>
@@ -23337,7 +23337,7 @@
               <w:spacing w:after="10" w:before="0"/>
               <w:ind w:left="120"/>
             </w:pPr>
-            <w:hyperlink w:history="1" r:id="rIdnyjnbp3byezlmezrp6jni">
+            <w:hyperlink w:history="1" r:id="rIdkxvkwftokjdo9icanohg-">
               <w:r>
                 <w:rPr>
                   <w:rFonts w:ascii="Arial" w:cs="Arial" w:eastAsia="Arial" w:hAnsi="Arial"/>
@@ -23382,7 +23382,7 @@
             <w:pPr>
               <w:spacing w:after="20" w:before="0"/>
             </w:pPr>
-            <w:hyperlink w:history="1" r:id="rIda0suh1ci2yoyfquidj238">
+            <w:hyperlink w:history="1" r:id="rIdxixuiwyfdfpjagb16voax">
               <w:r>
                 <w:rPr>
                   <w:rFonts w:ascii="Arial" w:cs="Arial" w:eastAsia="Arial" w:hAnsi="Arial"/>
@@ -23431,7 +23431,7 @@
               <w:spacing w:after="10" w:before="0"/>
               <w:ind w:left="120"/>
             </w:pPr>
-            <w:hyperlink w:history="1" r:id="rIdmiqdsvmqo24rdb7gmasbg">
+            <w:hyperlink w:history="1" r:id="rIdbe2fnlug9r8fh1sms1s6y">
               <w:r>
                 <w:rPr>
                   <w:rFonts w:ascii="Arial" w:cs="Arial" w:eastAsia="Arial" w:hAnsi="Arial"/>
@@ -23943,7 +23943,7 @@
         </w:rPr>
         <w:t xml:space="preserve">© 2026 SeaVuria and ARES. Aligned with KICD objectives. Developed by SeaVuria; technical implementation by ARES (with AI assistance from Claude). Licensed under </w:t>
       </w:r>
-      <w:hyperlink w:history="1" r:id="rIdp7x2ydzwaeus2vjgpz1qv">
+      <w:hyperlink w:history="1" r:id="rId9ueufgjh5cj_xqfsv0whc">
         <w:r>
           <w:rPr>
             <w:rFonts w:ascii="Arial" w:cs="Arial" w:eastAsia="Arial" w:hAnsi="Arial"/>
@@ -23964,7 +23964,7 @@
         </w:rPr>
         <w:t xml:space="preserve"> (</w:t>
       </w:r>
-      <w:hyperlink w:history="1" r:id="rIdd017qebvlr5xhcvfuhwfs">
+      <w:hyperlink w:history="1" r:id="rIdowxaqjbycjeyl9yyq5c5j">
         <w:r>
           <w:rPr>
             <w:rFonts w:ascii="Arial" w:cs="Arial" w:eastAsia="Arial" w:hAnsi="Arial"/>
@@ -25156,7 +25156,7 @@
             <w:pPr>
               <w:spacing w:after="20" w:before="0"/>
             </w:pPr>
-            <w:hyperlink w:history="1" r:id="rIdm1kdmsawqqtmzbuhtkd29">
+            <w:hyperlink w:history="1" r:id="rIdcpurjbz8ix9cd5dff_6-j">
               <w:r>
                 <w:rPr>
                   <w:rFonts w:ascii="Arial" w:cs="Arial" w:eastAsia="Arial" w:hAnsi="Arial"/>
@@ -25189,7 +25189,7 @@
               <w:spacing w:after="10" w:before="0"/>
               <w:ind w:left="120"/>
             </w:pPr>
-            <w:hyperlink w:history="1" r:id="rId9hgglmvaq-ozkhw_vl_ex">
+            <w:hyperlink w:history="1" r:id="rIdsufdf44zzhp5wabgvtzmu">
               <w:r>
                 <w:rPr>
                   <w:rFonts w:ascii="Arial" w:cs="Arial" w:eastAsia="Arial" w:hAnsi="Arial"/>
@@ -25234,7 +25234,7 @@
             <w:pPr>
               <w:spacing w:after="20" w:before="0"/>
             </w:pPr>
-            <w:hyperlink w:history="1" r:id="rIdnbtbenpne5vxliokotld5">
+            <w:hyperlink w:history="1" r:id="rId7rojfztompdrm9jyxdbqm">
               <w:r>
                 <w:rPr>
                   <w:rFonts w:ascii="Arial" w:cs="Arial" w:eastAsia="Arial" w:hAnsi="Arial"/>
@@ -25267,7 +25267,7 @@
               <w:spacing w:after="10" w:before="0"/>
               <w:ind w:left="120"/>
             </w:pPr>
-            <w:hyperlink w:history="1" r:id="rIdcgzw822quyflsdvovs8e7">
+            <w:hyperlink w:history="1" r:id="rIdjbkciev_f_ktrtlnlyb9r">
               <w:r>
                 <w:rPr>
                   <w:rFonts w:ascii="Arial" w:cs="Arial" w:eastAsia="Arial" w:hAnsi="Arial"/>
@@ -25462,7 +25462,7 @@
             <w:pPr>
               <w:spacing w:after="20" w:before="0"/>
             </w:pPr>
-            <w:hyperlink w:history="1" r:id="rIdcwf1h9f7aeary5guvtozx">
+            <w:hyperlink w:history="1" r:id="rIdvfwtoylkfxh4tn69y1i0m">
               <w:r>
                 <w:rPr>
                   <w:rFonts w:ascii="Arial" w:cs="Arial" w:eastAsia="Arial" w:hAnsi="Arial"/>
@@ -25495,7 +25495,7 @@
               <w:spacing w:after="10" w:before="0"/>
               <w:ind w:left="120"/>
             </w:pPr>
-            <w:hyperlink w:history="1" r:id="rIdcymjazctqdtwjnwl5cqbq">
+            <w:hyperlink w:history="1" r:id="rIdmasfe37oxoabkyrxvu1xq">
               <w:r>
                 <w:rPr>
                   <w:rFonts w:ascii="Arial" w:cs="Arial" w:eastAsia="Arial" w:hAnsi="Arial"/>
@@ -25540,7 +25540,7 @@
             <w:pPr>
               <w:spacing w:after="20" w:before="0"/>
             </w:pPr>
-            <w:hyperlink w:history="1" r:id="rIdqvohsepzhxwbdinc8amds">
+            <w:hyperlink w:history="1" r:id="rIdavi9qd1gmwknep05wkjpi">
               <w:r>
                 <w:rPr>
                   <w:rFonts w:ascii="Arial" w:cs="Arial" w:eastAsia="Arial" w:hAnsi="Arial"/>
@@ -25573,7 +25573,7 @@
               <w:spacing w:after="10" w:before="0"/>
               <w:ind w:left="120"/>
             </w:pPr>
-            <w:hyperlink w:history="1" r:id="rIdt12nabmekhmprflujsisf">
+            <w:hyperlink w:history="1" r:id="rId6cahcafk6nn4m1gkzu4rr">
               <w:r>
                 <w:rPr>
                   <w:rFonts w:ascii="Arial" w:cs="Arial" w:eastAsia="Arial" w:hAnsi="Arial"/>
@@ -25768,7 +25768,7 @@
             <w:pPr>
               <w:spacing w:after="20" w:before="0"/>
             </w:pPr>
-            <w:hyperlink w:history="1" r:id="rIdmcg42jcucdy2oazb3rxzu">
+            <w:hyperlink w:history="1" r:id="rIdv2u6ubl76tut0gzocl-ud">
               <w:r>
                 <w:rPr>
                   <w:rFonts w:ascii="Arial" w:cs="Arial" w:eastAsia="Arial" w:hAnsi="Arial"/>
@@ -25801,7 +25801,7 @@
               <w:spacing w:after="10" w:before="0"/>
               <w:ind w:left="120"/>
             </w:pPr>
-            <w:hyperlink w:history="1" r:id="rIdclitvnww9k1xvyjoipppl">
+            <w:hyperlink w:history="1" r:id="rIdwqxy9wb9fio0jzl9pddtt">
               <w:r>
                 <w:rPr>
                   <w:rFonts w:ascii="Arial" w:cs="Arial" w:eastAsia="Arial" w:hAnsi="Arial"/>
@@ -25846,7 +25846,7 @@
             <w:pPr>
               <w:spacing w:after="20" w:before="0"/>
             </w:pPr>
-            <w:hyperlink w:history="1" r:id="rIdbtbpripfjnmhpfzvq7uyt">
+            <w:hyperlink w:history="1" r:id="rIdockwzjg3dcexx-wjruakj">
               <w:r>
                 <w:rPr>
                   <w:rFonts w:ascii="Arial" w:cs="Arial" w:eastAsia="Arial" w:hAnsi="Arial"/>
@@ -25895,7 +25895,7 @@
               <w:spacing w:after="10" w:before="0"/>
               <w:ind w:left="120"/>
             </w:pPr>
-            <w:hyperlink w:history="1" r:id="rId3zemowvmipbj_basuzn26">
+            <w:hyperlink w:history="1" r:id="rId0rvzu8r9er6i6glqprgyz">
               <w:r>
                 <w:rPr>
                   <w:rFonts w:ascii="Arial" w:cs="Arial" w:eastAsia="Arial" w:hAnsi="Arial"/>
@@ -26090,7 +26090,7 @@
             <w:pPr>
               <w:spacing w:after="20" w:before="0"/>
             </w:pPr>
-            <w:hyperlink w:history="1" r:id="rIdmew-hcunu4ey9ihngzfic">
+            <w:hyperlink w:history="1" r:id="rIdvxhkenv1fd6-ocmitb_j3">
               <w:r>
                 <w:rPr>
                   <w:rFonts w:ascii="Arial" w:cs="Arial" w:eastAsia="Arial" w:hAnsi="Arial"/>
@@ -26123,7 +26123,7 @@
               <w:spacing w:after="10" w:before="0"/>
               <w:ind w:left="120"/>
             </w:pPr>
-            <w:hyperlink w:history="1" r:id="rId_n1uvkiqj89gudiwillb3">
+            <w:hyperlink w:history="1" r:id="rId6-snbuakvrtrhg6tobbb4">
               <w:r>
                 <w:rPr>
                   <w:rFonts w:ascii="Arial" w:cs="Arial" w:eastAsia="Arial" w:hAnsi="Arial"/>
@@ -26168,7 +26168,7 @@
             <w:pPr>
               <w:spacing w:after="20" w:before="0"/>
             </w:pPr>
-            <w:hyperlink w:history="1" r:id="rIdn4s_4rwaplzlg_p6qqqj7">
+            <w:hyperlink w:history="1" r:id="rIdhcko9wgrpzkctihk4hsr9">
               <w:r>
                 <w:rPr>
                   <w:rFonts w:ascii="Arial" w:cs="Arial" w:eastAsia="Arial" w:hAnsi="Arial"/>
@@ -26217,7 +26217,7 @@
               <w:spacing w:after="10" w:before="0"/>
               <w:ind w:left="120"/>
             </w:pPr>
-            <w:hyperlink w:history="1" r:id="rIdv1woojoflnideuwnvwywg">
+            <w:hyperlink w:history="1" r:id="rIda-ddd90sz7ewtp3lm6two">
               <w:r>
                 <w:rPr>
                   <w:rFonts w:ascii="Arial" w:cs="Arial" w:eastAsia="Arial" w:hAnsi="Arial"/>
@@ -26412,7 +26412,7 @@
             <w:pPr>
               <w:spacing w:after="20" w:before="0"/>
             </w:pPr>
-            <w:hyperlink w:history="1" r:id="rIdhnxuhroqj5vc8us9i1pj3">
+            <w:hyperlink w:history="1" r:id="rId3omfnoo9szgtlbgjih3v1">
               <w:r>
                 <w:rPr>
                   <w:rFonts w:ascii="Arial" w:cs="Arial" w:eastAsia="Arial" w:hAnsi="Arial"/>
@@ -26461,7 +26461,7 @@
               <w:spacing w:after="10" w:before="0"/>
               <w:ind w:left="120"/>
             </w:pPr>
-            <w:hyperlink w:history="1" r:id="rIdupruqtg8ftkk4iwyxmc_l">
+            <w:hyperlink w:history="1" r:id="rIdzbx2j2hzszh8cqzqcv4l0">
               <w:r>
                 <w:rPr>
                   <w:rFonts w:ascii="Arial" w:cs="Arial" w:eastAsia="Arial" w:hAnsi="Arial"/>
@@ -26506,7 +26506,7 @@
             <w:pPr>
               <w:spacing w:after="20" w:before="0"/>
             </w:pPr>
-            <w:hyperlink w:history="1" r:id="rIdfrfkfm5bepyizjuuy7soj">
+            <w:hyperlink w:history="1" r:id="rIdzekwxiojeybof7ony8izq">
               <w:r>
                 <w:rPr>
                   <w:rFonts w:ascii="Arial" w:cs="Arial" w:eastAsia="Arial" w:hAnsi="Arial"/>
@@ -26555,7 +26555,7 @@
               <w:spacing w:after="10" w:before="0"/>
               <w:ind w:left="120"/>
             </w:pPr>
-            <w:hyperlink w:history="1" r:id="rId4du29unoaunq5exhdtmpo">
+            <w:hyperlink w:history="1" r:id="rId3toohn-ezfutztwut3gui">
               <w:r>
                 <w:rPr>
                   <w:rFonts w:ascii="Arial" w:cs="Arial" w:eastAsia="Arial" w:hAnsi="Arial"/>
@@ -27143,7 +27143,7 @@
         </w:rPr>
         <w:t xml:space="preserve">© 2026 SeaVuria and ARES. Aligned with KICD objectives. Developed by SeaVuria; technical implementation by ARES (with AI assistance from Claude). Licensed under </w:t>
       </w:r>
-      <w:hyperlink w:history="1" r:id="rId3qi7u7_wsbjugn26zytod">
+      <w:hyperlink w:history="1" r:id="rId8hd_ymdpo3hy797z8tivv">
         <w:r>
           <w:rPr>
             <w:rFonts w:ascii="Arial" w:cs="Arial" w:eastAsia="Arial" w:hAnsi="Arial"/>
@@ -27164,7 +27164,7 @@
         </w:rPr>
         <w:t xml:space="preserve"> (</w:t>
       </w:r>
-      <w:hyperlink w:history="1" r:id="rIdgjb8tfyyhzmg8h5-q7utu">
+      <w:hyperlink w:history="1" r:id="rIdw-sexeqnsrsnshoa9omfj">
         <w:r>
           <w:rPr>
             <w:rFonts w:ascii="Arial" w:cs="Arial" w:eastAsia="Arial" w:hAnsi="Arial"/>

--- a/data/outputs/v2/Essential_Mathematics/SS3.1_Statistics_1/Essential_Mathematics_Statistics_1_CBE_LessonSequence.docx
+++ b/data/outputs/v2/Essential_Mathematics/SS3.1_Statistics_1/Essential_Mathematics_Statistics_1_CBE_LessonSequence.docx
@@ -2670,7 +2670,7 @@
         </w:rPr>
         <w:t xml:space="preserve">© 2026 SeaVuria and ARES. This work is licensed under a </w:t>
       </w:r>
-      <w:hyperlink w:history="1" r:id="rIdnqamoho3ip2fbwtmzyq7l">
+      <w:hyperlink w:history="1" r:id="rId12omdftt2gi5xo-ppoe9p">
         <w:r>
           <w:rPr>
             <w:rFonts w:ascii="Arial" w:cs="Arial" w:eastAsia="Arial" w:hAnsi="Arial"/>
@@ -2690,7 +2690,7 @@
         </w:rPr>
         <w:t xml:space="preserve"> (</w:t>
       </w:r>
-      <w:hyperlink w:history="1" r:id="rIde1qcqimxbpgtbitalarb2">
+      <w:hyperlink w:history="1" r:id="rIdbbdv6qvef2xjfg1w7dyn_">
         <w:r>
           <w:rPr>
             <w:rFonts w:ascii="Arial" w:cs="Arial" w:eastAsia="Arial" w:hAnsi="Arial"/>
@@ -2710,7 +2710,7 @@
         </w:rPr>
         <w:t xml:space="preserve">). To view a copy of this license, visit </w:t>
       </w:r>
-      <w:hyperlink w:history="1" r:id="rId5mt-vvzeuebynzzvw77_a">
+      <w:hyperlink w:history="1" r:id="rId4rptnnltsquajjvedmprn">
         <w:r>
           <w:rPr>
             <w:rFonts w:ascii="Arial" w:cs="Arial" w:eastAsia="Arial" w:hAnsi="Arial"/>
@@ -3722,7 +3722,7 @@
             <w:pPr>
               <w:spacing w:after="20" w:before="0"/>
             </w:pPr>
-            <w:hyperlink w:history="1" r:id="rIdfwoubvedwk6qkwhyr-x42">
+            <w:hyperlink w:history="1" r:id="rIduuehn1rqf7hg7c1cla1wh">
               <w:r>
                 <w:rPr>
                   <w:rFonts w:ascii="Arial" w:cs="Arial" w:eastAsia="Arial" w:hAnsi="Arial"/>
@@ -3755,7 +3755,7 @@
               <w:spacing w:after="10" w:before="0"/>
               <w:ind w:left="120"/>
             </w:pPr>
-            <w:hyperlink w:history="1" r:id="rIdowt28hwsrif83rrgzubfw">
+            <w:hyperlink w:history="1" r:id="rIdsijgrsk5f1wk5fb4ljgmv">
               <w:r>
                 <w:rPr>
                   <w:rFonts w:ascii="Arial" w:cs="Arial" w:eastAsia="Arial" w:hAnsi="Arial"/>
@@ -3800,7 +3800,7 @@
             <w:pPr>
               <w:spacing w:after="20" w:before="0"/>
             </w:pPr>
-            <w:hyperlink w:history="1" r:id="rIdtgov5kc37d6bsgs3fflsl">
+            <w:hyperlink w:history="1" r:id="rIdnlwqrq4d0cwukkfbfjyfk">
               <w:r>
                 <w:rPr>
                   <w:rFonts w:ascii="Arial" w:cs="Arial" w:eastAsia="Arial" w:hAnsi="Arial"/>
@@ -3833,7 +3833,7 @@
               <w:spacing w:after="10" w:before="0"/>
               <w:ind w:left="120"/>
             </w:pPr>
-            <w:hyperlink w:history="1" r:id="rId69e6--dnpr-d-zugvseq6">
+            <w:hyperlink w:history="1" r:id="rIdcntxgfhbuhvhs3z_zilf-">
               <w:r>
                 <w:rPr>
                   <w:rFonts w:ascii="Arial" w:cs="Arial" w:eastAsia="Arial" w:hAnsi="Arial"/>
@@ -4028,7 +4028,7 @@
             <w:pPr>
               <w:spacing w:after="20" w:before="0"/>
             </w:pPr>
-            <w:hyperlink w:history="1" r:id="rIdt9oejjnez3_9jo9m6dgy5">
+            <w:hyperlink w:history="1" r:id="rIdsgumc-cktkjfb8qj7pcdi">
               <w:r>
                 <w:rPr>
                   <w:rFonts w:ascii="Arial" w:cs="Arial" w:eastAsia="Arial" w:hAnsi="Arial"/>
@@ -4061,7 +4061,7 @@
               <w:spacing w:after="10" w:before="0"/>
               <w:ind w:left="120"/>
             </w:pPr>
-            <w:hyperlink w:history="1" r:id="rId2a0swrxd9kyfgpjccm8-2">
+            <w:hyperlink w:history="1" r:id="rIdlg2b_r7nzuelklu_quhnl">
               <w:r>
                 <w:rPr>
                   <w:rFonts w:ascii="Arial" w:cs="Arial" w:eastAsia="Arial" w:hAnsi="Arial"/>
@@ -4106,7 +4106,7 @@
             <w:pPr>
               <w:spacing w:after="20" w:before="0"/>
             </w:pPr>
-            <w:hyperlink w:history="1" r:id="rIdqcj1gj_vx7x4vh0cc97bk">
+            <w:hyperlink w:history="1" r:id="rIdpd2fma3zyijdrstjjivc0">
               <w:r>
                 <w:rPr>
                   <w:rFonts w:ascii="Arial" w:cs="Arial" w:eastAsia="Arial" w:hAnsi="Arial"/>
@@ -4139,7 +4139,7 @@
               <w:spacing w:after="10" w:before="0"/>
               <w:ind w:left="120"/>
             </w:pPr>
-            <w:hyperlink w:history="1" r:id="rIdqmlajgidsdarrqzqtsma_">
+            <w:hyperlink w:history="1" r:id="rIdednfxnopub8vsuxrbai4i">
               <w:r>
                 <w:rPr>
                   <w:rFonts w:ascii="Arial" w:cs="Arial" w:eastAsia="Arial" w:hAnsi="Arial"/>
@@ -4334,7 +4334,7 @@
             <w:pPr>
               <w:spacing w:after="20" w:before="0"/>
             </w:pPr>
-            <w:hyperlink w:history="1" r:id="rIdoon9tpit0okqnz55rv2xt">
+            <w:hyperlink w:history="1" r:id="rIdght_10a05jua2j3nddtux">
               <w:r>
                 <w:rPr>
                   <w:rFonts w:ascii="Arial" w:cs="Arial" w:eastAsia="Arial" w:hAnsi="Arial"/>
@@ -4383,7 +4383,7 @@
               <w:spacing w:after="10" w:before="0"/>
               <w:ind w:left="120"/>
             </w:pPr>
-            <w:hyperlink w:history="1" r:id="rIdg2oscwi1wvw0_4bg3nlyl">
+            <w:hyperlink w:history="1" r:id="rIdwt-w8sgg1vufdwb8enbzg">
               <w:r>
                 <w:rPr>
                   <w:rFonts w:ascii="Arial" w:cs="Arial" w:eastAsia="Arial" w:hAnsi="Arial"/>
@@ -4428,7 +4428,7 @@
             <w:pPr>
               <w:spacing w:after="20" w:before="0"/>
             </w:pPr>
-            <w:hyperlink w:history="1" r:id="rIdycj0hjlz0otaqbeji62ml">
+            <w:hyperlink w:history="1" r:id="rIdmw8_db_p1sgttm4edkdz5">
               <w:r>
                 <w:rPr>
                   <w:rFonts w:ascii="Arial" w:cs="Arial" w:eastAsia="Arial" w:hAnsi="Arial"/>
@@ -4461,7 +4461,7 @@
               <w:spacing w:after="10" w:before="0"/>
               <w:ind w:left="120"/>
             </w:pPr>
-            <w:hyperlink w:history="1" r:id="rIdpeoomxetdjz1k2foyohbv">
+            <w:hyperlink w:history="1" r:id="rIdfepoedqlgbkwodvfficlg">
               <w:r>
                 <w:rPr>
                   <w:rFonts w:ascii="Arial" w:cs="Arial" w:eastAsia="Arial" w:hAnsi="Arial"/>
@@ -4656,7 +4656,7 @@
             <w:pPr>
               <w:spacing w:after="20" w:before="0"/>
             </w:pPr>
-            <w:hyperlink w:history="1" r:id="rIdecns-oo9fibxgxjhfd_bh">
+            <w:hyperlink w:history="1" r:id="rIdx-cwuzpdatsbwsc-0vi7h">
               <w:r>
                 <w:rPr>
                   <w:rFonts w:ascii="Arial" w:cs="Arial" w:eastAsia="Arial" w:hAnsi="Arial"/>
@@ -4705,7 +4705,7 @@
               <w:spacing w:after="10" w:before="0"/>
               <w:ind w:left="120"/>
             </w:pPr>
-            <w:hyperlink w:history="1" r:id="rIdtwg8nbvrcfbhmodqbvfnm">
+            <w:hyperlink w:history="1" r:id="rId6leluxkg-w4pfyyrc49r1">
               <w:r>
                 <w:rPr>
                   <w:rFonts w:ascii="Arial" w:cs="Arial" w:eastAsia="Arial" w:hAnsi="Arial"/>
@@ -4750,7 +4750,7 @@
             <w:pPr>
               <w:spacing w:after="20" w:before="0"/>
             </w:pPr>
-            <w:hyperlink w:history="1" r:id="rId2-gvpw4mhp2bilny6h_qo">
+            <w:hyperlink w:history="1" r:id="rIdga9kfn99mdcfmxqpyfecb">
               <w:r>
                 <w:rPr>
                   <w:rFonts w:ascii="Arial" w:cs="Arial" w:eastAsia="Arial" w:hAnsi="Arial"/>
@@ -4783,7 +4783,7 @@
               <w:spacing w:after="10" w:before="0"/>
               <w:ind w:left="120"/>
             </w:pPr>
-            <w:hyperlink w:history="1" r:id="rIdlpcbnmh2x0m5gavltks8o">
+            <w:hyperlink w:history="1" r:id="rIdj8gdycrld4agoqnhtobse">
               <w:r>
                 <w:rPr>
                   <w:rFonts w:ascii="Arial" w:cs="Arial" w:eastAsia="Arial" w:hAnsi="Arial"/>
@@ -4978,7 +4978,7 @@
             <w:pPr>
               <w:spacing w:after="20" w:before="0"/>
             </w:pPr>
-            <w:hyperlink w:history="1" r:id="rIdqz1d5exuqnoobwsow1aur">
+            <w:hyperlink w:history="1" r:id="rIdc9ksk8mrh8ze8mmalfs_b">
               <w:r>
                 <w:rPr>
                   <w:rFonts w:ascii="Arial" w:cs="Arial" w:eastAsia="Arial" w:hAnsi="Arial"/>
@@ -5027,7 +5027,7 @@
               <w:spacing w:after="10" w:before="0"/>
               <w:ind w:left="120"/>
             </w:pPr>
-            <w:hyperlink w:history="1" r:id="rIdn1mdcydegasdxixiabtuj">
+            <w:hyperlink w:history="1" r:id="rIdyd_f6mfid0-vsrox26exm">
               <w:r>
                 <w:rPr>
                   <w:rFonts w:ascii="Arial" w:cs="Arial" w:eastAsia="Arial" w:hAnsi="Arial"/>
@@ -5072,7 +5072,7 @@
             <w:pPr>
               <w:spacing w:after="20" w:before="0"/>
             </w:pPr>
-            <w:hyperlink w:history="1" r:id="rIdbpa9gtyhzoeua1umbyipx">
+            <w:hyperlink w:history="1" r:id="rIdfvl2wptccmxrmqtg14wsb">
               <w:r>
                 <w:rPr>
                   <w:rFonts w:ascii="Arial" w:cs="Arial" w:eastAsia="Arial" w:hAnsi="Arial"/>
@@ -5105,7 +5105,7 @@
               <w:spacing w:after="10" w:before="0"/>
               <w:ind w:left="120"/>
             </w:pPr>
-            <w:hyperlink w:history="1" r:id="rIdz-nirxpqyeuwdi4gmr8zf">
+            <w:hyperlink w:history="1" r:id="rIdpwwiqczpnmsu8vm-2izid">
               <w:r>
                 <w:rPr>
                   <w:rFonts w:ascii="Arial" w:cs="Arial" w:eastAsia="Arial" w:hAnsi="Arial"/>
@@ -5617,7 +5617,7 @@
         </w:rPr>
         <w:t xml:space="preserve">© 2026 SeaVuria and ARES. Aligned with KICD objectives. Developed by SeaVuria; technical implementation by ARES (with AI assistance from Claude). Licensed under </w:t>
       </w:r>
-      <w:hyperlink w:history="1" r:id="rIdk8kuycfivlvopp3otmd4u">
+      <w:hyperlink w:history="1" r:id="rIdpcbkstrnyvnoeyo1p-ro5">
         <w:r>
           <w:rPr>
             <w:rFonts w:ascii="Arial" w:cs="Arial" w:eastAsia="Arial" w:hAnsi="Arial"/>
@@ -5638,7 +5638,7 @@
         </w:rPr>
         <w:t xml:space="preserve"> (</w:t>
       </w:r>
-      <w:hyperlink w:history="1" r:id="rIdzvl1usqpuw8gybp2z-omv">
+      <w:hyperlink w:history="1" r:id="rIdm1e7frmkdseykzw7mibgj">
         <w:r>
           <w:rPr>
             <w:rFonts w:ascii="Arial" w:cs="Arial" w:eastAsia="Arial" w:hAnsi="Arial"/>
@@ -6651,7 +6651,7 @@
             <w:pPr>
               <w:spacing w:after="20" w:before="0"/>
             </w:pPr>
-            <w:hyperlink w:history="1" r:id="rIdu4w0lgwpioubtrsgffqit">
+            <w:hyperlink w:history="1" r:id="rIdwpv01jvb_cxhcw42rgrvu">
               <w:r>
                 <w:rPr>
                   <w:rFonts w:ascii="Arial" w:cs="Arial" w:eastAsia="Arial" w:hAnsi="Arial"/>
@@ -6684,7 +6684,7 @@
               <w:spacing w:after="10" w:before="0"/>
               <w:ind w:left="120"/>
             </w:pPr>
-            <w:hyperlink w:history="1" r:id="rIddmgonclgybgnjum7zb4ep">
+            <w:hyperlink w:history="1" r:id="rIdvosqy5_ek03lf20y21zyd">
               <w:r>
                 <w:rPr>
                   <w:rFonts w:ascii="Arial" w:cs="Arial" w:eastAsia="Arial" w:hAnsi="Arial"/>
@@ -6729,7 +6729,7 @@
             <w:pPr>
               <w:spacing w:after="20" w:before="0"/>
             </w:pPr>
-            <w:hyperlink w:history="1" r:id="rIdcpgibc9aopcfcp66hawfj">
+            <w:hyperlink w:history="1" r:id="rIdbxz5xs1eynnw-laf0yak_">
               <w:r>
                 <w:rPr>
                   <w:rFonts w:ascii="Arial" w:cs="Arial" w:eastAsia="Arial" w:hAnsi="Arial"/>
@@ -6762,7 +6762,7 @@
               <w:spacing w:after="10" w:before="0"/>
               <w:ind w:left="120"/>
             </w:pPr>
-            <w:hyperlink w:history="1" r:id="rIddf-bjsezsy6vhflrlmrht">
+            <w:hyperlink w:history="1" r:id="rIdr04adwpgdixu33xttzdxq">
               <w:r>
                 <w:rPr>
                   <w:rFonts w:ascii="Arial" w:cs="Arial" w:eastAsia="Arial" w:hAnsi="Arial"/>
@@ -6957,7 +6957,7 @@
             <w:pPr>
               <w:spacing w:after="20" w:before="0"/>
             </w:pPr>
-            <w:hyperlink w:history="1" r:id="rIdlfxrf7xjfipfoj2o4y-bu">
+            <w:hyperlink w:history="1" r:id="rIdedkguxtelqvcftrz5tcbc">
               <w:r>
                 <w:rPr>
                   <w:rFonts w:ascii="Arial" w:cs="Arial" w:eastAsia="Arial" w:hAnsi="Arial"/>
@@ -6990,7 +6990,7 @@
               <w:spacing w:after="10" w:before="0"/>
               <w:ind w:left="120"/>
             </w:pPr>
-            <w:hyperlink w:history="1" r:id="rIdwjr7vhswie2kxgya9p9le">
+            <w:hyperlink w:history="1" r:id="rIdr-srmyul8bvfwscicgpk_">
               <w:r>
                 <w:rPr>
                   <w:rFonts w:ascii="Arial" w:cs="Arial" w:eastAsia="Arial" w:hAnsi="Arial"/>
@@ -7035,7 +7035,7 @@
             <w:pPr>
               <w:spacing w:after="20" w:before="0"/>
             </w:pPr>
-            <w:hyperlink w:history="1" r:id="rIdqezaikeqbm7dwshjv1mtt">
+            <w:hyperlink w:history="1" r:id="rIdbjl6pkvx6qdo7saeawfny">
               <w:r>
                 <w:rPr>
                   <w:rFonts w:ascii="Arial" w:cs="Arial" w:eastAsia="Arial" w:hAnsi="Arial"/>
@@ -7068,7 +7068,7 @@
               <w:spacing w:after="10" w:before="0"/>
               <w:ind w:left="120"/>
             </w:pPr>
-            <w:hyperlink w:history="1" r:id="rIdj2bzlt8eleii4tnmfw8lk">
+            <w:hyperlink w:history="1" r:id="rIdjcgjftakin4zaqqzg1ph2">
               <w:r>
                 <w:rPr>
                   <w:rFonts w:ascii="Arial" w:cs="Arial" w:eastAsia="Arial" w:hAnsi="Arial"/>
@@ -7263,7 +7263,7 @@
             <w:pPr>
               <w:spacing w:after="20" w:before="0"/>
             </w:pPr>
-            <w:hyperlink w:history="1" r:id="rIdwy6lvdspmvfjgpavpgm6l">
+            <w:hyperlink w:history="1" r:id="rIdchen-xz_fj0jfxh4h2tlr">
               <w:r>
                 <w:rPr>
                   <w:rFonts w:ascii="Arial" w:cs="Arial" w:eastAsia="Arial" w:hAnsi="Arial"/>
@@ -7312,7 +7312,7 @@
               <w:spacing w:after="10" w:before="0"/>
               <w:ind w:left="120"/>
             </w:pPr>
-            <w:hyperlink w:history="1" r:id="rIdllc6unhj8wufl13twhnzu">
+            <w:hyperlink w:history="1" r:id="rId1glb2-wuumgh3rgixadjj">
               <w:r>
                 <w:rPr>
                   <w:rFonts w:ascii="Arial" w:cs="Arial" w:eastAsia="Arial" w:hAnsi="Arial"/>
@@ -7357,7 +7357,7 @@
             <w:pPr>
               <w:spacing w:after="20" w:before="0"/>
             </w:pPr>
-            <w:hyperlink w:history="1" r:id="rIdfochpyp0h9iapvhujl5nx">
+            <w:hyperlink w:history="1" r:id="rIdcfkklile-zhv6qcm2oyic">
               <w:r>
                 <w:rPr>
                   <w:rFonts w:ascii="Arial" w:cs="Arial" w:eastAsia="Arial" w:hAnsi="Arial"/>
@@ -7390,7 +7390,7 @@
               <w:spacing w:after="10" w:before="0"/>
               <w:ind w:left="120"/>
             </w:pPr>
-            <w:hyperlink w:history="1" r:id="rIdjvvzxajgorr1yojubbjw_">
+            <w:hyperlink w:history="1" r:id="rIdy63voonoqwrlyowg_bydk">
               <w:r>
                 <w:rPr>
                   <w:rFonts w:ascii="Arial" w:cs="Arial" w:eastAsia="Arial" w:hAnsi="Arial"/>
@@ -7585,7 +7585,7 @@
             <w:pPr>
               <w:spacing w:after="20" w:before="0"/>
             </w:pPr>
-            <w:hyperlink w:history="1" r:id="rId4yhgotza1jtz01tzabfit">
+            <w:hyperlink w:history="1" r:id="rIdxydtod8ihvx1tmvcuwvum">
               <w:r>
                 <w:rPr>
                   <w:rFonts w:ascii="Arial" w:cs="Arial" w:eastAsia="Arial" w:hAnsi="Arial"/>
@@ -7634,7 +7634,7 @@
               <w:spacing w:after="10" w:before="0"/>
               <w:ind w:left="120"/>
             </w:pPr>
-            <w:hyperlink w:history="1" r:id="rIdchux6jlvgkmvebuanqc_f">
+            <w:hyperlink w:history="1" r:id="rIdtmzlwwx5szb8sc1-ljck6">
               <w:r>
                 <w:rPr>
                   <w:rFonts w:ascii="Arial" w:cs="Arial" w:eastAsia="Arial" w:hAnsi="Arial"/>
@@ -7679,7 +7679,7 @@
             <w:pPr>
               <w:spacing w:after="20" w:before="0"/>
             </w:pPr>
-            <w:hyperlink w:history="1" r:id="rIdbegvko11w6olh4wtang4o">
+            <w:hyperlink w:history="1" r:id="rIdzbdxsin0zdihlxmwsetpf">
               <w:r>
                 <w:rPr>
                   <w:rFonts w:ascii="Arial" w:cs="Arial" w:eastAsia="Arial" w:hAnsi="Arial"/>
@@ -7712,7 +7712,7 @@
               <w:spacing w:after="10" w:before="0"/>
               <w:ind w:left="120"/>
             </w:pPr>
-            <w:hyperlink w:history="1" r:id="rId4zhhnspwvuo1mmgk3sfqk">
+            <w:hyperlink w:history="1" r:id="rIdhff9kjjv76783vomm-jxo">
               <w:r>
                 <w:rPr>
                   <w:rFonts w:ascii="Arial" w:cs="Arial" w:eastAsia="Arial" w:hAnsi="Arial"/>
@@ -7907,7 +7907,7 @@
             <w:pPr>
               <w:spacing w:after="20" w:before="0"/>
             </w:pPr>
-            <w:hyperlink w:history="1" r:id="rIds3vnwck6pyhyeyob-tusx">
+            <w:hyperlink w:history="1" r:id="rIdqlzzhdclm3qsldlofi54g">
               <w:r>
                 <w:rPr>
                   <w:rFonts w:ascii="Arial" w:cs="Arial" w:eastAsia="Arial" w:hAnsi="Arial"/>
@@ -7956,7 +7956,7 @@
               <w:spacing w:after="10" w:before="0"/>
               <w:ind w:left="120"/>
             </w:pPr>
-            <w:hyperlink w:history="1" r:id="rId_zjo5hjey_xl2honzjk4_">
+            <w:hyperlink w:history="1" r:id="rIddx8gpeketiv3od3ovwk9o">
               <w:r>
                 <w:rPr>
                   <w:rFonts w:ascii="Arial" w:cs="Arial" w:eastAsia="Arial" w:hAnsi="Arial"/>
@@ -8001,7 +8001,7 @@
             <w:pPr>
               <w:spacing w:after="20" w:before="0"/>
             </w:pPr>
-            <w:hyperlink w:history="1" r:id="rIdtrcce22t2oay6vuvh_hiv">
+            <w:hyperlink w:history="1" r:id="rIdkbuqowjxqymiyv7q77pb4">
               <w:r>
                 <w:rPr>
                   <w:rFonts w:ascii="Arial" w:cs="Arial" w:eastAsia="Arial" w:hAnsi="Arial"/>
@@ -8034,7 +8034,7 @@
               <w:spacing w:after="10" w:before="0"/>
               <w:ind w:left="120"/>
             </w:pPr>
-            <w:hyperlink w:history="1" r:id="rId5jlzlxyvcnrebjofe2xij">
+            <w:hyperlink w:history="1" r:id="rIdz_hc3xrd0cxi8v1afep9e">
               <w:r>
                 <w:rPr>
                   <w:rFonts w:ascii="Arial" w:cs="Arial" w:eastAsia="Arial" w:hAnsi="Arial"/>
@@ -8546,7 +8546,7 @@
         </w:rPr>
         <w:t xml:space="preserve">© 2026 SeaVuria and ARES. Aligned with KICD objectives. Developed by SeaVuria; technical implementation by ARES (with AI assistance from Claude). Licensed under </w:t>
       </w:r>
-      <w:hyperlink w:history="1" r:id="rIdoougp7aboelzqlw96ejvx">
+      <w:hyperlink w:history="1" r:id="rIdnbybjeckxrereaofotlru">
         <w:r>
           <w:rPr>
             <w:rFonts w:ascii="Arial" w:cs="Arial" w:eastAsia="Arial" w:hAnsi="Arial"/>
@@ -8567,7 +8567,7 @@
         </w:rPr>
         <w:t xml:space="preserve"> (</w:t>
       </w:r>
-      <w:hyperlink w:history="1" r:id="rIdqbou8tmkqxl8xlru3tyyf">
+      <w:hyperlink w:history="1" r:id="rIdvf4rfhwx9ytgrzcggsbhj">
         <w:r>
           <w:rPr>
             <w:rFonts w:ascii="Arial" w:cs="Arial" w:eastAsia="Arial" w:hAnsi="Arial"/>
@@ -9759,7 +9759,7 @@
             <w:pPr>
               <w:spacing w:after="20" w:before="0"/>
             </w:pPr>
-            <w:hyperlink w:history="1" r:id="rIdrqikfpvvesz-k4967ylrg">
+            <w:hyperlink w:history="1" r:id="rId2q6kdlynkzlebd_xrly2s">
               <w:r>
                 <w:rPr>
                   <w:rFonts w:ascii="Arial" w:cs="Arial" w:eastAsia="Arial" w:hAnsi="Arial"/>
@@ -9792,7 +9792,7 @@
               <w:spacing w:after="10" w:before="0"/>
               <w:ind w:left="120"/>
             </w:pPr>
-            <w:hyperlink w:history="1" r:id="rId_yvi-hwv2l5p8mt3puke-">
+            <w:hyperlink w:history="1" r:id="rIdhcnw7gykax3akjr-iirkx">
               <w:r>
                 <w:rPr>
                   <w:rFonts w:ascii="Arial" w:cs="Arial" w:eastAsia="Arial" w:hAnsi="Arial"/>
@@ -9837,7 +9837,7 @@
             <w:pPr>
               <w:spacing w:after="20" w:before="0"/>
             </w:pPr>
-            <w:hyperlink w:history="1" r:id="rIdnhct3dse7jgzs6b9yfnpi">
+            <w:hyperlink w:history="1" r:id="rIdlwbyekpsgetzosazpf3wf">
               <w:r>
                 <w:rPr>
                   <w:rFonts w:ascii="Arial" w:cs="Arial" w:eastAsia="Arial" w:hAnsi="Arial"/>
@@ -9870,7 +9870,7 @@
               <w:spacing w:after="10" w:before="0"/>
               <w:ind w:left="120"/>
             </w:pPr>
-            <w:hyperlink w:history="1" r:id="rIduh2k75bxka-zk59cb3ylr">
+            <w:hyperlink w:history="1" r:id="rIdubj1ymuw8h4b4eiero_q9">
               <w:r>
                 <w:rPr>
                   <w:rFonts w:ascii="Arial" w:cs="Arial" w:eastAsia="Arial" w:hAnsi="Arial"/>
@@ -10065,7 +10065,7 @@
             <w:pPr>
               <w:spacing w:after="20" w:before="0"/>
             </w:pPr>
-            <w:hyperlink w:history="1" r:id="rIdlg_r3dlnokugesad5bsdz">
+            <w:hyperlink w:history="1" r:id="rIdtzb0k42y_oj93zm7r_bz3">
               <w:r>
                 <w:rPr>
                   <w:rFonts w:ascii="Arial" w:cs="Arial" w:eastAsia="Arial" w:hAnsi="Arial"/>
@@ -10098,7 +10098,7 @@
               <w:spacing w:after="10" w:before="0"/>
               <w:ind w:left="120"/>
             </w:pPr>
-            <w:hyperlink w:history="1" r:id="rIdhmb2zijvn7rb1hkpna7ap">
+            <w:hyperlink w:history="1" r:id="rIdgv1bccvwwzuishjskvqz1">
               <w:r>
                 <w:rPr>
                   <w:rFonts w:ascii="Arial" w:cs="Arial" w:eastAsia="Arial" w:hAnsi="Arial"/>
@@ -10143,7 +10143,7 @@
             <w:pPr>
               <w:spacing w:after="20" w:before="0"/>
             </w:pPr>
-            <w:hyperlink w:history="1" r:id="rIduxaavodrirme9usp-65l8">
+            <w:hyperlink w:history="1" r:id="rIdgms2fgmh9-m9v0ztpmrox">
               <w:r>
                 <w:rPr>
                   <w:rFonts w:ascii="Arial" w:cs="Arial" w:eastAsia="Arial" w:hAnsi="Arial"/>
@@ -10176,7 +10176,7 @@
               <w:spacing w:after="10" w:before="0"/>
               <w:ind w:left="120"/>
             </w:pPr>
-            <w:hyperlink w:history="1" r:id="rIdtxy7sjbxyjfealrnt9d4h">
+            <w:hyperlink w:history="1" r:id="rIdfdwvfxslbo00a1miydmue">
               <w:r>
                 <w:rPr>
                   <w:rFonts w:ascii="Arial" w:cs="Arial" w:eastAsia="Arial" w:hAnsi="Arial"/>
@@ -10371,7 +10371,7 @@
             <w:pPr>
               <w:spacing w:after="20" w:before="0"/>
             </w:pPr>
-            <w:hyperlink w:history="1" r:id="rIdg3zg-6k8im3evnrwjyohu">
+            <w:hyperlink w:history="1" r:id="rIdxifz8wzom9nwxgfrj5l1x">
               <w:r>
                 <w:rPr>
                   <w:rFonts w:ascii="Arial" w:cs="Arial" w:eastAsia="Arial" w:hAnsi="Arial"/>
@@ -10420,7 +10420,7 @@
               <w:spacing w:after="10" w:before="0"/>
               <w:ind w:left="120"/>
             </w:pPr>
-            <w:hyperlink w:history="1" r:id="rIdcc9yq4_gw143lzsotmtnh">
+            <w:hyperlink w:history="1" r:id="rIdwxk0litkeqhuzzlhql0e7">
               <w:r>
                 <w:rPr>
                   <w:rFonts w:ascii="Arial" w:cs="Arial" w:eastAsia="Arial" w:hAnsi="Arial"/>
@@ -10465,7 +10465,7 @@
             <w:pPr>
               <w:spacing w:after="20" w:before="0"/>
             </w:pPr>
-            <w:hyperlink w:history="1" r:id="rIdlkku3xx1d87ehku_b6yab">
+            <w:hyperlink w:history="1" r:id="rId-g-omjsw6-7fzzs4auycl">
               <w:r>
                 <w:rPr>
                   <w:rFonts w:ascii="Arial" w:cs="Arial" w:eastAsia="Arial" w:hAnsi="Arial"/>
@@ -10498,7 +10498,7 @@
               <w:spacing w:after="10" w:before="0"/>
               <w:ind w:left="120"/>
             </w:pPr>
-            <w:hyperlink w:history="1" r:id="rId_yjtltcqanxpr6ssmkm8p">
+            <w:hyperlink w:history="1" r:id="rIdjdbv8qhirs1ykaurwtq7z">
               <w:r>
                 <w:rPr>
                   <w:rFonts w:ascii="Arial" w:cs="Arial" w:eastAsia="Arial" w:hAnsi="Arial"/>
@@ -10845,7 +10845,7 @@
             <w:pPr>
               <w:spacing w:after="20" w:before="0"/>
             </w:pPr>
-            <w:hyperlink w:history="1" r:id="rIdn3gci7xqbpuyruezmovz3">
+            <w:hyperlink w:history="1" r:id="rIdz8rtui45qjuce5ihjl_jx">
               <w:r>
                 <w:rPr>
                   <w:rFonts w:ascii="Arial" w:cs="Arial" w:eastAsia="Arial" w:hAnsi="Arial"/>
@@ -10894,7 +10894,7 @@
               <w:spacing w:after="10" w:before="0"/>
               <w:ind w:left="120"/>
             </w:pPr>
-            <w:hyperlink w:history="1" r:id="rIdtvbxcj-1fysvul1sjgh3q">
+            <w:hyperlink w:history="1" r:id="rIdtr3fr8fkcfnezevolubxk">
               <w:r>
                 <w:rPr>
                   <w:rFonts w:ascii="Arial" w:cs="Arial" w:eastAsia="Arial" w:hAnsi="Arial"/>
@@ -10939,7 +10939,7 @@
             <w:pPr>
               <w:spacing w:after="20" w:before="0"/>
             </w:pPr>
-            <w:hyperlink w:history="1" r:id="rId5x13vchs4d3fy5xabqhqq">
+            <w:hyperlink w:history="1" r:id="rId9gw4ulnilpuuk6o4qfz9w">
               <w:r>
                 <w:rPr>
                   <w:rFonts w:ascii="Arial" w:cs="Arial" w:eastAsia="Arial" w:hAnsi="Arial"/>
@@ -10972,7 +10972,7 @@
               <w:spacing w:after="10" w:before="0"/>
               <w:ind w:left="120"/>
             </w:pPr>
-            <w:hyperlink w:history="1" r:id="rId5atdm7deeau5ib01xakz6">
+            <w:hyperlink w:history="1" r:id="rIdrep6ov9exy-tudjhdje69">
               <w:r>
                 <w:rPr>
                   <w:rFonts w:ascii="Arial" w:cs="Arial" w:eastAsia="Arial" w:hAnsi="Arial"/>
@@ -11205,7 +11205,7 @@
             <w:pPr>
               <w:spacing w:after="20" w:before="0"/>
             </w:pPr>
-            <w:hyperlink w:history="1" r:id="rIdmtzln9j1g4w58rur1stnh">
+            <w:hyperlink w:history="1" r:id="rIdglw0qdwhcvzttwwaorkhq">
               <w:r>
                 <w:rPr>
                   <w:rFonts w:ascii="Arial" w:cs="Arial" w:eastAsia="Arial" w:hAnsi="Arial"/>
@@ -11254,7 +11254,7 @@
               <w:spacing w:after="10" w:before="0"/>
               <w:ind w:left="120"/>
             </w:pPr>
-            <w:hyperlink w:history="1" r:id="rIdh98xddiuksmmf8zm9k3db">
+            <w:hyperlink w:history="1" r:id="rIdaxmuqzyzebwjn8oztpo8l">
               <w:r>
                 <w:rPr>
                   <w:rFonts w:ascii="Arial" w:cs="Arial" w:eastAsia="Arial" w:hAnsi="Arial"/>
@@ -11299,7 +11299,7 @@
             <w:pPr>
               <w:spacing w:after="20" w:before="0"/>
             </w:pPr>
-            <w:hyperlink w:history="1" r:id="rIdkqqnuzstuxjasrmbn2fmy">
+            <w:hyperlink w:history="1" r:id="rIdgjd3ee9b5wijsyeehodrx">
               <w:r>
                 <w:rPr>
                   <w:rFonts w:ascii="Arial" w:cs="Arial" w:eastAsia="Arial" w:hAnsi="Arial"/>
@@ -11332,7 +11332,7 @@
               <w:spacing w:after="10" w:before="0"/>
               <w:ind w:left="120"/>
             </w:pPr>
-            <w:hyperlink w:history="1" r:id="rIdfd83zw_gnne8x6nesqi31">
+            <w:hyperlink w:history="1" r:id="rIdegw7k07pdicxkyoogplb0">
               <w:r>
                 <w:rPr>
                   <w:rFonts w:ascii="Arial" w:cs="Arial" w:eastAsia="Arial" w:hAnsi="Arial"/>
@@ -11920,7 +11920,7 @@
         </w:rPr>
         <w:t xml:space="preserve">© 2026 SeaVuria and ARES. Aligned with KICD objectives. Developed by SeaVuria; technical implementation by ARES (with AI assistance from Claude). Licensed under </w:t>
       </w:r>
-      <w:hyperlink w:history="1" r:id="rIdtn6o8_6ovn4b_huges9ut">
+      <w:hyperlink w:history="1" r:id="rId2bxwsljff_ojuovqg-fwg">
         <w:r>
           <w:rPr>
             <w:rFonts w:ascii="Arial" w:cs="Arial" w:eastAsia="Arial" w:hAnsi="Arial"/>
@@ -11941,7 +11941,7 @@
         </w:rPr>
         <w:t xml:space="preserve"> (</w:t>
       </w:r>
-      <w:hyperlink w:history="1" r:id="rIdszzwdzle2piecdf-fsjdl">
+      <w:hyperlink w:history="1" r:id="rIdvl64pl7-5zbbuhpdtgnos">
         <w:r>
           <w:rPr>
             <w:rFonts w:ascii="Arial" w:cs="Arial" w:eastAsia="Arial" w:hAnsi="Arial"/>
@@ -12954,7 +12954,7 @@
             <w:pPr>
               <w:spacing w:after="20" w:before="0"/>
             </w:pPr>
-            <w:hyperlink w:history="1" r:id="rIdunhtb2-emdcex_cexrm8k">
+            <w:hyperlink w:history="1" r:id="rIdmb6htdjufwselkv4jropv">
               <w:r>
                 <w:rPr>
                   <w:rFonts w:ascii="Arial" w:cs="Arial" w:eastAsia="Arial" w:hAnsi="Arial"/>
@@ -13003,7 +13003,7 @@
               <w:spacing w:after="10" w:before="0"/>
               <w:ind w:left="120"/>
             </w:pPr>
-            <w:hyperlink w:history="1" r:id="rIdt-bdqqhc-vnhwctjmezbc">
+            <w:hyperlink w:history="1" r:id="rIdcbuebyscm6djtoornomgk">
               <w:r>
                 <w:rPr>
                   <w:rFonts w:ascii="Arial" w:cs="Arial" w:eastAsia="Arial" w:hAnsi="Arial"/>
@@ -13048,7 +13048,7 @@
             <w:pPr>
               <w:spacing w:after="20" w:before="0"/>
             </w:pPr>
-            <w:hyperlink w:history="1" r:id="rId1i8nmgn8lbbdjdf_pfnl5">
+            <w:hyperlink w:history="1" r:id="rIdpwtp1qezhk51dnxttoq1f">
               <w:r>
                 <w:rPr>
                   <w:rFonts w:ascii="Arial" w:cs="Arial" w:eastAsia="Arial" w:hAnsi="Arial"/>
@@ -13081,7 +13081,7 @@
               <w:spacing w:after="10" w:before="0"/>
               <w:ind w:left="120"/>
             </w:pPr>
-            <w:hyperlink w:history="1" r:id="rIdvvzptkny1dytcazd0vpk4">
+            <w:hyperlink w:history="1" r:id="rIdxatvqeukq2ksanmhms7ge">
               <w:r>
                 <w:rPr>
                   <w:rFonts w:ascii="Arial" w:cs="Arial" w:eastAsia="Arial" w:hAnsi="Arial"/>
@@ -13276,7 +13276,7 @@
             <w:pPr>
               <w:spacing w:after="20" w:before="0"/>
             </w:pPr>
-            <w:hyperlink w:history="1" r:id="rId6wu8mfmihrywq8nrzumyc">
+            <w:hyperlink w:history="1" r:id="rId4mq6ep2mzdso1s0y1k4wd">
               <w:r>
                 <w:rPr>
                   <w:rFonts w:ascii="Arial" w:cs="Arial" w:eastAsia="Arial" w:hAnsi="Arial"/>
@@ -13325,7 +13325,7 @@
               <w:spacing w:after="10" w:before="0"/>
               <w:ind w:left="120"/>
             </w:pPr>
-            <w:hyperlink w:history="1" r:id="rIdmsb4uruyuakh5dp_j4arg">
+            <w:hyperlink w:history="1" r:id="rIdpehaian8-nbdjarkviitk">
               <w:r>
                 <w:rPr>
                   <w:rFonts w:ascii="Arial" w:cs="Arial" w:eastAsia="Arial" w:hAnsi="Arial"/>
@@ -13370,7 +13370,7 @@
             <w:pPr>
               <w:spacing w:after="20" w:before="0"/>
             </w:pPr>
-            <w:hyperlink w:history="1" r:id="rIdkw4joep6k02q8nwopxnd2">
+            <w:hyperlink w:history="1" r:id="rIdfisz_ywdunwyqo9frr5rq">
               <w:r>
                 <w:rPr>
                   <w:rFonts w:ascii="Arial" w:cs="Arial" w:eastAsia="Arial" w:hAnsi="Arial"/>
@@ -13403,7 +13403,7 @@
               <w:spacing w:after="10" w:before="0"/>
               <w:ind w:left="120"/>
             </w:pPr>
-            <w:hyperlink w:history="1" r:id="rIdphkanrqnnc-gqq74jql8e">
+            <w:hyperlink w:history="1" r:id="rIdeegpl2xjxl5tibjmjciw1">
               <w:r>
                 <w:rPr>
                   <w:rFonts w:ascii="Arial" w:cs="Arial" w:eastAsia="Arial" w:hAnsi="Arial"/>
@@ -13598,7 +13598,7 @@
             <w:pPr>
               <w:spacing w:after="20" w:before="0"/>
             </w:pPr>
-            <w:hyperlink w:history="1" r:id="rIdsjwqzdij1bt1boaqhtkad">
+            <w:hyperlink w:history="1" r:id="rIdmpqnuput9tzlowrebbcdr">
               <w:r>
                 <w:rPr>
                   <w:rFonts w:ascii="Arial" w:cs="Arial" w:eastAsia="Arial" w:hAnsi="Arial"/>
@@ -13647,7 +13647,7 @@
               <w:spacing w:after="10" w:before="0"/>
               <w:ind w:left="120"/>
             </w:pPr>
-            <w:hyperlink w:history="1" r:id="rIdn4ktyrsaapr0wzhy8mmly">
+            <w:hyperlink w:history="1" r:id="rIdxukl6rf8h0vtofvvmbyoz">
               <w:r>
                 <w:rPr>
                   <w:rFonts w:ascii="Arial" w:cs="Arial" w:eastAsia="Arial" w:hAnsi="Arial"/>
@@ -13692,7 +13692,7 @@
             <w:pPr>
               <w:spacing w:after="20" w:before="0"/>
             </w:pPr>
-            <w:hyperlink w:history="1" r:id="rId1-krddyujlsmxd7btbyez">
+            <w:hyperlink w:history="1" r:id="rIdyefijch1qrzujp0g-dvqt">
               <w:r>
                 <w:rPr>
                   <w:rFonts w:ascii="Arial" w:cs="Arial" w:eastAsia="Arial" w:hAnsi="Arial"/>
@@ -13741,7 +13741,7 @@
               <w:spacing w:after="10" w:before="0"/>
               <w:ind w:left="120"/>
             </w:pPr>
-            <w:hyperlink w:history="1" r:id="rId9jne1nc8jbrqixwuaibpm">
+            <w:hyperlink w:history="1" r:id="rId_u_png20n9z4iaomiau8p">
               <w:r>
                 <w:rPr>
                   <w:rFonts w:ascii="Arial" w:cs="Arial" w:eastAsia="Arial" w:hAnsi="Arial"/>
@@ -13936,7 +13936,7 @@
             <w:pPr>
               <w:spacing w:after="20" w:before="0"/>
             </w:pPr>
-            <w:hyperlink w:history="1" r:id="rIdy4rfovf4g_pvtpaqdmen0">
+            <w:hyperlink w:history="1" r:id="rIdf2e_cuygrv8rgflkbpcrc">
               <w:r>
                 <w:rPr>
                   <w:rFonts w:ascii="Arial" w:cs="Arial" w:eastAsia="Arial" w:hAnsi="Arial"/>
@@ -13985,7 +13985,7 @@
               <w:spacing w:after="10" w:before="0"/>
               <w:ind w:left="120"/>
             </w:pPr>
-            <w:hyperlink w:history="1" r:id="rId378dmuxqjsjtma2ks9ioi">
+            <w:hyperlink w:history="1" r:id="rId1ljf5ofwhmjo7wh5d37h_">
               <w:r>
                 <w:rPr>
                   <w:rFonts w:ascii="Arial" w:cs="Arial" w:eastAsia="Arial" w:hAnsi="Arial"/>
@@ -14030,7 +14030,7 @@
             <w:pPr>
               <w:spacing w:after="20" w:before="0"/>
             </w:pPr>
-            <w:hyperlink w:history="1" r:id="rIdu-7nvrgqocrvzfhkwpznz">
+            <w:hyperlink w:history="1" r:id="rIdo_tynqftz2f6y15gbziiz">
               <w:r>
                 <w:rPr>
                   <w:rFonts w:ascii="Arial" w:cs="Arial" w:eastAsia="Arial" w:hAnsi="Arial"/>
@@ -14079,7 +14079,7 @@
               <w:spacing w:after="10" w:before="0"/>
               <w:ind w:left="120"/>
             </w:pPr>
-            <w:hyperlink w:history="1" r:id="rIdxyrpvuo0uozwdigkarxq9">
+            <w:hyperlink w:history="1" r:id="rIdxfdeqh_skmqkmav_aj2et">
               <w:r>
                 <w:rPr>
                   <w:rFonts w:ascii="Arial" w:cs="Arial" w:eastAsia="Arial" w:hAnsi="Arial"/>
@@ -14274,7 +14274,7 @@
             <w:pPr>
               <w:spacing w:after="20" w:before="0"/>
             </w:pPr>
-            <w:hyperlink w:history="1" r:id="rIdk3bnji2jajbgovl-fleyv">
+            <w:hyperlink w:history="1" r:id="rId5f4atfumcxe5x0dqpmwil">
               <w:r>
                 <w:rPr>
                   <w:rFonts w:ascii="Arial" w:cs="Arial" w:eastAsia="Arial" w:hAnsi="Arial"/>
@@ -14323,7 +14323,7 @@
               <w:spacing w:after="10" w:before="0"/>
               <w:ind w:left="120"/>
             </w:pPr>
-            <w:hyperlink w:history="1" r:id="rIdocqd_mkxoesw_9xmgb3e4">
+            <w:hyperlink w:history="1" r:id="rIdrsanadgjycytxwgrcswr7">
               <w:r>
                 <w:rPr>
                   <w:rFonts w:ascii="Arial" w:cs="Arial" w:eastAsia="Arial" w:hAnsi="Arial"/>
@@ -14368,7 +14368,7 @@
             <w:pPr>
               <w:spacing w:after="20" w:before="0"/>
             </w:pPr>
-            <w:hyperlink w:history="1" r:id="rIdefddg3hpsxwn3nth6rqsa">
+            <w:hyperlink w:history="1" r:id="rIdlqnjgeb6kgcvhjkc0qz_k">
               <w:r>
                 <w:rPr>
                   <w:rFonts w:ascii="Arial" w:cs="Arial" w:eastAsia="Arial" w:hAnsi="Arial"/>
@@ -14417,7 +14417,7 @@
               <w:spacing w:after="10" w:before="0"/>
               <w:ind w:left="120"/>
             </w:pPr>
-            <w:hyperlink w:history="1" r:id="rIdlbzdhtvdzfwo-qy2svouo">
+            <w:hyperlink w:history="1" r:id="rIdqcfku5jimlew3hqwoact0">
               <w:r>
                 <w:rPr>
                   <w:rFonts w:ascii="Arial" w:cs="Arial" w:eastAsia="Arial" w:hAnsi="Arial"/>
@@ -14929,7 +14929,7 @@
         </w:rPr>
         <w:t xml:space="preserve">© 2026 SeaVuria and ARES. Aligned with KICD objectives. Developed by SeaVuria; technical implementation by ARES (with AI assistance from Claude). Licensed under </w:t>
       </w:r>
-      <w:hyperlink w:history="1" r:id="rIdszaf-mvi0b8spfxbxjs2_">
+      <w:hyperlink w:history="1" r:id="rIdzvl5zdvum3ipyccucs8lh">
         <w:r>
           <w:rPr>
             <w:rFonts w:ascii="Arial" w:cs="Arial" w:eastAsia="Arial" w:hAnsi="Arial"/>
@@ -14950,7 +14950,7 @@
         </w:rPr>
         <w:t xml:space="preserve"> (</w:t>
       </w:r>
-      <w:hyperlink w:history="1" r:id="rId2rfneimdphtrnwz7bvsoq">
+      <w:hyperlink w:history="1" r:id="rIdbjebihrgui8b2ditraoc0">
         <w:r>
           <w:rPr>
             <w:rFonts w:ascii="Arial" w:cs="Arial" w:eastAsia="Arial" w:hAnsi="Arial"/>
@@ -16162,7 +16162,7 @@
             <w:pPr>
               <w:spacing w:after="20" w:before="0"/>
             </w:pPr>
-            <w:hyperlink w:history="1" r:id="rIdrfq8kogjiq4xus8fpincn">
+            <w:hyperlink w:history="1" r:id="rId1pknbyflpmf2eudius2vm">
               <w:r>
                 <w:rPr>
                   <w:rFonts w:ascii="Arial" w:cs="Arial" w:eastAsia="Arial" w:hAnsi="Arial"/>
@@ -16195,7 +16195,7 @@
               <w:spacing w:after="10" w:before="0"/>
               <w:ind w:left="120"/>
             </w:pPr>
-            <w:hyperlink w:history="1" r:id="rIdlav8tdndeasvjxw81yjyj">
+            <w:hyperlink w:history="1" r:id="rIdegra5cgz_mkj2wrpfjhjj">
               <w:r>
                 <w:rPr>
                   <w:rFonts w:ascii="Arial" w:cs="Arial" w:eastAsia="Arial" w:hAnsi="Arial"/>
@@ -16240,7 +16240,7 @@
             <w:pPr>
               <w:spacing w:after="20" w:before="0"/>
             </w:pPr>
-            <w:hyperlink w:history="1" r:id="rIduil8xuqvx0xno4c5pmwfm">
+            <w:hyperlink w:history="1" r:id="rIdhgjs1ogvvybl0hb0jgjuq">
               <w:r>
                 <w:rPr>
                   <w:rFonts w:ascii="Arial" w:cs="Arial" w:eastAsia="Arial" w:hAnsi="Arial"/>
@@ -16273,7 +16273,7 @@
               <w:spacing w:after="10" w:before="0"/>
               <w:ind w:left="120"/>
             </w:pPr>
-            <w:hyperlink w:history="1" r:id="rId2rl4gkeldkwuvpqzanfo9">
+            <w:hyperlink w:history="1" r:id="rIdufn5if-6gyrujoxgkxghe">
               <w:r>
                 <w:rPr>
                   <w:rFonts w:ascii="Arial" w:cs="Arial" w:eastAsia="Arial" w:hAnsi="Arial"/>
@@ -16468,7 +16468,7 @@
             <w:pPr>
               <w:spacing w:after="20" w:before="0"/>
             </w:pPr>
-            <w:hyperlink w:history="1" r:id="rIdpakmphpzvtuva_shfhhk3">
+            <w:hyperlink w:history="1" r:id="rIdpr0b1oj7ofsolr-0jtfhy">
               <w:r>
                 <w:rPr>
                   <w:rFonts w:ascii="Arial" w:cs="Arial" w:eastAsia="Arial" w:hAnsi="Arial"/>
@@ -16501,7 +16501,7 @@
               <w:spacing w:after="10" w:before="0"/>
               <w:ind w:left="120"/>
             </w:pPr>
-            <w:hyperlink w:history="1" r:id="rIdginjt2bu-kqdjhvieftvp">
+            <w:hyperlink w:history="1" r:id="rIdy7ly7ao5cfjmag7yxkcqy">
               <w:r>
                 <w:rPr>
                   <w:rFonts w:ascii="Arial" w:cs="Arial" w:eastAsia="Arial" w:hAnsi="Arial"/>
@@ -16546,7 +16546,7 @@
             <w:pPr>
               <w:spacing w:after="20" w:before="0"/>
             </w:pPr>
-            <w:hyperlink w:history="1" r:id="rIdtrbxvvceoclpgg7km1fho">
+            <w:hyperlink w:history="1" r:id="rIdyvy7bt2ofydd8qhf8ugq-">
               <w:r>
                 <w:rPr>
                   <w:rFonts w:ascii="Arial" w:cs="Arial" w:eastAsia="Arial" w:hAnsi="Arial"/>
@@ -16579,7 +16579,7 @@
               <w:spacing w:after="10" w:before="0"/>
               <w:ind w:left="120"/>
             </w:pPr>
-            <w:hyperlink w:history="1" r:id="rIds3blp6tpg4eovh9zmha0e">
+            <w:hyperlink w:history="1" r:id="rId_huye5hkwloydvmh2rc14">
               <w:r>
                 <w:rPr>
                   <w:rFonts w:ascii="Arial" w:cs="Arial" w:eastAsia="Arial" w:hAnsi="Arial"/>
@@ -16774,7 +16774,7 @@
             <w:pPr>
               <w:spacing w:after="20" w:before="0"/>
             </w:pPr>
-            <w:hyperlink w:history="1" r:id="rId8i4hh8psdqfbkfif-fhlw">
+            <w:hyperlink w:history="1" r:id="rIdyq_xf0t1jnskrfn5a6mj0">
               <w:r>
                 <w:rPr>
                   <w:rFonts w:ascii="Arial" w:cs="Arial" w:eastAsia="Arial" w:hAnsi="Arial"/>
@@ -16807,7 +16807,7 @@
               <w:spacing w:after="10" w:before="0"/>
               <w:ind w:left="120"/>
             </w:pPr>
-            <w:hyperlink w:history="1" r:id="rIdyfnxfattmlp_ysc91_va5">
+            <w:hyperlink w:history="1" r:id="rIdcjufj0jkagc2y7qut2nr-">
               <w:r>
                 <w:rPr>
                   <w:rFonts w:ascii="Arial" w:cs="Arial" w:eastAsia="Arial" w:hAnsi="Arial"/>
@@ -16852,7 +16852,7 @@
             <w:pPr>
               <w:spacing w:after="20" w:before="0"/>
             </w:pPr>
-            <w:hyperlink w:history="1" r:id="rIdwj4mtmczfcioidwmxex6j">
+            <w:hyperlink w:history="1" r:id="rIdxs30axwx0dfe7qtju0wk7">
               <w:r>
                 <w:rPr>
                   <w:rFonts w:ascii="Arial" w:cs="Arial" w:eastAsia="Arial" w:hAnsi="Arial"/>
@@ -16885,7 +16885,7 @@
               <w:spacing w:after="10" w:before="0"/>
               <w:ind w:left="120"/>
             </w:pPr>
-            <w:hyperlink w:history="1" r:id="rIdg6hsu6rrkizsxmh5fwxlz">
+            <w:hyperlink w:history="1" r:id="rIdiemz6se8z9lpeqtkpie0i">
               <w:r>
                 <w:rPr>
                   <w:rFonts w:ascii="Arial" w:cs="Arial" w:eastAsia="Arial" w:hAnsi="Arial"/>
@@ -17080,7 +17080,7 @@
             <w:pPr>
               <w:spacing w:after="20" w:before="0"/>
             </w:pPr>
-            <w:hyperlink w:history="1" r:id="rId_k7t_6x2zcza64hleqgft">
+            <w:hyperlink w:history="1" r:id="rIda1xapvqmqnsfvrqb4kg4-">
               <w:r>
                 <w:rPr>
                   <w:rFonts w:ascii="Arial" w:cs="Arial" w:eastAsia="Arial" w:hAnsi="Arial"/>
@@ -17113,7 +17113,7 @@
               <w:spacing w:after="10" w:before="0"/>
               <w:ind w:left="120"/>
             </w:pPr>
-            <w:hyperlink w:history="1" r:id="rIdxgu0jvidxtejzm1zf6usq">
+            <w:hyperlink w:history="1" r:id="rIdujdxq0kgn8y8whhqxbck6">
               <w:r>
                 <w:rPr>
                   <w:rFonts w:ascii="Arial" w:cs="Arial" w:eastAsia="Arial" w:hAnsi="Arial"/>
@@ -17158,7 +17158,7 @@
             <w:pPr>
               <w:spacing w:after="20" w:before="0"/>
             </w:pPr>
-            <w:hyperlink w:history="1" r:id="rIdbgeov9pdxwyqydxbkqi0p">
+            <w:hyperlink w:history="1" r:id="rIddiekv6a6jysjuqy0aqvsv">
               <w:r>
                 <w:rPr>
                   <w:rFonts w:ascii="Arial" w:cs="Arial" w:eastAsia="Arial" w:hAnsi="Arial"/>
@@ -17191,7 +17191,7 @@
               <w:spacing w:after="10" w:before="0"/>
               <w:ind w:left="120"/>
             </w:pPr>
-            <w:hyperlink w:history="1" r:id="rIdo1gcfk9_jbdw6hjjqhk7j">
+            <w:hyperlink w:history="1" r:id="rIdubca2ee3arttgnmadwyea">
               <w:r>
                 <w:rPr>
                   <w:rFonts w:ascii="Arial" w:cs="Arial" w:eastAsia="Arial" w:hAnsi="Arial"/>
@@ -17386,7 +17386,7 @@
             <w:pPr>
               <w:spacing w:after="20" w:before="0"/>
             </w:pPr>
-            <w:hyperlink w:history="1" r:id="rIdgfgxlw-if3aovpgvnrp-i">
+            <w:hyperlink w:history="1" r:id="rIdhrf5qsvrrnqumkahuv_se">
               <w:r>
                 <w:rPr>
                   <w:rFonts w:ascii="Arial" w:cs="Arial" w:eastAsia="Arial" w:hAnsi="Arial"/>
@@ -17435,7 +17435,7 @@
               <w:spacing w:after="10" w:before="0"/>
               <w:ind w:left="120"/>
             </w:pPr>
-            <w:hyperlink w:history="1" r:id="rIdyxa7zpsuqqex7nrqbaziy">
+            <w:hyperlink w:history="1" r:id="rIdvx1dh9kq5tspoog5toaxr">
               <w:r>
                 <w:rPr>
                   <w:rFonts w:ascii="Arial" w:cs="Arial" w:eastAsia="Arial" w:hAnsi="Arial"/>
@@ -17480,7 +17480,7 @@
             <w:pPr>
               <w:spacing w:after="20" w:before="0"/>
             </w:pPr>
-            <w:hyperlink w:history="1" r:id="rIdybu2humj3zoa0r9ukue22">
+            <w:hyperlink w:history="1" r:id="rIdizkjzram2ggnin4lmwsq_">
               <w:r>
                 <w:rPr>
                   <w:rFonts w:ascii="Arial" w:cs="Arial" w:eastAsia="Arial" w:hAnsi="Arial"/>
@@ -17513,7 +17513,7 @@
               <w:spacing w:after="10" w:before="0"/>
               <w:ind w:left="120"/>
             </w:pPr>
-            <w:hyperlink w:history="1" r:id="rIdvrwfttsevcitr-soxvidc">
+            <w:hyperlink w:history="1" r:id="rId1f5szqsrvrnumrd0hp86-">
               <w:r>
                 <w:rPr>
                   <w:rFonts w:ascii="Arial" w:cs="Arial" w:eastAsia="Arial" w:hAnsi="Arial"/>
@@ -18101,7 +18101,7 @@
         </w:rPr>
         <w:t xml:space="preserve">© 2026 SeaVuria and ARES. Aligned with KICD objectives. Developed by SeaVuria; technical implementation by ARES (with AI assistance from Claude). Licensed under </w:t>
       </w:r>
-      <w:hyperlink w:history="1" r:id="rIdjk2vjgj64zo2ife-0cmch">
+      <w:hyperlink w:history="1" r:id="rIdcs7-rdrnftqyrunwmam4y">
         <w:r>
           <w:rPr>
             <w:rFonts w:ascii="Arial" w:cs="Arial" w:eastAsia="Arial" w:hAnsi="Arial"/>
@@ -18122,7 +18122,7 @@
         </w:rPr>
         <w:t xml:space="preserve"> (</w:t>
       </w:r>
-      <w:hyperlink w:history="1" r:id="rIdjeu-o28crocac2e4vkfv4">
+      <w:hyperlink w:history="1" r:id="rId05w4qao0y_tbe2d7dgy1_">
         <w:r>
           <w:rPr>
             <w:rFonts w:ascii="Arial" w:cs="Arial" w:eastAsia="Arial" w:hAnsi="Arial"/>
@@ -19135,7 +19135,7 @@
             <w:pPr>
               <w:spacing w:after="20" w:before="0"/>
             </w:pPr>
-            <w:hyperlink w:history="1" r:id="rIdlh99wlso8ymftmisdhts-">
+            <w:hyperlink w:history="1" r:id="rId7m6l3evg2mioolaxwc7wo">
               <w:r>
                 <w:rPr>
                   <w:rFonts w:ascii="Arial" w:cs="Arial" w:eastAsia="Arial" w:hAnsi="Arial"/>
@@ -19168,7 +19168,7 @@
               <w:spacing w:after="10" w:before="0"/>
               <w:ind w:left="120"/>
             </w:pPr>
-            <w:hyperlink w:history="1" r:id="rId4wwhmmspaodgpaadcirjn">
+            <w:hyperlink w:history="1" r:id="rIdi3kijgceq8abegqe77qah">
               <w:r>
                 <w:rPr>
                   <w:rFonts w:ascii="Arial" w:cs="Arial" w:eastAsia="Arial" w:hAnsi="Arial"/>
@@ -19213,7 +19213,7 @@
             <w:pPr>
               <w:spacing w:after="20" w:before="0"/>
             </w:pPr>
-            <w:hyperlink w:history="1" r:id="rIdmt8aupiimj93_eu6repq-">
+            <w:hyperlink w:history="1" r:id="rIdahbrebomwik8j3h6dmqgn">
               <w:r>
                 <w:rPr>
                   <w:rFonts w:ascii="Arial" w:cs="Arial" w:eastAsia="Arial" w:hAnsi="Arial"/>
@@ -19246,7 +19246,7 @@
               <w:spacing w:after="10" w:before="0"/>
               <w:ind w:left="120"/>
             </w:pPr>
-            <w:hyperlink w:history="1" r:id="rIdqr6oyxqhe3a2dvmkuastn">
+            <w:hyperlink w:history="1" r:id="rIdkzzw4umxcnhrlxnbfcv6u">
               <w:r>
                 <w:rPr>
                   <w:rFonts w:ascii="Arial" w:cs="Arial" w:eastAsia="Arial" w:hAnsi="Arial"/>
@@ -19441,7 +19441,7 @@
             <w:pPr>
               <w:spacing w:after="20" w:before="0"/>
             </w:pPr>
-            <w:hyperlink w:history="1" r:id="rIdyy1d8q4ilzmzsqql2qzjv">
+            <w:hyperlink w:history="1" r:id="rId03pddryap7bswvdzrxtvl">
               <w:r>
                 <w:rPr>
                   <w:rFonts w:ascii="Arial" w:cs="Arial" w:eastAsia="Arial" w:hAnsi="Arial"/>
@@ -19474,7 +19474,7 @@
               <w:spacing w:after="10" w:before="0"/>
               <w:ind w:left="120"/>
             </w:pPr>
-            <w:hyperlink w:history="1" r:id="rIdonv2dwlobiv2bcbbztjgv">
+            <w:hyperlink w:history="1" r:id="rId-qwqbupoxn9rsz4dljh7b">
               <w:r>
                 <w:rPr>
                   <w:rFonts w:ascii="Arial" w:cs="Arial" w:eastAsia="Arial" w:hAnsi="Arial"/>
@@ -19519,7 +19519,7 @@
             <w:pPr>
               <w:spacing w:after="20" w:before="0"/>
             </w:pPr>
-            <w:hyperlink w:history="1" r:id="rIdyqx2ioftc7c_ee6ksf3za">
+            <w:hyperlink w:history="1" r:id="rIdnnk5vbe-w0zzkwea_ek0f">
               <w:r>
                 <w:rPr>
                   <w:rFonts w:ascii="Arial" w:cs="Arial" w:eastAsia="Arial" w:hAnsi="Arial"/>
@@ -19552,7 +19552,7 @@
               <w:spacing w:after="10" w:before="0"/>
               <w:ind w:left="120"/>
             </w:pPr>
-            <w:hyperlink w:history="1" r:id="rIdahgwju13t-cqbhqj3fizk">
+            <w:hyperlink w:history="1" r:id="rId8fei0pjg0eqxthphfemxv">
               <w:r>
                 <w:rPr>
                   <w:rFonts w:ascii="Arial" w:cs="Arial" w:eastAsia="Arial" w:hAnsi="Arial"/>
@@ -19747,7 +19747,7 @@
             <w:pPr>
               <w:spacing w:after="20" w:before="0"/>
             </w:pPr>
-            <w:hyperlink w:history="1" r:id="rIdunsourlt6an-nnh9xr669">
+            <w:hyperlink w:history="1" r:id="rIdbtfhwrr2e5zi9hdls55kf">
               <w:r>
                 <w:rPr>
                   <w:rFonts w:ascii="Arial" w:cs="Arial" w:eastAsia="Arial" w:hAnsi="Arial"/>
@@ -19780,7 +19780,7 @@
               <w:spacing w:after="10" w:before="0"/>
               <w:ind w:left="120"/>
             </w:pPr>
-            <w:hyperlink w:history="1" r:id="rIdspvqkrasgbwdzsxmhhj6q">
+            <w:hyperlink w:history="1" r:id="rIdgbuflfa4ndpvtw141xukn">
               <w:r>
                 <w:rPr>
                   <w:rFonts w:ascii="Arial" w:cs="Arial" w:eastAsia="Arial" w:hAnsi="Arial"/>
@@ -19825,7 +19825,7 @@
             <w:pPr>
               <w:spacing w:after="20" w:before="0"/>
             </w:pPr>
-            <w:hyperlink w:history="1" r:id="rIdgx1lgndynkhyujdwurvkx">
+            <w:hyperlink w:history="1" r:id="rIdf7fckbkgzftomktymg4vw">
               <w:r>
                 <w:rPr>
                   <w:rFonts w:ascii="Arial" w:cs="Arial" w:eastAsia="Arial" w:hAnsi="Arial"/>
@@ -19858,7 +19858,7 @@
               <w:spacing w:after="10" w:before="0"/>
               <w:ind w:left="120"/>
             </w:pPr>
-            <w:hyperlink w:history="1" r:id="rIdes7kzuldtiv4u4yeux4qy">
+            <w:hyperlink w:history="1" r:id="rIdacqanzo_hxgwojlumo5xl">
               <w:r>
                 <w:rPr>
                   <w:rFonts w:ascii="Arial" w:cs="Arial" w:eastAsia="Arial" w:hAnsi="Arial"/>
@@ -20053,7 +20053,7 @@
             <w:pPr>
               <w:spacing w:after="20" w:before="0"/>
             </w:pPr>
-            <w:hyperlink w:history="1" r:id="rId8ounawcfwdx_ddasihmro">
+            <w:hyperlink w:history="1" r:id="rIdovjb5wecp4bwlhdtfkpth">
               <w:r>
                 <w:rPr>
                   <w:rFonts w:ascii="Arial" w:cs="Arial" w:eastAsia="Arial" w:hAnsi="Arial"/>
@@ -20086,7 +20086,7 @@
               <w:spacing w:after="10" w:before="0"/>
               <w:ind w:left="120"/>
             </w:pPr>
-            <w:hyperlink w:history="1" r:id="rIdhnjt4sydo7y-b0unsgh3d">
+            <w:hyperlink w:history="1" r:id="rIdugmxfeccsgbexyvid6s-l">
               <w:r>
                 <w:rPr>
                   <w:rFonts w:ascii="Arial" w:cs="Arial" w:eastAsia="Arial" w:hAnsi="Arial"/>
@@ -20131,7 +20131,7 @@
             <w:pPr>
               <w:spacing w:after="20" w:before="0"/>
             </w:pPr>
-            <w:hyperlink w:history="1" r:id="rId8zlr9fnsupdoc2ncqwkuv">
+            <w:hyperlink w:history="1" r:id="rIdvhxmplk58pwszfhbr3y-n">
               <w:r>
                 <w:rPr>
                   <w:rFonts w:ascii="Arial" w:cs="Arial" w:eastAsia="Arial" w:hAnsi="Arial"/>
@@ -20164,7 +20164,7 @@
               <w:spacing w:after="10" w:before="0"/>
               <w:ind w:left="120"/>
             </w:pPr>
-            <w:hyperlink w:history="1" r:id="rIdplkddcgekzp4b24wkwtol">
+            <w:hyperlink w:history="1" r:id="rIdgp11u7tomcaje0ad4jbzo">
               <w:r>
                 <w:rPr>
                   <w:rFonts w:ascii="Arial" w:cs="Arial" w:eastAsia="Arial" w:hAnsi="Arial"/>
@@ -20359,7 +20359,7 @@
             <w:pPr>
               <w:spacing w:after="20" w:before="0"/>
             </w:pPr>
-            <w:hyperlink w:history="1" r:id="rIdx3tmtcwl5ftphuhsduz7o">
+            <w:hyperlink w:history="1" r:id="rIdwxw-4q3prdyoa8ze_2ftn">
               <w:r>
                 <w:rPr>
                   <w:rFonts w:ascii="Arial" w:cs="Arial" w:eastAsia="Arial" w:hAnsi="Arial"/>
@@ -20408,7 +20408,7 @@
               <w:spacing w:after="10" w:before="0"/>
               <w:ind w:left="120"/>
             </w:pPr>
-            <w:hyperlink w:history="1" r:id="rIdspak6-glitkrutwgowgl1">
+            <w:hyperlink w:history="1" r:id="rIdspfr8tljqmvpknuiytbq5">
               <w:r>
                 <w:rPr>
                   <w:rFonts w:ascii="Arial" w:cs="Arial" w:eastAsia="Arial" w:hAnsi="Arial"/>
@@ -20453,7 +20453,7 @@
             <w:pPr>
               <w:spacing w:after="20" w:before="0"/>
             </w:pPr>
-            <w:hyperlink w:history="1" r:id="rId4t9kfdxunojd-qhpwjy5c">
+            <w:hyperlink w:history="1" r:id="rIdfvwrskfxh3bqifweqj_rw">
               <w:r>
                 <w:rPr>
                   <w:rFonts w:ascii="Arial" w:cs="Arial" w:eastAsia="Arial" w:hAnsi="Arial"/>
@@ -20486,7 +20486,7 @@
               <w:spacing w:after="10" w:before="0"/>
               <w:ind w:left="120"/>
             </w:pPr>
-            <w:hyperlink w:history="1" r:id="rIdwwxuoq2odl6chb1xzlcry">
+            <w:hyperlink w:history="1" r:id="rIdwdxlsyi2txbmtsuncspqh">
               <w:r>
                 <w:rPr>
                   <w:rFonts w:ascii="Arial" w:cs="Arial" w:eastAsia="Arial" w:hAnsi="Arial"/>
@@ -20998,7 +20998,7 @@
         </w:rPr>
         <w:t xml:space="preserve">© 2026 SeaVuria and ARES. Aligned with KICD objectives. Developed by SeaVuria; technical implementation by ARES (with AI assistance from Claude). Licensed under </w:t>
       </w:r>
-      <w:hyperlink w:history="1" r:id="rIdo-_kxfbcjfl2029fsogln">
+      <w:hyperlink w:history="1" r:id="rIdmdbpeynlmitg9eyssmifs">
         <w:r>
           <w:rPr>
             <w:rFonts w:ascii="Arial" w:cs="Arial" w:eastAsia="Arial" w:hAnsi="Arial"/>
@@ -21019,7 +21019,7 @@
         </w:rPr>
         <w:t xml:space="preserve"> (</w:t>
       </w:r>
-      <w:hyperlink w:history="1" r:id="rIdnylb_bs8uuugqi9cqdu4b">
+      <w:hyperlink w:history="1" r:id="rIdyswdoq6dfpmxdzamagbnu">
         <w:r>
           <w:rPr>
             <w:rFonts w:ascii="Arial" w:cs="Arial" w:eastAsia="Arial" w:hAnsi="Arial"/>
@@ -22032,7 +22032,7 @@
             <w:pPr>
               <w:spacing w:after="20" w:before="0"/>
             </w:pPr>
-            <w:hyperlink w:history="1" r:id="rId0gn_e5wrpylrfwvmsnw7x">
+            <w:hyperlink w:history="1" r:id="rIdk8cxoh5wppp4jzz8cg-ws">
               <w:r>
                 <w:rPr>
                   <w:rFonts w:ascii="Arial" w:cs="Arial" w:eastAsia="Arial" w:hAnsi="Arial"/>
@@ -22065,7 +22065,7 @@
               <w:spacing w:after="10" w:before="0"/>
               <w:ind w:left="120"/>
             </w:pPr>
-            <w:hyperlink w:history="1" r:id="rIdh-l279tp1yggadvnbsthc">
+            <w:hyperlink w:history="1" r:id="rIda2fq8nvjihfdbqrbyru2q">
               <w:r>
                 <w:rPr>
                   <w:rFonts w:ascii="Arial" w:cs="Arial" w:eastAsia="Arial" w:hAnsi="Arial"/>
@@ -22110,7 +22110,7 @@
             <w:pPr>
               <w:spacing w:after="20" w:before="0"/>
             </w:pPr>
-            <w:hyperlink w:history="1" r:id="rId0tqcvhqxmn-s4g2vlxzkz">
+            <w:hyperlink w:history="1" r:id="rIdgurijt-ihrmzfh6muzvqf">
               <w:r>
                 <w:rPr>
                   <w:rFonts w:ascii="Arial" w:cs="Arial" w:eastAsia="Arial" w:hAnsi="Arial"/>
@@ -22143,7 +22143,7 @@
               <w:spacing w:after="10" w:before="0"/>
               <w:ind w:left="120"/>
             </w:pPr>
-            <w:hyperlink w:history="1" r:id="rIdncbzxrl6pigmx72coj35g">
+            <w:hyperlink w:history="1" r:id="rIdk_mfrrmngjxquaskp9suf">
               <w:r>
                 <w:rPr>
                   <w:rFonts w:ascii="Arial" w:cs="Arial" w:eastAsia="Arial" w:hAnsi="Arial"/>
@@ -22338,7 +22338,7 @@
             <w:pPr>
               <w:spacing w:after="20" w:before="0"/>
             </w:pPr>
-            <w:hyperlink w:history="1" r:id="rIdvzxo2iowqla88xaky3ayp">
+            <w:hyperlink w:history="1" r:id="rIdlwofgg9s83jaimtqcxb4c">
               <w:r>
                 <w:rPr>
                   <w:rFonts w:ascii="Arial" w:cs="Arial" w:eastAsia="Arial" w:hAnsi="Arial"/>
@@ -22371,7 +22371,7 @@
               <w:spacing w:after="10" w:before="0"/>
               <w:ind w:left="120"/>
             </w:pPr>
-            <w:hyperlink w:history="1" r:id="rIdxums2t69u73edj00ibyw2">
+            <w:hyperlink w:history="1" r:id="rIdvzhaurxyvaf43dpk6bdw7">
               <w:r>
                 <w:rPr>
                   <w:rFonts w:ascii="Arial" w:cs="Arial" w:eastAsia="Arial" w:hAnsi="Arial"/>
@@ -22416,7 +22416,7 @@
             <w:pPr>
               <w:spacing w:after="20" w:before="0"/>
             </w:pPr>
-            <w:hyperlink w:history="1" r:id="rIdmqxelzx7-kirzpmmqc5vj">
+            <w:hyperlink w:history="1" r:id="rIdp1blh2bksjjygtfsi5jte">
               <w:r>
                 <w:rPr>
                   <w:rFonts w:ascii="Arial" w:cs="Arial" w:eastAsia="Arial" w:hAnsi="Arial"/>
@@ -22449,7 +22449,7 @@
               <w:spacing w:after="10" w:before="0"/>
               <w:ind w:left="120"/>
             </w:pPr>
-            <w:hyperlink w:history="1" r:id="rIdfughzaoyrqtvlzr8mka8d">
+            <w:hyperlink w:history="1" r:id="rIdmh8mzpj8_ppdrtpagtjvr">
               <w:r>
                 <w:rPr>
                   <w:rFonts w:ascii="Arial" w:cs="Arial" w:eastAsia="Arial" w:hAnsi="Arial"/>
@@ -22644,7 +22644,7 @@
             <w:pPr>
               <w:spacing w:after="20" w:before="0"/>
             </w:pPr>
-            <w:hyperlink w:history="1" r:id="rIdxify9xov8_mxr6vs5jjcc">
+            <w:hyperlink w:history="1" r:id="rIdkpgq7hmowxqlx6enq2i9h">
               <w:r>
                 <w:rPr>
                   <w:rFonts w:ascii="Arial" w:cs="Arial" w:eastAsia="Arial" w:hAnsi="Arial"/>
@@ -22693,7 +22693,7 @@
               <w:spacing w:after="10" w:before="0"/>
               <w:ind w:left="120"/>
             </w:pPr>
-            <w:hyperlink w:history="1" r:id="rIdbcwyaazarqdm2mjelss7y">
+            <w:hyperlink w:history="1" r:id="rId518tbf1iyygfzaot5ue3u">
               <w:r>
                 <w:rPr>
                   <w:rFonts w:ascii="Arial" w:cs="Arial" w:eastAsia="Arial" w:hAnsi="Arial"/>
@@ -22738,7 +22738,7 @@
             <w:pPr>
               <w:spacing w:after="20" w:before="0"/>
             </w:pPr>
-            <w:hyperlink w:history="1" r:id="rIdslzxgmhvz5jrkl2_yniw2">
+            <w:hyperlink w:history="1" r:id="rIdvuulicjnxfzyptbfzbu5u">
               <w:r>
                 <w:rPr>
                   <w:rFonts w:ascii="Arial" w:cs="Arial" w:eastAsia="Arial" w:hAnsi="Arial"/>
@@ -22771,7 +22771,7 @@
               <w:spacing w:after="10" w:before="0"/>
               <w:ind w:left="120"/>
             </w:pPr>
-            <w:hyperlink w:history="1" r:id="rIdavu_ymruu6-fsmvsyl_w5">
+            <w:hyperlink w:history="1" r:id="rIdqoaqxylipn7bqbnlykyft">
               <w:r>
                 <w:rPr>
                   <w:rFonts w:ascii="Arial" w:cs="Arial" w:eastAsia="Arial" w:hAnsi="Arial"/>
@@ -22966,7 +22966,7 @@
             <w:pPr>
               <w:spacing w:after="20" w:before="0"/>
             </w:pPr>
-            <w:hyperlink w:history="1" r:id="rIdwi1pjrzjnt-m4rcz3xmm0">
+            <w:hyperlink w:history="1" r:id="rIda3awh8ipn_h5hl9bffdu_">
               <w:r>
                 <w:rPr>
                   <w:rFonts w:ascii="Arial" w:cs="Arial" w:eastAsia="Arial" w:hAnsi="Arial"/>
@@ -23015,7 +23015,7 @@
               <w:spacing w:after="10" w:before="0"/>
               <w:ind w:left="120"/>
             </w:pPr>
-            <w:hyperlink w:history="1" r:id="rIdpvsiv1orpjpnlukyymnsc">
+            <w:hyperlink w:history="1" r:id="rIdqf28vpjuv19afeuit4pbp">
               <w:r>
                 <w:rPr>
                   <w:rFonts w:ascii="Arial" w:cs="Arial" w:eastAsia="Arial" w:hAnsi="Arial"/>
@@ -23060,7 +23060,7 @@
             <w:pPr>
               <w:spacing w:after="20" w:before="0"/>
             </w:pPr>
-            <w:hyperlink w:history="1" r:id="rId05b7wurlwm6rdyske5z1i">
+            <w:hyperlink w:history="1" r:id="rId_r680xwe-bsja6jbnkbfg">
               <w:r>
                 <w:rPr>
                   <w:rFonts w:ascii="Arial" w:cs="Arial" w:eastAsia="Arial" w:hAnsi="Arial"/>
@@ -23093,7 +23093,7 @@
               <w:spacing w:after="10" w:before="0"/>
               <w:ind w:left="120"/>
             </w:pPr>
-            <w:hyperlink w:history="1" r:id="rIdr8hskdj01pva0pgzrnfle">
+            <w:hyperlink w:history="1" r:id="rIdbgyyuwsupv6ljeaar2euy">
               <w:r>
                 <w:rPr>
                   <w:rFonts w:ascii="Arial" w:cs="Arial" w:eastAsia="Arial" w:hAnsi="Arial"/>
@@ -23288,7 +23288,7 @@
             <w:pPr>
               <w:spacing w:after="20" w:before="0"/>
             </w:pPr>
-            <w:hyperlink w:history="1" r:id="rIdd2euk6edlzqlks6jsg5qf">
+            <w:hyperlink w:history="1" r:id="rIdxqb4tcz3--lidqqndqgmq">
               <w:r>
                 <w:rPr>
                   <w:rFonts w:ascii="Arial" w:cs="Arial" w:eastAsia="Arial" w:hAnsi="Arial"/>
@@ -23337,7 +23337,7 @@
               <w:spacing w:after="10" w:before="0"/>
               <w:ind w:left="120"/>
             </w:pPr>
-            <w:hyperlink w:history="1" r:id="rIdkxvkwftokjdo9icanohg-">
+            <w:hyperlink w:history="1" r:id="rId2eovlmdlizvm7g6m6hxev">
               <w:r>
                 <w:rPr>
                   <w:rFonts w:ascii="Arial" w:cs="Arial" w:eastAsia="Arial" w:hAnsi="Arial"/>
@@ -23382,7 +23382,7 @@
             <w:pPr>
               <w:spacing w:after="20" w:before="0"/>
             </w:pPr>
-            <w:hyperlink w:history="1" r:id="rIdxixuiwyfdfpjagb16voax">
+            <w:hyperlink w:history="1" r:id="rIdwwds5dtudkvd85axi1gtr">
               <w:r>
                 <w:rPr>
                   <w:rFonts w:ascii="Arial" w:cs="Arial" w:eastAsia="Arial" w:hAnsi="Arial"/>
@@ -23431,7 +23431,7 @@
               <w:spacing w:after="10" w:before="0"/>
               <w:ind w:left="120"/>
             </w:pPr>
-            <w:hyperlink w:history="1" r:id="rIdbe2fnlug9r8fh1sms1s6y">
+            <w:hyperlink w:history="1" r:id="rId8p_fbaloyacbfdaoi123g">
               <w:r>
                 <w:rPr>
                   <w:rFonts w:ascii="Arial" w:cs="Arial" w:eastAsia="Arial" w:hAnsi="Arial"/>
@@ -23943,7 +23943,7 @@
         </w:rPr>
         <w:t xml:space="preserve">© 2026 SeaVuria and ARES. Aligned with KICD objectives. Developed by SeaVuria; technical implementation by ARES (with AI assistance from Claude). Licensed under </w:t>
       </w:r>
-      <w:hyperlink w:history="1" r:id="rId9ueufgjh5cj_xqfsv0whc">
+      <w:hyperlink w:history="1" r:id="rIdfzwjz1ur_a2e5jfrdyn2z">
         <w:r>
           <w:rPr>
             <w:rFonts w:ascii="Arial" w:cs="Arial" w:eastAsia="Arial" w:hAnsi="Arial"/>
@@ -23964,7 +23964,7 @@
         </w:rPr>
         <w:t xml:space="preserve"> (</w:t>
       </w:r>
-      <w:hyperlink w:history="1" r:id="rIdowxaqjbycjeyl9yyq5c5j">
+      <w:hyperlink w:history="1" r:id="rIdawk_hf74yg3yljc13b5ep">
         <w:r>
           <w:rPr>
             <w:rFonts w:ascii="Arial" w:cs="Arial" w:eastAsia="Arial" w:hAnsi="Arial"/>
@@ -25156,7 +25156,7 @@
             <w:pPr>
               <w:spacing w:after="20" w:before="0"/>
             </w:pPr>
-            <w:hyperlink w:history="1" r:id="rIdcpurjbz8ix9cd5dff_6-j">
+            <w:hyperlink w:history="1" r:id="rId__a8gdbyfpwq39-zch_md">
               <w:r>
                 <w:rPr>
                   <w:rFonts w:ascii="Arial" w:cs="Arial" w:eastAsia="Arial" w:hAnsi="Arial"/>
@@ -25189,7 +25189,7 @@
               <w:spacing w:after="10" w:before="0"/>
               <w:ind w:left="120"/>
             </w:pPr>
-            <w:hyperlink w:history="1" r:id="rIdsufdf44zzhp5wabgvtzmu">
+            <w:hyperlink w:history="1" r:id="rIdhjlem5tqci1uhrsdyubuo">
               <w:r>
                 <w:rPr>
                   <w:rFonts w:ascii="Arial" w:cs="Arial" w:eastAsia="Arial" w:hAnsi="Arial"/>
@@ -25234,7 +25234,7 @@
             <w:pPr>
               <w:spacing w:after="20" w:before="0"/>
             </w:pPr>
-            <w:hyperlink w:history="1" r:id="rId7rojfztompdrm9jyxdbqm">
+            <w:hyperlink w:history="1" r:id="rIdwa-u7q3pjehkli39tdxsh">
               <w:r>
                 <w:rPr>
                   <w:rFonts w:ascii="Arial" w:cs="Arial" w:eastAsia="Arial" w:hAnsi="Arial"/>
@@ -25267,7 +25267,7 @@
               <w:spacing w:after="10" w:before="0"/>
               <w:ind w:left="120"/>
             </w:pPr>
-            <w:hyperlink w:history="1" r:id="rIdjbkciev_f_ktrtlnlyb9r">
+            <w:hyperlink w:history="1" r:id="rIdby4vky1nedc0tf1rucq_x">
               <w:r>
                 <w:rPr>
                   <w:rFonts w:ascii="Arial" w:cs="Arial" w:eastAsia="Arial" w:hAnsi="Arial"/>
@@ -25462,7 +25462,7 @@
             <w:pPr>
               <w:spacing w:after="20" w:before="0"/>
             </w:pPr>
-            <w:hyperlink w:history="1" r:id="rIdvfwtoylkfxh4tn69y1i0m">
+            <w:hyperlink w:history="1" r:id="rIdqhmyeb_6xj0g77rc-vwji">
               <w:r>
                 <w:rPr>
                   <w:rFonts w:ascii="Arial" w:cs="Arial" w:eastAsia="Arial" w:hAnsi="Arial"/>
@@ -25495,7 +25495,7 @@
               <w:spacing w:after="10" w:before="0"/>
               <w:ind w:left="120"/>
             </w:pPr>
-            <w:hyperlink w:history="1" r:id="rIdmasfe37oxoabkyrxvu1xq">
+            <w:hyperlink w:history="1" r:id="rIdhfqofcnr-8ddq-b6_m_iu">
               <w:r>
                 <w:rPr>
                   <w:rFonts w:ascii="Arial" w:cs="Arial" w:eastAsia="Arial" w:hAnsi="Arial"/>
@@ -25540,7 +25540,7 @@
             <w:pPr>
               <w:spacing w:after="20" w:before="0"/>
             </w:pPr>
-            <w:hyperlink w:history="1" r:id="rIdavi9qd1gmwknep05wkjpi">
+            <w:hyperlink w:history="1" r:id="rIdccqxacgwugjwfsm8iiybf">
               <w:r>
                 <w:rPr>
                   <w:rFonts w:ascii="Arial" w:cs="Arial" w:eastAsia="Arial" w:hAnsi="Arial"/>
@@ -25573,7 +25573,7 @@
               <w:spacing w:after="10" w:before="0"/>
               <w:ind w:left="120"/>
             </w:pPr>
-            <w:hyperlink w:history="1" r:id="rId6cahcafk6nn4m1gkzu4rr">
+            <w:hyperlink w:history="1" r:id="rId-_oda1ayeygcwc8jqwoou">
               <w:r>
                 <w:rPr>
                   <w:rFonts w:ascii="Arial" w:cs="Arial" w:eastAsia="Arial" w:hAnsi="Arial"/>
@@ -25768,7 +25768,7 @@
             <w:pPr>
               <w:spacing w:after="20" w:before="0"/>
             </w:pPr>
-            <w:hyperlink w:history="1" r:id="rIdv2u6ubl76tut0gzocl-ud">
+            <w:hyperlink w:history="1" r:id="rIdbkr4gzsnanden6jxwjwhi">
               <w:r>
                 <w:rPr>
                   <w:rFonts w:ascii="Arial" w:cs="Arial" w:eastAsia="Arial" w:hAnsi="Arial"/>
@@ -25801,7 +25801,7 @@
               <w:spacing w:after="10" w:before="0"/>
               <w:ind w:left="120"/>
             </w:pPr>
-            <w:hyperlink w:history="1" r:id="rIdwqxy9wb9fio0jzl9pddtt">
+            <w:hyperlink w:history="1" r:id="rIdwjgdjg3yr5rmjzkdrz0zb">
               <w:r>
                 <w:rPr>
                   <w:rFonts w:ascii="Arial" w:cs="Arial" w:eastAsia="Arial" w:hAnsi="Arial"/>
@@ -25846,7 +25846,7 @@
             <w:pPr>
               <w:spacing w:after="20" w:before="0"/>
             </w:pPr>
-            <w:hyperlink w:history="1" r:id="rIdockwzjg3dcexx-wjruakj">
+            <w:hyperlink w:history="1" r:id="rIdy9twfx3goiuzlvlyylaan">
               <w:r>
                 <w:rPr>
                   <w:rFonts w:ascii="Arial" w:cs="Arial" w:eastAsia="Arial" w:hAnsi="Arial"/>
@@ -25895,7 +25895,7 @@
               <w:spacing w:after="10" w:before="0"/>
               <w:ind w:left="120"/>
             </w:pPr>
-            <w:hyperlink w:history="1" r:id="rId0rvzu8r9er6i6glqprgyz">
+            <w:hyperlink w:history="1" r:id="rIdkfz9pml6ucwqzyyyemvt4">
               <w:r>
                 <w:rPr>
                   <w:rFonts w:ascii="Arial" w:cs="Arial" w:eastAsia="Arial" w:hAnsi="Arial"/>
@@ -26090,7 +26090,7 @@
             <w:pPr>
               <w:spacing w:after="20" w:before="0"/>
             </w:pPr>
-            <w:hyperlink w:history="1" r:id="rIdvxhkenv1fd6-ocmitb_j3">
+            <w:hyperlink w:history="1" r:id="rIdimzafsd8qr31nq1jv01_j">
               <w:r>
                 <w:rPr>
                   <w:rFonts w:ascii="Arial" w:cs="Arial" w:eastAsia="Arial" w:hAnsi="Arial"/>
@@ -26123,7 +26123,7 @@
               <w:spacing w:after="10" w:before="0"/>
               <w:ind w:left="120"/>
             </w:pPr>
-            <w:hyperlink w:history="1" r:id="rId6-snbuakvrtrhg6tobbb4">
+            <w:hyperlink w:history="1" r:id="rIdwrmpafadoag5sxf3ubzcf">
               <w:r>
                 <w:rPr>
                   <w:rFonts w:ascii="Arial" w:cs="Arial" w:eastAsia="Arial" w:hAnsi="Arial"/>
@@ -26168,7 +26168,7 @@
             <w:pPr>
               <w:spacing w:after="20" w:before="0"/>
             </w:pPr>
-            <w:hyperlink w:history="1" r:id="rIdhcko9wgrpzkctihk4hsr9">
+            <w:hyperlink w:history="1" r:id="rIdeirlkiv8f33v-okqlqsxs">
               <w:r>
                 <w:rPr>
                   <w:rFonts w:ascii="Arial" w:cs="Arial" w:eastAsia="Arial" w:hAnsi="Arial"/>
@@ -26217,7 +26217,7 @@
               <w:spacing w:after="10" w:before="0"/>
               <w:ind w:left="120"/>
             </w:pPr>
-            <w:hyperlink w:history="1" r:id="rIda-ddd90sz7ewtp3lm6two">
+            <w:hyperlink w:history="1" r:id="rId_zlmld59ffnlyzsedhkp2">
               <w:r>
                 <w:rPr>
                   <w:rFonts w:ascii="Arial" w:cs="Arial" w:eastAsia="Arial" w:hAnsi="Arial"/>
@@ -26412,7 +26412,7 @@
             <w:pPr>
               <w:spacing w:after="20" w:before="0"/>
             </w:pPr>
-            <w:hyperlink w:history="1" r:id="rId3omfnoo9szgtlbgjih3v1">
+            <w:hyperlink w:history="1" r:id="rId_ohii1rbmbs-fmue1iqol">
               <w:r>
                 <w:rPr>
                   <w:rFonts w:ascii="Arial" w:cs="Arial" w:eastAsia="Arial" w:hAnsi="Arial"/>
@@ -26461,7 +26461,7 @@
               <w:spacing w:after="10" w:before="0"/>
               <w:ind w:left="120"/>
             </w:pPr>
-            <w:hyperlink w:history="1" r:id="rIdzbx2j2hzszh8cqzqcv4l0">
+            <w:hyperlink w:history="1" r:id="rIdianh-akgexf-lut-x8l8-">
               <w:r>
                 <w:rPr>
                   <w:rFonts w:ascii="Arial" w:cs="Arial" w:eastAsia="Arial" w:hAnsi="Arial"/>
@@ -26506,7 +26506,7 @@
             <w:pPr>
               <w:spacing w:after="20" w:before="0"/>
             </w:pPr>
-            <w:hyperlink w:history="1" r:id="rIdzekwxiojeybof7ony8izq">
+            <w:hyperlink w:history="1" r:id="rIdgsfisldgji5tpjv82tkzb">
               <w:r>
                 <w:rPr>
                   <w:rFonts w:ascii="Arial" w:cs="Arial" w:eastAsia="Arial" w:hAnsi="Arial"/>
@@ -26555,7 +26555,7 @@
               <w:spacing w:after="10" w:before="0"/>
               <w:ind w:left="120"/>
             </w:pPr>
-            <w:hyperlink w:history="1" r:id="rId3toohn-ezfutztwut3gui">
+            <w:hyperlink w:history="1" r:id="rIdk7aie9mx1_ql2zn_0qhfa">
               <w:r>
                 <w:rPr>
                   <w:rFonts w:ascii="Arial" w:cs="Arial" w:eastAsia="Arial" w:hAnsi="Arial"/>
@@ -27143,7 +27143,7 @@
         </w:rPr>
         <w:t xml:space="preserve">© 2026 SeaVuria and ARES. Aligned with KICD objectives. Developed by SeaVuria; technical implementation by ARES (with AI assistance from Claude). Licensed under </w:t>
       </w:r>
-      <w:hyperlink w:history="1" r:id="rId8hd_ymdpo3hy797z8tivv">
+      <w:hyperlink w:history="1" r:id="rIdsmpzwxwp_a_6w_cunr-pe">
         <w:r>
           <w:rPr>
             <w:rFonts w:ascii="Arial" w:cs="Arial" w:eastAsia="Arial" w:hAnsi="Arial"/>
@@ -27164,7 +27164,7 @@
         </w:rPr>
         <w:t xml:space="preserve"> (</w:t>
       </w:r>
-      <w:hyperlink w:history="1" r:id="rIdw-sexeqnsrsnshoa9omfj">
+      <w:hyperlink w:history="1" r:id="rIdrbewgtmzlph9sjwgftauh">
         <w:r>
           <w:rPr>
             <w:rFonts w:ascii="Arial" w:cs="Arial" w:eastAsia="Arial" w:hAnsi="Arial"/>

--- a/data/outputs/v2/Essential_Mathematics/SS3.1_Statistics_1/Essential_Mathematics_Statistics_1_CBE_LessonSequence.docx
+++ b/data/outputs/v2/Essential_Mathematics/SS3.1_Statistics_1/Essential_Mathematics_Statistics_1_CBE_LessonSequence.docx
@@ -2073,7 +2073,7 @@
         </w:rPr>
         <w:t xml:space="preserve">© 2026 SeaVuria and ARES. This work is licensed under a </w:t>
       </w:r>
-      <w:hyperlink w:history="1" r:id="rIda0nsqjk-7-evdjx0aoipt">
+      <w:hyperlink w:history="1" r:id="rIdtf0iv0bi2nff24ml-9sgy">
         <w:r>
           <w:rPr>
             <w:rFonts w:ascii="Arial" w:cs="Arial" w:eastAsia="Arial" w:hAnsi="Arial"/>
@@ -2093,7 +2093,7 @@
         </w:rPr>
         <w:t xml:space="preserve"> (</w:t>
       </w:r>
-      <w:hyperlink w:history="1" r:id="rIdpxue4896jljuie4orbl4l">
+      <w:hyperlink w:history="1" r:id="rIdmgm1da9w8bqbs4vnl6iqo">
         <w:r>
           <w:rPr>
             <w:rFonts w:ascii="Arial" w:cs="Arial" w:eastAsia="Arial" w:hAnsi="Arial"/>
@@ -2113,7 +2113,7 @@
         </w:rPr>
         <w:t xml:space="preserve">). To view a copy of this license, visit </w:t>
       </w:r>
-      <w:hyperlink w:history="1" r:id="rIdxd4tjy7pwywxx6xb5yjxe">
+      <w:hyperlink w:history="1" r:id="rId85nruoo9-gau3yxfntq9y">
         <w:r>
           <w:rPr>
             <w:rFonts w:ascii="Arial" w:cs="Arial" w:eastAsia="Arial" w:hAnsi="Arial"/>
@@ -3125,7 +3125,7 @@
             <w:pPr>
               <w:spacing w:after="20" w:before="0"/>
             </w:pPr>
-            <w:hyperlink w:history="1" r:id="rIdf8o8iwvnlovowigui5y18">
+            <w:hyperlink w:history="1" r:id="rIdrwv4wnsk3zcpscqdlikba">
               <w:r>
                 <w:rPr>
                   <w:rFonts w:ascii="Arial" w:cs="Arial" w:eastAsia="Arial" w:hAnsi="Arial"/>
@@ -3158,7 +3158,7 @@
               <w:spacing w:after="10" w:before="0"/>
               <w:ind w:left="120"/>
             </w:pPr>
-            <w:hyperlink w:history="1" r:id="rId5qspvjjr5y4oo8uslk1zj">
+            <w:hyperlink w:history="1" r:id="rIdybcw2cvgjfapry53ot7bx">
               <w:r>
                 <w:rPr>
                   <w:rFonts w:ascii="Arial" w:cs="Arial" w:eastAsia="Arial" w:hAnsi="Arial"/>
@@ -3203,7 +3203,7 @@
             <w:pPr>
               <w:spacing w:after="20" w:before="0"/>
             </w:pPr>
-            <w:hyperlink w:history="1" r:id="rIdxju2i_qll280gumetd8in">
+            <w:hyperlink w:history="1" r:id="rId77rperz35oh96yftnsvaj">
               <w:r>
                 <w:rPr>
                   <w:rFonts w:ascii="Arial" w:cs="Arial" w:eastAsia="Arial" w:hAnsi="Arial"/>
@@ -3236,7 +3236,7 @@
               <w:spacing w:after="10" w:before="0"/>
               <w:ind w:left="120"/>
             </w:pPr>
-            <w:hyperlink w:history="1" r:id="rIdd1q2uiar50klzmjrdnsvt">
+            <w:hyperlink w:history="1" r:id="rId7vwa87klivnja67eccueh">
               <w:r>
                 <w:rPr>
                   <w:rFonts w:ascii="Arial" w:cs="Arial" w:eastAsia="Arial" w:hAnsi="Arial"/>
@@ -3431,7 +3431,7 @@
             <w:pPr>
               <w:spacing w:after="20" w:before="0"/>
             </w:pPr>
-            <w:hyperlink w:history="1" r:id="rIdkmylu0ds9u-7ezcmf82vm">
+            <w:hyperlink w:history="1" r:id="rIdpctjj-5qk8jv37yta6dkw">
               <w:r>
                 <w:rPr>
                   <w:rFonts w:ascii="Arial" w:cs="Arial" w:eastAsia="Arial" w:hAnsi="Arial"/>
@@ -3464,7 +3464,7 @@
               <w:spacing w:after="10" w:before="0"/>
               <w:ind w:left="120"/>
             </w:pPr>
-            <w:hyperlink w:history="1" r:id="rIdprgbq3kjlbsirt7okqccu">
+            <w:hyperlink w:history="1" r:id="rIdg0lhqpvk9zj7olh0euolw">
               <w:r>
                 <w:rPr>
                   <w:rFonts w:ascii="Arial" w:cs="Arial" w:eastAsia="Arial" w:hAnsi="Arial"/>
@@ -3509,7 +3509,7 @@
             <w:pPr>
               <w:spacing w:after="20" w:before="0"/>
             </w:pPr>
-            <w:hyperlink w:history="1" r:id="rIdev2ovkh252m8nt5u1mtd8">
+            <w:hyperlink w:history="1" r:id="rIdtbtxee2_i0cpw1v738_jb">
               <w:r>
                 <w:rPr>
                   <w:rFonts w:ascii="Arial" w:cs="Arial" w:eastAsia="Arial" w:hAnsi="Arial"/>
@@ -3542,7 +3542,7 @@
               <w:spacing w:after="10" w:before="0"/>
               <w:ind w:left="120"/>
             </w:pPr>
-            <w:hyperlink w:history="1" r:id="rIduna80x9vjojmd4lvlojmz">
+            <w:hyperlink w:history="1" r:id="rIdabf3nfkr4_5wdlostf5sj">
               <w:r>
                 <w:rPr>
                   <w:rFonts w:ascii="Arial" w:cs="Arial" w:eastAsia="Arial" w:hAnsi="Arial"/>
@@ -3737,7 +3737,7 @@
             <w:pPr>
               <w:spacing w:after="20" w:before="0"/>
             </w:pPr>
-            <w:hyperlink w:history="1" r:id="rIdbrhrcmbfgqowyimg3jjyx">
+            <w:hyperlink w:history="1" r:id="rIdmnqou7xc4pvrrxhyhqhwy">
               <w:r>
                 <w:rPr>
                   <w:rFonts w:ascii="Arial" w:cs="Arial" w:eastAsia="Arial" w:hAnsi="Arial"/>
@@ -3770,7 +3770,7 @@
               <w:spacing w:after="10" w:before="0"/>
               <w:ind w:left="120"/>
             </w:pPr>
-            <w:hyperlink w:history="1" r:id="rIda4i-hsupwal3vcup0lusv">
+            <w:hyperlink w:history="1" r:id="rIdm-ozo948_b7euzhpbx1zp">
               <w:r>
                 <w:rPr>
                   <w:rFonts w:ascii="Arial" w:cs="Arial" w:eastAsia="Arial" w:hAnsi="Arial"/>
@@ -3815,7 +3815,7 @@
             <w:pPr>
               <w:spacing w:after="20" w:before="0"/>
             </w:pPr>
-            <w:hyperlink w:history="1" r:id="rIdnipsnkali_kcouvja3gnq">
+            <w:hyperlink w:history="1" r:id="rId8mk8h8xt5c8wat_rynvnm">
               <w:r>
                 <w:rPr>
                   <w:rFonts w:ascii="Arial" w:cs="Arial" w:eastAsia="Arial" w:hAnsi="Arial"/>
@@ -3864,7 +3864,7 @@
               <w:spacing w:after="10" w:before="0"/>
               <w:ind w:left="120"/>
             </w:pPr>
-            <w:hyperlink w:history="1" r:id="rIdht1lwycbm08lh5vqau61l">
+            <w:hyperlink w:history="1" r:id="rIdx7weetc4pn4p97nytd1kw">
               <w:r>
                 <w:rPr>
                   <w:rFonts w:ascii="Arial" w:cs="Arial" w:eastAsia="Arial" w:hAnsi="Arial"/>
@@ -4059,7 +4059,7 @@
             <w:pPr>
               <w:spacing w:after="20" w:before="0"/>
             </w:pPr>
-            <w:hyperlink w:history="1" r:id="rIdzcdtvuav5hy9m6w6yplsm">
+            <w:hyperlink w:history="1" r:id="rIdc8g4pn0eoeoearcfdf6t3">
               <w:r>
                 <w:rPr>
                   <w:rFonts w:ascii="Arial" w:cs="Arial" w:eastAsia="Arial" w:hAnsi="Arial"/>
@@ -4092,7 +4092,7 @@
               <w:spacing w:after="10" w:before="0"/>
               <w:ind w:left="120"/>
             </w:pPr>
-            <w:hyperlink w:history="1" r:id="rIdp1cvctubqopxjtfzqphx2">
+            <w:hyperlink w:history="1" r:id="rId1cy5twjr74ywzmewvvfcq">
               <w:r>
                 <w:rPr>
                   <w:rFonts w:ascii="Arial" w:cs="Arial" w:eastAsia="Arial" w:hAnsi="Arial"/>
@@ -4137,7 +4137,7 @@
             <w:pPr>
               <w:spacing w:after="20" w:before="0"/>
             </w:pPr>
-            <w:hyperlink w:history="1" r:id="rIdih4wwwtuxsm0ym378eg93">
+            <w:hyperlink w:history="1" r:id="rId1oic6vbepnoln1tcblt35">
               <w:r>
                 <w:rPr>
                   <w:rFonts w:ascii="Arial" w:cs="Arial" w:eastAsia="Arial" w:hAnsi="Arial"/>
@@ -4170,7 +4170,7 @@
               <w:spacing w:after="10" w:before="0"/>
               <w:ind w:left="120"/>
             </w:pPr>
-            <w:hyperlink w:history="1" r:id="rIdfgchssqoek2qzeygpar4h">
+            <w:hyperlink w:history="1" r:id="rIdsfhi9nlgoocugwvtlow0k">
               <w:r>
                 <w:rPr>
                   <w:rFonts w:ascii="Arial" w:cs="Arial" w:eastAsia="Arial" w:hAnsi="Arial"/>
@@ -4365,7 +4365,7 @@
             <w:pPr>
               <w:spacing w:after="20" w:before="0"/>
             </w:pPr>
-            <w:hyperlink w:history="1" r:id="rIdu_v2mmxfbpbavdc1tqvfn">
+            <w:hyperlink w:history="1" r:id="rIda_k8683gzkqw3is-bqm3n">
               <w:r>
                 <w:rPr>
                   <w:rFonts w:ascii="Arial" w:cs="Arial" w:eastAsia="Arial" w:hAnsi="Arial"/>
@@ -4414,7 +4414,7 @@
               <w:spacing w:after="10" w:before="0"/>
               <w:ind w:left="120"/>
             </w:pPr>
-            <w:hyperlink w:history="1" r:id="rIdvdb1mpmefd3gipp489sxg">
+            <w:hyperlink w:history="1" r:id="rIdxsvqzzvf9jfnabngqw043">
               <w:r>
                 <w:rPr>
                   <w:rFonts w:ascii="Arial" w:cs="Arial" w:eastAsia="Arial" w:hAnsi="Arial"/>
@@ -4459,7 +4459,7 @@
             <w:pPr>
               <w:spacing w:after="20" w:before="0"/>
             </w:pPr>
-            <w:hyperlink w:history="1" r:id="rIdapfx9s5cfl52n8pruukhl">
+            <w:hyperlink w:history="1" r:id="rIdkqaqndsj24luufugksypl">
               <w:r>
                 <w:rPr>
                   <w:rFonts w:ascii="Arial" w:cs="Arial" w:eastAsia="Arial" w:hAnsi="Arial"/>
@@ -4492,7 +4492,7 @@
               <w:spacing w:after="10" w:before="0"/>
               <w:ind w:left="120"/>
             </w:pPr>
-            <w:hyperlink w:history="1" r:id="rIdhbwsd2herr3xf06k9cg20">
+            <w:hyperlink w:history="1" r:id="rIdxxpl0qlizwfaomqu6n0v-">
               <w:r>
                 <w:rPr>
                   <w:rFonts w:ascii="Arial" w:cs="Arial" w:eastAsia="Arial" w:hAnsi="Arial"/>
@@ -5004,7 +5004,7 @@
         </w:rPr>
         <w:t xml:space="preserve">© 2026 SeaVuria and ARES. Aligned with KICD objectives. Developed by SeaVuria; technical implementation by ARES (with AI assistance from Claude). Licensed under </w:t>
       </w:r>
-      <w:hyperlink w:history="1" r:id="rIdbouzbrf9maokyw9oexxxd">
+      <w:hyperlink w:history="1" r:id="rIdpllhrfs_f1ctulg0blrs4">
         <w:r>
           <w:rPr>
             <w:rFonts w:ascii="Arial" w:cs="Arial" w:eastAsia="Arial" w:hAnsi="Arial"/>
@@ -5025,7 +5025,7 @@
         </w:rPr>
         <w:t xml:space="preserve"> (</w:t>
       </w:r>
-      <w:hyperlink w:history="1" r:id="rIduu5ys-ujypoehlqzszjao">
+      <w:hyperlink w:history="1" r:id="rIdbq0fuztfjmqhstwi6v8dy">
         <w:r>
           <w:rPr>
             <w:rFonts w:ascii="Arial" w:cs="Arial" w:eastAsia="Arial" w:hAnsi="Arial"/>
@@ -6038,7 +6038,7 @@
             <w:pPr>
               <w:spacing w:after="20" w:before="0"/>
             </w:pPr>
-            <w:hyperlink w:history="1" r:id="rIdcl-3ytp10dpfswfhidc67">
+            <w:hyperlink w:history="1" r:id="rIdvkvefbugidnfuciaozgkk">
               <w:r>
                 <w:rPr>
                   <w:rFonts w:ascii="Arial" w:cs="Arial" w:eastAsia="Arial" w:hAnsi="Arial"/>
@@ -6071,7 +6071,7 @@
               <w:spacing w:after="10" w:before="0"/>
               <w:ind w:left="120"/>
             </w:pPr>
-            <w:hyperlink w:history="1" r:id="rIdpvogkbsycxcr2rs4_vwyl">
+            <w:hyperlink w:history="1" r:id="rIdabbm4ezixsy0txthuckpg">
               <w:r>
                 <w:rPr>
                   <w:rFonts w:ascii="Arial" w:cs="Arial" w:eastAsia="Arial" w:hAnsi="Arial"/>
@@ -6116,7 +6116,7 @@
             <w:pPr>
               <w:spacing w:after="20" w:before="0"/>
             </w:pPr>
-            <w:hyperlink w:history="1" r:id="rIdjrh9ybm5qtz6qlwxmtzf_">
+            <w:hyperlink w:history="1" r:id="rIdymfqvlwzpvtas4p8uucs-">
               <w:r>
                 <w:rPr>
                   <w:rFonts w:ascii="Arial" w:cs="Arial" w:eastAsia="Arial" w:hAnsi="Arial"/>
@@ -6149,7 +6149,7 @@
               <w:spacing w:after="10" w:before="0"/>
               <w:ind w:left="120"/>
             </w:pPr>
-            <w:hyperlink w:history="1" r:id="rId22ls5wyprock_yfuhghns">
+            <w:hyperlink w:history="1" r:id="rIdtl4yxziv9j1jzjqfipzog">
               <w:r>
                 <w:rPr>
                   <w:rFonts w:ascii="Arial" w:cs="Arial" w:eastAsia="Arial" w:hAnsi="Arial"/>
@@ -6344,7 +6344,7 @@
             <w:pPr>
               <w:spacing w:after="20" w:before="0"/>
             </w:pPr>
-            <w:hyperlink w:history="1" r:id="rIdhykrl1zmnp9sqcl26kj3d">
+            <w:hyperlink w:history="1" r:id="rId16wuxpijh-k87y0vuikyz">
               <w:r>
                 <w:rPr>
                   <w:rFonts w:ascii="Arial" w:cs="Arial" w:eastAsia="Arial" w:hAnsi="Arial"/>
@@ -6377,7 +6377,7 @@
               <w:spacing w:after="10" w:before="0"/>
               <w:ind w:left="120"/>
             </w:pPr>
-            <w:hyperlink w:history="1" r:id="rId92okdwzrfn6x5k5xesteu">
+            <w:hyperlink w:history="1" r:id="rIdk9upxibzg8j3onmnojtjc">
               <w:r>
                 <w:rPr>
                   <w:rFonts w:ascii="Arial" w:cs="Arial" w:eastAsia="Arial" w:hAnsi="Arial"/>
@@ -6422,7 +6422,7 @@
             <w:pPr>
               <w:spacing w:after="20" w:before="0"/>
             </w:pPr>
-            <w:hyperlink w:history="1" r:id="rIdgphh48wz0wgcmsq3fed7q">
+            <w:hyperlink w:history="1" r:id="rIdabxyfnlgt7qxnutbmtwy0">
               <w:r>
                 <w:rPr>
                   <w:rFonts w:ascii="Arial" w:cs="Arial" w:eastAsia="Arial" w:hAnsi="Arial"/>
@@ -6455,7 +6455,7 @@
               <w:spacing w:after="10" w:before="0"/>
               <w:ind w:left="120"/>
             </w:pPr>
-            <w:hyperlink w:history="1" r:id="rIdmzoqr1saeqxc1vcpyefi4">
+            <w:hyperlink w:history="1" r:id="rId00bey6vanyu6wjoupdstv">
               <w:r>
                 <w:rPr>
                   <w:rFonts w:ascii="Arial" w:cs="Arial" w:eastAsia="Arial" w:hAnsi="Arial"/>
@@ -6650,7 +6650,7 @@
             <w:pPr>
               <w:spacing w:after="20" w:before="0"/>
             </w:pPr>
-            <w:hyperlink w:history="1" r:id="rId1teen6vgktjm_zspj-gck">
+            <w:hyperlink w:history="1" r:id="rId9w4bjx-0sj_ndznvpb3uq">
               <w:r>
                 <w:rPr>
                   <w:rFonts w:ascii="Arial" w:cs="Arial" w:eastAsia="Arial" w:hAnsi="Arial"/>
@@ -6699,7 +6699,7 @@
               <w:spacing w:after="10" w:before="0"/>
               <w:ind w:left="120"/>
             </w:pPr>
-            <w:hyperlink w:history="1" r:id="rIdedcticowqkjwet8f4e8wg">
+            <w:hyperlink w:history="1" r:id="rIdiusitskbf-lmib1wzppqs">
               <w:r>
                 <w:rPr>
                   <w:rFonts w:ascii="Arial" w:cs="Arial" w:eastAsia="Arial" w:hAnsi="Arial"/>
@@ -6744,7 +6744,7 @@
             <w:pPr>
               <w:spacing w:after="20" w:before="0"/>
             </w:pPr>
-            <w:hyperlink w:history="1" r:id="rId11fvjkha5f9p-yjnetmd5">
+            <w:hyperlink w:history="1" r:id="rIdf2-rkpynwhz14eap8gjga">
               <w:r>
                 <w:rPr>
                   <w:rFonts w:ascii="Arial" w:cs="Arial" w:eastAsia="Arial" w:hAnsi="Arial"/>
@@ -6777,7 +6777,7 @@
               <w:spacing w:after="10" w:before="0"/>
               <w:ind w:left="120"/>
             </w:pPr>
-            <w:hyperlink w:history="1" r:id="rId8a1iulcpc9n55wwvkuh1u">
+            <w:hyperlink w:history="1" r:id="rIdxnibdu8j-kpwr6svb_dao">
               <w:r>
                 <w:rPr>
                   <w:rFonts w:ascii="Arial" w:cs="Arial" w:eastAsia="Arial" w:hAnsi="Arial"/>
@@ -6972,7 +6972,7 @@
             <w:pPr>
               <w:spacing w:after="20" w:before="0"/>
             </w:pPr>
-            <w:hyperlink w:history="1" r:id="rId_4fw2bh_1qghhbxxxm93p">
+            <w:hyperlink w:history="1" r:id="rIdlh11dhmjrqzdnqeqi7_zo">
               <w:r>
                 <w:rPr>
                   <w:rFonts w:ascii="Arial" w:cs="Arial" w:eastAsia="Arial" w:hAnsi="Arial"/>
@@ -7021,7 +7021,7 @@
               <w:spacing w:after="10" w:before="0"/>
               <w:ind w:left="120"/>
             </w:pPr>
-            <w:hyperlink w:history="1" r:id="rIdhpivi-a3jarlgjpvnnoq1">
+            <w:hyperlink w:history="1" r:id="rIdtyiz5_c0gl5-7kljmwi7x">
               <w:r>
                 <w:rPr>
                   <w:rFonts w:ascii="Arial" w:cs="Arial" w:eastAsia="Arial" w:hAnsi="Arial"/>
@@ -7066,7 +7066,7 @@
             <w:pPr>
               <w:spacing w:after="20" w:before="0"/>
             </w:pPr>
-            <w:hyperlink w:history="1" r:id="rIdcfopmfslbdhilpu9mkntu">
+            <w:hyperlink w:history="1" r:id="rId7b1vohcliqbyuvj2aqco6">
               <w:r>
                 <w:rPr>
                   <w:rFonts w:ascii="Arial" w:cs="Arial" w:eastAsia="Arial" w:hAnsi="Arial"/>
@@ -7099,7 +7099,7 @@
               <w:spacing w:after="10" w:before="0"/>
               <w:ind w:left="120"/>
             </w:pPr>
-            <w:hyperlink w:history="1" r:id="rIds1t71bchfj_yuldtmcwxq">
+            <w:hyperlink w:history="1" r:id="rIdtzb3x5sju0jqeinetayou">
               <w:r>
                 <w:rPr>
                   <w:rFonts w:ascii="Arial" w:cs="Arial" w:eastAsia="Arial" w:hAnsi="Arial"/>
@@ -7294,7 +7294,7 @@
             <w:pPr>
               <w:spacing w:after="20" w:before="0"/>
             </w:pPr>
-            <w:hyperlink w:history="1" r:id="rIdtjpiqhx7lablt8eqorxbu">
+            <w:hyperlink w:history="1" r:id="rId-2f8_b5jl3wf42ioiq_yd">
               <w:r>
                 <w:rPr>
                   <w:rFonts w:ascii="Arial" w:cs="Arial" w:eastAsia="Arial" w:hAnsi="Arial"/>
@@ -7343,7 +7343,7 @@
               <w:spacing w:after="10" w:before="0"/>
               <w:ind w:left="120"/>
             </w:pPr>
-            <w:hyperlink w:history="1" r:id="rIdzvysfvpqtlt17kzt9mlpk">
+            <w:hyperlink w:history="1" r:id="rId7xlplhrtaaje26sowcwxh">
               <w:r>
                 <w:rPr>
                   <w:rFonts w:ascii="Arial" w:cs="Arial" w:eastAsia="Arial" w:hAnsi="Arial"/>
@@ -7388,7 +7388,7 @@
             <w:pPr>
               <w:spacing w:after="20" w:before="0"/>
             </w:pPr>
-            <w:hyperlink w:history="1" r:id="rIdasjkvvi8ufnxuwf-nrw5c">
+            <w:hyperlink w:history="1" r:id="rIdnjunmx2egncuobuqyw6ay">
               <w:r>
                 <w:rPr>
                   <w:rFonts w:ascii="Arial" w:cs="Arial" w:eastAsia="Arial" w:hAnsi="Arial"/>
@@ -7421,7 +7421,7 @@
               <w:spacing w:after="10" w:before="0"/>
               <w:ind w:left="120"/>
             </w:pPr>
-            <w:hyperlink w:history="1" r:id="rIdw-fifgwyopwwgzfhmunmk">
+            <w:hyperlink w:history="1" r:id="rId7yul8haxwszaf1cflrsev">
               <w:r>
                 <w:rPr>
                   <w:rFonts w:ascii="Arial" w:cs="Arial" w:eastAsia="Arial" w:hAnsi="Arial"/>
@@ -7933,7 +7933,7 @@
         </w:rPr>
         <w:t xml:space="preserve">© 2026 SeaVuria and ARES. Aligned with KICD objectives. Developed by SeaVuria; technical implementation by ARES (with AI assistance from Claude). Licensed under </w:t>
       </w:r>
-      <w:hyperlink w:history="1" r:id="rIdfiya1dm1nr4e-cxbrg6z-">
+      <w:hyperlink w:history="1" r:id="rIdyplfj5qjpfin3qeqto3ps">
         <w:r>
           <w:rPr>
             <w:rFonts w:ascii="Arial" w:cs="Arial" w:eastAsia="Arial" w:hAnsi="Arial"/>
@@ -7954,7 +7954,7 @@
         </w:rPr>
         <w:t xml:space="preserve"> (</w:t>
       </w:r>
-      <w:hyperlink w:history="1" r:id="rIdgvyeufvbmpp4p_pywgfzs">
+      <w:hyperlink w:history="1" r:id="rId993ommrp7vu1ruqzfts2l">
         <w:r>
           <w:rPr>
             <w:rFonts w:ascii="Arial" w:cs="Arial" w:eastAsia="Arial" w:hAnsi="Arial"/>
@@ -8967,7 +8967,7 @@
             <w:pPr>
               <w:spacing w:after="20" w:before="0"/>
             </w:pPr>
-            <w:hyperlink w:history="1" r:id="rId-kwhmnmvvda56siezirfe">
+            <w:hyperlink w:history="1" r:id="rId12gkjwtadhgmpvyb7pou6">
               <w:r>
                 <w:rPr>
                   <w:rFonts w:ascii="Arial" w:cs="Arial" w:eastAsia="Arial" w:hAnsi="Arial"/>
@@ -9000,7 +9000,7 @@
               <w:spacing w:after="10" w:before="0"/>
               <w:ind w:left="120"/>
             </w:pPr>
-            <w:hyperlink w:history="1" r:id="rIdjx5kjqr4dib0eedsy4abq">
+            <w:hyperlink w:history="1" r:id="rIdecaarmfmy9_g209llf1gh">
               <w:r>
                 <w:rPr>
                   <w:rFonts w:ascii="Arial" w:cs="Arial" w:eastAsia="Arial" w:hAnsi="Arial"/>
@@ -9045,7 +9045,7 @@
             <w:pPr>
               <w:spacing w:after="20" w:before="0"/>
             </w:pPr>
-            <w:hyperlink w:history="1" r:id="rIdmeekde3lnznp00nokcufm">
+            <w:hyperlink w:history="1" r:id="rId6ky8x0mnjlh4tjwaqn3ud">
               <w:r>
                 <w:rPr>
                   <w:rFonts w:ascii="Arial" w:cs="Arial" w:eastAsia="Arial" w:hAnsi="Arial"/>
@@ -9078,7 +9078,7 @@
               <w:spacing w:after="10" w:before="0"/>
               <w:ind w:left="120"/>
             </w:pPr>
-            <w:hyperlink w:history="1" r:id="rIdvg27azoeplzuonyjqhtxu">
+            <w:hyperlink w:history="1" r:id="rIdu_4gfgjcowmwnxs1bj1vj">
               <w:r>
                 <w:rPr>
                   <w:rFonts w:ascii="Arial" w:cs="Arial" w:eastAsia="Arial" w:hAnsi="Arial"/>
@@ -9273,7 +9273,7 @@
             <w:pPr>
               <w:spacing w:after="20" w:before="0"/>
             </w:pPr>
-            <w:hyperlink w:history="1" r:id="rIdt5_tpiqr2k11jhgepth7k">
+            <w:hyperlink w:history="1" r:id="rIdre2oc_amz6kerdmsn0k4s">
               <w:r>
                 <w:rPr>
                   <w:rFonts w:ascii="Arial" w:cs="Arial" w:eastAsia="Arial" w:hAnsi="Arial"/>
@@ -9306,7 +9306,7 @@
               <w:spacing w:after="10" w:before="0"/>
               <w:ind w:left="120"/>
             </w:pPr>
-            <w:hyperlink w:history="1" r:id="rIdis2vqhuvocsb3wq8wwj4s">
+            <w:hyperlink w:history="1" r:id="rIdysulaqopapy7i3cf2k8ex">
               <w:r>
                 <w:rPr>
                   <w:rFonts w:ascii="Arial" w:cs="Arial" w:eastAsia="Arial" w:hAnsi="Arial"/>
@@ -9351,7 +9351,7 @@
             <w:pPr>
               <w:spacing w:after="20" w:before="0"/>
             </w:pPr>
-            <w:hyperlink w:history="1" r:id="rId9zvvpqpdglirui1qzuvce">
+            <w:hyperlink w:history="1" r:id="rIdvcnbsvy842_fboggmqylh">
               <w:r>
                 <w:rPr>
                   <w:rFonts w:ascii="Arial" w:cs="Arial" w:eastAsia="Arial" w:hAnsi="Arial"/>
@@ -9384,7 +9384,7 @@
               <w:spacing w:after="10" w:before="0"/>
               <w:ind w:left="120"/>
             </w:pPr>
-            <w:hyperlink w:history="1" r:id="rIdb7tkrxrtg9re6zr4t4xwz">
+            <w:hyperlink w:history="1" r:id="rId0gokatn9c7oxznnbnxese">
               <w:r>
                 <w:rPr>
                   <w:rFonts w:ascii="Arial" w:cs="Arial" w:eastAsia="Arial" w:hAnsi="Arial"/>
@@ -9579,7 +9579,7 @@
             <w:pPr>
               <w:spacing w:after="20" w:before="0"/>
             </w:pPr>
-            <w:hyperlink w:history="1" r:id="rIdmxz0six3xukueoa3i3cbz">
+            <w:hyperlink w:history="1" r:id="rIde-50qmjceywikekp9xac1">
               <w:r>
                 <w:rPr>
                   <w:rFonts w:ascii="Arial" w:cs="Arial" w:eastAsia="Arial" w:hAnsi="Arial"/>
@@ -9628,7 +9628,7 @@
               <w:spacing w:after="10" w:before="0"/>
               <w:ind w:left="120"/>
             </w:pPr>
-            <w:hyperlink w:history="1" r:id="rId2dryxewvsfq4yadtqoh3l">
+            <w:hyperlink w:history="1" r:id="rIds_tcmfgl0dxgsllmp4qoi">
               <w:r>
                 <w:rPr>
                   <w:rFonts w:ascii="Arial" w:cs="Arial" w:eastAsia="Arial" w:hAnsi="Arial"/>
@@ -9673,7 +9673,7 @@
             <w:pPr>
               <w:spacing w:after="20" w:before="0"/>
             </w:pPr>
-            <w:hyperlink w:history="1" r:id="rIdkkmg3afinykodztumuv_l">
+            <w:hyperlink w:history="1" r:id="rIdpa0idjfv-sfy6u79b8bdg">
               <w:r>
                 <w:rPr>
                   <w:rFonts w:ascii="Arial" w:cs="Arial" w:eastAsia="Arial" w:hAnsi="Arial"/>
@@ -9706,7 +9706,7 @@
               <w:spacing w:after="10" w:before="0"/>
               <w:ind w:left="120"/>
             </w:pPr>
-            <w:hyperlink w:history="1" r:id="rIdywdcrunplb3irq2vsfgnt">
+            <w:hyperlink w:history="1" r:id="rIdfax9ja4pbwrpedtgpnrdq">
               <w:r>
                 <w:rPr>
                   <w:rFonts w:ascii="Arial" w:cs="Arial" w:eastAsia="Arial" w:hAnsi="Arial"/>
@@ -9901,7 +9901,7 @@
             <w:pPr>
               <w:spacing w:after="20" w:before="0"/>
             </w:pPr>
-            <w:hyperlink w:history="1" r:id="rId329rvwcsnsay-2tp3afkx">
+            <w:hyperlink w:history="1" r:id="rIdwuemps2kglttjcphkmgvj">
               <w:r>
                 <w:rPr>
                   <w:rFonts w:ascii="Arial" w:cs="Arial" w:eastAsia="Arial" w:hAnsi="Arial"/>
@@ -9950,7 +9950,7 @@
               <w:spacing w:after="10" w:before="0"/>
               <w:ind w:left="120"/>
             </w:pPr>
-            <w:hyperlink w:history="1" r:id="rIdnvdhqie3lgm8ajpj43yrs">
+            <w:hyperlink w:history="1" r:id="rIdqtyncv-7zndhzyebosrkv">
               <w:r>
                 <w:rPr>
                   <w:rFonts w:ascii="Arial" w:cs="Arial" w:eastAsia="Arial" w:hAnsi="Arial"/>
@@ -9995,7 +9995,7 @@
             <w:pPr>
               <w:spacing w:after="20" w:before="0"/>
             </w:pPr>
-            <w:hyperlink w:history="1" r:id="rId69z1jxyqcfb9obz91xftu">
+            <w:hyperlink w:history="1" r:id="rIdnbntxdjfqbtsse7vcs7t0">
               <w:r>
                 <w:rPr>
                   <w:rFonts w:ascii="Arial" w:cs="Arial" w:eastAsia="Arial" w:hAnsi="Arial"/>
@@ -10028,7 +10028,7 @@
               <w:spacing w:after="10" w:before="0"/>
               <w:ind w:left="120"/>
             </w:pPr>
-            <w:hyperlink w:history="1" r:id="rId5iynbugmeuofspqwez9xl">
+            <w:hyperlink w:history="1" r:id="rIdor_vdellgfiy0iawrz8hw">
               <w:r>
                 <w:rPr>
                   <w:rFonts w:ascii="Arial" w:cs="Arial" w:eastAsia="Arial" w:hAnsi="Arial"/>
@@ -10223,7 +10223,7 @@
             <w:pPr>
               <w:spacing w:after="20" w:before="0"/>
             </w:pPr>
-            <w:hyperlink w:history="1" r:id="rId_pf_0kphovptcngvz8urz">
+            <w:hyperlink w:history="1" r:id="rIddmimo3pe61oxlltc2lrtc">
               <w:r>
                 <w:rPr>
                   <w:rFonts w:ascii="Arial" w:cs="Arial" w:eastAsia="Arial" w:hAnsi="Arial"/>
@@ -10272,7 +10272,7 @@
               <w:spacing w:after="10" w:before="0"/>
               <w:ind w:left="120"/>
             </w:pPr>
-            <w:hyperlink w:history="1" r:id="rIdrhphyjn3plw7g6x368nya">
+            <w:hyperlink w:history="1" r:id="rIdco801chb2abdtdjiuyfa_">
               <w:r>
                 <w:rPr>
                   <w:rFonts w:ascii="Arial" w:cs="Arial" w:eastAsia="Arial" w:hAnsi="Arial"/>
@@ -10317,7 +10317,7 @@
             <w:pPr>
               <w:spacing w:after="20" w:before="0"/>
             </w:pPr>
-            <w:hyperlink w:history="1" r:id="rId_vhfohagt4aw2oydlfrpa">
+            <w:hyperlink w:history="1" r:id="rIddtpqmhm6asl7mnolxhj6r">
               <w:r>
                 <w:rPr>
                   <w:rFonts w:ascii="Arial" w:cs="Arial" w:eastAsia="Arial" w:hAnsi="Arial"/>
@@ -10350,7 +10350,7 @@
               <w:spacing w:after="10" w:before="0"/>
               <w:ind w:left="120"/>
             </w:pPr>
-            <w:hyperlink w:history="1" r:id="rIdp6s-nq-qwy30k2koollkj">
+            <w:hyperlink w:history="1" r:id="rId4w-ph1wskrs1cvgz6megd">
               <w:r>
                 <w:rPr>
                   <w:rFonts w:ascii="Arial" w:cs="Arial" w:eastAsia="Arial" w:hAnsi="Arial"/>
@@ -10862,7 +10862,7 @@
         </w:rPr>
         <w:t xml:space="preserve">© 2026 SeaVuria and ARES. Aligned with KICD objectives. Developed by SeaVuria; technical implementation by ARES (with AI assistance from Claude). Licensed under </w:t>
       </w:r>
-      <w:hyperlink w:history="1" r:id="rIdm-9yk6f42mh8vbpwoho-b">
+      <w:hyperlink w:history="1" r:id="rIdymqlmkvsoth20qwdfqohe">
         <w:r>
           <w:rPr>
             <w:rFonts w:ascii="Arial" w:cs="Arial" w:eastAsia="Arial" w:hAnsi="Arial"/>
@@ -10883,7 +10883,7 @@
         </w:rPr>
         <w:t xml:space="preserve"> (</w:t>
       </w:r>
-      <w:hyperlink w:history="1" r:id="rIdfxe9mmozlreah1urvzpro">
+      <w:hyperlink w:history="1" r:id="rIdzc4f8d4jb366jophlueq6">
         <w:r>
           <w:rPr>
             <w:rFonts w:ascii="Arial" w:cs="Arial" w:eastAsia="Arial" w:hAnsi="Arial"/>
@@ -11896,7 +11896,7 @@
             <w:pPr>
               <w:spacing w:after="20" w:before="0"/>
             </w:pPr>
-            <w:hyperlink w:history="1" r:id="rIdl_ox_wkheng9626fpmm1q">
+            <w:hyperlink w:history="1" r:id="rIdaccxch5dktfnm7yrqbb8o">
               <w:r>
                 <w:rPr>
                   <w:rFonts w:ascii="Arial" w:cs="Arial" w:eastAsia="Arial" w:hAnsi="Arial"/>
@@ -11929,7 +11929,7 @@
               <w:spacing w:after="10" w:before="0"/>
               <w:ind w:left="120"/>
             </w:pPr>
-            <w:hyperlink w:history="1" r:id="rIdky6blinxieifxd1dikiru">
+            <w:hyperlink w:history="1" r:id="rIdxa1wcov2o5aveu9obrswt">
               <w:r>
                 <w:rPr>
                   <w:rFonts w:ascii="Arial" w:cs="Arial" w:eastAsia="Arial" w:hAnsi="Arial"/>
@@ -11974,7 +11974,7 @@
             <w:pPr>
               <w:spacing w:after="20" w:before="0"/>
             </w:pPr>
-            <w:hyperlink w:history="1" r:id="rIdcgr_xknz7jkdasfkclepc">
+            <w:hyperlink w:history="1" r:id="rIdql_sencr3wrcn2fdmwztj">
               <w:r>
                 <w:rPr>
                   <w:rFonts w:ascii="Arial" w:cs="Arial" w:eastAsia="Arial" w:hAnsi="Arial"/>
@@ -12007,7 +12007,7 @@
               <w:spacing w:after="10" w:before="0"/>
               <w:ind w:left="120"/>
             </w:pPr>
-            <w:hyperlink w:history="1" r:id="rId9qkc5xlktnfzrxvyhwr8s">
+            <w:hyperlink w:history="1" r:id="rIdldfgwpj9vjzzwm4fxctiw">
               <w:r>
                 <w:rPr>
                   <w:rFonts w:ascii="Arial" w:cs="Arial" w:eastAsia="Arial" w:hAnsi="Arial"/>
@@ -12202,7 +12202,7 @@
             <w:pPr>
               <w:spacing w:after="20" w:before="0"/>
             </w:pPr>
-            <w:hyperlink w:history="1" r:id="rIdi0st2tyzcgqkeb_ra6pmv">
+            <w:hyperlink w:history="1" r:id="rIdsk4f6oqtzpmrha3urata1">
               <w:r>
                 <w:rPr>
                   <w:rFonts w:ascii="Arial" w:cs="Arial" w:eastAsia="Arial" w:hAnsi="Arial"/>
@@ -12235,7 +12235,7 @@
               <w:spacing w:after="10" w:before="0"/>
               <w:ind w:left="120"/>
             </w:pPr>
-            <w:hyperlink w:history="1" r:id="rIddzcr87yxr-1o0izrth99e">
+            <w:hyperlink w:history="1" r:id="rIdrgetuij0negjhscbvv0sc">
               <w:r>
                 <w:rPr>
                   <w:rFonts w:ascii="Arial" w:cs="Arial" w:eastAsia="Arial" w:hAnsi="Arial"/>
@@ -12280,7 +12280,7 @@
             <w:pPr>
               <w:spacing w:after="20" w:before="0"/>
             </w:pPr>
-            <w:hyperlink w:history="1" r:id="rIdm2avet0yovtcdclymw6bw">
+            <w:hyperlink w:history="1" r:id="rIdisluehxo27dzibucncotg">
               <w:r>
                 <w:rPr>
                   <w:rFonts w:ascii="Arial" w:cs="Arial" w:eastAsia="Arial" w:hAnsi="Arial"/>
@@ -12313,7 +12313,7 @@
               <w:spacing w:after="10" w:before="0"/>
               <w:ind w:left="120"/>
             </w:pPr>
-            <w:hyperlink w:history="1" r:id="rIddkbmejo9zujmvav-5pczn">
+            <w:hyperlink w:history="1" r:id="rIdcbpwgr6odwswhc4dzz1c2">
               <w:r>
                 <w:rPr>
                   <w:rFonts w:ascii="Arial" w:cs="Arial" w:eastAsia="Arial" w:hAnsi="Arial"/>
@@ -12508,7 +12508,7 @@
             <w:pPr>
               <w:spacing w:after="20" w:before="0"/>
             </w:pPr>
-            <w:hyperlink w:history="1" r:id="rIdemodso5qcc3sdr5ikw8lq">
+            <w:hyperlink w:history="1" r:id="rId3-l8qbafaj7yutk8nzq21">
               <w:r>
                 <w:rPr>
                   <w:rFonts w:ascii="Arial" w:cs="Arial" w:eastAsia="Arial" w:hAnsi="Arial"/>
@@ -12557,7 +12557,7 @@
               <w:spacing w:after="10" w:before="0"/>
               <w:ind w:left="120"/>
             </w:pPr>
-            <w:hyperlink w:history="1" r:id="rIdd7e8qwdlbmqiq1lxdzlna">
+            <w:hyperlink w:history="1" r:id="rIdgtaqsi82ct_tnnbigcpow">
               <w:r>
                 <w:rPr>
                   <w:rFonts w:ascii="Arial" w:cs="Arial" w:eastAsia="Arial" w:hAnsi="Arial"/>
@@ -12602,7 +12602,7 @@
             <w:pPr>
               <w:spacing w:after="20" w:before="0"/>
             </w:pPr>
-            <w:hyperlink w:history="1" r:id="rIdym03isodsu3nxyv1-0zor">
+            <w:hyperlink w:history="1" r:id="rIdvwci-46poj2pgq6bj8qmh">
               <w:r>
                 <w:rPr>
                   <w:rFonts w:ascii="Arial" w:cs="Arial" w:eastAsia="Arial" w:hAnsi="Arial"/>
@@ -12635,7 +12635,7 @@
               <w:spacing w:after="10" w:before="0"/>
               <w:ind w:left="120"/>
             </w:pPr>
-            <w:hyperlink w:history="1" r:id="rIdruhi1dwxxkrbzjsdoeew_">
+            <w:hyperlink w:history="1" r:id="rIdnuiso45djdyu-j274c97d">
               <w:r>
                 <w:rPr>
                   <w:rFonts w:ascii="Arial" w:cs="Arial" w:eastAsia="Arial" w:hAnsi="Arial"/>
@@ -12830,7 +12830,7 @@
             <w:pPr>
               <w:spacing w:after="20" w:before="0"/>
             </w:pPr>
-            <w:hyperlink w:history="1" r:id="rIdbbszfhqtqkr1bxb37oxsi">
+            <w:hyperlink w:history="1" r:id="rIdz-zxbc5ubqnjlva4mtbwi">
               <w:r>
                 <w:rPr>
                   <w:rFonts w:ascii="Arial" w:cs="Arial" w:eastAsia="Arial" w:hAnsi="Arial"/>
@@ -12879,7 +12879,7 @@
               <w:spacing w:after="10" w:before="0"/>
               <w:ind w:left="120"/>
             </w:pPr>
-            <w:hyperlink w:history="1" r:id="rIdu2-xihst01_hcagymsvrc">
+            <w:hyperlink w:history="1" r:id="rIdcmdr2yw-sf6yizkvrlbg4">
               <w:r>
                 <w:rPr>
                   <w:rFonts w:ascii="Arial" w:cs="Arial" w:eastAsia="Arial" w:hAnsi="Arial"/>
@@ -12924,7 +12924,7 @@
             <w:pPr>
               <w:spacing w:after="20" w:before="0"/>
             </w:pPr>
-            <w:hyperlink w:history="1" r:id="rIddv7hvv7tkazuhnqo2aeep">
+            <w:hyperlink w:history="1" r:id="rIdd5lexmp9jsc9r0h4w_3tv">
               <w:r>
                 <w:rPr>
                   <w:rFonts w:ascii="Arial" w:cs="Arial" w:eastAsia="Arial" w:hAnsi="Arial"/>
@@ -12957,7 +12957,7 @@
               <w:spacing w:after="10" w:before="0"/>
               <w:ind w:left="120"/>
             </w:pPr>
-            <w:hyperlink w:history="1" r:id="rIdh9pn1nv6yay7rxoc6laqw">
+            <w:hyperlink w:history="1" r:id="rId7enfgnmgs3kco1cvgi4xp">
               <w:r>
                 <w:rPr>
                   <w:rFonts w:ascii="Arial" w:cs="Arial" w:eastAsia="Arial" w:hAnsi="Arial"/>
@@ -13152,7 +13152,7 @@
             <w:pPr>
               <w:spacing w:after="20" w:before="0"/>
             </w:pPr>
-            <w:hyperlink w:history="1" r:id="rId94s3gevz2slrhmyseaukm">
+            <w:hyperlink w:history="1" r:id="rId3r8r0kncfqf2cxkrmwusg">
               <w:r>
                 <w:rPr>
                   <w:rFonts w:ascii="Arial" w:cs="Arial" w:eastAsia="Arial" w:hAnsi="Arial"/>
@@ -13201,7 +13201,7 @@
               <w:spacing w:after="10" w:before="0"/>
               <w:ind w:left="120"/>
             </w:pPr>
-            <w:hyperlink w:history="1" r:id="rIdykmgtfnupcvhwutwxwmii">
+            <w:hyperlink w:history="1" r:id="rIdtymou4p44yvkauxak1bq9">
               <w:r>
                 <w:rPr>
                   <w:rFonts w:ascii="Arial" w:cs="Arial" w:eastAsia="Arial" w:hAnsi="Arial"/>
@@ -13246,7 +13246,7 @@
             <w:pPr>
               <w:spacing w:after="20" w:before="0"/>
             </w:pPr>
-            <w:hyperlink w:history="1" r:id="rIdi7cnsporb7sb8pgj2gmtw">
+            <w:hyperlink w:history="1" r:id="rIddshnnkxwtpesx2x9sajwy">
               <w:r>
                 <w:rPr>
                   <w:rFonts w:ascii="Arial" w:cs="Arial" w:eastAsia="Arial" w:hAnsi="Arial"/>
@@ -13279,7 +13279,7 @@
               <w:spacing w:after="10" w:before="0"/>
               <w:ind w:left="120"/>
             </w:pPr>
-            <w:hyperlink w:history="1" r:id="rIddeet4a6wdwzfpndyg0ctf">
+            <w:hyperlink w:history="1" r:id="rIdpc6bi6uvhtx6iob32ozii">
               <w:r>
                 <w:rPr>
                   <w:rFonts w:ascii="Arial" w:cs="Arial" w:eastAsia="Arial" w:hAnsi="Arial"/>
@@ -13791,7 +13791,7 @@
         </w:rPr>
         <w:t xml:space="preserve">© 2026 SeaVuria and ARES. Aligned with KICD objectives. Developed by SeaVuria; technical implementation by ARES (with AI assistance from Claude). Licensed under </w:t>
       </w:r>
-      <w:hyperlink w:history="1" r:id="rIdpygibjius-yi30slyunys">
+      <w:hyperlink w:history="1" r:id="rIda0abqg2o51g2d581qo-rb">
         <w:r>
           <w:rPr>
             <w:rFonts w:ascii="Arial" w:cs="Arial" w:eastAsia="Arial" w:hAnsi="Arial"/>
@@ -13812,7 +13812,7 @@
         </w:rPr>
         <w:t xml:space="preserve"> (</w:t>
       </w:r>
-      <w:hyperlink w:history="1" r:id="rIdazxvqnnmhj-7ii4fh6a5w">
+      <w:hyperlink w:history="1" r:id="rIdjxiuzeuizya6vqrii1pvb">
         <w:r>
           <w:rPr>
             <w:rFonts w:ascii="Arial" w:cs="Arial" w:eastAsia="Arial" w:hAnsi="Arial"/>
@@ -14825,7 +14825,7 @@
             <w:pPr>
               <w:spacing w:after="20" w:before="0"/>
             </w:pPr>
-            <w:hyperlink w:history="1" r:id="rIdhrcemq-efwsiswdh5rde8">
+            <w:hyperlink w:history="1" r:id="rIdfu0zveyi1gdczi3rjut2o">
               <w:r>
                 <w:rPr>
                   <w:rFonts w:ascii="Arial" w:cs="Arial" w:eastAsia="Arial" w:hAnsi="Arial"/>
@@ -14858,7 +14858,7 @@
               <w:spacing w:after="10" w:before="0"/>
               <w:ind w:left="120"/>
             </w:pPr>
-            <w:hyperlink w:history="1" r:id="rIdpr-0wiwuuijow3pqw5h5n">
+            <w:hyperlink w:history="1" r:id="rId1ykmcg65ypa0vovsuqjdz">
               <w:r>
                 <w:rPr>
                   <w:rFonts w:ascii="Arial" w:cs="Arial" w:eastAsia="Arial" w:hAnsi="Arial"/>
@@ -14903,7 +14903,7 @@
             <w:pPr>
               <w:spacing w:after="20" w:before="0"/>
             </w:pPr>
-            <w:hyperlink w:history="1" r:id="rIdcfngn5okgigsn7lrhvrjn">
+            <w:hyperlink w:history="1" r:id="rIdfmn44wntshny7fog2n8iz">
               <w:r>
                 <w:rPr>
                   <w:rFonts w:ascii="Arial" w:cs="Arial" w:eastAsia="Arial" w:hAnsi="Arial"/>
@@ -14936,7 +14936,7 @@
               <w:spacing w:after="10" w:before="0"/>
               <w:ind w:left="120"/>
             </w:pPr>
-            <w:hyperlink w:history="1" r:id="rIdac4_dk0yfpqq5w5xhz30q">
+            <w:hyperlink w:history="1" r:id="rIduhxdqudfvfcg21b4imgf_">
               <w:r>
                 <w:rPr>
                   <w:rFonts w:ascii="Arial" w:cs="Arial" w:eastAsia="Arial" w:hAnsi="Arial"/>
@@ -15131,7 +15131,7 @@
             <w:pPr>
               <w:spacing w:after="20" w:before="0"/>
             </w:pPr>
-            <w:hyperlink w:history="1" r:id="rIdq63m3ojectd91j5ya-qgy">
+            <w:hyperlink w:history="1" r:id="rIdda7fawablcv1r0dn1yh5i">
               <w:r>
                 <w:rPr>
                   <w:rFonts w:ascii="Arial" w:cs="Arial" w:eastAsia="Arial" w:hAnsi="Arial"/>
@@ -15164,7 +15164,7 @@
               <w:spacing w:after="10" w:before="0"/>
               <w:ind w:left="120"/>
             </w:pPr>
-            <w:hyperlink w:history="1" r:id="rIdjitydhz8rsf-orpxfptip">
+            <w:hyperlink w:history="1" r:id="rId-3l-0yfx3ldhi-k9eiuj5">
               <w:r>
                 <w:rPr>
                   <w:rFonts w:ascii="Arial" w:cs="Arial" w:eastAsia="Arial" w:hAnsi="Arial"/>
@@ -15209,7 +15209,7 @@
             <w:pPr>
               <w:spacing w:after="20" w:before="0"/>
             </w:pPr>
-            <w:hyperlink w:history="1" r:id="rIdkaaw0ydl8ias5tzollytm">
+            <w:hyperlink w:history="1" r:id="rIdwewrwlwwvrdvlscs9vo1i">
               <w:r>
                 <w:rPr>
                   <w:rFonts w:ascii="Arial" w:cs="Arial" w:eastAsia="Arial" w:hAnsi="Arial"/>
@@ -15242,7 +15242,7 @@
               <w:spacing w:after="10" w:before="0"/>
               <w:ind w:left="120"/>
             </w:pPr>
-            <w:hyperlink w:history="1" r:id="rIdr_c_x7-qeulahcnyevon3">
+            <w:hyperlink w:history="1" r:id="rId2vpwpdhlfyc1q2ruof5ne">
               <w:r>
                 <w:rPr>
                   <w:rFonts w:ascii="Arial" w:cs="Arial" w:eastAsia="Arial" w:hAnsi="Arial"/>
@@ -15437,7 +15437,7 @@
             <w:pPr>
               <w:spacing w:after="20" w:before="0"/>
             </w:pPr>
-            <w:hyperlink w:history="1" r:id="rIdajimroxs6olfk9rvkfuc9">
+            <w:hyperlink w:history="1" r:id="rIdrcckl9uripuo6el8lj0qe">
               <w:r>
                 <w:rPr>
                   <w:rFonts w:ascii="Arial" w:cs="Arial" w:eastAsia="Arial" w:hAnsi="Arial"/>
@@ -15470,7 +15470,7 @@
               <w:spacing w:after="10" w:before="0"/>
               <w:ind w:left="120"/>
             </w:pPr>
-            <w:hyperlink w:history="1" r:id="rIduvvrmsv-bt_dexamkrvre">
+            <w:hyperlink w:history="1" r:id="rIdidyghr6hqsxihv3hr4qzg">
               <w:r>
                 <w:rPr>
                   <w:rFonts w:ascii="Arial" w:cs="Arial" w:eastAsia="Arial" w:hAnsi="Arial"/>
@@ -15515,7 +15515,7 @@
             <w:pPr>
               <w:spacing w:after="20" w:before="0"/>
             </w:pPr>
-            <w:hyperlink w:history="1" r:id="rIduczme7z2jgnzrj448pnul">
+            <w:hyperlink w:history="1" r:id="rIdigxvqw4allhpztt73avfj">
               <w:r>
                 <w:rPr>
                   <w:rFonts w:ascii="Arial" w:cs="Arial" w:eastAsia="Arial" w:hAnsi="Arial"/>
@@ -15548,7 +15548,7 @@
               <w:spacing w:after="10" w:before="0"/>
               <w:ind w:left="120"/>
             </w:pPr>
-            <w:hyperlink w:history="1" r:id="rIddm6k77y3kf_55oqjqq-sq">
+            <w:hyperlink w:history="1" r:id="rIdfiiqeottfd_mbyb1masey">
               <w:r>
                 <w:rPr>
                   <w:rFonts w:ascii="Arial" w:cs="Arial" w:eastAsia="Arial" w:hAnsi="Arial"/>
@@ -15743,7 +15743,7 @@
             <w:pPr>
               <w:spacing w:after="20" w:before="0"/>
             </w:pPr>
-            <w:hyperlink w:history="1" r:id="rIde7hfxyuljkyecs2uwxadi">
+            <w:hyperlink w:history="1" r:id="rIdn-2-fq4xostwhvz0sh9rk">
               <w:r>
                 <w:rPr>
                   <w:rFonts w:ascii="Arial" w:cs="Arial" w:eastAsia="Arial" w:hAnsi="Arial"/>
@@ -15776,7 +15776,7 @@
               <w:spacing w:after="10" w:before="0"/>
               <w:ind w:left="120"/>
             </w:pPr>
-            <w:hyperlink w:history="1" r:id="rIdglxqnlslxecmpc-qhot9q">
+            <w:hyperlink w:history="1" r:id="rId-fzpc_f1iydcnzfec-eji">
               <w:r>
                 <w:rPr>
                   <w:rFonts w:ascii="Arial" w:cs="Arial" w:eastAsia="Arial" w:hAnsi="Arial"/>
@@ -15821,7 +15821,7 @@
             <w:pPr>
               <w:spacing w:after="20" w:before="0"/>
             </w:pPr>
-            <w:hyperlink w:history="1" r:id="rIdkjgjykhmbaegdt7xs5qk_">
+            <w:hyperlink w:history="1" r:id="rIds5ov0653syc-oqjrgeg9_">
               <w:r>
                 <w:rPr>
                   <w:rFonts w:ascii="Arial" w:cs="Arial" w:eastAsia="Arial" w:hAnsi="Arial"/>
@@ -15854,7 +15854,7 @@
               <w:spacing w:after="10" w:before="0"/>
               <w:ind w:left="120"/>
             </w:pPr>
-            <w:hyperlink w:history="1" r:id="rIdq8qtufc8makhlwlinpwb1">
+            <w:hyperlink w:history="1" r:id="rIdbryxcv8zf9xad3udorkkb">
               <w:r>
                 <w:rPr>
                   <w:rFonts w:ascii="Arial" w:cs="Arial" w:eastAsia="Arial" w:hAnsi="Arial"/>
@@ -16049,7 +16049,7 @@
             <w:pPr>
               <w:spacing w:after="20" w:before="0"/>
             </w:pPr>
-            <w:hyperlink w:history="1" r:id="rIde92nj5ahwcxl74rai4yw7">
+            <w:hyperlink w:history="1" r:id="rIdstni9je9xgvl8vmehppcg">
               <w:r>
                 <w:rPr>
                   <w:rFonts w:ascii="Arial" w:cs="Arial" w:eastAsia="Arial" w:hAnsi="Arial"/>
@@ -16098,7 +16098,7 @@
               <w:spacing w:after="10" w:before="0"/>
               <w:ind w:left="120"/>
             </w:pPr>
-            <w:hyperlink w:history="1" r:id="rIdvoljm2ug78dppmqnjxpm5">
+            <w:hyperlink w:history="1" r:id="rIdokxvtto_taxi_luesqesp">
               <w:r>
                 <w:rPr>
                   <w:rFonts w:ascii="Arial" w:cs="Arial" w:eastAsia="Arial" w:hAnsi="Arial"/>
@@ -16143,7 +16143,7 @@
             <w:pPr>
               <w:spacing w:after="20" w:before="0"/>
             </w:pPr>
-            <w:hyperlink w:history="1" r:id="rIdr5tg1w2tqlzow8k4_3-14">
+            <w:hyperlink w:history="1" r:id="rId258kxigstvi0olat-zjxn">
               <w:r>
                 <w:rPr>
                   <w:rFonts w:ascii="Arial" w:cs="Arial" w:eastAsia="Arial" w:hAnsi="Arial"/>
@@ -16176,7 +16176,7 @@
               <w:spacing w:after="10" w:before="0"/>
               <w:ind w:left="120"/>
             </w:pPr>
-            <w:hyperlink w:history="1" r:id="rIdixyya8yefwmxwih5fysvs">
+            <w:hyperlink w:history="1" r:id="rIda7mcva3lnljz9tmbokxsb">
               <w:r>
                 <w:rPr>
                   <w:rFonts w:ascii="Arial" w:cs="Arial" w:eastAsia="Arial" w:hAnsi="Arial"/>
@@ -16688,7 +16688,7 @@
         </w:rPr>
         <w:t xml:space="preserve">© 2026 SeaVuria and ARES. Aligned with KICD objectives. Developed by SeaVuria; technical implementation by ARES (with AI assistance from Claude). Licensed under </w:t>
       </w:r>
-      <w:hyperlink w:history="1" r:id="rIdjcw4zcb0vcw4lcfjgzsif">
+      <w:hyperlink w:history="1" r:id="rIdlvsrqapxay0tqmkkpnmcj">
         <w:r>
           <w:rPr>
             <w:rFonts w:ascii="Arial" w:cs="Arial" w:eastAsia="Arial" w:hAnsi="Arial"/>
@@ -16709,7 +16709,7 @@
         </w:rPr>
         <w:t xml:space="preserve"> (</w:t>
       </w:r>
-      <w:hyperlink w:history="1" r:id="rIdbjfzpykiqbhfp2xqlzwkf">
+      <w:hyperlink w:history="1" r:id="rIdepxk1rglkg0fks661znax">
         <w:r>
           <w:rPr>
             <w:rFonts w:ascii="Arial" w:cs="Arial" w:eastAsia="Arial" w:hAnsi="Arial"/>
@@ -17722,7 +17722,7 @@
             <w:pPr>
               <w:spacing w:after="20" w:before="0"/>
             </w:pPr>
-            <w:hyperlink w:history="1" r:id="rIdmazegkt_awd6gheqbjkh6">
+            <w:hyperlink w:history="1" r:id="rIdkct4rf-np8shffvsdjyku">
               <w:r>
                 <w:rPr>
                   <w:rFonts w:ascii="Arial" w:cs="Arial" w:eastAsia="Arial" w:hAnsi="Arial"/>
@@ -17755,7 +17755,7 @@
               <w:spacing w:after="10" w:before="0"/>
               <w:ind w:left="120"/>
             </w:pPr>
-            <w:hyperlink w:history="1" r:id="rIdukv_s6qrjxzuwxjqsxhaj">
+            <w:hyperlink w:history="1" r:id="rIdxktkkgtgjitzsgapxlavk">
               <w:r>
                 <w:rPr>
                   <w:rFonts w:ascii="Arial" w:cs="Arial" w:eastAsia="Arial" w:hAnsi="Arial"/>
@@ -17800,7 +17800,7 @@
             <w:pPr>
               <w:spacing w:after="20" w:before="0"/>
             </w:pPr>
-            <w:hyperlink w:history="1" r:id="rIdz4hwame8qhysorcartno9">
+            <w:hyperlink w:history="1" r:id="rIdg-whvh3sqq-076oyirpwu">
               <w:r>
                 <w:rPr>
                   <w:rFonts w:ascii="Arial" w:cs="Arial" w:eastAsia="Arial" w:hAnsi="Arial"/>
@@ -17833,7 +17833,7 @@
               <w:spacing w:after="10" w:before="0"/>
               <w:ind w:left="120"/>
             </w:pPr>
-            <w:hyperlink w:history="1" r:id="rId4m6x1c2dhhoxiqximh2qo">
+            <w:hyperlink w:history="1" r:id="rId_idxeqf7defrqsh7g16gj">
               <w:r>
                 <w:rPr>
                   <w:rFonts w:ascii="Arial" w:cs="Arial" w:eastAsia="Arial" w:hAnsi="Arial"/>
@@ -18028,7 +18028,7 @@
             <w:pPr>
               <w:spacing w:after="20" w:before="0"/>
             </w:pPr>
-            <w:hyperlink w:history="1" r:id="rIdkuyvrs_thd3ifihqrz3bf">
+            <w:hyperlink w:history="1" r:id="rId_t19pdgqomuh1_znky-b-">
               <w:r>
                 <w:rPr>
                   <w:rFonts w:ascii="Arial" w:cs="Arial" w:eastAsia="Arial" w:hAnsi="Arial"/>
@@ -18061,7 +18061,7 @@
               <w:spacing w:after="10" w:before="0"/>
               <w:ind w:left="120"/>
             </w:pPr>
-            <w:hyperlink w:history="1" r:id="rIdrafm1un2hmo9f5jhp6baz">
+            <w:hyperlink w:history="1" r:id="rIdfcktd3bfsfd-xmykft53f">
               <w:r>
                 <w:rPr>
                   <w:rFonts w:ascii="Arial" w:cs="Arial" w:eastAsia="Arial" w:hAnsi="Arial"/>
@@ -18106,7 +18106,7 @@
             <w:pPr>
               <w:spacing w:after="20" w:before="0"/>
             </w:pPr>
-            <w:hyperlink w:history="1" r:id="rIdpp0onrn2ja0uolsthbv7n">
+            <w:hyperlink w:history="1" r:id="rIdrczchgvd07bmmbreoywqk">
               <w:r>
                 <w:rPr>
                   <w:rFonts w:ascii="Arial" w:cs="Arial" w:eastAsia="Arial" w:hAnsi="Arial"/>
@@ -18139,7 +18139,7 @@
               <w:spacing w:after="10" w:before="0"/>
               <w:ind w:left="120"/>
             </w:pPr>
-            <w:hyperlink w:history="1" r:id="rIddepatru3nrstjveey6dn8">
+            <w:hyperlink w:history="1" r:id="rIdco0qw2gjxcbx3ziae5axm">
               <w:r>
                 <w:rPr>
                   <w:rFonts w:ascii="Arial" w:cs="Arial" w:eastAsia="Arial" w:hAnsi="Arial"/>
@@ -18334,7 +18334,7 @@
             <w:pPr>
               <w:spacing w:after="20" w:before="0"/>
             </w:pPr>
-            <w:hyperlink w:history="1" r:id="rIdnlehzj8ym8pkylf-xmxcg">
+            <w:hyperlink w:history="1" r:id="rIdftwagxftk6vxlalnhnqws">
               <w:r>
                 <w:rPr>
                   <w:rFonts w:ascii="Arial" w:cs="Arial" w:eastAsia="Arial" w:hAnsi="Arial"/>
@@ -18367,7 +18367,7 @@
               <w:spacing w:after="10" w:before="0"/>
               <w:ind w:left="120"/>
             </w:pPr>
-            <w:hyperlink w:history="1" r:id="rIdcooeqkqkq_blx28ksi-bo">
+            <w:hyperlink w:history="1" r:id="rIdregpjpgtsd_gy7d88fhcx">
               <w:r>
                 <w:rPr>
                   <w:rFonts w:ascii="Arial" w:cs="Arial" w:eastAsia="Arial" w:hAnsi="Arial"/>
@@ -18412,7 +18412,7 @@
             <w:pPr>
               <w:spacing w:after="20" w:before="0"/>
             </w:pPr>
-            <w:hyperlink w:history="1" r:id="rIdddopelhjy2tn_3wkqseg1">
+            <w:hyperlink w:history="1" r:id="rIdkxxvbaqja4qkg_ctsuokw">
               <w:r>
                 <w:rPr>
                   <w:rFonts w:ascii="Arial" w:cs="Arial" w:eastAsia="Arial" w:hAnsi="Arial"/>
@@ -18445,7 +18445,7 @@
               <w:spacing w:after="10" w:before="0"/>
               <w:ind w:left="120"/>
             </w:pPr>
-            <w:hyperlink w:history="1" r:id="rIdw09zqq5slzyvz9p9mqkfk">
+            <w:hyperlink w:history="1" r:id="rIdakh2w6vgkdcdw0xzqhx5g">
               <w:r>
                 <w:rPr>
                   <w:rFonts w:ascii="Arial" w:cs="Arial" w:eastAsia="Arial" w:hAnsi="Arial"/>
@@ -18640,7 +18640,7 @@
             <w:pPr>
               <w:spacing w:after="20" w:before="0"/>
             </w:pPr>
-            <w:hyperlink w:history="1" r:id="rIduspysszeqg4mm4q1t4ajy">
+            <w:hyperlink w:history="1" r:id="rIdwpuhhb5pdma7p6axfgtwi">
               <w:r>
                 <w:rPr>
                   <w:rFonts w:ascii="Arial" w:cs="Arial" w:eastAsia="Arial" w:hAnsi="Arial"/>
@@ -18673,7 +18673,7 @@
               <w:spacing w:after="10" w:before="0"/>
               <w:ind w:left="120"/>
             </w:pPr>
-            <w:hyperlink w:history="1" r:id="rIdorlosilggas_6959h33b_">
+            <w:hyperlink w:history="1" r:id="rIdu0zy2oj30mlnspyljjykz">
               <w:r>
                 <w:rPr>
                   <w:rFonts w:ascii="Arial" w:cs="Arial" w:eastAsia="Arial" w:hAnsi="Arial"/>
@@ -18718,7 +18718,7 @@
             <w:pPr>
               <w:spacing w:after="20" w:before="0"/>
             </w:pPr>
-            <w:hyperlink w:history="1" r:id="rIdkntvuw2avjw3zjn6zjugm">
+            <w:hyperlink w:history="1" r:id="rIdhh9zx_z3t-nd-dcmkekdf">
               <w:r>
                 <w:rPr>
                   <w:rFonts w:ascii="Arial" w:cs="Arial" w:eastAsia="Arial" w:hAnsi="Arial"/>
@@ -18751,7 +18751,7 @@
               <w:spacing w:after="10" w:before="0"/>
               <w:ind w:left="120"/>
             </w:pPr>
-            <w:hyperlink w:history="1" r:id="rIdnxphwaauggtobdhzean3a">
+            <w:hyperlink w:history="1" r:id="rId0iqrngbac0udmkizcqpeu">
               <w:r>
                 <w:rPr>
                   <w:rFonts w:ascii="Arial" w:cs="Arial" w:eastAsia="Arial" w:hAnsi="Arial"/>
@@ -18946,7 +18946,7 @@
             <w:pPr>
               <w:spacing w:after="20" w:before="0"/>
             </w:pPr>
-            <w:hyperlink w:history="1" r:id="rIddf4ipuaozuhd-eiplurck">
+            <w:hyperlink w:history="1" r:id="rIdpr6orz9nutl7z9cmhfu8p">
               <w:r>
                 <w:rPr>
                   <w:rFonts w:ascii="Arial" w:cs="Arial" w:eastAsia="Arial" w:hAnsi="Arial"/>
@@ -18995,7 +18995,7 @@
               <w:spacing w:after="10" w:before="0"/>
               <w:ind w:left="120"/>
             </w:pPr>
-            <w:hyperlink w:history="1" r:id="rIdxf-lwouopz8zaf3nwld2y">
+            <w:hyperlink w:history="1" r:id="rIdi_inbwwldeahekh3xjgf0">
               <w:r>
                 <w:rPr>
                   <w:rFonts w:ascii="Arial" w:cs="Arial" w:eastAsia="Arial" w:hAnsi="Arial"/>
@@ -19040,7 +19040,7 @@
             <w:pPr>
               <w:spacing w:after="20" w:before="0"/>
             </w:pPr>
-            <w:hyperlink w:history="1" r:id="rIdljm6_epox3upgulnjoyw9">
+            <w:hyperlink w:history="1" r:id="rId-9g_5dl10phygbr9_5n_r">
               <w:r>
                 <w:rPr>
                   <w:rFonts w:ascii="Arial" w:cs="Arial" w:eastAsia="Arial" w:hAnsi="Arial"/>
@@ -19073,7 +19073,7 @@
               <w:spacing w:after="10" w:before="0"/>
               <w:ind w:left="120"/>
             </w:pPr>
-            <w:hyperlink w:history="1" r:id="rIdyyyl-ykdvn-jmqgknrpfc">
+            <w:hyperlink w:history="1" r:id="rIduomiu_vg8gsoh-y6bbz1o">
               <w:r>
                 <w:rPr>
                   <w:rFonts w:ascii="Arial" w:cs="Arial" w:eastAsia="Arial" w:hAnsi="Arial"/>
@@ -19585,7 +19585,7 @@
         </w:rPr>
         <w:t xml:space="preserve">© 2026 SeaVuria and ARES. Aligned with KICD objectives. Developed by SeaVuria; technical implementation by ARES (with AI assistance from Claude). Licensed under </w:t>
       </w:r>
-      <w:hyperlink w:history="1" r:id="rIdnsrwdevezha-rl6ako2r_">
+      <w:hyperlink w:history="1" r:id="rIdtnlp6esosxcpkwpae69ax">
         <w:r>
           <w:rPr>
             <w:rFonts w:ascii="Arial" w:cs="Arial" w:eastAsia="Arial" w:hAnsi="Arial"/>
@@ -19606,7 +19606,7 @@
         </w:rPr>
         <w:t xml:space="preserve"> (</w:t>
       </w:r>
-      <w:hyperlink w:history="1" r:id="rIdijyfxnlojr8exy_amhwpb">
+      <w:hyperlink w:history="1" r:id="rIdsiao4k8oi2pfyyo-yt22v">
         <w:r>
           <w:rPr>
             <w:rFonts w:ascii="Arial" w:cs="Arial" w:eastAsia="Arial" w:hAnsi="Arial"/>
@@ -20619,7 +20619,7 @@
             <w:pPr>
               <w:spacing w:after="20" w:before="0"/>
             </w:pPr>
-            <w:hyperlink w:history="1" r:id="rIdozb6f8_srbdlbpxk24ind">
+            <w:hyperlink w:history="1" r:id="rIduhjf8ofikivtikwtbtqfh">
               <w:r>
                 <w:rPr>
                   <w:rFonts w:ascii="Arial" w:cs="Arial" w:eastAsia="Arial" w:hAnsi="Arial"/>
@@ -20652,7 +20652,7 @@
               <w:spacing w:after="10" w:before="0"/>
               <w:ind w:left="120"/>
             </w:pPr>
-            <w:hyperlink w:history="1" r:id="rIdz5jketn8xbjrjgsfmfo90">
+            <w:hyperlink w:history="1" r:id="rIde5km4tmddrvzvhz7su12w">
               <w:r>
                 <w:rPr>
                   <w:rFonts w:ascii="Arial" w:cs="Arial" w:eastAsia="Arial" w:hAnsi="Arial"/>
@@ -20697,7 +20697,7 @@
             <w:pPr>
               <w:spacing w:after="20" w:before="0"/>
             </w:pPr>
-            <w:hyperlink w:history="1" r:id="rIdkjw4gkxchhlmvtlo8e3uy">
+            <w:hyperlink w:history="1" r:id="rIdqhib9pdg8gqckqv2aacnj">
               <w:r>
                 <w:rPr>
                   <w:rFonts w:ascii="Arial" w:cs="Arial" w:eastAsia="Arial" w:hAnsi="Arial"/>
@@ -20746,7 +20746,7 @@
               <w:spacing w:after="10" w:before="0"/>
               <w:ind w:left="120"/>
             </w:pPr>
-            <w:hyperlink w:history="1" r:id="rIdx3aabzbj2jyjhvsgwqsdu">
+            <w:hyperlink w:history="1" r:id="rIdx_t-aclgnakfwu3bunnzx">
               <w:r>
                 <w:rPr>
                   <w:rFonts w:ascii="Arial" w:cs="Arial" w:eastAsia="Arial" w:hAnsi="Arial"/>
@@ -20941,7 +20941,7 @@
             <w:pPr>
               <w:spacing w:after="20" w:before="0"/>
             </w:pPr>
-            <w:hyperlink w:history="1" r:id="rIdiqvvjhmitjatltsrqqo97">
+            <w:hyperlink w:history="1" r:id="rIdzzgyh65pb0blnnmqkzmme">
               <w:r>
                 <w:rPr>
                   <w:rFonts w:ascii="Arial" w:cs="Arial" w:eastAsia="Arial" w:hAnsi="Arial"/>
@@ -20974,7 +20974,7 @@
               <w:spacing w:after="10" w:before="0"/>
               <w:ind w:left="120"/>
             </w:pPr>
-            <w:hyperlink w:history="1" r:id="rIdfs8_d9ptunaktaizixkua">
+            <w:hyperlink w:history="1" r:id="rIdul5nvlabit8pllxy808oo">
               <w:r>
                 <w:rPr>
                   <w:rFonts w:ascii="Arial" w:cs="Arial" w:eastAsia="Arial" w:hAnsi="Arial"/>
@@ -21019,7 +21019,7 @@
             <w:pPr>
               <w:spacing w:after="20" w:before="0"/>
             </w:pPr>
-            <w:hyperlink w:history="1" r:id="rIdr8upf_5p7nfqmmkhehh_e">
+            <w:hyperlink w:history="1" r:id="rIdsahpwrutw4miffmfst7tz">
               <w:r>
                 <w:rPr>
                   <w:rFonts w:ascii="Arial" w:cs="Arial" w:eastAsia="Arial" w:hAnsi="Arial"/>
@@ -21068,7 +21068,7 @@
               <w:spacing w:after="10" w:before="0"/>
               <w:ind w:left="120"/>
             </w:pPr>
-            <w:hyperlink w:history="1" r:id="rIdc52v-sfwm_ijutlxsng1f">
+            <w:hyperlink w:history="1" r:id="rId-_n-lfvcz_ufev38_irun">
               <w:r>
                 <w:rPr>
                   <w:rFonts w:ascii="Arial" w:cs="Arial" w:eastAsia="Arial" w:hAnsi="Arial"/>
@@ -21263,7 +21263,7 @@
             <w:pPr>
               <w:spacing w:after="20" w:before="0"/>
             </w:pPr>
-            <w:hyperlink w:history="1" r:id="rIdexvihgs8nki5tn5p2ct-o">
+            <w:hyperlink w:history="1" r:id="rId_sa9xa9yuq_srrn9eg2nc">
               <w:r>
                 <w:rPr>
                   <w:rFonts w:ascii="Arial" w:cs="Arial" w:eastAsia="Arial" w:hAnsi="Arial"/>
@@ -21296,7 +21296,7 @@
               <w:spacing w:after="10" w:before="0"/>
               <w:ind w:left="120"/>
             </w:pPr>
-            <w:hyperlink w:history="1" r:id="rIdwhnr5jgxo9tctnh2w36t-">
+            <w:hyperlink w:history="1" r:id="rIdp-bjbwvjmrimzvfpcfxco">
               <w:r>
                 <w:rPr>
                   <w:rFonts w:ascii="Arial" w:cs="Arial" w:eastAsia="Arial" w:hAnsi="Arial"/>
@@ -21341,7 +21341,7 @@
             <w:pPr>
               <w:spacing w:after="20" w:before="0"/>
             </w:pPr>
-            <w:hyperlink w:history="1" r:id="rIdgucbjexuqp6fdxfenmvsh">
+            <w:hyperlink w:history="1" r:id="rIdjr_n-hg8cdqz0jnlxjm6x">
               <w:r>
                 <w:rPr>
                   <w:rFonts w:ascii="Arial" w:cs="Arial" w:eastAsia="Arial" w:hAnsi="Arial"/>
@@ -21390,7 +21390,7 @@
               <w:spacing w:after="10" w:before="0"/>
               <w:ind w:left="120"/>
             </w:pPr>
-            <w:hyperlink w:history="1" r:id="rIdck5alz5ae3novy5vrg2zh">
+            <w:hyperlink w:history="1" r:id="rId7lkslypvb8ojascrjyawy">
               <w:r>
                 <w:rPr>
                   <w:rFonts w:ascii="Arial" w:cs="Arial" w:eastAsia="Arial" w:hAnsi="Arial"/>
@@ -21585,7 +21585,7 @@
             <w:pPr>
               <w:spacing w:after="20" w:before="0"/>
             </w:pPr>
-            <w:hyperlink w:history="1" r:id="rIdxxbfsalrckbtsmmoa-ukj">
+            <w:hyperlink w:history="1" r:id="rIdoqc6frpp7234lijhk_foe">
               <w:r>
                 <w:rPr>
                   <w:rFonts w:ascii="Arial" w:cs="Arial" w:eastAsia="Arial" w:hAnsi="Arial"/>
@@ -21618,7 +21618,7 @@
               <w:spacing w:after="10" w:before="0"/>
               <w:ind w:left="120"/>
             </w:pPr>
-            <w:hyperlink w:history="1" r:id="rIddxt7eybyy10qrhbst402e">
+            <w:hyperlink w:history="1" r:id="rIdvundal437ymkbgpfs71yp">
               <w:r>
                 <w:rPr>
                   <w:rFonts w:ascii="Arial" w:cs="Arial" w:eastAsia="Arial" w:hAnsi="Arial"/>
@@ -21663,7 +21663,7 @@
             <w:pPr>
               <w:spacing w:after="20" w:before="0"/>
             </w:pPr>
-            <w:hyperlink w:history="1" r:id="rIdmnrmc-tbccn8a2b4hfmzz">
+            <w:hyperlink w:history="1" r:id="rIdmtmd8tohtpha1xz3by2af">
               <w:r>
                 <w:rPr>
                   <w:rFonts w:ascii="Arial" w:cs="Arial" w:eastAsia="Arial" w:hAnsi="Arial"/>
@@ -21712,7 +21712,7 @@
               <w:spacing w:after="10" w:before="0"/>
               <w:ind w:left="120"/>
             </w:pPr>
-            <w:hyperlink w:history="1" r:id="rId_m398cauascnrtswshfy5">
+            <w:hyperlink w:history="1" r:id="rIdsntk9am2h-2rbgjffrpqj">
               <w:r>
                 <w:rPr>
                   <w:rFonts w:ascii="Arial" w:cs="Arial" w:eastAsia="Arial" w:hAnsi="Arial"/>
@@ -21907,7 +21907,7 @@
             <w:pPr>
               <w:spacing w:after="20" w:before="0"/>
             </w:pPr>
-            <w:hyperlink w:history="1" r:id="rIddci2p2dpc8oyyufadrqts">
+            <w:hyperlink w:history="1" r:id="rIdx_5wgc_v3x4xrnbooi73-">
               <w:r>
                 <w:rPr>
                   <w:rFonts w:ascii="Arial" w:cs="Arial" w:eastAsia="Arial" w:hAnsi="Arial"/>
@@ -21956,7 +21956,7 @@
               <w:spacing w:after="10" w:before="0"/>
               <w:ind w:left="120"/>
             </w:pPr>
-            <w:hyperlink w:history="1" r:id="rIdfumoirildz0uy0bgpgbju">
+            <w:hyperlink w:history="1" r:id="rIdcozkinrjk8ye5ojcqpcmv">
               <w:r>
                 <w:rPr>
                   <w:rFonts w:ascii="Arial" w:cs="Arial" w:eastAsia="Arial" w:hAnsi="Arial"/>
@@ -22001,7 +22001,7 @@
             <w:pPr>
               <w:spacing w:after="20" w:before="0"/>
             </w:pPr>
-            <w:hyperlink w:history="1" r:id="rIdecpefcnyshyasvxxnobvt">
+            <w:hyperlink w:history="1" r:id="rIdmz4azsjvawzzqk3yecccb">
               <w:r>
                 <w:rPr>
                   <w:rFonts w:ascii="Arial" w:cs="Arial" w:eastAsia="Arial" w:hAnsi="Arial"/>
@@ -22050,7 +22050,7 @@
               <w:spacing w:after="10" w:before="0"/>
               <w:ind w:left="120"/>
             </w:pPr>
-            <w:hyperlink w:history="1" r:id="rIdaewod7ftx35zzaauegr7o">
+            <w:hyperlink w:history="1" r:id="rId-ruxxx9hh-gcax7zkokxg">
               <w:r>
                 <w:rPr>
                   <w:rFonts w:ascii="Arial" w:cs="Arial" w:eastAsia="Arial" w:hAnsi="Arial"/>
@@ -22562,7 +22562,7 @@
         </w:rPr>
         <w:t xml:space="preserve">© 2026 SeaVuria and ARES. Aligned with KICD objectives. Developed by SeaVuria; technical implementation by ARES (with AI assistance from Claude). Licensed under </w:t>
       </w:r>
-      <w:hyperlink w:history="1" r:id="rId-6hc7fj0yeejv6o3o2xjv">
+      <w:hyperlink w:history="1" r:id="rId6eqsaqxkgo2g_vyyu_sr4">
         <w:r>
           <w:rPr>
             <w:rFonts w:ascii="Arial" w:cs="Arial" w:eastAsia="Arial" w:hAnsi="Arial"/>
@@ -22583,7 +22583,7 @@
         </w:rPr>
         <w:t xml:space="preserve"> (</w:t>
       </w:r>
-      <w:hyperlink w:history="1" r:id="rIdamo5vaaoieg8fs4_li-dk">
+      <w:hyperlink w:history="1" r:id="rIdj1vqjtp2hy7q6d8-ykgnl">
         <w:r>
           <w:rPr>
             <w:rFonts w:ascii="Arial" w:cs="Arial" w:eastAsia="Arial" w:hAnsi="Arial"/>
@@ -23596,7 +23596,7 @@
             <w:pPr>
               <w:spacing w:after="20" w:before="0"/>
             </w:pPr>
-            <w:hyperlink w:history="1" r:id="rIdtnoqtjlsni21zq2dyiowm">
+            <w:hyperlink w:history="1" r:id="rIdkyfldw8nboltgua-aqdjc">
               <w:r>
                 <w:rPr>
                   <w:rFonts w:ascii="Arial" w:cs="Arial" w:eastAsia="Arial" w:hAnsi="Arial"/>
@@ -23629,7 +23629,7 @@
               <w:spacing w:after="10" w:before="0"/>
               <w:ind w:left="120"/>
             </w:pPr>
-            <w:hyperlink w:history="1" r:id="rId_nxlby_etubzif4svql2h">
+            <w:hyperlink w:history="1" r:id="rId0l88oiaetoaeo72k6az_s">
               <w:r>
                 <w:rPr>
                   <w:rFonts w:ascii="Arial" w:cs="Arial" w:eastAsia="Arial" w:hAnsi="Arial"/>
@@ -23674,7 +23674,7 @@
             <w:pPr>
               <w:spacing w:after="20" w:before="0"/>
             </w:pPr>
-            <w:hyperlink w:history="1" r:id="rId97whqpgukpkwrvllgmtc2">
+            <w:hyperlink w:history="1" r:id="rIdkfrhihvsw5gbyblamorur">
               <w:r>
                 <w:rPr>
                   <w:rFonts w:ascii="Arial" w:cs="Arial" w:eastAsia="Arial" w:hAnsi="Arial"/>
@@ -23707,7 +23707,7 @@
               <w:spacing w:after="10" w:before="0"/>
               <w:ind w:left="120"/>
             </w:pPr>
-            <w:hyperlink w:history="1" r:id="rIdyes1uozgqlt_ccdilqcfp">
+            <w:hyperlink w:history="1" r:id="rId1aeqqiznuktptlxfvll_i">
               <w:r>
                 <w:rPr>
                   <w:rFonts w:ascii="Arial" w:cs="Arial" w:eastAsia="Arial" w:hAnsi="Arial"/>
@@ -23902,7 +23902,7 @@
             <w:pPr>
               <w:spacing w:after="20" w:before="0"/>
             </w:pPr>
-            <w:hyperlink w:history="1" r:id="rIdlekylxl3ki_pcvzcb-uiu">
+            <w:hyperlink w:history="1" r:id="rId0bk-mow4skk1wlw5c13ti">
               <w:r>
                 <w:rPr>
                   <w:rFonts w:ascii="Arial" w:cs="Arial" w:eastAsia="Arial" w:hAnsi="Arial"/>
@@ -23935,7 +23935,7 @@
               <w:spacing w:after="10" w:before="0"/>
               <w:ind w:left="120"/>
             </w:pPr>
-            <w:hyperlink w:history="1" r:id="rIdfkqqogndzem8eue6ionp1">
+            <w:hyperlink w:history="1" r:id="rIdf2-ltxeo-ehxmyex9paox">
               <w:r>
                 <w:rPr>
                   <w:rFonts w:ascii="Arial" w:cs="Arial" w:eastAsia="Arial" w:hAnsi="Arial"/>
@@ -23980,7 +23980,7 @@
             <w:pPr>
               <w:spacing w:after="20" w:before="0"/>
             </w:pPr>
-            <w:hyperlink w:history="1" r:id="rIdmsoyp_pblzevrzmu9osep">
+            <w:hyperlink w:history="1" r:id="rIdrobtmhtouverelpytzaid">
               <w:r>
                 <w:rPr>
                   <w:rFonts w:ascii="Arial" w:cs="Arial" w:eastAsia="Arial" w:hAnsi="Arial"/>
@@ -24013,7 +24013,7 @@
               <w:spacing w:after="10" w:before="0"/>
               <w:ind w:left="120"/>
             </w:pPr>
-            <w:hyperlink w:history="1" r:id="rIdiatgdas_94d6fpdipvqdf">
+            <w:hyperlink w:history="1" r:id="rIdjikdkvdelzgdcofnzxmgd">
               <w:r>
                 <w:rPr>
                   <w:rFonts w:ascii="Arial" w:cs="Arial" w:eastAsia="Arial" w:hAnsi="Arial"/>
@@ -24208,7 +24208,7 @@
             <w:pPr>
               <w:spacing w:after="20" w:before="0"/>
             </w:pPr>
-            <w:hyperlink w:history="1" r:id="rIdeuzbqgl4umedeern0wogy">
+            <w:hyperlink w:history="1" r:id="rId1mytlacdjbbfl3bw7ould">
               <w:r>
                 <w:rPr>
                   <w:rFonts w:ascii="Arial" w:cs="Arial" w:eastAsia="Arial" w:hAnsi="Arial"/>
@@ -24241,7 +24241,7 @@
               <w:spacing w:after="10" w:before="0"/>
               <w:ind w:left="120"/>
             </w:pPr>
-            <w:hyperlink w:history="1" r:id="rIdxiksdie2doze9q5ncsonb">
+            <w:hyperlink w:history="1" r:id="rIdl0ye-jt2li5ykcnxqwpr8">
               <w:r>
                 <w:rPr>
                   <w:rFonts w:ascii="Arial" w:cs="Arial" w:eastAsia="Arial" w:hAnsi="Arial"/>
@@ -24286,7 +24286,7 @@
             <w:pPr>
               <w:spacing w:after="20" w:before="0"/>
             </w:pPr>
-            <w:hyperlink w:history="1" r:id="rIdvgmf3lbsvos12umfzr8qc">
+            <w:hyperlink w:history="1" r:id="rIdrkxm0q73thtxwthbdqoyu">
               <w:r>
                 <w:rPr>
                   <w:rFonts w:ascii="Arial" w:cs="Arial" w:eastAsia="Arial" w:hAnsi="Arial"/>
@@ -24319,7 +24319,7 @@
               <w:spacing w:after="10" w:before="0"/>
               <w:ind w:left="120"/>
             </w:pPr>
-            <w:hyperlink w:history="1" r:id="rIdhwqghy9yejwz0rngq2al-">
+            <w:hyperlink w:history="1" r:id="rIdj5yc3z2nchmjf77hqxxuy">
               <w:r>
                 <w:rPr>
                   <w:rFonts w:ascii="Arial" w:cs="Arial" w:eastAsia="Arial" w:hAnsi="Arial"/>
@@ -24514,7 +24514,7 @@
             <w:pPr>
               <w:spacing w:after="20" w:before="0"/>
             </w:pPr>
-            <w:hyperlink w:history="1" r:id="rId1yykvlzb8min_phl01w__">
+            <w:hyperlink w:history="1" r:id="rId7c_wupzv5ftkfcy-uchts">
               <w:r>
                 <w:rPr>
                   <w:rFonts w:ascii="Arial" w:cs="Arial" w:eastAsia="Arial" w:hAnsi="Arial"/>
@@ -24547,7 +24547,7 @@
               <w:spacing w:after="10" w:before="0"/>
               <w:ind w:left="120"/>
             </w:pPr>
-            <w:hyperlink w:history="1" r:id="rId1ixiahhlkbhhqfrv0gafd">
+            <w:hyperlink w:history="1" r:id="rId6i8g4zdlepkmsjqlzcywz">
               <w:r>
                 <w:rPr>
                   <w:rFonts w:ascii="Arial" w:cs="Arial" w:eastAsia="Arial" w:hAnsi="Arial"/>
@@ -24592,7 +24592,7 @@
             <w:pPr>
               <w:spacing w:after="20" w:before="0"/>
             </w:pPr>
-            <w:hyperlink w:history="1" r:id="rIdj1-mli163rkaiemrdeomd">
+            <w:hyperlink w:history="1" r:id="rId6qimvppate3xkbnzdy2wb">
               <w:r>
                 <w:rPr>
                   <w:rFonts w:ascii="Arial" w:cs="Arial" w:eastAsia="Arial" w:hAnsi="Arial"/>
@@ -24625,7 +24625,7 @@
               <w:spacing w:after="10" w:before="0"/>
               <w:ind w:left="120"/>
             </w:pPr>
-            <w:hyperlink w:history="1" r:id="rIdkwnwgmhlwueqtva3n5kkh">
+            <w:hyperlink w:history="1" r:id="rIdnkqtbklj0fy8yntyhwajj">
               <w:r>
                 <w:rPr>
                   <w:rFonts w:ascii="Arial" w:cs="Arial" w:eastAsia="Arial" w:hAnsi="Arial"/>
@@ -24820,7 +24820,7 @@
             <w:pPr>
               <w:spacing w:after="20" w:before="0"/>
             </w:pPr>
-            <w:hyperlink w:history="1" r:id="rIdfzqbp00hlfaa2btotqd4k">
+            <w:hyperlink w:history="1" r:id="rIdwqfrjeludovqpxutwmmn2">
               <w:r>
                 <w:rPr>
                   <w:rFonts w:ascii="Arial" w:cs="Arial" w:eastAsia="Arial" w:hAnsi="Arial"/>
@@ -24853,7 +24853,7 @@
               <w:spacing w:after="10" w:before="0"/>
               <w:ind w:left="120"/>
             </w:pPr>
-            <w:hyperlink w:history="1" r:id="rIdcnxeyjczr4acgfwavun89">
+            <w:hyperlink w:history="1" r:id="rIddhh9yssqxm1fl5bs7g7ct">
               <w:r>
                 <w:rPr>
                   <w:rFonts w:ascii="Arial" w:cs="Arial" w:eastAsia="Arial" w:hAnsi="Arial"/>
@@ -24898,7 +24898,7 @@
             <w:pPr>
               <w:spacing w:after="20" w:before="0"/>
             </w:pPr>
-            <w:hyperlink w:history="1" r:id="rIdcnmt8xt4pt7gsttg4e4ig">
+            <w:hyperlink w:history="1" r:id="rIdp--_poidtagg95jrspxdh">
               <w:r>
                 <w:rPr>
                   <w:rFonts w:ascii="Arial" w:cs="Arial" w:eastAsia="Arial" w:hAnsi="Arial"/>
@@ -24931,7 +24931,7 @@
               <w:spacing w:after="10" w:before="0"/>
               <w:ind w:left="120"/>
             </w:pPr>
-            <w:hyperlink w:history="1" r:id="rIdbnb0x89iooapk8wv7rikc">
+            <w:hyperlink w:history="1" r:id="rIdgsjykcjiondcd81syglg5">
               <w:r>
                 <w:rPr>
                   <w:rFonts w:ascii="Arial" w:cs="Arial" w:eastAsia="Arial" w:hAnsi="Arial"/>
@@ -25443,7 +25443,7 @@
         </w:rPr>
         <w:t xml:space="preserve">© 2026 SeaVuria and ARES. Aligned with KICD objectives. Developed by SeaVuria; technical implementation by ARES (with AI assistance from Claude). Licensed under </w:t>
       </w:r>
-      <w:hyperlink w:history="1" r:id="rIdg5_jmib9oqqueb44fzgnm">
+      <w:hyperlink w:history="1" r:id="rIduyyb3uuqfegj_8fofwtto">
         <w:r>
           <w:rPr>
             <w:rFonts w:ascii="Arial" w:cs="Arial" w:eastAsia="Arial" w:hAnsi="Arial"/>
@@ -25464,7 +25464,7 @@
         </w:rPr>
         <w:t xml:space="preserve"> (</w:t>
       </w:r>
-      <w:hyperlink w:history="1" r:id="rIdcicalo4lkqaqnmbfo2qx5">
+      <w:hyperlink w:history="1" r:id="rIdhi-kmge35nvxaobwcnzst">
         <w:r>
           <w:rPr>
             <w:rFonts w:ascii="Arial" w:cs="Arial" w:eastAsia="Arial" w:hAnsi="Arial"/>

--- a/data/outputs/v2/Essential_Mathematics/SS3.1_Statistics_1/Essential_Mathematics_Statistics_1_CBE_LessonSequence.docx
+++ b/data/outputs/v2/Essential_Mathematics/SS3.1_Statistics_1/Essential_Mathematics_Statistics_1_CBE_LessonSequence.docx
@@ -4,6 +4,7 @@
   <w:body>
     <w:p>
       <w:pPr>
+        <w:keepNext w:val="false"/>
         <w:spacing w:after="30" w:before="0"/>
         <w:jc w:val="center"/>
       </w:pPr>
@@ -23,6 +24,7 @@
     </w:p>
     <w:p>
       <w:pPr>
+        <w:keepNext w:val="false"/>
         <w:spacing w:after="60" w:before="0"/>
         <w:jc w:val="center"/>
       </w:pPr>
@@ -81,6 +83,7 @@
           </w:tcPr>
           <w:p>
             <w:pPr>
+              <w:keepNext w:val="false"/>
               <w:spacing w:after="40" w:before="0"/>
               <w:jc w:val="center"/>
             </w:pPr>
@@ -115,6 +118,7 @@
           </w:tcPr>
           <w:p>
             <w:pPr>
+              <w:keepNext w:val="false"/>
               <w:spacing w:after="40" w:before="0"/>
               <w:jc w:val="left"/>
             </w:pPr>
@@ -147,6 +151,7 @@
           </w:tcPr>
           <w:p>
             <w:pPr>
+              <w:keepNext w:val="false"/>
               <w:spacing w:after="40" w:before="0"/>
               <w:jc w:val="left"/>
             </w:pPr>
@@ -181,6 +186,7 @@
           </w:tcPr>
           <w:p>
             <w:pPr>
+              <w:keepNext w:val="false"/>
               <w:spacing w:after="40" w:before="0"/>
               <w:jc w:val="left"/>
             </w:pPr>
@@ -213,6 +219,7 @@
           </w:tcPr>
           <w:p>
             <w:pPr>
+              <w:keepNext w:val="false"/>
               <w:spacing w:after="40" w:before="0"/>
               <w:jc w:val="left"/>
             </w:pPr>
@@ -247,6 +254,7 @@
           </w:tcPr>
           <w:p>
             <w:pPr>
+              <w:keepNext w:val="false"/>
               <w:spacing w:after="40" w:before="0"/>
               <w:jc w:val="left"/>
             </w:pPr>
@@ -279,6 +287,7 @@
           </w:tcPr>
           <w:p>
             <w:pPr>
+              <w:keepNext w:val="false"/>
               <w:spacing w:after="40" w:before="0"/>
               <w:jc w:val="left"/>
             </w:pPr>
@@ -313,6 +322,7 @@
           </w:tcPr>
           <w:p>
             <w:pPr>
+              <w:keepNext w:val="false"/>
               <w:spacing w:after="40" w:before="0"/>
               <w:jc w:val="left"/>
             </w:pPr>
@@ -345,6 +355,7 @@
           </w:tcPr>
           <w:p>
             <w:pPr>
+              <w:keepNext w:val="false"/>
               <w:spacing w:after="40" w:before="0"/>
               <w:jc w:val="left"/>
             </w:pPr>
@@ -379,6 +390,7 @@
           </w:tcPr>
           <w:p>
             <w:pPr>
+              <w:keepNext w:val="false"/>
               <w:spacing w:after="40" w:before="0"/>
               <w:jc w:val="left"/>
             </w:pPr>
@@ -411,6 +423,7 @@
           </w:tcPr>
           <w:p>
             <w:pPr>
+              <w:keepNext w:val="false"/>
               <w:spacing w:after="40" w:before="0"/>
               <w:jc w:val="left"/>
             </w:pPr>
@@ -445,6 +458,7 @@
           </w:tcPr>
           <w:p>
             <w:pPr>
+              <w:keepNext w:val="false"/>
               <w:spacing w:after="40" w:before="0"/>
               <w:jc w:val="left"/>
             </w:pPr>
@@ -652,6 +666,7 @@
           </w:tcPr>
           <w:p>
             <w:pPr>
+              <w:keepNext w:val="false"/>
               <w:spacing w:after="40" w:before="0"/>
               <w:jc w:val="left"/>
             </w:pPr>
@@ -684,6 +699,7 @@
           </w:tcPr>
           <w:p>
             <w:pPr>
+              <w:keepNext w:val="false"/>
               <w:spacing w:after="40" w:before="0"/>
               <w:jc w:val="left"/>
             </w:pPr>
@@ -703,6 +719,7 @@
           </w:p>
           <w:p>
             <w:pPr>
+              <w:keepNext w:val="false"/>
               <w:spacing w:after="40" w:before="0"/>
               <w:jc w:val="left"/>
             </w:pPr>
@@ -722,6 +739,7 @@
           </w:p>
           <w:p>
             <w:pPr>
+              <w:keepNext w:val="false"/>
               <w:spacing w:after="40" w:before="0"/>
               <w:jc w:val="left"/>
             </w:pPr>
@@ -741,6 +759,7 @@
           </w:p>
           <w:p>
             <w:pPr>
+              <w:keepNext w:val="false"/>
               <w:spacing w:after="40" w:before="0"/>
               <w:jc w:val="left"/>
             </w:pPr>
@@ -760,6 +779,7 @@
           </w:p>
           <w:p>
             <w:pPr>
+              <w:keepNext w:val="false"/>
               <w:spacing w:after="40" w:before="0"/>
               <w:jc w:val="left"/>
             </w:pPr>
@@ -779,6 +799,7 @@
           </w:p>
           <w:p>
             <w:pPr>
+              <w:keepNext w:val="false"/>
               <w:spacing w:after="40" w:before="0"/>
               <w:jc w:val="left"/>
             </w:pPr>
@@ -813,6 +834,7 @@
           </w:tcPr>
           <w:p>
             <w:pPr>
+              <w:keepNext w:val="false"/>
               <w:spacing w:after="40" w:before="0"/>
               <w:jc w:val="left"/>
             </w:pPr>
@@ -900,6 +922,7 @@
           </w:tcPr>
           <w:p>
             <w:pPr>
+              <w:keepNext w:val="false"/>
               <w:spacing w:after="40" w:before="0"/>
               <w:jc w:val="left"/>
             </w:pPr>
@@ -987,6 +1010,7 @@
           </w:tcPr>
           <w:p>
             <w:pPr>
+              <w:keepNext w:val="false"/>
               <w:spacing w:after="40" w:before="0"/>
               <w:jc w:val="left"/>
             </w:pPr>
@@ -1154,6 +1178,7 @@
           </w:tcPr>
           <w:p>
             <w:pPr>
+              <w:keepNext w:val="false"/>
               <w:spacing w:after="40" w:before="0"/>
               <w:jc w:val="left"/>
             </w:pPr>
@@ -1221,6 +1246,7 @@
           </w:tcPr>
           <w:p>
             <w:pPr>
+              <w:keepNext w:val="false"/>
               <w:spacing w:after="40" w:before="0"/>
               <w:jc w:val="left"/>
             </w:pPr>
@@ -1388,6 +1414,7 @@
           </w:tcPr>
           <w:p>
             <w:pPr>
+              <w:keepNext w:val="false"/>
               <w:spacing w:after="40" w:before="0"/>
               <w:jc w:val="left"/>
             </w:pPr>
@@ -1420,6 +1447,7 @@
           </w:tcPr>
           <w:p>
             <w:pPr>
+              <w:keepNext w:val="false"/>
               <w:spacing w:after="40" w:before="0"/>
               <w:jc w:val="left"/>
             </w:pPr>
@@ -1454,6 +1482,7 @@
           </w:tcPr>
           <w:p>
             <w:pPr>
+              <w:keepNext w:val="false"/>
               <w:spacing w:after="40" w:before="0"/>
               <w:jc w:val="left"/>
             </w:pPr>
@@ -1486,6 +1515,7 @@
           </w:tcPr>
           <w:p>
             <w:pPr>
+              <w:keepNext w:val="false"/>
               <w:spacing w:after="40" w:before="0"/>
               <w:jc w:val="left"/>
             </w:pPr>
@@ -1505,6 +1535,7 @@
           </w:p>
           <w:p>
             <w:pPr>
+              <w:keepNext w:val="false"/>
               <w:spacing w:after="40" w:before="0"/>
               <w:jc w:val="left"/>
             </w:pPr>
@@ -1524,6 +1555,7 @@
           </w:p>
           <w:p>
             <w:pPr>
+              <w:keepNext w:val="false"/>
               <w:spacing w:after="40" w:before="0"/>
               <w:jc w:val="left"/>
             </w:pPr>
@@ -1543,6 +1575,7 @@
           </w:p>
           <w:p>
             <w:pPr>
+              <w:keepNext w:val="false"/>
               <w:spacing w:after="40" w:before="0"/>
               <w:jc w:val="left"/>
             </w:pPr>
@@ -1577,6 +1610,7 @@
           </w:tcPr>
           <w:p>
             <w:pPr>
+              <w:keepNext w:val="false"/>
               <w:spacing w:after="40" w:before="0"/>
               <w:jc w:val="left"/>
             </w:pPr>
@@ -1609,6 +1643,7 @@
           </w:tcPr>
           <w:p>
             <w:pPr>
+              <w:keepNext w:val="false"/>
               <w:spacing w:after="40" w:before="0"/>
               <w:jc w:val="left"/>
             </w:pPr>
@@ -1643,6 +1678,7 @@
           </w:tcPr>
           <w:p>
             <w:pPr>
+              <w:keepNext w:val="false"/>
               <w:spacing w:after="40" w:before="0"/>
               <w:jc w:val="left"/>
             </w:pPr>
@@ -1675,6 +1711,7 @@
           </w:tcPr>
           <w:p>
             <w:pPr>
+              <w:keepNext w:val="false"/>
               <w:spacing w:after="40" w:before="0"/>
               <w:jc w:val="left"/>
             </w:pPr>
@@ -1694,6 +1731,7 @@
           </w:p>
           <w:p>
             <w:pPr>
+              <w:keepNext w:val="false"/>
               <w:spacing w:after="40" w:before="0"/>
               <w:jc w:val="left"/>
             </w:pPr>
@@ -1713,6 +1751,7 @@
           </w:p>
           <w:p>
             <w:pPr>
+              <w:keepNext w:val="false"/>
               <w:spacing w:after="40" w:before="0"/>
               <w:jc w:val="left"/>
             </w:pPr>
@@ -1732,6 +1771,7 @@
           </w:p>
           <w:p>
             <w:pPr>
+              <w:keepNext w:val="false"/>
               <w:spacing w:after="40" w:before="0"/>
               <w:jc w:val="left"/>
             </w:pPr>
@@ -1751,6 +1791,7 @@
           </w:p>
           <w:p>
             <w:pPr>
+              <w:keepNext w:val="false"/>
               <w:spacing w:after="40" w:before="0"/>
               <w:jc w:val="left"/>
             </w:pPr>
@@ -1770,6 +1811,7 @@
           </w:p>
           <w:p>
             <w:pPr>
+              <w:keepNext w:val="false"/>
               <w:spacing w:after="40" w:before="0"/>
               <w:jc w:val="left"/>
             </w:pPr>
@@ -1789,6 +1831,7 @@
           </w:p>
           <w:p>
             <w:pPr>
+              <w:keepNext w:val="false"/>
               <w:spacing w:after="40" w:before="0"/>
               <w:jc w:val="left"/>
             </w:pPr>
@@ -1808,6 +1851,7 @@
           </w:p>
           <w:p>
             <w:pPr>
+              <w:keepNext w:val="false"/>
               <w:spacing w:after="40" w:before="0"/>
               <w:jc w:val="left"/>
             </w:pPr>
@@ -1842,6 +1886,7 @@
           </w:tcPr>
           <w:p>
             <w:pPr>
+              <w:keepNext w:val="false"/>
               <w:spacing w:after="40" w:before="0"/>
               <w:jc w:val="left"/>
             </w:pPr>
@@ -2073,7 +2118,7 @@
         </w:rPr>
         <w:t xml:space="preserve">© 2026 SeaVuria and ARES. This work is licensed under a </w:t>
       </w:r>
-      <w:hyperlink w:history="1" r:id="rIdtf0iv0bi2nff24ml-9sgy">
+      <w:hyperlink w:history="1" r:id="rIdfrv68rbnwrjibjgf6-azu">
         <w:r>
           <w:rPr>
             <w:rFonts w:ascii="Arial" w:cs="Arial" w:eastAsia="Arial" w:hAnsi="Arial"/>
@@ -2093,7 +2138,7 @@
         </w:rPr>
         <w:t xml:space="preserve"> (</w:t>
       </w:r>
-      <w:hyperlink w:history="1" r:id="rIdmgm1da9w8bqbs4vnl6iqo">
+      <w:hyperlink w:history="1" r:id="rId4jrslaxwheqyarpaynwk8">
         <w:r>
           <w:rPr>
             <w:rFonts w:ascii="Arial" w:cs="Arial" w:eastAsia="Arial" w:hAnsi="Arial"/>
@@ -2113,7 +2158,7 @@
         </w:rPr>
         <w:t xml:space="preserve">). To view a copy of this license, visit </w:t>
       </w:r>
-      <w:hyperlink w:history="1" r:id="rId85nruoo9-gau3yxfntq9y">
+      <w:hyperlink w:history="1" r:id="rId9tj4m_4q5f2fa3p7ebazc">
         <w:r>
           <w:rPr>
             <w:rFonts w:ascii="Arial" w:cs="Arial" w:eastAsia="Arial" w:hAnsi="Arial"/>
@@ -2172,6 +2217,7 @@
           </w:tcPr>
           <w:p>
             <w:pPr>
+              <w:keepNext w:val="false"/>
               <w:spacing w:after="40" w:before="0"/>
               <w:jc w:val="center"/>
             </w:pPr>
@@ -2207,6 +2253,7 @@
           </w:tcPr>
           <w:p>
             <w:pPr>
+              <w:keepNext w:val="false"/>
               <w:spacing w:after="40" w:before="0"/>
               <w:jc w:val="center"/>
             </w:pPr>
@@ -2241,6 +2288,7 @@
           </w:tcPr>
           <w:p>
             <w:pPr>
+              <w:keepNext w:val="false"/>
               <w:spacing w:after="40" w:before="0"/>
               <w:jc w:val="left"/>
             </w:pPr>
@@ -2273,6 +2321,7 @@
           </w:tcPr>
           <w:p>
             <w:pPr>
+              <w:keepNext w:val="false"/>
               <w:spacing w:after="40" w:before="0"/>
               <w:jc w:val="left"/>
             </w:pPr>
@@ -2307,6 +2356,7 @@
           </w:tcPr>
           <w:p>
             <w:pPr>
+              <w:keepNext w:val="false"/>
               <w:spacing w:after="40" w:before="0"/>
               <w:jc w:val="left"/>
             </w:pPr>
@@ -2339,6 +2389,7 @@
           </w:tcPr>
           <w:p>
             <w:pPr>
+              <w:keepNext w:val="false"/>
               <w:spacing w:after="40" w:before="0"/>
               <w:jc w:val="left"/>
             </w:pPr>
@@ -2373,6 +2424,7 @@
           </w:tcPr>
           <w:p>
             <w:pPr>
+              <w:keepNext w:val="false"/>
               <w:spacing w:after="40" w:before="0"/>
               <w:jc w:val="left"/>
             </w:pPr>
@@ -2405,6 +2457,7 @@
           </w:tcPr>
           <w:p>
             <w:pPr>
+              <w:keepNext w:val="false"/>
               <w:spacing w:after="40" w:before="0"/>
               <w:jc w:val="left"/>
             </w:pPr>
@@ -2439,6 +2492,7 @@
           </w:tcPr>
           <w:p>
             <w:pPr>
+              <w:keepNext w:val="false"/>
               <w:spacing w:after="40" w:before="0"/>
               <w:jc w:val="left"/>
             </w:pPr>
@@ -2471,6 +2525,7 @@
           </w:tcPr>
           <w:p>
             <w:pPr>
+              <w:keepNext w:val="false"/>
               <w:spacing w:after="40" w:before="0"/>
               <w:jc w:val="left"/>
             </w:pPr>
@@ -2505,6 +2560,7 @@
           </w:tcPr>
           <w:p>
             <w:pPr>
+              <w:keepNext w:val="false"/>
               <w:spacing w:after="40" w:before="0"/>
               <w:jc w:val="left"/>
             </w:pPr>
@@ -2537,6 +2593,7 @@
           </w:tcPr>
           <w:p>
             <w:pPr>
+              <w:keepNext w:val="false"/>
               <w:spacing w:after="40" w:before="0"/>
               <w:jc w:val="left"/>
             </w:pPr>
@@ -2571,6 +2628,7 @@
           </w:tcPr>
           <w:p>
             <w:pPr>
+              <w:keepNext w:val="false"/>
               <w:spacing w:after="40" w:before="0"/>
               <w:jc w:val="left"/>
             </w:pPr>
@@ -2603,6 +2661,7 @@
           </w:tcPr>
           <w:p>
             <w:pPr>
+              <w:keepNext w:val="false"/>
               <w:spacing w:after="40" w:before="0"/>
               <w:jc w:val="left"/>
             </w:pPr>
@@ -2637,6 +2696,7 @@
           </w:tcPr>
           <w:p>
             <w:pPr>
+              <w:keepNext w:val="false"/>
               <w:spacing w:after="40" w:before="0"/>
               <w:jc w:val="left"/>
             </w:pPr>
@@ -2669,6 +2729,7 @@
           </w:tcPr>
           <w:p>
             <w:pPr>
+              <w:keepNext w:val="false"/>
               <w:spacing w:after="40" w:before="0"/>
               <w:jc w:val="left"/>
             </w:pPr>
@@ -2703,6 +2764,7 @@
           </w:tcPr>
           <w:p>
             <w:pPr>
+              <w:keepNext w:val="false"/>
               <w:spacing w:after="40" w:before="0"/>
               <w:jc w:val="left"/>
             </w:pPr>
@@ -2735,6 +2797,7 @@
           </w:tcPr>
           <w:p>
             <w:pPr>
+              <w:keepNext w:val="false"/>
               <w:spacing w:after="40" w:before="0"/>
               <w:jc w:val="left"/>
             </w:pPr>
@@ -2794,6 +2857,7 @@
           </w:tcPr>
           <w:p>
             <w:pPr>
+              <w:keepNext w:val="false"/>
               <w:spacing w:after="40" w:before="0"/>
               <w:jc w:val="center"/>
             </w:pPr>
@@ -2828,6 +2892,7 @@
           </w:tcPr>
           <w:p>
             <w:pPr>
+              <w:keepNext w:val="false"/>
               <w:spacing w:after="40" w:before="0"/>
               <w:jc w:val="left"/>
             </w:pPr>
@@ -2892,6 +2957,7 @@
           </w:tcPr>
           <w:p>
             <w:pPr>
+              <w:keepNext w:val="false"/>
               <w:spacing w:after="40" w:before="0"/>
               <w:jc w:val="center"/>
             </w:pPr>
@@ -2926,6 +2992,7 @@
           </w:tcPr>
           <w:p>
             <w:pPr>
+              <w:keepNext w:val="false"/>
               <w:spacing w:after="40" w:before="0"/>
               <w:jc w:val="left"/>
             </w:pPr>
@@ -2958,6 +3025,7 @@
           </w:tcPr>
           <w:p>
             <w:pPr>
+              <w:keepNext w:val="false"/>
               <w:spacing w:after="40" w:before="0"/>
               <w:jc w:val="left"/>
             </w:pPr>
@@ -2990,6 +3058,7 @@
           </w:tcPr>
           <w:p>
             <w:pPr>
+              <w:keepNext w:val="false"/>
               <w:spacing w:after="40" w:before="0"/>
               <w:jc w:val="left"/>
             </w:pPr>
@@ -3022,6 +3091,7 @@
           </w:tcPr>
           <w:p>
             <w:pPr>
+              <w:keepNext w:val="false"/>
               <w:spacing w:after="40" w:before="0"/>
               <w:jc w:val="left"/>
             </w:pPr>
@@ -3054,6 +3124,7 @@
           </w:tcPr>
           <w:p>
             <w:pPr>
+              <w:keepNext w:val="false"/>
               <w:spacing w:after="40" w:before="0"/>
               <w:jc w:val="left"/>
             </w:pPr>
@@ -3088,6 +3159,7 @@
           </w:tcPr>
           <w:p>
             <w:pPr>
+              <w:keepNext w:val="false"/>
               <w:spacing w:after="40" w:before="0"/>
               <w:jc w:val="left"/>
             </w:pPr>
@@ -3125,7 +3197,7 @@
             <w:pPr>
               <w:spacing w:after="20" w:before="0"/>
             </w:pPr>
-            <w:hyperlink w:history="1" r:id="rIdrwv4wnsk3zcpscqdlikba">
+            <w:hyperlink w:history="1" r:id="rIdpxpx6dgxfly0i1_9fcykw">
               <w:r>
                 <w:rPr>
                   <w:rFonts w:ascii="Arial" w:cs="Arial" w:eastAsia="Arial" w:hAnsi="Arial"/>
@@ -3158,7 +3230,7 @@
               <w:spacing w:after="10" w:before="0"/>
               <w:ind w:left="120"/>
             </w:pPr>
-            <w:hyperlink w:history="1" r:id="rIdybcw2cvgjfapry53ot7bx">
+            <w:hyperlink w:history="1" r:id="rIdwrae_yw21nqfi4284fkyk">
               <w:r>
                 <w:rPr>
                   <w:rFonts w:ascii="Arial" w:cs="Arial" w:eastAsia="Arial" w:hAnsi="Arial"/>
@@ -3203,7 +3275,7 @@
             <w:pPr>
               <w:spacing w:after="20" w:before="0"/>
             </w:pPr>
-            <w:hyperlink w:history="1" r:id="rId77rperz35oh96yftnsvaj">
+            <w:hyperlink w:history="1" r:id="rIdwvfmcl2wciesatgkizhkv">
               <w:r>
                 <w:rPr>
                   <w:rFonts w:ascii="Arial" w:cs="Arial" w:eastAsia="Arial" w:hAnsi="Arial"/>
@@ -3236,7 +3308,7 @@
               <w:spacing w:after="10" w:before="0"/>
               <w:ind w:left="120"/>
             </w:pPr>
-            <w:hyperlink w:history="1" r:id="rId7vwa87klivnja67eccueh">
+            <w:hyperlink w:history="1" r:id="rIdneldacf5hq3ync2an2cct">
               <w:r>
                 <w:rPr>
                   <w:rFonts w:ascii="Arial" w:cs="Arial" w:eastAsia="Arial" w:hAnsi="Arial"/>
@@ -3264,6 +3336,7 @@
           </w:tcPr>
           <w:p>
             <w:pPr>
+              <w:keepNext w:val="false"/>
               <w:spacing w:after="40" w:before="0"/>
               <w:jc w:val="left"/>
             </w:pPr>
@@ -3296,6 +3369,7 @@
           </w:tcPr>
           <w:p>
             <w:pPr>
+              <w:keepNext w:val="false"/>
               <w:spacing w:after="40" w:before="0"/>
               <w:jc w:val="left"/>
             </w:pPr>
@@ -3328,6 +3402,7 @@
           </w:tcPr>
           <w:p>
             <w:pPr>
+              <w:keepNext w:val="false"/>
               <w:spacing w:after="40" w:before="0"/>
               <w:jc w:val="left"/>
             </w:pPr>
@@ -3360,6 +3435,7 @@
           </w:tcPr>
           <w:p>
             <w:pPr>
+              <w:keepNext w:val="false"/>
               <w:spacing w:after="40" w:before="0"/>
               <w:jc w:val="left"/>
             </w:pPr>
@@ -3394,6 +3470,7 @@
           </w:tcPr>
           <w:p>
             <w:pPr>
+              <w:keepNext w:val="false"/>
               <w:spacing w:after="40" w:before="0"/>
               <w:jc w:val="left"/>
             </w:pPr>
@@ -3431,7 +3508,7 @@
             <w:pPr>
               <w:spacing w:after="20" w:before="0"/>
             </w:pPr>
-            <w:hyperlink w:history="1" r:id="rIdpctjj-5qk8jv37yta6dkw">
+            <w:hyperlink w:history="1" r:id="rIdajgmbrxqswuzqkfledurt">
               <w:r>
                 <w:rPr>
                   <w:rFonts w:ascii="Arial" w:cs="Arial" w:eastAsia="Arial" w:hAnsi="Arial"/>
@@ -3464,7 +3541,7 @@
               <w:spacing w:after="10" w:before="0"/>
               <w:ind w:left="120"/>
             </w:pPr>
-            <w:hyperlink w:history="1" r:id="rIdg0lhqpvk9zj7olh0euolw">
+            <w:hyperlink w:history="1" r:id="rId9wyidjf3mohaimy98pjwh">
               <w:r>
                 <w:rPr>
                   <w:rFonts w:ascii="Arial" w:cs="Arial" w:eastAsia="Arial" w:hAnsi="Arial"/>
@@ -3509,7 +3586,7 @@
             <w:pPr>
               <w:spacing w:after="20" w:before="0"/>
             </w:pPr>
-            <w:hyperlink w:history="1" r:id="rIdtbtxee2_i0cpw1v738_jb">
+            <w:hyperlink w:history="1" r:id="rId0nnazum9hcz2bi9agliha">
               <w:r>
                 <w:rPr>
                   <w:rFonts w:ascii="Arial" w:cs="Arial" w:eastAsia="Arial" w:hAnsi="Arial"/>
@@ -3542,7 +3619,7 @@
               <w:spacing w:after="10" w:before="0"/>
               <w:ind w:left="120"/>
             </w:pPr>
-            <w:hyperlink w:history="1" r:id="rIdabf3nfkr4_5wdlostf5sj">
+            <w:hyperlink w:history="1" r:id="rId7nfjgznlo0bbdydrhm-6d">
               <w:r>
                 <w:rPr>
                   <w:rFonts w:ascii="Arial" w:cs="Arial" w:eastAsia="Arial" w:hAnsi="Arial"/>
@@ -3570,6 +3647,7 @@
           </w:tcPr>
           <w:p>
             <w:pPr>
+              <w:keepNext w:val="false"/>
               <w:spacing w:after="40" w:before="0"/>
               <w:jc w:val="left"/>
             </w:pPr>
@@ -3602,6 +3680,7 @@
           </w:tcPr>
           <w:p>
             <w:pPr>
+              <w:keepNext w:val="false"/>
               <w:spacing w:after="40" w:before="0"/>
               <w:jc w:val="left"/>
             </w:pPr>
@@ -3634,6 +3713,7 @@
           </w:tcPr>
           <w:p>
             <w:pPr>
+              <w:keepNext w:val="false"/>
               <w:spacing w:after="40" w:before="0"/>
               <w:jc w:val="left"/>
             </w:pPr>
@@ -3666,6 +3746,7 @@
           </w:tcPr>
           <w:p>
             <w:pPr>
+              <w:keepNext w:val="false"/>
               <w:spacing w:after="40" w:before="0"/>
               <w:jc w:val="left"/>
             </w:pPr>
@@ -3700,6 +3781,7 @@
           </w:tcPr>
           <w:p>
             <w:pPr>
+              <w:keepNext w:val="false"/>
               <w:spacing w:after="40" w:before="0"/>
               <w:jc w:val="left"/>
             </w:pPr>
@@ -3737,7 +3819,7 @@
             <w:pPr>
               <w:spacing w:after="20" w:before="0"/>
             </w:pPr>
-            <w:hyperlink w:history="1" r:id="rIdmnqou7xc4pvrrxhyhqhwy">
+            <w:hyperlink w:history="1" r:id="rIdbpfocw67nbtzwvf4gazox">
               <w:r>
                 <w:rPr>
                   <w:rFonts w:ascii="Arial" w:cs="Arial" w:eastAsia="Arial" w:hAnsi="Arial"/>
@@ -3770,7 +3852,7 @@
               <w:spacing w:after="10" w:before="0"/>
               <w:ind w:left="120"/>
             </w:pPr>
-            <w:hyperlink w:history="1" r:id="rIdm-ozo948_b7euzhpbx1zp">
+            <w:hyperlink w:history="1" r:id="rIdhd4z5uwumij62fiiw7vtq">
               <w:r>
                 <w:rPr>
                   <w:rFonts w:ascii="Arial" w:cs="Arial" w:eastAsia="Arial" w:hAnsi="Arial"/>
@@ -3815,7 +3897,7 @@
             <w:pPr>
               <w:spacing w:after="20" w:before="0"/>
             </w:pPr>
-            <w:hyperlink w:history="1" r:id="rId8mk8h8xt5c8wat_rynvnm">
+            <w:hyperlink w:history="1" r:id="rId0_9kihzrbsxd-5fuwq0jd">
               <w:r>
                 <w:rPr>
                   <w:rFonts w:ascii="Arial" w:cs="Arial" w:eastAsia="Arial" w:hAnsi="Arial"/>
@@ -3864,7 +3946,7 @@
               <w:spacing w:after="10" w:before="0"/>
               <w:ind w:left="120"/>
             </w:pPr>
-            <w:hyperlink w:history="1" r:id="rIdx7weetc4pn4p97nytd1kw">
+            <w:hyperlink w:history="1" r:id="rId2e9plcjj5jwvhmmw33_ng">
               <w:r>
                 <w:rPr>
                   <w:rFonts w:ascii="Arial" w:cs="Arial" w:eastAsia="Arial" w:hAnsi="Arial"/>
@@ -3892,6 +3974,7 @@
           </w:tcPr>
           <w:p>
             <w:pPr>
+              <w:keepNext w:val="false"/>
               <w:spacing w:after="40" w:before="0"/>
               <w:jc w:val="left"/>
             </w:pPr>
@@ -3924,6 +4007,7 @@
           </w:tcPr>
           <w:p>
             <w:pPr>
+              <w:keepNext w:val="false"/>
               <w:spacing w:after="40" w:before="0"/>
               <w:jc w:val="left"/>
             </w:pPr>
@@ -3956,6 +4040,7 @@
           </w:tcPr>
           <w:p>
             <w:pPr>
+              <w:keepNext w:val="false"/>
               <w:spacing w:after="40" w:before="0"/>
               <w:jc w:val="left"/>
             </w:pPr>
@@ -3988,6 +4073,7 @@
           </w:tcPr>
           <w:p>
             <w:pPr>
+              <w:keepNext w:val="false"/>
               <w:spacing w:after="40" w:before="0"/>
               <w:jc w:val="left"/>
             </w:pPr>
@@ -4022,6 +4108,7 @@
           </w:tcPr>
           <w:p>
             <w:pPr>
+              <w:keepNext w:val="false"/>
               <w:spacing w:after="40" w:before="0"/>
               <w:jc w:val="left"/>
             </w:pPr>
@@ -4059,7 +4146,7 @@
             <w:pPr>
               <w:spacing w:after="20" w:before="0"/>
             </w:pPr>
-            <w:hyperlink w:history="1" r:id="rIdc8g4pn0eoeoearcfdf6t3">
+            <w:hyperlink w:history="1" r:id="rIdvcliwxc-pwom6lggcz9ij">
               <w:r>
                 <w:rPr>
                   <w:rFonts w:ascii="Arial" w:cs="Arial" w:eastAsia="Arial" w:hAnsi="Arial"/>
@@ -4092,7 +4179,7 @@
               <w:spacing w:after="10" w:before="0"/>
               <w:ind w:left="120"/>
             </w:pPr>
-            <w:hyperlink w:history="1" r:id="rId1cy5twjr74ywzmewvvfcq">
+            <w:hyperlink w:history="1" r:id="rIdz1kuzzybv6i9dk3qohflx">
               <w:r>
                 <w:rPr>
                   <w:rFonts w:ascii="Arial" w:cs="Arial" w:eastAsia="Arial" w:hAnsi="Arial"/>
@@ -4137,7 +4224,7 @@
             <w:pPr>
               <w:spacing w:after="20" w:before="0"/>
             </w:pPr>
-            <w:hyperlink w:history="1" r:id="rId1oic6vbepnoln1tcblt35">
+            <w:hyperlink w:history="1" r:id="rIdoihbbe_0s6l0sfuedeoxb">
               <w:r>
                 <w:rPr>
                   <w:rFonts w:ascii="Arial" w:cs="Arial" w:eastAsia="Arial" w:hAnsi="Arial"/>
@@ -4170,7 +4257,7 @@
               <w:spacing w:after="10" w:before="0"/>
               <w:ind w:left="120"/>
             </w:pPr>
-            <w:hyperlink w:history="1" r:id="rIdsfhi9nlgoocugwvtlow0k">
+            <w:hyperlink w:history="1" r:id="rId2hyr5c68xjw0abbo8jhpd">
               <w:r>
                 <w:rPr>
                   <w:rFonts w:ascii="Arial" w:cs="Arial" w:eastAsia="Arial" w:hAnsi="Arial"/>
@@ -4198,6 +4285,7 @@
           </w:tcPr>
           <w:p>
             <w:pPr>
+              <w:keepNext w:val="false"/>
               <w:spacing w:after="40" w:before="0"/>
               <w:jc w:val="left"/>
             </w:pPr>
@@ -4230,6 +4318,7 @@
           </w:tcPr>
           <w:p>
             <w:pPr>
+              <w:keepNext w:val="false"/>
               <w:spacing w:after="40" w:before="0"/>
               <w:jc w:val="left"/>
             </w:pPr>
@@ -4262,6 +4351,7 @@
           </w:tcPr>
           <w:p>
             <w:pPr>
+              <w:keepNext w:val="false"/>
               <w:spacing w:after="40" w:before="0"/>
               <w:jc w:val="left"/>
             </w:pPr>
@@ -4294,6 +4384,7 @@
           </w:tcPr>
           <w:p>
             <w:pPr>
+              <w:keepNext w:val="false"/>
               <w:spacing w:after="40" w:before="0"/>
               <w:jc w:val="left"/>
             </w:pPr>
@@ -4328,6 +4419,7 @@
           </w:tcPr>
           <w:p>
             <w:pPr>
+              <w:keepNext w:val="false"/>
               <w:spacing w:after="40" w:before="0"/>
               <w:jc w:val="left"/>
             </w:pPr>
@@ -4365,7 +4457,7 @@
             <w:pPr>
               <w:spacing w:after="20" w:before="0"/>
             </w:pPr>
-            <w:hyperlink w:history="1" r:id="rIda_k8683gzkqw3is-bqm3n">
+            <w:hyperlink w:history="1" r:id="rIdhk0ss592kzp2lz_wclv2e">
               <w:r>
                 <w:rPr>
                   <w:rFonts w:ascii="Arial" w:cs="Arial" w:eastAsia="Arial" w:hAnsi="Arial"/>
@@ -4414,7 +4506,7 @@
               <w:spacing w:after="10" w:before="0"/>
               <w:ind w:left="120"/>
             </w:pPr>
-            <w:hyperlink w:history="1" r:id="rIdxsvqzzvf9jfnabngqw043">
+            <w:hyperlink w:history="1" r:id="rIdhcuh_sityx9kcehlkhdjq">
               <w:r>
                 <w:rPr>
                   <w:rFonts w:ascii="Arial" w:cs="Arial" w:eastAsia="Arial" w:hAnsi="Arial"/>
@@ -4459,7 +4551,7 @@
             <w:pPr>
               <w:spacing w:after="20" w:before="0"/>
             </w:pPr>
-            <w:hyperlink w:history="1" r:id="rIdkqaqndsj24luufugksypl">
+            <w:hyperlink w:history="1" r:id="rIdif1nrb5qf87erppl-ko81">
               <w:r>
                 <w:rPr>
                   <w:rFonts w:ascii="Arial" w:cs="Arial" w:eastAsia="Arial" w:hAnsi="Arial"/>
@@ -4492,7 +4584,7 @@
               <w:spacing w:after="10" w:before="0"/>
               <w:ind w:left="120"/>
             </w:pPr>
-            <w:hyperlink w:history="1" r:id="rIdxxpl0qlizwfaomqu6n0v-">
+            <w:hyperlink w:history="1" r:id="rIdcasu1nho9u5bwncm51xrk">
               <w:r>
                 <w:rPr>
                   <w:rFonts w:ascii="Arial" w:cs="Arial" w:eastAsia="Arial" w:hAnsi="Arial"/>
@@ -4520,6 +4612,7 @@
           </w:tcPr>
           <w:p>
             <w:pPr>
+              <w:keepNext w:val="false"/>
               <w:spacing w:after="40" w:before="0"/>
               <w:jc w:val="left"/>
             </w:pPr>
@@ -4552,6 +4645,7 @@
           </w:tcPr>
           <w:p>
             <w:pPr>
+              <w:keepNext w:val="false"/>
               <w:spacing w:after="40" w:before="0"/>
               <w:jc w:val="left"/>
             </w:pPr>
@@ -4584,6 +4678,7 @@
           </w:tcPr>
           <w:p>
             <w:pPr>
+              <w:keepNext w:val="false"/>
               <w:spacing w:after="40" w:before="0"/>
               <w:jc w:val="left"/>
             </w:pPr>
@@ -4616,6 +4711,7 @@
           </w:tcPr>
           <w:p>
             <w:pPr>
+              <w:keepNext w:val="false"/>
               <w:spacing w:after="40" w:before="0"/>
               <w:jc w:val="left"/>
             </w:pPr>
@@ -4675,6 +4771,7 @@
           </w:tcPr>
           <w:p>
             <w:pPr>
+              <w:keepNext w:val="false"/>
               <w:spacing w:after="40" w:before="0"/>
               <w:jc w:val="center"/>
             </w:pPr>
@@ -4709,6 +4806,7 @@
           </w:tcPr>
           <w:p>
             <w:pPr>
+              <w:keepNext w:val="false"/>
               <w:spacing w:after="40" w:before="0"/>
               <w:jc w:val="left"/>
             </w:pPr>
@@ -4770,6 +4868,7 @@
           </w:tcPr>
           <w:p>
             <w:pPr>
+              <w:keepNext w:val="false"/>
               <w:spacing w:after="40" w:before="0"/>
               <w:jc w:val="center"/>
             </w:pPr>
@@ -4804,6 +4903,7 @@
           </w:tcPr>
           <w:p>
             <w:pPr>
+              <w:keepNext w:val="false"/>
               <w:spacing w:after="40" w:before="0"/>
               <w:jc w:val="left"/>
             </w:pPr>
@@ -4836,6 +4936,7 @@
           </w:tcPr>
           <w:p>
             <w:pPr>
+              <w:keepNext w:val="false"/>
               <w:spacing w:after="40" w:before="0"/>
               <w:jc w:val="left"/>
             </w:pPr>
@@ -4870,6 +4971,7 @@
           </w:tcPr>
           <w:p>
             <w:pPr>
+              <w:keepNext w:val="false"/>
               <w:spacing w:after="40" w:before="0"/>
               <w:jc w:val="left"/>
             </w:pPr>
@@ -4902,6 +5004,7 @@
           </w:tcPr>
           <w:p>
             <w:pPr>
+              <w:keepNext w:val="false"/>
               <w:spacing w:after="40" w:before="0"/>
               <w:jc w:val="left"/>
             </w:pPr>
@@ -4936,6 +5039,7 @@
           </w:tcPr>
           <w:p>
             <w:pPr>
+              <w:keepNext w:val="false"/>
               <w:spacing w:after="40" w:before="0"/>
               <w:jc w:val="left"/>
             </w:pPr>
@@ -4968,6 +5072,7 @@
           </w:tcPr>
           <w:p>
             <w:pPr>
+              <w:keepNext w:val="false"/>
               <w:spacing w:after="40" w:before="0"/>
               <w:jc w:val="left"/>
             </w:pPr>
@@ -5004,7 +5109,7 @@
         </w:rPr>
         <w:t xml:space="preserve">© 2026 SeaVuria and ARES. Aligned with KICD objectives. Developed by SeaVuria; technical implementation by ARES (with AI assistance from Claude). Licensed under </w:t>
       </w:r>
-      <w:hyperlink w:history="1" r:id="rIdpllhrfs_f1ctulg0blrs4">
+      <w:hyperlink w:history="1" r:id="rIdyvbx_sda5qmpwqurrgqsj">
         <w:r>
           <w:rPr>
             <w:rFonts w:ascii="Arial" w:cs="Arial" w:eastAsia="Arial" w:hAnsi="Arial"/>
@@ -5025,7 +5130,7 @@
         </w:rPr>
         <w:t xml:space="preserve"> (</w:t>
       </w:r>
-      <w:hyperlink w:history="1" r:id="rIdbq0fuztfjmqhstwi6v8dy">
+      <w:hyperlink w:history="1" r:id="rIdqi9k2hgrijg_7t9cqrpg8">
         <w:r>
           <w:rPr>
             <w:rFonts w:ascii="Arial" w:cs="Arial" w:eastAsia="Arial" w:hAnsi="Arial"/>
@@ -5085,6 +5190,7 @@
           </w:tcPr>
           <w:p>
             <w:pPr>
+              <w:keepNext w:val="false"/>
               <w:spacing w:after="40" w:before="0"/>
               <w:jc w:val="center"/>
             </w:pPr>
@@ -5120,6 +5226,7 @@
           </w:tcPr>
           <w:p>
             <w:pPr>
+              <w:keepNext w:val="false"/>
               <w:spacing w:after="40" w:before="0"/>
               <w:jc w:val="center"/>
             </w:pPr>
@@ -5154,6 +5261,7 @@
           </w:tcPr>
           <w:p>
             <w:pPr>
+              <w:keepNext w:val="false"/>
               <w:spacing w:after="40" w:before="0"/>
               <w:jc w:val="left"/>
             </w:pPr>
@@ -5186,6 +5294,7 @@
           </w:tcPr>
           <w:p>
             <w:pPr>
+              <w:keepNext w:val="false"/>
               <w:spacing w:after="40" w:before="0"/>
               <w:jc w:val="left"/>
             </w:pPr>
@@ -5220,6 +5329,7 @@
           </w:tcPr>
           <w:p>
             <w:pPr>
+              <w:keepNext w:val="false"/>
               <w:spacing w:after="40" w:before="0"/>
               <w:jc w:val="left"/>
             </w:pPr>
@@ -5252,6 +5362,7 @@
           </w:tcPr>
           <w:p>
             <w:pPr>
+              <w:keepNext w:val="false"/>
               <w:spacing w:after="40" w:before="0"/>
               <w:jc w:val="left"/>
             </w:pPr>
@@ -5286,6 +5397,7 @@
           </w:tcPr>
           <w:p>
             <w:pPr>
+              <w:keepNext w:val="false"/>
               <w:spacing w:after="40" w:before="0"/>
               <w:jc w:val="left"/>
             </w:pPr>
@@ -5318,6 +5430,7 @@
           </w:tcPr>
           <w:p>
             <w:pPr>
+              <w:keepNext w:val="false"/>
               <w:spacing w:after="40" w:before="0"/>
               <w:jc w:val="left"/>
             </w:pPr>
@@ -5352,6 +5465,7 @@
           </w:tcPr>
           <w:p>
             <w:pPr>
+              <w:keepNext w:val="false"/>
               <w:spacing w:after="40" w:before="0"/>
               <w:jc w:val="left"/>
             </w:pPr>
@@ -5384,6 +5498,7 @@
           </w:tcPr>
           <w:p>
             <w:pPr>
+              <w:keepNext w:val="false"/>
               <w:spacing w:after="40" w:before="0"/>
               <w:jc w:val="left"/>
             </w:pPr>
@@ -5418,6 +5533,7 @@
           </w:tcPr>
           <w:p>
             <w:pPr>
+              <w:keepNext w:val="false"/>
               <w:spacing w:after="40" w:before="0"/>
               <w:jc w:val="left"/>
             </w:pPr>
@@ -5450,6 +5566,7 @@
           </w:tcPr>
           <w:p>
             <w:pPr>
+              <w:keepNext w:val="false"/>
               <w:spacing w:after="40" w:before="0"/>
               <w:jc w:val="left"/>
             </w:pPr>
@@ -5484,6 +5601,7 @@
           </w:tcPr>
           <w:p>
             <w:pPr>
+              <w:keepNext w:val="false"/>
               <w:spacing w:after="40" w:before="0"/>
               <w:jc w:val="left"/>
             </w:pPr>
@@ -5516,6 +5634,7 @@
           </w:tcPr>
           <w:p>
             <w:pPr>
+              <w:keepNext w:val="false"/>
               <w:spacing w:after="40" w:before="0"/>
               <w:jc w:val="left"/>
             </w:pPr>
@@ -5550,6 +5669,7 @@
           </w:tcPr>
           <w:p>
             <w:pPr>
+              <w:keepNext w:val="false"/>
               <w:spacing w:after="40" w:before="0"/>
               <w:jc w:val="left"/>
             </w:pPr>
@@ -5582,6 +5702,7 @@
           </w:tcPr>
           <w:p>
             <w:pPr>
+              <w:keepNext w:val="false"/>
               <w:spacing w:after="40" w:before="0"/>
               <w:jc w:val="left"/>
             </w:pPr>
@@ -5616,6 +5737,7 @@
           </w:tcPr>
           <w:p>
             <w:pPr>
+              <w:keepNext w:val="false"/>
               <w:spacing w:after="40" w:before="0"/>
               <w:jc w:val="left"/>
             </w:pPr>
@@ -5648,6 +5770,7 @@
           </w:tcPr>
           <w:p>
             <w:pPr>
+              <w:keepNext w:val="false"/>
               <w:spacing w:after="40" w:before="0"/>
               <w:jc w:val="left"/>
             </w:pPr>
@@ -5707,6 +5830,7 @@
           </w:tcPr>
           <w:p>
             <w:pPr>
+              <w:keepNext w:val="false"/>
               <w:spacing w:after="40" w:before="0"/>
               <w:jc w:val="center"/>
             </w:pPr>
@@ -5741,6 +5865,7 @@
           </w:tcPr>
           <w:p>
             <w:pPr>
+              <w:keepNext w:val="false"/>
               <w:spacing w:after="40" w:before="0"/>
               <w:jc w:val="left"/>
             </w:pPr>
@@ -5805,6 +5930,7 @@
           </w:tcPr>
           <w:p>
             <w:pPr>
+              <w:keepNext w:val="false"/>
               <w:spacing w:after="40" w:before="0"/>
               <w:jc w:val="center"/>
             </w:pPr>
@@ -5839,6 +5965,7 @@
           </w:tcPr>
           <w:p>
             <w:pPr>
+              <w:keepNext w:val="false"/>
               <w:spacing w:after="40" w:before="0"/>
               <w:jc w:val="left"/>
             </w:pPr>
@@ -5871,6 +5998,7 @@
           </w:tcPr>
           <w:p>
             <w:pPr>
+              <w:keepNext w:val="false"/>
               <w:spacing w:after="40" w:before="0"/>
               <w:jc w:val="left"/>
             </w:pPr>
@@ -5903,6 +6031,7 @@
           </w:tcPr>
           <w:p>
             <w:pPr>
+              <w:keepNext w:val="false"/>
               <w:spacing w:after="40" w:before="0"/>
               <w:jc w:val="left"/>
             </w:pPr>
@@ -5935,6 +6064,7 @@
           </w:tcPr>
           <w:p>
             <w:pPr>
+              <w:keepNext w:val="false"/>
               <w:spacing w:after="40" w:before="0"/>
               <w:jc w:val="left"/>
             </w:pPr>
@@ -5967,6 +6097,7 @@
           </w:tcPr>
           <w:p>
             <w:pPr>
+              <w:keepNext w:val="false"/>
               <w:spacing w:after="40" w:before="0"/>
               <w:jc w:val="left"/>
             </w:pPr>
@@ -6001,6 +6132,7 @@
           </w:tcPr>
           <w:p>
             <w:pPr>
+              <w:keepNext w:val="false"/>
               <w:spacing w:after="40" w:before="0"/>
               <w:jc w:val="left"/>
             </w:pPr>
@@ -6038,7 +6170,7 @@
             <w:pPr>
               <w:spacing w:after="20" w:before="0"/>
             </w:pPr>
-            <w:hyperlink w:history="1" r:id="rIdvkvefbugidnfuciaozgkk">
+            <w:hyperlink w:history="1" r:id="rId6yqgrzuvu9yr6j_g88qvl">
               <w:r>
                 <w:rPr>
                   <w:rFonts w:ascii="Arial" w:cs="Arial" w:eastAsia="Arial" w:hAnsi="Arial"/>
@@ -6071,7 +6203,7 @@
               <w:spacing w:after="10" w:before="0"/>
               <w:ind w:left="120"/>
             </w:pPr>
-            <w:hyperlink w:history="1" r:id="rIdabbm4ezixsy0txthuckpg">
+            <w:hyperlink w:history="1" r:id="rIdl5-thwtvjlnwafqpuwfj2">
               <w:r>
                 <w:rPr>
                   <w:rFonts w:ascii="Arial" w:cs="Arial" w:eastAsia="Arial" w:hAnsi="Arial"/>
@@ -6116,7 +6248,7 @@
             <w:pPr>
               <w:spacing w:after="20" w:before="0"/>
             </w:pPr>
-            <w:hyperlink w:history="1" r:id="rIdymfqvlwzpvtas4p8uucs-">
+            <w:hyperlink w:history="1" r:id="rId4guqmfflsm9tpzvbqpwlu">
               <w:r>
                 <w:rPr>
                   <w:rFonts w:ascii="Arial" w:cs="Arial" w:eastAsia="Arial" w:hAnsi="Arial"/>
@@ -6149,7 +6281,7 @@
               <w:spacing w:after="10" w:before="0"/>
               <w:ind w:left="120"/>
             </w:pPr>
-            <w:hyperlink w:history="1" r:id="rIdtl4yxziv9j1jzjqfipzog">
+            <w:hyperlink w:history="1" r:id="rIdem6mpsbmjsf1uitx4fkl4">
               <w:r>
                 <w:rPr>
                   <w:rFonts w:ascii="Arial" w:cs="Arial" w:eastAsia="Arial" w:hAnsi="Arial"/>
@@ -6177,6 +6309,7 @@
           </w:tcPr>
           <w:p>
             <w:pPr>
+              <w:keepNext w:val="false"/>
               <w:spacing w:after="40" w:before="0"/>
               <w:jc w:val="left"/>
             </w:pPr>
@@ -6209,6 +6342,7 @@
           </w:tcPr>
           <w:p>
             <w:pPr>
+              <w:keepNext w:val="false"/>
               <w:spacing w:after="40" w:before="0"/>
               <w:jc w:val="left"/>
             </w:pPr>
@@ -6241,6 +6375,7 @@
           </w:tcPr>
           <w:p>
             <w:pPr>
+              <w:keepNext w:val="false"/>
               <w:spacing w:after="40" w:before="0"/>
               <w:jc w:val="left"/>
             </w:pPr>
@@ -6273,6 +6408,7 @@
           </w:tcPr>
           <w:p>
             <w:pPr>
+              <w:keepNext w:val="false"/>
               <w:spacing w:after="40" w:before="0"/>
               <w:jc w:val="left"/>
             </w:pPr>
@@ -6307,6 +6443,7 @@
           </w:tcPr>
           <w:p>
             <w:pPr>
+              <w:keepNext w:val="false"/>
               <w:spacing w:after="40" w:before="0"/>
               <w:jc w:val="left"/>
             </w:pPr>
@@ -6344,7 +6481,7 @@
             <w:pPr>
               <w:spacing w:after="20" w:before="0"/>
             </w:pPr>
-            <w:hyperlink w:history="1" r:id="rId16wuxpijh-k87y0vuikyz">
+            <w:hyperlink w:history="1" r:id="rIdtfc612ikv9jfsqic-bh0u">
               <w:r>
                 <w:rPr>
                   <w:rFonts w:ascii="Arial" w:cs="Arial" w:eastAsia="Arial" w:hAnsi="Arial"/>
@@ -6377,7 +6514,7 @@
               <w:spacing w:after="10" w:before="0"/>
               <w:ind w:left="120"/>
             </w:pPr>
-            <w:hyperlink w:history="1" r:id="rIdk9upxibzg8j3onmnojtjc">
+            <w:hyperlink w:history="1" r:id="rIdommxehapf9jhdq39klxoh">
               <w:r>
                 <w:rPr>
                   <w:rFonts w:ascii="Arial" w:cs="Arial" w:eastAsia="Arial" w:hAnsi="Arial"/>
@@ -6422,7 +6559,7 @@
             <w:pPr>
               <w:spacing w:after="20" w:before="0"/>
             </w:pPr>
-            <w:hyperlink w:history="1" r:id="rIdabxyfnlgt7qxnutbmtwy0">
+            <w:hyperlink w:history="1" r:id="rIdn9gb5j_3byrqzqg_yaufx">
               <w:r>
                 <w:rPr>
                   <w:rFonts w:ascii="Arial" w:cs="Arial" w:eastAsia="Arial" w:hAnsi="Arial"/>
@@ -6455,7 +6592,7 @@
               <w:spacing w:after="10" w:before="0"/>
               <w:ind w:left="120"/>
             </w:pPr>
-            <w:hyperlink w:history="1" r:id="rId00bey6vanyu6wjoupdstv">
+            <w:hyperlink w:history="1" r:id="rId22v1reexai6jfliu_rvpo">
               <w:r>
                 <w:rPr>
                   <w:rFonts w:ascii="Arial" w:cs="Arial" w:eastAsia="Arial" w:hAnsi="Arial"/>
@@ -6483,6 +6620,7 @@
           </w:tcPr>
           <w:p>
             <w:pPr>
+              <w:keepNext w:val="false"/>
               <w:spacing w:after="40" w:before="0"/>
               <w:jc w:val="left"/>
             </w:pPr>
@@ -6515,6 +6653,7 @@
           </w:tcPr>
           <w:p>
             <w:pPr>
+              <w:keepNext w:val="false"/>
               <w:spacing w:after="40" w:before="0"/>
               <w:jc w:val="left"/>
             </w:pPr>
@@ -6547,6 +6686,7 @@
           </w:tcPr>
           <w:p>
             <w:pPr>
+              <w:keepNext w:val="false"/>
               <w:spacing w:after="40" w:before="0"/>
               <w:jc w:val="left"/>
             </w:pPr>
@@ -6579,6 +6719,7 @@
           </w:tcPr>
           <w:p>
             <w:pPr>
+              <w:keepNext w:val="false"/>
               <w:spacing w:after="40" w:before="0"/>
               <w:jc w:val="left"/>
             </w:pPr>
@@ -6613,6 +6754,7 @@
           </w:tcPr>
           <w:p>
             <w:pPr>
+              <w:keepNext w:val="false"/>
               <w:spacing w:after="40" w:before="0"/>
               <w:jc w:val="left"/>
             </w:pPr>
@@ -6650,7 +6792,7 @@
             <w:pPr>
               <w:spacing w:after="20" w:before="0"/>
             </w:pPr>
-            <w:hyperlink w:history="1" r:id="rId9w4bjx-0sj_ndznvpb3uq">
+            <w:hyperlink w:history="1" r:id="rId9_5pbxpwso_rn4ecsyxme">
               <w:r>
                 <w:rPr>
                   <w:rFonts w:ascii="Arial" w:cs="Arial" w:eastAsia="Arial" w:hAnsi="Arial"/>
@@ -6699,7 +6841,7 @@
               <w:spacing w:after="10" w:before="0"/>
               <w:ind w:left="120"/>
             </w:pPr>
-            <w:hyperlink w:history="1" r:id="rIdiusitskbf-lmib1wzppqs">
+            <w:hyperlink w:history="1" r:id="rIdu-lz_2nn0pwizaikghcoo">
               <w:r>
                 <w:rPr>
                   <w:rFonts w:ascii="Arial" w:cs="Arial" w:eastAsia="Arial" w:hAnsi="Arial"/>
@@ -6744,7 +6886,7 @@
             <w:pPr>
               <w:spacing w:after="20" w:before="0"/>
             </w:pPr>
-            <w:hyperlink w:history="1" r:id="rIdf2-rkpynwhz14eap8gjga">
+            <w:hyperlink w:history="1" r:id="rId4tizkfajufbjpufbnnqsy">
               <w:r>
                 <w:rPr>
                   <w:rFonts w:ascii="Arial" w:cs="Arial" w:eastAsia="Arial" w:hAnsi="Arial"/>
@@ -6777,7 +6919,7 @@
               <w:spacing w:after="10" w:before="0"/>
               <w:ind w:left="120"/>
             </w:pPr>
-            <w:hyperlink w:history="1" r:id="rIdxnibdu8j-kpwr6svb_dao">
+            <w:hyperlink w:history="1" r:id="rIduyqgpniabqkgubgymlfkw">
               <w:r>
                 <w:rPr>
                   <w:rFonts w:ascii="Arial" w:cs="Arial" w:eastAsia="Arial" w:hAnsi="Arial"/>
@@ -6805,6 +6947,7 @@
           </w:tcPr>
           <w:p>
             <w:pPr>
+              <w:keepNext w:val="false"/>
               <w:spacing w:after="40" w:before="0"/>
               <w:jc w:val="left"/>
             </w:pPr>
@@ -6837,6 +6980,7 @@
           </w:tcPr>
           <w:p>
             <w:pPr>
+              <w:keepNext w:val="false"/>
               <w:spacing w:after="40" w:before="0"/>
               <w:jc w:val="left"/>
             </w:pPr>
@@ -6869,6 +7013,7 @@
           </w:tcPr>
           <w:p>
             <w:pPr>
+              <w:keepNext w:val="false"/>
               <w:spacing w:after="40" w:before="0"/>
               <w:jc w:val="left"/>
             </w:pPr>
@@ -6901,6 +7046,7 @@
           </w:tcPr>
           <w:p>
             <w:pPr>
+              <w:keepNext w:val="false"/>
               <w:spacing w:after="40" w:before="0"/>
               <w:jc w:val="left"/>
             </w:pPr>
@@ -6935,6 +7081,7 @@
           </w:tcPr>
           <w:p>
             <w:pPr>
+              <w:keepNext w:val="false"/>
               <w:spacing w:after="40" w:before="0"/>
               <w:jc w:val="left"/>
             </w:pPr>
@@ -6972,7 +7119,7 @@
             <w:pPr>
               <w:spacing w:after="20" w:before="0"/>
             </w:pPr>
-            <w:hyperlink w:history="1" r:id="rIdlh11dhmjrqzdnqeqi7_zo">
+            <w:hyperlink w:history="1" r:id="rIdg8sikqot8b5dkbgq_fgpx">
               <w:r>
                 <w:rPr>
                   <w:rFonts w:ascii="Arial" w:cs="Arial" w:eastAsia="Arial" w:hAnsi="Arial"/>
@@ -7021,7 +7168,7 @@
               <w:spacing w:after="10" w:before="0"/>
               <w:ind w:left="120"/>
             </w:pPr>
-            <w:hyperlink w:history="1" r:id="rIdtyiz5_c0gl5-7kljmwi7x">
+            <w:hyperlink w:history="1" r:id="rIdgiqxutkfwltdwcn-ntpm3">
               <w:r>
                 <w:rPr>
                   <w:rFonts w:ascii="Arial" w:cs="Arial" w:eastAsia="Arial" w:hAnsi="Arial"/>
@@ -7066,7 +7213,7 @@
             <w:pPr>
               <w:spacing w:after="20" w:before="0"/>
             </w:pPr>
-            <w:hyperlink w:history="1" r:id="rId7b1vohcliqbyuvj2aqco6">
+            <w:hyperlink w:history="1" r:id="rIdzwuvtw1lvllueaydxaumz">
               <w:r>
                 <w:rPr>
                   <w:rFonts w:ascii="Arial" w:cs="Arial" w:eastAsia="Arial" w:hAnsi="Arial"/>
@@ -7099,7 +7246,7 @@
               <w:spacing w:after="10" w:before="0"/>
               <w:ind w:left="120"/>
             </w:pPr>
-            <w:hyperlink w:history="1" r:id="rIdtzb3x5sju0jqeinetayou">
+            <w:hyperlink w:history="1" r:id="rIdb1ledr6bhc9ryczaf3ysb">
               <w:r>
                 <w:rPr>
                   <w:rFonts w:ascii="Arial" w:cs="Arial" w:eastAsia="Arial" w:hAnsi="Arial"/>
@@ -7127,6 +7274,7 @@
           </w:tcPr>
           <w:p>
             <w:pPr>
+              <w:keepNext w:val="false"/>
               <w:spacing w:after="40" w:before="0"/>
               <w:jc w:val="left"/>
             </w:pPr>
@@ -7159,6 +7307,7 @@
           </w:tcPr>
           <w:p>
             <w:pPr>
+              <w:keepNext w:val="false"/>
               <w:spacing w:after="40" w:before="0"/>
               <w:jc w:val="left"/>
             </w:pPr>
@@ -7191,6 +7340,7 @@
           </w:tcPr>
           <w:p>
             <w:pPr>
+              <w:keepNext w:val="false"/>
               <w:spacing w:after="40" w:before="0"/>
               <w:jc w:val="left"/>
             </w:pPr>
@@ -7223,6 +7373,7 @@
           </w:tcPr>
           <w:p>
             <w:pPr>
+              <w:keepNext w:val="false"/>
               <w:spacing w:after="40" w:before="0"/>
               <w:jc w:val="left"/>
             </w:pPr>
@@ -7257,6 +7408,7 @@
           </w:tcPr>
           <w:p>
             <w:pPr>
+              <w:keepNext w:val="false"/>
               <w:spacing w:after="40" w:before="0"/>
               <w:jc w:val="left"/>
             </w:pPr>
@@ -7294,7 +7446,7 @@
             <w:pPr>
               <w:spacing w:after="20" w:before="0"/>
             </w:pPr>
-            <w:hyperlink w:history="1" r:id="rId-2f8_b5jl3wf42ioiq_yd">
+            <w:hyperlink w:history="1" r:id="rIddfi7jbpfxlltovin-7prj">
               <w:r>
                 <w:rPr>
                   <w:rFonts w:ascii="Arial" w:cs="Arial" w:eastAsia="Arial" w:hAnsi="Arial"/>
@@ -7343,7 +7495,7 @@
               <w:spacing w:after="10" w:before="0"/>
               <w:ind w:left="120"/>
             </w:pPr>
-            <w:hyperlink w:history="1" r:id="rId7xlplhrtaaje26sowcwxh">
+            <w:hyperlink w:history="1" r:id="rIds2eoi2hw4k0nsknz3--ty">
               <w:r>
                 <w:rPr>
                   <w:rFonts w:ascii="Arial" w:cs="Arial" w:eastAsia="Arial" w:hAnsi="Arial"/>
@@ -7388,7 +7540,7 @@
             <w:pPr>
               <w:spacing w:after="20" w:before="0"/>
             </w:pPr>
-            <w:hyperlink w:history="1" r:id="rIdnjunmx2egncuobuqyw6ay">
+            <w:hyperlink w:history="1" r:id="rIdr9pcxjub-kkiu-e0q2lab">
               <w:r>
                 <w:rPr>
                   <w:rFonts w:ascii="Arial" w:cs="Arial" w:eastAsia="Arial" w:hAnsi="Arial"/>
@@ -7421,7 +7573,7 @@
               <w:spacing w:after="10" w:before="0"/>
               <w:ind w:left="120"/>
             </w:pPr>
-            <w:hyperlink w:history="1" r:id="rId7yul8haxwszaf1cflrsev">
+            <w:hyperlink w:history="1" r:id="rIdmonqn3tektkodne9fnuoa">
               <w:r>
                 <w:rPr>
                   <w:rFonts w:ascii="Arial" w:cs="Arial" w:eastAsia="Arial" w:hAnsi="Arial"/>
@@ -7449,6 +7601,7 @@
           </w:tcPr>
           <w:p>
             <w:pPr>
+              <w:keepNext w:val="false"/>
               <w:spacing w:after="40" w:before="0"/>
               <w:jc w:val="left"/>
             </w:pPr>
@@ -7481,6 +7634,7 @@
           </w:tcPr>
           <w:p>
             <w:pPr>
+              <w:keepNext w:val="false"/>
               <w:spacing w:after="40" w:before="0"/>
               <w:jc w:val="left"/>
             </w:pPr>
@@ -7513,6 +7667,7 @@
           </w:tcPr>
           <w:p>
             <w:pPr>
+              <w:keepNext w:val="false"/>
               <w:spacing w:after="40" w:before="0"/>
               <w:jc w:val="left"/>
             </w:pPr>
@@ -7545,6 +7700,7 @@
           </w:tcPr>
           <w:p>
             <w:pPr>
+              <w:keepNext w:val="false"/>
               <w:spacing w:after="40" w:before="0"/>
               <w:jc w:val="left"/>
             </w:pPr>
@@ -7604,6 +7760,7 @@
           </w:tcPr>
           <w:p>
             <w:pPr>
+              <w:keepNext w:val="false"/>
               <w:spacing w:after="40" w:before="0"/>
               <w:jc w:val="center"/>
             </w:pPr>
@@ -7638,6 +7795,7 @@
           </w:tcPr>
           <w:p>
             <w:pPr>
+              <w:keepNext w:val="false"/>
               <w:spacing w:after="40" w:before="0"/>
               <w:jc w:val="left"/>
             </w:pPr>
@@ -7699,6 +7857,7 @@
           </w:tcPr>
           <w:p>
             <w:pPr>
+              <w:keepNext w:val="false"/>
               <w:spacing w:after="40" w:before="0"/>
               <w:jc w:val="center"/>
             </w:pPr>
@@ -7733,6 +7892,7 @@
           </w:tcPr>
           <w:p>
             <w:pPr>
+              <w:keepNext w:val="false"/>
               <w:spacing w:after="40" w:before="0"/>
               <w:jc w:val="left"/>
             </w:pPr>
@@ -7765,6 +7925,7 @@
           </w:tcPr>
           <w:p>
             <w:pPr>
+              <w:keepNext w:val="false"/>
               <w:spacing w:after="40" w:before="0"/>
               <w:jc w:val="left"/>
             </w:pPr>
@@ -7799,6 +7960,7 @@
           </w:tcPr>
           <w:p>
             <w:pPr>
+              <w:keepNext w:val="false"/>
               <w:spacing w:after="40" w:before="0"/>
               <w:jc w:val="left"/>
             </w:pPr>
@@ -7831,6 +7993,7 @@
           </w:tcPr>
           <w:p>
             <w:pPr>
+              <w:keepNext w:val="false"/>
               <w:spacing w:after="40" w:before="0"/>
               <w:jc w:val="left"/>
             </w:pPr>
@@ -7865,6 +8028,7 @@
           </w:tcPr>
           <w:p>
             <w:pPr>
+              <w:keepNext w:val="false"/>
               <w:spacing w:after="40" w:before="0"/>
               <w:jc w:val="left"/>
             </w:pPr>
@@ -7897,6 +8061,7 @@
           </w:tcPr>
           <w:p>
             <w:pPr>
+              <w:keepNext w:val="false"/>
               <w:spacing w:after="40" w:before="0"/>
               <w:jc w:val="left"/>
             </w:pPr>
@@ -7933,7 +8098,7 @@
         </w:rPr>
         <w:t xml:space="preserve">© 2026 SeaVuria and ARES. Aligned with KICD objectives. Developed by SeaVuria; technical implementation by ARES (with AI assistance from Claude). Licensed under </w:t>
       </w:r>
-      <w:hyperlink w:history="1" r:id="rIdyplfj5qjpfin3qeqto3ps">
+      <w:hyperlink w:history="1" r:id="rIde3cuyijaislxk1yks6dp-">
         <w:r>
           <w:rPr>
             <w:rFonts w:ascii="Arial" w:cs="Arial" w:eastAsia="Arial" w:hAnsi="Arial"/>
@@ -7954,7 +8119,7 @@
         </w:rPr>
         <w:t xml:space="preserve"> (</w:t>
       </w:r>
-      <w:hyperlink w:history="1" r:id="rId993ommrp7vu1ruqzfts2l">
+      <w:hyperlink w:history="1" r:id="rIdxth5dw8hxspf5zsmyowrp">
         <w:r>
           <w:rPr>
             <w:rFonts w:ascii="Arial" w:cs="Arial" w:eastAsia="Arial" w:hAnsi="Arial"/>
@@ -8014,6 +8179,7 @@
           </w:tcPr>
           <w:p>
             <w:pPr>
+              <w:keepNext w:val="false"/>
               <w:spacing w:after="40" w:before="0"/>
               <w:jc w:val="center"/>
             </w:pPr>
@@ -8049,6 +8215,7 @@
           </w:tcPr>
           <w:p>
             <w:pPr>
+              <w:keepNext w:val="false"/>
               <w:spacing w:after="40" w:before="0"/>
               <w:jc w:val="center"/>
             </w:pPr>
@@ -8083,6 +8250,7 @@
           </w:tcPr>
           <w:p>
             <w:pPr>
+              <w:keepNext w:val="false"/>
               <w:spacing w:after="40" w:before="0"/>
               <w:jc w:val="left"/>
             </w:pPr>
@@ -8115,6 +8283,7 @@
           </w:tcPr>
           <w:p>
             <w:pPr>
+              <w:keepNext w:val="false"/>
               <w:spacing w:after="40" w:before="0"/>
               <w:jc w:val="left"/>
             </w:pPr>
@@ -8149,6 +8318,7 @@
           </w:tcPr>
           <w:p>
             <w:pPr>
+              <w:keepNext w:val="false"/>
               <w:spacing w:after="40" w:before="0"/>
               <w:jc w:val="left"/>
             </w:pPr>
@@ -8181,6 +8351,7 @@
           </w:tcPr>
           <w:p>
             <w:pPr>
+              <w:keepNext w:val="false"/>
               <w:spacing w:after="40" w:before="0"/>
               <w:jc w:val="left"/>
             </w:pPr>
@@ -8215,6 +8386,7 @@
           </w:tcPr>
           <w:p>
             <w:pPr>
+              <w:keepNext w:val="false"/>
               <w:spacing w:after="40" w:before="0"/>
               <w:jc w:val="left"/>
             </w:pPr>
@@ -8247,6 +8419,7 @@
           </w:tcPr>
           <w:p>
             <w:pPr>
+              <w:keepNext w:val="false"/>
               <w:spacing w:after="40" w:before="0"/>
               <w:jc w:val="left"/>
             </w:pPr>
@@ -8281,6 +8454,7 @@
           </w:tcPr>
           <w:p>
             <w:pPr>
+              <w:keepNext w:val="false"/>
               <w:spacing w:after="40" w:before="0"/>
               <w:jc w:val="left"/>
             </w:pPr>
@@ -8313,6 +8487,7 @@
           </w:tcPr>
           <w:p>
             <w:pPr>
+              <w:keepNext w:val="false"/>
               <w:spacing w:after="40" w:before="0"/>
               <w:jc w:val="left"/>
             </w:pPr>
@@ -8347,6 +8522,7 @@
           </w:tcPr>
           <w:p>
             <w:pPr>
+              <w:keepNext w:val="false"/>
               <w:spacing w:after="40" w:before="0"/>
               <w:jc w:val="left"/>
             </w:pPr>
@@ -8379,6 +8555,7 @@
           </w:tcPr>
           <w:p>
             <w:pPr>
+              <w:keepNext w:val="false"/>
               <w:spacing w:after="40" w:before="0"/>
               <w:jc w:val="left"/>
             </w:pPr>
@@ -8413,6 +8590,7 @@
           </w:tcPr>
           <w:p>
             <w:pPr>
+              <w:keepNext w:val="false"/>
               <w:spacing w:after="40" w:before="0"/>
               <w:jc w:val="left"/>
             </w:pPr>
@@ -8445,6 +8623,7 @@
           </w:tcPr>
           <w:p>
             <w:pPr>
+              <w:keepNext w:val="false"/>
               <w:spacing w:after="40" w:before="0"/>
               <w:jc w:val="left"/>
             </w:pPr>
@@ -8479,6 +8658,7 @@
           </w:tcPr>
           <w:p>
             <w:pPr>
+              <w:keepNext w:val="false"/>
               <w:spacing w:after="40" w:before="0"/>
               <w:jc w:val="left"/>
             </w:pPr>
@@ -8511,6 +8691,7 @@
           </w:tcPr>
           <w:p>
             <w:pPr>
+              <w:keepNext w:val="false"/>
               <w:spacing w:after="40" w:before="0"/>
               <w:jc w:val="left"/>
             </w:pPr>
@@ -8545,6 +8726,7 @@
           </w:tcPr>
           <w:p>
             <w:pPr>
+              <w:keepNext w:val="false"/>
               <w:spacing w:after="40" w:before="0"/>
               <w:jc w:val="left"/>
             </w:pPr>
@@ -8577,6 +8759,7 @@
           </w:tcPr>
           <w:p>
             <w:pPr>
+              <w:keepNext w:val="false"/>
               <w:spacing w:after="40" w:before="0"/>
               <w:jc w:val="left"/>
             </w:pPr>
@@ -8636,6 +8819,7 @@
           </w:tcPr>
           <w:p>
             <w:pPr>
+              <w:keepNext w:val="false"/>
               <w:spacing w:after="40" w:before="0"/>
               <w:jc w:val="center"/>
             </w:pPr>
@@ -8670,6 +8854,7 @@
           </w:tcPr>
           <w:p>
             <w:pPr>
+              <w:keepNext w:val="false"/>
               <w:spacing w:after="40" w:before="0"/>
               <w:jc w:val="left"/>
             </w:pPr>
@@ -8734,6 +8919,7 @@
           </w:tcPr>
           <w:p>
             <w:pPr>
+              <w:keepNext w:val="false"/>
               <w:spacing w:after="40" w:before="0"/>
               <w:jc w:val="center"/>
             </w:pPr>
@@ -8768,6 +8954,7 @@
           </w:tcPr>
           <w:p>
             <w:pPr>
+              <w:keepNext w:val="false"/>
               <w:spacing w:after="40" w:before="0"/>
               <w:jc w:val="left"/>
             </w:pPr>
@@ -8800,6 +8987,7 @@
           </w:tcPr>
           <w:p>
             <w:pPr>
+              <w:keepNext w:val="false"/>
               <w:spacing w:after="40" w:before="0"/>
               <w:jc w:val="left"/>
             </w:pPr>
@@ -8832,6 +9020,7 @@
           </w:tcPr>
           <w:p>
             <w:pPr>
+              <w:keepNext w:val="false"/>
               <w:spacing w:after="40" w:before="0"/>
               <w:jc w:val="left"/>
             </w:pPr>
@@ -8864,6 +9053,7 @@
           </w:tcPr>
           <w:p>
             <w:pPr>
+              <w:keepNext w:val="false"/>
               <w:spacing w:after="40" w:before="0"/>
               <w:jc w:val="left"/>
             </w:pPr>
@@ -8896,6 +9086,7 @@
           </w:tcPr>
           <w:p>
             <w:pPr>
+              <w:keepNext w:val="false"/>
               <w:spacing w:after="40" w:before="0"/>
               <w:jc w:val="left"/>
             </w:pPr>
@@ -8930,6 +9121,7 @@
           </w:tcPr>
           <w:p>
             <w:pPr>
+              <w:keepNext w:val="false"/>
               <w:spacing w:after="40" w:before="0"/>
               <w:jc w:val="left"/>
             </w:pPr>
@@ -8967,7 +9159,7 @@
             <w:pPr>
               <w:spacing w:after="20" w:before="0"/>
             </w:pPr>
-            <w:hyperlink w:history="1" r:id="rId12gkjwtadhgmpvyb7pou6">
+            <w:hyperlink w:history="1" r:id="rId_a3r_p9i2jen-dqa8wkmj">
               <w:r>
                 <w:rPr>
                   <w:rFonts w:ascii="Arial" w:cs="Arial" w:eastAsia="Arial" w:hAnsi="Arial"/>
@@ -9000,7 +9192,7 @@
               <w:spacing w:after="10" w:before="0"/>
               <w:ind w:left="120"/>
             </w:pPr>
-            <w:hyperlink w:history="1" r:id="rIdecaarmfmy9_g209llf1gh">
+            <w:hyperlink w:history="1" r:id="rIdvogmslovzvgk7cnsg6ljr">
               <w:r>
                 <w:rPr>
                   <w:rFonts w:ascii="Arial" w:cs="Arial" w:eastAsia="Arial" w:hAnsi="Arial"/>
@@ -9045,7 +9237,7 @@
             <w:pPr>
               <w:spacing w:after="20" w:before="0"/>
             </w:pPr>
-            <w:hyperlink w:history="1" r:id="rId6ky8x0mnjlh4tjwaqn3ud">
+            <w:hyperlink w:history="1" r:id="rIduv399jxchef6ju3r4nyvh">
               <w:r>
                 <w:rPr>
                   <w:rFonts w:ascii="Arial" w:cs="Arial" w:eastAsia="Arial" w:hAnsi="Arial"/>
@@ -9078,7 +9270,7 @@
               <w:spacing w:after="10" w:before="0"/>
               <w:ind w:left="120"/>
             </w:pPr>
-            <w:hyperlink w:history="1" r:id="rIdu_4gfgjcowmwnxs1bj1vj">
+            <w:hyperlink w:history="1" r:id="rId9cat3xt8w9elvzt583aph">
               <w:r>
                 <w:rPr>
                   <w:rFonts w:ascii="Arial" w:cs="Arial" w:eastAsia="Arial" w:hAnsi="Arial"/>
@@ -9106,6 +9298,7 @@
           </w:tcPr>
           <w:p>
             <w:pPr>
+              <w:keepNext w:val="false"/>
               <w:spacing w:after="40" w:before="0"/>
               <w:jc w:val="left"/>
             </w:pPr>
@@ -9138,6 +9331,7 @@
           </w:tcPr>
           <w:p>
             <w:pPr>
+              <w:keepNext w:val="false"/>
               <w:spacing w:after="40" w:before="0"/>
               <w:jc w:val="left"/>
             </w:pPr>
@@ -9170,6 +9364,7 @@
           </w:tcPr>
           <w:p>
             <w:pPr>
+              <w:keepNext w:val="false"/>
               <w:spacing w:after="40" w:before="0"/>
               <w:jc w:val="left"/>
             </w:pPr>
@@ -9202,6 +9397,7 @@
           </w:tcPr>
           <w:p>
             <w:pPr>
+              <w:keepNext w:val="false"/>
               <w:spacing w:after="40" w:before="0"/>
               <w:jc w:val="left"/>
             </w:pPr>
@@ -9236,6 +9432,7 @@
           </w:tcPr>
           <w:p>
             <w:pPr>
+              <w:keepNext w:val="false"/>
               <w:spacing w:after="40" w:before="0"/>
               <w:jc w:val="left"/>
             </w:pPr>
@@ -9273,7 +9470,7 @@
             <w:pPr>
               <w:spacing w:after="20" w:before="0"/>
             </w:pPr>
-            <w:hyperlink w:history="1" r:id="rIdre2oc_amz6kerdmsn0k4s">
+            <w:hyperlink w:history="1" r:id="rId7xbjvhwzjt8pfvfs4nrn1">
               <w:r>
                 <w:rPr>
                   <w:rFonts w:ascii="Arial" w:cs="Arial" w:eastAsia="Arial" w:hAnsi="Arial"/>
@@ -9306,7 +9503,7 @@
               <w:spacing w:after="10" w:before="0"/>
               <w:ind w:left="120"/>
             </w:pPr>
-            <w:hyperlink w:history="1" r:id="rIdysulaqopapy7i3cf2k8ex">
+            <w:hyperlink w:history="1" r:id="rIdjpcsxu4j5hhzpgp_wsm5f">
               <w:r>
                 <w:rPr>
                   <w:rFonts w:ascii="Arial" w:cs="Arial" w:eastAsia="Arial" w:hAnsi="Arial"/>
@@ -9351,7 +9548,7 @@
             <w:pPr>
               <w:spacing w:after="20" w:before="0"/>
             </w:pPr>
-            <w:hyperlink w:history="1" r:id="rIdvcnbsvy842_fboggmqylh">
+            <w:hyperlink w:history="1" r:id="rIdhkb4n3mbp5eshx750ymvd">
               <w:r>
                 <w:rPr>
                   <w:rFonts w:ascii="Arial" w:cs="Arial" w:eastAsia="Arial" w:hAnsi="Arial"/>
@@ -9384,7 +9581,7 @@
               <w:spacing w:after="10" w:before="0"/>
               <w:ind w:left="120"/>
             </w:pPr>
-            <w:hyperlink w:history="1" r:id="rId0gokatn9c7oxznnbnxese">
+            <w:hyperlink w:history="1" r:id="rIdilymoyl5aufcihn-boh3d">
               <w:r>
                 <w:rPr>
                   <w:rFonts w:ascii="Arial" w:cs="Arial" w:eastAsia="Arial" w:hAnsi="Arial"/>
@@ -9412,6 +9609,7 @@
           </w:tcPr>
           <w:p>
             <w:pPr>
+              <w:keepNext w:val="false"/>
               <w:spacing w:after="40" w:before="0"/>
               <w:jc w:val="left"/>
             </w:pPr>
@@ -9444,6 +9642,7 @@
           </w:tcPr>
           <w:p>
             <w:pPr>
+              <w:keepNext w:val="false"/>
               <w:spacing w:after="40" w:before="0"/>
               <w:jc w:val="left"/>
             </w:pPr>
@@ -9476,6 +9675,7 @@
           </w:tcPr>
           <w:p>
             <w:pPr>
+              <w:keepNext w:val="false"/>
               <w:spacing w:after="40" w:before="0"/>
               <w:jc w:val="left"/>
             </w:pPr>
@@ -9508,6 +9708,7 @@
           </w:tcPr>
           <w:p>
             <w:pPr>
+              <w:keepNext w:val="false"/>
               <w:spacing w:after="40" w:before="0"/>
               <w:jc w:val="left"/>
             </w:pPr>
@@ -9542,6 +9743,7 @@
           </w:tcPr>
           <w:p>
             <w:pPr>
+              <w:keepNext w:val="false"/>
               <w:spacing w:after="40" w:before="0"/>
               <w:jc w:val="left"/>
             </w:pPr>
@@ -9579,7 +9781,7 @@
             <w:pPr>
               <w:spacing w:after="20" w:before="0"/>
             </w:pPr>
-            <w:hyperlink w:history="1" r:id="rIde-50qmjceywikekp9xac1">
+            <w:hyperlink w:history="1" r:id="rIdvlmosoeygxs33xk9-pqib">
               <w:r>
                 <w:rPr>
                   <w:rFonts w:ascii="Arial" w:cs="Arial" w:eastAsia="Arial" w:hAnsi="Arial"/>
@@ -9628,7 +9830,7 @@
               <w:spacing w:after="10" w:before="0"/>
               <w:ind w:left="120"/>
             </w:pPr>
-            <w:hyperlink w:history="1" r:id="rIds_tcmfgl0dxgsllmp4qoi">
+            <w:hyperlink w:history="1" r:id="rId5lnxufvzu6xa4jfgdtjcp">
               <w:r>
                 <w:rPr>
                   <w:rFonts w:ascii="Arial" w:cs="Arial" w:eastAsia="Arial" w:hAnsi="Arial"/>
@@ -9673,7 +9875,7 @@
             <w:pPr>
               <w:spacing w:after="20" w:before="0"/>
             </w:pPr>
-            <w:hyperlink w:history="1" r:id="rIdpa0idjfv-sfy6u79b8bdg">
+            <w:hyperlink w:history="1" r:id="rIdbwszsulveytilqbgpc70l">
               <w:r>
                 <w:rPr>
                   <w:rFonts w:ascii="Arial" w:cs="Arial" w:eastAsia="Arial" w:hAnsi="Arial"/>
@@ -9706,7 +9908,7 @@
               <w:spacing w:after="10" w:before="0"/>
               <w:ind w:left="120"/>
             </w:pPr>
-            <w:hyperlink w:history="1" r:id="rIdfax9ja4pbwrpedtgpnrdq">
+            <w:hyperlink w:history="1" r:id="rIds5shdvbshrd11oepgxsxj">
               <w:r>
                 <w:rPr>
                   <w:rFonts w:ascii="Arial" w:cs="Arial" w:eastAsia="Arial" w:hAnsi="Arial"/>
@@ -9734,6 +9936,7 @@
           </w:tcPr>
           <w:p>
             <w:pPr>
+              <w:keepNext w:val="false"/>
               <w:spacing w:after="40" w:before="0"/>
               <w:jc w:val="left"/>
             </w:pPr>
@@ -9766,6 +9969,7 @@
           </w:tcPr>
           <w:p>
             <w:pPr>
+              <w:keepNext w:val="false"/>
               <w:spacing w:after="40" w:before="0"/>
               <w:jc w:val="left"/>
             </w:pPr>
@@ -9798,6 +10002,7 @@
           </w:tcPr>
           <w:p>
             <w:pPr>
+              <w:keepNext w:val="false"/>
               <w:spacing w:after="40" w:before="0"/>
               <w:jc w:val="left"/>
             </w:pPr>
@@ -9830,6 +10035,7 @@
           </w:tcPr>
           <w:p>
             <w:pPr>
+              <w:keepNext w:val="false"/>
               <w:spacing w:after="40" w:before="0"/>
               <w:jc w:val="left"/>
             </w:pPr>
@@ -9864,6 +10070,7 @@
           </w:tcPr>
           <w:p>
             <w:pPr>
+              <w:keepNext w:val="false"/>
               <w:spacing w:after="40" w:before="0"/>
               <w:jc w:val="left"/>
             </w:pPr>
@@ -9901,7 +10108,7 @@
             <w:pPr>
               <w:spacing w:after="20" w:before="0"/>
             </w:pPr>
-            <w:hyperlink w:history="1" r:id="rIdwuemps2kglttjcphkmgvj">
+            <w:hyperlink w:history="1" r:id="rIdd5fo4pfduo01n_ehukwzk">
               <w:r>
                 <w:rPr>
                   <w:rFonts w:ascii="Arial" w:cs="Arial" w:eastAsia="Arial" w:hAnsi="Arial"/>
@@ -9950,7 +10157,7 @@
               <w:spacing w:after="10" w:before="0"/>
               <w:ind w:left="120"/>
             </w:pPr>
-            <w:hyperlink w:history="1" r:id="rIdqtyncv-7zndhzyebosrkv">
+            <w:hyperlink w:history="1" r:id="rIdvevhcvipfal6vom1anfwf">
               <w:r>
                 <w:rPr>
                   <w:rFonts w:ascii="Arial" w:cs="Arial" w:eastAsia="Arial" w:hAnsi="Arial"/>
@@ -9995,7 +10202,7 @@
             <w:pPr>
               <w:spacing w:after="20" w:before="0"/>
             </w:pPr>
-            <w:hyperlink w:history="1" r:id="rIdnbntxdjfqbtsse7vcs7t0">
+            <w:hyperlink w:history="1" r:id="rIdaerevxq3kvrusaazi8uko">
               <w:r>
                 <w:rPr>
                   <w:rFonts w:ascii="Arial" w:cs="Arial" w:eastAsia="Arial" w:hAnsi="Arial"/>
@@ -10028,7 +10235,7 @@
               <w:spacing w:after="10" w:before="0"/>
               <w:ind w:left="120"/>
             </w:pPr>
-            <w:hyperlink w:history="1" r:id="rIdor_vdellgfiy0iawrz8hw">
+            <w:hyperlink w:history="1" r:id="rIduodhwfgakkahcsactpk-m">
               <w:r>
                 <w:rPr>
                   <w:rFonts w:ascii="Arial" w:cs="Arial" w:eastAsia="Arial" w:hAnsi="Arial"/>
@@ -10056,6 +10263,7 @@
           </w:tcPr>
           <w:p>
             <w:pPr>
+              <w:keepNext w:val="false"/>
               <w:spacing w:after="40" w:before="0"/>
               <w:jc w:val="left"/>
             </w:pPr>
@@ -10088,6 +10296,7 @@
           </w:tcPr>
           <w:p>
             <w:pPr>
+              <w:keepNext w:val="false"/>
               <w:spacing w:after="40" w:before="0"/>
               <w:jc w:val="left"/>
             </w:pPr>
@@ -10120,6 +10329,7 @@
           </w:tcPr>
           <w:p>
             <w:pPr>
+              <w:keepNext w:val="false"/>
               <w:spacing w:after="40" w:before="0"/>
               <w:jc w:val="left"/>
             </w:pPr>
@@ -10152,6 +10362,7 @@
           </w:tcPr>
           <w:p>
             <w:pPr>
+              <w:keepNext w:val="false"/>
               <w:spacing w:after="40" w:before="0"/>
               <w:jc w:val="left"/>
             </w:pPr>
@@ -10186,6 +10397,7 @@
           </w:tcPr>
           <w:p>
             <w:pPr>
+              <w:keepNext w:val="false"/>
               <w:spacing w:after="40" w:before="0"/>
               <w:jc w:val="left"/>
             </w:pPr>
@@ -10223,7 +10435,7 @@
             <w:pPr>
               <w:spacing w:after="20" w:before="0"/>
             </w:pPr>
-            <w:hyperlink w:history="1" r:id="rIddmimo3pe61oxlltc2lrtc">
+            <w:hyperlink w:history="1" r:id="rIdqp53nckeja8lhmmk2f95i">
               <w:r>
                 <w:rPr>
                   <w:rFonts w:ascii="Arial" w:cs="Arial" w:eastAsia="Arial" w:hAnsi="Arial"/>
@@ -10272,7 +10484,7 @@
               <w:spacing w:after="10" w:before="0"/>
               <w:ind w:left="120"/>
             </w:pPr>
-            <w:hyperlink w:history="1" r:id="rIdco801chb2abdtdjiuyfa_">
+            <w:hyperlink w:history="1" r:id="rIdaqvekrqbc85xdlyvhxzpd">
               <w:r>
                 <w:rPr>
                   <w:rFonts w:ascii="Arial" w:cs="Arial" w:eastAsia="Arial" w:hAnsi="Arial"/>
@@ -10317,7 +10529,7 @@
             <w:pPr>
               <w:spacing w:after="20" w:before="0"/>
             </w:pPr>
-            <w:hyperlink w:history="1" r:id="rIddtpqmhm6asl7mnolxhj6r">
+            <w:hyperlink w:history="1" r:id="rIdfqg0io9fb_x3bg62ym1q4">
               <w:r>
                 <w:rPr>
                   <w:rFonts w:ascii="Arial" w:cs="Arial" w:eastAsia="Arial" w:hAnsi="Arial"/>
@@ -10350,7 +10562,7 @@
               <w:spacing w:after="10" w:before="0"/>
               <w:ind w:left="120"/>
             </w:pPr>
-            <w:hyperlink w:history="1" r:id="rId4w-ph1wskrs1cvgz6megd">
+            <w:hyperlink w:history="1" r:id="rIdok4hvwizjku-q_oik-osh">
               <w:r>
                 <w:rPr>
                   <w:rFonts w:ascii="Arial" w:cs="Arial" w:eastAsia="Arial" w:hAnsi="Arial"/>
@@ -10378,6 +10590,7 @@
           </w:tcPr>
           <w:p>
             <w:pPr>
+              <w:keepNext w:val="false"/>
               <w:spacing w:after="40" w:before="0"/>
               <w:jc w:val="left"/>
             </w:pPr>
@@ -10410,6 +10623,7 @@
           </w:tcPr>
           <w:p>
             <w:pPr>
+              <w:keepNext w:val="false"/>
               <w:spacing w:after="40" w:before="0"/>
               <w:jc w:val="left"/>
             </w:pPr>
@@ -10442,6 +10656,7 @@
           </w:tcPr>
           <w:p>
             <w:pPr>
+              <w:keepNext w:val="false"/>
               <w:spacing w:after="40" w:before="0"/>
               <w:jc w:val="left"/>
             </w:pPr>
@@ -10474,6 +10689,7 @@
           </w:tcPr>
           <w:p>
             <w:pPr>
+              <w:keepNext w:val="false"/>
               <w:spacing w:after="40" w:before="0"/>
               <w:jc w:val="left"/>
             </w:pPr>
@@ -10533,6 +10749,7 @@
           </w:tcPr>
           <w:p>
             <w:pPr>
+              <w:keepNext w:val="false"/>
               <w:spacing w:after="40" w:before="0"/>
               <w:jc w:val="center"/>
             </w:pPr>
@@ -10567,6 +10784,7 @@
           </w:tcPr>
           <w:p>
             <w:pPr>
+              <w:keepNext w:val="false"/>
               <w:spacing w:after="40" w:before="0"/>
               <w:jc w:val="left"/>
             </w:pPr>
@@ -10628,6 +10846,7 @@
           </w:tcPr>
           <w:p>
             <w:pPr>
+              <w:keepNext w:val="false"/>
               <w:spacing w:after="40" w:before="0"/>
               <w:jc w:val="center"/>
             </w:pPr>
@@ -10662,6 +10881,7 @@
           </w:tcPr>
           <w:p>
             <w:pPr>
+              <w:keepNext w:val="false"/>
               <w:spacing w:after="40" w:before="0"/>
               <w:jc w:val="left"/>
             </w:pPr>
@@ -10694,6 +10914,7 @@
           </w:tcPr>
           <w:p>
             <w:pPr>
+              <w:keepNext w:val="false"/>
               <w:spacing w:after="40" w:before="0"/>
               <w:jc w:val="left"/>
             </w:pPr>
@@ -10728,6 +10949,7 @@
           </w:tcPr>
           <w:p>
             <w:pPr>
+              <w:keepNext w:val="false"/>
               <w:spacing w:after="40" w:before="0"/>
               <w:jc w:val="left"/>
             </w:pPr>
@@ -10760,6 +10982,7 @@
           </w:tcPr>
           <w:p>
             <w:pPr>
+              <w:keepNext w:val="false"/>
               <w:spacing w:after="40" w:before="0"/>
               <w:jc w:val="left"/>
             </w:pPr>
@@ -10794,6 +11017,7 @@
           </w:tcPr>
           <w:p>
             <w:pPr>
+              <w:keepNext w:val="false"/>
               <w:spacing w:after="40" w:before="0"/>
               <w:jc w:val="left"/>
             </w:pPr>
@@ -10826,6 +11050,7 @@
           </w:tcPr>
           <w:p>
             <w:pPr>
+              <w:keepNext w:val="false"/>
               <w:spacing w:after="40" w:before="0"/>
               <w:jc w:val="left"/>
             </w:pPr>
@@ -10862,7 +11087,7 @@
         </w:rPr>
         <w:t xml:space="preserve">© 2026 SeaVuria and ARES. Aligned with KICD objectives. Developed by SeaVuria; technical implementation by ARES (with AI assistance from Claude). Licensed under </w:t>
       </w:r>
-      <w:hyperlink w:history="1" r:id="rIdymqlmkvsoth20qwdfqohe">
+      <w:hyperlink w:history="1" r:id="rIdshf2qlvtxorgqlkows79q">
         <w:r>
           <w:rPr>
             <w:rFonts w:ascii="Arial" w:cs="Arial" w:eastAsia="Arial" w:hAnsi="Arial"/>
@@ -10883,7 +11108,7 @@
         </w:rPr>
         <w:t xml:space="preserve"> (</w:t>
       </w:r>
-      <w:hyperlink w:history="1" r:id="rIdzc4f8d4jb366jophlueq6">
+      <w:hyperlink w:history="1" r:id="rIdkdqfcfyuduxf5srpicjqe">
         <w:r>
           <w:rPr>
             <w:rFonts w:ascii="Arial" w:cs="Arial" w:eastAsia="Arial" w:hAnsi="Arial"/>
@@ -10943,6 +11168,7 @@
           </w:tcPr>
           <w:p>
             <w:pPr>
+              <w:keepNext w:val="false"/>
               <w:spacing w:after="40" w:before="0"/>
               <w:jc w:val="center"/>
             </w:pPr>
@@ -10978,6 +11204,7 @@
           </w:tcPr>
           <w:p>
             <w:pPr>
+              <w:keepNext w:val="false"/>
               <w:spacing w:after="40" w:before="0"/>
               <w:jc w:val="center"/>
             </w:pPr>
@@ -11012,6 +11239,7 @@
           </w:tcPr>
           <w:p>
             <w:pPr>
+              <w:keepNext w:val="false"/>
               <w:spacing w:after="40" w:before="0"/>
               <w:jc w:val="left"/>
             </w:pPr>
@@ -11044,6 +11272,7 @@
           </w:tcPr>
           <w:p>
             <w:pPr>
+              <w:keepNext w:val="false"/>
               <w:spacing w:after="40" w:before="0"/>
               <w:jc w:val="left"/>
             </w:pPr>
@@ -11078,6 +11307,7 @@
           </w:tcPr>
           <w:p>
             <w:pPr>
+              <w:keepNext w:val="false"/>
               <w:spacing w:after="40" w:before="0"/>
               <w:jc w:val="left"/>
             </w:pPr>
@@ -11110,6 +11340,7 @@
           </w:tcPr>
           <w:p>
             <w:pPr>
+              <w:keepNext w:val="false"/>
               <w:spacing w:after="40" w:before="0"/>
               <w:jc w:val="left"/>
             </w:pPr>
@@ -11144,6 +11375,7 @@
           </w:tcPr>
           <w:p>
             <w:pPr>
+              <w:keepNext w:val="false"/>
               <w:spacing w:after="40" w:before="0"/>
               <w:jc w:val="left"/>
             </w:pPr>
@@ -11176,6 +11408,7 @@
           </w:tcPr>
           <w:p>
             <w:pPr>
+              <w:keepNext w:val="false"/>
               <w:spacing w:after="40" w:before="0"/>
               <w:jc w:val="left"/>
             </w:pPr>
@@ -11210,6 +11443,7 @@
           </w:tcPr>
           <w:p>
             <w:pPr>
+              <w:keepNext w:val="false"/>
               <w:spacing w:after="40" w:before="0"/>
               <w:jc w:val="left"/>
             </w:pPr>
@@ -11242,6 +11476,7 @@
           </w:tcPr>
           <w:p>
             <w:pPr>
+              <w:keepNext w:val="false"/>
               <w:spacing w:after="40" w:before="0"/>
               <w:jc w:val="left"/>
             </w:pPr>
@@ -11276,6 +11511,7 @@
           </w:tcPr>
           <w:p>
             <w:pPr>
+              <w:keepNext w:val="false"/>
               <w:spacing w:after="40" w:before="0"/>
               <w:jc w:val="left"/>
             </w:pPr>
@@ -11308,6 +11544,7 @@
           </w:tcPr>
           <w:p>
             <w:pPr>
+              <w:keepNext w:val="false"/>
               <w:spacing w:after="40" w:before="0"/>
               <w:jc w:val="left"/>
             </w:pPr>
@@ -11342,6 +11579,7 @@
           </w:tcPr>
           <w:p>
             <w:pPr>
+              <w:keepNext w:val="false"/>
               <w:spacing w:after="40" w:before="0"/>
               <w:jc w:val="left"/>
             </w:pPr>
@@ -11374,6 +11612,7 @@
           </w:tcPr>
           <w:p>
             <w:pPr>
+              <w:keepNext w:val="false"/>
               <w:spacing w:after="40" w:before="0"/>
               <w:jc w:val="left"/>
             </w:pPr>
@@ -11408,6 +11647,7 @@
           </w:tcPr>
           <w:p>
             <w:pPr>
+              <w:keepNext w:val="false"/>
               <w:spacing w:after="40" w:before="0"/>
               <w:jc w:val="left"/>
             </w:pPr>
@@ -11440,6 +11680,7 @@
           </w:tcPr>
           <w:p>
             <w:pPr>
+              <w:keepNext w:val="false"/>
               <w:spacing w:after="40" w:before="0"/>
               <w:jc w:val="left"/>
             </w:pPr>
@@ -11474,6 +11715,7 @@
           </w:tcPr>
           <w:p>
             <w:pPr>
+              <w:keepNext w:val="false"/>
               <w:spacing w:after="40" w:before="0"/>
               <w:jc w:val="left"/>
             </w:pPr>
@@ -11506,6 +11748,7 @@
           </w:tcPr>
           <w:p>
             <w:pPr>
+              <w:keepNext w:val="false"/>
               <w:spacing w:after="40" w:before="0"/>
               <w:jc w:val="left"/>
             </w:pPr>
@@ -11565,6 +11808,7 @@
           </w:tcPr>
           <w:p>
             <w:pPr>
+              <w:keepNext w:val="false"/>
               <w:spacing w:after="40" w:before="0"/>
               <w:jc w:val="center"/>
             </w:pPr>
@@ -11599,6 +11843,7 @@
           </w:tcPr>
           <w:p>
             <w:pPr>
+              <w:keepNext w:val="false"/>
               <w:spacing w:after="40" w:before="0"/>
               <w:jc w:val="left"/>
             </w:pPr>
@@ -11663,6 +11908,7 @@
           </w:tcPr>
           <w:p>
             <w:pPr>
+              <w:keepNext w:val="false"/>
               <w:spacing w:after="40" w:before="0"/>
               <w:jc w:val="center"/>
             </w:pPr>
@@ -11697,6 +11943,7 @@
           </w:tcPr>
           <w:p>
             <w:pPr>
+              <w:keepNext w:val="false"/>
               <w:spacing w:after="40" w:before="0"/>
               <w:jc w:val="left"/>
             </w:pPr>
@@ -11729,6 +11976,7 @@
           </w:tcPr>
           <w:p>
             <w:pPr>
+              <w:keepNext w:val="false"/>
               <w:spacing w:after="40" w:before="0"/>
               <w:jc w:val="left"/>
             </w:pPr>
@@ -11761,6 +12009,7 @@
           </w:tcPr>
           <w:p>
             <w:pPr>
+              <w:keepNext w:val="false"/>
               <w:spacing w:after="40" w:before="0"/>
               <w:jc w:val="left"/>
             </w:pPr>
@@ -11793,6 +12042,7 @@
           </w:tcPr>
           <w:p>
             <w:pPr>
+              <w:keepNext w:val="false"/>
               <w:spacing w:after="40" w:before="0"/>
               <w:jc w:val="left"/>
             </w:pPr>
@@ -11825,6 +12075,7 @@
           </w:tcPr>
           <w:p>
             <w:pPr>
+              <w:keepNext w:val="false"/>
               <w:spacing w:after="40" w:before="0"/>
               <w:jc w:val="left"/>
             </w:pPr>
@@ -11859,6 +12110,7 @@
           </w:tcPr>
           <w:p>
             <w:pPr>
+              <w:keepNext w:val="false"/>
               <w:spacing w:after="40" w:before="0"/>
               <w:jc w:val="left"/>
             </w:pPr>
@@ -11896,7 +12148,7 @@
             <w:pPr>
               <w:spacing w:after="20" w:before="0"/>
             </w:pPr>
-            <w:hyperlink w:history="1" r:id="rIdaccxch5dktfnm7yrqbb8o">
+            <w:hyperlink w:history="1" r:id="rIdrrbpif7v2tq7wbympyd8c">
               <w:r>
                 <w:rPr>
                   <w:rFonts w:ascii="Arial" w:cs="Arial" w:eastAsia="Arial" w:hAnsi="Arial"/>
@@ -11929,7 +12181,7 @@
               <w:spacing w:after="10" w:before="0"/>
               <w:ind w:left="120"/>
             </w:pPr>
-            <w:hyperlink w:history="1" r:id="rIdxa1wcov2o5aveu9obrswt">
+            <w:hyperlink w:history="1" r:id="rId89cg0codfhbxucoxnlrzf">
               <w:r>
                 <w:rPr>
                   <w:rFonts w:ascii="Arial" w:cs="Arial" w:eastAsia="Arial" w:hAnsi="Arial"/>
@@ -11974,7 +12226,7 @@
             <w:pPr>
               <w:spacing w:after="20" w:before="0"/>
             </w:pPr>
-            <w:hyperlink w:history="1" r:id="rIdql_sencr3wrcn2fdmwztj">
+            <w:hyperlink w:history="1" r:id="rIdmq47afvpoqrzqyvkasgt4">
               <w:r>
                 <w:rPr>
                   <w:rFonts w:ascii="Arial" w:cs="Arial" w:eastAsia="Arial" w:hAnsi="Arial"/>
@@ -12007,7 +12259,7 @@
               <w:spacing w:after="10" w:before="0"/>
               <w:ind w:left="120"/>
             </w:pPr>
-            <w:hyperlink w:history="1" r:id="rIdldfgwpj9vjzzwm4fxctiw">
+            <w:hyperlink w:history="1" r:id="rIddus6epq4h9u9aschx5joy">
               <w:r>
                 <w:rPr>
                   <w:rFonts w:ascii="Arial" w:cs="Arial" w:eastAsia="Arial" w:hAnsi="Arial"/>
@@ -12035,6 +12287,7 @@
           </w:tcPr>
           <w:p>
             <w:pPr>
+              <w:keepNext w:val="false"/>
               <w:spacing w:after="40" w:before="0"/>
               <w:jc w:val="left"/>
             </w:pPr>
@@ -12067,6 +12320,7 @@
           </w:tcPr>
           <w:p>
             <w:pPr>
+              <w:keepNext w:val="false"/>
               <w:spacing w:after="40" w:before="0"/>
               <w:jc w:val="left"/>
             </w:pPr>
@@ -12099,6 +12353,7 @@
           </w:tcPr>
           <w:p>
             <w:pPr>
+              <w:keepNext w:val="false"/>
               <w:spacing w:after="40" w:before="0"/>
               <w:jc w:val="left"/>
             </w:pPr>
@@ -12131,6 +12386,7 @@
           </w:tcPr>
           <w:p>
             <w:pPr>
+              <w:keepNext w:val="false"/>
               <w:spacing w:after="40" w:before="0"/>
               <w:jc w:val="left"/>
             </w:pPr>
@@ -12165,6 +12421,7 @@
           </w:tcPr>
           <w:p>
             <w:pPr>
+              <w:keepNext w:val="false"/>
               <w:spacing w:after="40" w:before="0"/>
               <w:jc w:val="left"/>
             </w:pPr>
@@ -12202,7 +12459,7 @@
             <w:pPr>
               <w:spacing w:after="20" w:before="0"/>
             </w:pPr>
-            <w:hyperlink w:history="1" r:id="rIdsk4f6oqtzpmrha3urata1">
+            <w:hyperlink w:history="1" r:id="rIdxdkpsyrn4ko8chhqfoy29">
               <w:r>
                 <w:rPr>
                   <w:rFonts w:ascii="Arial" w:cs="Arial" w:eastAsia="Arial" w:hAnsi="Arial"/>
@@ -12235,7 +12492,7 @@
               <w:spacing w:after="10" w:before="0"/>
               <w:ind w:left="120"/>
             </w:pPr>
-            <w:hyperlink w:history="1" r:id="rIdrgetuij0negjhscbvv0sc">
+            <w:hyperlink w:history="1" r:id="rIdhm0su254msqhlqdp-xfe6">
               <w:r>
                 <w:rPr>
                   <w:rFonts w:ascii="Arial" w:cs="Arial" w:eastAsia="Arial" w:hAnsi="Arial"/>
@@ -12280,7 +12537,7 @@
             <w:pPr>
               <w:spacing w:after="20" w:before="0"/>
             </w:pPr>
-            <w:hyperlink w:history="1" r:id="rIdisluehxo27dzibucncotg">
+            <w:hyperlink w:history="1" r:id="rIdw9bicf_kxx16bcgd2muih">
               <w:r>
                 <w:rPr>
                   <w:rFonts w:ascii="Arial" w:cs="Arial" w:eastAsia="Arial" w:hAnsi="Arial"/>
@@ -12313,7 +12570,7 @@
               <w:spacing w:after="10" w:before="0"/>
               <w:ind w:left="120"/>
             </w:pPr>
-            <w:hyperlink w:history="1" r:id="rIdcbpwgr6odwswhc4dzz1c2">
+            <w:hyperlink w:history="1" r:id="rIdeup2qjiazextokxabthq5">
               <w:r>
                 <w:rPr>
                   <w:rFonts w:ascii="Arial" w:cs="Arial" w:eastAsia="Arial" w:hAnsi="Arial"/>
@@ -12341,6 +12598,7 @@
           </w:tcPr>
           <w:p>
             <w:pPr>
+              <w:keepNext w:val="false"/>
               <w:spacing w:after="40" w:before="0"/>
               <w:jc w:val="left"/>
             </w:pPr>
@@ -12373,6 +12631,7 @@
           </w:tcPr>
           <w:p>
             <w:pPr>
+              <w:keepNext w:val="false"/>
               <w:spacing w:after="40" w:before="0"/>
               <w:jc w:val="left"/>
             </w:pPr>
@@ -12405,6 +12664,7 @@
           </w:tcPr>
           <w:p>
             <w:pPr>
+              <w:keepNext w:val="false"/>
               <w:spacing w:after="40" w:before="0"/>
               <w:jc w:val="left"/>
             </w:pPr>
@@ -12437,6 +12697,7 @@
           </w:tcPr>
           <w:p>
             <w:pPr>
+              <w:keepNext w:val="false"/>
               <w:spacing w:after="40" w:before="0"/>
               <w:jc w:val="left"/>
             </w:pPr>
@@ -12471,6 +12732,7 @@
           </w:tcPr>
           <w:p>
             <w:pPr>
+              <w:keepNext w:val="false"/>
               <w:spacing w:after="40" w:before="0"/>
               <w:jc w:val="left"/>
             </w:pPr>
@@ -12508,7 +12770,7 @@
             <w:pPr>
               <w:spacing w:after="20" w:before="0"/>
             </w:pPr>
-            <w:hyperlink w:history="1" r:id="rId3-l8qbafaj7yutk8nzq21">
+            <w:hyperlink w:history="1" r:id="rIdp3ej9rooxsxmm-gxwiotu">
               <w:r>
                 <w:rPr>
                   <w:rFonts w:ascii="Arial" w:cs="Arial" w:eastAsia="Arial" w:hAnsi="Arial"/>
@@ -12557,7 +12819,7 @@
               <w:spacing w:after="10" w:before="0"/>
               <w:ind w:left="120"/>
             </w:pPr>
-            <w:hyperlink w:history="1" r:id="rIdgtaqsi82ct_tnnbigcpow">
+            <w:hyperlink w:history="1" r:id="rId6b7jbwtkmroxxg63bbw3r">
               <w:r>
                 <w:rPr>
                   <w:rFonts w:ascii="Arial" w:cs="Arial" w:eastAsia="Arial" w:hAnsi="Arial"/>
@@ -12602,7 +12864,7 @@
             <w:pPr>
               <w:spacing w:after="20" w:before="0"/>
             </w:pPr>
-            <w:hyperlink w:history="1" r:id="rIdvwci-46poj2pgq6bj8qmh">
+            <w:hyperlink w:history="1" r:id="rIdsctkxisxnetmu_ynblgvl">
               <w:r>
                 <w:rPr>
                   <w:rFonts w:ascii="Arial" w:cs="Arial" w:eastAsia="Arial" w:hAnsi="Arial"/>
@@ -12635,7 +12897,7 @@
               <w:spacing w:after="10" w:before="0"/>
               <w:ind w:left="120"/>
             </w:pPr>
-            <w:hyperlink w:history="1" r:id="rIdnuiso45djdyu-j274c97d">
+            <w:hyperlink w:history="1" r:id="rIda0wzk2d7nb0oqk_6vw8lp">
               <w:r>
                 <w:rPr>
                   <w:rFonts w:ascii="Arial" w:cs="Arial" w:eastAsia="Arial" w:hAnsi="Arial"/>
@@ -12663,6 +12925,7 @@
           </w:tcPr>
           <w:p>
             <w:pPr>
+              <w:keepNext w:val="false"/>
               <w:spacing w:after="40" w:before="0"/>
               <w:jc w:val="left"/>
             </w:pPr>
@@ -12695,6 +12958,7 @@
           </w:tcPr>
           <w:p>
             <w:pPr>
+              <w:keepNext w:val="false"/>
               <w:spacing w:after="40" w:before="0"/>
               <w:jc w:val="left"/>
             </w:pPr>
@@ -12727,6 +12991,7 @@
           </w:tcPr>
           <w:p>
             <w:pPr>
+              <w:keepNext w:val="false"/>
               <w:spacing w:after="40" w:before="0"/>
               <w:jc w:val="left"/>
             </w:pPr>
@@ -12759,6 +13024,7 @@
           </w:tcPr>
           <w:p>
             <w:pPr>
+              <w:keepNext w:val="false"/>
               <w:spacing w:after="40" w:before="0"/>
               <w:jc w:val="left"/>
             </w:pPr>
@@ -12793,6 +13059,7 @@
           </w:tcPr>
           <w:p>
             <w:pPr>
+              <w:keepNext w:val="false"/>
               <w:spacing w:after="40" w:before="0"/>
               <w:jc w:val="left"/>
             </w:pPr>
@@ -12830,7 +13097,7 @@
             <w:pPr>
               <w:spacing w:after="20" w:before="0"/>
             </w:pPr>
-            <w:hyperlink w:history="1" r:id="rIdz-zxbc5ubqnjlva4mtbwi">
+            <w:hyperlink w:history="1" r:id="rIdi5wzu-vfjcojpstajlp8x">
               <w:r>
                 <w:rPr>
                   <w:rFonts w:ascii="Arial" w:cs="Arial" w:eastAsia="Arial" w:hAnsi="Arial"/>
@@ -12879,7 +13146,7 @@
               <w:spacing w:after="10" w:before="0"/>
               <w:ind w:left="120"/>
             </w:pPr>
-            <w:hyperlink w:history="1" r:id="rIdcmdr2yw-sf6yizkvrlbg4">
+            <w:hyperlink w:history="1" r:id="rIdceiwelmesrqc5awborjlk">
               <w:r>
                 <w:rPr>
                   <w:rFonts w:ascii="Arial" w:cs="Arial" w:eastAsia="Arial" w:hAnsi="Arial"/>
@@ -12924,7 +13191,7 @@
             <w:pPr>
               <w:spacing w:after="20" w:before="0"/>
             </w:pPr>
-            <w:hyperlink w:history="1" r:id="rIdd5lexmp9jsc9r0h4w_3tv">
+            <w:hyperlink w:history="1" r:id="rIdonxmtnf0wa2j8siv2diuh">
               <w:r>
                 <w:rPr>
                   <w:rFonts w:ascii="Arial" w:cs="Arial" w:eastAsia="Arial" w:hAnsi="Arial"/>
@@ -12957,7 +13224,7 @@
               <w:spacing w:after="10" w:before="0"/>
               <w:ind w:left="120"/>
             </w:pPr>
-            <w:hyperlink w:history="1" r:id="rId7enfgnmgs3kco1cvgi4xp">
+            <w:hyperlink w:history="1" r:id="rIdofxm9815cvafsmellrdcp">
               <w:r>
                 <w:rPr>
                   <w:rFonts w:ascii="Arial" w:cs="Arial" w:eastAsia="Arial" w:hAnsi="Arial"/>
@@ -12985,6 +13252,7 @@
           </w:tcPr>
           <w:p>
             <w:pPr>
+              <w:keepNext w:val="false"/>
               <w:spacing w:after="40" w:before="0"/>
               <w:jc w:val="left"/>
             </w:pPr>
@@ -13017,6 +13285,7 @@
           </w:tcPr>
           <w:p>
             <w:pPr>
+              <w:keepNext w:val="false"/>
               <w:spacing w:after="40" w:before="0"/>
               <w:jc w:val="left"/>
             </w:pPr>
@@ -13049,6 +13318,7 @@
           </w:tcPr>
           <w:p>
             <w:pPr>
+              <w:keepNext w:val="false"/>
               <w:spacing w:after="40" w:before="0"/>
               <w:jc w:val="left"/>
             </w:pPr>
@@ -13081,6 +13351,7 @@
           </w:tcPr>
           <w:p>
             <w:pPr>
+              <w:keepNext w:val="false"/>
               <w:spacing w:after="40" w:before="0"/>
               <w:jc w:val="left"/>
             </w:pPr>
@@ -13115,6 +13386,7 @@
           </w:tcPr>
           <w:p>
             <w:pPr>
+              <w:keepNext w:val="false"/>
               <w:spacing w:after="40" w:before="0"/>
               <w:jc w:val="left"/>
             </w:pPr>
@@ -13152,7 +13424,7 @@
             <w:pPr>
               <w:spacing w:after="20" w:before="0"/>
             </w:pPr>
-            <w:hyperlink w:history="1" r:id="rId3r8r0kncfqf2cxkrmwusg">
+            <w:hyperlink w:history="1" r:id="rIdcb5fiuuhwyxpaiom8hn66">
               <w:r>
                 <w:rPr>
                   <w:rFonts w:ascii="Arial" w:cs="Arial" w:eastAsia="Arial" w:hAnsi="Arial"/>
@@ -13201,7 +13473,7 @@
               <w:spacing w:after="10" w:before="0"/>
               <w:ind w:left="120"/>
             </w:pPr>
-            <w:hyperlink w:history="1" r:id="rIdtymou4p44yvkauxak1bq9">
+            <w:hyperlink w:history="1" r:id="rIdzmghf17p4vqk2k9rdytym">
               <w:r>
                 <w:rPr>
                   <w:rFonts w:ascii="Arial" w:cs="Arial" w:eastAsia="Arial" w:hAnsi="Arial"/>
@@ -13246,7 +13518,7 @@
             <w:pPr>
               <w:spacing w:after="20" w:before="0"/>
             </w:pPr>
-            <w:hyperlink w:history="1" r:id="rIddshnnkxwtpesx2x9sajwy">
+            <w:hyperlink w:history="1" r:id="rIdapfgtah5wsbk3phki0yv4">
               <w:r>
                 <w:rPr>
                   <w:rFonts w:ascii="Arial" w:cs="Arial" w:eastAsia="Arial" w:hAnsi="Arial"/>
@@ -13279,7 +13551,7 @@
               <w:spacing w:after="10" w:before="0"/>
               <w:ind w:left="120"/>
             </w:pPr>
-            <w:hyperlink w:history="1" r:id="rIdpc6bi6uvhtx6iob32ozii">
+            <w:hyperlink w:history="1" r:id="rIdvuaw4cpthbyq4qdwxhzp1">
               <w:r>
                 <w:rPr>
                   <w:rFonts w:ascii="Arial" w:cs="Arial" w:eastAsia="Arial" w:hAnsi="Arial"/>
@@ -13307,6 +13579,7 @@
           </w:tcPr>
           <w:p>
             <w:pPr>
+              <w:keepNext w:val="false"/>
               <w:spacing w:after="40" w:before="0"/>
               <w:jc w:val="left"/>
             </w:pPr>
@@ -13339,6 +13612,7 @@
           </w:tcPr>
           <w:p>
             <w:pPr>
+              <w:keepNext w:val="false"/>
               <w:spacing w:after="40" w:before="0"/>
               <w:jc w:val="left"/>
             </w:pPr>
@@ -13371,6 +13645,7 @@
           </w:tcPr>
           <w:p>
             <w:pPr>
+              <w:keepNext w:val="false"/>
               <w:spacing w:after="40" w:before="0"/>
               <w:jc w:val="left"/>
             </w:pPr>
@@ -13403,6 +13678,7 @@
           </w:tcPr>
           <w:p>
             <w:pPr>
+              <w:keepNext w:val="false"/>
               <w:spacing w:after="40" w:before="0"/>
               <w:jc w:val="left"/>
             </w:pPr>
@@ -13462,6 +13738,7 @@
           </w:tcPr>
           <w:p>
             <w:pPr>
+              <w:keepNext w:val="false"/>
               <w:spacing w:after="40" w:before="0"/>
               <w:jc w:val="center"/>
             </w:pPr>
@@ -13496,6 +13773,7 @@
           </w:tcPr>
           <w:p>
             <w:pPr>
+              <w:keepNext w:val="false"/>
               <w:spacing w:after="40" w:before="0"/>
               <w:jc w:val="left"/>
             </w:pPr>
@@ -13557,6 +13835,7 @@
           </w:tcPr>
           <w:p>
             <w:pPr>
+              <w:keepNext w:val="false"/>
               <w:spacing w:after="40" w:before="0"/>
               <w:jc w:val="center"/>
             </w:pPr>
@@ -13591,6 +13870,7 @@
           </w:tcPr>
           <w:p>
             <w:pPr>
+              <w:keepNext w:val="false"/>
               <w:spacing w:after="40" w:before="0"/>
               <w:jc w:val="left"/>
             </w:pPr>
@@ -13623,6 +13903,7 @@
           </w:tcPr>
           <w:p>
             <w:pPr>
+              <w:keepNext w:val="false"/>
               <w:spacing w:after="40" w:before="0"/>
               <w:jc w:val="left"/>
             </w:pPr>
@@ -13657,6 +13938,7 @@
           </w:tcPr>
           <w:p>
             <w:pPr>
+              <w:keepNext w:val="false"/>
               <w:spacing w:after="40" w:before="0"/>
               <w:jc w:val="left"/>
             </w:pPr>
@@ -13689,6 +13971,7 @@
           </w:tcPr>
           <w:p>
             <w:pPr>
+              <w:keepNext w:val="false"/>
               <w:spacing w:after="40" w:before="0"/>
               <w:jc w:val="left"/>
             </w:pPr>
@@ -13723,6 +14006,7 @@
           </w:tcPr>
           <w:p>
             <w:pPr>
+              <w:keepNext w:val="false"/>
               <w:spacing w:after="40" w:before="0"/>
               <w:jc w:val="left"/>
             </w:pPr>
@@ -13755,6 +14039,7 @@
           </w:tcPr>
           <w:p>
             <w:pPr>
+              <w:keepNext w:val="false"/>
               <w:spacing w:after="40" w:before="0"/>
               <w:jc w:val="left"/>
             </w:pPr>
@@ -13791,7 +14076,7 @@
         </w:rPr>
         <w:t xml:space="preserve">© 2026 SeaVuria and ARES. Aligned with KICD objectives. Developed by SeaVuria; technical implementation by ARES (with AI assistance from Claude). Licensed under </w:t>
       </w:r>
-      <w:hyperlink w:history="1" r:id="rIda0abqg2o51g2d581qo-rb">
+      <w:hyperlink w:history="1" r:id="rIdxwjkuwscihqejjt7mgahj">
         <w:r>
           <w:rPr>
             <w:rFonts w:ascii="Arial" w:cs="Arial" w:eastAsia="Arial" w:hAnsi="Arial"/>
@@ -13812,7 +14097,7 @@
         </w:rPr>
         <w:t xml:space="preserve"> (</w:t>
       </w:r>
-      <w:hyperlink w:history="1" r:id="rIdjxiuzeuizya6vqrii1pvb">
+      <w:hyperlink w:history="1" r:id="rIdr1ovca-ncsbkj0ukd0jvh">
         <w:r>
           <w:rPr>
             <w:rFonts w:ascii="Arial" w:cs="Arial" w:eastAsia="Arial" w:hAnsi="Arial"/>
@@ -13872,6 +14157,7 @@
           </w:tcPr>
           <w:p>
             <w:pPr>
+              <w:keepNext w:val="false"/>
               <w:spacing w:after="40" w:before="0"/>
               <w:jc w:val="center"/>
             </w:pPr>
@@ -13907,6 +14193,7 @@
           </w:tcPr>
           <w:p>
             <w:pPr>
+              <w:keepNext w:val="false"/>
               <w:spacing w:after="40" w:before="0"/>
               <w:jc w:val="center"/>
             </w:pPr>
@@ -13941,6 +14228,7 @@
           </w:tcPr>
           <w:p>
             <w:pPr>
+              <w:keepNext w:val="false"/>
               <w:spacing w:after="40" w:before="0"/>
               <w:jc w:val="left"/>
             </w:pPr>
@@ -13973,6 +14261,7 @@
           </w:tcPr>
           <w:p>
             <w:pPr>
+              <w:keepNext w:val="false"/>
               <w:spacing w:after="40" w:before="0"/>
               <w:jc w:val="left"/>
             </w:pPr>
@@ -14007,6 +14296,7 @@
           </w:tcPr>
           <w:p>
             <w:pPr>
+              <w:keepNext w:val="false"/>
               <w:spacing w:after="40" w:before="0"/>
               <w:jc w:val="left"/>
             </w:pPr>
@@ -14039,6 +14329,7 @@
           </w:tcPr>
           <w:p>
             <w:pPr>
+              <w:keepNext w:val="false"/>
               <w:spacing w:after="40" w:before="0"/>
               <w:jc w:val="left"/>
             </w:pPr>
@@ -14073,6 +14364,7 @@
           </w:tcPr>
           <w:p>
             <w:pPr>
+              <w:keepNext w:val="false"/>
               <w:spacing w:after="40" w:before="0"/>
               <w:jc w:val="left"/>
             </w:pPr>
@@ -14105,6 +14397,7 @@
           </w:tcPr>
           <w:p>
             <w:pPr>
+              <w:keepNext w:val="false"/>
               <w:spacing w:after="40" w:before="0"/>
               <w:jc w:val="left"/>
             </w:pPr>
@@ -14139,6 +14432,7 @@
           </w:tcPr>
           <w:p>
             <w:pPr>
+              <w:keepNext w:val="false"/>
               <w:spacing w:after="40" w:before="0"/>
               <w:jc w:val="left"/>
             </w:pPr>
@@ -14171,6 +14465,7 @@
           </w:tcPr>
           <w:p>
             <w:pPr>
+              <w:keepNext w:val="false"/>
               <w:spacing w:after="40" w:before="0"/>
               <w:jc w:val="left"/>
             </w:pPr>
@@ -14205,6 +14500,7 @@
           </w:tcPr>
           <w:p>
             <w:pPr>
+              <w:keepNext w:val="false"/>
               <w:spacing w:after="40" w:before="0"/>
               <w:jc w:val="left"/>
             </w:pPr>
@@ -14237,6 +14533,7 @@
           </w:tcPr>
           <w:p>
             <w:pPr>
+              <w:keepNext w:val="false"/>
               <w:spacing w:after="40" w:before="0"/>
               <w:jc w:val="left"/>
             </w:pPr>
@@ -14271,6 +14568,7 @@
           </w:tcPr>
           <w:p>
             <w:pPr>
+              <w:keepNext w:val="false"/>
               <w:spacing w:after="40" w:before="0"/>
               <w:jc w:val="left"/>
             </w:pPr>
@@ -14303,6 +14601,7 @@
           </w:tcPr>
           <w:p>
             <w:pPr>
+              <w:keepNext w:val="false"/>
               <w:spacing w:after="40" w:before="0"/>
               <w:jc w:val="left"/>
             </w:pPr>
@@ -14337,6 +14636,7 @@
           </w:tcPr>
           <w:p>
             <w:pPr>
+              <w:keepNext w:val="false"/>
               <w:spacing w:after="40" w:before="0"/>
               <w:jc w:val="left"/>
             </w:pPr>
@@ -14369,6 +14669,7 @@
           </w:tcPr>
           <w:p>
             <w:pPr>
+              <w:keepNext w:val="false"/>
               <w:spacing w:after="40" w:before="0"/>
               <w:jc w:val="left"/>
             </w:pPr>
@@ -14403,6 +14704,7 @@
           </w:tcPr>
           <w:p>
             <w:pPr>
+              <w:keepNext w:val="false"/>
               <w:spacing w:after="40" w:before="0"/>
               <w:jc w:val="left"/>
             </w:pPr>
@@ -14435,6 +14737,7 @@
           </w:tcPr>
           <w:p>
             <w:pPr>
+              <w:keepNext w:val="false"/>
               <w:spacing w:after="40" w:before="0"/>
               <w:jc w:val="left"/>
             </w:pPr>
@@ -14494,6 +14797,7 @@
           </w:tcPr>
           <w:p>
             <w:pPr>
+              <w:keepNext w:val="false"/>
               <w:spacing w:after="40" w:before="0"/>
               <w:jc w:val="center"/>
             </w:pPr>
@@ -14528,6 +14832,7 @@
           </w:tcPr>
           <w:p>
             <w:pPr>
+              <w:keepNext w:val="false"/>
               <w:spacing w:after="40" w:before="0"/>
               <w:jc w:val="left"/>
             </w:pPr>
@@ -14592,6 +14897,7 @@
           </w:tcPr>
           <w:p>
             <w:pPr>
+              <w:keepNext w:val="false"/>
               <w:spacing w:after="40" w:before="0"/>
               <w:jc w:val="center"/>
             </w:pPr>
@@ -14626,6 +14932,7 @@
           </w:tcPr>
           <w:p>
             <w:pPr>
+              <w:keepNext w:val="false"/>
               <w:spacing w:after="40" w:before="0"/>
               <w:jc w:val="left"/>
             </w:pPr>
@@ -14658,6 +14965,7 @@
           </w:tcPr>
           <w:p>
             <w:pPr>
+              <w:keepNext w:val="false"/>
               <w:spacing w:after="40" w:before="0"/>
               <w:jc w:val="left"/>
             </w:pPr>
@@ -14690,6 +14998,7 @@
           </w:tcPr>
           <w:p>
             <w:pPr>
+              <w:keepNext w:val="false"/>
               <w:spacing w:after="40" w:before="0"/>
               <w:jc w:val="left"/>
             </w:pPr>
@@ -14722,6 +15031,7 @@
           </w:tcPr>
           <w:p>
             <w:pPr>
+              <w:keepNext w:val="false"/>
               <w:spacing w:after="40" w:before="0"/>
               <w:jc w:val="left"/>
             </w:pPr>
@@ -14754,6 +15064,7 @@
           </w:tcPr>
           <w:p>
             <w:pPr>
+              <w:keepNext w:val="false"/>
               <w:spacing w:after="40" w:before="0"/>
               <w:jc w:val="left"/>
             </w:pPr>
@@ -14788,6 +15099,7 @@
           </w:tcPr>
           <w:p>
             <w:pPr>
+              <w:keepNext w:val="false"/>
               <w:spacing w:after="40" w:before="0"/>
               <w:jc w:val="left"/>
             </w:pPr>
@@ -14825,7 +15137,7 @@
             <w:pPr>
               <w:spacing w:after="20" w:before="0"/>
             </w:pPr>
-            <w:hyperlink w:history="1" r:id="rIdfu0zveyi1gdczi3rjut2o">
+            <w:hyperlink w:history="1" r:id="rIdrwslhijfiixc6h-uhzp7q">
               <w:r>
                 <w:rPr>
                   <w:rFonts w:ascii="Arial" w:cs="Arial" w:eastAsia="Arial" w:hAnsi="Arial"/>
@@ -14858,7 +15170,7 @@
               <w:spacing w:after="10" w:before="0"/>
               <w:ind w:left="120"/>
             </w:pPr>
-            <w:hyperlink w:history="1" r:id="rId1ykmcg65ypa0vovsuqjdz">
+            <w:hyperlink w:history="1" r:id="rId7jv_fnk386qef6u5xtmz2">
               <w:r>
                 <w:rPr>
                   <w:rFonts w:ascii="Arial" w:cs="Arial" w:eastAsia="Arial" w:hAnsi="Arial"/>
@@ -14903,7 +15215,7 @@
             <w:pPr>
               <w:spacing w:after="20" w:before="0"/>
             </w:pPr>
-            <w:hyperlink w:history="1" r:id="rIdfmn44wntshny7fog2n8iz">
+            <w:hyperlink w:history="1" r:id="rIdyoeqpfm-i0wbxryctrcyc">
               <w:r>
                 <w:rPr>
                   <w:rFonts w:ascii="Arial" w:cs="Arial" w:eastAsia="Arial" w:hAnsi="Arial"/>
@@ -14936,7 +15248,7 @@
               <w:spacing w:after="10" w:before="0"/>
               <w:ind w:left="120"/>
             </w:pPr>
-            <w:hyperlink w:history="1" r:id="rIduhxdqudfvfcg21b4imgf_">
+            <w:hyperlink w:history="1" r:id="rId1zl6dg468d9ajew4hgn8r">
               <w:r>
                 <w:rPr>
                   <w:rFonts w:ascii="Arial" w:cs="Arial" w:eastAsia="Arial" w:hAnsi="Arial"/>
@@ -14964,6 +15276,7 @@
           </w:tcPr>
           <w:p>
             <w:pPr>
+              <w:keepNext w:val="false"/>
               <w:spacing w:after="40" w:before="0"/>
               <w:jc w:val="left"/>
             </w:pPr>
@@ -14996,6 +15309,7 @@
           </w:tcPr>
           <w:p>
             <w:pPr>
+              <w:keepNext w:val="false"/>
               <w:spacing w:after="40" w:before="0"/>
               <w:jc w:val="left"/>
             </w:pPr>
@@ -15028,6 +15342,7 @@
           </w:tcPr>
           <w:p>
             <w:pPr>
+              <w:keepNext w:val="false"/>
               <w:spacing w:after="40" w:before="0"/>
               <w:jc w:val="left"/>
             </w:pPr>
@@ -15060,6 +15375,7 @@
           </w:tcPr>
           <w:p>
             <w:pPr>
+              <w:keepNext w:val="false"/>
               <w:spacing w:after="40" w:before="0"/>
               <w:jc w:val="left"/>
             </w:pPr>
@@ -15094,6 +15410,7 @@
           </w:tcPr>
           <w:p>
             <w:pPr>
+              <w:keepNext w:val="false"/>
               <w:spacing w:after="40" w:before="0"/>
               <w:jc w:val="left"/>
             </w:pPr>
@@ -15131,7 +15448,7 @@
             <w:pPr>
               <w:spacing w:after="20" w:before="0"/>
             </w:pPr>
-            <w:hyperlink w:history="1" r:id="rIdda7fawablcv1r0dn1yh5i">
+            <w:hyperlink w:history="1" r:id="rIdzan9dwsl6r8gasbyekvjw">
               <w:r>
                 <w:rPr>
                   <w:rFonts w:ascii="Arial" w:cs="Arial" w:eastAsia="Arial" w:hAnsi="Arial"/>
@@ -15164,7 +15481,7 @@
               <w:spacing w:after="10" w:before="0"/>
               <w:ind w:left="120"/>
             </w:pPr>
-            <w:hyperlink w:history="1" r:id="rId-3l-0yfx3ldhi-k9eiuj5">
+            <w:hyperlink w:history="1" r:id="rId_o_qext6mou8e4_mrvqk5">
               <w:r>
                 <w:rPr>
                   <w:rFonts w:ascii="Arial" w:cs="Arial" w:eastAsia="Arial" w:hAnsi="Arial"/>
@@ -15209,7 +15526,7 @@
             <w:pPr>
               <w:spacing w:after="20" w:before="0"/>
             </w:pPr>
-            <w:hyperlink w:history="1" r:id="rIdwewrwlwwvrdvlscs9vo1i">
+            <w:hyperlink w:history="1" r:id="rIdd-kns_1ojnuz1kfwgklgt">
               <w:r>
                 <w:rPr>
                   <w:rFonts w:ascii="Arial" w:cs="Arial" w:eastAsia="Arial" w:hAnsi="Arial"/>
@@ -15242,7 +15559,7 @@
               <w:spacing w:after="10" w:before="0"/>
               <w:ind w:left="120"/>
             </w:pPr>
-            <w:hyperlink w:history="1" r:id="rId2vpwpdhlfyc1q2ruof5ne">
+            <w:hyperlink w:history="1" r:id="rIdqrkdfr40ph73vwzvisynq">
               <w:r>
                 <w:rPr>
                   <w:rFonts w:ascii="Arial" w:cs="Arial" w:eastAsia="Arial" w:hAnsi="Arial"/>
@@ -15270,6 +15587,7 @@
           </w:tcPr>
           <w:p>
             <w:pPr>
+              <w:keepNext w:val="false"/>
               <w:spacing w:after="40" w:before="0"/>
               <w:jc w:val="left"/>
             </w:pPr>
@@ -15302,6 +15620,7 @@
           </w:tcPr>
           <w:p>
             <w:pPr>
+              <w:keepNext w:val="false"/>
               <w:spacing w:after="40" w:before="0"/>
               <w:jc w:val="left"/>
             </w:pPr>
@@ -15334,6 +15653,7 @@
           </w:tcPr>
           <w:p>
             <w:pPr>
+              <w:keepNext w:val="false"/>
               <w:spacing w:after="40" w:before="0"/>
               <w:jc w:val="left"/>
             </w:pPr>
@@ -15366,6 +15686,7 @@
           </w:tcPr>
           <w:p>
             <w:pPr>
+              <w:keepNext w:val="false"/>
               <w:spacing w:after="40" w:before="0"/>
               <w:jc w:val="left"/>
             </w:pPr>
@@ -15400,6 +15721,7 @@
           </w:tcPr>
           <w:p>
             <w:pPr>
+              <w:keepNext w:val="false"/>
               <w:spacing w:after="40" w:before="0"/>
               <w:jc w:val="left"/>
             </w:pPr>
@@ -15437,7 +15759,7 @@
             <w:pPr>
               <w:spacing w:after="20" w:before="0"/>
             </w:pPr>
-            <w:hyperlink w:history="1" r:id="rIdrcckl9uripuo6el8lj0qe">
+            <w:hyperlink w:history="1" r:id="rIdr09gqyfxefm1qbollzd54">
               <w:r>
                 <w:rPr>
                   <w:rFonts w:ascii="Arial" w:cs="Arial" w:eastAsia="Arial" w:hAnsi="Arial"/>
@@ -15470,7 +15792,7 @@
               <w:spacing w:after="10" w:before="0"/>
               <w:ind w:left="120"/>
             </w:pPr>
-            <w:hyperlink w:history="1" r:id="rIdidyghr6hqsxihv3hr4qzg">
+            <w:hyperlink w:history="1" r:id="rIddzszc_talgxjxotwyfiw7">
               <w:r>
                 <w:rPr>
                   <w:rFonts w:ascii="Arial" w:cs="Arial" w:eastAsia="Arial" w:hAnsi="Arial"/>
@@ -15515,7 +15837,7 @@
             <w:pPr>
               <w:spacing w:after="20" w:before="0"/>
             </w:pPr>
-            <w:hyperlink w:history="1" r:id="rIdigxvqw4allhpztt73avfj">
+            <w:hyperlink w:history="1" r:id="rIdlmidvfe5nb8mtquagrckt">
               <w:r>
                 <w:rPr>
                   <w:rFonts w:ascii="Arial" w:cs="Arial" w:eastAsia="Arial" w:hAnsi="Arial"/>
@@ -15548,7 +15870,7 @@
               <w:spacing w:after="10" w:before="0"/>
               <w:ind w:left="120"/>
             </w:pPr>
-            <w:hyperlink w:history="1" r:id="rIdfiiqeottfd_mbyb1masey">
+            <w:hyperlink w:history="1" r:id="rIdfrhgg1eama8ge7hq7sfub">
               <w:r>
                 <w:rPr>
                   <w:rFonts w:ascii="Arial" w:cs="Arial" w:eastAsia="Arial" w:hAnsi="Arial"/>
@@ -15576,6 +15898,7 @@
           </w:tcPr>
           <w:p>
             <w:pPr>
+              <w:keepNext w:val="false"/>
               <w:spacing w:after="40" w:before="0"/>
               <w:jc w:val="left"/>
             </w:pPr>
@@ -15608,6 +15931,7 @@
           </w:tcPr>
           <w:p>
             <w:pPr>
+              <w:keepNext w:val="false"/>
               <w:spacing w:after="40" w:before="0"/>
               <w:jc w:val="left"/>
             </w:pPr>
@@ -15640,6 +15964,7 @@
           </w:tcPr>
           <w:p>
             <w:pPr>
+              <w:keepNext w:val="false"/>
               <w:spacing w:after="40" w:before="0"/>
               <w:jc w:val="left"/>
             </w:pPr>
@@ -15672,6 +15997,7 @@
           </w:tcPr>
           <w:p>
             <w:pPr>
+              <w:keepNext w:val="false"/>
               <w:spacing w:after="40" w:before="0"/>
               <w:jc w:val="left"/>
             </w:pPr>
@@ -15706,6 +16032,7 @@
           </w:tcPr>
           <w:p>
             <w:pPr>
+              <w:keepNext w:val="false"/>
               <w:spacing w:after="40" w:before="0"/>
               <w:jc w:val="left"/>
             </w:pPr>
@@ -15743,7 +16070,7 @@
             <w:pPr>
               <w:spacing w:after="20" w:before="0"/>
             </w:pPr>
-            <w:hyperlink w:history="1" r:id="rIdn-2-fq4xostwhvz0sh9rk">
+            <w:hyperlink w:history="1" r:id="rIdmekefytsdvfq1fh9tcnpf">
               <w:r>
                 <w:rPr>
                   <w:rFonts w:ascii="Arial" w:cs="Arial" w:eastAsia="Arial" w:hAnsi="Arial"/>
@@ -15776,7 +16103,7 @@
               <w:spacing w:after="10" w:before="0"/>
               <w:ind w:left="120"/>
             </w:pPr>
-            <w:hyperlink w:history="1" r:id="rId-fzpc_f1iydcnzfec-eji">
+            <w:hyperlink w:history="1" r:id="rIdi8j0becgqlmqrq3usqn9y">
               <w:r>
                 <w:rPr>
                   <w:rFonts w:ascii="Arial" w:cs="Arial" w:eastAsia="Arial" w:hAnsi="Arial"/>
@@ -15821,7 +16148,7 @@
             <w:pPr>
               <w:spacing w:after="20" w:before="0"/>
             </w:pPr>
-            <w:hyperlink w:history="1" r:id="rIds5ov0653syc-oqjrgeg9_">
+            <w:hyperlink w:history="1" r:id="rIdzuvbbzahtdtn1o59qdqwu">
               <w:r>
                 <w:rPr>
                   <w:rFonts w:ascii="Arial" w:cs="Arial" w:eastAsia="Arial" w:hAnsi="Arial"/>
@@ -15854,7 +16181,7 @@
               <w:spacing w:after="10" w:before="0"/>
               <w:ind w:left="120"/>
             </w:pPr>
-            <w:hyperlink w:history="1" r:id="rIdbryxcv8zf9xad3udorkkb">
+            <w:hyperlink w:history="1" r:id="rIdqewxf5z-54yzsrzs0ea3g">
               <w:r>
                 <w:rPr>
                   <w:rFonts w:ascii="Arial" w:cs="Arial" w:eastAsia="Arial" w:hAnsi="Arial"/>
@@ -15882,6 +16209,7 @@
           </w:tcPr>
           <w:p>
             <w:pPr>
+              <w:keepNext w:val="false"/>
               <w:spacing w:after="40" w:before="0"/>
               <w:jc w:val="left"/>
             </w:pPr>
@@ -15914,6 +16242,7 @@
           </w:tcPr>
           <w:p>
             <w:pPr>
+              <w:keepNext w:val="false"/>
               <w:spacing w:after="40" w:before="0"/>
               <w:jc w:val="left"/>
             </w:pPr>
@@ -15946,6 +16275,7 @@
           </w:tcPr>
           <w:p>
             <w:pPr>
+              <w:keepNext w:val="false"/>
               <w:spacing w:after="40" w:before="0"/>
               <w:jc w:val="left"/>
             </w:pPr>
@@ -15978,6 +16308,7 @@
           </w:tcPr>
           <w:p>
             <w:pPr>
+              <w:keepNext w:val="false"/>
               <w:spacing w:after="40" w:before="0"/>
               <w:jc w:val="left"/>
             </w:pPr>
@@ -16012,6 +16343,7 @@
           </w:tcPr>
           <w:p>
             <w:pPr>
+              <w:keepNext w:val="false"/>
               <w:spacing w:after="40" w:before="0"/>
               <w:jc w:val="left"/>
             </w:pPr>
@@ -16049,7 +16381,7 @@
             <w:pPr>
               <w:spacing w:after="20" w:before="0"/>
             </w:pPr>
-            <w:hyperlink w:history="1" r:id="rIdstni9je9xgvl8vmehppcg">
+            <w:hyperlink w:history="1" r:id="rIdqel_3tdduumsq5_wmtpqb">
               <w:r>
                 <w:rPr>
                   <w:rFonts w:ascii="Arial" w:cs="Arial" w:eastAsia="Arial" w:hAnsi="Arial"/>
@@ -16098,7 +16430,7 @@
               <w:spacing w:after="10" w:before="0"/>
               <w:ind w:left="120"/>
             </w:pPr>
-            <w:hyperlink w:history="1" r:id="rIdokxvtto_taxi_luesqesp">
+            <w:hyperlink w:history="1" r:id="rIdjpmuwlu7cnvnzz76sqjxx">
               <w:r>
                 <w:rPr>
                   <w:rFonts w:ascii="Arial" w:cs="Arial" w:eastAsia="Arial" w:hAnsi="Arial"/>
@@ -16143,7 +16475,7 @@
             <w:pPr>
               <w:spacing w:after="20" w:before="0"/>
             </w:pPr>
-            <w:hyperlink w:history="1" r:id="rId258kxigstvi0olat-zjxn">
+            <w:hyperlink w:history="1" r:id="rIdc-8km0-om84em9cl9l-mo">
               <w:r>
                 <w:rPr>
                   <w:rFonts w:ascii="Arial" w:cs="Arial" w:eastAsia="Arial" w:hAnsi="Arial"/>
@@ -16176,7 +16508,7 @@
               <w:spacing w:after="10" w:before="0"/>
               <w:ind w:left="120"/>
             </w:pPr>
-            <w:hyperlink w:history="1" r:id="rIda7mcva3lnljz9tmbokxsb">
+            <w:hyperlink w:history="1" r:id="rIdzy8t2e8d_kd0zp6fvfpzm">
               <w:r>
                 <w:rPr>
                   <w:rFonts w:ascii="Arial" w:cs="Arial" w:eastAsia="Arial" w:hAnsi="Arial"/>
@@ -16204,6 +16536,7 @@
           </w:tcPr>
           <w:p>
             <w:pPr>
+              <w:keepNext w:val="false"/>
               <w:spacing w:after="40" w:before="0"/>
               <w:jc w:val="left"/>
             </w:pPr>
@@ -16236,6 +16569,7 @@
           </w:tcPr>
           <w:p>
             <w:pPr>
+              <w:keepNext w:val="false"/>
               <w:spacing w:after="40" w:before="0"/>
               <w:jc w:val="left"/>
             </w:pPr>
@@ -16268,6 +16602,7 @@
           </w:tcPr>
           <w:p>
             <w:pPr>
+              <w:keepNext w:val="false"/>
               <w:spacing w:after="40" w:before="0"/>
               <w:jc w:val="left"/>
             </w:pPr>
@@ -16300,6 +16635,7 @@
           </w:tcPr>
           <w:p>
             <w:pPr>
+              <w:keepNext w:val="false"/>
               <w:spacing w:after="40" w:before="0"/>
               <w:jc w:val="left"/>
             </w:pPr>
@@ -16359,6 +16695,7 @@
           </w:tcPr>
           <w:p>
             <w:pPr>
+              <w:keepNext w:val="false"/>
               <w:spacing w:after="40" w:before="0"/>
               <w:jc w:val="center"/>
             </w:pPr>
@@ -16393,6 +16730,7 @@
           </w:tcPr>
           <w:p>
             <w:pPr>
+              <w:keepNext w:val="false"/>
               <w:spacing w:after="40" w:before="0"/>
               <w:jc w:val="left"/>
             </w:pPr>
@@ -16454,6 +16792,7 @@
           </w:tcPr>
           <w:p>
             <w:pPr>
+              <w:keepNext w:val="false"/>
               <w:spacing w:after="40" w:before="0"/>
               <w:jc w:val="center"/>
             </w:pPr>
@@ -16488,6 +16827,7 @@
           </w:tcPr>
           <w:p>
             <w:pPr>
+              <w:keepNext w:val="false"/>
               <w:spacing w:after="40" w:before="0"/>
               <w:jc w:val="left"/>
             </w:pPr>
@@ -16520,6 +16860,7 @@
           </w:tcPr>
           <w:p>
             <w:pPr>
+              <w:keepNext w:val="false"/>
               <w:spacing w:after="40" w:before="0"/>
               <w:jc w:val="left"/>
             </w:pPr>
@@ -16554,6 +16895,7 @@
           </w:tcPr>
           <w:p>
             <w:pPr>
+              <w:keepNext w:val="false"/>
               <w:spacing w:after="40" w:before="0"/>
               <w:jc w:val="left"/>
             </w:pPr>
@@ -16586,6 +16928,7 @@
           </w:tcPr>
           <w:p>
             <w:pPr>
+              <w:keepNext w:val="false"/>
               <w:spacing w:after="40" w:before="0"/>
               <w:jc w:val="left"/>
             </w:pPr>
@@ -16620,6 +16963,7 @@
           </w:tcPr>
           <w:p>
             <w:pPr>
+              <w:keepNext w:val="false"/>
               <w:spacing w:after="40" w:before="0"/>
               <w:jc w:val="left"/>
             </w:pPr>
@@ -16652,6 +16996,7 @@
           </w:tcPr>
           <w:p>
             <w:pPr>
+              <w:keepNext w:val="false"/>
               <w:spacing w:after="40" w:before="0"/>
               <w:jc w:val="left"/>
             </w:pPr>
@@ -16688,7 +17033,7 @@
         </w:rPr>
         <w:t xml:space="preserve">© 2026 SeaVuria and ARES. Aligned with KICD objectives. Developed by SeaVuria; technical implementation by ARES (with AI assistance from Claude). Licensed under </w:t>
       </w:r>
-      <w:hyperlink w:history="1" r:id="rIdlvsrqapxay0tqmkkpnmcj">
+      <w:hyperlink w:history="1" r:id="rIdnngootzbzsnfm_pl0n766">
         <w:r>
           <w:rPr>
             <w:rFonts w:ascii="Arial" w:cs="Arial" w:eastAsia="Arial" w:hAnsi="Arial"/>
@@ -16709,7 +17054,7 @@
         </w:rPr>
         <w:t xml:space="preserve"> (</w:t>
       </w:r>
-      <w:hyperlink w:history="1" r:id="rIdepxk1rglkg0fks661znax">
+      <w:hyperlink w:history="1" r:id="rIda8k-93u6z2keuyperqifr">
         <w:r>
           <w:rPr>
             <w:rFonts w:ascii="Arial" w:cs="Arial" w:eastAsia="Arial" w:hAnsi="Arial"/>
@@ -16769,6 +17114,7 @@
           </w:tcPr>
           <w:p>
             <w:pPr>
+              <w:keepNext w:val="false"/>
               <w:spacing w:after="40" w:before="0"/>
               <w:jc w:val="center"/>
             </w:pPr>
@@ -16804,6 +17150,7 @@
           </w:tcPr>
           <w:p>
             <w:pPr>
+              <w:keepNext w:val="false"/>
               <w:spacing w:after="40" w:before="0"/>
               <w:jc w:val="center"/>
             </w:pPr>
@@ -16838,6 +17185,7 @@
           </w:tcPr>
           <w:p>
             <w:pPr>
+              <w:keepNext w:val="false"/>
               <w:spacing w:after="40" w:before="0"/>
               <w:jc w:val="left"/>
             </w:pPr>
@@ -16870,6 +17218,7 @@
           </w:tcPr>
           <w:p>
             <w:pPr>
+              <w:keepNext w:val="false"/>
               <w:spacing w:after="40" w:before="0"/>
               <w:jc w:val="left"/>
             </w:pPr>
@@ -16904,6 +17253,7 @@
           </w:tcPr>
           <w:p>
             <w:pPr>
+              <w:keepNext w:val="false"/>
               <w:spacing w:after="40" w:before="0"/>
               <w:jc w:val="left"/>
             </w:pPr>
@@ -16936,6 +17286,7 @@
           </w:tcPr>
           <w:p>
             <w:pPr>
+              <w:keepNext w:val="false"/>
               <w:spacing w:after="40" w:before="0"/>
               <w:jc w:val="left"/>
             </w:pPr>
@@ -16970,6 +17321,7 @@
           </w:tcPr>
           <w:p>
             <w:pPr>
+              <w:keepNext w:val="false"/>
               <w:spacing w:after="40" w:before="0"/>
               <w:jc w:val="left"/>
             </w:pPr>
@@ -17002,6 +17354,7 @@
           </w:tcPr>
           <w:p>
             <w:pPr>
+              <w:keepNext w:val="false"/>
               <w:spacing w:after="40" w:before="0"/>
               <w:jc w:val="left"/>
             </w:pPr>
@@ -17036,6 +17389,7 @@
           </w:tcPr>
           <w:p>
             <w:pPr>
+              <w:keepNext w:val="false"/>
               <w:spacing w:after="40" w:before="0"/>
               <w:jc w:val="left"/>
             </w:pPr>
@@ -17068,6 +17422,7 @@
           </w:tcPr>
           <w:p>
             <w:pPr>
+              <w:keepNext w:val="false"/>
               <w:spacing w:after="40" w:before="0"/>
               <w:jc w:val="left"/>
             </w:pPr>
@@ -17102,6 +17457,7 @@
           </w:tcPr>
           <w:p>
             <w:pPr>
+              <w:keepNext w:val="false"/>
               <w:spacing w:after="40" w:before="0"/>
               <w:jc w:val="left"/>
             </w:pPr>
@@ -17134,6 +17490,7 @@
           </w:tcPr>
           <w:p>
             <w:pPr>
+              <w:keepNext w:val="false"/>
               <w:spacing w:after="40" w:before="0"/>
               <w:jc w:val="left"/>
             </w:pPr>
@@ -17168,6 +17525,7 @@
           </w:tcPr>
           <w:p>
             <w:pPr>
+              <w:keepNext w:val="false"/>
               <w:spacing w:after="40" w:before="0"/>
               <w:jc w:val="left"/>
             </w:pPr>
@@ -17200,6 +17558,7 @@
           </w:tcPr>
           <w:p>
             <w:pPr>
+              <w:keepNext w:val="false"/>
               <w:spacing w:after="40" w:before="0"/>
               <w:jc w:val="left"/>
             </w:pPr>
@@ -17234,6 +17593,7 @@
           </w:tcPr>
           <w:p>
             <w:pPr>
+              <w:keepNext w:val="false"/>
               <w:spacing w:after="40" w:before="0"/>
               <w:jc w:val="left"/>
             </w:pPr>
@@ -17266,6 +17626,7 @@
           </w:tcPr>
           <w:p>
             <w:pPr>
+              <w:keepNext w:val="false"/>
               <w:spacing w:after="40" w:before="0"/>
               <w:jc w:val="left"/>
             </w:pPr>
@@ -17300,6 +17661,7 @@
           </w:tcPr>
           <w:p>
             <w:pPr>
+              <w:keepNext w:val="false"/>
               <w:spacing w:after="40" w:before="0"/>
               <w:jc w:val="left"/>
             </w:pPr>
@@ -17332,6 +17694,7 @@
           </w:tcPr>
           <w:p>
             <w:pPr>
+              <w:keepNext w:val="false"/>
               <w:spacing w:after="40" w:before="0"/>
               <w:jc w:val="left"/>
             </w:pPr>
@@ -17391,6 +17754,7 @@
           </w:tcPr>
           <w:p>
             <w:pPr>
+              <w:keepNext w:val="false"/>
               <w:spacing w:after="40" w:before="0"/>
               <w:jc w:val="center"/>
             </w:pPr>
@@ -17425,6 +17789,7 @@
           </w:tcPr>
           <w:p>
             <w:pPr>
+              <w:keepNext w:val="false"/>
               <w:spacing w:after="40" w:before="0"/>
               <w:jc w:val="left"/>
             </w:pPr>
@@ -17489,6 +17854,7 @@
           </w:tcPr>
           <w:p>
             <w:pPr>
+              <w:keepNext w:val="false"/>
               <w:spacing w:after="40" w:before="0"/>
               <w:jc w:val="center"/>
             </w:pPr>
@@ -17523,6 +17889,7 @@
           </w:tcPr>
           <w:p>
             <w:pPr>
+              <w:keepNext w:val="false"/>
               <w:spacing w:after="40" w:before="0"/>
               <w:jc w:val="left"/>
             </w:pPr>
@@ -17555,6 +17922,7 @@
           </w:tcPr>
           <w:p>
             <w:pPr>
+              <w:keepNext w:val="false"/>
               <w:spacing w:after="40" w:before="0"/>
               <w:jc w:val="left"/>
             </w:pPr>
@@ -17587,6 +17955,7 @@
           </w:tcPr>
           <w:p>
             <w:pPr>
+              <w:keepNext w:val="false"/>
               <w:spacing w:after="40" w:before="0"/>
               <w:jc w:val="left"/>
             </w:pPr>
@@ -17619,6 +17988,7 @@
           </w:tcPr>
           <w:p>
             <w:pPr>
+              <w:keepNext w:val="false"/>
               <w:spacing w:after="40" w:before="0"/>
               <w:jc w:val="left"/>
             </w:pPr>
@@ -17651,6 +18021,7 @@
           </w:tcPr>
           <w:p>
             <w:pPr>
+              <w:keepNext w:val="false"/>
               <w:spacing w:after="40" w:before="0"/>
               <w:jc w:val="left"/>
             </w:pPr>
@@ -17685,6 +18056,7 @@
           </w:tcPr>
           <w:p>
             <w:pPr>
+              <w:keepNext w:val="false"/>
               <w:spacing w:after="40" w:before="0"/>
               <w:jc w:val="left"/>
             </w:pPr>
@@ -17722,7 +18094,7 @@
             <w:pPr>
               <w:spacing w:after="20" w:before="0"/>
             </w:pPr>
-            <w:hyperlink w:history="1" r:id="rIdkct4rf-np8shffvsdjyku">
+            <w:hyperlink w:history="1" r:id="rId3c6j0maa0enjgay2sobfp">
               <w:r>
                 <w:rPr>
                   <w:rFonts w:ascii="Arial" w:cs="Arial" w:eastAsia="Arial" w:hAnsi="Arial"/>
@@ -17755,7 +18127,7 @@
               <w:spacing w:after="10" w:before="0"/>
               <w:ind w:left="120"/>
             </w:pPr>
-            <w:hyperlink w:history="1" r:id="rIdxktkkgtgjitzsgapxlavk">
+            <w:hyperlink w:history="1" r:id="rIdhhhrc6mm2vbp2z_7x8sbv">
               <w:r>
                 <w:rPr>
                   <w:rFonts w:ascii="Arial" w:cs="Arial" w:eastAsia="Arial" w:hAnsi="Arial"/>
@@ -17800,7 +18172,7 @@
             <w:pPr>
               <w:spacing w:after="20" w:before="0"/>
             </w:pPr>
-            <w:hyperlink w:history="1" r:id="rIdg-whvh3sqq-076oyirpwu">
+            <w:hyperlink w:history="1" r:id="rIdrsskaazl0f9er2r276h0k">
               <w:r>
                 <w:rPr>
                   <w:rFonts w:ascii="Arial" w:cs="Arial" w:eastAsia="Arial" w:hAnsi="Arial"/>
@@ -17833,7 +18205,7 @@
               <w:spacing w:after="10" w:before="0"/>
               <w:ind w:left="120"/>
             </w:pPr>
-            <w:hyperlink w:history="1" r:id="rId_idxeqf7defrqsh7g16gj">
+            <w:hyperlink w:history="1" r:id="rIdownodwaqncryogphdohm5">
               <w:r>
                 <w:rPr>
                   <w:rFonts w:ascii="Arial" w:cs="Arial" w:eastAsia="Arial" w:hAnsi="Arial"/>
@@ -17861,6 +18233,7 @@
           </w:tcPr>
           <w:p>
             <w:pPr>
+              <w:keepNext w:val="false"/>
               <w:spacing w:after="40" w:before="0"/>
               <w:jc w:val="left"/>
             </w:pPr>
@@ -17893,6 +18266,7 @@
           </w:tcPr>
           <w:p>
             <w:pPr>
+              <w:keepNext w:val="false"/>
               <w:spacing w:after="40" w:before="0"/>
               <w:jc w:val="left"/>
             </w:pPr>
@@ -17925,6 +18299,7 @@
           </w:tcPr>
           <w:p>
             <w:pPr>
+              <w:keepNext w:val="false"/>
               <w:spacing w:after="40" w:before="0"/>
               <w:jc w:val="left"/>
             </w:pPr>
@@ -17957,6 +18332,7 @@
           </w:tcPr>
           <w:p>
             <w:pPr>
+              <w:keepNext w:val="false"/>
               <w:spacing w:after="40" w:before="0"/>
               <w:jc w:val="left"/>
             </w:pPr>
@@ -17991,6 +18367,7 @@
           </w:tcPr>
           <w:p>
             <w:pPr>
+              <w:keepNext w:val="false"/>
               <w:spacing w:after="40" w:before="0"/>
               <w:jc w:val="left"/>
             </w:pPr>
@@ -18028,7 +18405,7 @@
             <w:pPr>
               <w:spacing w:after="20" w:before="0"/>
             </w:pPr>
-            <w:hyperlink w:history="1" r:id="rId_t19pdgqomuh1_znky-b-">
+            <w:hyperlink w:history="1" r:id="rIdkih5ngs5bfavfhdnzakct">
               <w:r>
                 <w:rPr>
                   <w:rFonts w:ascii="Arial" w:cs="Arial" w:eastAsia="Arial" w:hAnsi="Arial"/>
@@ -18061,7 +18438,7 @@
               <w:spacing w:after="10" w:before="0"/>
               <w:ind w:left="120"/>
             </w:pPr>
-            <w:hyperlink w:history="1" r:id="rIdfcktd3bfsfd-xmykft53f">
+            <w:hyperlink w:history="1" r:id="rIdgbwtvjol7vq8pi4aejad_">
               <w:r>
                 <w:rPr>
                   <w:rFonts w:ascii="Arial" w:cs="Arial" w:eastAsia="Arial" w:hAnsi="Arial"/>
@@ -18106,7 +18483,7 @@
             <w:pPr>
               <w:spacing w:after="20" w:before="0"/>
             </w:pPr>
-            <w:hyperlink w:history="1" r:id="rIdrczchgvd07bmmbreoywqk">
+            <w:hyperlink w:history="1" r:id="rIdi4okz93vao71mjq4fljbs">
               <w:r>
                 <w:rPr>
                   <w:rFonts w:ascii="Arial" w:cs="Arial" w:eastAsia="Arial" w:hAnsi="Arial"/>
@@ -18139,7 +18516,7 @@
               <w:spacing w:after="10" w:before="0"/>
               <w:ind w:left="120"/>
             </w:pPr>
-            <w:hyperlink w:history="1" r:id="rIdco0qw2gjxcbx3ziae5axm">
+            <w:hyperlink w:history="1" r:id="rIdjpqkv0jbs4tx5e9kwy8iz">
               <w:r>
                 <w:rPr>
                   <w:rFonts w:ascii="Arial" w:cs="Arial" w:eastAsia="Arial" w:hAnsi="Arial"/>
@@ -18167,6 +18544,7 @@
           </w:tcPr>
           <w:p>
             <w:pPr>
+              <w:keepNext w:val="false"/>
               <w:spacing w:after="40" w:before="0"/>
               <w:jc w:val="left"/>
             </w:pPr>
@@ -18199,6 +18577,7 @@
           </w:tcPr>
           <w:p>
             <w:pPr>
+              <w:keepNext w:val="false"/>
               <w:spacing w:after="40" w:before="0"/>
               <w:jc w:val="left"/>
             </w:pPr>
@@ -18231,6 +18610,7 @@
           </w:tcPr>
           <w:p>
             <w:pPr>
+              <w:keepNext w:val="false"/>
               <w:spacing w:after="40" w:before="0"/>
               <w:jc w:val="left"/>
             </w:pPr>
@@ -18263,6 +18643,7 @@
           </w:tcPr>
           <w:p>
             <w:pPr>
+              <w:keepNext w:val="false"/>
               <w:spacing w:after="40" w:before="0"/>
               <w:jc w:val="left"/>
             </w:pPr>
@@ -18297,6 +18678,7 @@
           </w:tcPr>
           <w:p>
             <w:pPr>
+              <w:keepNext w:val="false"/>
               <w:spacing w:after="40" w:before="0"/>
               <w:jc w:val="left"/>
             </w:pPr>
@@ -18334,7 +18716,7 @@
             <w:pPr>
               <w:spacing w:after="20" w:before="0"/>
             </w:pPr>
-            <w:hyperlink w:history="1" r:id="rIdftwagxftk6vxlalnhnqws">
+            <w:hyperlink w:history="1" r:id="rIdgsap2pv3gzrnl5qgcacys">
               <w:r>
                 <w:rPr>
                   <w:rFonts w:ascii="Arial" w:cs="Arial" w:eastAsia="Arial" w:hAnsi="Arial"/>
@@ -18367,7 +18749,7 @@
               <w:spacing w:after="10" w:before="0"/>
               <w:ind w:left="120"/>
             </w:pPr>
-            <w:hyperlink w:history="1" r:id="rIdregpjpgtsd_gy7d88fhcx">
+            <w:hyperlink w:history="1" r:id="rIdrmasti8awvpnjendatpx1">
               <w:r>
                 <w:rPr>
                   <w:rFonts w:ascii="Arial" w:cs="Arial" w:eastAsia="Arial" w:hAnsi="Arial"/>
@@ -18412,7 +18794,7 @@
             <w:pPr>
               <w:spacing w:after="20" w:before="0"/>
             </w:pPr>
-            <w:hyperlink w:history="1" r:id="rIdkxxvbaqja4qkg_ctsuokw">
+            <w:hyperlink w:history="1" r:id="rIdxsmwtxzdapz9kxdqjdq60">
               <w:r>
                 <w:rPr>
                   <w:rFonts w:ascii="Arial" w:cs="Arial" w:eastAsia="Arial" w:hAnsi="Arial"/>
@@ -18445,7 +18827,7 @@
               <w:spacing w:after="10" w:before="0"/>
               <w:ind w:left="120"/>
             </w:pPr>
-            <w:hyperlink w:history="1" r:id="rIdakh2w6vgkdcdw0xzqhx5g">
+            <w:hyperlink w:history="1" r:id="rIdgyu0kjte4i20vdsvridpa">
               <w:r>
                 <w:rPr>
                   <w:rFonts w:ascii="Arial" w:cs="Arial" w:eastAsia="Arial" w:hAnsi="Arial"/>
@@ -18473,6 +18855,7 @@
           </w:tcPr>
           <w:p>
             <w:pPr>
+              <w:keepNext w:val="false"/>
               <w:spacing w:after="40" w:before="0"/>
               <w:jc w:val="left"/>
             </w:pPr>
@@ -18505,6 +18888,7 @@
           </w:tcPr>
           <w:p>
             <w:pPr>
+              <w:keepNext w:val="false"/>
               <w:spacing w:after="40" w:before="0"/>
               <w:jc w:val="left"/>
             </w:pPr>
@@ -18537,6 +18921,7 @@
           </w:tcPr>
           <w:p>
             <w:pPr>
+              <w:keepNext w:val="false"/>
               <w:spacing w:after="40" w:before="0"/>
               <w:jc w:val="left"/>
             </w:pPr>
@@ -18569,6 +18954,7 @@
           </w:tcPr>
           <w:p>
             <w:pPr>
+              <w:keepNext w:val="false"/>
               <w:spacing w:after="40" w:before="0"/>
               <w:jc w:val="left"/>
             </w:pPr>
@@ -18603,6 +18989,7 @@
           </w:tcPr>
           <w:p>
             <w:pPr>
+              <w:keepNext w:val="false"/>
               <w:spacing w:after="40" w:before="0"/>
               <w:jc w:val="left"/>
             </w:pPr>
@@ -18640,7 +19027,7 @@
             <w:pPr>
               <w:spacing w:after="20" w:before="0"/>
             </w:pPr>
-            <w:hyperlink w:history="1" r:id="rIdwpuhhb5pdma7p6axfgtwi">
+            <w:hyperlink w:history="1" r:id="rIdgq8-c6idpffibtz_fxqdt">
               <w:r>
                 <w:rPr>
                   <w:rFonts w:ascii="Arial" w:cs="Arial" w:eastAsia="Arial" w:hAnsi="Arial"/>
@@ -18673,7 +19060,7 @@
               <w:spacing w:after="10" w:before="0"/>
               <w:ind w:left="120"/>
             </w:pPr>
-            <w:hyperlink w:history="1" r:id="rIdu0zy2oj30mlnspyljjykz">
+            <w:hyperlink w:history="1" r:id="rIdvv3acvit-ly-arnuonzng">
               <w:r>
                 <w:rPr>
                   <w:rFonts w:ascii="Arial" w:cs="Arial" w:eastAsia="Arial" w:hAnsi="Arial"/>
@@ -18718,7 +19105,7 @@
             <w:pPr>
               <w:spacing w:after="20" w:before="0"/>
             </w:pPr>
-            <w:hyperlink w:history="1" r:id="rIdhh9zx_z3t-nd-dcmkekdf">
+            <w:hyperlink w:history="1" r:id="rIdoz9t7jmmuiab9rw_b73dd">
               <w:r>
                 <w:rPr>
                   <w:rFonts w:ascii="Arial" w:cs="Arial" w:eastAsia="Arial" w:hAnsi="Arial"/>
@@ -18751,7 +19138,7 @@
               <w:spacing w:after="10" w:before="0"/>
               <w:ind w:left="120"/>
             </w:pPr>
-            <w:hyperlink w:history="1" r:id="rId0iqrngbac0udmkizcqpeu">
+            <w:hyperlink w:history="1" r:id="rIdrk4nywh4tuvqjer9zafmw">
               <w:r>
                 <w:rPr>
                   <w:rFonts w:ascii="Arial" w:cs="Arial" w:eastAsia="Arial" w:hAnsi="Arial"/>
@@ -18779,6 +19166,7 @@
           </w:tcPr>
           <w:p>
             <w:pPr>
+              <w:keepNext w:val="false"/>
               <w:spacing w:after="40" w:before="0"/>
               <w:jc w:val="left"/>
             </w:pPr>
@@ -18811,6 +19199,7 @@
           </w:tcPr>
           <w:p>
             <w:pPr>
+              <w:keepNext w:val="false"/>
               <w:spacing w:after="40" w:before="0"/>
               <w:jc w:val="left"/>
             </w:pPr>
@@ -18843,6 +19232,7 @@
           </w:tcPr>
           <w:p>
             <w:pPr>
+              <w:keepNext w:val="false"/>
               <w:spacing w:after="40" w:before="0"/>
               <w:jc w:val="left"/>
             </w:pPr>
@@ -18875,6 +19265,7 @@
           </w:tcPr>
           <w:p>
             <w:pPr>
+              <w:keepNext w:val="false"/>
               <w:spacing w:after="40" w:before="0"/>
               <w:jc w:val="left"/>
             </w:pPr>
@@ -18909,6 +19300,7 @@
           </w:tcPr>
           <w:p>
             <w:pPr>
+              <w:keepNext w:val="false"/>
               <w:spacing w:after="40" w:before="0"/>
               <w:jc w:val="left"/>
             </w:pPr>
@@ -18946,7 +19338,7 @@
             <w:pPr>
               <w:spacing w:after="20" w:before="0"/>
             </w:pPr>
-            <w:hyperlink w:history="1" r:id="rIdpr6orz9nutl7z9cmhfu8p">
+            <w:hyperlink w:history="1" r:id="rIdmr37rtg8xztupqxwqlyct">
               <w:r>
                 <w:rPr>
                   <w:rFonts w:ascii="Arial" w:cs="Arial" w:eastAsia="Arial" w:hAnsi="Arial"/>
@@ -18995,7 +19387,7 @@
               <w:spacing w:after="10" w:before="0"/>
               <w:ind w:left="120"/>
             </w:pPr>
-            <w:hyperlink w:history="1" r:id="rIdi_inbwwldeahekh3xjgf0">
+            <w:hyperlink w:history="1" r:id="rId-ijpeikhtos9ojl5_9z8p">
               <w:r>
                 <w:rPr>
                   <w:rFonts w:ascii="Arial" w:cs="Arial" w:eastAsia="Arial" w:hAnsi="Arial"/>
@@ -19040,7 +19432,7 @@
             <w:pPr>
               <w:spacing w:after="20" w:before="0"/>
             </w:pPr>
-            <w:hyperlink w:history="1" r:id="rId-9g_5dl10phygbr9_5n_r">
+            <w:hyperlink w:history="1" r:id="rId1mthiz9fdtsz3yu-0abwt">
               <w:r>
                 <w:rPr>
                   <w:rFonts w:ascii="Arial" w:cs="Arial" w:eastAsia="Arial" w:hAnsi="Arial"/>
@@ -19073,7 +19465,7 @@
               <w:spacing w:after="10" w:before="0"/>
               <w:ind w:left="120"/>
             </w:pPr>
-            <w:hyperlink w:history="1" r:id="rIduomiu_vg8gsoh-y6bbz1o">
+            <w:hyperlink w:history="1" r:id="rId2ks8jtjmvrsbs70h4b6cl">
               <w:r>
                 <w:rPr>
                   <w:rFonts w:ascii="Arial" w:cs="Arial" w:eastAsia="Arial" w:hAnsi="Arial"/>
@@ -19101,6 +19493,7 @@
           </w:tcPr>
           <w:p>
             <w:pPr>
+              <w:keepNext w:val="false"/>
               <w:spacing w:after="40" w:before="0"/>
               <w:jc w:val="left"/>
             </w:pPr>
@@ -19133,6 +19526,7 @@
           </w:tcPr>
           <w:p>
             <w:pPr>
+              <w:keepNext w:val="false"/>
               <w:spacing w:after="40" w:before="0"/>
               <w:jc w:val="left"/>
             </w:pPr>
@@ -19165,6 +19559,7 @@
           </w:tcPr>
           <w:p>
             <w:pPr>
+              <w:keepNext w:val="false"/>
               <w:spacing w:after="40" w:before="0"/>
               <w:jc w:val="left"/>
             </w:pPr>
@@ -19197,6 +19592,7 @@
           </w:tcPr>
           <w:p>
             <w:pPr>
+              <w:keepNext w:val="false"/>
               <w:spacing w:after="40" w:before="0"/>
               <w:jc w:val="left"/>
             </w:pPr>
@@ -19256,6 +19652,7 @@
           </w:tcPr>
           <w:p>
             <w:pPr>
+              <w:keepNext w:val="false"/>
               <w:spacing w:after="40" w:before="0"/>
               <w:jc w:val="center"/>
             </w:pPr>
@@ -19290,6 +19687,7 @@
           </w:tcPr>
           <w:p>
             <w:pPr>
+              <w:keepNext w:val="false"/>
               <w:spacing w:after="40" w:before="0"/>
               <w:jc w:val="left"/>
             </w:pPr>
@@ -19351,6 +19749,7 @@
           </w:tcPr>
           <w:p>
             <w:pPr>
+              <w:keepNext w:val="false"/>
               <w:spacing w:after="40" w:before="0"/>
               <w:jc w:val="center"/>
             </w:pPr>
@@ -19385,6 +19784,7 @@
           </w:tcPr>
           <w:p>
             <w:pPr>
+              <w:keepNext w:val="false"/>
               <w:spacing w:after="40" w:before="0"/>
               <w:jc w:val="left"/>
             </w:pPr>
@@ -19417,6 +19817,7 @@
           </w:tcPr>
           <w:p>
             <w:pPr>
+              <w:keepNext w:val="false"/>
               <w:spacing w:after="40" w:before="0"/>
               <w:jc w:val="left"/>
             </w:pPr>
@@ -19451,6 +19852,7 @@
           </w:tcPr>
           <w:p>
             <w:pPr>
+              <w:keepNext w:val="false"/>
               <w:spacing w:after="40" w:before="0"/>
               <w:jc w:val="left"/>
             </w:pPr>
@@ -19483,6 +19885,7 @@
           </w:tcPr>
           <w:p>
             <w:pPr>
+              <w:keepNext w:val="false"/>
               <w:spacing w:after="40" w:before="0"/>
               <w:jc w:val="left"/>
             </w:pPr>
@@ -19517,6 +19920,7 @@
           </w:tcPr>
           <w:p>
             <w:pPr>
+              <w:keepNext w:val="false"/>
               <w:spacing w:after="40" w:before="0"/>
               <w:jc w:val="left"/>
             </w:pPr>
@@ -19549,6 +19953,7 @@
           </w:tcPr>
           <w:p>
             <w:pPr>
+              <w:keepNext w:val="false"/>
               <w:spacing w:after="40" w:before="0"/>
               <w:jc w:val="left"/>
             </w:pPr>
@@ -19585,7 +19990,7 @@
         </w:rPr>
         <w:t xml:space="preserve">© 2026 SeaVuria and ARES. Aligned with KICD objectives. Developed by SeaVuria; technical implementation by ARES (with AI assistance from Claude). Licensed under </w:t>
       </w:r>
-      <w:hyperlink w:history="1" r:id="rIdtnlp6esosxcpkwpae69ax">
+      <w:hyperlink w:history="1" r:id="rIdqfzz3gk5z_dbv95x9v_sq">
         <w:r>
           <w:rPr>
             <w:rFonts w:ascii="Arial" w:cs="Arial" w:eastAsia="Arial" w:hAnsi="Arial"/>
@@ -19606,7 +20011,7 @@
         </w:rPr>
         <w:t xml:space="preserve"> (</w:t>
       </w:r>
-      <w:hyperlink w:history="1" r:id="rIdsiao4k8oi2pfyyo-yt22v">
+      <w:hyperlink w:history="1" r:id="rIdjyu8genhkj8vyxkmhpssh">
         <w:r>
           <w:rPr>
             <w:rFonts w:ascii="Arial" w:cs="Arial" w:eastAsia="Arial" w:hAnsi="Arial"/>
@@ -19666,6 +20071,7 @@
           </w:tcPr>
           <w:p>
             <w:pPr>
+              <w:keepNext w:val="false"/>
               <w:spacing w:after="40" w:before="0"/>
               <w:jc w:val="center"/>
             </w:pPr>
@@ -19701,6 +20107,7 @@
           </w:tcPr>
           <w:p>
             <w:pPr>
+              <w:keepNext w:val="false"/>
               <w:spacing w:after="40" w:before="0"/>
               <w:jc w:val="center"/>
             </w:pPr>
@@ -19735,6 +20142,7 @@
           </w:tcPr>
           <w:p>
             <w:pPr>
+              <w:keepNext w:val="false"/>
               <w:spacing w:after="40" w:before="0"/>
               <w:jc w:val="left"/>
             </w:pPr>
@@ -19767,6 +20175,7 @@
           </w:tcPr>
           <w:p>
             <w:pPr>
+              <w:keepNext w:val="false"/>
               <w:spacing w:after="40" w:before="0"/>
               <w:jc w:val="left"/>
             </w:pPr>
@@ -19801,6 +20210,7 @@
           </w:tcPr>
           <w:p>
             <w:pPr>
+              <w:keepNext w:val="false"/>
               <w:spacing w:after="40" w:before="0"/>
               <w:jc w:val="left"/>
             </w:pPr>
@@ -19833,6 +20243,7 @@
           </w:tcPr>
           <w:p>
             <w:pPr>
+              <w:keepNext w:val="false"/>
               <w:spacing w:after="40" w:before="0"/>
               <w:jc w:val="left"/>
             </w:pPr>
@@ -19867,6 +20278,7 @@
           </w:tcPr>
           <w:p>
             <w:pPr>
+              <w:keepNext w:val="false"/>
               <w:spacing w:after="40" w:before="0"/>
               <w:jc w:val="left"/>
             </w:pPr>
@@ -19899,6 +20311,7 @@
           </w:tcPr>
           <w:p>
             <w:pPr>
+              <w:keepNext w:val="false"/>
               <w:spacing w:after="40" w:before="0"/>
               <w:jc w:val="left"/>
             </w:pPr>
@@ -19933,6 +20346,7 @@
           </w:tcPr>
           <w:p>
             <w:pPr>
+              <w:keepNext w:val="false"/>
               <w:spacing w:after="40" w:before="0"/>
               <w:jc w:val="left"/>
             </w:pPr>
@@ -19965,6 +20379,7 @@
           </w:tcPr>
           <w:p>
             <w:pPr>
+              <w:keepNext w:val="false"/>
               <w:spacing w:after="40" w:before="0"/>
               <w:jc w:val="left"/>
             </w:pPr>
@@ -19999,6 +20414,7 @@
           </w:tcPr>
           <w:p>
             <w:pPr>
+              <w:keepNext w:val="false"/>
               <w:spacing w:after="40" w:before="0"/>
               <w:jc w:val="left"/>
             </w:pPr>
@@ -20031,6 +20447,7 @@
           </w:tcPr>
           <w:p>
             <w:pPr>
+              <w:keepNext w:val="false"/>
               <w:spacing w:after="40" w:before="0"/>
               <w:jc w:val="left"/>
             </w:pPr>
@@ -20065,6 +20482,7 @@
           </w:tcPr>
           <w:p>
             <w:pPr>
+              <w:keepNext w:val="false"/>
               <w:spacing w:after="40" w:before="0"/>
               <w:jc w:val="left"/>
             </w:pPr>
@@ -20097,6 +20515,7 @@
           </w:tcPr>
           <w:p>
             <w:pPr>
+              <w:keepNext w:val="false"/>
               <w:spacing w:after="40" w:before="0"/>
               <w:jc w:val="left"/>
             </w:pPr>
@@ -20131,6 +20550,7 @@
           </w:tcPr>
           <w:p>
             <w:pPr>
+              <w:keepNext w:val="false"/>
               <w:spacing w:after="40" w:before="0"/>
               <w:jc w:val="left"/>
             </w:pPr>
@@ -20163,6 +20583,7 @@
           </w:tcPr>
           <w:p>
             <w:pPr>
+              <w:keepNext w:val="false"/>
               <w:spacing w:after="40" w:before="0"/>
               <w:jc w:val="left"/>
             </w:pPr>
@@ -20197,6 +20618,7 @@
           </w:tcPr>
           <w:p>
             <w:pPr>
+              <w:keepNext w:val="false"/>
               <w:spacing w:after="40" w:before="0"/>
               <w:jc w:val="left"/>
             </w:pPr>
@@ -20229,6 +20651,7 @@
           </w:tcPr>
           <w:p>
             <w:pPr>
+              <w:keepNext w:val="false"/>
               <w:spacing w:after="40" w:before="0"/>
               <w:jc w:val="left"/>
             </w:pPr>
@@ -20288,6 +20711,7 @@
           </w:tcPr>
           <w:p>
             <w:pPr>
+              <w:keepNext w:val="false"/>
               <w:spacing w:after="40" w:before="0"/>
               <w:jc w:val="center"/>
             </w:pPr>
@@ -20322,6 +20746,7 @@
           </w:tcPr>
           <w:p>
             <w:pPr>
+              <w:keepNext w:val="false"/>
               <w:spacing w:after="40" w:before="0"/>
               <w:jc w:val="left"/>
             </w:pPr>
@@ -20386,6 +20811,7 @@
           </w:tcPr>
           <w:p>
             <w:pPr>
+              <w:keepNext w:val="false"/>
               <w:spacing w:after="40" w:before="0"/>
               <w:jc w:val="center"/>
             </w:pPr>
@@ -20420,6 +20846,7 @@
           </w:tcPr>
           <w:p>
             <w:pPr>
+              <w:keepNext w:val="false"/>
               <w:spacing w:after="40" w:before="0"/>
               <w:jc w:val="left"/>
             </w:pPr>
@@ -20452,6 +20879,7 @@
           </w:tcPr>
           <w:p>
             <w:pPr>
+              <w:keepNext w:val="false"/>
               <w:spacing w:after="40" w:before="0"/>
               <w:jc w:val="left"/>
             </w:pPr>
@@ -20484,6 +20912,7 @@
           </w:tcPr>
           <w:p>
             <w:pPr>
+              <w:keepNext w:val="false"/>
               <w:spacing w:after="40" w:before="0"/>
               <w:jc w:val="left"/>
             </w:pPr>
@@ -20516,6 +20945,7 @@
           </w:tcPr>
           <w:p>
             <w:pPr>
+              <w:keepNext w:val="false"/>
               <w:spacing w:after="40" w:before="0"/>
               <w:jc w:val="left"/>
             </w:pPr>
@@ -20548,6 +20978,7 @@
           </w:tcPr>
           <w:p>
             <w:pPr>
+              <w:keepNext w:val="false"/>
               <w:spacing w:after="40" w:before="0"/>
               <w:jc w:val="left"/>
             </w:pPr>
@@ -20582,6 +21013,7 @@
           </w:tcPr>
           <w:p>
             <w:pPr>
+              <w:keepNext w:val="false"/>
               <w:spacing w:after="40" w:before="0"/>
               <w:jc w:val="left"/>
             </w:pPr>
@@ -20619,7 +21051,7 @@
             <w:pPr>
               <w:spacing w:after="20" w:before="0"/>
             </w:pPr>
-            <w:hyperlink w:history="1" r:id="rIduhjf8ofikivtikwtbtqfh">
+            <w:hyperlink w:history="1" r:id="rId2nejg9xhm8ellawom5ui2">
               <w:r>
                 <w:rPr>
                   <w:rFonts w:ascii="Arial" w:cs="Arial" w:eastAsia="Arial" w:hAnsi="Arial"/>
@@ -20652,7 +21084,7 @@
               <w:spacing w:after="10" w:before="0"/>
               <w:ind w:left="120"/>
             </w:pPr>
-            <w:hyperlink w:history="1" r:id="rIde5km4tmddrvzvhz7su12w">
+            <w:hyperlink w:history="1" r:id="rIdgaboba9qcjj-dpxbacaee">
               <w:r>
                 <w:rPr>
                   <w:rFonts w:ascii="Arial" w:cs="Arial" w:eastAsia="Arial" w:hAnsi="Arial"/>
@@ -20697,7 +21129,7 @@
             <w:pPr>
               <w:spacing w:after="20" w:before="0"/>
             </w:pPr>
-            <w:hyperlink w:history="1" r:id="rIdqhib9pdg8gqckqv2aacnj">
+            <w:hyperlink w:history="1" r:id="rId6eruligxrufkjescqw-28">
               <w:r>
                 <w:rPr>
                   <w:rFonts w:ascii="Arial" w:cs="Arial" w:eastAsia="Arial" w:hAnsi="Arial"/>
@@ -20746,7 +21178,7 @@
               <w:spacing w:after="10" w:before="0"/>
               <w:ind w:left="120"/>
             </w:pPr>
-            <w:hyperlink w:history="1" r:id="rIdx_t-aclgnakfwu3bunnzx">
+            <w:hyperlink w:history="1" r:id="rIdom_howxmekry-tqcgw-s_">
               <w:r>
                 <w:rPr>
                   <w:rFonts w:ascii="Arial" w:cs="Arial" w:eastAsia="Arial" w:hAnsi="Arial"/>
@@ -20774,6 +21206,7 @@
           </w:tcPr>
           <w:p>
             <w:pPr>
+              <w:keepNext w:val="false"/>
               <w:spacing w:after="40" w:before="0"/>
               <w:jc w:val="left"/>
             </w:pPr>
@@ -20806,6 +21239,7 @@
           </w:tcPr>
           <w:p>
             <w:pPr>
+              <w:keepNext w:val="false"/>
               <w:spacing w:after="40" w:before="0"/>
               <w:jc w:val="left"/>
             </w:pPr>
@@ -20838,6 +21272,7 @@
           </w:tcPr>
           <w:p>
             <w:pPr>
+              <w:keepNext w:val="false"/>
               <w:spacing w:after="40" w:before="0"/>
               <w:jc w:val="left"/>
             </w:pPr>
@@ -20870,6 +21305,7 @@
           </w:tcPr>
           <w:p>
             <w:pPr>
+              <w:keepNext w:val="false"/>
               <w:spacing w:after="40" w:before="0"/>
               <w:jc w:val="left"/>
             </w:pPr>
@@ -20904,6 +21340,7 @@
           </w:tcPr>
           <w:p>
             <w:pPr>
+              <w:keepNext w:val="false"/>
               <w:spacing w:after="40" w:before="0"/>
               <w:jc w:val="left"/>
             </w:pPr>
@@ -20941,7 +21378,7 @@
             <w:pPr>
               <w:spacing w:after="20" w:before="0"/>
             </w:pPr>
-            <w:hyperlink w:history="1" r:id="rIdzzgyh65pb0blnnmqkzmme">
+            <w:hyperlink w:history="1" r:id="rIdhqjyftask2a-zqtdzejwl">
               <w:r>
                 <w:rPr>
                   <w:rFonts w:ascii="Arial" w:cs="Arial" w:eastAsia="Arial" w:hAnsi="Arial"/>
@@ -20974,7 +21411,7 @@
               <w:spacing w:after="10" w:before="0"/>
               <w:ind w:left="120"/>
             </w:pPr>
-            <w:hyperlink w:history="1" r:id="rIdul5nvlabit8pllxy808oo">
+            <w:hyperlink w:history="1" r:id="rId3jjmenzjc4ffglkquwwgf">
               <w:r>
                 <w:rPr>
                   <w:rFonts w:ascii="Arial" w:cs="Arial" w:eastAsia="Arial" w:hAnsi="Arial"/>
@@ -21019,7 +21456,7 @@
             <w:pPr>
               <w:spacing w:after="20" w:before="0"/>
             </w:pPr>
-            <w:hyperlink w:history="1" r:id="rIdsahpwrutw4miffmfst7tz">
+            <w:hyperlink w:history="1" r:id="rIdmx3ybbaplt8rm1uyfcnb9">
               <w:r>
                 <w:rPr>
                   <w:rFonts w:ascii="Arial" w:cs="Arial" w:eastAsia="Arial" w:hAnsi="Arial"/>
@@ -21068,7 +21505,7 @@
               <w:spacing w:after="10" w:before="0"/>
               <w:ind w:left="120"/>
             </w:pPr>
-            <w:hyperlink w:history="1" r:id="rId-_n-lfvcz_ufev38_irun">
+            <w:hyperlink w:history="1" r:id="rIdzqypupr3ssc7zuh3hgd53">
               <w:r>
                 <w:rPr>
                   <w:rFonts w:ascii="Arial" w:cs="Arial" w:eastAsia="Arial" w:hAnsi="Arial"/>
@@ -21096,6 +21533,7 @@
           </w:tcPr>
           <w:p>
             <w:pPr>
+              <w:keepNext w:val="false"/>
               <w:spacing w:after="40" w:before="0"/>
               <w:jc w:val="left"/>
             </w:pPr>
@@ -21128,6 +21566,7 @@
           </w:tcPr>
           <w:p>
             <w:pPr>
+              <w:keepNext w:val="false"/>
               <w:spacing w:after="40" w:before="0"/>
               <w:jc w:val="left"/>
             </w:pPr>
@@ -21160,6 +21599,7 @@
           </w:tcPr>
           <w:p>
             <w:pPr>
+              <w:keepNext w:val="false"/>
               <w:spacing w:after="40" w:before="0"/>
               <w:jc w:val="left"/>
             </w:pPr>
@@ -21192,6 +21632,7 @@
           </w:tcPr>
           <w:p>
             <w:pPr>
+              <w:keepNext w:val="false"/>
               <w:spacing w:after="40" w:before="0"/>
               <w:jc w:val="left"/>
             </w:pPr>
@@ -21226,6 +21667,7 @@
           </w:tcPr>
           <w:p>
             <w:pPr>
+              <w:keepNext w:val="false"/>
               <w:spacing w:after="40" w:before="0"/>
               <w:jc w:val="left"/>
             </w:pPr>
@@ -21263,7 +21705,7 @@
             <w:pPr>
               <w:spacing w:after="20" w:before="0"/>
             </w:pPr>
-            <w:hyperlink w:history="1" r:id="rId_sa9xa9yuq_srrn9eg2nc">
+            <w:hyperlink w:history="1" r:id="rIdatbdno0o9vbr4iicpkodj">
               <w:r>
                 <w:rPr>
                   <w:rFonts w:ascii="Arial" w:cs="Arial" w:eastAsia="Arial" w:hAnsi="Arial"/>
@@ -21296,7 +21738,7 @@
               <w:spacing w:after="10" w:before="0"/>
               <w:ind w:left="120"/>
             </w:pPr>
-            <w:hyperlink w:history="1" r:id="rIdp-bjbwvjmrimzvfpcfxco">
+            <w:hyperlink w:history="1" r:id="rId10le1bugzuhkksf8b6zuc">
               <w:r>
                 <w:rPr>
                   <w:rFonts w:ascii="Arial" w:cs="Arial" w:eastAsia="Arial" w:hAnsi="Arial"/>
@@ -21341,7 +21783,7 @@
             <w:pPr>
               <w:spacing w:after="20" w:before="0"/>
             </w:pPr>
-            <w:hyperlink w:history="1" r:id="rIdjr_n-hg8cdqz0jnlxjm6x">
+            <w:hyperlink w:history="1" r:id="rIdolstf4xqn2cfq8kxyxmht">
               <w:r>
                 <w:rPr>
                   <w:rFonts w:ascii="Arial" w:cs="Arial" w:eastAsia="Arial" w:hAnsi="Arial"/>
@@ -21390,7 +21832,7 @@
               <w:spacing w:after="10" w:before="0"/>
               <w:ind w:left="120"/>
             </w:pPr>
-            <w:hyperlink w:history="1" r:id="rId7lkslypvb8ojascrjyawy">
+            <w:hyperlink w:history="1" r:id="rIdj3qdiw7vevfikgcfzn6ap">
               <w:r>
                 <w:rPr>
                   <w:rFonts w:ascii="Arial" w:cs="Arial" w:eastAsia="Arial" w:hAnsi="Arial"/>
@@ -21418,6 +21860,7 @@
           </w:tcPr>
           <w:p>
             <w:pPr>
+              <w:keepNext w:val="false"/>
               <w:spacing w:after="40" w:before="0"/>
               <w:jc w:val="left"/>
             </w:pPr>
@@ -21450,6 +21893,7 @@
           </w:tcPr>
           <w:p>
             <w:pPr>
+              <w:keepNext w:val="false"/>
               <w:spacing w:after="40" w:before="0"/>
               <w:jc w:val="left"/>
             </w:pPr>
@@ -21482,6 +21926,7 @@
           </w:tcPr>
           <w:p>
             <w:pPr>
+              <w:keepNext w:val="false"/>
               <w:spacing w:after="40" w:before="0"/>
               <w:jc w:val="left"/>
             </w:pPr>
@@ -21514,6 +21959,7 @@
           </w:tcPr>
           <w:p>
             <w:pPr>
+              <w:keepNext w:val="false"/>
               <w:spacing w:after="40" w:before="0"/>
               <w:jc w:val="left"/>
             </w:pPr>
@@ -21548,6 +21994,7 @@
           </w:tcPr>
           <w:p>
             <w:pPr>
+              <w:keepNext w:val="false"/>
               <w:spacing w:after="40" w:before="0"/>
               <w:jc w:val="left"/>
             </w:pPr>
@@ -21585,7 +22032,7 @@
             <w:pPr>
               <w:spacing w:after="20" w:before="0"/>
             </w:pPr>
-            <w:hyperlink w:history="1" r:id="rIdoqc6frpp7234lijhk_foe">
+            <w:hyperlink w:history="1" r:id="rId8pumfspcfiybaoldwaawb">
               <w:r>
                 <w:rPr>
                   <w:rFonts w:ascii="Arial" w:cs="Arial" w:eastAsia="Arial" w:hAnsi="Arial"/>
@@ -21618,7 +22065,7 @@
               <w:spacing w:after="10" w:before="0"/>
               <w:ind w:left="120"/>
             </w:pPr>
-            <w:hyperlink w:history="1" r:id="rIdvundal437ymkbgpfs71yp">
+            <w:hyperlink w:history="1" r:id="rIdfoofcira6bhm1_7ipnttz">
               <w:r>
                 <w:rPr>
                   <w:rFonts w:ascii="Arial" w:cs="Arial" w:eastAsia="Arial" w:hAnsi="Arial"/>
@@ -21663,7 +22110,7 @@
             <w:pPr>
               <w:spacing w:after="20" w:before="0"/>
             </w:pPr>
-            <w:hyperlink w:history="1" r:id="rIdmtmd8tohtpha1xz3by2af">
+            <w:hyperlink w:history="1" r:id="rIdlqtlgpotalbcw3fk-eo1i">
               <w:r>
                 <w:rPr>
                   <w:rFonts w:ascii="Arial" w:cs="Arial" w:eastAsia="Arial" w:hAnsi="Arial"/>
@@ -21712,7 +22159,7 @@
               <w:spacing w:after="10" w:before="0"/>
               <w:ind w:left="120"/>
             </w:pPr>
-            <w:hyperlink w:history="1" r:id="rIdsntk9am2h-2rbgjffrpqj">
+            <w:hyperlink w:history="1" r:id="rIdp5nyqvf-st9njgfwzpni_">
               <w:r>
                 <w:rPr>
                   <w:rFonts w:ascii="Arial" w:cs="Arial" w:eastAsia="Arial" w:hAnsi="Arial"/>
@@ -21740,6 +22187,7 @@
           </w:tcPr>
           <w:p>
             <w:pPr>
+              <w:keepNext w:val="false"/>
               <w:spacing w:after="40" w:before="0"/>
               <w:jc w:val="left"/>
             </w:pPr>
@@ -21772,6 +22220,7 @@
           </w:tcPr>
           <w:p>
             <w:pPr>
+              <w:keepNext w:val="false"/>
               <w:spacing w:after="40" w:before="0"/>
               <w:jc w:val="left"/>
             </w:pPr>
@@ -21804,6 +22253,7 @@
           </w:tcPr>
           <w:p>
             <w:pPr>
+              <w:keepNext w:val="false"/>
               <w:spacing w:after="40" w:before="0"/>
               <w:jc w:val="left"/>
             </w:pPr>
@@ -21836,6 +22286,7 @@
           </w:tcPr>
           <w:p>
             <w:pPr>
+              <w:keepNext w:val="false"/>
               <w:spacing w:after="40" w:before="0"/>
               <w:jc w:val="left"/>
             </w:pPr>
@@ -21870,6 +22321,7 @@
           </w:tcPr>
           <w:p>
             <w:pPr>
+              <w:keepNext w:val="false"/>
               <w:spacing w:after="40" w:before="0"/>
               <w:jc w:val="left"/>
             </w:pPr>
@@ -21907,7 +22359,7 @@
             <w:pPr>
               <w:spacing w:after="20" w:before="0"/>
             </w:pPr>
-            <w:hyperlink w:history="1" r:id="rIdx_5wgc_v3x4xrnbooi73-">
+            <w:hyperlink w:history="1" r:id="rId6xzqq_yyir-3qti8dt1zv">
               <w:r>
                 <w:rPr>
                   <w:rFonts w:ascii="Arial" w:cs="Arial" w:eastAsia="Arial" w:hAnsi="Arial"/>
@@ -21956,7 +22408,7 @@
               <w:spacing w:after="10" w:before="0"/>
               <w:ind w:left="120"/>
             </w:pPr>
-            <w:hyperlink w:history="1" r:id="rIdcozkinrjk8ye5ojcqpcmv">
+            <w:hyperlink w:history="1" r:id="rIdzshsudycxbyp6dz-92s6a">
               <w:r>
                 <w:rPr>
                   <w:rFonts w:ascii="Arial" w:cs="Arial" w:eastAsia="Arial" w:hAnsi="Arial"/>
@@ -22001,7 +22453,7 @@
             <w:pPr>
               <w:spacing w:after="20" w:before="0"/>
             </w:pPr>
-            <w:hyperlink w:history="1" r:id="rIdmz4azsjvawzzqk3yecccb">
+            <w:hyperlink w:history="1" r:id="rIdvqw8hsyyymtt9j1dpobde">
               <w:r>
                 <w:rPr>
                   <w:rFonts w:ascii="Arial" w:cs="Arial" w:eastAsia="Arial" w:hAnsi="Arial"/>
@@ -22050,7 +22502,7 @@
               <w:spacing w:after="10" w:before="0"/>
               <w:ind w:left="120"/>
             </w:pPr>
-            <w:hyperlink w:history="1" r:id="rId-ruxxx9hh-gcax7zkokxg">
+            <w:hyperlink w:history="1" r:id="rIdtaniv2hiily63hxid6uri">
               <w:r>
                 <w:rPr>
                   <w:rFonts w:ascii="Arial" w:cs="Arial" w:eastAsia="Arial" w:hAnsi="Arial"/>
@@ -22078,6 +22530,7 @@
           </w:tcPr>
           <w:p>
             <w:pPr>
+              <w:keepNext w:val="false"/>
               <w:spacing w:after="40" w:before="0"/>
               <w:jc w:val="left"/>
             </w:pPr>
@@ -22110,6 +22563,7 @@
           </w:tcPr>
           <w:p>
             <w:pPr>
+              <w:keepNext w:val="false"/>
               <w:spacing w:after="40" w:before="0"/>
               <w:jc w:val="left"/>
             </w:pPr>
@@ -22142,6 +22596,7 @@
           </w:tcPr>
           <w:p>
             <w:pPr>
+              <w:keepNext w:val="false"/>
               <w:spacing w:after="40" w:before="0"/>
               <w:jc w:val="left"/>
             </w:pPr>
@@ -22174,6 +22629,7 @@
           </w:tcPr>
           <w:p>
             <w:pPr>
+              <w:keepNext w:val="false"/>
               <w:spacing w:after="40" w:before="0"/>
               <w:jc w:val="left"/>
             </w:pPr>
@@ -22233,6 +22689,7 @@
           </w:tcPr>
           <w:p>
             <w:pPr>
+              <w:keepNext w:val="false"/>
               <w:spacing w:after="40" w:before="0"/>
               <w:jc w:val="center"/>
             </w:pPr>
@@ -22267,6 +22724,7 @@
           </w:tcPr>
           <w:p>
             <w:pPr>
+              <w:keepNext w:val="false"/>
               <w:spacing w:after="40" w:before="0"/>
               <w:jc w:val="left"/>
             </w:pPr>
@@ -22328,6 +22786,7 @@
           </w:tcPr>
           <w:p>
             <w:pPr>
+              <w:keepNext w:val="false"/>
               <w:spacing w:after="40" w:before="0"/>
               <w:jc w:val="center"/>
             </w:pPr>
@@ -22362,6 +22821,7 @@
           </w:tcPr>
           <w:p>
             <w:pPr>
+              <w:keepNext w:val="false"/>
               <w:spacing w:after="40" w:before="0"/>
               <w:jc w:val="left"/>
             </w:pPr>
@@ -22394,6 +22854,7 @@
           </w:tcPr>
           <w:p>
             <w:pPr>
+              <w:keepNext w:val="false"/>
               <w:spacing w:after="40" w:before="0"/>
               <w:jc w:val="left"/>
             </w:pPr>
@@ -22428,6 +22889,7 @@
           </w:tcPr>
           <w:p>
             <w:pPr>
+              <w:keepNext w:val="false"/>
               <w:spacing w:after="40" w:before="0"/>
               <w:jc w:val="left"/>
             </w:pPr>
@@ -22460,6 +22922,7 @@
           </w:tcPr>
           <w:p>
             <w:pPr>
+              <w:keepNext w:val="false"/>
               <w:spacing w:after="40" w:before="0"/>
               <w:jc w:val="left"/>
             </w:pPr>
@@ -22494,6 +22957,7 @@
           </w:tcPr>
           <w:p>
             <w:pPr>
+              <w:keepNext w:val="false"/>
               <w:spacing w:after="40" w:before="0"/>
               <w:jc w:val="left"/>
             </w:pPr>
@@ -22526,6 +22990,7 @@
           </w:tcPr>
           <w:p>
             <w:pPr>
+              <w:keepNext w:val="false"/>
               <w:spacing w:after="40" w:before="0"/>
               <w:jc w:val="left"/>
             </w:pPr>
@@ -22562,7 +23027,7 @@
         </w:rPr>
         <w:t xml:space="preserve">© 2026 SeaVuria and ARES. Aligned with KICD objectives. Developed by SeaVuria; technical implementation by ARES (with AI assistance from Claude). Licensed under </w:t>
       </w:r>
-      <w:hyperlink w:history="1" r:id="rId6eqsaqxkgo2g_vyyu_sr4">
+      <w:hyperlink w:history="1" r:id="rId8pe97eaawgjoqmlun_gqg">
         <w:r>
           <w:rPr>
             <w:rFonts w:ascii="Arial" w:cs="Arial" w:eastAsia="Arial" w:hAnsi="Arial"/>
@@ -22583,7 +23048,7 @@
         </w:rPr>
         <w:t xml:space="preserve"> (</w:t>
       </w:r>
-      <w:hyperlink w:history="1" r:id="rIdj1vqjtp2hy7q6d8-ykgnl">
+      <w:hyperlink w:history="1" r:id="rIdjwvt0-jdq3i9rcvppn-_n">
         <w:r>
           <w:rPr>
             <w:rFonts w:ascii="Arial" w:cs="Arial" w:eastAsia="Arial" w:hAnsi="Arial"/>
@@ -22643,6 +23108,7 @@
           </w:tcPr>
           <w:p>
             <w:pPr>
+              <w:keepNext w:val="false"/>
               <w:spacing w:after="40" w:before="0"/>
               <w:jc w:val="center"/>
             </w:pPr>
@@ -22678,6 +23144,7 @@
           </w:tcPr>
           <w:p>
             <w:pPr>
+              <w:keepNext w:val="false"/>
               <w:spacing w:after="40" w:before="0"/>
               <w:jc w:val="center"/>
             </w:pPr>
@@ -22712,6 +23179,7 @@
           </w:tcPr>
           <w:p>
             <w:pPr>
+              <w:keepNext w:val="false"/>
               <w:spacing w:after="40" w:before="0"/>
               <w:jc w:val="left"/>
             </w:pPr>
@@ -22744,6 +23212,7 @@
           </w:tcPr>
           <w:p>
             <w:pPr>
+              <w:keepNext w:val="false"/>
               <w:spacing w:after="40" w:before="0"/>
               <w:jc w:val="left"/>
             </w:pPr>
@@ -22778,6 +23247,7 @@
           </w:tcPr>
           <w:p>
             <w:pPr>
+              <w:keepNext w:val="false"/>
               <w:spacing w:after="40" w:before="0"/>
               <w:jc w:val="left"/>
             </w:pPr>
@@ -22810,6 +23280,7 @@
           </w:tcPr>
           <w:p>
             <w:pPr>
+              <w:keepNext w:val="false"/>
               <w:spacing w:after="40" w:before="0"/>
               <w:jc w:val="left"/>
             </w:pPr>
@@ -22844,6 +23315,7 @@
           </w:tcPr>
           <w:p>
             <w:pPr>
+              <w:keepNext w:val="false"/>
               <w:spacing w:after="40" w:before="0"/>
               <w:jc w:val="left"/>
             </w:pPr>
@@ -22876,6 +23348,7 @@
           </w:tcPr>
           <w:p>
             <w:pPr>
+              <w:keepNext w:val="false"/>
               <w:spacing w:after="40" w:before="0"/>
               <w:jc w:val="left"/>
             </w:pPr>
@@ -22910,6 +23383,7 @@
           </w:tcPr>
           <w:p>
             <w:pPr>
+              <w:keepNext w:val="false"/>
               <w:spacing w:after="40" w:before="0"/>
               <w:jc w:val="left"/>
             </w:pPr>
@@ -22942,6 +23416,7 @@
           </w:tcPr>
           <w:p>
             <w:pPr>
+              <w:keepNext w:val="false"/>
               <w:spacing w:after="40" w:before="0"/>
               <w:jc w:val="left"/>
             </w:pPr>
@@ -22976,6 +23451,7 @@
           </w:tcPr>
           <w:p>
             <w:pPr>
+              <w:keepNext w:val="false"/>
               <w:spacing w:after="40" w:before="0"/>
               <w:jc w:val="left"/>
             </w:pPr>
@@ -23008,6 +23484,7 @@
           </w:tcPr>
           <w:p>
             <w:pPr>
+              <w:keepNext w:val="false"/>
               <w:spacing w:after="40" w:before="0"/>
               <w:jc w:val="left"/>
             </w:pPr>
@@ -23042,6 +23519,7 @@
           </w:tcPr>
           <w:p>
             <w:pPr>
+              <w:keepNext w:val="false"/>
               <w:spacing w:after="40" w:before="0"/>
               <w:jc w:val="left"/>
             </w:pPr>
@@ -23074,6 +23552,7 @@
           </w:tcPr>
           <w:p>
             <w:pPr>
+              <w:keepNext w:val="false"/>
               <w:spacing w:after="40" w:before="0"/>
               <w:jc w:val="left"/>
             </w:pPr>
@@ -23108,6 +23587,7 @@
           </w:tcPr>
           <w:p>
             <w:pPr>
+              <w:keepNext w:val="false"/>
               <w:spacing w:after="40" w:before="0"/>
               <w:jc w:val="left"/>
             </w:pPr>
@@ -23140,6 +23620,7 @@
           </w:tcPr>
           <w:p>
             <w:pPr>
+              <w:keepNext w:val="false"/>
               <w:spacing w:after="40" w:before="0"/>
               <w:jc w:val="left"/>
             </w:pPr>
@@ -23174,6 +23655,7 @@
           </w:tcPr>
           <w:p>
             <w:pPr>
+              <w:keepNext w:val="false"/>
               <w:spacing w:after="40" w:before="0"/>
               <w:jc w:val="left"/>
             </w:pPr>
@@ -23206,6 +23688,7 @@
           </w:tcPr>
           <w:p>
             <w:pPr>
+              <w:keepNext w:val="false"/>
               <w:spacing w:after="40" w:before="0"/>
               <w:jc w:val="left"/>
             </w:pPr>
@@ -23265,6 +23748,7 @@
           </w:tcPr>
           <w:p>
             <w:pPr>
+              <w:keepNext w:val="false"/>
               <w:spacing w:after="40" w:before="0"/>
               <w:jc w:val="center"/>
             </w:pPr>
@@ -23299,6 +23783,7 @@
           </w:tcPr>
           <w:p>
             <w:pPr>
+              <w:keepNext w:val="false"/>
               <w:spacing w:after="40" w:before="0"/>
               <w:jc w:val="left"/>
             </w:pPr>
@@ -23363,6 +23848,7 @@
           </w:tcPr>
           <w:p>
             <w:pPr>
+              <w:keepNext w:val="false"/>
               <w:spacing w:after="40" w:before="0"/>
               <w:jc w:val="center"/>
             </w:pPr>
@@ -23397,6 +23883,7 @@
           </w:tcPr>
           <w:p>
             <w:pPr>
+              <w:keepNext w:val="false"/>
               <w:spacing w:after="40" w:before="0"/>
               <w:jc w:val="left"/>
             </w:pPr>
@@ -23429,6 +23916,7 @@
           </w:tcPr>
           <w:p>
             <w:pPr>
+              <w:keepNext w:val="false"/>
               <w:spacing w:after="40" w:before="0"/>
               <w:jc w:val="left"/>
             </w:pPr>
@@ -23461,6 +23949,7 @@
           </w:tcPr>
           <w:p>
             <w:pPr>
+              <w:keepNext w:val="false"/>
               <w:spacing w:after="40" w:before="0"/>
               <w:jc w:val="left"/>
             </w:pPr>
@@ -23493,6 +23982,7 @@
           </w:tcPr>
           <w:p>
             <w:pPr>
+              <w:keepNext w:val="false"/>
               <w:spacing w:after="40" w:before="0"/>
               <w:jc w:val="left"/>
             </w:pPr>
@@ -23525,6 +24015,7 @@
           </w:tcPr>
           <w:p>
             <w:pPr>
+              <w:keepNext w:val="false"/>
               <w:spacing w:after="40" w:before="0"/>
               <w:jc w:val="left"/>
             </w:pPr>
@@ -23559,6 +24050,7 @@
           </w:tcPr>
           <w:p>
             <w:pPr>
+              <w:keepNext w:val="false"/>
               <w:spacing w:after="40" w:before="0"/>
               <w:jc w:val="left"/>
             </w:pPr>
@@ -23596,7 +24088,7 @@
             <w:pPr>
               <w:spacing w:after="20" w:before="0"/>
             </w:pPr>
-            <w:hyperlink w:history="1" r:id="rIdkyfldw8nboltgua-aqdjc">
+            <w:hyperlink w:history="1" r:id="rIdbol7uxyu6rtrkb5wck_uz">
               <w:r>
                 <w:rPr>
                   <w:rFonts w:ascii="Arial" w:cs="Arial" w:eastAsia="Arial" w:hAnsi="Arial"/>
@@ -23629,7 +24121,7 @@
               <w:spacing w:after="10" w:before="0"/>
               <w:ind w:left="120"/>
             </w:pPr>
-            <w:hyperlink w:history="1" r:id="rId0l88oiaetoaeo72k6az_s">
+            <w:hyperlink w:history="1" r:id="rIdp7zivmwxrbyd_pkhilmzz">
               <w:r>
                 <w:rPr>
                   <w:rFonts w:ascii="Arial" w:cs="Arial" w:eastAsia="Arial" w:hAnsi="Arial"/>
@@ -23674,7 +24166,7 @@
             <w:pPr>
               <w:spacing w:after="20" w:before="0"/>
             </w:pPr>
-            <w:hyperlink w:history="1" r:id="rIdkfrhihvsw5gbyblamorur">
+            <w:hyperlink w:history="1" r:id="rId6lpq8pobr4ovoqic3gquw">
               <w:r>
                 <w:rPr>
                   <w:rFonts w:ascii="Arial" w:cs="Arial" w:eastAsia="Arial" w:hAnsi="Arial"/>
@@ -23707,7 +24199,7 @@
               <w:spacing w:after="10" w:before="0"/>
               <w:ind w:left="120"/>
             </w:pPr>
-            <w:hyperlink w:history="1" r:id="rId1aeqqiznuktptlxfvll_i">
+            <w:hyperlink w:history="1" r:id="rId5ewr4eyppnfjwkfgayo64">
               <w:r>
                 <w:rPr>
                   <w:rFonts w:ascii="Arial" w:cs="Arial" w:eastAsia="Arial" w:hAnsi="Arial"/>
@@ -23735,6 +24227,7 @@
           </w:tcPr>
           <w:p>
             <w:pPr>
+              <w:keepNext w:val="false"/>
               <w:spacing w:after="40" w:before="0"/>
               <w:jc w:val="left"/>
             </w:pPr>
@@ -23767,6 +24260,7 @@
           </w:tcPr>
           <w:p>
             <w:pPr>
+              <w:keepNext w:val="false"/>
               <w:spacing w:after="40" w:before="0"/>
               <w:jc w:val="left"/>
             </w:pPr>
@@ -23799,6 +24293,7 @@
           </w:tcPr>
           <w:p>
             <w:pPr>
+              <w:keepNext w:val="false"/>
               <w:spacing w:after="40" w:before="0"/>
               <w:jc w:val="left"/>
             </w:pPr>
@@ -23831,6 +24326,7 @@
           </w:tcPr>
           <w:p>
             <w:pPr>
+              <w:keepNext w:val="false"/>
               <w:spacing w:after="40" w:before="0"/>
               <w:jc w:val="left"/>
             </w:pPr>
@@ -23865,6 +24361,7 @@
           </w:tcPr>
           <w:p>
             <w:pPr>
+              <w:keepNext w:val="false"/>
               <w:spacing w:after="40" w:before="0"/>
               <w:jc w:val="left"/>
             </w:pPr>
@@ -23902,7 +24399,7 @@
             <w:pPr>
               <w:spacing w:after="20" w:before="0"/>
             </w:pPr>
-            <w:hyperlink w:history="1" r:id="rId0bk-mow4skk1wlw5c13ti">
+            <w:hyperlink w:history="1" r:id="rIdvt9xnktg68sjr95-scqts">
               <w:r>
                 <w:rPr>
                   <w:rFonts w:ascii="Arial" w:cs="Arial" w:eastAsia="Arial" w:hAnsi="Arial"/>
@@ -23935,7 +24432,7 @@
               <w:spacing w:after="10" w:before="0"/>
               <w:ind w:left="120"/>
             </w:pPr>
-            <w:hyperlink w:history="1" r:id="rIdf2-ltxeo-ehxmyex9paox">
+            <w:hyperlink w:history="1" r:id="rId7xaturiomufeceha7cmsl">
               <w:r>
                 <w:rPr>
                   <w:rFonts w:ascii="Arial" w:cs="Arial" w:eastAsia="Arial" w:hAnsi="Arial"/>
@@ -23980,7 +24477,7 @@
             <w:pPr>
               <w:spacing w:after="20" w:before="0"/>
             </w:pPr>
-            <w:hyperlink w:history="1" r:id="rIdrobtmhtouverelpytzaid">
+            <w:hyperlink w:history="1" r:id="rIdr06-h2m_cfh6k7b1csjmo">
               <w:r>
                 <w:rPr>
                   <w:rFonts w:ascii="Arial" w:cs="Arial" w:eastAsia="Arial" w:hAnsi="Arial"/>
@@ -24013,7 +24510,7 @@
               <w:spacing w:after="10" w:before="0"/>
               <w:ind w:left="120"/>
             </w:pPr>
-            <w:hyperlink w:history="1" r:id="rIdjikdkvdelzgdcofnzxmgd">
+            <w:hyperlink w:history="1" r:id="rIdqydbnjzsgvhtb-ejwkhlc">
               <w:r>
                 <w:rPr>
                   <w:rFonts w:ascii="Arial" w:cs="Arial" w:eastAsia="Arial" w:hAnsi="Arial"/>
@@ -24041,6 +24538,7 @@
           </w:tcPr>
           <w:p>
             <w:pPr>
+              <w:keepNext w:val="false"/>
               <w:spacing w:after="40" w:before="0"/>
               <w:jc w:val="left"/>
             </w:pPr>
@@ -24073,6 +24571,7 @@
           </w:tcPr>
           <w:p>
             <w:pPr>
+              <w:keepNext w:val="false"/>
               <w:spacing w:after="40" w:before="0"/>
               <w:jc w:val="left"/>
             </w:pPr>
@@ -24105,6 +24604,7 @@
           </w:tcPr>
           <w:p>
             <w:pPr>
+              <w:keepNext w:val="false"/>
               <w:spacing w:after="40" w:before="0"/>
               <w:jc w:val="left"/>
             </w:pPr>
@@ -24137,6 +24637,7 @@
           </w:tcPr>
           <w:p>
             <w:pPr>
+              <w:keepNext w:val="false"/>
               <w:spacing w:after="40" w:before="0"/>
               <w:jc w:val="left"/>
             </w:pPr>
@@ -24171,6 +24672,7 @@
           </w:tcPr>
           <w:p>
             <w:pPr>
+              <w:keepNext w:val="false"/>
               <w:spacing w:after="40" w:before="0"/>
               <w:jc w:val="left"/>
             </w:pPr>
@@ -24208,7 +24710,7 @@
             <w:pPr>
               <w:spacing w:after="20" w:before="0"/>
             </w:pPr>
-            <w:hyperlink w:history="1" r:id="rId1mytlacdjbbfl3bw7ould">
+            <w:hyperlink w:history="1" r:id="rIdadokijaxt-xvbu79wehk9">
               <w:r>
                 <w:rPr>
                   <w:rFonts w:ascii="Arial" w:cs="Arial" w:eastAsia="Arial" w:hAnsi="Arial"/>
@@ -24241,7 +24743,7 @@
               <w:spacing w:after="10" w:before="0"/>
               <w:ind w:left="120"/>
             </w:pPr>
-            <w:hyperlink w:history="1" r:id="rIdl0ye-jt2li5ykcnxqwpr8">
+            <w:hyperlink w:history="1" r:id="rIdpqbvcqkhrpmwejguylibf">
               <w:r>
                 <w:rPr>
                   <w:rFonts w:ascii="Arial" w:cs="Arial" w:eastAsia="Arial" w:hAnsi="Arial"/>
@@ -24286,7 +24788,7 @@
             <w:pPr>
               <w:spacing w:after="20" w:before="0"/>
             </w:pPr>
-            <w:hyperlink w:history="1" r:id="rIdrkxm0q73thtxwthbdqoyu">
+            <w:hyperlink w:history="1" r:id="rIdobpkwshdelrtxbkkbwcnz">
               <w:r>
                 <w:rPr>
                   <w:rFonts w:ascii="Arial" w:cs="Arial" w:eastAsia="Arial" w:hAnsi="Arial"/>
@@ -24319,7 +24821,7 @@
               <w:spacing w:after="10" w:before="0"/>
               <w:ind w:left="120"/>
             </w:pPr>
-            <w:hyperlink w:history="1" r:id="rIdj5yc3z2nchmjf77hqxxuy">
+            <w:hyperlink w:history="1" r:id="rIdvr58ppfisixcltkggup_l">
               <w:r>
                 <w:rPr>
                   <w:rFonts w:ascii="Arial" w:cs="Arial" w:eastAsia="Arial" w:hAnsi="Arial"/>
@@ -24347,6 +24849,7 @@
           </w:tcPr>
           <w:p>
             <w:pPr>
+              <w:keepNext w:val="false"/>
               <w:spacing w:after="40" w:before="0"/>
               <w:jc w:val="left"/>
             </w:pPr>
@@ -24379,6 +24882,7 @@
           </w:tcPr>
           <w:p>
             <w:pPr>
+              <w:keepNext w:val="false"/>
               <w:spacing w:after="40" w:before="0"/>
               <w:jc w:val="left"/>
             </w:pPr>
@@ -24411,6 +24915,7 @@
           </w:tcPr>
           <w:p>
             <w:pPr>
+              <w:keepNext w:val="false"/>
               <w:spacing w:after="40" w:before="0"/>
               <w:jc w:val="left"/>
             </w:pPr>
@@ -24443,6 +24948,7 @@
           </w:tcPr>
           <w:p>
             <w:pPr>
+              <w:keepNext w:val="false"/>
               <w:spacing w:after="40" w:before="0"/>
               <w:jc w:val="left"/>
             </w:pPr>
@@ -24477,6 +24983,7 @@
           </w:tcPr>
           <w:p>
             <w:pPr>
+              <w:keepNext w:val="false"/>
               <w:spacing w:after="40" w:before="0"/>
               <w:jc w:val="left"/>
             </w:pPr>
@@ -24514,7 +25021,7 @@
             <w:pPr>
               <w:spacing w:after="20" w:before="0"/>
             </w:pPr>
-            <w:hyperlink w:history="1" r:id="rId7c_wupzv5ftkfcy-uchts">
+            <w:hyperlink w:history="1" r:id="rIdp99odb049lgr-vwvbydsq">
               <w:r>
                 <w:rPr>
                   <w:rFonts w:ascii="Arial" w:cs="Arial" w:eastAsia="Arial" w:hAnsi="Arial"/>
@@ -24547,7 +25054,7 @@
               <w:spacing w:after="10" w:before="0"/>
               <w:ind w:left="120"/>
             </w:pPr>
-            <w:hyperlink w:history="1" r:id="rId6i8g4zdlepkmsjqlzcywz">
+            <w:hyperlink w:history="1" r:id="rIdtjjlx9rxitd8kx39snkuq">
               <w:r>
                 <w:rPr>
                   <w:rFonts w:ascii="Arial" w:cs="Arial" w:eastAsia="Arial" w:hAnsi="Arial"/>
@@ -24592,7 +25099,7 @@
             <w:pPr>
               <w:spacing w:after="20" w:before="0"/>
             </w:pPr>
-            <w:hyperlink w:history="1" r:id="rId6qimvppate3xkbnzdy2wb">
+            <w:hyperlink w:history="1" r:id="rId_vb_iiectnpldk8dgrial">
               <w:r>
                 <w:rPr>
                   <w:rFonts w:ascii="Arial" w:cs="Arial" w:eastAsia="Arial" w:hAnsi="Arial"/>
@@ -24625,7 +25132,7 @@
               <w:spacing w:after="10" w:before="0"/>
               <w:ind w:left="120"/>
             </w:pPr>
-            <w:hyperlink w:history="1" r:id="rIdnkqtbklj0fy8yntyhwajj">
+            <w:hyperlink w:history="1" r:id="rId0lras8md2xdhyxvrercqq">
               <w:r>
                 <w:rPr>
                   <w:rFonts w:ascii="Arial" w:cs="Arial" w:eastAsia="Arial" w:hAnsi="Arial"/>
@@ -24653,6 +25160,7 @@
           </w:tcPr>
           <w:p>
             <w:pPr>
+              <w:keepNext w:val="false"/>
               <w:spacing w:after="40" w:before="0"/>
               <w:jc w:val="left"/>
             </w:pPr>
@@ -24685,6 +25193,7 @@
           </w:tcPr>
           <w:p>
             <w:pPr>
+              <w:keepNext w:val="false"/>
               <w:spacing w:after="40" w:before="0"/>
               <w:jc w:val="left"/>
             </w:pPr>
@@ -24717,6 +25226,7 @@
           </w:tcPr>
           <w:p>
             <w:pPr>
+              <w:keepNext w:val="false"/>
               <w:spacing w:after="40" w:before="0"/>
               <w:jc w:val="left"/>
             </w:pPr>
@@ -24749,6 +25259,7 @@
           </w:tcPr>
           <w:p>
             <w:pPr>
+              <w:keepNext w:val="false"/>
               <w:spacing w:after="40" w:before="0"/>
               <w:jc w:val="left"/>
             </w:pPr>
@@ -24783,6 +25294,7 @@
           </w:tcPr>
           <w:p>
             <w:pPr>
+              <w:keepNext w:val="false"/>
               <w:spacing w:after="40" w:before="0"/>
               <w:jc w:val="left"/>
             </w:pPr>
@@ -24820,7 +25332,7 @@
             <w:pPr>
               <w:spacing w:after="20" w:before="0"/>
             </w:pPr>
-            <w:hyperlink w:history="1" r:id="rIdwqfrjeludovqpxutwmmn2">
+            <w:hyperlink w:history="1" r:id="rIdftnd4u2shw0yecwg7adjm">
               <w:r>
                 <w:rPr>
                   <w:rFonts w:ascii="Arial" w:cs="Arial" w:eastAsia="Arial" w:hAnsi="Arial"/>
@@ -24853,7 +25365,7 @@
               <w:spacing w:after="10" w:before="0"/>
               <w:ind w:left="120"/>
             </w:pPr>
-            <w:hyperlink w:history="1" r:id="rIddhh9yssqxm1fl5bs7g7ct">
+            <w:hyperlink w:history="1" r:id="rIdy2w32_pdhxp-9p67mtree">
               <w:r>
                 <w:rPr>
                   <w:rFonts w:ascii="Arial" w:cs="Arial" w:eastAsia="Arial" w:hAnsi="Arial"/>
@@ -24898,7 +25410,7 @@
             <w:pPr>
               <w:spacing w:after="20" w:before="0"/>
             </w:pPr>
-            <w:hyperlink w:history="1" r:id="rIdp--_poidtagg95jrspxdh">
+            <w:hyperlink w:history="1" r:id="rId5xoya9lummc6xeadgeui7">
               <w:r>
                 <w:rPr>
                   <w:rFonts w:ascii="Arial" w:cs="Arial" w:eastAsia="Arial" w:hAnsi="Arial"/>
@@ -24931,7 +25443,7 @@
               <w:spacing w:after="10" w:before="0"/>
               <w:ind w:left="120"/>
             </w:pPr>
-            <w:hyperlink w:history="1" r:id="rIdgsjykcjiondcd81syglg5">
+            <w:hyperlink w:history="1" r:id="rIdhtu4uraay1ncpxinb0j5s">
               <w:r>
                 <w:rPr>
                   <w:rFonts w:ascii="Arial" w:cs="Arial" w:eastAsia="Arial" w:hAnsi="Arial"/>
@@ -24959,6 +25471,7 @@
           </w:tcPr>
           <w:p>
             <w:pPr>
+              <w:keepNext w:val="false"/>
               <w:spacing w:after="40" w:before="0"/>
               <w:jc w:val="left"/>
             </w:pPr>
@@ -24991,6 +25504,7 @@
           </w:tcPr>
           <w:p>
             <w:pPr>
+              <w:keepNext w:val="false"/>
               <w:spacing w:after="40" w:before="0"/>
               <w:jc w:val="left"/>
             </w:pPr>
@@ -25023,6 +25537,7 @@
           </w:tcPr>
           <w:p>
             <w:pPr>
+              <w:keepNext w:val="false"/>
               <w:spacing w:after="40" w:before="0"/>
               <w:jc w:val="left"/>
             </w:pPr>
@@ -25055,6 +25570,7 @@
           </w:tcPr>
           <w:p>
             <w:pPr>
+              <w:keepNext w:val="false"/>
               <w:spacing w:after="40" w:before="0"/>
               <w:jc w:val="left"/>
             </w:pPr>
@@ -25114,6 +25630,7 @@
           </w:tcPr>
           <w:p>
             <w:pPr>
+              <w:keepNext w:val="false"/>
               <w:spacing w:after="40" w:before="0"/>
               <w:jc w:val="center"/>
             </w:pPr>
@@ -25148,6 +25665,7 @@
           </w:tcPr>
           <w:p>
             <w:pPr>
+              <w:keepNext w:val="false"/>
               <w:spacing w:after="40" w:before="0"/>
               <w:jc w:val="left"/>
             </w:pPr>
@@ -25209,6 +25727,7 @@
           </w:tcPr>
           <w:p>
             <w:pPr>
+              <w:keepNext w:val="false"/>
               <w:spacing w:after="40" w:before="0"/>
               <w:jc w:val="center"/>
             </w:pPr>
@@ -25243,6 +25762,7 @@
           </w:tcPr>
           <w:p>
             <w:pPr>
+              <w:keepNext w:val="false"/>
               <w:spacing w:after="40" w:before="0"/>
               <w:jc w:val="left"/>
             </w:pPr>
@@ -25275,6 +25795,7 @@
           </w:tcPr>
           <w:p>
             <w:pPr>
+              <w:keepNext w:val="false"/>
               <w:spacing w:after="40" w:before="0"/>
               <w:jc w:val="left"/>
             </w:pPr>
@@ -25309,6 +25830,7 @@
           </w:tcPr>
           <w:p>
             <w:pPr>
+              <w:keepNext w:val="false"/>
               <w:spacing w:after="40" w:before="0"/>
               <w:jc w:val="left"/>
             </w:pPr>
@@ -25341,6 +25863,7 @@
           </w:tcPr>
           <w:p>
             <w:pPr>
+              <w:keepNext w:val="false"/>
               <w:spacing w:after="40" w:before="0"/>
               <w:jc w:val="left"/>
             </w:pPr>
@@ -25375,6 +25898,7 @@
           </w:tcPr>
           <w:p>
             <w:pPr>
+              <w:keepNext w:val="false"/>
               <w:spacing w:after="40" w:before="0"/>
               <w:jc w:val="left"/>
             </w:pPr>
@@ -25407,6 +25931,7 @@
           </w:tcPr>
           <w:p>
             <w:pPr>
+              <w:keepNext w:val="false"/>
               <w:spacing w:after="40" w:before="0"/>
               <w:jc w:val="left"/>
             </w:pPr>
@@ -25443,7 +25968,7 @@
         </w:rPr>
         <w:t xml:space="preserve">© 2026 SeaVuria and ARES. Aligned with KICD objectives. Developed by SeaVuria; technical implementation by ARES (with AI assistance from Claude). Licensed under </w:t>
       </w:r>
-      <w:hyperlink w:history="1" r:id="rIduyyb3uuqfegj_8fofwtto">
+      <w:hyperlink w:history="1" r:id="rId7yqs4birzbphepifj6mgu">
         <w:r>
           <w:rPr>
             <w:rFonts w:ascii="Arial" w:cs="Arial" w:eastAsia="Arial" w:hAnsi="Arial"/>
@@ -25464,7 +25989,7 @@
         </w:rPr>
         <w:t xml:space="preserve"> (</w:t>
       </w:r>
-      <w:hyperlink w:history="1" r:id="rIdhi-kmge35nvxaobwcnzst">
+      <w:hyperlink w:history="1" r:id="rIdy-zkrhbbbxn64a-lspsrc">
         <w:r>
           <w:rPr>
             <w:rFonts w:ascii="Arial" w:cs="Arial" w:eastAsia="Arial" w:hAnsi="Arial"/>
@@ -25525,6 +26050,7 @@
           </w:tcPr>
           <w:p>
             <w:pPr>
+              <w:keepNext w:val="false"/>
               <w:spacing w:after="40" w:before="0"/>
               <w:jc w:val="center"/>
             </w:pPr>
@@ -25559,6 +26085,7 @@
           </w:tcPr>
           <w:p>
             <w:pPr>
+              <w:keepNext w:val="false"/>
               <w:spacing w:after="40" w:before="0"/>
               <w:jc w:val="left"/>
             </w:pPr>
@@ -25591,6 +26118,7 @@
           </w:tcPr>
           <w:p>
             <w:pPr>
+              <w:keepNext w:val="false"/>
               <w:spacing w:after="40" w:before="0"/>
               <w:jc w:val="left"/>
             </w:pPr>
@@ -25623,6 +26151,7 @@
           </w:tcPr>
           <w:p>
             <w:pPr>
+              <w:keepNext w:val="false"/>
               <w:spacing w:after="40" w:before="0"/>
               <w:jc w:val="left"/>
             </w:pPr>
@@ -25657,6 +26186,7 @@
           </w:tcPr>
           <w:p>
             <w:pPr>
+              <w:keepNext w:val="false"/>
               <w:spacing w:after="40" w:before="0"/>
               <w:jc w:val="left"/>
             </w:pPr>
@@ -25689,6 +26219,7 @@
           </w:tcPr>
           <w:p>
             <w:pPr>
+              <w:keepNext w:val="false"/>
               <w:spacing w:after="40" w:before="0"/>
               <w:jc w:val="left"/>
             </w:pPr>
@@ -25721,6 +26252,7 @@
           </w:tcPr>
           <w:p>
             <w:pPr>
+              <w:keepNext w:val="false"/>
               <w:spacing w:after="40" w:before="0"/>
               <w:jc w:val="left"/>
             </w:pPr>
@@ -25755,6 +26287,7 @@
           </w:tcPr>
           <w:p>
             <w:pPr>
+              <w:keepNext w:val="false"/>
               <w:spacing w:after="40" w:before="0"/>
               <w:jc w:val="left"/>
             </w:pPr>
@@ -25787,6 +26320,7 @@
           </w:tcPr>
           <w:p>
             <w:pPr>
+              <w:keepNext w:val="false"/>
               <w:spacing w:after="40" w:before="0"/>
               <w:jc w:val="left"/>
             </w:pPr>
@@ -25819,6 +26353,7 @@
           </w:tcPr>
           <w:p>
             <w:pPr>
+              <w:keepNext w:val="false"/>
               <w:spacing w:after="40" w:before="0"/>
               <w:jc w:val="left"/>
             </w:pPr>
@@ -25853,6 +26388,7 @@
           </w:tcPr>
           <w:p>
             <w:pPr>
+              <w:keepNext w:val="false"/>
               <w:spacing w:after="40" w:before="0"/>
               <w:jc w:val="left"/>
             </w:pPr>
@@ -25885,6 +26421,7 @@
           </w:tcPr>
           <w:p>
             <w:pPr>
+              <w:keepNext w:val="false"/>
               <w:spacing w:after="40" w:before="0"/>
               <w:jc w:val="left"/>
             </w:pPr>
@@ -25917,6 +26454,7 @@
           </w:tcPr>
           <w:p>
             <w:pPr>
+              <w:keepNext w:val="false"/>
               <w:spacing w:after="40" w:before="0"/>
               <w:jc w:val="left"/>
             </w:pPr>

--- a/data/outputs/v2/Essential_Mathematics/SS3.1_Statistics_1/Essential_Mathematics_Statistics_1_CBE_LessonSequence.docx
+++ b/data/outputs/v2/Essential_Mathematics/SS3.1_Statistics_1/Essential_Mathematics_Statistics_1_CBE_LessonSequence.docx
@@ -2118,7 +2118,7 @@
         </w:rPr>
         <w:t xml:space="preserve">© 2026 SeaVuria and ARES. This work is licensed under a </w:t>
       </w:r>
-      <w:hyperlink w:history="1" r:id="rIdfrv68rbnwrjibjgf6-azu">
+      <w:hyperlink w:history="1" r:id="rIdjf_ajarkivogkpdlp_m3z">
         <w:r>
           <w:rPr>
             <w:rFonts w:ascii="Arial" w:cs="Arial" w:eastAsia="Arial" w:hAnsi="Arial"/>
@@ -2138,7 +2138,7 @@
         </w:rPr>
         <w:t xml:space="preserve"> (</w:t>
       </w:r>
-      <w:hyperlink w:history="1" r:id="rId4jrslaxwheqyarpaynwk8">
+      <w:hyperlink w:history="1" r:id="rId2xuljwqbwm1scx7bjalk3">
         <w:r>
           <w:rPr>
             <w:rFonts w:ascii="Arial" w:cs="Arial" w:eastAsia="Arial" w:hAnsi="Arial"/>
@@ -2158,7 +2158,7 @@
         </w:rPr>
         <w:t xml:space="preserve">). To view a copy of this license, visit </w:t>
       </w:r>
-      <w:hyperlink w:history="1" r:id="rId9tj4m_4q5f2fa3p7ebazc">
+      <w:hyperlink w:history="1" r:id="rIdjwsyqq7zx54zoez84h_yf">
         <w:r>
           <w:rPr>
             <w:rFonts w:ascii="Arial" w:cs="Arial" w:eastAsia="Arial" w:hAnsi="Arial"/>
@@ -3197,7 +3197,7 @@
             <w:pPr>
               <w:spacing w:after="20" w:before="0"/>
             </w:pPr>
-            <w:hyperlink w:history="1" r:id="rIdpxpx6dgxfly0i1_9fcykw">
+            <w:hyperlink w:history="1" r:id="rIdlvkng-fwwq8djusbp9ahr">
               <w:r>
                 <w:rPr>
                   <w:rFonts w:ascii="Arial" w:cs="Arial" w:eastAsia="Arial" w:hAnsi="Arial"/>
@@ -3230,7 +3230,7 @@
               <w:spacing w:after="10" w:before="0"/>
               <w:ind w:left="120"/>
             </w:pPr>
-            <w:hyperlink w:history="1" r:id="rIdwrae_yw21nqfi4284fkyk">
+            <w:hyperlink w:history="1" r:id="rIdxk51mb_vdew7zapbmr2vw">
               <w:r>
                 <w:rPr>
                   <w:rFonts w:ascii="Arial" w:cs="Arial" w:eastAsia="Arial" w:hAnsi="Arial"/>
@@ -3275,7 +3275,7 @@
             <w:pPr>
               <w:spacing w:after="20" w:before="0"/>
             </w:pPr>
-            <w:hyperlink w:history="1" r:id="rIdwvfmcl2wciesatgkizhkv">
+            <w:hyperlink w:history="1" r:id="rIdvorrvvfpsjwcc9wq10ccl">
               <w:r>
                 <w:rPr>
                   <w:rFonts w:ascii="Arial" w:cs="Arial" w:eastAsia="Arial" w:hAnsi="Arial"/>
@@ -3308,7 +3308,7 @@
               <w:spacing w:after="10" w:before="0"/>
               <w:ind w:left="120"/>
             </w:pPr>
-            <w:hyperlink w:history="1" r:id="rIdneldacf5hq3ync2an2cct">
+            <w:hyperlink w:history="1" r:id="rIdxnyhkiuqqx58sra8dw3bj">
               <w:r>
                 <w:rPr>
                   <w:rFonts w:ascii="Arial" w:cs="Arial" w:eastAsia="Arial" w:hAnsi="Arial"/>
@@ -3508,7 +3508,7 @@
             <w:pPr>
               <w:spacing w:after="20" w:before="0"/>
             </w:pPr>
-            <w:hyperlink w:history="1" r:id="rIdajgmbrxqswuzqkfledurt">
+            <w:hyperlink w:history="1" r:id="rId5dm9bmje_e_ccfgsa1btn">
               <w:r>
                 <w:rPr>
                   <w:rFonts w:ascii="Arial" w:cs="Arial" w:eastAsia="Arial" w:hAnsi="Arial"/>
@@ -3541,7 +3541,7 @@
               <w:spacing w:after="10" w:before="0"/>
               <w:ind w:left="120"/>
             </w:pPr>
-            <w:hyperlink w:history="1" r:id="rId9wyidjf3mohaimy98pjwh">
+            <w:hyperlink w:history="1" r:id="rIdrmjzysimtxmwzj0b076j_">
               <w:r>
                 <w:rPr>
                   <w:rFonts w:ascii="Arial" w:cs="Arial" w:eastAsia="Arial" w:hAnsi="Arial"/>
@@ -3586,7 +3586,7 @@
             <w:pPr>
               <w:spacing w:after="20" w:before="0"/>
             </w:pPr>
-            <w:hyperlink w:history="1" r:id="rId0nnazum9hcz2bi9agliha">
+            <w:hyperlink w:history="1" r:id="rIdmuu_lpj-584ihshvm27ou">
               <w:r>
                 <w:rPr>
                   <w:rFonts w:ascii="Arial" w:cs="Arial" w:eastAsia="Arial" w:hAnsi="Arial"/>
@@ -3619,7 +3619,7 @@
               <w:spacing w:after="10" w:before="0"/>
               <w:ind w:left="120"/>
             </w:pPr>
-            <w:hyperlink w:history="1" r:id="rId7nfjgznlo0bbdydrhm-6d">
+            <w:hyperlink w:history="1" r:id="rIdyffdgb1av1a7uecriw6t7">
               <w:r>
                 <w:rPr>
                   <w:rFonts w:ascii="Arial" w:cs="Arial" w:eastAsia="Arial" w:hAnsi="Arial"/>
@@ -3819,7 +3819,7 @@
             <w:pPr>
               <w:spacing w:after="20" w:before="0"/>
             </w:pPr>
-            <w:hyperlink w:history="1" r:id="rIdbpfocw67nbtzwvf4gazox">
+            <w:hyperlink w:history="1" r:id="rIdejmuakw_a3nx1gv4ug5bs">
               <w:r>
                 <w:rPr>
                   <w:rFonts w:ascii="Arial" w:cs="Arial" w:eastAsia="Arial" w:hAnsi="Arial"/>
@@ -3852,7 +3852,7 @@
               <w:spacing w:after="10" w:before="0"/>
               <w:ind w:left="120"/>
             </w:pPr>
-            <w:hyperlink w:history="1" r:id="rIdhd4z5uwumij62fiiw7vtq">
+            <w:hyperlink w:history="1" r:id="rIdhjsj24_vl3fsgdodto3rx">
               <w:r>
                 <w:rPr>
                   <w:rFonts w:ascii="Arial" w:cs="Arial" w:eastAsia="Arial" w:hAnsi="Arial"/>
@@ -3897,7 +3897,7 @@
             <w:pPr>
               <w:spacing w:after="20" w:before="0"/>
             </w:pPr>
-            <w:hyperlink w:history="1" r:id="rId0_9kihzrbsxd-5fuwq0jd">
+            <w:hyperlink w:history="1" r:id="rIdilvhr5ujervtv-afclqnz">
               <w:r>
                 <w:rPr>
                   <w:rFonts w:ascii="Arial" w:cs="Arial" w:eastAsia="Arial" w:hAnsi="Arial"/>
@@ -3946,7 +3946,7 @@
               <w:spacing w:after="10" w:before="0"/>
               <w:ind w:left="120"/>
             </w:pPr>
-            <w:hyperlink w:history="1" r:id="rId2e9plcjj5jwvhmmw33_ng">
+            <w:hyperlink w:history="1" r:id="rId8xywvji2f0e9hwvbzqqju">
               <w:r>
                 <w:rPr>
                   <w:rFonts w:ascii="Arial" w:cs="Arial" w:eastAsia="Arial" w:hAnsi="Arial"/>
@@ -4146,7 +4146,7 @@
             <w:pPr>
               <w:spacing w:after="20" w:before="0"/>
             </w:pPr>
-            <w:hyperlink w:history="1" r:id="rIdvcliwxc-pwom6lggcz9ij">
+            <w:hyperlink w:history="1" r:id="rIdmiwcor3ioa5mgxbamfv8o">
               <w:r>
                 <w:rPr>
                   <w:rFonts w:ascii="Arial" w:cs="Arial" w:eastAsia="Arial" w:hAnsi="Arial"/>
@@ -4179,7 +4179,7 @@
               <w:spacing w:after="10" w:before="0"/>
               <w:ind w:left="120"/>
             </w:pPr>
-            <w:hyperlink w:history="1" r:id="rIdz1kuzzybv6i9dk3qohflx">
+            <w:hyperlink w:history="1" r:id="rIdt_q8-nc_tczanc1y6pd2x">
               <w:r>
                 <w:rPr>
                   <w:rFonts w:ascii="Arial" w:cs="Arial" w:eastAsia="Arial" w:hAnsi="Arial"/>
@@ -4224,7 +4224,7 @@
             <w:pPr>
               <w:spacing w:after="20" w:before="0"/>
             </w:pPr>
-            <w:hyperlink w:history="1" r:id="rIdoihbbe_0s6l0sfuedeoxb">
+            <w:hyperlink w:history="1" r:id="rIdsbnqt6gaq0hbo8986biln">
               <w:r>
                 <w:rPr>
                   <w:rFonts w:ascii="Arial" w:cs="Arial" w:eastAsia="Arial" w:hAnsi="Arial"/>
@@ -4257,7 +4257,7 @@
               <w:spacing w:after="10" w:before="0"/>
               <w:ind w:left="120"/>
             </w:pPr>
-            <w:hyperlink w:history="1" r:id="rId2hyr5c68xjw0abbo8jhpd">
+            <w:hyperlink w:history="1" r:id="rIdd-rb5suokwdjev2zdcz3j">
               <w:r>
                 <w:rPr>
                   <w:rFonts w:ascii="Arial" w:cs="Arial" w:eastAsia="Arial" w:hAnsi="Arial"/>
@@ -4457,7 +4457,7 @@
             <w:pPr>
               <w:spacing w:after="20" w:before="0"/>
             </w:pPr>
-            <w:hyperlink w:history="1" r:id="rIdhk0ss592kzp2lz_wclv2e">
+            <w:hyperlink w:history="1" r:id="rIdmpw3tdrio2eqeaardnftu">
               <w:r>
                 <w:rPr>
                   <w:rFonts w:ascii="Arial" w:cs="Arial" w:eastAsia="Arial" w:hAnsi="Arial"/>
@@ -4506,7 +4506,7 @@
               <w:spacing w:after="10" w:before="0"/>
               <w:ind w:left="120"/>
             </w:pPr>
-            <w:hyperlink w:history="1" r:id="rIdhcuh_sityx9kcehlkhdjq">
+            <w:hyperlink w:history="1" r:id="rIdoctcglhjqe_jnzpqz8upv">
               <w:r>
                 <w:rPr>
                   <w:rFonts w:ascii="Arial" w:cs="Arial" w:eastAsia="Arial" w:hAnsi="Arial"/>
@@ -4551,7 +4551,7 @@
             <w:pPr>
               <w:spacing w:after="20" w:before="0"/>
             </w:pPr>
-            <w:hyperlink w:history="1" r:id="rIdif1nrb5qf87erppl-ko81">
+            <w:hyperlink w:history="1" r:id="rIdrblj51hoxk10awsvpleyu">
               <w:r>
                 <w:rPr>
                   <w:rFonts w:ascii="Arial" w:cs="Arial" w:eastAsia="Arial" w:hAnsi="Arial"/>
@@ -4584,7 +4584,7 @@
               <w:spacing w:after="10" w:before="0"/>
               <w:ind w:left="120"/>
             </w:pPr>
-            <w:hyperlink w:history="1" r:id="rIdcasu1nho9u5bwncm51xrk">
+            <w:hyperlink w:history="1" r:id="rIdmipdsif1-payvf216gw_t">
               <w:r>
                 <w:rPr>
                   <w:rFonts w:ascii="Arial" w:cs="Arial" w:eastAsia="Arial" w:hAnsi="Arial"/>
@@ -5109,7 +5109,7 @@
         </w:rPr>
         <w:t xml:space="preserve">© 2026 SeaVuria and ARES. Aligned with KICD objectives. Developed by SeaVuria; technical implementation by ARES (with AI assistance from Claude). Licensed under </w:t>
       </w:r>
-      <w:hyperlink w:history="1" r:id="rIdyvbx_sda5qmpwqurrgqsj">
+      <w:hyperlink w:history="1" r:id="rIdhkm2seymetcqlaealoxh2">
         <w:r>
           <w:rPr>
             <w:rFonts w:ascii="Arial" w:cs="Arial" w:eastAsia="Arial" w:hAnsi="Arial"/>
@@ -5130,7 +5130,7 @@
         </w:rPr>
         <w:t xml:space="preserve"> (</w:t>
       </w:r>
-      <w:hyperlink w:history="1" r:id="rIdqi9k2hgrijg_7t9cqrpg8">
+      <w:hyperlink w:history="1" r:id="rIdgcpl0tvnnule2aabisf6b">
         <w:r>
           <w:rPr>
             <w:rFonts w:ascii="Arial" w:cs="Arial" w:eastAsia="Arial" w:hAnsi="Arial"/>
@@ -6170,7 +6170,7 @@
             <w:pPr>
               <w:spacing w:after="20" w:before="0"/>
             </w:pPr>
-            <w:hyperlink w:history="1" r:id="rId6yqgrzuvu9yr6j_g88qvl">
+            <w:hyperlink w:history="1" r:id="rIdyyfnxl69z5l3wzyxhwykk">
               <w:r>
                 <w:rPr>
                   <w:rFonts w:ascii="Arial" w:cs="Arial" w:eastAsia="Arial" w:hAnsi="Arial"/>
@@ -6203,7 +6203,7 @@
               <w:spacing w:after="10" w:before="0"/>
               <w:ind w:left="120"/>
             </w:pPr>
-            <w:hyperlink w:history="1" r:id="rIdl5-thwtvjlnwafqpuwfj2">
+            <w:hyperlink w:history="1" r:id="rIdqlidi8nv38wjv-qsdcd_u">
               <w:r>
                 <w:rPr>
                   <w:rFonts w:ascii="Arial" w:cs="Arial" w:eastAsia="Arial" w:hAnsi="Arial"/>
@@ -6248,7 +6248,7 @@
             <w:pPr>
               <w:spacing w:after="20" w:before="0"/>
             </w:pPr>
-            <w:hyperlink w:history="1" r:id="rId4guqmfflsm9tpzvbqpwlu">
+            <w:hyperlink w:history="1" r:id="rIdo8rcpvdybrik-t5cffoa3">
               <w:r>
                 <w:rPr>
                   <w:rFonts w:ascii="Arial" w:cs="Arial" w:eastAsia="Arial" w:hAnsi="Arial"/>
@@ -6281,7 +6281,7 @@
               <w:spacing w:after="10" w:before="0"/>
               <w:ind w:left="120"/>
             </w:pPr>
-            <w:hyperlink w:history="1" r:id="rIdem6mpsbmjsf1uitx4fkl4">
+            <w:hyperlink w:history="1" r:id="rIdqxdzqgapqs0mb1rumfccy">
               <w:r>
                 <w:rPr>
                   <w:rFonts w:ascii="Arial" w:cs="Arial" w:eastAsia="Arial" w:hAnsi="Arial"/>
@@ -6481,7 +6481,7 @@
             <w:pPr>
               <w:spacing w:after="20" w:before="0"/>
             </w:pPr>
-            <w:hyperlink w:history="1" r:id="rIdtfc612ikv9jfsqic-bh0u">
+            <w:hyperlink w:history="1" r:id="rIdyzqkwcby9s0_d8whq3uk6">
               <w:r>
                 <w:rPr>
                   <w:rFonts w:ascii="Arial" w:cs="Arial" w:eastAsia="Arial" w:hAnsi="Arial"/>
@@ -6514,7 +6514,7 @@
               <w:spacing w:after="10" w:before="0"/>
               <w:ind w:left="120"/>
             </w:pPr>
-            <w:hyperlink w:history="1" r:id="rIdommxehapf9jhdq39klxoh">
+            <w:hyperlink w:history="1" r:id="rIdcvjfbn2fpsds1oz_lwrdj">
               <w:r>
                 <w:rPr>
                   <w:rFonts w:ascii="Arial" w:cs="Arial" w:eastAsia="Arial" w:hAnsi="Arial"/>
@@ -6559,7 +6559,7 @@
             <w:pPr>
               <w:spacing w:after="20" w:before="0"/>
             </w:pPr>
-            <w:hyperlink w:history="1" r:id="rIdn9gb5j_3byrqzqg_yaufx">
+            <w:hyperlink w:history="1" r:id="rIdatmvecmukcoypzm1ol3f8">
               <w:r>
                 <w:rPr>
                   <w:rFonts w:ascii="Arial" w:cs="Arial" w:eastAsia="Arial" w:hAnsi="Arial"/>
@@ -6592,7 +6592,7 @@
               <w:spacing w:after="10" w:before="0"/>
               <w:ind w:left="120"/>
             </w:pPr>
-            <w:hyperlink w:history="1" r:id="rId22v1reexai6jfliu_rvpo">
+            <w:hyperlink w:history="1" r:id="rId0941vqb7saecdjng24krc">
               <w:r>
                 <w:rPr>
                   <w:rFonts w:ascii="Arial" w:cs="Arial" w:eastAsia="Arial" w:hAnsi="Arial"/>
@@ -6792,7 +6792,7 @@
             <w:pPr>
               <w:spacing w:after="20" w:before="0"/>
             </w:pPr>
-            <w:hyperlink w:history="1" r:id="rId9_5pbxpwso_rn4ecsyxme">
+            <w:hyperlink w:history="1" r:id="rIdvbvrbfk2sp4s2oysrtzgz">
               <w:r>
                 <w:rPr>
                   <w:rFonts w:ascii="Arial" w:cs="Arial" w:eastAsia="Arial" w:hAnsi="Arial"/>
@@ -6841,7 +6841,7 @@
               <w:spacing w:after="10" w:before="0"/>
               <w:ind w:left="120"/>
             </w:pPr>
-            <w:hyperlink w:history="1" r:id="rIdu-lz_2nn0pwizaikghcoo">
+            <w:hyperlink w:history="1" r:id="rId3b0vl6autzjqj6oyqgqgl">
               <w:r>
                 <w:rPr>
                   <w:rFonts w:ascii="Arial" w:cs="Arial" w:eastAsia="Arial" w:hAnsi="Arial"/>
@@ -6886,7 +6886,7 @@
             <w:pPr>
               <w:spacing w:after="20" w:before="0"/>
             </w:pPr>
-            <w:hyperlink w:history="1" r:id="rId4tizkfajufbjpufbnnqsy">
+            <w:hyperlink w:history="1" r:id="rIdfmhcparp32fcr4f53vlt8">
               <w:r>
                 <w:rPr>
                   <w:rFonts w:ascii="Arial" w:cs="Arial" w:eastAsia="Arial" w:hAnsi="Arial"/>
@@ -6919,7 +6919,7 @@
               <w:spacing w:after="10" w:before="0"/>
               <w:ind w:left="120"/>
             </w:pPr>
-            <w:hyperlink w:history="1" r:id="rIduyqgpniabqkgubgymlfkw">
+            <w:hyperlink w:history="1" r:id="rIdqjnoltfqhvgxytsw5tltb">
               <w:r>
                 <w:rPr>
                   <w:rFonts w:ascii="Arial" w:cs="Arial" w:eastAsia="Arial" w:hAnsi="Arial"/>
@@ -7119,7 +7119,7 @@
             <w:pPr>
               <w:spacing w:after="20" w:before="0"/>
             </w:pPr>
-            <w:hyperlink w:history="1" r:id="rIdg8sikqot8b5dkbgq_fgpx">
+            <w:hyperlink w:history="1" r:id="rIddrupw9ymejhrqr1luhylg">
               <w:r>
                 <w:rPr>
                   <w:rFonts w:ascii="Arial" w:cs="Arial" w:eastAsia="Arial" w:hAnsi="Arial"/>
@@ -7168,7 +7168,7 @@
               <w:spacing w:after="10" w:before="0"/>
               <w:ind w:left="120"/>
             </w:pPr>
-            <w:hyperlink w:history="1" r:id="rIdgiqxutkfwltdwcn-ntpm3">
+            <w:hyperlink w:history="1" r:id="rIdlsp7izn1ixmni0vqwntgm">
               <w:r>
                 <w:rPr>
                   <w:rFonts w:ascii="Arial" w:cs="Arial" w:eastAsia="Arial" w:hAnsi="Arial"/>
@@ -7213,7 +7213,7 @@
             <w:pPr>
               <w:spacing w:after="20" w:before="0"/>
             </w:pPr>
-            <w:hyperlink w:history="1" r:id="rIdzwuvtw1lvllueaydxaumz">
+            <w:hyperlink w:history="1" r:id="rId-by8brdxwjbw_eqyedvsq">
               <w:r>
                 <w:rPr>
                   <w:rFonts w:ascii="Arial" w:cs="Arial" w:eastAsia="Arial" w:hAnsi="Arial"/>
@@ -7246,7 +7246,7 @@
               <w:spacing w:after="10" w:before="0"/>
               <w:ind w:left="120"/>
             </w:pPr>
-            <w:hyperlink w:history="1" r:id="rIdb1ledr6bhc9ryczaf3ysb">
+            <w:hyperlink w:history="1" r:id="rIdyvw6wgyxeb3qwm5hk0okv">
               <w:r>
                 <w:rPr>
                   <w:rFonts w:ascii="Arial" w:cs="Arial" w:eastAsia="Arial" w:hAnsi="Arial"/>
@@ -7446,7 +7446,7 @@
             <w:pPr>
               <w:spacing w:after="20" w:before="0"/>
             </w:pPr>
-            <w:hyperlink w:history="1" r:id="rIddfi7jbpfxlltovin-7prj">
+            <w:hyperlink w:history="1" r:id="rIdtko9e7tym6fwiqtkirxh9">
               <w:r>
                 <w:rPr>
                   <w:rFonts w:ascii="Arial" w:cs="Arial" w:eastAsia="Arial" w:hAnsi="Arial"/>
@@ -7495,7 +7495,7 @@
               <w:spacing w:after="10" w:before="0"/>
               <w:ind w:left="120"/>
             </w:pPr>
-            <w:hyperlink w:history="1" r:id="rIds2eoi2hw4k0nsknz3--ty">
+            <w:hyperlink w:history="1" r:id="rIdfhird69fdba7ytxt9udel">
               <w:r>
                 <w:rPr>
                   <w:rFonts w:ascii="Arial" w:cs="Arial" w:eastAsia="Arial" w:hAnsi="Arial"/>
@@ -7540,7 +7540,7 @@
             <w:pPr>
               <w:spacing w:after="20" w:before="0"/>
             </w:pPr>
-            <w:hyperlink w:history="1" r:id="rIdr9pcxjub-kkiu-e0q2lab">
+            <w:hyperlink w:history="1" r:id="rId6kwizxm7ug5i0wqswo64b">
               <w:r>
                 <w:rPr>
                   <w:rFonts w:ascii="Arial" w:cs="Arial" w:eastAsia="Arial" w:hAnsi="Arial"/>
@@ -7573,7 +7573,7 @@
               <w:spacing w:after="10" w:before="0"/>
               <w:ind w:left="120"/>
             </w:pPr>
-            <w:hyperlink w:history="1" r:id="rIdmonqn3tektkodne9fnuoa">
+            <w:hyperlink w:history="1" r:id="rIdbejuerhtuzou2gcpbqeak">
               <w:r>
                 <w:rPr>
                   <w:rFonts w:ascii="Arial" w:cs="Arial" w:eastAsia="Arial" w:hAnsi="Arial"/>
@@ -8098,7 +8098,7 @@
         </w:rPr>
         <w:t xml:space="preserve">© 2026 SeaVuria and ARES. Aligned with KICD objectives. Developed by SeaVuria; technical implementation by ARES (with AI assistance from Claude). Licensed under </w:t>
       </w:r>
-      <w:hyperlink w:history="1" r:id="rIde3cuyijaislxk1yks6dp-">
+      <w:hyperlink w:history="1" r:id="rIdo9coetub5i6wb0lgl0uw5">
         <w:r>
           <w:rPr>
             <w:rFonts w:ascii="Arial" w:cs="Arial" w:eastAsia="Arial" w:hAnsi="Arial"/>
@@ -8119,7 +8119,7 @@
         </w:rPr>
         <w:t xml:space="preserve"> (</w:t>
       </w:r>
-      <w:hyperlink w:history="1" r:id="rIdxth5dw8hxspf5zsmyowrp">
+      <w:hyperlink w:history="1" r:id="rIdmlceoomqh-ct0fxkvusho">
         <w:r>
           <w:rPr>
             <w:rFonts w:ascii="Arial" w:cs="Arial" w:eastAsia="Arial" w:hAnsi="Arial"/>
@@ -9159,7 +9159,7 @@
             <w:pPr>
               <w:spacing w:after="20" w:before="0"/>
             </w:pPr>
-            <w:hyperlink w:history="1" r:id="rId_a3r_p9i2jen-dqa8wkmj">
+            <w:hyperlink w:history="1" r:id="rId70iswckvuwr2zp6pmti6x">
               <w:r>
                 <w:rPr>
                   <w:rFonts w:ascii="Arial" w:cs="Arial" w:eastAsia="Arial" w:hAnsi="Arial"/>
@@ -9192,7 +9192,7 @@
               <w:spacing w:after="10" w:before="0"/>
               <w:ind w:left="120"/>
             </w:pPr>
-            <w:hyperlink w:history="1" r:id="rIdvogmslovzvgk7cnsg6ljr">
+            <w:hyperlink w:history="1" r:id="rId22azxsv5iaknk1kxmuffj">
               <w:r>
                 <w:rPr>
                   <w:rFonts w:ascii="Arial" w:cs="Arial" w:eastAsia="Arial" w:hAnsi="Arial"/>
@@ -9237,7 +9237,7 @@
             <w:pPr>
               <w:spacing w:after="20" w:before="0"/>
             </w:pPr>
-            <w:hyperlink w:history="1" r:id="rIduv399jxchef6ju3r4nyvh">
+            <w:hyperlink w:history="1" r:id="rIdvyi11yk3qqnjo0yvv4bhf">
               <w:r>
                 <w:rPr>
                   <w:rFonts w:ascii="Arial" w:cs="Arial" w:eastAsia="Arial" w:hAnsi="Arial"/>
@@ -9270,7 +9270,7 @@
               <w:spacing w:after="10" w:before="0"/>
               <w:ind w:left="120"/>
             </w:pPr>
-            <w:hyperlink w:history="1" r:id="rId9cat3xt8w9elvzt583aph">
+            <w:hyperlink w:history="1" r:id="rIdbhagj7qvvkydnbnjy34j6">
               <w:r>
                 <w:rPr>
                   <w:rFonts w:ascii="Arial" w:cs="Arial" w:eastAsia="Arial" w:hAnsi="Arial"/>
@@ -9470,7 +9470,7 @@
             <w:pPr>
               <w:spacing w:after="20" w:before="0"/>
             </w:pPr>
-            <w:hyperlink w:history="1" r:id="rId7xbjvhwzjt8pfvfs4nrn1">
+            <w:hyperlink w:history="1" r:id="rIdfb3lxdci8vsm_iwhkoonm">
               <w:r>
                 <w:rPr>
                   <w:rFonts w:ascii="Arial" w:cs="Arial" w:eastAsia="Arial" w:hAnsi="Arial"/>
@@ -9503,7 +9503,7 @@
               <w:spacing w:after="10" w:before="0"/>
               <w:ind w:left="120"/>
             </w:pPr>
-            <w:hyperlink w:history="1" r:id="rIdjpcsxu4j5hhzpgp_wsm5f">
+            <w:hyperlink w:history="1" r:id="rIduuznmr4nrtjzcka57y7o9">
               <w:r>
                 <w:rPr>
                   <w:rFonts w:ascii="Arial" w:cs="Arial" w:eastAsia="Arial" w:hAnsi="Arial"/>
@@ -9548,7 +9548,7 @@
             <w:pPr>
               <w:spacing w:after="20" w:before="0"/>
             </w:pPr>
-            <w:hyperlink w:history="1" r:id="rIdhkb4n3mbp5eshx750ymvd">
+            <w:hyperlink w:history="1" r:id="rIdxfacrpjd58pyu5g1eivtb">
               <w:r>
                 <w:rPr>
                   <w:rFonts w:ascii="Arial" w:cs="Arial" w:eastAsia="Arial" w:hAnsi="Arial"/>
@@ -9581,7 +9581,7 @@
               <w:spacing w:after="10" w:before="0"/>
               <w:ind w:left="120"/>
             </w:pPr>
-            <w:hyperlink w:history="1" r:id="rIdilymoyl5aufcihn-boh3d">
+            <w:hyperlink w:history="1" r:id="rIdkkjzieihihkxgaxhwgajt">
               <w:r>
                 <w:rPr>
                   <w:rFonts w:ascii="Arial" w:cs="Arial" w:eastAsia="Arial" w:hAnsi="Arial"/>
@@ -9781,7 +9781,7 @@
             <w:pPr>
               <w:spacing w:after="20" w:before="0"/>
             </w:pPr>
-            <w:hyperlink w:history="1" r:id="rIdvlmosoeygxs33xk9-pqib">
+            <w:hyperlink w:history="1" r:id="rIdoydeedwrxnfmo33ofumvg">
               <w:r>
                 <w:rPr>
                   <w:rFonts w:ascii="Arial" w:cs="Arial" w:eastAsia="Arial" w:hAnsi="Arial"/>
@@ -9830,7 +9830,7 @@
               <w:spacing w:after="10" w:before="0"/>
               <w:ind w:left="120"/>
             </w:pPr>
-            <w:hyperlink w:history="1" r:id="rId5lnxufvzu6xa4jfgdtjcp">
+            <w:hyperlink w:history="1" r:id="rId0imvhy9xiooi7ojk8f5ew">
               <w:r>
                 <w:rPr>
                   <w:rFonts w:ascii="Arial" w:cs="Arial" w:eastAsia="Arial" w:hAnsi="Arial"/>
@@ -9875,7 +9875,7 @@
             <w:pPr>
               <w:spacing w:after="20" w:before="0"/>
             </w:pPr>
-            <w:hyperlink w:history="1" r:id="rIdbwszsulveytilqbgpc70l">
+            <w:hyperlink w:history="1" r:id="rIdfo2qx7xfx_dekbygko3pu">
               <w:r>
                 <w:rPr>
                   <w:rFonts w:ascii="Arial" w:cs="Arial" w:eastAsia="Arial" w:hAnsi="Arial"/>
@@ -9908,7 +9908,7 @@
               <w:spacing w:after="10" w:before="0"/>
               <w:ind w:left="120"/>
             </w:pPr>
-            <w:hyperlink w:history="1" r:id="rIds5shdvbshrd11oepgxsxj">
+            <w:hyperlink w:history="1" r:id="rId2_eh3ifh095rd7dk1smve">
               <w:r>
                 <w:rPr>
                   <w:rFonts w:ascii="Arial" w:cs="Arial" w:eastAsia="Arial" w:hAnsi="Arial"/>
@@ -10108,7 +10108,7 @@
             <w:pPr>
               <w:spacing w:after="20" w:before="0"/>
             </w:pPr>
-            <w:hyperlink w:history="1" r:id="rIdd5fo4pfduo01n_ehukwzk">
+            <w:hyperlink w:history="1" r:id="rIdtlcdyzfett0tn4moiqq42">
               <w:r>
                 <w:rPr>
                   <w:rFonts w:ascii="Arial" w:cs="Arial" w:eastAsia="Arial" w:hAnsi="Arial"/>
@@ -10157,7 +10157,7 @@
               <w:spacing w:after="10" w:before="0"/>
               <w:ind w:left="120"/>
             </w:pPr>
-            <w:hyperlink w:history="1" r:id="rIdvevhcvipfal6vom1anfwf">
+            <w:hyperlink w:history="1" r:id="rId_e5uweonnacgvcf1yklxm">
               <w:r>
                 <w:rPr>
                   <w:rFonts w:ascii="Arial" w:cs="Arial" w:eastAsia="Arial" w:hAnsi="Arial"/>
@@ -10202,7 +10202,7 @@
             <w:pPr>
               <w:spacing w:after="20" w:before="0"/>
             </w:pPr>
-            <w:hyperlink w:history="1" r:id="rIdaerevxq3kvrusaazi8uko">
+            <w:hyperlink w:history="1" r:id="rIdyeh3s0ifu2xyxteqrwd3l">
               <w:r>
                 <w:rPr>
                   <w:rFonts w:ascii="Arial" w:cs="Arial" w:eastAsia="Arial" w:hAnsi="Arial"/>
@@ -10235,7 +10235,7 @@
               <w:spacing w:after="10" w:before="0"/>
               <w:ind w:left="120"/>
             </w:pPr>
-            <w:hyperlink w:history="1" r:id="rIduodhwfgakkahcsactpk-m">
+            <w:hyperlink w:history="1" r:id="rIdtq2zljsrxcifena5gmdqn">
               <w:r>
                 <w:rPr>
                   <w:rFonts w:ascii="Arial" w:cs="Arial" w:eastAsia="Arial" w:hAnsi="Arial"/>
@@ -10435,7 +10435,7 @@
             <w:pPr>
               <w:spacing w:after="20" w:before="0"/>
             </w:pPr>
-            <w:hyperlink w:history="1" r:id="rIdqp53nckeja8lhmmk2f95i">
+            <w:hyperlink w:history="1" r:id="rIdjtooio3u7d-c9joxawpig">
               <w:r>
                 <w:rPr>
                   <w:rFonts w:ascii="Arial" w:cs="Arial" w:eastAsia="Arial" w:hAnsi="Arial"/>
@@ -10484,7 +10484,7 @@
               <w:spacing w:after="10" w:before="0"/>
               <w:ind w:left="120"/>
             </w:pPr>
-            <w:hyperlink w:history="1" r:id="rIdaqvekrqbc85xdlyvhxzpd">
+            <w:hyperlink w:history="1" r:id="rId8oyu6xsi68qevc4bhmcfy">
               <w:r>
                 <w:rPr>
                   <w:rFonts w:ascii="Arial" w:cs="Arial" w:eastAsia="Arial" w:hAnsi="Arial"/>
@@ -10529,7 +10529,7 @@
             <w:pPr>
               <w:spacing w:after="20" w:before="0"/>
             </w:pPr>
-            <w:hyperlink w:history="1" r:id="rIdfqg0io9fb_x3bg62ym1q4">
+            <w:hyperlink w:history="1" r:id="rIdmept06gj8zkbfa7gzbjeu">
               <w:r>
                 <w:rPr>
                   <w:rFonts w:ascii="Arial" w:cs="Arial" w:eastAsia="Arial" w:hAnsi="Arial"/>
@@ -10562,7 +10562,7 @@
               <w:spacing w:after="10" w:before="0"/>
               <w:ind w:left="120"/>
             </w:pPr>
-            <w:hyperlink w:history="1" r:id="rIdok4hvwizjku-q_oik-osh">
+            <w:hyperlink w:history="1" r:id="rIdlreo3dqvgwx8gl5d8gegz">
               <w:r>
                 <w:rPr>
                   <w:rFonts w:ascii="Arial" w:cs="Arial" w:eastAsia="Arial" w:hAnsi="Arial"/>
@@ -11087,7 +11087,7 @@
         </w:rPr>
         <w:t xml:space="preserve">© 2026 SeaVuria and ARES. Aligned with KICD objectives. Developed by SeaVuria; technical implementation by ARES (with AI assistance from Claude). Licensed under </w:t>
       </w:r>
-      <w:hyperlink w:history="1" r:id="rIdshf2qlvtxorgqlkows79q">
+      <w:hyperlink w:history="1" r:id="rIdmxhcgcyfunq7apvvbgkpb">
         <w:r>
           <w:rPr>
             <w:rFonts w:ascii="Arial" w:cs="Arial" w:eastAsia="Arial" w:hAnsi="Arial"/>
@@ -11108,7 +11108,7 @@
         </w:rPr>
         <w:t xml:space="preserve"> (</w:t>
       </w:r>
-      <w:hyperlink w:history="1" r:id="rIdkdqfcfyuduxf5srpicjqe">
+      <w:hyperlink w:history="1" r:id="rIdxwicam-r629qklw5ggsbz">
         <w:r>
           <w:rPr>
             <w:rFonts w:ascii="Arial" w:cs="Arial" w:eastAsia="Arial" w:hAnsi="Arial"/>
@@ -12148,7 +12148,7 @@
             <w:pPr>
               <w:spacing w:after="20" w:before="0"/>
             </w:pPr>
-            <w:hyperlink w:history="1" r:id="rIdrrbpif7v2tq7wbympyd8c">
+            <w:hyperlink w:history="1" r:id="rId-j9txvdij3mwqn_cjun87">
               <w:r>
                 <w:rPr>
                   <w:rFonts w:ascii="Arial" w:cs="Arial" w:eastAsia="Arial" w:hAnsi="Arial"/>
@@ -12181,7 +12181,7 @@
               <w:spacing w:after="10" w:before="0"/>
               <w:ind w:left="120"/>
             </w:pPr>
-            <w:hyperlink w:history="1" r:id="rId89cg0codfhbxucoxnlrzf">
+            <w:hyperlink w:history="1" r:id="rIdawrvz4ppdpezshwkfar33">
               <w:r>
                 <w:rPr>
                   <w:rFonts w:ascii="Arial" w:cs="Arial" w:eastAsia="Arial" w:hAnsi="Arial"/>
@@ -12226,7 +12226,7 @@
             <w:pPr>
               <w:spacing w:after="20" w:before="0"/>
             </w:pPr>
-            <w:hyperlink w:history="1" r:id="rIdmq47afvpoqrzqyvkasgt4">
+            <w:hyperlink w:history="1" r:id="rIdmgeh-up68umdt_doqhufw">
               <w:r>
                 <w:rPr>
                   <w:rFonts w:ascii="Arial" w:cs="Arial" w:eastAsia="Arial" w:hAnsi="Arial"/>
@@ -12259,7 +12259,7 @@
               <w:spacing w:after="10" w:before="0"/>
               <w:ind w:left="120"/>
             </w:pPr>
-            <w:hyperlink w:history="1" r:id="rIddus6epq4h9u9aschx5joy">
+            <w:hyperlink w:history="1" r:id="rIdhr2h9as3rkrcvlffauqy_">
               <w:r>
                 <w:rPr>
                   <w:rFonts w:ascii="Arial" w:cs="Arial" w:eastAsia="Arial" w:hAnsi="Arial"/>
@@ -12459,7 +12459,7 @@
             <w:pPr>
               <w:spacing w:after="20" w:before="0"/>
             </w:pPr>
-            <w:hyperlink w:history="1" r:id="rIdxdkpsyrn4ko8chhqfoy29">
+            <w:hyperlink w:history="1" r:id="rIdzeogdvnt0ulkcwuqmugd5">
               <w:r>
                 <w:rPr>
                   <w:rFonts w:ascii="Arial" w:cs="Arial" w:eastAsia="Arial" w:hAnsi="Arial"/>
@@ -12492,7 +12492,7 @@
               <w:spacing w:after="10" w:before="0"/>
               <w:ind w:left="120"/>
             </w:pPr>
-            <w:hyperlink w:history="1" r:id="rIdhm0su254msqhlqdp-xfe6">
+            <w:hyperlink w:history="1" r:id="rIdkowe31rnnekkpllyk_9yb">
               <w:r>
                 <w:rPr>
                   <w:rFonts w:ascii="Arial" w:cs="Arial" w:eastAsia="Arial" w:hAnsi="Arial"/>
@@ -12537,7 +12537,7 @@
             <w:pPr>
               <w:spacing w:after="20" w:before="0"/>
             </w:pPr>
-            <w:hyperlink w:history="1" r:id="rIdw9bicf_kxx16bcgd2muih">
+            <w:hyperlink w:history="1" r:id="rIdoi7fky_5p-qyqak-x6coh">
               <w:r>
                 <w:rPr>
                   <w:rFonts w:ascii="Arial" w:cs="Arial" w:eastAsia="Arial" w:hAnsi="Arial"/>
@@ -12570,7 +12570,7 @@
               <w:spacing w:after="10" w:before="0"/>
               <w:ind w:left="120"/>
             </w:pPr>
-            <w:hyperlink w:history="1" r:id="rIdeup2qjiazextokxabthq5">
+            <w:hyperlink w:history="1" r:id="rIdm8jfescnnp5uu50v1bd3d">
               <w:r>
                 <w:rPr>
                   <w:rFonts w:ascii="Arial" w:cs="Arial" w:eastAsia="Arial" w:hAnsi="Arial"/>
@@ -12770,7 +12770,7 @@
             <w:pPr>
               <w:spacing w:after="20" w:before="0"/>
             </w:pPr>
-            <w:hyperlink w:history="1" r:id="rIdp3ej9rooxsxmm-gxwiotu">
+            <w:hyperlink w:history="1" r:id="rId4jsezvgfxqnpw-_tuqz8e">
               <w:r>
                 <w:rPr>
                   <w:rFonts w:ascii="Arial" w:cs="Arial" w:eastAsia="Arial" w:hAnsi="Arial"/>
@@ -12819,7 +12819,7 @@
               <w:spacing w:after="10" w:before="0"/>
               <w:ind w:left="120"/>
             </w:pPr>
-            <w:hyperlink w:history="1" r:id="rId6b7jbwtkmroxxg63bbw3r">
+            <w:hyperlink w:history="1" r:id="rIdb0o29-9lcrbmk2sq08p1o">
               <w:r>
                 <w:rPr>
                   <w:rFonts w:ascii="Arial" w:cs="Arial" w:eastAsia="Arial" w:hAnsi="Arial"/>
@@ -12864,7 +12864,7 @@
             <w:pPr>
               <w:spacing w:after="20" w:before="0"/>
             </w:pPr>
-            <w:hyperlink w:history="1" r:id="rIdsctkxisxnetmu_ynblgvl">
+            <w:hyperlink w:history="1" r:id="rIdntidfr0efzqtdqwyhd6l0">
               <w:r>
                 <w:rPr>
                   <w:rFonts w:ascii="Arial" w:cs="Arial" w:eastAsia="Arial" w:hAnsi="Arial"/>
@@ -12897,7 +12897,7 @@
               <w:spacing w:after="10" w:before="0"/>
               <w:ind w:left="120"/>
             </w:pPr>
-            <w:hyperlink w:history="1" r:id="rIda0wzk2d7nb0oqk_6vw8lp">
+            <w:hyperlink w:history="1" r:id="rIdek8pp_ufrr1ro2undc0ba">
               <w:r>
                 <w:rPr>
                   <w:rFonts w:ascii="Arial" w:cs="Arial" w:eastAsia="Arial" w:hAnsi="Arial"/>
@@ -13097,7 +13097,7 @@
             <w:pPr>
               <w:spacing w:after="20" w:before="0"/>
             </w:pPr>
-            <w:hyperlink w:history="1" r:id="rIdi5wzu-vfjcojpstajlp8x">
+            <w:hyperlink w:history="1" r:id="rId86pjxgjnjlo5j7udc2xkb">
               <w:r>
                 <w:rPr>
                   <w:rFonts w:ascii="Arial" w:cs="Arial" w:eastAsia="Arial" w:hAnsi="Arial"/>
@@ -13146,7 +13146,7 @@
               <w:spacing w:after="10" w:before="0"/>
               <w:ind w:left="120"/>
             </w:pPr>
-            <w:hyperlink w:history="1" r:id="rIdceiwelmesrqc5awborjlk">
+            <w:hyperlink w:history="1" r:id="rIdgiltgdkeffgvbse-ftusw">
               <w:r>
                 <w:rPr>
                   <w:rFonts w:ascii="Arial" w:cs="Arial" w:eastAsia="Arial" w:hAnsi="Arial"/>
@@ -13191,7 +13191,7 @@
             <w:pPr>
               <w:spacing w:after="20" w:before="0"/>
             </w:pPr>
-            <w:hyperlink w:history="1" r:id="rIdonxmtnf0wa2j8siv2diuh">
+            <w:hyperlink w:history="1" r:id="rId9mhquaz5fldsgsbthicn9">
               <w:r>
                 <w:rPr>
                   <w:rFonts w:ascii="Arial" w:cs="Arial" w:eastAsia="Arial" w:hAnsi="Arial"/>
@@ -13224,7 +13224,7 @@
               <w:spacing w:after="10" w:before="0"/>
               <w:ind w:left="120"/>
             </w:pPr>
-            <w:hyperlink w:history="1" r:id="rIdofxm9815cvafsmellrdcp">
+            <w:hyperlink w:history="1" r:id="rIdxivtdbukfdwnwhmy8tmwy">
               <w:r>
                 <w:rPr>
                   <w:rFonts w:ascii="Arial" w:cs="Arial" w:eastAsia="Arial" w:hAnsi="Arial"/>
@@ -13424,7 +13424,7 @@
             <w:pPr>
               <w:spacing w:after="20" w:before="0"/>
             </w:pPr>
-            <w:hyperlink w:history="1" r:id="rIdcb5fiuuhwyxpaiom8hn66">
+            <w:hyperlink w:history="1" r:id="rIdmutbc3cmagz9yuvqlxmzr">
               <w:r>
                 <w:rPr>
                   <w:rFonts w:ascii="Arial" w:cs="Arial" w:eastAsia="Arial" w:hAnsi="Arial"/>
@@ -13473,7 +13473,7 @@
               <w:spacing w:after="10" w:before="0"/>
               <w:ind w:left="120"/>
             </w:pPr>
-            <w:hyperlink w:history="1" r:id="rIdzmghf17p4vqk2k9rdytym">
+            <w:hyperlink w:history="1" r:id="rIdnofixanni85bn9iqbjopq">
               <w:r>
                 <w:rPr>
                   <w:rFonts w:ascii="Arial" w:cs="Arial" w:eastAsia="Arial" w:hAnsi="Arial"/>
@@ -13518,7 +13518,7 @@
             <w:pPr>
               <w:spacing w:after="20" w:before="0"/>
             </w:pPr>
-            <w:hyperlink w:history="1" r:id="rIdapfgtah5wsbk3phki0yv4">
+            <w:hyperlink w:history="1" r:id="rIdyb34fnzeseghzuhj20vvi">
               <w:r>
                 <w:rPr>
                   <w:rFonts w:ascii="Arial" w:cs="Arial" w:eastAsia="Arial" w:hAnsi="Arial"/>
@@ -13551,7 +13551,7 @@
               <w:spacing w:after="10" w:before="0"/>
               <w:ind w:left="120"/>
             </w:pPr>
-            <w:hyperlink w:history="1" r:id="rIdvuaw4cpthbyq4qdwxhzp1">
+            <w:hyperlink w:history="1" r:id="rIdfeoc-idlr4fwdce_gn9cn">
               <w:r>
                 <w:rPr>
                   <w:rFonts w:ascii="Arial" w:cs="Arial" w:eastAsia="Arial" w:hAnsi="Arial"/>
@@ -14076,7 +14076,7 @@
         </w:rPr>
         <w:t xml:space="preserve">© 2026 SeaVuria and ARES. Aligned with KICD objectives. Developed by SeaVuria; technical implementation by ARES (with AI assistance from Claude). Licensed under </w:t>
       </w:r>
-      <w:hyperlink w:history="1" r:id="rIdxwjkuwscihqejjt7mgahj">
+      <w:hyperlink w:history="1" r:id="rId4tqpfplvn2udbckbznooz">
         <w:r>
           <w:rPr>
             <w:rFonts w:ascii="Arial" w:cs="Arial" w:eastAsia="Arial" w:hAnsi="Arial"/>
@@ -14097,7 +14097,7 @@
         </w:rPr>
         <w:t xml:space="preserve"> (</w:t>
       </w:r>
-      <w:hyperlink w:history="1" r:id="rIdr1ovca-ncsbkj0ukd0jvh">
+      <w:hyperlink w:history="1" r:id="rIdpqthp7knzrjrah_egaqhb">
         <w:r>
           <w:rPr>
             <w:rFonts w:ascii="Arial" w:cs="Arial" w:eastAsia="Arial" w:hAnsi="Arial"/>
@@ -15137,7 +15137,7 @@
             <w:pPr>
               <w:spacing w:after="20" w:before="0"/>
             </w:pPr>
-            <w:hyperlink w:history="1" r:id="rIdrwslhijfiixc6h-uhzp7q">
+            <w:hyperlink w:history="1" r:id="rIdip4bmqhmngafz9qldvwrq">
               <w:r>
                 <w:rPr>
                   <w:rFonts w:ascii="Arial" w:cs="Arial" w:eastAsia="Arial" w:hAnsi="Arial"/>
@@ -15170,7 +15170,7 @@
               <w:spacing w:after="10" w:before="0"/>
               <w:ind w:left="120"/>
             </w:pPr>
-            <w:hyperlink w:history="1" r:id="rId7jv_fnk386qef6u5xtmz2">
+            <w:hyperlink w:history="1" r:id="rIdaojtze3rbf9p7ehjfafz-">
               <w:r>
                 <w:rPr>
                   <w:rFonts w:ascii="Arial" w:cs="Arial" w:eastAsia="Arial" w:hAnsi="Arial"/>
@@ -15215,7 +15215,7 @@
             <w:pPr>
               <w:spacing w:after="20" w:before="0"/>
             </w:pPr>
-            <w:hyperlink w:history="1" r:id="rIdyoeqpfm-i0wbxryctrcyc">
+            <w:hyperlink w:history="1" r:id="rIdjf8-45v1o04po6iqx4j85">
               <w:r>
                 <w:rPr>
                   <w:rFonts w:ascii="Arial" w:cs="Arial" w:eastAsia="Arial" w:hAnsi="Arial"/>
@@ -15248,7 +15248,7 @@
               <w:spacing w:after="10" w:before="0"/>
               <w:ind w:left="120"/>
             </w:pPr>
-            <w:hyperlink w:history="1" r:id="rId1zl6dg468d9ajew4hgn8r">
+            <w:hyperlink w:history="1" r:id="rIdbtzfv9rhtjpwj8vemvkhx">
               <w:r>
                 <w:rPr>
                   <w:rFonts w:ascii="Arial" w:cs="Arial" w:eastAsia="Arial" w:hAnsi="Arial"/>
@@ -15448,7 +15448,7 @@
             <w:pPr>
               <w:spacing w:after="20" w:before="0"/>
             </w:pPr>
-            <w:hyperlink w:history="1" r:id="rIdzan9dwsl6r8gasbyekvjw">
+            <w:hyperlink w:history="1" r:id="rIdusjbivs3woqb1xaukx8oe">
               <w:r>
                 <w:rPr>
                   <w:rFonts w:ascii="Arial" w:cs="Arial" w:eastAsia="Arial" w:hAnsi="Arial"/>
@@ -15481,7 +15481,7 @@
               <w:spacing w:after="10" w:before="0"/>
               <w:ind w:left="120"/>
             </w:pPr>
-            <w:hyperlink w:history="1" r:id="rId_o_qext6mou8e4_mrvqk5">
+            <w:hyperlink w:history="1" r:id="rIddjp_lqli2jognjjvk9vgq">
               <w:r>
                 <w:rPr>
                   <w:rFonts w:ascii="Arial" w:cs="Arial" w:eastAsia="Arial" w:hAnsi="Arial"/>
@@ -15526,7 +15526,7 @@
             <w:pPr>
               <w:spacing w:after="20" w:before="0"/>
             </w:pPr>
-            <w:hyperlink w:history="1" r:id="rIdd-kns_1ojnuz1kfwgklgt">
+            <w:hyperlink w:history="1" r:id="rIdtt2uku25b4m2byyzmnxhw">
               <w:r>
                 <w:rPr>
                   <w:rFonts w:ascii="Arial" w:cs="Arial" w:eastAsia="Arial" w:hAnsi="Arial"/>
@@ -15559,7 +15559,7 @@
               <w:spacing w:after="10" w:before="0"/>
               <w:ind w:left="120"/>
             </w:pPr>
-            <w:hyperlink w:history="1" r:id="rIdqrkdfr40ph73vwzvisynq">
+            <w:hyperlink w:history="1" r:id="rId_w3whnq_knxq5my_i5d6i">
               <w:r>
                 <w:rPr>
                   <w:rFonts w:ascii="Arial" w:cs="Arial" w:eastAsia="Arial" w:hAnsi="Arial"/>
@@ -15759,7 +15759,7 @@
             <w:pPr>
               <w:spacing w:after="20" w:before="0"/>
             </w:pPr>
-            <w:hyperlink w:history="1" r:id="rIdr09gqyfxefm1qbollzd54">
+            <w:hyperlink w:history="1" r:id="rIdfxq5axhcg75jyszuamjsv">
               <w:r>
                 <w:rPr>
                   <w:rFonts w:ascii="Arial" w:cs="Arial" w:eastAsia="Arial" w:hAnsi="Arial"/>
@@ -15792,7 +15792,7 @@
               <w:spacing w:after="10" w:before="0"/>
               <w:ind w:left="120"/>
             </w:pPr>
-            <w:hyperlink w:history="1" r:id="rIddzszc_talgxjxotwyfiw7">
+            <w:hyperlink w:history="1" r:id="rId_brq_brl8da4np0h0ussl">
               <w:r>
                 <w:rPr>
                   <w:rFonts w:ascii="Arial" w:cs="Arial" w:eastAsia="Arial" w:hAnsi="Arial"/>
@@ -15837,7 +15837,7 @@
             <w:pPr>
               <w:spacing w:after="20" w:before="0"/>
             </w:pPr>
-            <w:hyperlink w:history="1" r:id="rIdlmidvfe5nb8mtquagrckt">
+            <w:hyperlink w:history="1" r:id="rIdyfng2eaixnyghe5ev1s72">
               <w:r>
                 <w:rPr>
                   <w:rFonts w:ascii="Arial" w:cs="Arial" w:eastAsia="Arial" w:hAnsi="Arial"/>
@@ -15870,7 +15870,7 @@
               <w:spacing w:after="10" w:before="0"/>
               <w:ind w:left="120"/>
             </w:pPr>
-            <w:hyperlink w:history="1" r:id="rIdfrhgg1eama8ge7hq7sfub">
+            <w:hyperlink w:history="1" r:id="rId9bhpn35vwlvwjggo3cmnz">
               <w:r>
                 <w:rPr>
                   <w:rFonts w:ascii="Arial" w:cs="Arial" w:eastAsia="Arial" w:hAnsi="Arial"/>
@@ -16070,7 +16070,7 @@
             <w:pPr>
               <w:spacing w:after="20" w:before="0"/>
             </w:pPr>
-            <w:hyperlink w:history="1" r:id="rIdmekefytsdvfq1fh9tcnpf">
+            <w:hyperlink w:history="1" r:id="rIddqitz20lvwidpo33kj9gp">
               <w:r>
                 <w:rPr>
                   <w:rFonts w:ascii="Arial" w:cs="Arial" w:eastAsia="Arial" w:hAnsi="Arial"/>
@@ -16103,7 +16103,7 @@
               <w:spacing w:after="10" w:before="0"/>
               <w:ind w:left="120"/>
             </w:pPr>
-            <w:hyperlink w:history="1" r:id="rIdi8j0becgqlmqrq3usqn9y">
+            <w:hyperlink w:history="1" r:id="rIdwevujh0pmhpifq674g0mj">
               <w:r>
                 <w:rPr>
                   <w:rFonts w:ascii="Arial" w:cs="Arial" w:eastAsia="Arial" w:hAnsi="Arial"/>
@@ -16148,7 +16148,7 @@
             <w:pPr>
               <w:spacing w:after="20" w:before="0"/>
             </w:pPr>
-            <w:hyperlink w:history="1" r:id="rIdzuvbbzahtdtn1o59qdqwu">
+            <w:hyperlink w:history="1" r:id="rIdvkedj5vi4_6w_e9iy430f">
               <w:r>
                 <w:rPr>
                   <w:rFonts w:ascii="Arial" w:cs="Arial" w:eastAsia="Arial" w:hAnsi="Arial"/>
@@ -16181,7 +16181,7 @@
               <w:spacing w:after="10" w:before="0"/>
               <w:ind w:left="120"/>
             </w:pPr>
-            <w:hyperlink w:history="1" r:id="rIdqewxf5z-54yzsrzs0ea3g">
+            <w:hyperlink w:history="1" r:id="rIdiqetglle2ujeubn_gcwuc">
               <w:r>
                 <w:rPr>
                   <w:rFonts w:ascii="Arial" w:cs="Arial" w:eastAsia="Arial" w:hAnsi="Arial"/>
@@ -16381,7 +16381,7 @@
             <w:pPr>
               <w:spacing w:after="20" w:before="0"/>
             </w:pPr>
-            <w:hyperlink w:history="1" r:id="rIdqel_3tdduumsq5_wmtpqb">
+            <w:hyperlink w:history="1" r:id="rIds1tfee57qj0ygpfqj8vwy">
               <w:r>
                 <w:rPr>
                   <w:rFonts w:ascii="Arial" w:cs="Arial" w:eastAsia="Arial" w:hAnsi="Arial"/>
@@ -16430,7 +16430,7 @@
               <w:spacing w:after="10" w:before="0"/>
               <w:ind w:left="120"/>
             </w:pPr>
-            <w:hyperlink w:history="1" r:id="rIdjpmuwlu7cnvnzz76sqjxx">
+            <w:hyperlink w:history="1" r:id="rIdamrqni1tpvo-rijthtt70">
               <w:r>
                 <w:rPr>
                   <w:rFonts w:ascii="Arial" w:cs="Arial" w:eastAsia="Arial" w:hAnsi="Arial"/>
@@ -16475,7 +16475,7 @@
             <w:pPr>
               <w:spacing w:after="20" w:before="0"/>
             </w:pPr>
-            <w:hyperlink w:history="1" r:id="rIdc-8km0-om84em9cl9l-mo">
+            <w:hyperlink w:history="1" r:id="rIdp5gkf2lax6v7hei5j0jrv">
               <w:r>
                 <w:rPr>
                   <w:rFonts w:ascii="Arial" w:cs="Arial" w:eastAsia="Arial" w:hAnsi="Arial"/>
@@ -16508,7 +16508,7 @@
               <w:spacing w:after="10" w:before="0"/>
               <w:ind w:left="120"/>
             </w:pPr>
-            <w:hyperlink w:history="1" r:id="rIdzy8t2e8d_kd0zp6fvfpzm">
+            <w:hyperlink w:history="1" r:id="rId41nedaipqov3n7l6791-7">
               <w:r>
                 <w:rPr>
                   <w:rFonts w:ascii="Arial" w:cs="Arial" w:eastAsia="Arial" w:hAnsi="Arial"/>
@@ -17033,7 +17033,7 @@
         </w:rPr>
         <w:t xml:space="preserve">© 2026 SeaVuria and ARES. Aligned with KICD objectives. Developed by SeaVuria; technical implementation by ARES (with AI assistance from Claude). Licensed under </w:t>
       </w:r>
-      <w:hyperlink w:history="1" r:id="rIdnngootzbzsnfm_pl0n766">
+      <w:hyperlink w:history="1" r:id="rIdsheqxzqut4sfirnj1susf">
         <w:r>
           <w:rPr>
             <w:rFonts w:ascii="Arial" w:cs="Arial" w:eastAsia="Arial" w:hAnsi="Arial"/>
@@ -17054,7 +17054,7 @@
         </w:rPr>
         <w:t xml:space="preserve"> (</w:t>
       </w:r>
-      <w:hyperlink w:history="1" r:id="rIda8k-93u6z2keuyperqifr">
+      <w:hyperlink w:history="1" r:id="rIdfq05wiudoy3vojpzjg59r">
         <w:r>
           <w:rPr>
             <w:rFonts w:ascii="Arial" w:cs="Arial" w:eastAsia="Arial" w:hAnsi="Arial"/>
@@ -18094,7 +18094,7 @@
             <w:pPr>
               <w:spacing w:after="20" w:before="0"/>
             </w:pPr>
-            <w:hyperlink w:history="1" r:id="rId3c6j0maa0enjgay2sobfp">
+            <w:hyperlink w:history="1" r:id="rIdez4bzzvldrz4aqg8xomz9">
               <w:r>
                 <w:rPr>
                   <w:rFonts w:ascii="Arial" w:cs="Arial" w:eastAsia="Arial" w:hAnsi="Arial"/>
@@ -18127,7 +18127,7 @@
               <w:spacing w:after="10" w:before="0"/>
               <w:ind w:left="120"/>
             </w:pPr>
-            <w:hyperlink w:history="1" r:id="rIdhhhrc6mm2vbp2z_7x8sbv">
+            <w:hyperlink w:history="1" r:id="rIdpdo2t6vjt_hx2g70peusl">
               <w:r>
                 <w:rPr>
                   <w:rFonts w:ascii="Arial" w:cs="Arial" w:eastAsia="Arial" w:hAnsi="Arial"/>
@@ -18172,7 +18172,7 @@
             <w:pPr>
               <w:spacing w:after="20" w:before="0"/>
             </w:pPr>
-            <w:hyperlink w:history="1" r:id="rIdrsskaazl0f9er2r276h0k">
+            <w:hyperlink w:history="1" r:id="rIdotdoxo3pnum0bo1dhefxw">
               <w:r>
                 <w:rPr>
                   <w:rFonts w:ascii="Arial" w:cs="Arial" w:eastAsia="Arial" w:hAnsi="Arial"/>
@@ -18205,7 +18205,7 @@
               <w:spacing w:after="10" w:before="0"/>
               <w:ind w:left="120"/>
             </w:pPr>
-            <w:hyperlink w:history="1" r:id="rIdownodwaqncryogphdohm5">
+            <w:hyperlink w:history="1" r:id="rIdbzfaczmufljkwtfwlouin">
               <w:r>
                 <w:rPr>
                   <w:rFonts w:ascii="Arial" w:cs="Arial" w:eastAsia="Arial" w:hAnsi="Arial"/>
@@ -18405,7 +18405,7 @@
             <w:pPr>
               <w:spacing w:after="20" w:before="0"/>
             </w:pPr>
-            <w:hyperlink w:history="1" r:id="rIdkih5ngs5bfavfhdnzakct">
+            <w:hyperlink w:history="1" r:id="rIdwfgwnibzpyphz2v8deiue">
               <w:r>
                 <w:rPr>
                   <w:rFonts w:ascii="Arial" w:cs="Arial" w:eastAsia="Arial" w:hAnsi="Arial"/>
@@ -18438,7 +18438,7 @@
               <w:spacing w:after="10" w:before="0"/>
               <w:ind w:left="120"/>
             </w:pPr>
-            <w:hyperlink w:history="1" r:id="rIdgbwtvjol7vq8pi4aejad_">
+            <w:hyperlink w:history="1" r:id="rIdlmriekkqyqnf_sfvtpopf">
               <w:r>
                 <w:rPr>
                   <w:rFonts w:ascii="Arial" w:cs="Arial" w:eastAsia="Arial" w:hAnsi="Arial"/>
@@ -18483,7 +18483,7 @@
             <w:pPr>
               <w:spacing w:after="20" w:before="0"/>
             </w:pPr>
-            <w:hyperlink w:history="1" r:id="rIdi4okz93vao71mjq4fljbs">
+            <w:hyperlink w:history="1" r:id="rIdduhpx-eaotbtm0qkmlmi5">
               <w:r>
                 <w:rPr>
                   <w:rFonts w:ascii="Arial" w:cs="Arial" w:eastAsia="Arial" w:hAnsi="Arial"/>
@@ -18516,7 +18516,7 @@
               <w:spacing w:after="10" w:before="0"/>
               <w:ind w:left="120"/>
             </w:pPr>
-            <w:hyperlink w:history="1" r:id="rIdjpqkv0jbs4tx5e9kwy8iz">
+            <w:hyperlink w:history="1" r:id="rId9o_wbelssq83eoeqwoi6e">
               <w:r>
                 <w:rPr>
                   <w:rFonts w:ascii="Arial" w:cs="Arial" w:eastAsia="Arial" w:hAnsi="Arial"/>
@@ -18716,7 +18716,7 @@
             <w:pPr>
               <w:spacing w:after="20" w:before="0"/>
             </w:pPr>
-            <w:hyperlink w:history="1" r:id="rIdgsap2pv3gzrnl5qgcacys">
+            <w:hyperlink w:history="1" r:id="rIdluv4eltuw-jxfsdvf3iu5">
               <w:r>
                 <w:rPr>
                   <w:rFonts w:ascii="Arial" w:cs="Arial" w:eastAsia="Arial" w:hAnsi="Arial"/>
@@ -18749,7 +18749,7 @@
               <w:spacing w:after="10" w:before="0"/>
               <w:ind w:left="120"/>
             </w:pPr>
-            <w:hyperlink w:history="1" r:id="rIdrmasti8awvpnjendatpx1">
+            <w:hyperlink w:history="1" r:id="rIdjmjtwxlwuemen4zqymtnr">
               <w:r>
                 <w:rPr>
                   <w:rFonts w:ascii="Arial" w:cs="Arial" w:eastAsia="Arial" w:hAnsi="Arial"/>
@@ -18794,7 +18794,7 @@
             <w:pPr>
               <w:spacing w:after="20" w:before="0"/>
             </w:pPr>
-            <w:hyperlink w:history="1" r:id="rIdxsmwtxzdapz9kxdqjdq60">
+            <w:hyperlink w:history="1" r:id="rIdfl5c4bwzmjv1d9p-ze9w-">
               <w:r>
                 <w:rPr>
                   <w:rFonts w:ascii="Arial" w:cs="Arial" w:eastAsia="Arial" w:hAnsi="Arial"/>
@@ -18827,7 +18827,7 @@
               <w:spacing w:after="10" w:before="0"/>
               <w:ind w:left="120"/>
             </w:pPr>
-            <w:hyperlink w:history="1" r:id="rIdgyu0kjte4i20vdsvridpa">
+            <w:hyperlink w:history="1" r:id="rIdjqmqinwsufmr8yzh2bdml">
               <w:r>
                 <w:rPr>
                   <w:rFonts w:ascii="Arial" w:cs="Arial" w:eastAsia="Arial" w:hAnsi="Arial"/>
@@ -19027,7 +19027,7 @@
             <w:pPr>
               <w:spacing w:after="20" w:before="0"/>
             </w:pPr>
-            <w:hyperlink w:history="1" r:id="rIdgq8-c6idpffibtz_fxqdt">
+            <w:hyperlink w:history="1" r:id="rIdneztpohf0rhcz6ie5bimb">
               <w:r>
                 <w:rPr>
                   <w:rFonts w:ascii="Arial" w:cs="Arial" w:eastAsia="Arial" w:hAnsi="Arial"/>
@@ -19060,7 +19060,7 @@
               <w:spacing w:after="10" w:before="0"/>
               <w:ind w:left="120"/>
             </w:pPr>
-            <w:hyperlink w:history="1" r:id="rIdvv3acvit-ly-arnuonzng">
+            <w:hyperlink w:history="1" r:id="rIdropzq6xo8bka7k2tsbidu">
               <w:r>
                 <w:rPr>
                   <w:rFonts w:ascii="Arial" w:cs="Arial" w:eastAsia="Arial" w:hAnsi="Arial"/>
@@ -19105,7 +19105,7 @@
             <w:pPr>
               <w:spacing w:after="20" w:before="0"/>
             </w:pPr>
-            <w:hyperlink w:history="1" r:id="rIdoz9t7jmmuiab9rw_b73dd">
+            <w:hyperlink w:history="1" r:id="rIdb4fve-_4jxcnbiwusopnv">
               <w:r>
                 <w:rPr>
                   <w:rFonts w:ascii="Arial" w:cs="Arial" w:eastAsia="Arial" w:hAnsi="Arial"/>
@@ -19138,7 +19138,7 @@
               <w:spacing w:after="10" w:before="0"/>
               <w:ind w:left="120"/>
             </w:pPr>
-            <w:hyperlink w:history="1" r:id="rIdrk4nywh4tuvqjer9zafmw">
+            <w:hyperlink w:history="1" r:id="rIdf9ctunsn8jgh5vfdktd_y">
               <w:r>
                 <w:rPr>
                   <w:rFonts w:ascii="Arial" w:cs="Arial" w:eastAsia="Arial" w:hAnsi="Arial"/>
@@ -19338,7 +19338,7 @@
             <w:pPr>
               <w:spacing w:after="20" w:before="0"/>
             </w:pPr>
-            <w:hyperlink w:history="1" r:id="rIdmr37rtg8xztupqxwqlyct">
+            <w:hyperlink w:history="1" r:id="rIdmh_-x5r_vbnmbusfgkjja">
               <w:r>
                 <w:rPr>
                   <w:rFonts w:ascii="Arial" w:cs="Arial" w:eastAsia="Arial" w:hAnsi="Arial"/>
@@ -19387,7 +19387,7 @@
               <w:spacing w:after="10" w:before="0"/>
               <w:ind w:left="120"/>
             </w:pPr>
-            <w:hyperlink w:history="1" r:id="rId-ijpeikhtos9ojl5_9z8p">
+            <w:hyperlink w:history="1" r:id="rIdhz2rmmumhzui1jgklprxm">
               <w:r>
                 <w:rPr>
                   <w:rFonts w:ascii="Arial" w:cs="Arial" w:eastAsia="Arial" w:hAnsi="Arial"/>
@@ -19432,7 +19432,7 @@
             <w:pPr>
               <w:spacing w:after="20" w:before="0"/>
             </w:pPr>
-            <w:hyperlink w:history="1" r:id="rId1mthiz9fdtsz3yu-0abwt">
+            <w:hyperlink w:history="1" r:id="rIdh-migqpsskwf_7bowvvd1">
               <w:r>
                 <w:rPr>
                   <w:rFonts w:ascii="Arial" w:cs="Arial" w:eastAsia="Arial" w:hAnsi="Arial"/>
@@ -19465,7 +19465,7 @@
               <w:spacing w:after="10" w:before="0"/>
               <w:ind w:left="120"/>
             </w:pPr>
-            <w:hyperlink w:history="1" r:id="rId2ks8jtjmvrsbs70h4b6cl">
+            <w:hyperlink w:history="1" r:id="rIdvmrktvtomjasblv_g9s5c">
               <w:r>
                 <w:rPr>
                   <w:rFonts w:ascii="Arial" w:cs="Arial" w:eastAsia="Arial" w:hAnsi="Arial"/>
@@ -19990,7 +19990,7 @@
         </w:rPr>
         <w:t xml:space="preserve">© 2026 SeaVuria and ARES. Aligned with KICD objectives. Developed by SeaVuria; technical implementation by ARES (with AI assistance from Claude). Licensed under </w:t>
       </w:r>
-      <w:hyperlink w:history="1" r:id="rIdqfzz3gk5z_dbv95x9v_sq">
+      <w:hyperlink w:history="1" r:id="rIds5dywq3npmgvpp34ppbir">
         <w:r>
           <w:rPr>
             <w:rFonts w:ascii="Arial" w:cs="Arial" w:eastAsia="Arial" w:hAnsi="Arial"/>
@@ -20011,7 +20011,7 @@
         </w:rPr>
         <w:t xml:space="preserve"> (</w:t>
       </w:r>
-      <w:hyperlink w:history="1" r:id="rIdjyu8genhkj8vyxkmhpssh">
+      <w:hyperlink w:history="1" r:id="rId37flohjsa7k6hdd-oake7">
         <w:r>
           <w:rPr>
             <w:rFonts w:ascii="Arial" w:cs="Arial" w:eastAsia="Arial" w:hAnsi="Arial"/>
@@ -21051,7 +21051,7 @@
             <w:pPr>
               <w:spacing w:after="20" w:before="0"/>
             </w:pPr>
-            <w:hyperlink w:history="1" r:id="rId2nejg9xhm8ellawom5ui2">
+            <w:hyperlink w:history="1" r:id="rIdq37alyh3zqu9vmromtpbw">
               <w:r>
                 <w:rPr>
                   <w:rFonts w:ascii="Arial" w:cs="Arial" w:eastAsia="Arial" w:hAnsi="Arial"/>
@@ -21084,7 +21084,7 @@
               <w:spacing w:after="10" w:before="0"/>
               <w:ind w:left="120"/>
             </w:pPr>
-            <w:hyperlink w:history="1" r:id="rIdgaboba9qcjj-dpxbacaee">
+            <w:hyperlink w:history="1" r:id="rId3j89bqeauugk91hqu0dxi">
               <w:r>
                 <w:rPr>
                   <w:rFonts w:ascii="Arial" w:cs="Arial" w:eastAsia="Arial" w:hAnsi="Arial"/>
@@ -21129,7 +21129,7 @@
             <w:pPr>
               <w:spacing w:after="20" w:before="0"/>
             </w:pPr>
-            <w:hyperlink w:history="1" r:id="rId6eruligxrufkjescqw-28">
+            <w:hyperlink w:history="1" r:id="rIdzupnff9k5s7dcqimdvobz">
               <w:r>
                 <w:rPr>
                   <w:rFonts w:ascii="Arial" w:cs="Arial" w:eastAsia="Arial" w:hAnsi="Arial"/>
@@ -21178,7 +21178,7 @@
               <w:spacing w:after="10" w:before="0"/>
               <w:ind w:left="120"/>
             </w:pPr>
-            <w:hyperlink w:history="1" r:id="rIdom_howxmekry-tqcgw-s_">
+            <w:hyperlink w:history="1" r:id="rIdifm-tvy7dkxce1n9aomvs">
               <w:r>
                 <w:rPr>
                   <w:rFonts w:ascii="Arial" w:cs="Arial" w:eastAsia="Arial" w:hAnsi="Arial"/>
@@ -21378,7 +21378,7 @@
             <w:pPr>
               <w:spacing w:after="20" w:before="0"/>
             </w:pPr>
-            <w:hyperlink w:history="1" r:id="rIdhqjyftask2a-zqtdzejwl">
+            <w:hyperlink w:history="1" r:id="rId1wsofmqsr4hiswlpfkdy-">
               <w:r>
                 <w:rPr>
                   <w:rFonts w:ascii="Arial" w:cs="Arial" w:eastAsia="Arial" w:hAnsi="Arial"/>
@@ -21411,7 +21411,7 @@
               <w:spacing w:after="10" w:before="0"/>
               <w:ind w:left="120"/>
             </w:pPr>
-            <w:hyperlink w:history="1" r:id="rId3jjmenzjc4ffglkquwwgf">
+            <w:hyperlink w:history="1" r:id="rId-totp-eylyasbgpph_4mh">
               <w:r>
                 <w:rPr>
                   <w:rFonts w:ascii="Arial" w:cs="Arial" w:eastAsia="Arial" w:hAnsi="Arial"/>
@@ -21456,7 +21456,7 @@
             <w:pPr>
               <w:spacing w:after="20" w:before="0"/>
             </w:pPr>
-            <w:hyperlink w:history="1" r:id="rIdmx3ybbaplt8rm1uyfcnb9">
+            <w:hyperlink w:history="1" r:id="rIdhayq-xeqqq6znyvhzk82-">
               <w:r>
                 <w:rPr>
                   <w:rFonts w:ascii="Arial" w:cs="Arial" w:eastAsia="Arial" w:hAnsi="Arial"/>
@@ -21505,7 +21505,7 @@
               <w:spacing w:after="10" w:before="0"/>
               <w:ind w:left="120"/>
             </w:pPr>
-            <w:hyperlink w:history="1" r:id="rIdzqypupr3ssc7zuh3hgd53">
+            <w:hyperlink w:history="1" r:id="rIdnu6_6mmykmsvbjmb3k9v0">
               <w:r>
                 <w:rPr>
                   <w:rFonts w:ascii="Arial" w:cs="Arial" w:eastAsia="Arial" w:hAnsi="Arial"/>
@@ -21705,7 +21705,7 @@
             <w:pPr>
               <w:spacing w:after="20" w:before="0"/>
             </w:pPr>
-            <w:hyperlink w:history="1" r:id="rIdatbdno0o9vbr4iicpkodj">
+            <w:hyperlink w:history="1" r:id="rId4ngumtxrd2cr46ull__pq">
               <w:r>
                 <w:rPr>
                   <w:rFonts w:ascii="Arial" w:cs="Arial" w:eastAsia="Arial" w:hAnsi="Arial"/>
@@ -21738,7 +21738,7 @@
               <w:spacing w:after="10" w:before="0"/>
               <w:ind w:left="120"/>
             </w:pPr>
-            <w:hyperlink w:history="1" r:id="rId10le1bugzuhkksf8b6zuc">
+            <w:hyperlink w:history="1" r:id="rIdwzb8mivvb2sh0ax8y3i6g">
               <w:r>
                 <w:rPr>
                   <w:rFonts w:ascii="Arial" w:cs="Arial" w:eastAsia="Arial" w:hAnsi="Arial"/>
@@ -21783,7 +21783,7 @@
             <w:pPr>
               <w:spacing w:after="20" w:before="0"/>
             </w:pPr>
-            <w:hyperlink w:history="1" r:id="rIdolstf4xqn2cfq8kxyxmht">
+            <w:hyperlink w:history="1" r:id="rIdz1zxtob1s8gxrxctmw1ji">
               <w:r>
                 <w:rPr>
                   <w:rFonts w:ascii="Arial" w:cs="Arial" w:eastAsia="Arial" w:hAnsi="Arial"/>
@@ -21832,7 +21832,7 @@
               <w:spacing w:after="10" w:before="0"/>
               <w:ind w:left="120"/>
             </w:pPr>
-            <w:hyperlink w:history="1" r:id="rIdj3qdiw7vevfikgcfzn6ap">
+            <w:hyperlink w:history="1" r:id="rIdq-_myxismfbaizhkpdpam">
               <w:r>
                 <w:rPr>
                   <w:rFonts w:ascii="Arial" w:cs="Arial" w:eastAsia="Arial" w:hAnsi="Arial"/>
@@ -22032,7 +22032,7 @@
             <w:pPr>
               <w:spacing w:after="20" w:before="0"/>
             </w:pPr>
-            <w:hyperlink w:history="1" r:id="rId8pumfspcfiybaoldwaawb">
+            <w:hyperlink w:history="1" r:id="rIdroysccvhxvpw4yqitrjdh">
               <w:r>
                 <w:rPr>
                   <w:rFonts w:ascii="Arial" w:cs="Arial" w:eastAsia="Arial" w:hAnsi="Arial"/>
@@ -22065,7 +22065,7 @@
               <w:spacing w:after="10" w:before="0"/>
               <w:ind w:left="120"/>
             </w:pPr>
-            <w:hyperlink w:history="1" r:id="rIdfoofcira6bhm1_7ipnttz">
+            <w:hyperlink w:history="1" r:id="rIds_1oufyg-knjs7ntgg2rw">
               <w:r>
                 <w:rPr>
                   <w:rFonts w:ascii="Arial" w:cs="Arial" w:eastAsia="Arial" w:hAnsi="Arial"/>
@@ -22110,7 +22110,7 @@
             <w:pPr>
               <w:spacing w:after="20" w:before="0"/>
             </w:pPr>
-            <w:hyperlink w:history="1" r:id="rIdlqtlgpotalbcw3fk-eo1i">
+            <w:hyperlink w:history="1" r:id="rId_ibeb3wrtoldipvyzedqy">
               <w:r>
                 <w:rPr>
                   <w:rFonts w:ascii="Arial" w:cs="Arial" w:eastAsia="Arial" w:hAnsi="Arial"/>
@@ -22159,7 +22159,7 @@
               <w:spacing w:after="10" w:before="0"/>
               <w:ind w:left="120"/>
             </w:pPr>
-            <w:hyperlink w:history="1" r:id="rIdp5nyqvf-st9njgfwzpni_">
+            <w:hyperlink w:history="1" r:id="rIdstbrbj4u_fkll5m3grq05">
               <w:r>
                 <w:rPr>
                   <w:rFonts w:ascii="Arial" w:cs="Arial" w:eastAsia="Arial" w:hAnsi="Arial"/>
@@ -22359,7 +22359,7 @@
             <w:pPr>
               <w:spacing w:after="20" w:before="0"/>
             </w:pPr>
-            <w:hyperlink w:history="1" r:id="rId6xzqq_yyir-3qti8dt1zv">
+            <w:hyperlink w:history="1" r:id="rIdgcpn-y87odzq2ms85thmb">
               <w:r>
                 <w:rPr>
                   <w:rFonts w:ascii="Arial" w:cs="Arial" w:eastAsia="Arial" w:hAnsi="Arial"/>
@@ -22408,7 +22408,7 @@
               <w:spacing w:after="10" w:before="0"/>
               <w:ind w:left="120"/>
             </w:pPr>
-            <w:hyperlink w:history="1" r:id="rIdzshsudycxbyp6dz-92s6a">
+            <w:hyperlink w:history="1" r:id="rId43spes840ivssmkftxq7v">
               <w:r>
                 <w:rPr>
                   <w:rFonts w:ascii="Arial" w:cs="Arial" w:eastAsia="Arial" w:hAnsi="Arial"/>
@@ -22453,7 +22453,7 @@
             <w:pPr>
               <w:spacing w:after="20" w:before="0"/>
             </w:pPr>
-            <w:hyperlink w:history="1" r:id="rIdvqw8hsyyymtt9j1dpobde">
+            <w:hyperlink w:history="1" r:id="rIdrzdjxwxw-ga7byl2pz4yz">
               <w:r>
                 <w:rPr>
                   <w:rFonts w:ascii="Arial" w:cs="Arial" w:eastAsia="Arial" w:hAnsi="Arial"/>
@@ -22502,7 +22502,7 @@
               <w:spacing w:after="10" w:before="0"/>
               <w:ind w:left="120"/>
             </w:pPr>
-            <w:hyperlink w:history="1" r:id="rIdtaniv2hiily63hxid6uri">
+            <w:hyperlink w:history="1" r:id="rId-ol2lggaunn6-pxjyo0dc">
               <w:r>
                 <w:rPr>
                   <w:rFonts w:ascii="Arial" w:cs="Arial" w:eastAsia="Arial" w:hAnsi="Arial"/>
@@ -23027,7 +23027,7 @@
         </w:rPr>
         <w:t xml:space="preserve">© 2026 SeaVuria and ARES. Aligned with KICD objectives. Developed by SeaVuria; technical implementation by ARES (with AI assistance from Claude). Licensed under </w:t>
       </w:r>
-      <w:hyperlink w:history="1" r:id="rId8pe97eaawgjoqmlun_gqg">
+      <w:hyperlink w:history="1" r:id="rId1hmug1k9nwufrrgg2y08k">
         <w:r>
           <w:rPr>
             <w:rFonts w:ascii="Arial" w:cs="Arial" w:eastAsia="Arial" w:hAnsi="Arial"/>
@@ -23048,7 +23048,7 @@
         </w:rPr>
         <w:t xml:space="preserve"> (</w:t>
       </w:r>
-      <w:hyperlink w:history="1" r:id="rIdjwvt0-jdq3i9rcvppn-_n">
+      <w:hyperlink w:history="1" r:id="rIdm5vwxqrxas8kw9efikzhl">
         <w:r>
           <w:rPr>
             <w:rFonts w:ascii="Arial" w:cs="Arial" w:eastAsia="Arial" w:hAnsi="Arial"/>
@@ -24088,7 +24088,7 @@
             <w:pPr>
               <w:spacing w:after="20" w:before="0"/>
             </w:pPr>
-            <w:hyperlink w:history="1" r:id="rIdbol7uxyu6rtrkb5wck_uz">
+            <w:hyperlink w:history="1" r:id="rIdcozpzx5aro0ppjx_zqm7n">
               <w:r>
                 <w:rPr>
                   <w:rFonts w:ascii="Arial" w:cs="Arial" w:eastAsia="Arial" w:hAnsi="Arial"/>
@@ -24121,7 +24121,7 @@
               <w:spacing w:after="10" w:before="0"/>
               <w:ind w:left="120"/>
             </w:pPr>
-            <w:hyperlink w:history="1" r:id="rIdp7zivmwxrbyd_pkhilmzz">
+            <w:hyperlink w:history="1" r:id="rIddvpw8zfzmnu3lq5vkecbv">
               <w:r>
                 <w:rPr>
                   <w:rFonts w:ascii="Arial" w:cs="Arial" w:eastAsia="Arial" w:hAnsi="Arial"/>
@@ -24166,7 +24166,7 @@
             <w:pPr>
               <w:spacing w:after="20" w:before="0"/>
             </w:pPr>
-            <w:hyperlink w:history="1" r:id="rId6lpq8pobr4ovoqic3gquw">
+            <w:hyperlink w:history="1" r:id="rIdecexyn6-fpw43emzwlf9w">
               <w:r>
                 <w:rPr>
                   <w:rFonts w:ascii="Arial" w:cs="Arial" w:eastAsia="Arial" w:hAnsi="Arial"/>
@@ -24199,7 +24199,7 @@
               <w:spacing w:after="10" w:before="0"/>
               <w:ind w:left="120"/>
             </w:pPr>
-            <w:hyperlink w:history="1" r:id="rId5ewr4eyppnfjwkfgayo64">
+            <w:hyperlink w:history="1" r:id="rIdeuariepe08hambkqmdtxa">
               <w:r>
                 <w:rPr>
                   <w:rFonts w:ascii="Arial" w:cs="Arial" w:eastAsia="Arial" w:hAnsi="Arial"/>
@@ -24399,7 +24399,7 @@
             <w:pPr>
               <w:spacing w:after="20" w:before="0"/>
             </w:pPr>
-            <w:hyperlink w:history="1" r:id="rIdvt9xnktg68sjr95-scqts">
+            <w:hyperlink w:history="1" r:id="rId1kso367j8mpxsuc35vdns">
               <w:r>
                 <w:rPr>
                   <w:rFonts w:ascii="Arial" w:cs="Arial" w:eastAsia="Arial" w:hAnsi="Arial"/>
@@ -24432,7 +24432,7 @@
               <w:spacing w:after="10" w:before="0"/>
               <w:ind w:left="120"/>
             </w:pPr>
-            <w:hyperlink w:history="1" r:id="rId7xaturiomufeceha7cmsl">
+            <w:hyperlink w:history="1" r:id="rIdm2zoailkpeexnw40sybix">
               <w:r>
                 <w:rPr>
                   <w:rFonts w:ascii="Arial" w:cs="Arial" w:eastAsia="Arial" w:hAnsi="Arial"/>
@@ -24477,7 +24477,7 @@
             <w:pPr>
               <w:spacing w:after="20" w:before="0"/>
             </w:pPr>
-            <w:hyperlink w:history="1" r:id="rIdr06-h2m_cfh6k7b1csjmo">
+            <w:hyperlink w:history="1" r:id="rIdcpuzczmu5yr7fi184fkiv">
               <w:r>
                 <w:rPr>
                   <w:rFonts w:ascii="Arial" w:cs="Arial" w:eastAsia="Arial" w:hAnsi="Arial"/>
@@ -24510,7 +24510,7 @@
               <w:spacing w:after="10" w:before="0"/>
               <w:ind w:left="120"/>
             </w:pPr>
-            <w:hyperlink w:history="1" r:id="rIdqydbnjzsgvhtb-ejwkhlc">
+            <w:hyperlink w:history="1" r:id="rIdtq5yjdaqefinfnxaq6x8f">
               <w:r>
                 <w:rPr>
                   <w:rFonts w:ascii="Arial" w:cs="Arial" w:eastAsia="Arial" w:hAnsi="Arial"/>
@@ -24710,7 +24710,7 @@
             <w:pPr>
               <w:spacing w:after="20" w:before="0"/>
             </w:pPr>
-            <w:hyperlink w:history="1" r:id="rIdadokijaxt-xvbu79wehk9">
+            <w:hyperlink w:history="1" r:id="rId3wnk6chveb308askzcqsj">
               <w:r>
                 <w:rPr>
                   <w:rFonts w:ascii="Arial" w:cs="Arial" w:eastAsia="Arial" w:hAnsi="Arial"/>
@@ -24743,7 +24743,7 @@
               <w:spacing w:after="10" w:before="0"/>
               <w:ind w:left="120"/>
             </w:pPr>
-            <w:hyperlink w:history="1" r:id="rIdpqbvcqkhrpmwejguylibf">
+            <w:hyperlink w:history="1" r:id="rIdjmy2kszqjq1wxbqhwh7xi">
               <w:r>
                 <w:rPr>
                   <w:rFonts w:ascii="Arial" w:cs="Arial" w:eastAsia="Arial" w:hAnsi="Arial"/>
@@ -24788,7 +24788,7 @@
             <w:pPr>
               <w:spacing w:after="20" w:before="0"/>
             </w:pPr>
-            <w:hyperlink w:history="1" r:id="rIdobpkwshdelrtxbkkbwcnz">
+            <w:hyperlink w:history="1" r:id="rIdxocunkvuq6k-q8-demd9p">
               <w:r>
                 <w:rPr>
                   <w:rFonts w:ascii="Arial" w:cs="Arial" w:eastAsia="Arial" w:hAnsi="Arial"/>
@@ -24821,7 +24821,7 @@
               <w:spacing w:after="10" w:before="0"/>
               <w:ind w:left="120"/>
             </w:pPr>
-            <w:hyperlink w:history="1" r:id="rIdvr58ppfisixcltkggup_l">
+            <w:hyperlink w:history="1" r:id="rIdtloxk_be5xmgwgzgs8o9b">
               <w:r>
                 <w:rPr>
                   <w:rFonts w:ascii="Arial" w:cs="Arial" w:eastAsia="Arial" w:hAnsi="Arial"/>
@@ -25021,7 +25021,7 @@
             <w:pPr>
               <w:spacing w:after="20" w:before="0"/>
             </w:pPr>
-            <w:hyperlink w:history="1" r:id="rIdp99odb049lgr-vwvbydsq">
+            <w:hyperlink w:history="1" r:id="rIdmia94aw7inzpxyfz9sp0y">
               <w:r>
                 <w:rPr>
                   <w:rFonts w:ascii="Arial" w:cs="Arial" w:eastAsia="Arial" w:hAnsi="Arial"/>
@@ -25054,7 +25054,7 @@
               <w:spacing w:after="10" w:before="0"/>
               <w:ind w:left="120"/>
             </w:pPr>
-            <w:hyperlink w:history="1" r:id="rIdtjjlx9rxitd8kx39snkuq">
+            <w:hyperlink w:history="1" r:id="rIds_dgvqpiysllmzwgshfz_">
               <w:r>
                 <w:rPr>
                   <w:rFonts w:ascii="Arial" w:cs="Arial" w:eastAsia="Arial" w:hAnsi="Arial"/>
@@ -25099,7 +25099,7 @@
             <w:pPr>
               <w:spacing w:after="20" w:before="0"/>
             </w:pPr>
-            <w:hyperlink w:history="1" r:id="rId_vb_iiectnpldk8dgrial">
+            <w:hyperlink w:history="1" r:id="rId0ggpgoj5-0jf8b2axgwsr">
               <w:r>
                 <w:rPr>
                   <w:rFonts w:ascii="Arial" w:cs="Arial" w:eastAsia="Arial" w:hAnsi="Arial"/>
@@ -25132,7 +25132,7 @@
               <w:spacing w:after="10" w:before="0"/>
               <w:ind w:left="120"/>
             </w:pPr>
-            <w:hyperlink w:history="1" r:id="rId0lras8md2xdhyxvrercqq">
+            <w:hyperlink w:history="1" r:id="rIdgq0juqqyzgwzztnsgzbkr">
               <w:r>
                 <w:rPr>
                   <w:rFonts w:ascii="Arial" w:cs="Arial" w:eastAsia="Arial" w:hAnsi="Arial"/>
@@ -25332,7 +25332,7 @@
             <w:pPr>
               <w:spacing w:after="20" w:before="0"/>
             </w:pPr>
-            <w:hyperlink w:history="1" r:id="rIdftnd4u2shw0yecwg7adjm">
+            <w:hyperlink w:history="1" r:id="rIdmevt88a3v-7-quaevnn51">
               <w:r>
                 <w:rPr>
                   <w:rFonts w:ascii="Arial" w:cs="Arial" w:eastAsia="Arial" w:hAnsi="Arial"/>
@@ -25365,7 +25365,7 @@
               <w:spacing w:after="10" w:before="0"/>
               <w:ind w:left="120"/>
             </w:pPr>
-            <w:hyperlink w:history="1" r:id="rIdy2w32_pdhxp-9p67mtree">
+            <w:hyperlink w:history="1" r:id="rIdwdv82uploe3wp6yqnde-6">
               <w:r>
                 <w:rPr>
                   <w:rFonts w:ascii="Arial" w:cs="Arial" w:eastAsia="Arial" w:hAnsi="Arial"/>
@@ -25410,7 +25410,7 @@
             <w:pPr>
               <w:spacing w:after="20" w:before="0"/>
             </w:pPr>
-            <w:hyperlink w:history="1" r:id="rId5xoya9lummc6xeadgeui7">
+            <w:hyperlink w:history="1" r:id="rIdsnovhtrw8ry8kfn__yhq0">
               <w:r>
                 <w:rPr>
                   <w:rFonts w:ascii="Arial" w:cs="Arial" w:eastAsia="Arial" w:hAnsi="Arial"/>
@@ -25443,7 +25443,7 @@
               <w:spacing w:after="10" w:before="0"/>
               <w:ind w:left="120"/>
             </w:pPr>
-            <w:hyperlink w:history="1" r:id="rIdhtu4uraay1ncpxinb0j5s">
+            <w:hyperlink w:history="1" r:id="rIdfkuprzznrdjkhlbeeh3yn">
               <w:r>
                 <w:rPr>
                   <w:rFonts w:ascii="Arial" w:cs="Arial" w:eastAsia="Arial" w:hAnsi="Arial"/>
@@ -25968,7 +25968,7 @@
         </w:rPr>
         <w:t xml:space="preserve">© 2026 SeaVuria and ARES. Aligned with KICD objectives. Developed by SeaVuria; technical implementation by ARES (with AI assistance from Claude). Licensed under </w:t>
       </w:r>
-      <w:hyperlink w:history="1" r:id="rId7yqs4birzbphepifj6mgu">
+      <w:hyperlink w:history="1" r:id="rIdlrto6c0ev04qvwcxn-jwu">
         <w:r>
           <w:rPr>
             <w:rFonts w:ascii="Arial" w:cs="Arial" w:eastAsia="Arial" w:hAnsi="Arial"/>
@@ -25989,7 +25989,7 @@
         </w:rPr>
         <w:t xml:space="preserve"> (</w:t>
       </w:r>
-      <w:hyperlink w:history="1" r:id="rIdy-zkrhbbbxn64a-lspsrc">
+      <w:hyperlink w:history="1" r:id="rIdmii8rajp91ci8b-6_zudo">
         <w:r>
           <w:rPr>
             <w:rFonts w:ascii="Arial" w:cs="Arial" w:eastAsia="Arial" w:hAnsi="Arial"/>
